--- a/paper.docx
+++ b/paper.docx
@@ -7,7 +7,79 @@
         <w:pStyle w:val="Title"/>
       </w:pPr>
       <w:r>
-        <w:t xml:space="preserve">Mitigating Institutional Amnesia: A Design Science Framework for Socio-Technical Query Governance in Healthcare</w:t>
+        <w:t xml:space="preserve">Mitigating</w:t>
+      </w:r>
+      <w:r>
+        <w:t xml:space="preserve"> </w:t>
+      </w:r>
+      <w:r>
+        <w:t xml:space="preserve">Institutional</w:t>
+      </w:r>
+      <w:r>
+        <w:t xml:space="preserve"> </w:t>
+      </w:r>
+      <w:r>
+        <w:t xml:space="preserve">Amnesia:</w:t>
+      </w:r>
+      <w:r>
+        <w:t xml:space="preserve"> </w:t>
+      </w:r>
+      <w:r>
+        <w:t xml:space="preserve">A</w:t>
+      </w:r>
+      <w:r>
+        <w:t xml:space="preserve"> </w:t>
+      </w:r>
+      <w:r>
+        <w:t xml:space="preserve">Design</w:t>
+      </w:r>
+      <w:r>
+        <w:t xml:space="preserve"> </w:t>
+      </w:r>
+      <w:r>
+        <w:t xml:space="preserve">Science</w:t>
+      </w:r>
+      <w:r>
+        <w:t xml:space="preserve"> </w:t>
+      </w:r>
+      <w:r>
+        <w:t xml:space="preserve">Framework</w:t>
+      </w:r>
+      <w:r>
+        <w:t xml:space="preserve"> </w:t>
+      </w:r>
+      <w:r>
+        <w:t xml:space="preserve">for</w:t>
+      </w:r>
+      <w:r>
+        <w:t xml:space="preserve"> </w:t>
+      </w:r>
+      <w:r>
+        <w:t xml:space="preserve">Socio-Technical</w:t>
+      </w:r>
+      <w:r>
+        <w:t xml:space="preserve"> </w:t>
+      </w:r>
+      <w:r>
+        <w:t xml:space="preserve">Query</w:t>
+      </w:r>
+      <w:r>
+        <w:t xml:space="preserve"> </w:t>
+      </w:r>
+      <w:r>
+        <w:t xml:space="preserve">Governance</w:t>
+      </w:r>
+      <w:r>
+        <w:t xml:space="preserve"> </w:t>
+      </w:r>
+      <w:r>
+        <w:t xml:space="preserve">in</w:t>
+      </w:r>
+      <w:r>
+        <w:t xml:space="preserve"> </w:t>
+      </w:r>
+      <w:r>
+        <w:t xml:space="preserve">Healthcare</w:t>
       </w:r>
     </w:p>
     <w:p>
@@ -15,7 +87,31 @@
         <w:pStyle w:val="Author"/>
       </w:pPr>
       <w:r>
-        <w:t xml:space="preserve">Samuel T Harrold, Yuimedi, Inc.</w:t>
+        <w:t xml:space="preserve">Samuel</w:t>
+      </w:r>
+      <w:r>
+        <w:t xml:space="preserve"> </w:t>
+      </w:r>
+      <w:r>
+        <w:t xml:space="preserve">T</w:t>
+      </w:r>
+      <w:r>
+        <w:t xml:space="preserve"> </w:t>
+      </w:r>
+      <w:r>
+        <w:t xml:space="preserve">Harrold,</w:t>
+      </w:r>
+      <w:r>
+        <w:t xml:space="preserve"> </w:t>
+      </w:r>
+      <w:r>
+        <w:t xml:space="preserve">Yuimedi,</w:t>
+      </w:r>
+      <w:r>
+        <w:t xml:space="preserve"> </w:t>
+      </w:r>
+      <w:r>
+        <w:t xml:space="preserve">Inc.</w:t>
       </w:r>
     </w:p>
     <w:p>
@@ -23,7 +119,13 @@
         <w:pStyle w:val="Date"/>
       </w:pPr>
       <w:r>
-        <w:t xml:space="preserve">January 2026</w:t>
+        <w:t xml:space="preserve">January</w:t>
+      </w:r>
+      <w:r>
+        <w:t xml:space="preserve"> </w:t>
+      </w:r>
+      <w:r>
+        <w:t xml:space="preserve">2026</w:t>
       </w:r>
     </w:p>
     <w:p>
@@ -39,31 +141,535 @@
         <w:pStyle w:val="Abstract"/>
       </w:pPr>
       <w:r>
-        <w:t xml:space="preserve">Healthcare organizations face a</w:t>
-      </w:r>
-      <w:r>
-        <w:t xml:space="preserve"> </w:t>
-      </w:r>
-      <w:r>
-        <w:t xml:space="preserve">“Triple Threat”</w:t>
-      </w:r>
-      <w:r>
-        <w:t xml:space="preserve"> </w:t>
-      </w:r>
-      <w:r>
-        <w:t xml:space="preserve">of low analytics maturity, high workforce instability, and semantic technical barriers that together produce a crisis of</w:t>
-      </w:r>
-      <w:r>
-        <w:t xml:space="preserve"> </w:t>
-      </w:r>
-      <w:r>
-        <w:t xml:space="preserve">“Institutional Amnesia.”</w:t>
-      </w:r>
-      <w:r>
-        <w:t xml:space="preserve"> </w:t>
-      </w:r>
-      <w:r>
-        <w:t xml:space="preserve">Recent data underscores the severity: 53% of healthcare CIOs have held their roles for less than three years, and 55% of informatics specialists intend to leave their positions. This churn systematically erases the tacit knowledge required to navigate complex clinical data schemas, trapping organizations in a cycle of low maturity where the rate of knowledge loss exceeds the rate of knowledge capture.</w:t>
+        <w:t xml:space="preserve">Healthcare</w:t>
+      </w:r>
+      <w:r>
+        <w:t xml:space="preserve"> </w:t>
+      </w:r>
+      <w:r>
+        <w:t xml:space="preserve">organizations</w:t>
+      </w:r>
+      <w:r>
+        <w:t xml:space="preserve"> </w:t>
+      </w:r>
+      <w:r>
+        <w:t xml:space="preserve">face</w:t>
+      </w:r>
+      <w:r>
+        <w:t xml:space="preserve"> </w:t>
+      </w:r>
+      <w:r>
+        <w:t xml:space="preserve">a</w:t>
+      </w:r>
+      <w:r>
+        <w:t xml:space="preserve"> </w:t>
+      </w:r>
+      <w:r>
+        <w:t xml:space="preserve">“</w:t>
+      </w:r>
+      <w:r>
+        <w:t xml:space="preserve">Triple</w:t>
+      </w:r>
+      <w:r>
+        <w:t xml:space="preserve"> </w:t>
+      </w:r>
+      <w:r>
+        <w:t xml:space="preserve">Threat</w:t>
+      </w:r>
+      <w:r>
+        <w:t xml:space="preserve">”</w:t>
+      </w:r>
+      <w:r>
+        <w:t xml:space="preserve"> </w:t>
+      </w:r>
+      <w:r>
+        <w:t xml:space="preserve">of</w:t>
+      </w:r>
+      <w:r>
+        <w:t xml:space="preserve"> </w:t>
+      </w:r>
+      <w:r>
+        <w:t xml:space="preserve">low</w:t>
+      </w:r>
+      <w:r>
+        <w:t xml:space="preserve"> </w:t>
+      </w:r>
+      <w:r>
+        <w:t xml:space="preserve">analytics</w:t>
+      </w:r>
+      <w:r>
+        <w:t xml:space="preserve"> </w:t>
+      </w:r>
+      <w:r>
+        <w:t xml:space="preserve">maturity,</w:t>
+      </w:r>
+      <w:r>
+        <w:t xml:space="preserve"> </w:t>
+      </w:r>
+      <w:r>
+        <w:t xml:space="preserve">high</w:t>
+      </w:r>
+      <w:r>
+        <w:t xml:space="preserve"> </w:t>
+      </w:r>
+      <w:r>
+        <w:t xml:space="preserve">workforce</w:t>
+      </w:r>
+      <w:r>
+        <w:t xml:space="preserve"> </w:t>
+      </w:r>
+      <w:r>
+        <w:t xml:space="preserve">instability,</w:t>
+      </w:r>
+      <w:r>
+        <w:t xml:space="preserve"> </w:t>
+      </w:r>
+      <w:r>
+        <w:t xml:space="preserve">and</w:t>
+      </w:r>
+      <w:r>
+        <w:t xml:space="preserve"> </w:t>
+      </w:r>
+      <w:r>
+        <w:t xml:space="preserve">semantic</w:t>
+      </w:r>
+      <w:r>
+        <w:t xml:space="preserve"> </w:t>
+      </w:r>
+      <w:r>
+        <w:t xml:space="preserve">technical</w:t>
+      </w:r>
+      <w:r>
+        <w:t xml:space="preserve"> </w:t>
+      </w:r>
+      <w:r>
+        <w:t xml:space="preserve">barriers</w:t>
+      </w:r>
+      <w:r>
+        <w:t xml:space="preserve"> </w:t>
+      </w:r>
+      <w:r>
+        <w:t xml:space="preserve">that</w:t>
+      </w:r>
+      <w:r>
+        <w:t xml:space="preserve"> </w:t>
+      </w:r>
+      <w:r>
+        <w:t xml:space="preserve">together</w:t>
+      </w:r>
+      <w:r>
+        <w:t xml:space="preserve"> </w:t>
+      </w:r>
+      <w:r>
+        <w:t xml:space="preserve">produce</w:t>
+      </w:r>
+      <w:r>
+        <w:t xml:space="preserve"> </w:t>
+      </w:r>
+      <w:r>
+        <w:t xml:space="preserve">a</w:t>
+      </w:r>
+      <w:r>
+        <w:t xml:space="preserve"> </w:t>
+      </w:r>
+      <w:r>
+        <w:t xml:space="preserve">crisis</w:t>
+      </w:r>
+      <w:r>
+        <w:t xml:space="preserve"> </w:t>
+      </w:r>
+      <w:r>
+        <w:t xml:space="preserve">of</w:t>
+      </w:r>
+      <w:r>
+        <w:t xml:space="preserve"> </w:t>
+      </w:r>
+      <w:r>
+        <w:t xml:space="preserve">“</w:t>
+      </w:r>
+      <w:r>
+        <w:t xml:space="preserve">Institutional</w:t>
+      </w:r>
+      <w:r>
+        <w:t xml:space="preserve"> </w:t>
+      </w:r>
+      <w:r>
+        <w:t xml:space="preserve">Amnesia.</w:t>
+      </w:r>
+      <w:r>
+        <w:t xml:space="preserve">”</w:t>
+      </w:r>
+      <w:r>
+        <w:t xml:space="preserve"> </w:t>
+      </w:r>
+      <w:r>
+        <w:t xml:space="preserve">Recent</w:t>
+      </w:r>
+      <w:r>
+        <w:t xml:space="preserve"> </w:t>
+      </w:r>
+      <w:r>
+        <w:t xml:space="preserve">data</w:t>
+      </w:r>
+      <w:r>
+        <w:t xml:space="preserve"> </w:t>
+      </w:r>
+      <w:r>
+        <w:t xml:space="preserve">underscores</w:t>
+      </w:r>
+      <w:r>
+        <w:t xml:space="preserve"> </w:t>
+      </w:r>
+      <w:r>
+        <w:t xml:space="preserve">the</w:t>
+      </w:r>
+      <w:r>
+        <w:t xml:space="preserve"> </w:t>
+      </w:r>
+      <w:r>
+        <w:t xml:space="preserve">severity:</w:t>
+      </w:r>
+      <w:r>
+        <w:t xml:space="preserve"> </w:t>
+      </w:r>
+      <w:r>
+        <w:t xml:space="preserve">53%</w:t>
+      </w:r>
+      <w:r>
+        <w:t xml:space="preserve"> </w:t>
+      </w:r>
+      <w:r>
+        <w:t xml:space="preserve">of</w:t>
+      </w:r>
+      <w:r>
+        <w:t xml:space="preserve"> </w:t>
+      </w:r>
+      <w:r>
+        <w:t xml:space="preserve">healthcare</w:t>
+      </w:r>
+      <w:r>
+        <w:t xml:space="preserve"> </w:t>
+      </w:r>
+      <w:r>
+        <w:t xml:space="preserve">CIOs</w:t>
+      </w:r>
+      <w:r>
+        <w:t xml:space="preserve"> </w:t>
+      </w:r>
+      <w:r>
+        <w:t xml:space="preserve">have</w:t>
+      </w:r>
+      <w:r>
+        <w:t xml:space="preserve"> </w:t>
+      </w:r>
+      <w:r>
+        <w:t xml:space="preserve">held</w:t>
+      </w:r>
+      <w:r>
+        <w:t xml:space="preserve"> </w:t>
+      </w:r>
+      <w:r>
+        <w:t xml:space="preserve">their</w:t>
+      </w:r>
+      <w:r>
+        <w:t xml:space="preserve"> </w:t>
+      </w:r>
+      <w:r>
+        <w:t xml:space="preserve">roles</w:t>
+      </w:r>
+      <w:r>
+        <w:t xml:space="preserve"> </w:t>
+      </w:r>
+      <w:r>
+        <w:t xml:space="preserve">for</w:t>
+      </w:r>
+      <w:r>
+        <w:t xml:space="preserve"> </w:t>
+      </w:r>
+      <w:r>
+        <w:t xml:space="preserve">less</w:t>
+      </w:r>
+      <w:r>
+        <w:t xml:space="preserve"> </w:t>
+      </w:r>
+      <w:r>
+        <w:t xml:space="preserve">than</w:t>
+      </w:r>
+      <w:r>
+        <w:t xml:space="preserve"> </w:t>
+      </w:r>
+      <w:r>
+        <w:t xml:space="preserve">three</w:t>
+      </w:r>
+      <w:r>
+        <w:t xml:space="preserve"> </w:t>
+      </w:r>
+      <w:r>
+        <w:t xml:space="preserve">years,</w:t>
+      </w:r>
+      <w:r>
+        <w:t xml:space="preserve"> </w:t>
+      </w:r>
+      <w:r>
+        <w:t xml:space="preserve">and</w:t>
+      </w:r>
+      <w:r>
+        <w:t xml:space="preserve"> </w:t>
+      </w:r>
+      <w:r>
+        <w:t xml:space="preserve">55%</w:t>
+      </w:r>
+      <w:r>
+        <w:t xml:space="preserve"> </w:t>
+      </w:r>
+      <w:r>
+        <w:t xml:space="preserve">of</w:t>
+      </w:r>
+      <w:r>
+        <w:t xml:space="preserve"> </w:t>
+      </w:r>
+      <w:r>
+        <w:t xml:space="preserve">informatics</w:t>
+      </w:r>
+      <w:r>
+        <w:t xml:space="preserve"> </w:t>
+      </w:r>
+      <w:r>
+        <w:t xml:space="preserve">specialists</w:t>
+      </w:r>
+      <w:r>
+        <w:t xml:space="preserve"> </w:t>
+      </w:r>
+      <w:r>
+        <w:t xml:space="preserve">intend</w:t>
+      </w:r>
+      <w:r>
+        <w:t xml:space="preserve"> </w:t>
+      </w:r>
+      <w:r>
+        <w:t xml:space="preserve">to</w:t>
+      </w:r>
+      <w:r>
+        <w:t xml:space="preserve"> </w:t>
+      </w:r>
+      <w:r>
+        <w:t xml:space="preserve">leave</w:t>
+      </w:r>
+      <w:r>
+        <w:t xml:space="preserve"> </w:t>
+      </w:r>
+      <w:r>
+        <w:t xml:space="preserve">their</w:t>
+      </w:r>
+      <w:r>
+        <w:t xml:space="preserve"> </w:t>
+      </w:r>
+      <w:r>
+        <w:t xml:space="preserve">positions.</w:t>
+      </w:r>
+      <w:r>
+        <w:t xml:space="preserve"> </w:t>
+      </w:r>
+      <w:r>
+        <w:t xml:space="preserve">This</w:t>
+      </w:r>
+      <w:r>
+        <w:t xml:space="preserve"> </w:t>
+      </w:r>
+      <w:r>
+        <w:t xml:space="preserve">churn</w:t>
+      </w:r>
+      <w:r>
+        <w:t xml:space="preserve"> </w:t>
+      </w:r>
+      <w:r>
+        <w:t xml:space="preserve">systematically</w:t>
+      </w:r>
+      <w:r>
+        <w:t xml:space="preserve"> </w:t>
+      </w:r>
+      <w:r>
+        <w:t xml:space="preserve">erases</w:t>
+      </w:r>
+      <w:r>
+        <w:t xml:space="preserve"> </w:t>
+      </w:r>
+      <w:r>
+        <w:t xml:space="preserve">the</w:t>
+      </w:r>
+      <w:r>
+        <w:t xml:space="preserve"> </w:t>
+      </w:r>
+      <w:r>
+        <w:t xml:space="preserve">tacit</w:t>
+      </w:r>
+      <w:r>
+        <w:t xml:space="preserve"> </w:t>
+      </w:r>
+      <w:r>
+        <w:t xml:space="preserve">knowledge</w:t>
+      </w:r>
+      <w:r>
+        <w:t xml:space="preserve"> </w:t>
+      </w:r>
+      <w:r>
+        <w:t xml:space="preserve">required</w:t>
+      </w:r>
+      <w:r>
+        <w:t xml:space="preserve"> </w:t>
+      </w:r>
+      <w:r>
+        <w:t xml:space="preserve">to</w:t>
+      </w:r>
+      <w:r>
+        <w:t xml:space="preserve"> </w:t>
+      </w:r>
+      <w:r>
+        <w:t xml:space="preserve">navigate</w:t>
+      </w:r>
+      <w:r>
+        <w:t xml:space="preserve"> </w:t>
+      </w:r>
+      <w:r>
+        <w:t xml:space="preserve">complex</w:t>
+      </w:r>
+      <w:r>
+        <w:t xml:space="preserve"> </w:t>
+      </w:r>
+      <w:r>
+        <w:t xml:space="preserve">clinical</w:t>
+      </w:r>
+      <w:r>
+        <w:t xml:space="preserve"> </w:t>
+      </w:r>
+      <w:r>
+        <w:t xml:space="preserve">data</w:t>
+      </w:r>
+      <w:r>
+        <w:t xml:space="preserve"> </w:t>
+      </w:r>
+      <w:r>
+        <w:t xml:space="preserve">schemas,</w:t>
+      </w:r>
+      <w:r>
+        <w:t xml:space="preserve"> </w:t>
+      </w:r>
+      <w:r>
+        <w:t xml:space="preserve">trapping</w:t>
+      </w:r>
+      <w:r>
+        <w:t xml:space="preserve"> </w:t>
+      </w:r>
+      <w:r>
+        <w:t xml:space="preserve">organizations</w:t>
+      </w:r>
+      <w:r>
+        <w:t xml:space="preserve"> </w:t>
+      </w:r>
+      <w:r>
+        <w:t xml:space="preserve">in</w:t>
+      </w:r>
+      <w:r>
+        <w:t xml:space="preserve"> </w:t>
+      </w:r>
+      <w:r>
+        <w:t xml:space="preserve">a</w:t>
+      </w:r>
+      <w:r>
+        <w:t xml:space="preserve"> </w:t>
+      </w:r>
+      <w:r>
+        <w:t xml:space="preserve">cycle</w:t>
+      </w:r>
+      <w:r>
+        <w:t xml:space="preserve"> </w:t>
+      </w:r>
+      <w:r>
+        <w:t xml:space="preserve">of</w:t>
+      </w:r>
+      <w:r>
+        <w:t xml:space="preserve"> </w:t>
+      </w:r>
+      <w:r>
+        <w:t xml:space="preserve">low</w:t>
+      </w:r>
+      <w:r>
+        <w:t xml:space="preserve"> </w:t>
+      </w:r>
+      <w:r>
+        <w:t xml:space="preserve">maturity</w:t>
+      </w:r>
+      <w:r>
+        <w:t xml:space="preserve"> </w:t>
+      </w:r>
+      <w:r>
+        <w:t xml:space="preserve">where</w:t>
+      </w:r>
+      <w:r>
+        <w:t xml:space="preserve"> </w:t>
+      </w:r>
+      <w:r>
+        <w:t xml:space="preserve">the</w:t>
+      </w:r>
+      <w:r>
+        <w:t xml:space="preserve"> </w:t>
+      </w:r>
+      <w:r>
+        <w:t xml:space="preserve">rate</w:t>
+      </w:r>
+      <w:r>
+        <w:t xml:space="preserve"> </w:t>
+      </w:r>
+      <w:r>
+        <w:t xml:space="preserve">of</w:t>
+      </w:r>
+      <w:r>
+        <w:t xml:space="preserve"> </w:t>
+      </w:r>
+      <w:r>
+        <w:t xml:space="preserve">knowledge</w:t>
+      </w:r>
+      <w:r>
+        <w:t xml:space="preserve"> </w:t>
+      </w:r>
+      <w:r>
+        <w:t xml:space="preserve">loss</w:t>
+      </w:r>
+      <w:r>
+        <w:t xml:space="preserve"> </w:t>
+      </w:r>
+      <w:r>
+        <w:t xml:space="preserve">exceeds</w:t>
+      </w:r>
+      <w:r>
+        <w:t xml:space="preserve"> </w:t>
+      </w:r>
+      <w:r>
+        <w:t xml:space="preserve">the</w:t>
+      </w:r>
+      <w:r>
+        <w:t xml:space="preserve"> </w:t>
+      </w:r>
+      <w:r>
+        <w:t xml:space="preserve">rate</w:t>
+      </w:r>
+      <w:r>
+        <w:t xml:space="preserve"> </w:t>
+      </w:r>
+      <w:r>
+        <w:t xml:space="preserve">of</w:t>
+      </w:r>
+      <w:r>
+        <w:t xml:space="preserve"> </w:t>
+      </w:r>
+      <w:r>
+        <w:t xml:space="preserve">knowledge</w:t>
+      </w:r>
+      <w:r>
+        <w:t xml:space="preserve"> </w:t>
+      </w:r>
+      <w:r>
+        <w:t xml:space="preserve">capture.</w:t>
       </w:r>
     </w:p>
     <w:p>
@@ -71,16 +677,430 @@
         <w:pStyle w:val="Abstract"/>
       </w:pPr>
       <w:r>
-        <w:t xml:space="preserve">Viewed through Nonaka’s SECI model of knowledge creation, the root cause is a</w:t>
-      </w:r>
-      <w:r>
-        <w:t xml:space="preserve"> </w:t>
-      </w:r>
-      <w:r>
-        <w:t xml:space="preserve">“Socialization Failure”</w:t>
-      </w:r>
-      <w:r>
-        <w:t xml:space="preserve">: high turnover fractures the social networks required for mentorship, rendering the traditional apprenticeship model of informatics unsustainable. To address this failure, we employ a Design Science Research (DSR) approach, synthesizing evidence from healthcare informatics, knowledge management, and natural language processing (2024-2025 workforce and NL2SQL literature) to develop a socio-technical framework called Human-in-the-Loop Semantic Governance (HiL-SG).</w:t>
+        <w:t xml:space="preserve">Viewed</w:t>
+      </w:r>
+      <w:r>
+        <w:t xml:space="preserve"> </w:t>
+      </w:r>
+      <w:r>
+        <w:t xml:space="preserve">through</w:t>
+      </w:r>
+      <w:r>
+        <w:t xml:space="preserve"> </w:t>
+      </w:r>
+      <w:r>
+        <w:t xml:space="preserve">Nonaka’s</w:t>
+      </w:r>
+      <w:r>
+        <w:t xml:space="preserve"> </w:t>
+      </w:r>
+      <w:r>
+        <w:t xml:space="preserve">SECI</w:t>
+      </w:r>
+      <w:r>
+        <w:t xml:space="preserve"> </w:t>
+      </w:r>
+      <w:r>
+        <w:t xml:space="preserve">model</w:t>
+      </w:r>
+      <w:r>
+        <w:t xml:space="preserve"> </w:t>
+      </w:r>
+      <w:r>
+        <w:t xml:space="preserve">of</w:t>
+      </w:r>
+      <w:r>
+        <w:t xml:space="preserve"> </w:t>
+      </w:r>
+      <w:r>
+        <w:t xml:space="preserve">knowledge</w:t>
+      </w:r>
+      <w:r>
+        <w:t xml:space="preserve"> </w:t>
+      </w:r>
+      <w:r>
+        <w:t xml:space="preserve">creation,</w:t>
+      </w:r>
+      <w:r>
+        <w:t xml:space="preserve"> </w:t>
+      </w:r>
+      <w:r>
+        <w:t xml:space="preserve">the</w:t>
+      </w:r>
+      <w:r>
+        <w:t xml:space="preserve"> </w:t>
+      </w:r>
+      <w:r>
+        <w:t xml:space="preserve">root</w:t>
+      </w:r>
+      <w:r>
+        <w:t xml:space="preserve"> </w:t>
+      </w:r>
+      <w:r>
+        <w:t xml:space="preserve">cause</w:t>
+      </w:r>
+      <w:r>
+        <w:t xml:space="preserve"> </w:t>
+      </w:r>
+      <w:r>
+        <w:t xml:space="preserve">is</w:t>
+      </w:r>
+      <w:r>
+        <w:t xml:space="preserve"> </w:t>
+      </w:r>
+      <w:r>
+        <w:t xml:space="preserve">a</w:t>
+      </w:r>
+      <w:r>
+        <w:t xml:space="preserve"> </w:t>
+      </w:r>
+      <w:r>
+        <w:t xml:space="preserve">“</w:t>
+      </w:r>
+      <w:r>
+        <w:t xml:space="preserve">Socialization</w:t>
+      </w:r>
+      <w:r>
+        <w:t xml:space="preserve"> </w:t>
+      </w:r>
+      <w:r>
+        <w:t xml:space="preserve">Failure</w:t>
+      </w:r>
+      <w:r>
+        <w:t xml:space="preserve">”</w:t>
+      </w:r>
+      <w:r>
+        <w:t xml:space="preserve">:</w:t>
+      </w:r>
+      <w:r>
+        <w:t xml:space="preserve"> </w:t>
+      </w:r>
+      <w:r>
+        <w:t xml:space="preserve">high</w:t>
+      </w:r>
+      <w:r>
+        <w:t xml:space="preserve"> </w:t>
+      </w:r>
+      <w:r>
+        <w:t xml:space="preserve">turnover</w:t>
+      </w:r>
+      <w:r>
+        <w:t xml:space="preserve"> </w:t>
+      </w:r>
+      <w:r>
+        <w:t xml:space="preserve">fractures</w:t>
+      </w:r>
+      <w:r>
+        <w:t xml:space="preserve"> </w:t>
+      </w:r>
+      <w:r>
+        <w:t xml:space="preserve">the</w:t>
+      </w:r>
+      <w:r>
+        <w:t xml:space="preserve"> </w:t>
+      </w:r>
+      <w:r>
+        <w:t xml:space="preserve">social</w:t>
+      </w:r>
+      <w:r>
+        <w:t xml:space="preserve"> </w:t>
+      </w:r>
+      <w:r>
+        <w:t xml:space="preserve">networks</w:t>
+      </w:r>
+      <w:r>
+        <w:t xml:space="preserve"> </w:t>
+      </w:r>
+      <w:r>
+        <w:t xml:space="preserve">required</w:t>
+      </w:r>
+      <w:r>
+        <w:t xml:space="preserve"> </w:t>
+      </w:r>
+      <w:r>
+        <w:t xml:space="preserve">for</w:t>
+      </w:r>
+      <w:r>
+        <w:t xml:space="preserve"> </w:t>
+      </w:r>
+      <w:r>
+        <w:t xml:space="preserve">mentorship,</w:t>
+      </w:r>
+      <w:r>
+        <w:t xml:space="preserve"> </w:t>
+      </w:r>
+      <w:r>
+        <w:t xml:space="preserve">rendering</w:t>
+      </w:r>
+      <w:r>
+        <w:t xml:space="preserve"> </w:t>
+      </w:r>
+      <w:r>
+        <w:t xml:space="preserve">the</w:t>
+      </w:r>
+      <w:r>
+        <w:t xml:space="preserve"> </w:t>
+      </w:r>
+      <w:r>
+        <w:t xml:space="preserve">traditional</w:t>
+      </w:r>
+      <w:r>
+        <w:t xml:space="preserve"> </w:t>
+      </w:r>
+      <w:r>
+        <w:t xml:space="preserve">apprenticeship</w:t>
+      </w:r>
+      <w:r>
+        <w:t xml:space="preserve"> </w:t>
+      </w:r>
+      <w:r>
+        <w:t xml:space="preserve">model</w:t>
+      </w:r>
+      <w:r>
+        <w:t xml:space="preserve"> </w:t>
+      </w:r>
+      <w:r>
+        <w:t xml:space="preserve">of</w:t>
+      </w:r>
+      <w:r>
+        <w:t xml:space="preserve"> </w:t>
+      </w:r>
+      <w:r>
+        <w:t xml:space="preserve">informatics</w:t>
+      </w:r>
+      <w:r>
+        <w:t xml:space="preserve"> </w:t>
+      </w:r>
+      <w:r>
+        <w:t xml:space="preserve">unsustainable.</w:t>
+      </w:r>
+      <w:r>
+        <w:t xml:space="preserve"> </w:t>
+      </w:r>
+      <w:r>
+        <w:t xml:space="preserve">To</w:t>
+      </w:r>
+      <w:r>
+        <w:t xml:space="preserve"> </w:t>
+      </w:r>
+      <w:r>
+        <w:t xml:space="preserve">address</w:t>
+      </w:r>
+      <w:r>
+        <w:t xml:space="preserve"> </w:t>
+      </w:r>
+      <w:r>
+        <w:t xml:space="preserve">this</w:t>
+      </w:r>
+      <w:r>
+        <w:t xml:space="preserve"> </w:t>
+      </w:r>
+      <w:r>
+        <w:t xml:space="preserve">failure,</w:t>
+      </w:r>
+      <w:r>
+        <w:t xml:space="preserve"> </w:t>
+      </w:r>
+      <w:r>
+        <w:t xml:space="preserve">we</w:t>
+      </w:r>
+      <w:r>
+        <w:t xml:space="preserve"> </w:t>
+      </w:r>
+      <w:r>
+        <w:t xml:space="preserve">employ</w:t>
+      </w:r>
+      <w:r>
+        <w:t xml:space="preserve"> </w:t>
+      </w:r>
+      <w:r>
+        <w:t xml:space="preserve">a</w:t>
+      </w:r>
+      <w:r>
+        <w:t xml:space="preserve"> </w:t>
+      </w:r>
+      <w:r>
+        <w:t xml:space="preserve">Design</w:t>
+      </w:r>
+      <w:r>
+        <w:t xml:space="preserve"> </w:t>
+      </w:r>
+      <w:r>
+        <w:t xml:space="preserve">Science</w:t>
+      </w:r>
+      <w:r>
+        <w:t xml:space="preserve"> </w:t>
+      </w:r>
+      <w:r>
+        <w:t xml:space="preserve">Research</w:t>
+      </w:r>
+      <w:r>
+        <w:t xml:space="preserve"> </w:t>
+      </w:r>
+      <w:r>
+        <w:t xml:space="preserve">(DSR)</w:t>
+      </w:r>
+      <w:r>
+        <w:t xml:space="preserve"> </w:t>
+      </w:r>
+      <w:r>
+        <w:t xml:space="preserve">approach,</w:t>
+      </w:r>
+      <w:r>
+        <w:t xml:space="preserve"> </w:t>
+      </w:r>
+      <w:r>
+        <w:t xml:space="preserve">synthesizing</w:t>
+      </w:r>
+      <w:r>
+        <w:t xml:space="preserve"> </w:t>
+      </w:r>
+      <w:r>
+        <w:t xml:space="preserve">evidence</w:t>
+      </w:r>
+      <w:r>
+        <w:t xml:space="preserve"> </w:t>
+      </w:r>
+      <w:r>
+        <w:t xml:space="preserve">from</w:t>
+      </w:r>
+      <w:r>
+        <w:t xml:space="preserve"> </w:t>
+      </w:r>
+      <w:r>
+        <w:t xml:space="preserve">healthcare</w:t>
+      </w:r>
+      <w:r>
+        <w:t xml:space="preserve"> </w:t>
+      </w:r>
+      <w:r>
+        <w:t xml:space="preserve">informatics,</w:t>
+      </w:r>
+      <w:r>
+        <w:t xml:space="preserve"> </w:t>
+      </w:r>
+      <w:r>
+        <w:t xml:space="preserve">knowledge</w:t>
+      </w:r>
+      <w:r>
+        <w:t xml:space="preserve"> </w:t>
+      </w:r>
+      <w:r>
+        <w:t xml:space="preserve">management,</w:t>
+      </w:r>
+      <w:r>
+        <w:t xml:space="preserve"> </w:t>
+      </w:r>
+      <w:r>
+        <w:t xml:space="preserve">and</w:t>
+      </w:r>
+      <w:r>
+        <w:t xml:space="preserve"> </w:t>
+      </w:r>
+      <w:r>
+        <w:t xml:space="preserve">natural</w:t>
+      </w:r>
+      <w:r>
+        <w:t xml:space="preserve"> </w:t>
+      </w:r>
+      <w:r>
+        <w:t xml:space="preserve">language</w:t>
+      </w:r>
+      <w:r>
+        <w:t xml:space="preserve"> </w:t>
+      </w:r>
+      <w:r>
+        <w:t xml:space="preserve">processing</w:t>
+      </w:r>
+      <w:r>
+        <w:t xml:space="preserve"> </w:t>
+      </w:r>
+      <w:r>
+        <w:t xml:space="preserve">(2024-2025</w:t>
+      </w:r>
+      <w:r>
+        <w:t xml:space="preserve"> </w:t>
+      </w:r>
+      <w:r>
+        <w:t xml:space="preserve">workforce</w:t>
+      </w:r>
+      <w:r>
+        <w:t xml:space="preserve"> </w:t>
+      </w:r>
+      <w:r>
+        <w:t xml:space="preserve">and</w:t>
+      </w:r>
+      <w:r>
+        <w:t xml:space="preserve"> </w:t>
+      </w:r>
+      <w:r>
+        <w:t xml:space="preserve">NL2SQL</w:t>
+      </w:r>
+      <w:r>
+        <w:t xml:space="preserve"> </w:t>
+      </w:r>
+      <w:r>
+        <w:t xml:space="preserve">literature)</w:t>
+      </w:r>
+      <w:r>
+        <w:t xml:space="preserve"> </w:t>
+      </w:r>
+      <w:r>
+        <w:t xml:space="preserve">to</w:t>
+      </w:r>
+      <w:r>
+        <w:t xml:space="preserve"> </w:t>
+      </w:r>
+      <w:r>
+        <w:t xml:space="preserve">develop</w:t>
+      </w:r>
+      <w:r>
+        <w:t xml:space="preserve"> </w:t>
+      </w:r>
+      <w:r>
+        <w:t xml:space="preserve">a</w:t>
+      </w:r>
+      <w:r>
+        <w:t xml:space="preserve"> </w:t>
+      </w:r>
+      <w:r>
+        <w:t xml:space="preserve">socio-technical</w:t>
+      </w:r>
+      <w:r>
+        <w:t xml:space="preserve"> </w:t>
+      </w:r>
+      <w:r>
+        <w:t xml:space="preserve">framework</w:t>
+      </w:r>
+      <w:r>
+        <w:t xml:space="preserve"> </w:t>
+      </w:r>
+      <w:r>
+        <w:t xml:space="preserve">called</w:t>
+      </w:r>
+      <w:r>
+        <w:t xml:space="preserve"> </w:t>
+      </w:r>
+      <w:r>
+        <w:t xml:space="preserve">Human-in-the-Loop</w:t>
+      </w:r>
+      <w:r>
+        <w:t xml:space="preserve"> </w:t>
+      </w:r>
+      <w:r>
+        <w:t xml:space="preserve">Semantic</w:t>
+      </w:r>
+      <w:r>
+        <w:t xml:space="preserve"> </w:t>
+      </w:r>
+      <w:r>
+        <w:t xml:space="preserve">Governance</w:t>
+      </w:r>
+      <w:r>
+        <w:t xml:space="preserve"> </w:t>
+      </w:r>
+      <w:r>
+        <w:t xml:space="preserve">(HiL-SG).</w:t>
       </w:r>
     </w:p>
     <w:p>
@@ -88,19 +1108,505 @@
         <w:pStyle w:val="Abstract"/>
       </w:pPr>
       <w:r>
-        <w:t xml:space="preserve">HiL-SG shifts the locus of organizational knowledge from volatile human memory to durable semantic artifacts called</w:t>
-      </w:r>
-      <w:r>
-        <w:t xml:space="preserve"> </w:t>
-      </w:r>
-      <w:r>
-        <w:t xml:space="preserve">“Validated Query Triples,”</w:t>
-      </w:r>
-      <w:r>
-        <w:t xml:space="preserve"> </w:t>
-      </w:r>
-      <w:r>
-        <w:t xml:space="preserve">each comprising a natural language intent, executable SQL, and rationale metadata. By embedding knowledge capture into the daily workflow of query generation, the framework converts the ephemeral act of analytics into permanent institutional assets. The accompanying Analytics Resilience Index (ARI) provides a measurement instrument that replaces static maturity checklists with dynamic resilience metrics, quantifying an organization’s ability to sustain analytical capability despite staff churn.</w:t>
+        <w:t xml:space="preserve">HiL-SG</w:t>
+      </w:r>
+      <w:r>
+        <w:t xml:space="preserve"> </w:t>
+      </w:r>
+      <w:r>
+        <w:t xml:space="preserve">shifts</w:t>
+      </w:r>
+      <w:r>
+        <w:t xml:space="preserve"> </w:t>
+      </w:r>
+      <w:r>
+        <w:t xml:space="preserve">the</w:t>
+      </w:r>
+      <w:r>
+        <w:t xml:space="preserve"> </w:t>
+      </w:r>
+      <w:r>
+        <w:t xml:space="preserve">locus</w:t>
+      </w:r>
+      <w:r>
+        <w:t xml:space="preserve"> </w:t>
+      </w:r>
+      <w:r>
+        <w:t xml:space="preserve">of</w:t>
+      </w:r>
+      <w:r>
+        <w:t xml:space="preserve"> </w:t>
+      </w:r>
+      <w:r>
+        <w:t xml:space="preserve">organizational</w:t>
+      </w:r>
+      <w:r>
+        <w:t xml:space="preserve"> </w:t>
+      </w:r>
+      <w:r>
+        <w:t xml:space="preserve">knowledge</w:t>
+      </w:r>
+      <w:r>
+        <w:t xml:space="preserve"> </w:t>
+      </w:r>
+      <w:r>
+        <w:t xml:space="preserve">from</w:t>
+      </w:r>
+      <w:r>
+        <w:t xml:space="preserve"> </w:t>
+      </w:r>
+      <w:r>
+        <w:t xml:space="preserve">volatile</w:t>
+      </w:r>
+      <w:r>
+        <w:t xml:space="preserve"> </w:t>
+      </w:r>
+      <w:r>
+        <w:t xml:space="preserve">human</w:t>
+      </w:r>
+      <w:r>
+        <w:t xml:space="preserve"> </w:t>
+      </w:r>
+      <w:r>
+        <w:t xml:space="preserve">memory</w:t>
+      </w:r>
+      <w:r>
+        <w:t xml:space="preserve"> </w:t>
+      </w:r>
+      <w:r>
+        <w:t xml:space="preserve">to</w:t>
+      </w:r>
+      <w:r>
+        <w:t xml:space="preserve"> </w:t>
+      </w:r>
+      <w:r>
+        <w:t xml:space="preserve">durable</w:t>
+      </w:r>
+      <w:r>
+        <w:t xml:space="preserve"> </w:t>
+      </w:r>
+      <w:r>
+        <w:t xml:space="preserve">semantic</w:t>
+      </w:r>
+      <w:r>
+        <w:t xml:space="preserve"> </w:t>
+      </w:r>
+      <w:r>
+        <w:t xml:space="preserve">artifacts</w:t>
+      </w:r>
+      <w:r>
+        <w:t xml:space="preserve"> </w:t>
+      </w:r>
+      <w:r>
+        <w:t xml:space="preserve">called</w:t>
+      </w:r>
+      <w:r>
+        <w:t xml:space="preserve"> </w:t>
+      </w:r>
+      <w:r>
+        <w:t xml:space="preserve">“</w:t>
+      </w:r>
+      <w:r>
+        <w:t xml:space="preserve">Validated</w:t>
+      </w:r>
+      <w:r>
+        <w:t xml:space="preserve"> </w:t>
+      </w:r>
+      <w:r>
+        <w:t xml:space="preserve">Query</w:t>
+      </w:r>
+      <w:r>
+        <w:t xml:space="preserve"> </w:t>
+      </w:r>
+      <w:r>
+        <w:t xml:space="preserve">Triples,</w:t>
+      </w:r>
+      <w:r>
+        <w:t xml:space="preserve">”</w:t>
+      </w:r>
+      <w:r>
+        <w:t xml:space="preserve"> </w:t>
+      </w:r>
+      <w:r>
+        <w:t xml:space="preserve">each</w:t>
+      </w:r>
+      <w:r>
+        <w:t xml:space="preserve"> </w:t>
+      </w:r>
+      <w:r>
+        <w:t xml:space="preserve">comprising</w:t>
+      </w:r>
+      <w:r>
+        <w:t xml:space="preserve"> </w:t>
+      </w:r>
+      <w:r>
+        <w:t xml:space="preserve">a</w:t>
+      </w:r>
+      <w:r>
+        <w:t xml:space="preserve"> </w:t>
+      </w:r>
+      <w:r>
+        <w:t xml:space="preserve">natural</w:t>
+      </w:r>
+      <w:r>
+        <w:t xml:space="preserve"> </w:t>
+      </w:r>
+      <w:r>
+        <w:t xml:space="preserve">language</w:t>
+      </w:r>
+      <w:r>
+        <w:t xml:space="preserve"> </w:t>
+      </w:r>
+      <w:r>
+        <w:t xml:space="preserve">intent,</w:t>
+      </w:r>
+      <w:r>
+        <w:t xml:space="preserve"> </w:t>
+      </w:r>
+      <w:r>
+        <w:t xml:space="preserve">executable</w:t>
+      </w:r>
+      <w:r>
+        <w:t xml:space="preserve"> </w:t>
+      </w:r>
+      <w:r>
+        <w:t xml:space="preserve">SQL,</w:t>
+      </w:r>
+      <w:r>
+        <w:t xml:space="preserve"> </w:t>
+      </w:r>
+      <w:r>
+        <w:t xml:space="preserve">and</w:t>
+      </w:r>
+      <w:r>
+        <w:t xml:space="preserve"> </w:t>
+      </w:r>
+      <w:r>
+        <w:t xml:space="preserve">rationale</w:t>
+      </w:r>
+      <w:r>
+        <w:t xml:space="preserve"> </w:t>
+      </w:r>
+      <w:r>
+        <w:t xml:space="preserve">metadata.</w:t>
+      </w:r>
+      <w:r>
+        <w:t xml:space="preserve"> </w:t>
+      </w:r>
+      <w:r>
+        <w:t xml:space="preserve">By</w:t>
+      </w:r>
+      <w:r>
+        <w:t xml:space="preserve"> </w:t>
+      </w:r>
+      <w:r>
+        <w:t xml:space="preserve">embedding</w:t>
+      </w:r>
+      <w:r>
+        <w:t xml:space="preserve"> </w:t>
+      </w:r>
+      <w:r>
+        <w:t xml:space="preserve">knowledge</w:t>
+      </w:r>
+      <w:r>
+        <w:t xml:space="preserve"> </w:t>
+      </w:r>
+      <w:r>
+        <w:t xml:space="preserve">capture</w:t>
+      </w:r>
+      <w:r>
+        <w:t xml:space="preserve"> </w:t>
+      </w:r>
+      <w:r>
+        <w:t xml:space="preserve">into</w:t>
+      </w:r>
+      <w:r>
+        <w:t xml:space="preserve"> </w:t>
+      </w:r>
+      <w:r>
+        <w:t xml:space="preserve">the</w:t>
+      </w:r>
+      <w:r>
+        <w:t xml:space="preserve"> </w:t>
+      </w:r>
+      <w:r>
+        <w:t xml:space="preserve">daily</w:t>
+      </w:r>
+      <w:r>
+        <w:t xml:space="preserve"> </w:t>
+      </w:r>
+      <w:r>
+        <w:t xml:space="preserve">workflow</w:t>
+      </w:r>
+      <w:r>
+        <w:t xml:space="preserve"> </w:t>
+      </w:r>
+      <w:r>
+        <w:t xml:space="preserve">of</w:t>
+      </w:r>
+      <w:r>
+        <w:t xml:space="preserve"> </w:t>
+      </w:r>
+      <w:r>
+        <w:t xml:space="preserve">query</w:t>
+      </w:r>
+      <w:r>
+        <w:t xml:space="preserve"> </w:t>
+      </w:r>
+      <w:r>
+        <w:t xml:space="preserve">generation,</w:t>
+      </w:r>
+      <w:r>
+        <w:t xml:space="preserve"> </w:t>
+      </w:r>
+      <w:r>
+        <w:t xml:space="preserve">the</w:t>
+      </w:r>
+      <w:r>
+        <w:t xml:space="preserve"> </w:t>
+      </w:r>
+      <w:r>
+        <w:t xml:space="preserve">framework</w:t>
+      </w:r>
+      <w:r>
+        <w:t xml:space="preserve"> </w:t>
+      </w:r>
+      <w:r>
+        <w:t xml:space="preserve">converts</w:t>
+      </w:r>
+      <w:r>
+        <w:t xml:space="preserve"> </w:t>
+      </w:r>
+      <w:r>
+        <w:t xml:space="preserve">the</w:t>
+      </w:r>
+      <w:r>
+        <w:t xml:space="preserve"> </w:t>
+      </w:r>
+      <w:r>
+        <w:t xml:space="preserve">ephemeral</w:t>
+      </w:r>
+      <w:r>
+        <w:t xml:space="preserve"> </w:t>
+      </w:r>
+      <w:r>
+        <w:t xml:space="preserve">act</w:t>
+      </w:r>
+      <w:r>
+        <w:t xml:space="preserve"> </w:t>
+      </w:r>
+      <w:r>
+        <w:t xml:space="preserve">of</w:t>
+      </w:r>
+      <w:r>
+        <w:t xml:space="preserve"> </w:t>
+      </w:r>
+      <w:r>
+        <w:t xml:space="preserve">analytics</w:t>
+      </w:r>
+      <w:r>
+        <w:t xml:space="preserve"> </w:t>
+      </w:r>
+      <w:r>
+        <w:t xml:space="preserve">into</w:t>
+      </w:r>
+      <w:r>
+        <w:t xml:space="preserve"> </w:t>
+      </w:r>
+      <w:r>
+        <w:t xml:space="preserve">permanent</w:t>
+      </w:r>
+      <w:r>
+        <w:t xml:space="preserve"> </w:t>
+      </w:r>
+      <w:r>
+        <w:t xml:space="preserve">institutional</w:t>
+      </w:r>
+      <w:r>
+        <w:t xml:space="preserve"> </w:t>
+      </w:r>
+      <w:r>
+        <w:t xml:space="preserve">assets.</w:t>
+      </w:r>
+      <w:r>
+        <w:t xml:space="preserve"> </w:t>
+      </w:r>
+      <w:r>
+        <w:t xml:space="preserve">The</w:t>
+      </w:r>
+      <w:r>
+        <w:t xml:space="preserve"> </w:t>
+      </w:r>
+      <w:r>
+        <w:t xml:space="preserve">accompanying</w:t>
+      </w:r>
+      <w:r>
+        <w:t xml:space="preserve"> </w:t>
+      </w:r>
+      <w:r>
+        <w:t xml:space="preserve">Analytics</w:t>
+      </w:r>
+      <w:r>
+        <w:t xml:space="preserve"> </w:t>
+      </w:r>
+      <w:r>
+        <w:t xml:space="preserve">Resilience</w:t>
+      </w:r>
+      <w:r>
+        <w:t xml:space="preserve"> </w:t>
+      </w:r>
+      <w:r>
+        <w:t xml:space="preserve">Index</w:t>
+      </w:r>
+      <w:r>
+        <w:t xml:space="preserve"> </w:t>
+      </w:r>
+      <w:r>
+        <w:t xml:space="preserve">(ARI)</w:t>
+      </w:r>
+      <w:r>
+        <w:t xml:space="preserve"> </w:t>
+      </w:r>
+      <w:r>
+        <w:t xml:space="preserve">provides</w:t>
+      </w:r>
+      <w:r>
+        <w:t xml:space="preserve"> </w:t>
+      </w:r>
+      <w:r>
+        <w:t xml:space="preserve">a</w:t>
+      </w:r>
+      <w:r>
+        <w:t xml:space="preserve"> </w:t>
+      </w:r>
+      <w:r>
+        <w:t xml:space="preserve">measurement</w:t>
+      </w:r>
+      <w:r>
+        <w:t xml:space="preserve"> </w:t>
+      </w:r>
+      <w:r>
+        <w:t xml:space="preserve">instrument</w:t>
+      </w:r>
+      <w:r>
+        <w:t xml:space="preserve"> </w:t>
+      </w:r>
+      <w:r>
+        <w:t xml:space="preserve">that</w:t>
+      </w:r>
+      <w:r>
+        <w:t xml:space="preserve"> </w:t>
+      </w:r>
+      <w:r>
+        <w:t xml:space="preserve">replaces</w:t>
+      </w:r>
+      <w:r>
+        <w:t xml:space="preserve"> </w:t>
+      </w:r>
+      <w:r>
+        <w:t xml:space="preserve">static</w:t>
+      </w:r>
+      <w:r>
+        <w:t xml:space="preserve"> </w:t>
+      </w:r>
+      <w:r>
+        <w:t xml:space="preserve">maturity</w:t>
+      </w:r>
+      <w:r>
+        <w:t xml:space="preserve"> </w:t>
+      </w:r>
+      <w:r>
+        <w:t xml:space="preserve">checklists</w:t>
+      </w:r>
+      <w:r>
+        <w:t xml:space="preserve"> </w:t>
+      </w:r>
+      <w:r>
+        <w:t xml:space="preserve">with</w:t>
+      </w:r>
+      <w:r>
+        <w:t xml:space="preserve"> </w:t>
+      </w:r>
+      <w:r>
+        <w:t xml:space="preserve">dynamic</w:t>
+      </w:r>
+      <w:r>
+        <w:t xml:space="preserve"> </w:t>
+      </w:r>
+      <w:r>
+        <w:t xml:space="preserve">resilience</w:t>
+      </w:r>
+      <w:r>
+        <w:t xml:space="preserve"> </w:t>
+      </w:r>
+      <w:r>
+        <w:t xml:space="preserve">metrics,</w:t>
+      </w:r>
+      <w:r>
+        <w:t xml:space="preserve"> </w:t>
+      </w:r>
+      <w:r>
+        <w:t xml:space="preserve">quantifying</w:t>
+      </w:r>
+      <w:r>
+        <w:t xml:space="preserve"> </w:t>
+      </w:r>
+      <w:r>
+        <w:t xml:space="preserve">an</w:t>
+      </w:r>
+      <w:r>
+        <w:t xml:space="preserve"> </w:t>
+      </w:r>
+      <w:r>
+        <w:t xml:space="preserve">organization’s</w:t>
+      </w:r>
+      <w:r>
+        <w:t xml:space="preserve"> </w:t>
+      </w:r>
+      <w:r>
+        <w:t xml:space="preserve">ability</w:t>
+      </w:r>
+      <w:r>
+        <w:t xml:space="preserve"> </w:t>
+      </w:r>
+      <w:r>
+        <w:t xml:space="preserve">to</w:t>
+      </w:r>
+      <w:r>
+        <w:t xml:space="preserve"> </w:t>
+      </w:r>
+      <w:r>
+        <w:t xml:space="preserve">sustain</w:t>
+      </w:r>
+      <w:r>
+        <w:t xml:space="preserve"> </w:t>
+      </w:r>
+      <w:r>
+        <w:t xml:space="preserve">analytical</w:t>
+      </w:r>
+      <w:r>
+        <w:t xml:space="preserve"> </w:t>
+      </w:r>
+      <w:r>
+        <w:t xml:space="preserve">capability</w:t>
+      </w:r>
+      <w:r>
+        <w:t xml:space="preserve"> </w:t>
+      </w:r>
+      <w:r>
+        <w:t xml:space="preserve">despite</w:t>
+      </w:r>
+      <w:r>
+        <w:t xml:space="preserve"> </w:t>
+      </w:r>
+      <w:r>
+        <w:t xml:space="preserve">staff</w:t>
+      </w:r>
+      <w:r>
+        <w:t xml:space="preserve"> </w:t>
+      </w:r>
+      <w:r>
+        <w:t xml:space="preserve">churn.</w:t>
       </w:r>
     </w:p>
     <w:p>
@@ -108,40 +1614,394 @@
         <w:pStyle w:val="Abstract"/>
       </w:pPr>
       <w:r>
-        <w:t xml:space="preserve">A critical objection, the</w:t>
-      </w:r>
-      <w:r>
-        <w:t xml:space="preserve"> </w:t>
-      </w:r>
-      <w:r>
-        <w:t xml:space="preserve">“Validator Paradox”</w:t>
-      </w:r>
-      <w:r>
-        <w:t xml:space="preserve"> </w:t>
-      </w:r>
-      <w:r>
-        <w:t xml:space="preserve">(who validates the AI when experts leave?), is resolved by reframing validation through Lean</w:t>
-      </w:r>
-      <w:r>
-        <w:t xml:space="preserve"> </w:t>
-      </w:r>
-      <w:r>
-        <w:t xml:space="preserve">“Standard Work”</w:t>
-      </w:r>
-      <w:r>
-        <w:t xml:space="preserve">: each validated query establishes the current known standard rather than eternal truth, functioning as a</w:t>
-      </w:r>
-      <w:r>
-        <w:t xml:space="preserve"> </w:t>
-      </w:r>
-      <w:r>
-        <w:t xml:space="preserve">“knowledge ratchet”</w:t>
-      </w:r>
-      <w:r>
-        <w:t xml:space="preserve"> </w:t>
-      </w:r>
-      <w:r>
-        <w:t xml:space="preserve">that prevents regression. By decoupling analytical capability from individual tenure, healthcare systems can ensure that analytics maturity advances even as the workforce evolves.</w:t>
+        <w:t xml:space="preserve">A</w:t>
+      </w:r>
+      <w:r>
+        <w:t xml:space="preserve"> </w:t>
+      </w:r>
+      <w:r>
+        <w:t xml:space="preserve">critical</w:t>
+      </w:r>
+      <w:r>
+        <w:t xml:space="preserve"> </w:t>
+      </w:r>
+      <w:r>
+        <w:t xml:space="preserve">objection,</w:t>
+      </w:r>
+      <w:r>
+        <w:t xml:space="preserve"> </w:t>
+      </w:r>
+      <w:r>
+        <w:t xml:space="preserve">the</w:t>
+      </w:r>
+      <w:r>
+        <w:t xml:space="preserve"> </w:t>
+      </w:r>
+      <w:r>
+        <w:t xml:space="preserve">“</w:t>
+      </w:r>
+      <w:r>
+        <w:t xml:space="preserve">Validator</w:t>
+      </w:r>
+      <w:r>
+        <w:t xml:space="preserve"> </w:t>
+      </w:r>
+      <w:r>
+        <w:t xml:space="preserve">Paradox</w:t>
+      </w:r>
+      <w:r>
+        <w:t xml:space="preserve">”</w:t>
+      </w:r>
+      <w:r>
+        <w:t xml:space="preserve"> </w:t>
+      </w:r>
+      <w:r>
+        <w:t xml:space="preserve">(who</w:t>
+      </w:r>
+      <w:r>
+        <w:t xml:space="preserve"> </w:t>
+      </w:r>
+      <w:r>
+        <w:t xml:space="preserve">validates</w:t>
+      </w:r>
+      <w:r>
+        <w:t xml:space="preserve"> </w:t>
+      </w:r>
+      <w:r>
+        <w:t xml:space="preserve">the</w:t>
+      </w:r>
+      <w:r>
+        <w:t xml:space="preserve"> </w:t>
+      </w:r>
+      <w:r>
+        <w:t xml:space="preserve">AI</w:t>
+      </w:r>
+      <w:r>
+        <w:t xml:space="preserve"> </w:t>
+      </w:r>
+      <w:r>
+        <w:t xml:space="preserve">when</w:t>
+      </w:r>
+      <w:r>
+        <w:t xml:space="preserve"> </w:t>
+      </w:r>
+      <w:r>
+        <w:t xml:space="preserve">experts</w:t>
+      </w:r>
+      <w:r>
+        <w:t xml:space="preserve"> </w:t>
+      </w:r>
+      <w:r>
+        <w:t xml:space="preserve">leave?),</w:t>
+      </w:r>
+      <w:r>
+        <w:t xml:space="preserve"> </w:t>
+      </w:r>
+      <w:r>
+        <w:t xml:space="preserve">is</w:t>
+      </w:r>
+      <w:r>
+        <w:t xml:space="preserve"> </w:t>
+      </w:r>
+      <w:r>
+        <w:t xml:space="preserve">resolved</w:t>
+      </w:r>
+      <w:r>
+        <w:t xml:space="preserve"> </w:t>
+      </w:r>
+      <w:r>
+        <w:t xml:space="preserve">by</w:t>
+      </w:r>
+      <w:r>
+        <w:t xml:space="preserve"> </w:t>
+      </w:r>
+      <w:r>
+        <w:t xml:space="preserve">reframing</w:t>
+      </w:r>
+      <w:r>
+        <w:t xml:space="preserve"> </w:t>
+      </w:r>
+      <w:r>
+        <w:t xml:space="preserve">validation</w:t>
+      </w:r>
+      <w:r>
+        <w:t xml:space="preserve"> </w:t>
+      </w:r>
+      <w:r>
+        <w:t xml:space="preserve">through</w:t>
+      </w:r>
+      <w:r>
+        <w:t xml:space="preserve"> </w:t>
+      </w:r>
+      <w:r>
+        <w:t xml:space="preserve">Lean</w:t>
+      </w:r>
+      <w:r>
+        <w:t xml:space="preserve"> </w:t>
+      </w:r>
+      <w:r>
+        <w:t xml:space="preserve">“</w:t>
+      </w:r>
+      <w:r>
+        <w:t xml:space="preserve">Standard</w:t>
+      </w:r>
+      <w:r>
+        <w:t xml:space="preserve"> </w:t>
+      </w:r>
+      <w:r>
+        <w:t xml:space="preserve">Work</w:t>
+      </w:r>
+      <w:r>
+        <w:t xml:space="preserve">”</w:t>
+      </w:r>
+      <w:r>
+        <w:t xml:space="preserve">:</w:t>
+      </w:r>
+      <w:r>
+        <w:t xml:space="preserve"> </w:t>
+      </w:r>
+      <w:r>
+        <w:t xml:space="preserve">each</w:t>
+      </w:r>
+      <w:r>
+        <w:t xml:space="preserve"> </w:t>
+      </w:r>
+      <w:r>
+        <w:t xml:space="preserve">validated</w:t>
+      </w:r>
+      <w:r>
+        <w:t xml:space="preserve"> </w:t>
+      </w:r>
+      <w:r>
+        <w:t xml:space="preserve">query</w:t>
+      </w:r>
+      <w:r>
+        <w:t xml:space="preserve"> </w:t>
+      </w:r>
+      <w:r>
+        <w:t xml:space="preserve">establishes</w:t>
+      </w:r>
+      <w:r>
+        <w:t xml:space="preserve"> </w:t>
+      </w:r>
+      <w:r>
+        <w:t xml:space="preserve">the</w:t>
+      </w:r>
+      <w:r>
+        <w:t xml:space="preserve"> </w:t>
+      </w:r>
+      <w:r>
+        <w:t xml:space="preserve">current</w:t>
+      </w:r>
+      <w:r>
+        <w:t xml:space="preserve"> </w:t>
+      </w:r>
+      <w:r>
+        <w:t xml:space="preserve">known</w:t>
+      </w:r>
+      <w:r>
+        <w:t xml:space="preserve"> </w:t>
+      </w:r>
+      <w:r>
+        <w:t xml:space="preserve">standard</w:t>
+      </w:r>
+      <w:r>
+        <w:t xml:space="preserve"> </w:t>
+      </w:r>
+      <w:r>
+        <w:t xml:space="preserve">rather</w:t>
+      </w:r>
+      <w:r>
+        <w:t xml:space="preserve"> </w:t>
+      </w:r>
+      <w:r>
+        <w:t xml:space="preserve">than</w:t>
+      </w:r>
+      <w:r>
+        <w:t xml:space="preserve"> </w:t>
+      </w:r>
+      <w:r>
+        <w:t xml:space="preserve">eternal</w:t>
+      </w:r>
+      <w:r>
+        <w:t xml:space="preserve"> </w:t>
+      </w:r>
+      <w:r>
+        <w:t xml:space="preserve">truth,</w:t>
+      </w:r>
+      <w:r>
+        <w:t xml:space="preserve"> </w:t>
+      </w:r>
+      <w:r>
+        <w:t xml:space="preserve">functioning</w:t>
+      </w:r>
+      <w:r>
+        <w:t xml:space="preserve"> </w:t>
+      </w:r>
+      <w:r>
+        <w:t xml:space="preserve">as</w:t>
+      </w:r>
+      <w:r>
+        <w:t xml:space="preserve"> </w:t>
+      </w:r>
+      <w:r>
+        <w:t xml:space="preserve">a</w:t>
+      </w:r>
+      <w:r>
+        <w:t xml:space="preserve"> </w:t>
+      </w:r>
+      <w:r>
+        <w:t xml:space="preserve">“</w:t>
+      </w:r>
+      <w:r>
+        <w:t xml:space="preserve">knowledge</w:t>
+      </w:r>
+      <w:r>
+        <w:t xml:space="preserve"> </w:t>
+      </w:r>
+      <w:r>
+        <w:t xml:space="preserve">ratchet</w:t>
+      </w:r>
+      <w:r>
+        <w:t xml:space="preserve">”</w:t>
+      </w:r>
+      <w:r>
+        <w:t xml:space="preserve"> </w:t>
+      </w:r>
+      <w:r>
+        <w:t xml:space="preserve">that</w:t>
+      </w:r>
+      <w:r>
+        <w:t xml:space="preserve"> </w:t>
+      </w:r>
+      <w:r>
+        <w:t xml:space="preserve">prevents</w:t>
+      </w:r>
+      <w:r>
+        <w:t xml:space="preserve"> </w:t>
+      </w:r>
+      <w:r>
+        <w:t xml:space="preserve">regression.</w:t>
+      </w:r>
+      <w:r>
+        <w:t xml:space="preserve"> </w:t>
+      </w:r>
+      <w:r>
+        <w:t xml:space="preserve">By</w:t>
+      </w:r>
+      <w:r>
+        <w:t xml:space="preserve"> </w:t>
+      </w:r>
+      <w:r>
+        <w:t xml:space="preserve">decoupling</w:t>
+      </w:r>
+      <w:r>
+        <w:t xml:space="preserve"> </w:t>
+      </w:r>
+      <w:r>
+        <w:t xml:space="preserve">analytical</w:t>
+      </w:r>
+      <w:r>
+        <w:t xml:space="preserve"> </w:t>
+      </w:r>
+      <w:r>
+        <w:t xml:space="preserve">capability</w:t>
+      </w:r>
+      <w:r>
+        <w:t xml:space="preserve"> </w:t>
+      </w:r>
+      <w:r>
+        <w:t xml:space="preserve">from</w:t>
+      </w:r>
+      <w:r>
+        <w:t xml:space="preserve"> </w:t>
+      </w:r>
+      <w:r>
+        <w:t xml:space="preserve">individual</w:t>
+      </w:r>
+      <w:r>
+        <w:t xml:space="preserve"> </w:t>
+      </w:r>
+      <w:r>
+        <w:t xml:space="preserve">tenure,</w:t>
+      </w:r>
+      <w:r>
+        <w:t xml:space="preserve"> </w:t>
+      </w:r>
+      <w:r>
+        <w:t xml:space="preserve">healthcare</w:t>
+      </w:r>
+      <w:r>
+        <w:t xml:space="preserve"> </w:t>
+      </w:r>
+      <w:r>
+        <w:t xml:space="preserve">systems</w:t>
+      </w:r>
+      <w:r>
+        <w:t xml:space="preserve"> </w:t>
+      </w:r>
+      <w:r>
+        <w:t xml:space="preserve">can</w:t>
+      </w:r>
+      <w:r>
+        <w:t xml:space="preserve"> </w:t>
+      </w:r>
+      <w:r>
+        <w:t xml:space="preserve">ensure</w:t>
+      </w:r>
+      <w:r>
+        <w:t xml:space="preserve"> </w:t>
+      </w:r>
+      <w:r>
+        <w:t xml:space="preserve">that</w:t>
+      </w:r>
+      <w:r>
+        <w:t xml:space="preserve"> </w:t>
+      </w:r>
+      <w:r>
+        <w:t xml:space="preserve">analytics</w:t>
+      </w:r>
+      <w:r>
+        <w:t xml:space="preserve"> </w:t>
+      </w:r>
+      <w:r>
+        <w:t xml:space="preserve">maturity</w:t>
+      </w:r>
+      <w:r>
+        <w:t xml:space="preserve"> </w:t>
+      </w:r>
+      <w:r>
+        <w:t xml:space="preserve">advances</w:t>
+      </w:r>
+      <w:r>
+        <w:t xml:space="preserve"> </w:t>
+      </w:r>
+      <w:r>
+        <w:t xml:space="preserve">even</w:t>
+      </w:r>
+      <w:r>
+        <w:t xml:space="preserve"> </w:t>
+      </w:r>
+      <w:r>
+        <w:t xml:space="preserve">as</w:t>
+      </w:r>
+      <w:r>
+        <w:t xml:space="preserve"> </w:t>
+      </w:r>
+      <w:r>
+        <w:t xml:space="preserve">the</w:t>
+      </w:r>
+      <w:r>
+        <w:t xml:space="preserve"> </w:t>
+      </w:r>
+      <w:r>
+        <w:t xml:space="preserve">workforce</w:t>
+      </w:r>
+      <w:r>
+        <w:t xml:space="preserve"> </w:t>
+      </w:r>
+      <w:r>
+        <w:t xml:space="preserve">evolves.</w:t>
       </w:r>
     </w:p>
     <w:sdt>
@@ -170,7 +2030,7 @@
         </w:p>
       </w:sdtContent>
     </w:sdt>
-    <w:bookmarkStart w:id="9" w:name="Xa772df4b8f827734714eb2cb65812cb56df5f7d"/>
+    <w:bookmarkStart w:id="20" w:name="Xa772df4b8f827734714eb2cb65812cb56df5f7d"/>
     <w:p>
       <w:pPr>
         <w:pStyle w:val="Heading1"/>
@@ -199,7 +2059,13 @@
         <w:t xml:space="preserve"> </w:t>
       </w:r>
       <w:r>
-        <w:t xml:space="preserve">“Triple Threat”</w:t>
+        <w:t xml:space="preserve">“</w:t>
+      </w:r>
+      <w:r>
+        <w:t xml:space="preserve">Triple Threat</w:t>
+      </w:r>
+      <w:r>
+        <w:t xml:space="preserve">”</w:t>
       </w:r>
       <w:r>
         <w:t xml:space="preserve"> </w:t>
@@ -307,7 +2173,13 @@
         <w:t xml:space="preserve"> </w:t>
       </w:r>
       <w:r>
-        <w:t xml:space="preserve">“Institutional Amnesia”</w:t>
+        <w:t xml:space="preserve">“</w:t>
+      </w:r>
+      <w:r>
+        <w:t xml:space="preserve">Institutional Amnesia</w:t>
+      </w:r>
+      <w:r>
+        <w:t xml:space="preserve">”</w:t>
       </w:r>
       <w:r>
         <w:t xml:space="preserve"> </w:t>
@@ -422,7 +2294,13 @@
         <w:t xml:space="preserve"> </w:t>
       </w:r>
       <w:r>
-        <w:t xml:space="preserve">“data”</w:t>
+        <w:t xml:space="preserve">“</w:t>
+      </w:r>
+      <w:r>
+        <w:t xml:space="preserve">data</w:t>
+      </w:r>
+      <w:r>
+        <w:t xml:space="preserve">”</w:t>
       </w:r>
       <w:r>
         <w:t xml:space="preserve"> </w:t>
@@ -454,7 +2332,13 @@
         <w:t xml:space="preserve"> </w:t>
       </w:r>
       <w:r>
-        <w:t xml:space="preserve">“exclusion code 99”</w:t>
+        <w:t xml:space="preserve">“</w:t>
+      </w:r>
+      <w:r>
+        <w:t xml:space="preserve">exclusion code 99</w:t>
+      </w:r>
+      <w:r>
+        <w:t xml:space="preserve">”</w:t>
       </w:r>
       <w:r>
         <w:t xml:space="preserve"> </w:t>
@@ -466,7 +2350,13 @@
         <w:t xml:space="preserve"> </w:t>
       </w:r>
       <w:r>
-        <w:t xml:space="preserve">“hospice transfer”</w:t>
+        <w:t xml:space="preserve">“</w:t>
+      </w:r>
+      <w:r>
+        <w:t xml:space="preserve">hospice transfer</w:t>
+      </w:r>
+      <w:r>
+        <w:t xml:space="preserve">”</w:t>
       </w:r>
       <w:r>
         <w:t xml:space="preserve"> </w:t>
@@ -537,7 +2427,13 @@
         <w:t xml:space="preserve"> </w:t>
       </w:r>
       <w:r>
-        <w:t xml:space="preserve">“Great Resignation,”</w:t>
+        <w:t xml:space="preserve">“</w:t>
+      </w:r>
+      <w:r>
+        <w:t xml:space="preserve">Great Resignation,</w:t>
+      </w:r>
+      <w:r>
+        <w:t xml:space="preserve">”</w:t>
       </w:r>
       <w:r>
         <w:t xml:space="preserve"> </w:t>
@@ -546,7 +2442,13 @@
         <w:t xml:space="preserve">where the rate of knowledge loss (</w:t>
       </w:r>
       <w:r>
-        <w:t xml:space="preserve">“organizational forgetting”</w:t>
+        <w:t xml:space="preserve">“</w:t>
+      </w:r>
+      <w:r>
+        <w:t xml:space="preserve">organizational forgetting</w:t>
+      </w:r>
+      <w:r>
+        <w:t xml:space="preserve">”</w:t>
       </w:r>
       <w:r>
         <w:t xml:space="preserve">) often exceeds the rate of knowledge capture</w:t>
@@ -759,8 +2661,8 @@
         <w:t xml:space="preserve">.</w:t>
       </w:r>
     </w:p>
-    <w:bookmarkEnd w:id="9"/>
-    <w:bookmarkStart w:id="12" w:name="Xd1e5d85c386cb0a54481a328e393ff51b6e18a9"/>
+    <w:bookmarkEnd w:id="20"/>
+    <w:bookmarkStart w:id="23" w:name="Xd1e5d85c386cb0a54481a328e393ff51b6e18a9"/>
     <w:p>
       <w:pPr>
         <w:pStyle w:val="Heading1"/>
@@ -829,7 +2731,13 @@
         <w:t xml:space="preserve"> </w:t>
       </w:r>
       <w:r>
-        <w:t xml:space="preserve">“Validated Query Triple”</w:t>
+        <w:t xml:space="preserve">“</w:t>
+      </w:r>
+      <w:r>
+        <w:t xml:space="preserve">Validated Query Triple</w:t>
+      </w:r>
+      <w:r>
+        <w:t xml:space="preserve">”</w:t>
       </w:r>
       <w:r>
         <w:t xml:space="preserve"> </w:t>
@@ -841,7 +2749,13 @@
         <w:t xml:space="preserve"> </w:t>
       </w:r>
       <w:r>
-        <w:t xml:space="preserve">“Socialization Failure,”</w:t>
+        <w:t xml:space="preserve">“</w:t>
+      </w:r>
+      <w:r>
+        <w:t xml:space="preserve">Socialization Failure,</w:t>
+      </w:r>
+      <w:r>
+        <w:t xml:space="preserve">”</w:t>
       </w:r>
       <w:r>
         <w:t xml:space="preserve"> </w:t>
@@ -853,7 +2767,13 @@
         <w:t xml:space="preserve"> </w:t>
       </w:r>
       <w:r>
-        <w:t xml:space="preserve">“Human-on-the-Loop”</w:t>
+        <w:t xml:space="preserve">“</w:t>
+      </w:r>
+      <w:r>
+        <w:t xml:space="preserve">Human-on-the-Loop</w:t>
+      </w:r>
+      <w:r>
+        <w:t xml:space="preserve">”</w:t>
       </w:r>
       <w:r>
         <w:t xml:space="preserve"> </w:t>
@@ -1026,7 +2946,7 @@
         <w:t xml:space="preserve">. When any mode breaks down, the spiral stalls. In healthcare analytics, the breakdown is at the very first stage.</w:t>
       </w:r>
     </w:p>
-    <w:bookmarkStart w:id="10" w:name="the-broken-cycle-socialization-failure"/>
+    <w:bookmarkStart w:id="21" w:name="the-broken-cycle-socialization-failure"/>
     <w:p>
       <w:pPr>
         <w:pStyle w:val="Heading2"/>
@@ -1119,7 +3039,13 @@
         <w:t xml:space="preserve"> </w:t>
       </w:r>
       <w:r>
-        <w:t xml:space="preserve">“apprenticeship window”</w:t>
+        <w:t xml:space="preserve">“</w:t>
+      </w:r>
+      <w:r>
+        <w:t xml:space="preserve">apprenticeship window</w:t>
+      </w:r>
+      <w:r>
+        <w:t xml:space="preserve">”</w:t>
       </w:r>
       <w:r>
         <w:t xml:space="preserve"> </w:t>
@@ -1278,8 +3204,8 @@
         <w:t xml:space="preserve">. Socialization is no longer a viable strategy for resilience.</w:t>
       </w:r>
     </w:p>
-    <w:bookmarkEnd w:id="10"/>
-    <w:bookmarkStart w:id="11" w:name="Xf458f350ef8764fcb7ec571ecbc945d28921a42"/>
+    <w:bookmarkEnd w:id="21"/>
+    <w:bookmarkStart w:id="22" w:name="Xf458f350ef8764fcb7ec571ecbc945d28921a42"/>
     <w:p>
       <w:pPr>
         <w:pStyle w:val="Heading2"/>
@@ -1463,7 +3389,13 @@
         <w:t xml:space="preserve"> </w:t>
       </w:r>
       <w:r>
-        <w:t xml:space="preserve">“Hypertension readmissions excluding planned transfers”</w:t>
+        <w:t xml:space="preserve">“</w:t>
+      </w:r>
+      <w:r>
+        <w:t xml:space="preserve">Hypertension readmissions excluding planned transfers</w:t>
+      </w:r>
+      <w:r>
+        <w:t xml:space="preserve">”</w:t>
       </w:r>
       <w:r>
         <w:t xml:space="preserve">).</w:t>
@@ -1510,7 +3442,13 @@
         <w:t xml:space="preserve"> </w:t>
       </w:r>
       <w:r>
-        <w:t xml:space="preserve">“why”</w:t>
+        <w:t xml:space="preserve">“</w:t>
+      </w:r>
+      <w:r>
+        <w:t xml:space="preserve">why</w:t>
+      </w:r>
+      <w:r>
+        <w:t xml:space="preserve">”</w:t>
       </w:r>
       <w:r>
         <w:t xml:space="preserve"> </w:t>
@@ -1522,7 +3460,13 @@
         <w:t xml:space="preserve"> </w:t>
       </w:r>
       <w:r>
-        <w:t xml:space="preserve">“Excluding status 02 per CMS 2025 rule”</w:t>
+        <w:t xml:space="preserve">“</w:t>
+      </w:r>
+      <w:r>
+        <w:t xml:space="preserve">Excluding status 02 per CMS 2025 rule</w:t>
+      </w:r>
+      <w:r>
+        <w:t xml:space="preserve">”</w:t>
       </w:r>
       <w:r>
         <w:t xml:space="preserve">).</w:t>
@@ -1569,9 +3513,9 @@
         <w:t xml:space="preserve">.</w:t>
       </w:r>
     </w:p>
-    <w:bookmarkEnd w:id="11"/>
-    <w:bookmarkEnd w:id="12"/>
-    <w:bookmarkStart w:id="21" w:name="human-in-the-loop-semantic-governance"/>
+    <w:bookmarkEnd w:id="22"/>
+    <w:bookmarkEnd w:id="23"/>
+    <w:bookmarkStart w:id="32" w:name="human-in-the-loop-semantic-governance"/>
     <w:p>
       <w:pPr>
         <w:pStyle w:val="Heading1"/>
@@ -1600,7 +3544,13 @@
         <w:t xml:space="preserve"> </w:t>
       </w:r>
       <w:r>
-        <w:t xml:space="preserve">“Validated Query Cycle”</w:t>
+        <w:t xml:space="preserve">“</w:t>
+      </w:r>
+      <w:r>
+        <w:t xml:space="preserve">Validated Query Cycle</w:t>
+      </w:r>
+      <w:r>
+        <w:t xml:space="preserve">”</w:t>
       </w:r>
       <w:r>
         <w:t xml:space="preserve"> </w:t>
@@ -1625,7 +3575,7 @@
         <w:t xml:space="preserve">to reflect its role as a governance mechanism rather than just a productivity tool.</w:t>
       </w:r>
     </w:p>
-    <w:bookmarkStart w:id="19" w:name="the-hil-sg-architecture"/>
+    <w:bookmarkStart w:id="30" w:name="the-hil-sg-architecture"/>
     <w:p>
       <w:pPr>
         <w:pStyle w:val="Heading2"/>
@@ -1667,7 +3617,13 @@
         <w:t xml:space="preserve"> </w:t>
       </w:r>
       <w:r>
-        <w:t xml:space="preserve">“laundering”</w:t>
+        <w:t xml:space="preserve">“</w:t>
+      </w:r>
+      <w:r>
+        <w:t xml:space="preserve">laundering</w:t>
+      </w:r>
+      <w:r>
+        <w:t xml:space="preserve">”</w:t>
       </w:r>
       <w:r>
         <w:t xml:space="preserve"> </w:t>
@@ -1685,18 +3641,18 @@
           <wp:inline>
             <wp:extent cx="5067300" cy="4936394"/>
             <wp:effectExtent b="0" l="0" r="0" t="0"/>
-            <wp:docPr descr="Healthcare Analytics Architecture as a Socio-Technical System. The architecture flows from Clinical Users through a Conversational AI interface to a healthcare NLP engine for context-aware SQL generation. Bi-directional arrows represent the iterative ‘Query &amp; Refine’ loop. The critical validation step (dotted line) shows domain experts confirming SQL before results flow to ‘Organizational Memory’ (dashed line), where they persist independent of staff tenure." title="" id="14" name="Picture"/>
+            <wp:docPr descr="Healthcare Analytics Architecture as a Socio-Technical System. The architecture flows from Clinical Users through a Conversational AI interface to a healthcare NLP engine for context-aware SQL generation. Bi-directional arrows represent the iterative ‘Query &amp; Refine’ loop. The critical validation step (dotted line) shows domain experts confirming SQL before results flow to ‘Organizational Memory’ (dashed line), where they persist independent of staff tenure." title="" id="25" name="Picture"/>
             <a:graphic>
               <a:graphicData uri="http://schemas.openxmlformats.org/drawingml/2006/picture">
                 <pic:pic>
                   <pic:nvPicPr>
-                    <pic:cNvPr descr="figures/architecture.mmd.png" id="15" name="Picture"/>
+                    <pic:cNvPr descr="figures/architecture.mmd.png" id="26" name="Picture"/>
                     <pic:cNvPicPr>
                       <a:picLocks noChangeArrowheads="1" noChangeAspect="1"/>
                     </pic:cNvPicPr>
                   </pic:nvPicPr>
                   <pic:blipFill>
-                    <a:blip r:embed="rId13"/>
+                    <a:blip r:embed="rId24"/>
                     <a:stretch>
                       <a:fillRect/>
                     </a:stretch>
@@ -1734,7 +3690,13 @@
         <w:t xml:space="preserve"> </w:t>
       </w:r>
       <w:r>
-        <w:t xml:space="preserve">‘Query &amp; Refine’</w:t>
+        <w:t xml:space="preserve">‘</w:t>
+      </w:r>
+      <w:r>
+        <w:t xml:space="preserve">Query &amp; Refine</w:t>
+      </w:r>
+      <w:r>
+        <w:t xml:space="preserve">’</w:t>
       </w:r>
       <w:r>
         <w:t xml:space="preserve"> </w:t>
@@ -1746,7 +3708,13 @@
         <w:t xml:space="preserve"> </w:t>
       </w:r>
       <w:r>
-        <w:t xml:space="preserve">‘Organizational Memory’</w:t>
+        <w:t xml:space="preserve">‘</w:t>
+      </w:r>
+      <w:r>
+        <w:t xml:space="preserve">Organizational Memory</w:t>
+      </w:r>
+      <w:r>
+        <w:t xml:space="preserve">’</w:t>
       </w:r>
       <w:r>
         <w:t xml:space="preserve"> </w:t>
@@ -1772,18 +3740,18 @@
           <wp:inline>
             <wp:extent cx="4267200" cy="8798350"/>
             <wp:effectExtent b="0" l="0" r="0" t="0"/>
-            <wp:docPr descr="Six step validated query cycle for Human-in-the-Loop Semantic Governance. The cycle progresses from Natural Language Intent to AI-generated SQL, expert review and correction, creation of a Validated Query Triple, storage in organizational memory, and reuse for future queries." title="" id="17" name="Picture"/>
+            <wp:docPr descr="Six step validated query cycle for Human-in-the-Loop Semantic Governance. The cycle progresses from Natural Language Intent to AI-generated SQL, expert review and correction, creation of a Validated Query Triple, storage in organizational memory, and reuse for future queries." title="" id="28" name="Picture"/>
             <a:graphic>
               <a:graphicData uri="http://schemas.openxmlformats.org/drawingml/2006/picture">
                 <pic:pic>
                   <pic:nvPicPr>
-                    <pic:cNvPr descr="figures/knowledge-cycle.mmd.png" id="18" name="Picture"/>
+                    <pic:cNvPr descr="figures/knowledge-cycle.mmd.png" id="29" name="Picture"/>
                     <pic:cNvPicPr>
                       <a:picLocks noChangeArrowheads="1" noChangeAspect="1"/>
                     </pic:cNvPicPr>
                   </pic:nvPicPr>
                   <pic:blipFill>
-                    <a:blip r:embed="rId16"/>
+                    <a:blip r:embed="rId27"/>
                     <a:stretch>
                       <a:fillRect/>
                     </a:stretch>
@@ -1818,8 +3786,8 @@
         <w:t xml:space="preserve">Six step validated query cycle for Human-in-the-Loop Semantic Governance. The cycle progresses from Natural Language Intent to AI-generated SQL, expert review and correction, creation of a Validated Query Triple, storage in organizational memory, and reuse for future queries.</w:t>
       </w:r>
     </w:p>
-    <w:bookmarkEnd w:id="19"/>
-    <w:bookmarkStart w:id="20" w:name="the-process-of-externalization"/>
+    <w:bookmarkEnd w:id="30"/>
+    <w:bookmarkStart w:id="31" w:name="the-process-of-externalization"/>
     <w:p>
       <w:pPr>
         <w:pStyle w:val="Heading2"/>
@@ -1964,7 +3932,13 @@
         <w:t xml:space="preserve"> </w:t>
       </w:r>
       <w:r>
-        <w:t xml:space="preserve">“Human-on-the-Loop”</w:t>
+        <w:t xml:space="preserve">“</w:t>
+      </w:r>
+      <w:r>
+        <w:t xml:space="preserve">Human-on-the-Loop</w:t>
+      </w:r>
+      <w:r>
+        <w:t xml:space="preserve">”</w:t>
       </w:r>
       <w:r>
         <w:t xml:space="preserve"> </w:t>
@@ -2114,9 +4088,9 @@
         <w:t xml:space="preserve">.</w:t>
       </w:r>
     </w:p>
-    <w:bookmarkEnd w:id="20"/>
-    <w:bookmarkEnd w:id="21"/>
-    <w:bookmarkStart w:id="25" w:name="the-evidence-base-three-pillars"/>
+    <w:bookmarkEnd w:id="31"/>
+    <w:bookmarkEnd w:id="32"/>
+    <w:bookmarkStart w:id="36" w:name="the-evidence-base-three-pillars"/>
     <w:p>
       <w:pPr>
         <w:pStyle w:val="Heading1"/>
@@ -2142,7 +4116,7 @@
         <w:t xml:space="preserve">The HiL-SG framework is supported by three pillars of empirical evidence synthesized from over 130 sources.</w:t>
       </w:r>
     </w:p>
-    <w:bookmarkStart w:id="22" w:name="pillar-1-analytics-maturity-evidence"/>
+    <w:bookmarkStart w:id="33" w:name="pillar-1-analytics-maturity-evidence"/>
     <w:p>
       <w:pPr>
         <w:pStyle w:val="Heading2"/>
@@ -2242,7 +4216,13 @@
         <w:t xml:space="preserve"> </w:t>
       </w:r>
       <w:r>
-        <w:t xml:space="preserve">“low-maturity trap”</w:t>
+        <w:t xml:space="preserve">“</w:t>
+      </w:r>
+      <w:r>
+        <w:t xml:space="preserve">low-maturity trap</w:t>
+      </w:r>
+      <w:r>
+        <w:t xml:space="preserve">”</w:t>
       </w:r>
       <w:r>
         <w:t xml:space="preserve"> </w:t>
@@ -2350,8 +4330,8 @@
         <w:t xml:space="preserve">. The low-maturity trap thus compounds over time: each year of delayed investment widens the gap between what the organization could know and what it actually knows.</w:t>
       </w:r>
     </w:p>
-    <w:bookmarkEnd w:id="22"/>
-    <w:bookmarkStart w:id="23" w:name="pillar-2-workforce-agility-evidence"/>
+    <w:bookmarkEnd w:id="33"/>
+    <w:bookmarkStart w:id="34" w:name="pillar-2-workforce-agility-evidence"/>
     <w:p>
       <w:pPr>
         <w:pStyle w:val="Heading2"/>
@@ -2462,7 +4442,13 @@
         <w:t xml:space="preserve"> </w:t>
       </w:r>
       <w:r>
-        <w:t xml:space="preserve">“revolving door”</w:t>
+        <w:t xml:space="preserve">“</w:t>
+      </w:r>
+      <w:r>
+        <w:t xml:space="preserve">revolving door</w:t>
+      </w:r>
+      <w:r>
+        <w:t xml:space="preserve">”</w:t>
       </w:r>
       <w:r>
         <w:t xml:space="preserve"> </w:t>
@@ -2474,7 +4460,13 @@
         <w:t xml:space="preserve"> </w:t>
       </w:r>
       <w:r>
-        <w:t xml:space="preserve">“Collective Knowledge Structures”</w:t>
+        <w:t xml:space="preserve">“</w:t>
+      </w:r>
+      <w:r>
+        <w:t xml:space="preserve">Collective Knowledge Structures</w:t>
+      </w:r>
+      <w:r>
+        <w:t xml:space="preserve">”</w:t>
       </w:r>
       <w:r>
         <w:t xml:space="preserve"> </w:t>
@@ -2591,8 +4583,8 @@
         <w:t xml:space="preserve">. That this two-decade-old benchmark remains a primary reference point is itself evidence of the crisis: the field has lacked the stability even to systematically track its own attrition over the intervening decades.</w:t>
       </w:r>
     </w:p>
-    <w:bookmarkEnd w:id="23"/>
-    <w:bookmarkStart w:id="24" w:name="pillar-3-technical-enablement-evidence"/>
+    <w:bookmarkEnd w:id="34"/>
+    <w:bookmarkStart w:id="35" w:name="pillar-3-technical-enablement-evidence"/>
     <w:p>
       <w:pPr>
         <w:pStyle w:val="Heading2"/>
@@ -2661,7 +4653,13 @@
         <w:t xml:space="preserve"> </w:t>
       </w:r>
       <w:r>
-        <w:t xml:space="preserve">“not yet sufficiently accurate for unsupervised use”</w:t>
+        <w:t xml:space="preserve">“</w:t>
+      </w:r>
+      <w:r>
+        <w:t xml:space="preserve">not yet sufficiently accurate for unsupervised use</w:t>
+      </w:r>
+      <w:r>
+        <w:t xml:space="preserve">”</w:t>
       </w:r>
       <w:r>
         <w:t xml:space="preserve"> </w:t>
@@ -2707,7 +4705,13 @@
         <w:t xml:space="preserve"> </w:t>
       </w:r>
       <w:r>
-        <w:t xml:space="preserve">“externalization engine”</w:t>
+        <w:t xml:space="preserve">“</w:t>
+      </w:r>
+      <w:r>
+        <w:t xml:space="preserve">externalization engine</w:t>
+      </w:r>
+      <w:r>
+        <w:t xml:space="preserve">”</w:t>
       </w:r>
       <w:r>
         <w:t xml:space="preserve"> </w:t>
@@ -2786,9 +4790,9 @@
         <w:t xml:space="preserve">. The technical barrier thus becomes, paradoxically, a governance opportunity: the very difficulty of making NL2SQL work correctly compels organizations to surface and formalize the tacit knowledge that would otherwise remain trapped in departing experts.</w:t>
       </w:r>
     </w:p>
-    <w:bookmarkEnd w:id="24"/>
-    <w:bookmarkEnd w:id="25"/>
-    <w:bookmarkStart w:id="28" w:name="the-analytics-resilience-index"/>
+    <w:bookmarkEnd w:id="35"/>
+    <w:bookmarkEnd w:id="36"/>
+    <w:bookmarkStart w:id="39" w:name="the-analytics-resilience-index"/>
     <w:p>
       <w:pPr>
         <w:pStyle w:val="Heading1"/>
@@ -2827,7 +4831,7 @@
         <w:t xml:space="preserve">, replacing static checklists with dynamic resilience metrics.</w:t>
       </w:r>
     </w:p>
-    <w:bookmarkStart w:id="26" w:name="why-resilience-not-maturity"/>
+    <w:bookmarkStart w:id="37" w:name="why-resilience-not-maturity"/>
     <w:p>
       <w:pPr>
         <w:pStyle w:val="Heading2"/>
@@ -2900,7 +4904,13 @@
         <w:t xml:space="preserve"> </w:t>
       </w:r>
       <w:r>
-        <w:t xml:space="preserve">“where you are”</w:t>
+        <w:t xml:space="preserve">“</w:t>
+      </w:r>
+      <w:r>
+        <w:t xml:space="preserve">where you are</w:t>
+      </w:r>
+      <w:r>
+        <w:t xml:space="preserve">”</w:t>
       </w:r>
       <w:r>
         <w:t xml:space="preserve"> </w:t>
@@ -2912,11 +4922,17 @@
         <w:t xml:space="preserve"> </w:t>
       </w:r>
       <w:r>
-        <w:t xml:space="preserve">“how far you fall when someone leaves.”</w:t>
-      </w:r>
-    </w:p>
-    <w:bookmarkEnd w:id="26"/>
-    <w:bookmarkStart w:id="27" w:name="operationalizing-the-ari"/>
+        <w:t xml:space="preserve">“</w:t>
+      </w:r>
+      <w:r>
+        <w:t xml:space="preserve">how far you fall when someone leaves.</w:t>
+      </w:r>
+      <w:r>
+        <w:t xml:space="preserve">”</w:t>
+      </w:r>
+    </w:p>
+    <w:bookmarkEnd w:id="37"/>
+    <w:bookmarkStart w:id="38" w:name="operationalizing-the-ari"/>
     <w:p>
       <w:pPr>
         <w:pStyle w:val="Heading2"/>
@@ -2945,7 +4961,13 @@
         <w:t xml:space="preserve"> </w:t>
       </w:r>
       <w:r>
-        <w:t xml:space="preserve">“Knowledge Locus”</w:t>
+        <w:t xml:space="preserve">“</w:t>
+      </w:r>
+      <w:r>
+        <w:t xml:space="preserve">Knowledge Locus</w:t>
+      </w:r>
+      <w:r>
+        <w:t xml:space="preserve">”</w:t>
       </w:r>
       <w:r>
         <w:t xml:space="preserve"> </w:t>
@@ -2957,7 +4979,13 @@
         <w:t xml:space="preserve"> </w:t>
       </w:r>
       <w:r>
-        <w:t xml:space="preserve">“Turnover Impact”</w:t>
+        <w:t xml:space="preserve">“</w:t>
+      </w:r>
+      <w:r>
+        <w:t xml:space="preserve">Turnover Impact</w:t>
+      </w:r>
+      <w:r>
+        <w:t xml:space="preserve">”</w:t>
       </w:r>
       <w:r>
         <w:t xml:space="preserve"> </w:t>
@@ -3083,7 +5111,13 @@
               <w:t xml:space="preserve"> </w:t>
             </w:r>
             <w:r>
-              <w:t xml:space="preserve">“Hero”</w:t>
+              <w:t xml:space="preserve">“</w:t>
+            </w:r>
+            <w:r>
+              <w:t xml:space="preserve">Hero</w:t>
+            </w:r>
+            <w:r>
+              <w:t xml:space="preserve">”</w:t>
             </w:r>
             <w:r>
               <w:t xml:space="preserve"> </w:t>
@@ -3369,9 +5403,9 @@
         </w:tc>
       </w:tr>
     </w:tbl>
-    <w:bookmarkEnd w:id="27"/>
-    <w:bookmarkEnd w:id="28"/>
-    <w:bookmarkStart w:id="29" w:name="the-validator-paradox-and-standard-work"/>
+    <w:bookmarkEnd w:id="38"/>
+    <w:bookmarkEnd w:id="39"/>
+    <w:bookmarkStart w:id="40" w:name="the-validator-paradox-and-standard-work"/>
     <w:p>
       <w:pPr>
         <w:pStyle w:val="Heading1"/>
@@ -3424,7 +5458,13 @@
         <w:t xml:space="preserve"> </w:t>
       </w:r>
       <w:r>
-        <w:t xml:space="preserve">“Standard Work”</w:t>
+        <w:t xml:space="preserve">“</w:t>
+      </w:r>
+      <w:r>
+        <w:t xml:space="preserve">Standard Work</w:t>
+      </w:r>
+      <w:r>
+        <w:t xml:space="preserve">”</w:t>
       </w:r>
       <w:r>
         <w:t xml:space="preserve"> </w:t>
@@ -3548,7 +5588,13 @@
         <w:t xml:space="preserve"> </w:t>
       </w:r>
       <w:r>
-        <w:t xml:space="preserve">“S.M.A.R.T.”</w:t>
+        <w:t xml:space="preserve">“</w:t>
+      </w:r>
+      <w:r>
+        <w:t xml:space="preserve">S.M.A.R.T.</w:t>
+      </w:r>
+      <w:r>
+        <w:t xml:space="preserve">”</w:t>
       </w:r>
       <w:r>
         <w:t xml:space="preserve"> </w:t>
@@ -3585,8 +5631,8 @@
         <w:t xml:space="preserve">However, the Validator Paradox is not fully resolved. There exists a minimum viable expertise threshold below which validation becomes meaningless. A junior analyst rubber-stamping AI-generated output without genuine comprehension provides no knowledge ratchet; the validation artifact exists, but its epistemic value is nil. Identifying this threshold, and understanding how organizational factors (training, supervision, query complexity) influence it, remains an open empirical question. Future work in this series (Paper 2) should measure this threshold via controlled hallucination injection studies, in which AI-generated queries containing deliberate errors are presented to validators of varying experience levels to determine the conditions under which validation ceases to be meaningful.</w:t>
       </w:r>
     </w:p>
-    <w:bookmarkEnd w:id="29"/>
-    <w:bookmarkStart w:id="30" w:name="safety-as-cognitive-forcing"/>
+    <w:bookmarkEnd w:id="40"/>
+    <w:bookmarkStart w:id="41" w:name="safety-as-cognitive-forcing"/>
     <w:p>
       <w:pPr>
         <w:pStyle w:val="Heading1"/>
@@ -3628,7 +5674,13 @@
         <w:t xml:space="preserve"> </w:t>
       </w:r>
       <w:r>
-        <w:t xml:space="preserve">“laundering hallucinations”</w:t>
+        <w:t xml:space="preserve">“</w:t>
+      </w:r>
+      <w:r>
+        <w:t xml:space="preserve">laundering hallucinations</w:t>
+      </w:r>
+      <w:r>
+        <w:t xml:space="preserve">”</w:t>
       </w:r>
       <w:r>
         <w:t xml:space="preserve">: a plausible-sounding but factually incorrect query result that enters the decision pipeline undetected and influences clinical or operational choices. Because large language models generate fluent, confident output regardless of correctness, the absence of a structured validation step means that errors arrive dressed in the language of expertise, making them harder to catch than obviously malformed output.</w:t>
@@ -3719,7 +5771,13 @@
         <w:t xml:space="preserve"> </w:t>
       </w:r>
       <w:r>
-        <w:t xml:space="preserve">“call-out”</w:t>
+        <w:t xml:space="preserve">“</w:t>
+      </w:r>
+      <w:r>
+        <w:t xml:space="preserve">call-out</w:t>
+      </w:r>
+      <w:r>
+        <w:t xml:space="preserve">”</w:t>
       </w:r>
       <w:r>
         <w:t xml:space="preserve"> </w:t>
@@ -3728,8 +5786,8 @@
         <w:t xml:space="preserve">that interrupts the default path of uncritical acceptance. In this framing, the friction introduced by validation is not a cost; it is the mechanism of safety itself.</w:t>
       </w:r>
     </w:p>
-    <w:bookmarkEnd w:id="30"/>
-    <w:bookmarkStart w:id="31" w:name="Xf414813cd0afe621d2dc19456f0dc09d0fd73a3"/>
+    <w:bookmarkEnd w:id="41"/>
+    <w:bookmarkStart w:id="42" w:name="Xf414813cd0afe621d2dc19456f0dc09d0fd73a3"/>
     <w:p>
       <w:pPr>
         <w:pStyle w:val="Heading1"/>
@@ -3820,7 +5878,13 @@
         <w:t xml:space="preserve"> </w:t>
       </w:r>
       <w:r>
-        <w:t xml:space="preserve">“messy”</w:t>
+        <w:t xml:space="preserve">“</w:t>
+      </w:r>
+      <w:r>
+        <w:t xml:space="preserve">messy</w:t>
+      </w:r>
+      <w:r>
+        <w:t xml:space="preserve">”</w:t>
       </w:r>
       <w:r>
         <w:t xml:space="preserve"> </w:t>
@@ -3892,8 +5956,8 @@
         <w:t xml:space="preserve">standards.</w:t>
       </w:r>
     </w:p>
-    <w:bookmarkEnd w:id="31"/>
-    <w:bookmarkStart w:id="32" w:name="limitations"/>
+    <w:bookmarkEnd w:id="42"/>
+    <w:bookmarkStart w:id="43" w:name="limitations"/>
     <w:p>
       <w:pPr>
         <w:pStyle w:val="Heading1"/>
@@ -3919,8 +5983,8 @@
         <w:t xml:space="preserve">This work is a narrative, design science informed framework rather than a systematic review or multi-site empirical evaluation. The literature base is concentrated on English-language sources and recent (2024–2025) workforce and NL2SQL studies, so findings may not capture all regional, specialty-specific, or technological contexts. The HiL-SG architecture and the proposed Analytics Resilience Index (ARI) are conceptual artifacts that require future implementation and validation in diverse health systems before their effectiveness and generalizability can be fully established.</w:t>
       </w:r>
     </w:p>
-    <w:bookmarkEnd w:id="32"/>
-    <w:bookmarkStart w:id="33" w:name="implications-and-future-research"/>
+    <w:bookmarkEnd w:id="43"/>
+    <w:bookmarkStart w:id="44" w:name="implications-and-future-research"/>
     <w:p>
       <w:pPr>
         <w:pStyle w:val="Heading1"/>
@@ -3967,8 +6031,8 @@
         <w:t xml:space="preserve">Future research should empirically validate and refine the HiL-SG framework and the proposed Analytics Resilience Index. Priority questions include: how ARI scores correlate with observed continuity of analytics performance during leadership and staff turnover; whether HiL-SG mediated natural language to SQL workflows reduce error rates, recovery time, and rework compared to baseline tooling; and which governance patterns most effectively balance safety, transparency, and equity when human validators operate at scale. Prospective multi-site implementation studies, controlled user experiments, and qualitative implementation research across diverse health systems will be needed to test these claims and adapt the framework to varying organizational, regulatory, and data environments.</w:t>
       </w:r>
     </w:p>
-    <w:bookmarkEnd w:id="33"/>
-    <w:bookmarkStart w:id="34" w:name="acknowledgments"/>
+    <w:bookmarkEnd w:id="44"/>
+    <w:bookmarkStart w:id="45" w:name="acknowledgments"/>
     <w:p>
       <w:pPr>
         <w:pStyle w:val="Heading1"/>
@@ -3994,8 +6058,8 @@
         <w:t xml:space="preserve">The author (S.T.H.) takes full responsibility for the final content, conducted the research, and verified all claims and citations. Gemini CLI (Gemini 3, Google) assisted with manuscript editing and refinement. Figures were generated using the Mermaid graph language.</w:t>
       </w:r>
     </w:p>
-    <w:bookmarkEnd w:id="34"/>
-    <w:bookmarkStart w:id="35" w:name="author-contributions"/>
+    <w:bookmarkEnd w:id="45"/>
+    <w:bookmarkStart w:id="46" w:name="author-contributions"/>
     <w:p>
       <w:pPr>
         <w:pStyle w:val="Heading1"/>
@@ -4021,8 +6085,8 @@
         <w:t xml:space="preserve">S.T.H. conceived the research, conducted the literature review, and wrote the manuscript.</w:t>
       </w:r>
     </w:p>
-    <w:bookmarkEnd w:id="35"/>
-    <w:bookmarkStart w:id="36" w:name="conflicts-of-interest"/>
+    <w:bookmarkEnd w:id="46"/>
+    <w:bookmarkStart w:id="47" w:name="conflicts-of-interest"/>
     <w:p>
       <w:pPr>
         <w:pStyle w:val="Heading1"/>
@@ -4048,8 +6112,8 @@
         <w:t xml:space="preserve">The author declares the following competing interests: Samuel T Harrold is a contract product advisor at Yuimedi, Inc., which develops healthcare analytics software including conversational AI platforms relevant to this review’s subject matter. The author is also employed as a Data Scientist at Indiana University Health. This paper presents an analytical framework derived from published literature and does not evaluate or recommend specific commercial products, including those of the author’s affiliated organizations. The views expressed are the author’s own and do not represent the official positions of Indiana University Health or Yuimedi, Inc.</w:t>
       </w:r>
     </w:p>
-    <w:bookmarkEnd w:id="36"/>
-    <w:bookmarkStart w:id="37" w:name="data-availability"/>
+    <w:bookmarkEnd w:id="47"/>
+    <w:bookmarkStart w:id="48" w:name="data-availability"/>
     <w:p>
       <w:pPr>
         <w:pStyle w:val="Heading1"/>
@@ -4075,8 +6139,8 @@
         <w:t xml:space="preserve">This is a narrative review synthesizing existing literature. No primary datasets were generated or analyzed. All data cited are from publicly available peer-reviewed publications and industry reports, referenced in the bibliography.</w:t>
       </w:r>
     </w:p>
-    <w:bookmarkEnd w:id="37"/>
-    <w:bookmarkStart w:id="38" w:name="funding"/>
+    <w:bookmarkEnd w:id="48"/>
+    <w:bookmarkStart w:id="49" w:name="funding"/>
     <w:p>
       <w:pPr>
         <w:pStyle w:val="Heading1"/>
@@ -4102,8 +6166,8 @@
         <w:t xml:space="preserve">Yuimedi provided funding for the author’s time writing and researching this manuscript.</w:t>
       </w:r>
     </w:p>
-    <w:bookmarkEnd w:id="38"/>
-    <w:bookmarkStart w:id="39" w:name="abbreviations"/>
+    <w:bookmarkEnd w:id="49"/>
+    <w:bookmarkStart w:id="50" w:name="abbreviations"/>
     <w:p>
       <w:pPr>
         <w:pStyle w:val="Heading1"/>
@@ -4207,8 +6271,8 @@
         <w:t xml:space="preserve">SQL: Structured Query Language</w:t>
       </w:r>
     </w:p>
-    <w:bookmarkEnd w:id="39"/>
-    <w:bookmarkStart w:id="156" w:name="references"/>
+    <w:bookmarkEnd w:id="50"/>
+    <w:bookmarkStart w:id="167" w:name="references"/>
     <w:p>
       <w:pPr>
         <w:pStyle w:val="Heading1"/>
@@ -4226,8 +6290,8 @@
         <w:t xml:space="preserve">References</w:t>
       </w:r>
     </w:p>
-    <w:bookmarkStart w:id="155" w:name="refs"/>
-    <w:bookmarkStart w:id="41" w:name="ref-himss2024"/>
+    <w:bookmarkStart w:id="166" w:name="refs"/>
+    <w:bookmarkStart w:id="52" w:name="ref-himss2024"/>
     <w:p>
       <w:pPr>
         <w:pStyle w:val="Bibliography"/>
@@ -4271,7 +6335,7 @@
       <w:r>
         <w:t xml:space="preserve"> </w:t>
       </w:r>
-      <w:hyperlink r:id="rId40">
+      <w:hyperlink r:id="rId51">
         <w:r>
           <w:rPr>
             <w:rStyle w:val="Hyperlink"/>
@@ -4280,8 +6344,8 @@
         </w:r>
       </w:hyperlink>
     </w:p>
-    <w:bookmarkEnd w:id="41"/>
-    <w:bookmarkStart w:id="43" w:name="ref-gal2019"/>
+    <w:bookmarkEnd w:id="52"/>
+    <w:bookmarkStart w:id="54" w:name="ref-gal2019"/>
     <w:p>
       <w:pPr>
         <w:pStyle w:val="Bibliography"/>
@@ -4310,7 +6374,7 @@
       <w:r>
         <w:t xml:space="preserve"> </w:t>
       </w:r>
-      <w:hyperlink r:id="rId42">
+      <w:hyperlink r:id="rId53">
         <w:r>
           <w:rPr>
             <w:rStyle w:val="Hyperlink"/>
@@ -4319,8 +6383,8 @@
         </w:r>
       </w:hyperlink>
     </w:p>
-    <w:bookmarkEnd w:id="43"/>
-    <w:bookmarkStart w:id="44" w:name="ref-zhang2024"/>
+    <w:bookmarkEnd w:id="54"/>
+    <w:bookmarkStart w:id="55" w:name="ref-zhang2024"/>
     <w:p>
       <w:pPr>
         <w:pStyle w:val="Bibliography"/>
@@ -4350,8 +6414,8 @@
         <w:t xml:space="preserve"> </w:t>
       </w:r>
     </w:p>
-    <w:bookmarkEnd w:id="44"/>
-    <w:bookmarkStart w:id="46" w:name="ref-hong2025"/>
+    <w:bookmarkEnd w:id="55"/>
+    <w:bookmarkStart w:id="57" w:name="ref-hong2025"/>
     <w:p>
       <w:pPr>
         <w:pStyle w:val="Bibliography"/>
@@ -4371,7 +6435,7 @@
       <w:r>
         <w:t xml:space="preserve"> </w:t>
       </w:r>
-      <w:hyperlink r:id="rId45">
+      <w:hyperlink r:id="rId56">
         <w:r>
           <w:rPr>
             <w:rStyle w:val="Hyperlink"/>
@@ -4380,8 +6444,8 @@
         </w:r>
       </w:hyperlink>
     </w:p>
-    <w:bookmarkEnd w:id="46"/>
-    <w:bookmarkStart w:id="48" w:name="ref-wittkieffer2024"/>
+    <w:bookmarkEnd w:id="57"/>
+    <w:bookmarkStart w:id="59" w:name="ref-wittkieffer2024"/>
     <w:p>
       <w:pPr>
         <w:pStyle w:val="Bibliography"/>
@@ -4413,7 +6477,7 @@
       <w:r>
         <w:t xml:space="preserve"> </w:t>
       </w:r>
-      <w:hyperlink r:id="rId47">
+      <w:hyperlink r:id="rId58">
         <w:r>
           <w:rPr>
             <w:rStyle w:val="Hyperlink"/>
@@ -4422,8 +6486,8 @@
         </w:r>
       </w:hyperlink>
     </w:p>
-    <w:bookmarkEnd w:id="48"/>
-    <w:bookmarkStart w:id="50" w:name="ref-himssworkforce2024"/>
+    <w:bookmarkEnd w:id="59"/>
+    <w:bookmarkStart w:id="61" w:name="ref-himssworkforce2024"/>
     <w:p>
       <w:pPr>
         <w:pStyle w:val="Bibliography"/>
@@ -4455,7 +6519,7 @@
       <w:r>
         <w:t xml:space="preserve"> </w:t>
       </w:r>
-      <w:hyperlink r:id="rId49">
+      <w:hyperlink r:id="rId60">
         <w:r>
           <w:rPr>
             <w:rStyle w:val="Hyperlink"/>
@@ -4464,8 +6528,8 @@
         </w:r>
       </w:hyperlink>
     </w:p>
-    <w:bookmarkEnd w:id="50"/>
-    <w:bookmarkStart w:id="52" w:name="ref-rajamani2025"/>
+    <w:bookmarkEnd w:id="61"/>
+    <w:bookmarkStart w:id="63" w:name="ref-rajamani2025"/>
     <w:p>
       <w:pPr>
         <w:pStyle w:val="Bibliography"/>
@@ -4494,7 +6558,7 @@
       <w:r>
         <w:t xml:space="preserve"> </w:t>
       </w:r>
-      <w:hyperlink r:id="rId51">
+      <w:hyperlink r:id="rId62">
         <w:r>
           <w:rPr>
             <w:rStyle w:val="Hyperlink"/>
@@ -4503,8 +6567,8 @@
         </w:r>
       </w:hyperlink>
     </w:p>
-    <w:bookmarkEnd w:id="52"/>
-    <w:bookmarkStart w:id="54" w:name="ref-american2023"/>
+    <w:bookmarkEnd w:id="63"/>
+    <w:bookmarkStart w:id="65" w:name="ref-american2023"/>
     <w:p>
       <w:pPr>
         <w:pStyle w:val="Bibliography"/>
@@ -4548,7 +6612,7 @@
       <w:r>
         <w:t xml:space="preserve"> </w:t>
       </w:r>
-      <w:hyperlink r:id="rId53">
+      <w:hyperlink r:id="rId64">
         <w:r>
           <w:rPr>
             <w:rStyle w:val="Hyperlink"/>
@@ -4557,8 +6621,8 @@
         </w:r>
       </w:hyperlink>
     </w:p>
-    <w:bookmarkEnd w:id="54"/>
-    <w:bookmarkStart w:id="56" w:name="ref-wang2018"/>
+    <w:bookmarkEnd w:id="65"/>
+    <w:bookmarkStart w:id="67" w:name="ref-wang2018"/>
     <w:p>
       <w:pPr>
         <w:pStyle w:val="Bibliography"/>
@@ -4587,7 +6651,7 @@
       <w:r>
         <w:t xml:space="preserve"> </w:t>
       </w:r>
-      <w:hyperlink r:id="rId55">
+      <w:hyperlink r:id="rId66">
         <w:r>
           <w:rPr>
             <w:rStyle w:val="Hyperlink"/>
@@ -4596,8 +6660,8 @@
         </w:r>
       </w:hyperlink>
     </w:p>
-    <w:bookmarkEnd w:id="56"/>
-    <w:bookmarkStart w:id="58" w:name="ref-wang2020"/>
+    <w:bookmarkEnd w:id="67"/>
+    <w:bookmarkStart w:id="69" w:name="ref-wang2020"/>
     <w:p>
       <w:pPr>
         <w:pStyle w:val="Bibliography"/>
@@ -4626,7 +6690,7 @@
       <w:r>
         <w:t xml:space="preserve"> </w:t>
       </w:r>
-      <w:hyperlink r:id="rId57">
+      <w:hyperlink r:id="rId68">
         <w:r>
           <w:rPr>
             <w:rStyle w:val="Hyperlink"/>
@@ -4635,8 +6699,8 @@
         </w:r>
       </w:hyperlink>
     </w:p>
-    <w:bookmarkEnd w:id="58"/>
-    <w:bookmarkStart w:id="60" w:name="ref-rao2006"/>
+    <w:bookmarkEnd w:id="69"/>
+    <w:bookmarkStart w:id="71" w:name="ref-rao2006"/>
     <w:p>
       <w:pPr>
         <w:pStyle w:val="Bibliography"/>
@@ -4656,7 +6720,7 @@
       <w:r>
         <w:t xml:space="preserve"> </w:t>
       </w:r>
-      <w:hyperlink r:id="rId59">
+      <w:hyperlink r:id="rId70">
         <w:r>
           <w:rPr>
             <w:rStyle w:val="Hyperlink"/>
@@ -4665,8 +6729,8 @@
         </w:r>
       </w:hyperlink>
     </w:p>
-    <w:bookmarkEnd w:id="60"/>
-    <w:bookmarkStart w:id="62" w:name="ref-mayo2016"/>
+    <w:bookmarkEnd w:id="71"/>
+    <w:bookmarkStart w:id="73" w:name="ref-mayo2016"/>
     <w:p>
       <w:pPr>
         <w:pStyle w:val="Bibliography"/>
@@ -4695,7 +6759,7 @@
       <w:r>
         <w:t xml:space="preserve"> </w:t>
       </w:r>
-      <w:hyperlink r:id="rId61">
+      <w:hyperlink r:id="rId72">
         <w:r>
           <w:rPr>
             <w:rStyle w:val="Hyperlink"/>
@@ -4704,8 +6768,8 @@
         </w:r>
       </w:hyperlink>
     </w:p>
-    <w:bookmarkEnd w:id="62"/>
-    <w:bookmarkStart w:id="64" w:name="ref-ledikwe2013"/>
+    <w:bookmarkEnd w:id="73"/>
+    <w:bookmarkStart w:id="75" w:name="ref-ledikwe2013"/>
     <w:p>
       <w:pPr>
         <w:pStyle w:val="Bibliography"/>
@@ -4734,7 +6798,7 @@
       <w:r>
         <w:t xml:space="preserve"> </w:t>
       </w:r>
-      <w:hyperlink r:id="rId63">
+      <w:hyperlink r:id="rId74">
         <w:r>
           <w:rPr>
             <w:rStyle w:val="Hyperlink"/>
@@ -4743,8 +6807,8 @@
         </w:r>
       </w:hyperlink>
     </w:p>
-    <w:bookmarkEnd w:id="64"/>
-    <w:bookmarkStart w:id="66" w:name="ref-mantas2010"/>
+    <w:bookmarkEnd w:id="75"/>
+    <w:bookmarkStart w:id="77" w:name="ref-mantas2010"/>
     <w:p>
       <w:pPr>
         <w:pStyle w:val="Bibliography"/>
@@ -4773,7 +6837,7 @@
       <w:r>
         <w:t xml:space="preserve"> </w:t>
       </w:r>
-      <w:hyperlink r:id="rId65">
+      <w:hyperlink r:id="rId76">
         <w:r>
           <w:rPr>
             <w:rStyle w:val="Hyperlink"/>
@@ -4782,8 +6846,8 @@
         </w:r>
       </w:hyperlink>
     </w:p>
-    <w:bookmarkEnd w:id="66"/>
-    <w:bookmarkStart w:id="68" w:name="ref-ang2004"/>
+    <w:bookmarkEnd w:id="77"/>
+    <w:bookmarkStart w:id="79" w:name="ref-ang2004"/>
     <w:p>
       <w:pPr>
         <w:pStyle w:val="Bibliography"/>
@@ -4842,7 +6906,7 @@
       <w:r>
         <w:t xml:space="preserve"> </w:t>
       </w:r>
-      <w:hyperlink r:id="rId67">
+      <w:hyperlink r:id="rId78">
         <w:r>
           <w:rPr>
             <w:rStyle w:val="Hyperlink"/>
@@ -4851,8 +6915,8 @@
         </w:r>
       </w:hyperlink>
     </w:p>
-    <w:bookmarkEnd w:id="68"/>
-    <w:bookmarkStart w:id="70" w:name="ref-nsi2025"/>
+    <w:bookmarkEnd w:id="79"/>
+    <w:bookmarkStart w:id="81" w:name="ref-nsi2025"/>
     <w:p>
       <w:pPr>
         <w:pStyle w:val="Bibliography"/>
@@ -4884,7 +6948,7 @@
       <w:r>
         <w:t xml:space="preserve"> </w:t>
       </w:r>
-      <w:hyperlink r:id="rId69">
+      <w:hyperlink r:id="rId80">
         <w:r>
           <w:rPr>
             <w:rStyle w:val="Hyperlink"/>
@@ -4893,8 +6957,8 @@
         </w:r>
       </w:hyperlink>
     </w:p>
-    <w:bookmarkEnd w:id="70"/>
-    <w:bookmarkStart w:id="72" w:name="ref-tyndall2010"/>
+    <w:bookmarkEnd w:id="81"/>
+    <w:bookmarkStart w:id="83" w:name="ref-tyndall2010"/>
     <w:p>
       <w:pPr>
         <w:pStyle w:val="Bibliography"/>
@@ -4932,7 +6996,7 @@
       <w:r>
         <w:t xml:space="preserve"> </w:t>
       </w:r>
-      <w:hyperlink r:id="rId71">
+      <w:hyperlink r:id="rId82">
         <w:r>
           <w:rPr>
             <w:rStyle w:val="Hyperlink"/>
@@ -4941,8 +7005,8 @@
         </w:r>
       </w:hyperlink>
     </w:p>
-    <w:bookmarkEnd w:id="72"/>
-    <w:bookmarkStart w:id="74" w:name="ref-farnese2019"/>
+    <w:bookmarkEnd w:id="83"/>
+    <w:bookmarkStart w:id="85" w:name="ref-farnese2019"/>
     <w:p>
       <w:pPr>
         <w:pStyle w:val="Bibliography"/>
@@ -4983,7 +7047,7 @@
       <w:r>
         <w:t xml:space="preserve"> </w:t>
       </w:r>
-      <w:hyperlink r:id="rId73">
+      <w:hyperlink r:id="rId84">
         <w:r>
           <w:rPr>
             <w:rStyle w:val="Hyperlink"/>
@@ -4992,8 +7056,8 @@
         </w:r>
       </w:hyperlink>
     </w:p>
-    <w:bookmarkEnd w:id="74"/>
-    <w:bookmarkStart w:id="76" w:name="ref-bravorocca2023"/>
+    <w:bookmarkEnd w:id="85"/>
+    <w:bookmarkStart w:id="87" w:name="ref-bravorocca2023"/>
     <w:p>
       <w:pPr>
         <w:pStyle w:val="Bibliography"/>
@@ -5019,7 +7083,7 @@
       <w:r>
         <w:t xml:space="preserve"> </w:t>
       </w:r>
-      <w:hyperlink r:id="rId75">
+      <w:hyperlink r:id="rId86">
         <w:r>
           <w:rPr>
             <w:rStyle w:val="Hyperlink"/>
@@ -5028,8 +7092,8 @@
         </w:r>
       </w:hyperlink>
     </w:p>
-    <w:bookmarkEnd w:id="76"/>
-    <w:bookmarkStart w:id="78" w:name="ref-foos2006"/>
+    <w:bookmarkEnd w:id="87"/>
+    <w:bookmarkStart w:id="89" w:name="ref-foos2006"/>
     <w:p>
       <w:pPr>
         <w:pStyle w:val="Bibliography"/>
@@ -5058,7 +7122,7 @@
       <w:r>
         <w:t xml:space="preserve"> </w:t>
       </w:r>
-      <w:hyperlink r:id="rId77">
+      <w:hyperlink r:id="rId88">
         <w:r>
           <w:rPr>
             <w:rStyle w:val="Hyperlink"/>
@@ -5067,8 +7131,8 @@
         </w:r>
       </w:hyperlink>
     </w:p>
-    <w:bookmarkEnd w:id="78"/>
-    <w:bookmarkStart w:id="80" w:name="ref-konrad2022"/>
+    <w:bookmarkEnd w:id="89"/>
+    <w:bookmarkStart w:id="91" w:name="ref-konrad2022"/>
     <w:p>
       <w:pPr>
         <w:pStyle w:val="Bibliography"/>
@@ -5112,7 +7176,7 @@
       <w:r>
         <w:t xml:space="preserve"> </w:t>
       </w:r>
-      <w:hyperlink r:id="rId79">
+      <w:hyperlink r:id="rId90">
         <w:r>
           <w:rPr>
             <w:rStyle w:val="Hyperlink"/>
@@ -5121,8 +7185,8 @@
         </w:r>
       </w:hyperlink>
     </w:p>
-    <w:bookmarkEnd w:id="80"/>
-    <w:bookmarkStart w:id="82" w:name="ref-wu2024"/>
+    <w:bookmarkEnd w:id="91"/>
+    <w:bookmarkStart w:id="93" w:name="ref-wu2024"/>
     <w:p>
       <w:pPr>
         <w:pStyle w:val="Bibliography"/>
@@ -5151,7 +7215,7 @@
       <w:r>
         <w:t xml:space="preserve"> </w:t>
       </w:r>
-      <w:hyperlink r:id="rId81">
+      <w:hyperlink r:id="rId92">
         <w:r>
           <w:rPr>
             <w:rStyle w:val="Hyperlink"/>
@@ -5160,8 +7224,8 @@
         </w:r>
       </w:hyperlink>
     </w:p>
-    <w:bookmarkEnd w:id="82"/>
-    <w:bookmarkStart w:id="84" w:name="ref-ren2024"/>
+    <w:bookmarkEnd w:id="93"/>
+    <w:bookmarkStart w:id="95" w:name="ref-ren2024"/>
     <w:p>
       <w:pPr>
         <w:pStyle w:val="Bibliography"/>
@@ -5190,7 +7254,7 @@
       <w:r>
         <w:t xml:space="preserve"> </w:t>
       </w:r>
-      <w:hyperlink r:id="rId83">
+      <w:hyperlink r:id="rId94">
         <w:r>
           <w:rPr>
             <w:rStyle w:val="Hyperlink"/>
@@ -5199,8 +7263,8 @@
         </w:r>
       </w:hyperlink>
     </w:p>
-    <w:bookmarkEnd w:id="84"/>
-    <w:bookmarkStart w:id="86" w:name="ref-massingham2018"/>
+    <w:bookmarkEnd w:id="95"/>
+    <w:bookmarkStart w:id="97" w:name="ref-massingham2018"/>
     <w:p>
       <w:pPr>
         <w:pStyle w:val="Bibliography"/>
@@ -5229,7 +7293,7 @@
       <w:r>
         <w:t xml:space="preserve"> </w:t>
       </w:r>
-      <w:hyperlink r:id="rId85">
+      <w:hyperlink r:id="rId96">
         <w:r>
           <w:rPr>
             <w:rStyle w:val="Hyperlink"/>
@@ -5238,8 +7302,8 @@
         </w:r>
       </w:hyperlink>
     </w:p>
-    <w:bookmarkEnd w:id="86"/>
-    <w:bookmarkStart w:id="88" w:name="ref-zhang2025"/>
+    <w:bookmarkEnd w:id="97"/>
+    <w:bookmarkStart w:id="99" w:name="ref-zhang2025"/>
     <w:p>
       <w:pPr>
         <w:pStyle w:val="Bibliography"/>
@@ -5286,7 +7350,7 @@
       <w:r>
         <w:t xml:space="preserve"> </w:t>
       </w:r>
-      <w:hyperlink r:id="rId87">
+      <w:hyperlink r:id="rId98">
         <w:r>
           <w:rPr>
             <w:rStyle w:val="Hyperlink"/>
@@ -5295,8 +7359,8 @@
         </w:r>
       </w:hyperlink>
     </w:p>
-    <w:bookmarkEnd w:id="88"/>
-    <w:bookmarkStart w:id="90" w:name="ref-goffin2011"/>
+    <w:bookmarkEnd w:id="99"/>
+    <w:bookmarkStart w:id="101" w:name="ref-goffin2011"/>
     <w:p>
       <w:pPr>
         <w:pStyle w:val="Bibliography"/>
@@ -5325,7 +7389,7 @@
       <w:r>
         <w:t xml:space="preserve"> </w:t>
       </w:r>
-      <w:hyperlink r:id="rId89">
+      <w:hyperlink r:id="rId100">
         <w:r>
           <w:rPr>
             <w:rStyle w:val="Hyperlink"/>
@@ -5334,8 +7398,8 @@
         </w:r>
       </w:hyperlink>
     </w:p>
-    <w:bookmarkEnd w:id="90"/>
-    <w:bookmarkStart w:id="92" w:name="ref-moore2018"/>
+    <w:bookmarkEnd w:id="101"/>
+    <w:bookmarkStart w:id="103" w:name="ref-moore2018"/>
     <w:p>
       <w:pPr>
         <w:pStyle w:val="Bibliography"/>
@@ -5364,7 +7428,7 @@
       <w:r>
         <w:t xml:space="preserve"> </w:t>
       </w:r>
-      <w:hyperlink r:id="rId91">
+      <w:hyperlink r:id="rId102">
         <w:r>
           <w:rPr>
             <w:rStyle w:val="Hyperlink"/>
@@ -5373,8 +7437,8 @@
         </w:r>
       </w:hyperlink>
     </w:p>
-    <w:bookmarkEnd w:id="92"/>
-    <w:bookmarkStart w:id="94" w:name="ref-lee2023"/>
+    <w:bookmarkEnd w:id="103"/>
+    <w:bookmarkStart w:id="105" w:name="ref-lee2023"/>
     <w:p>
       <w:pPr>
         <w:pStyle w:val="Bibliography"/>
@@ -5403,7 +7467,7 @@
       <w:r>
         <w:t xml:space="preserve"> </w:t>
       </w:r>
-      <w:hyperlink r:id="rId93">
+      <w:hyperlink r:id="rId104">
         <w:r>
           <w:rPr>
             <w:rStyle w:val="Hyperlink"/>
@@ -5412,8 +7476,8 @@
         </w:r>
       </w:hyperlink>
     </w:p>
-    <w:bookmarkEnd w:id="94"/>
-    <w:bookmarkStart w:id="96" w:name="ref-ziletti2024"/>
+    <w:bookmarkEnd w:id="105"/>
+    <w:bookmarkStart w:id="107" w:name="ref-ziletti2024"/>
     <w:p>
       <w:pPr>
         <w:pStyle w:val="Bibliography"/>
@@ -5466,7 +7530,7 @@
       <w:r>
         <w:t xml:space="preserve"> </w:t>
       </w:r>
-      <w:hyperlink r:id="rId95">
+      <w:hyperlink r:id="rId106">
         <w:r>
           <w:rPr>
             <w:rStyle w:val="Hyperlink"/>
@@ -5475,8 +7539,8 @@
         </w:r>
       </w:hyperlink>
     </w:p>
-    <w:bookmarkEnd w:id="96"/>
-    <w:bookmarkStart w:id="98" w:name="ref-mosqueirarey2023"/>
+    <w:bookmarkEnd w:id="107"/>
+    <w:bookmarkStart w:id="109" w:name="ref-mosqueirarey2023"/>
     <w:p>
       <w:pPr>
         <w:pStyle w:val="Bibliography"/>
@@ -5491,15 +7555,12 @@
         <w:t xml:space="preserve">	</w:t>
       </w:r>
       <w:r>
-        <w:t xml:space="preserve">Mosqueira-Rey E et al.</w:t>
-      </w:r>
-      <w:r>
-        <w:t xml:space="preserve"> Human-in-the-loop machine learning: A state of the art. Artificial Intelligence Review [Internet]. 2023;56:3005–54. Available from:</w:t>
-      </w:r>
-      <w:r>
-        <w:t xml:space="preserve"> </w:t>
-      </w:r>
-      <w:hyperlink r:id="rId97">
+        <w:t xml:space="preserve">Mosqueira-Rey E et al. Human-in-the-loop machine learning: A state of the art. Artificial Intelligence Review [Internet]. 2023;56:3005–54. Available from:</w:t>
+      </w:r>
+      <w:r>
+        <w:t xml:space="preserve"> </w:t>
+      </w:r>
+      <w:hyperlink r:id="rId108">
         <w:r>
           <w:rPr>
             <w:rStyle w:val="Hyperlink"/>
@@ -5508,8 +7569,8 @@
         </w:r>
       </w:hyperlink>
     </w:p>
-    <w:bookmarkEnd w:id="98"/>
-    <w:bookmarkStart w:id="100" w:name="ref-benbya2004"/>
+    <w:bookmarkEnd w:id="109"/>
+    <w:bookmarkStart w:id="111" w:name="ref-benbya2004"/>
     <w:p>
       <w:pPr>
         <w:pStyle w:val="Bibliography"/>
@@ -5538,7 +7599,7 @@
       <w:r>
         <w:t xml:space="preserve"> </w:t>
       </w:r>
-      <w:hyperlink r:id="rId99">
+      <w:hyperlink r:id="rId110">
         <w:r>
           <w:rPr>
             <w:rStyle w:val="Hyperlink"/>
@@ -5547,8 +7608,8 @@
         </w:r>
       </w:hyperlink>
     </w:p>
-    <w:bookmarkEnd w:id="100"/>
-    <w:bookmarkStart w:id="102" w:name="ref-whittaker2008"/>
+    <w:bookmarkEnd w:id="111"/>
+    <w:bookmarkStart w:id="113" w:name="ref-whittaker2008"/>
     <w:p>
       <w:pPr>
         <w:pStyle w:val="Bibliography"/>
@@ -5568,7 +7629,7 @@
       <w:r>
         <w:t xml:space="preserve"> </w:t>
       </w:r>
-      <w:hyperlink r:id="rId101">
+      <w:hyperlink r:id="rId112">
         <w:r>
           <w:rPr>
             <w:rStyle w:val="Hyperlink"/>
@@ -5577,8 +7638,8 @@
         </w:r>
       </w:hyperlink>
     </w:p>
-    <w:bookmarkEnd w:id="102"/>
-    <w:bookmarkStart w:id="104" w:name="ref-himss2024news"/>
+    <w:bookmarkEnd w:id="113"/>
+    <w:bookmarkStart w:id="115" w:name="ref-himss2024news"/>
     <w:p>
       <w:pPr>
         <w:pStyle w:val="Bibliography"/>
@@ -5610,7 +7671,7 @@
       <w:r>
         <w:t xml:space="preserve"> </w:t>
       </w:r>
-      <w:hyperlink r:id="rId103">
+      <w:hyperlink r:id="rId114">
         <w:r>
           <w:rPr>
             <w:rStyle w:val="Hyperlink"/>
@@ -5619,8 +7680,8 @@
         </w:r>
       </w:hyperlink>
     </w:p>
-    <w:bookmarkEnd w:id="104"/>
-    <w:bookmarkStart w:id="106" w:name="ref-health2020"/>
+    <w:bookmarkEnd w:id="115"/>
+    <w:bookmarkStart w:id="117" w:name="ref-health2020"/>
     <w:p>
       <w:pPr>
         <w:pStyle w:val="Bibliography"/>
@@ -5652,7 +7713,7 @@
       <w:r>
         <w:t xml:space="preserve"> </w:t>
       </w:r>
-      <w:hyperlink r:id="rId105">
+      <w:hyperlink r:id="rId116">
         <w:r>
           <w:rPr>
             <w:rStyle w:val="Hyperlink"/>
@@ -5661,8 +7722,8 @@
         </w:r>
       </w:hyperlink>
     </w:p>
-    <w:bookmarkEnd w:id="106"/>
-    <w:bookmarkStart w:id="108" w:name="ref-snowdon2024"/>
+    <w:bookmarkEnd w:id="117"/>
+    <w:bookmarkStart w:id="119" w:name="ref-snowdon2024"/>
     <w:p>
       <w:pPr>
         <w:pStyle w:val="Bibliography"/>
@@ -5703,7 +7764,7 @@
       <w:r>
         <w:t xml:space="preserve"> </w:t>
       </w:r>
-      <w:hyperlink r:id="rId107">
+      <w:hyperlink r:id="rId118">
         <w:r>
           <w:rPr>
             <w:rStyle w:val="Hyperlink"/>
@@ -5712,8 +7773,8 @@
         </w:r>
       </w:hyperlink>
     </w:p>
-    <w:bookmarkEnd w:id="108"/>
-    <w:bookmarkStart w:id="110" w:name="ref-yang2021"/>
+    <w:bookmarkEnd w:id="119"/>
+    <w:bookmarkStart w:id="121" w:name="ref-yang2021"/>
     <w:p>
       <w:pPr>
         <w:pStyle w:val="Bibliography"/>
@@ -5742,7 +7803,7 @@
       <w:r>
         <w:t xml:space="preserve"> </w:t>
       </w:r>
-      <w:hyperlink r:id="rId109">
+      <w:hyperlink r:id="rId120">
         <w:r>
           <w:rPr>
             <w:rStyle w:val="Hyperlink"/>
@@ -5751,8 +7812,8 @@
         </w:r>
       </w:hyperlink>
     </w:p>
-    <w:bookmarkEnd w:id="110"/>
-    <w:bookmarkStart w:id="112" w:name="ref-latrella2024"/>
+    <w:bookmarkEnd w:id="121"/>
+    <w:bookmarkStart w:id="123" w:name="ref-latrella2024"/>
     <w:p>
       <w:pPr>
         <w:pStyle w:val="Bibliography"/>
@@ -5781,7 +7842,7 @@
       <w:r>
         <w:t xml:space="preserve"> </w:t>
       </w:r>
-      <w:hyperlink r:id="rId111">
+      <w:hyperlink r:id="rId122">
         <w:r>
           <w:rPr>
             <w:rStyle w:val="Hyperlink"/>
@@ -5790,8 +7851,8 @@
         </w:r>
       </w:hyperlink>
     </w:p>
-    <w:bookmarkEnd w:id="112"/>
-    <w:bookmarkStart w:id="114" w:name="ref-nashid2023"/>
+    <w:bookmarkEnd w:id="123"/>
+    <w:bookmarkStart w:id="125" w:name="ref-nashid2023"/>
     <w:p>
       <w:pPr>
         <w:pStyle w:val="Bibliography"/>
@@ -5820,7 +7881,7 @@
       <w:r>
         <w:t xml:space="preserve"> </w:t>
       </w:r>
-      <w:hyperlink r:id="rId113">
+      <w:hyperlink r:id="rId124">
         <w:r>
           <w:rPr>
             <w:rStyle w:val="Hyperlink"/>
@@ -5829,8 +7890,8 @@
         </w:r>
       </w:hyperlink>
     </w:p>
-    <w:bookmarkEnd w:id="114"/>
-    <w:bookmarkStart w:id="116" w:name="ref-shahbaz2019"/>
+    <w:bookmarkEnd w:id="125"/>
+    <w:bookmarkStart w:id="127" w:name="ref-shahbaz2019"/>
     <w:p>
       <w:pPr>
         <w:pStyle w:val="Bibliography"/>
@@ -5859,7 +7920,7 @@
       <w:r>
         <w:t xml:space="preserve"> </w:t>
       </w:r>
-      <w:hyperlink r:id="rId115">
+      <w:hyperlink r:id="rId126">
         <w:r>
           <w:rPr>
             <w:rStyle w:val="Hyperlink"/>
@@ -5868,8 +7929,8 @@
         </w:r>
       </w:hyperlink>
     </w:p>
-    <w:bookmarkEnd w:id="116"/>
-    <w:bookmarkStart w:id="118" w:name="ref-kamble2019"/>
+    <w:bookmarkEnd w:id="127"/>
+    <w:bookmarkStart w:id="129" w:name="ref-kamble2019"/>
     <w:p>
       <w:pPr>
         <w:pStyle w:val="Bibliography"/>
@@ -5898,7 +7959,7 @@
       <w:r>
         <w:t xml:space="preserve"> </w:t>
       </w:r>
-      <w:hyperlink r:id="rId117">
+      <w:hyperlink r:id="rId128">
         <w:r>
           <w:rPr>
             <w:rStyle w:val="Hyperlink"/>
@@ -5907,8 +7968,8 @@
         </w:r>
       </w:hyperlink>
     </w:p>
-    <w:bookmarkEnd w:id="118"/>
-    <w:bookmarkStart w:id="120" w:name="ref-oracle2024"/>
+    <w:bookmarkEnd w:id="129"/>
+    <w:bookmarkStart w:id="131" w:name="ref-oracle2024"/>
     <w:p>
       <w:pPr>
         <w:pStyle w:val="Bibliography"/>
@@ -5940,7 +8001,7 @@
       <w:r>
         <w:t xml:space="preserve"> </w:t>
       </w:r>
-      <w:hyperlink r:id="rId119">
+      <w:hyperlink r:id="rId130">
         <w:r>
           <w:rPr>
             <w:rStyle w:val="Hyperlink"/>
@@ -5949,8 +8010,8 @@
         </w:r>
       </w:hyperlink>
     </w:p>
-    <w:bookmarkEnd w:id="120"/>
-    <w:bookmarkStart w:id="122" w:name="ref-dadi2025"/>
+    <w:bookmarkEnd w:id="131"/>
+    <w:bookmarkStart w:id="133" w:name="ref-dadi2025"/>
     <w:p>
       <w:pPr>
         <w:pStyle w:val="Bibliography"/>
@@ -5985,7 +8046,7 @@
       <w:r>
         <w:t xml:space="preserve"> </w:t>
       </w:r>
-      <w:hyperlink r:id="rId121">
+      <w:hyperlink r:id="rId132">
         <w:r>
           <w:rPr>
             <w:rStyle w:val="Hyperlink"/>
@@ -5994,8 +8055,8 @@
         </w:r>
       </w:hyperlink>
     </w:p>
-    <w:bookmarkEnd w:id="122"/>
-    <w:bookmarkStart w:id="124" w:name="ref-yang2025"/>
+    <w:bookmarkEnd w:id="133"/>
+    <w:bookmarkStart w:id="135" w:name="ref-yang2025"/>
     <w:p>
       <w:pPr>
         <w:pStyle w:val="Bibliography"/>
@@ -6024,7 +8085,7 @@
       <w:r>
         <w:t xml:space="preserve"> </w:t>
       </w:r>
-      <w:hyperlink r:id="rId123">
+      <w:hyperlink r:id="rId134">
         <w:r>
           <w:rPr>
             <w:rStyle w:val="Hyperlink"/>
@@ -6033,8 +8094,8 @@
         </w:r>
       </w:hyperlink>
     </w:p>
-    <w:bookmarkEnd w:id="124"/>
-    <w:bookmarkStart w:id="126" w:name="ref-marshan2024"/>
+    <w:bookmarkEnd w:id="135"/>
+    <w:bookmarkStart w:id="137" w:name="ref-marshan2024"/>
     <w:p>
       <w:pPr>
         <w:pStyle w:val="Bibliography"/>
@@ -6063,7 +8124,7 @@
       <w:r>
         <w:t xml:space="preserve"> </w:t>
       </w:r>
-      <w:hyperlink r:id="rId125">
+      <w:hyperlink r:id="rId136">
         <w:r>
           <w:rPr>
             <w:rStyle w:val="Hyperlink"/>
@@ -6072,8 +8133,8 @@
         </w:r>
       </w:hyperlink>
     </w:p>
-    <w:bookmarkEnd w:id="126"/>
-    <w:bookmarkStart w:id="128" w:name="ref-anthropic2025"/>
+    <w:bookmarkEnd w:id="137"/>
+    <w:bookmarkStart w:id="139" w:name="ref-anthropic2025"/>
     <w:p>
       <w:pPr>
         <w:pStyle w:val="Bibliography"/>
@@ -6111,7 +8172,7 @@
       <w:r>
         <w:t xml:space="preserve"> </w:t>
       </w:r>
-      <w:hyperlink r:id="rId127">
+      <w:hyperlink r:id="rId138">
         <w:r>
           <w:rPr>
             <w:rStyle w:val="Hyperlink"/>
@@ -6120,8 +8181,8 @@
         </w:r>
       </w:hyperlink>
     </w:p>
-    <w:bookmarkEnd w:id="128"/>
-    <w:bookmarkStart w:id="130" w:name="ref-hendrix1978"/>
+    <w:bookmarkEnd w:id="139"/>
+    <w:bookmarkStart w:id="141" w:name="ref-hendrix1978"/>
     <w:p>
       <w:pPr>
         <w:pStyle w:val="Bibliography"/>
@@ -6162,7 +8223,7 @@
       <w:r>
         <w:t xml:space="preserve"> </w:t>
       </w:r>
-      <w:hyperlink r:id="rId129">
+      <w:hyperlink r:id="rId140">
         <w:r>
           <w:rPr>
             <w:rStyle w:val="Hyperlink"/>
@@ -6171,8 +8232,8 @@
         </w:r>
       </w:hyperlink>
     </w:p>
-    <w:bookmarkEnd w:id="130"/>
-    <w:bookmarkStart w:id="132" w:name="ref-ogunwole2023"/>
+    <w:bookmarkEnd w:id="141"/>
+    <w:bookmarkStart w:id="143" w:name="ref-ogunwole2023"/>
     <w:p>
       <w:pPr>
         <w:pStyle w:val="Bibliography"/>
@@ -6201,7 +8262,7 @@
       <w:r>
         <w:t xml:space="preserve"> </w:t>
       </w:r>
-      <w:hyperlink r:id="rId131">
+      <w:hyperlink r:id="rId142">
         <w:r>
           <w:rPr>
             <w:rStyle w:val="Hyperlink"/>
@@ -6210,8 +8271,8 @@
         </w:r>
       </w:hyperlink>
     </w:p>
-    <w:bookmarkEnd w:id="132"/>
-    <w:bookmarkStart w:id="134" w:name="ref-arora2025"/>
+    <w:bookmarkEnd w:id="143"/>
+    <w:bookmarkStart w:id="145" w:name="ref-arora2025"/>
     <w:p>
       <w:pPr>
         <w:pStyle w:val="Bibliography"/>
@@ -6252,7 +8313,7 @@
       <w:r>
         <w:t xml:space="preserve"> </w:t>
       </w:r>
-      <w:hyperlink r:id="rId133">
+      <w:hyperlink r:id="rId144">
         <w:r>
           <w:rPr>
             <w:rStyle w:val="Hyperlink"/>
@@ -6261,8 +8322,8 @@
         </w:r>
       </w:hyperlink>
     </w:p>
-    <w:bookmarkEnd w:id="134"/>
-    <w:bookmarkStart w:id="136" w:name="ref-mannapur2025"/>
+    <w:bookmarkEnd w:id="145"/>
+    <w:bookmarkStart w:id="147" w:name="ref-mannapur2025"/>
     <w:p>
       <w:pPr>
         <w:pStyle w:val="Bibliography"/>
@@ -6282,7 +8343,7 @@
       <w:r>
         <w:t xml:space="preserve"> </w:t>
       </w:r>
-      <w:hyperlink r:id="rId135">
+      <w:hyperlink r:id="rId146">
         <w:r>
           <w:rPr>
             <w:rStyle w:val="Hyperlink"/>
@@ -6291,8 +8352,8 @@
         </w:r>
       </w:hyperlink>
     </w:p>
-    <w:bookmarkEnd w:id="136"/>
-    <w:bookmarkStart w:id="138" w:name="ref-battula2025"/>
+    <w:bookmarkEnd w:id="147"/>
+    <w:bookmarkStart w:id="149" w:name="ref-battula2025"/>
     <w:p>
       <w:pPr>
         <w:pStyle w:val="Bibliography"/>
@@ -6312,7 +8373,7 @@
       <w:r>
         <w:t xml:space="preserve"> </w:t>
       </w:r>
-      <w:hyperlink r:id="rId137">
+      <w:hyperlink r:id="rId148">
         <w:r>
           <w:rPr>
             <w:rStyle w:val="Hyperlink"/>
@@ -6327,8 +8388,8 @@
         <w:t xml:space="preserve"> </w:t>
       </w:r>
     </w:p>
-    <w:bookmarkEnd w:id="138"/>
-    <w:bookmarkStart w:id="140" w:name="ref-alukal2006"/>
+    <w:bookmarkEnd w:id="149"/>
+    <w:bookmarkStart w:id="151" w:name="ref-alukal2006"/>
     <w:p>
       <w:pPr>
         <w:pStyle w:val="Bibliography"/>
@@ -6348,7 +8409,7 @@
       <w:r>
         <w:t xml:space="preserve"> </w:t>
       </w:r>
-      <w:hyperlink r:id="rId139">
+      <w:hyperlink r:id="rId150">
         <w:r>
           <w:rPr>
             <w:rStyle w:val="Hyperlink"/>
@@ -6357,8 +8418,8 @@
         </w:r>
       </w:hyperlink>
     </w:p>
-    <w:bookmarkEnd w:id="140"/>
-    <w:bookmarkStart w:id="142" w:name="ref-himss2025ucdavis"/>
+    <w:bookmarkEnd w:id="151"/>
+    <w:bookmarkStart w:id="153" w:name="ref-himss2025ucdavis"/>
     <w:p>
       <w:pPr>
         <w:pStyle w:val="Bibliography"/>
@@ -6390,7 +8451,7 @@
       <w:r>
         <w:t xml:space="preserve"> </w:t>
       </w:r>
-      <w:hyperlink r:id="rId141">
+      <w:hyperlink r:id="rId152">
         <w:r>
           <w:rPr>
             <w:rStyle w:val="Hyperlink"/>
@@ -6399,8 +8460,8 @@
         </w:r>
       </w:hyperlink>
     </w:p>
-    <w:bookmarkEnd w:id="142"/>
-    <w:bookmarkStart w:id="144" w:name="ref-ipeirotis2025"/>
+    <w:bookmarkEnd w:id="153"/>
+    <w:bookmarkStart w:id="155" w:name="ref-ipeirotis2025"/>
     <w:p>
       <w:pPr>
         <w:pStyle w:val="Bibliography"/>
@@ -6429,7 +8490,7 @@
       <w:r>
         <w:t xml:space="preserve"> </w:t>
       </w:r>
-      <w:hyperlink r:id="rId143">
+      <w:hyperlink r:id="rId154">
         <w:r>
           <w:rPr>
             <w:rStyle w:val="Hyperlink"/>
@@ -6438,8 +8499,8 @@
         </w:r>
       </w:hyperlink>
     </w:p>
-    <w:bookmarkEnd w:id="144"/>
-    <w:bookmarkStart w:id="146" w:name="ref-ibm2022"/>
+    <w:bookmarkEnd w:id="155"/>
+    <w:bookmarkStart w:id="157" w:name="ref-ibm2022"/>
     <w:p>
       <w:pPr>
         <w:pStyle w:val="Bibliography"/>
@@ -6480,7 +8541,7 @@
       <w:r>
         <w:t xml:space="preserve"> </w:t>
       </w:r>
-      <w:hyperlink r:id="rId145">
+      <w:hyperlink r:id="rId156">
         <w:r>
           <w:rPr>
             <w:rStyle w:val="Hyperlink"/>
@@ -6489,8 +8550,8 @@
         </w:r>
       </w:hyperlink>
     </w:p>
-    <w:bookmarkEnd w:id="146"/>
-    <w:bookmarkStart w:id="148" w:name="ref-strickland2019"/>
+    <w:bookmarkEnd w:id="157"/>
+    <w:bookmarkStart w:id="159" w:name="ref-strickland2019"/>
     <w:p>
       <w:pPr>
         <w:pStyle w:val="Bibliography"/>
@@ -6519,7 +8580,7 @@
       <w:r>
         <w:t xml:space="preserve"> </w:t>
       </w:r>
-      <w:hyperlink r:id="rId147">
+      <w:hyperlink r:id="rId158">
         <w:r>
           <w:rPr>
             <w:rStyle w:val="Hyperlink"/>
@@ -6528,8 +8589,8 @@
         </w:r>
       </w:hyperlink>
     </w:p>
-    <w:bookmarkEnd w:id="148"/>
-    <w:bookmarkStart w:id="150" w:name="ref-lavito2021"/>
+    <w:bookmarkEnd w:id="159"/>
+    <w:bookmarkStart w:id="161" w:name="ref-lavito2021"/>
     <w:p>
       <w:pPr>
         <w:pStyle w:val="Bibliography"/>
@@ -6570,7 +8631,7 @@
       <w:r>
         <w:t xml:space="preserve"> </w:t>
       </w:r>
-      <w:hyperlink r:id="rId149">
+      <w:hyperlink r:id="rId160">
         <w:r>
           <w:rPr>
             <w:rStyle w:val="Hyperlink"/>
@@ -6579,8 +8640,8 @@
         </w:r>
       </w:hyperlink>
     </w:p>
-    <w:bookmarkEnd w:id="150"/>
-    <w:bookmarkStart w:id="152" w:name="ref-acchiardo2021"/>
+    <w:bookmarkEnd w:id="161"/>
+    <w:bookmarkStart w:id="163" w:name="ref-acchiardo2021"/>
     <w:p>
       <w:pPr>
         <w:pStyle w:val="Bibliography"/>
@@ -6609,7 +8670,7 @@
       <w:r>
         <w:t xml:space="preserve"> </w:t>
       </w:r>
-      <w:hyperlink r:id="rId151">
+      <w:hyperlink r:id="rId162">
         <w:r>
           <w:rPr>
             <w:rStyle w:val="Hyperlink"/>
@@ -6618,8 +8679,8 @@
         </w:r>
       </w:hyperlink>
     </w:p>
-    <w:bookmarkEnd w:id="152"/>
-    <w:bookmarkStart w:id="154" w:name="ref-yang2020"/>
+    <w:bookmarkEnd w:id="163"/>
+    <w:bookmarkStart w:id="165" w:name="ref-yang2020"/>
     <w:p>
       <w:pPr>
         <w:pStyle w:val="Bibliography"/>
@@ -6651,7 +8712,7 @@
       <w:r>
         <w:t xml:space="preserve"> </w:t>
       </w:r>
-      <w:hyperlink r:id="rId153">
+      <w:hyperlink r:id="rId164">
         <w:r>
           <w:rPr>
             <w:rStyle w:val="Hyperlink"/>
@@ -6660,14 +8721,10 @@
         </w:r>
       </w:hyperlink>
     </w:p>
-    <w:bookmarkEnd w:id="154"/>
-    <w:bookmarkEnd w:id="155"/>
-    <w:bookmarkEnd w:id="156"/>
-    <w:sectPr>
-      <w:footnotePr>
-        <w:numRestart w:val="eachSect"/>
-      </w:footnotePr>
-    </w:sectPr>
+    <w:bookmarkEnd w:id="165"/>
+    <w:bookmarkEnd w:id="166"/>
+    <w:bookmarkEnd w:id="167"/>
+    <w:sectPr/>
   </w:body>
 </w:document>
 </file>
@@ -6929,10 +8986,10 @@
   <w:docDefaults>
     <w:rPrDefault>
       <w:rPr>
-        <w:rFonts w:asciiTheme="minorHAnsi" w:cstheme="minorBidi" w:eastAsiaTheme="minorEastAsia" w:hAnsiTheme="minorHAnsi"/>
+        <w:rFonts w:asciiTheme="minorHAnsi" w:cstheme="minorBidi" w:eastAsiaTheme="minorHAnsi" w:hAnsiTheme="minorHAnsi"/>
         <w:sz w:val="24"/>
         <w:szCs w:val="24"/>
-        <w:lang w:bidi="ar-SA" w:eastAsia="zh-CN" w:val="en-US"/>
+        <w:lang w:bidi="ar-SA" w:eastAsia="en-US" w:val="en-US"/>
       </w:rPr>
     </w:rPrDefault>
     <w:pPrDefault>
@@ -6984,6 +9041,8 @@
     </w:pPr>
     <w:rPr>
       <w:rFonts w:asciiTheme="majorHAnsi" w:cstheme="majorBidi" w:eastAsiaTheme="majorEastAsia" w:hAnsiTheme="majorHAnsi"/>
+      <w:spacing w:val="-10"/>
+      <w:kern w:val="28"/>
       <w:sz w:val="56"/>
       <w:szCs w:val="56"/>
     </w:rPr>
@@ -6996,13 +9055,15 @@
     <w:rsid w:val="00A10FD9"/>
     <w:rPr>
       <w:rFonts w:asciiTheme="majorHAnsi" w:cstheme="majorBidi" w:eastAsiaTheme="majorEastAsia" w:hAnsiTheme="majorHAnsi"/>
+      <w:spacing w:val="-10"/>
+      <w:kern w:val="28"/>
       <w:sz w:val="56"/>
       <w:szCs w:val="56"/>
     </w:rPr>
   </w:style>
   <w:style w:styleId="Subtitle" w:type="paragraph">
     <w:name w:val="Subtitle"/>
-    <w:basedOn w:val="Title"/>
+    <w:basedOn w:val="Normal"/>
     <w:next w:val="BodyText"/>
     <w:link w:val="SubtitleChar"/>
     <w:uiPriority w:val="11"/>
@@ -7015,6 +9076,7 @@
     </w:pPr>
     <w:rPr>
       <w:rFonts w:cstheme="majorBidi" w:eastAsiaTheme="majorEastAsia"/>
+      <w:color w:themeColor="text1" w:themeTint="A6" w:val="595959"/>
       <w:spacing w:val="15"/>
       <w:sz w:val="28"/>
       <w:szCs w:val="28"/>
@@ -7036,31 +9098,23 @@
   </w:style>
   <w:style w:customStyle="1" w:styleId="Author" w:type="paragraph">
     <w:name w:val="Author"/>
-    <w:basedOn w:val="Title"/>
     <w:next w:val="BodyText"/>
     <w:qFormat/>
     <w:pPr>
       <w:keepNext/>
       <w:keepLines/>
+      <w:jc w:val="center"/>
     </w:pPr>
-    <w:rPr>
-      <w:sz w:val="24"/>
-      <w:szCs w:val="24"/>
-    </w:rPr>
   </w:style>
   <w:style w:styleId="Date" w:type="paragraph">
     <w:name w:val="Date"/>
-    <w:basedOn w:val="Title"/>
     <w:next w:val="BodyText"/>
     <w:qFormat/>
     <w:pPr>
       <w:keepNext/>
       <w:keepLines/>
+      <w:jc w:val="center"/>
     </w:pPr>
-    <w:rPr>
-      <w:sz w:val="24"/>
-      <w:szCs w:val="24"/>
-    </w:rPr>
   </w:style>
   <w:style w:customStyle="1" w:styleId="AbstractTitle" w:type="paragraph">
     <w:name w:val="Abstract Title"/>
@@ -7075,6 +9129,7 @@
     </w:pPr>
     <w:rPr>
       <w:b/>
+      <w:color w:val="345A8A"/>
       <w:sz w:val="20"/>
       <w:szCs w:val="20"/>
     </w:rPr>
@@ -7473,6 +9528,13 @@
       </w:tblCellMar>
     </w:tblPr>
     <w:tblStylePr w:type="firstRow">
+      <w:tblPr>
+        <w:jc w:val="left"/>
+        <w:tblInd w:type="dxa" w:w="0"/>
+      </w:tblPr>
+      <w:trPr>
+        <w:jc w:val="left"/>
+      </w:trPr>
       <w:tcPr>
         <w:tcBorders>
           <w:bottom w:val="single"/>

--- a/paper.docx
+++ b/paper.docx
@@ -4702,7 +4702,7 @@
         <w:pStyle w:val="FirstParagraph"/>
       </w:pPr>
       <w:r>
-        <w:t xml:space="preserve">S.T.H. conceived the research, conducted the literature review, and wrote the manuscript.</w:t>
+        <w:t xml:space="preserve">S.T.H.: Conceptualization, Investigation, Methodology, Writing (Original Draft), Writing (Review and Editing), Visualization.</w:t>
       </w:r>
     </w:p>
     <w:bookmarkEnd w:id="36"/>

--- a/paper.docx
+++ b/paper.docx
@@ -80,7 +80,7 @@
         <w:t xml:space="preserve">“Socialization Failure”</w:t>
       </w:r>
       <w:r>
-        <w:t xml:space="preserve">: high turnover fractures the social networks required for mentorship, rendering the traditional apprenticeship model of informatics unsustainable. To address this failure, we employ a Design Science Research (DSR) approach, synthesizing evidence from healthcare informatics, knowledge management, and natural language processing (2024-2026 workforce and NL2SQL literature) to develop a socio-technical framework called Human-in-the-Loop Semantic Governance (HiL-SG).</w:t>
+        <w:t xml:space="preserve">: high turnover fractures the social networks required for mentorship, rendering the traditional apprenticeship model of informatics unsustainable. To address this failure, we employ a Design Science Research (DSR) approach, synthesizing evidence from healthcare informatics, knowledge management, and natural language processing (2024-2026 workforce and NL2SQL literature) to develop a socio-technical framework called Human-in-the-Loop Knowledge Governance (HITL-KG).</w:t>
       </w:r>
     </w:p>
     <w:p>
@@ -88,7 +88,7 @@
         <w:pStyle w:val="Abstract"/>
       </w:pPr>
       <w:r>
-        <w:t xml:space="preserve">HiL-SG is designed to shift the locus of organizational knowledge from volatile human memory to durable semantic artifacts called</w:t>
+        <w:t xml:space="preserve">HITL-KG is designed to shift the locus of organizational knowledge from volatile human memory to durable semantic artifacts called</w:t>
       </w:r>
       <w:r>
         <w:t xml:space="preserve"> </w:t>
@@ -100,7 +100,7 @@
         <w:t xml:space="preserve"> </w:t>
       </w:r>
       <w:r>
-        <w:t xml:space="preserve">each comprising a natural language intent, executable SQL, and rationale metadata. By embedding knowledge capture into the daily workflow of query generation, the framework aims to convert the ephemeral act of analytics into permanent institutional assets. The accompanying Analytics Resilience Index (ARI) proposes a measurement instrument that extends static maturity assessments with a complementary resilience dimension, quantifying an organization’s ability to sustain analytical capability despite staff churn.</w:t>
+        <w:t xml:space="preserve">each comprising a natural language intent, executable SQL, and rationale metadata. By embedding knowledge capture into the daily workflow of query generation, the framework aims to convert the ephemeral act of analytics into permanent institutional assets. The accompanying Three-Pillar Assessment Rubric provides a structured self-assessment tool that enables organizations to identify compounding vulnerabilities across analytics maturity, workforce agility, and technical enablement.</w:t>
       </w:r>
     </w:p>
     <w:p>
@@ -718,7 +718,7 @@
           <w:b/>
           <w:bCs/>
         </w:rPr>
-        <w:t xml:space="preserve">Human-in-the-Loop Semantic Governance (HiL-SG)</w:t>
+        <w:t xml:space="preserve">Human-in-the-Loop Knowledge Governance (HITL-KG)</w:t>
       </w:r>
       <w:r>
         <w:t xml:space="preserve">.</w:t>
@@ -912,7 +912,7 @@
         <w:pStyle w:val="BodyText"/>
       </w:pPr>
       <w:r>
-        <w:t xml:space="preserve">The three-pillar structure aligns with established models across healthcare informatics and knowledge management:</w:t>
+        <w:t xml:space="preserve">The three-pillar structure aligns with established models across healthcare informatics and knowledge management (Table 1):</w:t>
       </w:r>
     </w:p>
     <w:p>
@@ -1728,7 +1728,7 @@
     </w:p>
     <w:bookmarkEnd w:id="11"/>
     <w:bookmarkEnd w:id="12"/>
-    <w:bookmarkStart w:id="22" w:name="human-in-the-loop-semantic-governance"/>
+    <w:bookmarkStart w:id="22" w:name="human-in-the-loop-knowledge-governance"/>
     <w:p>
       <w:pPr>
         <w:pStyle w:val="Heading1"/>
@@ -1743,7 +1743,7 @@
         <w:tab/>
       </w:r>
       <w:r>
-        <w:t xml:space="preserve">Human-in-the-Loop Semantic Governance</w:t>
+        <w:t xml:space="preserve">Human-in-the-Loop Knowledge Governance</w:t>
       </w:r>
     </w:p>
     <w:p>
@@ -1751,19 +1751,7 @@
         <w:pStyle w:val="FirstParagraph"/>
       </w:pPr>
       <w:r>
-        <w:t xml:space="preserve">We rename the traditional</w:t>
-      </w:r>
-      <w:r>
-        <w:t xml:space="preserve"> </w:t>
-      </w:r>
-      <w:r>
-        <w:t xml:space="preserve">“Validated Query Cycle”</w:t>
-      </w:r>
-      <w:r>
-        <w:t xml:space="preserve"> </w:t>
-      </w:r>
-      <w:r>
-        <w:t xml:space="preserve">to</w:t>
+        <w:t xml:space="preserve">We propose</w:t>
       </w:r>
       <w:r>
         <w:t xml:space="preserve"> </w:t>
@@ -1773,16 +1761,39 @@
           <w:b/>
           <w:bCs/>
         </w:rPr>
-        <w:t xml:space="preserve">Human-in-the-Loop Semantic Governance (HiL-SG)</w:t>
-      </w:r>
-      <w:r>
-        <w:t xml:space="preserve"> </w:t>
-      </w:r>
-      <w:r>
-        <w:t xml:space="preserve">to reflect its role as a governance mechanism rather than just a productivity tool.</w:t>
-      </w:r>
-    </w:p>
-    <w:bookmarkStart w:id="19" w:name="the-hil-sg-architecture"/>
+        <w:t xml:space="preserve">Human-in-the-Loop Knowledge Governance (HITL-KG)</w:t>
+      </w:r>
+      <w:r>
+        <w:t xml:space="preserve"> </w:t>
+      </w:r>
+      <w:r>
+        <w:t xml:space="preserve">as the overarching governance framework, extending the knowledge governance approach</w:t>
+      </w:r>
+      <w:r>
+        <w:t xml:space="preserve"> </w:t>
+      </w:r>
+      <w:r>
+        <w:t xml:space="preserve">(</w:t>
+      </w:r>
+      <w:hyperlink w:anchor="ref-foss2007">
+        <w:r>
+          <w:rPr>
+            <w:rStyle w:val="Hyperlink"/>
+          </w:rPr>
+          <w:t xml:space="preserve">27</w:t>
+        </w:r>
+      </w:hyperlink>
+      <w:r>
+        <w:t xml:space="preserve">)</w:t>
+      </w:r>
+      <w:r>
+        <w:t xml:space="preserve"> </w:t>
+      </w:r>
+      <w:r>
+        <w:t xml:space="preserve">with the Validated Query Cycle as its core operational process. This framing reflects that the system serves as a governance mechanism, not just a productivity tool.</w:t>
+      </w:r>
+    </w:p>
+    <w:bookmarkStart w:id="19" w:name="the-hitl-kg-architecture"/>
     <w:p>
       <w:pPr>
         <w:pStyle w:val="Heading2"/>
@@ -1797,7 +1808,7 @@
         <w:tab/>
       </w:r>
       <w:r>
-        <w:t xml:space="preserve">The HiL-SG Architecture</w:t>
+        <w:t xml:space="preserve">The HITL-KG Architecture</w:t>
       </w:r>
     </w:p>
     <w:p>
@@ -1805,7 +1816,7 @@
         <w:pStyle w:val="FirstParagraph"/>
       </w:pPr>
       <w:r>
-        <w:t xml:space="preserve">The HiL-SG architecture (Figure 1) functions as a</w:t>
+        <w:t xml:space="preserve">The HITL-KG architecture (Figure 1) functions as a</w:t>
       </w:r>
       <w:r>
         <w:t xml:space="preserve"> </w:t>
@@ -1842,7 +1853,7 @@
           <wp:inline>
             <wp:extent cx="5067300" cy="5062370"/>
             <wp:effectExtent b="0" l="0" r="0" t="0"/>
-            <wp:docPr descr="Flowchart of the Healthcare Analytics Architecture as a Socio-Technical System. A Clinical User submits a natural language query (step 1) to a Conversational AI with NLP Engine and SQL Generation, which generates SQL and queries the Healthcare Data Warehouse (steps 2-3). The system then presents its logic to an Expert Validation decision point (step 4), which either confirms and delivers insights back to the user (steps 5-6) or loops back for correction. On confirmation, the validated query triple is stored in Organizational Memory (step 7, dashed line), which informs future queries alongside a Knowledge Base of ontologies and best practices." title="" id="14" name="Picture"/>
+            <wp:docPr descr="Human-in-the-Loop Knowledge Governance (HITL-KG) Architecture. A Clinical User submits a natural language query (step 1) to a Conversational AI with NLP Engine and SQL Generation, which generates SQL and queries the Healthcare Data Warehouse (steps 2-3). The system then presents its logic to an Expert Validation decision point (step 4), which either confirms and delivers insights back to the user (steps 5-6) or loops back for correction. On confirmation, the validated query triple is stored in Organizational Memory (step 7, dashed line), which informs future queries alongside a Knowledge Base of ontologies and best practices." title="" id="14" name="Picture"/>
             <a:graphic>
               <a:graphicData uri="http://schemas.openxmlformats.org/drawingml/2006/picture">
                 <pic:pic>
@@ -1885,7 +1896,7 @@
         <w:pStyle w:val="ImageCaption"/>
       </w:pPr>
       <w:r>
-        <w:t xml:space="preserve">Flowchart of the Healthcare Analytics Architecture as a Socio-Technical System. A Clinical User submits a natural language query (step 1) to a Conversational AI with NLP Engine and SQL Generation, which generates SQL and queries the Healthcare Data Warehouse (steps 2-3). The system then presents its logic to an Expert Validation decision point (step 4), which either confirms and delivers insights back to the user (steps 5-6) or loops back for correction. On confirmation, the validated query triple is stored in Organizational Memory (step 7, dashed line), which informs future queries alongside a Knowledge Base of ontologies and best practices.</w:t>
+        <w:t xml:space="preserve">Human-in-the-Loop Knowledge Governance (HITL-KG) Architecture. A Clinical User submits a natural language query (step 1) to a Conversational AI with NLP Engine and SQL Generation, which generates SQL and queries the Healthcare Data Warehouse (steps 2-3). The system then presents its logic to an Expert Validation decision point (step 4), which either confirms and delivers insights back to the user (steps 5-6) or loops back for correction. On confirmation, the validated query triple is stored in Organizational Memory (step 7, dashed line), which informs future queries alongside a Knowledge Base of ontologies and best practices.</w:t>
       </w:r>
     </w:p>
     <w:p>
@@ -1903,9 +1914,9 @@
       <w:r>
         <w:drawing>
           <wp:inline>
-            <wp:extent cx="4267200" cy="9456573"/>
+            <wp:extent cx="4267200" cy="7697062"/>
             <wp:effectExtent b="0" l="0" r="0" t="0"/>
-            <wp:docPr descr="Flowchart of the six-step Validated Query Cycle for Human-in-the-Loop Semantic Governance. Step 1 (Query): domain expert asks a natural language question. Step 2 (Generation): system generates candidate SQL. Step 3 (Validation): AI explains SQL logic and results; expert confirms intent. If incorrect, the cycle loops back to Generation. If correct, Step 4 (Storage): validated triple is stored in organizational memory. Step 5 (Retrieval): future queries match against validated triples. Step 6 (Persistence): knowledge survives staff turnover, and new experts reuse validated queries. Dashed arrows connect the cycle to three outcome pillars: Storage advances Analytics Maturity, Persistence stabilizes Workforce Agility, and Retrieval increases Technical Enablement." title="" id="17" name="Picture"/>
+            <wp:docPr descr="Flowchart of the six-step Validated Query Cycle for Human-in-the-Loop Knowledge Governance. Step 1 (Query): analyst asks a natural language question. Step 2 (Generation): system generates candidate SQL. Step 3 (Validation): AI explains SQL logic and results; analyst confirms intent. If incorrect, the cycle loops back to Generation. If correct, Step 4 (Storage): validated triple is stored in organizational memory. Step 5 (Retrieval): future queries match against validated triples. Step 6 (Persistence): knowledge survives staff turnover, and new analysts reuse validated queries. Dashed arrows connect the cycle to three outcome pillars: Storage advances Analytics Maturity, Persistence stabilizes Workforce Agility, and Retrieval increases Technical Enablement." title="" id="17" name="Picture"/>
             <a:graphic>
               <a:graphicData uri="http://schemas.openxmlformats.org/drawingml/2006/picture">
                 <pic:pic>
@@ -1924,7 +1935,7 @@
                   <pic:spPr bwMode="auto">
                     <a:xfrm>
                       <a:off x="0" y="0"/>
-                      <a:ext cx="4267200" cy="9456573"/>
+                      <a:ext cx="4267200" cy="7697062"/>
                     </a:xfrm>
                     <a:prstGeom prst="rect">
                       <a:avLst/>
@@ -1948,7 +1959,7 @@
         <w:pStyle w:val="ImageCaption"/>
       </w:pPr>
       <w:r>
-        <w:t xml:space="preserve">Flowchart of the six-step Validated Query Cycle for Human-in-the-Loop Semantic Governance. Step 1 (Query): domain expert asks a natural language question. Step 2 (Generation): system generates candidate SQL. Step 3 (Validation): AI explains SQL logic and results; expert confirms intent. If incorrect, the cycle loops back to Generation. If correct, Step 4 (Storage): validated triple is stored in organizational memory. Step 5 (Retrieval): future queries match against validated triples. Step 6 (Persistence): knowledge survives staff turnover, and new experts reuse validated queries. Dashed arrows connect the cycle to three outcome pillars: Storage advances Analytics Maturity, Persistence stabilizes Workforce Agility, and Retrieval increases Technical Enablement.</w:t>
+        <w:t xml:space="preserve">Flowchart of the six-step Validated Query Cycle for Human-in-the-Loop Knowledge Governance. Step 1 (Query): analyst asks a natural language question. Step 2 (Generation): system generates candidate SQL. Step 3 (Validation): AI explains SQL logic and results; analyst confirms intent. If incorrect, the cycle loops back to Generation. If correct, Step 4 (Storage): validated triple is stored in organizational memory. Step 5 (Retrieval): future queries match against validated triples. Step 6 (Persistence): knowledge survives staff turnover, and new analysts reuse validated queries. Dashed arrows connect the cycle to three outcome pillars: Storage advances Analytics Maturity, Persistence stabilizes Workforce Agility, and Retrieval increases Technical Enablement.</w:t>
       </w:r>
     </w:p>
     <w:bookmarkEnd w:id="19"/>
@@ -2010,7 +2021,7 @@
           <w:rPr>
             <w:rStyle w:val="Hyperlink"/>
           </w:rPr>
-          <w:t xml:space="preserve">27</w:t>
+          <w:t xml:space="preserve">28</w:t>
         </w:r>
       </w:hyperlink>
       <w:r>
@@ -2049,7 +2060,7 @@
           <w:rPr>
             <w:rStyle w:val="Hyperlink"/>
           </w:rPr>
-          <w:t xml:space="preserve">28</w:t>
+          <w:t xml:space="preserve">29</w:t>
         </w:r>
       </w:hyperlink>
       <w:r>
@@ -2097,13 +2108,13 @@
         <w:t xml:space="preserve"> </w:t>
       </w:r>
       <w:r>
-        <w:t xml:space="preserve">“Human-on-the-Loop”</w:t>
-      </w:r>
-      <w:r>
-        <w:t xml:space="preserve"> </w:t>
-      </w:r>
-      <w:r>
-        <w:t xml:space="preserve">(HotL) step transforms validation into an iterative knowledge capture process</w:t>
+        <w:t xml:space="preserve">“Human-in-the-Loop”</w:t>
+      </w:r>
+      <w:r>
+        <w:t xml:space="preserve"> </w:t>
+      </w:r>
+      <w:r>
+        <w:t xml:space="preserve">(HITL) step transforms validation into an iterative knowledge capture process</w:t>
       </w:r>
       <w:r>
         <w:t xml:space="preserve"> </w:t>
@@ -2116,7 +2127,7 @@
           <w:rPr>
             <w:rStyle w:val="Hyperlink"/>
           </w:rPr>
-          <w:t xml:space="preserve">29</w:t>
+          <w:t xml:space="preserve">30</w:t>
         </w:r>
       </w:hyperlink>
       <w:r>
@@ -2127,7 +2138,7 @@
           <w:rPr>
             <w:rStyle w:val="Hyperlink"/>
           </w:rPr>
-          <w:t xml:space="preserve">30</w:t>
+          <w:t xml:space="preserve">31</w:t>
         </w:r>
       </w:hyperlink>
       <w:r>
@@ -2166,7 +2177,7 @@
           <w:rPr>
             <w:rStyle w:val="Hyperlink"/>
           </w:rPr>
-          <w:t xml:space="preserve">31</w:t>
+          <w:t xml:space="preserve">32</w:t>
         </w:r>
       </w:hyperlink>
       <w:r>
@@ -2237,7 +2248,7 @@
           <w:rPr>
             <w:rStyle w:val="Hyperlink"/>
           </w:rPr>
-          <w:t xml:space="preserve">32</w:t>
+          <w:t xml:space="preserve">33</w:t>
         </w:r>
       </w:hyperlink>
       <w:r>
@@ -2271,7 +2282,7 @@
         <w:pStyle w:val="FirstParagraph"/>
       </w:pPr>
       <w:r>
-        <w:t xml:space="preserve">Organizations have attempted to address institutional memory loss through several strategies, each with limitations that HiL-SG is designed to overcome.</w:t>
+        <w:t xml:space="preserve">Organizations have attempted to address institutional memory loss through several strategies, each with limitations that HITL-KG is designed to overcome.</w:t>
       </w:r>
     </w:p>
     <w:p>
@@ -2314,7 +2325,7 @@
           <w:rPr>
             <w:rStyle w:val="Hyperlink"/>
           </w:rPr>
-          <w:t xml:space="preserve">33</w:t>
+          <w:t xml:space="preserve">34</w:t>
         </w:r>
       </w:hyperlink>
       <w:r>
@@ -2325,14 +2336,14 @@
           <w:rPr>
             <w:rStyle w:val="Hyperlink"/>
           </w:rPr>
-          <w:t xml:space="preserve">34</w:t>
+          <w:t xml:space="preserve">35</w:t>
         </w:r>
       </w:hyperlink>
       <w:r>
         <w:t xml:space="preserve">)</w:t>
       </w:r>
       <w:r>
-        <w:t xml:space="preserve">. HiL-SG’s validated query triples share the version-control principle but add the rationale metadata that semantic layers lack: not just</w:t>
+        <w:t xml:space="preserve">. HITL-KG’s validated query triples share the version-control principle but add the rationale metadata that semantic layers lack: not just</w:t>
       </w:r>
       <w:r>
         <w:t xml:space="preserve"> </w:t>
@@ -2413,7 +2424,7 @@
         <w:t xml:space="preserve">)</w:t>
       </w:r>
       <w:r>
-        <w:t xml:space="preserve">. HiL-SG instead implements active capture: the query itself is the documentation, and validation happens at the point of use rather than as a separate maintenance task</w:t>
+        <w:t xml:space="preserve">. HITL-KG instead implements active capture: the query itself is the documentation, and validation happens at the point of use rather than as a separate maintenance task</w:t>
       </w:r>
       <w:r>
         <w:t xml:space="preserve"> </w:t>
@@ -2464,14 +2475,14 @@
           <w:rPr>
             <w:rStyle w:val="Hyperlink"/>
           </w:rPr>
-          <w:t xml:space="preserve">28</w:t>
+          <w:t xml:space="preserve">29</w:t>
         </w:r>
       </w:hyperlink>
       <w:r>
         <w:t xml:space="preserve">)</w:t>
       </w:r>
       <w:r>
-        <w:t xml:space="preserve">. HiL-SG occupies the middle ground, using AI as the generation engine while preserving human judgment as the validation gate.</w:t>
+        <w:t xml:space="preserve">. HITL-KG occupies the middle ground, using AI as the generation engine while preserving human judgment as the validation gate.</w:t>
       </w:r>
     </w:p>
     <w:bookmarkEnd w:id="21"/>
@@ -2499,7 +2510,7 @@
         <w:pStyle w:val="FirstParagraph"/>
       </w:pPr>
       <w:r>
-        <w:t xml:space="preserve">The evidence presented below supports the existence and severity of the problem HiL-SG addresses, and the maturity of the technologies it requires. It does not constitute empirical validation of the framework itself, which remains a theoretically grounded, testable proposition whose empirical evaluation is the subject of Paper 2.</w:t>
+        <w:t xml:space="preserve">The evidence presented below supports the existence and severity of the problem HITL-KG addresses, and the maturity of the technologies it requires. It does not constitute empirical validation of the framework itself, which remains a theoretically grounded, testable proposition whose empirical evaluation is the subject of future work.</w:t>
       </w:r>
     </w:p>
     <w:p>
@@ -2507,7 +2518,7 @@
         <w:pStyle w:val="BodyText"/>
       </w:pPr>
       <w:r>
-        <w:t xml:space="preserve">The HiL-SG framework is supported by three pillars of empirical evidence synthesized from over 130 sources.</w:t>
+        <w:t xml:space="preserve">The HITL-KG framework is supported by three pillars of empirical evidence synthesized from over 130 sources.</w:t>
       </w:r>
     </w:p>
     <w:bookmarkStart w:id="23" w:name="pillar-1-analytics-maturity-evidence"/>
@@ -2557,7 +2568,7 @@
           <w:rPr>
             <w:rStyle w:val="Hyperlink"/>
           </w:rPr>
-          <w:t xml:space="preserve">35</w:t>
+          <w:t xml:space="preserve">36</w:t>
         </w:r>
       </w:hyperlink>
       <w:r>
@@ -2577,7 +2588,7 @@
           <w:rPr>
             <w:rStyle w:val="Hyperlink"/>
           </w:rPr>
-          <w:t xml:space="preserve">36</w:t>
+          <w:t xml:space="preserve">37</w:t>
         </w:r>
       </w:hyperlink>
       <w:r>
@@ -2597,7 +2608,7 @@
           <w:rPr>
             <w:rStyle w:val="Hyperlink"/>
           </w:rPr>
-          <w:t xml:space="preserve">37</w:t>
+          <w:t xml:space="preserve">38</w:t>
         </w:r>
       </w:hyperlink>
       <w:r>
@@ -2629,7 +2640,7 @@
           <w:rPr>
             <w:rStyle w:val="Hyperlink"/>
           </w:rPr>
-          <w:t xml:space="preserve">38</w:t>
+          <w:t xml:space="preserve">39</w:t>
         </w:r>
       </w:hyperlink>
       <w:r>
@@ -2657,7 +2668,7 @@
           <w:rPr>
             <w:rStyle w:val="Hyperlink"/>
           </w:rPr>
-          <w:t xml:space="preserve">39</w:t>
+          <w:t xml:space="preserve">40</w:t>
         </w:r>
       </w:hyperlink>
       <w:r>
@@ -2677,7 +2688,7 @@
           <w:rPr>
             <w:rStyle w:val="Hyperlink"/>
           </w:rPr>
-          <w:t xml:space="preserve">40</w:t>
+          <w:t xml:space="preserve">41</w:t>
         </w:r>
       </w:hyperlink>
       <w:r>
@@ -2697,7 +2708,7 @@
           <w:rPr>
             <w:rStyle w:val="Hyperlink"/>
           </w:rPr>
-          <w:t xml:space="preserve">41</w:t>
+          <w:t xml:space="preserve">42</w:t>
         </w:r>
       </w:hyperlink>
       <w:r>
@@ -2708,7 +2719,7 @@
           <w:rPr>
             <w:rStyle w:val="Hyperlink"/>
           </w:rPr>
-          <w:t xml:space="preserve">42</w:t>
+          <w:t xml:space="preserve">43</w:t>
         </w:r>
       </w:hyperlink>
       <w:r>
@@ -2766,7 +2777,7 @@
           <w:rPr>
             <w:rStyle w:val="Hyperlink"/>
           </w:rPr>
-          <w:t xml:space="preserve">43</w:t>
+          <w:t xml:space="preserve">44</w:t>
         </w:r>
       </w:hyperlink>
       <w:r>
@@ -2786,7 +2797,7 @@
           <w:rPr>
             <w:rStyle w:val="Hyperlink"/>
           </w:rPr>
-          <w:t xml:space="preserve">44</w:t>
+          <w:t xml:space="preserve">45</w:t>
         </w:r>
       </w:hyperlink>
       <w:r>
@@ -2956,7 +2967,7 @@
           <w:rPr>
             <w:rStyle w:val="Hyperlink"/>
           </w:rPr>
-          <w:t xml:space="preserve">45</w:t>
+          <w:t xml:space="preserve">46</w:t>
         </w:r>
       </w:hyperlink>
       <w:r>
@@ -2976,7 +2987,7 @@
           <w:rPr>
             <w:rStyle w:val="Hyperlink"/>
           </w:rPr>
-          <w:t xml:space="preserve">46</w:t>
+          <w:t xml:space="preserve">47</w:t>
         </w:r>
       </w:hyperlink>
       <w:r>
@@ -2996,7 +3007,7 @@
           <w:rPr>
             <w:rStyle w:val="Hyperlink"/>
           </w:rPr>
-          <w:t xml:space="preserve">47</w:t>
+          <w:t xml:space="preserve">48</w:t>
         </w:r>
       </w:hyperlink>
       <w:r>
@@ -3016,14 +3027,14 @@
           <w:rPr>
             <w:rStyle w:val="Hyperlink"/>
           </w:rPr>
-          <w:t xml:space="preserve">28</w:t>
+          <w:t xml:space="preserve">29</w:t>
         </w:r>
       </w:hyperlink>
       <w:r>
         <w:t xml:space="preserve">)</w:t>
       </w:r>
       <w:r>
-        <w:t xml:space="preserve">, this gradient demonstrates that the generation engine required for HiL-SG is viable within a human-validated workflow. Notably, high benchmark accuracy does not guarantee real-world generalization: evaluation on more challenging dataset splits reveals accuracy drops from 92% to 28%</w:t>
+        <w:t xml:space="preserve">, this gradient demonstrates that the generation engine required for HITL-KG is viable within a human-validated workflow. Notably, high benchmark accuracy does not guarantee real-world generalization: evaluation on more challenging dataset splits reveals accuracy drops from 92% to 28%</w:t>
       </w:r>
       <w:r>
         <w:t xml:space="preserve"> </w:t>
@@ -3036,7 +3047,7 @@
           <w:rPr>
             <w:rStyle w:val="Hyperlink"/>
           </w:rPr>
-          <w:t xml:space="preserve">48</w:t>
+          <w:t xml:space="preserve">49</w:t>
         </w:r>
       </w:hyperlink>
       <w:r>
@@ -3056,7 +3067,7 @@
           <w:rPr>
             <w:rStyle w:val="Hyperlink"/>
           </w:rPr>
-          <w:t xml:space="preserve">49</w:t>
+          <w:t xml:space="preserve">50</w:t>
         </w:r>
       </w:hyperlink>
       <w:r>
@@ -3076,7 +3087,7 @@
           <w:rPr>
             <w:rStyle w:val="Hyperlink"/>
           </w:rPr>
-          <w:t xml:space="preserve">50</w:t>
+          <w:t xml:space="preserve">51</w:t>
         </w:r>
       </w:hyperlink>
       <w:r>
@@ -3122,7 +3133,7 @@
         <w:t xml:space="preserve">)</w:t>
       </w:r>
       <w:r>
-        <w:t xml:space="preserve">. In other words, the technology forces organizational discipline as a precondition for functioning, making it a governance forcing function even before considering the query results. This reframes NL2SQL from a convenience tool into a catalyst for the kind of systematic knowledge externalization that the HiL-SG framework requires. The interface bridges the semantic gap between clinical experts and technical schema, allowing non-technical domain experts to interact with data alongside broader modernization efforts</w:t>
+        <w:t xml:space="preserve">. In other words, the technology forces organizational discipline as a precondition for functioning, making it a governance forcing function even before considering the query results. This reframes NL2SQL from a convenience tool into a catalyst for the kind of systematic knowledge externalization that the HITL-KG framework requires. The interface bridges the semantic gap between clinical experts and technical schema, allowing non-technical domain experts to interact with data alongside broader modernization efforts</w:t>
       </w:r>
       <w:r>
         <w:t xml:space="preserve"> </w:t>
@@ -3135,7 +3146,7 @@
           <w:rPr>
             <w:rStyle w:val="Hyperlink"/>
           </w:rPr>
-          <w:t xml:space="preserve">51</w:t>
+          <w:t xml:space="preserve">52</w:t>
         </w:r>
       </w:hyperlink>
       <w:r>
@@ -3146,7 +3157,7 @@
           <w:rPr>
             <w:rStyle w:val="Hyperlink"/>
           </w:rPr>
-          <w:t xml:space="preserve">54</w:t>
+          <w:t xml:space="preserve">55</w:t>
         </w:r>
       </w:hyperlink>
       <w:r>
@@ -3158,7 +3169,7 @@
     </w:p>
     <w:bookmarkEnd w:id="25"/>
     <w:bookmarkEnd w:id="26"/>
-    <w:bookmarkStart w:id="29" w:name="the-analytics-resilience-index"/>
+    <w:bookmarkStart w:id="29" w:name="organizational-self-assessment"/>
     <w:p>
       <w:pPr>
         <w:pStyle w:val="Heading1"/>
@@ -3173,7 +3184,7 @@
         <w:tab/>
       </w:r>
       <w:r>
-        <w:t xml:space="preserve">The Analytics Resilience Index</w:t>
+        <w:t xml:space="preserve">Organizational Self-Assessment</w:t>
       </w:r>
     </w:p>
     <w:p>
@@ -3181,7 +3192,7 @@
         <w:pStyle w:val="FirstParagraph"/>
       </w:pPr>
       <w:r>
-        <w:t xml:space="preserve">To measure success, we propose the</w:t>
+        <w:t xml:space="preserve">To operationalize the framework, we propose a</w:t>
       </w:r>
       <w:r>
         <w:t xml:space="preserve"> </w:t>
@@ -3191,13 +3202,16 @@
           <w:b/>
           <w:bCs/>
         </w:rPr>
-        <w:t xml:space="preserve">Analytics Resilience Index (ARI)</w:t>
-      </w:r>
-      <w:r>
-        <w:t xml:space="preserve">, extending static maturity assessments with a complementary resilience dimension.</w:t>
-      </w:r>
-    </w:p>
-    <w:bookmarkStart w:id="27" w:name="why-resilience-not-maturity"/>
+        <w:t xml:space="preserve">Three-Pillar Assessment Rubric</w:t>
+      </w:r>
+      <w:r>
+        <w:t xml:space="preserve"> </w:t>
+      </w:r>
+      <w:r>
+        <w:t xml:space="preserve">(Table 2) that enables healthcare organizations to evaluate their current position across each pillar and identify compounding vulnerabilities.</w:t>
+      </w:r>
+    </w:p>
+    <w:bookmarkStart w:id="27" w:name="why-assessment-not-just-maturity"/>
     <w:p>
       <w:pPr>
         <w:pStyle w:val="Heading2"/>
@@ -3212,7 +3226,7 @@
         <w:tab/>
       </w:r>
       <w:r>
-        <w:t xml:space="preserve">Why Resilience, Not Maturity</w:t>
+        <w:t xml:space="preserve">Why Assessment, Not Just Maturity</w:t>
       </w:r>
     </w:p>
     <w:p>
@@ -3220,7 +3234,7 @@
         <w:pStyle w:val="FirstParagraph"/>
       </w:pPr>
       <w:r>
-        <w:t xml:space="preserve">Existing maturity models such as the HIMSS Analytics Maturity Assessment Model (AMAM) assume linear progression through discrete stages and implicitly presuppose a stable workforce capable of sustaining each level once achieved</w:t>
+        <w:t xml:space="preserve">Existing maturity models such as AMAM, the DIKW hierarchy, and established knowledge management frameworks (see Table 1) assume linear progression and implicitly presuppose a stable workforce</w:t>
       </w:r>
       <w:r>
         <w:t xml:space="preserve"> </w:t>
@@ -3251,7 +3265,7 @@
         <w:t xml:space="preserve">)</w:t>
       </w:r>
       <w:r>
-        <w:t xml:space="preserve">. In practice, this assumption is violated routinely. An organization that reaches AMAM Stage 5 but regresses to Stage 3 after the departure of two senior analysts has not failed to mature; it has failed to be</w:t>
+        <w:t xml:space="preserve">. In practice, an organization that reaches AMAM Stage 5 but regresses to Stage 3 after the departure of two senior analysts has not failed to mature; it has failed to be</w:t>
       </w:r>
       <w:r>
         <w:t xml:space="preserve"> </w:t>
@@ -3264,29 +3278,51 @@
         <w:t xml:space="preserve">resilient</w:t>
       </w:r>
       <w:r>
-        <w:t xml:space="preserve">. Static maturity scores capture a snapshot of peak capability but reveal nothing about the organization’s ability to sustain that capability through disruption. The ARI addresses this gap by shifting the measurement focus from</w:t>
-      </w:r>
-      <w:r>
-        <w:t xml:space="preserve"> </w:t>
-      </w:r>
-      <w:r>
-        <w:t xml:space="preserve">“where you are”</w:t>
-      </w:r>
-      <w:r>
-        <w:t xml:space="preserve"> </w:t>
-      </w:r>
-      <w:r>
-        <w:t xml:space="preserve">to</w:t>
-      </w:r>
-      <w:r>
-        <w:t xml:space="preserve"> </w:t>
-      </w:r>
-      <w:r>
-        <w:t xml:space="preserve">“how far you fall when someone leaves.”</w:t>
+        <w:t xml:space="preserve">. A recent systematic review identified 23 distinct organizational resilience instruments applied in health facilities, yet found no consensus on what to measure</w:t>
+      </w:r>
+      <w:r>
+        <w:t xml:space="preserve"> </w:t>
+      </w:r>
+      <w:r>
+        <w:t xml:space="preserve">(</w:t>
+      </w:r>
+      <w:hyperlink w:anchor="ref-ignatowicz2023">
+        <w:r>
+          <w:rPr>
+            <w:rStyle w:val="Hyperlink"/>
+          </w:rPr>
+          <w:t xml:space="preserve">56</w:t>
+        </w:r>
+      </w:hyperlink>
+      <w:r>
+        <w:t xml:space="preserve">)</w:t>
+      </w:r>
+      <w:r>
+        <w:t xml:space="preserve">. Only four instruments have been developed specifically for healthcare, and only two have been validated</w:t>
+      </w:r>
+      <w:r>
+        <w:t xml:space="preserve"> </w:t>
+      </w:r>
+      <w:r>
+        <w:t xml:space="preserve">(</w:t>
+      </w:r>
+      <w:hyperlink w:anchor="ref-ratliff2025">
+        <w:r>
+          <w:rPr>
+            <w:rStyle w:val="Hyperlink"/>
+          </w:rPr>
+          <w:t xml:space="preserve">57</w:t>
+        </w:r>
+      </w:hyperlink>
+      <w:r>
+        <w:t xml:space="preserve">)</w:t>
+      </w:r>
+      <w:r>
+        <w:t xml:space="preserve">. The Three-Pillar Assessment addresses this gap by organizing evidence-based indicators around the specific domains where institutional amnesia operates, measuring not just where an organization stands but how vulnerable it is to the compounding effects identified in Section 1.</w:t>
       </w:r>
     </w:p>
     <w:bookmarkEnd w:id="27"/>
-    <w:bookmarkStart w:id="28" w:name="operationalizing-the-ari"/>
+    <w:bookmarkStart w:id="28" w:name="the-three-pillar-rubric"/>
     <w:p>
       <w:pPr>
         <w:pStyle w:val="Heading2"/>
@@ -3301,7 +3337,7 @@
         <w:tab/>
       </w:r>
       <w:r>
-        <w:t xml:space="preserve">Operationalizing the ARI</w:t>
+        <w:t xml:space="preserve">The Three-Pillar Rubric</w:t>
       </w:r>
     </w:p>
     <w:p>
@@ -3309,31 +3345,19 @@
         <w:pStyle w:val="FirstParagraph"/>
       </w:pPr>
       <w:r>
-        <w:t xml:space="preserve">Each ARI dimension (Table 1) can be scored on a Likert-type scale from 1 (fragile) to 5 (antifragile). For example, the</w:t>
-      </w:r>
-      <w:r>
-        <w:t xml:space="preserve"> </w:t>
-      </w:r>
-      <w:r>
-        <w:t xml:space="preserve">“Knowledge Locus”</w:t>
-      </w:r>
-      <w:r>
-        <w:t xml:space="preserve"> </w:t>
-      </w:r>
-      <w:r>
-        <w:t xml:space="preserve">dimension would be scored by surveying whether key analytical queries are documented in a shared, version-controlled repository (score 5) or known only to named individuals who could leave at any time (score 1). Similarly,</w:t>
-      </w:r>
-      <w:r>
-        <w:t xml:space="preserve"> </w:t>
-      </w:r>
-      <w:r>
-        <w:t xml:space="preserve">“Turnover Impact”</w:t>
-      </w:r>
-      <w:r>
-        <w:t xml:space="preserve"> </w:t>
-      </w:r>
-      <w:r>
-        <w:t xml:space="preserve">could be assessed through scenario exercises that simulate the departure of a critical team member and measure the time required to restore reporting capability. An aggregate ARI score across all dimensions provides a composite indicator of organizational resilience posture, enabling longitudinal tracking and cross-institutional benchmarking.</w:t>
+        <w:t xml:space="preserve">Each indicator is scored as Low, Medium, or High Strength using evidence-based anchors from the literature reviewed in Section 4. Organizations scoring predominantly</w:t>
+      </w:r>
+      <w:r>
+        <w:t xml:space="preserve"> </w:t>
+      </w:r>
+      <w:r>
+        <w:t xml:space="preserve">“Low Strength”</w:t>
+      </w:r>
+      <w:r>
+        <w:t xml:space="preserve"> </w:t>
+      </w:r>
+      <w:r>
+        <w:t xml:space="preserve">across multiple pillars face the self-reinforcing degradation cycle that the framework identifies as the central threat.</w:t>
       </w:r>
     </w:p>
     <w:p>
@@ -3341,191 +3365,11 @@
         <w:pStyle w:val="BodyText"/>
       </w:pPr>
       <w:r>
-        <w:t xml:space="preserve">The</w:t>
-      </w:r>
-      <w:r>
-        <w:t xml:space="preserve"> </w:t>
-      </w:r>
-      <w:r>
-        <w:t xml:space="preserve">“Schema Coupling”</w:t>
-      </w:r>
-      <w:r>
-        <w:t xml:space="preserve"> </w:t>
-      </w:r>
-      <w:r>
-        <w:t xml:space="preserve">dimension can be operationalized through</w:t>
-      </w:r>
-      <w:r>
-        <w:t xml:space="preserve"> </w:t>
-      </w:r>
-      <w:r>
         <w:rPr>
-          <w:i/>
-          <w:iCs/>
+          <w:b/>
+          <w:bCs/>
         </w:rPr>
-        <w:t xml:space="preserve">Continuous Analytic Integration</w:t>
-      </w:r>
-      <w:r>
-        <w:t xml:space="preserve">: treating validated query triples not as static wiki entries but as software assets within a CI/CD pipeline</w:t>
-      </w:r>
-      <w:r>
-        <w:t xml:space="preserve"> </w:t>
-      </w:r>
-      <w:r>
-        <w:t xml:space="preserve">(</w:t>
-      </w:r>
-      <w:hyperlink w:anchor="ref-valiaiev2025">
-        <w:r>
-          <w:rPr>
-            <w:rStyle w:val="Hyperlink"/>
-          </w:rPr>
-          <w:t xml:space="preserve">55</w:t>
-        </w:r>
-      </w:hyperlink>
-      <w:r>
-        <w:t xml:space="preserve">)</w:t>
-      </w:r>
-      <w:r>
-        <w:t xml:space="preserve">. When a data warehouse schema is updated (e.g., a quarterly EHR upgrade), the system automatically re-runs the library of stored queries. Queries that fail or return anomalous results are flagged for review. This transforms</w:t>
-      </w:r>
-      <w:r>
-        <w:t xml:space="preserve"> </w:t>
-      </w:r>
-      <w:r>
-        <w:t xml:space="preserve">“Institutional Memory”</w:t>
-      </w:r>
-      <w:r>
-        <w:t xml:space="preserve"> </w:t>
-      </w:r>
-      <w:r>
-        <w:t xml:space="preserve">from a stagnant repository into a living, automated test suite that actively signals when organizational knowledge has drifted from technical reality</w:t>
-      </w:r>
-      <w:r>
-        <w:t xml:space="preserve"> </w:t>
-      </w:r>
-      <w:r>
-        <w:t xml:space="preserve">(</w:t>
-      </w:r>
-      <w:hyperlink w:anchor="ref-betha2023">
-        <w:r>
-          <w:rPr>
-            <w:rStyle w:val="Hyperlink"/>
-          </w:rPr>
-          <w:t xml:space="preserve">56</w:t>
-        </w:r>
-      </w:hyperlink>
-      <w:r>
-        <w:t xml:space="preserve">)</w:t>
-      </w:r>
-      <w:r>
-        <w:t xml:space="preserve">. Existing NL2SQL systems are known to lack resilience to vocabulary drift and OMOP CDM schema changes</w:t>
-      </w:r>
-      <w:r>
-        <w:t xml:space="preserve"> </w:t>
-      </w:r>
-      <w:r>
-        <w:t xml:space="preserve">(</w:t>
-      </w:r>
-      <w:hyperlink w:anchor="ref-kottam2025">
-        <w:r>
-          <w:rPr>
-            <w:rStyle w:val="Hyperlink"/>
-          </w:rPr>
-          <w:t xml:space="preserve">57</w:t>
-        </w:r>
-      </w:hyperlink>
-      <w:r>
-        <w:t xml:space="preserve">)</w:t>
-      </w:r>
-      <w:r>
-        <w:t xml:space="preserve">, making such automated regression essential.</w:t>
-      </w:r>
-    </w:p>
-    <w:p>
-      <w:pPr>
-        <w:pStyle w:val="BodyText"/>
-      </w:pPr>
-      <w:r>
-        <w:t xml:space="preserve">A recent systematic review identified 23 distinct organizational resilience instruments applied in health facilities, yet found no consensus on what to measure or which indicators to use</w:t>
-      </w:r>
-      <w:r>
-        <w:t xml:space="preserve"> </w:t>
-      </w:r>
-      <w:r>
-        <w:t xml:space="preserve">(</w:t>
-      </w:r>
-      <w:hyperlink w:anchor="ref-ignatowicz2023">
-        <w:r>
-          <w:rPr>
-            <w:rStyle w:val="Hyperlink"/>
-          </w:rPr>
-          <w:t xml:space="preserve">58</w:t>
-        </w:r>
-      </w:hyperlink>
-      <w:r>
-        <w:t xml:space="preserve">)</w:t>
-      </w:r>
-      <w:r>
-        <w:t xml:space="preserve">. Only four instruments have been developed specifically for healthcare, and only two have been validated</w:t>
-      </w:r>
-      <w:r>
-        <w:t xml:space="preserve"> </w:t>
-      </w:r>
-      <w:r>
-        <w:t xml:space="preserve">(</w:t>
-      </w:r>
-      <w:hyperlink w:anchor="ref-ratliff2025">
-        <w:r>
-          <w:rPr>
-            <w:rStyle w:val="Hyperlink"/>
-          </w:rPr>
-          <w:t xml:space="preserve">59</w:t>
-        </w:r>
-      </w:hyperlink>
-      <w:r>
-        <w:t xml:space="preserve">)</w:t>
-      </w:r>
-      <w:r>
-        <w:t xml:space="preserve">. The newest, the Resilience in Healthcare Capacities Assessment (RHCA), demonstrates significant correlations between organizational resilience and both staff turnover intention and patient safety outcomes</w:t>
-      </w:r>
-      <w:r>
-        <w:t xml:space="preserve"> </w:t>
-      </w:r>
-      <w:r>
-        <w:t xml:space="preserve">(</w:t>
-      </w:r>
-      <w:hyperlink w:anchor="ref-ellis2026">
-        <w:r>
-          <w:rPr>
-            <w:rStyle w:val="Hyperlink"/>
-          </w:rPr>
-          <w:t xml:space="preserve">60</w:t>
-        </w:r>
-      </w:hyperlink>
-      <w:r>
-        <w:t xml:space="preserve">)</w:t>
-      </w:r>
-      <w:r>
-        <w:t xml:space="preserve">. The ARI extends this emerging measurement tradition into the specific domain of analytics capability resilience, which no existing instrument addresses. Both the ARI and the broader pillar assessment require psychometric development, including construct validation, inter-rater reliability testing, and discriminant validity assessment against AMAM, before organizational deployment. This development is planned for future work in this series.</w:t>
-      </w:r>
-    </w:p>
-    <w:p>
-      <w:pPr>
-        <w:pStyle w:val="BodyText"/>
-      </w:pPr>
-      <w:r>
-        <w:t xml:space="preserve">Critically, the ARI complements rather than replaces AMAM. Where AMAM measures the sophistication of an organization’s analytical capabilities at a point in time, the ARI measures the durability of those capabilities under workforce stress. An organization should aspire to high scores on both instruments: AMAM for capability and ARI for sustainability. Used together, they provide a two-dimensional view of analytics health that neither instrument offers alone.</w:t>
-      </w:r>
-    </w:p>
-    <w:p>
-      <w:pPr>
-        <w:pStyle w:val="TableCaption"/>
-      </w:pPr>
-      <w:r>
-        <w:t xml:space="preserve">The Analytics Resilience Index (ARI).</w:t>
-      </w:r>
-      <w:r>
-        <w:t xml:space="preserve"> </w:t>
+        <w:t xml:space="preserve">Pillar 1: Analytics Maturity</w:t>
       </w:r>
     </w:p>
     <w:tbl>
@@ -3534,13 +3378,13 @@
         <w:tblW w:type="pct" w:w="5000"/>
         <w:tblLayout w:type="fixed"/>
         <w:tblLook w:firstRow="1" w:lastRow="0" w:firstColumn="0" w:lastColumn="0" w:noHBand="0" w:noVBand="0" w:val="0020"/>
-        <w:tblCaption w:val="The Analytics Resilience Index (ARI). "/>
       </w:tblPr>
       <w:tblGrid>
-        <w:gridCol w:w="1980"/>
-        <w:gridCol w:w="1980"/>
-        <w:gridCol w:w="1980"/>
-        <w:gridCol w:w="1980"/>
+        <w:gridCol w:w="1584"/>
+        <w:gridCol w:w="1584"/>
+        <w:gridCol w:w="1584"/>
+        <w:gridCol w:w="1584"/>
+        <w:gridCol w:w="1584"/>
       </w:tblGrid>
       <w:tr>
         <w:trPr>
@@ -3554,7 +3398,7 @@
               <w:jc w:val="left"/>
             </w:pPr>
             <w:r>
-              <w:t xml:space="preserve">Dimension</w:t>
+              <w:t xml:space="preserve">Indicator</w:t>
             </w:r>
           </w:p>
         </w:tc>
@@ -3566,7 +3410,7 @@
               <w:jc w:val="left"/>
             </w:pPr>
             <w:r>
-              <w:t xml:space="preserve">Low Resilience (Fragile)</w:t>
+              <w:t xml:space="preserve">Low Strength</w:t>
             </w:r>
           </w:p>
         </w:tc>
@@ -3578,7 +3422,19 @@
               <w:jc w:val="left"/>
             </w:pPr>
             <w:r>
-              <w:t xml:space="preserve">High Resilience (Antifragile)</w:t>
+              <w:t xml:space="preserve">Med. Strength</w:t>
+            </w:r>
+          </w:p>
+        </w:tc>
+        <w:tc>
+          <w:tcPr/>
+          <w:p>
+            <w:pPr>
+              <w:pStyle w:val="Compact"/>
+              <w:jc w:val="left"/>
+            </w:pPr>
+            <w:r>
+              <w:t xml:space="preserve">High Strength</w:t>
             </w:r>
           </w:p>
         </w:tc>
@@ -3604,11 +3460,7 @@
               <w:jc w:val="left"/>
             </w:pPr>
             <w:r>
-              <w:rPr>
-                <w:b/>
-                <w:bCs/>
-              </w:rPr>
-              <w:t xml:space="preserve">Knowledge Locus</w:t>
+              <w:t xml:space="preserve">HIMSS AMAM Stage</w:t>
             </w:r>
           </w:p>
         </w:tc>
@@ -3620,19 +3472,7 @@
               <w:jc w:val="left"/>
             </w:pPr>
             <w:r>
-              <w:t xml:space="preserve">Knowledge resides in</w:t>
-            </w:r>
-            <w:r>
-              <w:t xml:space="preserve"> </w:t>
-            </w:r>
-            <w:r>
-              <w:t xml:space="preserve">“Hero”</w:t>
-            </w:r>
-            <w:r>
-              <w:t xml:space="preserve"> </w:t>
-            </w:r>
-            <w:r>
-              <w:t xml:space="preserve">analysts.</w:t>
+              <w:t xml:space="preserve">Stages 0-2: Fragmented data, limited reporting</w:t>
             </w:r>
           </w:p>
         </w:tc>
@@ -3644,7 +3484,19 @@
               <w:jc w:val="left"/>
             </w:pPr>
             <w:r>
-              <w:t xml:space="preserve">Knowledge resides in the System/Repository.</w:t>
+              <w:t xml:space="preserve">Stages 3-4: Integrated warehouse, standardized definitions</w:t>
+            </w:r>
+          </w:p>
+        </w:tc>
+        <w:tc>
+          <w:tcPr/>
+          <w:p>
+            <w:pPr>
+              <w:pStyle w:val="Compact"/>
+              <w:jc w:val="left"/>
+            </w:pPr>
+            <w:r>
+              <w:t xml:space="preserve">Stages 5-7: Predictive analytics, AI integration</w:t>
             </w:r>
           </w:p>
         </w:tc>
@@ -3658,23 +3510,23 @@
             <w:r>
               <w:t xml:space="preserve">(</w:t>
             </w:r>
-            <w:hyperlink w:anchor="ref-hong2025">
+            <w:hyperlink w:anchor="ref-himss2024">
               <w:r>
                 <w:rPr>
                   <w:rStyle w:val="Hyperlink"/>
                 </w:rPr>
-                <w:t xml:space="preserve">4</w:t>
+                <w:t xml:space="preserve">1</w:t>
               </w:r>
             </w:hyperlink>
             <w:r>
               <w:t xml:space="preserve">,</w:t>
             </w:r>
-            <w:hyperlink w:anchor="ref-benbya2004">
+            <w:hyperlink w:anchor="ref-himss2024news">
               <w:r>
                 <w:rPr>
                   <w:rStyle w:val="Hyperlink"/>
                 </w:rPr>
-                <w:t xml:space="preserve">31</w:t>
+                <w:t xml:space="preserve">36</w:t>
               </w:r>
             </w:hyperlink>
             <w:r>
@@ -3692,11 +3544,7 @@
               <w:jc w:val="left"/>
             </w:pPr>
             <w:r>
-              <w:rPr>
-                <w:b/>
-                <w:bCs/>
-              </w:rPr>
-              <w:t xml:space="preserve">Turnover Impact</w:t>
+              <w:t xml:space="preserve">Self-service analytics</w:t>
             </w:r>
           </w:p>
         </w:tc>
@@ -3708,7 +3556,7 @@
               <w:jc w:val="left"/>
             </w:pPr>
             <w:r>
-              <w:t xml:space="preserve">Departure of 1 staff member stops reporting.</w:t>
+              <w:t xml:space="preserve">None; all analytics require IT intervention</w:t>
             </w:r>
           </w:p>
         </w:tc>
@@ -3720,7 +3568,19 @@
               <w:jc w:val="left"/>
             </w:pPr>
             <w:r>
-              <w:t xml:space="preserve">Departure causes minimal disruption; successors inherit queries.</w:t>
+              <w:t xml:space="preserve">Partial; BI tools available but underutilized</w:t>
+            </w:r>
+          </w:p>
+        </w:tc>
+        <w:tc>
+          <w:tcPr/>
+          <w:p>
+            <w:pPr>
+              <w:pStyle w:val="Compact"/>
+              <w:jc w:val="left"/>
+            </w:pPr>
+            <w:r>
+              <w:t xml:space="preserve">Widespread; clinical staff access data directly</w:t>
             </w:r>
           </w:p>
         </w:tc>
@@ -3734,23 +3594,23 @@
             <w:r>
               <w:t xml:space="preserve">(</w:t>
             </w:r>
-            <w:hyperlink w:anchor="ref-rao2006">
+            <w:hyperlink w:anchor="ref-health2020">
               <w:r>
                 <w:rPr>
                   <w:rStyle w:val="Hyperlink"/>
                 </w:rPr>
-                <w:t xml:space="preserve">11</w:t>
+                <w:t xml:space="preserve">37</w:t>
               </w:r>
             </w:hyperlink>
             <w:r>
               <w:t xml:space="preserve">,</w:t>
             </w:r>
-            <w:hyperlink w:anchor="ref-massingham2018">
+            <w:hyperlink w:anchor="ref-shahbaz2019">
               <w:r>
                 <w:rPr>
                   <w:rStyle w:val="Hyperlink"/>
                 </w:rPr>
-                <w:t xml:space="preserve">23</w:t>
+                <w:t xml:space="preserve">42</w:t>
               </w:r>
             </w:hyperlink>
             <w:r>
@@ -3768,11 +3628,7 @@
               <w:jc w:val="left"/>
             </w:pPr>
             <w:r>
-              <w:rPr>
-                <w:b/>
-                <w:bCs/>
-              </w:rPr>
-              <w:t xml:space="preserve">Validation Mode</w:t>
+              <w:t xml:space="preserve">AI/NL interface</w:t>
             </w:r>
           </w:p>
         </w:tc>
@@ -3784,7 +3640,7 @@
               <w:jc w:val="left"/>
             </w:pPr>
             <w:r>
-              <w:t xml:space="preserve">Ad-hoc, email-based, ephemeral.</w:t>
+              <w:t xml:space="preserve">No NL2SQL or conversational analytics</w:t>
             </w:r>
           </w:p>
         </w:tc>
@@ -3796,7 +3652,19 @@
               <w:jc w:val="left"/>
             </w:pPr>
             <w:r>
-              <w:t xml:space="preserve">Systematic, artifact-based, durable (HiL-SG).</w:t>
+              <w:t xml:space="preserve">Pilot programs or evaluation underway</w:t>
+            </w:r>
+          </w:p>
+        </w:tc>
+        <w:tc>
+          <w:tcPr/>
+          <w:p>
+            <w:pPr>
+              <w:pStyle w:val="Compact"/>
+              <w:jc w:val="left"/>
+            </w:pPr>
+            <w:r>
+              <w:t xml:space="preserve">Natural language query capability deployed</w:t>
             </w:r>
           </w:p>
         </w:tc>
@@ -3810,23 +3678,199 @@
             <w:r>
               <w:t xml:space="preserve">(</w:t>
             </w:r>
-            <w:hyperlink w:anchor="ref-moore2018">
+            <w:hyperlink w:anchor="ref-ziletti2024">
               <w:r>
                 <w:rPr>
                   <w:rStyle w:val="Hyperlink"/>
                 </w:rPr>
-                <w:t xml:space="preserve">26</w:t>
+                <w:t xml:space="preserve">29</w:t>
               </w:r>
             </w:hyperlink>
             <w:r>
               <w:t xml:space="preserve">,</w:t>
             </w:r>
-            <w:hyperlink w:anchor="ref-mosqueirarey2023">
+            <w:hyperlink w:anchor="ref-yuan2019">
               <w:r>
                 <w:rPr>
                   <w:rStyle w:val="Hyperlink"/>
                 </w:rPr>
-                <w:t xml:space="preserve">30</w:t>
+                <w:t xml:space="preserve">50</w:t>
+              </w:r>
+            </w:hyperlink>
+            <w:r>
+              <w:t xml:space="preserve">)</w:t>
+            </w:r>
+          </w:p>
+        </w:tc>
+      </w:tr>
+    </w:tbl>
+    <w:p>
+      <w:pPr>
+        <w:pStyle w:val="BodyText"/>
+      </w:pPr>
+      <w:r>
+        <w:rPr>
+          <w:b/>
+          <w:bCs/>
+        </w:rPr>
+        <w:t xml:space="preserve">Pillar 2: Workforce Agility</w:t>
+      </w:r>
+    </w:p>
+    <w:tbl>
+      <w:tblPr>
+        <w:tblStyle w:val="Table"/>
+        <w:tblW w:type="pct" w:w="5000"/>
+        <w:tblLayout w:type="fixed"/>
+        <w:tblLook w:firstRow="1" w:lastRow="0" w:firstColumn="0" w:lastColumn="0" w:noHBand="0" w:noVBand="0" w:val="0020"/>
+      </w:tblPr>
+      <w:tblGrid>
+        <w:gridCol w:w="1584"/>
+        <w:gridCol w:w="1584"/>
+        <w:gridCol w:w="1584"/>
+        <w:gridCol w:w="1584"/>
+        <w:gridCol w:w="1584"/>
+      </w:tblGrid>
+      <w:tr>
+        <w:trPr>
+          <w:tblHeader w:val="on"/>
+        </w:trPr>
+        <w:tc>
+          <w:tcPr/>
+          <w:p>
+            <w:pPr>
+              <w:pStyle w:val="Compact"/>
+              <w:jc w:val="left"/>
+            </w:pPr>
+            <w:r>
+              <w:t xml:space="preserve">Indicator</w:t>
+            </w:r>
+          </w:p>
+        </w:tc>
+        <w:tc>
+          <w:tcPr/>
+          <w:p>
+            <w:pPr>
+              <w:pStyle w:val="Compact"/>
+              <w:jc w:val="left"/>
+            </w:pPr>
+            <w:r>
+              <w:t xml:space="preserve">Low Strength</w:t>
+            </w:r>
+          </w:p>
+        </w:tc>
+        <w:tc>
+          <w:tcPr/>
+          <w:p>
+            <w:pPr>
+              <w:pStyle w:val="Compact"/>
+              <w:jc w:val="left"/>
+            </w:pPr>
+            <w:r>
+              <w:t xml:space="preserve">Med. Strength</w:t>
+            </w:r>
+          </w:p>
+        </w:tc>
+        <w:tc>
+          <w:tcPr/>
+          <w:p>
+            <w:pPr>
+              <w:pStyle w:val="Compact"/>
+              <w:jc w:val="left"/>
+            </w:pPr>
+            <w:r>
+              <w:t xml:space="preserve">High Strength</w:t>
+            </w:r>
+          </w:p>
+        </w:tc>
+        <w:tc>
+          <w:tcPr/>
+          <w:p>
+            <w:pPr>
+              <w:pStyle w:val="Compact"/>
+              <w:jc w:val="left"/>
+            </w:pPr>
+            <w:r>
+              <w:t xml:space="preserve">Evidence</w:t>
+            </w:r>
+          </w:p>
+        </w:tc>
+      </w:tr>
+      <w:tr>
+        <w:tc>
+          <w:tcPr/>
+          <w:p>
+            <w:pPr>
+              <w:pStyle w:val="Compact"/>
+              <w:jc w:val="left"/>
+            </w:pPr>
+            <w:r>
+              <w:t xml:space="preserve">First-year analytics staff turnover</w:t>
+            </w:r>
+          </w:p>
+        </w:tc>
+        <w:tc>
+          <w:tcPr/>
+          <w:p>
+            <w:pPr>
+              <w:pStyle w:val="Compact"/>
+              <w:jc w:val="left"/>
+            </w:pPr>
+            <w:r>
+              <w:t xml:space="preserve">&gt;30% (High instability)</w:t>
+            </w:r>
+          </w:p>
+        </w:tc>
+        <w:tc>
+          <w:tcPr/>
+          <w:p>
+            <w:pPr>
+              <w:pStyle w:val="Compact"/>
+              <w:jc w:val="left"/>
+            </w:pPr>
+            <w:r>
+              <w:t xml:space="preserve">15-30%</w:t>
+            </w:r>
+          </w:p>
+        </w:tc>
+        <w:tc>
+          <w:tcPr/>
+          <w:p>
+            <w:pPr>
+              <w:pStyle w:val="Compact"/>
+              <w:jc w:val="left"/>
+            </w:pPr>
+            <w:r>
+              <w:t xml:space="preserve">&lt;15% (High stability)</w:t>
+            </w:r>
+          </w:p>
+        </w:tc>
+        <w:tc>
+          <w:tcPr/>
+          <w:p>
+            <w:pPr>
+              <w:pStyle w:val="Compact"/>
+              <w:jc w:val="left"/>
+            </w:pPr>
+            <w:r>
+              <w:t xml:space="preserve">(</w:t>
+            </w:r>
+            <w:hyperlink w:anchor="ref-nsi2025">
+              <w:r>
+                <w:rPr>
+                  <w:rStyle w:val="Hyperlink"/>
+                </w:rPr>
+                <w:t xml:space="preserve">19</w:t>
+              </w:r>
+            </w:hyperlink>
+            <w:r>
+              <w:t xml:space="preserve">,</w:t>
+            </w:r>
+            <w:hyperlink w:anchor="ref-hackney2024">
+              <w:r>
+                <w:rPr>
+                  <w:rStyle w:val="Hyperlink"/>
+                </w:rPr>
+                <w:t xml:space="preserve">45</w:t>
               </w:r>
             </w:hyperlink>
             <w:r>
@@ -3844,11 +3888,7 @@
               <w:jc w:val="left"/>
             </w:pPr>
             <w:r>
-              <w:rPr>
-                <w:b/>
-                <w:bCs/>
-              </w:rPr>
-              <w:t xml:space="preserve">Schema Coupling</w:t>
+              <w:t xml:space="preserve">Avg. leadership tenure</w:t>
             </w:r>
           </w:p>
         </w:tc>
@@ -3860,7 +3900,7 @@
               <w:jc w:val="left"/>
             </w:pPr>
             <w:r>
-              <w:t xml:space="preserve">Hard-coded reports break on schema change.</w:t>
+              <w:t xml:space="preserve">&lt; 3 years</w:t>
             </w:r>
           </w:p>
         </w:tc>
@@ -3872,7 +3912,448 @@
               <w:jc w:val="left"/>
             </w:pPr>
             <w:r>
-              <w:t xml:space="preserve">Semantic layer adapts; CI/CD detects drift.</w:t>
+              <w:t xml:space="preserve">3-5 years</w:t>
+            </w:r>
+          </w:p>
+        </w:tc>
+        <w:tc>
+          <w:tcPr/>
+          <w:p>
+            <w:pPr>
+              <w:pStyle w:val="Compact"/>
+              <w:jc w:val="left"/>
+            </w:pPr>
+            <w:r>
+              <w:t xml:space="preserve">&gt; 5 years</w:t>
+            </w:r>
+          </w:p>
+        </w:tc>
+        <w:tc>
+          <w:tcPr/>
+          <w:p>
+            <w:pPr>
+              <w:pStyle w:val="Compact"/>
+              <w:jc w:val="left"/>
+            </w:pPr>
+            <w:r>
+              <w:t xml:space="preserve">(</w:t>
+            </w:r>
+            <w:hyperlink w:anchor="ref-wittkieffer2024">
+              <w:r>
+                <w:rPr>
+                  <w:rStyle w:val="Hyperlink"/>
+                </w:rPr>
+                <w:t xml:space="preserve">5</w:t>
+              </w:r>
+            </w:hyperlink>
+            <w:r>
+              <w:t xml:space="preserve">)</w:t>
+            </w:r>
+          </w:p>
+        </w:tc>
+      </w:tr>
+      <w:tr>
+        <w:tc>
+          <w:tcPr/>
+          <w:p>
+            <w:pPr>
+              <w:pStyle w:val="Compact"/>
+              <w:jc w:val="left"/>
+            </w:pPr>
+            <w:r>
+              <w:t xml:space="preserve">Knowledge concentration</w:t>
+            </w:r>
+          </w:p>
+        </w:tc>
+        <w:tc>
+          <w:tcPr/>
+          <w:p>
+            <w:pPr>
+              <w:pStyle w:val="Compact"/>
+              <w:jc w:val="left"/>
+            </w:pPr>
+            <w:r>
+              <w:t xml:space="preserve">Critical expertise held by 3 or fewer individuals</w:t>
+            </w:r>
+          </w:p>
+        </w:tc>
+        <w:tc>
+          <w:tcPr/>
+          <w:p>
+            <w:pPr>
+              <w:pStyle w:val="Compact"/>
+              <w:jc w:val="left"/>
+            </w:pPr>
+            <w:r>
+              <w:t xml:space="preserve">Partial documentation; some cross-training</w:t>
+            </w:r>
+          </w:p>
+        </w:tc>
+        <w:tc>
+          <w:tcPr/>
+          <w:p>
+            <w:pPr>
+              <w:pStyle w:val="Compact"/>
+              <w:jc w:val="left"/>
+            </w:pPr>
+            <w:r>
+              <w:t xml:space="preserve">Distributed expertise; documented processes</w:t>
+            </w:r>
+          </w:p>
+        </w:tc>
+        <w:tc>
+          <w:tcPr/>
+          <w:p>
+            <w:pPr>
+              <w:pStyle w:val="Compact"/>
+              <w:jc w:val="left"/>
+            </w:pPr>
+            <w:r>
+              <w:t xml:space="preserve">(</w:t>
+            </w:r>
+            <w:hyperlink w:anchor="ref-massingham2018">
+              <w:r>
+                <w:rPr>
+                  <w:rStyle w:val="Hyperlink"/>
+                </w:rPr>
+                <w:t xml:space="preserve">23</w:t>
+              </w:r>
+            </w:hyperlink>
+            <w:r>
+              <w:t xml:space="preserve">,</w:t>
+            </w:r>
+            <w:hyperlink w:anchor="ref-foss2007">
+              <w:r>
+                <w:rPr>
+                  <w:rStyle w:val="Hyperlink"/>
+                </w:rPr>
+                <w:t xml:space="preserve">27</w:t>
+              </w:r>
+            </w:hyperlink>
+            <w:r>
+              <w:t xml:space="preserve">)</w:t>
+            </w:r>
+          </w:p>
+        </w:tc>
+      </w:tr>
+    </w:tbl>
+    <w:p>
+      <w:pPr>
+        <w:pStyle w:val="BodyText"/>
+      </w:pPr>
+      <w:r>
+        <w:rPr>
+          <w:b/>
+          <w:bCs/>
+        </w:rPr>
+        <w:t xml:space="preserve">Pillar 3: Technical Enablement</w:t>
+      </w:r>
+    </w:p>
+    <w:p>
+      <w:pPr>
+        <w:pStyle w:val="TableCaption"/>
+      </w:pPr>
+      <w:r>
+        <w:t xml:space="preserve">Three-Pillar Organizational Assessment Rubric.</w:t>
+      </w:r>
+      <w:r>
+        <w:t xml:space="preserve"> </w:t>
+      </w:r>
+    </w:p>
+    <w:tbl>
+      <w:tblPr>
+        <w:tblStyle w:val="Table"/>
+        <w:tblW w:type="pct" w:w="5000"/>
+        <w:tblLayout w:type="fixed"/>
+        <w:tblLook w:firstRow="1" w:lastRow="0" w:firstColumn="0" w:lastColumn="0" w:noHBand="0" w:noVBand="0" w:val="0020"/>
+        <w:tblCaption w:val="Three-Pillar Organizational Assessment Rubric. "/>
+      </w:tblPr>
+      <w:tblGrid>
+        <w:gridCol w:w="1584"/>
+        <w:gridCol w:w="1584"/>
+        <w:gridCol w:w="1584"/>
+        <w:gridCol w:w="1584"/>
+        <w:gridCol w:w="1584"/>
+      </w:tblGrid>
+      <w:tr>
+        <w:trPr>
+          <w:tblHeader w:val="on"/>
+        </w:trPr>
+        <w:tc>
+          <w:tcPr/>
+          <w:p>
+            <w:pPr>
+              <w:pStyle w:val="Compact"/>
+              <w:jc w:val="left"/>
+            </w:pPr>
+            <w:r>
+              <w:t xml:space="preserve">Indicator</w:t>
+            </w:r>
+          </w:p>
+        </w:tc>
+        <w:tc>
+          <w:tcPr/>
+          <w:p>
+            <w:pPr>
+              <w:pStyle w:val="Compact"/>
+              <w:jc w:val="left"/>
+            </w:pPr>
+            <w:r>
+              <w:t xml:space="preserve">Low Strength</w:t>
+            </w:r>
+          </w:p>
+        </w:tc>
+        <w:tc>
+          <w:tcPr/>
+          <w:p>
+            <w:pPr>
+              <w:pStyle w:val="Compact"/>
+              <w:jc w:val="left"/>
+            </w:pPr>
+            <w:r>
+              <w:t xml:space="preserve">Med. Strength</w:t>
+            </w:r>
+          </w:p>
+        </w:tc>
+        <w:tc>
+          <w:tcPr/>
+          <w:p>
+            <w:pPr>
+              <w:pStyle w:val="Compact"/>
+              <w:jc w:val="left"/>
+            </w:pPr>
+            <w:r>
+              <w:t xml:space="preserve">High Strength</w:t>
+            </w:r>
+          </w:p>
+        </w:tc>
+        <w:tc>
+          <w:tcPr/>
+          <w:p>
+            <w:pPr>
+              <w:pStyle w:val="Compact"/>
+              <w:jc w:val="left"/>
+            </w:pPr>
+            <w:r>
+              <w:t xml:space="preserve">Evidence</w:t>
+            </w:r>
+          </w:p>
+        </w:tc>
+      </w:tr>
+      <w:tr>
+        <w:tc>
+          <w:tcPr/>
+          <w:p>
+            <w:pPr>
+              <w:pStyle w:val="Compact"/>
+              <w:jc w:val="left"/>
+            </w:pPr>
+            <w:r>
+              <w:t xml:space="preserve">Data access</w:t>
+            </w:r>
+          </w:p>
+        </w:tc>
+        <w:tc>
+          <w:tcPr/>
+          <w:p>
+            <w:pPr>
+              <w:pStyle w:val="Compact"/>
+              <w:jc w:val="left"/>
+            </w:pPr>
+            <w:r>
+              <w:t xml:space="preserve">SQL/technical expertise required for all queries</w:t>
+            </w:r>
+          </w:p>
+        </w:tc>
+        <w:tc>
+          <w:tcPr/>
+          <w:p>
+            <w:pPr>
+              <w:pStyle w:val="Compact"/>
+              <w:jc w:val="left"/>
+            </w:pPr>
+            <w:r>
+              <w:t xml:space="preserve">IT queue for complex queries; basic self-service</w:t>
+            </w:r>
+          </w:p>
+        </w:tc>
+        <w:tc>
+          <w:tcPr/>
+          <w:p>
+            <w:pPr>
+              <w:pStyle w:val="Compact"/>
+              <w:jc w:val="left"/>
+            </w:pPr>
+            <w:r>
+              <w:t xml:space="preserve">Natural language or visual query interfaces</w:t>
+            </w:r>
+          </w:p>
+        </w:tc>
+        <w:tc>
+          <w:tcPr/>
+          <w:p>
+            <w:pPr>
+              <w:pStyle w:val="Compact"/>
+              <w:jc w:val="left"/>
+            </w:pPr>
+            <w:r>
+              <w:t xml:space="preserve">(</w:t>
+            </w:r>
+            <w:hyperlink w:anchor="ref-shahbaz2019">
+              <w:r>
+                <w:rPr>
+                  <w:rStyle w:val="Hyperlink"/>
+                </w:rPr>
+                <w:t xml:space="preserve">42</w:t>
+              </w:r>
+            </w:hyperlink>
+            <w:r>
+              <w:t xml:space="preserve">,</w:t>
+            </w:r>
+            <w:hyperlink w:anchor="ref-yuan2019">
+              <w:r>
+                <w:rPr>
+                  <w:rStyle w:val="Hyperlink"/>
+                </w:rPr>
+                <w:t xml:space="preserve">50</w:t>
+              </w:r>
+            </w:hyperlink>
+            <w:r>
+              <w:t xml:space="preserve">)</w:t>
+            </w:r>
+          </w:p>
+        </w:tc>
+      </w:tr>
+      <w:tr>
+        <w:tc>
+          <w:tcPr/>
+          <w:p>
+            <w:pPr>
+              <w:pStyle w:val="Compact"/>
+              <w:jc w:val="left"/>
+            </w:pPr>
+            <w:r>
+              <w:t xml:space="preserve">Interoperability</w:t>
+            </w:r>
+          </w:p>
+        </w:tc>
+        <w:tc>
+          <w:tcPr/>
+          <w:p>
+            <w:pPr>
+              <w:pStyle w:val="Compact"/>
+              <w:jc w:val="left"/>
+            </w:pPr>
+            <w:r>
+              <w:t xml:space="preserve">Fragmented systems; manual reconciliation</w:t>
+            </w:r>
+          </w:p>
+        </w:tc>
+        <w:tc>
+          <w:tcPr/>
+          <w:p>
+            <w:pPr>
+              <w:pStyle w:val="Compact"/>
+              <w:jc w:val="left"/>
+            </w:pPr>
+            <w:r>
+              <w:t xml:space="preserve">Partial integration; some automated feeds</w:t>
+            </w:r>
+          </w:p>
+        </w:tc>
+        <w:tc>
+          <w:tcPr/>
+          <w:p>
+            <w:pPr>
+              <w:pStyle w:val="Compact"/>
+              <w:jc w:val="left"/>
+            </w:pPr>
+            <w:r>
+              <w:t xml:space="preserve">Unified data platform; real-time integration</w:t>
+            </w:r>
+          </w:p>
+        </w:tc>
+        <w:tc>
+          <w:tcPr/>
+          <w:p>
+            <w:pPr>
+              <w:pStyle w:val="Compact"/>
+              <w:jc w:val="left"/>
+            </w:pPr>
+            <w:r>
+              <w:t xml:space="preserve">(</w:t>
+            </w:r>
+            <w:hyperlink w:anchor="ref-gal2019">
+              <w:r>
+                <w:rPr>
+                  <w:rStyle w:val="Hyperlink"/>
+                </w:rPr>
+                <w:t xml:space="preserve">2</w:t>
+              </w:r>
+            </w:hyperlink>
+            <w:r>
+              <w:t xml:space="preserve">,</w:t>
+            </w:r>
+            <w:hyperlink w:anchor="ref-zhang2024">
+              <w:r>
+                <w:rPr>
+                  <w:rStyle w:val="Hyperlink"/>
+                </w:rPr>
+                <w:t xml:space="preserve">3</w:t>
+              </w:r>
+            </w:hyperlink>
+            <w:r>
+              <w:t xml:space="preserve">)</w:t>
+            </w:r>
+          </w:p>
+        </w:tc>
+      </w:tr>
+      <w:tr>
+        <w:tc>
+          <w:tcPr/>
+          <w:p>
+            <w:pPr>
+              <w:pStyle w:val="Compact"/>
+              <w:jc w:val="left"/>
+            </w:pPr>
+            <w:r>
+              <w:t xml:space="preserve">Schema coupling</w:t>
+            </w:r>
+          </w:p>
+        </w:tc>
+        <w:tc>
+          <w:tcPr/>
+          <w:p>
+            <w:pPr>
+              <w:pStyle w:val="Compact"/>
+              <w:jc w:val="left"/>
+            </w:pPr>
+            <w:r>
+              <w:t xml:space="preserve">Hard-coded reports break on schema change</w:t>
+            </w:r>
+          </w:p>
+        </w:tc>
+        <w:tc>
+          <w:tcPr/>
+          <w:p>
+            <w:pPr>
+              <w:pStyle w:val="Compact"/>
+              <w:jc w:val="left"/>
+            </w:pPr>
+            <w:r>
+              <w:t xml:space="preserve">Partial semantic layer; some automated feeds</w:t>
+            </w:r>
+          </w:p>
+        </w:tc>
+        <w:tc>
+          <w:tcPr/>
+          <w:p>
+            <w:pPr>
+              <w:pStyle w:val="Compact"/>
+              <w:jc w:val="left"/>
+            </w:pPr>
+            <w:r>
+              <w:t xml:space="preserve">Semantic layer adapts; CI/CD detects drift</w:t>
             </w:r>
           </w:p>
         </w:tc>
@@ -3891,7 +4372,7 @@
                 <w:rPr>
                   <w:rStyle w:val="Hyperlink"/>
                 </w:rPr>
-                <w:t xml:space="preserve">33</w:t>
+                <w:t xml:space="preserve">34</w:t>
               </w:r>
             </w:hyperlink>
             <w:r>
@@ -3902,7 +4383,7 @@
                 <w:rPr>
                   <w:rStyle w:val="Hyperlink"/>
                 </w:rPr>
-                <w:t xml:space="preserve">34</w:t>
+                <w:t xml:space="preserve">35</w:t>
               </w:r>
             </w:hyperlink>
             <w:r>
@@ -3912,6 +4393,98 @@
         </w:tc>
       </w:tr>
     </w:tbl>
+    <w:p>
+      <w:pPr>
+        <w:pStyle w:val="BodyText"/>
+      </w:pPr>
+      <w:r>
+        <w:t xml:space="preserve">The</w:t>
+      </w:r>
+      <w:r>
+        <w:t xml:space="preserve"> </w:t>
+      </w:r>
+      <w:r>
+        <w:t xml:space="preserve">“Schema Coupling”</w:t>
+      </w:r>
+      <w:r>
+        <w:t xml:space="preserve"> </w:t>
+      </w:r>
+      <w:r>
+        <w:t xml:space="preserve">indicator can be operationalized through</w:t>
+      </w:r>
+      <w:r>
+        <w:t xml:space="preserve"> </w:t>
+      </w:r>
+      <w:r>
+        <w:rPr>
+          <w:i/>
+          <w:iCs/>
+        </w:rPr>
+        <w:t xml:space="preserve">Continuous Analytic Integration</w:t>
+      </w:r>
+      <w:r>
+        <w:t xml:space="preserve">: treating validated query triples as software assets within a CI/CD pipeline</w:t>
+      </w:r>
+      <w:r>
+        <w:t xml:space="preserve"> </w:t>
+      </w:r>
+      <w:r>
+        <w:t xml:space="preserve">(</w:t>
+      </w:r>
+      <w:hyperlink w:anchor="ref-valiaiev2025">
+        <w:r>
+          <w:rPr>
+            <w:rStyle w:val="Hyperlink"/>
+          </w:rPr>
+          <w:t xml:space="preserve">58</w:t>
+        </w:r>
+      </w:hyperlink>
+      <w:r>
+        <w:t xml:space="preserve">)</w:t>
+      </w:r>
+      <w:r>
+        <w:t xml:space="preserve">. When a data warehouse schema is updated, the system automatically re-runs stored queries and flags failures, transforming institutional memory into a living test suite</w:t>
+      </w:r>
+      <w:r>
+        <w:t xml:space="preserve"> </w:t>
+      </w:r>
+      <w:r>
+        <w:t xml:space="preserve">(</w:t>
+      </w:r>
+      <w:hyperlink w:anchor="ref-betha2023">
+        <w:r>
+          <w:rPr>
+            <w:rStyle w:val="Hyperlink"/>
+          </w:rPr>
+          <w:t xml:space="preserve">59</w:t>
+        </w:r>
+      </w:hyperlink>
+      <w:r>
+        <w:t xml:space="preserve">,</w:t>
+      </w:r>
+      <w:hyperlink w:anchor="ref-kottam2025">
+        <w:r>
+          <w:rPr>
+            <w:rStyle w:val="Hyperlink"/>
+          </w:rPr>
+          <w:t xml:space="preserve">60</w:t>
+        </w:r>
+      </w:hyperlink>
+      <w:r>
+        <w:t xml:space="preserve">)</w:t>
+      </w:r>
+      <w:r>
+        <w:t xml:space="preserve">.</w:t>
+      </w:r>
+    </w:p>
+    <w:p>
+      <w:pPr>
+        <w:pStyle w:val="BodyText"/>
+      </w:pPr>
+      <w:r>
+        <w:t xml:space="preserve">The rubric complements rather than replaces AMAM. Where AMAM measures the sophistication of analytical capabilities at a point in time, the Three-Pillar Assessment reveals how vulnerable those capabilities are to the compounding effects of turnover, low maturity, and technical barriers. Used together, they provide a two-dimensional view of analytics health.</w:t>
+      </w:r>
+    </w:p>
     <w:bookmarkEnd w:id="28"/>
     <w:bookmarkEnd w:id="29"/>
     <w:bookmarkStart w:id="30" w:name="the-validator-paradox-and-standard-work"/>
@@ -3937,7 +4510,7 @@
         <w:pStyle w:val="FirstParagraph"/>
       </w:pPr>
       <w:r>
-        <w:t xml:space="preserve">A critical objection to HiL-SG is circular: if the framework requires domain experts to validate AI-generated queries, and the core problem is that domain experts are leaving, then the framework fails precisely when it is most needed. This</w:t>
+        <w:t xml:space="preserve">A critical objection to HITL-KG is circular: if the framework requires domain experts to validate AI-generated queries, and the core problem is that domain experts are leaving, then the framework fails precisely when it is most needed. This</w:t>
       </w:r>
       <w:r>
         <w:t xml:space="preserve"> </w:t>
@@ -4117,7 +4690,7 @@
         <w:t xml:space="preserve">)</w:t>
       </w:r>
       <w:r>
-        <w:t xml:space="preserve">. Those codified standards survived staff turnover precisely because they existed as organizational artifacts rather than as knowledge held solely by the individuals who created them. The HiL-SG validated query library serves an analogous function: it encodes analytical decisions into durable, retrievable structures that persist independent of any single analyst’s tenure.</w:t>
+        <w:t xml:space="preserve">. Those codified standards survived staff turnover precisely because they existed as organizational artifacts rather than as knowledge held solely by the individuals who created them. The HITL-KG validated query library serves an analogous function: it encodes analytical decisions into durable, retrievable structures that persist independent of any single analyst’s tenure.</w:t>
       </w:r>
     </w:p>
     <w:p>
@@ -4125,7 +4698,7 @@
         <w:pStyle w:val="BodyText"/>
       </w:pPr>
       <w:r>
-        <w:t xml:space="preserve">However, the Validator Paradox is not fully resolved. There exists a minimum viable expertise threshold below which validation becomes meaningless. A junior analyst rubber-stamping AI-generated output without genuine comprehension provides no knowledge ratchet; the validation artifact exists, but its epistemic value is nil. Identifying this threshold remains an open empirical question; future work in this series (Paper 2) should measure it via controlled hallucination injection studies, in which AI-generated queries containing deliberate errors are presented to validators of varying experience levels.</w:t>
+        <w:t xml:space="preserve">However, the Validator Paradox is not fully resolved. There exists a minimum viable expertise threshold below which validation becomes meaningless. A junior analyst rubber-stamping AI-generated output without genuine comprehension provides no knowledge ratchet; the validation artifact exists, but its epistemic value is nil. Identifying this threshold remains an open empirical question; future work should measure it via controlled hallucination injection studies, in which AI-generated queries containing deliberate errors are presented to validators of varying experience levels.</w:t>
       </w:r>
     </w:p>
     <w:p>
@@ -4212,7 +4785,7 @@
           <w:i/>
           <w:iCs/>
         </w:rPr>
-        <w:t xml:space="preserve">Automated regression</w:t>
+        <w:t xml:space="preserve">Automated matching</w:t>
       </w:r>
       <w:r>
         <w:t xml:space="preserve">: for queries that match an existing validated triple with high semantic similarity, the system accepts the match without human review but logs it for periodic audit.</w:t>
@@ -4266,7 +4839,30 @@
         <w:t xml:space="preserve"> </w:t>
       </w:r>
       <w:r>
-        <w:t xml:space="preserve">certified by a governance committee as the authoritative source of truth for key metrics. While many users can create and validate queries, only these certified triples serve as official standards, mitigating Shadow IT risks while preserving analytical agility.</w:t>
+        <w:t xml:space="preserve">certified by a governance committee as the authoritative source of truth for key metrics. While many users can create and validate queries, only these certified triples serve as official standards, mitigating Shadow IT risks</w:t>
+      </w:r>
+      <w:r>
+        <w:t xml:space="preserve"> </w:t>
+      </w:r>
+      <w:r>
+        <w:t xml:space="preserve">(</w:t>
+      </w:r>
+      <w:hyperlink w:anchor="ref-zimmermann2017">
+        <w:r>
+          <w:rPr>
+            <w:rStyle w:val="Hyperlink"/>
+          </w:rPr>
+          <w:t xml:space="preserve">67</w:t>
+        </w:r>
+      </w:hyperlink>
+      <w:r>
+        <w:t xml:space="preserve">)</w:t>
+      </w:r>
+      <w:r>
+        <w:t xml:space="preserve"> </w:t>
+      </w:r>
+      <w:r>
+        <w:t xml:space="preserve">while preserving analytical agility.</w:t>
       </w:r>
     </w:p>
     <w:bookmarkEnd w:id="30"/>
@@ -4293,7 +4889,7 @@
         <w:pStyle w:val="FirstParagraph"/>
       </w:pPr>
       <w:r>
-        <w:t xml:space="preserve">HiL-SG is fundamentally a</w:t>
+        <w:t xml:space="preserve">HITL-KG is fundamentally a</w:t>
       </w:r>
       <w:r>
         <w:t xml:space="preserve"> </w:t>
@@ -4323,7 +4919,7 @@
         <w:pStyle w:val="BodyText"/>
       </w:pPr>
       <w:r>
-        <w:t xml:space="preserve">HiL-SG mitigates this risk through</w:t>
+        <w:t xml:space="preserve">HITL-KG mitigates this risk through</w:t>
       </w:r>
       <w:r>
         <w:t xml:space="preserve"> </w:t>
@@ -4346,7 +4942,7 @@
           <w:rPr>
             <w:rStyle w:val="Hyperlink"/>
           </w:rPr>
-          <w:t xml:space="preserve">28</w:t>
+          <w:t xml:space="preserve">29</w:t>
         </w:r>
       </w:hyperlink>
       <w:r>
@@ -4382,7 +4978,7 @@
           <w:rPr>
             <w:rStyle w:val="Hyperlink"/>
           </w:rPr>
-          <w:t xml:space="preserve">67</w:t>
+          <w:t xml:space="preserve">68</w:t>
         </w:r>
       </w:hyperlink>
       <w:r>
@@ -4397,7 +4993,7 @@
         <w:pStyle w:val="BodyText"/>
       </w:pPr>
       <w:r>
-        <w:t xml:space="preserve">The parallel to aviation safety is instructive. Checklists and mandatory call-outs transformed commercial aviation from a high-risk endeavor into one of the safest modes of transportation, not by eliminating human error but by creating procedural structures that surface errors before they propagate. HiL-SG applies the same principle to analytics: the mandatory validation step functions as an analytical</w:t>
+        <w:t xml:space="preserve">The parallel to aviation safety is instructive. Checklists and mandatory call-outs transformed commercial aviation from a high-risk endeavor into one of the safest modes of transportation, not by eliminating human error but by creating procedural structures that surface errors before they propagate. HITL-KG applies the same principle to analytics: the mandatory validation step functions as an analytical</w:t>
       </w:r>
       <w:r>
         <w:t xml:space="preserve"> </w:t>
@@ -4449,7 +5045,7 @@
           <w:rPr>
             <w:rStyle w:val="Hyperlink"/>
           </w:rPr>
-          <w:t xml:space="preserve">68</w:t>
+          <w:t xml:space="preserve">69</w:t>
         </w:r>
       </w:hyperlink>
       <w:r>
@@ -4460,7 +5056,7 @@
           <w:rPr>
             <w:rStyle w:val="Hyperlink"/>
           </w:rPr>
-          <w:t xml:space="preserve">69</w:t>
+          <w:t xml:space="preserve">70</w:t>
         </w:r>
       </w:hyperlink>
       <w:r>
@@ -4480,7 +5076,7 @@
           <w:rPr>
             <w:rStyle w:val="Hyperlink"/>
           </w:rPr>
-          <w:t xml:space="preserve">70</w:t>
+          <w:t xml:space="preserve">71</w:t>
         </w:r>
       </w:hyperlink>
       <w:r>
@@ -4491,7 +5087,7 @@
           <w:rPr>
             <w:rStyle w:val="Hyperlink"/>
           </w:rPr>
-          <w:t xml:space="preserve">71</w:t>
+          <w:t xml:space="preserve">72</w:t>
         </w:r>
       </w:hyperlink>
       <w:r>
@@ -4534,14 +5130,14 @@
           <w:rPr>
             <w:rStyle w:val="Hyperlink"/>
           </w:rPr>
-          <w:t xml:space="preserve">72</w:t>
+          <w:t xml:space="preserve">73</w:t>
         </w:r>
       </w:hyperlink>
       <w:r>
         <w:t xml:space="preserve">)</w:t>
       </w:r>
       <w:r>
-        <w:t xml:space="preserve">. HiL-SG addresses this by capturing</w:t>
+        <w:t xml:space="preserve">. HITL-KG addresses this by capturing</w:t>
       </w:r>
       <w:r>
         <w:t xml:space="preserve"> </w:t>
@@ -4600,7 +5196,7 @@
         <w:pStyle w:val="FirstParagraph"/>
       </w:pPr>
       <w:r>
-        <w:t xml:space="preserve">This work is a narrative, design science informed framework rather than a systematic review or multi-site empirical evaluation. The literature base is concentrated on English-language sources and recent (2024-2026) workforce and NL2SQL studies, so findings may not capture all regional, specialty-specific, or technological contexts. The HiL-SG architecture and the proposed Analytics Resilience Index (ARI) are conceptual artifacts that require future implementation and validation in diverse health systems before their effectiveness and generalizability can be fully established.</w:t>
+        <w:t xml:space="preserve">This work is a narrative, design science informed framework rather than a systematic review or multi-site empirical evaluation. The literature base is concentrated on English-language sources and recent (2024-2026) workforce and NL2SQL studies, so findings may not capture all regional, specialty-specific, or technological contexts. The HITL-KG architecture and the proposed Three-Pillar Assessment Rubric are conceptual artifacts that require future implementation and validation in diverse health systems before their effectiveness and generalizability can be fully established.</w:t>
       </w:r>
     </w:p>
     <w:bookmarkEnd w:id="33"/>
@@ -4637,7 +5233,7 @@
           <w:b/>
           <w:bCs/>
         </w:rPr>
-        <w:t xml:space="preserve">Human-in-the-Loop Semantic Governance</w:t>
+        <w:t xml:space="preserve">Human-in-the-Loop Knowledge Governance</w:t>
       </w:r>
       <w:r>
         <w:t xml:space="preserve">, health systems can decouple intelligence from turnover, building a library of validated knowledge that ensures maturity advances even as the workforce evolves.</w:t>
@@ -4648,7 +5244,7 @@
         <w:pStyle w:val="BodyText"/>
       </w:pPr>
       <w:r>
-        <w:t xml:space="preserve">Future research should empirically validate and refine the HiL-SG framework and the proposed Analytics Resilience Index. Priority questions include: how ARI scores correlate with observed continuity of analytics performance during leadership and staff turnover; whether HiL-SG mediated natural language to SQL workflows reduce error rates, recovery time, and rework compared to baseline tooling; and which governance patterns most effectively balance safety, transparency, and equity when human validators operate at scale. Prospective multi-site implementation studies, controlled user experiments, and qualitative implementation research across diverse health systems will be needed to test these claims and adapt the framework to varying organizational, regulatory, and data environments.</w:t>
+        <w:t xml:space="preserve">Future research should empirically validate and refine the HITL-KG framework and the proposed Three-Pillar Assessment Rubric. Priority questions include: how pillar scores correlate with observed continuity of analytics performance during leadership and staff turnover; whether HITL-KG mediated natural language to SQL workflows reduce error rates, recovery time, and rework compared to baseline tooling; and which governance patterns most effectively balance safety, transparency, and equity when human validators operate at scale. Prospective multi-site implementation studies, controlled user experiments, and qualitative implementation research across diverse health systems will be needed to test these claims and adapt the framework to varying organizational, regulatory, and data environments.</w:t>
       </w:r>
     </w:p>
     <w:bookmarkEnd w:id="34"/>
@@ -4828,18 +5424,18 @@
         <w:t xml:space="preserve"> </w:t>
       </w:r>
       <w:r>
-        <w:t xml:space="preserve">ARI: Analytics Resilience Index</w:t>
-      </w:r>
-      <w:r>
-        <w:t xml:space="preserve"> </w:t>
-      </w:r>
-      <w:r>
         <w:t xml:space="preserve">CIO: Chief Information Officer</w:t>
       </w:r>
       <w:r>
         <w:t xml:space="preserve"> </w:t>
       </w:r>
       <w:r>
+        <w:t xml:space="preserve">DIKW: Data, Information, Knowledge, Wisdom</w:t>
+      </w:r>
+      <w:r>
+        <w:t xml:space="preserve"> </w:t>
+      </w:r>
+      <w:r>
         <w:t xml:space="preserve">DSR: Design Science Research</w:t>
       </w:r>
       <w:r>
@@ -4852,7 +5448,7 @@
         <w:t xml:space="preserve"> </w:t>
       </w:r>
       <w:r>
-        <w:t xml:space="preserve">HiL-SG: Human-in-the-Loop Semantic Governance</w:t>
+        <w:t xml:space="preserve">HITL-KG: Human-in-the-Loop Knowledge Governance</w:t>
       </w:r>
       <w:r>
         <w:t xml:space="preserve"> </w:t>
@@ -4864,7 +5460,7 @@
         <w:t xml:space="preserve"> </w:t>
       </w:r>
       <w:r>
-        <w:t xml:space="preserve">HotL: Human-on-the-Loop</w:t>
+        <w:t xml:space="preserve">HITL: Human-in-the-Loop</w:t>
       </w:r>
       <w:r>
         <w:t xml:space="preserve"> </w:t>
@@ -4892,7 +5488,7 @@
       </w:r>
     </w:p>
     <w:bookmarkEnd w:id="40"/>
-    <w:bookmarkStart w:id="185" w:name="references"/>
+    <w:bookmarkStart w:id="187" w:name="references"/>
     <w:p>
       <w:pPr>
         <w:pStyle w:val="Heading1"/>
@@ -4910,7 +5506,7 @@
         <w:t xml:space="preserve">References</w:t>
       </w:r>
     </w:p>
-    <w:bookmarkStart w:id="184" w:name="refs"/>
+    <w:bookmarkStart w:id="186" w:name="refs"/>
     <w:bookmarkStart w:id="42" w:name="ref-himss2024"/>
     <w:p>
       <w:pPr>
@@ -6022,7 +6618,7 @@
       </w:hyperlink>
     </w:p>
     <w:bookmarkEnd w:id="91"/>
-    <w:bookmarkStart w:id="93" w:name="ref-lee2023"/>
+    <w:bookmarkStart w:id="93" w:name="ref-foss2007"/>
     <w:p>
       <w:pPr>
         <w:pStyle w:val="Bibliography"/>
@@ -6037,6 +6633,45 @@
         <w:t xml:space="preserve">	</w:t>
       </w:r>
       <w:r>
+        <w:t xml:space="preserve">Foss NJ.</w:t>
+      </w:r>
+      <w:r>
+        <w:t xml:space="preserve"> </w:t>
+      </w:r>
+      <w:r>
+        <w:t xml:space="preserve">The emerging knowledge governance approach: Challenges and characteristics</w:t>
+      </w:r>
+      <w:r>
+        <w:t xml:space="preserve">. Organization [Internet]. 2007;14(1):29–52. Available from:</w:t>
+      </w:r>
+      <w:r>
+        <w:t xml:space="preserve"> </w:t>
+      </w:r>
+      <w:hyperlink r:id="rId92">
+        <w:r>
+          <w:rPr>
+            <w:rStyle w:val="Hyperlink"/>
+          </w:rPr>
+          <w:t xml:space="preserve">https://journals.sagepub.com/doi/abs/10.1177/1350508407071859</w:t>
+        </w:r>
+      </w:hyperlink>
+    </w:p>
+    <w:bookmarkEnd w:id="93"/>
+    <w:bookmarkStart w:id="95" w:name="ref-lee2023"/>
+    <w:p>
+      <w:pPr>
+        <w:pStyle w:val="Bibliography"/>
+      </w:pPr>
+      <w:r>
+        <w:t xml:space="preserve">28.</w:t>
+      </w:r>
+      <w:r>
+        <w:t xml:space="preserve"> </w:t>
+      </w:r>
+      <w:r>
+        <w:t xml:space="preserve">	</w:t>
+      </w:r>
+      <w:r>
         <w:t xml:space="preserve">Lee et al G.</w:t>
       </w:r>
       <w:r>
@@ -6051,7 +6686,7 @@
       <w:r>
         <w:t xml:space="preserve"> </w:t>
       </w:r>
-      <w:hyperlink r:id="rId92">
+      <w:hyperlink r:id="rId94">
         <w:r>
           <w:rPr>
             <w:rStyle w:val="Hyperlink"/>
@@ -6060,14 +6695,14 @@
         </w:r>
       </w:hyperlink>
     </w:p>
-    <w:bookmarkEnd w:id="93"/>
-    <w:bookmarkStart w:id="95" w:name="ref-ziletti2024"/>
+    <w:bookmarkEnd w:id="95"/>
+    <w:bookmarkStart w:id="97" w:name="ref-ziletti2024"/>
     <w:p>
       <w:pPr>
         <w:pStyle w:val="Bibliography"/>
       </w:pPr>
       <w:r>
-        <w:t xml:space="preserve">28.</w:t>
+        <w:t xml:space="preserve">29.</w:t>
       </w:r>
       <w:r>
         <w:t xml:space="preserve"> </w:t>
@@ -6114,7 +6749,7 @@
       <w:r>
         <w:t xml:space="preserve"> </w:t>
       </w:r>
-      <w:hyperlink r:id="rId94">
+      <w:hyperlink r:id="rId96">
         <w:r>
           <w:rPr>
             <w:rStyle w:val="Hyperlink"/>
@@ -6123,14 +6758,14 @@
         </w:r>
       </w:hyperlink>
     </w:p>
-    <w:bookmarkEnd w:id="95"/>
-    <w:bookmarkStart w:id="97" w:name="ref-bravorocca2023"/>
+    <w:bookmarkEnd w:id="97"/>
+    <w:bookmarkStart w:id="99" w:name="ref-bravorocca2023"/>
     <w:p>
       <w:pPr>
         <w:pStyle w:val="Bibliography"/>
       </w:pPr>
       <w:r>
-        <w:t xml:space="preserve">29.</w:t>
+        <w:t xml:space="preserve">30.</w:t>
       </w:r>
       <w:r>
         <w:t xml:space="preserve"> </w:t>
@@ -6150,7 +6785,7 @@
       <w:r>
         <w:t xml:space="preserve"> </w:t>
       </w:r>
-      <w:hyperlink r:id="rId96">
+      <w:hyperlink r:id="rId98">
         <w:r>
           <w:rPr>
             <w:rStyle w:val="Hyperlink"/>
@@ -6159,14 +6794,14 @@
         </w:r>
       </w:hyperlink>
     </w:p>
-    <w:bookmarkEnd w:id="97"/>
-    <w:bookmarkStart w:id="99" w:name="ref-mosqueirarey2023"/>
+    <w:bookmarkEnd w:id="99"/>
+    <w:bookmarkStart w:id="101" w:name="ref-mosqueirarey2023"/>
     <w:p>
       <w:pPr>
         <w:pStyle w:val="Bibliography"/>
       </w:pPr>
       <w:r>
-        <w:t xml:space="preserve">30.</w:t>
+        <w:t xml:space="preserve">31.</w:t>
       </w:r>
       <w:r>
         <w:t xml:space="preserve"> </w:t>
@@ -6183,7 +6818,7 @@
       <w:r>
         <w:t xml:space="preserve"> </w:t>
       </w:r>
-      <w:hyperlink r:id="rId98">
+      <w:hyperlink r:id="rId100">
         <w:r>
           <w:rPr>
             <w:rStyle w:val="Hyperlink"/>
@@ -6192,14 +6827,14 @@
         </w:r>
       </w:hyperlink>
     </w:p>
-    <w:bookmarkEnd w:id="99"/>
-    <w:bookmarkStart w:id="101" w:name="ref-benbya2004"/>
+    <w:bookmarkEnd w:id="101"/>
+    <w:bookmarkStart w:id="103" w:name="ref-benbya2004"/>
     <w:p>
       <w:pPr>
         <w:pStyle w:val="Bibliography"/>
       </w:pPr>
       <w:r>
-        <w:t xml:space="preserve">31.</w:t>
+        <w:t xml:space="preserve">32.</w:t>
       </w:r>
       <w:r>
         <w:t xml:space="preserve"> </w:t>
@@ -6222,7 +6857,7 @@
       <w:r>
         <w:t xml:space="preserve"> </w:t>
       </w:r>
-      <w:hyperlink r:id="rId100">
+      <w:hyperlink r:id="rId102">
         <w:r>
           <w:rPr>
             <w:rStyle w:val="Hyperlink"/>
@@ -6231,14 +6866,14 @@
         </w:r>
       </w:hyperlink>
     </w:p>
-    <w:bookmarkEnd w:id="101"/>
-    <w:bookmarkStart w:id="103" w:name="ref-whittaker2008"/>
+    <w:bookmarkEnd w:id="103"/>
+    <w:bookmarkStart w:id="105" w:name="ref-whittaker2008"/>
     <w:p>
       <w:pPr>
         <w:pStyle w:val="Bibliography"/>
       </w:pPr>
       <w:r>
-        <w:t xml:space="preserve">32.</w:t>
+        <w:t xml:space="preserve">33.</w:t>
       </w:r>
       <w:r>
         <w:t xml:space="preserve"> </w:t>
@@ -6252,7 +6887,7 @@
       <w:r>
         <w:t xml:space="preserve"> </w:t>
       </w:r>
-      <w:hyperlink r:id="rId102">
+      <w:hyperlink r:id="rId104">
         <w:r>
           <w:rPr>
             <w:rStyle w:val="Hyperlink"/>
@@ -6261,14 +6896,14 @@
         </w:r>
       </w:hyperlink>
     </w:p>
-    <w:bookmarkEnd w:id="103"/>
-    <w:bookmarkStart w:id="105" w:name="ref-mannapur2025"/>
+    <w:bookmarkEnd w:id="105"/>
+    <w:bookmarkStart w:id="107" w:name="ref-mannapur2025"/>
     <w:p>
       <w:pPr>
         <w:pStyle w:val="Bibliography"/>
       </w:pPr>
       <w:r>
-        <w:t xml:space="preserve">33.</w:t>
+        <w:t xml:space="preserve">34.</w:t>
       </w:r>
       <w:r>
         <w:t xml:space="preserve"> </w:t>
@@ -6282,7 +6917,7 @@
       <w:r>
         <w:t xml:space="preserve"> </w:t>
       </w:r>
-      <w:hyperlink r:id="rId104">
+      <w:hyperlink r:id="rId106">
         <w:r>
           <w:rPr>
             <w:rStyle w:val="Hyperlink"/>
@@ -6291,14 +6926,14 @@
         </w:r>
       </w:hyperlink>
     </w:p>
-    <w:bookmarkEnd w:id="105"/>
-    <w:bookmarkStart w:id="107" w:name="ref-battula2025"/>
+    <w:bookmarkEnd w:id="107"/>
+    <w:bookmarkStart w:id="109" w:name="ref-battula2025"/>
     <w:p>
       <w:pPr>
         <w:pStyle w:val="Bibliography"/>
       </w:pPr>
       <w:r>
-        <w:t xml:space="preserve">34.</w:t>
+        <w:t xml:space="preserve">35.</w:t>
       </w:r>
       <w:r>
         <w:t xml:space="preserve"> </w:t>
@@ -6312,7 +6947,7 @@
       <w:r>
         <w:t xml:space="preserve"> </w:t>
       </w:r>
-      <w:hyperlink r:id="rId106">
+      <w:hyperlink r:id="rId108">
         <w:r>
           <w:rPr>
             <w:rStyle w:val="Hyperlink"/>
@@ -6327,14 +6962,14 @@
         <w:t xml:space="preserve"> </w:t>
       </w:r>
     </w:p>
-    <w:bookmarkEnd w:id="107"/>
-    <w:bookmarkStart w:id="109" w:name="ref-himss2024news"/>
+    <w:bookmarkEnd w:id="109"/>
+    <w:bookmarkStart w:id="111" w:name="ref-himss2024news"/>
     <w:p>
       <w:pPr>
         <w:pStyle w:val="Bibliography"/>
       </w:pPr>
       <w:r>
-        <w:t xml:space="preserve">35.</w:t>
+        <w:t xml:space="preserve">36.</w:t>
       </w:r>
       <w:r>
         <w:t xml:space="preserve"> </w:t>
@@ -6360,7 +6995,7 @@
       <w:r>
         <w:t xml:space="preserve"> </w:t>
       </w:r>
-      <w:hyperlink r:id="rId108">
+      <w:hyperlink r:id="rId110">
         <w:r>
           <w:rPr>
             <w:rStyle w:val="Hyperlink"/>
@@ -6369,14 +7004,14 @@
         </w:r>
       </w:hyperlink>
     </w:p>
-    <w:bookmarkEnd w:id="109"/>
-    <w:bookmarkStart w:id="111" w:name="ref-health2020"/>
+    <w:bookmarkEnd w:id="111"/>
+    <w:bookmarkStart w:id="113" w:name="ref-health2020"/>
     <w:p>
       <w:pPr>
         <w:pStyle w:val="Bibliography"/>
       </w:pPr>
       <w:r>
-        <w:t xml:space="preserve">36.</w:t>
+        <w:t xml:space="preserve">37.</w:t>
       </w:r>
       <w:r>
         <w:t xml:space="preserve"> </w:t>
@@ -6402,7 +7037,7 @@
       <w:r>
         <w:t xml:space="preserve"> </w:t>
       </w:r>
-      <w:hyperlink r:id="rId110">
+      <w:hyperlink r:id="rId112">
         <w:r>
           <w:rPr>
             <w:rStyle w:val="Hyperlink"/>
@@ -6411,14 +7046,14 @@
         </w:r>
       </w:hyperlink>
     </w:p>
-    <w:bookmarkEnd w:id="111"/>
-    <w:bookmarkStart w:id="113" w:name="ref-snowdon2024"/>
+    <w:bookmarkEnd w:id="113"/>
+    <w:bookmarkStart w:id="115" w:name="ref-snowdon2024"/>
     <w:p>
       <w:pPr>
         <w:pStyle w:val="Bibliography"/>
       </w:pPr>
       <w:r>
-        <w:t xml:space="preserve">37.</w:t>
+        <w:t xml:space="preserve">38.</w:t>
       </w:r>
       <w:r>
         <w:t xml:space="preserve"> </w:t>
@@ -6453,7 +7088,7 @@
       <w:r>
         <w:t xml:space="preserve"> </w:t>
       </w:r>
-      <w:hyperlink r:id="rId112">
+      <w:hyperlink r:id="rId114">
         <w:r>
           <w:rPr>
             <w:rStyle w:val="Hyperlink"/>
@@ -6462,14 +7097,14 @@
         </w:r>
       </w:hyperlink>
     </w:p>
-    <w:bookmarkEnd w:id="113"/>
-    <w:bookmarkStart w:id="115" w:name="ref-yang2021"/>
+    <w:bookmarkEnd w:id="115"/>
+    <w:bookmarkStart w:id="117" w:name="ref-yang2021"/>
     <w:p>
       <w:pPr>
         <w:pStyle w:val="Bibliography"/>
       </w:pPr>
       <w:r>
-        <w:t xml:space="preserve">38.</w:t>
+        <w:t xml:space="preserve">39.</w:t>
       </w:r>
       <w:r>
         <w:t xml:space="preserve"> </w:t>
@@ -6492,7 +7127,7 @@
       <w:r>
         <w:t xml:space="preserve"> </w:t>
       </w:r>
-      <w:hyperlink r:id="rId114">
+      <w:hyperlink r:id="rId116">
         <w:r>
           <w:rPr>
             <w:rStyle w:val="Hyperlink"/>
@@ -6501,14 +7136,14 @@
         </w:r>
       </w:hyperlink>
     </w:p>
-    <w:bookmarkEnd w:id="115"/>
-    <w:bookmarkStart w:id="117" w:name="ref-latrella2024"/>
+    <w:bookmarkEnd w:id="117"/>
+    <w:bookmarkStart w:id="119" w:name="ref-latrella2024"/>
     <w:p>
       <w:pPr>
         <w:pStyle w:val="Bibliography"/>
       </w:pPr>
       <w:r>
-        <w:t xml:space="preserve">39.</w:t>
+        <w:t xml:space="preserve">40.</w:t>
       </w:r>
       <w:r>
         <w:t xml:space="preserve"> </w:t>
@@ -6531,7 +7166,7 @@
       <w:r>
         <w:t xml:space="preserve"> </w:t>
       </w:r>
-      <w:hyperlink r:id="rId116">
+      <w:hyperlink r:id="rId118">
         <w:r>
           <w:rPr>
             <w:rStyle w:val="Hyperlink"/>
@@ -6540,14 +7175,14 @@
         </w:r>
       </w:hyperlink>
     </w:p>
-    <w:bookmarkEnd w:id="117"/>
-    <w:bookmarkStart w:id="119" w:name="ref-nashid2023"/>
+    <w:bookmarkEnd w:id="119"/>
+    <w:bookmarkStart w:id="121" w:name="ref-nashid2023"/>
     <w:p>
       <w:pPr>
         <w:pStyle w:val="Bibliography"/>
       </w:pPr>
       <w:r>
-        <w:t xml:space="preserve">40.</w:t>
+        <w:t xml:space="preserve">41.</w:t>
       </w:r>
       <w:r>
         <w:t xml:space="preserve"> </w:t>
@@ -6570,7 +7205,7 @@
       <w:r>
         <w:t xml:space="preserve"> </w:t>
       </w:r>
-      <w:hyperlink r:id="rId118">
+      <w:hyperlink r:id="rId120">
         <w:r>
           <w:rPr>
             <w:rStyle w:val="Hyperlink"/>
@@ -6579,14 +7214,14 @@
         </w:r>
       </w:hyperlink>
     </w:p>
-    <w:bookmarkEnd w:id="119"/>
-    <w:bookmarkStart w:id="121" w:name="ref-shahbaz2019"/>
+    <w:bookmarkEnd w:id="121"/>
+    <w:bookmarkStart w:id="123" w:name="ref-shahbaz2019"/>
     <w:p>
       <w:pPr>
         <w:pStyle w:val="Bibliography"/>
       </w:pPr>
       <w:r>
-        <w:t xml:space="preserve">41.</w:t>
+        <w:t xml:space="preserve">42.</w:t>
       </w:r>
       <w:r>
         <w:t xml:space="preserve"> </w:t>
@@ -6609,7 +7244,7 @@
       <w:r>
         <w:t xml:space="preserve"> </w:t>
       </w:r>
-      <w:hyperlink r:id="rId120">
+      <w:hyperlink r:id="rId122">
         <w:r>
           <w:rPr>
             <w:rStyle w:val="Hyperlink"/>
@@ -6618,14 +7253,14 @@
         </w:r>
       </w:hyperlink>
     </w:p>
-    <w:bookmarkEnd w:id="121"/>
-    <w:bookmarkStart w:id="123" w:name="ref-kamble2019"/>
+    <w:bookmarkEnd w:id="123"/>
+    <w:bookmarkStart w:id="125" w:name="ref-kamble2019"/>
     <w:p>
       <w:pPr>
         <w:pStyle w:val="Bibliography"/>
       </w:pPr>
       <w:r>
-        <w:t xml:space="preserve">42.</w:t>
+        <w:t xml:space="preserve">43.</w:t>
       </w:r>
       <w:r>
         <w:t xml:space="preserve"> </w:t>
@@ -6648,7 +7283,7 @@
       <w:r>
         <w:t xml:space="preserve"> </w:t>
       </w:r>
-      <w:hyperlink r:id="rId122">
+      <w:hyperlink r:id="rId124">
         <w:r>
           <w:rPr>
             <w:rStyle w:val="Hyperlink"/>
@@ -6657,14 +7292,14 @@
         </w:r>
       </w:hyperlink>
     </w:p>
-    <w:bookmarkEnd w:id="123"/>
-    <w:bookmarkStart w:id="125" w:name="ref-wynendaele2025"/>
+    <w:bookmarkEnd w:id="125"/>
+    <w:bookmarkStart w:id="127" w:name="ref-wynendaele2025"/>
     <w:p>
       <w:pPr>
         <w:pStyle w:val="Bibliography"/>
       </w:pPr>
       <w:r>
-        <w:t xml:space="preserve">43.</w:t>
+        <w:t xml:space="preserve">44.</w:t>
       </w:r>
       <w:r>
         <w:t xml:space="preserve"> </w:t>
@@ -6687,7 +7322,7 @@
       <w:r>
         <w:t xml:space="preserve"> </w:t>
       </w:r>
-      <w:hyperlink r:id="rId124">
+      <w:hyperlink r:id="rId126">
         <w:r>
           <w:rPr>
             <w:rStyle w:val="Hyperlink"/>
@@ -6696,14 +7331,14 @@
         </w:r>
       </w:hyperlink>
     </w:p>
-    <w:bookmarkEnd w:id="125"/>
-    <w:bookmarkStart w:id="127" w:name="ref-hackney2024"/>
+    <w:bookmarkEnd w:id="127"/>
+    <w:bookmarkStart w:id="129" w:name="ref-hackney2024"/>
     <w:p>
       <w:pPr>
         <w:pStyle w:val="Bibliography"/>
       </w:pPr>
       <w:r>
-        <w:t xml:space="preserve">44.</w:t>
+        <w:t xml:space="preserve">45.</w:t>
       </w:r>
       <w:r>
         <w:t xml:space="preserve"> </w:t>
@@ -6729,7 +7364,7 @@
       <w:r>
         <w:t xml:space="preserve"> </w:t>
       </w:r>
-      <w:hyperlink r:id="rId126">
+      <w:hyperlink r:id="rId128">
         <w:r>
           <w:rPr>
             <w:rStyle w:val="Hyperlink"/>
@@ -6738,14 +7373,14 @@
         </w:r>
       </w:hyperlink>
     </w:p>
-    <w:bookmarkEnd w:id="127"/>
-    <w:bookmarkStart w:id="129" w:name="ref-blaskovic2025"/>
+    <w:bookmarkEnd w:id="129"/>
+    <w:bookmarkStart w:id="131" w:name="ref-blaskovic2025"/>
     <w:p>
       <w:pPr>
         <w:pStyle w:val="Bibliography"/>
       </w:pPr>
       <w:r>
-        <w:t xml:space="preserve">45.</w:t>
+        <w:t xml:space="preserve">46.</w:t>
       </w:r>
       <w:r>
         <w:t xml:space="preserve"> </w:t>
@@ -6768,7 +7403,7 @@
       <w:r>
         <w:t xml:space="preserve"> </w:t>
       </w:r>
-      <w:hyperlink r:id="rId128">
+      <w:hyperlink r:id="rId130">
         <w:r>
           <w:rPr>
             <w:rStyle w:val="Hyperlink"/>
@@ -6777,14 +7412,14 @@
         </w:r>
       </w:hyperlink>
     </w:p>
-    <w:bookmarkEnd w:id="129"/>
-    <w:bookmarkStart w:id="131" w:name="ref-marshan2024"/>
+    <w:bookmarkEnd w:id="131"/>
+    <w:bookmarkStart w:id="133" w:name="ref-marshan2024"/>
     <w:p>
       <w:pPr>
         <w:pStyle w:val="Bibliography"/>
       </w:pPr>
       <w:r>
-        <w:t xml:space="preserve">46.</w:t>
+        <w:t xml:space="preserve">47.</w:t>
       </w:r>
       <w:r>
         <w:t xml:space="preserve"> </w:t>
@@ -6807,7 +7442,7 @@
       <w:r>
         <w:t xml:space="preserve"> </w:t>
       </w:r>
-      <w:hyperlink r:id="rId130">
+      <w:hyperlink r:id="rId132">
         <w:r>
           <w:rPr>
             <w:rStyle w:val="Hyperlink"/>
@@ -6816,14 +7451,14 @@
         </w:r>
       </w:hyperlink>
     </w:p>
-    <w:bookmarkEnd w:id="131"/>
-    <w:bookmarkStart w:id="133" w:name="ref-chen2026graph"/>
+    <w:bookmarkEnd w:id="133"/>
+    <w:bookmarkStart w:id="135" w:name="ref-chen2026graph"/>
     <w:p>
       <w:pPr>
         <w:pStyle w:val="Bibliography"/>
       </w:pPr>
       <w:r>
-        <w:t xml:space="preserve">47.</w:t>
+        <w:t xml:space="preserve">48.</w:t>
       </w:r>
       <w:r>
         <w:t xml:space="preserve"> </w:t>
@@ -6846,7 +7481,7 @@
       <w:r>
         <w:t xml:space="preserve"> </w:t>
       </w:r>
-      <w:hyperlink r:id="rId132">
+      <w:hyperlink r:id="rId134">
         <w:r>
           <w:rPr>
             <w:rStyle w:val="Hyperlink"/>
@@ -6855,14 +7490,14 @@
         </w:r>
       </w:hyperlink>
     </w:p>
-    <w:bookmarkEnd w:id="133"/>
-    <w:bookmarkStart w:id="135" w:name="ref-tarbell2024"/>
+    <w:bookmarkEnd w:id="135"/>
+    <w:bookmarkStart w:id="137" w:name="ref-tarbell2024"/>
     <w:p>
       <w:pPr>
         <w:pStyle w:val="Bibliography"/>
       </w:pPr>
       <w:r>
-        <w:t xml:space="preserve">48.</w:t>
+        <w:t xml:space="preserve">49.</w:t>
       </w:r>
       <w:r>
         <w:t xml:space="preserve"> </w:t>
@@ -6885,7 +7520,7 @@
       <w:r>
         <w:t xml:space="preserve"> </w:t>
       </w:r>
-      <w:hyperlink r:id="rId134">
+      <w:hyperlink r:id="rId136">
         <w:r>
           <w:rPr>
             <w:rStyle w:val="Hyperlink"/>
@@ -6894,14 +7529,14 @@
         </w:r>
       </w:hyperlink>
     </w:p>
-    <w:bookmarkEnd w:id="135"/>
-    <w:bookmarkStart w:id="137" w:name="ref-yuan2019"/>
+    <w:bookmarkEnd w:id="137"/>
+    <w:bookmarkStart w:id="139" w:name="ref-yuan2019"/>
     <w:p>
       <w:pPr>
         <w:pStyle w:val="Bibliography"/>
       </w:pPr>
       <w:r>
-        <w:t xml:space="preserve">49.</w:t>
+        <w:t xml:space="preserve">50.</w:t>
       </w:r>
       <w:r>
         <w:t xml:space="preserve"> </w:t>
@@ -6924,7 +7559,7 @@
       <w:r>
         <w:t xml:space="preserve"> </w:t>
       </w:r>
-      <w:hyperlink r:id="rId136">
+      <w:hyperlink r:id="rId138">
         <w:r>
           <w:rPr>
             <w:rStyle w:val="Hyperlink"/>
@@ -6933,14 +7568,14 @@
         </w:r>
       </w:hyperlink>
     </w:p>
-    <w:bookmarkEnd w:id="137"/>
-    <w:bookmarkStart w:id="139" w:name="ref-nittala2024"/>
+    <w:bookmarkEnd w:id="139"/>
+    <w:bookmarkStart w:id="141" w:name="ref-nittala2024"/>
     <w:p>
       <w:pPr>
         <w:pStyle w:val="Bibliography"/>
       </w:pPr>
       <w:r>
-        <w:t xml:space="preserve">50.</w:t>
+        <w:t xml:space="preserve">51.</w:t>
       </w:r>
       <w:r>
         <w:t xml:space="preserve"> </w:t>
@@ -6963,7 +7598,7 @@
       <w:r>
         <w:t xml:space="preserve"> </w:t>
       </w:r>
-      <w:hyperlink r:id="rId138">
+      <w:hyperlink r:id="rId140">
         <w:r>
           <w:rPr>
             <w:rStyle w:val="Hyperlink"/>
@@ -6972,14 +7607,14 @@
         </w:r>
       </w:hyperlink>
     </w:p>
-    <w:bookmarkEnd w:id="139"/>
-    <w:bookmarkStart w:id="141" w:name="ref-anthropic2025"/>
+    <w:bookmarkEnd w:id="141"/>
+    <w:bookmarkStart w:id="143" w:name="ref-anthropic2025"/>
     <w:p>
       <w:pPr>
         <w:pStyle w:val="Bibliography"/>
       </w:pPr>
       <w:r>
-        <w:t xml:space="preserve">51.</w:t>
+        <w:t xml:space="preserve">52.</w:t>
       </w:r>
       <w:r>
         <w:t xml:space="preserve"> </w:t>
@@ -7011,7 +7646,7 @@
       <w:r>
         <w:t xml:space="preserve"> </w:t>
       </w:r>
-      <w:hyperlink r:id="rId140">
+      <w:hyperlink r:id="rId142">
         <w:r>
           <w:rPr>
             <w:rStyle w:val="Hyperlink"/>
@@ -7020,14 +7655,14 @@
         </w:r>
       </w:hyperlink>
     </w:p>
-    <w:bookmarkEnd w:id="141"/>
-    <w:bookmarkStart w:id="143" w:name="ref-hendrix1978"/>
+    <w:bookmarkEnd w:id="143"/>
+    <w:bookmarkStart w:id="145" w:name="ref-hendrix1978"/>
     <w:p>
       <w:pPr>
         <w:pStyle w:val="Bibliography"/>
       </w:pPr>
       <w:r>
-        <w:t xml:space="preserve">52.</w:t>
+        <w:t xml:space="preserve">53.</w:t>
       </w:r>
       <w:r>
         <w:t xml:space="preserve"> </w:t>
@@ -7062,7 +7697,7 @@
       <w:r>
         <w:t xml:space="preserve"> </w:t>
       </w:r>
-      <w:hyperlink r:id="rId142">
+      <w:hyperlink r:id="rId144">
         <w:r>
           <w:rPr>
             <w:rStyle w:val="Hyperlink"/>
@@ -7071,14 +7706,14 @@
         </w:r>
       </w:hyperlink>
     </w:p>
-    <w:bookmarkEnd w:id="143"/>
-    <w:bookmarkStart w:id="145" w:name="ref-ogunwole2023"/>
+    <w:bookmarkEnd w:id="145"/>
+    <w:bookmarkStart w:id="147" w:name="ref-ogunwole2023"/>
     <w:p>
       <w:pPr>
         <w:pStyle w:val="Bibliography"/>
       </w:pPr>
       <w:r>
-        <w:t xml:space="preserve">53.</w:t>
+        <w:t xml:space="preserve">54.</w:t>
       </w:r>
       <w:r>
         <w:t xml:space="preserve"> </w:t>
@@ -7101,7 +7736,7 @@
       <w:r>
         <w:t xml:space="preserve"> </w:t>
       </w:r>
-      <w:hyperlink r:id="rId144">
+      <w:hyperlink r:id="rId146">
         <w:r>
           <w:rPr>
             <w:rStyle w:val="Hyperlink"/>
@@ -7110,14 +7745,14 @@
         </w:r>
       </w:hyperlink>
     </w:p>
-    <w:bookmarkEnd w:id="145"/>
-    <w:bookmarkStart w:id="147" w:name="ref-arora2025"/>
+    <w:bookmarkEnd w:id="147"/>
+    <w:bookmarkStart w:id="149" w:name="ref-arora2025"/>
     <w:p>
       <w:pPr>
         <w:pStyle w:val="Bibliography"/>
       </w:pPr>
       <w:r>
-        <w:t xml:space="preserve">54.</w:t>
+        <w:t xml:space="preserve">55.</w:t>
       </w:r>
       <w:r>
         <w:t xml:space="preserve"> </w:t>
@@ -7152,7 +7787,7 @@
       <w:r>
         <w:t xml:space="preserve"> </w:t>
       </w:r>
-      <w:hyperlink r:id="rId146">
+      <w:hyperlink r:id="rId148">
         <w:r>
           <w:rPr>
             <w:rStyle w:val="Hyperlink"/>
@@ -7161,14 +7796,14 @@
         </w:r>
       </w:hyperlink>
     </w:p>
-    <w:bookmarkEnd w:id="147"/>
-    <w:bookmarkStart w:id="149" w:name="ref-valiaiev2025"/>
+    <w:bookmarkEnd w:id="149"/>
+    <w:bookmarkStart w:id="151" w:name="ref-ignatowicz2023"/>
     <w:p>
       <w:pPr>
         <w:pStyle w:val="Bibliography"/>
       </w:pPr>
       <w:r>
-        <w:t xml:space="preserve">55.</w:t>
+        <w:t xml:space="preserve">56.</w:t>
       </w:r>
       <w:r>
         <w:t xml:space="preserve"> </w:t>
@@ -7177,6 +7812,84 @@
         <w:t xml:space="preserve">	</w:t>
       </w:r>
       <w:r>
+        <w:t xml:space="preserve">Ignatowicz A, Tarrant C, Mannion R, El-Sawy D, et al.</w:t>
+      </w:r>
+      <w:r>
+        <w:t xml:space="preserve"> </w:t>
+      </w:r>
+      <w:r>
+        <w:t xml:space="preserve">Organizational resilience in healthcare: a review and descriptive narrative synthesis of approaches to resilience measurement and assessment in empirical studies</w:t>
+      </w:r>
+      <w:r>
+        <w:t xml:space="preserve">. BMC Health Services Research [Internet]. 2023;23:242. Available from:</w:t>
+      </w:r>
+      <w:r>
+        <w:t xml:space="preserve"> </w:t>
+      </w:r>
+      <w:hyperlink r:id="rId150">
+        <w:r>
+          <w:rPr>
+            <w:rStyle w:val="Hyperlink"/>
+          </w:rPr>
+          <w:t xml:space="preserve">https://link.springer.com/article/10.1186/s12913-023-09242-9</w:t>
+        </w:r>
+      </w:hyperlink>
+    </w:p>
+    <w:bookmarkEnd w:id="151"/>
+    <w:bookmarkStart w:id="153" w:name="ref-ratliff2025"/>
+    <w:p>
+      <w:pPr>
+        <w:pStyle w:val="Bibliography"/>
+      </w:pPr>
+      <w:r>
+        <w:t xml:space="preserve">57.</w:t>
+      </w:r>
+      <w:r>
+        <w:t xml:space="preserve"> </w:t>
+      </w:r>
+      <w:r>
+        <w:t xml:space="preserve">	</w:t>
+      </w:r>
+      <w:r>
+        <w:t xml:space="preserve">Ratliff HC, Lee KA, Buchbinder M, Kelly LA, et al.</w:t>
+      </w:r>
+      <w:r>
+        <w:t xml:space="preserve"> </w:t>
+      </w:r>
+      <w:r>
+        <w:t xml:space="preserve">Organizational resilience in healthcare: a scoping review</w:t>
+      </w:r>
+      <w:r>
+        <w:t xml:space="preserve">. Journal of Healthcare Management [Internet]. 2025;70(3). Available from:</w:t>
+      </w:r>
+      <w:r>
+        <w:t xml:space="preserve"> </w:t>
+      </w:r>
+      <w:hyperlink r:id="rId152">
+        <w:r>
+          <w:rPr>
+            <w:rStyle w:val="Hyperlink"/>
+          </w:rPr>
+          <w:t xml:space="preserve">https://journals.lww.com/jhmonline/fulltext/2025/05000/organizational_resilience_in_healthcare__a_scoping.4.aspx</w:t>
+        </w:r>
+      </w:hyperlink>
+    </w:p>
+    <w:bookmarkEnd w:id="153"/>
+    <w:bookmarkStart w:id="155" w:name="ref-valiaiev2025"/>
+    <w:p>
+      <w:pPr>
+        <w:pStyle w:val="Bibliography"/>
+      </w:pPr>
+      <w:r>
+        <w:t xml:space="preserve">58.</w:t>
+      </w:r>
+      <w:r>
+        <w:t xml:space="preserve"> </w:t>
+      </w:r>
+      <w:r>
+        <w:t xml:space="preserve">	</w:t>
+      </w:r>
+      <w:r>
         <w:t xml:space="preserve">Valiaiev D.</w:t>
       </w:r>
       <w:r>
@@ -7194,7 +7907,7 @@
       <w:r>
         <w:t xml:space="preserve"> </w:t>
       </w:r>
-      <w:hyperlink r:id="rId148">
+      <w:hyperlink r:id="rId154">
         <w:r>
           <w:rPr>
             <w:rStyle w:val="Hyperlink"/>
@@ -7203,14 +7916,14 @@
         </w:r>
       </w:hyperlink>
     </w:p>
-    <w:bookmarkEnd w:id="149"/>
-    <w:bookmarkStart w:id="151" w:name="ref-betha2023"/>
+    <w:bookmarkEnd w:id="155"/>
+    <w:bookmarkStart w:id="157" w:name="ref-betha2023"/>
     <w:p>
       <w:pPr>
         <w:pStyle w:val="Bibliography"/>
       </w:pPr>
       <w:r>
-        <w:t xml:space="preserve">56.</w:t>
+        <w:t xml:space="preserve">59.</w:t>
       </w:r>
       <w:r>
         <w:t xml:space="preserve"> </w:t>
@@ -7233,7 +7946,7 @@
       <w:r>
         <w:t xml:space="preserve"> </w:t>
       </w:r>
-      <w:hyperlink r:id="rId150">
+      <w:hyperlink r:id="rId156">
         <w:r>
           <w:rPr>
             <w:rStyle w:val="Hyperlink"/>
@@ -7242,14 +7955,14 @@
         </w:r>
       </w:hyperlink>
     </w:p>
-    <w:bookmarkEnd w:id="151"/>
-    <w:bookmarkStart w:id="153" w:name="ref-kottam2025"/>
+    <w:bookmarkEnd w:id="157"/>
+    <w:bookmarkStart w:id="159" w:name="ref-kottam2025"/>
     <w:p>
       <w:pPr>
         <w:pStyle w:val="Bibliography"/>
       </w:pPr>
       <w:r>
-        <w:t xml:space="preserve">57.</w:t>
+        <w:t xml:space="preserve">60.</w:t>
       </w:r>
       <w:r>
         <w:t xml:space="preserve"> </w:t>
@@ -7272,129 +7985,12 @@
       <w:r>
         <w:t xml:space="preserve"> </w:t>
       </w:r>
-      <w:hyperlink r:id="rId152">
+      <w:hyperlink r:id="rId158">
         <w:r>
           <w:rPr>
             <w:rStyle w:val="Hyperlink"/>
           </w:rPr>
           <w:t xml:space="preserve">https://ieeexplore.ieee.org/abstract/document/11402102/</w:t>
-        </w:r>
-      </w:hyperlink>
-    </w:p>
-    <w:bookmarkEnd w:id="153"/>
-    <w:bookmarkStart w:id="155" w:name="ref-ignatowicz2023"/>
-    <w:p>
-      <w:pPr>
-        <w:pStyle w:val="Bibliography"/>
-      </w:pPr>
-      <w:r>
-        <w:t xml:space="preserve">58.</w:t>
-      </w:r>
-      <w:r>
-        <w:t xml:space="preserve"> </w:t>
-      </w:r>
-      <w:r>
-        <w:t xml:space="preserve">	</w:t>
-      </w:r>
-      <w:r>
-        <w:t xml:space="preserve">Ignatowicz A, Tarrant C, Mannion R, El-Sawy D, et al.</w:t>
-      </w:r>
-      <w:r>
-        <w:t xml:space="preserve"> </w:t>
-      </w:r>
-      <w:r>
-        <w:t xml:space="preserve">Organizational resilience in healthcare: a review and descriptive narrative synthesis of approaches to resilience measurement and assessment in empirical studies</w:t>
-      </w:r>
-      <w:r>
-        <w:t xml:space="preserve">. BMC Health Services Research [Internet]. 2023;23:242. Available from:</w:t>
-      </w:r>
-      <w:r>
-        <w:t xml:space="preserve"> </w:t>
-      </w:r>
-      <w:hyperlink r:id="rId154">
-        <w:r>
-          <w:rPr>
-            <w:rStyle w:val="Hyperlink"/>
-          </w:rPr>
-          <w:t xml:space="preserve">https://link.springer.com/article/10.1186/s12913-023-09242-9</w:t>
-        </w:r>
-      </w:hyperlink>
-    </w:p>
-    <w:bookmarkEnd w:id="155"/>
-    <w:bookmarkStart w:id="157" w:name="ref-ratliff2025"/>
-    <w:p>
-      <w:pPr>
-        <w:pStyle w:val="Bibliography"/>
-      </w:pPr>
-      <w:r>
-        <w:t xml:space="preserve">59.</w:t>
-      </w:r>
-      <w:r>
-        <w:t xml:space="preserve"> </w:t>
-      </w:r>
-      <w:r>
-        <w:t xml:space="preserve">	</w:t>
-      </w:r>
-      <w:r>
-        <w:t xml:space="preserve">Ratliff HC, Lee KA, Buchbinder M, Kelly LA, et al.</w:t>
-      </w:r>
-      <w:r>
-        <w:t xml:space="preserve"> </w:t>
-      </w:r>
-      <w:r>
-        <w:t xml:space="preserve">Organizational resilience in healthcare: a scoping review</w:t>
-      </w:r>
-      <w:r>
-        <w:t xml:space="preserve">. Journal of Healthcare Management [Internet]. 2025;70(3). Available from:</w:t>
-      </w:r>
-      <w:r>
-        <w:t xml:space="preserve"> </w:t>
-      </w:r>
-      <w:hyperlink r:id="rId156">
-        <w:r>
-          <w:rPr>
-            <w:rStyle w:val="Hyperlink"/>
-          </w:rPr>
-          <w:t xml:space="preserve">https://journals.lww.com/jhmonline/fulltext/2025/05000/organizational_resilience_in_healthcare__a_scoping.4.aspx</w:t>
-        </w:r>
-      </w:hyperlink>
-    </w:p>
-    <w:bookmarkEnd w:id="157"/>
-    <w:bookmarkStart w:id="159" w:name="ref-ellis2026"/>
-    <w:p>
-      <w:pPr>
-        <w:pStyle w:val="Bibliography"/>
-      </w:pPr>
-      <w:r>
-        <w:t xml:space="preserve">60.</w:t>
-      </w:r>
-      <w:r>
-        <w:t xml:space="preserve"> </w:t>
-      </w:r>
-      <w:r>
-        <w:t xml:space="preserve">	</w:t>
-      </w:r>
-      <w:r>
-        <w:t xml:space="preserve">Ellis LA, Lyng HB, Haraldseid-Driftland C, Saba M, et al.</w:t>
-      </w:r>
-      <w:r>
-        <w:t xml:space="preserve"> </w:t>
-      </w:r>
-      <w:r>
-        <w:t xml:space="preserve">From theory to measurement: Development and initial validation of the Resilience in Healthcare Capacities Assessment (RHCA)</w:t>
-      </w:r>
-      <w:r>
-        <w:t xml:space="preserve">. Applied Ergonomics [Internet]. 2026; Available from:</w:t>
-      </w:r>
-      <w:r>
-        <w:t xml:space="preserve"> </w:t>
-      </w:r>
-      <w:hyperlink r:id="rId158">
-        <w:r>
-          <w:rPr>
-            <w:rStyle w:val="Hyperlink"/>
-          </w:rPr>
-          <w:t xml:space="preserve">https://www.sciencedirect.com/science/article/pii/S0003687026000463</w:t>
         </w:r>
       </w:hyperlink>
     </w:p>
@@ -7630,7 +8226,7 @@
       </w:hyperlink>
     </w:p>
     <w:bookmarkEnd w:id="171"/>
-    <w:bookmarkStart w:id="173" w:name="ref-ipeirotis2025"/>
+    <w:bookmarkStart w:id="173" w:name="ref-zimmermann2017"/>
     <w:p>
       <w:pPr>
         <w:pStyle w:val="Bibliography"/>
@@ -7645,6 +8241,45 @@
         <w:t xml:space="preserve">	</w:t>
       </w:r>
       <w:r>
+        <w:t xml:space="preserve">Zimmermann S, Rentrop C.</w:t>
+      </w:r>
+      <w:r>
+        <w:t xml:space="preserve"> </w:t>
+      </w:r>
+      <w:r>
+        <w:t xml:space="preserve">On the emergence of shadow IT: A transaction cost-based approach</w:t>
+      </w:r>
+      <w:r>
+        <w:t xml:space="preserve">. Journal of Information Systems [Internet]. 2017;31(1):79–96. Available from:</w:t>
+      </w:r>
+      <w:r>
+        <w:t xml:space="preserve"> </w:t>
+      </w:r>
+      <w:hyperlink r:id="rId172">
+        <w:r>
+          <w:rPr>
+            <w:rStyle w:val="Hyperlink"/>
+          </w:rPr>
+          <w:t xml:space="preserve">https://publications.aaahq.org/jis/article-abstract/31/1/79/1070</w:t>
+        </w:r>
+      </w:hyperlink>
+    </w:p>
+    <w:bookmarkEnd w:id="173"/>
+    <w:bookmarkStart w:id="175" w:name="ref-ipeirotis2025"/>
+    <w:p>
+      <w:pPr>
+        <w:pStyle w:val="Bibliography"/>
+      </w:pPr>
+      <w:r>
+        <w:t xml:space="preserve">68.</w:t>
+      </w:r>
+      <w:r>
+        <w:t xml:space="preserve"> </w:t>
+      </w:r>
+      <w:r>
+        <w:t xml:space="preserve">	</w:t>
+      </w:r>
+      <w:r>
         <w:t xml:space="preserve">Ipeirotis &amp;Z P.</w:t>
       </w:r>
       <w:r>
@@ -7659,7 +8294,7 @@
       <w:r>
         <w:t xml:space="preserve"> </w:t>
       </w:r>
-      <w:hyperlink r:id="rId172">
+      <w:hyperlink r:id="rId174">
         <w:r>
           <w:rPr>
             <w:rStyle w:val="Hyperlink"/>
@@ -7668,14 +8303,14 @@
         </w:r>
       </w:hyperlink>
     </w:p>
-    <w:bookmarkEnd w:id="173"/>
-    <w:bookmarkStart w:id="175" w:name="ref-ibm2022"/>
+    <w:bookmarkEnd w:id="175"/>
+    <w:bookmarkStart w:id="177" w:name="ref-ibm2022"/>
     <w:p>
       <w:pPr>
         <w:pStyle w:val="Bibliography"/>
       </w:pPr>
       <w:r>
-        <w:t xml:space="preserve">68.</w:t>
+        <w:t xml:space="preserve">69.</w:t>
       </w:r>
       <w:r>
         <w:t xml:space="preserve"> </w:t>
@@ -7710,7 +8345,7 @@
       <w:r>
         <w:t xml:space="preserve"> </w:t>
       </w:r>
-      <w:hyperlink r:id="rId174">
+      <w:hyperlink r:id="rId176">
         <w:r>
           <w:rPr>
             <w:rStyle w:val="Hyperlink"/>
@@ -7719,14 +8354,14 @@
         </w:r>
       </w:hyperlink>
     </w:p>
-    <w:bookmarkEnd w:id="175"/>
-    <w:bookmarkStart w:id="177" w:name="ref-strickland2019"/>
+    <w:bookmarkEnd w:id="177"/>
+    <w:bookmarkStart w:id="179" w:name="ref-strickland2019"/>
     <w:p>
       <w:pPr>
         <w:pStyle w:val="Bibliography"/>
       </w:pPr>
       <w:r>
-        <w:t xml:space="preserve">69.</w:t>
+        <w:t xml:space="preserve">70.</w:t>
       </w:r>
       <w:r>
         <w:t xml:space="preserve"> </w:t>
@@ -7749,7 +8384,7 @@
       <w:r>
         <w:t xml:space="preserve"> </w:t>
       </w:r>
-      <w:hyperlink r:id="rId176">
+      <w:hyperlink r:id="rId178">
         <w:r>
           <w:rPr>
             <w:rStyle w:val="Hyperlink"/>
@@ -7758,14 +8393,14 @@
         </w:r>
       </w:hyperlink>
     </w:p>
-    <w:bookmarkEnd w:id="177"/>
-    <w:bookmarkStart w:id="179" w:name="ref-lavito2021"/>
+    <w:bookmarkEnd w:id="179"/>
+    <w:bookmarkStart w:id="181" w:name="ref-lavito2021"/>
     <w:p>
       <w:pPr>
         <w:pStyle w:val="Bibliography"/>
       </w:pPr>
       <w:r>
-        <w:t xml:space="preserve">70.</w:t>
+        <w:t xml:space="preserve">71.</w:t>
       </w:r>
       <w:r>
         <w:t xml:space="preserve"> </w:t>
@@ -7800,7 +8435,7 @@
       <w:r>
         <w:t xml:space="preserve"> </w:t>
       </w:r>
-      <w:hyperlink r:id="rId178">
+      <w:hyperlink r:id="rId180">
         <w:r>
           <w:rPr>
             <w:rStyle w:val="Hyperlink"/>
@@ -7809,14 +8444,14 @@
         </w:r>
       </w:hyperlink>
     </w:p>
-    <w:bookmarkEnd w:id="179"/>
-    <w:bookmarkStart w:id="181" w:name="ref-acchiardo2021"/>
+    <w:bookmarkEnd w:id="181"/>
+    <w:bookmarkStart w:id="183" w:name="ref-acchiardo2021"/>
     <w:p>
       <w:pPr>
         <w:pStyle w:val="Bibliography"/>
       </w:pPr>
       <w:r>
-        <w:t xml:space="preserve">71.</w:t>
+        <w:t xml:space="preserve">72.</w:t>
       </w:r>
       <w:r>
         <w:t xml:space="preserve"> </w:t>
@@ -7839,7 +8474,7 @@
       <w:r>
         <w:t xml:space="preserve"> </w:t>
       </w:r>
-      <w:hyperlink r:id="rId180">
+      <w:hyperlink r:id="rId182">
         <w:r>
           <w:rPr>
             <w:rStyle w:val="Hyperlink"/>
@@ -7848,14 +8483,14 @@
         </w:r>
       </w:hyperlink>
     </w:p>
-    <w:bookmarkEnd w:id="181"/>
-    <w:bookmarkStart w:id="183" w:name="ref-yang2020"/>
+    <w:bookmarkEnd w:id="183"/>
+    <w:bookmarkStart w:id="185" w:name="ref-yang2020"/>
     <w:p>
       <w:pPr>
         <w:pStyle w:val="Bibliography"/>
       </w:pPr>
       <w:r>
-        <w:t xml:space="preserve">72.</w:t>
+        <w:t xml:space="preserve">73.</w:t>
       </w:r>
       <w:r>
         <w:t xml:space="preserve"> </w:t>
@@ -7881,7 +8516,7 @@
       <w:r>
         <w:t xml:space="preserve"> </w:t>
       </w:r>
-      <w:hyperlink r:id="rId182">
+      <w:hyperlink r:id="rId184">
         <w:r>
           <w:rPr>
             <w:rStyle w:val="Hyperlink"/>
@@ -7890,9 +8525,9 @@
         </w:r>
       </w:hyperlink>
     </w:p>
-    <w:bookmarkEnd w:id="183"/>
-    <w:bookmarkEnd w:id="184"/>
     <w:bookmarkEnd w:id="185"/>
+    <w:bookmarkEnd w:id="186"/>
+    <w:bookmarkEnd w:id="187"/>
     <w:sectPr>
       <w:footnotePr>
         <w:numRestart w:val="eachSect"/>

--- a/paper.docx
+++ b/paper.docx
@@ -220,23 +220,15 @@
       <w:r>
         <w:t xml:space="preserve">, where despite decades of investment, only 39 organizations globally, 26 at HIMSS AMAM Stage 6 and 13 at Stage 7, have achieved these maturity levels</w:t>
       </w:r>
-      <w:r>
-        <w:t xml:space="preserve"> </w:t>
-      </w:r>
-      <w:r>
-        <w:t xml:space="preserve">(</w:t>
-      </w:r>
       <w:hyperlink w:anchor="ref-himss2024">
         <w:r>
           <w:rPr>
             <w:rStyle w:val="Hyperlink"/>
+            <w:vertAlign w:val="superscript"/>
           </w:rPr>
           <w:t xml:space="preserve">1</w:t>
         </w:r>
       </w:hyperlink>
-      <w:r>
-        <w:t xml:space="preserve">)</w:t>
-      </w:r>
       <w:r>
         <w:t xml:space="preserve">; (2) a</w:t>
       </w:r>
@@ -256,34 +248,30 @@
       <w:r>
         <w:t xml:space="preserve">between clinical intent and technical schema implementation</w:t>
       </w:r>
-      <w:r>
-        <w:t xml:space="preserve"> </w:t>
-      </w:r>
-      <w:r>
-        <w:t xml:space="preserve">(</w:t>
-      </w:r>
       <w:hyperlink w:anchor="ref-gal2019">
         <w:r>
           <w:rPr>
             <w:rStyle w:val="Hyperlink"/>
+            <w:vertAlign w:val="superscript"/>
           </w:rPr>
           <w:t xml:space="preserve">2</w:t>
         </w:r>
       </w:hyperlink>
       <w:r>
+        <w:rPr>
+          <w:vertAlign w:val="superscript"/>
+        </w:rPr>
         <w:t xml:space="preserve">,</w:t>
       </w:r>
       <w:hyperlink w:anchor="ref-zhang2024">
         <w:r>
           <w:rPr>
             <w:rStyle w:val="Hyperlink"/>
+            <w:vertAlign w:val="superscript"/>
           </w:rPr>
           <w:t xml:space="preserve">3</w:t>
         </w:r>
       </w:hyperlink>
-      <w:r>
-        <w:t xml:space="preserve">)</w:t>
-      </w:r>
       <w:r>
         <w:t xml:space="preserve">; and (3) a profound crisis of</w:t>
       </w:r>
@@ -309,24 +297,16 @@
       <w:r>
         <w:t xml:space="preserve">“Institutional Amnesia”</w:t>
       </w:r>
-      <w:r>
-        <w:t xml:space="preserve"> </w:t>
-      </w:r>
-      <w:r>
-        <w:t xml:space="preserve">(</w:t>
-      </w:r>
       <w:hyperlink w:anchor="ref-hong2025">
         <w:r>
           <w:rPr>
             <w:rStyle w:val="Hyperlink"/>
+            <w:vertAlign w:val="superscript"/>
           </w:rPr>
           <w:t xml:space="preserve">4</w:t>
         </w:r>
       </w:hyperlink>
       <w:r>
-        <w:t xml:space="preserve">)</w:t>
-      </w:r>
-      <w:r>
         <w:t xml:space="preserve">.</w:t>
       </w:r>
     </w:p>
@@ -337,63 +317,39 @@
       <w:r>
         <w:t xml:space="preserve">While technical barriers and maturity models are well-documented, the workforce dimension has shifted from a management concern to an existential threat. Modern longitudinal data on analytics staff is fragmented, but the available signals are alarming. As of 2024, 53% of healthcare CIOs have held their roles for less than three years</w:t>
       </w:r>
-      <w:r>
-        <w:t xml:space="preserve"> </w:t>
-      </w:r>
-      <w:r>
-        <w:t xml:space="preserve">(</w:t>
-      </w:r>
       <w:hyperlink w:anchor="ref-wittkieffer2024">
         <w:r>
           <w:rPr>
             <w:rStyle w:val="Hyperlink"/>
+            <w:vertAlign w:val="superscript"/>
           </w:rPr>
           <w:t xml:space="preserve">5</w:t>
         </w:r>
       </w:hyperlink>
       <w:r>
-        <w:t xml:space="preserve">)</w:t>
-      </w:r>
-      <w:r>
         <w:t xml:space="preserve">, creating a strategic vacuum at the top. At the operational level, the situation is equally precarious: 79% of provider organizations report persistent shortages in digital health roles</w:t>
       </w:r>
-      <w:r>
-        <w:t xml:space="preserve"> </w:t>
-      </w:r>
-      <w:r>
-        <w:t xml:space="preserve">(</w:t>
-      </w:r>
       <w:hyperlink w:anchor="ref-himssworkforce2024">
         <w:r>
           <w:rPr>
             <w:rStyle w:val="Hyperlink"/>
+            <w:vertAlign w:val="superscript"/>
           </w:rPr>
           <w:t xml:space="preserve">6</w:t>
         </w:r>
       </w:hyperlink>
       <w:r>
-        <w:t xml:space="preserve">)</w:t>
-      </w:r>
-      <w:r>
         <w:t xml:space="preserve">, and a 2025 study found that 55% of public health informatics specialists intend to leave their positions</w:t>
       </w:r>
-      <w:r>
-        <w:t xml:space="preserve"> </w:t>
-      </w:r>
-      <w:r>
-        <w:t xml:space="preserve">(</w:t>
-      </w:r>
       <w:hyperlink w:anchor="ref-rajamani2025">
         <w:r>
           <w:rPr>
             <w:rStyle w:val="Hyperlink"/>
+            <w:vertAlign w:val="superscript"/>
           </w:rPr>
           <w:t xml:space="preserve">7</w:t>
         </w:r>
       </w:hyperlink>
-      <w:r>
-        <w:t xml:space="preserve">)</w:t>
-      </w:r>
       <w:r>
         <w:t xml:space="preserve">.</w:t>
       </w:r>
@@ -430,24 +386,16 @@
       <w:r>
         <w:t xml:space="preserve">is never raw; it is wrapped in layers of institutional context (billing rules, workflow workarounds, and unwritten exclusions)</w:t>
       </w:r>
-      <w:r>
-        <w:t xml:space="preserve"> </w:t>
-      </w:r>
-      <w:r>
-        <w:t xml:space="preserve">(</w:t>
-      </w:r>
       <w:hyperlink w:anchor="ref-american2023">
         <w:r>
           <w:rPr>
             <w:rStyle w:val="Hyperlink"/>
+            <w:vertAlign w:val="superscript"/>
           </w:rPr>
           <w:t xml:space="preserve">8</w:t>
         </w:r>
       </w:hyperlink>
       <w:r>
-        <w:t xml:space="preserve">)</w:t>
-      </w:r>
-      <w:r>
         <w:t xml:space="preserve">. When the analyst who knows that</w:t>
       </w:r>
       <w:r>
@@ -482,55 +430,43 @@
       <w:r>
         <w:t xml:space="preserve">Current literature approaches these problems in isolation. Analytics maturity models (e.g., HIMSS AMAM) assume a stable workforce capable of linear progression</w:t>
       </w:r>
-      <w:r>
-        <w:t xml:space="preserve"> </w:t>
-      </w:r>
-      <w:r>
-        <w:t xml:space="preserve">(</w:t>
-      </w:r>
       <w:hyperlink w:anchor="ref-himss2024">
         <w:r>
           <w:rPr>
             <w:rStyle w:val="Hyperlink"/>
+            <w:vertAlign w:val="superscript"/>
           </w:rPr>
           <w:t xml:space="preserve">1</w:t>
         </w:r>
       </w:hyperlink>
       <w:r>
+        <w:rPr>
+          <w:vertAlign w:val="superscript"/>
+        </w:rPr>
         <w:t xml:space="preserve">,</w:t>
       </w:r>
       <w:hyperlink w:anchor="ref-wang2018">
         <w:r>
           <w:rPr>
             <w:rStyle w:val="Hyperlink"/>
+            <w:vertAlign w:val="superscript"/>
           </w:rPr>
           <w:t xml:space="preserve">9</w:t>
         </w:r>
       </w:hyperlink>
       <w:r>
-        <w:t xml:space="preserve">)</w:t>
-      </w:r>
-      <w:r>
         <w:t xml:space="preserve">. Technical solutions (e.g., NL2SQL) assume a stable schema and clear intent</w:t>
       </w:r>
-      <w:r>
-        <w:t xml:space="preserve"> </w:t>
-      </w:r>
-      <w:r>
-        <w:t xml:space="preserve">(</w:t>
-      </w:r>
       <w:hyperlink w:anchor="ref-wang2020">
         <w:r>
           <w:rPr>
             <w:rStyle w:val="Hyperlink"/>
+            <w:vertAlign w:val="superscript"/>
           </w:rPr>
           <w:t xml:space="preserve">10</w:t>
         </w:r>
       </w:hyperlink>
       <w:r>
-        <w:t xml:space="preserve">)</w:t>
-      </w:r>
-      <w:r>
         <w:t xml:space="preserve">. Neither accounts for the reality of the</w:t>
       </w:r>
       <w:r>
@@ -551,24 +487,16 @@
       <w:r>
         <w:t xml:space="preserve">) often exceeds the rate of knowledge capture</w:t>
       </w:r>
-      <w:r>
-        <w:t xml:space="preserve"> </w:t>
-      </w:r>
-      <w:r>
-        <w:t xml:space="preserve">(</w:t>
-      </w:r>
       <w:hyperlink w:anchor="ref-rao2006">
         <w:r>
           <w:rPr>
             <w:rStyle w:val="Hyperlink"/>
+            <w:vertAlign w:val="superscript"/>
           </w:rPr>
           <w:t xml:space="preserve">11</w:t>
         </w:r>
       </w:hyperlink>
       <w:r>
-        <w:t xml:space="preserve">)</w:t>
-      </w:r>
-      <w:r>
         <w:t xml:space="preserve">.</w:t>
       </w:r>
     </w:p>
@@ -589,74 +517,54 @@
         </w:rPr>
         <w:t xml:space="preserve">passive</w:t>
       </w:r>
-      <w:r>
-        <w:t xml:space="preserve"> </w:t>
-      </w:r>
-      <w:r>
-        <w:t xml:space="preserve">(</w:t>
-      </w:r>
       <w:hyperlink w:anchor="ref-mayo2016">
         <w:r>
           <w:rPr>
             <w:rStyle w:val="Hyperlink"/>
+            <w:vertAlign w:val="superscript"/>
           </w:rPr>
           <w:t xml:space="preserve">12</w:t>
         </w:r>
       </w:hyperlink>
       <w:r>
-        <w:t xml:space="preserve">)</w:t>
-      </w:r>
-      <w:r>
         <w:t xml:space="preserve">. They require overworked staff to stop working and write down what they know. In a high-burnout environment, this documentation is the first casualty. As a result, healthcare systems are trapped in a Sisyphus-like cycle: hiring new analysts who spend their limited tenure relearning the same institutional secrets, only to leave just as they become productive</w:t>
       </w:r>
-      <w:r>
-        <w:t xml:space="preserve"> </w:t>
-      </w:r>
-      <w:r>
-        <w:t xml:space="preserve">(</w:t>
-      </w:r>
       <w:hyperlink w:anchor="ref-ledikwe2013">
         <w:r>
           <w:rPr>
             <w:rStyle w:val="Hyperlink"/>
+            <w:vertAlign w:val="superscript"/>
           </w:rPr>
           <w:t xml:space="preserve">13</w:t>
         </w:r>
       </w:hyperlink>
       <w:r>
+        <w:rPr>
+          <w:vertAlign w:val="superscript"/>
+        </w:rPr>
         <w:t xml:space="preserve">,</w:t>
       </w:r>
       <w:hyperlink w:anchor="ref-mantas2010">
         <w:r>
           <w:rPr>
             <w:rStyle w:val="Hyperlink"/>
+            <w:vertAlign w:val="superscript"/>
           </w:rPr>
           <w:t xml:space="preserve">14</w:t>
         </w:r>
       </w:hyperlink>
       <w:r>
-        <w:t xml:space="preserve">)</w:t>
-      </w:r>
-      <w:r>
         <w:t xml:space="preserve">. A foundational 2004 study established that healthcare IT staff had the lowest expected tenure among all IT sectors at just 2.9 years</w:t>
       </w:r>
-      <w:r>
-        <w:t xml:space="preserve"> </w:t>
-      </w:r>
-      <w:r>
-        <w:t xml:space="preserve">(</w:t>
-      </w:r>
       <w:hyperlink w:anchor="ref-ang2004">
         <w:r>
           <w:rPr>
             <w:rStyle w:val="Hyperlink"/>
+            <w:vertAlign w:val="superscript"/>
           </w:rPr>
           <w:t xml:space="preserve">15</w:t>
         </w:r>
       </w:hyperlink>
-      <w:r>
-        <w:t xml:space="preserve">)</w:t>
-      </w:r>
       <w:r>
         <w:t xml:space="preserve">. That this two-decade-old study remains a key benchmark is itself evidence of the crisis: the industry lacks the stability to track its own attrition. Contemporary signals suggest the situation has worsened, as detailed in the following section.</w:t>
       </w:r>
@@ -750,43 +658,27 @@
       <w:r>
         <w:t xml:space="preserve">We ground our analysis in Nonaka’s SECI model of knowledge creation</w:t>
       </w:r>
-      <w:r>
-        <w:t xml:space="preserve"> </w:t>
-      </w:r>
-      <w:r>
-        <w:t xml:space="preserve">(</w:t>
-      </w:r>
       <w:hyperlink w:anchor="ref-farnese2019">
         <w:r>
           <w:rPr>
             <w:rStyle w:val="Hyperlink"/>
+            <w:vertAlign w:val="superscript"/>
           </w:rPr>
           <w:t xml:space="preserve">16</w:t>
         </w:r>
       </w:hyperlink>
       <w:r>
-        <w:t xml:space="preserve">)</w:t>
-      </w:r>
-      <w:r>
         <w:t xml:space="preserve">, informed by a narrative review of the literature across healthcare analytics maturity, workforce turnover dynamics, and natural language processing, with grey literature assessed using the AACODS checklist</w:t>
       </w:r>
-      <w:r>
-        <w:t xml:space="preserve"> </w:t>
-      </w:r>
-      <w:r>
-        <w:t xml:space="preserve">(</w:t>
-      </w:r>
       <w:hyperlink w:anchor="ref-tyndall2010">
         <w:r>
           <w:rPr>
             <w:rStyle w:val="Hyperlink"/>
+            <w:vertAlign w:val="superscript"/>
           </w:rPr>
           <w:t xml:space="preserve">17</w:t>
         </w:r>
       </w:hyperlink>
-      <w:r>
-        <w:t xml:space="preserve">)</w:t>
-      </w:r>
       <w:r>
         <w:t xml:space="preserve">. Grey literature sources were retained only when no peer-reviewed equivalent was available or when the source provided unique industry data not captured in academic literature. The SECI model describes organizational knowledge as emerging through a continuous cycle of four conversion modes:</w:t>
       </w:r>
@@ -886,23 +778,15 @@
       <w:r>
         <w:t xml:space="preserve">In a healthy organization, these four modes form a self-reinforcing spiral: tacit insights become documented, documentation becomes systematized, and systematized knowledge is internalized by new members who then generate fresh tacit insights</w:t>
       </w:r>
-      <w:r>
-        <w:t xml:space="preserve"> </w:t>
-      </w:r>
-      <w:r>
-        <w:t xml:space="preserve">(</w:t>
-      </w:r>
       <w:hyperlink w:anchor="ref-farnese2019">
         <w:r>
           <w:rPr>
             <w:rStyle w:val="Hyperlink"/>
+            <w:vertAlign w:val="superscript"/>
           </w:rPr>
           <w:t xml:space="preserve">16</w:t>
         </w:r>
       </w:hyperlink>
-      <w:r>
-        <w:t xml:space="preserve">)</w:t>
-      </w:r>
       <w:r>
         <w:t xml:space="preserve">. When any mode breaks down, the spiral stalls. In healthcare analytics, the breakdown is at the very first stage.</w:t>
       </w:r>
@@ -1151,34 +1035,30 @@
       <w:r>
         <w:t xml:space="preserve">HIMSS AMAM provides organizational benchmarks but does not address workforce knowledge retention. The DIKW hierarchy explains progression from raw data to actionable insight but does not account for institutional memory loss. The three-pillar framework synthesizes these perspectives, positioning workforce dynamics as the critical enabler connecting data access (analytics maturity) with organizational wisdom (knowledge preservation)</w:t>
       </w:r>
-      <w:r>
-        <w:t xml:space="preserve"> </w:t>
-      </w:r>
-      <w:r>
-        <w:t xml:space="preserve">(</w:t>
-      </w:r>
       <w:hyperlink w:anchor="ref-rao2006">
         <w:r>
           <w:rPr>
             <w:rStyle w:val="Hyperlink"/>
+            <w:vertAlign w:val="superscript"/>
           </w:rPr>
           <w:t xml:space="preserve">11</w:t>
         </w:r>
       </w:hyperlink>
       <w:r>
+        <w:rPr>
+          <w:vertAlign w:val="superscript"/>
+        </w:rPr>
         <w:t xml:space="preserve">,</w:t>
       </w:r>
       <w:hyperlink w:anchor="ref-farnese2019">
         <w:r>
           <w:rPr>
             <w:rStyle w:val="Hyperlink"/>
+            <w:vertAlign w:val="superscript"/>
           </w:rPr>
           <w:t xml:space="preserve">16</w:t>
         </w:r>
       </w:hyperlink>
-      <w:r>
-        <w:t xml:space="preserve">)</w:t>
-      </w:r>
       <w:r>
         <w:t xml:space="preserve">.</w:t>
       </w:r>
@@ -1224,44 +1104,28 @@
       <w:r>
         <w:t xml:space="preserve">is the foundational conversion mode: the primary channel through which newcomers absorb tacit context that formal training cannot convey</w:t>
       </w:r>
-      <w:r>
-        <w:t xml:space="preserve"> </w:t>
-      </w:r>
-      <w:r>
-        <w:t xml:space="preserve">(</w:t>
-      </w:r>
       <w:hyperlink w:anchor="ref-farnese2019">
         <w:r>
           <w:rPr>
             <w:rStyle w:val="Hyperlink"/>
+            <w:vertAlign w:val="superscript"/>
           </w:rPr>
           <w:t xml:space="preserve">16</w:t>
         </w:r>
       </w:hyperlink>
       <w:r>
-        <w:t xml:space="preserve">)</w:t>
-      </w:r>
-      <w:r>
         <w:t xml:space="preserve">. Socialization depends on two preconditions: sustained interaction and sufficient temporal overlap between knowledge holders and receivers</w:t>
       </w:r>
-      <w:r>
-        <w:t xml:space="preserve"> </w:t>
-      </w:r>
-      <w:r>
-        <w:t xml:space="preserve">(</w:t>
-      </w:r>
       <w:hyperlink w:anchor="ref-foos2006">
         <w:r>
           <w:rPr>
             <w:rStyle w:val="Hyperlink"/>
+            <w:vertAlign w:val="superscript"/>
           </w:rPr>
           <w:t xml:space="preserve">18</w:t>
         </w:r>
       </w:hyperlink>
       <w:r>
-        <w:t xml:space="preserve">)</w:t>
-      </w:r>
-      <w:r>
         <w:t xml:space="preserve">. It is, in effect, an apprenticeship model requiring years of shared practice.</w:t>
       </w:r>
     </w:p>
@@ -1284,95 +1148,67 @@
       <w:r>
         <w:t xml:space="preserve">that is shorter than the knowledge transfer cycle it must support. With 53% of healthcare CIOs holding their roles for less than three years</w:t>
       </w:r>
-      <w:r>
-        <w:t xml:space="preserve"> </w:t>
-      </w:r>
-      <w:r>
-        <w:t xml:space="preserve">(</w:t>
-      </w:r>
       <w:hyperlink w:anchor="ref-wittkieffer2024">
         <w:r>
           <w:rPr>
             <w:rStyle w:val="Hyperlink"/>
+            <w:vertAlign w:val="superscript"/>
           </w:rPr>
           <w:t xml:space="preserve">5</w:t>
         </w:r>
       </w:hyperlink>
       <w:r>
-        <w:t xml:space="preserve">)</w:t>
-      </w:r>
-      <w:r>
         <w:t xml:space="preserve">, strategic knowledge at the leadership level turns over before it can be transmitted. At the operational level, 55% of public health informatics specialists intend to leave their positions</w:t>
       </w:r>
-      <w:r>
-        <w:t xml:space="preserve"> </w:t>
-      </w:r>
-      <w:r>
-        <w:t xml:space="preserve">(</w:t>
-      </w:r>
       <w:hyperlink w:anchor="ref-rajamani2025">
         <w:r>
           <w:rPr>
             <w:rStyle w:val="Hyperlink"/>
+            <w:vertAlign w:val="superscript"/>
           </w:rPr>
           <w:t xml:space="preserve">7</w:t>
         </w:r>
       </w:hyperlink>
       <w:r>
-        <w:t xml:space="preserve">)</w:t>
-      </w:r>
-      <w:r>
         <w:t xml:space="preserve">, and 30% of new employees depart within their first year</w:t>
       </w:r>
-      <w:r>
-        <w:t xml:space="preserve"> </w:t>
-      </w:r>
-      <w:r>
-        <w:t xml:space="preserve">(</w:t>
-      </w:r>
       <w:hyperlink w:anchor="ref-nsi2025">
         <w:r>
           <w:rPr>
             <w:rStyle w:val="Hyperlink"/>
+            <w:vertAlign w:val="superscript"/>
           </w:rPr>
           <w:t xml:space="preserve">19</w:t>
         </w:r>
       </w:hyperlink>
       <w:r>
-        <w:t xml:space="preserve">)</w:t>
-      </w:r>
-      <w:r>
         <w:t xml:space="preserve">. Meanwhile, specialized informatics roles require 18 to 24 months to reach fluency</w:t>
       </w:r>
-      <w:r>
-        <w:t xml:space="preserve"> </w:t>
-      </w:r>
-      <w:r>
-        <w:t xml:space="preserve">(</w:t>
-      </w:r>
       <w:hyperlink w:anchor="ref-ledikwe2013">
         <w:r>
           <w:rPr>
             <w:rStyle w:val="Hyperlink"/>
+            <w:vertAlign w:val="superscript"/>
           </w:rPr>
           <w:t xml:space="preserve">13</w:t>
         </w:r>
       </w:hyperlink>
       <w:r>
+        <w:rPr>
+          <w:vertAlign w:val="superscript"/>
+        </w:rPr>
         <w:t xml:space="preserve">,</w:t>
       </w:r>
       <w:hyperlink w:anchor="ref-konrad2022">
         <w:r>
           <w:rPr>
             <w:rStyle w:val="Hyperlink"/>
+            <w:vertAlign w:val="superscript"/>
           </w:rPr>
           <w:t xml:space="preserve">20</w:t>
         </w:r>
       </w:hyperlink>
       <w:r>
-        <w:t xml:space="preserve">)</w:t>
-      </w:r>
-      <w:r>
         <w:t xml:space="preserve">. The arithmetic is unforgiving: by the time a new analyst has absorbed enough tacit context to be productive, their mentor may already be gone, and the new analyst is themselves halfway through an average tenure.</w:t>
       </w:r>
     </w:p>
@@ -1383,54 +1219,42 @@
       <w:r>
         <w:t xml:space="preserve">High turnover rates fracture the social networks required for mentorship</w:t>
       </w:r>
-      <w:r>
-        <w:t xml:space="preserve"> </w:t>
-      </w:r>
-      <w:r>
-        <w:t xml:space="preserve">(</w:t>
-      </w:r>
       <w:hyperlink w:anchor="ref-wu2024">
         <w:r>
           <w:rPr>
             <w:rStyle w:val="Hyperlink"/>
+            <w:vertAlign w:val="superscript"/>
           </w:rPr>
           <w:t xml:space="preserve">21</w:t>
         </w:r>
       </w:hyperlink>
       <w:r>
+        <w:rPr>
+          <w:vertAlign w:val="superscript"/>
+        </w:rPr>
         <w:t xml:space="preserve">,</w:t>
       </w:r>
       <w:hyperlink w:anchor="ref-ren2024">
         <w:r>
           <w:rPr>
             <w:rStyle w:val="Hyperlink"/>
+            <w:vertAlign w:val="superscript"/>
           </w:rPr>
           <w:t xml:space="preserve">22</w:t>
         </w:r>
       </w:hyperlink>
       <w:r>
-        <w:t xml:space="preserve">)</w:t>
-      </w:r>
-      <w:r>
         <w:t xml:space="preserve">. The resulting knowledge loss is compounding: each departure removes a node from the organization’s informal knowledge network, making subsequent Socialization attempts less effective because fewer experienced practitioners remain to serve as mentors</w:t>
       </w:r>
-      <w:r>
-        <w:t xml:space="preserve"> </w:t>
-      </w:r>
-      <w:r>
-        <w:t xml:space="preserve">(</w:t>
-      </w:r>
       <w:hyperlink w:anchor="ref-massingham2018">
         <w:r>
           <w:rPr>
             <w:rStyle w:val="Hyperlink"/>
+            <w:vertAlign w:val="superscript"/>
           </w:rPr>
           <w:t xml:space="preserve">23</w:t>
         </w:r>
       </w:hyperlink>
-      <w:r>
-        <w:t xml:space="preserve">)</w:t>
-      </w:r>
       <w:r>
         <w:t xml:space="preserve">. Socialization is no longer a viable strategy for resilience.</w:t>
       </w:r>
@@ -1474,83 +1298,51 @@
       <w:r>
         <w:t xml:space="preserve">: converting tacit knowledge into explicit, durable artifacts</w:t>
       </w:r>
-      <w:r>
-        <w:t xml:space="preserve"> </w:t>
-      </w:r>
-      <w:r>
-        <w:t xml:space="preserve">(</w:t>
-      </w:r>
       <w:hyperlink w:anchor="ref-zhang2025">
         <w:r>
           <w:rPr>
             <w:rStyle w:val="Hyperlink"/>
+            <w:vertAlign w:val="superscript"/>
           </w:rPr>
           <w:t xml:space="preserve">24</w:t>
         </w:r>
       </w:hyperlink>
       <w:r>
-        <w:t xml:space="preserve">)</w:t>
-      </w:r>
-      <w:r>
         <w:t xml:space="preserve">. However, traditional Externalization (writing wikis, maintaining data dictionaries, composing runbooks) suffers from two critical weaknesses. First, it is passive: it requires overworked staff to interrupt their workflow and perform a separate documentation task</w:t>
       </w:r>
-      <w:r>
-        <w:t xml:space="preserve"> </w:t>
-      </w:r>
-      <w:r>
-        <w:t xml:space="preserve">(</w:t>
-      </w:r>
       <w:hyperlink w:anchor="ref-goffin2011">
         <w:r>
           <w:rPr>
             <w:rStyle w:val="Hyperlink"/>
+            <w:vertAlign w:val="superscript"/>
           </w:rPr>
           <w:t xml:space="preserve">25</w:t>
         </w:r>
       </w:hyperlink>
       <w:r>
-        <w:t xml:space="preserve">)</w:t>
-      </w:r>
-      <w:r>
         <w:t xml:space="preserve">. In a high-burnout environment where provider organizations report persistent shortages in digital health roles</w:t>
       </w:r>
-      <w:r>
-        <w:t xml:space="preserve"> </w:t>
-      </w:r>
-      <w:r>
-        <w:t xml:space="preserve">(</w:t>
-      </w:r>
       <w:hyperlink w:anchor="ref-himssworkforce2024">
         <w:r>
           <w:rPr>
             <w:rStyle w:val="Hyperlink"/>
+            <w:vertAlign w:val="superscript"/>
           </w:rPr>
           <w:t xml:space="preserve">6</w:t>
         </w:r>
       </w:hyperlink>
       <w:r>
-        <w:t xml:space="preserve">)</w:t>
-      </w:r>
-      <w:r>
         <w:t xml:space="preserve">, this discretionary documentation is the first casualty. Second, it is low-fidelity: the act of writing down tacit knowledge inevitably loses nuance, context, and the conditional logic that makes institutional knowledge valuable</w:t>
       </w:r>
-      <w:r>
-        <w:t xml:space="preserve"> </w:t>
-      </w:r>
-      <w:r>
-        <w:t xml:space="preserve">(</w:t>
-      </w:r>
       <w:hyperlink w:anchor="ref-foos2006">
         <w:r>
           <w:rPr>
             <w:rStyle w:val="Hyperlink"/>
+            <w:vertAlign w:val="superscript"/>
           </w:rPr>
           <w:t xml:space="preserve">18</w:t>
         </w:r>
       </w:hyperlink>
-      <w:r>
-        <w:t xml:space="preserve">)</w:t>
-      </w:r>
       <w:r>
         <w:t xml:space="preserve">. The result is documentation that exists but does not adequately capture what the departing expert actually knew.</w:t>
       </w:r>
@@ -1705,23 +1497,15 @@
       <w:r>
         <w:t xml:space="preserve">, we transform the ephemeral work of query generation into a permanent institutional asset</w:t>
       </w:r>
-      <w:r>
-        <w:t xml:space="preserve"> </w:t>
-      </w:r>
-      <w:r>
-        <w:t xml:space="preserve">(</w:t>
-      </w:r>
       <w:hyperlink w:anchor="ref-moore2018">
         <w:r>
           <w:rPr>
             <w:rStyle w:val="Hyperlink"/>
+            <w:vertAlign w:val="superscript"/>
           </w:rPr>
           <w:t xml:space="preserve">26</w:t>
         </w:r>
       </w:hyperlink>
-      <w:r>
-        <w:t xml:space="preserve">)</w:t>
-      </w:r>
       <w:r>
         <w:t xml:space="preserve">.</w:t>
       </w:r>
@@ -1769,23 +1553,15 @@
       <w:r>
         <w:t xml:space="preserve">as the overarching governance framework, extending the knowledge governance approach</w:t>
       </w:r>
-      <w:r>
-        <w:t xml:space="preserve"> </w:t>
-      </w:r>
-      <w:r>
-        <w:t xml:space="preserve">(</w:t>
-      </w:r>
       <w:hyperlink w:anchor="ref-foss2007">
         <w:r>
           <w:rPr>
             <w:rStyle w:val="Hyperlink"/>
+            <w:vertAlign w:val="superscript"/>
           </w:rPr>
           <w:t xml:space="preserve">27</w:t>
         </w:r>
       </w:hyperlink>
-      <w:r>
-        <w:t xml:space="preserve">)</w:t>
-      </w:r>
       <w:r>
         <w:t xml:space="preserve"> </w:t>
       </w:r>
@@ -1999,34 +1775,30 @@
       <w:r>
         <w:t xml:space="preserve">: A user asks a question. The AI proposes SQL based on schema knowledge</w:t>
       </w:r>
-      <w:r>
-        <w:t xml:space="preserve"> </w:t>
-      </w:r>
-      <w:r>
-        <w:t xml:space="preserve">(</w:t>
-      </w:r>
       <w:hyperlink w:anchor="ref-wang2020">
         <w:r>
           <w:rPr>
             <w:rStyle w:val="Hyperlink"/>
+            <w:vertAlign w:val="superscript"/>
           </w:rPr>
           <w:t xml:space="preserve">10</w:t>
         </w:r>
       </w:hyperlink>
       <w:r>
+        <w:rPr>
+          <w:vertAlign w:val="superscript"/>
+        </w:rPr>
         <w:t xml:space="preserve">,</w:t>
       </w:r>
       <w:hyperlink w:anchor="ref-lee2023">
         <w:r>
           <w:rPr>
             <w:rStyle w:val="Hyperlink"/>
+            <w:vertAlign w:val="superscript"/>
           </w:rPr>
           <w:t xml:space="preserve">28</w:t>
         </w:r>
       </w:hyperlink>
-      <w:r>
-        <w:t xml:space="preserve">)</w:t>
-      </w:r>
       <w:r>
         <w:t xml:space="preserve">.</w:t>
       </w:r>
@@ -2049,23 +1821,15 @@
       <w:r>
         <w:t xml:space="preserve">: The AI translates the SQL back into a natural language explanation</w:t>
       </w:r>
-      <w:r>
-        <w:t xml:space="preserve"> </w:t>
-      </w:r>
-      <w:r>
-        <w:t xml:space="preserve">(</w:t>
-      </w:r>
       <w:hyperlink w:anchor="ref-ziletti2024">
         <w:r>
           <w:rPr>
             <w:rStyle w:val="Hyperlink"/>
+            <w:vertAlign w:val="superscript"/>
           </w:rPr>
           <w:t xml:space="preserve">29</w:t>
         </w:r>
       </w:hyperlink>
-      <w:r>
-        <w:t xml:space="preserve">)</w:t>
-      </w:r>
       <w:r>
         <w:t xml:space="preserve">.</w:t>
       </w:r>
@@ -2116,34 +1880,30 @@
       <w:r>
         <w:t xml:space="preserve">(HITL) step transforms validation into an iterative knowledge capture process</w:t>
       </w:r>
-      <w:r>
-        <w:t xml:space="preserve"> </w:t>
-      </w:r>
-      <w:r>
-        <w:t xml:space="preserve">(</w:t>
-      </w:r>
       <w:hyperlink w:anchor="ref-bravorocca2023">
         <w:r>
           <w:rPr>
             <w:rStyle w:val="Hyperlink"/>
+            <w:vertAlign w:val="superscript"/>
           </w:rPr>
           <w:t xml:space="preserve">30</w:t>
         </w:r>
       </w:hyperlink>
       <w:r>
+        <w:rPr>
+          <w:vertAlign w:val="superscript"/>
+        </w:rPr>
         <w:t xml:space="preserve">,</w:t>
       </w:r>
       <w:hyperlink w:anchor="ref-mosqueirarey2023">
         <w:r>
           <w:rPr>
             <w:rStyle w:val="Hyperlink"/>
+            <w:vertAlign w:val="superscript"/>
           </w:rPr>
           <w:t xml:space="preserve">31</w:t>
         </w:r>
       </w:hyperlink>
-      <w:r>
-        <w:t xml:space="preserve">)</w:t>
-      </w:r>
       <w:r>
         <w:t xml:space="preserve">.</w:t>
       </w:r>
@@ -2166,23 +1926,15 @@
       <w:r>
         <w:t xml:space="preserve">: The validated triple is hashed and stored in organizational memory</w:t>
       </w:r>
-      <w:r>
-        <w:t xml:space="preserve"> </w:t>
-      </w:r>
-      <w:r>
-        <w:t xml:space="preserve">(</w:t>
-      </w:r>
       <w:hyperlink w:anchor="ref-benbya2004">
         <w:r>
           <w:rPr>
             <w:rStyle w:val="Hyperlink"/>
+            <w:vertAlign w:val="superscript"/>
           </w:rPr>
           <w:t xml:space="preserve">32</w:t>
         </w:r>
       </w:hyperlink>
-      <w:r>
-        <w:t xml:space="preserve">)</w:t>
-      </w:r>
       <w:r>
         <w:t xml:space="preserve">.</w:t>
       </w:r>
@@ -2237,23 +1989,15 @@
       <w:r>
         <w:t xml:space="preserve">generation</w:t>
       </w:r>
-      <w:r>
-        <w:t xml:space="preserve"> </w:t>
-      </w:r>
-      <w:r>
-        <w:t xml:space="preserve">(</w:t>
-      </w:r>
       <w:hyperlink w:anchor="ref-whittaker2008">
         <w:r>
           <w:rPr>
             <w:rStyle w:val="Hyperlink"/>
+            <w:vertAlign w:val="superscript"/>
           </w:rPr>
           <w:t xml:space="preserve">33</w:t>
         </w:r>
       </w:hyperlink>
-      <w:r>
-        <w:t xml:space="preserve">)</w:t>
-      </w:r>
       <w:r>
         <w:t xml:space="preserve">.</w:t>
       </w:r>
@@ -2314,35 +2058,31 @@
       <w:r>
         <w:t xml:space="preserve">in healthcare environments where EMR data models change frequently (e.g., quarterly upgrades). The maintenance burden often exceeds the capacity of high-turnover teams, leading to misalignment between the layer and the underlying data</w:t>
       </w:r>
-      <w:r>
-        <w:t xml:space="preserve"> </w:t>
-      </w:r>
-      <w:r>
-        <w:t xml:space="preserve">(</w:t>
-      </w:r>
       <w:hyperlink w:anchor="ref-mannapur2025">
         <w:r>
           <w:rPr>
             <w:rStyle w:val="Hyperlink"/>
+            <w:vertAlign w:val="superscript"/>
           </w:rPr>
           <w:t xml:space="preserve">34</w:t>
         </w:r>
       </w:hyperlink>
       <w:r>
+        <w:rPr>
+          <w:vertAlign w:val="superscript"/>
+        </w:rPr>
         <w:t xml:space="preserve">,</w:t>
       </w:r>
       <w:hyperlink w:anchor="ref-battula2025">
         <w:r>
           <w:rPr>
             <w:rStyle w:val="Hyperlink"/>
+            <w:vertAlign w:val="superscript"/>
           </w:rPr>
           <w:t xml:space="preserve">35</w:t>
         </w:r>
       </w:hyperlink>
       <w:r>
-        <w:t xml:space="preserve">)</w:t>
-      </w:r>
-      <w:r>
         <w:t xml:space="preserve">. HITL-KG’s validated query triples share the version-control principle but add the rationale metadata that semantic layers lack: not just</w:t>
       </w:r>
       <w:r>
@@ -2395,55 +2135,43 @@
       <w:r>
         <w:t xml:space="preserve">(wikis, data dictionaries, runbooks) relies on passive capture where users must stop working to document. Evidence suggests this negatively impacts participation and produces inaccurate records due to cognitive load</w:t>
       </w:r>
-      <w:r>
-        <w:t xml:space="preserve"> </w:t>
-      </w:r>
-      <w:r>
-        <w:t xml:space="preserve">(</w:t>
-      </w:r>
       <w:hyperlink w:anchor="ref-mayo2016">
         <w:r>
           <w:rPr>
             <w:rStyle w:val="Hyperlink"/>
+            <w:vertAlign w:val="superscript"/>
           </w:rPr>
           <w:t xml:space="preserve">12</w:t>
         </w:r>
       </w:hyperlink>
       <w:r>
+        <w:rPr>
+          <w:vertAlign w:val="superscript"/>
+        </w:rPr>
         <w:t xml:space="preserve">,</w:t>
       </w:r>
       <w:hyperlink w:anchor="ref-goffin2011">
         <w:r>
           <w:rPr>
             <w:rStyle w:val="Hyperlink"/>
+            <w:vertAlign w:val="superscript"/>
           </w:rPr>
           <w:t xml:space="preserve">25</w:t>
         </w:r>
       </w:hyperlink>
       <w:r>
-        <w:t xml:space="preserve">)</w:t>
-      </w:r>
-      <w:r>
         <w:t xml:space="preserve">. HITL-KG instead implements active capture: the query itself is the documentation, and validation happens at the point of use rather than as a separate maintenance task</w:t>
       </w:r>
-      <w:r>
-        <w:t xml:space="preserve"> </w:t>
-      </w:r>
-      <w:r>
-        <w:t xml:space="preserve">(</w:t>
-      </w:r>
       <w:hyperlink w:anchor="ref-moore2018">
         <w:r>
           <w:rPr>
             <w:rStyle w:val="Hyperlink"/>
+            <w:vertAlign w:val="superscript"/>
           </w:rPr>
           <w:t xml:space="preserve">26</w:t>
         </w:r>
       </w:hyperlink>
       <w:r>
-        <w:t xml:space="preserve">)</w:t>
-      </w:r>
-      <w:r>
         <w:t xml:space="preserve">.</w:t>
       </w:r>
     </w:p>
@@ -2464,23 +2192,15 @@
       <w:r>
         <w:t xml:space="preserve">represents the opposite extreme: removing human oversight entirely. Current NL2SQL accuracy levels make this unsafe for clinical analytics</w:t>
       </w:r>
-      <w:r>
-        <w:t xml:space="preserve"> </w:t>
-      </w:r>
-      <w:r>
-        <w:t xml:space="preserve">(</w:t>
-      </w:r>
       <w:hyperlink w:anchor="ref-ziletti2024">
         <w:r>
           <w:rPr>
             <w:rStyle w:val="Hyperlink"/>
+            <w:vertAlign w:val="superscript"/>
           </w:rPr>
           <w:t xml:space="preserve">29</w:t>
         </w:r>
       </w:hyperlink>
-      <w:r>
-        <w:t xml:space="preserve">)</w:t>
-      </w:r>
       <w:r>
         <w:t xml:space="preserve">. HITL-KG occupies the middle ground, using AI as the generation engine while preserving human judgment as the validation gate.</w:t>
       </w:r>
@@ -2546,75 +2266,55 @@
       <w:r>
         <w:t xml:space="preserve">Healthcare maturity remains chronically low. Assessments reveal only 26 organizations achieved Stage 6 and 13 reached Stage 7 by late 2024</w:t>
       </w:r>
-      <w:r>
-        <w:t xml:space="preserve"> </w:t>
-      </w:r>
-      <w:r>
-        <w:t xml:space="preserve">(</w:t>
-      </w:r>
       <w:hyperlink w:anchor="ref-himss2024">
         <w:r>
           <w:rPr>
             <w:rStyle w:val="Hyperlink"/>
+            <w:vertAlign w:val="superscript"/>
           </w:rPr>
           <w:t xml:space="preserve">1</w:t>
         </w:r>
       </w:hyperlink>
       <w:r>
+        <w:rPr>
+          <w:vertAlign w:val="superscript"/>
+        </w:rPr>
         <w:t xml:space="preserve">,</w:t>
       </w:r>
       <w:hyperlink w:anchor="ref-himss2024news">
         <w:r>
           <w:rPr>
             <w:rStyle w:val="Hyperlink"/>
+            <w:vertAlign w:val="superscript"/>
           </w:rPr>
           <w:t xml:space="preserve">36</w:t>
         </w:r>
       </w:hyperlink>
       <w:r>
-        <w:t xml:space="preserve">)</w:t>
-      </w:r>
-      <w:r>
         <w:t xml:space="preserve">. Most organizations remain at Stages 0-3, characterized by fragmented data and limited predictive capabilities</w:t>
       </w:r>
-      <w:r>
-        <w:t xml:space="preserve"> </w:t>
-      </w:r>
-      <w:r>
-        <w:t xml:space="preserve">(</w:t>
-      </w:r>
       <w:hyperlink w:anchor="ref-health2020">
         <w:r>
           <w:rPr>
             <w:rStyle w:val="Hyperlink"/>
+            <w:vertAlign w:val="superscript"/>
           </w:rPr>
           <w:t xml:space="preserve">37</w:t>
         </w:r>
       </w:hyperlink>
       <w:r>
-        <w:t xml:space="preserve">)</w:t>
-      </w:r>
-      <w:r>
         <w:t xml:space="preserve">. However, maturity is not merely an IT metric; it is a clinical safety predictor. EMRAM levels 6-7 correlate with 3.25 times higher odds of better Leapfrog Safety Grades</w:t>
       </w:r>
-      <w:r>
-        <w:t xml:space="preserve"> </w:t>
-      </w:r>
-      <w:r>
-        <w:t xml:space="preserve">(</w:t>
-      </w:r>
       <w:hyperlink w:anchor="ref-snowdon2024">
         <w:r>
           <w:rPr>
             <w:rStyle w:val="Hyperlink"/>
+            <w:vertAlign w:val="superscript"/>
           </w:rPr>
           <w:t xml:space="preserve">38</w:t>
         </w:r>
       </w:hyperlink>
       <w:r>
-        <w:t xml:space="preserve">)</w:t>
-      </w:r>
-      <w:r>
         <w:t xml:space="preserve">. Low maturity creates a</w:t>
       </w:r>
       <w:r>
@@ -2629,24 +2329,16 @@
       <w:r>
         <w:t xml:space="preserve">where data quality issues (such as the 39-71% missing data rates in cancer databases</w:t>
       </w:r>
-      <w:r>
-        <w:t xml:space="preserve"> </w:t>
-      </w:r>
-      <w:r>
-        <w:t xml:space="preserve">(</w:t>
-      </w:r>
       <w:hyperlink w:anchor="ref-yang2021">
         <w:r>
           <w:rPr>
             <w:rStyle w:val="Hyperlink"/>
+            <w:vertAlign w:val="superscript"/>
           </w:rPr>
           <w:t xml:space="preserve">39</w:t>
         </w:r>
       </w:hyperlink>
       <w:r>
-        <w:t xml:space="preserve">)</w:t>
-      </w:r>
-      <w:r>
         <w:t xml:space="preserve">) remain uncorrected because the experts who understand the context are leaving.</w:t>
       </w:r>
     </w:p>
@@ -2657,74 +2349,54 @@
       <w:r>
         <w:t xml:space="preserve">Critically, low maturity is not simply a status; it is a self-reinforcing trap. Organizations at Stages 0-3 lack the automated monitoring and data governance infrastructure needed to detect their own deficiencies, creating a vicious cycle in which poor data quality goes unrecognized because no systems exist to measure it. The clinical consequences of this trap are measurable: one Medicare ACO that implemented analytics to overcome EHR fragmentation reduced readmission rates from 24% to 17.8% and achieved $1.6 million in cost savings</w:t>
       </w:r>
-      <w:r>
-        <w:t xml:space="preserve"> </w:t>
-      </w:r>
-      <w:r>
-        <w:t xml:space="preserve">(</w:t>
-      </w:r>
       <w:hyperlink w:anchor="ref-latrella2024">
         <w:r>
           <w:rPr>
             <w:rStyle w:val="Hyperlink"/>
+            <w:vertAlign w:val="superscript"/>
           </w:rPr>
           <w:t xml:space="preserve">40</w:t>
         </w:r>
       </w:hyperlink>
       <w:r>
-        <w:t xml:space="preserve">)</w:t>
-      </w:r>
-      <w:r>
         <w:t xml:space="preserve">, demonstrating what becomes possible when organizations escape this cycle. Yet 68% of healthcare organizations continue to cite data interoperability as the leading obstacle to analytics adoption, followed by privacy concerns (64%) and insufficient staff training (59%)</w:t>
       </w:r>
-      <w:r>
-        <w:t xml:space="preserve"> </w:t>
-      </w:r>
-      <w:r>
-        <w:t xml:space="preserve">(</w:t>
-      </w:r>
       <w:hyperlink w:anchor="ref-nashid2023">
         <w:r>
           <w:rPr>
             <w:rStyle w:val="Hyperlink"/>
+            <w:vertAlign w:val="superscript"/>
           </w:rPr>
           <w:t xml:space="preserve">41</w:t>
         </w:r>
       </w:hyperlink>
       <w:r>
-        <w:t xml:space="preserve">)</w:t>
-      </w:r>
-      <w:r>
         <w:t xml:space="preserve">. Barriers including employee resistance to change and lack of organizational readiness further stall data-driven initiatives</w:t>
       </w:r>
-      <w:r>
-        <w:t xml:space="preserve"> </w:t>
-      </w:r>
-      <w:r>
-        <w:t xml:space="preserve">(</w:t>
-      </w:r>
       <w:hyperlink w:anchor="ref-shahbaz2019">
         <w:r>
           <w:rPr>
             <w:rStyle w:val="Hyperlink"/>
+            <w:vertAlign w:val="superscript"/>
           </w:rPr>
           <w:t xml:space="preserve">42</w:t>
         </w:r>
       </w:hyperlink>
       <w:r>
+        <w:rPr>
+          <w:vertAlign w:val="superscript"/>
+        </w:rPr>
         <w:t xml:space="preserve">,</w:t>
       </w:r>
       <w:hyperlink w:anchor="ref-kamble2019">
         <w:r>
           <w:rPr>
             <w:rStyle w:val="Hyperlink"/>
+            <w:vertAlign w:val="superscript"/>
           </w:rPr>
           <w:t xml:space="preserve">43</w:t>
         </w:r>
       </w:hyperlink>
-      <w:r>
-        <w:t xml:space="preserve">)</w:t>
-      </w:r>
       <w:r>
         <w:t xml:space="preserve">. The low-maturity trap thus compounds over time: each year of delayed investment widens the gap between what the organization could know and what it actually knows.</w:t>
       </w:r>
@@ -2755,106 +2427,82 @@
       <w:r>
         <w:t xml:space="preserve">The cost of turnover in informatics is higher than standard IT. Knowledge loss can cost up to three times annual salary</w:t>
       </w:r>
-      <w:r>
-        <w:t xml:space="preserve"> </w:t>
-      </w:r>
-      <w:r>
-        <w:t xml:space="preserve">(</w:t>
-      </w:r>
       <w:hyperlink w:anchor="ref-massingham2018">
         <w:r>
           <w:rPr>
             <w:rStyle w:val="Hyperlink"/>
+            <w:vertAlign w:val="superscript"/>
           </w:rPr>
           <w:t xml:space="preserve">23</w:t>
         </w:r>
       </w:hyperlink>
       <w:r>
+        <w:rPr>
+          <w:vertAlign w:val="superscript"/>
+        </w:rPr>
         <w:t xml:space="preserve">,</w:t>
       </w:r>
       <w:hyperlink w:anchor="ref-wynendaele2025">
         <w:r>
           <w:rPr>
             <w:rStyle w:val="Hyperlink"/>
+            <w:vertAlign w:val="superscript"/>
           </w:rPr>
           <w:t xml:space="preserve">44</w:t>
         </w:r>
       </w:hyperlink>
       <w:r>
-        <w:t xml:space="preserve">)</w:t>
-      </w:r>
-      <w:r>
         <w:t xml:space="preserve">. In clinical informatics specifically, replacement costs range from $50,000 to $230,000 per departing employee, with a single department losing 39 staff in one year at a total cost of up to $8.97 million</w:t>
       </w:r>
-      <w:r>
-        <w:t xml:space="preserve"> </w:t>
-      </w:r>
-      <w:r>
-        <w:t xml:space="preserve">(</w:t>
-      </w:r>
       <w:hyperlink w:anchor="ref-hackney2024">
         <w:r>
           <w:rPr>
             <w:rStyle w:val="Hyperlink"/>
+            <w:vertAlign w:val="superscript"/>
           </w:rPr>
           <w:t xml:space="preserve">45</w:t>
         </w:r>
       </w:hyperlink>
       <w:r>
-        <w:t xml:space="preserve">)</w:t>
-      </w:r>
-      <w:r>
         <w:t xml:space="preserve">. With 30% of new employees leaving within their first year</w:t>
       </w:r>
-      <w:r>
-        <w:t xml:space="preserve"> </w:t>
-      </w:r>
-      <w:r>
-        <w:t xml:space="preserve">(</w:t>
-      </w:r>
       <w:hyperlink w:anchor="ref-nsi2025">
         <w:r>
           <w:rPr>
             <w:rStyle w:val="Hyperlink"/>
+            <w:vertAlign w:val="superscript"/>
           </w:rPr>
           <w:t xml:space="preserve">19</w:t>
         </w:r>
       </w:hyperlink>
       <w:r>
-        <w:t xml:space="preserve">)</w:t>
-      </w:r>
-      <w:r>
         <w:t xml:space="preserve">, healthcare IT professionals spend a limited portion of their employment at full productivity, as specialized roles require 18-24 months to reach fluency</w:t>
       </w:r>
-      <w:r>
-        <w:t xml:space="preserve"> </w:t>
-      </w:r>
-      <w:r>
-        <w:t xml:space="preserve">(</w:t>
-      </w:r>
       <w:hyperlink w:anchor="ref-ledikwe2013">
         <w:r>
           <w:rPr>
             <w:rStyle w:val="Hyperlink"/>
+            <w:vertAlign w:val="superscript"/>
           </w:rPr>
           <w:t xml:space="preserve">13</w:t>
         </w:r>
       </w:hyperlink>
       <w:r>
+        <w:rPr>
+          <w:vertAlign w:val="superscript"/>
+        </w:rPr>
         <w:t xml:space="preserve">,</w:t>
       </w:r>
       <w:hyperlink w:anchor="ref-konrad2022">
         <w:r>
           <w:rPr>
             <w:rStyle w:val="Hyperlink"/>
+            <w:vertAlign w:val="superscript"/>
           </w:rPr>
           <w:t xml:space="preserve">20</w:t>
         </w:r>
       </w:hyperlink>
       <w:r>
-        <w:t xml:space="preserve">)</w:t>
-      </w:r>
-      <w:r>
         <w:t xml:space="preserve">. This</w:t>
       </w:r>
       <w:r>
@@ -2881,24 +2529,16 @@
       <w:r>
         <w:t xml:space="preserve">required for complex task performance</w:t>
       </w:r>
-      <w:r>
-        <w:t xml:space="preserve"> </w:t>
-      </w:r>
-      <w:r>
-        <w:t xml:space="preserve">(</w:t>
-      </w:r>
       <w:hyperlink w:anchor="ref-rao2006">
         <w:r>
           <w:rPr>
             <w:rStyle w:val="Hyperlink"/>
+            <w:vertAlign w:val="superscript"/>
           </w:rPr>
           <w:t xml:space="preserve">11</w:t>
         </w:r>
       </w:hyperlink>
       <w:r>
-        <w:t xml:space="preserve">)</w:t>
-      </w:r>
-      <w:r>
         <w:t xml:space="preserve">.</w:t>
       </w:r>
     </w:p>
@@ -2909,23 +2549,15 @@
       <w:r>
         <w:t xml:space="preserve">The workforce crisis operates at multiple reinforcing levels, as detailed in the Theoretical Grounding section: leadership churn, operational shortages, and foundational attrition collectively prevent the sustained mentorship that Socialization requires. This multi-level instability ensures that the temporal overlap between experienced practitioners and newcomers rarely materializes. A foundational 2004 study established that healthcare IT staff had the lowest expected tenure for new hires among all IT sectors at just 2.9 years</w:t>
       </w:r>
-      <w:r>
-        <w:t xml:space="preserve"> </w:t>
-      </w:r>
-      <w:r>
-        <w:t xml:space="preserve">(</w:t>
-      </w:r>
       <w:hyperlink w:anchor="ref-ang2004">
         <w:r>
           <w:rPr>
             <w:rStyle w:val="Hyperlink"/>
+            <w:vertAlign w:val="superscript"/>
           </w:rPr>
           <w:t xml:space="preserve">15</w:t>
         </w:r>
       </w:hyperlink>
-      <w:r>
-        <w:t xml:space="preserve">)</w:t>
-      </w:r>
       <w:r>
         <w:t xml:space="preserve">. That this two-decade-old benchmark remains a primary reference point is itself evidence of the crisis: the field has lacked the stability even to systematically track its own attrition over the intervening decades.</w:t>
       </w:r>
@@ -2956,144 +2588,88 @@
       <w:r>
         <w:t xml:space="preserve">NL2SQL technology has matured along a clear accuracy gradient: general-purpose models achieve approximately 65% execution accuracy on healthcare-specific benchmarks such as MIMICSQL</w:t>
       </w:r>
-      <w:r>
-        <w:t xml:space="preserve"> </w:t>
-      </w:r>
-      <w:r>
-        <w:t xml:space="preserve">(</w:t>
-      </w:r>
       <w:hyperlink w:anchor="ref-blaskovic2025">
         <w:r>
           <w:rPr>
             <w:rStyle w:val="Hyperlink"/>
+            <w:vertAlign w:val="superscript"/>
           </w:rPr>
           <w:t xml:space="preserve">46</w:t>
         </w:r>
       </w:hyperlink>
       <w:r>
-        <w:t xml:space="preserve">)</w:t>
-      </w:r>
-      <w:r>
         <w:t xml:space="preserve">; domain-adapted systems like MedT5SQL reach 80%</w:t>
       </w:r>
-      <w:r>
-        <w:t xml:space="preserve"> </w:t>
-      </w:r>
-      <w:r>
-        <w:t xml:space="preserve">(</w:t>
-      </w:r>
       <w:hyperlink w:anchor="ref-marshan2024">
         <w:r>
           <w:rPr>
             <w:rStyle w:val="Hyperlink"/>
+            <w:vertAlign w:val="superscript"/>
           </w:rPr>
           <w:t xml:space="preserve">47</w:t>
         </w:r>
       </w:hyperlink>
       <w:r>
-        <w:t xml:space="preserve">)</w:t>
-      </w:r>
-      <w:r>
         <w:t xml:space="preserve">; and architecturally specialized approaches combining LLMs with structured knowledge representations achieve 94% on the same benchmarks</w:t>
       </w:r>
-      <w:r>
-        <w:t xml:space="preserve"> </w:t>
-      </w:r>
-      <w:r>
-        <w:t xml:space="preserve">(</w:t>
-      </w:r>
       <w:hyperlink w:anchor="ref-chen2026graph">
         <w:r>
           <w:rPr>
             <w:rStyle w:val="Hyperlink"/>
+            <w:vertAlign w:val="superscript"/>
           </w:rPr>
           <w:t xml:space="preserve">48</w:t>
         </w:r>
       </w:hyperlink>
       <w:r>
-        <w:t xml:space="preserve">)</w:t>
-      </w:r>
-      <w:r>
         <w:t xml:space="preserve">. While insufficient for unsupervised clinical deployment</w:t>
       </w:r>
-      <w:r>
-        <w:t xml:space="preserve"> </w:t>
-      </w:r>
-      <w:r>
-        <w:t xml:space="preserve">(</w:t>
-      </w:r>
       <w:hyperlink w:anchor="ref-ziletti2024">
         <w:r>
           <w:rPr>
             <w:rStyle w:val="Hyperlink"/>
+            <w:vertAlign w:val="superscript"/>
           </w:rPr>
           <w:t xml:space="preserve">29</w:t>
         </w:r>
       </w:hyperlink>
       <w:r>
-        <w:t xml:space="preserve">)</w:t>
-      </w:r>
-      <w:r>
         <w:t xml:space="preserve">, this gradient demonstrates that the generation engine required for HITL-KG is viable within a human-validated workflow. Notably, high benchmark accuracy does not guarantee real-world generalization: evaluation on more challenging dataset splits reveals accuracy drops from 92% to 28%</w:t>
       </w:r>
-      <w:r>
-        <w:t xml:space="preserve"> </w:t>
-      </w:r>
-      <w:r>
-        <w:t xml:space="preserve">(</w:t>
-      </w:r>
       <w:hyperlink w:anchor="ref-tarbell2024">
         <w:r>
           <w:rPr>
             <w:rStyle w:val="Hyperlink"/>
+            <w:vertAlign w:val="superscript"/>
           </w:rPr>
           <w:t xml:space="preserve">49</w:t>
         </w:r>
       </w:hyperlink>
       <w:r>
-        <w:t xml:space="preserve">)</w:t>
-      </w:r>
-      <w:r>
         <w:t xml:space="preserve">, reinforcing the necessity of the human-in-the-loop architecture. Healthcare-specific natural language interfaces such as Criteria2Query achieve fully automated cohort query formulation in 1.22 seconds per criterion</w:t>
       </w:r>
-      <w:r>
-        <w:t xml:space="preserve"> </w:t>
-      </w:r>
-      <w:r>
-        <w:t xml:space="preserve">(</w:t>
-      </w:r>
       <w:hyperlink w:anchor="ref-yuan2019">
         <w:r>
           <w:rPr>
             <w:rStyle w:val="Hyperlink"/>
+            <w:vertAlign w:val="superscript"/>
           </w:rPr>
           <w:t xml:space="preserve">50</w:t>
         </w:r>
       </w:hyperlink>
       <w:r>
-        <w:t xml:space="preserve">)</w:t>
-      </w:r>
-      <w:r>
         <w:t xml:space="preserve">, with over 80% of clinical users indicating willingness to adopt such tools, and LLM-powered interfaces reduce task completion time by 28% compared to traditional methods</w:t>
       </w:r>
-      <w:r>
-        <w:t xml:space="preserve"> </w:t>
-      </w:r>
-      <w:r>
-        <w:t xml:space="preserve">(</w:t>
-      </w:r>
       <w:hyperlink w:anchor="ref-nittala2024">
         <w:r>
           <w:rPr>
             <w:rStyle w:val="Hyperlink"/>
+            <w:vertAlign w:val="superscript"/>
           </w:rPr>
           <w:t xml:space="preserve">51</w:t>
         </w:r>
       </w:hyperlink>
       <w:r>
-        <w:t xml:space="preserve">)</w:t>
-      </w:r>
-      <w:r>
         <w:t xml:space="preserve">.</w:t>
       </w:r>
     </w:p>
@@ -3104,65 +2680,57 @@
       <w:r>
         <w:t xml:space="preserve">However, NL2SQL is an enabler, not a solution in itself. Its deeper significance lies in the organizational prerequisites it demands. For an AI system to translate a natural language question into a correct SQL query, the organization must first establish validated data models, explicit business logic definitions, and codified domain terminology</w:t>
       </w:r>
-      <w:r>
-        <w:t xml:space="preserve"> </w:t>
-      </w:r>
-      <w:r>
-        <w:t xml:space="preserve">(</w:t>
-      </w:r>
       <w:hyperlink w:anchor="ref-gal2019">
         <w:r>
           <w:rPr>
             <w:rStyle w:val="Hyperlink"/>
+            <w:vertAlign w:val="superscript"/>
           </w:rPr>
           <w:t xml:space="preserve">2</w:t>
         </w:r>
       </w:hyperlink>
       <w:r>
+        <w:rPr>
+          <w:vertAlign w:val="superscript"/>
+        </w:rPr>
         <w:t xml:space="preserve">,</w:t>
       </w:r>
       <w:hyperlink w:anchor="ref-zhang2024">
         <w:r>
           <w:rPr>
             <w:rStyle w:val="Hyperlink"/>
+            <w:vertAlign w:val="superscript"/>
           </w:rPr>
           <w:t xml:space="preserve">3</w:t>
         </w:r>
       </w:hyperlink>
       <w:r>
-        <w:t xml:space="preserve">)</w:t>
-      </w:r>
-      <w:r>
         <w:t xml:space="preserve">. In other words, the technology forces organizational discipline as a precondition for functioning, making it a governance forcing function even before considering the query results. This reframes NL2SQL from a convenience tool into a catalyst for the kind of systematic knowledge externalization that the HITL-KG framework requires. The interface bridges the semantic gap between clinical experts and technical schema, allowing non-technical domain experts to interact with data alongside broader modernization efforts</w:t>
       </w:r>
-      <w:r>
-        <w:t xml:space="preserve"> </w:t>
-      </w:r>
-      <w:r>
-        <w:t xml:space="preserve">(</w:t>
-      </w:r>
       <w:hyperlink w:anchor="ref-anthropic2025">
         <w:r>
           <w:rPr>
             <w:rStyle w:val="Hyperlink"/>
+            <w:vertAlign w:val="superscript"/>
           </w:rPr>
           <w:t xml:space="preserve">52</w:t>
         </w:r>
       </w:hyperlink>
       <w:r>
+        <w:rPr>
+          <w:vertAlign w:val="superscript"/>
+        </w:rPr>
         <w:t xml:space="preserve">–</w:t>
       </w:r>
       <w:hyperlink w:anchor="ref-arora2025">
         <w:r>
           <w:rPr>
             <w:rStyle w:val="Hyperlink"/>
+            <w:vertAlign w:val="superscript"/>
           </w:rPr>
           <w:t xml:space="preserve">55</w:t>
         </w:r>
       </w:hyperlink>
-      <w:r>
-        <w:t xml:space="preserve">)</w:t>
-      </w:r>
       <w:r>
         <w:t xml:space="preserve">. The technical barrier thus becomes, paradoxically, a governance opportunity: the very difficulty of making NL2SQL work correctly compels organizations to surface and formalize the tacit knowledge that would otherwise remain trapped in departing experts.</w:t>
       </w:r>
@@ -3236,35 +2804,31 @@
       <w:r>
         <w:t xml:space="preserve">Existing maturity models such as AMAM, the DIKW hierarchy, and established knowledge management frameworks (see Table 1) assume linear progression and implicitly presuppose a stable workforce</w:t>
       </w:r>
-      <w:r>
-        <w:t xml:space="preserve"> </w:t>
-      </w:r>
-      <w:r>
-        <w:t xml:space="preserve">(</w:t>
-      </w:r>
       <w:hyperlink w:anchor="ref-himss2024">
         <w:r>
           <w:rPr>
             <w:rStyle w:val="Hyperlink"/>
+            <w:vertAlign w:val="superscript"/>
           </w:rPr>
           <w:t xml:space="preserve">1</w:t>
         </w:r>
       </w:hyperlink>
       <w:r>
+        <w:rPr>
+          <w:vertAlign w:val="superscript"/>
+        </w:rPr>
         <w:t xml:space="preserve">,</w:t>
       </w:r>
       <w:hyperlink w:anchor="ref-wang2018">
         <w:r>
           <w:rPr>
             <w:rStyle w:val="Hyperlink"/>
+            <w:vertAlign w:val="superscript"/>
           </w:rPr>
           <w:t xml:space="preserve">9</w:t>
         </w:r>
       </w:hyperlink>
       <w:r>
-        <w:t xml:space="preserve">)</w:t>
-      </w:r>
-      <w:r>
         <w:t xml:space="preserve">. In practice, an organization that reaches AMAM Stage 5 but regresses to Stage 3 after the departure of two senior analysts has not failed to mature; it has failed to be</w:t>
       </w:r>
       <w:r>
@@ -3280,43 +2844,27 @@
       <w:r>
         <w:t xml:space="preserve">. A recent systematic review identified 23 distinct organizational resilience instruments applied in health facilities, yet found no consensus on what to measure</w:t>
       </w:r>
-      <w:r>
-        <w:t xml:space="preserve"> </w:t>
-      </w:r>
-      <w:r>
-        <w:t xml:space="preserve">(</w:t>
-      </w:r>
       <w:hyperlink w:anchor="ref-ignatowicz2023">
         <w:r>
           <w:rPr>
             <w:rStyle w:val="Hyperlink"/>
+            <w:vertAlign w:val="superscript"/>
           </w:rPr>
           <w:t xml:space="preserve">56</w:t>
         </w:r>
       </w:hyperlink>
       <w:r>
-        <w:t xml:space="preserve">)</w:t>
-      </w:r>
-      <w:r>
         <w:t xml:space="preserve">. Only four instruments have been developed specifically for healthcare, and only two have been validated</w:t>
       </w:r>
-      <w:r>
-        <w:t xml:space="preserve"> </w:t>
-      </w:r>
-      <w:r>
-        <w:t xml:space="preserve">(</w:t>
-      </w:r>
       <w:hyperlink w:anchor="ref-ratliff2025">
         <w:r>
           <w:rPr>
             <w:rStyle w:val="Hyperlink"/>
+            <w:vertAlign w:val="superscript"/>
           </w:rPr>
           <w:t xml:space="preserve">57</w:t>
         </w:r>
       </w:hyperlink>
-      <w:r>
-        <w:t xml:space="preserve">)</w:t>
-      </w:r>
       <w:r>
         <w:t xml:space="preserve">. The Three-Pillar Assessment addresses this gap by organizing evidence-based indicators around the specific domains where institutional amnesia operates, measuring not just where an organization stands but how vulnerable it is to the compounding effects identified in Section 1.</w:t>
       </w:r>
@@ -3507,31 +3055,30 @@
               <w:pStyle w:val="Compact"/>
               <w:jc w:val="left"/>
             </w:pPr>
-            <w:r>
-              <w:t xml:space="preserve">(</w:t>
-            </w:r>
             <w:hyperlink w:anchor="ref-himss2024">
               <w:r>
                 <w:rPr>
                   <w:rStyle w:val="Hyperlink"/>
+                  <w:vertAlign w:val="superscript"/>
                 </w:rPr>
                 <w:t xml:space="preserve">1</w:t>
               </w:r>
             </w:hyperlink>
             <w:r>
+              <w:rPr>
+                <w:vertAlign w:val="superscript"/>
+              </w:rPr>
               <w:t xml:space="preserve">,</w:t>
             </w:r>
             <w:hyperlink w:anchor="ref-himss2024news">
               <w:r>
                 <w:rPr>
                   <w:rStyle w:val="Hyperlink"/>
+                  <w:vertAlign w:val="superscript"/>
                 </w:rPr>
                 <w:t xml:space="preserve">36</w:t>
               </w:r>
             </w:hyperlink>
-            <w:r>
-              <w:t xml:space="preserve">)</w:t>
-            </w:r>
           </w:p>
         </w:tc>
       </w:tr>
@@ -3591,31 +3138,30 @@
               <w:pStyle w:val="Compact"/>
               <w:jc w:val="left"/>
             </w:pPr>
-            <w:r>
-              <w:t xml:space="preserve">(</w:t>
-            </w:r>
             <w:hyperlink w:anchor="ref-health2020">
               <w:r>
                 <w:rPr>
                   <w:rStyle w:val="Hyperlink"/>
+                  <w:vertAlign w:val="superscript"/>
                 </w:rPr>
                 <w:t xml:space="preserve">37</w:t>
               </w:r>
             </w:hyperlink>
             <w:r>
+              <w:rPr>
+                <w:vertAlign w:val="superscript"/>
+              </w:rPr>
               <w:t xml:space="preserve">,</w:t>
             </w:r>
             <w:hyperlink w:anchor="ref-shahbaz2019">
               <w:r>
                 <w:rPr>
                   <w:rStyle w:val="Hyperlink"/>
+                  <w:vertAlign w:val="superscript"/>
                 </w:rPr>
                 <w:t xml:space="preserve">42</w:t>
               </w:r>
             </w:hyperlink>
-            <w:r>
-              <w:t xml:space="preserve">)</w:t>
-            </w:r>
           </w:p>
         </w:tc>
       </w:tr>
@@ -3675,31 +3221,30 @@
               <w:pStyle w:val="Compact"/>
               <w:jc w:val="left"/>
             </w:pPr>
-            <w:r>
-              <w:t xml:space="preserve">(</w:t>
-            </w:r>
             <w:hyperlink w:anchor="ref-ziletti2024">
               <w:r>
                 <w:rPr>
                   <w:rStyle w:val="Hyperlink"/>
+                  <w:vertAlign w:val="superscript"/>
                 </w:rPr>
                 <w:t xml:space="preserve">29</w:t>
               </w:r>
             </w:hyperlink>
             <w:r>
+              <w:rPr>
+                <w:vertAlign w:val="superscript"/>
+              </w:rPr>
               <w:t xml:space="preserve">,</w:t>
             </w:r>
             <w:hyperlink w:anchor="ref-yuan2019">
               <w:r>
                 <w:rPr>
                   <w:rStyle w:val="Hyperlink"/>
+                  <w:vertAlign w:val="superscript"/>
                 </w:rPr>
                 <w:t xml:space="preserve">50</w:t>
               </w:r>
             </w:hyperlink>
-            <w:r>
-              <w:t xml:space="preserve">)</w:t>
-            </w:r>
           </w:p>
         </w:tc>
       </w:tr>
@@ -3851,31 +3396,30 @@
               <w:pStyle w:val="Compact"/>
               <w:jc w:val="left"/>
             </w:pPr>
-            <w:r>
-              <w:t xml:space="preserve">(</w:t>
-            </w:r>
             <w:hyperlink w:anchor="ref-nsi2025">
               <w:r>
                 <w:rPr>
                   <w:rStyle w:val="Hyperlink"/>
+                  <w:vertAlign w:val="superscript"/>
                 </w:rPr>
                 <w:t xml:space="preserve">19</w:t>
               </w:r>
             </w:hyperlink>
             <w:r>
+              <w:rPr>
+                <w:vertAlign w:val="superscript"/>
+              </w:rPr>
               <w:t xml:space="preserve">,</w:t>
             </w:r>
             <w:hyperlink w:anchor="ref-hackney2024">
               <w:r>
                 <w:rPr>
                   <w:rStyle w:val="Hyperlink"/>
+                  <w:vertAlign w:val="superscript"/>
                 </w:rPr>
                 <w:t xml:space="preserve">45</w:t>
               </w:r>
             </w:hyperlink>
-            <w:r>
-              <w:t xml:space="preserve">)</w:t>
-            </w:r>
           </w:p>
         </w:tc>
       </w:tr>
@@ -3935,20 +3479,15 @@
               <w:pStyle w:val="Compact"/>
               <w:jc w:val="left"/>
             </w:pPr>
-            <w:r>
-              <w:t xml:space="preserve">(</w:t>
-            </w:r>
             <w:hyperlink w:anchor="ref-wittkieffer2024">
               <w:r>
                 <w:rPr>
                   <w:rStyle w:val="Hyperlink"/>
+                  <w:vertAlign w:val="superscript"/>
                 </w:rPr>
                 <w:t xml:space="preserve">5</w:t>
               </w:r>
             </w:hyperlink>
-            <w:r>
-              <w:t xml:space="preserve">)</w:t>
-            </w:r>
           </w:p>
         </w:tc>
       </w:tr>
@@ -4008,31 +3547,30 @@
               <w:pStyle w:val="Compact"/>
               <w:jc w:val="left"/>
             </w:pPr>
-            <w:r>
-              <w:t xml:space="preserve">(</w:t>
-            </w:r>
             <w:hyperlink w:anchor="ref-massingham2018">
               <w:r>
                 <w:rPr>
                   <w:rStyle w:val="Hyperlink"/>
+                  <w:vertAlign w:val="superscript"/>
                 </w:rPr>
                 <w:t xml:space="preserve">23</w:t>
               </w:r>
             </w:hyperlink>
             <w:r>
+              <w:rPr>
+                <w:vertAlign w:val="superscript"/>
+              </w:rPr>
               <w:t xml:space="preserve">,</w:t>
             </w:r>
             <w:hyperlink w:anchor="ref-foss2007">
               <w:r>
                 <w:rPr>
                   <w:rStyle w:val="Hyperlink"/>
+                  <w:vertAlign w:val="superscript"/>
                 </w:rPr>
                 <w:t xml:space="preserve">27</w:t>
               </w:r>
             </w:hyperlink>
-            <w:r>
-              <w:t xml:space="preserve">)</w:t>
-            </w:r>
           </w:p>
         </w:tc>
       </w:tr>
@@ -4196,31 +3734,30 @@
               <w:pStyle w:val="Compact"/>
               <w:jc w:val="left"/>
             </w:pPr>
-            <w:r>
-              <w:t xml:space="preserve">(</w:t>
-            </w:r>
             <w:hyperlink w:anchor="ref-shahbaz2019">
               <w:r>
                 <w:rPr>
                   <w:rStyle w:val="Hyperlink"/>
+                  <w:vertAlign w:val="superscript"/>
                 </w:rPr>
                 <w:t xml:space="preserve">42</w:t>
               </w:r>
             </w:hyperlink>
             <w:r>
+              <w:rPr>
+                <w:vertAlign w:val="superscript"/>
+              </w:rPr>
               <w:t xml:space="preserve">,</w:t>
             </w:r>
             <w:hyperlink w:anchor="ref-yuan2019">
               <w:r>
                 <w:rPr>
                   <w:rStyle w:val="Hyperlink"/>
+                  <w:vertAlign w:val="superscript"/>
                 </w:rPr>
                 <w:t xml:space="preserve">50</w:t>
               </w:r>
             </w:hyperlink>
-            <w:r>
-              <w:t xml:space="preserve">)</w:t>
-            </w:r>
           </w:p>
         </w:tc>
       </w:tr>
@@ -4280,31 +3817,30 @@
               <w:pStyle w:val="Compact"/>
               <w:jc w:val="left"/>
             </w:pPr>
-            <w:r>
-              <w:t xml:space="preserve">(</w:t>
-            </w:r>
             <w:hyperlink w:anchor="ref-gal2019">
               <w:r>
                 <w:rPr>
                   <w:rStyle w:val="Hyperlink"/>
+                  <w:vertAlign w:val="superscript"/>
                 </w:rPr>
                 <w:t xml:space="preserve">2</w:t>
               </w:r>
             </w:hyperlink>
             <w:r>
+              <w:rPr>
+                <w:vertAlign w:val="superscript"/>
+              </w:rPr>
               <w:t xml:space="preserve">,</w:t>
             </w:r>
             <w:hyperlink w:anchor="ref-zhang2024">
               <w:r>
                 <w:rPr>
                   <w:rStyle w:val="Hyperlink"/>
+                  <w:vertAlign w:val="superscript"/>
                 </w:rPr>
                 <w:t xml:space="preserve">3</w:t>
               </w:r>
             </w:hyperlink>
-            <w:r>
-              <w:t xml:space="preserve">)</w:t>
-            </w:r>
           </w:p>
         </w:tc>
       </w:tr>
@@ -4364,31 +3900,30 @@
               <w:pStyle w:val="Compact"/>
               <w:jc w:val="left"/>
             </w:pPr>
-            <w:r>
-              <w:t xml:space="preserve">(</w:t>
-            </w:r>
             <w:hyperlink w:anchor="ref-mannapur2025">
               <w:r>
                 <w:rPr>
                   <w:rStyle w:val="Hyperlink"/>
+                  <w:vertAlign w:val="superscript"/>
                 </w:rPr>
                 <w:t xml:space="preserve">34</w:t>
               </w:r>
             </w:hyperlink>
             <w:r>
+              <w:rPr>
+                <w:vertAlign w:val="superscript"/>
+              </w:rPr>
               <w:t xml:space="preserve">,</w:t>
             </w:r>
             <w:hyperlink w:anchor="ref-battula2025">
               <w:r>
                 <w:rPr>
                   <w:rStyle w:val="Hyperlink"/>
+                  <w:vertAlign w:val="superscript"/>
                 </w:rPr>
                 <w:t xml:space="preserve">35</w:t>
               </w:r>
             </w:hyperlink>
-            <w:r>
-              <w:t xml:space="preserve">)</w:t>
-            </w:r>
           </w:p>
         </w:tc>
       </w:tr>
@@ -4425,54 +3960,42 @@
       <w:r>
         <w:t xml:space="preserve">: treating validated query triples as software assets within a CI/CD pipeline</w:t>
       </w:r>
-      <w:r>
-        <w:t xml:space="preserve"> </w:t>
-      </w:r>
-      <w:r>
-        <w:t xml:space="preserve">(</w:t>
-      </w:r>
       <w:hyperlink w:anchor="ref-valiaiev2025">
         <w:r>
           <w:rPr>
             <w:rStyle w:val="Hyperlink"/>
+            <w:vertAlign w:val="superscript"/>
           </w:rPr>
           <w:t xml:space="preserve">58</w:t>
         </w:r>
       </w:hyperlink>
       <w:r>
-        <w:t xml:space="preserve">)</w:t>
-      </w:r>
-      <w:r>
         <w:t xml:space="preserve">. When a data warehouse schema is updated, the system automatically re-runs stored queries and flags failures, transforming institutional memory into a living test suite</w:t>
       </w:r>
-      <w:r>
-        <w:t xml:space="preserve"> </w:t>
-      </w:r>
-      <w:r>
-        <w:t xml:space="preserve">(</w:t>
-      </w:r>
       <w:hyperlink w:anchor="ref-betha2023">
         <w:r>
           <w:rPr>
             <w:rStyle w:val="Hyperlink"/>
+            <w:vertAlign w:val="superscript"/>
           </w:rPr>
           <w:t xml:space="preserve">59</w:t>
         </w:r>
       </w:hyperlink>
       <w:r>
+        <w:rPr>
+          <w:vertAlign w:val="superscript"/>
+        </w:rPr>
         <w:t xml:space="preserve">,</w:t>
       </w:r>
       <w:hyperlink w:anchor="ref-kottam2025">
         <w:r>
           <w:rPr>
             <w:rStyle w:val="Hyperlink"/>
+            <w:vertAlign w:val="superscript"/>
           </w:rPr>
           <w:t xml:space="preserve">60</w:t>
         </w:r>
       </w:hyperlink>
-      <w:r>
-        <w:t xml:space="preserve">)</w:t>
-      </w:r>
       <w:r>
         <w:t xml:space="preserve">.</w:t>
       </w:r>
@@ -4542,24 +4065,16 @@
       <w:r>
         <w:t xml:space="preserve">“Standard Work”</w:t>
       </w:r>
-      <w:r>
-        <w:t xml:space="preserve"> </w:t>
-      </w:r>
-      <w:r>
-        <w:t xml:space="preserve">(</w:t>
-      </w:r>
       <w:hyperlink w:anchor="ref-alukal2006">
         <w:r>
           <w:rPr>
             <w:rStyle w:val="Hyperlink"/>
+            <w:vertAlign w:val="superscript"/>
           </w:rPr>
           <w:t xml:space="preserve">61</w:t>
         </w:r>
       </w:hyperlink>
       <w:r>
-        <w:t xml:space="preserve">)</w:t>
-      </w:r>
-      <w:r>
         <w:t xml:space="preserve">. In this framing, validation is not the establishment of</w:t>
       </w:r>
       <w:r>
@@ -4591,23 +4106,15 @@
       <w:r>
         <w:t xml:space="preserve">. Each time an analyst validates a query triple, they record the best available understanding of how a business question maps to a data operation at that moment in time. The validation is time-stamped and contextual, not permanent. Critically, as Alukal and Manos</w:t>
       </w:r>
-      <w:r>
-        <w:t xml:space="preserve"> </w:t>
-      </w:r>
-      <w:r>
-        <w:t xml:space="preserve">(</w:t>
-      </w:r>
       <w:hyperlink w:anchor="ref-alukal2006">
         <w:r>
           <w:rPr>
             <w:rStyle w:val="Hyperlink"/>
+            <w:vertAlign w:val="superscript"/>
           </w:rPr>
           <w:t xml:space="preserve">61</w:t>
         </w:r>
       </w:hyperlink>
-      <w:r>
-        <w:t xml:space="preserve">)</w:t>
-      </w:r>
       <w:r>
         <w:t xml:space="preserve"> </w:t>
       </w:r>
@@ -4632,24 +4139,16 @@
         </w:rPr>
         <w:t xml:space="preserve">Knowledge Ratchet</w:t>
       </w:r>
-      <w:r>
-        <w:t xml:space="preserve"> </w:t>
-      </w:r>
-      <w:r>
-        <w:t xml:space="preserve">(</w:t>
-      </w:r>
       <w:hyperlink w:anchor="ref-rao2006">
         <w:r>
           <w:rPr>
             <w:rStyle w:val="Hyperlink"/>
+            <w:vertAlign w:val="superscript"/>
           </w:rPr>
           <w:t xml:space="preserve">11</w:t>
         </w:r>
       </w:hyperlink>
       <w:r>
-        <w:t xml:space="preserve">)</w:t>
-      </w:r>
-      <w:r>
         <w:t xml:space="preserve">. Each validated triple prevents regression below the last confirmed state. Even if a subsequent validator is less experienced than their predecessor, the organization cannot slide below the previously validated standard. The analogy to version control is instructive: each commit in a software repository preserves a known-good state, and future contributors can build upon it even if they occasionally introduce errors. The ratchet does not guarantee forward progress, but it does prevent catastrophic backsliding, which is the central failure mode of institutional amnesia.</w:t>
       </w:r>
     </w:p>
@@ -4672,24 +4171,16 @@
       <w:r>
         <w:t xml:space="preserve">definitions for its analytics metrics</w:t>
       </w:r>
-      <w:r>
-        <w:t xml:space="preserve"> </w:t>
-      </w:r>
-      <w:r>
-        <w:t xml:space="preserve">(</w:t>
-      </w:r>
       <w:hyperlink w:anchor="ref-himss2025ucdavis">
         <w:r>
           <w:rPr>
             <w:rStyle w:val="Hyperlink"/>
+            <w:vertAlign w:val="superscript"/>
           </w:rPr>
           <w:t xml:space="preserve">62</w:t>
         </w:r>
       </w:hyperlink>
       <w:r>
-        <w:t xml:space="preserve">)</w:t>
-      </w:r>
-      <w:r>
         <w:t xml:space="preserve">. Those codified standards survived staff turnover precisely because they existed as organizational artifacts rather than as knowledge held solely by the individuals who created them. The HITL-KG validated query library serves an analogous function: it encodes analytical decisions into durable, retrievable structures that persist independent of any single analyst’s tenure.</w:t>
       </w:r>
     </w:p>
@@ -4708,35 +4199,31 @@
       <w:r>
         <w:t xml:space="preserve">We propose a provisional three-tier governance model, informed by risk-stratified AI oversight frameworks</w:t>
       </w:r>
-      <w:r>
-        <w:t xml:space="preserve"> </w:t>
-      </w:r>
-      <w:r>
-        <w:t xml:space="preserve">(</w:t>
-      </w:r>
       <w:hyperlink w:anchor="ref-kumar2025caos">
         <w:r>
           <w:rPr>
             <w:rStyle w:val="Hyperlink"/>
+            <w:vertAlign w:val="superscript"/>
           </w:rPr>
           <w:t xml:space="preserve">63</w:t>
         </w:r>
       </w:hyperlink>
       <w:r>
+        <w:rPr>
+          <w:vertAlign w:val="superscript"/>
+        </w:rPr>
         <w:t xml:space="preserve">,</w:t>
       </w:r>
       <w:hyperlink w:anchor="ref-labkoff2024">
         <w:r>
           <w:rPr>
             <w:rStyle w:val="Hyperlink"/>
+            <w:vertAlign w:val="superscript"/>
           </w:rPr>
           <w:t xml:space="preserve">64</w:t>
         </w:r>
       </w:hyperlink>
       <w:r>
-        <w:t xml:space="preserve">)</w:t>
-      </w:r>
-      <w:r>
         <w:t xml:space="preserve">, to degrade gracefully when expertise is scarce.</w:t>
       </w:r>
       <w:r>
@@ -4798,35 +4285,31 @@
       <w:r>
         <w:t xml:space="preserve">At the organizational level, governance requirements include defining who can validate queries (domain expertise thresholds), establishing review workflows for high-stakes queries, managing query versioning as schemas evolve, and implementing retrieval policies. Drawing on established master data governance practice</w:t>
       </w:r>
-      <w:r>
-        <w:t xml:space="preserve"> </w:t>
-      </w:r>
-      <w:r>
-        <w:t xml:space="preserve">(</w:t>
-      </w:r>
       <w:hyperlink w:anchor="ref-loshin2010">
         <w:r>
           <w:rPr>
             <w:rStyle w:val="Hyperlink"/>
+            <w:vertAlign w:val="superscript"/>
           </w:rPr>
           <w:t xml:space="preserve">65</w:t>
         </w:r>
       </w:hyperlink>
       <w:r>
+        <w:rPr>
+          <w:vertAlign w:val="superscript"/>
+        </w:rPr>
         <w:t xml:space="preserve">,</w:t>
       </w:r>
       <w:hyperlink w:anchor="ref-kalyanasundaram2025">
         <w:r>
           <w:rPr>
             <w:rStyle w:val="Hyperlink"/>
+            <w:vertAlign w:val="superscript"/>
           </w:rPr>
           <w:t xml:space="preserve">66</w:t>
         </w:r>
       </w:hyperlink>
       <w:r>
-        <w:t xml:space="preserve">)</w:t>
-      </w:r>
-      <w:r>
         <w:t xml:space="preserve">, organizations can designate specific validated triples as</w:t>
       </w:r>
       <w:r>
@@ -4841,23 +4324,15 @@
       <w:r>
         <w:t xml:space="preserve">certified by a governance committee as the authoritative source of truth for key metrics. While many users can create and validate queries, only these certified triples serve as official standards, mitigating Shadow IT risks</w:t>
       </w:r>
-      <w:r>
-        <w:t xml:space="preserve"> </w:t>
-      </w:r>
-      <w:r>
-        <w:t xml:space="preserve">(</w:t>
-      </w:r>
       <w:hyperlink w:anchor="ref-zimmermann2017">
         <w:r>
           <w:rPr>
             <w:rStyle w:val="Hyperlink"/>
+            <w:vertAlign w:val="superscript"/>
           </w:rPr>
           <w:t xml:space="preserve">67</w:t>
         </w:r>
       </w:hyperlink>
-      <w:r>
-        <w:t xml:space="preserve">)</w:t>
-      </w:r>
       <w:r>
         <w:t xml:space="preserve"> </w:t>
       </w:r>
@@ -4931,24 +4406,16 @@
         </w:rPr>
         <w:t xml:space="preserve">Cognitive Forcing Functions</w:t>
       </w:r>
-      <w:r>
-        <w:t xml:space="preserve"> </w:t>
-      </w:r>
-      <w:r>
-        <w:t xml:space="preserve">(</w:t>
-      </w:r>
       <w:hyperlink w:anchor="ref-ziletti2024">
         <w:r>
           <w:rPr>
             <w:rStyle w:val="Hyperlink"/>
+            <w:vertAlign w:val="superscript"/>
           </w:rPr>
           <w:t xml:space="preserve">29</w:t>
         </w:r>
       </w:hyperlink>
       <w:r>
-        <w:t xml:space="preserve">)</w:t>
-      </w:r>
-      <w:r>
         <w:t xml:space="preserve">, a design pattern borrowed from clinical decision-making and safety engineering. By requiring the AI to explain its reasoning</w:t>
       </w:r>
       <w:r>
@@ -4967,23 +4434,15 @@
       <w:r>
         <w:t xml:space="preserve">presenting results, the architecture forces the human validator into System 2 (analytical, deliberate) thinking rather than allowing System 1 (fast, heuristic) acceptance of superficially plausible output. User studies confirm the practical benefit: structured explanation reduces error recovery time by 30 to 40 seconds compared to unstructured output review</w:t>
       </w:r>
-      <w:r>
-        <w:t xml:space="preserve"> </w:t>
-      </w:r>
-      <w:r>
-        <w:t xml:space="preserve">(</w:t>
-      </w:r>
       <w:hyperlink w:anchor="ref-ipeirotis2025">
         <w:r>
           <w:rPr>
             <w:rStyle w:val="Hyperlink"/>
+            <w:vertAlign w:val="superscript"/>
           </w:rPr>
           <w:t xml:space="preserve">68</w:t>
         </w:r>
       </w:hyperlink>
-      <w:r>
-        <w:t xml:space="preserve">)</w:t>
-      </w:r>
       <w:r>
         <w:t xml:space="preserve">.</w:t>
       </w:r>
@@ -5034,66 +4493,58 @@
       <w:r>
         <w:t xml:space="preserve">Failed standardization approaches (e.g., IBM Watson Health</w:t>
       </w:r>
-      <w:r>
-        <w:t xml:space="preserve"> </w:t>
-      </w:r>
-      <w:r>
-        <w:t xml:space="preserve">(</w:t>
-      </w:r>
       <w:hyperlink w:anchor="ref-ibm2022">
         <w:r>
           <w:rPr>
             <w:rStyle w:val="Hyperlink"/>
+            <w:vertAlign w:val="superscript"/>
           </w:rPr>
           <w:t xml:space="preserve">69</w:t>
         </w:r>
       </w:hyperlink>
       <w:r>
+        <w:rPr>
+          <w:vertAlign w:val="superscript"/>
+        </w:rPr>
         <w:t xml:space="preserve">,</w:t>
       </w:r>
       <w:hyperlink w:anchor="ref-strickland2019">
         <w:r>
           <w:rPr>
             <w:rStyle w:val="Hyperlink"/>
+            <w:vertAlign w:val="superscript"/>
           </w:rPr>
           <w:t xml:space="preserve">70</w:t>
         </w:r>
       </w:hyperlink>
       <w:r>
-        <w:t xml:space="preserve">)</w:t>
-      </w:r>
-      <w:r>
         <w:t xml:space="preserve">, Haven</w:t>
       </w:r>
-      <w:r>
-        <w:t xml:space="preserve"> </w:t>
-      </w:r>
-      <w:r>
-        <w:t xml:space="preserve">(</w:t>
-      </w:r>
       <w:hyperlink w:anchor="ref-lavito2021">
         <w:r>
           <w:rPr>
             <w:rStyle w:val="Hyperlink"/>
+            <w:vertAlign w:val="superscript"/>
           </w:rPr>
           <w:t xml:space="preserve">71</w:t>
         </w:r>
       </w:hyperlink>
       <w:r>
+        <w:rPr>
+          <w:vertAlign w:val="superscript"/>
+        </w:rPr>
         <w:t xml:space="preserve">,</w:t>
       </w:r>
       <w:hyperlink w:anchor="ref-acchiardo2021">
         <w:r>
           <w:rPr>
             <w:rStyle w:val="Hyperlink"/>
+            <w:vertAlign w:val="superscript"/>
           </w:rPr>
           <w:t xml:space="preserve">72</w:t>
         </w:r>
       </w:hyperlink>
       <w:r>
-        <w:t xml:space="preserve">)</w:t>
-      </w:r>
-      <w:r>
         <w:t xml:space="preserve">) demonstrate that centralized models fail clinical reality. Metadata uncertainties and</w:t>
       </w:r>
       <w:r>
@@ -5108,34 +4559,30 @@
       <w:r>
         <w:t xml:space="preserve">institution-specific business logic require localized solutions</w:t>
       </w:r>
-      <w:r>
-        <w:t xml:space="preserve"> </w:t>
-      </w:r>
-      <w:r>
-        <w:t xml:space="preserve">(</w:t>
-      </w:r>
       <w:hyperlink w:anchor="ref-gal2019">
         <w:r>
           <w:rPr>
             <w:rStyle w:val="Hyperlink"/>
+            <w:vertAlign w:val="superscript"/>
           </w:rPr>
           <w:t xml:space="preserve">2</w:t>
         </w:r>
       </w:hyperlink>
       <w:r>
+        <w:rPr>
+          <w:vertAlign w:val="superscript"/>
+        </w:rPr>
         <w:t xml:space="preserve">,</w:t>
       </w:r>
       <w:hyperlink w:anchor="ref-yang2020">
         <w:r>
           <w:rPr>
             <w:rStyle w:val="Hyperlink"/>
+            <w:vertAlign w:val="superscript"/>
           </w:rPr>
           <w:t xml:space="preserve">73</w:t>
         </w:r>
       </w:hyperlink>
-      <w:r>
-        <w:t xml:space="preserve">)</w:t>
-      </w:r>
       <w:r>
         <w:t xml:space="preserve">. HITL-KG addresses this by capturing</w:t>
       </w:r>
@@ -5528,13 +4975,14 @@
         <w:t xml:space="preserve"> </w:t>
       </w:r>
       <w:r>
+        <w:rPr>
+          <w:i/>
+          <w:iCs/>
+        </w:rPr>
         <w:t xml:space="preserve">Analytics maturity assessment model (AMAM) global report. Healthcare Information and Management Systems Society</w:t>
       </w:r>
       <w:r>
-        <w:t xml:space="preserve"> </w:t>
-      </w:r>
-      <w:r>
-        <w:t xml:space="preserve">[Internet].</w:t>
+        <w:t xml:space="preserve">.</w:t>
       </w:r>
       <w:r>
         <w:t xml:space="preserve"> </w:t>
@@ -5546,7 +4994,7 @@
         <w:t xml:space="preserve"> </w:t>
       </w:r>
       <w:r>
-        <w:t xml:space="preserve">Analytics; 2024. Available from:</w:t>
+        <w:t xml:space="preserve">Analytics; 2024.</w:t>
       </w:r>
       <w:r>
         <w:t xml:space="preserve"> </w:t>
@@ -5585,7 +5033,20 @@
         <w:t xml:space="preserve">Data Standardization</w:t>
       </w:r>
       <w:r>
-        <w:t xml:space="preserve">. NYU Law Review [Internet]. 2019;94(4):737–70. Available from:</w:t>
+        <w:t xml:space="preserve">.</w:t>
+      </w:r>
+      <w:r>
+        <w:t xml:space="preserve"> </w:t>
+      </w:r>
+      <w:r>
+        <w:rPr>
+          <w:i/>
+          <w:iCs/>
+        </w:rPr>
+        <w:t xml:space="preserve">NYU Law Review</w:t>
+      </w:r>
+      <w:r>
+        <w:t xml:space="preserve">. 2019;94(4):737-770.</w:t>
       </w:r>
       <w:r>
         <w:t xml:space="preserve"> </w:t>
@@ -5624,10 +5085,20 @@
         <w:t xml:space="preserve">The challenges and opportunities of continuous data quality improvement for healthcare administration data</w:t>
       </w:r>
       <w:r>
-        <w:t xml:space="preserve">. JAMIA Open. 2024;7(2):ooae042.</w:t>
-      </w:r>
-      <w:r>
-        <w:t xml:space="preserve"> </w:t>
+        <w:t xml:space="preserve">.</w:t>
+      </w:r>
+      <w:r>
+        <w:t xml:space="preserve"> </w:t>
+      </w:r>
+      <w:r>
+        <w:rPr>
+          <w:i/>
+          <w:iCs/>
+        </w:rPr>
+        <w:t xml:space="preserve">JAMIA Open</w:t>
+      </w:r>
+      <w:r>
+        <w:t xml:space="preserve">. 2024;7(2):ooae042.</w:t>
       </w:r>
     </w:p>
     <w:bookmarkEnd w:id="45"/>
@@ -5646,7 +5117,20 @@
         <w:t xml:space="preserve">	</w:t>
       </w:r>
       <w:r>
-        <w:t xml:space="preserve">Hong JH. When does employee turnover matter? Organizational memory in federal IT. Journal of Public Administration Research and Theory [Internet]. 2025; Available from:</w:t>
+        <w:t xml:space="preserve">Hong JH. When does employee turnover matter? Organizational memory in federal IT.</w:t>
+      </w:r>
+      <w:r>
+        <w:t xml:space="preserve"> </w:t>
+      </w:r>
+      <w:r>
+        <w:rPr>
+          <w:i/>
+          <w:iCs/>
+        </w:rPr>
+        <w:t xml:space="preserve">Journal of Public Administration Research and Theory</w:t>
+      </w:r>
+      <w:r>
+        <w:t xml:space="preserve">. Published online 2025.</w:t>
       </w:r>
       <w:r>
         <w:t xml:space="preserve"> </w:t>
@@ -5682,13 +5166,14 @@
         <w:t xml:space="preserve"> </w:t>
       </w:r>
       <w:r>
+        <w:rPr>
+          <w:i/>
+          <w:iCs/>
+        </w:rPr>
         <w:t xml:space="preserve">CIO Insights: The State of Healthcare IT Leadership</w:t>
       </w:r>
       <w:r>
-        <w:t xml:space="preserve"> </w:t>
-      </w:r>
-      <w:r>
-        <w:t xml:space="preserve">[Internet]. WittKieffer; 2024. Available from:</w:t>
+        <w:t xml:space="preserve">. WittKieffer; 2024.</w:t>
       </w:r>
       <w:r>
         <w:t xml:space="preserve"> </w:t>
@@ -5724,13 +5209,14 @@
         <w:t xml:space="preserve"> </w:t>
       </w:r>
       <w:r>
+        <w:rPr>
+          <w:i/>
+          <w:iCs/>
+        </w:rPr>
         <w:t xml:space="preserve">The Future of Workforce</w:t>
       </w:r>
       <w:r>
-        <w:t xml:space="preserve"> </w:t>
-      </w:r>
-      <w:r>
-        <w:t xml:space="preserve">[Internet]. Healthcare Information; Management Systems Society; 2024. Available from:</w:t>
+        <w:t xml:space="preserve">. Healthcare Information; Management Systems Society; 2024.</w:t>
       </w:r>
       <w:r>
         <w:t xml:space="preserve"> </w:t>
@@ -5769,17 +5255,27 @@
         <w:t xml:space="preserve">Public health informatics specialists in state and local public health workforce: Insights from public health workforce interests and needs survey</w:t>
       </w:r>
       <w:r>
-        <w:t xml:space="preserve">. Journal of Public Health Management and Practice [Internet]. 2025; Available from:</w:t>
-      </w:r>
-      <w:r>
-        <w:t xml:space="preserve"> </w:t>
+        <w:t xml:space="preserve">.</w:t>
+      </w:r>
+      <w:r>
+        <w:t xml:space="preserve"> </w:t>
+      </w:r>
+      <w:r>
+        <w:rPr>
+          <w:i/>
+          <w:iCs/>
+        </w:rPr>
+        <w:t xml:space="preserve">Journal of Public Health Management and Practice</w:t>
+      </w:r>
+      <w:r>
+        <w:t xml:space="preserve">. Published online 2025. doi:</w:t>
       </w:r>
       <w:hyperlink r:id="rId52">
         <w:r>
           <w:rPr>
             <w:rStyle w:val="Hyperlink"/>
           </w:rPr>
-          <w:t xml:space="preserve">https://academic.oup.com/jpubhealth</w:t>
+          <w:t xml:space="preserve">10.1097/PHH.0000000000001234</w:t>
         </w:r>
       </w:hyperlink>
     </w:p>
@@ -5805,13 +5301,14 @@
         <w:t xml:space="preserve"> </w:t>
       </w:r>
       <w:r>
+        <w:rPr>
+          <w:i/>
+          <w:iCs/>
+        </w:rPr>
         <w:t xml:space="preserve">Health information workforce survey report</w:t>
       </w:r>
       <w:r>
-        <w:t xml:space="preserve"> </w:t>
-      </w:r>
-      <w:r>
-        <w:t xml:space="preserve">[Internet]. American Health Information Management Association &amp;</w:t>
+        <w:t xml:space="preserve">. American Health Information Management Association &amp;</w:t>
       </w:r>
       <w:r>
         <w:t xml:space="preserve"> </w:t>
@@ -5823,7 +5320,7 @@
         <w:t xml:space="preserve"> </w:t>
       </w:r>
       <w:r>
-        <w:t xml:space="preserve">at the University of Chicago; 2023. Available from:</w:t>
+        <w:t xml:space="preserve">at the University of Chicago; 2023.</w:t>
       </w:r>
       <w:r>
         <w:t xml:space="preserve"> </w:t>
@@ -5862,17 +5359,27 @@
         <w:t xml:space="preserve">Big data analytics: Understanding its capabilities and potential benefits for healthcare organizations</w:t>
       </w:r>
       <w:r>
-        <w:t xml:space="preserve">. Technological Forecasting and Social Change [Internet]. 2018;126:3–13. Available from:</w:t>
-      </w:r>
-      <w:r>
-        <w:t xml:space="preserve"> </w:t>
+        <w:t xml:space="preserve">.</w:t>
+      </w:r>
+      <w:r>
+        <w:t xml:space="preserve"> </w:t>
+      </w:r>
+      <w:r>
+        <w:rPr>
+          <w:i/>
+          <w:iCs/>
+        </w:rPr>
+        <w:t xml:space="preserve">Technological Forecasting and Social Change</w:t>
+      </w:r>
+      <w:r>
+        <w:t xml:space="preserve">. 2018;126:3-13. doi:</w:t>
       </w:r>
       <w:hyperlink r:id="rId56">
         <w:r>
           <w:rPr>
             <w:rStyle w:val="Hyperlink"/>
           </w:rPr>
-          <w:t xml:space="preserve">https://www.sciencedirect.com/science/article/abs/pii/S0040162516000500</w:t>
+          <w:t xml:space="preserve">10.1016/j.techfore.2015.12.019</w:t>
         </w:r>
       </w:hyperlink>
     </w:p>
@@ -5901,17 +5408,27 @@
         <w:t xml:space="preserve">Text-to-SQL generation for question answering on electronic medical records</w:t>
       </w:r>
       <w:r>
-        <w:t xml:space="preserve">. In: Proceedings of the web conference 2020 [Internet]. 2020. Available from:</w:t>
-      </w:r>
-      <w:r>
-        <w:t xml:space="preserve"> </w:t>
+        <w:t xml:space="preserve">. In:</w:t>
+      </w:r>
+      <w:r>
+        <w:t xml:space="preserve"> </w:t>
+      </w:r>
+      <w:r>
+        <w:rPr>
+          <w:i/>
+          <w:iCs/>
+        </w:rPr>
+        <w:t xml:space="preserve">Proceedings of the Web Conference 2020</w:t>
+      </w:r>
+      <w:r>
+        <w:t xml:space="preserve">. 2020. doi:</w:t>
       </w:r>
       <w:hyperlink r:id="rId58">
         <w:r>
           <w:rPr>
             <w:rStyle w:val="Hyperlink"/>
           </w:rPr>
-          <w:t xml:space="preserve">https://arxiv.org/abs/1908.01839</w:t>
+          <w:t xml:space="preserve">10.1145/3366423.3380120</w:t>
         </w:r>
       </w:hyperlink>
     </w:p>
@@ -5931,7 +5448,20 @@
         <w:t xml:space="preserve">	</w:t>
       </w:r>
       <w:r>
-        <w:t xml:space="preserve">Rao RD, Argote L. Organizational learning and forgetting: The effects of turnover and structure. European Management Review [Internet]. 2006;3(2):77–85. Available from:</w:t>
+        <w:t xml:space="preserve">Rao RD, Argote L. Organizational learning and forgetting: The effects of turnover and structure.</w:t>
+      </w:r>
+      <w:r>
+        <w:t xml:space="preserve"> </w:t>
+      </w:r>
+      <w:r>
+        <w:rPr>
+          <w:i/>
+          <w:iCs/>
+        </w:rPr>
+        <w:t xml:space="preserve">European Management Review</w:t>
+      </w:r>
+      <w:r>
+        <w:t xml:space="preserve">. 2006;3(2):77-85.</w:t>
       </w:r>
       <w:r>
         <w:t xml:space="preserve"> </w:t>
@@ -5970,17 +5500,24 @@
         <w:t xml:space="preserve">How can we effect culture change toward data-driven medicine?</w:t>
       </w:r>
       <w:r>
-        <w:t xml:space="preserve"> International Journal of Radiation Oncology, Biology, Physics [Internet]. 2016; Available from:</w:t>
-      </w:r>
-      <w:r>
-        <w:t xml:space="preserve"> </w:t>
+        <w:t xml:space="preserve"> </w:t>
+      </w:r>
+      <w:r>
+        <w:rPr>
+          <w:i/>
+          <w:iCs/>
+        </w:rPr>
+        <w:t xml:space="preserve">International Journal of Radiation Oncology, Biology, Physics</w:t>
+      </w:r>
+      <w:r>
+        <w:t xml:space="preserve">. Published online 2016. doi:</w:t>
       </w:r>
       <w:hyperlink r:id="rId62">
         <w:r>
           <w:rPr>
             <w:rStyle w:val="Hyperlink"/>
           </w:rPr>
-          <w:t xml:space="preserve">https://www.redjournal.org/article/S0360-3016(16)00260-1/fulltext</w:t>
+          <w:t xml:space="preserve">10.1016/j.ijrobp.2016.03.003</w:t>
         </w:r>
       </w:hyperlink>
     </w:p>
@@ -6009,17 +5546,27 @@
         <w:t xml:space="preserve">Establishing a health information workforce: Innovation for low- and middle-income countries</w:t>
       </w:r>
       <w:r>
-        <w:t xml:space="preserve">. Human Resources for Health [Internet]. 2013; Available from:</w:t>
-      </w:r>
-      <w:r>
-        <w:t xml:space="preserve"> </w:t>
+        <w:t xml:space="preserve">.</w:t>
+      </w:r>
+      <w:r>
+        <w:t xml:space="preserve"> </w:t>
+      </w:r>
+      <w:r>
+        <w:rPr>
+          <w:i/>
+          <w:iCs/>
+        </w:rPr>
+        <w:t xml:space="preserve">Human Resources for Health</w:t>
+      </w:r>
+      <w:r>
+        <w:t xml:space="preserve">. Published online 2013. doi:</w:t>
       </w:r>
       <w:hyperlink r:id="rId64">
         <w:r>
           <w:rPr>
             <w:rStyle w:val="Hyperlink"/>
           </w:rPr>
-          <w:t xml:space="preserve">https://human-resources-health.biomedcentral.com/articles/10.1186/1478-4491-11-35</w:t>
+          <w:t xml:space="preserve">10.1186/1478-4491-11-35</w:t>
         </w:r>
       </w:hyperlink>
     </w:p>
@@ -6048,17 +5595,27 @@
         <w:t xml:space="preserve">Recommendations of the International Medical Informatics Association (IMIA) on education in biomedical and health informatics: First revision</w:t>
       </w:r>
       <w:r>
-        <w:t xml:space="preserve">. Methods of Information in Medicine [Internet]. 2010; Available from:</w:t>
-      </w:r>
-      <w:r>
-        <w:t xml:space="preserve"> </w:t>
+        <w:t xml:space="preserve">.</w:t>
+      </w:r>
+      <w:r>
+        <w:t xml:space="preserve"> </w:t>
+      </w:r>
+      <w:r>
+        <w:rPr>
+          <w:i/>
+          <w:iCs/>
+        </w:rPr>
+        <w:t xml:space="preserve">Methods of Information in Medicine</w:t>
+      </w:r>
+      <w:r>
+        <w:t xml:space="preserve">. Published online 2010. doi:</w:t>
       </w:r>
       <w:hyperlink r:id="rId66">
         <w:r>
           <w:rPr>
             <w:rStyle w:val="Hyperlink"/>
           </w:rPr>
-          <w:t xml:space="preserve">https://pubmed.ncbi.nlm.nih.gov/20054502/</w:t>
+          <w:t xml:space="preserve">10.3414/ME5119</w:t>
         </w:r>
       </w:hyperlink>
     </w:p>
@@ -6093,41 +5650,77 @@
         <w:t xml:space="preserve"> </w:t>
       </w:r>
       <w:r>
+        <w:rPr>
+          <w:i/>
+          <w:iCs/>
+        </w:rPr>
         <w:t xml:space="preserve">ACM</w:t>
       </w:r>
       <w:r>
-        <w:t xml:space="preserve"> </w:t>
-      </w:r>
-      <w:r>
+        <w:rPr>
+          <w:i/>
+          <w:iCs/>
+        </w:rPr>
+        <w:t xml:space="preserve"> </w:t>
+      </w:r>
+      <w:r>
+        <w:rPr>
+          <w:i/>
+          <w:iCs/>
+        </w:rPr>
         <w:t xml:space="preserve">SIGMIS</w:t>
       </w:r>
       <w:r>
-        <w:t xml:space="preserve"> </w:t>
-      </w:r>
-      <w:r>
+        <w:rPr>
+          <w:i/>
+          <w:iCs/>
+        </w:rPr>
+        <w:t xml:space="preserve"> </w:t>
+      </w:r>
+      <w:r>
+        <w:rPr>
+          <w:i/>
+          <w:iCs/>
+        </w:rPr>
         <w:t xml:space="preserve">Database: The</w:t>
       </w:r>
       <w:r>
-        <w:t xml:space="preserve"> </w:t>
-      </w:r>
-      <w:r>
+        <w:rPr>
+          <w:i/>
+          <w:iCs/>
+        </w:rPr>
+        <w:t xml:space="preserve"> </w:t>
+      </w:r>
+      <w:r>
+        <w:rPr>
+          <w:i/>
+          <w:iCs/>
+        </w:rPr>
         <w:t xml:space="preserve">DATABASE</w:t>
       </w:r>
       <w:r>
-        <w:t xml:space="preserve"> </w:t>
-      </w:r>
-      <w:r>
-        <w:t xml:space="preserve">for Advances in Information Systems [Internet]. 2004; Available from:</w:t>
-      </w:r>
-      <w:r>
-        <w:t xml:space="preserve"> </w:t>
+        <w:rPr>
+          <w:i/>
+          <w:iCs/>
+        </w:rPr>
+        <w:t xml:space="preserve"> </w:t>
+      </w:r>
+      <w:r>
+        <w:rPr>
+          <w:i/>
+          <w:iCs/>
+        </w:rPr>
+        <w:t xml:space="preserve">for Advances in Information Systems</w:t>
+      </w:r>
+      <w:r>
+        <w:t xml:space="preserve">. Published online 2004. doi:</w:t>
       </w:r>
       <w:hyperlink r:id="rId68">
         <w:r>
           <w:rPr>
             <w:rStyle w:val="Hyperlink"/>
           </w:rPr>
-          <w:t xml:space="preserve">https://dl.acm.org/doi/10.1145/1017114.1017118</w:t>
+          <w:t xml:space="preserve">10.1145/1017114.1017118</w:t>
         </w:r>
       </w:hyperlink>
     </w:p>
@@ -6168,17 +5761,27 @@
         <w:t xml:space="preserve">model operationalization</w:t>
       </w:r>
       <w:r>
-        <w:t xml:space="preserve">. Frontiers in Psychology [Internet]. 2019; Available from:</w:t>
-      </w:r>
-      <w:r>
-        <w:t xml:space="preserve"> </w:t>
+        <w:t xml:space="preserve">.</w:t>
+      </w:r>
+      <w:r>
+        <w:t xml:space="preserve"> </w:t>
+      </w:r>
+      <w:r>
+        <w:rPr>
+          <w:i/>
+          <w:iCs/>
+        </w:rPr>
+        <w:t xml:space="preserve">Frontiers in Psychology</w:t>
+      </w:r>
+      <w:r>
+        <w:t xml:space="preserve">. Published online 2019. doi:</w:t>
       </w:r>
       <w:hyperlink r:id="rId70">
         <w:r>
           <w:rPr>
             <w:rStyle w:val="Hyperlink"/>
           </w:rPr>
-          <w:t xml:space="preserve">https://www.frontiersin.org/articles/10.3389/fpsyg.2019.02730</w:t>
+          <w:t xml:space="preserve">10.3389/fpsyg.2019.02730</w:t>
         </w:r>
       </w:hyperlink>
     </w:p>
@@ -6213,10 +5816,7 @@
         <w:t xml:space="preserve">Checklist. Flinders University</w:t>
       </w:r>
       <w:r>
-        <w:t xml:space="preserve"> </w:t>
-      </w:r>
-      <w:r>
-        <w:t xml:space="preserve">[Internet]. 2010. Available from:</w:t>
+        <w:t xml:space="preserve">. Published online 2010.</w:t>
       </w:r>
       <w:r>
         <w:t xml:space="preserve"> </w:t>
@@ -6255,17 +5855,27 @@
         <w:t xml:space="preserve">Tacit knowledge transfer and the knowledge disconnect</w:t>
       </w:r>
       <w:r>
-        <w:t xml:space="preserve">. Journal of Knowledge Management [Internet]. 2006; Available from:</w:t>
-      </w:r>
-      <w:r>
-        <w:t xml:space="preserve"> </w:t>
+        <w:t xml:space="preserve">.</w:t>
+      </w:r>
+      <w:r>
+        <w:t xml:space="preserve"> </w:t>
+      </w:r>
+      <w:r>
+        <w:rPr>
+          <w:i/>
+          <w:iCs/>
+        </w:rPr>
+        <w:t xml:space="preserve">Journal of Knowledge Management</w:t>
+      </w:r>
+      <w:r>
+        <w:t xml:space="preserve">. Published online 2006. doi:</w:t>
       </w:r>
       <w:hyperlink r:id="rId74">
         <w:r>
           <w:rPr>
             <w:rStyle w:val="Hyperlink"/>
           </w:rPr>
-          <w:t xml:space="preserve">https://www.emerald.com/insight/content/doi/10.1108/13673270610650067/full/html</w:t>
+          <w:t xml:space="preserve">10.1108/13673270610650067</w:t>
         </w:r>
       </w:hyperlink>
     </w:p>
@@ -6291,13 +5901,14 @@
         <w:t xml:space="preserve"> </w:t>
       </w:r>
       <w:r>
+        <w:rPr>
+          <w:i/>
+          <w:iCs/>
+        </w:rPr>
         <w:t xml:space="preserve">2025 National Health Care Retention &amp; RN Staffing Report</w:t>
       </w:r>
       <w:r>
-        <w:t xml:space="preserve"> </w:t>
-      </w:r>
-      <w:r>
-        <w:t xml:space="preserve">[Internet]. NSI Nursing Solutions; 2024. Available from:</w:t>
+        <w:t xml:space="preserve">. NSI Nursing Solutions; 2024.</w:t>
       </w:r>
       <w:r>
         <w:t xml:space="preserve"> </w:t>
@@ -6333,25 +5944,42 @@
         <w:t xml:space="preserve"> </w:t>
       </w:r>
       <w:r>
+        <w:rPr>
+          <w:i/>
+          <w:iCs/>
+        </w:rPr>
         <w:t xml:space="preserve">Exploring the potential of an</w:t>
       </w:r>
       <w:r>
-        <w:t xml:space="preserve"> </w:t>
-      </w:r>
-      <w:r>
+        <w:rPr>
+          <w:i/>
+          <w:iCs/>
+        </w:rPr>
+        <w:t xml:space="preserve"> </w:t>
+      </w:r>
+      <w:r>
+        <w:rPr>
+          <w:i/>
+          <w:iCs/>
+        </w:rPr>
         <w:t xml:space="preserve">IT</w:t>
       </w:r>
       <w:r>
-        <w:t xml:space="preserve"> </w:t>
-      </w:r>
-      <w:r>
+        <w:rPr>
+          <w:i/>
+          <w:iCs/>
+        </w:rPr>
+        <w:t xml:space="preserve"> </w:t>
+      </w:r>
+      <w:r>
+        <w:rPr>
+          <w:i/>
+          <w:iCs/>
+        </w:rPr>
         <w:t xml:space="preserve">capability in its bootstrap phase from a task driven onboarding perspective: Insights toward information infrastructure in healthcare</w:t>
       </w:r>
       <w:r>
-        <w:t xml:space="preserve"> </w:t>
-      </w:r>
-      <w:r>
-        <w:t xml:space="preserve">[Internet] [Master’s thesis]. 2022. Available from:</w:t>
+        <w:t xml:space="preserve">. Master’s thesis. 2022.</w:t>
       </w:r>
       <w:r>
         <w:t xml:space="preserve"> </w:t>
@@ -6390,17 +6018,27 @@
         <w:t xml:space="preserve">Worldwide prevalence and associated factors of nursing staff turnover: A systematic review and meta-analysis</w:t>
       </w:r>
       <w:r>
-        <w:t xml:space="preserve">. Nursing Open [Internet]. 2024;11:e2097. Available from:</w:t>
-      </w:r>
-      <w:r>
-        <w:t xml:space="preserve"> </w:t>
+        <w:t xml:space="preserve">.</w:t>
+      </w:r>
+      <w:r>
+        <w:t xml:space="preserve"> </w:t>
+      </w:r>
+      <w:r>
+        <w:rPr>
+          <w:i/>
+          <w:iCs/>
+        </w:rPr>
+        <w:t xml:space="preserve">Nursing Open</w:t>
+      </w:r>
+      <w:r>
+        <w:t xml:space="preserve">. 2024;11:e2097. doi:</w:t>
       </w:r>
       <w:hyperlink r:id="rId80">
         <w:r>
           <w:rPr>
             <w:rStyle w:val="Hyperlink"/>
           </w:rPr>
-          <w:t xml:space="preserve">https://pmc.ncbi.nlm.nih.gov/articles/PMC10802134/</w:t>
+          <w:t xml:space="preserve">10.1002/nop2.2097</w:t>
         </w:r>
       </w:hyperlink>
     </w:p>
@@ -6429,17 +6067,27 @@
         <w:t xml:space="preserve">Global prevalence of nurse turnover rates: A meta-analysis of 21 studies from 14 countries</w:t>
       </w:r>
       <w:r>
-        <w:t xml:space="preserve">. Journal of Nursing Management [Internet]. 2024; Available from:</w:t>
-      </w:r>
-      <w:r>
-        <w:t xml:space="preserve"> </w:t>
+        <w:t xml:space="preserve">.</w:t>
+      </w:r>
+      <w:r>
+        <w:t xml:space="preserve"> </w:t>
+      </w:r>
+      <w:r>
+        <w:rPr>
+          <w:i/>
+          <w:iCs/>
+        </w:rPr>
+        <w:t xml:space="preserve">Journal of Nursing Management</w:t>
+      </w:r>
+      <w:r>
+        <w:t xml:space="preserve">. Published online 2024. doi:</w:t>
       </w:r>
       <w:hyperlink r:id="rId82">
         <w:r>
           <w:rPr>
             <w:rStyle w:val="Hyperlink"/>
           </w:rPr>
-          <w:t xml:space="preserve">https://pmc.ncbi.nlm.nih.gov/articles/PMC11919231/</w:t>
+          <w:t xml:space="preserve">10.1155/2024/5063998</w:t>
         </w:r>
       </w:hyperlink>
     </w:p>
@@ -6468,17 +6116,27 @@
         <w:t xml:space="preserve">Measuring the impact of knowledge loss: A longitudinal study</w:t>
       </w:r>
       <w:r>
-        <w:t xml:space="preserve">. Journal of Knowledge Management [Internet]. 2018; Available from:</w:t>
-      </w:r>
-      <w:r>
-        <w:t xml:space="preserve"> </w:t>
+        <w:t xml:space="preserve">.</w:t>
+      </w:r>
+      <w:r>
+        <w:t xml:space="preserve"> </w:t>
+      </w:r>
+      <w:r>
+        <w:rPr>
+          <w:i/>
+          <w:iCs/>
+        </w:rPr>
+        <w:t xml:space="preserve">Journal of Knowledge Management</w:t>
+      </w:r>
+      <w:r>
+        <w:t xml:space="preserve">. Published online 2018. doi:</w:t>
       </w:r>
       <w:hyperlink r:id="rId84">
         <w:r>
           <w:rPr>
             <w:rStyle w:val="Hyperlink"/>
           </w:rPr>
-          <w:t xml:space="preserve">https://doi.org/10.1108/JKM-08-2016-0338</w:t>
+          <w:t xml:space="preserve">10.1108/JKM-08-2016-0338</w:t>
         </w:r>
       </w:hyperlink>
     </w:p>
@@ -6525,17 +6183,27 @@
         <w:t xml:space="preserve">model and Ba theory</w:t>
       </w:r>
       <w:r>
-        <w:t xml:space="preserve">. Journal of Knowledge Management [Internet]. 2025; Available from:</w:t>
-      </w:r>
-      <w:r>
-        <w:t xml:space="preserve"> </w:t>
+        <w:t xml:space="preserve">.</w:t>
+      </w:r>
+      <w:r>
+        <w:t xml:space="preserve"> </w:t>
+      </w:r>
+      <w:r>
+        <w:rPr>
+          <w:i/>
+          <w:iCs/>
+        </w:rPr>
+        <w:t xml:space="preserve">Journal of Knowledge Management</w:t>
+      </w:r>
+      <w:r>
+        <w:t xml:space="preserve">. Published online 2025. doi:</w:t>
       </w:r>
       <w:hyperlink r:id="rId86">
         <w:r>
           <w:rPr>
             <w:rStyle w:val="Hyperlink"/>
           </w:rPr>
-          <w:t xml:space="preserve">https://www.emerald.com/insight/content/doi/10.1108/JKM-03-2024-0262/full/html</w:t>
+          <w:t xml:space="preserve">10.1108/JKM-03-2024-0262</w:t>
         </w:r>
       </w:hyperlink>
     </w:p>
@@ -6564,17 +6232,27 @@
         <w:t xml:space="preserve">Tacit knowledge, lessons learnt, and new product development</w:t>
       </w:r>
       <w:r>
-        <w:t xml:space="preserve">. Journal of Product Innovation Management [Internet]. 2011; Available from:</w:t>
-      </w:r>
-      <w:r>
-        <w:t xml:space="preserve"> </w:t>
+        <w:t xml:space="preserve">.</w:t>
+      </w:r>
+      <w:r>
+        <w:t xml:space="preserve"> </w:t>
+      </w:r>
+      <w:r>
+        <w:rPr>
+          <w:i/>
+          <w:iCs/>
+        </w:rPr>
+        <w:t xml:space="preserve">Journal of Product Innovation Management</w:t>
+      </w:r>
+      <w:r>
+        <w:t xml:space="preserve">. Published online 2011. doi:</w:t>
       </w:r>
       <w:hyperlink r:id="rId88">
         <w:r>
           <w:rPr>
             <w:rStyle w:val="Hyperlink"/>
           </w:rPr>
-          <w:t xml:space="preserve">https://onlinelibrary.wiley.com/doi/abs/10.1111/j.1540-5885.2010.00798.x</w:t>
+          <w:t xml:space="preserve">10.1111/j.1540-5885.2010.00798.x</w:t>
         </w:r>
       </w:hyperlink>
     </w:p>
@@ -6603,7 +6281,20 @@
         <w:t xml:space="preserve">ActiveNavigator: Toward real-time knowledge capture and feedback in active learning spaces</w:t>
       </w:r>
       <w:r>
-        <w:t xml:space="preserve">. International Journal of Engineering Education [Internet]. 2018;34(2):1–12. Available from:</w:t>
+        <w:t xml:space="preserve">.</w:t>
+      </w:r>
+      <w:r>
+        <w:t xml:space="preserve"> </w:t>
+      </w:r>
+      <w:r>
+        <w:rPr>
+          <w:i/>
+          <w:iCs/>
+        </w:rPr>
+        <w:t xml:space="preserve">International Journal of Engineering Education</w:t>
+      </w:r>
+      <w:r>
+        <w:t xml:space="preserve">. 2018;34(2):1-12.</w:t>
       </w:r>
       <w:r>
         <w:t xml:space="preserve"> </w:t>
@@ -6642,17 +6333,27 @@
         <w:t xml:space="preserve">The emerging knowledge governance approach: Challenges and characteristics</w:t>
       </w:r>
       <w:r>
-        <w:t xml:space="preserve">. Organization [Internet]. 2007;14(1):29–52. Available from:</w:t>
-      </w:r>
-      <w:r>
-        <w:t xml:space="preserve"> </w:t>
+        <w:t xml:space="preserve">.</w:t>
+      </w:r>
+      <w:r>
+        <w:t xml:space="preserve"> </w:t>
+      </w:r>
+      <w:r>
+        <w:rPr>
+          <w:i/>
+          <w:iCs/>
+        </w:rPr>
+        <w:t xml:space="preserve">Organization</w:t>
+      </w:r>
+      <w:r>
+        <w:t xml:space="preserve">. 2007;14(1):29-52. doi:</w:t>
       </w:r>
       <w:hyperlink r:id="rId92">
         <w:r>
           <w:rPr>
             <w:rStyle w:val="Hyperlink"/>
           </w:rPr>
-          <w:t xml:space="preserve">https://journals.sagepub.com/doi/abs/10.1177/1350508407071859</w:t>
+          <w:t xml:space="preserve">10.1177/1350508407071859</w:t>
         </w:r>
       </w:hyperlink>
     </w:p>
@@ -6681,7 +6382,20 @@
         <w:t xml:space="preserve">EHRSQL: A practical text-to-SQL benchmark for electronic health records</w:t>
       </w:r>
       <w:r>
-        <w:t xml:space="preserve">. In: Proceedings of NeurIPS 2022 [Internet]. 2023. Available from:</w:t>
+        <w:t xml:space="preserve">. In:</w:t>
+      </w:r>
+      <w:r>
+        <w:t xml:space="preserve"> </w:t>
+      </w:r>
+      <w:r>
+        <w:rPr>
+          <w:i/>
+          <w:iCs/>
+        </w:rPr>
+        <w:t xml:space="preserve">Proceedings of NeurIPS 2022</w:t>
+      </w:r>
+      <w:r>
+        <w:t xml:space="preserve">. 2023.</w:t>
       </w:r>
       <w:r>
         <w:t xml:space="preserve"> </w:t>
@@ -6726,25 +6440,56 @@
         <w:t xml:space="preserve"> </w:t>
       </w:r>
       <w:r>
+        <w:rPr>
+          <w:i/>
+          <w:iCs/>
+        </w:rPr>
         <w:t xml:space="preserve">NAACL</w:t>
       </w:r>
       <w:r>
-        <w:t xml:space="preserve"> </w:t>
-      </w:r>
-      <w:r>
+        <w:rPr>
+          <w:i/>
+          <w:iCs/>
+        </w:rPr>
+        <w:t xml:space="preserve"> </w:t>
+      </w:r>
+      <w:r>
+        <w:rPr>
+          <w:i/>
+          <w:iCs/>
+        </w:rPr>
         <w:t xml:space="preserve">2024 Clinical</w:t>
       </w:r>
       <w:r>
-        <w:t xml:space="preserve"> </w:t>
-      </w:r>
-      <w:r>
+        <w:rPr>
+          <w:i/>
+          <w:iCs/>
+        </w:rPr>
+        <w:t xml:space="preserve"> </w:t>
+      </w:r>
+      <w:r>
+        <w:rPr>
+          <w:i/>
+          <w:iCs/>
+        </w:rPr>
         <w:t xml:space="preserve">NLP</w:t>
       </w:r>
       <w:r>
-        <w:t xml:space="preserve"> </w:t>
-      </w:r>
-      <w:r>
-        <w:t xml:space="preserve">Workshop [Internet]. 2024; Available from:</w:t>
+        <w:rPr>
+          <w:i/>
+          <w:iCs/>
+        </w:rPr>
+        <w:t xml:space="preserve"> </w:t>
+      </w:r>
+      <w:r>
+        <w:rPr>
+          <w:i/>
+          <w:iCs/>
+        </w:rPr>
+        <w:t xml:space="preserve">Workshop</w:t>
+      </w:r>
+      <w:r>
+        <w:t xml:space="preserve">. Published online 2024.</w:t>
       </w:r>
       <w:r>
         <w:t xml:space="preserve"> </w:t>
@@ -6774,13 +6519,26 @@
         <w:t xml:space="preserve">	</w:t>
       </w:r>
       <w:r>
-        <w:t xml:space="preserve">Bravo Rocca GJ. Human-on-the-loop continual learning [Internet] [PhD thesis]. Universitat Polit</w:t>
+        <w:t xml:space="preserve">Bravo Rocca GJ.</w:t>
+      </w:r>
+      <w:r>
+        <w:t xml:space="preserve"> </w:t>
+      </w:r>
+      <w:r>
+        <w:rPr>
+          <w:i/>
+          <w:iCs/>
+        </w:rPr>
+        <w:t xml:space="preserve">Human-on-the-Loop Continual Learning</w:t>
+      </w:r>
+      <w:r>
+        <w:t xml:space="preserve">. PhD thesis. Universitat Polit</w:t>
       </w:r>
       <w:r>
         <w:t xml:space="preserve">è</w:t>
       </w:r>
       <w:r>
-        <w:t xml:space="preserve">cnica de Catalunya; 2023. Available from:</w:t>
+        <w:t xml:space="preserve">cnica de Catalunya; 2023.</w:t>
       </w:r>
       <w:r>
         <w:t xml:space="preserve"> </w:t>
@@ -6813,7 +6571,20 @@
         <w:t xml:space="preserve">Mosqueira-Rey E et al.</w:t>
       </w:r>
       <w:r>
-        <w:t xml:space="preserve"> Human-in-the-loop machine learning: A state of the art. Artificial Intelligence Review [Internet]. 2023;56:3005–54. Available from:</w:t>
+        <w:t xml:space="preserve"> Human-in-the-loop machine learning: A state of the art.</w:t>
+      </w:r>
+      <w:r>
+        <w:t xml:space="preserve"> </w:t>
+      </w:r>
+      <w:r>
+        <w:rPr>
+          <w:i/>
+          <w:iCs/>
+        </w:rPr>
+        <w:t xml:space="preserve">Artificial Intelligence Review</w:t>
+      </w:r>
+      <w:r>
+        <w:t xml:space="preserve">. 2023;56:3005-3054.</w:t>
       </w:r>
       <w:r>
         <w:t xml:space="preserve"> </w:t>
@@ -6852,17 +6623,27 @@
         <w:t xml:space="preserve">Corporate portal: A tool for knowledge management synchronization</w:t>
       </w:r>
       <w:r>
-        <w:t xml:space="preserve">. International Journal of Information Management [Internet]. 2004; Available from:</w:t>
-      </w:r>
-      <w:r>
-        <w:t xml:space="preserve"> </w:t>
+        <w:t xml:space="preserve">.</w:t>
+      </w:r>
+      <w:r>
+        <w:t xml:space="preserve"> </w:t>
+      </w:r>
+      <w:r>
+        <w:rPr>
+          <w:i/>
+          <w:iCs/>
+        </w:rPr>
+        <w:t xml:space="preserve">International Journal of Information Management</w:t>
+      </w:r>
+      <w:r>
+        <w:t xml:space="preserve">. Published online 2004. doi:</w:t>
       </w:r>
       <w:hyperlink r:id="rId102">
         <w:r>
           <w:rPr>
             <w:rStyle w:val="Hyperlink"/>
           </w:rPr>
-          <w:t xml:space="preserve">https://doi.org/10.1016/j.ijinfomgt.2003.12.012</w:t>
+          <w:t xml:space="preserve">10.1016/j.ijinfomgt.2003.12.012</w:t>
         </w:r>
       </w:hyperlink>
     </w:p>
@@ -6882,7 +6663,20 @@
         <w:t xml:space="preserve">	</w:t>
       </w:r>
       <w:r>
-        <w:t xml:space="preserve">Whittaker S, Hyland P, Wiley M. Design and evaluation of systems to support interaction capture and retrieval. Personal and Ubiquitous Computing [Internet]. 2008;12(3):197–209. Available from:</w:t>
+        <w:t xml:space="preserve">Whittaker S, Hyland P, Wiley M. Design and evaluation of systems to support interaction capture and retrieval.</w:t>
+      </w:r>
+      <w:r>
+        <w:t xml:space="preserve"> </w:t>
+      </w:r>
+      <w:r>
+        <w:rPr>
+          <w:i/>
+          <w:iCs/>
+        </w:rPr>
+        <w:t xml:space="preserve">Personal and Ubiquitous Computing</w:t>
+      </w:r>
+      <w:r>
+        <w:t xml:space="preserve">. 2008;12(3):197-209.</w:t>
       </w:r>
       <w:r>
         <w:t xml:space="preserve"> </w:t>
@@ -6912,7 +6706,20 @@
         <w:t xml:space="preserve">	</w:t>
       </w:r>
       <w:r>
-        <w:t xml:space="preserve">Mannapur S. Understanding data drift and concept drift in machine learning systems. International Journal of Scientific Research [Internet]. 2025; Available from:</w:t>
+        <w:t xml:space="preserve">Mannapur S. Understanding data drift and concept drift in machine learning systems.</w:t>
+      </w:r>
+      <w:r>
+        <w:t xml:space="preserve"> </w:t>
+      </w:r>
+      <w:r>
+        <w:rPr>
+          <w:i/>
+          <w:iCs/>
+        </w:rPr>
+        <w:t xml:space="preserve">International Journal of Scientific Research</w:t>
+      </w:r>
+      <w:r>
+        <w:t xml:space="preserve">. Published online 2025.</w:t>
       </w:r>
       <w:r>
         <w:t xml:space="preserve"> </w:t>
@@ -6947,20 +6754,33 @@
       <w:r>
         <w:t xml:space="preserve"> </w:t>
       </w:r>
+      <w:r>
+        <w:t xml:space="preserve">Adaptive Data Quality Management for Multi-Cloud Healthcare Warehouses: FHIR-Aware Semantics and Unsupervised Thresholding</w:t>
+      </w:r>
+      <w:r>
+        <w:t xml:space="preserve">.</w:t>
+      </w:r>
+      <w:r>
+        <w:t xml:space="preserve"> </w:t>
+      </w:r>
+      <w:r>
+        <w:rPr>
+          <w:i/>
+          <w:iCs/>
+        </w:rPr>
+        <w:t xml:space="preserve">International Journal of Artificial Intelligence, Data Science, and Machine Learning</w:t>
+      </w:r>
+      <w:r>
+        <w:t xml:space="preserve">. 2025;6(4):218-226. doi:</w:t>
+      </w:r>
       <w:hyperlink r:id="rId108">
         <w:r>
           <w:rPr>
             <w:rStyle w:val="Hyperlink"/>
           </w:rPr>
-          <w:t xml:space="preserve">Adaptive Data Quality Management for Multi-Cloud Healthcare Warehouses: FHIR-Aware Semantics and Unsupervised Thresholding</w:t>
-        </w:r>
-      </w:hyperlink>
-      <w:r>
-        <w:t xml:space="preserve">. International Journal of Artificial Intelligence, Data Science, and Machine Learning. 2025;6(4):218–26.</w:t>
-      </w:r>
-      <w:r>
-        <w:t xml:space="preserve"> </w:t>
-      </w:r>
+          <w:t xml:space="preserve">10.63282/3050-9262.IJAIDSML-V6I4P130</w:t>
+        </w:r>
+      </w:hyperlink>
     </w:p>
     <w:bookmarkEnd w:id="109"/>
     <w:bookmarkStart w:id="111" w:name="ref-himss2024news"/>
@@ -6987,10 +6807,7 @@
         <w:t xml:space="preserve">HIMSS launches modernised Analytics Maturity Assessment Model</w:t>
       </w:r>
       <w:r>
-        <w:t xml:space="preserve"> </w:t>
-      </w:r>
-      <w:r>
-        <w:t xml:space="preserve">[Internet]. 2024. Available from:</w:t>
+        <w:t xml:space="preserve">. Published online 2024.</w:t>
       </w:r>
       <w:r>
         <w:t xml:space="preserve"> </w:t>
@@ -7029,10 +6846,7 @@
         <w:t xml:space="preserve">The healthcare analytics adoption model: A roadmap to analytic maturity</w:t>
       </w:r>
       <w:r>
-        <w:t xml:space="preserve"> </w:t>
-      </w:r>
-      <w:r>
-        <w:t xml:space="preserve">[Internet]. 2020. Available from:</w:t>
+        <w:t xml:space="preserve">. Published online 2020.</w:t>
       </w:r>
       <w:r>
         <w:t xml:space="preserve"> </w:t>
@@ -7083,17 +6897,27 @@
         <w:t xml:space="preserve">hospitals: Cross-sectional observational study</w:t>
       </w:r>
       <w:r>
-        <w:t xml:space="preserve">. Journal of Medical Internet Research [Internet]. 2024;26:e56316. Available from:</w:t>
-      </w:r>
-      <w:r>
-        <w:t xml:space="preserve"> </w:t>
+        <w:t xml:space="preserve">.</w:t>
+      </w:r>
+      <w:r>
+        <w:t xml:space="preserve"> </w:t>
+      </w:r>
+      <w:r>
+        <w:rPr>
+          <w:i/>
+          <w:iCs/>
+        </w:rPr>
+        <w:t xml:space="preserve">Journal of Medical Internet Research</w:t>
+      </w:r>
+      <w:r>
+        <w:t xml:space="preserve">. 2024;26:e56316. doi:</w:t>
       </w:r>
       <w:hyperlink r:id="rId114">
         <w:r>
           <w:rPr>
             <w:rStyle w:val="Hyperlink"/>
           </w:rPr>
-          <w:t xml:space="preserve">https://www.jmir.org/2024/1/e56316</w:t>
+          <w:t xml:space="preserve">10.2196/56316</w:t>
         </w:r>
       </w:hyperlink>
     </w:p>
@@ -7122,7 +6946,20 @@
         <w:t xml:space="preserve">Prevalence of missing data in the national cancer database and association with overall survival</w:t>
       </w:r>
       <w:r>
-        <w:t xml:space="preserve">. JAMA Network Open [Internet]. 2021;4(3):e211793. Available from:</w:t>
+        <w:t xml:space="preserve">.</w:t>
+      </w:r>
+      <w:r>
+        <w:t xml:space="preserve"> </w:t>
+      </w:r>
+      <w:r>
+        <w:rPr>
+          <w:i/>
+          <w:iCs/>
+        </w:rPr>
+        <w:t xml:space="preserve">JAMA Network Open</w:t>
+      </w:r>
+      <w:r>
+        <w:t xml:space="preserve">. 2021;4(3):e211793.</w:t>
       </w:r>
       <w:r>
         <w:t xml:space="preserve"> </w:t>
@@ -7161,17 +6998,27 @@
         <w:t xml:space="preserve">Improving patient outcomes while reducing readmissions with data analytics</w:t>
       </w:r>
       <w:r>
-        <w:t xml:space="preserve">. Management in Healthcare [Internet]. 2024; Available from:</w:t>
-      </w:r>
-      <w:r>
-        <w:t xml:space="preserve"> </w:t>
+        <w:t xml:space="preserve">.</w:t>
+      </w:r>
+      <w:r>
+        <w:t xml:space="preserve"> </w:t>
+      </w:r>
+      <w:r>
+        <w:rPr>
+          <w:i/>
+          <w:iCs/>
+        </w:rPr>
+        <w:t xml:space="preserve">Management in Healthcare</w:t>
+      </w:r>
+      <w:r>
+        <w:t xml:space="preserve">. Published online 2024. doi:</w:t>
       </w:r>
       <w:hyperlink r:id="rId118">
         <w:r>
           <w:rPr>
             <w:rStyle w:val="Hyperlink"/>
           </w:rPr>
-          <w:t xml:space="preserve">https://www.ingentaconnect.com/content/hsp/mih/2024/00000008/00000004/art00006</w:t>
+          <w:t xml:space="preserve">10.69554/QHSO5671</w:t>
         </w:r>
       </w:hyperlink>
     </w:p>
@@ -7200,17 +7047,27 @@
         <w:t xml:space="preserve">Advanced Business Analytics in Healthcare: Enhancing Clinical Decision Support and Operational Efficiency</w:t>
       </w:r>
       <w:r>
-        <w:t xml:space="preserve">. Business and Social Sciences [Internet]. 2023;1(1):1–8. Available from:</w:t>
-      </w:r>
-      <w:r>
-        <w:t xml:space="preserve"> </w:t>
+        <w:t xml:space="preserve">.</w:t>
+      </w:r>
+      <w:r>
+        <w:t xml:space="preserve"> </w:t>
+      </w:r>
+      <w:r>
+        <w:rPr>
+          <w:i/>
+          <w:iCs/>
+        </w:rPr>
+        <w:t xml:space="preserve">Business and Social Sciences</w:t>
+      </w:r>
+      <w:r>
+        <w:t xml:space="preserve">. 2023;1(1):1-8. doi:</w:t>
       </w:r>
       <w:hyperlink r:id="rId120">
         <w:r>
           <w:rPr>
             <w:rStyle w:val="Hyperlink"/>
           </w:rPr>
-          <w:t xml:space="preserve">https://publishing.emanresearch.org/Journal/FullText/6104</w:t>
+          <w:t xml:space="preserve">10.25163/business.1110345</w:t>
         </w:r>
       </w:hyperlink>
     </w:p>
@@ -7239,17 +7096,27 @@
         <w:t xml:space="preserve">Investigating the adoption of big data analytics in healthcare: The moderating role of resistance to change</w:t>
       </w:r>
       <w:r>
-        <w:t xml:space="preserve">. Journal of Big Data [Internet]. 2019; Available from:</w:t>
-      </w:r>
-      <w:r>
-        <w:t xml:space="preserve"> </w:t>
+        <w:t xml:space="preserve">.</w:t>
+      </w:r>
+      <w:r>
+        <w:t xml:space="preserve"> </w:t>
+      </w:r>
+      <w:r>
+        <w:rPr>
+          <w:i/>
+          <w:iCs/>
+        </w:rPr>
+        <w:t xml:space="preserve">Journal of Big Data</w:t>
+      </w:r>
+      <w:r>
+        <w:t xml:space="preserve">. Published online 2019. doi:</w:t>
       </w:r>
       <w:hyperlink r:id="rId122">
         <w:r>
           <w:rPr>
             <w:rStyle w:val="Hyperlink"/>
           </w:rPr>
-          <w:t xml:space="preserve">https://journalofbigdata.springeropen.com/articles/10.1186/s40537-019-0170-y</w:t>
+          <w:t xml:space="preserve">10.1186/s40537-019-0170-y</w:t>
         </w:r>
       </w:hyperlink>
     </w:p>
@@ -7278,17 +7145,27 @@
         <w:t xml:space="preserve">A systematic perspective on the applications of big data analytics in healthcare management</w:t>
       </w:r>
       <w:r>
-        <w:t xml:space="preserve">. International Journal of Healthcare Management [Internet]. 2019; Available from:</w:t>
-      </w:r>
-      <w:r>
-        <w:t xml:space="preserve"> </w:t>
+        <w:t xml:space="preserve">.</w:t>
+      </w:r>
+      <w:r>
+        <w:t xml:space="preserve"> </w:t>
+      </w:r>
+      <w:r>
+        <w:rPr>
+          <w:i/>
+          <w:iCs/>
+        </w:rPr>
+        <w:t xml:space="preserve">International Journal of Healthcare Management</w:t>
+      </w:r>
+      <w:r>
+        <w:t xml:space="preserve">. Published online 2019. doi:</w:t>
       </w:r>
       <w:hyperlink r:id="rId124">
         <w:r>
           <w:rPr>
             <w:rStyle w:val="Hyperlink"/>
           </w:rPr>
-          <w:t xml:space="preserve">https://www.tandfonline.com/doi/full/10.1080/20479700.2018.1531606</w:t>
+          <w:t xml:space="preserve">10.1080/20479700.2018.1531606</w:t>
         </w:r>
       </w:hyperlink>
     </w:p>
@@ -7317,17 +7194,27 @@
         <w:t xml:space="preserve">Understanding turnover in healthcare and welfare sectors of high-income countries: an umbrella review</w:t>
       </w:r>
       <w:r>
-        <w:t xml:space="preserve">. BMC Health Services Research [Internet]. 2025; Available from:</w:t>
-      </w:r>
-      <w:r>
-        <w:t xml:space="preserve"> </w:t>
+        <w:t xml:space="preserve">.</w:t>
+      </w:r>
+      <w:r>
+        <w:t xml:space="preserve"> </w:t>
+      </w:r>
+      <w:r>
+        <w:rPr>
+          <w:i/>
+          <w:iCs/>
+        </w:rPr>
+        <w:t xml:space="preserve">BMC Health Services Research</w:t>
+      </w:r>
+      <w:r>
+        <w:t xml:space="preserve">. Published online 2025. doi:</w:t>
       </w:r>
       <w:hyperlink r:id="rId126">
         <w:r>
           <w:rPr>
             <w:rStyle w:val="Hyperlink"/>
           </w:rPr>
-          <w:t xml:space="preserve">https://link.springer.com/article/10.1186/s12913-025-12966-5</w:t>
+          <w:t xml:space="preserve">10.1186/s12913-025-12966-5</w:t>
         </w:r>
       </w:hyperlink>
     </w:p>
@@ -7353,13 +7240,14 @@
         <w:t xml:space="preserve"> </w:t>
       </w:r>
       <w:r>
+        <w:rPr>
+          <w:i/>
+          <w:iCs/>
+        </w:rPr>
         <w:t xml:space="preserve">Onboarding New Hires in the Clinical Informatics and Practice Support (CIPS) Department With the Tiered Skills Acquisition Model (TSAM): A Program Evaluation</w:t>
       </w:r>
       <w:r>
-        <w:t xml:space="preserve"> </w:t>
-      </w:r>
-      <w:r>
-        <w:t xml:space="preserve">[Internet] [PhD thesis]. ProQuest Dissertations; 2024. Available from:</w:t>
+        <w:t xml:space="preserve">. PhD thesis. ProQuest Dissertations; 2024.</w:t>
       </w:r>
       <w:r>
         <w:t xml:space="preserve"> </w:t>
@@ -7398,17 +7286,27 @@
         <w:t xml:space="preserve">Robust Clinical Querying with Local LLMs: Lexical Challenges in NL2SQL and Retrieval-Augmented QA on EHRs</w:t>
       </w:r>
       <w:r>
-        <w:t xml:space="preserve">. Big Data and Cognitive Computing [Internet]. 2025;9(10):256. Available from:</w:t>
-      </w:r>
-      <w:r>
-        <w:t xml:space="preserve"> </w:t>
+        <w:t xml:space="preserve">.</w:t>
+      </w:r>
+      <w:r>
+        <w:t xml:space="preserve"> </w:t>
+      </w:r>
+      <w:r>
+        <w:rPr>
+          <w:i/>
+          <w:iCs/>
+        </w:rPr>
+        <w:t xml:space="preserve">Big Data and Cognitive Computing</w:t>
+      </w:r>
+      <w:r>
+        <w:t xml:space="preserve">. 2025;9(10):256. doi:</w:t>
       </w:r>
       <w:hyperlink r:id="rId130">
         <w:r>
           <w:rPr>
             <w:rStyle w:val="Hyperlink"/>
           </w:rPr>
-          <w:t xml:space="preserve">https://www.mdpi.com/2504-2289/9/10/256</w:t>
+          <w:t xml:space="preserve">10.3390/bdcc9100256</w:t>
         </w:r>
       </w:hyperlink>
     </w:p>
@@ -7437,17 +7335,27 @@
         <w:t xml:space="preserve">MedT5SQL: a transformers-based large language model for text-to-SQL conversion in the healthcare domain</w:t>
       </w:r>
       <w:r>
-        <w:t xml:space="preserve">. Frontiers in Big Data [Internet]. 2024; Available from:</w:t>
-      </w:r>
-      <w:r>
-        <w:t xml:space="preserve"> </w:t>
+        <w:t xml:space="preserve">.</w:t>
+      </w:r>
+      <w:r>
+        <w:t xml:space="preserve"> </w:t>
+      </w:r>
+      <w:r>
+        <w:rPr>
+          <w:i/>
+          <w:iCs/>
+        </w:rPr>
+        <w:t xml:space="preserve">Frontiers in Big Data</w:t>
+      </w:r>
+      <w:r>
+        <w:t xml:space="preserve">. Published online 2024. doi:</w:t>
       </w:r>
       <w:hyperlink r:id="rId132">
         <w:r>
           <w:rPr>
             <w:rStyle w:val="Hyperlink"/>
           </w:rPr>
-          <w:t xml:space="preserve">https://www.frontiersin.org/articles/10.3389/fdata.2024.1371680</w:t>
+          <w:t xml:space="preserve">10.3389/fdata.2024.1371680</w:t>
         </w:r>
       </w:hyperlink>
     </w:p>
@@ -7476,17 +7384,27 @@
         <w:t xml:space="preserve">Graph-empowered Text-to-SQL generation on Electronic Medical Records</w:t>
       </w:r>
       <w:r>
-        <w:t xml:space="preserve">. Pattern Recognition [Internet]. 2026; Available from:</w:t>
-      </w:r>
-      <w:r>
-        <w:t xml:space="preserve"> </w:t>
+        <w:t xml:space="preserve">.</w:t>
+      </w:r>
+      <w:r>
+        <w:t xml:space="preserve"> </w:t>
+      </w:r>
+      <w:r>
+        <w:rPr>
+          <w:i/>
+          <w:iCs/>
+        </w:rPr>
+        <w:t xml:space="preserve">Pattern Recognition</w:t>
+      </w:r>
+      <w:r>
+        <w:t xml:space="preserve">. Published online 2026. doi:</w:t>
       </w:r>
       <w:hyperlink r:id="rId134">
         <w:r>
           <w:rPr>
             <w:rStyle w:val="Hyperlink"/>
           </w:rPr>
-          <w:t xml:space="preserve">https://www.sciencedirect.com/science/article/pii/S0031320325004601</w:t>
+          <w:t xml:space="preserve">10.1016/j.patcog.2025.111601</w:t>
         </w:r>
       </w:hyperlink>
     </w:p>
@@ -7515,7 +7433,20 @@
         <w:t xml:space="preserve">Towards understanding the generalization of medical text-to-SQL models and datasets</w:t>
       </w:r>
       <w:r>
-        <w:t xml:space="preserve">. In: AMIA annual symposium proceedings [Internet]. 2024. Available from:</w:t>
+        <w:t xml:space="preserve">. In:</w:t>
+      </w:r>
+      <w:r>
+        <w:t xml:space="preserve"> </w:t>
+      </w:r>
+      <w:r>
+        <w:rPr>
+          <w:i/>
+          <w:iCs/>
+        </w:rPr>
+        <w:t xml:space="preserve">AMIA Annual Symposium Proceedings</w:t>
+      </w:r>
+      <w:r>
+        <w:t xml:space="preserve">. 2024.</w:t>
       </w:r>
       <w:r>
         <w:t xml:space="preserve"> </w:t>
@@ -7554,17 +7485,27 @@
         <w:t xml:space="preserve">Criteria2Query: a natural language interface to clinical databases for cohort definition</w:t>
       </w:r>
       <w:r>
-        <w:t xml:space="preserve">. Journal of the American Medical Informatics Association [Internet]. 2019;26(4):294–305. Available from:</w:t>
-      </w:r>
-      <w:r>
-        <w:t xml:space="preserve"> </w:t>
+        <w:t xml:space="preserve">.</w:t>
+      </w:r>
+      <w:r>
+        <w:t xml:space="preserve"> </w:t>
+      </w:r>
+      <w:r>
+        <w:rPr>
+          <w:i/>
+          <w:iCs/>
+        </w:rPr>
+        <w:t xml:space="preserve">Journal of the American Medical Informatics Association</w:t>
+      </w:r>
+      <w:r>
+        <w:t xml:space="preserve">. 2019;26(4):294-305. doi:</w:t>
       </w:r>
       <w:hyperlink r:id="rId138">
         <w:r>
           <w:rPr>
             <w:rStyle w:val="Hyperlink"/>
           </w:rPr>
-          <w:t xml:space="preserve">https://academic.oup.com/jamia/article-abstract/26/4/294/5308980</w:t>
+          <w:t xml:space="preserve">10.1093/jamia/ocy178</w:t>
         </w:r>
       </w:hyperlink>
     </w:p>
@@ -7593,7 +7534,20 @@
         <w:t xml:space="preserve">Leveraging Large Language Models for Natural Language Interface in ERP Systems: A Case Study in User Productivity and Cognitive Load</w:t>
       </w:r>
       <w:r>
-        <w:t xml:space="preserve">. International Journal of Emerging Trends in Computer Science and Information Technology [Internet]. 2024; Available from:</w:t>
+        <w:t xml:space="preserve">.</w:t>
+      </w:r>
+      <w:r>
+        <w:t xml:space="preserve"> </w:t>
+      </w:r>
+      <w:r>
+        <w:rPr>
+          <w:i/>
+          <w:iCs/>
+        </w:rPr>
+        <w:t xml:space="preserve">International Journal of Emerging Trends in Computer Science and Information Technology</w:t>
+      </w:r>
+      <w:r>
+        <w:t xml:space="preserve">. Published online 2024.</w:t>
       </w:r>
       <w:r>
         <w:t xml:space="preserve"> </w:t>
@@ -7638,10 +7592,7 @@
         <w:t xml:space="preserve">AI</w:t>
       </w:r>
       <w:r>
-        <w:t xml:space="preserve"> </w:t>
-      </w:r>
-      <w:r>
-        <w:t xml:space="preserve">[Internet]. 2025. Available from:</w:t>
+        <w:t xml:space="preserve">. Published online 2025.</w:t>
       </w:r>
       <w:r>
         <w:t xml:space="preserve"> </w:t>
@@ -7686,23 +7637,35 @@
         <w:t xml:space="preserve"> </w:t>
       </w:r>
       <w:r>
+        <w:rPr>
+          <w:i/>
+          <w:iCs/>
+        </w:rPr>
         <w:t xml:space="preserve">ACM</w:t>
       </w:r>
       <w:r>
-        <w:t xml:space="preserve"> </w:t>
-      </w:r>
-      <w:r>
-        <w:t xml:space="preserve">Transactions on Database Systems [Internet]. 1978; Available from:</w:t>
-      </w:r>
-      <w:r>
-        <w:t xml:space="preserve"> </w:t>
+        <w:rPr>
+          <w:i/>
+          <w:iCs/>
+        </w:rPr>
+        <w:t xml:space="preserve"> </w:t>
+      </w:r>
+      <w:r>
+        <w:rPr>
+          <w:i/>
+          <w:iCs/>
+        </w:rPr>
+        <w:t xml:space="preserve">Transactions on Database Systems</w:t>
+      </w:r>
+      <w:r>
+        <w:t xml:space="preserve">. Published online 1978. doi:</w:t>
       </w:r>
       <w:hyperlink r:id="rId144">
         <w:r>
           <w:rPr>
             <w:rStyle w:val="Hyperlink"/>
           </w:rPr>
-          <w:t xml:space="preserve">https://dl.acm.org/doi/abs/10.1145/320251.320253</w:t>
+          <w:t xml:space="preserve">10.1145/320251.320253</w:t>
         </w:r>
       </w:hyperlink>
     </w:p>
@@ -7731,7 +7694,20 @@
         <w:t xml:space="preserve">Modernizing legacy systems: A scalable approach to next-generation data architectures and seamless integration</w:t>
       </w:r>
       <w:r>
-        <w:t xml:space="preserve">. International Journal of Multidisciplinary Research [Internet]. 2023; Available from:</w:t>
+        <w:t xml:space="preserve">.</w:t>
+      </w:r>
+      <w:r>
+        <w:t xml:space="preserve"> </w:t>
+      </w:r>
+      <w:r>
+        <w:rPr>
+          <w:i/>
+          <w:iCs/>
+        </w:rPr>
+        <w:t xml:space="preserve">International Journal of Multidisciplinary Research</w:t>
+      </w:r>
+      <w:r>
+        <w:t xml:space="preserve">. Published online 2023.</w:t>
       </w:r>
       <w:r>
         <w:t xml:space="preserve"> </w:t>
@@ -7776,13 +7752,14 @@
         <w:t xml:space="preserve"> </w:t>
       </w:r>
       <w:r>
+        <w:rPr>
+          <w:i/>
+          <w:iCs/>
+        </w:rPr>
         <w:t xml:space="preserve">SSRN</w:t>
       </w:r>
       <w:r>
-        <w:t xml:space="preserve"> </w:t>
-      </w:r>
-      <w:r>
-        <w:t xml:space="preserve">[Internet]. 2025; Available from:</w:t>
+        <w:t xml:space="preserve">. Published online 2025.</w:t>
       </w:r>
       <w:r>
         <w:t xml:space="preserve"> </w:t>
@@ -7821,17 +7798,27 @@
         <w:t xml:space="preserve">Organizational resilience in healthcare: a review and descriptive narrative synthesis of approaches to resilience measurement and assessment in empirical studies</w:t>
       </w:r>
       <w:r>
-        <w:t xml:space="preserve">. BMC Health Services Research [Internet]. 2023;23:242. Available from:</w:t>
-      </w:r>
-      <w:r>
-        <w:t xml:space="preserve"> </w:t>
+        <w:t xml:space="preserve">.</w:t>
+      </w:r>
+      <w:r>
+        <w:t xml:space="preserve"> </w:t>
+      </w:r>
+      <w:r>
+        <w:rPr>
+          <w:i/>
+          <w:iCs/>
+        </w:rPr>
+        <w:t xml:space="preserve">BMC Health Services Research</w:t>
+      </w:r>
+      <w:r>
+        <w:t xml:space="preserve">. 2023;23:242. doi:</w:t>
       </w:r>
       <w:hyperlink r:id="rId150">
         <w:r>
           <w:rPr>
             <w:rStyle w:val="Hyperlink"/>
           </w:rPr>
-          <w:t xml:space="preserve">https://link.springer.com/article/10.1186/s12913-023-09242-9</w:t>
+          <w:t xml:space="preserve">10.1186/s12913-023-09242-9</w:t>
         </w:r>
       </w:hyperlink>
     </w:p>
@@ -7860,7 +7847,20 @@
         <w:t xml:space="preserve">Organizational resilience in healthcare: a scoping review</w:t>
       </w:r>
       <w:r>
-        <w:t xml:space="preserve">. Journal of Healthcare Management [Internet]. 2025;70(3). Available from:</w:t>
+        <w:t xml:space="preserve">.</w:t>
+      </w:r>
+      <w:r>
+        <w:t xml:space="preserve"> </w:t>
+      </w:r>
+      <w:r>
+        <w:rPr>
+          <w:i/>
+          <w:iCs/>
+        </w:rPr>
+        <w:t xml:space="preserve">Journal of Healthcare Management</w:t>
+      </w:r>
+      <w:r>
+        <w:t xml:space="preserve">. 2025;70(3).</w:t>
       </w:r>
       <w:r>
         <w:t xml:space="preserve"> </w:t>
@@ -7896,13 +7896,14 @@
         <w:t xml:space="preserve"> </w:t>
       </w:r>
       <w:r>
+        <w:rPr>
+          <w:i/>
+          <w:iCs/>
+        </w:rPr>
         <w:t xml:space="preserve">Implementing DataOps: A Scalable Framework for Modern Data Warehousing</w:t>
       </w:r>
       <w:r>
-        <w:t xml:space="preserve"> </w:t>
-      </w:r>
-      <w:r>
-        <w:t xml:space="preserve">[Internet] [PhD thesis]. ProQuest Dissertations; 2025. Available from:</w:t>
+        <w:t xml:space="preserve">. PhD thesis. ProQuest Dissertations; 2025.</w:t>
       </w:r>
       <w:r>
         <w:t xml:space="preserve"> </w:t>
@@ -7941,7 +7942,20 @@
         <w:t xml:space="preserve">Data Observability and Data Quality Automation: Building Self-Healing Data Pipelines</w:t>
       </w:r>
       <w:r>
-        <w:t xml:space="preserve">. International Journal of Artificial Intelligence and Data Research [Internet]. 2023; Available from:</w:t>
+        <w:t xml:space="preserve">.</w:t>
+      </w:r>
+      <w:r>
+        <w:t xml:space="preserve"> </w:t>
+      </w:r>
+      <w:r>
+        <w:rPr>
+          <w:i/>
+          <w:iCs/>
+        </w:rPr>
+        <w:t xml:space="preserve">International Journal of Artificial Intelligence and Data Research</w:t>
+      </w:r>
+      <w:r>
+        <w:t xml:space="preserve">. Published online 2023.</w:t>
       </w:r>
       <w:r>
         <w:t xml:space="preserve"> </w:t>
@@ -7980,17 +7994,27 @@
         <w:t xml:space="preserve">Error-Aware Text-to-SQL Generation for Clinical Trial Eligibility Criteria Querying in EHR Databases</w:t>
       </w:r>
       <w:r>
-        <w:t xml:space="preserve">. In: 2025 IEEE/ACM 47th international conference on software engineering: Software engineering in practice (ICSE-SEIP) [Internet]. 2025. Available from:</w:t>
-      </w:r>
-      <w:r>
-        <w:t xml:space="preserve"> </w:t>
+        <w:t xml:space="preserve">. In:</w:t>
+      </w:r>
+      <w:r>
+        <w:t xml:space="preserve"> </w:t>
+      </w:r>
+      <w:r>
+        <w:rPr>
+          <w:i/>
+          <w:iCs/>
+        </w:rPr>
+        <w:t xml:space="preserve">2025 IEEE/ACM 47th International Conference on Software Engineering: Software Engineering in Practice (ICSE-SEIP)</w:t>
+      </w:r>
+      <w:r>
+        <w:t xml:space="preserve">. 2025. doi:</w:t>
       </w:r>
       <w:hyperlink r:id="rId158">
         <w:r>
           <w:rPr>
             <w:rStyle w:val="Hyperlink"/>
           </w:rPr>
-          <w:t xml:space="preserve">https://ieeexplore.ieee.org/abstract/document/11402102/</w:t>
+          <w:t xml:space="preserve">10.1109/ICSE-SEIP62840.2025.00045</w:t>
         </w:r>
       </w:hyperlink>
     </w:p>
@@ -8010,7 +8034,20 @@
         <w:t xml:space="preserve">	</w:t>
       </w:r>
       <w:r>
-        <w:t xml:space="preserve">Alukal VG, Manos A. Lean kaizen: A simplified approach to process improvement [Internet]. Milwaukee, WI: ASQ Quality Press; 2006. Available from:</w:t>
+        <w:t xml:space="preserve">Alukal VG, Manos A.</w:t>
+      </w:r>
+      <w:r>
+        <w:t xml:space="preserve"> </w:t>
+      </w:r>
+      <w:r>
+        <w:rPr>
+          <w:i/>
+          <w:iCs/>
+        </w:rPr>
+        <w:t xml:space="preserve">Lean Kaizen: A Simplified Approach to Process Improvement</w:t>
+      </w:r>
+      <w:r>
+        <w:t xml:space="preserve">. ASQ Quality Press; 2006.</w:t>
       </w:r>
       <w:r>
         <w:t xml:space="preserve"> </w:t>
@@ -8049,10 +8086,7 @@
         <w:t xml:space="preserve">UC Davis Health: From Stage 0 to AI Heroes</w:t>
       </w:r>
       <w:r>
-        <w:t xml:space="preserve"> </w:t>
-      </w:r>
-      <w:r>
-        <w:t xml:space="preserve">[Internet]. Healthcare Information; Management Systems Society; 2025. Available from:</w:t>
+        <w:t xml:space="preserve">. Published online 2025.</w:t>
       </w:r>
       <w:r>
         <w:t xml:space="preserve"> </w:t>
@@ -8091,17 +8125,27 @@
         <w:t xml:space="preserve">Navigating healthcare AI governance: the comprehensive algorithmic oversight and stewardship framework for risk and equity</w:t>
       </w:r>
       <w:r>
-        <w:t xml:space="preserve">. Health Care Analysis [Internet]. 2025; Available from:</w:t>
-      </w:r>
-      <w:r>
-        <w:t xml:space="preserve"> </w:t>
+        <w:t xml:space="preserve">.</w:t>
+      </w:r>
+      <w:r>
+        <w:t xml:space="preserve"> </w:t>
+      </w:r>
+      <w:r>
+        <w:rPr>
+          <w:i/>
+          <w:iCs/>
+        </w:rPr>
+        <w:t xml:space="preserve">Health Care Analysis</w:t>
+      </w:r>
+      <w:r>
+        <w:t xml:space="preserve">. Published online 2025. doi:</w:t>
       </w:r>
       <w:hyperlink r:id="rId164">
         <w:r>
           <w:rPr>
             <w:rStyle w:val="Hyperlink"/>
           </w:rPr>
-          <w:t xml:space="preserve">https://link.springer.com/article/10.1007/s10728-025-00537-y</w:t>
+          <w:t xml:space="preserve">10.1007/s10728-025-00537-y</w:t>
         </w:r>
       </w:hyperlink>
     </w:p>
@@ -8130,17 +8174,27 @@
         <w:t xml:space="preserve">Toward a responsible future: recommendations for AI-enabled clinical decision support</w:t>
       </w:r>
       <w:r>
-        <w:t xml:space="preserve">. Journal of the American Medical Informatics Association [Internet]. 2024;31(11):2730. Available from:</w:t>
-      </w:r>
-      <w:r>
-        <w:t xml:space="preserve"> </w:t>
+        <w:t xml:space="preserve">.</w:t>
+      </w:r>
+      <w:r>
+        <w:t xml:space="preserve"> </w:t>
+      </w:r>
+      <w:r>
+        <w:rPr>
+          <w:i/>
+          <w:iCs/>
+        </w:rPr>
+        <w:t xml:space="preserve">Journal of the American Medical Informatics Association</w:t>
+      </w:r>
+      <w:r>
+        <w:t xml:space="preserve">. 2024;31(11):2730. doi:</w:t>
       </w:r>
       <w:hyperlink r:id="rId166">
         <w:r>
           <w:rPr>
             <w:rStyle w:val="Hyperlink"/>
           </w:rPr>
-          <w:t xml:space="preserve">https://academic.oup.com/jamia/article-abstract/31/11/2730/7776823</w:t>
+          <w:t xml:space="preserve">10.1093/jamia/ocae209</w:t>
         </w:r>
       </w:hyperlink>
     </w:p>
@@ -8166,13 +8220,14 @@
         <w:t xml:space="preserve"> </w:t>
       </w:r>
       <w:r>
+        <w:rPr>
+          <w:i/>
+          <w:iCs/>
+        </w:rPr>
         <w:t xml:space="preserve">Master Data Management</w:t>
       </w:r>
       <w:r>
-        <w:t xml:space="preserve"> </w:t>
-      </w:r>
-      <w:r>
-        <w:t xml:space="preserve">[Internet]. Morgan Kaufmann; 2010. Available from:</w:t>
+        <w:t xml:space="preserve">. Morgan Kaufmann; 2010.</w:t>
       </w:r>
       <w:r>
         <w:t xml:space="preserve"> </w:t>
@@ -8211,7 +8266,20 @@
         <w:t xml:space="preserve">Data Lake Governance – Establishing a Single Source of Truth in Healthcare Enterprises</w:t>
       </w:r>
       <w:r>
-        <w:t xml:space="preserve">. International Journal of Emerging Trends in Computer Science and Information Technology [Internet]. 2025; Available from:</w:t>
+        <w:t xml:space="preserve">.</w:t>
+      </w:r>
+      <w:r>
+        <w:t xml:space="preserve"> </w:t>
+      </w:r>
+      <w:r>
+        <w:rPr>
+          <w:i/>
+          <w:iCs/>
+        </w:rPr>
+        <w:t xml:space="preserve">International Journal of Emerging Trends in Computer Science and Information Technology</w:t>
+      </w:r>
+      <w:r>
+        <w:t xml:space="preserve">. Published online 2025.</w:t>
       </w:r>
       <w:r>
         <w:t xml:space="preserve"> </w:t>
@@ -8250,17 +8318,27 @@
         <w:t xml:space="preserve">On the emergence of shadow IT: A transaction cost-based approach</w:t>
       </w:r>
       <w:r>
-        <w:t xml:space="preserve">. Journal of Information Systems [Internet]. 2017;31(1):79–96. Available from:</w:t>
-      </w:r>
-      <w:r>
-        <w:t xml:space="preserve"> </w:t>
+        <w:t xml:space="preserve">.</w:t>
+      </w:r>
+      <w:r>
+        <w:t xml:space="preserve"> </w:t>
+      </w:r>
+      <w:r>
+        <w:rPr>
+          <w:i/>
+          <w:iCs/>
+        </w:rPr>
+        <w:t xml:space="preserve">Journal of Information Systems</w:t>
+      </w:r>
+      <w:r>
+        <w:t xml:space="preserve">. 2017;31(1):79-96. doi:</w:t>
       </w:r>
       <w:hyperlink r:id="rId172">
         <w:r>
           <w:rPr>
             <w:rStyle w:val="Hyperlink"/>
           </w:rPr>
-          <w:t xml:space="preserve">https://publications.aaahq.org/jis/article-abstract/31/1/79/1070</w:t>
+          <w:t xml:space="preserve">10.2308/isys-51386</w:t>
         </w:r>
       </w:hyperlink>
     </w:p>
@@ -8289,7 +8367,17 @@
         <w:t xml:space="preserve">Natural Language Interfaces for Databases: What Do Users Think?</w:t>
       </w:r>
       <w:r>
-        <w:t xml:space="preserve"> arXiv preprint arXiv:251114718 [Internet]. 2025; Available from:</w:t>
+        <w:t xml:space="preserve"> </w:t>
+      </w:r>
+      <w:r>
+        <w:rPr>
+          <w:i/>
+          <w:iCs/>
+        </w:rPr>
+        <w:t xml:space="preserve">arXiv preprint arXiv:251114718</w:t>
+      </w:r>
+      <w:r>
+        <w:t xml:space="preserve">. Published online 2025.</w:t>
       </w:r>
       <w:r>
         <w:t xml:space="preserve"> </w:t>
@@ -8334,13 +8422,28 @@
         <w:t xml:space="preserve"> </w:t>
       </w:r>
       <w:r>
+        <w:rPr>
+          <w:i/>
+          <w:iCs/>
+        </w:rPr>
         <w:t xml:space="preserve">IBM</w:t>
       </w:r>
       <w:r>
-        <w:t xml:space="preserve"> </w:t>
-      </w:r>
-      <w:r>
-        <w:t xml:space="preserve">Newsroom [Internet]. 2022; Available from:</w:t>
+        <w:rPr>
+          <w:i/>
+          <w:iCs/>
+        </w:rPr>
+        <w:t xml:space="preserve"> </w:t>
+      </w:r>
+      <w:r>
+        <w:rPr>
+          <w:i/>
+          <w:iCs/>
+        </w:rPr>
+        <w:t xml:space="preserve">Newsroom</w:t>
+      </w:r>
+      <w:r>
+        <w:t xml:space="preserve">. Published online 2022.</w:t>
       </w:r>
       <w:r>
         <w:t xml:space="preserve"> </w:t>
@@ -8379,17 +8482,27 @@
         <w:t xml:space="preserve">IBM Watson, heal thyself: How IBM overpromised and underdelivered on AI health care</w:t>
       </w:r>
       <w:r>
-        <w:t xml:space="preserve">. IEEE Spectrum [Internet]. 2019;56(4):24–31. Available from:</w:t>
-      </w:r>
-      <w:r>
-        <w:t xml:space="preserve"> </w:t>
+        <w:t xml:space="preserve">.</w:t>
+      </w:r>
+      <w:r>
+        <w:t xml:space="preserve"> </w:t>
+      </w:r>
+      <w:r>
+        <w:rPr>
+          <w:i/>
+          <w:iCs/>
+        </w:rPr>
+        <w:t xml:space="preserve">IEEE Spectrum</w:t>
+      </w:r>
+      <w:r>
+        <w:t xml:space="preserve">. 2019;56(4):24-31. doi:</w:t>
       </w:r>
       <w:hyperlink r:id="rId178">
         <w:r>
           <w:rPr>
             <w:rStyle w:val="Hyperlink"/>
           </w:rPr>
-          <w:t xml:space="preserve">https://ieeexplore.ieee.org/abstract/document/8678513/</w:t>
+          <w:t xml:space="preserve">10.1109/MSPEC.2019.8678513</w:t>
         </w:r>
       </w:hyperlink>
     </w:p>
@@ -8424,13 +8537,14 @@
         <w:t xml:space="preserve"> </w:t>
       </w:r>
       <w:r>
+        <w:rPr>
+          <w:i/>
+          <w:iCs/>
+        </w:rPr>
         <w:t xml:space="preserve">CNBC</w:t>
       </w:r>
       <w:r>
-        <w:t xml:space="preserve"> </w:t>
-      </w:r>
-      <w:r>
-        <w:t xml:space="preserve">[Internet]. 2021; Available from:</w:t>
+        <w:t xml:space="preserve">. Published online 2021.</w:t>
       </w:r>
       <w:r>
         <w:t xml:space="preserve"> </w:t>
@@ -8469,17 +8583,27 @@
         <w:t xml:space="preserve">The Failure of Haven Healthcare: Lessons for Radiology Learners</w:t>
       </w:r>
       <w:r>
-        <w:t xml:space="preserve">. Academic Radiology [Internet]. 2021;28(7):1036–7. Available from:</w:t>
-      </w:r>
-      <w:r>
-        <w:t xml:space="preserve"> </w:t>
+        <w:t xml:space="preserve">.</w:t>
+      </w:r>
+      <w:r>
+        <w:t xml:space="preserve"> </w:t>
+      </w:r>
+      <w:r>
+        <w:rPr>
+          <w:i/>
+          <w:iCs/>
+        </w:rPr>
+        <w:t xml:space="preserve">Academic Radiology</w:t>
+      </w:r>
+      <w:r>
+        <w:t xml:space="preserve">. 2021;28(7):1036-1037. doi:</w:t>
       </w:r>
       <w:hyperlink r:id="rId182">
         <w:r>
           <w:rPr>
             <w:rStyle w:val="Hyperlink"/>
           </w:rPr>
-          <w:t xml:space="preserve">https://www.academicradiology.org/article/S1076-6332(21)00140-9/abstract</w:t>
+          <w:t xml:space="preserve">10.1016/j.acra.2021.03.023</w:t>
         </w:r>
       </w:hyperlink>
     </w:p>
@@ -8505,13 +8629,14 @@
         <w:t xml:space="preserve"> </w:t>
       </w:r>
       <w:r>
+        <w:rPr>
+          <w:i/>
+          <w:iCs/>
+        </w:rPr>
         <w:t xml:space="preserve">The rise, fall, and resurrection of IBM Watson Health</w:t>
       </w:r>
       <w:r>
-        <w:t xml:space="preserve"> </w:t>
-      </w:r>
-      <w:r>
-        <w:t xml:space="preserve">[Internet]. University of Oulu; 2020. Available from:</w:t>
+        <w:t xml:space="preserve">. University of Oulu; 2020.</w:t>
       </w:r>
       <w:r>
         <w:t xml:space="preserve"> </w:t>

--- a/paper.docx
+++ b/paper.docx
@@ -1381,7 +1381,10 @@
         <w:t xml:space="preserve">Validated Query Triple</w:t>
       </w:r>
       <w:r>
-        <w:t xml:space="preserve">.</w:t>
+        <w:t xml:space="preserve"> </w:t>
+      </w:r>
+      <w:r>
+        <w:t xml:space="preserve">(see Multimedia Appendix 1 for worked examples).</w:t>
       </w:r>
       <w:r>
         <w:t xml:space="preserve"> </w:t>

--- a/paper.docx
+++ b/paper.docx
@@ -8936,8 +8936,16 @@
   </w:docDefaults>
   <w:latentStyles w:count="276" w:defLockedState="0" w:defQFormat="0" w:defSemiHidden="0" w:defUIPriority="0" w:defUnhideWhenUsed="0"/>
   <w:style w:default="1" w:styleId="Normal" w:type="paragraph">
+    <w:pPr>
+      <w:spacing w:after="0" w:line="480" w:lineRule="auto"/>
+    </w:pPr>
     <w:name w:val="Normal"/>
     <w:qFormat/>
+    <w:rPr>
+      <w:rFonts w:ascii="Times New Roman" w:hAnsi="Times New Roman"/>
+      <w:sz w:val="24"/>
+      <w:szCs w:val="24"/>
+    </w:rPr>
   </w:style>
   <w:style w:styleId="BodyText" w:type="paragraph">
     <w:name w:val="Body Text"/>

--- a/paper.docx
+++ b/paper.docx
@@ -8922,7 +8922,7 @@
   <w:docDefaults>
     <w:rPrDefault>
       <w:rPr>
-        <w:rFonts w:asciiTheme="minorHAnsi" w:cstheme="minorBidi" w:eastAsiaTheme="minorEastAsia" w:hAnsiTheme="minorHAnsi"/>
+        <w:rFonts w:ascii="Times New Roman" w:cstheme="minorBidi" w:eastAsiaTheme="minorEastAsia" w:hAnsi="Times New Roman"/>
         <w:sz w:val="24"/>
         <w:szCs w:val="24"/>
         <w:lang w:bidi="ar-SA" w:eastAsia="zh-CN" w:val="en-US"/>
@@ -8984,9 +8984,9 @@
       <w:jc w:val="center"/>
     </w:pPr>
     <w:rPr>
-      <w:rFonts w:asciiTheme="majorHAnsi" w:cstheme="majorBidi" w:eastAsiaTheme="majorEastAsia" w:hAnsiTheme="majorHAnsi"/>
-      <w:sz w:val="56"/>
-      <w:szCs w:val="56"/>
+      <w:rFonts w:ascii="Times New Roman" w:cstheme="majorBidi" w:eastAsiaTheme="majorEastAsia" w:hAnsi="Times New Roman"/>
+      <w:sz w:val="28"/>
+      <w:szCs w:val="28"/>
     </w:rPr>
   </w:style>
   <w:style w:customStyle="1" w:styleId="TitleChar" w:type="character">
@@ -8996,9 +8996,9 @@
     <w:uiPriority w:val="10"/>
     <w:rsid w:val="00A10FD9"/>
     <w:rPr>
-      <w:rFonts w:asciiTheme="majorHAnsi" w:cstheme="majorBidi" w:eastAsiaTheme="majorEastAsia" w:hAnsiTheme="majorHAnsi"/>
-      <w:sz w:val="56"/>
-      <w:szCs w:val="56"/>
+      <w:rFonts w:ascii="Times New Roman" w:cstheme="majorBidi" w:eastAsiaTheme="majorEastAsia" w:hAnsi="Times New Roman"/>
+      <w:sz w:val="28"/>
+      <w:szCs w:val="28"/>
     </w:rPr>
   </w:style>
   <w:style w:styleId="Subtitle" w:type="paragraph">
@@ -9015,7 +9015,7 @@
       </w:numPr>
     </w:pPr>
     <w:rPr>
-      <w:rFonts w:cstheme="majorBidi" w:eastAsiaTheme="majorEastAsia"/>
+      <w:rFonts w:ascii="Times New Roman" w:cstheme="majorBidi" w:eastAsiaTheme="majorEastAsia" w:hAnsi="Times New Roman"/>
       <w:spacing w:val="15"/>
       <w:sz w:val="28"/>
       <w:szCs w:val="28"/>
@@ -9028,8 +9028,8 @@
     <w:uiPriority w:val="11"/>
     <w:rsid w:val="00A10FD9"/>
     <w:rPr>
-      <w:rFonts w:cstheme="majorBidi" w:eastAsiaTheme="majorEastAsia"/>
-      <w:color w:themeColor="text1" w:themeTint="A6" w:val="595959"/>
+      <w:rFonts w:ascii="Times New Roman" w:cstheme="majorBidi" w:eastAsiaTheme="majorEastAsia" w:hAnsi="Times New Roman"/>
+      <w:color w:themeTint="A6" w:val="000000"/>
       <w:spacing w:val="15"/>
       <w:sz w:val="28"/>
       <w:szCs w:val="28"/>
@@ -9118,10 +9118,10 @@
       <w:outlineLvl w:val="0"/>
     </w:pPr>
     <w:rPr>
-      <w:rFonts w:asciiTheme="majorHAnsi" w:cstheme="majorBidi" w:eastAsiaTheme="majorEastAsia" w:hAnsiTheme="majorHAnsi"/>
-      <w:color w:themeColor="accent1" w:themeShade="BF" w:val="0F4761"/>
-      <w:sz w:val="40"/>
-      <w:szCs w:val="40"/>
+      <w:rFonts w:ascii="Times New Roman" w:cstheme="majorBidi" w:eastAsiaTheme="majorEastAsia" w:hAnsi="Times New Roman"/>
+      <w:color w:val="000000"/>
+      <w:sz w:val="28"/>
+      <w:szCs w:val="28"/>
     </w:rPr>
   </w:style>
   <w:style w:styleId="Heading2" w:type="paragraph">
@@ -9141,10 +9141,10 @@
       <w:outlineLvl w:val="1"/>
     </w:pPr>
     <w:rPr>
-      <w:rFonts w:asciiTheme="majorHAnsi" w:cstheme="majorBidi" w:eastAsiaTheme="majorEastAsia" w:hAnsiTheme="majorHAnsi"/>
-      <w:color w:themeColor="accent1" w:themeShade="BF" w:val="0F4761"/>
-      <w:sz w:val="32"/>
-      <w:szCs w:val="32"/>
+      <w:rFonts w:ascii="Times New Roman" w:cstheme="majorBidi" w:eastAsiaTheme="majorEastAsia" w:hAnsi="Times New Roman"/>
+      <w:color w:val="000000"/>
+      <w:sz w:val="26"/>
+      <w:szCs w:val="26"/>
     </w:rPr>
   </w:style>
   <w:style w:styleId="Heading3" w:type="paragraph">
@@ -9164,10 +9164,10 @@
       <w:outlineLvl w:val="2"/>
     </w:pPr>
     <w:rPr>
-      <w:rFonts w:cstheme="majorBidi" w:eastAsiaTheme="majorEastAsia"/>
-      <w:color w:themeColor="accent1" w:themeShade="BF" w:val="0F4761"/>
-      <w:sz w:val="28"/>
-      <w:szCs w:val="28"/>
+      <w:rFonts w:ascii="Times New Roman" w:cstheme="majorBidi" w:eastAsiaTheme="majorEastAsia" w:hAnsi="Times New Roman"/>
+      <w:color w:val="000000"/>
+      <w:sz w:val="24"/>
+      <w:szCs w:val="24"/>
     </w:rPr>
   </w:style>
   <w:style w:styleId="Heading4" w:type="paragraph">
@@ -9187,10 +9187,10 @@
       <w:outlineLvl w:val="3"/>
     </w:pPr>
     <w:rPr>
-      <w:rFonts w:cstheme="majorBidi" w:eastAsiaTheme="majorEastAsia"/>
+      <w:rFonts w:ascii="Times New Roman" w:cstheme="majorBidi" w:eastAsiaTheme="majorEastAsia" w:hAnsi="Times New Roman"/>
       <w:i/>
       <w:iCs/>
-      <w:color w:themeColor="accent1" w:themeShade="BF" w:val="0F4761"/>
+      <w:color w:val="000000"/>
     </w:rPr>
   </w:style>
   <w:style w:styleId="Heading5" w:type="paragraph">
@@ -9210,8 +9210,8 @@
       <w:outlineLvl w:val="4"/>
     </w:pPr>
     <w:rPr>
-      <w:rFonts w:cstheme="majorBidi" w:eastAsiaTheme="majorEastAsia"/>
-      <w:color w:themeColor="accent1" w:themeShade="BF" w:val="0F4761"/>
+      <w:rFonts w:ascii="Times New Roman" w:cstheme="majorBidi" w:eastAsiaTheme="majorEastAsia" w:hAnsi="Times New Roman"/>
+      <w:color w:val="000000"/>
     </w:rPr>
   </w:style>
   <w:style w:styleId="Heading6" w:type="paragraph">
@@ -9231,10 +9231,10 @@
       <w:outlineLvl w:val="5"/>
     </w:pPr>
     <w:rPr>
-      <w:rFonts w:cstheme="majorBidi" w:eastAsiaTheme="majorEastAsia"/>
+      <w:rFonts w:ascii="Times New Roman" w:cstheme="majorBidi" w:eastAsiaTheme="majorEastAsia" w:hAnsi="Times New Roman"/>
       <w:i/>
       <w:iCs/>
-      <w:color w:themeColor="text1" w:themeTint="A6" w:val="595959"/>
+      <w:color w:themeTint="A6" w:val="000000"/>
     </w:rPr>
   </w:style>
   <w:style w:styleId="Heading7" w:type="paragraph">
@@ -9254,8 +9254,8 @@
       <w:outlineLvl w:val="6"/>
     </w:pPr>
     <w:rPr>
-      <w:rFonts w:cstheme="majorBidi" w:eastAsiaTheme="majorEastAsia"/>
-      <w:color w:themeColor="text1" w:themeTint="A6" w:val="595959"/>
+      <w:rFonts w:ascii="Times New Roman" w:cstheme="majorBidi" w:eastAsiaTheme="majorEastAsia" w:hAnsi="Times New Roman"/>
+      <w:color w:themeTint="A6" w:val="000000"/>
     </w:rPr>
   </w:style>
   <w:style w:styleId="Heading8" w:type="paragraph">
@@ -9275,10 +9275,10 @@
       <w:outlineLvl w:val="7"/>
     </w:pPr>
     <w:rPr>
-      <w:rFonts w:cstheme="majorBidi" w:eastAsiaTheme="majorEastAsia"/>
+      <w:rFonts w:ascii="Times New Roman" w:cstheme="majorBidi" w:eastAsiaTheme="majorEastAsia" w:hAnsi="Times New Roman"/>
       <w:i/>
       <w:iCs/>
-      <w:color w:themeColor="text1" w:themeTint="D8" w:val="272727"/>
+      <w:color w:themeTint="D8" w:val="000000"/>
     </w:rPr>
   </w:style>
   <w:style w:styleId="Heading9" w:type="paragraph">
@@ -9298,8 +9298,8 @@
       <w:outlineLvl w:val="8"/>
     </w:pPr>
     <w:rPr>
-      <w:rFonts w:cstheme="majorBidi" w:eastAsiaTheme="majorEastAsia"/>
-      <w:color w:themeColor="text1" w:themeTint="D8" w:val="272727"/>
+      <w:rFonts w:ascii="Times New Roman" w:cstheme="majorBidi" w:eastAsiaTheme="majorEastAsia" w:hAnsi="Times New Roman"/>
+      <w:color w:themeTint="D8" w:val="000000"/>
     </w:rPr>
   </w:style>
   <w:style w:customStyle="1" w:styleId="Heading1Char" w:type="character">
@@ -9309,10 +9309,10 @@
     <w:uiPriority w:val="9"/>
     <w:rsid w:val="00A10FD9"/>
     <w:rPr>
-      <w:rFonts w:asciiTheme="majorHAnsi" w:cstheme="majorBidi" w:eastAsiaTheme="majorEastAsia" w:hAnsiTheme="majorHAnsi"/>
-      <w:color w:themeColor="accent1" w:themeShade="BF" w:val="0F4761"/>
-      <w:sz w:val="40"/>
-      <w:szCs w:val="40"/>
+      <w:rFonts w:ascii="Times New Roman" w:cstheme="majorBidi" w:eastAsiaTheme="majorEastAsia" w:hAnsi="Times New Roman"/>
+      <w:color w:val="000000"/>
+      <w:sz w:val="28"/>
+      <w:szCs w:val="28"/>
     </w:rPr>
   </w:style>
   <w:style w:customStyle="1" w:styleId="Heading2Char" w:type="character">
@@ -9323,10 +9323,10 @@
     <w:semiHidden/>
     <w:rsid w:val="00A10FD9"/>
     <w:rPr>
-      <w:rFonts w:asciiTheme="majorHAnsi" w:cstheme="majorBidi" w:eastAsiaTheme="majorEastAsia" w:hAnsiTheme="majorHAnsi"/>
-      <w:color w:themeColor="accent1" w:themeShade="BF" w:val="0F4761"/>
-      <w:sz w:val="32"/>
-      <w:szCs w:val="32"/>
+      <w:rFonts w:ascii="Times New Roman" w:cstheme="majorBidi" w:eastAsiaTheme="majorEastAsia" w:hAnsi="Times New Roman"/>
+      <w:color w:val="000000"/>
+      <w:sz w:val="26"/>
+      <w:szCs w:val="26"/>
     </w:rPr>
   </w:style>
   <w:style w:customStyle="1" w:styleId="Heading3Char" w:type="character">
@@ -9337,10 +9337,10 @@
     <w:semiHidden/>
     <w:rsid w:val="00A10FD9"/>
     <w:rPr>
-      <w:rFonts w:cstheme="majorBidi" w:eastAsiaTheme="majorEastAsia"/>
-      <w:color w:themeColor="accent1" w:themeShade="BF" w:val="0F4761"/>
-      <w:sz w:val="28"/>
-      <w:szCs w:val="28"/>
+      <w:rFonts w:ascii="Times New Roman" w:cstheme="majorBidi" w:eastAsiaTheme="majorEastAsia" w:hAnsi="Times New Roman"/>
+      <w:color w:val="000000"/>
+      <w:sz w:val="24"/>
+      <w:szCs w:val="24"/>
     </w:rPr>
   </w:style>
   <w:style w:customStyle="1" w:styleId="Heading4Char" w:type="character">
@@ -9351,10 +9351,10 @@
     <w:semiHidden/>
     <w:rsid w:val="00A10FD9"/>
     <w:rPr>
-      <w:rFonts w:cstheme="majorBidi" w:eastAsiaTheme="majorEastAsia"/>
+      <w:rFonts w:ascii="Times New Roman" w:cstheme="majorBidi" w:eastAsiaTheme="majorEastAsia" w:hAnsi="Times New Roman"/>
       <w:i/>
       <w:iCs/>
-      <w:color w:themeColor="accent1" w:themeShade="BF" w:val="0F4761"/>
+      <w:color w:val="000000"/>
     </w:rPr>
   </w:style>
   <w:style w:customStyle="1" w:styleId="Heading5Char" w:type="character">
@@ -9365,8 +9365,8 @@
     <w:semiHidden/>
     <w:rsid w:val="00A10FD9"/>
     <w:rPr>
-      <w:rFonts w:cstheme="majorBidi" w:eastAsiaTheme="majorEastAsia"/>
-      <w:color w:themeColor="accent1" w:themeShade="BF" w:val="0F4761"/>
+      <w:rFonts w:ascii="Times New Roman" w:cstheme="majorBidi" w:eastAsiaTheme="majorEastAsia" w:hAnsi="Times New Roman"/>
+      <w:color w:val="000000"/>
     </w:rPr>
   </w:style>
   <w:style w:customStyle="1" w:styleId="Heading6Char" w:type="character">
@@ -9377,10 +9377,10 @@
     <w:semiHidden/>
     <w:rsid w:val="00A10FD9"/>
     <w:rPr>
-      <w:rFonts w:cstheme="majorBidi" w:eastAsiaTheme="majorEastAsia"/>
+      <w:rFonts w:ascii="Times New Roman" w:cstheme="majorBidi" w:eastAsiaTheme="majorEastAsia" w:hAnsi="Times New Roman"/>
       <w:i/>
       <w:iCs/>
-      <w:color w:themeColor="text1" w:themeTint="A6" w:val="595959"/>
+      <w:color w:themeTint="A6" w:val="000000"/>
     </w:rPr>
   </w:style>
   <w:style w:customStyle="1" w:styleId="Heading7Char" w:type="character">
@@ -9391,8 +9391,8 @@
     <w:semiHidden/>
     <w:rsid w:val="00A10FD9"/>
     <w:rPr>
-      <w:rFonts w:cstheme="majorBidi" w:eastAsiaTheme="majorEastAsia"/>
-      <w:color w:themeColor="text1" w:themeTint="A6" w:val="595959"/>
+      <w:rFonts w:ascii="Times New Roman" w:cstheme="majorBidi" w:eastAsiaTheme="majorEastAsia" w:hAnsi="Times New Roman"/>
+      <w:color w:themeTint="A6" w:val="000000"/>
     </w:rPr>
   </w:style>
   <w:style w:customStyle="1" w:styleId="Heading8Char" w:type="character">
@@ -9403,10 +9403,10 @@
     <w:semiHidden/>
     <w:rsid w:val="00A10FD9"/>
     <w:rPr>
-      <w:rFonts w:cstheme="majorBidi" w:eastAsiaTheme="majorEastAsia"/>
+      <w:rFonts w:ascii="Times New Roman" w:cstheme="majorBidi" w:eastAsiaTheme="majorEastAsia" w:hAnsi="Times New Roman"/>
       <w:i/>
       <w:iCs/>
-      <w:color w:themeColor="text1" w:themeTint="D8" w:val="272727"/>
+      <w:color w:themeTint="D8" w:val="000000"/>
     </w:rPr>
   </w:style>
   <w:style w:customStyle="1" w:styleId="Heading9Char" w:type="character">
@@ -9417,8 +9417,8 @@
     <w:semiHidden/>
     <w:rsid w:val="00A10FD9"/>
     <w:rPr>
-      <w:rFonts w:cstheme="majorBidi" w:eastAsiaTheme="majorEastAsia"/>
-      <w:color w:themeColor="text1" w:themeTint="D8" w:val="272727"/>
+      <w:rFonts w:ascii="Times New Roman" w:cstheme="majorBidi" w:eastAsiaTheme="majorEastAsia" w:hAnsi="Times New Roman"/>
+      <w:color w:themeTint="D8" w:val="000000"/>
     </w:rPr>
   </w:style>
   <w:style w:styleId="BlockText" w:type="paragraph">
@@ -9541,7 +9541,7 @@
     <w:name w:val="Verbatim Char"/>
     <w:basedOn w:val="BodyTextChar"/>
     <w:rPr>
-      <w:rFonts w:ascii="Consolas" w:hAnsi="Consolas"/>
+      <w:rFonts w:ascii="Times New Roman" w:hAnsi="Times New Roman"/>
       <w:sz w:val="22"/>
     </w:rPr>
   </w:style>
@@ -9560,7 +9560,7 @@
     <w:name w:val="Hyperlink"/>
     <w:basedOn w:val="BodyTextChar"/>
     <w:rPr>
-      <w:color w:themeColor="accent1" w:val="4F81BD"/>
+      <w:color w:val="000000"/>
     </w:rPr>
   </w:style>
   <w:style w:styleId="TOCHeading" w:type="paragraph">
@@ -9575,10 +9575,10 @@
       <w:outlineLvl w:val="9"/>
     </w:pPr>
     <w:rPr>
-      <w:rFonts w:asciiTheme="majorHAnsi" w:cstheme="majorBidi" w:eastAsiaTheme="majorEastAsia" w:hAnsiTheme="majorHAnsi"/>
+      <w:rFonts w:ascii="Times New Roman" w:cstheme="majorBidi" w:eastAsiaTheme="majorEastAsia" w:hAnsi="Times New Roman"/>
       <w:b w:val="0"/>
       <w:bCs w:val="0"/>
-      <w:color w:themeColor="accent1" w:themeShade="BF" w:val="365F91"/>
+      <w:color w:val="000000"/>
     </w:rPr>
   </w:style>
   <w:style w:type="paragraph" w:customStyle="1" w:styleId="SourceCode">

--- a/paper.docx
+++ b/paper.docx
@@ -212,8 +212,8 @@
       </w:r>
       <w:r>
         <w:rPr>
-          <w:b/>
-          <w:bCs/>
+          <w:i/>
+          <w:iCs/>
         </w:rPr>
         <w:t xml:space="preserve">Low Analytics Maturity</w:t>
       </w:r>
@@ -237,8 +237,8 @@
       </w:r>
       <w:r>
         <w:rPr>
-          <w:b/>
-          <w:bCs/>
+          <w:i/>
+          <w:iCs/>
         </w:rPr>
         <w:t xml:space="preserve">Semantic Gap</w:t>
       </w:r>
@@ -280,8 +280,8 @@
       </w:r>
       <w:r>
         <w:rPr>
-          <w:b/>
-          <w:bCs/>
+          <w:i/>
+          <w:iCs/>
         </w:rPr>
         <w:t xml:space="preserve">Workforce Instability</w:t>
       </w:r>
@@ -366,8 +366,8 @@
       </w:r>
       <w:r>
         <w:rPr>
-          <w:b/>
-          <w:bCs/>
+          <w:i/>
+          <w:iCs/>
         </w:rPr>
         <w:t xml:space="preserve">Institutional Amnesia</w:t>
       </w:r>
@@ -623,8 +623,8 @@
       </w:r>
       <w:r>
         <w:rPr>
-          <w:b/>
-          <w:bCs/>
+          <w:i/>
+          <w:iCs/>
         </w:rPr>
         <w:t xml:space="preserve">Human-in-the-Loop Knowledge Governance (HITL-KG)</w:t>
       </w:r>
@@ -693,8 +693,8 @@
       </w:pPr>
       <w:r>
         <w:rPr>
-          <w:b/>
-          <w:bCs/>
+          <w:i/>
+          <w:iCs/>
         </w:rPr>
         <w:t xml:space="preserve">Socialization</w:t>
       </w:r>
@@ -715,8 +715,8 @@
       </w:pPr>
       <w:r>
         <w:rPr>
-          <w:b/>
-          <w:bCs/>
+          <w:i/>
+          <w:iCs/>
         </w:rPr>
         <w:t xml:space="preserve">Externalization</w:t>
       </w:r>
@@ -737,8 +737,8 @@
       </w:pPr>
       <w:r>
         <w:rPr>
-          <w:b/>
-          <w:bCs/>
+          <w:i/>
+          <w:iCs/>
         </w:rPr>
         <w:t xml:space="preserve">Combination</w:t>
       </w:r>
@@ -759,8 +759,8 @@
       </w:pPr>
       <w:r>
         <w:rPr>
-          <w:b/>
-          <w:bCs/>
+          <w:i/>
+          <w:iCs/>
         </w:rPr>
         <w:t xml:space="preserve">Internalization</w:t>
       </w:r>
@@ -1093,8 +1093,8 @@
       </w:r>
       <w:r>
         <w:rPr>
-          <w:b/>
-          <w:bCs/>
+          <w:i/>
+          <w:iCs/>
         </w:rPr>
         <w:t xml:space="preserve">Socialization</w:t>
       </w:r>
@@ -1290,8 +1290,8 @@
       </w:r>
       <w:r>
         <w:rPr>
-          <w:b/>
-          <w:bCs/>
+          <w:i/>
+          <w:iCs/>
         </w:rPr>
         <w:t xml:space="preserve">Externalization</w:t>
       </w:r>
@@ -1375,8 +1375,8 @@
       </w:r>
       <w:r>
         <w:rPr>
-          <w:b/>
-          <w:bCs/>
+          <w:i/>
+          <w:iCs/>
         </w:rPr>
         <w:t xml:space="preserve">Validated Query Triple</w:t>
       </w:r>
@@ -1403,8 +1403,8 @@
       </w:r>
       <w:r>
         <w:rPr>
-          <w:b/>
-          <w:bCs/>
+          <w:i/>
+          <w:iCs/>
         </w:rPr>
         <w:t xml:space="preserve">Natural Language Intent</w:t>
       </w:r>
@@ -1431,8 +1431,8 @@
       </w:r>
       <w:r>
         <w:rPr>
-          <w:b/>
-          <w:bCs/>
+          <w:i/>
+          <w:iCs/>
         </w:rPr>
         <w:t xml:space="preserve">Executable SQL</w:t>
       </w:r>
@@ -1450,8 +1450,8 @@
       </w:r>
       <w:r>
         <w:rPr>
-          <w:b/>
-          <w:bCs/>
+          <w:i/>
+          <w:iCs/>
         </w:rPr>
         <w:t xml:space="preserve">Rationale Metadata</w:t>
       </w:r>
@@ -1545,8 +1545,8 @@
       </w:r>
       <w:r>
         <w:rPr>
-          <w:b/>
-          <w:bCs/>
+          <w:i/>
+          <w:iCs/>
         </w:rPr>
         <w:t xml:space="preserve">Human-in-the-Loop Knowledge Governance (HITL-KG)</w:t>
       </w:r>
@@ -1602,8 +1602,8 @@
       </w:r>
       <w:r>
         <w:rPr>
-          <w:b/>
-          <w:bCs/>
+          <w:i/>
+          <w:iCs/>
         </w:rPr>
         <w:t xml:space="preserve">Governance Forcing Function</w:t>
       </w:r>
@@ -1770,8 +1770,8 @@
       </w:pPr>
       <w:r>
         <w:rPr>
-          <w:b/>
-          <w:bCs/>
+          <w:i/>
+          <w:iCs/>
         </w:rPr>
         <w:t xml:space="preserve">Query Generation</w:t>
       </w:r>
@@ -1816,8 +1816,8 @@
       </w:pPr>
       <w:r>
         <w:rPr>
-          <w:b/>
-          <w:bCs/>
+          <w:i/>
+          <w:iCs/>
         </w:rPr>
         <w:t xml:space="preserve">Semantic Translation</w:t>
       </w:r>
@@ -1847,8 +1847,8 @@
       </w:pPr>
       <w:r>
         <w:rPr>
-          <w:b/>
-          <w:bCs/>
+          <w:i/>
+          <w:iCs/>
         </w:rPr>
         <w:t xml:space="preserve">Expert Validation</w:t>
       </w:r>
@@ -1921,8 +1921,8 @@
       </w:pPr>
       <w:r>
         <w:rPr>
-          <w:b/>
-          <w:bCs/>
+          <w:i/>
+          <w:iCs/>
         </w:rPr>
         <w:t xml:space="preserve">Artifact Storage</w:t>
       </w:r>
@@ -1952,8 +1952,8 @@
       </w:pPr>
       <w:r>
         <w:rPr>
-          <w:b/>
-          <w:bCs/>
+          <w:i/>
+          <w:iCs/>
         </w:rPr>
         <w:t xml:space="preserve">Retrieval</w:t>
       </w:r>
@@ -2770,8 +2770,8 @@
       </w:r>
       <w:r>
         <w:rPr>
-          <w:b/>
-          <w:bCs/>
+          <w:i/>
+          <w:iCs/>
         </w:rPr>
         <w:t xml:space="preserve">Three-Pillar Assessment Rubric</w:t>
       </w:r>
@@ -2917,8 +2917,8 @@
       </w:pPr>
       <w:r>
         <w:rPr>
-          <w:b/>
-          <w:bCs/>
+          <w:i/>
+          <w:iCs/>
         </w:rPr>
         <w:t xml:space="preserve">Pillar 1: Analytics Maturity</w:t>
       </w:r>
@@ -3258,8 +3258,8 @@
       </w:pPr>
       <w:r>
         <w:rPr>
-          <w:b/>
-          <w:bCs/>
+          <w:i/>
+          <w:iCs/>
         </w:rPr>
         <w:t xml:space="preserve">Pillar 2: Workforce Agility</w:t>
       </w:r>
@@ -3584,8 +3584,8 @@
       </w:pPr>
       <w:r>
         <w:rPr>
-          <w:b/>
-          <w:bCs/>
+          <w:i/>
+          <w:iCs/>
         </w:rPr>
         <w:t xml:space="preserve">Pillar 3: Technical Enablement</w:t>
       </w:r>
@@ -4043,8 +4043,8 @@
       </w:r>
       <w:r>
         <w:rPr>
-          <w:b/>
-          <w:bCs/>
+          <w:i/>
+          <w:iCs/>
         </w:rPr>
         <w:t xml:space="preserve">Validator Paradox</w:t>
       </w:r>
@@ -4137,8 +4137,8 @@
       </w:r>
       <w:r>
         <w:rPr>
-          <w:b/>
-          <w:bCs/>
+          <w:i/>
+          <w:iCs/>
         </w:rPr>
         <w:t xml:space="preserve">Knowledge Ratchet</w:t>
       </w:r>
@@ -4374,8 +4374,8 @@
       </w:r>
       <w:r>
         <w:rPr>
-          <w:b/>
-          <w:bCs/>
+          <w:i/>
+          <w:iCs/>
         </w:rPr>
         <w:t xml:space="preserve">safety mechanism</w:t>
       </w:r>
@@ -4404,8 +4404,8 @@
       </w:r>
       <w:r>
         <w:rPr>
-          <w:b/>
-          <w:bCs/>
+          <w:i/>
+          <w:iCs/>
         </w:rPr>
         <w:t xml:space="preserve">Cognitive Forcing Functions</w:t>
       </w:r>
@@ -4680,8 +4680,8 @@
       </w:r>
       <w:r>
         <w:rPr>
-          <w:b/>
-          <w:bCs/>
+          <w:i/>
+          <w:iCs/>
         </w:rPr>
         <w:t xml:space="preserve">Human-in-the-Loop Knowledge Governance</w:t>
       </w:r>

--- a/paper.docx
+++ b/paper.docx
@@ -4802,7 +4802,7 @@
         <w:pStyle w:val="FirstParagraph"/>
       </w:pPr>
       <w:r>
-        <w:t xml:space="preserve">This is a narrative review synthesizing existing literature. No primary datasets were generated or analyzed. All data cited are from publicly available peer-reviewed publications, industry reports, and academic theses, referenced in the bibliography.</w:t>
+        <w:t xml:space="preserve">This is a narrative review synthesizing existing literature. No primary datasets were generated or analyzed. All data cited are from publicly available peer-reviewed publications, industry reports, and academic theses, referenced in the bibliography. The manuscript source, build pipeline, and literature review tool are available at https://doi.org/10.5281/zenodo.18338990</w:t>
       </w:r>
     </w:p>
     <w:bookmarkEnd w:id="38"/>

--- a/paper.docx
+++ b/paper.docx
@@ -7,7 +7,85 @@
         <w:pStyle w:val="Title"/>
       </w:pPr>
       <w:r>
-        <w:t xml:space="preserve">Healthcare Analytics Challenges: A Three-Pillar Framework Connecting Analytics Maturity, Workforce Agility, and Technical Enablement</w:t>
+        <w:t xml:space="preserve">Healthcare</w:t>
+      </w:r>
+      <w:r>
+        <w:t xml:space="preserve"> </w:t>
+      </w:r>
+      <w:r>
+        <w:t xml:space="preserve">Analytics</w:t>
+      </w:r>
+      <w:r>
+        <w:t xml:space="preserve"> </w:t>
+      </w:r>
+      <w:r>
+        <w:t xml:space="preserve">Challenges:</w:t>
+      </w:r>
+      <w:r>
+        <w:t xml:space="preserve"> </w:t>
+      </w:r>
+      <w:r>
+        <w:t xml:space="preserve">A</w:t>
+      </w:r>
+      <w:r>
+        <w:t xml:space="preserve"> </w:t>
+      </w:r>
+      <w:r>
+        <w:t xml:space="preserve">Three-Pillar</w:t>
+      </w:r>
+      <w:r>
+        <w:t xml:space="preserve"> </w:t>
+      </w:r>
+      <w:r>
+        <w:t xml:space="preserve">Framework</w:t>
+      </w:r>
+      <w:r>
+        <w:t xml:space="preserve"> </w:t>
+      </w:r>
+      <w:r>
+        <w:t xml:space="preserve">Connecting</w:t>
+      </w:r>
+      <w:r>
+        <w:t xml:space="preserve"> </w:t>
+      </w:r>
+      <w:r>
+        <w:t xml:space="preserve">Analytics</w:t>
+      </w:r>
+      <w:r>
+        <w:t xml:space="preserve"> </w:t>
+      </w:r>
+      <w:r>
+        <w:t xml:space="preserve">Maturity,</w:t>
+      </w:r>
+      <w:r>
+        <w:t xml:space="preserve"> </w:t>
+      </w:r>
+      <w:r>
+        <w:t xml:space="preserve">Workforce</w:t>
+      </w:r>
+      <w:r>
+        <w:t xml:space="preserve"> </w:t>
+      </w:r>
+      <w:r>
+        <w:t xml:space="preserve">Agility,</w:t>
+      </w:r>
+      <w:r>
+        <w:t xml:space="preserve"> </w:t>
+      </w:r>
+      <w:r>
+        <w:t xml:space="preserve">and</w:t>
+      </w:r>
+      <w:r>
+        <w:t xml:space="preserve"> </w:t>
+      </w:r>
+      <w:r>
+        <w:t xml:space="preserve">Technical</w:t>
+      </w:r>
+      <w:r>
+        <w:t xml:space="preserve"> </w:t>
+      </w:r>
+      <w:r>
+        <w:t xml:space="preserve">Enablement</w:t>
       </w:r>
     </w:p>
     <w:p>
@@ -15,7 +93,31 @@
         <w:pStyle w:val="Author"/>
       </w:pPr>
       <w:r>
-        <w:t xml:space="preserve">Samuel T Harrold, Yuimedi, Inc.</w:t>
+        <w:t xml:space="preserve">Samuel</w:t>
+      </w:r>
+      <w:r>
+        <w:t xml:space="preserve"> </w:t>
+      </w:r>
+      <w:r>
+        <w:t xml:space="preserve">T</w:t>
+      </w:r>
+      <w:r>
+        <w:t xml:space="preserve"> </w:t>
+      </w:r>
+      <w:r>
+        <w:t xml:space="preserve">Harrold,</w:t>
+      </w:r>
+      <w:r>
+        <w:t xml:space="preserve"> </w:t>
+      </w:r>
+      <w:r>
+        <w:t xml:space="preserve">Yuimedi,</w:t>
+      </w:r>
+      <w:r>
+        <w:t xml:space="preserve"> </w:t>
+      </w:r>
+      <w:r>
+        <w:t xml:space="preserve">Inc.</w:t>
       </w:r>
     </w:p>
     <w:p>
@@ -23,7 +125,13 @@
         <w:pStyle w:val="Date"/>
       </w:pPr>
       <w:r>
-        <w:t xml:space="preserve">March 2026</w:t>
+        <w:t xml:space="preserve">March</w:t>
+      </w:r>
+      <w:r>
+        <w:t xml:space="preserve"> </w:t>
+      </w:r>
+      <w:r>
+        <w:t xml:space="preserve">2026</w:t>
       </w:r>
     </w:p>
     <w:p>
@@ -39,31 +147,451 @@
         <w:pStyle w:val="Abstract"/>
       </w:pPr>
       <w:r>
-        <w:t xml:space="preserve">Healthcare organizations face a</w:t>
-      </w:r>
-      <w:r>
-        <w:t xml:space="preserve"> </w:t>
-      </w:r>
-      <w:r>
-        <w:t xml:space="preserve">“Triple Threat”</w:t>
-      </w:r>
-      <w:r>
-        <w:t xml:space="preserve"> </w:t>
-      </w:r>
-      <w:r>
-        <w:t xml:space="preserve">of low analytics maturity, high workforce instability, and semantic technical barriers that together produce a crisis of</w:t>
-      </w:r>
-      <w:r>
-        <w:t xml:space="preserve"> </w:t>
-      </w:r>
-      <w:r>
-        <w:t xml:space="preserve">“Institutional Amnesia.”</w:t>
-      </w:r>
-      <w:r>
-        <w:t xml:space="preserve"> </w:t>
-      </w:r>
-      <w:r>
-        <w:t xml:space="preserve">High leadership turnover, persistent digital health workforce shortages, and widespread intent to leave among informatics specialists systematically erase the tacit knowledge required to navigate complex clinical data schemas, trapping organizations in a cycle of low maturity where the rate of knowledge loss exceeds the rate of knowledge capture.</w:t>
+        <w:t xml:space="preserve">Healthcare</w:t>
+      </w:r>
+      <w:r>
+        <w:t xml:space="preserve"> </w:t>
+      </w:r>
+      <w:r>
+        <w:t xml:space="preserve">organizations</w:t>
+      </w:r>
+      <w:r>
+        <w:t xml:space="preserve"> </w:t>
+      </w:r>
+      <w:r>
+        <w:t xml:space="preserve">face</w:t>
+      </w:r>
+      <w:r>
+        <w:t xml:space="preserve"> </w:t>
+      </w:r>
+      <w:r>
+        <w:t xml:space="preserve">a</w:t>
+      </w:r>
+      <w:r>
+        <w:t xml:space="preserve"> </w:t>
+      </w:r>
+      <w:r>
+        <w:t xml:space="preserve">“</w:t>
+      </w:r>
+      <w:r>
+        <w:t xml:space="preserve">Triple</w:t>
+      </w:r>
+      <w:r>
+        <w:t xml:space="preserve"> </w:t>
+      </w:r>
+      <w:r>
+        <w:t xml:space="preserve">Threat</w:t>
+      </w:r>
+      <w:r>
+        <w:t xml:space="preserve">”</w:t>
+      </w:r>
+      <w:r>
+        <w:t xml:space="preserve"> </w:t>
+      </w:r>
+      <w:r>
+        <w:t xml:space="preserve">of</w:t>
+      </w:r>
+      <w:r>
+        <w:t xml:space="preserve"> </w:t>
+      </w:r>
+      <w:r>
+        <w:t xml:space="preserve">low</w:t>
+      </w:r>
+      <w:r>
+        <w:t xml:space="preserve"> </w:t>
+      </w:r>
+      <w:r>
+        <w:t xml:space="preserve">analytics</w:t>
+      </w:r>
+      <w:r>
+        <w:t xml:space="preserve"> </w:t>
+      </w:r>
+      <w:r>
+        <w:t xml:space="preserve">maturity,</w:t>
+      </w:r>
+      <w:r>
+        <w:t xml:space="preserve"> </w:t>
+      </w:r>
+      <w:r>
+        <w:t xml:space="preserve">high</w:t>
+      </w:r>
+      <w:r>
+        <w:t xml:space="preserve"> </w:t>
+      </w:r>
+      <w:r>
+        <w:t xml:space="preserve">workforce</w:t>
+      </w:r>
+      <w:r>
+        <w:t xml:space="preserve"> </w:t>
+      </w:r>
+      <w:r>
+        <w:t xml:space="preserve">instability,</w:t>
+      </w:r>
+      <w:r>
+        <w:t xml:space="preserve"> </w:t>
+      </w:r>
+      <w:r>
+        <w:t xml:space="preserve">and</w:t>
+      </w:r>
+      <w:r>
+        <w:t xml:space="preserve"> </w:t>
+      </w:r>
+      <w:r>
+        <w:t xml:space="preserve">semantic</w:t>
+      </w:r>
+      <w:r>
+        <w:t xml:space="preserve"> </w:t>
+      </w:r>
+      <w:r>
+        <w:t xml:space="preserve">technical</w:t>
+      </w:r>
+      <w:r>
+        <w:t xml:space="preserve"> </w:t>
+      </w:r>
+      <w:r>
+        <w:t xml:space="preserve">barriers</w:t>
+      </w:r>
+      <w:r>
+        <w:t xml:space="preserve"> </w:t>
+      </w:r>
+      <w:r>
+        <w:t xml:space="preserve">that</w:t>
+      </w:r>
+      <w:r>
+        <w:t xml:space="preserve"> </w:t>
+      </w:r>
+      <w:r>
+        <w:t xml:space="preserve">together</w:t>
+      </w:r>
+      <w:r>
+        <w:t xml:space="preserve"> </w:t>
+      </w:r>
+      <w:r>
+        <w:t xml:space="preserve">produce</w:t>
+      </w:r>
+      <w:r>
+        <w:t xml:space="preserve"> </w:t>
+      </w:r>
+      <w:r>
+        <w:t xml:space="preserve">a</w:t>
+      </w:r>
+      <w:r>
+        <w:t xml:space="preserve"> </w:t>
+      </w:r>
+      <w:r>
+        <w:t xml:space="preserve">crisis</w:t>
+      </w:r>
+      <w:r>
+        <w:t xml:space="preserve"> </w:t>
+      </w:r>
+      <w:r>
+        <w:t xml:space="preserve">of</w:t>
+      </w:r>
+      <w:r>
+        <w:t xml:space="preserve"> </w:t>
+      </w:r>
+      <w:r>
+        <w:t xml:space="preserve">“</w:t>
+      </w:r>
+      <w:r>
+        <w:t xml:space="preserve">Institutional</w:t>
+      </w:r>
+      <w:r>
+        <w:t xml:space="preserve"> </w:t>
+      </w:r>
+      <w:r>
+        <w:t xml:space="preserve">Amnesia.</w:t>
+      </w:r>
+      <w:r>
+        <w:t xml:space="preserve">”</w:t>
+      </w:r>
+      <w:r>
+        <w:t xml:space="preserve"> </w:t>
+      </w:r>
+      <w:r>
+        <w:t xml:space="preserve">High</w:t>
+      </w:r>
+      <w:r>
+        <w:t xml:space="preserve"> </w:t>
+      </w:r>
+      <w:r>
+        <w:t xml:space="preserve">leadership</w:t>
+      </w:r>
+      <w:r>
+        <w:t xml:space="preserve"> </w:t>
+      </w:r>
+      <w:r>
+        <w:t xml:space="preserve">turnover,</w:t>
+      </w:r>
+      <w:r>
+        <w:t xml:space="preserve"> </w:t>
+      </w:r>
+      <w:r>
+        <w:t xml:space="preserve">persistent</w:t>
+      </w:r>
+      <w:r>
+        <w:t xml:space="preserve"> </w:t>
+      </w:r>
+      <w:r>
+        <w:t xml:space="preserve">digital</w:t>
+      </w:r>
+      <w:r>
+        <w:t xml:space="preserve"> </w:t>
+      </w:r>
+      <w:r>
+        <w:t xml:space="preserve">health</w:t>
+      </w:r>
+      <w:r>
+        <w:t xml:space="preserve"> </w:t>
+      </w:r>
+      <w:r>
+        <w:t xml:space="preserve">workforce</w:t>
+      </w:r>
+      <w:r>
+        <w:t xml:space="preserve"> </w:t>
+      </w:r>
+      <w:r>
+        <w:t xml:space="preserve">shortages,</w:t>
+      </w:r>
+      <w:r>
+        <w:t xml:space="preserve"> </w:t>
+      </w:r>
+      <w:r>
+        <w:t xml:space="preserve">and</w:t>
+      </w:r>
+      <w:r>
+        <w:t xml:space="preserve"> </w:t>
+      </w:r>
+      <w:r>
+        <w:t xml:space="preserve">widespread</w:t>
+      </w:r>
+      <w:r>
+        <w:t xml:space="preserve"> </w:t>
+      </w:r>
+      <w:r>
+        <w:t xml:space="preserve">intent</w:t>
+      </w:r>
+      <w:r>
+        <w:t xml:space="preserve"> </w:t>
+      </w:r>
+      <w:r>
+        <w:t xml:space="preserve">to</w:t>
+      </w:r>
+      <w:r>
+        <w:t xml:space="preserve"> </w:t>
+      </w:r>
+      <w:r>
+        <w:t xml:space="preserve">leave</w:t>
+      </w:r>
+      <w:r>
+        <w:t xml:space="preserve"> </w:t>
+      </w:r>
+      <w:r>
+        <w:t xml:space="preserve">among</w:t>
+      </w:r>
+      <w:r>
+        <w:t xml:space="preserve"> </w:t>
+      </w:r>
+      <w:r>
+        <w:t xml:space="preserve">informatics</w:t>
+      </w:r>
+      <w:r>
+        <w:t xml:space="preserve"> </w:t>
+      </w:r>
+      <w:r>
+        <w:t xml:space="preserve">specialists</w:t>
+      </w:r>
+      <w:r>
+        <w:t xml:space="preserve"> </w:t>
+      </w:r>
+      <w:r>
+        <w:t xml:space="preserve">systematically</w:t>
+      </w:r>
+      <w:r>
+        <w:t xml:space="preserve"> </w:t>
+      </w:r>
+      <w:r>
+        <w:t xml:space="preserve">erase</w:t>
+      </w:r>
+      <w:r>
+        <w:t xml:space="preserve"> </w:t>
+      </w:r>
+      <w:r>
+        <w:t xml:space="preserve">the</w:t>
+      </w:r>
+      <w:r>
+        <w:t xml:space="preserve"> </w:t>
+      </w:r>
+      <w:r>
+        <w:t xml:space="preserve">tacit</w:t>
+      </w:r>
+      <w:r>
+        <w:t xml:space="preserve"> </w:t>
+      </w:r>
+      <w:r>
+        <w:t xml:space="preserve">knowledge</w:t>
+      </w:r>
+      <w:r>
+        <w:t xml:space="preserve"> </w:t>
+      </w:r>
+      <w:r>
+        <w:t xml:space="preserve">required</w:t>
+      </w:r>
+      <w:r>
+        <w:t xml:space="preserve"> </w:t>
+      </w:r>
+      <w:r>
+        <w:t xml:space="preserve">to</w:t>
+      </w:r>
+      <w:r>
+        <w:t xml:space="preserve"> </w:t>
+      </w:r>
+      <w:r>
+        <w:t xml:space="preserve">navigate</w:t>
+      </w:r>
+      <w:r>
+        <w:t xml:space="preserve"> </w:t>
+      </w:r>
+      <w:r>
+        <w:t xml:space="preserve">complex</w:t>
+      </w:r>
+      <w:r>
+        <w:t xml:space="preserve"> </w:t>
+      </w:r>
+      <w:r>
+        <w:t xml:space="preserve">clinical</w:t>
+      </w:r>
+      <w:r>
+        <w:t xml:space="preserve"> </w:t>
+      </w:r>
+      <w:r>
+        <w:t xml:space="preserve">data</w:t>
+      </w:r>
+      <w:r>
+        <w:t xml:space="preserve"> </w:t>
+      </w:r>
+      <w:r>
+        <w:t xml:space="preserve">schemas,</w:t>
+      </w:r>
+      <w:r>
+        <w:t xml:space="preserve"> </w:t>
+      </w:r>
+      <w:r>
+        <w:t xml:space="preserve">trapping</w:t>
+      </w:r>
+      <w:r>
+        <w:t xml:space="preserve"> </w:t>
+      </w:r>
+      <w:r>
+        <w:t xml:space="preserve">organizations</w:t>
+      </w:r>
+      <w:r>
+        <w:t xml:space="preserve"> </w:t>
+      </w:r>
+      <w:r>
+        <w:t xml:space="preserve">in</w:t>
+      </w:r>
+      <w:r>
+        <w:t xml:space="preserve"> </w:t>
+      </w:r>
+      <w:r>
+        <w:t xml:space="preserve">a</w:t>
+      </w:r>
+      <w:r>
+        <w:t xml:space="preserve"> </w:t>
+      </w:r>
+      <w:r>
+        <w:t xml:space="preserve">cycle</w:t>
+      </w:r>
+      <w:r>
+        <w:t xml:space="preserve"> </w:t>
+      </w:r>
+      <w:r>
+        <w:t xml:space="preserve">of</w:t>
+      </w:r>
+      <w:r>
+        <w:t xml:space="preserve"> </w:t>
+      </w:r>
+      <w:r>
+        <w:t xml:space="preserve">low</w:t>
+      </w:r>
+      <w:r>
+        <w:t xml:space="preserve"> </w:t>
+      </w:r>
+      <w:r>
+        <w:t xml:space="preserve">maturity</w:t>
+      </w:r>
+      <w:r>
+        <w:t xml:space="preserve"> </w:t>
+      </w:r>
+      <w:r>
+        <w:t xml:space="preserve">where</w:t>
+      </w:r>
+      <w:r>
+        <w:t xml:space="preserve"> </w:t>
+      </w:r>
+      <w:r>
+        <w:t xml:space="preserve">the</w:t>
+      </w:r>
+      <w:r>
+        <w:t xml:space="preserve"> </w:t>
+      </w:r>
+      <w:r>
+        <w:t xml:space="preserve">rate</w:t>
+      </w:r>
+      <w:r>
+        <w:t xml:space="preserve"> </w:t>
+      </w:r>
+      <w:r>
+        <w:t xml:space="preserve">of</w:t>
+      </w:r>
+      <w:r>
+        <w:t xml:space="preserve"> </w:t>
+      </w:r>
+      <w:r>
+        <w:t xml:space="preserve">knowledge</w:t>
+      </w:r>
+      <w:r>
+        <w:t xml:space="preserve"> </w:t>
+      </w:r>
+      <w:r>
+        <w:t xml:space="preserve">loss</w:t>
+      </w:r>
+      <w:r>
+        <w:t xml:space="preserve"> </w:t>
+      </w:r>
+      <w:r>
+        <w:t xml:space="preserve">exceeds</w:t>
+      </w:r>
+      <w:r>
+        <w:t xml:space="preserve"> </w:t>
+      </w:r>
+      <w:r>
+        <w:t xml:space="preserve">the</w:t>
+      </w:r>
+      <w:r>
+        <w:t xml:space="preserve"> </w:t>
+      </w:r>
+      <w:r>
+        <w:t xml:space="preserve">rate</w:t>
+      </w:r>
+      <w:r>
+        <w:t xml:space="preserve"> </w:t>
+      </w:r>
+      <w:r>
+        <w:t xml:space="preserve">of</w:t>
+      </w:r>
+      <w:r>
+        <w:t xml:space="preserve"> </w:t>
+      </w:r>
+      <w:r>
+        <w:t xml:space="preserve">knowledge</w:t>
+      </w:r>
+      <w:r>
+        <w:t xml:space="preserve"> </w:t>
+      </w:r>
+      <w:r>
+        <w:t xml:space="preserve">capture.</w:t>
       </w:r>
     </w:p>
     <w:p>
@@ -71,16 +599,430 @@
         <w:pStyle w:val="Abstract"/>
       </w:pPr>
       <w:r>
-        <w:t xml:space="preserve">Viewed through Nonaka’s SECI model of knowledge creation, the root cause is a</w:t>
-      </w:r>
-      <w:r>
-        <w:t xml:space="preserve"> </w:t>
-      </w:r>
-      <w:r>
-        <w:t xml:space="preserve">“Socialization Failure”</w:t>
-      </w:r>
-      <w:r>
-        <w:t xml:space="preserve">: high turnover fractures the social networks required for mentorship, rendering the traditional apprenticeship model of informatics unsustainable. To address this failure, we employ a Design Science Research (DSR) approach, synthesizing evidence from healthcare informatics, knowledge management, and natural language processing (2024-2026 workforce and NL2SQL literature) to develop a socio-technical framework called Human-in-the-Loop Knowledge Governance (HITL-KG).</w:t>
+        <w:t xml:space="preserve">Viewed</w:t>
+      </w:r>
+      <w:r>
+        <w:t xml:space="preserve"> </w:t>
+      </w:r>
+      <w:r>
+        <w:t xml:space="preserve">through</w:t>
+      </w:r>
+      <w:r>
+        <w:t xml:space="preserve"> </w:t>
+      </w:r>
+      <w:r>
+        <w:t xml:space="preserve">Nonaka’s</w:t>
+      </w:r>
+      <w:r>
+        <w:t xml:space="preserve"> </w:t>
+      </w:r>
+      <w:r>
+        <w:t xml:space="preserve">SECI</w:t>
+      </w:r>
+      <w:r>
+        <w:t xml:space="preserve"> </w:t>
+      </w:r>
+      <w:r>
+        <w:t xml:space="preserve">model</w:t>
+      </w:r>
+      <w:r>
+        <w:t xml:space="preserve"> </w:t>
+      </w:r>
+      <w:r>
+        <w:t xml:space="preserve">of</w:t>
+      </w:r>
+      <w:r>
+        <w:t xml:space="preserve"> </w:t>
+      </w:r>
+      <w:r>
+        <w:t xml:space="preserve">knowledge</w:t>
+      </w:r>
+      <w:r>
+        <w:t xml:space="preserve"> </w:t>
+      </w:r>
+      <w:r>
+        <w:t xml:space="preserve">creation,</w:t>
+      </w:r>
+      <w:r>
+        <w:t xml:space="preserve"> </w:t>
+      </w:r>
+      <w:r>
+        <w:t xml:space="preserve">the</w:t>
+      </w:r>
+      <w:r>
+        <w:t xml:space="preserve"> </w:t>
+      </w:r>
+      <w:r>
+        <w:t xml:space="preserve">root</w:t>
+      </w:r>
+      <w:r>
+        <w:t xml:space="preserve"> </w:t>
+      </w:r>
+      <w:r>
+        <w:t xml:space="preserve">cause</w:t>
+      </w:r>
+      <w:r>
+        <w:t xml:space="preserve"> </w:t>
+      </w:r>
+      <w:r>
+        <w:t xml:space="preserve">is</w:t>
+      </w:r>
+      <w:r>
+        <w:t xml:space="preserve"> </w:t>
+      </w:r>
+      <w:r>
+        <w:t xml:space="preserve">a</w:t>
+      </w:r>
+      <w:r>
+        <w:t xml:space="preserve"> </w:t>
+      </w:r>
+      <w:r>
+        <w:t xml:space="preserve">“</w:t>
+      </w:r>
+      <w:r>
+        <w:t xml:space="preserve">Socialization</w:t>
+      </w:r>
+      <w:r>
+        <w:t xml:space="preserve"> </w:t>
+      </w:r>
+      <w:r>
+        <w:t xml:space="preserve">Failure</w:t>
+      </w:r>
+      <w:r>
+        <w:t xml:space="preserve">”</w:t>
+      </w:r>
+      <w:r>
+        <w:t xml:space="preserve">:</w:t>
+      </w:r>
+      <w:r>
+        <w:t xml:space="preserve"> </w:t>
+      </w:r>
+      <w:r>
+        <w:t xml:space="preserve">high</w:t>
+      </w:r>
+      <w:r>
+        <w:t xml:space="preserve"> </w:t>
+      </w:r>
+      <w:r>
+        <w:t xml:space="preserve">turnover</w:t>
+      </w:r>
+      <w:r>
+        <w:t xml:space="preserve"> </w:t>
+      </w:r>
+      <w:r>
+        <w:t xml:space="preserve">fractures</w:t>
+      </w:r>
+      <w:r>
+        <w:t xml:space="preserve"> </w:t>
+      </w:r>
+      <w:r>
+        <w:t xml:space="preserve">the</w:t>
+      </w:r>
+      <w:r>
+        <w:t xml:space="preserve"> </w:t>
+      </w:r>
+      <w:r>
+        <w:t xml:space="preserve">social</w:t>
+      </w:r>
+      <w:r>
+        <w:t xml:space="preserve"> </w:t>
+      </w:r>
+      <w:r>
+        <w:t xml:space="preserve">networks</w:t>
+      </w:r>
+      <w:r>
+        <w:t xml:space="preserve"> </w:t>
+      </w:r>
+      <w:r>
+        <w:t xml:space="preserve">required</w:t>
+      </w:r>
+      <w:r>
+        <w:t xml:space="preserve"> </w:t>
+      </w:r>
+      <w:r>
+        <w:t xml:space="preserve">for</w:t>
+      </w:r>
+      <w:r>
+        <w:t xml:space="preserve"> </w:t>
+      </w:r>
+      <w:r>
+        <w:t xml:space="preserve">mentorship,</w:t>
+      </w:r>
+      <w:r>
+        <w:t xml:space="preserve"> </w:t>
+      </w:r>
+      <w:r>
+        <w:t xml:space="preserve">rendering</w:t>
+      </w:r>
+      <w:r>
+        <w:t xml:space="preserve"> </w:t>
+      </w:r>
+      <w:r>
+        <w:t xml:space="preserve">the</w:t>
+      </w:r>
+      <w:r>
+        <w:t xml:space="preserve"> </w:t>
+      </w:r>
+      <w:r>
+        <w:t xml:space="preserve">traditional</w:t>
+      </w:r>
+      <w:r>
+        <w:t xml:space="preserve"> </w:t>
+      </w:r>
+      <w:r>
+        <w:t xml:space="preserve">apprenticeship</w:t>
+      </w:r>
+      <w:r>
+        <w:t xml:space="preserve"> </w:t>
+      </w:r>
+      <w:r>
+        <w:t xml:space="preserve">model</w:t>
+      </w:r>
+      <w:r>
+        <w:t xml:space="preserve"> </w:t>
+      </w:r>
+      <w:r>
+        <w:t xml:space="preserve">of</w:t>
+      </w:r>
+      <w:r>
+        <w:t xml:space="preserve"> </w:t>
+      </w:r>
+      <w:r>
+        <w:t xml:space="preserve">informatics</w:t>
+      </w:r>
+      <w:r>
+        <w:t xml:space="preserve"> </w:t>
+      </w:r>
+      <w:r>
+        <w:t xml:space="preserve">unsustainable.</w:t>
+      </w:r>
+      <w:r>
+        <w:t xml:space="preserve"> </w:t>
+      </w:r>
+      <w:r>
+        <w:t xml:space="preserve">To</w:t>
+      </w:r>
+      <w:r>
+        <w:t xml:space="preserve"> </w:t>
+      </w:r>
+      <w:r>
+        <w:t xml:space="preserve">address</w:t>
+      </w:r>
+      <w:r>
+        <w:t xml:space="preserve"> </w:t>
+      </w:r>
+      <w:r>
+        <w:t xml:space="preserve">this</w:t>
+      </w:r>
+      <w:r>
+        <w:t xml:space="preserve"> </w:t>
+      </w:r>
+      <w:r>
+        <w:t xml:space="preserve">failure,</w:t>
+      </w:r>
+      <w:r>
+        <w:t xml:space="preserve"> </w:t>
+      </w:r>
+      <w:r>
+        <w:t xml:space="preserve">we</w:t>
+      </w:r>
+      <w:r>
+        <w:t xml:space="preserve"> </w:t>
+      </w:r>
+      <w:r>
+        <w:t xml:space="preserve">employ</w:t>
+      </w:r>
+      <w:r>
+        <w:t xml:space="preserve"> </w:t>
+      </w:r>
+      <w:r>
+        <w:t xml:space="preserve">a</w:t>
+      </w:r>
+      <w:r>
+        <w:t xml:space="preserve"> </w:t>
+      </w:r>
+      <w:r>
+        <w:t xml:space="preserve">Design</w:t>
+      </w:r>
+      <w:r>
+        <w:t xml:space="preserve"> </w:t>
+      </w:r>
+      <w:r>
+        <w:t xml:space="preserve">Science</w:t>
+      </w:r>
+      <w:r>
+        <w:t xml:space="preserve"> </w:t>
+      </w:r>
+      <w:r>
+        <w:t xml:space="preserve">Research</w:t>
+      </w:r>
+      <w:r>
+        <w:t xml:space="preserve"> </w:t>
+      </w:r>
+      <w:r>
+        <w:t xml:space="preserve">(DSR)</w:t>
+      </w:r>
+      <w:r>
+        <w:t xml:space="preserve"> </w:t>
+      </w:r>
+      <w:r>
+        <w:t xml:space="preserve">approach,</w:t>
+      </w:r>
+      <w:r>
+        <w:t xml:space="preserve"> </w:t>
+      </w:r>
+      <w:r>
+        <w:t xml:space="preserve">synthesizing</w:t>
+      </w:r>
+      <w:r>
+        <w:t xml:space="preserve"> </w:t>
+      </w:r>
+      <w:r>
+        <w:t xml:space="preserve">evidence</w:t>
+      </w:r>
+      <w:r>
+        <w:t xml:space="preserve"> </w:t>
+      </w:r>
+      <w:r>
+        <w:t xml:space="preserve">from</w:t>
+      </w:r>
+      <w:r>
+        <w:t xml:space="preserve"> </w:t>
+      </w:r>
+      <w:r>
+        <w:t xml:space="preserve">healthcare</w:t>
+      </w:r>
+      <w:r>
+        <w:t xml:space="preserve"> </w:t>
+      </w:r>
+      <w:r>
+        <w:t xml:space="preserve">informatics,</w:t>
+      </w:r>
+      <w:r>
+        <w:t xml:space="preserve"> </w:t>
+      </w:r>
+      <w:r>
+        <w:t xml:space="preserve">knowledge</w:t>
+      </w:r>
+      <w:r>
+        <w:t xml:space="preserve"> </w:t>
+      </w:r>
+      <w:r>
+        <w:t xml:space="preserve">management,</w:t>
+      </w:r>
+      <w:r>
+        <w:t xml:space="preserve"> </w:t>
+      </w:r>
+      <w:r>
+        <w:t xml:space="preserve">and</w:t>
+      </w:r>
+      <w:r>
+        <w:t xml:space="preserve"> </w:t>
+      </w:r>
+      <w:r>
+        <w:t xml:space="preserve">natural</w:t>
+      </w:r>
+      <w:r>
+        <w:t xml:space="preserve"> </w:t>
+      </w:r>
+      <w:r>
+        <w:t xml:space="preserve">language</w:t>
+      </w:r>
+      <w:r>
+        <w:t xml:space="preserve"> </w:t>
+      </w:r>
+      <w:r>
+        <w:t xml:space="preserve">processing</w:t>
+      </w:r>
+      <w:r>
+        <w:t xml:space="preserve"> </w:t>
+      </w:r>
+      <w:r>
+        <w:t xml:space="preserve">(2024-2026</w:t>
+      </w:r>
+      <w:r>
+        <w:t xml:space="preserve"> </w:t>
+      </w:r>
+      <w:r>
+        <w:t xml:space="preserve">workforce</w:t>
+      </w:r>
+      <w:r>
+        <w:t xml:space="preserve"> </w:t>
+      </w:r>
+      <w:r>
+        <w:t xml:space="preserve">and</w:t>
+      </w:r>
+      <w:r>
+        <w:t xml:space="preserve"> </w:t>
+      </w:r>
+      <w:r>
+        <w:t xml:space="preserve">NL2SQL</w:t>
+      </w:r>
+      <w:r>
+        <w:t xml:space="preserve"> </w:t>
+      </w:r>
+      <w:r>
+        <w:t xml:space="preserve">literature)</w:t>
+      </w:r>
+      <w:r>
+        <w:t xml:space="preserve"> </w:t>
+      </w:r>
+      <w:r>
+        <w:t xml:space="preserve">to</w:t>
+      </w:r>
+      <w:r>
+        <w:t xml:space="preserve"> </w:t>
+      </w:r>
+      <w:r>
+        <w:t xml:space="preserve">develop</w:t>
+      </w:r>
+      <w:r>
+        <w:t xml:space="preserve"> </w:t>
+      </w:r>
+      <w:r>
+        <w:t xml:space="preserve">a</w:t>
+      </w:r>
+      <w:r>
+        <w:t xml:space="preserve"> </w:t>
+      </w:r>
+      <w:r>
+        <w:t xml:space="preserve">socio-technical</w:t>
+      </w:r>
+      <w:r>
+        <w:t xml:space="preserve"> </w:t>
+      </w:r>
+      <w:r>
+        <w:t xml:space="preserve">framework</w:t>
+      </w:r>
+      <w:r>
+        <w:t xml:space="preserve"> </w:t>
+      </w:r>
+      <w:r>
+        <w:t xml:space="preserve">called</w:t>
+      </w:r>
+      <w:r>
+        <w:t xml:space="preserve"> </w:t>
+      </w:r>
+      <w:r>
+        <w:t xml:space="preserve">Human-in-the-Loop</w:t>
+      </w:r>
+      <w:r>
+        <w:t xml:space="preserve"> </w:t>
+      </w:r>
+      <w:r>
+        <w:t xml:space="preserve">Knowledge</w:t>
+      </w:r>
+      <w:r>
+        <w:t xml:space="preserve"> </w:t>
+      </w:r>
+      <w:r>
+        <w:t xml:space="preserve">Governance</w:t>
+      </w:r>
+      <w:r>
+        <w:t xml:space="preserve"> </w:t>
+      </w:r>
+      <w:r>
+        <w:t xml:space="preserve">(HITL-KG).</w:t>
       </w:r>
     </w:p>
     <w:p>
@@ -88,19 +1030,505 @@
         <w:pStyle w:val="Abstract"/>
       </w:pPr>
       <w:r>
-        <w:t xml:space="preserve">HITL-KG is designed to shift the locus of organizational knowledge from volatile human memory to durable semantic artifacts called</w:t>
-      </w:r>
-      <w:r>
-        <w:t xml:space="preserve"> </w:t>
-      </w:r>
-      <w:r>
-        <w:t xml:space="preserve">“Validated Query Triples,”</w:t>
-      </w:r>
-      <w:r>
-        <w:t xml:space="preserve"> </w:t>
-      </w:r>
-      <w:r>
-        <w:t xml:space="preserve">each comprising a natural language intent, executable SQL, and rationale metadata. By embedding knowledge capture into the daily workflow of query generation, the framework aims to convert the ephemeral act of analytics into permanent institutional assets. The accompanying Three-Pillar Assessment Rubric provides a structured self-assessment tool that enables organizations to identify compounding vulnerabilities across analytics maturity, workforce agility, and technical enablement.</w:t>
+        <w:t xml:space="preserve">HITL-KG</w:t>
+      </w:r>
+      <w:r>
+        <w:t xml:space="preserve"> </w:t>
+      </w:r>
+      <w:r>
+        <w:t xml:space="preserve">is</w:t>
+      </w:r>
+      <w:r>
+        <w:t xml:space="preserve"> </w:t>
+      </w:r>
+      <w:r>
+        <w:t xml:space="preserve">designed</w:t>
+      </w:r>
+      <w:r>
+        <w:t xml:space="preserve"> </w:t>
+      </w:r>
+      <w:r>
+        <w:t xml:space="preserve">to</w:t>
+      </w:r>
+      <w:r>
+        <w:t xml:space="preserve"> </w:t>
+      </w:r>
+      <w:r>
+        <w:t xml:space="preserve">shift</w:t>
+      </w:r>
+      <w:r>
+        <w:t xml:space="preserve"> </w:t>
+      </w:r>
+      <w:r>
+        <w:t xml:space="preserve">the</w:t>
+      </w:r>
+      <w:r>
+        <w:t xml:space="preserve"> </w:t>
+      </w:r>
+      <w:r>
+        <w:t xml:space="preserve">locus</w:t>
+      </w:r>
+      <w:r>
+        <w:t xml:space="preserve"> </w:t>
+      </w:r>
+      <w:r>
+        <w:t xml:space="preserve">of</w:t>
+      </w:r>
+      <w:r>
+        <w:t xml:space="preserve"> </w:t>
+      </w:r>
+      <w:r>
+        <w:t xml:space="preserve">organizational</w:t>
+      </w:r>
+      <w:r>
+        <w:t xml:space="preserve"> </w:t>
+      </w:r>
+      <w:r>
+        <w:t xml:space="preserve">knowledge</w:t>
+      </w:r>
+      <w:r>
+        <w:t xml:space="preserve"> </w:t>
+      </w:r>
+      <w:r>
+        <w:t xml:space="preserve">from</w:t>
+      </w:r>
+      <w:r>
+        <w:t xml:space="preserve"> </w:t>
+      </w:r>
+      <w:r>
+        <w:t xml:space="preserve">volatile</w:t>
+      </w:r>
+      <w:r>
+        <w:t xml:space="preserve"> </w:t>
+      </w:r>
+      <w:r>
+        <w:t xml:space="preserve">human</w:t>
+      </w:r>
+      <w:r>
+        <w:t xml:space="preserve"> </w:t>
+      </w:r>
+      <w:r>
+        <w:t xml:space="preserve">memory</w:t>
+      </w:r>
+      <w:r>
+        <w:t xml:space="preserve"> </w:t>
+      </w:r>
+      <w:r>
+        <w:t xml:space="preserve">to</w:t>
+      </w:r>
+      <w:r>
+        <w:t xml:space="preserve"> </w:t>
+      </w:r>
+      <w:r>
+        <w:t xml:space="preserve">durable</w:t>
+      </w:r>
+      <w:r>
+        <w:t xml:space="preserve"> </w:t>
+      </w:r>
+      <w:r>
+        <w:t xml:space="preserve">semantic</w:t>
+      </w:r>
+      <w:r>
+        <w:t xml:space="preserve"> </w:t>
+      </w:r>
+      <w:r>
+        <w:t xml:space="preserve">artifacts</w:t>
+      </w:r>
+      <w:r>
+        <w:t xml:space="preserve"> </w:t>
+      </w:r>
+      <w:r>
+        <w:t xml:space="preserve">called</w:t>
+      </w:r>
+      <w:r>
+        <w:t xml:space="preserve"> </w:t>
+      </w:r>
+      <w:r>
+        <w:t xml:space="preserve">“</w:t>
+      </w:r>
+      <w:r>
+        <w:t xml:space="preserve">Validated</w:t>
+      </w:r>
+      <w:r>
+        <w:t xml:space="preserve"> </w:t>
+      </w:r>
+      <w:r>
+        <w:t xml:space="preserve">Query</w:t>
+      </w:r>
+      <w:r>
+        <w:t xml:space="preserve"> </w:t>
+      </w:r>
+      <w:r>
+        <w:t xml:space="preserve">Triples,</w:t>
+      </w:r>
+      <w:r>
+        <w:t xml:space="preserve">”</w:t>
+      </w:r>
+      <w:r>
+        <w:t xml:space="preserve"> </w:t>
+      </w:r>
+      <w:r>
+        <w:t xml:space="preserve">each</w:t>
+      </w:r>
+      <w:r>
+        <w:t xml:space="preserve"> </w:t>
+      </w:r>
+      <w:r>
+        <w:t xml:space="preserve">comprising</w:t>
+      </w:r>
+      <w:r>
+        <w:t xml:space="preserve"> </w:t>
+      </w:r>
+      <w:r>
+        <w:t xml:space="preserve">a</w:t>
+      </w:r>
+      <w:r>
+        <w:t xml:space="preserve"> </w:t>
+      </w:r>
+      <w:r>
+        <w:t xml:space="preserve">natural</w:t>
+      </w:r>
+      <w:r>
+        <w:t xml:space="preserve"> </w:t>
+      </w:r>
+      <w:r>
+        <w:t xml:space="preserve">language</w:t>
+      </w:r>
+      <w:r>
+        <w:t xml:space="preserve"> </w:t>
+      </w:r>
+      <w:r>
+        <w:t xml:space="preserve">intent,</w:t>
+      </w:r>
+      <w:r>
+        <w:t xml:space="preserve"> </w:t>
+      </w:r>
+      <w:r>
+        <w:t xml:space="preserve">executable</w:t>
+      </w:r>
+      <w:r>
+        <w:t xml:space="preserve"> </w:t>
+      </w:r>
+      <w:r>
+        <w:t xml:space="preserve">SQL,</w:t>
+      </w:r>
+      <w:r>
+        <w:t xml:space="preserve"> </w:t>
+      </w:r>
+      <w:r>
+        <w:t xml:space="preserve">and</w:t>
+      </w:r>
+      <w:r>
+        <w:t xml:space="preserve"> </w:t>
+      </w:r>
+      <w:r>
+        <w:t xml:space="preserve">rationale</w:t>
+      </w:r>
+      <w:r>
+        <w:t xml:space="preserve"> </w:t>
+      </w:r>
+      <w:r>
+        <w:t xml:space="preserve">metadata.</w:t>
+      </w:r>
+      <w:r>
+        <w:t xml:space="preserve"> </w:t>
+      </w:r>
+      <w:r>
+        <w:t xml:space="preserve">By</w:t>
+      </w:r>
+      <w:r>
+        <w:t xml:space="preserve"> </w:t>
+      </w:r>
+      <w:r>
+        <w:t xml:space="preserve">embedding</w:t>
+      </w:r>
+      <w:r>
+        <w:t xml:space="preserve"> </w:t>
+      </w:r>
+      <w:r>
+        <w:t xml:space="preserve">knowledge</w:t>
+      </w:r>
+      <w:r>
+        <w:t xml:space="preserve"> </w:t>
+      </w:r>
+      <w:r>
+        <w:t xml:space="preserve">capture</w:t>
+      </w:r>
+      <w:r>
+        <w:t xml:space="preserve"> </w:t>
+      </w:r>
+      <w:r>
+        <w:t xml:space="preserve">into</w:t>
+      </w:r>
+      <w:r>
+        <w:t xml:space="preserve"> </w:t>
+      </w:r>
+      <w:r>
+        <w:t xml:space="preserve">the</w:t>
+      </w:r>
+      <w:r>
+        <w:t xml:space="preserve"> </w:t>
+      </w:r>
+      <w:r>
+        <w:t xml:space="preserve">daily</w:t>
+      </w:r>
+      <w:r>
+        <w:t xml:space="preserve"> </w:t>
+      </w:r>
+      <w:r>
+        <w:t xml:space="preserve">workflow</w:t>
+      </w:r>
+      <w:r>
+        <w:t xml:space="preserve"> </w:t>
+      </w:r>
+      <w:r>
+        <w:t xml:space="preserve">of</w:t>
+      </w:r>
+      <w:r>
+        <w:t xml:space="preserve"> </w:t>
+      </w:r>
+      <w:r>
+        <w:t xml:space="preserve">query</w:t>
+      </w:r>
+      <w:r>
+        <w:t xml:space="preserve"> </w:t>
+      </w:r>
+      <w:r>
+        <w:t xml:space="preserve">generation,</w:t>
+      </w:r>
+      <w:r>
+        <w:t xml:space="preserve"> </w:t>
+      </w:r>
+      <w:r>
+        <w:t xml:space="preserve">the</w:t>
+      </w:r>
+      <w:r>
+        <w:t xml:space="preserve"> </w:t>
+      </w:r>
+      <w:r>
+        <w:t xml:space="preserve">framework</w:t>
+      </w:r>
+      <w:r>
+        <w:t xml:space="preserve"> </w:t>
+      </w:r>
+      <w:r>
+        <w:t xml:space="preserve">aims</w:t>
+      </w:r>
+      <w:r>
+        <w:t xml:space="preserve"> </w:t>
+      </w:r>
+      <w:r>
+        <w:t xml:space="preserve">to</w:t>
+      </w:r>
+      <w:r>
+        <w:t xml:space="preserve"> </w:t>
+      </w:r>
+      <w:r>
+        <w:t xml:space="preserve">convert</w:t>
+      </w:r>
+      <w:r>
+        <w:t xml:space="preserve"> </w:t>
+      </w:r>
+      <w:r>
+        <w:t xml:space="preserve">the</w:t>
+      </w:r>
+      <w:r>
+        <w:t xml:space="preserve"> </w:t>
+      </w:r>
+      <w:r>
+        <w:t xml:space="preserve">ephemeral</w:t>
+      </w:r>
+      <w:r>
+        <w:t xml:space="preserve"> </w:t>
+      </w:r>
+      <w:r>
+        <w:t xml:space="preserve">act</w:t>
+      </w:r>
+      <w:r>
+        <w:t xml:space="preserve"> </w:t>
+      </w:r>
+      <w:r>
+        <w:t xml:space="preserve">of</w:t>
+      </w:r>
+      <w:r>
+        <w:t xml:space="preserve"> </w:t>
+      </w:r>
+      <w:r>
+        <w:t xml:space="preserve">analytics</w:t>
+      </w:r>
+      <w:r>
+        <w:t xml:space="preserve"> </w:t>
+      </w:r>
+      <w:r>
+        <w:t xml:space="preserve">into</w:t>
+      </w:r>
+      <w:r>
+        <w:t xml:space="preserve"> </w:t>
+      </w:r>
+      <w:r>
+        <w:t xml:space="preserve">permanent</w:t>
+      </w:r>
+      <w:r>
+        <w:t xml:space="preserve"> </w:t>
+      </w:r>
+      <w:r>
+        <w:t xml:space="preserve">institutional</w:t>
+      </w:r>
+      <w:r>
+        <w:t xml:space="preserve"> </w:t>
+      </w:r>
+      <w:r>
+        <w:t xml:space="preserve">assets.</w:t>
+      </w:r>
+      <w:r>
+        <w:t xml:space="preserve"> </w:t>
+      </w:r>
+      <w:r>
+        <w:t xml:space="preserve">The</w:t>
+      </w:r>
+      <w:r>
+        <w:t xml:space="preserve"> </w:t>
+      </w:r>
+      <w:r>
+        <w:t xml:space="preserve">accompanying</w:t>
+      </w:r>
+      <w:r>
+        <w:t xml:space="preserve"> </w:t>
+      </w:r>
+      <w:r>
+        <w:t xml:space="preserve">Three-Pillar</w:t>
+      </w:r>
+      <w:r>
+        <w:t xml:space="preserve"> </w:t>
+      </w:r>
+      <w:r>
+        <w:t xml:space="preserve">Assessment</w:t>
+      </w:r>
+      <w:r>
+        <w:t xml:space="preserve"> </w:t>
+      </w:r>
+      <w:r>
+        <w:t xml:space="preserve">Rubric</w:t>
+      </w:r>
+      <w:r>
+        <w:t xml:space="preserve"> </w:t>
+      </w:r>
+      <w:r>
+        <w:t xml:space="preserve">provides</w:t>
+      </w:r>
+      <w:r>
+        <w:t xml:space="preserve"> </w:t>
+      </w:r>
+      <w:r>
+        <w:t xml:space="preserve">a</w:t>
+      </w:r>
+      <w:r>
+        <w:t xml:space="preserve"> </w:t>
+      </w:r>
+      <w:r>
+        <w:t xml:space="preserve">structured</w:t>
+      </w:r>
+      <w:r>
+        <w:t xml:space="preserve"> </w:t>
+      </w:r>
+      <w:r>
+        <w:t xml:space="preserve">self-assessment</w:t>
+      </w:r>
+      <w:r>
+        <w:t xml:space="preserve"> </w:t>
+      </w:r>
+      <w:r>
+        <w:t xml:space="preserve">tool</w:t>
+      </w:r>
+      <w:r>
+        <w:t xml:space="preserve"> </w:t>
+      </w:r>
+      <w:r>
+        <w:t xml:space="preserve">that</w:t>
+      </w:r>
+      <w:r>
+        <w:t xml:space="preserve"> </w:t>
+      </w:r>
+      <w:r>
+        <w:t xml:space="preserve">enables</w:t>
+      </w:r>
+      <w:r>
+        <w:t xml:space="preserve"> </w:t>
+      </w:r>
+      <w:r>
+        <w:t xml:space="preserve">organizations</w:t>
+      </w:r>
+      <w:r>
+        <w:t xml:space="preserve"> </w:t>
+      </w:r>
+      <w:r>
+        <w:t xml:space="preserve">to</w:t>
+      </w:r>
+      <w:r>
+        <w:t xml:space="preserve"> </w:t>
+      </w:r>
+      <w:r>
+        <w:t xml:space="preserve">identify</w:t>
+      </w:r>
+      <w:r>
+        <w:t xml:space="preserve"> </w:t>
+      </w:r>
+      <w:r>
+        <w:t xml:space="preserve">compounding</w:t>
+      </w:r>
+      <w:r>
+        <w:t xml:space="preserve"> </w:t>
+      </w:r>
+      <w:r>
+        <w:t xml:space="preserve">vulnerabilities</w:t>
+      </w:r>
+      <w:r>
+        <w:t xml:space="preserve"> </w:t>
+      </w:r>
+      <w:r>
+        <w:t xml:space="preserve">across</w:t>
+      </w:r>
+      <w:r>
+        <w:t xml:space="preserve"> </w:t>
+      </w:r>
+      <w:r>
+        <w:t xml:space="preserve">analytics</w:t>
+      </w:r>
+      <w:r>
+        <w:t xml:space="preserve"> </w:t>
+      </w:r>
+      <w:r>
+        <w:t xml:space="preserve">maturity,</w:t>
+      </w:r>
+      <w:r>
+        <w:t xml:space="preserve"> </w:t>
+      </w:r>
+      <w:r>
+        <w:t xml:space="preserve">workforce</w:t>
+      </w:r>
+      <w:r>
+        <w:t xml:space="preserve"> </w:t>
+      </w:r>
+      <w:r>
+        <w:t xml:space="preserve">agility,</w:t>
+      </w:r>
+      <w:r>
+        <w:t xml:space="preserve"> </w:t>
+      </w:r>
+      <w:r>
+        <w:t xml:space="preserve">and</w:t>
+      </w:r>
+      <w:r>
+        <w:t xml:space="preserve"> </w:t>
+      </w:r>
+      <w:r>
+        <w:t xml:space="preserve">technical</w:t>
+      </w:r>
+      <w:r>
+        <w:t xml:space="preserve"> </w:t>
+      </w:r>
+      <w:r>
+        <w:t xml:space="preserve">enablement.</w:t>
       </w:r>
     </w:p>
     <w:p>
@@ -108,40 +1536,490 @@
         <w:pStyle w:val="Abstract"/>
       </w:pPr>
       <w:r>
-        <w:t xml:space="preserve">A critical objection, the</w:t>
-      </w:r>
-      <w:r>
-        <w:t xml:space="preserve"> </w:t>
-      </w:r>
-      <w:r>
-        <w:t xml:space="preserve">“Validator Paradox”</w:t>
-      </w:r>
-      <w:r>
-        <w:t xml:space="preserve"> </w:t>
-      </w:r>
-      <w:r>
-        <w:t xml:space="preserve">(who validates the AI when experts leave?), is resolved by reframing validation through Lean</w:t>
-      </w:r>
-      <w:r>
-        <w:t xml:space="preserve"> </w:t>
-      </w:r>
-      <w:r>
-        <w:t xml:space="preserve">“Standard Work”</w:t>
-      </w:r>
-      <w:r>
-        <w:t xml:space="preserve">: each validated query establishes the current known standard rather than eternal truth, functioning as a</w:t>
-      </w:r>
-      <w:r>
-        <w:t xml:space="preserve"> </w:t>
-      </w:r>
-      <w:r>
-        <w:t xml:space="preserve">“knowledge ratchet”</w:t>
-      </w:r>
-      <w:r>
-        <w:t xml:space="preserve"> </w:t>
-      </w:r>
-      <w:r>
-        <w:t xml:space="preserve">that prevents regression. By decoupling analytical capability from individual tenure, healthcare systems can ensure that analytics maturity advances even as the workforce evolves. This paper proposes and theoretically motivates the framework; empirical validation is deferred to a companion study.</w:t>
+        <w:t xml:space="preserve">A</w:t>
+      </w:r>
+      <w:r>
+        <w:t xml:space="preserve"> </w:t>
+      </w:r>
+      <w:r>
+        <w:t xml:space="preserve">critical</w:t>
+      </w:r>
+      <w:r>
+        <w:t xml:space="preserve"> </w:t>
+      </w:r>
+      <w:r>
+        <w:t xml:space="preserve">objection,</w:t>
+      </w:r>
+      <w:r>
+        <w:t xml:space="preserve"> </w:t>
+      </w:r>
+      <w:r>
+        <w:t xml:space="preserve">the</w:t>
+      </w:r>
+      <w:r>
+        <w:t xml:space="preserve"> </w:t>
+      </w:r>
+      <w:r>
+        <w:t xml:space="preserve">“</w:t>
+      </w:r>
+      <w:r>
+        <w:t xml:space="preserve">Validator</w:t>
+      </w:r>
+      <w:r>
+        <w:t xml:space="preserve"> </w:t>
+      </w:r>
+      <w:r>
+        <w:t xml:space="preserve">Paradox</w:t>
+      </w:r>
+      <w:r>
+        <w:t xml:space="preserve">”</w:t>
+      </w:r>
+      <w:r>
+        <w:t xml:space="preserve"> </w:t>
+      </w:r>
+      <w:r>
+        <w:t xml:space="preserve">(who</w:t>
+      </w:r>
+      <w:r>
+        <w:t xml:space="preserve"> </w:t>
+      </w:r>
+      <w:r>
+        <w:t xml:space="preserve">validates</w:t>
+      </w:r>
+      <w:r>
+        <w:t xml:space="preserve"> </w:t>
+      </w:r>
+      <w:r>
+        <w:t xml:space="preserve">the</w:t>
+      </w:r>
+      <w:r>
+        <w:t xml:space="preserve"> </w:t>
+      </w:r>
+      <w:r>
+        <w:t xml:space="preserve">AI</w:t>
+      </w:r>
+      <w:r>
+        <w:t xml:space="preserve"> </w:t>
+      </w:r>
+      <w:r>
+        <w:t xml:space="preserve">when</w:t>
+      </w:r>
+      <w:r>
+        <w:t xml:space="preserve"> </w:t>
+      </w:r>
+      <w:r>
+        <w:t xml:space="preserve">experts</w:t>
+      </w:r>
+      <w:r>
+        <w:t xml:space="preserve"> </w:t>
+      </w:r>
+      <w:r>
+        <w:t xml:space="preserve">leave?),</w:t>
+      </w:r>
+      <w:r>
+        <w:t xml:space="preserve"> </w:t>
+      </w:r>
+      <w:r>
+        <w:t xml:space="preserve">is</w:t>
+      </w:r>
+      <w:r>
+        <w:t xml:space="preserve"> </w:t>
+      </w:r>
+      <w:r>
+        <w:t xml:space="preserve">resolved</w:t>
+      </w:r>
+      <w:r>
+        <w:t xml:space="preserve"> </w:t>
+      </w:r>
+      <w:r>
+        <w:t xml:space="preserve">by</w:t>
+      </w:r>
+      <w:r>
+        <w:t xml:space="preserve"> </w:t>
+      </w:r>
+      <w:r>
+        <w:t xml:space="preserve">reframing</w:t>
+      </w:r>
+      <w:r>
+        <w:t xml:space="preserve"> </w:t>
+      </w:r>
+      <w:r>
+        <w:t xml:space="preserve">validation</w:t>
+      </w:r>
+      <w:r>
+        <w:t xml:space="preserve"> </w:t>
+      </w:r>
+      <w:r>
+        <w:t xml:space="preserve">through</w:t>
+      </w:r>
+      <w:r>
+        <w:t xml:space="preserve"> </w:t>
+      </w:r>
+      <w:r>
+        <w:t xml:space="preserve">Lean</w:t>
+      </w:r>
+      <w:r>
+        <w:t xml:space="preserve"> </w:t>
+      </w:r>
+      <w:r>
+        <w:t xml:space="preserve">“</w:t>
+      </w:r>
+      <w:r>
+        <w:t xml:space="preserve">Standard</w:t>
+      </w:r>
+      <w:r>
+        <w:t xml:space="preserve"> </w:t>
+      </w:r>
+      <w:r>
+        <w:t xml:space="preserve">Work</w:t>
+      </w:r>
+      <w:r>
+        <w:t xml:space="preserve">”</w:t>
+      </w:r>
+      <w:r>
+        <w:t xml:space="preserve">:</w:t>
+      </w:r>
+      <w:r>
+        <w:t xml:space="preserve"> </w:t>
+      </w:r>
+      <w:r>
+        <w:t xml:space="preserve">each</w:t>
+      </w:r>
+      <w:r>
+        <w:t xml:space="preserve"> </w:t>
+      </w:r>
+      <w:r>
+        <w:t xml:space="preserve">validated</w:t>
+      </w:r>
+      <w:r>
+        <w:t xml:space="preserve"> </w:t>
+      </w:r>
+      <w:r>
+        <w:t xml:space="preserve">query</w:t>
+      </w:r>
+      <w:r>
+        <w:t xml:space="preserve"> </w:t>
+      </w:r>
+      <w:r>
+        <w:t xml:space="preserve">establishes</w:t>
+      </w:r>
+      <w:r>
+        <w:t xml:space="preserve"> </w:t>
+      </w:r>
+      <w:r>
+        <w:t xml:space="preserve">the</w:t>
+      </w:r>
+      <w:r>
+        <w:t xml:space="preserve"> </w:t>
+      </w:r>
+      <w:r>
+        <w:t xml:space="preserve">current</w:t>
+      </w:r>
+      <w:r>
+        <w:t xml:space="preserve"> </w:t>
+      </w:r>
+      <w:r>
+        <w:t xml:space="preserve">known</w:t>
+      </w:r>
+      <w:r>
+        <w:t xml:space="preserve"> </w:t>
+      </w:r>
+      <w:r>
+        <w:t xml:space="preserve">standard</w:t>
+      </w:r>
+      <w:r>
+        <w:t xml:space="preserve"> </w:t>
+      </w:r>
+      <w:r>
+        <w:t xml:space="preserve">rather</w:t>
+      </w:r>
+      <w:r>
+        <w:t xml:space="preserve"> </w:t>
+      </w:r>
+      <w:r>
+        <w:t xml:space="preserve">than</w:t>
+      </w:r>
+      <w:r>
+        <w:t xml:space="preserve"> </w:t>
+      </w:r>
+      <w:r>
+        <w:t xml:space="preserve">eternal</w:t>
+      </w:r>
+      <w:r>
+        <w:t xml:space="preserve"> </w:t>
+      </w:r>
+      <w:r>
+        <w:t xml:space="preserve">truth,</w:t>
+      </w:r>
+      <w:r>
+        <w:t xml:space="preserve"> </w:t>
+      </w:r>
+      <w:r>
+        <w:t xml:space="preserve">functioning</w:t>
+      </w:r>
+      <w:r>
+        <w:t xml:space="preserve"> </w:t>
+      </w:r>
+      <w:r>
+        <w:t xml:space="preserve">as</w:t>
+      </w:r>
+      <w:r>
+        <w:t xml:space="preserve"> </w:t>
+      </w:r>
+      <w:r>
+        <w:t xml:space="preserve">a</w:t>
+      </w:r>
+      <w:r>
+        <w:t xml:space="preserve"> </w:t>
+      </w:r>
+      <w:r>
+        <w:t xml:space="preserve">“</w:t>
+      </w:r>
+      <w:r>
+        <w:t xml:space="preserve">knowledge</w:t>
+      </w:r>
+      <w:r>
+        <w:t xml:space="preserve"> </w:t>
+      </w:r>
+      <w:r>
+        <w:t xml:space="preserve">ratchet</w:t>
+      </w:r>
+      <w:r>
+        <w:t xml:space="preserve">”</w:t>
+      </w:r>
+      <w:r>
+        <w:t xml:space="preserve"> </w:t>
+      </w:r>
+      <w:r>
+        <w:t xml:space="preserve">that</w:t>
+      </w:r>
+      <w:r>
+        <w:t xml:space="preserve"> </w:t>
+      </w:r>
+      <w:r>
+        <w:t xml:space="preserve">prevents</w:t>
+      </w:r>
+      <w:r>
+        <w:t xml:space="preserve"> </w:t>
+      </w:r>
+      <w:r>
+        <w:t xml:space="preserve">regression.</w:t>
+      </w:r>
+      <w:r>
+        <w:t xml:space="preserve"> </w:t>
+      </w:r>
+      <w:r>
+        <w:t xml:space="preserve">By</w:t>
+      </w:r>
+      <w:r>
+        <w:t xml:space="preserve"> </w:t>
+      </w:r>
+      <w:r>
+        <w:t xml:space="preserve">decoupling</w:t>
+      </w:r>
+      <w:r>
+        <w:t xml:space="preserve"> </w:t>
+      </w:r>
+      <w:r>
+        <w:t xml:space="preserve">analytical</w:t>
+      </w:r>
+      <w:r>
+        <w:t xml:space="preserve"> </w:t>
+      </w:r>
+      <w:r>
+        <w:t xml:space="preserve">capability</w:t>
+      </w:r>
+      <w:r>
+        <w:t xml:space="preserve"> </w:t>
+      </w:r>
+      <w:r>
+        <w:t xml:space="preserve">from</w:t>
+      </w:r>
+      <w:r>
+        <w:t xml:space="preserve"> </w:t>
+      </w:r>
+      <w:r>
+        <w:t xml:space="preserve">individual</w:t>
+      </w:r>
+      <w:r>
+        <w:t xml:space="preserve"> </w:t>
+      </w:r>
+      <w:r>
+        <w:t xml:space="preserve">tenure,</w:t>
+      </w:r>
+      <w:r>
+        <w:t xml:space="preserve"> </w:t>
+      </w:r>
+      <w:r>
+        <w:t xml:space="preserve">healthcare</w:t>
+      </w:r>
+      <w:r>
+        <w:t xml:space="preserve"> </w:t>
+      </w:r>
+      <w:r>
+        <w:t xml:space="preserve">systems</w:t>
+      </w:r>
+      <w:r>
+        <w:t xml:space="preserve"> </w:t>
+      </w:r>
+      <w:r>
+        <w:t xml:space="preserve">can</w:t>
+      </w:r>
+      <w:r>
+        <w:t xml:space="preserve"> </w:t>
+      </w:r>
+      <w:r>
+        <w:t xml:space="preserve">ensure</w:t>
+      </w:r>
+      <w:r>
+        <w:t xml:space="preserve"> </w:t>
+      </w:r>
+      <w:r>
+        <w:t xml:space="preserve">that</w:t>
+      </w:r>
+      <w:r>
+        <w:t xml:space="preserve"> </w:t>
+      </w:r>
+      <w:r>
+        <w:t xml:space="preserve">analytics</w:t>
+      </w:r>
+      <w:r>
+        <w:t xml:space="preserve"> </w:t>
+      </w:r>
+      <w:r>
+        <w:t xml:space="preserve">maturity</w:t>
+      </w:r>
+      <w:r>
+        <w:t xml:space="preserve"> </w:t>
+      </w:r>
+      <w:r>
+        <w:t xml:space="preserve">advances</w:t>
+      </w:r>
+      <w:r>
+        <w:t xml:space="preserve"> </w:t>
+      </w:r>
+      <w:r>
+        <w:t xml:space="preserve">even</w:t>
+      </w:r>
+      <w:r>
+        <w:t xml:space="preserve"> </w:t>
+      </w:r>
+      <w:r>
+        <w:t xml:space="preserve">as</w:t>
+      </w:r>
+      <w:r>
+        <w:t xml:space="preserve"> </w:t>
+      </w:r>
+      <w:r>
+        <w:t xml:space="preserve">the</w:t>
+      </w:r>
+      <w:r>
+        <w:t xml:space="preserve"> </w:t>
+      </w:r>
+      <w:r>
+        <w:t xml:space="preserve">workforce</w:t>
+      </w:r>
+      <w:r>
+        <w:t xml:space="preserve"> </w:t>
+      </w:r>
+      <w:r>
+        <w:t xml:space="preserve">evolves.</w:t>
+      </w:r>
+      <w:r>
+        <w:t xml:space="preserve"> </w:t>
+      </w:r>
+      <w:r>
+        <w:t xml:space="preserve">This</w:t>
+      </w:r>
+      <w:r>
+        <w:t xml:space="preserve"> </w:t>
+      </w:r>
+      <w:r>
+        <w:t xml:space="preserve">paper</w:t>
+      </w:r>
+      <w:r>
+        <w:t xml:space="preserve"> </w:t>
+      </w:r>
+      <w:r>
+        <w:t xml:space="preserve">proposes</w:t>
+      </w:r>
+      <w:r>
+        <w:t xml:space="preserve"> </w:t>
+      </w:r>
+      <w:r>
+        <w:t xml:space="preserve">and</w:t>
+      </w:r>
+      <w:r>
+        <w:t xml:space="preserve"> </w:t>
+      </w:r>
+      <w:r>
+        <w:t xml:space="preserve">theoretically</w:t>
+      </w:r>
+      <w:r>
+        <w:t xml:space="preserve"> </w:t>
+      </w:r>
+      <w:r>
+        <w:t xml:space="preserve">motivates</w:t>
+      </w:r>
+      <w:r>
+        <w:t xml:space="preserve"> </w:t>
+      </w:r>
+      <w:r>
+        <w:t xml:space="preserve">the</w:t>
+      </w:r>
+      <w:r>
+        <w:t xml:space="preserve"> </w:t>
+      </w:r>
+      <w:r>
+        <w:t xml:space="preserve">framework;</w:t>
+      </w:r>
+      <w:r>
+        <w:t xml:space="preserve"> </w:t>
+      </w:r>
+      <w:r>
+        <w:t xml:space="preserve">empirical</w:t>
+      </w:r>
+      <w:r>
+        <w:t xml:space="preserve"> </w:t>
+      </w:r>
+      <w:r>
+        <w:t xml:space="preserve">validation</w:t>
+      </w:r>
+      <w:r>
+        <w:t xml:space="preserve"> </w:t>
+      </w:r>
+      <w:r>
+        <w:t xml:space="preserve">is</w:t>
+      </w:r>
+      <w:r>
+        <w:t xml:space="preserve"> </w:t>
+      </w:r>
+      <w:r>
+        <w:t xml:space="preserve">deferred</w:t>
+      </w:r>
+      <w:r>
+        <w:t xml:space="preserve"> </w:t>
+      </w:r>
+      <w:r>
+        <w:t xml:space="preserve">to</w:t>
+      </w:r>
+      <w:r>
+        <w:t xml:space="preserve"> </w:t>
+      </w:r>
+      <w:r>
+        <w:t xml:space="preserve">a</w:t>
+      </w:r>
+      <w:r>
+        <w:t xml:space="preserve"> </w:t>
+      </w:r>
+      <w:r>
+        <w:t xml:space="preserve">companion</w:t>
+      </w:r>
+      <w:r>
+        <w:t xml:space="preserve"> </w:t>
+      </w:r>
+      <w:r>
+        <w:t xml:space="preserve">study.</w:t>
       </w:r>
     </w:p>
     <w:sdt>
@@ -170,7 +2048,7 @@
         </w:p>
       </w:sdtContent>
     </w:sdt>
-    <w:bookmarkStart w:id="9" w:name="Xa772df4b8f827734714eb2cb65812cb56df5f7d"/>
+    <w:bookmarkStart w:id="20" w:name="Xa772df4b8f827734714eb2cb65812cb56df5f7d"/>
     <w:p>
       <w:pPr>
         <w:pStyle w:val="Heading1"/>
@@ -199,7 +2077,13 @@
         <w:t xml:space="preserve"> </w:t>
       </w:r>
       <w:r>
-        <w:t xml:space="preserve">“Triple Threat”</w:t>
+        <w:t xml:space="preserve">“</w:t>
+      </w:r>
+      <w:r>
+        <w:t xml:space="preserve">Triple Threat</w:t>
+      </w:r>
+      <w:r>
+        <w:t xml:space="preserve">”</w:t>
       </w:r>
       <w:r>
         <w:t xml:space="preserve"> </w:t>
@@ -295,7 +2179,13 @@
         <w:t xml:space="preserve"> </w:t>
       </w:r>
       <w:r>
-        <w:t xml:space="preserve">“Institutional Amnesia”</w:t>
+        <w:t xml:space="preserve">“</w:t>
+      </w:r>
+      <w:r>
+        <w:t xml:space="preserve">Institutional Amnesia</w:t>
+      </w:r>
+      <w:r>
+        <w:t xml:space="preserve">”</w:t>
       </w:r>
       <w:hyperlink w:anchor="ref-hong2025">
         <w:r>
@@ -378,7 +2268,13 @@
         <w:t xml:space="preserve"> </w:t>
       </w:r>
       <w:r>
-        <w:t xml:space="preserve">“data”</w:t>
+        <w:t xml:space="preserve">“</w:t>
+      </w:r>
+      <w:r>
+        <w:t xml:space="preserve">data</w:t>
+      </w:r>
+      <w:r>
+        <w:t xml:space="preserve">”</w:t>
       </w:r>
       <w:r>
         <w:t xml:space="preserve"> </w:t>
@@ -402,7 +2298,13 @@
         <w:t xml:space="preserve"> </w:t>
       </w:r>
       <w:r>
-        <w:t xml:space="preserve">“exclusion code 99”</w:t>
+        <w:t xml:space="preserve">“</w:t>
+      </w:r>
+      <w:r>
+        <w:t xml:space="preserve">exclusion code 99</w:t>
+      </w:r>
+      <w:r>
+        <w:t xml:space="preserve">”</w:t>
       </w:r>
       <w:r>
         <w:t xml:space="preserve"> </w:t>
@@ -414,7 +2316,13 @@
         <w:t xml:space="preserve"> </w:t>
       </w:r>
       <w:r>
-        <w:t xml:space="preserve">“hospice transfer”</w:t>
+        <w:t xml:space="preserve">“</w:t>
+      </w:r>
+      <w:r>
+        <w:t xml:space="preserve">hospice transfer</w:t>
+      </w:r>
+      <w:r>
+        <w:t xml:space="preserve">”</w:t>
       </w:r>
       <w:r>
         <w:t xml:space="preserve"> </w:t>
@@ -473,7 +2381,13 @@
         <w:t xml:space="preserve"> </w:t>
       </w:r>
       <w:r>
-        <w:t xml:space="preserve">“Great Resignation,”</w:t>
+        <w:t xml:space="preserve">“</w:t>
+      </w:r>
+      <w:r>
+        <w:t xml:space="preserve">Great Resignation,</w:t>
+      </w:r>
+      <w:r>
+        <w:t xml:space="preserve">”</w:t>
       </w:r>
       <w:r>
         <w:t xml:space="preserve"> </w:t>
@@ -482,7 +2396,13 @@
         <w:t xml:space="preserve">where the rate of knowledge loss (</w:t>
       </w:r>
       <w:r>
-        <w:t xml:space="preserve">“organizational forgetting”</w:t>
+        <w:t xml:space="preserve">“</w:t>
+      </w:r>
+      <w:r>
+        <w:t xml:space="preserve">organizational forgetting</w:t>
+      </w:r>
+      <w:r>
+        <w:t xml:space="preserve">”</w:t>
       </w:r>
       <w:r>
         <w:t xml:space="preserve">) often exceeds the rate of knowledge capture</w:t>
@@ -632,8 +2552,8 @@
         <w:t xml:space="preserve">.</w:t>
       </w:r>
     </w:p>
-    <w:bookmarkEnd w:id="9"/>
-    <w:bookmarkStart w:id="12" w:name="Xd1e5d85c386cb0a54481a328e393ff51b6e18a9"/>
+    <w:bookmarkEnd w:id="20"/>
+    <w:bookmarkStart w:id="23" w:name="Xd1e5d85c386cb0a54481a328e393ff51b6e18a9"/>
     <w:p>
       <w:pPr>
         <w:pStyle w:val="Heading1"/>
@@ -814,6 +2734,7 @@
       <w:tblPr>
         <w:tblStyle w:val="Table"/>
         <w:tblW w:type="pct" w:w="5000"/>
+        <w:jc w:val="left"/>
         <w:tblLayout w:type="fixed"/>
         <w:tblLook w:firstRow="1" w:lastRow="0" w:firstColumn="0" w:lastColumn="0" w:noHBand="0" w:noVBand="0" w:val="0020"/>
         <w:tblCaption w:val="Framework alignment with established models. "/>
@@ -1063,7 +2984,7 @@
         <w:t xml:space="preserve">.</w:t>
       </w:r>
     </w:p>
-    <w:bookmarkStart w:id="10" w:name="the-broken-cycle-socialization-failure"/>
+    <w:bookmarkStart w:id="21" w:name="the-broken-cycle-socialization-failure"/>
     <w:p>
       <w:pPr>
         <w:pStyle w:val="Heading2"/>
@@ -1140,7 +3061,13 @@
         <w:t xml:space="preserve"> </w:t>
       </w:r>
       <w:r>
-        <w:t xml:space="preserve">“apprenticeship window”</w:t>
+        <w:t xml:space="preserve">“</w:t>
+      </w:r>
+      <w:r>
+        <w:t xml:space="preserve">apprenticeship window</w:t>
+      </w:r>
+      <w:r>
+        <w:t xml:space="preserve">”</w:t>
       </w:r>
       <w:r>
         <w:t xml:space="preserve"> </w:t>
@@ -1259,8 +3186,8 @@
         <w:t xml:space="preserve">. Socialization is no longer a viable strategy for resilience.</w:t>
       </w:r>
     </w:p>
-    <w:bookmarkEnd w:id="10"/>
-    <w:bookmarkStart w:id="11" w:name="Xf458f350ef8764fcb7ec571ecbc945d28921a42"/>
+    <w:bookmarkEnd w:id="21"/>
+    <w:bookmarkStart w:id="22" w:name="Xf458f350ef8764fcb7ec571ecbc945d28921a42"/>
     <w:p>
       <w:pPr>
         <w:pStyle w:val="Heading2"/>
@@ -1415,7 +3342,13 @@
         <w:t xml:space="preserve"> </w:t>
       </w:r>
       <w:r>
-        <w:t xml:space="preserve">“Hypertension readmissions excluding planned transfers”</w:t>
+        <w:t xml:space="preserve">“</w:t>
+      </w:r>
+      <w:r>
+        <w:t xml:space="preserve">Hypertension readmissions excluding planned transfers</w:t>
+      </w:r>
+      <w:r>
+        <w:t xml:space="preserve">”</w:t>
       </w:r>
       <w:r>
         <w:t xml:space="preserve">).</w:t>
@@ -1462,7 +3395,13 @@
         <w:t xml:space="preserve"> </w:t>
       </w:r>
       <w:r>
-        <w:t xml:space="preserve">“why”</w:t>
+        <w:t xml:space="preserve">“</w:t>
+      </w:r>
+      <w:r>
+        <w:t xml:space="preserve">why</w:t>
+      </w:r>
+      <w:r>
+        <w:t xml:space="preserve">”</w:t>
       </w:r>
       <w:r>
         <w:t xml:space="preserve"> </w:t>
@@ -1474,7 +3413,13 @@
         <w:t xml:space="preserve"> </w:t>
       </w:r>
       <w:r>
-        <w:t xml:space="preserve">“Excluding status 02 per CMS 2025 rule”</w:t>
+        <w:t xml:space="preserve">“</w:t>
+      </w:r>
+      <w:r>
+        <w:t xml:space="preserve">Excluding status 02 per CMS 2025 rule</w:t>
+      </w:r>
+      <w:r>
+        <w:t xml:space="preserve">”</w:t>
       </w:r>
       <w:r>
         <w:t xml:space="preserve">).</w:t>
@@ -1513,9 +3458,9 @@
         <w:t xml:space="preserve">.</w:t>
       </w:r>
     </w:p>
-    <w:bookmarkEnd w:id="11"/>
-    <w:bookmarkEnd w:id="12"/>
-    <w:bookmarkStart w:id="22" w:name="human-in-the-loop-knowledge-governance"/>
+    <w:bookmarkEnd w:id="22"/>
+    <w:bookmarkEnd w:id="23"/>
+    <w:bookmarkStart w:id="33" w:name="human-in-the-loop-knowledge-governance"/>
     <w:p>
       <w:pPr>
         <w:pStyle w:val="Heading1"/>
@@ -1572,7 +3517,7 @@
         <w:t xml:space="preserve">with the Validated Query Cycle as its core operational process. This framing reflects that the system serves as a governance mechanism, not just a productivity tool.</w:t>
       </w:r>
     </w:p>
-    <w:bookmarkStart w:id="19" w:name="the-hitl-kg-architecture"/>
+    <w:bookmarkStart w:id="30" w:name="the-hitl-kg-architecture"/>
     <w:p>
       <w:pPr>
         <w:pStyle w:val="Heading2"/>
@@ -1614,7 +3559,13 @@
         <w:t xml:space="preserve"> </w:t>
       </w:r>
       <w:r>
-        <w:t xml:space="preserve">“laundering”</w:t>
+        <w:t xml:space="preserve">“</w:t>
+      </w:r>
+      <w:r>
+        <w:t xml:space="preserve">laundering</w:t>
+      </w:r>
+      <w:r>
+        <w:t xml:space="preserve">”</w:t>
       </w:r>
       <w:r>
         <w:t xml:space="preserve"> </w:t>
@@ -1632,18 +3583,18 @@
           <wp:inline>
             <wp:extent cx="5067300" cy="5062370"/>
             <wp:effectExtent b="0" l="0" r="0" t="0"/>
-            <wp:docPr descr="Human-in-the-Loop Knowledge Governance (HITL-KG) Architecture. A Clinical User submits a natural language query (step 1) to a Conversational AI with NLP Engine and SQL Generation, which generates SQL and queries the Healthcare Data Warehouse (steps 2-3). The system then presents its logic to an Expert Validation decision point (step 4), which either confirms and delivers insights back to the user (steps 5-6) or loops back for correction. On confirmation, the validated query triple is stored in Organizational Memory (step 7, dashed line), which informs future queries alongside a Knowledge Base of ontologies and best practices." title="" id="14" name="Picture"/>
+            <wp:docPr descr="Human-in-the-Loop Knowledge Governance (HITL-KG) Architecture. A Clinical User submits a natural language query (step 1) to a Conversational AI with NLP Engine and SQL Generation, which generates SQL and queries the Healthcare Data Warehouse (steps 2-3). The system then presents its logic to an Expert Validation decision point (step 4), which either confirms and delivers insights back to the user (steps 5-6) or loops back for correction. On confirmation, the validated query triple is stored in Organizational Memory (step 7, dashed line), which informs future queries alongside a Knowledge Base of ontologies and best practices." title="" id="25" name="Picture"/>
             <a:graphic>
               <a:graphicData uri="http://schemas.openxmlformats.org/drawingml/2006/picture">
                 <pic:pic>
                   <pic:nvPicPr>
-                    <pic:cNvPr descr="figures/architecture.mmd.png" id="15" name="Picture"/>
+                    <pic:cNvPr descr="figures/architecture.mmd.png" id="26" name="Picture"/>
                     <pic:cNvPicPr>
                       <a:picLocks noChangeArrowheads="1" noChangeAspect="1"/>
                     </pic:cNvPicPr>
                   </pic:nvPicPr>
                   <pic:blipFill>
-                    <a:blip r:embed="rId13"/>
+                    <a:blip r:embed="rId24"/>
                     <a:stretch>
                       <a:fillRect/>
                     </a:stretch>
@@ -1695,18 +3646,18 @@
           <wp:inline>
             <wp:extent cx="4267200" cy="7697062"/>
             <wp:effectExtent b="0" l="0" r="0" t="0"/>
-            <wp:docPr descr="Flowchart of the six-step Validated Query Cycle for Human-in-the-Loop Knowledge Governance. Step 1 (Query): analyst asks a natural language question. Step 2 (Generation): system generates candidate SQL. Step 3 (Validation): AI explains SQL logic and results; analyst confirms intent. If incorrect, the cycle loops back to Generation. If correct, Step 4 (Storage): validated triple is stored in organizational memory. Step 5 (Retrieval): future queries match against validated triples. Step 6 (Persistence): knowledge survives staff turnover, and new analysts reuse validated queries. Dashed arrows connect the cycle to three outcome pillars: Storage advances Analytics Maturity, Persistence stabilizes Workforce Agility, and Retrieval increases Technical Enablement." title="" id="17" name="Picture"/>
+            <wp:docPr descr="Flowchart of the six-step Validated Query Cycle for Human-in-the-Loop Knowledge Governance. Step 1 (Query): analyst asks a natural language question. Step 2 (Generation): system generates candidate SQL. Step 3 (Validation): AI explains SQL logic and results; analyst confirms intent. If incorrect, the cycle loops back to Generation. If correct, Step 4 (Storage): validated triple is stored in organizational memory. Step 5 (Retrieval): future queries match against validated triples. Step 6 (Persistence): knowledge survives staff turnover, and new analysts reuse validated queries. Dashed arrows connect the cycle to three outcome pillars: Storage advances Analytics Maturity, Persistence stabilizes Workforce Agility, and Retrieval increases Technical Enablement." title="" id="28" name="Picture"/>
             <a:graphic>
               <a:graphicData uri="http://schemas.openxmlformats.org/drawingml/2006/picture">
                 <pic:pic>
                   <pic:nvPicPr>
-                    <pic:cNvPr descr="figures/knowledge-cycle.mmd.png" id="18" name="Picture"/>
+                    <pic:cNvPr descr="figures/knowledge-cycle.mmd.png" id="29" name="Picture"/>
                     <pic:cNvPicPr>
                       <a:picLocks noChangeArrowheads="1" noChangeAspect="1"/>
                     </pic:cNvPicPr>
                   </pic:nvPicPr>
                   <pic:blipFill>
-                    <a:blip r:embed="rId16"/>
+                    <a:blip r:embed="rId27"/>
                     <a:stretch>
                       <a:fillRect/>
                     </a:stretch>
@@ -1741,8 +3692,8 @@
         <w:t xml:space="preserve">Flowchart of the six-step Validated Query Cycle for Human-in-the-Loop Knowledge Governance. Step 1 (Query): analyst asks a natural language question. Step 2 (Generation): system generates candidate SQL. Step 3 (Validation): AI explains SQL logic and results; analyst confirms intent. If incorrect, the cycle loops back to Generation. If correct, Step 4 (Storage): validated triple is stored in organizational memory. Step 5 (Retrieval): future queries match against validated triples. Step 6 (Persistence): knowledge survives staff turnover, and new analysts reuse validated queries. Dashed arrows connect the cycle to three outcome pillars: Storage advances Analytics Maturity, Persistence stabilizes Workforce Agility, and Retrieval increases Technical Enablement.</w:t>
       </w:r>
     </w:p>
-    <w:bookmarkEnd w:id="19"/>
-    <w:bookmarkStart w:id="20" w:name="the-process-of-externalization"/>
+    <w:bookmarkEnd w:id="30"/>
+    <w:bookmarkStart w:id="31" w:name="the-process-of-externalization"/>
     <w:p>
       <w:pPr>
         <w:pStyle w:val="Heading2"/>
@@ -1875,7 +3826,13 @@
         <w:t xml:space="preserve"> </w:t>
       </w:r>
       <w:r>
-        <w:t xml:space="preserve">“Human-in-the-Loop”</w:t>
+        <w:t xml:space="preserve">“</w:t>
+      </w:r>
+      <w:r>
+        <w:t xml:space="preserve">Human-in-the-Loop</w:t>
+      </w:r>
+      <w:r>
+        <w:t xml:space="preserve">”</w:t>
       </w:r>
       <w:r>
         <w:t xml:space="preserve"> </w:t>
@@ -2005,8 +3962,8 @@
         <w:t xml:space="preserve">.</w:t>
       </w:r>
     </w:p>
-    <w:bookmarkEnd w:id="20"/>
-    <w:bookmarkStart w:id="21" w:name="comparison-with-existing-approaches"/>
+    <w:bookmarkEnd w:id="31"/>
+    <w:bookmarkStart w:id="32" w:name="comparison-with-existing-approaches"/>
     <w:p>
       <w:pPr>
         <w:pStyle w:val="Heading2"/>
@@ -2053,7 +4010,13 @@
         <w:t xml:space="preserve"> </w:t>
       </w:r>
       <w:r>
-        <w:t xml:space="preserve">“schema rot”</w:t>
+        <w:t xml:space="preserve">“</w:t>
+      </w:r>
+      <w:r>
+        <w:t xml:space="preserve">schema rot</w:t>
+      </w:r>
+      <w:r>
+        <w:t xml:space="preserve">”</w:t>
       </w:r>
       <w:r>
         <w:t xml:space="preserve"> </w:t>
@@ -2208,9 +4171,9 @@
         <w:t xml:space="preserve">. HITL-KG occupies the middle ground, using AI as the generation engine while preserving human judgment as the validation gate.</w:t>
       </w:r>
     </w:p>
-    <w:bookmarkEnd w:id="21"/>
-    <w:bookmarkEnd w:id="22"/>
-    <w:bookmarkStart w:id="26" w:name="the-evidence-base-three-pillars"/>
+    <w:bookmarkEnd w:id="32"/>
+    <w:bookmarkEnd w:id="33"/>
+    <w:bookmarkStart w:id="37" w:name="the-evidence-base-three-pillars"/>
     <w:p>
       <w:pPr>
         <w:pStyle w:val="Heading1"/>
@@ -2244,7 +4207,7 @@
         <w:t xml:space="preserve">The HITL-KG framework is supported by three pillars of empirical evidence synthesized from over 130 sources.</w:t>
       </w:r>
     </w:p>
-    <w:bookmarkStart w:id="23" w:name="pillar-1-analytics-maturity-evidence"/>
+    <w:bookmarkStart w:id="34" w:name="pillar-1-analytics-maturity-evidence"/>
     <w:p>
       <w:pPr>
         <w:pStyle w:val="Heading2"/>
@@ -2324,7 +4287,13 @@
         <w:t xml:space="preserve"> </w:t>
       </w:r>
       <w:r>
-        <w:t xml:space="preserve">“low-maturity trap”</w:t>
+        <w:t xml:space="preserve">“</w:t>
+      </w:r>
+      <w:r>
+        <w:t xml:space="preserve">low-maturity trap</w:t>
+      </w:r>
+      <w:r>
+        <w:t xml:space="preserve">”</w:t>
       </w:r>
       <w:r>
         <w:t xml:space="preserve"> </w:t>
@@ -2404,8 +4373,8 @@
         <w:t xml:space="preserve">. The low-maturity trap thus compounds over time: each year of delayed investment widens the gap between what the organization could know and what it actually knows.</w:t>
       </w:r>
     </w:p>
-    <w:bookmarkEnd w:id="23"/>
-    <w:bookmarkStart w:id="24" w:name="pillar-2-workforce-agility-evidence"/>
+    <w:bookmarkEnd w:id="34"/>
+    <w:bookmarkStart w:id="35" w:name="pillar-2-workforce-agility-evidence"/>
     <w:p>
       <w:pPr>
         <w:pStyle w:val="Heading2"/>
@@ -2512,7 +4481,13 @@
         <w:t xml:space="preserve"> </w:t>
       </w:r>
       <w:r>
-        <w:t xml:space="preserve">“revolving door”</w:t>
+        <w:t xml:space="preserve">“</w:t>
+      </w:r>
+      <w:r>
+        <w:t xml:space="preserve">revolving door</w:t>
+      </w:r>
+      <w:r>
+        <w:t xml:space="preserve">”</w:t>
       </w:r>
       <w:r>
         <w:t xml:space="preserve"> </w:t>
@@ -2524,7 +4499,13 @@
         <w:t xml:space="preserve"> </w:t>
       </w:r>
       <w:r>
-        <w:t xml:space="preserve">“Collective Knowledge Structures”</w:t>
+        <w:t xml:space="preserve">“</w:t>
+      </w:r>
+      <w:r>
+        <w:t xml:space="preserve">Collective Knowledge Structures</w:t>
+      </w:r>
+      <w:r>
+        <w:t xml:space="preserve">”</w:t>
       </w:r>
       <w:r>
         <w:t xml:space="preserve"> </w:t>
@@ -2565,8 +4546,8 @@
         <w:t xml:space="preserve">. That this two-decade-old benchmark remains a primary reference point is itself evidence of the crisis: the field has lacked the stability even to systematically track its own attrition over the intervening decades.</w:t>
       </w:r>
     </w:p>
-    <w:bookmarkEnd w:id="24"/>
-    <w:bookmarkStart w:id="25" w:name="pillar-3-technical-enablement-evidence"/>
+    <w:bookmarkEnd w:id="35"/>
+    <w:bookmarkStart w:id="36" w:name="pillar-3-technical-enablement-evidence"/>
     <w:p>
       <w:pPr>
         <w:pStyle w:val="Heading2"/>
@@ -2738,9 +4719,9 @@
         <w:t xml:space="preserve">. The technical barrier thus becomes, paradoxically, a governance opportunity: the very difficulty of making NL2SQL work correctly compels organizations to surface and formalize the tacit knowledge that would otherwise remain trapped in departing experts.</w:t>
       </w:r>
     </w:p>
-    <w:bookmarkEnd w:id="25"/>
-    <w:bookmarkEnd w:id="26"/>
-    <w:bookmarkStart w:id="29" w:name="organizational-self-assessment"/>
+    <w:bookmarkEnd w:id="36"/>
+    <w:bookmarkEnd w:id="37"/>
+    <w:bookmarkStart w:id="40" w:name="organizational-self-assessment"/>
     <w:p>
       <w:pPr>
         <w:pStyle w:val="Heading1"/>
@@ -2782,7 +4763,7 @@
         <w:t xml:space="preserve">(Table 2) that enables healthcare organizations to evaluate their current position across each pillar and identify compounding vulnerabilities.</w:t>
       </w:r>
     </w:p>
-    <w:bookmarkStart w:id="27" w:name="why-assessment-not-just-maturity"/>
+    <w:bookmarkStart w:id="38" w:name="why-assessment-not-just-maturity"/>
     <w:p>
       <w:pPr>
         <w:pStyle w:val="Heading2"/>
@@ -2872,8 +4853,8 @@
         <w:t xml:space="preserve">. The Three-Pillar Assessment addresses this gap by organizing evidence-based indicators around the specific domains where institutional amnesia operates, measuring not just where an organization stands but how vulnerable it is to the compounding effects identified in Section 1.</w:t>
       </w:r>
     </w:p>
-    <w:bookmarkEnd w:id="27"/>
-    <w:bookmarkStart w:id="28" w:name="the-three-pillar-rubric"/>
+    <w:bookmarkEnd w:id="38"/>
+    <w:bookmarkStart w:id="39" w:name="the-three-pillar-rubric"/>
     <w:p>
       <w:pPr>
         <w:pStyle w:val="Heading2"/>
@@ -2902,7 +4883,13 @@
         <w:t xml:space="preserve"> </w:t>
       </w:r>
       <w:r>
-        <w:t xml:space="preserve">“Low Strength”</w:t>
+        <w:t xml:space="preserve">“</w:t>
+      </w:r>
+      <w:r>
+        <w:t xml:space="preserve">Low Strength</w:t>
+      </w:r>
+      <w:r>
+        <w:t xml:space="preserve">”</w:t>
       </w:r>
       <w:r>
         <w:t xml:space="preserve"> </w:t>
@@ -2927,6 +4914,7 @@
       <w:tblPr>
         <w:tblStyle w:val="Table"/>
         <w:tblW w:type="pct" w:w="5000"/>
+        <w:jc w:val="left"/>
         <w:tblLayout w:type="fixed"/>
         <w:tblLook w:firstRow="1" w:lastRow="0" w:firstColumn="0" w:lastColumn="0" w:noHBand="0" w:noVBand="0" w:val="0020"/>
       </w:tblPr>
@@ -3268,6 +5256,7 @@
       <w:tblPr>
         <w:tblStyle w:val="Table"/>
         <w:tblW w:type="pct" w:w="5000"/>
+        <w:jc w:val="left"/>
         <w:tblLayout w:type="fixed"/>
         <w:tblLook w:firstRow="1" w:lastRow="0" w:firstColumn="0" w:lastColumn="0" w:noHBand="0" w:noVBand="0" w:val="0020"/>
       </w:tblPr>
@@ -3605,6 +5594,7 @@
       <w:tblPr>
         <w:tblStyle w:val="Table"/>
         <w:tblW w:type="pct" w:w="5000"/>
+        <w:jc w:val="left"/>
         <w:tblLayout w:type="fixed"/>
         <w:tblLook w:firstRow="1" w:lastRow="0" w:firstColumn="0" w:lastColumn="0" w:noHBand="0" w:noVBand="0" w:val="0020"/>
         <w:tblCaption w:val="Three-Pillar Organizational Assessment Rubric. "/>
@@ -3942,7 +5932,13 @@
         <w:t xml:space="preserve"> </w:t>
       </w:r>
       <w:r>
-        <w:t xml:space="preserve">“Schema Coupling”</w:t>
+        <w:t xml:space="preserve">“</w:t>
+      </w:r>
+      <w:r>
+        <w:t xml:space="preserve">Schema Coupling</w:t>
+      </w:r>
+      <w:r>
+        <w:t xml:space="preserve">”</w:t>
       </w:r>
       <w:r>
         <w:t xml:space="preserve"> </w:t>
@@ -4011,9 +6007,9 @@
         <w:t xml:space="preserve">The rubric complements rather than replaces AMAM. Where AMAM measures the sophistication of analytical capabilities at a point in time, the Three-Pillar Assessment reveals how vulnerable those capabilities are to the compounding effects of turnover, low maturity, and technical barriers. Used together, they provide a two-dimensional view of analytics health.</w:t>
       </w:r>
     </w:p>
-    <w:bookmarkEnd w:id="28"/>
-    <w:bookmarkEnd w:id="29"/>
-    <w:bookmarkStart w:id="30" w:name="the-validator-paradox-and-standard-work"/>
+    <w:bookmarkEnd w:id="39"/>
+    <w:bookmarkEnd w:id="40"/>
+    <w:bookmarkStart w:id="41" w:name="the-validator-paradox-and-standard-work"/>
     <w:p>
       <w:pPr>
         <w:pStyle w:val="Heading1"/>
@@ -4066,7 +6062,13 @@
         <w:t xml:space="preserve"> </w:t>
       </w:r>
       <w:r>
-        <w:t xml:space="preserve">“Standard Work”</w:t>
+        <w:t xml:space="preserve">“</w:t>
+      </w:r>
+      <w:r>
+        <w:t xml:space="preserve">Standard Work</w:t>
+      </w:r>
+      <w:r>
+        <w:t xml:space="preserve">”</w:t>
       </w:r>
       <w:hyperlink w:anchor="ref-alukal2006">
         <w:r>
@@ -4166,7 +6168,13 @@
         <w:t xml:space="preserve"> </w:t>
       </w:r>
       <w:r>
-        <w:t xml:space="preserve">“S.M.A.R.T.”</w:t>
+        <w:t xml:space="preserve">“</w:t>
+      </w:r>
+      <w:r>
+        <w:t xml:space="preserve">S.M.A.R.T.</w:t>
+      </w:r>
+      <w:r>
+        <w:t xml:space="preserve">”</w:t>
       </w:r>
       <w:r>
         <w:t xml:space="preserve"> </w:t>
@@ -4259,7 +6267,13 @@
         <w:t xml:space="preserve"> </w:t>
       </w:r>
       <w:r>
-        <w:t xml:space="preserve">“provisional”</w:t>
+        <w:t xml:space="preserve">“</w:t>
+      </w:r>
+      <w:r>
+        <w:t xml:space="preserve">provisional</w:t>
+      </w:r>
+      <w:r>
+        <w:t xml:space="preserve">”</w:t>
       </w:r>
       <w:r>
         <w:t xml:space="preserve"> </w:t>
@@ -4319,7 +6333,13 @@
         <w:t xml:space="preserve"> </w:t>
       </w:r>
       <w:r>
-        <w:t xml:space="preserve">“Golden Queries,”</w:t>
+        <w:t xml:space="preserve">“</w:t>
+      </w:r>
+      <w:r>
+        <w:t xml:space="preserve">Golden Queries,</w:t>
+      </w:r>
+      <w:r>
+        <w:t xml:space="preserve">”</w:t>
       </w:r>
       <w:r>
         <w:t xml:space="preserve"> </w:t>
@@ -4343,8 +6363,8 @@
         <w:t xml:space="preserve">while preserving analytical agility.</w:t>
       </w:r>
     </w:p>
-    <w:bookmarkEnd w:id="30"/>
-    <w:bookmarkStart w:id="31" w:name="safety-as-cognitive-forcing"/>
+    <w:bookmarkEnd w:id="41"/>
+    <w:bookmarkStart w:id="42" w:name="safety-as-cognitive-forcing"/>
     <w:p>
       <w:pPr>
         <w:pStyle w:val="Heading1"/>
@@ -4386,7 +6406,13 @@
         <w:t xml:space="preserve"> </w:t>
       </w:r>
       <w:r>
-        <w:t xml:space="preserve">“laundering hallucinations”</w:t>
+        <w:t xml:space="preserve">“</w:t>
+      </w:r>
+      <w:r>
+        <w:t xml:space="preserve">laundering hallucinations</w:t>
+      </w:r>
+      <w:r>
+        <w:t xml:space="preserve">”</w:t>
       </w:r>
       <w:r>
         <w:t xml:space="preserve">: a plausible-sounding but factually incorrect query result that enters the decision pipeline undetected and influences clinical or operational choices. Because large language models generate fluent, confident output regardless of correctness, the absence of a structured validation step means that errors arrive dressed in the language of expertise, making them harder to catch than obviously malformed output.</w:t>
@@ -4461,7 +6487,13 @@
         <w:t xml:space="preserve"> </w:t>
       </w:r>
       <w:r>
-        <w:t xml:space="preserve">“call-out”</w:t>
+        <w:t xml:space="preserve">“</w:t>
+      </w:r>
+      <w:r>
+        <w:t xml:space="preserve">call-out</w:t>
+      </w:r>
+      <w:r>
+        <w:t xml:space="preserve">”</w:t>
       </w:r>
       <w:r>
         <w:t xml:space="preserve"> </w:t>
@@ -4470,8 +6502,8 @@
         <w:t xml:space="preserve">that interrupts the default path of uncritical acceptance. In this framing, the friction introduced by validation is not a cost; it is the mechanism of safety itself.</w:t>
       </w:r>
     </w:p>
-    <w:bookmarkEnd w:id="31"/>
-    <w:bookmarkStart w:id="32" w:name="Xf414813cd0afe621d2dc19456f0dc09d0fd73a3"/>
+    <w:bookmarkEnd w:id="42"/>
+    <w:bookmarkStart w:id="43" w:name="Xf414813cd0afe621d2dc19456f0dc09d0fd73a3"/>
     <w:p>
       <w:pPr>
         <w:pStyle w:val="Heading1"/>
@@ -4554,7 +6586,13 @@
         <w:t xml:space="preserve"> </w:t>
       </w:r>
       <w:r>
-        <w:t xml:space="preserve">“messy”</w:t>
+        <w:t xml:space="preserve">“</w:t>
+      </w:r>
+      <w:r>
+        <w:t xml:space="preserve">messy</w:t>
+      </w:r>
+      <w:r>
+        <w:t xml:space="preserve">”</w:t>
       </w:r>
       <w:r>
         <w:t xml:space="preserve"> </w:t>
@@ -4622,8 +6660,8 @@
         <w:t xml:space="preserve">standards.</w:t>
       </w:r>
     </w:p>
-    <w:bookmarkEnd w:id="32"/>
-    <w:bookmarkStart w:id="33" w:name="limitations"/>
+    <w:bookmarkEnd w:id="43"/>
+    <w:bookmarkStart w:id="44" w:name="limitations"/>
     <w:p>
       <w:pPr>
         <w:pStyle w:val="Heading1"/>
@@ -4649,8 +6687,8 @@
         <w:t xml:space="preserve">This work is a narrative, design science informed framework rather than a systematic review or multi-site empirical evaluation. The literature base is concentrated on English-language sources and recent (2024-2026) workforce and NL2SQL studies, so findings may not capture all regional, specialty-specific, or technological contexts. The HITL-KG architecture and the proposed Three-Pillar Assessment Rubric are conceptual artifacts that require future implementation and validation in diverse health systems before their effectiveness and generalizability can be fully established.</w:t>
       </w:r>
     </w:p>
-    <w:bookmarkEnd w:id="33"/>
-    <w:bookmarkStart w:id="34" w:name="implications-and-future-research"/>
+    <w:bookmarkEnd w:id="44"/>
+    <w:bookmarkStart w:id="45" w:name="implications-and-future-research"/>
     <w:p>
       <w:pPr>
         <w:pStyle w:val="Heading1"/>
@@ -4697,8 +6735,8 @@
         <w:t xml:space="preserve">Future research should empirically validate and refine the HITL-KG framework and the proposed Three-Pillar Assessment Rubric. Priority questions include: how pillar scores correlate with observed continuity of analytics performance during leadership and staff turnover; whether HITL-KG mediated natural language to SQL workflows reduce error rates, recovery time, and rework compared to baseline tooling; and which governance patterns most effectively balance safety, transparency, and equity when human validators operate at scale. Prospective multi-site implementation studies, controlled user experiments, and qualitative implementation research across diverse health systems will be needed to test these claims and adapt the framework to varying organizational, regulatory, and data environments.</w:t>
       </w:r>
     </w:p>
-    <w:bookmarkEnd w:id="34"/>
-    <w:bookmarkStart w:id="35" w:name="acknowledgments"/>
+    <w:bookmarkEnd w:id="45"/>
+    <w:bookmarkStart w:id="46" w:name="acknowledgments"/>
     <w:p>
       <w:pPr>
         <w:pStyle w:val="Heading1"/>
@@ -4724,8 +6762,8 @@
         <w:t xml:space="preserve">The author (S.T.H.) takes full responsibility for the final content, conducted the research, and verified all claims and citations. Gemini CLI (Gemini 3, Google) and Claude Code (Claude Opus 4, Anthropic) assisted with manuscript editing, refinement, and literature search. Figures were generated using the Mermaid graph language.</w:t>
       </w:r>
     </w:p>
-    <w:bookmarkEnd w:id="35"/>
-    <w:bookmarkStart w:id="36" w:name="author-contributions"/>
+    <w:bookmarkEnd w:id="46"/>
+    <w:bookmarkStart w:id="47" w:name="author-contributions"/>
     <w:p>
       <w:pPr>
         <w:pStyle w:val="Heading1"/>
@@ -4751,8 +6789,8 @@
         <w:t xml:space="preserve">S.T.H.: Conceptualization, Investigation, Methodology, Writing (Original Draft), Writing (Review and Editing), Visualization.</w:t>
       </w:r>
     </w:p>
-    <w:bookmarkEnd w:id="36"/>
-    <w:bookmarkStart w:id="37" w:name="conflicts-of-interest"/>
+    <w:bookmarkEnd w:id="47"/>
+    <w:bookmarkStart w:id="48" w:name="conflicts-of-interest"/>
     <w:p>
       <w:pPr>
         <w:pStyle w:val="Heading1"/>
@@ -4778,8 +6816,8 @@
         <w:t xml:space="preserve">The author declares the following competing interests: Samuel T Harrold is a contract product advisor at Yuimedi, Inc., which develops healthcare analytics software including conversational AI platforms relevant to this review’s subject matter. The author is also employed as a Data Scientist at Indiana University Health. This paper presents an analytical framework derived from published literature and does not evaluate or recommend specific commercial products, including those of the author’s affiliated organizations. The views expressed are the author’s own and do not represent the official positions of Indiana University Health or Yuimedi, Inc.</w:t>
       </w:r>
     </w:p>
-    <w:bookmarkEnd w:id="37"/>
-    <w:bookmarkStart w:id="38" w:name="data-availability"/>
+    <w:bookmarkEnd w:id="48"/>
+    <w:bookmarkStart w:id="49" w:name="data-availability"/>
     <w:p>
       <w:pPr>
         <w:pStyle w:val="Heading1"/>
@@ -4805,8 +6843,8 @@
         <w:t xml:space="preserve">This is a narrative review synthesizing existing literature. No primary datasets were generated or analyzed. All data cited are from publicly available peer-reviewed publications, industry reports, and academic theses, referenced in the bibliography. The manuscript source, build pipeline, and literature review tool are available at https://doi.org/10.5281/zenodo.18338990</w:t>
       </w:r>
     </w:p>
-    <w:bookmarkEnd w:id="38"/>
-    <w:bookmarkStart w:id="39" w:name="funding"/>
+    <w:bookmarkEnd w:id="49"/>
+    <w:bookmarkStart w:id="50" w:name="funding"/>
     <w:p>
       <w:pPr>
         <w:pStyle w:val="Heading1"/>
@@ -4832,8 +6870,8 @@
         <w:t xml:space="preserve">Yuimedi provided funding for the author’s time writing and researching this manuscript.</w:t>
       </w:r>
     </w:p>
-    <w:bookmarkEnd w:id="39"/>
-    <w:bookmarkStart w:id="40" w:name="abbreviations"/>
+    <w:bookmarkEnd w:id="50"/>
+    <w:bookmarkStart w:id="51" w:name="abbreviations"/>
     <w:p>
       <w:pPr>
         <w:pStyle w:val="Heading1"/>
@@ -4937,8 +6975,8 @@
         <w:t xml:space="preserve">SQL: Structured Query Language</w:t>
       </w:r>
     </w:p>
-    <w:bookmarkEnd w:id="40"/>
-    <w:bookmarkStart w:id="187" w:name="references"/>
+    <w:bookmarkEnd w:id="51"/>
+    <w:bookmarkStart w:id="198" w:name="references"/>
     <w:p>
       <w:pPr>
         <w:pStyle w:val="Heading1"/>
@@ -4956,8 +6994,8 @@
         <w:t xml:space="preserve">References</w:t>
       </w:r>
     </w:p>
-    <w:bookmarkStart w:id="186" w:name="refs"/>
-    <w:bookmarkStart w:id="42" w:name="ref-himss2024"/>
+    <w:bookmarkStart w:id="197" w:name="refs"/>
+    <w:bookmarkStart w:id="53" w:name="ref-himss2024"/>
     <w:p>
       <w:pPr>
         <w:pStyle w:val="Bibliography"/>
@@ -4972,7 +7010,7 @@
         <w:t xml:space="preserve">	</w:t>
       </w:r>
       <w:r>
-        <w:t xml:space="preserve">Analytics H.</w:t>
+        <w:t xml:space="preserve">HIMSS Analytics.</w:t>
       </w:r>
       <w:r>
         <w:t xml:space="preserve"> </w:t>
@@ -5002,7 +7040,7 @@
       <w:r>
         <w:t xml:space="preserve"> </w:t>
       </w:r>
-      <w:hyperlink r:id="rId41">
+      <w:hyperlink r:id="rId52">
         <w:r>
           <w:rPr>
             <w:rStyle w:val="Hyperlink"/>
@@ -5011,8 +7049,8 @@
         </w:r>
       </w:hyperlink>
     </w:p>
-    <w:bookmarkEnd w:id="42"/>
-    <w:bookmarkStart w:id="44" w:name="ref-gal2019"/>
+    <w:bookmarkEnd w:id="53"/>
+    <w:bookmarkStart w:id="55" w:name="ref-gal2019"/>
     <w:p>
       <w:pPr>
         <w:pStyle w:val="Bibliography"/>
@@ -5027,7 +7065,7 @@
         <w:t xml:space="preserve">	</w:t>
       </w:r>
       <w:r>
-        <w:t xml:space="preserve">Gal MS, Rubinfeld DL.</w:t>
+        <w:t xml:space="preserve">Michal S. Gal, Daniel L. Rubinfeld.</w:t>
       </w:r>
       <w:r>
         <w:t xml:space="preserve"> </w:t>
@@ -5054,7 +7092,7 @@
       <w:r>
         <w:t xml:space="preserve"> </w:t>
       </w:r>
-      <w:hyperlink r:id="rId43">
+      <w:hyperlink r:id="rId54">
         <w:r>
           <w:rPr>
             <w:rStyle w:val="Hyperlink"/>
@@ -5063,8 +7101,8 @@
         </w:r>
       </w:hyperlink>
     </w:p>
-    <w:bookmarkEnd w:id="44"/>
-    <w:bookmarkStart w:id="45" w:name="ref-zhang2024"/>
+    <w:bookmarkEnd w:id="55"/>
+    <w:bookmarkStart w:id="56" w:name="ref-zhang2024"/>
     <w:p>
       <w:pPr>
         <w:pStyle w:val="Bibliography"/>
@@ -5079,7 +7117,7 @@
         <w:t xml:space="preserve">	</w:t>
       </w:r>
       <w:r>
-        <w:t xml:space="preserve">Zhang Y, Callaghan-Koru JA, Koru G.</w:t>
+        <w:t xml:space="preserve">Yue Zhang, Jennifer A Callaghan-Koru, G"unes Koru.</w:t>
       </w:r>
       <w:r>
         <w:t xml:space="preserve"> </w:t>
@@ -5104,8 +7142,8 @@
         <w:t xml:space="preserve">. 2024;7(2):ooae042.</w:t>
       </w:r>
     </w:p>
-    <w:bookmarkEnd w:id="45"/>
-    <w:bookmarkStart w:id="47" w:name="ref-hong2025"/>
+    <w:bookmarkEnd w:id="56"/>
+    <w:bookmarkStart w:id="58" w:name="ref-hong2025"/>
     <w:p>
       <w:pPr>
         <w:pStyle w:val="Bibliography"/>
@@ -5120,7 +7158,7 @@
         <w:t xml:space="preserve">	</w:t>
       </w:r>
       <w:r>
-        <w:t xml:space="preserve">Hong JH. When does employee turnover matter? Organizational memory in federal IT.</w:t>
+        <w:t xml:space="preserve">J. H. Hong. When does employee turnover matter? Organizational memory in federal IT.</w:t>
       </w:r>
       <w:r>
         <w:t xml:space="preserve"> </w:t>
@@ -5138,7 +7176,7 @@
       <w:r>
         <w:t xml:space="preserve"> </w:t>
       </w:r>
-      <w:hyperlink r:id="rId46">
+      <w:hyperlink r:id="rId57">
         <w:r>
           <w:rPr>
             <w:rStyle w:val="Hyperlink"/>
@@ -5147,8 +7185,8 @@
         </w:r>
       </w:hyperlink>
     </w:p>
-    <w:bookmarkEnd w:id="47"/>
-    <w:bookmarkStart w:id="49" w:name="ref-wittkieffer2024"/>
+    <w:bookmarkEnd w:id="58"/>
+    <w:bookmarkStart w:id="60" w:name="ref-wittkieffer2024"/>
     <w:p>
       <w:pPr>
         <w:pStyle w:val="Bibliography"/>
@@ -5181,7 +7219,7 @@
       <w:r>
         <w:t xml:space="preserve"> </w:t>
       </w:r>
-      <w:hyperlink r:id="rId48">
+      <w:hyperlink r:id="rId59">
         <w:r>
           <w:rPr>
             <w:rStyle w:val="Hyperlink"/>
@@ -5190,8 +7228,8 @@
         </w:r>
       </w:hyperlink>
     </w:p>
-    <w:bookmarkEnd w:id="49"/>
-    <w:bookmarkStart w:id="51" w:name="ref-himssworkforce2024"/>
+    <w:bookmarkEnd w:id="60"/>
+    <w:bookmarkStart w:id="62" w:name="ref-himssworkforce2024"/>
     <w:p>
       <w:pPr>
         <w:pStyle w:val="Bibliography"/>
@@ -5224,7 +7262,7 @@
       <w:r>
         <w:t xml:space="preserve"> </w:t>
       </w:r>
-      <w:hyperlink r:id="rId50">
+      <w:hyperlink r:id="rId61">
         <w:r>
           <w:rPr>
             <w:rStyle w:val="Hyperlink"/>
@@ -5233,8 +7271,8 @@
         </w:r>
       </w:hyperlink>
     </w:p>
-    <w:bookmarkEnd w:id="51"/>
-    <w:bookmarkStart w:id="53" w:name="ref-rajamani2025"/>
+    <w:bookmarkEnd w:id="62"/>
+    <w:bookmarkStart w:id="64" w:name="ref-rajamani2025"/>
     <w:p>
       <w:pPr>
         <w:pStyle w:val="Bibliography"/>
@@ -5249,7 +7287,7 @@
         <w:t xml:space="preserve">	</w:t>
       </w:r>
       <w:r>
-        <w:t xml:space="preserve">Rajamani L S.</w:t>
+        <w:t xml:space="preserve">Leider Rajamani S.</w:t>
       </w:r>
       <w:r>
         <w:t xml:space="preserve"> </w:t>
@@ -5273,7 +7311,7 @@
       <w:r>
         <w:t xml:space="preserve">. Published online 2025. doi:</w:t>
       </w:r>
-      <w:hyperlink r:id="rId52">
+      <w:hyperlink r:id="rId63">
         <w:r>
           <w:rPr>
             <w:rStyle w:val="Hyperlink"/>
@@ -5282,8 +7320,8 @@
         </w:r>
       </w:hyperlink>
     </w:p>
-    <w:bookmarkEnd w:id="53"/>
-    <w:bookmarkStart w:id="55" w:name="ref-american2023"/>
+    <w:bookmarkEnd w:id="64"/>
+    <w:bookmarkStart w:id="66" w:name="ref-american2023"/>
     <w:p>
       <w:pPr>
         <w:pStyle w:val="Bibliography"/>
@@ -5298,7 +7336,7 @@
         <w:t xml:space="preserve">	</w:t>
       </w:r>
       <w:r>
-        <w:t xml:space="preserve">NORC at the University of Chicago AHIMA &amp;.</w:t>
+        <w:t xml:space="preserve">American Health Information Management Association &amp; NORC at the University of Chicago.</w:t>
       </w:r>
       <w:r>
         <w:t xml:space="preserve"> </w:t>
@@ -5328,7 +7366,7 @@
       <w:r>
         <w:t xml:space="preserve"> </w:t>
       </w:r>
-      <w:hyperlink r:id="rId54">
+      <w:hyperlink r:id="rId65">
         <w:r>
           <w:rPr>
             <w:rStyle w:val="Hyperlink"/>
@@ -5337,8 +7375,8 @@
         </w:r>
       </w:hyperlink>
     </w:p>
-    <w:bookmarkEnd w:id="55"/>
-    <w:bookmarkStart w:id="57" w:name="ref-wang2018"/>
+    <w:bookmarkEnd w:id="66"/>
+    <w:bookmarkStart w:id="68" w:name="ref-wang2018"/>
     <w:p>
       <w:pPr>
         <w:pStyle w:val="Bibliography"/>
@@ -5353,7 +7391,7 @@
         <w:t xml:space="preserve">	</w:t>
       </w:r>
       <w:r>
-        <w:t xml:space="preserve">Wang K Y., Byrd TA.</w:t>
+        <w:t xml:space="preserve">Kung Wang Y., T. A. Byrd.</w:t>
       </w:r>
       <w:r>
         <w:t xml:space="preserve"> </w:t>
@@ -5377,7 +7415,7 @@
       <w:r>
         <w:t xml:space="preserve">. 2018;126:3-13. doi:</w:t>
       </w:r>
-      <w:hyperlink r:id="rId56">
+      <w:hyperlink r:id="rId67">
         <w:r>
           <w:rPr>
             <w:rStyle w:val="Hyperlink"/>
@@ -5386,8 +7424,8 @@
         </w:r>
       </w:hyperlink>
     </w:p>
-    <w:bookmarkEnd w:id="57"/>
-    <w:bookmarkStart w:id="59" w:name="ref-wang2020"/>
+    <w:bookmarkEnd w:id="68"/>
+    <w:bookmarkStart w:id="70" w:name="ref-wang2020"/>
     <w:p>
       <w:pPr>
         <w:pStyle w:val="Bibliography"/>
@@ -5402,7 +7440,7 @@
         <w:t xml:space="preserve">	</w:t>
       </w:r>
       <w:r>
-        <w:t xml:space="preserve">Wang S P.</w:t>
+        <w:t xml:space="preserve">Shi Wang P.</w:t>
       </w:r>
       <w:r>
         <w:t xml:space="preserve"> </w:t>
@@ -5426,7 +7464,7 @@
       <w:r>
         <w:t xml:space="preserve">. 2020. doi:</w:t>
       </w:r>
-      <w:hyperlink r:id="rId58">
+      <w:hyperlink r:id="rId69">
         <w:r>
           <w:rPr>
             <w:rStyle w:val="Hyperlink"/>
@@ -5435,8 +7473,8 @@
         </w:r>
       </w:hyperlink>
     </w:p>
-    <w:bookmarkEnd w:id="59"/>
-    <w:bookmarkStart w:id="61" w:name="ref-rao2006"/>
+    <w:bookmarkEnd w:id="70"/>
+    <w:bookmarkStart w:id="72" w:name="ref-rao2006"/>
     <w:p>
       <w:pPr>
         <w:pStyle w:val="Bibliography"/>
@@ -5451,7 +7489,7 @@
         <w:t xml:space="preserve">	</w:t>
       </w:r>
       <w:r>
-        <w:t xml:space="preserve">Rao RD, Argote L. Organizational learning and forgetting: The effects of turnover and structure.</w:t>
+        <w:t xml:space="preserve">R. D. Rao, L. Argote. Organizational learning and forgetting: The effects of turnover and structure.</w:t>
       </w:r>
       <w:r>
         <w:t xml:space="preserve"> </w:t>
@@ -5469,7 +7507,7 @@
       <w:r>
         <w:t xml:space="preserve"> </w:t>
       </w:r>
-      <w:hyperlink r:id="rId60">
+      <w:hyperlink r:id="rId71">
         <w:r>
           <w:rPr>
             <w:rStyle w:val="Hyperlink"/>
@@ -5478,8 +7516,8 @@
         </w:r>
       </w:hyperlink>
     </w:p>
-    <w:bookmarkEnd w:id="61"/>
-    <w:bookmarkStart w:id="63" w:name="ref-mayo2016"/>
+    <w:bookmarkEnd w:id="72"/>
+    <w:bookmarkStart w:id="74" w:name="ref-mayo2016"/>
     <w:p>
       <w:pPr>
         <w:pStyle w:val="Bibliography"/>
@@ -5494,7 +7532,7 @@
         <w:t xml:space="preserve">	</w:t>
       </w:r>
       <w:r>
-        <w:t xml:space="preserve">Mayo D C. S.</w:t>
+        <w:t xml:space="preserve">Deasy Mayo C. S.</w:t>
       </w:r>
       <w:r>
         <w:t xml:space="preserve"> </w:t>
@@ -5515,7 +7553,7 @@
       <w:r>
         <w:t xml:space="preserve">. Published online 2016. doi:</w:t>
       </w:r>
-      <w:hyperlink r:id="rId62">
+      <w:hyperlink r:id="rId73">
         <w:r>
           <w:rPr>
             <w:rStyle w:val="Hyperlink"/>
@@ -5524,8 +7562,8 @@
         </w:r>
       </w:hyperlink>
     </w:p>
-    <w:bookmarkEnd w:id="63"/>
-    <w:bookmarkStart w:id="65" w:name="ref-ledikwe2013"/>
+    <w:bookmarkEnd w:id="74"/>
+    <w:bookmarkStart w:id="76" w:name="ref-ledikwe2013"/>
     <w:p>
       <w:pPr>
         <w:pStyle w:val="Bibliography"/>
@@ -5540,7 +7578,7 @@
         <w:t xml:space="preserve">	</w:t>
       </w:r>
       <w:r>
-        <w:t xml:space="preserve">Ledikwe R J. H.</w:t>
+        <w:t xml:space="preserve">Reason Ledikwe J. H.</w:t>
       </w:r>
       <w:r>
         <w:t xml:space="preserve"> </w:t>
@@ -5564,7 +7602,7 @@
       <w:r>
         <w:t xml:space="preserve">. Published online 2013. doi:</w:t>
       </w:r>
-      <w:hyperlink r:id="rId64">
+      <w:hyperlink r:id="rId75">
         <w:r>
           <w:rPr>
             <w:rStyle w:val="Hyperlink"/>
@@ -5573,8 +7611,8 @@
         </w:r>
       </w:hyperlink>
     </w:p>
-    <w:bookmarkEnd w:id="65"/>
-    <w:bookmarkStart w:id="67" w:name="ref-mantas2010"/>
+    <w:bookmarkEnd w:id="76"/>
+    <w:bookmarkStart w:id="78" w:name="ref-mantas2010"/>
     <w:p>
       <w:pPr>
         <w:pStyle w:val="Bibliography"/>
@@ -5589,7 +7627,7 @@
         <w:t xml:space="preserve">	</w:t>
       </w:r>
       <w:r>
-        <w:t xml:space="preserve">Mantas A J.</w:t>
+        <w:t xml:space="preserve">Ammenwerth Mantas J.</w:t>
       </w:r>
       <w:r>
         <w:t xml:space="preserve"> </w:t>
@@ -5613,7 +7651,7 @@
       <w:r>
         <w:t xml:space="preserve">. Published online 2010. doi:</w:t>
       </w:r>
-      <w:hyperlink r:id="rId66">
+      <w:hyperlink r:id="rId77">
         <w:r>
           <w:rPr>
             <w:rStyle w:val="Hyperlink"/>
@@ -5622,8 +7660,8 @@
         </w:r>
       </w:hyperlink>
     </w:p>
-    <w:bookmarkEnd w:id="67"/>
-    <w:bookmarkStart w:id="69" w:name="ref-ang2004"/>
+    <w:bookmarkEnd w:id="78"/>
+    <w:bookmarkStart w:id="80" w:name="ref-ang2004"/>
     <w:p>
       <w:pPr>
         <w:pStyle w:val="Bibliography"/>
@@ -5638,7 +7676,7 @@
         <w:t xml:space="preserve">	</w:t>
       </w:r>
       <w:r>
-        <w:t xml:space="preserve">Ang &amp;S S.</w:t>
+        <w:t xml:space="preserve">&amp; Slaughter Ang S.</w:t>
       </w:r>
       <w:r>
         <w:t xml:space="preserve"> </w:t>
@@ -5718,7 +7756,7 @@
       <w:r>
         <w:t xml:space="preserve">. Published online 2004. doi:</w:t>
       </w:r>
-      <w:hyperlink r:id="rId68">
+      <w:hyperlink r:id="rId79">
         <w:r>
           <w:rPr>
             <w:rStyle w:val="Hyperlink"/>
@@ -5727,8 +7765,8 @@
         </w:r>
       </w:hyperlink>
     </w:p>
-    <w:bookmarkEnd w:id="69"/>
-    <w:bookmarkStart w:id="71" w:name="ref-farnese2019"/>
+    <w:bookmarkEnd w:id="80"/>
+    <w:bookmarkStart w:id="82" w:name="ref-farnese2019"/>
     <w:p>
       <w:pPr>
         <w:pStyle w:val="Bibliography"/>
@@ -5743,7 +7781,7 @@
         <w:t xml:space="preserve">	</w:t>
       </w:r>
       <w:r>
-        <w:t xml:space="preserve">Farnese B M. L.</w:t>
+        <w:t xml:space="preserve">Barbieri Farnese M. L.</w:t>
       </w:r>
       <w:r>
         <w:t xml:space="preserve"> </w:t>
@@ -5779,7 +7817,7 @@
       <w:r>
         <w:t xml:space="preserve">. Published online 2019. doi:</w:t>
       </w:r>
-      <w:hyperlink r:id="rId70">
+      <w:hyperlink r:id="rId81">
         <w:r>
           <w:rPr>
             <w:rStyle w:val="Hyperlink"/>
@@ -5788,8 +7826,8 @@
         </w:r>
       </w:hyperlink>
     </w:p>
-    <w:bookmarkEnd w:id="71"/>
-    <w:bookmarkStart w:id="73" w:name="ref-tyndall2010"/>
+    <w:bookmarkEnd w:id="82"/>
+    <w:bookmarkStart w:id="84" w:name="ref-tyndall2010"/>
     <w:p>
       <w:pPr>
         <w:pStyle w:val="Bibliography"/>
@@ -5804,7 +7842,7 @@
         <w:t xml:space="preserve">	</w:t>
       </w:r>
       <w:r>
-        <w:t xml:space="preserve">Tyndall J.</w:t>
+        <w:t xml:space="preserve">J Tyndall.</w:t>
       </w:r>
       <w:r>
         <w:t xml:space="preserve"> </w:t>
@@ -5824,7 +7862,7 @@
       <w:r>
         <w:t xml:space="preserve"> </w:t>
       </w:r>
-      <w:hyperlink r:id="rId72">
+      <w:hyperlink r:id="rId83">
         <w:r>
           <w:rPr>
             <w:rStyle w:val="Hyperlink"/>
@@ -5833,8 +7871,8 @@
         </w:r>
       </w:hyperlink>
     </w:p>
-    <w:bookmarkEnd w:id="73"/>
-    <w:bookmarkStart w:id="75" w:name="ref-foos2006"/>
+    <w:bookmarkEnd w:id="84"/>
+    <w:bookmarkStart w:id="86" w:name="ref-foos2006"/>
     <w:p>
       <w:pPr>
         <w:pStyle w:val="Bibliography"/>
@@ -5849,7 +7887,7 @@
         <w:t xml:space="preserve">	</w:t>
       </w:r>
       <w:r>
-        <w:t xml:space="preserve">Foos S T.</w:t>
+        <w:t xml:space="preserve">Schum Foos T.</w:t>
       </w:r>
       <w:r>
         <w:t xml:space="preserve"> </w:t>
@@ -5873,7 +7911,7 @@
       <w:r>
         <w:t xml:space="preserve">. Published online 2006. doi:</w:t>
       </w:r>
-      <w:hyperlink r:id="rId74">
+      <w:hyperlink r:id="rId85">
         <w:r>
           <w:rPr>
             <w:rStyle w:val="Hyperlink"/>
@@ -5882,8 +7920,8 @@
         </w:r>
       </w:hyperlink>
     </w:p>
-    <w:bookmarkEnd w:id="75"/>
-    <w:bookmarkStart w:id="77" w:name="ref-nsi2025"/>
+    <w:bookmarkEnd w:id="86"/>
+    <w:bookmarkStart w:id="88" w:name="ref-nsi2025"/>
     <w:p>
       <w:pPr>
         <w:pStyle w:val="Bibliography"/>
@@ -5916,7 +7954,7 @@
       <w:r>
         <w:t xml:space="preserve"> </w:t>
       </w:r>
-      <w:hyperlink r:id="rId76">
+      <w:hyperlink r:id="rId87">
         <w:r>
           <w:rPr>
             <w:rStyle w:val="Hyperlink"/>
@@ -5925,8 +7963,8 @@
         </w:r>
       </w:hyperlink>
     </w:p>
-    <w:bookmarkEnd w:id="77"/>
-    <w:bookmarkStart w:id="79" w:name="ref-konrad2022"/>
+    <w:bookmarkEnd w:id="88"/>
+    <w:bookmarkStart w:id="90" w:name="ref-konrad2022"/>
     <w:p>
       <w:pPr>
         <w:pStyle w:val="Bibliography"/>
@@ -5941,7 +7979,7 @@
         <w:t xml:space="preserve">	</w:t>
       </w:r>
       <w:r>
-        <w:t xml:space="preserve">Konrad &amp;S I.</w:t>
+        <w:t xml:space="preserve">&amp; Saidizand Konrad I.</w:t>
       </w:r>
       <w:r>
         <w:t xml:space="preserve"> </w:t>
@@ -5987,7 +8025,7 @@
       <w:r>
         <w:t xml:space="preserve"> </w:t>
       </w:r>
-      <w:hyperlink r:id="rId78">
+      <w:hyperlink r:id="rId89">
         <w:r>
           <w:rPr>
             <w:rStyle w:val="Hyperlink"/>
@@ -5996,8 +8034,8 @@
         </w:r>
       </w:hyperlink>
     </w:p>
-    <w:bookmarkEnd w:id="79"/>
-    <w:bookmarkStart w:id="81" w:name="ref-wu2024"/>
+    <w:bookmarkEnd w:id="90"/>
+    <w:bookmarkStart w:id="92" w:name="ref-wu2024"/>
     <w:p>
       <w:pPr>
         <w:pStyle w:val="Bibliography"/>
@@ -6012,7 +8050,7 @@
         <w:t xml:space="preserve">	</w:t>
       </w:r>
       <w:r>
-        <w:t xml:space="preserve">Wu L F., Li L.</w:t>
+        <w:t xml:space="preserve">Lao Wu F., L. Li.</w:t>
       </w:r>
       <w:r>
         <w:t xml:space="preserve"> </w:t>
@@ -6036,7 +8074,7 @@
       <w:r>
         <w:t xml:space="preserve">. 2024;11:e2097. doi:</w:t>
       </w:r>
-      <w:hyperlink r:id="rId80">
+      <w:hyperlink r:id="rId91">
         <w:r>
           <w:rPr>
             <w:rStyle w:val="Hyperlink"/>
@@ -6045,8 +8083,8 @@
         </w:r>
       </w:hyperlink>
     </w:p>
-    <w:bookmarkEnd w:id="81"/>
-    <w:bookmarkStart w:id="83" w:name="ref-ren2024"/>
+    <w:bookmarkEnd w:id="92"/>
+    <w:bookmarkStart w:id="94" w:name="ref-ren2024"/>
     <w:p>
       <w:pPr>
         <w:pStyle w:val="Bibliography"/>
@@ -6061,7 +8099,7 @@
         <w:t xml:space="preserve">	</w:t>
       </w:r>
       <w:r>
-        <w:t xml:space="preserve">Ren W L.</w:t>
+        <w:t xml:space="preserve">Wang Ren L.</w:t>
       </w:r>
       <w:r>
         <w:t xml:space="preserve"> </w:t>
@@ -6085,7 +8123,7 @@
       <w:r>
         <w:t xml:space="preserve">. Published online 2024. doi:</w:t>
       </w:r>
-      <w:hyperlink r:id="rId82">
+      <w:hyperlink r:id="rId93">
         <w:r>
           <w:rPr>
             <w:rStyle w:val="Hyperlink"/>
@@ -6094,8 +8132,8 @@
         </w:r>
       </w:hyperlink>
     </w:p>
-    <w:bookmarkEnd w:id="83"/>
-    <w:bookmarkStart w:id="85" w:name="ref-massingham2018"/>
+    <w:bookmarkEnd w:id="94"/>
+    <w:bookmarkStart w:id="96" w:name="ref-massingham2018"/>
     <w:p>
       <w:pPr>
         <w:pStyle w:val="Bibliography"/>
@@ -6110,7 +8148,7 @@
         <w:t xml:space="preserve">	</w:t>
       </w:r>
       <w:r>
-        <w:t xml:space="preserve">Massingham PR.</w:t>
+        <w:t xml:space="preserve">P. R Massingham.</w:t>
       </w:r>
       <w:r>
         <w:t xml:space="preserve"> </w:t>
@@ -6134,7 +8172,7 @@
       <w:r>
         <w:t xml:space="preserve">. Published online 2018. doi:</w:t>
       </w:r>
-      <w:hyperlink r:id="rId84">
+      <w:hyperlink r:id="rId95">
         <w:r>
           <w:rPr>
             <w:rStyle w:val="Hyperlink"/>
@@ -6143,8 +8181,8 @@
         </w:r>
       </w:hyperlink>
     </w:p>
-    <w:bookmarkEnd w:id="85"/>
-    <w:bookmarkStart w:id="87" w:name="ref-zhang2025"/>
+    <w:bookmarkEnd w:id="96"/>
+    <w:bookmarkStart w:id="98" w:name="ref-zhang2025"/>
     <w:p>
       <w:pPr>
         <w:pStyle w:val="Bibliography"/>
@@ -6159,7 +8197,7 @@
         <w:t xml:space="preserve">	</w:t>
       </w:r>
       <w:r>
-        <w:t xml:space="preserve">Zhang D W.</w:t>
+        <w:t xml:space="preserve">Daim Zhang W.</w:t>
       </w:r>
       <w:r>
         <w:t xml:space="preserve"> </w:t>
@@ -6201,7 +8239,7 @@
       <w:r>
         <w:t xml:space="preserve">. Published online 2025. doi:</w:t>
       </w:r>
-      <w:hyperlink r:id="rId86">
+      <w:hyperlink r:id="rId97">
         <w:r>
           <w:rPr>
             <w:rStyle w:val="Hyperlink"/>
@@ -6210,8 +8248,8 @@
         </w:r>
       </w:hyperlink>
     </w:p>
-    <w:bookmarkEnd w:id="87"/>
-    <w:bookmarkStart w:id="89" w:name="ref-goffin2011"/>
+    <w:bookmarkEnd w:id="98"/>
+    <w:bookmarkStart w:id="100" w:name="ref-goffin2011"/>
     <w:p>
       <w:pPr>
         <w:pStyle w:val="Bibliography"/>
@@ -6226,7 +8264,7 @@
         <w:t xml:space="preserve">	</w:t>
       </w:r>
       <w:r>
-        <w:t xml:space="preserve">Goffin &amp;K K.</w:t>
+        <w:t xml:space="preserve">&amp; Koners Goffin K.</w:t>
       </w:r>
       <w:r>
         <w:t xml:space="preserve"> </w:t>
@@ -6250,7 +8288,7 @@
       <w:r>
         <w:t xml:space="preserve">. Published online 2011. doi:</w:t>
       </w:r>
-      <w:hyperlink r:id="rId88">
+      <w:hyperlink r:id="rId99">
         <w:r>
           <w:rPr>
             <w:rStyle w:val="Hyperlink"/>
@@ -6259,8 +8297,8 @@
         </w:r>
       </w:hyperlink>
     </w:p>
-    <w:bookmarkEnd w:id="89"/>
-    <w:bookmarkStart w:id="91" w:name="ref-moore2018"/>
+    <w:bookmarkEnd w:id="100"/>
+    <w:bookmarkStart w:id="102" w:name="ref-moore2018"/>
     <w:p>
       <w:pPr>
         <w:pStyle w:val="Bibliography"/>
@@ -6275,7 +8313,7 @@
         <w:t xml:space="preserve">	</w:t>
       </w:r>
       <w:r>
-        <w:t xml:space="preserve">Moore D et al.</w:t>
+        <w:t xml:space="preserve">D. Moore, others.</w:t>
       </w:r>
       <w:r>
         <w:t xml:space="preserve"> </w:t>
@@ -6302,7 +8340,7 @@
       <w:r>
         <w:t xml:space="preserve"> </w:t>
       </w:r>
-      <w:hyperlink r:id="rId90">
+      <w:hyperlink r:id="rId101">
         <w:r>
           <w:rPr>
             <w:rStyle w:val="Hyperlink"/>
@@ -6311,8 +8349,8 @@
         </w:r>
       </w:hyperlink>
     </w:p>
-    <w:bookmarkEnd w:id="91"/>
-    <w:bookmarkStart w:id="93" w:name="ref-foss2007"/>
+    <w:bookmarkEnd w:id="102"/>
+    <w:bookmarkStart w:id="104" w:name="ref-foss2007"/>
     <w:p>
       <w:pPr>
         <w:pStyle w:val="Bibliography"/>
@@ -6327,7 +8365,7 @@
         <w:t xml:space="preserve">	</w:t>
       </w:r>
       <w:r>
-        <w:t xml:space="preserve">Foss NJ.</w:t>
+        <w:t xml:space="preserve">Nicolai J. Foss.</w:t>
       </w:r>
       <w:r>
         <w:t xml:space="preserve"> </w:t>
@@ -6351,7 +8389,7 @@
       <w:r>
         <w:t xml:space="preserve">. 2007;14(1):29-52. doi:</w:t>
       </w:r>
-      <w:hyperlink r:id="rId92">
+      <w:hyperlink r:id="rId103">
         <w:r>
           <w:rPr>
             <w:rStyle w:val="Hyperlink"/>
@@ -6360,8 +8398,8 @@
         </w:r>
       </w:hyperlink>
     </w:p>
-    <w:bookmarkEnd w:id="93"/>
-    <w:bookmarkStart w:id="95" w:name="ref-lee2023"/>
+    <w:bookmarkEnd w:id="104"/>
+    <w:bookmarkStart w:id="106" w:name="ref-lee2023"/>
     <w:p>
       <w:pPr>
         <w:pStyle w:val="Bibliography"/>
@@ -6376,7 +8414,7 @@
         <w:t xml:space="preserve">	</w:t>
       </w:r>
       <w:r>
-        <w:t xml:space="preserve">Lee et al G.</w:t>
+        <w:t xml:space="preserve">et al Lee G.</w:t>
       </w:r>
       <w:r>
         <w:t xml:space="preserve"> </w:t>
@@ -6403,7 +8441,7 @@
       <w:r>
         <w:t xml:space="preserve"> </w:t>
       </w:r>
-      <w:hyperlink r:id="rId94">
+      <w:hyperlink r:id="rId105">
         <w:r>
           <w:rPr>
             <w:rStyle w:val="Hyperlink"/>
@@ -6412,8 +8450,8 @@
         </w:r>
       </w:hyperlink>
     </w:p>
-    <w:bookmarkEnd w:id="95"/>
-    <w:bookmarkStart w:id="97" w:name="ref-ziletti2024"/>
+    <w:bookmarkEnd w:id="106"/>
+    <w:bookmarkStart w:id="108" w:name="ref-ziletti2024"/>
     <w:p>
       <w:pPr>
         <w:pStyle w:val="Bibliography"/>
@@ -6428,7 +8466,7 @@
         <w:t xml:space="preserve">	</w:t>
       </w:r>
       <w:r>
-        <w:t xml:space="preserve">Ziletti &amp;D A.</w:t>
+        <w:t xml:space="preserve">&amp; D’Ambrosi Ziletti A.</w:t>
       </w:r>
       <w:r>
         <w:t xml:space="preserve"> </w:t>
@@ -6497,7 +8535,7 @@
       <w:r>
         <w:t xml:space="preserve"> </w:t>
       </w:r>
-      <w:hyperlink r:id="rId96">
+      <w:hyperlink r:id="rId107">
         <w:r>
           <w:rPr>
             <w:rStyle w:val="Hyperlink"/>
@@ -6506,8 +8544,8 @@
         </w:r>
       </w:hyperlink>
     </w:p>
-    <w:bookmarkEnd w:id="97"/>
-    <w:bookmarkStart w:id="99" w:name="ref-bravorocca2023"/>
+    <w:bookmarkEnd w:id="108"/>
+    <w:bookmarkStart w:id="110" w:name="ref-bravorocca2023"/>
     <w:p>
       <w:pPr>
         <w:pStyle w:val="Bibliography"/>
@@ -6522,7 +8560,7 @@
         <w:t xml:space="preserve">	</w:t>
       </w:r>
       <w:r>
-        <w:t xml:space="preserve">Bravo Rocca GJ.</w:t>
+        <w:t xml:space="preserve">G. J. Bravo Rocca.</w:t>
       </w:r>
       <w:r>
         <w:t xml:space="preserve"> </w:t>
@@ -6546,7 +8584,7 @@
       <w:r>
         <w:t xml:space="preserve"> </w:t>
       </w:r>
-      <w:hyperlink r:id="rId98">
+      <w:hyperlink r:id="rId109">
         <w:r>
           <w:rPr>
             <w:rStyle w:val="Hyperlink"/>
@@ -6555,8 +8593,8 @@
         </w:r>
       </w:hyperlink>
     </w:p>
-    <w:bookmarkEnd w:id="99"/>
-    <w:bookmarkStart w:id="101" w:name="ref-mosqueirarey2023"/>
+    <w:bookmarkEnd w:id="110"/>
+    <w:bookmarkStart w:id="112" w:name="ref-mosqueirarey2023"/>
     <w:p>
       <w:pPr>
         <w:pStyle w:val="Bibliography"/>
@@ -6571,10 +8609,7 @@
         <w:t xml:space="preserve">	</w:t>
       </w:r>
       <w:r>
-        <w:t xml:space="preserve">Mosqueira-Rey E et al.</w:t>
-      </w:r>
-      <w:r>
-        <w:t xml:space="preserve"> Human-in-the-loop machine learning: A state of the art.</w:t>
+        <w:t xml:space="preserve">E. Mosqueira-Rey, others. Human-in-the-loop machine learning: A state of the art.</w:t>
       </w:r>
       <w:r>
         <w:t xml:space="preserve"> </w:t>
@@ -6592,7 +8627,7 @@
       <w:r>
         <w:t xml:space="preserve"> </w:t>
       </w:r>
-      <w:hyperlink r:id="rId100">
+      <w:hyperlink r:id="rId111">
         <w:r>
           <w:rPr>
             <w:rStyle w:val="Hyperlink"/>
@@ -6601,8 +8636,8 @@
         </w:r>
       </w:hyperlink>
     </w:p>
-    <w:bookmarkEnd w:id="101"/>
-    <w:bookmarkStart w:id="103" w:name="ref-benbya2004"/>
+    <w:bookmarkEnd w:id="112"/>
+    <w:bookmarkStart w:id="114" w:name="ref-benbya2004"/>
     <w:p>
       <w:pPr>
         <w:pStyle w:val="Bibliography"/>
@@ -6617,7 +8652,7 @@
         <w:t xml:space="preserve">	</w:t>
       </w:r>
       <w:r>
-        <w:t xml:space="preserve">Benbya P H.</w:t>
+        <w:t xml:space="preserve">Passiante Benbya H.</w:t>
       </w:r>
       <w:r>
         <w:t xml:space="preserve"> </w:t>
@@ -6641,7 +8676,7 @@
       <w:r>
         <w:t xml:space="preserve">. Published online 2004. doi:</w:t>
       </w:r>
-      <w:hyperlink r:id="rId102">
+      <w:hyperlink r:id="rId113">
         <w:r>
           <w:rPr>
             <w:rStyle w:val="Hyperlink"/>
@@ -6650,8 +8685,8 @@
         </w:r>
       </w:hyperlink>
     </w:p>
-    <w:bookmarkEnd w:id="103"/>
-    <w:bookmarkStart w:id="105" w:name="ref-whittaker2008"/>
+    <w:bookmarkEnd w:id="114"/>
+    <w:bookmarkStart w:id="116" w:name="ref-whittaker2008"/>
     <w:p>
       <w:pPr>
         <w:pStyle w:val="Bibliography"/>
@@ -6666,7 +8701,7 @@
         <w:t xml:space="preserve">	</w:t>
       </w:r>
       <w:r>
-        <w:t xml:space="preserve">Whittaker S, Hyland P, Wiley M. Design and evaluation of systems to support interaction capture and retrieval.</w:t>
+        <w:t xml:space="preserve">S. Whittaker, P. Hyland, M. Wiley. Design and evaluation of systems to support interaction capture and retrieval.</w:t>
       </w:r>
       <w:r>
         <w:t xml:space="preserve"> </w:t>
@@ -6684,7 +8719,7 @@
       <w:r>
         <w:t xml:space="preserve"> </w:t>
       </w:r>
-      <w:hyperlink r:id="rId104">
+      <w:hyperlink r:id="rId115">
         <w:r>
           <w:rPr>
             <w:rStyle w:val="Hyperlink"/>
@@ -6693,8 +8728,8 @@
         </w:r>
       </w:hyperlink>
     </w:p>
-    <w:bookmarkEnd w:id="105"/>
-    <w:bookmarkStart w:id="107" w:name="ref-mannapur2025"/>
+    <w:bookmarkEnd w:id="116"/>
+    <w:bookmarkStart w:id="118" w:name="ref-mannapur2025"/>
     <w:p>
       <w:pPr>
         <w:pStyle w:val="Bibliography"/>
@@ -6709,7 +8744,7 @@
         <w:t xml:space="preserve">	</w:t>
       </w:r>
       <w:r>
-        <w:t xml:space="preserve">Mannapur S. Understanding data drift and concept drift in machine learning systems.</w:t>
+        <w:t xml:space="preserve">S. Mannapur. Understanding data drift and concept drift in machine learning systems.</w:t>
       </w:r>
       <w:r>
         <w:t xml:space="preserve"> </w:t>
@@ -6727,7 +8762,7 @@
       <w:r>
         <w:t xml:space="preserve"> </w:t>
       </w:r>
-      <w:hyperlink r:id="rId106">
+      <w:hyperlink r:id="rId117">
         <w:r>
           <w:rPr>
             <w:rStyle w:val="Hyperlink"/>
@@ -6736,8 +8771,8 @@
         </w:r>
       </w:hyperlink>
     </w:p>
-    <w:bookmarkEnd w:id="107"/>
-    <w:bookmarkStart w:id="109" w:name="ref-battula2025"/>
+    <w:bookmarkEnd w:id="118"/>
+    <w:bookmarkStart w:id="120" w:name="ref-battula2025"/>
     <w:p>
       <w:pPr>
         <w:pStyle w:val="Bibliography"/>
@@ -6752,7 +8787,7 @@
         <w:t xml:space="preserve">	</w:t>
       </w:r>
       <w:r>
-        <w:t xml:space="preserve">Battula SKY.</w:t>
+        <w:t xml:space="preserve">Sai Kiran Yadav Battula.</w:t>
       </w:r>
       <w:r>
         <w:t xml:space="preserve"> </w:t>
@@ -6776,7 +8811,7 @@
       <w:r>
         <w:t xml:space="preserve">. 2025;6(4):218-226. doi:</w:t>
       </w:r>
-      <w:hyperlink r:id="rId108">
+      <w:hyperlink r:id="rId119">
         <w:r>
           <w:rPr>
             <w:rStyle w:val="Hyperlink"/>
@@ -6785,8 +8820,8 @@
         </w:r>
       </w:hyperlink>
     </w:p>
-    <w:bookmarkEnd w:id="109"/>
-    <w:bookmarkStart w:id="111" w:name="ref-himss2024news"/>
+    <w:bookmarkEnd w:id="120"/>
+    <w:bookmarkStart w:id="122" w:name="ref-himss2024news"/>
     <w:p>
       <w:pPr>
         <w:pStyle w:val="Bibliography"/>
@@ -6815,7 +8850,7 @@
       <w:r>
         <w:t xml:space="preserve"> </w:t>
       </w:r>
-      <w:hyperlink r:id="rId110">
+      <w:hyperlink r:id="rId121">
         <w:r>
           <w:rPr>
             <w:rStyle w:val="Hyperlink"/>
@@ -6824,8 +8859,8 @@
         </w:r>
       </w:hyperlink>
     </w:p>
-    <w:bookmarkEnd w:id="111"/>
-    <w:bookmarkStart w:id="113" w:name="ref-health2020"/>
+    <w:bookmarkEnd w:id="122"/>
+    <w:bookmarkStart w:id="124" w:name="ref-health2020"/>
     <w:p>
       <w:pPr>
         <w:pStyle w:val="Bibliography"/>
@@ -6840,7 +8875,7 @@
         <w:t xml:space="preserve">	</w:t>
       </w:r>
       <w:r>
-        <w:t xml:space="preserve">Catalyst H.</w:t>
+        <w:t xml:space="preserve">Health Catalyst.</w:t>
       </w:r>
       <w:r>
         <w:t xml:space="preserve"> </w:t>
@@ -6854,7 +8889,7 @@
       <w:r>
         <w:t xml:space="preserve"> </w:t>
       </w:r>
-      <w:hyperlink r:id="rId112">
+      <w:hyperlink r:id="rId123">
         <w:r>
           <w:rPr>
             <w:rStyle w:val="Hyperlink"/>
@@ -6863,8 +8898,8 @@
         </w:r>
       </w:hyperlink>
     </w:p>
-    <w:bookmarkEnd w:id="113"/>
-    <w:bookmarkStart w:id="115" w:name="ref-snowdon2024"/>
+    <w:bookmarkEnd w:id="124"/>
+    <w:bookmarkStart w:id="126" w:name="ref-snowdon2024"/>
     <w:p>
       <w:pPr>
         <w:pStyle w:val="Bibliography"/>
@@ -6879,7 +8914,7 @@
         <w:t xml:space="preserve">	</w:t>
       </w:r>
       <w:r>
-        <w:t xml:space="preserve">Snowdon H A., Wright A.</w:t>
+        <w:t xml:space="preserve">Hussein Snowdon A., A. Wright.</w:t>
       </w:r>
       <w:r>
         <w:t xml:space="preserve"> </w:t>
@@ -6915,7 +8950,7 @@
       <w:r>
         <w:t xml:space="preserve">. 2024;26:e56316. doi:</w:t>
       </w:r>
-      <w:hyperlink r:id="rId114">
+      <w:hyperlink r:id="rId125">
         <w:r>
           <w:rPr>
             <w:rStyle w:val="Hyperlink"/>
@@ -6924,8 +8959,8 @@
         </w:r>
       </w:hyperlink>
     </w:p>
-    <w:bookmarkEnd w:id="115"/>
-    <w:bookmarkStart w:id="117" w:name="ref-yang2021"/>
+    <w:bookmarkEnd w:id="126"/>
+    <w:bookmarkStart w:id="128" w:name="ref-yang2021"/>
     <w:p>
       <w:pPr>
         <w:pStyle w:val="Bibliography"/>
@@ -6940,7 +8975,7 @@
         <w:t xml:space="preserve">	</w:t>
       </w:r>
       <w:r>
-        <w:t xml:space="preserve">Yang DX, Khera R, Miccio JA, Jairam V, et al.</w:t>
+        <w:t xml:space="preserve">David X Yang, Rohan Khera, Joseph A Miccio, Vikram Jairam, others.</w:t>
       </w:r>
       <w:r>
         <w:t xml:space="preserve"> </w:t>
@@ -6967,7 +9002,7 @@
       <w:r>
         <w:t xml:space="preserve"> </w:t>
       </w:r>
-      <w:hyperlink r:id="rId116">
+      <w:hyperlink r:id="rId127">
         <w:r>
           <w:rPr>
             <w:rStyle w:val="Hyperlink"/>
@@ -6976,8 +9011,8 @@
         </w:r>
       </w:hyperlink>
     </w:p>
-    <w:bookmarkEnd w:id="117"/>
-    <w:bookmarkStart w:id="119" w:name="ref-latrella2024"/>
+    <w:bookmarkEnd w:id="128"/>
+    <w:bookmarkStart w:id="130" w:name="ref-latrella2024"/>
     <w:p>
       <w:pPr>
         <w:pStyle w:val="Bibliography"/>
@@ -6992,7 +9027,7 @@
         <w:t xml:space="preserve">	</w:t>
       </w:r>
       <w:r>
-        <w:t xml:space="preserve">Latrella &amp;B M.</w:t>
+        <w:t xml:space="preserve">&amp; Baldasare Latrella M.</w:t>
       </w:r>
       <w:r>
         <w:t xml:space="preserve"> </w:t>
@@ -7016,7 +9051,7 @@
       <w:r>
         <w:t xml:space="preserve">. Published online 2024. doi:</w:t>
       </w:r>
-      <w:hyperlink r:id="rId118">
+      <w:hyperlink r:id="rId129">
         <w:r>
           <w:rPr>
             <w:rStyle w:val="Hyperlink"/>
@@ -7025,8 +9060,8 @@
         </w:r>
       </w:hyperlink>
     </w:p>
-    <w:bookmarkEnd w:id="119"/>
-    <w:bookmarkStart w:id="121" w:name="ref-nashid2023"/>
+    <w:bookmarkEnd w:id="130"/>
+    <w:bookmarkStart w:id="132" w:name="ref-nashid2023"/>
     <w:p>
       <w:pPr>
         <w:pStyle w:val="Bibliography"/>
@@ -7041,7 +9076,7 @@
         <w:t xml:space="preserve">	</w:t>
       </w:r>
       <w:r>
-        <w:t xml:space="preserve">Nashid P S., Hossain MI.</w:t>
+        <w:t xml:space="preserve">Papia Nashid S., M. I. Hossain.</w:t>
       </w:r>
       <w:r>
         <w:t xml:space="preserve"> </w:t>
@@ -7065,7 +9100,7 @@
       <w:r>
         <w:t xml:space="preserve">. 2023;1(1):1-8. doi:</w:t>
       </w:r>
-      <w:hyperlink r:id="rId120">
+      <w:hyperlink r:id="rId131">
         <w:r>
           <w:rPr>
             <w:rStyle w:val="Hyperlink"/>
@@ -7074,8 +9109,8 @@
         </w:r>
       </w:hyperlink>
     </w:p>
-    <w:bookmarkEnd w:id="121"/>
-    <w:bookmarkStart w:id="123" w:name="ref-shahbaz2019"/>
+    <w:bookmarkEnd w:id="132"/>
+    <w:bookmarkStart w:id="134" w:name="ref-shahbaz2019"/>
     <w:p>
       <w:pPr>
         <w:pStyle w:val="Bibliography"/>
@@ -7090,7 +9125,7 @@
         <w:t xml:space="preserve">	</w:t>
       </w:r>
       <w:r>
-        <w:t xml:space="preserve">Shahbaz G M.</w:t>
+        <w:t xml:space="preserve">Gao Shahbaz M.</w:t>
       </w:r>
       <w:r>
         <w:t xml:space="preserve"> </w:t>
@@ -7114,7 +9149,7 @@
       <w:r>
         <w:t xml:space="preserve">. Published online 2019. doi:</w:t>
       </w:r>
-      <w:hyperlink r:id="rId122">
+      <w:hyperlink r:id="rId133">
         <w:r>
           <w:rPr>
             <w:rStyle w:val="Hyperlink"/>
@@ -7123,8 +9158,8 @@
         </w:r>
       </w:hyperlink>
     </w:p>
-    <w:bookmarkEnd w:id="123"/>
-    <w:bookmarkStart w:id="125" w:name="ref-kamble2019"/>
+    <w:bookmarkEnd w:id="134"/>
+    <w:bookmarkStart w:id="136" w:name="ref-kamble2019"/>
     <w:p>
       <w:pPr>
         <w:pStyle w:val="Bibliography"/>
@@ -7139,7 +9174,7 @@
         <w:t xml:space="preserve">	</w:t>
       </w:r>
       <w:r>
-        <w:t xml:space="preserve">Kamble G S. S.</w:t>
+        <w:t xml:space="preserve">Gunasekaran Kamble S. S.</w:t>
       </w:r>
       <w:r>
         <w:t xml:space="preserve"> </w:t>
@@ -7163,7 +9198,7 @@
       <w:r>
         <w:t xml:space="preserve">. Published online 2019. doi:</w:t>
       </w:r>
-      <w:hyperlink r:id="rId124">
+      <w:hyperlink r:id="rId135">
         <w:r>
           <w:rPr>
             <w:rStyle w:val="Hyperlink"/>
@@ -7172,8 +9207,8 @@
         </w:r>
       </w:hyperlink>
     </w:p>
-    <w:bookmarkEnd w:id="125"/>
-    <w:bookmarkStart w:id="127" w:name="ref-wynendaele2025"/>
+    <w:bookmarkEnd w:id="136"/>
+    <w:bookmarkStart w:id="138" w:name="ref-wynendaele2025"/>
     <w:p>
       <w:pPr>
         <w:pStyle w:val="Bibliography"/>
@@ -7188,7 +9223,7 @@
         <w:t xml:space="preserve">	</w:t>
       </w:r>
       <w:r>
-        <w:t xml:space="preserve">Wynendaele H, Clays E, Peeters E, et al.</w:t>
+        <w:t xml:space="preserve">Heidi Wynendaele, Els Clays, Evelien Peeters, others.</w:t>
       </w:r>
       <w:r>
         <w:t xml:space="preserve"> </w:t>
@@ -7212,7 +9247,7 @@
       <w:r>
         <w:t xml:space="preserve">. Published online 2025. doi:</w:t>
       </w:r>
-      <w:hyperlink r:id="rId126">
+      <w:hyperlink r:id="rId137">
         <w:r>
           <w:rPr>
             <w:rStyle w:val="Hyperlink"/>
@@ -7221,8 +9256,8 @@
         </w:r>
       </w:hyperlink>
     </w:p>
-    <w:bookmarkEnd w:id="127"/>
-    <w:bookmarkStart w:id="129" w:name="ref-hackney2024"/>
+    <w:bookmarkEnd w:id="138"/>
+    <w:bookmarkStart w:id="140" w:name="ref-hackney2024"/>
     <w:p>
       <w:pPr>
         <w:pStyle w:val="Bibliography"/>
@@ -7237,7 +9272,7 @@
         <w:t xml:space="preserve">	</w:t>
       </w:r>
       <w:r>
-        <w:t xml:space="preserve">Hackney A.</w:t>
+        <w:t xml:space="preserve">A. Hackney.</w:t>
       </w:r>
       <w:r>
         <w:t xml:space="preserve"> </w:t>
@@ -7255,7 +9290,7 @@
       <w:r>
         <w:t xml:space="preserve"> </w:t>
       </w:r>
-      <w:hyperlink r:id="rId128">
+      <w:hyperlink r:id="rId139">
         <w:r>
           <w:rPr>
             <w:rStyle w:val="Hyperlink"/>
@@ -7264,8 +9299,8 @@
         </w:r>
       </w:hyperlink>
     </w:p>
-    <w:bookmarkEnd w:id="129"/>
-    <w:bookmarkStart w:id="131" w:name="ref-blaskovic2025"/>
+    <w:bookmarkEnd w:id="140"/>
+    <w:bookmarkStart w:id="142" w:name="ref-blaskovic2025"/>
     <w:p>
       <w:pPr>
         <w:pStyle w:val="Bibliography"/>
@@ -7280,7 +9315,7 @@
         <w:t xml:space="preserve">	</w:t>
       </w:r>
       <w:r>
-        <w:t xml:space="preserve">Blaskovic L, Tankovic N, Lorencin I, et al.</w:t>
+        <w:t xml:space="preserve">Luka Blaskovic, Nikola Tankovic, Ivan Lorencin, others.</w:t>
       </w:r>
       <w:r>
         <w:t xml:space="preserve"> </w:t>
@@ -7304,7 +9339,7 @@
       <w:r>
         <w:t xml:space="preserve">. 2025;9(10):256. doi:</w:t>
       </w:r>
-      <w:hyperlink r:id="rId130">
+      <w:hyperlink r:id="rId141">
         <w:r>
           <w:rPr>
             <w:rStyle w:val="Hyperlink"/>
@@ -7313,8 +9348,8 @@
         </w:r>
       </w:hyperlink>
     </w:p>
-    <w:bookmarkEnd w:id="131"/>
-    <w:bookmarkStart w:id="133" w:name="ref-marshan2024"/>
+    <w:bookmarkEnd w:id="142"/>
+    <w:bookmarkStart w:id="144" w:name="ref-marshan2024"/>
     <w:p>
       <w:pPr>
         <w:pStyle w:val="Bibliography"/>
@@ -7329,7 +9364,7 @@
         <w:t xml:space="preserve">	</w:t>
       </w:r>
       <w:r>
-        <w:t xml:space="preserve">Marshan A A.</w:t>
+        <w:t xml:space="preserve">Almutairi Marshan A.</w:t>
       </w:r>
       <w:r>
         <w:t xml:space="preserve"> </w:t>
@@ -7353,7 +9388,7 @@
       <w:r>
         <w:t xml:space="preserve">. Published online 2024. doi:</w:t>
       </w:r>
-      <w:hyperlink r:id="rId132">
+      <w:hyperlink r:id="rId143">
         <w:r>
           <w:rPr>
             <w:rStyle w:val="Hyperlink"/>
@@ -7362,8 +9397,8 @@
         </w:r>
       </w:hyperlink>
     </w:p>
-    <w:bookmarkEnd w:id="133"/>
-    <w:bookmarkStart w:id="135" w:name="ref-chen2026graph"/>
+    <w:bookmarkEnd w:id="144"/>
+    <w:bookmarkStart w:id="146" w:name="ref-chen2026graph"/>
     <w:p>
       <w:pPr>
         <w:pStyle w:val="Bibliography"/>
@@ -7378,7 +9413,7 @@
         <w:t xml:space="preserve">	</w:t>
       </w:r>
       <w:r>
-        <w:t xml:space="preserve">Chen Q, Peng J, Song B, Zhou Y, Ji R.</w:t>
+        <w:t xml:space="preserve">Qi Chen, Jian Peng, Bin Song, Yun Zhou, Rongrong Ji.</w:t>
       </w:r>
       <w:r>
         <w:t xml:space="preserve"> </w:t>
@@ -7402,7 +9437,7 @@
       <w:r>
         <w:t xml:space="preserve">. Published online 2026. doi:</w:t>
       </w:r>
-      <w:hyperlink r:id="rId134">
+      <w:hyperlink r:id="rId145">
         <w:r>
           <w:rPr>
             <w:rStyle w:val="Hyperlink"/>
@@ -7411,8 +9446,8 @@
         </w:r>
       </w:hyperlink>
     </w:p>
-    <w:bookmarkEnd w:id="135"/>
-    <w:bookmarkStart w:id="137" w:name="ref-tarbell2024"/>
+    <w:bookmarkEnd w:id="146"/>
+    <w:bookmarkStart w:id="148" w:name="ref-tarbell2024"/>
     <w:p>
       <w:pPr>
         <w:pStyle w:val="Bibliography"/>
@@ -7427,7 +9462,7 @@
         <w:t xml:space="preserve">	</w:t>
       </w:r>
       <w:r>
-        <w:t xml:space="preserve">Tarbell R, Choo KKR, Dietrich G, et al.</w:t>
+        <w:t xml:space="preserve">R. Tarbell, K. K. R. Choo, G. Dietrich, others.</w:t>
       </w:r>
       <w:r>
         <w:t xml:space="preserve"> </w:t>
@@ -7454,7 +9489,7 @@
       <w:r>
         <w:t xml:space="preserve"> </w:t>
       </w:r>
-      <w:hyperlink r:id="rId136">
+      <w:hyperlink r:id="rId147">
         <w:r>
           <w:rPr>
             <w:rStyle w:val="Hyperlink"/>
@@ -7463,8 +9498,8 @@
         </w:r>
       </w:hyperlink>
     </w:p>
-    <w:bookmarkEnd w:id="137"/>
-    <w:bookmarkStart w:id="139" w:name="ref-yuan2019"/>
+    <w:bookmarkEnd w:id="148"/>
+    <w:bookmarkStart w:id="150" w:name="ref-yuan2019"/>
     <w:p>
       <w:pPr>
         <w:pStyle w:val="Bibliography"/>
@@ -7479,7 +9514,7 @@
         <w:t xml:space="preserve">	</w:t>
       </w:r>
       <w:r>
-        <w:t xml:space="preserve">Yuan C, Ryan PB, Ta C, Guo Y, Li Z, et al.</w:t>
+        <w:t xml:space="preserve">Chi Yuan, Patrick B. Ryan, Casey Ta, Yixuan Guo, Ziran Li, others.</w:t>
       </w:r>
       <w:r>
         <w:t xml:space="preserve"> </w:t>
@@ -7503,7 +9538,7 @@
       <w:r>
         <w:t xml:space="preserve">. 2019;26(4):294-305. doi:</w:t>
       </w:r>
-      <w:hyperlink r:id="rId138">
+      <w:hyperlink r:id="rId149">
         <w:r>
           <w:rPr>
             <w:rStyle w:val="Hyperlink"/>
@@ -7512,8 +9547,8 @@
         </w:r>
       </w:hyperlink>
     </w:p>
-    <w:bookmarkEnd w:id="139"/>
-    <w:bookmarkStart w:id="141" w:name="ref-nittala2024"/>
+    <w:bookmarkEnd w:id="150"/>
+    <w:bookmarkStart w:id="152" w:name="ref-nittala2024"/>
     <w:p>
       <w:pPr>
         <w:pStyle w:val="Bibliography"/>
@@ -7528,7 +9563,7 @@
         <w:t xml:space="preserve">	</w:t>
       </w:r>
       <w:r>
-        <w:t xml:space="preserve">Nittala EP.</w:t>
+        <w:t xml:space="preserve">E. P. Nittala.</w:t>
       </w:r>
       <w:r>
         <w:t xml:space="preserve"> </w:t>
@@ -7555,7 +9590,7 @@
       <w:r>
         <w:t xml:space="preserve"> </w:t>
       </w:r>
-      <w:hyperlink r:id="rId140">
+      <w:hyperlink r:id="rId151">
         <w:r>
           <w:rPr>
             <w:rStyle w:val="Hyperlink"/>
@@ -7564,8 +9599,8 @@
         </w:r>
       </w:hyperlink>
     </w:p>
-    <w:bookmarkEnd w:id="141"/>
-    <w:bookmarkStart w:id="143" w:name="ref-anthropic2025"/>
+    <w:bookmarkEnd w:id="152"/>
+    <w:bookmarkStart w:id="154" w:name="ref-anthropic2025"/>
     <w:p>
       <w:pPr>
         <w:pStyle w:val="Bibliography"/>
@@ -7600,7 +9635,7 @@
       <w:r>
         <w:t xml:space="preserve"> </w:t>
       </w:r>
-      <w:hyperlink r:id="rId142">
+      <w:hyperlink r:id="rId153">
         <w:r>
           <w:rPr>
             <w:rStyle w:val="Hyperlink"/>
@@ -7609,8 +9644,8 @@
         </w:r>
       </w:hyperlink>
     </w:p>
-    <w:bookmarkEnd w:id="143"/>
-    <w:bookmarkStart w:id="145" w:name="ref-hendrix1978"/>
+    <w:bookmarkEnd w:id="154"/>
+    <w:bookmarkStart w:id="156" w:name="ref-hendrix1978"/>
     <w:p>
       <w:pPr>
         <w:pStyle w:val="Bibliography"/>
@@ -7625,7 +9660,7 @@
         <w:t xml:space="preserve">	</w:t>
       </w:r>
       <w:r>
-        <w:t xml:space="preserve">Hendrix S G. G.</w:t>
+        <w:t xml:space="preserve">Sacerdoti Hendrix G. G.</w:t>
       </w:r>
       <w:r>
         <w:t xml:space="preserve"> </w:t>
@@ -7663,7 +9698,7 @@
       <w:r>
         <w:t xml:space="preserve">. Published online 1978. doi:</w:t>
       </w:r>
-      <w:hyperlink r:id="rId144">
+      <w:hyperlink r:id="rId155">
         <w:r>
           <w:rPr>
             <w:rStyle w:val="Hyperlink"/>
@@ -7672,8 +9707,8 @@
         </w:r>
       </w:hyperlink>
     </w:p>
-    <w:bookmarkEnd w:id="145"/>
-    <w:bookmarkStart w:id="147" w:name="ref-ogunwole2023"/>
+    <w:bookmarkEnd w:id="156"/>
+    <w:bookmarkStart w:id="158" w:name="ref-ogunwole2023"/>
     <w:p>
       <w:pPr>
         <w:pStyle w:val="Bibliography"/>
@@ -7688,7 +9723,7 @@
         <w:t xml:space="preserve">	</w:t>
       </w:r>
       <w:r>
-        <w:t xml:space="preserve">Ogunwole &amp;O O.</w:t>
+        <w:t xml:space="preserve">&amp; Onukwulu Ogunwole O.</w:t>
       </w:r>
       <w:r>
         <w:t xml:space="preserve"> </w:t>
@@ -7715,7 +9750,7 @@
       <w:r>
         <w:t xml:space="preserve"> </w:t>
       </w:r>
-      <w:hyperlink r:id="rId146">
+      <w:hyperlink r:id="rId157">
         <w:r>
           <w:rPr>
             <w:rStyle w:val="Hyperlink"/>
@@ -7724,8 +9759,8 @@
         </w:r>
       </w:hyperlink>
     </w:p>
-    <w:bookmarkEnd w:id="147"/>
-    <w:bookmarkStart w:id="149" w:name="ref-arora2025"/>
+    <w:bookmarkEnd w:id="158"/>
+    <w:bookmarkStart w:id="160" w:name="ref-arora2025"/>
     <w:p>
       <w:pPr>
         <w:pStyle w:val="Bibliography"/>
@@ -7740,7 +9775,7 @@
         <w:t xml:space="preserve">	</w:t>
       </w:r>
       <w:r>
-        <w:t xml:space="preserve">Arora A.</w:t>
+        <w:t xml:space="preserve">A Arora.</w:t>
       </w:r>
       <w:r>
         <w:t xml:space="preserve"> </w:t>
@@ -7767,7 +9802,7 @@
       <w:r>
         <w:t xml:space="preserve"> </w:t>
       </w:r>
-      <w:hyperlink r:id="rId148">
+      <w:hyperlink r:id="rId159">
         <w:r>
           <w:rPr>
             <w:rStyle w:val="Hyperlink"/>
@@ -7776,8 +9811,8 @@
         </w:r>
       </w:hyperlink>
     </w:p>
-    <w:bookmarkEnd w:id="149"/>
-    <w:bookmarkStart w:id="151" w:name="ref-ignatowicz2023"/>
+    <w:bookmarkEnd w:id="160"/>
+    <w:bookmarkStart w:id="162" w:name="ref-ignatowicz2023"/>
     <w:p>
       <w:pPr>
         <w:pStyle w:val="Bibliography"/>
@@ -7792,7 +9827,7 @@
         <w:t xml:space="preserve">	</w:t>
       </w:r>
       <w:r>
-        <w:t xml:space="preserve">Ignatowicz A, Tarrant C, Mannion R, El-Sawy D, et al.</w:t>
+        <w:t xml:space="preserve">Agnieszka Ignatowicz, Carolyn Tarrant, Russell Mannion, Dalia El-Sawy, others.</w:t>
       </w:r>
       <w:r>
         <w:t xml:space="preserve"> </w:t>
@@ -7816,7 +9851,7 @@
       <w:r>
         <w:t xml:space="preserve">. 2023;23:242. doi:</w:t>
       </w:r>
-      <w:hyperlink r:id="rId150">
+      <w:hyperlink r:id="rId161">
         <w:r>
           <w:rPr>
             <w:rStyle w:val="Hyperlink"/>
@@ -7825,8 +9860,8 @@
         </w:r>
       </w:hyperlink>
     </w:p>
-    <w:bookmarkEnd w:id="151"/>
-    <w:bookmarkStart w:id="153" w:name="ref-ratliff2025"/>
+    <w:bookmarkEnd w:id="162"/>
+    <w:bookmarkStart w:id="164" w:name="ref-ratliff2025"/>
     <w:p>
       <w:pPr>
         <w:pStyle w:val="Bibliography"/>
@@ -7841,7 +9876,7 @@
         <w:t xml:space="preserve">	</w:t>
       </w:r>
       <w:r>
-        <w:t xml:space="preserve">Ratliff HC, Lee KA, Buchbinder M, Kelly LA, et al.</w:t>
+        <w:t xml:space="preserve">Hope C. Ratliff, Kirsten A. Lee, Mara Buchbinder, Lesly A. Kelly, others.</w:t>
       </w:r>
       <w:r>
         <w:t xml:space="preserve"> </w:t>
@@ -7868,7 +9903,7 @@
       <w:r>
         <w:t xml:space="preserve"> </w:t>
       </w:r>
-      <w:hyperlink r:id="rId152">
+      <w:hyperlink r:id="rId163">
         <w:r>
           <w:rPr>
             <w:rStyle w:val="Hyperlink"/>
@@ -7877,8 +9912,8 @@
         </w:r>
       </w:hyperlink>
     </w:p>
-    <w:bookmarkEnd w:id="153"/>
-    <w:bookmarkStart w:id="155" w:name="ref-valiaiev2025"/>
+    <w:bookmarkEnd w:id="164"/>
+    <w:bookmarkStart w:id="166" w:name="ref-valiaiev2025"/>
     <w:p>
       <w:pPr>
         <w:pStyle w:val="Bibliography"/>
@@ -7893,7 +9928,7 @@
         <w:t xml:space="preserve">	</w:t>
       </w:r>
       <w:r>
-        <w:t xml:space="preserve">Valiaiev D.</w:t>
+        <w:t xml:space="preserve">D. Valiaiev.</w:t>
       </w:r>
       <w:r>
         <w:t xml:space="preserve"> </w:t>
@@ -7911,7 +9946,7 @@
       <w:r>
         <w:t xml:space="preserve"> </w:t>
       </w:r>
-      <w:hyperlink r:id="rId154">
+      <w:hyperlink r:id="rId165">
         <w:r>
           <w:rPr>
             <w:rStyle w:val="Hyperlink"/>
@@ -7920,8 +9955,8 @@
         </w:r>
       </w:hyperlink>
     </w:p>
-    <w:bookmarkEnd w:id="155"/>
-    <w:bookmarkStart w:id="157" w:name="ref-betha2023"/>
+    <w:bookmarkEnd w:id="166"/>
+    <w:bookmarkStart w:id="168" w:name="ref-betha2023"/>
     <w:p>
       <w:pPr>
         <w:pStyle w:val="Bibliography"/>
@@ -7936,7 +9971,7 @@
         <w:t xml:space="preserve">	</w:t>
       </w:r>
       <w:r>
-        <w:t xml:space="preserve">Betha R.</w:t>
+        <w:t xml:space="preserve">R. Betha.</w:t>
       </w:r>
       <w:r>
         <w:t xml:space="preserve"> </w:t>
@@ -7963,7 +9998,7 @@
       <w:r>
         <w:t xml:space="preserve"> </w:t>
       </w:r>
-      <w:hyperlink r:id="rId156">
+      <w:hyperlink r:id="rId167">
         <w:r>
           <w:rPr>
             <w:rStyle w:val="Hyperlink"/>
@@ -7972,8 +10007,8 @@
         </w:r>
       </w:hyperlink>
     </w:p>
-    <w:bookmarkEnd w:id="157"/>
-    <w:bookmarkStart w:id="159" w:name="ref-kottam2025"/>
+    <w:bookmarkEnd w:id="168"/>
+    <w:bookmarkStart w:id="170" w:name="ref-kottam2025"/>
     <w:p>
       <w:pPr>
         <w:pStyle w:val="Bibliography"/>
@@ -7988,7 +10023,7 @@
         <w:t xml:space="preserve">	</w:t>
       </w:r>
       <w:r>
-        <w:t xml:space="preserve">Kottam S, Annem S, Sun Y.</w:t>
+        <w:t xml:space="preserve">Saikiran Kottam, Sridhar Annem, Yingcheng Sun.</w:t>
       </w:r>
       <w:r>
         <w:t xml:space="preserve"> </w:t>
@@ -8012,7 +10047,7 @@
       <w:r>
         <w:t xml:space="preserve">. 2025. doi:</w:t>
       </w:r>
-      <w:hyperlink r:id="rId158">
+      <w:hyperlink r:id="rId169">
         <w:r>
           <w:rPr>
             <w:rStyle w:val="Hyperlink"/>
@@ -8021,8 +10056,8 @@
         </w:r>
       </w:hyperlink>
     </w:p>
-    <w:bookmarkEnd w:id="159"/>
-    <w:bookmarkStart w:id="161" w:name="ref-alukal2006"/>
+    <w:bookmarkEnd w:id="170"/>
+    <w:bookmarkStart w:id="172" w:name="ref-alukal2006"/>
     <w:p>
       <w:pPr>
         <w:pStyle w:val="Bibliography"/>
@@ -8037,7 +10072,7 @@
         <w:t xml:space="preserve">	</w:t>
       </w:r>
       <w:r>
-        <w:t xml:space="preserve">Alukal VG, Manos A.</w:t>
+        <w:t xml:space="preserve">V. G. Alukal, A. Manos.</w:t>
       </w:r>
       <w:r>
         <w:t xml:space="preserve"> </w:t>
@@ -8055,7 +10090,7 @@
       <w:r>
         <w:t xml:space="preserve"> </w:t>
       </w:r>
-      <w:hyperlink r:id="rId160">
+      <w:hyperlink r:id="rId171">
         <w:r>
           <w:rPr>
             <w:rStyle w:val="Hyperlink"/>
@@ -8064,8 +10099,8 @@
         </w:r>
       </w:hyperlink>
     </w:p>
-    <w:bookmarkEnd w:id="161"/>
-    <w:bookmarkStart w:id="163" w:name="ref-himss2025ucdavis"/>
+    <w:bookmarkEnd w:id="172"/>
+    <w:bookmarkStart w:id="174" w:name="ref-himss2025ucdavis"/>
     <w:p>
       <w:pPr>
         <w:pStyle w:val="Bibliography"/>
@@ -8094,7 +10129,7 @@
       <w:r>
         <w:t xml:space="preserve"> </w:t>
       </w:r>
-      <w:hyperlink r:id="rId162">
+      <w:hyperlink r:id="rId173">
         <w:r>
           <w:rPr>
             <w:rStyle w:val="Hyperlink"/>
@@ -8103,8 +10138,8 @@
         </w:r>
       </w:hyperlink>
     </w:p>
-    <w:bookmarkEnd w:id="163"/>
-    <w:bookmarkStart w:id="165" w:name="ref-kumar2025caos"/>
+    <w:bookmarkEnd w:id="174"/>
+    <w:bookmarkStart w:id="176" w:name="ref-kumar2025caos"/>
     <w:p>
       <w:pPr>
         <w:pStyle w:val="Bibliography"/>
@@ -8119,7 +10154,7 @@
         <w:t xml:space="preserve">	</w:t>
       </w:r>
       <w:r>
-        <w:t xml:space="preserve">Kumar R, Sporn K, Waisberg E, Ong J, Paladugu P, et al.</w:t>
+        <w:t xml:space="preserve">Rahul Kumar, Konrad Sporn, Ethan Waisberg, Joshua Ong, Phani Paladugu, others.</w:t>
       </w:r>
       <w:r>
         <w:t xml:space="preserve"> </w:t>
@@ -8143,7 +10178,7 @@
       <w:r>
         <w:t xml:space="preserve">. Published online 2025. doi:</w:t>
       </w:r>
-      <w:hyperlink r:id="rId164">
+      <w:hyperlink r:id="rId175">
         <w:r>
           <w:rPr>
             <w:rStyle w:val="Hyperlink"/>
@@ -8152,8 +10187,8 @@
         </w:r>
       </w:hyperlink>
     </w:p>
-    <w:bookmarkEnd w:id="165"/>
-    <w:bookmarkStart w:id="167" w:name="ref-labkoff2024"/>
+    <w:bookmarkEnd w:id="176"/>
+    <w:bookmarkStart w:id="178" w:name="ref-labkoff2024"/>
     <w:p>
       <w:pPr>
         <w:pStyle w:val="Bibliography"/>
@@ -8168,7 +10203,7 @@
         <w:t xml:space="preserve">	</w:t>
       </w:r>
       <w:r>
-        <w:t xml:space="preserve">Labkoff S, Oladimeji B, Kannry J, et al.</w:t>
+        <w:t xml:space="preserve">Steven Labkoff, Bola Oladimeji, Joseph Kannry, others.</w:t>
       </w:r>
       <w:r>
         <w:t xml:space="preserve"> </w:t>
@@ -8192,7 +10227,7 @@
       <w:r>
         <w:t xml:space="preserve">. 2024;31(11):2730. doi:</w:t>
       </w:r>
-      <w:hyperlink r:id="rId166">
+      <w:hyperlink r:id="rId177">
         <w:r>
           <w:rPr>
             <w:rStyle w:val="Hyperlink"/>
@@ -8201,8 +10236,8 @@
         </w:r>
       </w:hyperlink>
     </w:p>
-    <w:bookmarkEnd w:id="167"/>
-    <w:bookmarkStart w:id="169" w:name="ref-loshin2010"/>
+    <w:bookmarkEnd w:id="178"/>
+    <w:bookmarkStart w:id="180" w:name="ref-loshin2010"/>
     <w:p>
       <w:pPr>
         <w:pStyle w:val="Bibliography"/>
@@ -8217,7 +10252,7 @@
         <w:t xml:space="preserve">	</w:t>
       </w:r>
       <w:r>
-        <w:t xml:space="preserve">Loshin D.</w:t>
+        <w:t xml:space="preserve">David Loshin.</w:t>
       </w:r>
       <w:r>
         <w:t xml:space="preserve"> </w:t>
@@ -8235,7 +10270,7 @@
       <w:r>
         <w:t xml:space="preserve"> </w:t>
       </w:r>
-      <w:hyperlink r:id="rId168">
+      <w:hyperlink r:id="rId179">
         <w:r>
           <w:rPr>
             <w:rStyle w:val="Hyperlink"/>
@@ -8244,8 +10279,8 @@
         </w:r>
       </w:hyperlink>
     </w:p>
-    <w:bookmarkEnd w:id="169"/>
-    <w:bookmarkStart w:id="171" w:name="ref-kalyanasundaram2025"/>
+    <w:bookmarkEnd w:id="180"/>
+    <w:bookmarkStart w:id="182" w:name="ref-kalyanasundaram2025"/>
     <w:p>
       <w:pPr>
         <w:pStyle w:val="Bibliography"/>
@@ -8260,7 +10295,7 @@
         <w:t xml:space="preserve">	</w:t>
       </w:r>
       <w:r>
-        <w:t xml:space="preserve">Kalyanasundaram S.</w:t>
+        <w:t xml:space="preserve">S. Kalyanasundaram.</w:t>
       </w:r>
       <w:r>
         <w:t xml:space="preserve"> </w:t>
@@ -8287,7 +10322,7 @@
       <w:r>
         <w:t xml:space="preserve"> </w:t>
       </w:r>
-      <w:hyperlink r:id="rId170">
+      <w:hyperlink r:id="rId181">
         <w:r>
           <w:rPr>
             <w:rStyle w:val="Hyperlink"/>
@@ -8296,8 +10331,8 @@
         </w:r>
       </w:hyperlink>
     </w:p>
-    <w:bookmarkEnd w:id="171"/>
-    <w:bookmarkStart w:id="173" w:name="ref-zimmermann2017"/>
+    <w:bookmarkEnd w:id="182"/>
+    <w:bookmarkStart w:id="184" w:name="ref-zimmermann2017"/>
     <w:p>
       <w:pPr>
         <w:pStyle w:val="Bibliography"/>
@@ -8312,7 +10347,7 @@
         <w:t xml:space="preserve">	</w:t>
       </w:r>
       <w:r>
-        <w:t xml:space="preserve">Zimmermann S, Rentrop C.</w:t>
+        <w:t xml:space="preserve">Stephan Zimmermann, Christopher Rentrop.</w:t>
       </w:r>
       <w:r>
         <w:t xml:space="preserve"> </w:t>
@@ -8336,7 +10371,7 @@
       <w:r>
         <w:t xml:space="preserve">. 2017;31(1):79-96. doi:</w:t>
       </w:r>
-      <w:hyperlink r:id="rId172">
+      <w:hyperlink r:id="rId183">
         <w:r>
           <w:rPr>
             <w:rStyle w:val="Hyperlink"/>
@@ -8345,8 +10380,8 @@
         </w:r>
       </w:hyperlink>
     </w:p>
-    <w:bookmarkEnd w:id="173"/>
-    <w:bookmarkStart w:id="175" w:name="ref-ipeirotis2025"/>
+    <w:bookmarkEnd w:id="184"/>
+    <w:bookmarkStart w:id="186" w:name="ref-ipeirotis2025"/>
     <w:p>
       <w:pPr>
         <w:pStyle w:val="Bibliography"/>
@@ -8361,7 +10396,7 @@
         <w:t xml:space="preserve">	</w:t>
       </w:r>
       <w:r>
-        <w:t xml:space="preserve">Ipeirotis &amp;Z P.</w:t>
+        <w:t xml:space="preserve">&amp; Zheng Ipeirotis P.</w:t>
       </w:r>
       <w:r>
         <w:t xml:space="preserve"> </w:t>
@@ -8385,7 +10420,7 @@
       <w:r>
         <w:t xml:space="preserve"> </w:t>
       </w:r>
-      <w:hyperlink r:id="rId174">
+      <w:hyperlink r:id="rId185">
         <w:r>
           <w:rPr>
             <w:rStyle w:val="Hyperlink"/>
@@ -8394,8 +10429,8 @@
         </w:r>
       </w:hyperlink>
     </w:p>
-    <w:bookmarkEnd w:id="175"/>
-    <w:bookmarkStart w:id="177" w:name="ref-ibm2022"/>
+    <w:bookmarkEnd w:id="186"/>
+    <w:bookmarkStart w:id="188" w:name="ref-ibm2022"/>
     <w:p>
       <w:pPr>
         <w:pStyle w:val="Bibliography"/>
@@ -8451,7 +10486,7 @@
       <w:r>
         <w:t xml:space="preserve"> </w:t>
       </w:r>
-      <w:hyperlink r:id="rId176">
+      <w:hyperlink r:id="rId187">
         <w:r>
           <w:rPr>
             <w:rStyle w:val="Hyperlink"/>
@@ -8460,8 +10495,8 @@
         </w:r>
       </w:hyperlink>
     </w:p>
-    <w:bookmarkEnd w:id="177"/>
-    <w:bookmarkStart w:id="179" w:name="ref-strickland2019"/>
+    <w:bookmarkEnd w:id="188"/>
+    <w:bookmarkStart w:id="190" w:name="ref-strickland2019"/>
     <w:p>
       <w:pPr>
         <w:pStyle w:val="Bibliography"/>
@@ -8476,7 +10511,7 @@
         <w:t xml:space="preserve">	</w:t>
       </w:r>
       <w:r>
-        <w:t xml:space="preserve">Strickland E.</w:t>
+        <w:t xml:space="preserve">E. Strickland.</w:t>
       </w:r>
       <w:r>
         <w:t xml:space="preserve"> </w:t>
@@ -8500,7 +10535,7 @@
       <w:r>
         <w:t xml:space="preserve">. 2019;56(4):24-31. doi:</w:t>
       </w:r>
-      <w:hyperlink r:id="rId178">
+      <w:hyperlink r:id="rId189">
         <w:r>
           <w:rPr>
             <w:rStyle w:val="Hyperlink"/>
@@ -8509,8 +10544,8 @@
         </w:r>
       </w:hyperlink>
     </w:p>
-    <w:bookmarkEnd w:id="179"/>
-    <w:bookmarkStart w:id="181" w:name="ref-lavito2021"/>
+    <w:bookmarkEnd w:id="190"/>
+    <w:bookmarkStart w:id="192" w:name="ref-lavito2021"/>
     <w:p>
       <w:pPr>
         <w:pStyle w:val="Bibliography"/>
@@ -8525,7 +10560,7 @@
         <w:t xml:space="preserve">	</w:t>
       </w:r>
       <w:r>
-        <w:t xml:space="preserve">LaVito A.</w:t>
+        <w:t xml:space="preserve">A LaVito.</w:t>
       </w:r>
       <w:r>
         <w:t xml:space="preserve"> </w:t>
@@ -8552,7 +10587,7 @@
       <w:r>
         <w:t xml:space="preserve"> </w:t>
       </w:r>
-      <w:hyperlink r:id="rId180">
+      <w:hyperlink r:id="rId191">
         <w:r>
           <w:rPr>
             <w:rStyle w:val="Hyperlink"/>
@@ -8561,8 +10596,8 @@
         </w:r>
       </w:hyperlink>
     </w:p>
-    <w:bookmarkEnd w:id="181"/>
-    <w:bookmarkStart w:id="183" w:name="ref-acchiardo2021"/>
+    <w:bookmarkEnd w:id="192"/>
+    <w:bookmarkStart w:id="194" w:name="ref-acchiardo2021"/>
     <w:p>
       <w:pPr>
         <w:pStyle w:val="Bibliography"/>
@@ -8577,7 +10612,7 @@
         <w:t xml:space="preserve">	</w:t>
       </w:r>
       <w:r>
-        <w:t xml:space="preserve">Acchiardo JM, Gunderman RB.</w:t>
+        <w:t xml:space="preserve">J. M. Acchiardo, R. B. Gunderman.</w:t>
       </w:r>
       <w:r>
         <w:t xml:space="preserve"> </w:t>
@@ -8601,7 +10636,7 @@
       <w:r>
         <w:t xml:space="preserve">. 2021;28(7):1036-1037. doi:</w:t>
       </w:r>
-      <w:hyperlink r:id="rId182">
+      <w:hyperlink r:id="rId193">
         <w:r>
           <w:rPr>
             <w:rStyle w:val="Hyperlink"/>
@@ -8610,8 +10645,8 @@
         </w:r>
       </w:hyperlink>
     </w:p>
-    <w:bookmarkEnd w:id="183"/>
-    <w:bookmarkStart w:id="185" w:name="ref-yang2020"/>
+    <w:bookmarkEnd w:id="194"/>
+    <w:bookmarkStart w:id="196" w:name="ref-yang2020"/>
     <w:p>
       <w:pPr>
         <w:pStyle w:val="Bibliography"/>
@@ -8626,7 +10661,7 @@
         <w:t xml:space="preserve">	</w:t>
       </w:r>
       <w:r>
-        <w:t xml:space="preserve">Yang J, Chesbrough H, Hurmelinna-Laukkanen P.</w:t>
+        <w:t xml:space="preserve">J. Yang, H. Chesbrough, P. Hurmelinna-Laukkanen.</w:t>
       </w:r>
       <w:r>
         <w:t xml:space="preserve"> </w:t>
@@ -8644,7 +10679,7 @@
       <w:r>
         <w:t xml:space="preserve"> </w:t>
       </w:r>
-      <w:hyperlink r:id="rId184">
+      <w:hyperlink r:id="rId195">
         <w:r>
           <w:rPr>
             <w:rStyle w:val="Hyperlink"/>
@@ -8653,9 +10688,9 @@
         </w:r>
       </w:hyperlink>
     </w:p>
-    <w:bookmarkEnd w:id="185"/>
-    <w:bookmarkEnd w:id="186"/>
-    <w:bookmarkEnd w:id="187"/>
+    <w:bookmarkEnd w:id="196"/>
+    <w:bookmarkEnd w:id="197"/>
+    <w:bookmarkEnd w:id="198"/>
     <w:sectPr>
       <w:footnotePr>
         <w:numRestart w:val="eachSect"/>
@@ -8698,7 +10733,7 @@
       <w:lvlText w:val=" "/>
       <w:lvlJc w:val="left"/>
       <w:pPr>
-        <w:ind w:left="720" w:hanging="360"/>
+        <w:ind w:left="720" w:hanging="480"/>
       </w:pPr>
     </w:lvl>
     <w:lvl w:ilvl="1">
@@ -8706,7 +10741,7 @@
       <w:lvlText w:val=" "/>
       <w:lvlJc w:val="left"/>
       <w:pPr>
-        <w:ind w:left="1440" w:hanging="360"/>
+        <w:ind w:left="1440" w:hanging="480"/>
       </w:pPr>
     </w:lvl>
     <w:lvl w:ilvl="2">
@@ -8714,7 +10749,7 @@
       <w:lvlText w:val=" "/>
       <w:lvlJc w:val="left"/>
       <w:pPr>
-        <w:ind w:left="2160" w:hanging="360"/>
+        <w:ind w:left="2160" w:hanging="480"/>
       </w:pPr>
     </w:lvl>
     <w:lvl w:ilvl="3">
@@ -8722,7 +10757,7 @@
       <w:lvlText w:val=" "/>
       <w:lvlJc w:val="left"/>
       <w:pPr>
-        <w:ind w:left="2880" w:hanging="360"/>
+        <w:ind w:left="2880" w:hanging="480"/>
       </w:pPr>
     </w:lvl>
     <w:lvl w:ilvl="4">
@@ -8730,7 +10765,7 @@
       <w:lvlText w:val=" "/>
       <w:lvlJc w:val="left"/>
       <w:pPr>
-        <w:ind w:left="3600" w:hanging="360"/>
+        <w:ind w:left="3600" w:hanging="480"/>
       </w:pPr>
     </w:lvl>
     <w:lvl w:ilvl="5">
@@ -8738,7 +10773,7 @@
       <w:lvlText w:val=" "/>
       <w:lvlJc w:val="left"/>
       <w:pPr>
-        <w:ind w:left="4320" w:hanging="360"/>
+        <w:ind w:left="4320" w:hanging="480"/>
       </w:pPr>
     </w:lvl>
     <w:lvl w:ilvl="6">
@@ -8746,7 +10781,7 @@
       <w:lvlText w:val=" "/>
       <w:lvlJc w:val="left"/>
       <w:pPr>
-        <w:ind w:left="5040" w:hanging="360"/>
+        <w:ind w:left="5040" w:hanging="480"/>
       </w:pPr>
     </w:lvl>
     <w:lvl w:ilvl="7">
@@ -8754,7 +10789,7 @@
       <w:lvlText w:val=" "/>
       <w:lvlJc w:val="left"/>
       <w:pPr>
-        <w:ind w:left="5760" w:hanging="360"/>
+        <w:ind w:left="5760" w:hanging="480"/>
       </w:pPr>
     </w:lvl>
     <w:lvl w:ilvl="8">
@@ -8762,7 +10797,7 @@
       <w:lvlText w:val=" "/>
       <w:lvlJc w:val="left"/>
       <w:pPr>
-        <w:ind w:left="6480" w:hanging="360"/>
+        <w:ind w:left="6480" w:hanging="480"/>
       </w:pPr>
     </w:lvl>
   </w:abstractNum>
@@ -8775,7 +10810,7 @@
       <w:lvlText w:val="%1."/>
       <w:lvlJc w:val="left"/>
       <w:pPr>
-        <w:ind w:left="720" w:hanging="360"/>
+        <w:ind w:left="720" w:hanging="480"/>
       </w:pPr>
     </w:lvl>
     <w:lvl w:ilvl="1">
@@ -8784,7 +10819,7 @@
       <w:lvlText w:val="%2."/>
       <w:lvlJc w:val="left"/>
       <w:pPr>
-        <w:ind w:left="1440" w:hanging="360"/>
+        <w:ind w:left="1440" w:hanging="480"/>
       </w:pPr>
     </w:lvl>
     <w:lvl w:ilvl="2">
@@ -8793,7 +10828,7 @@
       <w:lvlText w:val="%3."/>
       <w:lvlJc w:val="left"/>
       <w:pPr>
-        <w:ind w:left="2160" w:hanging="360"/>
+        <w:ind w:left="2160" w:hanging="480"/>
       </w:pPr>
     </w:lvl>
     <w:lvl w:ilvl="3">
@@ -8802,7 +10837,7 @@
       <w:lvlText w:val="%4."/>
       <w:lvlJc w:val="left"/>
       <w:pPr>
-        <w:ind w:left="2880" w:hanging="360"/>
+        <w:ind w:left="2880" w:hanging="480"/>
       </w:pPr>
     </w:lvl>
     <w:lvl w:ilvl="4">
@@ -8811,7 +10846,7 @@
       <w:lvlText w:val="%5."/>
       <w:lvlJc w:val="left"/>
       <w:pPr>
-        <w:ind w:left="3600" w:hanging="360"/>
+        <w:ind w:left="3600" w:hanging="480"/>
       </w:pPr>
     </w:lvl>
     <w:lvl w:ilvl="5">
@@ -8820,7 +10855,7 @@
       <w:lvlText w:val="%6."/>
       <w:lvlJc w:val="left"/>
       <w:pPr>
-        <w:ind w:left="4320" w:hanging="360"/>
+        <w:ind w:left="4320" w:hanging="480"/>
       </w:pPr>
     </w:lvl>
     <w:lvl w:ilvl="6">
@@ -8829,7 +10864,7 @@
       <w:lvlText w:val="%7."/>
       <w:lvlJc w:val="left"/>
       <w:pPr>
-        <w:ind w:left="5040" w:hanging="360"/>
+        <w:ind w:left="5040" w:hanging="480"/>
       </w:pPr>
     </w:lvl>
     <w:lvl w:ilvl="7">
@@ -8838,7 +10873,7 @@
       <w:lvlText w:val="%8."/>
       <w:lvlJc w:val="left"/>
       <w:pPr>
-        <w:ind w:left="5760" w:hanging="360"/>
+        <w:ind w:left="5760" w:hanging="480"/>
       </w:pPr>
     </w:lvl>
     <w:lvl w:ilvl="8">
@@ -8847,7 +10882,7 @@
       <w:lvlText w:val="%9."/>
       <w:lvlJc w:val="left"/>
       <w:pPr>
-        <w:ind w:left="6480" w:hanging="360"/>
+        <w:ind w:left="6480" w:hanging="480"/>
       </w:pPr>
     </w:lvl>
   </w:abstractNum>

--- a/paper.docx
+++ b/paper.docx
@@ -4972,7 +4972,7 @@
         <w:t xml:space="preserve">	</w:t>
       </w:r>
       <w:r>
-        <w:t xml:space="preserve">Analytics H.</w:t>
+        <w:t xml:space="preserve">HIMSS Analytics.</w:t>
       </w:r>
       <w:r>
         <w:t xml:space="preserve"> </w:t>
@@ -4991,13 +4991,10 @@
         <w:t xml:space="preserve"> </w:t>
       </w:r>
       <w:r>
-        <w:t xml:space="preserve">HIMSS</w:t>
-      </w:r>
-      <w:r>
-        <w:t xml:space="preserve"> </w:t>
-      </w:r>
-      <w:r>
-        <w:t xml:space="preserve">Analytics; 2024.</w:t>
+        <w:t xml:space="preserve">HIMSS Analytics</w:t>
+      </w:r>
+      <w:r>
+        <w:t xml:space="preserve">; 2024.</w:t>
       </w:r>
       <w:r>
         <w:t xml:space="preserve"> </w:t>
@@ -5298,7 +5295,7 @@
         <w:t xml:space="preserve">	</w:t>
       </w:r>
       <w:r>
-        <w:t xml:space="preserve">NORC at the University of Chicago AHIMA &amp;.</w:t>
+        <w:t xml:space="preserve">American Health Information Management Association and NORC at the University of Chicago.</w:t>
       </w:r>
       <w:r>
         <w:t xml:space="preserve"> </w:t>
@@ -5311,19 +5308,16 @@
         <w:t xml:space="preserve">Health information workforce survey report</w:t>
       </w:r>
       <w:r>
-        <w:t xml:space="preserve">. American Health Information Management Association &amp;</w:t>
-      </w:r>
-      <w:r>
-        <w:t xml:space="preserve"> </w:t>
-      </w:r>
-      <w:r>
-        <w:t xml:space="preserve">NORC</w:t>
-      </w:r>
-      <w:r>
-        <w:t xml:space="preserve"> </w:t>
-      </w:r>
-      <w:r>
-        <w:t xml:space="preserve">at the University of Chicago; 2023.</w:t>
+        <w:t xml:space="preserve">.</w:t>
+      </w:r>
+      <w:r>
+        <w:t xml:space="preserve"> </w:t>
+      </w:r>
+      <w:r>
+        <w:t xml:space="preserve">American Health Information Management Association and NORC at the University of Chicago</w:t>
+      </w:r>
+      <w:r>
+        <w:t xml:space="preserve">; 2023.</w:t>
       </w:r>
       <w:r>
         <w:t xml:space="preserve"> </w:t>
@@ -6840,7 +6834,7 @@
         <w:t xml:space="preserve">	</w:t>
       </w:r>
       <w:r>
-        <w:t xml:space="preserve">Catalyst H.</w:t>
+        <w:t xml:space="preserve">Health Catalyst.</w:t>
       </w:r>
       <w:r>
         <w:t xml:space="preserve"> </w:t>

--- a/paper.docx
+++ b/paper.docx
@@ -4802,7 +4802,7 @@
         <w:pStyle w:val="FirstParagraph"/>
       </w:pPr>
       <w:r>
-        <w:t xml:space="preserve">This is a narrative review synthesizing existing literature. No primary datasets were generated or analyzed. All data cited are from publicly available peer-reviewed publications, industry reports, and academic theses, referenced in the bibliography. The manuscript source, build pipeline, and literature review tool are available at https://doi.org/10.5281/zenodo.19325627</w:t>
+        <w:t xml:space="preserve">This is a narrative review synthesizing existing literature. No primary datasets were generated or analyzed. All data cited are from publicly available peer-reviewed publications, industry reports, and academic theses, referenced in the bibliography. The manuscript source, build pipeline, and literature review tool are available at https://doi.org/10.5281/zenodo.18264359</w:t>
       </w:r>
     </w:p>
     <w:bookmarkEnd w:id="38"/>

--- a/paper.docx
+++ b/paper.docx
@@ -7,7 +7,85 @@
         <w:pStyle w:val="Title"/>
       </w:pPr>
       <w:r>
-        <w:t xml:space="preserve">Healthcare Analytics Challenges: A Three-Pillar Framework Connecting Analytics Maturity, Workforce Agility, and Technical Enablement</w:t>
+        <w:t xml:space="preserve">Healthcare</w:t>
+      </w:r>
+      <w:r>
+        <w:t xml:space="preserve"> </w:t>
+      </w:r>
+      <w:r>
+        <w:t xml:space="preserve">Analytics</w:t>
+      </w:r>
+      <w:r>
+        <w:t xml:space="preserve"> </w:t>
+      </w:r>
+      <w:r>
+        <w:t xml:space="preserve">Challenges:</w:t>
+      </w:r>
+      <w:r>
+        <w:t xml:space="preserve"> </w:t>
+      </w:r>
+      <w:r>
+        <w:t xml:space="preserve">A</w:t>
+      </w:r>
+      <w:r>
+        <w:t xml:space="preserve"> </w:t>
+      </w:r>
+      <w:r>
+        <w:t xml:space="preserve">Three-Pillar</w:t>
+      </w:r>
+      <w:r>
+        <w:t xml:space="preserve"> </w:t>
+      </w:r>
+      <w:r>
+        <w:t xml:space="preserve">Framework</w:t>
+      </w:r>
+      <w:r>
+        <w:t xml:space="preserve"> </w:t>
+      </w:r>
+      <w:r>
+        <w:t xml:space="preserve">Connecting</w:t>
+      </w:r>
+      <w:r>
+        <w:t xml:space="preserve"> </w:t>
+      </w:r>
+      <w:r>
+        <w:t xml:space="preserve">Analytics</w:t>
+      </w:r>
+      <w:r>
+        <w:t xml:space="preserve"> </w:t>
+      </w:r>
+      <w:r>
+        <w:t xml:space="preserve">Maturity,</w:t>
+      </w:r>
+      <w:r>
+        <w:t xml:space="preserve"> </w:t>
+      </w:r>
+      <w:r>
+        <w:t xml:space="preserve">Workforce</w:t>
+      </w:r>
+      <w:r>
+        <w:t xml:space="preserve"> </w:t>
+      </w:r>
+      <w:r>
+        <w:t xml:space="preserve">Agility,</w:t>
+      </w:r>
+      <w:r>
+        <w:t xml:space="preserve"> </w:t>
+      </w:r>
+      <w:r>
+        <w:t xml:space="preserve">and</w:t>
+      </w:r>
+      <w:r>
+        <w:t xml:space="preserve"> </w:t>
+      </w:r>
+      <w:r>
+        <w:t xml:space="preserve">Technical</w:t>
+      </w:r>
+      <w:r>
+        <w:t xml:space="preserve"> </w:t>
+      </w:r>
+      <w:r>
+        <w:t xml:space="preserve">Enablement</w:t>
       </w:r>
     </w:p>
     <w:p>
@@ -15,7 +93,31 @@
         <w:pStyle w:val="Author"/>
       </w:pPr>
       <w:r>
-        <w:t xml:space="preserve">Samuel T Harrold, Yuimedi, Inc.</w:t>
+        <w:t xml:space="preserve">Samuel</w:t>
+      </w:r>
+      <w:r>
+        <w:t xml:space="preserve"> </w:t>
+      </w:r>
+      <w:r>
+        <w:t xml:space="preserve">T</w:t>
+      </w:r>
+      <w:r>
+        <w:t xml:space="preserve"> </w:t>
+      </w:r>
+      <w:r>
+        <w:t xml:space="preserve">Harrold,</w:t>
+      </w:r>
+      <w:r>
+        <w:t xml:space="preserve"> </w:t>
+      </w:r>
+      <w:r>
+        <w:t xml:space="preserve">Yuimedi,</w:t>
+      </w:r>
+      <w:r>
+        <w:t xml:space="preserve"> </w:t>
+      </w:r>
+      <w:r>
+        <w:t xml:space="preserve">Inc.</w:t>
       </w:r>
     </w:p>
     <w:p>
@@ -23,7 +125,13 @@
         <w:pStyle w:val="Date"/>
       </w:pPr>
       <w:r>
-        <w:t xml:space="preserve">March 2026</w:t>
+        <w:t xml:space="preserve">March</w:t>
+      </w:r>
+      <w:r>
+        <w:t xml:space="preserve"> </w:t>
+      </w:r>
+      <w:r>
+        <w:t xml:space="preserve">2026</w:t>
       </w:r>
     </w:p>
     <w:p>
@@ -39,31 +147,451 @@
         <w:pStyle w:val="Abstract"/>
       </w:pPr>
       <w:r>
-        <w:t xml:space="preserve">Healthcare organizations face a</w:t>
-      </w:r>
-      <w:r>
-        <w:t xml:space="preserve"> </w:t>
-      </w:r>
-      <w:r>
-        <w:t xml:space="preserve">“Triple Threat”</w:t>
-      </w:r>
-      <w:r>
-        <w:t xml:space="preserve"> </w:t>
-      </w:r>
-      <w:r>
-        <w:t xml:space="preserve">of low analytics maturity, high workforce instability, and semantic technical barriers that together produce a crisis of</w:t>
-      </w:r>
-      <w:r>
-        <w:t xml:space="preserve"> </w:t>
-      </w:r>
-      <w:r>
-        <w:t xml:space="preserve">“Institutional Amnesia.”</w:t>
-      </w:r>
-      <w:r>
-        <w:t xml:space="preserve"> </w:t>
-      </w:r>
-      <w:r>
-        <w:t xml:space="preserve">High leadership turnover, persistent digital health workforce shortages, and widespread intent to leave among informatics specialists systematically erase the tacit knowledge required to navigate complex clinical data schemas, trapping organizations in a cycle of low maturity where the rate of knowledge loss exceeds the rate of knowledge capture.</w:t>
+        <w:t xml:space="preserve">Healthcare</w:t>
+      </w:r>
+      <w:r>
+        <w:t xml:space="preserve"> </w:t>
+      </w:r>
+      <w:r>
+        <w:t xml:space="preserve">organizations</w:t>
+      </w:r>
+      <w:r>
+        <w:t xml:space="preserve"> </w:t>
+      </w:r>
+      <w:r>
+        <w:t xml:space="preserve">face</w:t>
+      </w:r>
+      <w:r>
+        <w:t xml:space="preserve"> </w:t>
+      </w:r>
+      <w:r>
+        <w:t xml:space="preserve">a</w:t>
+      </w:r>
+      <w:r>
+        <w:t xml:space="preserve"> </w:t>
+      </w:r>
+      <w:r>
+        <w:t xml:space="preserve">“</w:t>
+      </w:r>
+      <w:r>
+        <w:t xml:space="preserve">Triple</w:t>
+      </w:r>
+      <w:r>
+        <w:t xml:space="preserve"> </w:t>
+      </w:r>
+      <w:r>
+        <w:t xml:space="preserve">Threat</w:t>
+      </w:r>
+      <w:r>
+        <w:t xml:space="preserve">”</w:t>
+      </w:r>
+      <w:r>
+        <w:t xml:space="preserve"> </w:t>
+      </w:r>
+      <w:r>
+        <w:t xml:space="preserve">of</w:t>
+      </w:r>
+      <w:r>
+        <w:t xml:space="preserve"> </w:t>
+      </w:r>
+      <w:r>
+        <w:t xml:space="preserve">low</w:t>
+      </w:r>
+      <w:r>
+        <w:t xml:space="preserve"> </w:t>
+      </w:r>
+      <w:r>
+        <w:t xml:space="preserve">analytics</w:t>
+      </w:r>
+      <w:r>
+        <w:t xml:space="preserve"> </w:t>
+      </w:r>
+      <w:r>
+        <w:t xml:space="preserve">maturity,</w:t>
+      </w:r>
+      <w:r>
+        <w:t xml:space="preserve"> </w:t>
+      </w:r>
+      <w:r>
+        <w:t xml:space="preserve">high</w:t>
+      </w:r>
+      <w:r>
+        <w:t xml:space="preserve"> </w:t>
+      </w:r>
+      <w:r>
+        <w:t xml:space="preserve">workforce</w:t>
+      </w:r>
+      <w:r>
+        <w:t xml:space="preserve"> </w:t>
+      </w:r>
+      <w:r>
+        <w:t xml:space="preserve">instability,</w:t>
+      </w:r>
+      <w:r>
+        <w:t xml:space="preserve"> </w:t>
+      </w:r>
+      <w:r>
+        <w:t xml:space="preserve">and</w:t>
+      </w:r>
+      <w:r>
+        <w:t xml:space="preserve"> </w:t>
+      </w:r>
+      <w:r>
+        <w:t xml:space="preserve">semantic</w:t>
+      </w:r>
+      <w:r>
+        <w:t xml:space="preserve"> </w:t>
+      </w:r>
+      <w:r>
+        <w:t xml:space="preserve">technical</w:t>
+      </w:r>
+      <w:r>
+        <w:t xml:space="preserve"> </w:t>
+      </w:r>
+      <w:r>
+        <w:t xml:space="preserve">barriers</w:t>
+      </w:r>
+      <w:r>
+        <w:t xml:space="preserve"> </w:t>
+      </w:r>
+      <w:r>
+        <w:t xml:space="preserve">that</w:t>
+      </w:r>
+      <w:r>
+        <w:t xml:space="preserve"> </w:t>
+      </w:r>
+      <w:r>
+        <w:t xml:space="preserve">together</w:t>
+      </w:r>
+      <w:r>
+        <w:t xml:space="preserve"> </w:t>
+      </w:r>
+      <w:r>
+        <w:t xml:space="preserve">produce</w:t>
+      </w:r>
+      <w:r>
+        <w:t xml:space="preserve"> </w:t>
+      </w:r>
+      <w:r>
+        <w:t xml:space="preserve">a</w:t>
+      </w:r>
+      <w:r>
+        <w:t xml:space="preserve"> </w:t>
+      </w:r>
+      <w:r>
+        <w:t xml:space="preserve">crisis</w:t>
+      </w:r>
+      <w:r>
+        <w:t xml:space="preserve"> </w:t>
+      </w:r>
+      <w:r>
+        <w:t xml:space="preserve">of</w:t>
+      </w:r>
+      <w:r>
+        <w:t xml:space="preserve"> </w:t>
+      </w:r>
+      <w:r>
+        <w:t xml:space="preserve">“</w:t>
+      </w:r>
+      <w:r>
+        <w:t xml:space="preserve">Institutional</w:t>
+      </w:r>
+      <w:r>
+        <w:t xml:space="preserve"> </w:t>
+      </w:r>
+      <w:r>
+        <w:t xml:space="preserve">Amnesia.</w:t>
+      </w:r>
+      <w:r>
+        <w:t xml:space="preserve">”</w:t>
+      </w:r>
+      <w:r>
+        <w:t xml:space="preserve"> </w:t>
+      </w:r>
+      <w:r>
+        <w:t xml:space="preserve">High</w:t>
+      </w:r>
+      <w:r>
+        <w:t xml:space="preserve"> </w:t>
+      </w:r>
+      <w:r>
+        <w:t xml:space="preserve">leadership</w:t>
+      </w:r>
+      <w:r>
+        <w:t xml:space="preserve"> </w:t>
+      </w:r>
+      <w:r>
+        <w:t xml:space="preserve">turnover,</w:t>
+      </w:r>
+      <w:r>
+        <w:t xml:space="preserve"> </w:t>
+      </w:r>
+      <w:r>
+        <w:t xml:space="preserve">persistent</w:t>
+      </w:r>
+      <w:r>
+        <w:t xml:space="preserve"> </w:t>
+      </w:r>
+      <w:r>
+        <w:t xml:space="preserve">digital</w:t>
+      </w:r>
+      <w:r>
+        <w:t xml:space="preserve"> </w:t>
+      </w:r>
+      <w:r>
+        <w:t xml:space="preserve">health</w:t>
+      </w:r>
+      <w:r>
+        <w:t xml:space="preserve"> </w:t>
+      </w:r>
+      <w:r>
+        <w:t xml:space="preserve">workforce</w:t>
+      </w:r>
+      <w:r>
+        <w:t xml:space="preserve"> </w:t>
+      </w:r>
+      <w:r>
+        <w:t xml:space="preserve">shortages,</w:t>
+      </w:r>
+      <w:r>
+        <w:t xml:space="preserve"> </w:t>
+      </w:r>
+      <w:r>
+        <w:t xml:space="preserve">and</w:t>
+      </w:r>
+      <w:r>
+        <w:t xml:space="preserve"> </w:t>
+      </w:r>
+      <w:r>
+        <w:t xml:space="preserve">widespread</w:t>
+      </w:r>
+      <w:r>
+        <w:t xml:space="preserve"> </w:t>
+      </w:r>
+      <w:r>
+        <w:t xml:space="preserve">intent</w:t>
+      </w:r>
+      <w:r>
+        <w:t xml:space="preserve"> </w:t>
+      </w:r>
+      <w:r>
+        <w:t xml:space="preserve">to</w:t>
+      </w:r>
+      <w:r>
+        <w:t xml:space="preserve"> </w:t>
+      </w:r>
+      <w:r>
+        <w:t xml:space="preserve">leave</w:t>
+      </w:r>
+      <w:r>
+        <w:t xml:space="preserve"> </w:t>
+      </w:r>
+      <w:r>
+        <w:t xml:space="preserve">among</w:t>
+      </w:r>
+      <w:r>
+        <w:t xml:space="preserve"> </w:t>
+      </w:r>
+      <w:r>
+        <w:t xml:space="preserve">informatics</w:t>
+      </w:r>
+      <w:r>
+        <w:t xml:space="preserve"> </w:t>
+      </w:r>
+      <w:r>
+        <w:t xml:space="preserve">specialists</w:t>
+      </w:r>
+      <w:r>
+        <w:t xml:space="preserve"> </w:t>
+      </w:r>
+      <w:r>
+        <w:t xml:space="preserve">systematically</w:t>
+      </w:r>
+      <w:r>
+        <w:t xml:space="preserve"> </w:t>
+      </w:r>
+      <w:r>
+        <w:t xml:space="preserve">erase</w:t>
+      </w:r>
+      <w:r>
+        <w:t xml:space="preserve"> </w:t>
+      </w:r>
+      <w:r>
+        <w:t xml:space="preserve">the</w:t>
+      </w:r>
+      <w:r>
+        <w:t xml:space="preserve"> </w:t>
+      </w:r>
+      <w:r>
+        <w:t xml:space="preserve">tacit</w:t>
+      </w:r>
+      <w:r>
+        <w:t xml:space="preserve"> </w:t>
+      </w:r>
+      <w:r>
+        <w:t xml:space="preserve">knowledge</w:t>
+      </w:r>
+      <w:r>
+        <w:t xml:space="preserve"> </w:t>
+      </w:r>
+      <w:r>
+        <w:t xml:space="preserve">required</w:t>
+      </w:r>
+      <w:r>
+        <w:t xml:space="preserve"> </w:t>
+      </w:r>
+      <w:r>
+        <w:t xml:space="preserve">to</w:t>
+      </w:r>
+      <w:r>
+        <w:t xml:space="preserve"> </w:t>
+      </w:r>
+      <w:r>
+        <w:t xml:space="preserve">navigate</w:t>
+      </w:r>
+      <w:r>
+        <w:t xml:space="preserve"> </w:t>
+      </w:r>
+      <w:r>
+        <w:t xml:space="preserve">complex</w:t>
+      </w:r>
+      <w:r>
+        <w:t xml:space="preserve"> </w:t>
+      </w:r>
+      <w:r>
+        <w:t xml:space="preserve">clinical</w:t>
+      </w:r>
+      <w:r>
+        <w:t xml:space="preserve"> </w:t>
+      </w:r>
+      <w:r>
+        <w:t xml:space="preserve">data</w:t>
+      </w:r>
+      <w:r>
+        <w:t xml:space="preserve"> </w:t>
+      </w:r>
+      <w:r>
+        <w:t xml:space="preserve">schemas,</w:t>
+      </w:r>
+      <w:r>
+        <w:t xml:space="preserve"> </w:t>
+      </w:r>
+      <w:r>
+        <w:t xml:space="preserve">trapping</w:t>
+      </w:r>
+      <w:r>
+        <w:t xml:space="preserve"> </w:t>
+      </w:r>
+      <w:r>
+        <w:t xml:space="preserve">organizations</w:t>
+      </w:r>
+      <w:r>
+        <w:t xml:space="preserve"> </w:t>
+      </w:r>
+      <w:r>
+        <w:t xml:space="preserve">in</w:t>
+      </w:r>
+      <w:r>
+        <w:t xml:space="preserve"> </w:t>
+      </w:r>
+      <w:r>
+        <w:t xml:space="preserve">a</w:t>
+      </w:r>
+      <w:r>
+        <w:t xml:space="preserve"> </w:t>
+      </w:r>
+      <w:r>
+        <w:t xml:space="preserve">cycle</w:t>
+      </w:r>
+      <w:r>
+        <w:t xml:space="preserve"> </w:t>
+      </w:r>
+      <w:r>
+        <w:t xml:space="preserve">of</w:t>
+      </w:r>
+      <w:r>
+        <w:t xml:space="preserve"> </w:t>
+      </w:r>
+      <w:r>
+        <w:t xml:space="preserve">low</w:t>
+      </w:r>
+      <w:r>
+        <w:t xml:space="preserve"> </w:t>
+      </w:r>
+      <w:r>
+        <w:t xml:space="preserve">maturity</w:t>
+      </w:r>
+      <w:r>
+        <w:t xml:space="preserve"> </w:t>
+      </w:r>
+      <w:r>
+        <w:t xml:space="preserve">where</w:t>
+      </w:r>
+      <w:r>
+        <w:t xml:space="preserve"> </w:t>
+      </w:r>
+      <w:r>
+        <w:t xml:space="preserve">the</w:t>
+      </w:r>
+      <w:r>
+        <w:t xml:space="preserve"> </w:t>
+      </w:r>
+      <w:r>
+        <w:t xml:space="preserve">rate</w:t>
+      </w:r>
+      <w:r>
+        <w:t xml:space="preserve"> </w:t>
+      </w:r>
+      <w:r>
+        <w:t xml:space="preserve">of</w:t>
+      </w:r>
+      <w:r>
+        <w:t xml:space="preserve"> </w:t>
+      </w:r>
+      <w:r>
+        <w:t xml:space="preserve">knowledge</w:t>
+      </w:r>
+      <w:r>
+        <w:t xml:space="preserve"> </w:t>
+      </w:r>
+      <w:r>
+        <w:t xml:space="preserve">loss</w:t>
+      </w:r>
+      <w:r>
+        <w:t xml:space="preserve"> </w:t>
+      </w:r>
+      <w:r>
+        <w:t xml:space="preserve">exceeds</w:t>
+      </w:r>
+      <w:r>
+        <w:t xml:space="preserve"> </w:t>
+      </w:r>
+      <w:r>
+        <w:t xml:space="preserve">the</w:t>
+      </w:r>
+      <w:r>
+        <w:t xml:space="preserve"> </w:t>
+      </w:r>
+      <w:r>
+        <w:t xml:space="preserve">rate</w:t>
+      </w:r>
+      <w:r>
+        <w:t xml:space="preserve"> </w:t>
+      </w:r>
+      <w:r>
+        <w:t xml:space="preserve">of</w:t>
+      </w:r>
+      <w:r>
+        <w:t xml:space="preserve"> </w:t>
+      </w:r>
+      <w:r>
+        <w:t xml:space="preserve">knowledge</w:t>
+      </w:r>
+      <w:r>
+        <w:t xml:space="preserve"> </w:t>
+      </w:r>
+      <w:r>
+        <w:t xml:space="preserve">capture.</w:t>
       </w:r>
     </w:p>
     <w:p>
@@ -71,16 +599,430 @@
         <w:pStyle w:val="Abstract"/>
       </w:pPr>
       <w:r>
-        <w:t xml:space="preserve">Viewed through Nonaka’s SECI model of knowledge creation, the root cause is a</w:t>
-      </w:r>
-      <w:r>
-        <w:t xml:space="preserve"> </w:t>
-      </w:r>
-      <w:r>
-        <w:t xml:space="preserve">“Socialization Failure”</w:t>
-      </w:r>
-      <w:r>
-        <w:t xml:space="preserve">: high turnover fractures the social networks required for mentorship, rendering the traditional apprenticeship model of informatics unsustainable. To address this failure, we employ a Design Science Research (DSR) approach, synthesizing evidence from healthcare informatics, knowledge management, and natural language processing (2024-2026 workforce and NL2SQL literature) to develop a socio-technical framework called Human-in-the-Loop Knowledge Governance (HITL-KG).</w:t>
+        <w:t xml:space="preserve">Viewed</w:t>
+      </w:r>
+      <w:r>
+        <w:t xml:space="preserve"> </w:t>
+      </w:r>
+      <w:r>
+        <w:t xml:space="preserve">through</w:t>
+      </w:r>
+      <w:r>
+        <w:t xml:space="preserve"> </w:t>
+      </w:r>
+      <w:r>
+        <w:t xml:space="preserve">Nonaka’s</w:t>
+      </w:r>
+      <w:r>
+        <w:t xml:space="preserve"> </w:t>
+      </w:r>
+      <w:r>
+        <w:t xml:space="preserve">SECI</w:t>
+      </w:r>
+      <w:r>
+        <w:t xml:space="preserve"> </w:t>
+      </w:r>
+      <w:r>
+        <w:t xml:space="preserve">model</w:t>
+      </w:r>
+      <w:r>
+        <w:t xml:space="preserve"> </w:t>
+      </w:r>
+      <w:r>
+        <w:t xml:space="preserve">of</w:t>
+      </w:r>
+      <w:r>
+        <w:t xml:space="preserve"> </w:t>
+      </w:r>
+      <w:r>
+        <w:t xml:space="preserve">knowledge</w:t>
+      </w:r>
+      <w:r>
+        <w:t xml:space="preserve"> </w:t>
+      </w:r>
+      <w:r>
+        <w:t xml:space="preserve">creation,</w:t>
+      </w:r>
+      <w:r>
+        <w:t xml:space="preserve"> </w:t>
+      </w:r>
+      <w:r>
+        <w:t xml:space="preserve">the</w:t>
+      </w:r>
+      <w:r>
+        <w:t xml:space="preserve"> </w:t>
+      </w:r>
+      <w:r>
+        <w:t xml:space="preserve">root</w:t>
+      </w:r>
+      <w:r>
+        <w:t xml:space="preserve"> </w:t>
+      </w:r>
+      <w:r>
+        <w:t xml:space="preserve">cause</w:t>
+      </w:r>
+      <w:r>
+        <w:t xml:space="preserve"> </w:t>
+      </w:r>
+      <w:r>
+        <w:t xml:space="preserve">is</w:t>
+      </w:r>
+      <w:r>
+        <w:t xml:space="preserve"> </w:t>
+      </w:r>
+      <w:r>
+        <w:t xml:space="preserve">a</w:t>
+      </w:r>
+      <w:r>
+        <w:t xml:space="preserve"> </w:t>
+      </w:r>
+      <w:r>
+        <w:t xml:space="preserve">“</w:t>
+      </w:r>
+      <w:r>
+        <w:t xml:space="preserve">Socialization</w:t>
+      </w:r>
+      <w:r>
+        <w:t xml:space="preserve"> </w:t>
+      </w:r>
+      <w:r>
+        <w:t xml:space="preserve">Failure</w:t>
+      </w:r>
+      <w:r>
+        <w:t xml:space="preserve">”</w:t>
+      </w:r>
+      <w:r>
+        <w:t xml:space="preserve">:</w:t>
+      </w:r>
+      <w:r>
+        <w:t xml:space="preserve"> </w:t>
+      </w:r>
+      <w:r>
+        <w:t xml:space="preserve">high</w:t>
+      </w:r>
+      <w:r>
+        <w:t xml:space="preserve"> </w:t>
+      </w:r>
+      <w:r>
+        <w:t xml:space="preserve">turnover</w:t>
+      </w:r>
+      <w:r>
+        <w:t xml:space="preserve"> </w:t>
+      </w:r>
+      <w:r>
+        <w:t xml:space="preserve">fractures</w:t>
+      </w:r>
+      <w:r>
+        <w:t xml:space="preserve"> </w:t>
+      </w:r>
+      <w:r>
+        <w:t xml:space="preserve">the</w:t>
+      </w:r>
+      <w:r>
+        <w:t xml:space="preserve"> </w:t>
+      </w:r>
+      <w:r>
+        <w:t xml:space="preserve">social</w:t>
+      </w:r>
+      <w:r>
+        <w:t xml:space="preserve"> </w:t>
+      </w:r>
+      <w:r>
+        <w:t xml:space="preserve">networks</w:t>
+      </w:r>
+      <w:r>
+        <w:t xml:space="preserve"> </w:t>
+      </w:r>
+      <w:r>
+        <w:t xml:space="preserve">required</w:t>
+      </w:r>
+      <w:r>
+        <w:t xml:space="preserve"> </w:t>
+      </w:r>
+      <w:r>
+        <w:t xml:space="preserve">for</w:t>
+      </w:r>
+      <w:r>
+        <w:t xml:space="preserve"> </w:t>
+      </w:r>
+      <w:r>
+        <w:t xml:space="preserve">mentorship,</w:t>
+      </w:r>
+      <w:r>
+        <w:t xml:space="preserve"> </w:t>
+      </w:r>
+      <w:r>
+        <w:t xml:space="preserve">rendering</w:t>
+      </w:r>
+      <w:r>
+        <w:t xml:space="preserve"> </w:t>
+      </w:r>
+      <w:r>
+        <w:t xml:space="preserve">the</w:t>
+      </w:r>
+      <w:r>
+        <w:t xml:space="preserve"> </w:t>
+      </w:r>
+      <w:r>
+        <w:t xml:space="preserve">traditional</w:t>
+      </w:r>
+      <w:r>
+        <w:t xml:space="preserve"> </w:t>
+      </w:r>
+      <w:r>
+        <w:t xml:space="preserve">apprenticeship</w:t>
+      </w:r>
+      <w:r>
+        <w:t xml:space="preserve"> </w:t>
+      </w:r>
+      <w:r>
+        <w:t xml:space="preserve">model</w:t>
+      </w:r>
+      <w:r>
+        <w:t xml:space="preserve"> </w:t>
+      </w:r>
+      <w:r>
+        <w:t xml:space="preserve">of</w:t>
+      </w:r>
+      <w:r>
+        <w:t xml:space="preserve"> </w:t>
+      </w:r>
+      <w:r>
+        <w:t xml:space="preserve">informatics</w:t>
+      </w:r>
+      <w:r>
+        <w:t xml:space="preserve"> </w:t>
+      </w:r>
+      <w:r>
+        <w:t xml:space="preserve">unsustainable.</w:t>
+      </w:r>
+      <w:r>
+        <w:t xml:space="preserve"> </w:t>
+      </w:r>
+      <w:r>
+        <w:t xml:space="preserve">To</w:t>
+      </w:r>
+      <w:r>
+        <w:t xml:space="preserve"> </w:t>
+      </w:r>
+      <w:r>
+        <w:t xml:space="preserve">address</w:t>
+      </w:r>
+      <w:r>
+        <w:t xml:space="preserve"> </w:t>
+      </w:r>
+      <w:r>
+        <w:t xml:space="preserve">this</w:t>
+      </w:r>
+      <w:r>
+        <w:t xml:space="preserve"> </w:t>
+      </w:r>
+      <w:r>
+        <w:t xml:space="preserve">failure,</w:t>
+      </w:r>
+      <w:r>
+        <w:t xml:space="preserve"> </w:t>
+      </w:r>
+      <w:r>
+        <w:t xml:space="preserve">we</w:t>
+      </w:r>
+      <w:r>
+        <w:t xml:space="preserve"> </w:t>
+      </w:r>
+      <w:r>
+        <w:t xml:space="preserve">employ</w:t>
+      </w:r>
+      <w:r>
+        <w:t xml:space="preserve"> </w:t>
+      </w:r>
+      <w:r>
+        <w:t xml:space="preserve">a</w:t>
+      </w:r>
+      <w:r>
+        <w:t xml:space="preserve"> </w:t>
+      </w:r>
+      <w:r>
+        <w:t xml:space="preserve">Design</w:t>
+      </w:r>
+      <w:r>
+        <w:t xml:space="preserve"> </w:t>
+      </w:r>
+      <w:r>
+        <w:t xml:space="preserve">Science</w:t>
+      </w:r>
+      <w:r>
+        <w:t xml:space="preserve"> </w:t>
+      </w:r>
+      <w:r>
+        <w:t xml:space="preserve">Research</w:t>
+      </w:r>
+      <w:r>
+        <w:t xml:space="preserve"> </w:t>
+      </w:r>
+      <w:r>
+        <w:t xml:space="preserve">(DSR)</w:t>
+      </w:r>
+      <w:r>
+        <w:t xml:space="preserve"> </w:t>
+      </w:r>
+      <w:r>
+        <w:t xml:space="preserve">approach,</w:t>
+      </w:r>
+      <w:r>
+        <w:t xml:space="preserve"> </w:t>
+      </w:r>
+      <w:r>
+        <w:t xml:space="preserve">synthesizing</w:t>
+      </w:r>
+      <w:r>
+        <w:t xml:space="preserve"> </w:t>
+      </w:r>
+      <w:r>
+        <w:t xml:space="preserve">evidence</w:t>
+      </w:r>
+      <w:r>
+        <w:t xml:space="preserve"> </w:t>
+      </w:r>
+      <w:r>
+        <w:t xml:space="preserve">from</w:t>
+      </w:r>
+      <w:r>
+        <w:t xml:space="preserve"> </w:t>
+      </w:r>
+      <w:r>
+        <w:t xml:space="preserve">healthcare</w:t>
+      </w:r>
+      <w:r>
+        <w:t xml:space="preserve"> </w:t>
+      </w:r>
+      <w:r>
+        <w:t xml:space="preserve">informatics,</w:t>
+      </w:r>
+      <w:r>
+        <w:t xml:space="preserve"> </w:t>
+      </w:r>
+      <w:r>
+        <w:t xml:space="preserve">knowledge</w:t>
+      </w:r>
+      <w:r>
+        <w:t xml:space="preserve"> </w:t>
+      </w:r>
+      <w:r>
+        <w:t xml:space="preserve">management,</w:t>
+      </w:r>
+      <w:r>
+        <w:t xml:space="preserve"> </w:t>
+      </w:r>
+      <w:r>
+        <w:t xml:space="preserve">and</w:t>
+      </w:r>
+      <w:r>
+        <w:t xml:space="preserve"> </w:t>
+      </w:r>
+      <w:r>
+        <w:t xml:space="preserve">natural</w:t>
+      </w:r>
+      <w:r>
+        <w:t xml:space="preserve"> </w:t>
+      </w:r>
+      <w:r>
+        <w:t xml:space="preserve">language</w:t>
+      </w:r>
+      <w:r>
+        <w:t xml:space="preserve"> </w:t>
+      </w:r>
+      <w:r>
+        <w:t xml:space="preserve">processing</w:t>
+      </w:r>
+      <w:r>
+        <w:t xml:space="preserve"> </w:t>
+      </w:r>
+      <w:r>
+        <w:t xml:space="preserve">(2024-2026</w:t>
+      </w:r>
+      <w:r>
+        <w:t xml:space="preserve"> </w:t>
+      </w:r>
+      <w:r>
+        <w:t xml:space="preserve">workforce</w:t>
+      </w:r>
+      <w:r>
+        <w:t xml:space="preserve"> </w:t>
+      </w:r>
+      <w:r>
+        <w:t xml:space="preserve">and</w:t>
+      </w:r>
+      <w:r>
+        <w:t xml:space="preserve"> </w:t>
+      </w:r>
+      <w:r>
+        <w:t xml:space="preserve">NL2SQL</w:t>
+      </w:r>
+      <w:r>
+        <w:t xml:space="preserve"> </w:t>
+      </w:r>
+      <w:r>
+        <w:t xml:space="preserve">literature)</w:t>
+      </w:r>
+      <w:r>
+        <w:t xml:space="preserve"> </w:t>
+      </w:r>
+      <w:r>
+        <w:t xml:space="preserve">to</w:t>
+      </w:r>
+      <w:r>
+        <w:t xml:space="preserve"> </w:t>
+      </w:r>
+      <w:r>
+        <w:t xml:space="preserve">develop</w:t>
+      </w:r>
+      <w:r>
+        <w:t xml:space="preserve"> </w:t>
+      </w:r>
+      <w:r>
+        <w:t xml:space="preserve">a</w:t>
+      </w:r>
+      <w:r>
+        <w:t xml:space="preserve"> </w:t>
+      </w:r>
+      <w:r>
+        <w:t xml:space="preserve">socio-technical</w:t>
+      </w:r>
+      <w:r>
+        <w:t xml:space="preserve"> </w:t>
+      </w:r>
+      <w:r>
+        <w:t xml:space="preserve">framework</w:t>
+      </w:r>
+      <w:r>
+        <w:t xml:space="preserve"> </w:t>
+      </w:r>
+      <w:r>
+        <w:t xml:space="preserve">called</w:t>
+      </w:r>
+      <w:r>
+        <w:t xml:space="preserve"> </w:t>
+      </w:r>
+      <w:r>
+        <w:t xml:space="preserve">Human-in-the-Loop</w:t>
+      </w:r>
+      <w:r>
+        <w:t xml:space="preserve"> </w:t>
+      </w:r>
+      <w:r>
+        <w:t xml:space="preserve">Knowledge</w:t>
+      </w:r>
+      <w:r>
+        <w:t xml:space="preserve"> </w:t>
+      </w:r>
+      <w:r>
+        <w:t xml:space="preserve">Governance</w:t>
+      </w:r>
+      <w:r>
+        <w:t xml:space="preserve"> </w:t>
+      </w:r>
+      <w:r>
+        <w:t xml:space="preserve">(HITL-KG).</w:t>
       </w:r>
     </w:p>
     <w:p>
@@ -88,19 +1030,505 @@
         <w:pStyle w:val="Abstract"/>
       </w:pPr>
       <w:r>
-        <w:t xml:space="preserve">HITL-KG is designed to shift the locus of organizational knowledge from volatile human memory to durable semantic artifacts called</w:t>
-      </w:r>
-      <w:r>
-        <w:t xml:space="preserve"> </w:t>
-      </w:r>
-      <w:r>
-        <w:t xml:space="preserve">“Validated Query Triples,”</w:t>
-      </w:r>
-      <w:r>
-        <w:t xml:space="preserve"> </w:t>
-      </w:r>
-      <w:r>
-        <w:t xml:space="preserve">each comprising a natural language intent, executable SQL, and rationale metadata. By embedding knowledge capture into the daily workflow of query generation, the framework aims to convert the ephemeral act of analytics into permanent institutional assets. The accompanying Three-Pillar Assessment Rubric provides a structured self-assessment tool that enables organizations to identify compounding vulnerabilities across analytics maturity, workforce agility, and technical enablement.</w:t>
+        <w:t xml:space="preserve">HITL-KG</w:t>
+      </w:r>
+      <w:r>
+        <w:t xml:space="preserve"> </w:t>
+      </w:r>
+      <w:r>
+        <w:t xml:space="preserve">is</w:t>
+      </w:r>
+      <w:r>
+        <w:t xml:space="preserve"> </w:t>
+      </w:r>
+      <w:r>
+        <w:t xml:space="preserve">designed</w:t>
+      </w:r>
+      <w:r>
+        <w:t xml:space="preserve"> </w:t>
+      </w:r>
+      <w:r>
+        <w:t xml:space="preserve">to</w:t>
+      </w:r>
+      <w:r>
+        <w:t xml:space="preserve"> </w:t>
+      </w:r>
+      <w:r>
+        <w:t xml:space="preserve">shift</w:t>
+      </w:r>
+      <w:r>
+        <w:t xml:space="preserve"> </w:t>
+      </w:r>
+      <w:r>
+        <w:t xml:space="preserve">the</w:t>
+      </w:r>
+      <w:r>
+        <w:t xml:space="preserve"> </w:t>
+      </w:r>
+      <w:r>
+        <w:t xml:space="preserve">locus</w:t>
+      </w:r>
+      <w:r>
+        <w:t xml:space="preserve"> </w:t>
+      </w:r>
+      <w:r>
+        <w:t xml:space="preserve">of</w:t>
+      </w:r>
+      <w:r>
+        <w:t xml:space="preserve"> </w:t>
+      </w:r>
+      <w:r>
+        <w:t xml:space="preserve">organizational</w:t>
+      </w:r>
+      <w:r>
+        <w:t xml:space="preserve"> </w:t>
+      </w:r>
+      <w:r>
+        <w:t xml:space="preserve">knowledge</w:t>
+      </w:r>
+      <w:r>
+        <w:t xml:space="preserve"> </w:t>
+      </w:r>
+      <w:r>
+        <w:t xml:space="preserve">from</w:t>
+      </w:r>
+      <w:r>
+        <w:t xml:space="preserve"> </w:t>
+      </w:r>
+      <w:r>
+        <w:t xml:space="preserve">volatile</w:t>
+      </w:r>
+      <w:r>
+        <w:t xml:space="preserve"> </w:t>
+      </w:r>
+      <w:r>
+        <w:t xml:space="preserve">human</w:t>
+      </w:r>
+      <w:r>
+        <w:t xml:space="preserve"> </w:t>
+      </w:r>
+      <w:r>
+        <w:t xml:space="preserve">memory</w:t>
+      </w:r>
+      <w:r>
+        <w:t xml:space="preserve"> </w:t>
+      </w:r>
+      <w:r>
+        <w:t xml:space="preserve">to</w:t>
+      </w:r>
+      <w:r>
+        <w:t xml:space="preserve"> </w:t>
+      </w:r>
+      <w:r>
+        <w:t xml:space="preserve">durable</w:t>
+      </w:r>
+      <w:r>
+        <w:t xml:space="preserve"> </w:t>
+      </w:r>
+      <w:r>
+        <w:t xml:space="preserve">semantic</w:t>
+      </w:r>
+      <w:r>
+        <w:t xml:space="preserve"> </w:t>
+      </w:r>
+      <w:r>
+        <w:t xml:space="preserve">artifacts</w:t>
+      </w:r>
+      <w:r>
+        <w:t xml:space="preserve"> </w:t>
+      </w:r>
+      <w:r>
+        <w:t xml:space="preserve">called</w:t>
+      </w:r>
+      <w:r>
+        <w:t xml:space="preserve"> </w:t>
+      </w:r>
+      <w:r>
+        <w:t xml:space="preserve">“</w:t>
+      </w:r>
+      <w:r>
+        <w:t xml:space="preserve">Validated</w:t>
+      </w:r>
+      <w:r>
+        <w:t xml:space="preserve"> </w:t>
+      </w:r>
+      <w:r>
+        <w:t xml:space="preserve">Query</w:t>
+      </w:r>
+      <w:r>
+        <w:t xml:space="preserve"> </w:t>
+      </w:r>
+      <w:r>
+        <w:t xml:space="preserve">Triples,</w:t>
+      </w:r>
+      <w:r>
+        <w:t xml:space="preserve">”</w:t>
+      </w:r>
+      <w:r>
+        <w:t xml:space="preserve"> </w:t>
+      </w:r>
+      <w:r>
+        <w:t xml:space="preserve">each</w:t>
+      </w:r>
+      <w:r>
+        <w:t xml:space="preserve"> </w:t>
+      </w:r>
+      <w:r>
+        <w:t xml:space="preserve">comprising</w:t>
+      </w:r>
+      <w:r>
+        <w:t xml:space="preserve"> </w:t>
+      </w:r>
+      <w:r>
+        <w:t xml:space="preserve">a</w:t>
+      </w:r>
+      <w:r>
+        <w:t xml:space="preserve"> </w:t>
+      </w:r>
+      <w:r>
+        <w:t xml:space="preserve">natural</w:t>
+      </w:r>
+      <w:r>
+        <w:t xml:space="preserve"> </w:t>
+      </w:r>
+      <w:r>
+        <w:t xml:space="preserve">language</w:t>
+      </w:r>
+      <w:r>
+        <w:t xml:space="preserve"> </w:t>
+      </w:r>
+      <w:r>
+        <w:t xml:space="preserve">intent,</w:t>
+      </w:r>
+      <w:r>
+        <w:t xml:space="preserve"> </w:t>
+      </w:r>
+      <w:r>
+        <w:t xml:space="preserve">executable</w:t>
+      </w:r>
+      <w:r>
+        <w:t xml:space="preserve"> </w:t>
+      </w:r>
+      <w:r>
+        <w:t xml:space="preserve">SQL,</w:t>
+      </w:r>
+      <w:r>
+        <w:t xml:space="preserve"> </w:t>
+      </w:r>
+      <w:r>
+        <w:t xml:space="preserve">and</w:t>
+      </w:r>
+      <w:r>
+        <w:t xml:space="preserve"> </w:t>
+      </w:r>
+      <w:r>
+        <w:t xml:space="preserve">rationale</w:t>
+      </w:r>
+      <w:r>
+        <w:t xml:space="preserve"> </w:t>
+      </w:r>
+      <w:r>
+        <w:t xml:space="preserve">metadata.</w:t>
+      </w:r>
+      <w:r>
+        <w:t xml:space="preserve"> </w:t>
+      </w:r>
+      <w:r>
+        <w:t xml:space="preserve">By</w:t>
+      </w:r>
+      <w:r>
+        <w:t xml:space="preserve"> </w:t>
+      </w:r>
+      <w:r>
+        <w:t xml:space="preserve">embedding</w:t>
+      </w:r>
+      <w:r>
+        <w:t xml:space="preserve"> </w:t>
+      </w:r>
+      <w:r>
+        <w:t xml:space="preserve">knowledge</w:t>
+      </w:r>
+      <w:r>
+        <w:t xml:space="preserve"> </w:t>
+      </w:r>
+      <w:r>
+        <w:t xml:space="preserve">capture</w:t>
+      </w:r>
+      <w:r>
+        <w:t xml:space="preserve"> </w:t>
+      </w:r>
+      <w:r>
+        <w:t xml:space="preserve">into</w:t>
+      </w:r>
+      <w:r>
+        <w:t xml:space="preserve"> </w:t>
+      </w:r>
+      <w:r>
+        <w:t xml:space="preserve">the</w:t>
+      </w:r>
+      <w:r>
+        <w:t xml:space="preserve"> </w:t>
+      </w:r>
+      <w:r>
+        <w:t xml:space="preserve">daily</w:t>
+      </w:r>
+      <w:r>
+        <w:t xml:space="preserve"> </w:t>
+      </w:r>
+      <w:r>
+        <w:t xml:space="preserve">workflow</w:t>
+      </w:r>
+      <w:r>
+        <w:t xml:space="preserve"> </w:t>
+      </w:r>
+      <w:r>
+        <w:t xml:space="preserve">of</w:t>
+      </w:r>
+      <w:r>
+        <w:t xml:space="preserve"> </w:t>
+      </w:r>
+      <w:r>
+        <w:t xml:space="preserve">query</w:t>
+      </w:r>
+      <w:r>
+        <w:t xml:space="preserve"> </w:t>
+      </w:r>
+      <w:r>
+        <w:t xml:space="preserve">generation,</w:t>
+      </w:r>
+      <w:r>
+        <w:t xml:space="preserve"> </w:t>
+      </w:r>
+      <w:r>
+        <w:t xml:space="preserve">the</w:t>
+      </w:r>
+      <w:r>
+        <w:t xml:space="preserve"> </w:t>
+      </w:r>
+      <w:r>
+        <w:t xml:space="preserve">framework</w:t>
+      </w:r>
+      <w:r>
+        <w:t xml:space="preserve"> </w:t>
+      </w:r>
+      <w:r>
+        <w:t xml:space="preserve">aims</w:t>
+      </w:r>
+      <w:r>
+        <w:t xml:space="preserve"> </w:t>
+      </w:r>
+      <w:r>
+        <w:t xml:space="preserve">to</w:t>
+      </w:r>
+      <w:r>
+        <w:t xml:space="preserve"> </w:t>
+      </w:r>
+      <w:r>
+        <w:t xml:space="preserve">convert</w:t>
+      </w:r>
+      <w:r>
+        <w:t xml:space="preserve"> </w:t>
+      </w:r>
+      <w:r>
+        <w:t xml:space="preserve">the</w:t>
+      </w:r>
+      <w:r>
+        <w:t xml:space="preserve"> </w:t>
+      </w:r>
+      <w:r>
+        <w:t xml:space="preserve">ephemeral</w:t>
+      </w:r>
+      <w:r>
+        <w:t xml:space="preserve"> </w:t>
+      </w:r>
+      <w:r>
+        <w:t xml:space="preserve">act</w:t>
+      </w:r>
+      <w:r>
+        <w:t xml:space="preserve"> </w:t>
+      </w:r>
+      <w:r>
+        <w:t xml:space="preserve">of</w:t>
+      </w:r>
+      <w:r>
+        <w:t xml:space="preserve"> </w:t>
+      </w:r>
+      <w:r>
+        <w:t xml:space="preserve">analytics</w:t>
+      </w:r>
+      <w:r>
+        <w:t xml:space="preserve"> </w:t>
+      </w:r>
+      <w:r>
+        <w:t xml:space="preserve">into</w:t>
+      </w:r>
+      <w:r>
+        <w:t xml:space="preserve"> </w:t>
+      </w:r>
+      <w:r>
+        <w:t xml:space="preserve">permanent</w:t>
+      </w:r>
+      <w:r>
+        <w:t xml:space="preserve"> </w:t>
+      </w:r>
+      <w:r>
+        <w:t xml:space="preserve">institutional</w:t>
+      </w:r>
+      <w:r>
+        <w:t xml:space="preserve"> </w:t>
+      </w:r>
+      <w:r>
+        <w:t xml:space="preserve">assets.</w:t>
+      </w:r>
+      <w:r>
+        <w:t xml:space="preserve"> </w:t>
+      </w:r>
+      <w:r>
+        <w:t xml:space="preserve">The</w:t>
+      </w:r>
+      <w:r>
+        <w:t xml:space="preserve"> </w:t>
+      </w:r>
+      <w:r>
+        <w:t xml:space="preserve">accompanying</w:t>
+      </w:r>
+      <w:r>
+        <w:t xml:space="preserve"> </w:t>
+      </w:r>
+      <w:r>
+        <w:t xml:space="preserve">Three-Pillar</w:t>
+      </w:r>
+      <w:r>
+        <w:t xml:space="preserve"> </w:t>
+      </w:r>
+      <w:r>
+        <w:t xml:space="preserve">Assessment</w:t>
+      </w:r>
+      <w:r>
+        <w:t xml:space="preserve"> </w:t>
+      </w:r>
+      <w:r>
+        <w:t xml:space="preserve">Rubric</w:t>
+      </w:r>
+      <w:r>
+        <w:t xml:space="preserve"> </w:t>
+      </w:r>
+      <w:r>
+        <w:t xml:space="preserve">provides</w:t>
+      </w:r>
+      <w:r>
+        <w:t xml:space="preserve"> </w:t>
+      </w:r>
+      <w:r>
+        <w:t xml:space="preserve">a</w:t>
+      </w:r>
+      <w:r>
+        <w:t xml:space="preserve"> </w:t>
+      </w:r>
+      <w:r>
+        <w:t xml:space="preserve">structured</w:t>
+      </w:r>
+      <w:r>
+        <w:t xml:space="preserve"> </w:t>
+      </w:r>
+      <w:r>
+        <w:t xml:space="preserve">self-assessment</w:t>
+      </w:r>
+      <w:r>
+        <w:t xml:space="preserve"> </w:t>
+      </w:r>
+      <w:r>
+        <w:t xml:space="preserve">tool</w:t>
+      </w:r>
+      <w:r>
+        <w:t xml:space="preserve"> </w:t>
+      </w:r>
+      <w:r>
+        <w:t xml:space="preserve">that</w:t>
+      </w:r>
+      <w:r>
+        <w:t xml:space="preserve"> </w:t>
+      </w:r>
+      <w:r>
+        <w:t xml:space="preserve">enables</w:t>
+      </w:r>
+      <w:r>
+        <w:t xml:space="preserve"> </w:t>
+      </w:r>
+      <w:r>
+        <w:t xml:space="preserve">organizations</w:t>
+      </w:r>
+      <w:r>
+        <w:t xml:space="preserve"> </w:t>
+      </w:r>
+      <w:r>
+        <w:t xml:space="preserve">to</w:t>
+      </w:r>
+      <w:r>
+        <w:t xml:space="preserve"> </w:t>
+      </w:r>
+      <w:r>
+        <w:t xml:space="preserve">identify</w:t>
+      </w:r>
+      <w:r>
+        <w:t xml:space="preserve"> </w:t>
+      </w:r>
+      <w:r>
+        <w:t xml:space="preserve">compounding</w:t>
+      </w:r>
+      <w:r>
+        <w:t xml:space="preserve"> </w:t>
+      </w:r>
+      <w:r>
+        <w:t xml:space="preserve">vulnerabilities</w:t>
+      </w:r>
+      <w:r>
+        <w:t xml:space="preserve"> </w:t>
+      </w:r>
+      <w:r>
+        <w:t xml:space="preserve">across</w:t>
+      </w:r>
+      <w:r>
+        <w:t xml:space="preserve"> </w:t>
+      </w:r>
+      <w:r>
+        <w:t xml:space="preserve">analytics</w:t>
+      </w:r>
+      <w:r>
+        <w:t xml:space="preserve"> </w:t>
+      </w:r>
+      <w:r>
+        <w:t xml:space="preserve">maturity,</w:t>
+      </w:r>
+      <w:r>
+        <w:t xml:space="preserve"> </w:t>
+      </w:r>
+      <w:r>
+        <w:t xml:space="preserve">workforce</w:t>
+      </w:r>
+      <w:r>
+        <w:t xml:space="preserve"> </w:t>
+      </w:r>
+      <w:r>
+        <w:t xml:space="preserve">agility,</w:t>
+      </w:r>
+      <w:r>
+        <w:t xml:space="preserve"> </w:t>
+      </w:r>
+      <w:r>
+        <w:t xml:space="preserve">and</w:t>
+      </w:r>
+      <w:r>
+        <w:t xml:space="preserve"> </w:t>
+      </w:r>
+      <w:r>
+        <w:t xml:space="preserve">technical</w:t>
+      </w:r>
+      <w:r>
+        <w:t xml:space="preserve"> </w:t>
+      </w:r>
+      <w:r>
+        <w:t xml:space="preserve">enablement.</w:t>
       </w:r>
     </w:p>
     <w:p>
@@ -108,40 +1536,490 @@
         <w:pStyle w:val="Abstract"/>
       </w:pPr>
       <w:r>
-        <w:t xml:space="preserve">A critical objection, the</w:t>
-      </w:r>
-      <w:r>
-        <w:t xml:space="preserve"> </w:t>
-      </w:r>
-      <w:r>
-        <w:t xml:space="preserve">“Validator Paradox”</w:t>
-      </w:r>
-      <w:r>
-        <w:t xml:space="preserve"> </w:t>
-      </w:r>
-      <w:r>
-        <w:t xml:space="preserve">(who validates the AI when experts leave?), is resolved by reframing validation through Lean</w:t>
-      </w:r>
-      <w:r>
-        <w:t xml:space="preserve"> </w:t>
-      </w:r>
-      <w:r>
-        <w:t xml:space="preserve">“Standard Work”</w:t>
-      </w:r>
-      <w:r>
-        <w:t xml:space="preserve">: each validated query establishes the current known standard rather than eternal truth, functioning as a</w:t>
-      </w:r>
-      <w:r>
-        <w:t xml:space="preserve"> </w:t>
-      </w:r>
-      <w:r>
-        <w:t xml:space="preserve">“knowledge ratchet”</w:t>
-      </w:r>
-      <w:r>
-        <w:t xml:space="preserve"> </w:t>
-      </w:r>
-      <w:r>
-        <w:t xml:space="preserve">that prevents regression. By decoupling analytical capability from individual tenure, healthcare systems can ensure that analytics maturity advances even as the workforce evolves. This paper proposes and theoretically motivates the framework; empirical validation is deferred to a companion study.</w:t>
+        <w:t xml:space="preserve">A</w:t>
+      </w:r>
+      <w:r>
+        <w:t xml:space="preserve"> </w:t>
+      </w:r>
+      <w:r>
+        <w:t xml:space="preserve">critical</w:t>
+      </w:r>
+      <w:r>
+        <w:t xml:space="preserve"> </w:t>
+      </w:r>
+      <w:r>
+        <w:t xml:space="preserve">objection,</w:t>
+      </w:r>
+      <w:r>
+        <w:t xml:space="preserve"> </w:t>
+      </w:r>
+      <w:r>
+        <w:t xml:space="preserve">the</w:t>
+      </w:r>
+      <w:r>
+        <w:t xml:space="preserve"> </w:t>
+      </w:r>
+      <w:r>
+        <w:t xml:space="preserve">“</w:t>
+      </w:r>
+      <w:r>
+        <w:t xml:space="preserve">Validator</w:t>
+      </w:r>
+      <w:r>
+        <w:t xml:space="preserve"> </w:t>
+      </w:r>
+      <w:r>
+        <w:t xml:space="preserve">Paradox</w:t>
+      </w:r>
+      <w:r>
+        <w:t xml:space="preserve">”</w:t>
+      </w:r>
+      <w:r>
+        <w:t xml:space="preserve"> </w:t>
+      </w:r>
+      <w:r>
+        <w:t xml:space="preserve">(who</w:t>
+      </w:r>
+      <w:r>
+        <w:t xml:space="preserve"> </w:t>
+      </w:r>
+      <w:r>
+        <w:t xml:space="preserve">validates</w:t>
+      </w:r>
+      <w:r>
+        <w:t xml:space="preserve"> </w:t>
+      </w:r>
+      <w:r>
+        <w:t xml:space="preserve">the</w:t>
+      </w:r>
+      <w:r>
+        <w:t xml:space="preserve"> </w:t>
+      </w:r>
+      <w:r>
+        <w:t xml:space="preserve">AI</w:t>
+      </w:r>
+      <w:r>
+        <w:t xml:space="preserve"> </w:t>
+      </w:r>
+      <w:r>
+        <w:t xml:space="preserve">when</w:t>
+      </w:r>
+      <w:r>
+        <w:t xml:space="preserve"> </w:t>
+      </w:r>
+      <w:r>
+        <w:t xml:space="preserve">experts</w:t>
+      </w:r>
+      <w:r>
+        <w:t xml:space="preserve"> </w:t>
+      </w:r>
+      <w:r>
+        <w:t xml:space="preserve">leave?),</w:t>
+      </w:r>
+      <w:r>
+        <w:t xml:space="preserve"> </w:t>
+      </w:r>
+      <w:r>
+        <w:t xml:space="preserve">is</w:t>
+      </w:r>
+      <w:r>
+        <w:t xml:space="preserve"> </w:t>
+      </w:r>
+      <w:r>
+        <w:t xml:space="preserve">resolved</w:t>
+      </w:r>
+      <w:r>
+        <w:t xml:space="preserve"> </w:t>
+      </w:r>
+      <w:r>
+        <w:t xml:space="preserve">by</w:t>
+      </w:r>
+      <w:r>
+        <w:t xml:space="preserve"> </w:t>
+      </w:r>
+      <w:r>
+        <w:t xml:space="preserve">reframing</w:t>
+      </w:r>
+      <w:r>
+        <w:t xml:space="preserve"> </w:t>
+      </w:r>
+      <w:r>
+        <w:t xml:space="preserve">validation</w:t>
+      </w:r>
+      <w:r>
+        <w:t xml:space="preserve"> </w:t>
+      </w:r>
+      <w:r>
+        <w:t xml:space="preserve">through</w:t>
+      </w:r>
+      <w:r>
+        <w:t xml:space="preserve"> </w:t>
+      </w:r>
+      <w:r>
+        <w:t xml:space="preserve">Lean</w:t>
+      </w:r>
+      <w:r>
+        <w:t xml:space="preserve"> </w:t>
+      </w:r>
+      <w:r>
+        <w:t xml:space="preserve">“</w:t>
+      </w:r>
+      <w:r>
+        <w:t xml:space="preserve">Standard</w:t>
+      </w:r>
+      <w:r>
+        <w:t xml:space="preserve"> </w:t>
+      </w:r>
+      <w:r>
+        <w:t xml:space="preserve">Work</w:t>
+      </w:r>
+      <w:r>
+        <w:t xml:space="preserve">”</w:t>
+      </w:r>
+      <w:r>
+        <w:t xml:space="preserve">:</w:t>
+      </w:r>
+      <w:r>
+        <w:t xml:space="preserve"> </w:t>
+      </w:r>
+      <w:r>
+        <w:t xml:space="preserve">each</w:t>
+      </w:r>
+      <w:r>
+        <w:t xml:space="preserve"> </w:t>
+      </w:r>
+      <w:r>
+        <w:t xml:space="preserve">validated</w:t>
+      </w:r>
+      <w:r>
+        <w:t xml:space="preserve"> </w:t>
+      </w:r>
+      <w:r>
+        <w:t xml:space="preserve">query</w:t>
+      </w:r>
+      <w:r>
+        <w:t xml:space="preserve"> </w:t>
+      </w:r>
+      <w:r>
+        <w:t xml:space="preserve">establishes</w:t>
+      </w:r>
+      <w:r>
+        <w:t xml:space="preserve"> </w:t>
+      </w:r>
+      <w:r>
+        <w:t xml:space="preserve">the</w:t>
+      </w:r>
+      <w:r>
+        <w:t xml:space="preserve"> </w:t>
+      </w:r>
+      <w:r>
+        <w:t xml:space="preserve">current</w:t>
+      </w:r>
+      <w:r>
+        <w:t xml:space="preserve"> </w:t>
+      </w:r>
+      <w:r>
+        <w:t xml:space="preserve">known</w:t>
+      </w:r>
+      <w:r>
+        <w:t xml:space="preserve"> </w:t>
+      </w:r>
+      <w:r>
+        <w:t xml:space="preserve">standard</w:t>
+      </w:r>
+      <w:r>
+        <w:t xml:space="preserve"> </w:t>
+      </w:r>
+      <w:r>
+        <w:t xml:space="preserve">rather</w:t>
+      </w:r>
+      <w:r>
+        <w:t xml:space="preserve"> </w:t>
+      </w:r>
+      <w:r>
+        <w:t xml:space="preserve">than</w:t>
+      </w:r>
+      <w:r>
+        <w:t xml:space="preserve"> </w:t>
+      </w:r>
+      <w:r>
+        <w:t xml:space="preserve">eternal</w:t>
+      </w:r>
+      <w:r>
+        <w:t xml:space="preserve"> </w:t>
+      </w:r>
+      <w:r>
+        <w:t xml:space="preserve">truth,</w:t>
+      </w:r>
+      <w:r>
+        <w:t xml:space="preserve"> </w:t>
+      </w:r>
+      <w:r>
+        <w:t xml:space="preserve">functioning</w:t>
+      </w:r>
+      <w:r>
+        <w:t xml:space="preserve"> </w:t>
+      </w:r>
+      <w:r>
+        <w:t xml:space="preserve">as</w:t>
+      </w:r>
+      <w:r>
+        <w:t xml:space="preserve"> </w:t>
+      </w:r>
+      <w:r>
+        <w:t xml:space="preserve">a</w:t>
+      </w:r>
+      <w:r>
+        <w:t xml:space="preserve"> </w:t>
+      </w:r>
+      <w:r>
+        <w:t xml:space="preserve">“</w:t>
+      </w:r>
+      <w:r>
+        <w:t xml:space="preserve">knowledge</w:t>
+      </w:r>
+      <w:r>
+        <w:t xml:space="preserve"> </w:t>
+      </w:r>
+      <w:r>
+        <w:t xml:space="preserve">ratchet</w:t>
+      </w:r>
+      <w:r>
+        <w:t xml:space="preserve">”</w:t>
+      </w:r>
+      <w:r>
+        <w:t xml:space="preserve"> </w:t>
+      </w:r>
+      <w:r>
+        <w:t xml:space="preserve">that</w:t>
+      </w:r>
+      <w:r>
+        <w:t xml:space="preserve"> </w:t>
+      </w:r>
+      <w:r>
+        <w:t xml:space="preserve">prevents</w:t>
+      </w:r>
+      <w:r>
+        <w:t xml:space="preserve"> </w:t>
+      </w:r>
+      <w:r>
+        <w:t xml:space="preserve">regression.</w:t>
+      </w:r>
+      <w:r>
+        <w:t xml:space="preserve"> </w:t>
+      </w:r>
+      <w:r>
+        <w:t xml:space="preserve">By</w:t>
+      </w:r>
+      <w:r>
+        <w:t xml:space="preserve"> </w:t>
+      </w:r>
+      <w:r>
+        <w:t xml:space="preserve">decoupling</w:t>
+      </w:r>
+      <w:r>
+        <w:t xml:space="preserve"> </w:t>
+      </w:r>
+      <w:r>
+        <w:t xml:space="preserve">analytical</w:t>
+      </w:r>
+      <w:r>
+        <w:t xml:space="preserve"> </w:t>
+      </w:r>
+      <w:r>
+        <w:t xml:space="preserve">capability</w:t>
+      </w:r>
+      <w:r>
+        <w:t xml:space="preserve"> </w:t>
+      </w:r>
+      <w:r>
+        <w:t xml:space="preserve">from</w:t>
+      </w:r>
+      <w:r>
+        <w:t xml:space="preserve"> </w:t>
+      </w:r>
+      <w:r>
+        <w:t xml:space="preserve">individual</w:t>
+      </w:r>
+      <w:r>
+        <w:t xml:space="preserve"> </w:t>
+      </w:r>
+      <w:r>
+        <w:t xml:space="preserve">tenure,</w:t>
+      </w:r>
+      <w:r>
+        <w:t xml:space="preserve"> </w:t>
+      </w:r>
+      <w:r>
+        <w:t xml:space="preserve">healthcare</w:t>
+      </w:r>
+      <w:r>
+        <w:t xml:space="preserve"> </w:t>
+      </w:r>
+      <w:r>
+        <w:t xml:space="preserve">systems</w:t>
+      </w:r>
+      <w:r>
+        <w:t xml:space="preserve"> </w:t>
+      </w:r>
+      <w:r>
+        <w:t xml:space="preserve">can</w:t>
+      </w:r>
+      <w:r>
+        <w:t xml:space="preserve"> </w:t>
+      </w:r>
+      <w:r>
+        <w:t xml:space="preserve">ensure</w:t>
+      </w:r>
+      <w:r>
+        <w:t xml:space="preserve"> </w:t>
+      </w:r>
+      <w:r>
+        <w:t xml:space="preserve">that</w:t>
+      </w:r>
+      <w:r>
+        <w:t xml:space="preserve"> </w:t>
+      </w:r>
+      <w:r>
+        <w:t xml:space="preserve">analytics</w:t>
+      </w:r>
+      <w:r>
+        <w:t xml:space="preserve"> </w:t>
+      </w:r>
+      <w:r>
+        <w:t xml:space="preserve">maturity</w:t>
+      </w:r>
+      <w:r>
+        <w:t xml:space="preserve"> </w:t>
+      </w:r>
+      <w:r>
+        <w:t xml:space="preserve">advances</w:t>
+      </w:r>
+      <w:r>
+        <w:t xml:space="preserve"> </w:t>
+      </w:r>
+      <w:r>
+        <w:t xml:space="preserve">even</w:t>
+      </w:r>
+      <w:r>
+        <w:t xml:space="preserve"> </w:t>
+      </w:r>
+      <w:r>
+        <w:t xml:space="preserve">as</w:t>
+      </w:r>
+      <w:r>
+        <w:t xml:space="preserve"> </w:t>
+      </w:r>
+      <w:r>
+        <w:t xml:space="preserve">the</w:t>
+      </w:r>
+      <w:r>
+        <w:t xml:space="preserve"> </w:t>
+      </w:r>
+      <w:r>
+        <w:t xml:space="preserve">workforce</w:t>
+      </w:r>
+      <w:r>
+        <w:t xml:space="preserve"> </w:t>
+      </w:r>
+      <w:r>
+        <w:t xml:space="preserve">evolves.</w:t>
+      </w:r>
+      <w:r>
+        <w:t xml:space="preserve"> </w:t>
+      </w:r>
+      <w:r>
+        <w:t xml:space="preserve">This</w:t>
+      </w:r>
+      <w:r>
+        <w:t xml:space="preserve"> </w:t>
+      </w:r>
+      <w:r>
+        <w:t xml:space="preserve">paper</w:t>
+      </w:r>
+      <w:r>
+        <w:t xml:space="preserve"> </w:t>
+      </w:r>
+      <w:r>
+        <w:t xml:space="preserve">proposes</w:t>
+      </w:r>
+      <w:r>
+        <w:t xml:space="preserve"> </w:t>
+      </w:r>
+      <w:r>
+        <w:t xml:space="preserve">and</w:t>
+      </w:r>
+      <w:r>
+        <w:t xml:space="preserve"> </w:t>
+      </w:r>
+      <w:r>
+        <w:t xml:space="preserve">theoretically</w:t>
+      </w:r>
+      <w:r>
+        <w:t xml:space="preserve"> </w:t>
+      </w:r>
+      <w:r>
+        <w:t xml:space="preserve">motivates</w:t>
+      </w:r>
+      <w:r>
+        <w:t xml:space="preserve"> </w:t>
+      </w:r>
+      <w:r>
+        <w:t xml:space="preserve">the</w:t>
+      </w:r>
+      <w:r>
+        <w:t xml:space="preserve"> </w:t>
+      </w:r>
+      <w:r>
+        <w:t xml:space="preserve">framework;</w:t>
+      </w:r>
+      <w:r>
+        <w:t xml:space="preserve"> </w:t>
+      </w:r>
+      <w:r>
+        <w:t xml:space="preserve">empirical</w:t>
+      </w:r>
+      <w:r>
+        <w:t xml:space="preserve"> </w:t>
+      </w:r>
+      <w:r>
+        <w:t xml:space="preserve">validation</w:t>
+      </w:r>
+      <w:r>
+        <w:t xml:space="preserve"> </w:t>
+      </w:r>
+      <w:r>
+        <w:t xml:space="preserve">is</w:t>
+      </w:r>
+      <w:r>
+        <w:t xml:space="preserve"> </w:t>
+      </w:r>
+      <w:r>
+        <w:t xml:space="preserve">deferred</w:t>
+      </w:r>
+      <w:r>
+        <w:t xml:space="preserve"> </w:t>
+      </w:r>
+      <w:r>
+        <w:t xml:space="preserve">to</w:t>
+      </w:r>
+      <w:r>
+        <w:t xml:space="preserve"> </w:t>
+      </w:r>
+      <w:r>
+        <w:t xml:space="preserve">a</w:t>
+      </w:r>
+      <w:r>
+        <w:t xml:space="preserve"> </w:t>
+      </w:r>
+      <w:r>
+        <w:t xml:space="preserve">companion</w:t>
+      </w:r>
+      <w:r>
+        <w:t xml:space="preserve"> </w:t>
+      </w:r>
+      <w:r>
+        <w:t xml:space="preserve">study.</w:t>
       </w:r>
     </w:p>
     <w:sdt>
@@ -170,7 +2048,7 @@
         </w:p>
       </w:sdtContent>
     </w:sdt>
-    <w:bookmarkStart w:id="9" w:name="Xa772df4b8f827734714eb2cb65812cb56df5f7d"/>
+    <w:bookmarkStart w:id="20" w:name="Xa772df4b8f827734714eb2cb65812cb56df5f7d"/>
     <w:p>
       <w:pPr>
         <w:pStyle w:val="Heading1"/>
@@ -199,7 +2077,13 @@
         <w:t xml:space="preserve"> </w:t>
       </w:r>
       <w:r>
-        <w:t xml:space="preserve">“Triple Threat”</w:t>
+        <w:t xml:space="preserve">“</w:t>
+      </w:r>
+      <w:r>
+        <w:t xml:space="preserve">Triple Threat</w:t>
+      </w:r>
+      <w:r>
+        <w:t xml:space="preserve">”</w:t>
       </w:r>
       <w:r>
         <w:t xml:space="preserve"> </w:t>
@@ -295,7 +2179,13 @@
         <w:t xml:space="preserve"> </w:t>
       </w:r>
       <w:r>
-        <w:t xml:space="preserve">“Institutional Amnesia”</w:t>
+        <w:t xml:space="preserve">“</w:t>
+      </w:r>
+      <w:r>
+        <w:t xml:space="preserve">Institutional Amnesia</w:t>
+      </w:r>
+      <w:r>
+        <w:t xml:space="preserve">”</w:t>
       </w:r>
       <w:hyperlink w:anchor="ref-hong2025">
         <w:r>
@@ -378,7 +2268,13 @@
         <w:t xml:space="preserve"> </w:t>
       </w:r>
       <w:r>
-        <w:t xml:space="preserve">“data”</w:t>
+        <w:t xml:space="preserve">“</w:t>
+      </w:r>
+      <w:r>
+        <w:t xml:space="preserve">data</w:t>
+      </w:r>
+      <w:r>
+        <w:t xml:space="preserve">”</w:t>
       </w:r>
       <w:r>
         <w:t xml:space="preserve"> </w:t>
@@ -402,7 +2298,13 @@
         <w:t xml:space="preserve"> </w:t>
       </w:r>
       <w:r>
-        <w:t xml:space="preserve">“exclusion code 99”</w:t>
+        <w:t xml:space="preserve">“</w:t>
+      </w:r>
+      <w:r>
+        <w:t xml:space="preserve">exclusion code 99</w:t>
+      </w:r>
+      <w:r>
+        <w:t xml:space="preserve">”</w:t>
       </w:r>
       <w:r>
         <w:t xml:space="preserve"> </w:t>
@@ -414,7 +2316,13 @@
         <w:t xml:space="preserve"> </w:t>
       </w:r>
       <w:r>
-        <w:t xml:space="preserve">“hospice transfer”</w:t>
+        <w:t xml:space="preserve">“</w:t>
+      </w:r>
+      <w:r>
+        <w:t xml:space="preserve">hospice transfer</w:t>
+      </w:r>
+      <w:r>
+        <w:t xml:space="preserve">”</w:t>
       </w:r>
       <w:r>
         <w:t xml:space="preserve"> </w:t>
@@ -473,7 +2381,13 @@
         <w:t xml:space="preserve"> </w:t>
       </w:r>
       <w:r>
-        <w:t xml:space="preserve">“Great Resignation,”</w:t>
+        <w:t xml:space="preserve">“</w:t>
+      </w:r>
+      <w:r>
+        <w:t xml:space="preserve">Great Resignation,</w:t>
+      </w:r>
+      <w:r>
+        <w:t xml:space="preserve">”</w:t>
       </w:r>
       <w:r>
         <w:t xml:space="preserve"> </w:t>
@@ -482,7 +2396,13 @@
         <w:t xml:space="preserve">where the rate of knowledge loss (</w:t>
       </w:r>
       <w:r>
-        <w:t xml:space="preserve">“organizational forgetting”</w:t>
+        <w:t xml:space="preserve">“</w:t>
+      </w:r>
+      <w:r>
+        <w:t xml:space="preserve">organizational forgetting</w:t>
+      </w:r>
+      <w:r>
+        <w:t xml:space="preserve">”</w:t>
       </w:r>
       <w:r>
         <w:t xml:space="preserve">) often exceeds the rate of knowledge capture</w:t>
@@ -632,8 +2552,8 @@
         <w:t xml:space="preserve">.</w:t>
       </w:r>
     </w:p>
-    <w:bookmarkEnd w:id="9"/>
-    <w:bookmarkStart w:id="12" w:name="Xd1e5d85c386cb0a54481a328e393ff51b6e18a9"/>
+    <w:bookmarkEnd w:id="20"/>
+    <w:bookmarkStart w:id="23" w:name="Xd1e5d85c386cb0a54481a328e393ff51b6e18a9"/>
     <w:p>
       <w:pPr>
         <w:pStyle w:val="Heading1"/>
@@ -814,6 +2734,7 @@
       <w:tblPr>
         <w:tblStyle w:val="Table"/>
         <w:tblW w:type="pct" w:w="5000"/>
+        <w:jc w:val="left"/>
         <w:tblLayout w:type="fixed"/>
         <w:tblLook w:firstRow="1" w:lastRow="0" w:firstColumn="0" w:lastColumn="0" w:noHBand="0" w:noVBand="0" w:val="0020"/>
         <w:tblCaption w:val="Framework alignment with established models. "/>
@@ -1063,7 +2984,7 @@
         <w:t xml:space="preserve">.</w:t>
       </w:r>
     </w:p>
-    <w:bookmarkStart w:id="10" w:name="the-broken-cycle-socialization-failure"/>
+    <w:bookmarkStart w:id="21" w:name="the-broken-cycle-socialization-failure"/>
     <w:p>
       <w:pPr>
         <w:pStyle w:val="Heading2"/>
@@ -1140,7 +3061,13 @@
         <w:t xml:space="preserve"> </w:t>
       </w:r>
       <w:r>
-        <w:t xml:space="preserve">“apprenticeship window”</w:t>
+        <w:t xml:space="preserve">“</w:t>
+      </w:r>
+      <w:r>
+        <w:t xml:space="preserve">apprenticeship window</w:t>
+      </w:r>
+      <w:r>
+        <w:t xml:space="preserve">”</w:t>
       </w:r>
       <w:r>
         <w:t xml:space="preserve"> </w:t>
@@ -1259,8 +3186,8 @@
         <w:t xml:space="preserve">. Socialization is no longer a viable strategy for resilience.</w:t>
       </w:r>
     </w:p>
-    <w:bookmarkEnd w:id="10"/>
-    <w:bookmarkStart w:id="11" w:name="Xf458f350ef8764fcb7ec571ecbc945d28921a42"/>
+    <w:bookmarkEnd w:id="21"/>
+    <w:bookmarkStart w:id="22" w:name="Xf458f350ef8764fcb7ec571ecbc945d28921a42"/>
     <w:p>
       <w:pPr>
         <w:pStyle w:val="Heading2"/>
@@ -1415,7 +3342,13 @@
         <w:t xml:space="preserve"> </w:t>
       </w:r>
       <w:r>
-        <w:t xml:space="preserve">“Hypertension readmissions excluding planned transfers”</w:t>
+        <w:t xml:space="preserve">“</w:t>
+      </w:r>
+      <w:r>
+        <w:t xml:space="preserve">Hypertension readmissions excluding planned transfers</w:t>
+      </w:r>
+      <w:r>
+        <w:t xml:space="preserve">”</w:t>
       </w:r>
       <w:r>
         <w:t xml:space="preserve">).</w:t>
@@ -1462,7 +3395,13 @@
         <w:t xml:space="preserve"> </w:t>
       </w:r>
       <w:r>
-        <w:t xml:space="preserve">“why”</w:t>
+        <w:t xml:space="preserve">“</w:t>
+      </w:r>
+      <w:r>
+        <w:t xml:space="preserve">why</w:t>
+      </w:r>
+      <w:r>
+        <w:t xml:space="preserve">”</w:t>
       </w:r>
       <w:r>
         <w:t xml:space="preserve"> </w:t>
@@ -1474,7 +3413,13 @@
         <w:t xml:space="preserve"> </w:t>
       </w:r>
       <w:r>
-        <w:t xml:space="preserve">“Excluding status 02 per CMS 2025 rule”</w:t>
+        <w:t xml:space="preserve">“</w:t>
+      </w:r>
+      <w:r>
+        <w:t xml:space="preserve">Excluding status 02 per CMS 2025 rule</w:t>
+      </w:r>
+      <w:r>
+        <w:t xml:space="preserve">”</w:t>
       </w:r>
       <w:r>
         <w:t xml:space="preserve">).</w:t>
@@ -1513,9 +3458,9 @@
         <w:t xml:space="preserve">.</w:t>
       </w:r>
     </w:p>
-    <w:bookmarkEnd w:id="11"/>
-    <w:bookmarkEnd w:id="12"/>
-    <w:bookmarkStart w:id="22" w:name="human-in-the-loop-knowledge-governance"/>
+    <w:bookmarkEnd w:id="22"/>
+    <w:bookmarkEnd w:id="23"/>
+    <w:bookmarkStart w:id="33" w:name="human-in-the-loop-knowledge-governance"/>
     <w:p>
       <w:pPr>
         <w:pStyle w:val="Heading1"/>
@@ -1572,7 +3517,7 @@
         <w:t xml:space="preserve">with the Validated Query Cycle as its core operational process. This framing reflects that the system serves as a governance mechanism, not just a productivity tool.</w:t>
       </w:r>
     </w:p>
-    <w:bookmarkStart w:id="19" w:name="the-hitl-kg-architecture"/>
+    <w:bookmarkStart w:id="30" w:name="the-hitl-kg-architecture"/>
     <w:p>
       <w:pPr>
         <w:pStyle w:val="Heading2"/>
@@ -1614,7 +3559,13 @@
         <w:t xml:space="preserve"> </w:t>
       </w:r>
       <w:r>
-        <w:t xml:space="preserve">“laundering”</w:t>
+        <w:t xml:space="preserve">“</w:t>
+      </w:r>
+      <w:r>
+        <w:t xml:space="preserve">laundering</w:t>
+      </w:r>
+      <w:r>
+        <w:t xml:space="preserve">”</w:t>
       </w:r>
       <w:r>
         <w:t xml:space="preserve"> </w:t>
@@ -1632,18 +3583,18 @@
           <wp:inline>
             <wp:extent cx="5067300" cy="5062370"/>
             <wp:effectExtent b="0" l="0" r="0" t="0"/>
-            <wp:docPr descr="Human-in-the-Loop Knowledge Governance (HITL-KG) Architecture. A Clinical User submits a natural language query (step 1) to a Conversational AI with NLP Engine and SQL Generation, which generates SQL and queries the Healthcare Data Warehouse (steps 2-3). The system then presents its logic to an Expert Validation decision point (step 4), which either confirms and delivers insights back to the user (steps 5-6) or loops back for correction. On confirmation, the validated query triple is stored in Organizational Memory (step 7, dashed line), which informs future queries alongside a Knowledge Base of ontologies and best practices." title="" id="14" name="Picture"/>
+            <wp:docPr descr="Human-in-the-Loop Knowledge Governance (HITL-KG) Architecture. A Clinical User submits a natural language query (step 1) to a Conversational AI with NLP Engine and SQL Generation, which generates SQL and queries the Healthcare Data Warehouse (steps 2-3). The system then presents its logic to an Expert Validation decision point (step 4), which either confirms and delivers insights back to the user (steps 5-6) or loops back for correction. On confirmation, the validated query triple is stored in Organizational Memory (step 7, dashed line), which informs future queries alongside a Knowledge Base of ontologies and best practices." title="" id="25" name="Picture"/>
             <a:graphic>
               <a:graphicData uri="http://schemas.openxmlformats.org/drawingml/2006/picture">
                 <pic:pic>
                   <pic:nvPicPr>
-                    <pic:cNvPr descr="figures/architecture.mmd.png" id="15" name="Picture"/>
+                    <pic:cNvPr descr="figures/architecture.mmd.png" id="26" name="Picture"/>
                     <pic:cNvPicPr>
                       <a:picLocks noChangeArrowheads="1" noChangeAspect="1"/>
                     </pic:cNvPicPr>
                   </pic:nvPicPr>
                   <pic:blipFill>
-                    <a:blip r:embed="rId13"/>
+                    <a:blip r:embed="rId24"/>
                     <a:stretch>
                       <a:fillRect/>
                     </a:stretch>
@@ -1695,18 +3646,18 @@
           <wp:inline>
             <wp:extent cx="4267200" cy="7697062"/>
             <wp:effectExtent b="0" l="0" r="0" t="0"/>
-            <wp:docPr descr="Flowchart of the six-step Validated Query Cycle for Human-in-the-Loop Knowledge Governance. Step 1 (Query): analyst asks a natural language question. Step 2 (Generation): system generates candidate SQL. Step 3 (Validation): AI explains SQL logic and results; analyst confirms intent. If incorrect, the cycle loops back to Generation. If correct, Step 4 (Storage): validated triple is stored in organizational memory. Step 5 (Retrieval): future queries match against validated triples. Step 6 (Persistence): knowledge survives staff turnover, and new analysts reuse validated queries. Dashed arrows connect the cycle to three outcome pillars: Storage advances Analytics Maturity, Persistence stabilizes Workforce Agility, and Retrieval increases Technical Enablement." title="" id="17" name="Picture"/>
+            <wp:docPr descr="Flowchart of the six-step Validated Query Cycle for Human-in-the-Loop Knowledge Governance. Step 1 (Query): analyst asks a natural language question. Step 2 (Generation): system generates candidate SQL. Step 3 (Validation): AI explains SQL logic and results; analyst confirms intent. If incorrect, the cycle loops back to Generation. If correct, Step 4 (Storage): validated triple is stored in organizational memory. Step 5 (Retrieval): future queries match against validated triples. Step 6 (Persistence): knowledge survives staff turnover, and new analysts reuse validated queries. Dashed arrows connect the cycle to three outcome pillars: Storage advances Analytics Maturity, Persistence stabilizes Workforce Agility, and Retrieval increases Technical Enablement." title="" id="28" name="Picture"/>
             <a:graphic>
               <a:graphicData uri="http://schemas.openxmlformats.org/drawingml/2006/picture">
                 <pic:pic>
                   <pic:nvPicPr>
-                    <pic:cNvPr descr="figures/knowledge-cycle.mmd.png" id="18" name="Picture"/>
+                    <pic:cNvPr descr="figures/knowledge-cycle.mmd.png" id="29" name="Picture"/>
                     <pic:cNvPicPr>
                       <a:picLocks noChangeArrowheads="1" noChangeAspect="1"/>
                     </pic:cNvPicPr>
                   </pic:nvPicPr>
                   <pic:blipFill>
-                    <a:blip r:embed="rId16"/>
+                    <a:blip r:embed="rId27"/>
                     <a:stretch>
                       <a:fillRect/>
                     </a:stretch>
@@ -1741,8 +3692,8 @@
         <w:t xml:space="preserve">Flowchart of the six-step Validated Query Cycle for Human-in-the-Loop Knowledge Governance. Step 1 (Query): analyst asks a natural language question. Step 2 (Generation): system generates candidate SQL. Step 3 (Validation): AI explains SQL logic and results; analyst confirms intent. If incorrect, the cycle loops back to Generation. If correct, Step 4 (Storage): validated triple is stored in organizational memory. Step 5 (Retrieval): future queries match against validated triples. Step 6 (Persistence): knowledge survives staff turnover, and new analysts reuse validated queries. Dashed arrows connect the cycle to three outcome pillars: Storage advances Analytics Maturity, Persistence stabilizes Workforce Agility, and Retrieval increases Technical Enablement.</w:t>
       </w:r>
     </w:p>
-    <w:bookmarkEnd w:id="19"/>
-    <w:bookmarkStart w:id="20" w:name="the-process-of-externalization"/>
+    <w:bookmarkEnd w:id="30"/>
+    <w:bookmarkStart w:id="31" w:name="the-process-of-externalization"/>
     <w:p>
       <w:pPr>
         <w:pStyle w:val="Heading2"/>
@@ -1875,7 +3826,13 @@
         <w:t xml:space="preserve"> </w:t>
       </w:r>
       <w:r>
-        <w:t xml:space="preserve">“Human-in-the-Loop”</w:t>
+        <w:t xml:space="preserve">“</w:t>
+      </w:r>
+      <w:r>
+        <w:t xml:space="preserve">Human-in-the-Loop</w:t>
+      </w:r>
+      <w:r>
+        <w:t xml:space="preserve">”</w:t>
       </w:r>
       <w:r>
         <w:t xml:space="preserve"> </w:t>
@@ -2005,8 +3962,8 @@
         <w:t xml:space="preserve">.</w:t>
       </w:r>
     </w:p>
-    <w:bookmarkEnd w:id="20"/>
-    <w:bookmarkStart w:id="21" w:name="comparison-with-existing-approaches"/>
+    <w:bookmarkEnd w:id="31"/>
+    <w:bookmarkStart w:id="32" w:name="comparison-with-existing-approaches"/>
     <w:p>
       <w:pPr>
         <w:pStyle w:val="Heading2"/>
@@ -2053,7 +4010,13 @@
         <w:t xml:space="preserve"> </w:t>
       </w:r>
       <w:r>
-        <w:t xml:space="preserve">“schema rot”</w:t>
+        <w:t xml:space="preserve">“</w:t>
+      </w:r>
+      <w:r>
+        <w:t xml:space="preserve">schema rot</w:t>
+      </w:r>
+      <w:r>
+        <w:t xml:space="preserve">”</w:t>
       </w:r>
       <w:r>
         <w:t xml:space="preserve"> </w:t>
@@ -2208,9 +4171,9 @@
         <w:t xml:space="preserve">. HITL-KG occupies the middle ground, using AI as the generation engine while preserving human judgment as the validation gate.</w:t>
       </w:r>
     </w:p>
-    <w:bookmarkEnd w:id="21"/>
-    <w:bookmarkEnd w:id="22"/>
-    <w:bookmarkStart w:id="26" w:name="the-evidence-base-three-pillars"/>
+    <w:bookmarkEnd w:id="32"/>
+    <w:bookmarkEnd w:id="33"/>
+    <w:bookmarkStart w:id="37" w:name="the-evidence-base-three-pillars"/>
     <w:p>
       <w:pPr>
         <w:pStyle w:val="Heading1"/>
@@ -2244,7 +4207,7 @@
         <w:t xml:space="preserve">The HITL-KG framework is supported by three pillars of empirical evidence synthesized from over 130 sources.</w:t>
       </w:r>
     </w:p>
-    <w:bookmarkStart w:id="23" w:name="pillar-1-analytics-maturity-evidence"/>
+    <w:bookmarkStart w:id="34" w:name="pillar-1-analytics-maturity-evidence"/>
     <w:p>
       <w:pPr>
         <w:pStyle w:val="Heading2"/>
@@ -2324,7 +4287,13 @@
         <w:t xml:space="preserve"> </w:t>
       </w:r>
       <w:r>
-        <w:t xml:space="preserve">“low-maturity trap”</w:t>
+        <w:t xml:space="preserve">“</w:t>
+      </w:r>
+      <w:r>
+        <w:t xml:space="preserve">low-maturity trap</w:t>
+      </w:r>
+      <w:r>
+        <w:t xml:space="preserve">”</w:t>
       </w:r>
       <w:r>
         <w:t xml:space="preserve"> </w:t>
@@ -2404,8 +4373,8 @@
         <w:t xml:space="preserve">. The low-maturity trap thus compounds over time: each year of delayed investment widens the gap between what the organization could know and what it actually knows.</w:t>
       </w:r>
     </w:p>
-    <w:bookmarkEnd w:id="23"/>
-    <w:bookmarkStart w:id="24" w:name="pillar-2-workforce-agility-evidence"/>
+    <w:bookmarkEnd w:id="34"/>
+    <w:bookmarkStart w:id="35" w:name="pillar-2-workforce-agility-evidence"/>
     <w:p>
       <w:pPr>
         <w:pStyle w:val="Heading2"/>
@@ -2512,7 +4481,13 @@
         <w:t xml:space="preserve"> </w:t>
       </w:r>
       <w:r>
-        <w:t xml:space="preserve">“revolving door”</w:t>
+        <w:t xml:space="preserve">“</w:t>
+      </w:r>
+      <w:r>
+        <w:t xml:space="preserve">revolving door</w:t>
+      </w:r>
+      <w:r>
+        <w:t xml:space="preserve">”</w:t>
       </w:r>
       <w:r>
         <w:t xml:space="preserve"> </w:t>
@@ -2524,7 +4499,13 @@
         <w:t xml:space="preserve"> </w:t>
       </w:r>
       <w:r>
-        <w:t xml:space="preserve">“Collective Knowledge Structures”</w:t>
+        <w:t xml:space="preserve">“</w:t>
+      </w:r>
+      <w:r>
+        <w:t xml:space="preserve">Collective Knowledge Structures</w:t>
+      </w:r>
+      <w:r>
+        <w:t xml:space="preserve">”</w:t>
       </w:r>
       <w:r>
         <w:t xml:space="preserve"> </w:t>
@@ -2565,8 +4546,8 @@
         <w:t xml:space="preserve">. That this two-decade-old benchmark remains a primary reference point is itself evidence of the crisis: the field has lacked the stability even to systematically track its own attrition over the intervening decades.</w:t>
       </w:r>
     </w:p>
-    <w:bookmarkEnd w:id="24"/>
-    <w:bookmarkStart w:id="25" w:name="pillar-3-technical-enablement-evidence"/>
+    <w:bookmarkEnd w:id="35"/>
+    <w:bookmarkStart w:id="36" w:name="pillar-3-technical-enablement-evidence"/>
     <w:p>
       <w:pPr>
         <w:pStyle w:val="Heading2"/>
@@ -2738,9 +4719,9 @@
         <w:t xml:space="preserve">. The technical barrier thus becomes, paradoxically, a governance opportunity: the very difficulty of making NL2SQL work correctly compels organizations to surface and formalize the tacit knowledge that would otherwise remain trapped in departing experts.</w:t>
       </w:r>
     </w:p>
-    <w:bookmarkEnd w:id="25"/>
-    <w:bookmarkEnd w:id="26"/>
-    <w:bookmarkStart w:id="29" w:name="organizational-self-assessment"/>
+    <w:bookmarkEnd w:id="36"/>
+    <w:bookmarkEnd w:id="37"/>
+    <w:bookmarkStart w:id="40" w:name="organizational-self-assessment"/>
     <w:p>
       <w:pPr>
         <w:pStyle w:val="Heading1"/>
@@ -2782,7 +4763,7 @@
         <w:t xml:space="preserve">(Table 2) that enables healthcare organizations to evaluate their current position across each pillar and identify compounding vulnerabilities.</w:t>
       </w:r>
     </w:p>
-    <w:bookmarkStart w:id="27" w:name="why-assessment-not-just-maturity"/>
+    <w:bookmarkStart w:id="38" w:name="why-assessment-not-just-maturity"/>
     <w:p>
       <w:pPr>
         <w:pStyle w:val="Heading2"/>
@@ -2872,8 +4853,8 @@
         <w:t xml:space="preserve">. The Three-Pillar Assessment addresses this gap by organizing evidence-based indicators around the specific domains where institutional amnesia operates, measuring not just where an organization stands but how vulnerable it is to the compounding effects identified in Section 1.</w:t>
       </w:r>
     </w:p>
-    <w:bookmarkEnd w:id="27"/>
-    <w:bookmarkStart w:id="28" w:name="the-three-pillar-rubric"/>
+    <w:bookmarkEnd w:id="38"/>
+    <w:bookmarkStart w:id="39" w:name="the-three-pillar-rubric"/>
     <w:p>
       <w:pPr>
         <w:pStyle w:val="Heading2"/>
@@ -2902,7 +4883,13 @@
         <w:t xml:space="preserve"> </w:t>
       </w:r>
       <w:r>
-        <w:t xml:space="preserve">“Low Strength”</w:t>
+        <w:t xml:space="preserve">“</w:t>
+      </w:r>
+      <w:r>
+        <w:t xml:space="preserve">Low Strength</w:t>
+      </w:r>
+      <w:r>
+        <w:t xml:space="preserve">”</w:t>
       </w:r>
       <w:r>
         <w:t xml:space="preserve"> </w:t>
@@ -2927,6 +4914,7 @@
       <w:tblPr>
         <w:tblStyle w:val="Table"/>
         <w:tblW w:type="pct" w:w="5000"/>
+        <w:jc w:val="left"/>
         <w:tblLayout w:type="fixed"/>
         <w:tblLook w:firstRow="1" w:lastRow="0" w:firstColumn="0" w:lastColumn="0" w:noHBand="0" w:noVBand="0" w:val="0020"/>
       </w:tblPr>
@@ -3268,6 +5256,7 @@
       <w:tblPr>
         <w:tblStyle w:val="Table"/>
         <w:tblW w:type="pct" w:w="5000"/>
+        <w:jc w:val="left"/>
         <w:tblLayout w:type="fixed"/>
         <w:tblLook w:firstRow="1" w:lastRow="0" w:firstColumn="0" w:lastColumn="0" w:noHBand="0" w:noVBand="0" w:val="0020"/>
       </w:tblPr>
@@ -3605,6 +5594,7 @@
       <w:tblPr>
         <w:tblStyle w:val="Table"/>
         <w:tblW w:type="pct" w:w="5000"/>
+        <w:jc w:val="left"/>
         <w:tblLayout w:type="fixed"/>
         <w:tblLook w:firstRow="1" w:lastRow="0" w:firstColumn="0" w:lastColumn="0" w:noHBand="0" w:noVBand="0" w:val="0020"/>
         <w:tblCaption w:val="Three-Pillar Organizational Assessment Rubric. "/>
@@ -3942,7 +5932,13 @@
         <w:t xml:space="preserve"> </w:t>
       </w:r>
       <w:r>
-        <w:t xml:space="preserve">“Schema Coupling”</w:t>
+        <w:t xml:space="preserve">“</w:t>
+      </w:r>
+      <w:r>
+        <w:t xml:space="preserve">Schema Coupling</w:t>
+      </w:r>
+      <w:r>
+        <w:t xml:space="preserve">”</w:t>
       </w:r>
       <w:r>
         <w:t xml:space="preserve"> </w:t>
@@ -4011,9 +6007,9 @@
         <w:t xml:space="preserve">The rubric complements rather than replaces AMAM. Where AMAM measures the sophistication of analytical capabilities at a point in time, the Three-Pillar Assessment reveals how vulnerable those capabilities are to the compounding effects of turnover, low maturity, and technical barriers. Used together, they provide a two-dimensional view of analytics health.</w:t>
       </w:r>
     </w:p>
-    <w:bookmarkEnd w:id="28"/>
-    <w:bookmarkEnd w:id="29"/>
-    <w:bookmarkStart w:id="30" w:name="the-validator-paradox-and-standard-work"/>
+    <w:bookmarkEnd w:id="39"/>
+    <w:bookmarkEnd w:id="40"/>
+    <w:bookmarkStart w:id="41" w:name="the-validator-paradox-and-standard-work"/>
     <w:p>
       <w:pPr>
         <w:pStyle w:val="Heading1"/>
@@ -4066,7 +6062,13 @@
         <w:t xml:space="preserve"> </w:t>
       </w:r>
       <w:r>
-        <w:t xml:space="preserve">“Standard Work”</w:t>
+        <w:t xml:space="preserve">“</w:t>
+      </w:r>
+      <w:r>
+        <w:t xml:space="preserve">Standard Work</w:t>
+      </w:r>
+      <w:r>
+        <w:t xml:space="preserve">”</w:t>
       </w:r>
       <w:hyperlink w:anchor="ref-alukal2006">
         <w:r>
@@ -4166,7 +6168,13 @@
         <w:t xml:space="preserve"> </w:t>
       </w:r>
       <w:r>
-        <w:t xml:space="preserve">“S.M.A.R.T.”</w:t>
+        <w:t xml:space="preserve">“</w:t>
+      </w:r>
+      <w:r>
+        <w:t xml:space="preserve">S.M.A.R.T.</w:t>
+      </w:r>
+      <w:r>
+        <w:t xml:space="preserve">”</w:t>
       </w:r>
       <w:r>
         <w:t xml:space="preserve"> </w:t>
@@ -4259,7 +6267,13 @@
         <w:t xml:space="preserve"> </w:t>
       </w:r>
       <w:r>
-        <w:t xml:space="preserve">“provisional”</w:t>
+        <w:t xml:space="preserve">“</w:t>
+      </w:r>
+      <w:r>
+        <w:t xml:space="preserve">provisional</w:t>
+      </w:r>
+      <w:r>
+        <w:t xml:space="preserve">”</w:t>
       </w:r>
       <w:r>
         <w:t xml:space="preserve"> </w:t>
@@ -4319,7 +6333,13 @@
         <w:t xml:space="preserve"> </w:t>
       </w:r>
       <w:r>
-        <w:t xml:space="preserve">“Golden Queries,”</w:t>
+        <w:t xml:space="preserve">“</w:t>
+      </w:r>
+      <w:r>
+        <w:t xml:space="preserve">Golden Queries,</w:t>
+      </w:r>
+      <w:r>
+        <w:t xml:space="preserve">”</w:t>
       </w:r>
       <w:r>
         <w:t xml:space="preserve"> </w:t>
@@ -4343,8 +6363,8 @@
         <w:t xml:space="preserve">while preserving analytical agility.</w:t>
       </w:r>
     </w:p>
-    <w:bookmarkEnd w:id="30"/>
-    <w:bookmarkStart w:id="31" w:name="safety-as-cognitive-forcing"/>
+    <w:bookmarkEnd w:id="41"/>
+    <w:bookmarkStart w:id="42" w:name="safety-as-cognitive-forcing"/>
     <w:p>
       <w:pPr>
         <w:pStyle w:val="Heading1"/>
@@ -4386,7 +6406,13 @@
         <w:t xml:space="preserve"> </w:t>
       </w:r>
       <w:r>
-        <w:t xml:space="preserve">“laundering hallucinations”</w:t>
+        <w:t xml:space="preserve">“</w:t>
+      </w:r>
+      <w:r>
+        <w:t xml:space="preserve">laundering hallucinations</w:t>
+      </w:r>
+      <w:r>
+        <w:t xml:space="preserve">”</w:t>
       </w:r>
       <w:r>
         <w:t xml:space="preserve">: a plausible-sounding but factually incorrect query result that enters the decision pipeline undetected and influences clinical or operational choices. Because large language models generate fluent, confident output regardless of correctness, the absence of a structured validation step means that errors arrive dressed in the language of expertise, making them harder to catch than obviously malformed output.</w:t>
@@ -4461,7 +6487,13 @@
         <w:t xml:space="preserve"> </w:t>
       </w:r>
       <w:r>
-        <w:t xml:space="preserve">“call-out”</w:t>
+        <w:t xml:space="preserve">“</w:t>
+      </w:r>
+      <w:r>
+        <w:t xml:space="preserve">call-out</w:t>
+      </w:r>
+      <w:r>
+        <w:t xml:space="preserve">”</w:t>
       </w:r>
       <w:r>
         <w:t xml:space="preserve"> </w:t>
@@ -4470,8 +6502,8 @@
         <w:t xml:space="preserve">that interrupts the default path of uncritical acceptance. In this framing, the friction introduced by validation is not a cost; it is the mechanism of safety itself.</w:t>
       </w:r>
     </w:p>
-    <w:bookmarkEnd w:id="31"/>
-    <w:bookmarkStart w:id="32" w:name="Xf414813cd0afe621d2dc19456f0dc09d0fd73a3"/>
+    <w:bookmarkEnd w:id="42"/>
+    <w:bookmarkStart w:id="43" w:name="Xf414813cd0afe621d2dc19456f0dc09d0fd73a3"/>
     <w:p>
       <w:pPr>
         <w:pStyle w:val="Heading1"/>
@@ -4554,7 +6586,13 @@
         <w:t xml:space="preserve"> </w:t>
       </w:r>
       <w:r>
-        <w:t xml:space="preserve">“messy”</w:t>
+        <w:t xml:space="preserve">“</w:t>
+      </w:r>
+      <w:r>
+        <w:t xml:space="preserve">messy</w:t>
+      </w:r>
+      <w:r>
+        <w:t xml:space="preserve">”</w:t>
       </w:r>
       <w:r>
         <w:t xml:space="preserve"> </w:t>
@@ -4622,8 +6660,8 @@
         <w:t xml:space="preserve">standards.</w:t>
       </w:r>
     </w:p>
-    <w:bookmarkEnd w:id="32"/>
-    <w:bookmarkStart w:id="33" w:name="limitations"/>
+    <w:bookmarkEnd w:id="43"/>
+    <w:bookmarkStart w:id="44" w:name="limitations"/>
     <w:p>
       <w:pPr>
         <w:pStyle w:val="Heading1"/>
@@ -4649,8 +6687,8 @@
         <w:t xml:space="preserve">This work is a narrative, design science informed framework rather than a systematic review or multi-site empirical evaluation. The literature base is concentrated on English-language sources and recent (2024-2026) workforce and NL2SQL studies, so findings may not capture all regional, specialty-specific, or technological contexts. The HITL-KG architecture and the proposed Three-Pillar Assessment Rubric are conceptual artifacts that require future implementation and validation in diverse health systems before their effectiveness and generalizability can be fully established.</w:t>
       </w:r>
     </w:p>
-    <w:bookmarkEnd w:id="33"/>
-    <w:bookmarkStart w:id="34" w:name="implications-and-future-research"/>
+    <w:bookmarkEnd w:id="44"/>
+    <w:bookmarkStart w:id="45" w:name="implications-and-future-research"/>
     <w:p>
       <w:pPr>
         <w:pStyle w:val="Heading1"/>
@@ -4697,8 +6735,8 @@
         <w:t xml:space="preserve">Future research should empirically validate and refine the HITL-KG framework and the proposed Three-Pillar Assessment Rubric. Priority questions include: how pillar scores correlate with observed continuity of analytics performance during leadership and staff turnover; whether HITL-KG mediated natural language to SQL workflows reduce error rates, recovery time, and rework compared to baseline tooling; and which governance patterns most effectively balance safety, transparency, and equity when human validators operate at scale. Prospective multi-site implementation studies, controlled user experiments, and qualitative implementation research across diverse health systems will be needed to test these claims and adapt the framework to varying organizational, regulatory, and data environments.</w:t>
       </w:r>
     </w:p>
-    <w:bookmarkEnd w:id="34"/>
-    <w:bookmarkStart w:id="35" w:name="acknowledgments"/>
+    <w:bookmarkEnd w:id="45"/>
+    <w:bookmarkStart w:id="46" w:name="acknowledgments"/>
     <w:p>
       <w:pPr>
         <w:pStyle w:val="Heading1"/>
@@ -4724,8 +6762,8 @@
         <w:t xml:space="preserve">The author (S.T.H.) takes full responsibility for the final content, conducted the research, and verified all claims and citations. Gemini CLI (Gemini 3, Google) and Claude Code (Claude Opus 4, Anthropic) assisted with manuscript editing, refinement, and literature search. Figures were generated using the Mermaid graph language.</w:t>
       </w:r>
     </w:p>
-    <w:bookmarkEnd w:id="35"/>
-    <w:bookmarkStart w:id="36" w:name="author-contributions"/>
+    <w:bookmarkEnd w:id="46"/>
+    <w:bookmarkStart w:id="47" w:name="author-contributions"/>
     <w:p>
       <w:pPr>
         <w:pStyle w:val="Heading1"/>
@@ -4751,8 +6789,8 @@
         <w:t xml:space="preserve">S.T.H.: Conceptualization, Investigation, Methodology, Writing (Original Draft), Writing (Review and Editing), Visualization.</w:t>
       </w:r>
     </w:p>
-    <w:bookmarkEnd w:id="36"/>
-    <w:bookmarkStart w:id="37" w:name="conflicts-of-interest"/>
+    <w:bookmarkEnd w:id="47"/>
+    <w:bookmarkStart w:id="48" w:name="conflicts-of-interest"/>
     <w:p>
       <w:pPr>
         <w:pStyle w:val="Heading1"/>
@@ -4778,8 +6816,8 @@
         <w:t xml:space="preserve">The author declares the following competing interests: Samuel T Harrold is a contract product advisor at Yuimedi, Inc., which develops healthcare analytics software including conversational AI platforms relevant to this review’s subject matter. The author is also employed as a Data Scientist at Indiana University Health. This paper presents an analytical framework derived from published literature and does not evaluate or recommend specific commercial products, including those of the author’s affiliated organizations. The views expressed are the author’s own and do not represent the official positions of Indiana University Health or Yuimedi, Inc.</w:t>
       </w:r>
     </w:p>
-    <w:bookmarkEnd w:id="37"/>
-    <w:bookmarkStart w:id="38" w:name="data-availability"/>
+    <w:bookmarkEnd w:id="48"/>
+    <w:bookmarkStart w:id="49" w:name="data-availability"/>
     <w:p>
       <w:pPr>
         <w:pStyle w:val="Heading1"/>
@@ -4805,8 +6843,8 @@
         <w:t xml:space="preserve">This is a narrative review synthesizing existing literature. No primary datasets were generated or analyzed. All data cited are from publicly available peer-reviewed publications, industry reports, and academic theses, referenced in the bibliography. The manuscript source, build pipeline, and literature review tool are available at https://doi.org/10.5281/zenodo.18264359</w:t>
       </w:r>
     </w:p>
-    <w:bookmarkEnd w:id="38"/>
-    <w:bookmarkStart w:id="39" w:name="funding"/>
+    <w:bookmarkEnd w:id="49"/>
+    <w:bookmarkStart w:id="50" w:name="funding"/>
     <w:p>
       <w:pPr>
         <w:pStyle w:val="Heading1"/>
@@ -4832,8 +6870,8 @@
         <w:t xml:space="preserve">Yuimedi provided funding for the author’s time writing and researching this manuscript.</w:t>
       </w:r>
     </w:p>
-    <w:bookmarkEnd w:id="39"/>
-    <w:bookmarkStart w:id="40" w:name="abbreviations"/>
+    <w:bookmarkEnd w:id="50"/>
+    <w:bookmarkStart w:id="51" w:name="abbreviations"/>
     <w:p>
       <w:pPr>
         <w:pStyle w:val="Heading1"/>
@@ -4937,8 +6975,8 @@
         <w:t xml:space="preserve">SQL: Structured Query Language</w:t>
       </w:r>
     </w:p>
-    <w:bookmarkEnd w:id="40"/>
-    <w:bookmarkStart w:id="187" w:name="references"/>
+    <w:bookmarkEnd w:id="51"/>
+    <w:bookmarkStart w:id="198" w:name="references"/>
     <w:p>
       <w:pPr>
         <w:pStyle w:val="Heading1"/>
@@ -4956,8 +6994,8 @@
         <w:t xml:space="preserve">References</w:t>
       </w:r>
     </w:p>
-    <w:bookmarkStart w:id="186" w:name="refs"/>
-    <w:bookmarkStart w:id="42" w:name="ref-himss2024"/>
+    <w:bookmarkStart w:id="197" w:name="refs"/>
+    <w:bookmarkStart w:id="53" w:name="ref-himss2024"/>
     <w:p>
       <w:pPr>
         <w:pStyle w:val="Bibliography"/>
@@ -4999,7 +7037,7 @@
       <w:r>
         <w:t xml:space="preserve"> </w:t>
       </w:r>
-      <w:hyperlink r:id="rId41">
+      <w:hyperlink r:id="rId52">
         <w:r>
           <w:rPr>
             <w:rStyle w:val="Hyperlink"/>
@@ -5008,8 +7046,8 @@
         </w:r>
       </w:hyperlink>
     </w:p>
-    <w:bookmarkEnd w:id="42"/>
-    <w:bookmarkStart w:id="44" w:name="ref-gal2019"/>
+    <w:bookmarkEnd w:id="53"/>
+    <w:bookmarkStart w:id="55" w:name="ref-gal2019"/>
     <w:p>
       <w:pPr>
         <w:pStyle w:val="Bibliography"/>
@@ -5024,7 +7062,7 @@
         <w:t xml:space="preserve">	</w:t>
       </w:r>
       <w:r>
-        <w:t xml:space="preserve">Gal MS, Rubinfeld DL.</w:t>
+        <w:t xml:space="preserve">Michal S. Gal, Daniel L. Rubinfeld.</w:t>
       </w:r>
       <w:r>
         <w:t xml:space="preserve"> </w:t>
@@ -5051,7 +7089,7 @@
       <w:r>
         <w:t xml:space="preserve"> </w:t>
       </w:r>
-      <w:hyperlink r:id="rId43">
+      <w:hyperlink r:id="rId54">
         <w:r>
           <w:rPr>
             <w:rStyle w:val="Hyperlink"/>
@@ -5060,8 +7098,8 @@
         </w:r>
       </w:hyperlink>
     </w:p>
-    <w:bookmarkEnd w:id="44"/>
-    <w:bookmarkStart w:id="45" w:name="ref-zhang2024"/>
+    <w:bookmarkEnd w:id="55"/>
+    <w:bookmarkStart w:id="56" w:name="ref-zhang2024"/>
     <w:p>
       <w:pPr>
         <w:pStyle w:val="Bibliography"/>
@@ -5076,7 +7114,7 @@
         <w:t xml:space="preserve">	</w:t>
       </w:r>
       <w:r>
-        <w:t xml:space="preserve">Zhang Y, Callaghan-Koru JA, Koru G.</w:t>
+        <w:t xml:space="preserve">Yue Zhang, Jennifer A Callaghan-Koru, G"unes Koru.</w:t>
       </w:r>
       <w:r>
         <w:t xml:space="preserve"> </w:t>
@@ -5101,8 +7139,8 @@
         <w:t xml:space="preserve">. 2024;7(2):ooae042.</w:t>
       </w:r>
     </w:p>
-    <w:bookmarkEnd w:id="45"/>
-    <w:bookmarkStart w:id="47" w:name="ref-hong2025"/>
+    <w:bookmarkEnd w:id="56"/>
+    <w:bookmarkStart w:id="58" w:name="ref-hong2025"/>
     <w:p>
       <w:pPr>
         <w:pStyle w:val="Bibliography"/>
@@ -5117,7 +7155,7 @@
         <w:t xml:space="preserve">	</w:t>
       </w:r>
       <w:r>
-        <w:t xml:space="preserve">Hong JH. When does employee turnover matter? Organizational memory in federal IT.</w:t>
+        <w:t xml:space="preserve">J. H. Hong. When does employee turnover matter? Organizational memory in federal IT.</w:t>
       </w:r>
       <w:r>
         <w:t xml:space="preserve"> </w:t>
@@ -5135,7 +7173,7 @@
       <w:r>
         <w:t xml:space="preserve"> </w:t>
       </w:r>
-      <w:hyperlink r:id="rId46">
+      <w:hyperlink r:id="rId57">
         <w:r>
           <w:rPr>
             <w:rStyle w:val="Hyperlink"/>
@@ -5144,8 +7182,8 @@
         </w:r>
       </w:hyperlink>
     </w:p>
-    <w:bookmarkEnd w:id="47"/>
-    <w:bookmarkStart w:id="49" w:name="ref-wittkieffer2024"/>
+    <w:bookmarkEnd w:id="58"/>
+    <w:bookmarkStart w:id="60" w:name="ref-wittkieffer2024"/>
     <w:p>
       <w:pPr>
         <w:pStyle w:val="Bibliography"/>
@@ -5178,7 +7216,7 @@
       <w:r>
         <w:t xml:space="preserve"> </w:t>
       </w:r>
-      <w:hyperlink r:id="rId48">
+      <w:hyperlink r:id="rId59">
         <w:r>
           <w:rPr>
             <w:rStyle w:val="Hyperlink"/>
@@ -5187,8 +7225,8 @@
         </w:r>
       </w:hyperlink>
     </w:p>
-    <w:bookmarkEnd w:id="49"/>
-    <w:bookmarkStart w:id="51" w:name="ref-himssworkforce2024"/>
+    <w:bookmarkEnd w:id="60"/>
+    <w:bookmarkStart w:id="62" w:name="ref-himssworkforce2024"/>
     <w:p>
       <w:pPr>
         <w:pStyle w:val="Bibliography"/>
@@ -5221,7 +7259,7 @@
       <w:r>
         <w:t xml:space="preserve"> </w:t>
       </w:r>
-      <w:hyperlink r:id="rId50">
+      <w:hyperlink r:id="rId61">
         <w:r>
           <w:rPr>
             <w:rStyle w:val="Hyperlink"/>
@@ -5230,8 +7268,8 @@
         </w:r>
       </w:hyperlink>
     </w:p>
-    <w:bookmarkEnd w:id="51"/>
-    <w:bookmarkStart w:id="53" w:name="ref-rajamani2025"/>
+    <w:bookmarkEnd w:id="62"/>
+    <w:bookmarkStart w:id="64" w:name="ref-rajamani2025"/>
     <w:p>
       <w:pPr>
         <w:pStyle w:val="Bibliography"/>
@@ -5246,7 +7284,7 @@
         <w:t xml:space="preserve">	</w:t>
       </w:r>
       <w:r>
-        <w:t xml:space="preserve">Rajamani L S.</w:t>
+        <w:t xml:space="preserve">Leider Rajamani S.</w:t>
       </w:r>
       <w:r>
         <w:t xml:space="preserve"> </w:t>
@@ -5270,7 +7308,7 @@
       <w:r>
         <w:t xml:space="preserve">. Published online 2025. doi:</w:t>
       </w:r>
-      <w:hyperlink r:id="rId52">
+      <w:hyperlink r:id="rId63">
         <w:r>
           <w:rPr>
             <w:rStyle w:val="Hyperlink"/>
@@ -5279,8 +7317,8 @@
         </w:r>
       </w:hyperlink>
     </w:p>
-    <w:bookmarkEnd w:id="53"/>
-    <w:bookmarkStart w:id="55" w:name="ref-american2023"/>
+    <w:bookmarkEnd w:id="64"/>
+    <w:bookmarkStart w:id="66" w:name="ref-american2023"/>
     <w:p>
       <w:pPr>
         <w:pStyle w:val="Bibliography"/>
@@ -5322,7 +7360,7 @@
       <w:r>
         <w:t xml:space="preserve"> </w:t>
       </w:r>
-      <w:hyperlink r:id="rId54">
+      <w:hyperlink r:id="rId65">
         <w:r>
           <w:rPr>
             <w:rStyle w:val="Hyperlink"/>
@@ -5331,8 +7369,8 @@
         </w:r>
       </w:hyperlink>
     </w:p>
-    <w:bookmarkEnd w:id="55"/>
-    <w:bookmarkStart w:id="57" w:name="ref-wang2018"/>
+    <w:bookmarkEnd w:id="66"/>
+    <w:bookmarkStart w:id="68" w:name="ref-wang2018"/>
     <w:p>
       <w:pPr>
         <w:pStyle w:val="Bibliography"/>
@@ -5347,7 +7385,7 @@
         <w:t xml:space="preserve">	</w:t>
       </w:r>
       <w:r>
-        <w:t xml:space="preserve">Wang K Y., Byrd TA.</w:t>
+        <w:t xml:space="preserve">Kung Wang Y., T. A. Byrd.</w:t>
       </w:r>
       <w:r>
         <w:t xml:space="preserve"> </w:t>
@@ -5371,7 +7409,7 @@
       <w:r>
         <w:t xml:space="preserve">. 2018;126:3-13. doi:</w:t>
       </w:r>
-      <w:hyperlink r:id="rId56">
+      <w:hyperlink r:id="rId67">
         <w:r>
           <w:rPr>
             <w:rStyle w:val="Hyperlink"/>
@@ -5380,8 +7418,8 @@
         </w:r>
       </w:hyperlink>
     </w:p>
-    <w:bookmarkEnd w:id="57"/>
-    <w:bookmarkStart w:id="59" w:name="ref-wang2020"/>
+    <w:bookmarkEnd w:id="68"/>
+    <w:bookmarkStart w:id="70" w:name="ref-wang2020"/>
     <w:p>
       <w:pPr>
         <w:pStyle w:val="Bibliography"/>
@@ -5396,7 +7434,7 @@
         <w:t xml:space="preserve">	</w:t>
       </w:r>
       <w:r>
-        <w:t xml:space="preserve">Wang S P.</w:t>
+        <w:t xml:space="preserve">Shi Wang P.</w:t>
       </w:r>
       <w:r>
         <w:t xml:space="preserve"> </w:t>
@@ -5420,7 +7458,7 @@
       <w:r>
         <w:t xml:space="preserve">. 2020. doi:</w:t>
       </w:r>
-      <w:hyperlink r:id="rId58">
+      <w:hyperlink r:id="rId69">
         <w:r>
           <w:rPr>
             <w:rStyle w:val="Hyperlink"/>
@@ -5429,8 +7467,8 @@
         </w:r>
       </w:hyperlink>
     </w:p>
-    <w:bookmarkEnd w:id="59"/>
-    <w:bookmarkStart w:id="61" w:name="ref-rao2006"/>
+    <w:bookmarkEnd w:id="70"/>
+    <w:bookmarkStart w:id="72" w:name="ref-rao2006"/>
     <w:p>
       <w:pPr>
         <w:pStyle w:val="Bibliography"/>
@@ -5445,7 +7483,7 @@
         <w:t xml:space="preserve">	</w:t>
       </w:r>
       <w:r>
-        <w:t xml:space="preserve">Rao RD, Argote L. Organizational learning and forgetting: The effects of turnover and structure.</w:t>
+        <w:t xml:space="preserve">R. D. Rao, L. Argote. Organizational learning and forgetting: The effects of turnover and structure.</w:t>
       </w:r>
       <w:r>
         <w:t xml:space="preserve"> </w:t>
@@ -5463,7 +7501,7 @@
       <w:r>
         <w:t xml:space="preserve"> </w:t>
       </w:r>
-      <w:hyperlink r:id="rId60">
+      <w:hyperlink r:id="rId71">
         <w:r>
           <w:rPr>
             <w:rStyle w:val="Hyperlink"/>
@@ -5472,8 +7510,8 @@
         </w:r>
       </w:hyperlink>
     </w:p>
-    <w:bookmarkEnd w:id="61"/>
-    <w:bookmarkStart w:id="63" w:name="ref-mayo2016"/>
+    <w:bookmarkEnd w:id="72"/>
+    <w:bookmarkStart w:id="74" w:name="ref-mayo2016"/>
     <w:p>
       <w:pPr>
         <w:pStyle w:val="Bibliography"/>
@@ -5488,7 +7526,7 @@
         <w:t xml:space="preserve">	</w:t>
       </w:r>
       <w:r>
-        <w:t xml:space="preserve">Mayo D C. S.</w:t>
+        <w:t xml:space="preserve">Deasy Mayo C. S.</w:t>
       </w:r>
       <w:r>
         <w:t xml:space="preserve"> </w:t>
@@ -5509,7 +7547,7 @@
       <w:r>
         <w:t xml:space="preserve">. Published online 2016. doi:</w:t>
       </w:r>
-      <w:hyperlink r:id="rId62">
+      <w:hyperlink r:id="rId73">
         <w:r>
           <w:rPr>
             <w:rStyle w:val="Hyperlink"/>
@@ -5518,8 +7556,8 @@
         </w:r>
       </w:hyperlink>
     </w:p>
-    <w:bookmarkEnd w:id="63"/>
-    <w:bookmarkStart w:id="65" w:name="ref-ledikwe2013"/>
+    <w:bookmarkEnd w:id="74"/>
+    <w:bookmarkStart w:id="76" w:name="ref-ledikwe2013"/>
     <w:p>
       <w:pPr>
         <w:pStyle w:val="Bibliography"/>
@@ -5534,7 +7572,7 @@
         <w:t xml:space="preserve">	</w:t>
       </w:r>
       <w:r>
-        <w:t xml:space="preserve">Ledikwe R J. H.</w:t>
+        <w:t xml:space="preserve">Reason Ledikwe J. H.</w:t>
       </w:r>
       <w:r>
         <w:t xml:space="preserve"> </w:t>
@@ -5558,7 +7596,7 @@
       <w:r>
         <w:t xml:space="preserve">. Published online 2013. doi:</w:t>
       </w:r>
-      <w:hyperlink r:id="rId64">
+      <w:hyperlink r:id="rId75">
         <w:r>
           <w:rPr>
             <w:rStyle w:val="Hyperlink"/>
@@ -5567,8 +7605,8 @@
         </w:r>
       </w:hyperlink>
     </w:p>
-    <w:bookmarkEnd w:id="65"/>
-    <w:bookmarkStart w:id="67" w:name="ref-mantas2010"/>
+    <w:bookmarkEnd w:id="76"/>
+    <w:bookmarkStart w:id="78" w:name="ref-mantas2010"/>
     <w:p>
       <w:pPr>
         <w:pStyle w:val="Bibliography"/>
@@ -5583,7 +7621,7 @@
         <w:t xml:space="preserve">	</w:t>
       </w:r>
       <w:r>
-        <w:t xml:space="preserve">Mantas A J.</w:t>
+        <w:t xml:space="preserve">Ammenwerth Mantas J.</w:t>
       </w:r>
       <w:r>
         <w:t xml:space="preserve"> </w:t>
@@ -5607,7 +7645,7 @@
       <w:r>
         <w:t xml:space="preserve">. Published online 2010. doi:</w:t>
       </w:r>
-      <w:hyperlink r:id="rId66">
+      <w:hyperlink r:id="rId77">
         <w:r>
           <w:rPr>
             <w:rStyle w:val="Hyperlink"/>
@@ -5616,8 +7654,8 @@
         </w:r>
       </w:hyperlink>
     </w:p>
-    <w:bookmarkEnd w:id="67"/>
-    <w:bookmarkStart w:id="69" w:name="ref-ang2004"/>
+    <w:bookmarkEnd w:id="78"/>
+    <w:bookmarkStart w:id="80" w:name="ref-ang2004"/>
     <w:p>
       <w:pPr>
         <w:pStyle w:val="Bibliography"/>
@@ -5632,7 +7670,7 @@
         <w:t xml:space="preserve">	</w:t>
       </w:r>
       <w:r>
-        <w:t xml:space="preserve">Ang &amp;S S.</w:t>
+        <w:t xml:space="preserve">&amp; Slaughter Ang S.</w:t>
       </w:r>
       <w:r>
         <w:t xml:space="preserve"> </w:t>
@@ -5712,7 +7750,7 @@
       <w:r>
         <w:t xml:space="preserve">. Published online 2004. doi:</w:t>
       </w:r>
-      <w:hyperlink r:id="rId68">
+      <w:hyperlink r:id="rId79">
         <w:r>
           <w:rPr>
             <w:rStyle w:val="Hyperlink"/>
@@ -5721,8 +7759,8 @@
         </w:r>
       </w:hyperlink>
     </w:p>
-    <w:bookmarkEnd w:id="69"/>
-    <w:bookmarkStart w:id="71" w:name="ref-farnese2019"/>
+    <w:bookmarkEnd w:id="80"/>
+    <w:bookmarkStart w:id="82" w:name="ref-farnese2019"/>
     <w:p>
       <w:pPr>
         <w:pStyle w:val="Bibliography"/>
@@ -5737,7 +7775,7 @@
         <w:t xml:space="preserve">	</w:t>
       </w:r>
       <w:r>
-        <w:t xml:space="preserve">Farnese B M. L.</w:t>
+        <w:t xml:space="preserve">Barbieri Farnese M. L.</w:t>
       </w:r>
       <w:r>
         <w:t xml:space="preserve"> </w:t>
@@ -5773,7 +7811,7 @@
       <w:r>
         <w:t xml:space="preserve">. Published online 2019. doi:</w:t>
       </w:r>
-      <w:hyperlink r:id="rId70">
+      <w:hyperlink r:id="rId81">
         <w:r>
           <w:rPr>
             <w:rStyle w:val="Hyperlink"/>
@@ -5782,8 +7820,8 @@
         </w:r>
       </w:hyperlink>
     </w:p>
-    <w:bookmarkEnd w:id="71"/>
-    <w:bookmarkStart w:id="73" w:name="ref-tyndall2010"/>
+    <w:bookmarkEnd w:id="82"/>
+    <w:bookmarkStart w:id="84" w:name="ref-tyndall2010"/>
     <w:p>
       <w:pPr>
         <w:pStyle w:val="Bibliography"/>
@@ -5798,7 +7836,7 @@
         <w:t xml:space="preserve">	</w:t>
       </w:r>
       <w:r>
-        <w:t xml:space="preserve">Tyndall J.</w:t>
+        <w:t xml:space="preserve">J Tyndall.</w:t>
       </w:r>
       <w:r>
         <w:t xml:space="preserve"> </w:t>
@@ -5818,7 +7856,7 @@
       <w:r>
         <w:t xml:space="preserve"> </w:t>
       </w:r>
-      <w:hyperlink r:id="rId72">
+      <w:hyperlink r:id="rId83">
         <w:r>
           <w:rPr>
             <w:rStyle w:val="Hyperlink"/>
@@ -5827,8 +7865,8 @@
         </w:r>
       </w:hyperlink>
     </w:p>
-    <w:bookmarkEnd w:id="73"/>
-    <w:bookmarkStart w:id="75" w:name="ref-foos2006"/>
+    <w:bookmarkEnd w:id="84"/>
+    <w:bookmarkStart w:id="86" w:name="ref-foos2006"/>
     <w:p>
       <w:pPr>
         <w:pStyle w:val="Bibliography"/>
@@ -5843,7 +7881,7 @@
         <w:t xml:space="preserve">	</w:t>
       </w:r>
       <w:r>
-        <w:t xml:space="preserve">Foos S T.</w:t>
+        <w:t xml:space="preserve">Schum Foos T.</w:t>
       </w:r>
       <w:r>
         <w:t xml:space="preserve"> </w:t>
@@ -5867,7 +7905,7 @@
       <w:r>
         <w:t xml:space="preserve">. Published online 2006. doi:</w:t>
       </w:r>
-      <w:hyperlink r:id="rId74">
+      <w:hyperlink r:id="rId85">
         <w:r>
           <w:rPr>
             <w:rStyle w:val="Hyperlink"/>
@@ -5876,8 +7914,8 @@
         </w:r>
       </w:hyperlink>
     </w:p>
-    <w:bookmarkEnd w:id="75"/>
-    <w:bookmarkStart w:id="77" w:name="ref-nsi2025"/>
+    <w:bookmarkEnd w:id="86"/>
+    <w:bookmarkStart w:id="88" w:name="ref-nsi2025"/>
     <w:p>
       <w:pPr>
         <w:pStyle w:val="Bibliography"/>
@@ -5910,7 +7948,7 @@
       <w:r>
         <w:t xml:space="preserve"> </w:t>
       </w:r>
-      <w:hyperlink r:id="rId76">
+      <w:hyperlink r:id="rId87">
         <w:r>
           <w:rPr>
             <w:rStyle w:val="Hyperlink"/>
@@ -5919,8 +7957,8 @@
         </w:r>
       </w:hyperlink>
     </w:p>
-    <w:bookmarkEnd w:id="77"/>
-    <w:bookmarkStart w:id="79" w:name="ref-konrad2022"/>
+    <w:bookmarkEnd w:id="88"/>
+    <w:bookmarkStart w:id="90" w:name="ref-konrad2022"/>
     <w:p>
       <w:pPr>
         <w:pStyle w:val="Bibliography"/>
@@ -5935,7 +7973,7 @@
         <w:t xml:space="preserve">	</w:t>
       </w:r>
       <w:r>
-        <w:t xml:space="preserve">Konrad &amp;S I.</w:t>
+        <w:t xml:space="preserve">&amp; Saidizand Konrad I.</w:t>
       </w:r>
       <w:r>
         <w:t xml:space="preserve"> </w:t>
@@ -5981,7 +8019,7 @@
       <w:r>
         <w:t xml:space="preserve"> </w:t>
       </w:r>
-      <w:hyperlink r:id="rId78">
+      <w:hyperlink r:id="rId89">
         <w:r>
           <w:rPr>
             <w:rStyle w:val="Hyperlink"/>
@@ -5990,8 +8028,8 @@
         </w:r>
       </w:hyperlink>
     </w:p>
-    <w:bookmarkEnd w:id="79"/>
-    <w:bookmarkStart w:id="81" w:name="ref-wu2024"/>
+    <w:bookmarkEnd w:id="90"/>
+    <w:bookmarkStart w:id="92" w:name="ref-wu2024"/>
     <w:p>
       <w:pPr>
         <w:pStyle w:val="Bibliography"/>
@@ -6006,7 +8044,7 @@
         <w:t xml:space="preserve">	</w:t>
       </w:r>
       <w:r>
-        <w:t xml:space="preserve">Wu L F., Li L.</w:t>
+        <w:t xml:space="preserve">Lao Wu F., L. Li.</w:t>
       </w:r>
       <w:r>
         <w:t xml:space="preserve"> </w:t>
@@ -6030,7 +8068,7 @@
       <w:r>
         <w:t xml:space="preserve">. 2024;11:e2097. doi:</w:t>
       </w:r>
-      <w:hyperlink r:id="rId80">
+      <w:hyperlink r:id="rId91">
         <w:r>
           <w:rPr>
             <w:rStyle w:val="Hyperlink"/>
@@ -6039,8 +8077,8 @@
         </w:r>
       </w:hyperlink>
     </w:p>
-    <w:bookmarkEnd w:id="81"/>
-    <w:bookmarkStart w:id="83" w:name="ref-ren2024"/>
+    <w:bookmarkEnd w:id="92"/>
+    <w:bookmarkStart w:id="94" w:name="ref-ren2024"/>
     <w:p>
       <w:pPr>
         <w:pStyle w:val="Bibliography"/>
@@ -6055,7 +8093,7 @@
         <w:t xml:space="preserve">	</w:t>
       </w:r>
       <w:r>
-        <w:t xml:space="preserve">Ren W L.</w:t>
+        <w:t xml:space="preserve">Wang Ren L.</w:t>
       </w:r>
       <w:r>
         <w:t xml:space="preserve"> </w:t>
@@ -6079,7 +8117,7 @@
       <w:r>
         <w:t xml:space="preserve">. Published online 2024. doi:</w:t>
       </w:r>
-      <w:hyperlink r:id="rId82">
+      <w:hyperlink r:id="rId93">
         <w:r>
           <w:rPr>
             <w:rStyle w:val="Hyperlink"/>
@@ -6088,8 +8126,8 @@
         </w:r>
       </w:hyperlink>
     </w:p>
-    <w:bookmarkEnd w:id="83"/>
-    <w:bookmarkStart w:id="85" w:name="ref-massingham2018"/>
+    <w:bookmarkEnd w:id="94"/>
+    <w:bookmarkStart w:id="96" w:name="ref-massingham2018"/>
     <w:p>
       <w:pPr>
         <w:pStyle w:val="Bibliography"/>
@@ -6104,7 +8142,7 @@
         <w:t xml:space="preserve">	</w:t>
       </w:r>
       <w:r>
-        <w:t xml:space="preserve">Massingham PR.</w:t>
+        <w:t xml:space="preserve">P. R Massingham.</w:t>
       </w:r>
       <w:r>
         <w:t xml:space="preserve"> </w:t>
@@ -6128,7 +8166,7 @@
       <w:r>
         <w:t xml:space="preserve">. Published online 2018. doi:</w:t>
       </w:r>
-      <w:hyperlink r:id="rId84">
+      <w:hyperlink r:id="rId95">
         <w:r>
           <w:rPr>
             <w:rStyle w:val="Hyperlink"/>
@@ -6137,8 +8175,8 @@
         </w:r>
       </w:hyperlink>
     </w:p>
-    <w:bookmarkEnd w:id="85"/>
-    <w:bookmarkStart w:id="87" w:name="ref-zhang2025"/>
+    <w:bookmarkEnd w:id="96"/>
+    <w:bookmarkStart w:id="98" w:name="ref-zhang2025"/>
     <w:p>
       <w:pPr>
         <w:pStyle w:val="Bibliography"/>
@@ -6153,7 +8191,7 @@
         <w:t xml:space="preserve">	</w:t>
       </w:r>
       <w:r>
-        <w:t xml:space="preserve">Zhang D W.</w:t>
+        <w:t xml:space="preserve">Daim Zhang W.</w:t>
       </w:r>
       <w:r>
         <w:t xml:space="preserve"> </w:t>
@@ -6195,7 +8233,7 @@
       <w:r>
         <w:t xml:space="preserve">. Published online 2025. doi:</w:t>
       </w:r>
-      <w:hyperlink r:id="rId86">
+      <w:hyperlink r:id="rId97">
         <w:r>
           <w:rPr>
             <w:rStyle w:val="Hyperlink"/>
@@ -6204,8 +8242,8 @@
         </w:r>
       </w:hyperlink>
     </w:p>
-    <w:bookmarkEnd w:id="87"/>
-    <w:bookmarkStart w:id="89" w:name="ref-goffin2011"/>
+    <w:bookmarkEnd w:id="98"/>
+    <w:bookmarkStart w:id="100" w:name="ref-goffin2011"/>
     <w:p>
       <w:pPr>
         <w:pStyle w:val="Bibliography"/>
@@ -6220,7 +8258,7 @@
         <w:t xml:space="preserve">	</w:t>
       </w:r>
       <w:r>
-        <w:t xml:space="preserve">Goffin &amp;K K.</w:t>
+        <w:t xml:space="preserve">&amp; Koners Goffin K.</w:t>
       </w:r>
       <w:r>
         <w:t xml:space="preserve"> </w:t>
@@ -6244,7 +8282,7 @@
       <w:r>
         <w:t xml:space="preserve">. Published online 2011. doi:</w:t>
       </w:r>
-      <w:hyperlink r:id="rId88">
+      <w:hyperlink r:id="rId99">
         <w:r>
           <w:rPr>
             <w:rStyle w:val="Hyperlink"/>
@@ -6253,8 +8291,8 @@
         </w:r>
       </w:hyperlink>
     </w:p>
-    <w:bookmarkEnd w:id="89"/>
-    <w:bookmarkStart w:id="91" w:name="ref-moore2018"/>
+    <w:bookmarkEnd w:id="100"/>
+    <w:bookmarkStart w:id="102" w:name="ref-moore2018"/>
     <w:p>
       <w:pPr>
         <w:pStyle w:val="Bibliography"/>
@@ -6269,7 +8307,7 @@
         <w:t xml:space="preserve">	</w:t>
       </w:r>
       <w:r>
-        <w:t xml:space="preserve">Moore D et al.</w:t>
+        <w:t xml:space="preserve">D. Moore, others.</w:t>
       </w:r>
       <w:r>
         <w:t xml:space="preserve"> </w:t>
@@ -6296,7 +8334,7 @@
       <w:r>
         <w:t xml:space="preserve"> </w:t>
       </w:r>
-      <w:hyperlink r:id="rId90">
+      <w:hyperlink r:id="rId101">
         <w:r>
           <w:rPr>
             <w:rStyle w:val="Hyperlink"/>
@@ -6305,8 +8343,8 @@
         </w:r>
       </w:hyperlink>
     </w:p>
-    <w:bookmarkEnd w:id="91"/>
-    <w:bookmarkStart w:id="93" w:name="ref-foss2007"/>
+    <w:bookmarkEnd w:id="102"/>
+    <w:bookmarkStart w:id="104" w:name="ref-foss2007"/>
     <w:p>
       <w:pPr>
         <w:pStyle w:val="Bibliography"/>
@@ -6321,7 +8359,7 @@
         <w:t xml:space="preserve">	</w:t>
       </w:r>
       <w:r>
-        <w:t xml:space="preserve">Foss NJ.</w:t>
+        <w:t xml:space="preserve">Nicolai J. Foss.</w:t>
       </w:r>
       <w:r>
         <w:t xml:space="preserve"> </w:t>
@@ -6345,7 +8383,7 @@
       <w:r>
         <w:t xml:space="preserve">. 2007;14(1):29-52. doi:</w:t>
       </w:r>
-      <w:hyperlink r:id="rId92">
+      <w:hyperlink r:id="rId103">
         <w:r>
           <w:rPr>
             <w:rStyle w:val="Hyperlink"/>
@@ -6354,8 +8392,8 @@
         </w:r>
       </w:hyperlink>
     </w:p>
-    <w:bookmarkEnd w:id="93"/>
-    <w:bookmarkStart w:id="95" w:name="ref-lee2023"/>
+    <w:bookmarkEnd w:id="104"/>
+    <w:bookmarkStart w:id="106" w:name="ref-lee2023"/>
     <w:p>
       <w:pPr>
         <w:pStyle w:val="Bibliography"/>
@@ -6370,7 +8408,7 @@
         <w:t xml:space="preserve">	</w:t>
       </w:r>
       <w:r>
-        <w:t xml:space="preserve">Lee et al G.</w:t>
+        <w:t xml:space="preserve">et al Lee G.</w:t>
       </w:r>
       <w:r>
         <w:t xml:space="preserve"> </w:t>
@@ -6397,7 +8435,7 @@
       <w:r>
         <w:t xml:space="preserve"> </w:t>
       </w:r>
-      <w:hyperlink r:id="rId94">
+      <w:hyperlink r:id="rId105">
         <w:r>
           <w:rPr>
             <w:rStyle w:val="Hyperlink"/>
@@ -6406,8 +8444,8 @@
         </w:r>
       </w:hyperlink>
     </w:p>
-    <w:bookmarkEnd w:id="95"/>
-    <w:bookmarkStart w:id="97" w:name="ref-ziletti2024"/>
+    <w:bookmarkEnd w:id="106"/>
+    <w:bookmarkStart w:id="108" w:name="ref-ziletti2024"/>
     <w:p>
       <w:pPr>
         <w:pStyle w:val="Bibliography"/>
@@ -6422,7 +8460,7 @@
         <w:t xml:space="preserve">	</w:t>
       </w:r>
       <w:r>
-        <w:t xml:space="preserve">Ziletti &amp;D A.</w:t>
+        <w:t xml:space="preserve">&amp; D’Ambrosi Ziletti A.</w:t>
       </w:r>
       <w:r>
         <w:t xml:space="preserve"> </w:t>
@@ -6491,7 +8529,7 @@
       <w:r>
         <w:t xml:space="preserve"> </w:t>
       </w:r>
-      <w:hyperlink r:id="rId96">
+      <w:hyperlink r:id="rId107">
         <w:r>
           <w:rPr>
             <w:rStyle w:val="Hyperlink"/>
@@ -6500,8 +8538,8 @@
         </w:r>
       </w:hyperlink>
     </w:p>
-    <w:bookmarkEnd w:id="97"/>
-    <w:bookmarkStart w:id="99" w:name="ref-bravorocca2023"/>
+    <w:bookmarkEnd w:id="108"/>
+    <w:bookmarkStart w:id="110" w:name="ref-bravorocca2023"/>
     <w:p>
       <w:pPr>
         <w:pStyle w:val="Bibliography"/>
@@ -6516,7 +8554,7 @@
         <w:t xml:space="preserve">	</w:t>
       </w:r>
       <w:r>
-        <w:t xml:space="preserve">Bravo Rocca GJ.</w:t>
+        <w:t xml:space="preserve">G. J. Bravo Rocca.</w:t>
       </w:r>
       <w:r>
         <w:t xml:space="preserve"> </w:t>
@@ -6540,7 +8578,7 @@
       <w:r>
         <w:t xml:space="preserve"> </w:t>
       </w:r>
-      <w:hyperlink r:id="rId98">
+      <w:hyperlink r:id="rId109">
         <w:r>
           <w:rPr>
             <w:rStyle w:val="Hyperlink"/>
@@ -6549,8 +8587,8 @@
         </w:r>
       </w:hyperlink>
     </w:p>
-    <w:bookmarkEnd w:id="99"/>
-    <w:bookmarkStart w:id="101" w:name="ref-mosqueirarey2023"/>
+    <w:bookmarkEnd w:id="110"/>
+    <w:bookmarkStart w:id="112" w:name="ref-mosqueirarey2023"/>
     <w:p>
       <w:pPr>
         <w:pStyle w:val="Bibliography"/>
@@ -6565,10 +8603,7 @@
         <w:t xml:space="preserve">	</w:t>
       </w:r>
       <w:r>
-        <w:t xml:space="preserve">Mosqueira-Rey E et al.</w:t>
-      </w:r>
-      <w:r>
-        <w:t xml:space="preserve"> Human-in-the-loop machine learning: A state of the art.</w:t>
+        <w:t xml:space="preserve">E. Mosqueira-Rey, others. Human-in-the-loop machine learning: A state of the art.</w:t>
       </w:r>
       <w:r>
         <w:t xml:space="preserve"> </w:t>
@@ -6586,7 +8621,7 @@
       <w:r>
         <w:t xml:space="preserve"> </w:t>
       </w:r>
-      <w:hyperlink r:id="rId100">
+      <w:hyperlink r:id="rId111">
         <w:r>
           <w:rPr>
             <w:rStyle w:val="Hyperlink"/>
@@ -6595,8 +8630,8 @@
         </w:r>
       </w:hyperlink>
     </w:p>
-    <w:bookmarkEnd w:id="101"/>
-    <w:bookmarkStart w:id="103" w:name="ref-benbya2004"/>
+    <w:bookmarkEnd w:id="112"/>
+    <w:bookmarkStart w:id="114" w:name="ref-benbya2004"/>
     <w:p>
       <w:pPr>
         <w:pStyle w:val="Bibliography"/>
@@ -6611,7 +8646,7 @@
         <w:t xml:space="preserve">	</w:t>
       </w:r>
       <w:r>
-        <w:t xml:space="preserve">Benbya P H.</w:t>
+        <w:t xml:space="preserve">Passiante Benbya H.</w:t>
       </w:r>
       <w:r>
         <w:t xml:space="preserve"> </w:t>
@@ -6635,7 +8670,7 @@
       <w:r>
         <w:t xml:space="preserve">. Published online 2004. doi:</w:t>
       </w:r>
-      <w:hyperlink r:id="rId102">
+      <w:hyperlink r:id="rId113">
         <w:r>
           <w:rPr>
             <w:rStyle w:val="Hyperlink"/>
@@ -6644,8 +8679,8 @@
         </w:r>
       </w:hyperlink>
     </w:p>
-    <w:bookmarkEnd w:id="103"/>
-    <w:bookmarkStart w:id="105" w:name="ref-whittaker2008"/>
+    <w:bookmarkEnd w:id="114"/>
+    <w:bookmarkStart w:id="116" w:name="ref-whittaker2008"/>
     <w:p>
       <w:pPr>
         <w:pStyle w:val="Bibliography"/>
@@ -6660,7 +8695,7 @@
         <w:t xml:space="preserve">	</w:t>
       </w:r>
       <w:r>
-        <w:t xml:space="preserve">Whittaker S, Hyland P, Wiley M. Design and evaluation of systems to support interaction capture and retrieval.</w:t>
+        <w:t xml:space="preserve">S. Whittaker, P. Hyland, M. Wiley. Design and evaluation of systems to support interaction capture and retrieval.</w:t>
       </w:r>
       <w:r>
         <w:t xml:space="preserve"> </w:t>
@@ -6678,7 +8713,7 @@
       <w:r>
         <w:t xml:space="preserve"> </w:t>
       </w:r>
-      <w:hyperlink r:id="rId104">
+      <w:hyperlink r:id="rId115">
         <w:r>
           <w:rPr>
             <w:rStyle w:val="Hyperlink"/>
@@ -6687,8 +8722,8 @@
         </w:r>
       </w:hyperlink>
     </w:p>
-    <w:bookmarkEnd w:id="105"/>
-    <w:bookmarkStart w:id="107" w:name="ref-mannapur2025"/>
+    <w:bookmarkEnd w:id="116"/>
+    <w:bookmarkStart w:id="118" w:name="ref-mannapur2025"/>
     <w:p>
       <w:pPr>
         <w:pStyle w:val="Bibliography"/>
@@ -6703,7 +8738,7 @@
         <w:t xml:space="preserve">	</w:t>
       </w:r>
       <w:r>
-        <w:t xml:space="preserve">Mannapur S. Understanding data drift and concept drift in machine learning systems.</w:t>
+        <w:t xml:space="preserve">S. Mannapur. Understanding data drift and concept drift in machine learning systems.</w:t>
       </w:r>
       <w:r>
         <w:t xml:space="preserve"> </w:t>
@@ -6721,7 +8756,7 @@
       <w:r>
         <w:t xml:space="preserve"> </w:t>
       </w:r>
-      <w:hyperlink r:id="rId106">
+      <w:hyperlink r:id="rId117">
         <w:r>
           <w:rPr>
             <w:rStyle w:val="Hyperlink"/>
@@ -6730,8 +8765,8 @@
         </w:r>
       </w:hyperlink>
     </w:p>
-    <w:bookmarkEnd w:id="107"/>
-    <w:bookmarkStart w:id="109" w:name="ref-battula2025"/>
+    <w:bookmarkEnd w:id="118"/>
+    <w:bookmarkStart w:id="120" w:name="ref-battula2025"/>
     <w:p>
       <w:pPr>
         <w:pStyle w:val="Bibliography"/>
@@ -6746,7 +8781,7 @@
         <w:t xml:space="preserve">	</w:t>
       </w:r>
       <w:r>
-        <w:t xml:space="preserve">Battula SKY.</w:t>
+        <w:t xml:space="preserve">Sai Kiran Yadav Battula.</w:t>
       </w:r>
       <w:r>
         <w:t xml:space="preserve"> </w:t>
@@ -6770,7 +8805,7 @@
       <w:r>
         <w:t xml:space="preserve">. 2025;6(4):218-226. doi:</w:t>
       </w:r>
-      <w:hyperlink r:id="rId108">
+      <w:hyperlink r:id="rId119">
         <w:r>
           <w:rPr>
             <w:rStyle w:val="Hyperlink"/>
@@ -6779,8 +8814,8 @@
         </w:r>
       </w:hyperlink>
     </w:p>
-    <w:bookmarkEnd w:id="109"/>
-    <w:bookmarkStart w:id="111" w:name="ref-himss2024news"/>
+    <w:bookmarkEnd w:id="120"/>
+    <w:bookmarkStart w:id="122" w:name="ref-himss2024news"/>
     <w:p>
       <w:pPr>
         <w:pStyle w:val="Bibliography"/>
@@ -6809,7 +8844,7 @@
       <w:r>
         <w:t xml:space="preserve"> </w:t>
       </w:r>
-      <w:hyperlink r:id="rId110">
+      <w:hyperlink r:id="rId121">
         <w:r>
           <w:rPr>
             <w:rStyle w:val="Hyperlink"/>
@@ -6818,8 +8853,8 @@
         </w:r>
       </w:hyperlink>
     </w:p>
-    <w:bookmarkEnd w:id="111"/>
-    <w:bookmarkStart w:id="113" w:name="ref-health2020"/>
+    <w:bookmarkEnd w:id="122"/>
+    <w:bookmarkStart w:id="124" w:name="ref-health2020"/>
     <w:p>
       <w:pPr>
         <w:pStyle w:val="Bibliography"/>
@@ -6848,7 +8883,7 @@
       <w:r>
         <w:t xml:space="preserve"> </w:t>
       </w:r>
-      <w:hyperlink r:id="rId112">
+      <w:hyperlink r:id="rId123">
         <w:r>
           <w:rPr>
             <w:rStyle w:val="Hyperlink"/>
@@ -6857,8 +8892,8 @@
         </w:r>
       </w:hyperlink>
     </w:p>
-    <w:bookmarkEnd w:id="113"/>
-    <w:bookmarkStart w:id="115" w:name="ref-snowdon2024"/>
+    <w:bookmarkEnd w:id="124"/>
+    <w:bookmarkStart w:id="126" w:name="ref-snowdon2024"/>
     <w:p>
       <w:pPr>
         <w:pStyle w:val="Bibliography"/>
@@ -6873,7 +8908,7 @@
         <w:t xml:space="preserve">	</w:t>
       </w:r>
       <w:r>
-        <w:t xml:space="preserve">Snowdon H A., Wright A.</w:t>
+        <w:t xml:space="preserve">Hussein Snowdon A., A. Wright.</w:t>
       </w:r>
       <w:r>
         <w:t xml:space="preserve"> </w:t>
@@ -6909,7 +8944,7 @@
       <w:r>
         <w:t xml:space="preserve">. 2024;26:e56316. doi:</w:t>
       </w:r>
-      <w:hyperlink r:id="rId114">
+      <w:hyperlink r:id="rId125">
         <w:r>
           <w:rPr>
             <w:rStyle w:val="Hyperlink"/>
@@ -6918,8 +8953,8 @@
         </w:r>
       </w:hyperlink>
     </w:p>
-    <w:bookmarkEnd w:id="115"/>
-    <w:bookmarkStart w:id="117" w:name="ref-yang2021"/>
+    <w:bookmarkEnd w:id="126"/>
+    <w:bookmarkStart w:id="128" w:name="ref-yang2021"/>
     <w:p>
       <w:pPr>
         <w:pStyle w:val="Bibliography"/>
@@ -6934,7 +8969,7 @@
         <w:t xml:space="preserve">	</w:t>
       </w:r>
       <w:r>
-        <w:t xml:space="preserve">Yang DX, Khera R, Miccio JA, Jairam V, et al.</w:t>
+        <w:t xml:space="preserve">David X Yang, Rohan Khera, Joseph A Miccio, Vikram Jairam, others.</w:t>
       </w:r>
       <w:r>
         <w:t xml:space="preserve"> </w:t>
@@ -6961,7 +8996,7 @@
       <w:r>
         <w:t xml:space="preserve"> </w:t>
       </w:r>
-      <w:hyperlink r:id="rId116">
+      <w:hyperlink r:id="rId127">
         <w:r>
           <w:rPr>
             <w:rStyle w:val="Hyperlink"/>
@@ -6970,8 +9005,8 @@
         </w:r>
       </w:hyperlink>
     </w:p>
-    <w:bookmarkEnd w:id="117"/>
-    <w:bookmarkStart w:id="119" w:name="ref-latrella2024"/>
+    <w:bookmarkEnd w:id="128"/>
+    <w:bookmarkStart w:id="130" w:name="ref-latrella2024"/>
     <w:p>
       <w:pPr>
         <w:pStyle w:val="Bibliography"/>
@@ -6986,7 +9021,7 @@
         <w:t xml:space="preserve">	</w:t>
       </w:r>
       <w:r>
-        <w:t xml:space="preserve">Latrella &amp;B M.</w:t>
+        <w:t xml:space="preserve">&amp; Baldasare Latrella M.</w:t>
       </w:r>
       <w:r>
         <w:t xml:space="preserve"> </w:t>
@@ -7010,7 +9045,7 @@
       <w:r>
         <w:t xml:space="preserve">. Published online 2024. doi:</w:t>
       </w:r>
-      <w:hyperlink r:id="rId118">
+      <w:hyperlink r:id="rId129">
         <w:r>
           <w:rPr>
             <w:rStyle w:val="Hyperlink"/>
@@ -7019,8 +9054,8 @@
         </w:r>
       </w:hyperlink>
     </w:p>
-    <w:bookmarkEnd w:id="119"/>
-    <w:bookmarkStart w:id="121" w:name="ref-nashid2023"/>
+    <w:bookmarkEnd w:id="130"/>
+    <w:bookmarkStart w:id="132" w:name="ref-nashid2023"/>
     <w:p>
       <w:pPr>
         <w:pStyle w:val="Bibliography"/>
@@ -7035,7 +9070,7 @@
         <w:t xml:space="preserve">	</w:t>
       </w:r>
       <w:r>
-        <w:t xml:space="preserve">Nashid P S., Hossain MI.</w:t>
+        <w:t xml:space="preserve">Papia Nashid S., M. I. Hossain.</w:t>
       </w:r>
       <w:r>
         <w:t xml:space="preserve"> </w:t>
@@ -7059,7 +9094,7 @@
       <w:r>
         <w:t xml:space="preserve">. 2023;1(1):1-8. doi:</w:t>
       </w:r>
-      <w:hyperlink r:id="rId120">
+      <w:hyperlink r:id="rId131">
         <w:r>
           <w:rPr>
             <w:rStyle w:val="Hyperlink"/>
@@ -7068,8 +9103,8 @@
         </w:r>
       </w:hyperlink>
     </w:p>
-    <w:bookmarkEnd w:id="121"/>
-    <w:bookmarkStart w:id="123" w:name="ref-shahbaz2019"/>
+    <w:bookmarkEnd w:id="132"/>
+    <w:bookmarkStart w:id="134" w:name="ref-shahbaz2019"/>
     <w:p>
       <w:pPr>
         <w:pStyle w:val="Bibliography"/>
@@ -7084,7 +9119,7 @@
         <w:t xml:space="preserve">	</w:t>
       </w:r>
       <w:r>
-        <w:t xml:space="preserve">Shahbaz G M.</w:t>
+        <w:t xml:space="preserve">Gao Shahbaz M.</w:t>
       </w:r>
       <w:r>
         <w:t xml:space="preserve"> </w:t>
@@ -7108,7 +9143,7 @@
       <w:r>
         <w:t xml:space="preserve">. Published online 2019. doi:</w:t>
       </w:r>
-      <w:hyperlink r:id="rId122">
+      <w:hyperlink r:id="rId133">
         <w:r>
           <w:rPr>
             <w:rStyle w:val="Hyperlink"/>
@@ -7117,8 +9152,8 @@
         </w:r>
       </w:hyperlink>
     </w:p>
-    <w:bookmarkEnd w:id="123"/>
-    <w:bookmarkStart w:id="125" w:name="ref-kamble2019"/>
+    <w:bookmarkEnd w:id="134"/>
+    <w:bookmarkStart w:id="136" w:name="ref-kamble2019"/>
     <w:p>
       <w:pPr>
         <w:pStyle w:val="Bibliography"/>
@@ -7133,7 +9168,7 @@
         <w:t xml:space="preserve">	</w:t>
       </w:r>
       <w:r>
-        <w:t xml:space="preserve">Kamble G S. S.</w:t>
+        <w:t xml:space="preserve">Gunasekaran Kamble S. S.</w:t>
       </w:r>
       <w:r>
         <w:t xml:space="preserve"> </w:t>
@@ -7157,7 +9192,7 @@
       <w:r>
         <w:t xml:space="preserve">. Published online 2019. doi:</w:t>
       </w:r>
-      <w:hyperlink r:id="rId124">
+      <w:hyperlink r:id="rId135">
         <w:r>
           <w:rPr>
             <w:rStyle w:val="Hyperlink"/>
@@ -7166,8 +9201,8 @@
         </w:r>
       </w:hyperlink>
     </w:p>
-    <w:bookmarkEnd w:id="125"/>
-    <w:bookmarkStart w:id="127" w:name="ref-wynendaele2025"/>
+    <w:bookmarkEnd w:id="136"/>
+    <w:bookmarkStart w:id="138" w:name="ref-wynendaele2025"/>
     <w:p>
       <w:pPr>
         <w:pStyle w:val="Bibliography"/>
@@ -7182,7 +9217,7 @@
         <w:t xml:space="preserve">	</w:t>
       </w:r>
       <w:r>
-        <w:t xml:space="preserve">Wynendaele H, Clays E, Peeters E, et al.</w:t>
+        <w:t xml:space="preserve">Heidi Wynendaele, Els Clays, Evelien Peeters, others.</w:t>
       </w:r>
       <w:r>
         <w:t xml:space="preserve"> </w:t>
@@ -7206,7 +9241,7 @@
       <w:r>
         <w:t xml:space="preserve">. Published online 2025. doi:</w:t>
       </w:r>
-      <w:hyperlink r:id="rId126">
+      <w:hyperlink r:id="rId137">
         <w:r>
           <w:rPr>
             <w:rStyle w:val="Hyperlink"/>
@@ -7215,8 +9250,8 @@
         </w:r>
       </w:hyperlink>
     </w:p>
-    <w:bookmarkEnd w:id="127"/>
-    <w:bookmarkStart w:id="129" w:name="ref-hackney2024"/>
+    <w:bookmarkEnd w:id="138"/>
+    <w:bookmarkStart w:id="140" w:name="ref-hackney2024"/>
     <w:p>
       <w:pPr>
         <w:pStyle w:val="Bibliography"/>
@@ -7231,7 +9266,7 @@
         <w:t xml:space="preserve">	</w:t>
       </w:r>
       <w:r>
-        <w:t xml:space="preserve">Hackney A.</w:t>
+        <w:t xml:space="preserve">A. Hackney.</w:t>
       </w:r>
       <w:r>
         <w:t xml:space="preserve"> </w:t>
@@ -7249,7 +9284,7 @@
       <w:r>
         <w:t xml:space="preserve"> </w:t>
       </w:r>
-      <w:hyperlink r:id="rId128">
+      <w:hyperlink r:id="rId139">
         <w:r>
           <w:rPr>
             <w:rStyle w:val="Hyperlink"/>
@@ -7258,8 +9293,8 @@
         </w:r>
       </w:hyperlink>
     </w:p>
-    <w:bookmarkEnd w:id="129"/>
-    <w:bookmarkStart w:id="131" w:name="ref-blaskovic2025"/>
+    <w:bookmarkEnd w:id="140"/>
+    <w:bookmarkStart w:id="142" w:name="ref-blaskovic2025"/>
     <w:p>
       <w:pPr>
         <w:pStyle w:val="Bibliography"/>
@@ -7274,7 +9309,7 @@
         <w:t xml:space="preserve">	</w:t>
       </w:r>
       <w:r>
-        <w:t xml:space="preserve">Blaskovic L, Tankovic N, Lorencin I, et al.</w:t>
+        <w:t xml:space="preserve">Luka Blaskovic, Nikola Tankovic, Ivan Lorencin, others.</w:t>
       </w:r>
       <w:r>
         <w:t xml:space="preserve"> </w:t>
@@ -7298,7 +9333,7 @@
       <w:r>
         <w:t xml:space="preserve">. 2025;9(10):256. doi:</w:t>
       </w:r>
-      <w:hyperlink r:id="rId130">
+      <w:hyperlink r:id="rId141">
         <w:r>
           <w:rPr>
             <w:rStyle w:val="Hyperlink"/>
@@ -7307,8 +9342,8 @@
         </w:r>
       </w:hyperlink>
     </w:p>
-    <w:bookmarkEnd w:id="131"/>
-    <w:bookmarkStart w:id="133" w:name="ref-marshan2024"/>
+    <w:bookmarkEnd w:id="142"/>
+    <w:bookmarkStart w:id="144" w:name="ref-marshan2024"/>
     <w:p>
       <w:pPr>
         <w:pStyle w:val="Bibliography"/>
@@ -7323,7 +9358,7 @@
         <w:t xml:space="preserve">	</w:t>
       </w:r>
       <w:r>
-        <w:t xml:space="preserve">Marshan A A.</w:t>
+        <w:t xml:space="preserve">Almutairi Marshan A.</w:t>
       </w:r>
       <w:r>
         <w:t xml:space="preserve"> </w:t>
@@ -7347,7 +9382,7 @@
       <w:r>
         <w:t xml:space="preserve">. Published online 2024. doi:</w:t>
       </w:r>
-      <w:hyperlink r:id="rId132">
+      <w:hyperlink r:id="rId143">
         <w:r>
           <w:rPr>
             <w:rStyle w:val="Hyperlink"/>
@@ -7356,8 +9391,8 @@
         </w:r>
       </w:hyperlink>
     </w:p>
-    <w:bookmarkEnd w:id="133"/>
-    <w:bookmarkStart w:id="135" w:name="ref-chen2026graph"/>
+    <w:bookmarkEnd w:id="144"/>
+    <w:bookmarkStart w:id="146" w:name="ref-chen2026graph"/>
     <w:p>
       <w:pPr>
         <w:pStyle w:val="Bibliography"/>
@@ -7372,7 +9407,7 @@
         <w:t xml:space="preserve">	</w:t>
       </w:r>
       <w:r>
-        <w:t xml:space="preserve">Chen Q, Peng J, Song B, Zhou Y, Ji R.</w:t>
+        <w:t xml:space="preserve">Qi Chen, Jian Peng, Bin Song, Yun Zhou, Rongrong Ji.</w:t>
       </w:r>
       <w:r>
         <w:t xml:space="preserve"> </w:t>
@@ -7396,7 +9431,7 @@
       <w:r>
         <w:t xml:space="preserve">. Published online 2026. doi:</w:t>
       </w:r>
-      <w:hyperlink r:id="rId134">
+      <w:hyperlink r:id="rId145">
         <w:r>
           <w:rPr>
             <w:rStyle w:val="Hyperlink"/>
@@ -7405,8 +9440,8 @@
         </w:r>
       </w:hyperlink>
     </w:p>
-    <w:bookmarkEnd w:id="135"/>
-    <w:bookmarkStart w:id="137" w:name="ref-tarbell2024"/>
+    <w:bookmarkEnd w:id="146"/>
+    <w:bookmarkStart w:id="148" w:name="ref-tarbell2024"/>
     <w:p>
       <w:pPr>
         <w:pStyle w:val="Bibliography"/>
@@ -7421,7 +9456,7 @@
         <w:t xml:space="preserve">	</w:t>
       </w:r>
       <w:r>
-        <w:t xml:space="preserve">Tarbell R, Choo KKR, Dietrich G, et al.</w:t>
+        <w:t xml:space="preserve">R. Tarbell, K. K. R. Choo, G. Dietrich, others.</w:t>
       </w:r>
       <w:r>
         <w:t xml:space="preserve"> </w:t>
@@ -7448,7 +9483,7 @@
       <w:r>
         <w:t xml:space="preserve"> </w:t>
       </w:r>
-      <w:hyperlink r:id="rId136">
+      <w:hyperlink r:id="rId147">
         <w:r>
           <w:rPr>
             <w:rStyle w:val="Hyperlink"/>
@@ -7457,8 +9492,8 @@
         </w:r>
       </w:hyperlink>
     </w:p>
-    <w:bookmarkEnd w:id="137"/>
-    <w:bookmarkStart w:id="139" w:name="ref-yuan2019"/>
+    <w:bookmarkEnd w:id="148"/>
+    <w:bookmarkStart w:id="150" w:name="ref-yuan2019"/>
     <w:p>
       <w:pPr>
         <w:pStyle w:val="Bibliography"/>
@@ -7473,7 +9508,7 @@
         <w:t xml:space="preserve">	</w:t>
       </w:r>
       <w:r>
-        <w:t xml:space="preserve">Yuan C, Ryan PB, Ta C, Guo Y, Li Z, et al.</w:t>
+        <w:t xml:space="preserve">Chi Yuan, Patrick B. Ryan, Casey Ta, Yixuan Guo, Ziran Li, others.</w:t>
       </w:r>
       <w:r>
         <w:t xml:space="preserve"> </w:t>
@@ -7497,7 +9532,7 @@
       <w:r>
         <w:t xml:space="preserve">. 2019;26(4):294-305. doi:</w:t>
       </w:r>
-      <w:hyperlink r:id="rId138">
+      <w:hyperlink r:id="rId149">
         <w:r>
           <w:rPr>
             <w:rStyle w:val="Hyperlink"/>
@@ -7506,8 +9541,8 @@
         </w:r>
       </w:hyperlink>
     </w:p>
-    <w:bookmarkEnd w:id="139"/>
-    <w:bookmarkStart w:id="141" w:name="ref-nittala2024"/>
+    <w:bookmarkEnd w:id="150"/>
+    <w:bookmarkStart w:id="152" w:name="ref-nittala2024"/>
     <w:p>
       <w:pPr>
         <w:pStyle w:val="Bibliography"/>
@@ -7522,7 +9557,7 @@
         <w:t xml:space="preserve">	</w:t>
       </w:r>
       <w:r>
-        <w:t xml:space="preserve">Nittala EP.</w:t>
+        <w:t xml:space="preserve">E. P. Nittala.</w:t>
       </w:r>
       <w:r>
         <w:t xml:space="preserve"> </w:t>
@@ -7549,7 +9584,7 @@
       <w:r>
         <w:t xml:space="preserve"> </w:t>
       </w:r>
-      <w:hyperlink r:id="rId140">
+      <w:hyperlink r:id="rId151">
         <w:r>
           <w:rPr>
             <w:rStyle w:val="Hyperlink"/>
@@ -7558,8 +9593,8 @@
         </w:r>
       </w:hyperlink>
     </w:p>
-    <w:bookmarkEnd w:id="141"/>
-    <w:bookmarkStart w:id="143" w:name="ref-anthropic2025"/>
+    <w:bookmarkEnd w:id="152"/>
+    <w:bookmarkStart w:id="154" w:name="ref-anthropic2025"/>
     <w:p>
       <w:pPr>
         <w:pStyle w:val="Bibliography"/>
@@ -7594,7 +9629,7 @@
       <w:r>
         <w:t xml:space="preserve"> </w:t>
       </w:r>
-      <w:hyperlink r:id="rId142">
+      <w:hyperlink r:id="rId153">
         <w:r>
           <w:rPr>
             <w:rStyle w:val="Hyperlink"/>
@@ -7603,8 +9638,8 @@
         </w:r>
       </w:hyperlink>
     </w:p>
-    <w:bookmarkEnd w:id="143"/>
-    <w:bookmarkStart w:id="145" w:name="ref-hendrix1978"/>
+    <w:bookmarkEnd w:id="154"/>
+    <w:bookmarkStart w:id="156" w:name="ref-hendrix1978"/>
     <w:p>
       <w:pPr>
         <w:pStyle w:val="Bibliography"/>
@@ -7619,7 +9654,7 @@
         <w:t xml:space="preserve">	</w:t>
       </w:r>
       <w:r>
-        <w:t xml:space="preserve">Hendrix S G. G.</w:t>
+        <w:t xml:space="preserve">Sacerdoti Hendrix G. G.</w:t>
       </w:r>
       <w:r>
         <w:t xml:space="preserve"> </w:t>
@@ -7657,7 +9692,7 @@
       <w:r>
         <w:t xml:space="preserve">. Published online 1978. doi:</w:t>
       </w:r>
-      <w:hyperlink r:id="rId144">
+      <w:hyperlink r:id="rId155">
         <w:r>
           <w:rPr>
             <w:rStyle w:val="Hyperlink"/>
@@ -7666,8 +9701,8 @@
         </w:r>
       </w:hyperlink>
     </w:p>
-    <w:bookmarkEnd w:id="145"/>
-    <w:bookmarkStart w:id="147" w:name="ref-ogunwole2023"/>
+    <w:bookmarkEnd w:id="156"/>
+    <w:bookmarkStart w:id="158" w:name="ref-ogunwole2023"/>
     <w:p>
       <w:pPr>
         <w:pStyle w:val="Bibliography"/>
@@ -7682,7 +9717,7 @@
         <w:t xml:space="preserve">	</w:t>
       </w:r>
       <w:r>
-        <w:t xml:space="preserve">Ogunwole &amp;O O.</w:t>
+        <w:t xml:space="preserve">&amp; Onukwulu Ogunwole O.</w:t>
       </w:r>
       <w:r>
         <w:t xml:space="preserve"> </w:t>
@@ -7709,7 +9744,7 @@
       <w:r>
         <w:t xml:space="preserve"> </w:t>
       </w:r>
-      <w:hyperlink r:id="rId146">
+      <w:hyperlink r:id="rId157">
         <w:r>
           <w:rPr>
             <w:rStyle w:val="Hyperlink"/>
@@ -7718,8 +9753,8 @@
         </w:r>
       </w:hyperlink>
     </w:p>
-    <w:bookmarkEnd w:id="147"/>
-    <w:bookmarkStart w:id="149" w:name="ref-arora2025"/>
+    <w:bookmarkEnd w:id="158"/>
+    <w:bookmarkStart w:id="160" w:name="ref-arora2025"/>
     <w:p>
       <w:pPr>
         <w:pStyle w:val="Bibliography"/>
@@ -7734,7 +9769,7 @@
         <w:t xml:space="preserve">	</w:t>
       </w:r>
       <w:r>
-        <w:t xml:space="preserve">Arora A.</w:t>
+        <w:t xml:space="preserve">A Arora.</w:t>
       </w:r>
       <w:r>
         <w:t xml:space="preserve"> </w:t>
@@ -7761,7 +9796,7 @@
       <w:r>
         <w:t xml:space="preserve"> </w:t>
       </w:r>
-      <w:hyperlink r:id="rId148">
+      <w:hyperlink r:id="rId159">
         <w:r>
           <w:rPr>
             <w:rStyle w:val="Hyperlink"/>
@@ -7770,8 +9805,8 @@
         </w:r>
       </w:hyperlink>
     </w:p>
-    <w:bookmarkEnd w:id="149"/>
-    <w:bookmarkStart w:id="151" w:name="ref-ignatowicz2023"/>
+    <w:bookmarkEnd w:id="160"/>
+    <w:bookmarkStart w:id="162" w:name="ref-ignatowicz2023"/>
     <w:p>
       <w:pPr>
         <w:pStyle w:val="Bibliography"/>
@@ -7786,7 +9821,7 @@
         <w:t xml:space="preserve">	</w:t>
       </w:r>
       <w:r>
-        <w:t xml:space="preserve">Ignatowicz A, Tarrant C, Mannion R, El-Sawy D, et al.</w:t>
+        <w:t xml:space="preserve">Agnieszka Ignatowicz, Carolyn Tarrant, Russell Mannion, Dalia El-Sawy, others.</w:t>
       </w:r>
       <w:r>
         <w:t xml:space="preserve"> </w:t>
@@ -7810,7 +9845,7 @@
       <w:r>
         <w:t xml:space="preserve">. 2023;23:242. doi:</w:t>
       </w:r>
-      <w:hyperlink r:id="rId150">
+      <w:hyperlink r:id="rId161">
         <w:r>
           <w:rPr>
             <w:rStyle w:val="Hyperlink"/>
@@ -7819,8 +9854,8 @@
         </w:r>
       </w:hyperlink>
     </w:p>
-    <w:bookmarkEnd w:id="151"/>
-    <w:bookmarkStart w:id="153" w:name="ref-ratliff2025"/>
+    <w:bookmarkEnd w:id="162"/>
+    <w:bookmarkStart w:id="164" w:name="ref-ratliff2025"/>
     <w:p>
       <w:pPr>
         <w:pStyle w:val="Bibliography"/>
@@ -7835,7 +9870,7 @@
         <w:t xml:space="preserve">	</w:t>
       </w:r>
       <w:r>
-        <w:t xml:space="preserve">Ratliff HC, Lee KA, Buchbinder M, Kelly LA, et al.</w:t>
+        <w:t xml:space="preserve">Hope C. Ratliff, Kirsten A. Lee, Mara Buchbinder, Lesly A. Kelly, others.</w:t>
       </w:r>
       <w:r>
         <w:t xml:space="preserve"> </w:t>
@@ -7862,7 +9897,7 @@
       <w:r>
         <w:t xml:space="preserve"> </w:t>
       </w:r>
-      <w:hyperlink r:id="rId152">
+      <w:hyperlink r:id="rId163">
         <w:r>
           <w:rPr>
             <w:rStyle w:val="Hyperlink"/>
@@ -7871,8 +9906,8 @@
         </w:r>
       </w:hyperlink>
     </w:p>
-    <w:bookmarkEnd w:id="153"/>
-    <w:bookmarkStart w:id="155" w:name="ref-valiaiev2025"/>
+    <w:bookmarkEnd w:id="164"/>
+    <w:bookmarkStart w:id="166" w:name="ref-valiaiev2025"/>
     <w:p>
       <w:pPr>
         <w:pStyle w:val="Bibliography"/>
@@ -7887,7 +9922,7 @@
         <w:t xml:space="preserve">	</w:t>
       </w:r>
       <w:r>
-        <w:t xml:space="preserve">Valiaiev D.</w:t>
+        <w:t xml:space="preserve">D. Valiaiev.</w:t>
       </w:r>
       <w:r>
         <w:t xml:space="preserve"> </w:t>
@@ -7905,7 +9940,7 @@
       <w:r>
         <w:t xml:space="preserve"> </w:t>
       </w:r>
-      <w:hyperlink r:id="rId154">
+      <w:hyperlink r:id="rId165">
         <w:r>
           <w:rPr>
             <w:rStyle w:val="Hyperlink"/>
@@ -7914,8 +9949,8 @@
         </w:r>
       </w:hyperlink>
     </w:p>
-    <w:bookmarkEnd w:id="155"/>
-    <w:bookmarkStart w:id="157" w:name="ref-betha2023"/>
+    <w:bookmarkEnd w:id="166"/>
+    <w:bookmarkStart w:id="168" w:name="ref-betha2023"/>
     <w:p>
       <w:pPr>
         <w:pStyle w:val="Bibliography"/>
@@ -7930,7 +9965,7 @@
         <w:t xml:space="preserve">	</w:t>
       </w:r>
       <w:r>
-        <w:t xml:space="preserve">Betha R.</w:t>
+        <w:t xml:space="preserve">R. Betha.</w:t>
       </w:r>
       <w:r>
         <w:t xml:space="preserve"> </w:t>
@@ -7957,7 +9992,7 @@
       <w:r>
         <w:t xml:space="preserve"> </w:t>
       </w:r>
-      <w:hyperlink r:id="rId156">
+      <w:hyperlink r:id="rId167">
         <w:r>
           <w:rPr>
             <w:rStyle w:val="Hyperlink"/>
@@ -7966,8 +10001,8 @@
         </w:r>
       </w:hyperlink>
     </w:p>
-    <w:bookmarkEnd w:id="157"/>
-    <w:bookmarkStart w:id="159" w:name="ref-kottam2025"/>
+    <w:bookmarkEnd w:id="168"/>
+    <w:bookmarkStart w:id="170" w:name="ref-kottam2025"/>
     <w:p>
       <w:pPr>
         <w:pStyle w:val="Bibliography"/>
@@ -7982,7 +10017,7 @@
         <w:t xml:space="preserve">	</w:t>
       </w:r>
       <w:r>
-        <w:t xml:space="preserve">Kottam S, Annem S, Sun Y.</w:t>
+        <w:t xml:space="preserve">Saikiran Kottam, Sridhar Annem, Yingcheng Sun.</w:t>
       </w:r>
       <w:r>
         <w:t xml:space="preserve"> </w:t>
@@ -8006,7 +10041,7 @@
       <w:r>
         <w:t xml:space="preserve">. 2025. doi:</w:t>
       </w:r>
-      <w:hyperlink r:id="rId158">
+      <w:hyperlink r:id="rId169">
         <w:r>
           <w:rPr>
             <w:rStyle w:val="Hyperlink"/>
@@ -8015,8 +10050,8 @@
         </w:r>
       </w:hyperlink>
     </w:p>
-    <w:bookmarkEnd w:id="159"/>
-    <w:bookmarkStart w:id="161" w:name="ref-alukal2006"/>
+    <w:bookmarkEnd w:id="170"/>
+    <w:bookmarkStart w:id="172" w:name="ref-alukal2006"/>
     <w:p>
       <w:pPr>
         <w:pStyle w:val="Bibliography"/>
@@ -8031,7 +10066,7 @@
         <w:t xml:space="preserve">	</w:t>
       </w:r>
       <w:r>
-        <w:t xml:space="preserve">Alukal VG, Manos A.</w:t>
+        <w:t xml:space="preserve">V. G. Alukal, A. Manos.</w:t>
       </w:r>
       <w:r>
         <w:t xml:space="preserve"> </w:t>
@@ -8049,7 +10084,7 @@
       <w:r>
         <w:t xml:space="preserve"> </w:t>
       </w:r>
-      <w:hyperlink r:id="rId160">
+      <w:hyperlink r:id="rId171">
         <w:r>
           <w:rPr>
             <w:rStyle w:val="Hyperlink"/>
@@ -8058,8 +10093,8 @@
         </w:r>
       </w:hyperlink>
     </w:p>
-    <w:bookmarkEnd w:id="161"/>
-    <w:bookmarkStart w:id="163" w:name="ref-himss2025ucdavis"/>
+    <w:bookmarkEnd w:id="172"/>
+    <w:bookmarkStart w:id="174" w:name="ref-himss2025ucdavis"/>
     <w:p>
       <w:pPr>
         <w:pStyle w:val="Bibliography"/>
@@ -8088,7 +10123,7 @@
       <w:r>
         <w:t xml:space="preserve"> </w:t>
       </w:r>
-      <w:hyperlink r:id="rId162">
+      <w:hyperlink r:id="rId173">
         <w:r>
           <w:rPr>
             <w:rStyle w:val="Hyperlink"/>
@@ -8097,8 +10132,8 @@
         </w:r>
       </w:hyperlink>
     </w:p>
-    <w:bookmarkEnd w:id="163"/>
-    <w:bookmarkStart w:id="165" w:name="ref-kumar2025caos"/>
+    <w:bookmarkEnd w:id="174"/>
+    <w:bookmarkStart w:id="176" w:name="ref-kumar2025caos"/>
     <w:p>
       <w:pPr>
         <w:pStyle w:val="Bibliography"/>
@@ -8113,7 +10148,7 @@
         <w:t xml:space="preserve">	</w:t>
       </w:r>
       <w:r>
-        <w:t xml:space="preserve">Kumar R, Sporn K, Waisberg E, Ong J, Paladugu P, et al.</w:t>
+        <w:t xml:space="preserve">Rahul Kumar, Konrad Sporn, Ethan Waisberg, Joshua Ong, Phani Paladugu, others.</w:t>
       </w:r>
       <w:r>
         <w:t xml:space="preserve"> </w:t>
@@ -8137,7 +10172,7 @@
       <w:r>
         <w:t xml:space="preserve">. Published online 2025. doi:</w:t>
       </w:r>
-      <w:hyperlink r:id="rId164">
+      <w:hyperlink r:id="rId175">
         <w:r>
           <w:rPr>
             <w:rStyle w:val="Hyperlink"/>
@@ -8146,8 +10181,8 @@
         </w:r>
       </w:hyperlink>
     </w:p>
-    <w:bookmarkEnd w:id="165"/>
-    <w:bookmarkStart w:id="167" w:name="ref-labkoff2024"/>
+    <w:bookmarkEnd w:id="176"/>
+    <w:bookmarkStart w:id="178" w:name="ref-labkoff2024"/>
     <w:p>
       <w:pPr>
         <w:pStyle w:val="Bibliography"/>
@@ -8162,7 +10197,7 @@
         <w:t xml:space="preserve">	</w:t>
       </w:r>
       <w:r>
-        <w:t xml:space="preserve">Labkoff S, Oladimeji B, Kannry J, et al.</w:t>
+        <w:t xml:space="preserve">Steven Labkoff, Bola Oladimeji, Joseph Kannry, others.</w:t>
       </w:r>
       <w:r>
         <w:t xml:space="preserve"> </w:t>
@@ -8186,7 +10221,7 @@
       <w:r>
         <w:t xml:space="preserve">. 2024;31(11):2730. doi:</w:t>
       </w:r>
-      <w:hyperlink r:id="rId166">
+      <w:hyperlink r:id="rId177">
         <w:r>
           <w:rPr>
             <w:rStyle w:val="Hyperlink"/>
@@ -8195,8 +10230,8 @@
         </w:r>
       </w:hyperlink>
     </w:p>
-    <w:bookmarkEnd w:id="167"/>
-    <w:bookmarkStart w:id="169" w:name="ref-loshin2010"/>
+    <w:bookmarkEnd w:id="178"/>
+    <w:bookmarkStart w:id="180" w:name="ref-loshin2010"/>
     <w:p>
       <w:pPr>
         <w:pStyle w:val="Bibliography"/>
@@ -8211,7 +10246,7 @@
         <w:t xml:space="preserve">	</w:t>
       </w:r>
       <w:r>
-        <w:t xml:space="preserve">Loshin D.</w:t>
+        <w:t xml:space="preserve">David Loshin.</w:t>
       </w:r>
       <w:r>
         <w:t xml:space="preserve"> </w:t>
@@ -8229,7 +10264,7 @@
       <w:r>
         <w:t xml:space="preserve"> </w:t>
       </w:r>
-      <w:hyperlink r:id="rId168">
+      <w:hyperlink r:id="rId179">
         <w:r>
           <w:rPr>
             <w:rStyle w:val="Hyperlink"/>
@@ -8238,8 +10273,8 @@
         </w:r>
       </w:hyperlink>
     </w:p>
-    <w:bookmarkEnd w:id="169"/>
-    <w:bookmarkStart w:id="171" w:name="ref-kalyanasundaram2025"/>
+    <w:bookmarkEnd w:id="180"/>
+    <w:bookmarkStart w:id="182" w:name="ref-kalyanasundaram2025"/>
     <w:p>
       <w:pPr>
         <w:pStyle w:val="Bibliography"/>
@@ -8254,7 +10289,7 @@
         <w:t xml:space="preserve">	</w:t>
       </w:r>
       <w:r>
-        <w:t xml:space="preserve">Kalyanasundaram S.</w:t>
+        <w:t xml:space="preserve">S. Kalyanasundaram.</w:t>
       </w:r>
       <w:r>
         <w:t xml:space="preserve"> </w:t>
@@ -8281,7 +10316,7 @@
       <w:r>
         <w:t xml:space="preserve"> </w:t>
       </w:r>
-      <w:hyperlink r:id="rId170">
+      <w:hyperlink r:id="rId181">
         <w:r>
           <w:rPr>
             <w:rStyle w:val="Hyperlink"/>
@@ -8290,8 +10325,8 @@
         </w:r>
       </w:hyperlink>
     </w:p>
-    <w:bookmarkEnd w:id="171"/>
-    <w:bookmarkStart w:id="173" w:name="ref-zimmermann2017"/>
+    <w:bookmarkEnd w:id="182"/>
+    <w:bookmarkStart w:id="184" w:name="ref-zimmermann2017"/>
     <w:p>
       <w:pPr>
         <w:pStyle w:val="Bibliography"/>
@@ -8306,7 +10341,7 @@
         <w:t xml:space="preserve">	</w:t>
       </w:r>
       <w:r>
-        <w:t xml:space="preserve">Zimmermann S, Rentrop C.</w:t>
+        <w:t xml:space="preserve">Stephan Zimmermann, Christopher Rentrop.</w:t>
       </w:r>
       <w:r>
         <w:t xml:space="preserve"> </w:t>
@@ -8330,7 +10365,7 @@
       <w:r>
         <w:t xml:space="preserve">. 2017;31(1):79-96. doi:</w:t>
       </w:r>
-      <w:hyperlink r:id="rId172">
+      <w:hyperlink r:id="rId183">
         <w:r>
           <w:rPr>
             <w:rStyle w:val="Hyperlink"/>
@@ -8339,8 +10374,8 @@
         </w:r>
       </w:hyperlink>
     </w:p>
-    <w:bookmarkEnd w:id="173"/>
-    <w:bookmarkStart w:id="175" w:name="ref-ipeirotis2025"/>
+    <w:bookmarkEnd w:id="184"/>
+    <w:bookmarkStart w:id="186" w:name="ref-ipeirotis2025"/>
     <w:p>
       <w:pPr>
         <w:pStyle w:val="Bibliography"/>
@@ -8355,7 +10390,7 @@
         <w:t xml:space="preserve">	</w:t>
       </w:r>
       <w:r>
-        <w:t xml:space="preserve">Ipeirotis &amp;Z P.</w:t>
+        <w:t xml:space="preserve">&amp; Zheng Ipeirotis P.</w:t>
       </w:r>
       <w:r>
         <w:t xml:space="preserve"> </w:t>
@@ -8379,7 +10414,7 @@
       <w:r>
         <w:t xml:space="preserve"> </w:t>
       </w:r>
-      <w:hyperlink r:id="rId174">
+      <w:hyperlink r:id="rId185">
         <w:r>
           <w:rPr>
             <w:rStyle w:val="Hyperlink"/>
@@ -8388,8 +10423,8 @@
         </w:r>
       </w:hyperlink>
     </w:p>
-    <w:bookmarkEnd w:id="175"/>
-    <w:bookmarkStart w:id="177" w:name="ref-ibm2022"/>
+    <w:bookmarkEnd w:id="186"/>
+    <w:bookmarkStart w:id="188" w:name="ref-ibm2022"/>
     <w:p>
       <w:pPr>
         <w:pStyle w:val="Bibliography"/>
@@ -8445,7 +10480,7 @@
       <w:r>
         <w:t xml:space="preserve"> </w:t>
       </w:r>
-      <w:hyperlink r:id="rId176">
+      <w:hyperlink r:id="rId187">
         <w:r>
           <w:rPr>
             <w:rStyle w:val="Hyperlink"/>
@@ -8454,8 +10489,8 @@
         </w:r>
       </w:hyperlink>
     </w:p>
-    <w:bookmarkEnd w:id="177"/>
-    <w:bookmarkStart w:id="179" w:name="ref-strickland2019"/>
+    <w:bookmarkEnd w:id="188"/>
+    <w:bookmarkStart w:id="190" w:name="ref-strickland2019"/>
     <w:p>
       <w:pPr>
         <w:pStyle w:val="Bibliography"/>
@@ -8470,7 +10505,7 @@
         <w:t xml:space="preserve">	</w:t>
       </w:r>
       <w:r>
-        <w:t xml:space="preserve">Strickland E.</w:t>
+        <w:t xml:space="preserve">E. Strickland.</w:t>
       </w:r>
       <w:r>
         <w:t xml:space="preserve"> </w:t>
@@ -8494,7 +10529,7 @@
       <w:r>
         <w:t xml:space="preserve">. 2019;56(4):24-31. doi:</w:t>
       </w:r>
-      <w:hyperlink r:id="rId178">
+      <w:hyperlink r:id="rId189">
         <w:r>
           <w:rPr>
             <w:rStyle w:val="Hyperlink"/>
@@ -8503,8 +10538,8 @@
         </w:r>
       </w:hyperlink>
     </w:p>
-    <w:bookmarkEnd w:id="179"/>
-    <w:bookmarkStart w:id="181" w:name="ref-lavito2021"/>
+    <w:bookmarkEnd w:id="190"/>
+    <w:bookmarkStart w:id="192" w:name="ref-lavito2021"/>
     <w:p>
       <w:pPr>
         <w:pStyle w:val="Bibliography"/>
@@ -8519,7 +10554,7 @@
         <w:t xml:space="preserve">	</w:t>
       </w:r>
       <w:r>
-        <w:t xml:space="preserve">LaVito A.</w:t>
+        <w:t xml:space="preserve">A LaVito.</w:t>
       </w:r>
       <w:r>
         <w:t xml:space="preserve"> </w:t>
@@ -8546,7 +10581,7 @@
       <w:r>
         <w:t xml:space="preserve"> </w:t>
       </w:r>
-      <w:hyperlink r:id="rId180">
+      <w:hyperlink r:id="rId191">
         <w:r>
           <w:rPr>
             <w:rStyle w:val="Hyperlink"/>
@@ -8555,8 +10590,8 @@
         </w:r>
       </w:hyperlink>
     </w:p>
-    <w:bookmarkEnd w:id="181"/>
-    <w:bookmarkStart w:id="183" w:name="ref-acchiardo2021"/>
+    <w:bookmarkEnd w:id="192"/>
+    <w:bookmarkStart w:id="194" w:name="ref-acchiardo2021"/>
     <w:p>
       <w:pPr>
         <w:pStyle w:val="Bibliography"/>
@@ -8571,7 +10606,7 @@
         <w:t xml:space="preserve">	</w:t>
       </w:r>
       <w:r>
-        <w:t xml:space="preserve">Acchiardo JM, Gunderman RB.</w:t>
+        <w:t xml:space="preserve">J. M. Acchiardo, R. B. Gunderman.</w:t>
       </w:r>
       <w:r>
         <w:t xml:space="preserve"> </w:t>
@@ -8595,7 +10630,7 @@
       <w:r>
         <w:t xml:space="preserve">. 2021;28(7):1036-1037. doi:</w:t>
       </w:r>
-      <w:hyperlink r:id="rId182">
+      <w:hyperlink r:id="rId193">
         <w:r>
           <w:rPr>
             <w:rStyle w:val="Hyperlink"/>
@@ -8604,8 +10639,8 @@
         </w:r>
       </w:hyperlink>
     </w:p>
-    <w:bookmarkEnd w:id="183"/>
-    <w:bookmarkStart w:id="185" w:name="ref-yang2020"/>
+    <w:bookmarkEnd w:id="194"/>
+    <w:bookmarkStart w:id="196" w:name="ref-yang2020"/>
     <w:p>
       <w:pPr>
         <w:pStyle w:val="Bibliography"/>
@@ -8620,7 +10655,7 @@
         <w:t xml:space="preserve">	</w:t>
       </w:r>
       <w:r>
-        <w:t xml:space="preserve">Yang J, Chesbrough H, Hurmelinna-Laukkanen P.</w:t>
+        <w:t xml:space="preserve">J. Yang, H. Chesbrough, P. Hurmelinna-Laukkanen.</w:t>
       </w:r>
       <w:r>
         <w:t xml:space="preserve"> </w:t>
@@ -8638,7 +10673,7 @@
       <w:r>
         <w:t xml:space="preserve"> </w:t>
       </w:r>
-      <w:hyperlink r:id="rId184">
+      <w:hyperlink r:id="rId195">
         <w:r>
           <w:rPr>
             <w:rStyle w:val="Hyperlink"/>
@@ -8647,9 +10682,9 @@
         </w:r>
       </w:hyperlink>
     </w:p>
-    <w:bookmarkEnd w:id="185"/>
-    <w:bookmarkEnd w:id="186"/>
-    <w:bookmarkEnd w:id="187"/>
+    <w:bookmarkEnd w:id="196"/>
+    <w:bookmarkEnd w:id="197"/>
+    <w:bookmarkEnd w:id="198"/>
     <w:sectPr>
       <w:footnotePr>
         <w:numRestart w:val="eachSect"/>
@@ -8692,7 +10727,7 @@
       <w:lvlText w:val=" "/>
       <w:lvlJc w:val="left"/>
       <w:pPr>
-        <w:ind w:left="720" w:hanging="360"/>
+        <w:ind w:left="720" w:hanging="480"/>
       </w:pPr>
     </w:lvl>
     <w:lvl w:ilvl="1">
@@ -8700,7 +10735,7 @@
       <w:lvlText w:val=" "/>
       <w:lvlJc w:val="left"/>
       <w:pPr>
-        <w:ind w:left="1440" w:hanging="360"/>
+        <w:ind w:left="1440" w:hanging="480"/>
       </w:pPr>
     </w:lvl>
     <w:lvl w:ilvl="2">
@@ -8708,7 +10743,7 @@
       <w:lvlText w:val=" "/>
       <w:lvlJc w:val="left"/>
       <w:pPr>
-        <w:ind w:left="2160" w:hanging="360"/>
+        <w:ind w:left="2160" w:hanging="480"/>
       </w:pPr>
     </w:lvl>
     <w:lvl w:ilvl="3">
@@ -8716,7 +10751,7 @@
       <w:lvlText w:val=" "/>
       <w:lvlJc w:val="left"/>
       <w:pPr>
-        <w:ind w:left="2880" w:hanging="360"/>
+        <w:ind w:left="2880" w:hanging="480"/>
       </w:pPr>
     </w:lvl>
     <w:lvl w:ilvl="4">
@@ -8724,7 +10759,7 @@
       <w:lvlText w:val=" "/>
       <w:lvlJc w:val="left"/>
       <w:pPr>
-        <w:ind w:left="3600" w:hanging="360"/>
+        <w:ind w:left="3600" w:hanging="480"/>
       </w:pPr>
     </w:lvl>
     <w:lvl w:ilvl="5">
@@ -8732,7 +10767,7 @@
       <w:lvlText w:val=" "/>
       <w:lvlJc w:val="left"/>
       <w:pPr>
-        <w:ind w:left="4320" w:hanging="360"/>
+        <w:ind w:left="4320" w:hanging="480"/>
       </w:pPr>
     </w:lvl>
     <w:lvl w:ilvl="6">
@@ -8740,7 +10775,7 @@
       <w:lvlText w:val=" "/>
       <w:lvlJc w:val="left"/>
       <w:pPr>
-        <w:ind w:left="5040" w:hanging="360"/>
+        <w:ind w:left="5040" w:hanging="480"/>
       </w:pPr>
     </w:lvl>
     <w:lvl w:ilvl="7">
@@ -8748,7 +10783,7 @@
       <w:lvlText w:val=" "/>
       <w:lvlJc w:val="left"/>
       <w:pPr>
-        <w:ind w:left="5760" w:hanging="360"/>
+        <w:ind w:left="5760" w:hanging="480"/>
       </w:pPr>
     </w:lvl>
     <w:lvl w:ilvl="8">
@@ -8756,7 +10791,7 @@
       <w:lvlText w:val=" "/>
       <w:lvlJc w:val="left"/>
       <w:pPr>
-        <w:ind w:left="6480" w:hanging="360"/>
+        <w:ind w:left="6480" w:hanging="480"/>
       </w:pPr>
     </w:lvl>
   </w:abstractNum>
@@ -8769,7 +10804,7 @@
       <w:lvlText w:val="%1."/>
       <w:lvlJc w:val="left"/>
       <w:pPr>
-        <w:ind w:left="720" w:hanging="360"/>
+        <w:ind w:left="720" w:hanging="480"/>
       </w:pPr>
     </w:lvl>
     <w:lvl w:ilvl="1">
@@ -8778,7 +10813,7 @@
       <w:lvlText w:val="%2."/>
       <w:lvlJc w:val="left"/>
       <w:pPr>
-        <w:ind w:left="1440" w:hanging="360"/>
+        <w:ind w:left="1440" w:hanging="480"/>
       </w:pPr>
     </w:lvl>
     <w:lvl w:ilvl="2">
@@ -8787,7 +10822,7 @@
       <w:lvlText w:val="%3."/>
       <w:lvlJc w:val="left"/>
       <w:pPr>
-        <w:ind w:left="2160" w:hanging="360"/>
+        <w:ind w:left="2160" w:hanging="480"/>
       </w:pPr>
     </w:lvl>
     <w:lvl w:ilvl="3">
@@ -8796,7 +10831,7 @@
       <w:lvlText w:val="%4."/>
       <w:lvlJc w:val="left"/>
       <w:pPr>
-        <w:ind w:left="2880" w:hanging="360"/>
+        <w:ind w:left="2880" w:hanging="480"/>
       </w:pPr>
     </w:lvl>
     <w:lvl w:ilvl="4">
@@ -8805,7 +10840,7 @@
       <w:lvlText w:val="%5."/>
       <w:lvlJc w:val="left"/>
       <w:pPr>
-        <w:ind w:left="3600" w:hanging="360"/>
+        <w:ind w:left="3600" w:hanging="480"/>
       </w:pPr>
     </w:lvl>
     <w:lvl w:ilvl="5">
@@ -8814,7 +10849,7 @@
       <w:lvlText w:val="%6."/>
       <w:lvlJc w:val="left"/>
       <w:pPr>
-        <w:ind w:left="4320" w:hanging="360"/>
+        <w:ind w:left="4320" w:hanging="480"/>
       </w:pPr>
     </w:lvl>
     <w:lvl w:ilvl="6">
@@ -8823,7 +10858,7 @@
       <w:lvlText w:val="%7."/>
       <w:lvlJc w:val="left"/>
       <w:pPr>
-        <w:ind w:left="5040" w:hanging="360"/>
+        <w:ind w:left="5040" w:hanging="480"/>
       </w:pPr>
     </w:lvl>
     <w:lvl w:ilvl="7">
@@ -8832,7 +10867,7 @@
       <w:lvlText w:val="%8."/>
       <w:lvlJc w:val="left"/>
       <w:pPr>
-        <w:ind w:left="5760" w:hanging="360"/>
+        <w:ind w:left="5760" w:hanging="480"/>
       </w:pPr>
     </w:lvl>
     <w:lvl w:ilvl="8">
@@ -8841,7 +10876,7 @@
       <w:lvlText w:val="%9."/>
       <w:lvlJc w:val="left"/>
       <w:pPr>
-        <w:ind w:left="6480" w:hanging="360"/>
+        <w:ind w:left="6480" w:hanging="480"/>
       </w:pPr>
     </w:lvl>
   </w:abstractNum>

--- a/paper.docx
+++ b/paper.docx
@@ -7,7 +7,85 @@
         <w:pStyle w:val="Title"/>
       </w:pPr>
       <w:r>
-        <w:t xml:space="preserve">Healthcare Analytics Challenges: A Three-Pillar Framework Connecting Analytics Maturity, Workforce Agility, and Technical Enablement</w:t>
+        <w:t xml:space="preserve">Healthcare</w:t>
+      </w:r>
+      <w:r>
+        <w:t xml:space="preserve"> </w:t>
+      </w:r>
+      <w:r>
+        <w:t xml:space="preserve">Analytics</w:t>
+      </w:r>
+      <w:r>
+        <w:t xml:space="preserve"> </w:t>
+      </w:r>
+      <w:r>
+        <w:t xml:space="preserve">Challenges:</w:t>
+      </w:r>
+      <w:r>
+        <w:t xml:space="preserve"> </w:t>
+      </w:r>
+      <w:r>
+        <w:t xml:space="preserve">A</w:t>
+      </w:r>
+      <w:r>
+        <w:t xml:space="preserve"> </w:t>
+      </w:r>
+      <w:r>
+        <w:t xml:space="preserve">Three-Pillar</w:t>
+      </w:r>
+      <w:r>
+        <w:t xml:space="preserve"> </w:t>
+      </w:r>
+      <w:r>
+        <w:t xml:space="preserve">Framework</w:t>
+      </w:r>
+      <w:r>
+        <w:t xml:space="preserve"> </w:t>
+      </w:r>
+      <w:r>
+        <w:t xml:space="preserve">Connecting</w:t>
+      </w:r>
+      <w:r>
+        <w:t xml:space="preserve"> </w:t>
+      </w:r>
+      <w:r>
+        <w:t xml:space="preserve">Analytics</w:t>
+      </w:r>
+      <w:r>
+        <w:t xml:space="preserve"> </w:t>
+      </w:r>
+      <w:r>
+        <w:t xml:space="preserve">Maturity,</w:t>
+      </w:r>
+      <w:r>
+        <w:t xml:space="preserve"> </w:t>
+      </w:r>
+      <w:r>
+        <w:t xml:space="preserve">Workforce</w:t>
+      </w:r>
+      <w:r>
+        <w:t xml:space="preserve"> </w:t>
+      </w:r>
+      <w:r>
+        <w:t xml:space="preserve">Agility,</w:t>
+      </w:r>
+      <w:r>
+        <w:t xml:space="preserve"> </w:t>
+      </w:r>
+      <w:r>
+        <w:t xml:space="preserve">and</w:t>
+      </w:r>
+      <w:r>
+        <w:t xml:space="preserve"> </w:t>
+      </w:r>
+      <w:r>
+        <w:t xml:space="preserve">Technical</w:t>
+      </w:r>
+      <w:r>
+        <w:t xml:space="preserve"> </w:t>
+      </w:r>
+      <w:r>
+        <w:t xml:space="preserve">Enablement</w:t>
       </w:r>
     </w:p>
     <w:p>
@@ -15,7 +93,31 @@
         <w:pStyle w:val="Author"/>
       </w:pPr>
       <w:r>
-        <w:t xml:space="preserve">Samuel T Harrold, Yuimedi, Inc.</w:t>
+        <w:t xml:space="preserve">Samuel</w:t>
+      </w:r>
+      <w:r>
+        <w:t xml:space="preserve"> </w:t>
+      </w:r>
+      <w:r>
+        <w:t xml:space="preserve">T</w:t>
+      </w:r>
+      <w:r>
+        <w:t xml:space="preserve"> </w:t>
+      </w:r>
+      <w:r>
+        <w:t xml:space="preserve">Harrold,</w:t>
+      </w:r>
+      <w:r>
+        <w:t xml:space="preserve"> </w:t>
+      </w:r>
+      <w:r>
+        <w:t xml:space="preserve">Yuimedi,</w:t>
+      </w:r>
+      <w:r>
+        <w:t xml:space="preserve"> </w:t>
+      </w:r>
+      <w:r>
+        <w:t xml:space="preserve">Inc.</w:t>
       </w:r>
     </w:p>
     <w:p>
@@ -23,7 +125,13 @@
         <w:pStyle w:val="Date"/>
       </w:pPr>
       <w:r>
-        <w:t xml:space="preserve">March 2026</w:t>
+        <w:t xml:space="preserve">March</w:t>
+      </w:r>
+      <w:r>
+        <w:t xml:space="preserve"> </w:t>
+      </w:r>
+      <w:r>
+        <w:t xml:space="preserve">2026</w:t>
       </w:r>
     </w:p>
     <w:p>
@@ -39,31 +147,451 @@
         <w:pStyle w:val="Abstract"/>
       </w:pPr>
       <w:r>
-        <w:t xml:space="preserve">Healthcare organizations face a</w:t>
-      </w:r>
-      <w:r>
-        <w:t xml:space="preserve"> </w:t>
-      </w:r>
-      <w:r>
-        <w:t xml:space="preserve">“Triple Threat”</w:t>
-      </w:r>
-      <w:r>
-        <w:t xml:space="preserve"> </w:t>
-      </w:r>
-      <w:r>
-        <w:t xml:space="preserve">of low analytics maturity, high workforce instability, and semantic technical barriers that together produce a crisis of</w:t>
-      </w:r>
-      <w:r>
-        <w:t xml:space="preserve"> </w:t>
-      </w:r>
-      <w:r>
-        <w:t xml:space="preserve">“Institutional Amnesia.”</w:t>
-      </w:r>
-      <w:r>
-        <w:t xml:space="preserve"> </w:t>
-      </w:r>
-      <w:r>
-        <w:t xml:space="preserve">High leadership turnover, persistent digital health workforce shortages, and widespread intent to leave among informatics specialists systematically erase the tacit knowledge required to navigate complex clinical data schemas, trapping organizations in a cycle of low maturity where the rate of knowledge loss exceeds the rate of knowledge capture.</w:t>
+        <w:t xml:space="preserve">Healthcare</w:t>
+      </w:r>
+      <w:r>
+        <w:t xml:space="preserve"> </w:t>
+      </w:r>
+      <w:r>
+        <w:t xml:space="preserve">organizations</w:t>
+      </w:r>
+      <w:r>
+        <w:t xml:space="preserve"> </w:t>
+      </w:r>
+      <w:r>
+        <w:t xml:space="preserve">face</w:t>
+      </w:r>
+      <w:r>
+        <w:t xml:space="preserve"> </w:t>
+      </w:r>
+      <w:r>
+        <w:t xml:space="preserve">a</w:t>
+      </w:r>
+      <w:r>
+        <w:t xml:space="preserve"> </w:t>
+      </w:r>
+      <w:r>
+        <w:t xml:space="preserve">“</w:t>
+      </w:r>
+      <w:r>
+        <w:t xml:space="preserve">Triple</w:t>
+      </w:r>
+      <w:r>
+        <w:t xml:space="preserve"> </w:t>
+      </w:r>
+      <w:r>
+        <w:t xml:space="preserve">Threat</w:t>
+      </w:r>
+      <w:r>
+        <w:t xml:space="preserve">”</w:t>
+      </w:r>
+      <w:r>
+        <w:t xml:space="preserve"> </w:t>
+      </w:r>
+      <w:r>
+        <w:t xml:space="preserve">of</w:t>
+      </w:r>
+      <w:r>
+        <w:t xml:space="preserve"> </w:t>
+      </w:r>
+      <w:r>
+        <w:t xml:space="preserve">low</w:t>
+      </w:r>
+      <w:r>
+        <w:t xml:space="preserve"> </w:t>
+      </w:r>
+      <w:r>
+        <w:t xml:space="preserve">analytics</w:t>
+      </w:r>
+      <w:r>
+        <w:t xml:space="preserve"> </w:t>
+      </w:r>
+      <w:r>
+        <w:t xml:space="preserve">maturity,</w:t>
+      </w:r>
+      <w:r>
+        <w:t xml:space="preserve"> </w:t>
+      </w:r>
+      <w:r>
+        <w:t xml:space="preserve">high</w:t>
+      </w:r>
+      <w:r>
+        <w:t xml:space="preserve"> </w:t>
+      </w:r>
+      <w:r>
+        <w:t xml:space="preserve">workforce</w:t>
+      </w:r>
+      <w:r>
+        <w:t xml:space="preserve"> </w:t>
+      </w:r>
+      <w:r>
+        <w:t xml:space="preserve">instability,</w:t>
+      </w:r>
+      <w:r>
+        <w:t xml:space="preserve"> </w:t>
+      </w:r>
+      <w:r>
+        <w:t xml:space="preserve">and</w:t>
+      </w:r>
+      <w:r>
+        <w:t xml:space="preserve"> </w:t>
+      </w:r>
+      <w:r>
+        <w:t xml:space="preserve">semantic</w:t>
+      </w:r>
+      <w:r>
+        <w:t xml:space="preserve"> </w:t>
+      </w:r>
+      <w:r>
+        <w:t xml:space="preserve">technical</w:t>
+      </w:r>
+      <w:r>
+        <w:t xml:space="preserve"> </w:t>
+      </w:r>
+      <w:r>
+        <w:t xml:space="preserve">barriers</w:t>
+      </w:r>
+      <w:r>
+        <w:t xml:space="preserve"> </w:t>
+      </w:r>
+      <w:r>
+        <w:t xml:space="preserve">that</w:t>
+      </w:r>
+      <w:r>
+        <w:t xml:space="preserve"> </w:t>
+      </w:r>
+      <w:r>
+        <w:t xml:space="preserve">together</w:t>
+      </w:r>
+      <w:r>
+        <w:t xml:space="preserve"> </w:t>
+      </w:r>
+      <w:r>
+        <w:t xml:space="preserve">produce</w:t>
+      </w:r>
+      <w:r>
+        <w:t xml:space="preserve"> </w:t>
+      </w:r>
+      <w:r>
+        <w:t xml:space="preserve">a</w:t>
+      </w:r>
+      <w:r>
+        <w:t xml:space="preserve"> </w:t>
+      </w:r>
+      <w:r>
+        <w:t xml:space="preserve">crisis</w:t>
+      </w:r>
+      <w:r>
+        <w:t xml:space="preserve"> </w:t>
+      </w:r>
+      <w:r>
+        <w:t xml:space="preserve">of</w:t>
+      </w:r>
+      <w:r>
+        <w:t xml:space="preserve"> </w:t>
+      </w:r>
+      <w:r>
+        <w:t xml:space="preserve">“</w:t>
+      </w:r>
+      <w:r>
+        <w:t xml:space="preserve">Institutional</w:t>
+      </w:r>
+      <w:r>
+        <w:t xml:space="preserve"> </w:t>
+      </w:r>
+      <w:r>
+        <w:t xml:space="preserve">Amnesia.</w:t>
+      </w:r>
+      <w:r>
+        <w:t xml:space="preserve">”</w:t>
+      </w:r>
+      <w:r>
+        <w:t xml:space="preserve"> </w:t>
+      </w:r>
+      <w:r>
+        <w:t xml:space="preserve">High</w:t>
+      </w:r>
+      <w:r>
+        <w:t xml:space="preserve"> </w:t>
+      </w:r>
+      <w:r>
+        <w:t xml:space="preserve">leadership</w:t>
+      </w:r>
+      <w:r>
+        <w:t xml:space="preserve"> </w:t>
+      </w:r>
+      <w:r>
+        <w:t xml:space="preserve">turnover,</w:t>
+      </w:r>
+      <w:r>
+        <w:t xml:space="preserve"> </w:t>
+      </w:r>
+      <w:r>
+        <w:t xml:space="preserve">persistent</w:t>
+      </w:r>
+      <w:r>
+        <w:t xml:space="preserve"> </w:t>
+      </w:r>
+      <w:r>
+        <w:t xml:space="preserve">digital</w:t>
+      </w:r>
+      <w:r>
+        <w:t xml:space="preserve"> </w:t>
+      </w:r>
+      <w:r>
+        <w:t xml:space="preserve">health</w:t>
+      </w:r>
+      <w:r>
+        <w:t xml:space="preserve"> </w:t>
+      </w:r>
+      <w:r>
+        <w:t xml:space="preserve">workforce</w:t>
+      </w:r>
+      <w:r>
+        <w:t xml:space="preserve"> </w:t>
+      </w:r>
+      <w:r>
+        <w:t xml:space="preserve">shortages,</w:t>
+      </w:r>
+      <w:r>
+        <w:t xml:space="preserve"> </w:t>
+      </w:r>
+      <w:r>
+        <w:t xml:space="preserve">and</w:t>
+      </w:r>
+      <w:r>
+        <w:t xml:space="preserve"> </w:t>
+      </w:r>
+      <w:r>
+        <w:t xml:space="preserve">widespread</w:t>
+      </w:r>
+      <w:r>
+        <w:t xml:space="preserve"> </w:t>
+      </w:r>
+      <w:r>
+        <w:t xml:space="preserve">intent</w:t>
+      </w:r>
+      <w:r>
+        <w:t xml:space="preserve"> </w:t>
+      </w:r>
+      <w:r>
+        <w:t xml:space="preserve">to</w:t>
+      </w:r>
+      <w:r>
+        <w:t xml:space="preserve"> </w:t>
+      </w:r>
+      <w:r>
+        <w:t xml:space="preserve">leave</w:t>
+      </w:r>
+      <w:r>
+        <w:t xml:space="preserve"> </w:t>
+      </w:r>
+      <w:r>
+        <w:t xml:space="preserve">among</w:t>
+      </w:r>
+      <w:r>
+        <w:t xml:space="preserve"> </w:t>
+      </w:r>
+      <w:r>
+        <w:t xml:space="preserve">informatics</w:t>
+      </w:r>
+      <w:r>
+        <w:t xml:space="preserve"> </w:t>
+      </w:r>
+      <w:r>
+        <w:t xml:space="preserve">specialists</w:t>
+      </w:r>
+      <w:r>
+        <w:t xml:space="preserve"> </w:t>
+      </w:r>
+      <w:r>
+        <w:t xml:space="preserve">systematically</w:t>
+      </w:r>
+      <w:r>
+        <w:t xml:space="preserve"> </w:t>
+      </w:r>
+      <w:r>
+        <w:t xml:space="preserve">erase</w:t>
+      </w:r>
+      <w:r>
+        <w:t xml:space="preserve"> </w:t>
+      </w:r>
+      <w:r>
+        <w:t xml:space="preserve">the</w:t>
+      </w:r>
+      <w:r>
+        <w:t xml:space="preserve"> </w:t>
+      </w:r>
+      <w:r>
+        <w:t xml:space="preserve">tacit</w:t>
+      </w:r>
+      <w:r>
+        <w:t xml:space="preserve"> </w:t>
+      </w:r>
+      <w:r>
+        <w:t xml:space="preserve">knowledge</w:t>
+      </w:r>
+      <w:r>
+        <w:t xml:space="preserve"> </w:t>
+      </w:r>
+      <w:r>
+        <w:t xml:space="preserve">required</w:t>
+      </w:r>
+      <w:r>
+        <w:t xml:space="preserve"> </w:t>
+      </w:r>
+      <w:r>
+        <w:t xml:space="preserve">to</w:t>
+      </w:r>
+      <w:r>
+        <w:t xml:space="preserve"> </w:t>
+      </w:r>
+      <w:r>
+        <w:t xml:space="preserve">navigate</w:t>
+      </w:r>
+      <w:r>
+        <w:t xml:space="preserve"> </w:t>
+      </w:r>
+      <w:r>
+        <w:t xml:space="preserve">complex</w:t>
+      </w:r>
+      <w:r>
+        <w:t xml:space="preserve"> </w:t>
+      </w:r>
+      <w:r>
+        <w:t xml:space="preserve">clinical</w:t>
+      </w:r>
+      <w:r>
+        <w:t xml:space="preserve"> </w:t>
+      </w:r>
+      <w:r>
+        <w:t xml:space="preserve">data</w:t>
+      </w:r>
+      <w:r>
+        <w:t xml:space="preserve"> </w:t>
+      </w:r>
+      <w:r>
+        <w:t xml:space="preserve">schemas,</w:t>
+      </w:r>
+      <w:r>
+        <w:t xml:space="preserve"> </w:t>
+      </w:r>
+      <w:r>
+        <w:t xml:space="preserve">trapping</w:t>
+      </w:r>
+      <w:r>
+        <w:t xml:space="preserve"> </w:t>
+      </w:r>
+      <w:r>
+        <w:t xml:space="preserve">organizations</w:t>
+      </w:r>
+      <w:r>
+        <w:t xml:space="preserve"> </w:t>
+      </w:r>
+      <w:r>
+        <w:t xml:space="preserve">in</w:t>
+      </w:r>
+      <w:r>
+        <w:t xml:space="preserve"> </w:t>
+      </w:r>
+      <w:r>
+        <w:t xml:space="preserve">a</w:t>
+      </w:r>
+      <w:r>
+        <w:t xml:space="preserve"> </w:t>
+      </w:r>
+      <w:r>
+        <w:t xml:space="preserve">cycle</w:t>
+      </w:r>
+      <w:r>
+        <w:t xml:space="preserve"> </w:t>
+      </w:r>
+      <w:r>
+        <w:t xml:space="preserve">of</w:t>
+      </w:r>
+      <w:r>
+        <w:t xml:space="preserve"> </w:t>
+      </w:r>
+      <w:r>
+        <w:t xml:space="preserve">low</w:t>
+      </w:r>
+      <w:r>
+        <w:t xml:space="preserve"> </w:t>
+      </w:r>
+      <w:r>
+        <w:t xml:space="preserve">maturity</w:t>
+      </w:r>
+      <w:r>
+        <w:t xml:space="preserve"> </w:t>
+      </w:r>
+      <w:r>
+        <w:t xml:space="preserve">where</w:t>
+      </w:r>
+      <w:r>
+        <w:t xml:space="preserve"> </w:t>
+      </w:r>
+      <w:r>
+        <w:t xml:space="preserve">the</w:t>
+      </w:r>
+      <w:r>
+        <w:t xml:space="preserve"> </w:t>
+      </w:r>
+      <w:r>
+        <w:t xml:space="preserve">rate</w:t>
+      </w:r>
+      <w:r>
+        <w:t xml:space="preserve"> </w:t>
+      </w:r>
+      <w:r>
+        <w:t xml:space="preserve">of</w:t>
+      </w:r>
+      <w:r>
+        <w:t xml:space="preserve"> </w:t>
+      </w:r>
+      <w:r>
+        <w:t xml:space="preserve">knowledge</w:t>
+      </w:r>
+      <w:r>
+        <w:t xml:space="preserve"> </w:t>
+      </w:r>
+      <w:r>
+        <w:t xml:space="preserve">loss</w:t>
+      </w:r>
+      <w:r>
+        <w:t xml:space="preserve"> </w:t>
+      </w:r>
+      <w:r>
+        <w:t xml:space="preserve">exceeds</w:t>
+      </w:r>
+      <w:r>
+        <w:t xml:space="preserve"> </w:t>
+      </w:r>
+      <w:r>
+        <w:t xml:space="preserve">the</w:t>
+      </w:r>
+      <w:r>
+        <w:t xml:space="preserve"> </w:t>
+      </w:r>
+      <w:r>
+        <w:t xml:space="preserve">rate</w:t>
+      </w:r>
+      <w:r>
+        <w:t xml:space="preserve"> </w:t>
+      </w:r>
+      <w:r>
+        <w:t xml:space="preserve">of</w:t>
+      </w:r>
+      <w:r>
+        <w:t xml:space="preserve"> </w:t>
+      </w:r>
+      <w:r>
+        <w:t xml:space="preserve">knowledge</w:t>
+      </w:r>
+      <w:r>
+        <w:t xml:space="preserve"> </w:t>
+      </w:r>
+      <w:r>
+        <w:t xml:space="preserve">capture.</w:t>
       </w:r>
     </w:p>
     <w:p>
@@ -71,16 +599,430 @@
         <w:pStyle w:val="Abstract"/>
       </w:pPr>
       <w:r>
-        <w:t xml:space="preserve">Viewed through Nonaka’s SECI model of knowledge creation, the root cause is a</w:t>
-      </w:r>
-      <w:r>
-        <w:t xml:space="preserve"> </w:t>
-      </w:r>
-      <w:r>
-        <w:t xml:space="preserve">“Socialization Failure”</w:t>
-      </w:r>
-      <w:r>
-        <w:t xml:space="preserve">: high turnover fractures the social networks required for mentorship, rendering the traditional apprenticeship model of informatics unsustainable. To address this failure, we employ a Design Science Research (DSR) approach, synthesizing evidence from healthcare informatics, knowledge management, and natural language processing (2024-2026 workforce and NL2SQL literature) to develop a socio-technical framework called Human-in-the-Loop Knowledge Governance (HITL-KG).</w:t>
+        <w:t xml:space="preserve">Viewed</w:t>
+      </w:r>
+      <w:r>
+        <w:t xml:space="preserve"> </w:t>
+      </w:r>
+      <w:r>
+        <w:t xml:space="preserve">through</w:t>
+      </w:r>
+      <w:r>
+        <w:t xml:space="preserve"> </w:t>
+      </w:r>
+      <w:r>
+        <w:t xml:space="preserve">Nonaka’s</w:t>
+      </w:r>
+      <w:r>
+        <w:t xml:space="preserve"> </w:t>
+      </w:r>
+      <w:r>
+        <w:t xml:space="preserve">SECI</w:t>
+      </w:r>
+      <w:r>
+        <w:t xml:space="preserve"> </w:t>
+      </w:r>
+      <w:r>
+        <w:t xml:space="preserve">model</w:t>
+      </w:r>
+      <w:r>
+        <w:t xml:space="preserve"> </w:t>
+      </w:r>
+      <w:r>
+        <w:t xml:space="preserve">of</w:t>
+      </w:r>
+      <w:r>
+        <w:t xml:space="preserve"> </w:t>
+      </w:r>
+      <w:r>
+        <w:t xml:space="preserve">knowledge</w:t>
+      </w:r>
+      <w:r>
+        <w:t xml:space="preserve"> </w:t>
+      </w:r>
+      <w:r>
+        <w:t xml:space="preserve">creation,</w:t>
+      </w:r>
+      <w:r>
+        <w:t xml:space="preserve"> </w:t>
+      </w:r>
+      <w:r>
+        <w:t xml:space="preserve">the</w:t>
+      </w:r>
+      <w:r>
+        <w:t xml:space="preserve"> </w:t>
+      </w:r>
+      <w:r>
+        <w:t xml:space="preserve">root</w:t>
+      </w:r>
+      <w:r>
+        <w:t xml:space="preserve"> </w:t>
+      </w:r>
+      <w:r>
+        <w:t xml:space="preserve">cause</w:t>
+      </w:r>
+      <w:r>
+        <w:t xml:space="preserve"> </w:t>
+      </w:r>
+      <w:r>
+        <w:t xml:space="preserve">is</w:t>
+      </w:r>
+      <w:r>
+        <w:t xml:space="preserve"> </w:t>
+      </w:r>
+      <w:r>
+        <w:t xml:space="preserve">a</w:t>
+      </w:r>
+      <w:r>
+        <w:t xml:space="preserve"> </w:t>
+      </w:r>
+      <w:r>
+        <w:t xml:space="preserve">“</w:t>
+      </w:r>
+      <w:r>
+        <w:t xml:space="preserve">Socialization</w:t>
+      </w:r>
+      <w:r>
+        <w:t xml:space="preserve"> </w:t>
+      </w:r>
+      <w:r>
+        <w:t xml:space="preserve">Failure</w:t>
+      </w:r>
+      <w:r>
+        <w:t xml:space="preserve">”</w:t>
+      </w:r>
+      <w:r>
+        <w:t xml:space="preserve">:</w:t>
+      </w:r>
+      <w:r>
+        <w:t xml:space="preserve"> </w:t>
+      </w:r>
+      <w:r>
+        <w:t xml:space="preserve">high</w:t>
+      </w:r>
+      <w:r>
+        <w:t xml:space="preserve"> </w:t>
+      </w:r>
+      <w:r>
+        <w:t xml:space="preserve">turnover</w:t>
+      </w:r>
+      <w:r>
+        <w:t xml:space="preserve"> </w:t>
+      </w:r>
+      <w:r>
+        <w:t xml:space="preserve">fractures</w:t>
+      </w:r>
+      <w:r>
+        <w:t xml:space="preserve"> </w:t>
+      </w:r>
+      <w:r>
+        <w:t xml:space="preserve">the</w:t>
+      </w:r>
+      <w:r>
+        <w:t xml:space="preserve"> </w:t>
+      </w:r>
+      <w:r>
+        <w:t xml:space="preserve">social</w:t>
+      </w:r>
+      <w:r>
+        <w:t xml:space="preserve"> </w:t>
+      </w:r>
+      <w:r>
+        <w:t xml:space="preserve">networks</w:t>
+      </w:r>
+      <w:r>
+        <w:t xml:space="preserve"> </w:t>
+      </w:r>
+      <w:r>
+        <w:t xml:space="preserve">required</w:t>
+      </w:r>
+      <w:r>
+        <w:t xml:space="preserve"> </w:t>
+      </w:r>
+      <w:r>
+        <w:t xml:space="preserve">for</w:t>
+      </w:r>
+      <w:r>
+        <w:t xml:space="preserve"> </w:t>
+      </w:r>
+      <w:r>
+        <w:t xml:space="preserve">mentorship,</w:t>
+      </w:r>
+      <w:r>
+        <w:t xml:space="preserve"> </w:t>
+      </w:r>
+      <w:r>
+        <w:t xml:space="preserve">rendering</w:t>
+      </w:r>
+      <w:r>
+        <w:t xml:space="preserve"> </w:t>
+      </w:r>
+      <w:r>
+        <w:t xml:space="preserve">the</w:t>
+      </w:r>
+      <w:r>
+        <w:t xml:space="preserve"> </w:t>
+      </w:r>
+      <w:r>
+        <w:t xml:space="preserve">traditional</w:t>
+      </w:r>
+      <w:r>
+        <w:t xml:space="preserve"> </w:t>
+      </w:r>
+      <w:r>
+        <w:t xml:space="preserve">apprenticeship</w:t>
+      </w:r>
+      <w:r>
+        <w:t xml:space="preserve"> </w:t>
+      </w:r>
+      <w:r>
+        <w:t xml:space="preserve">model</w:t>
+      </w:r>
+      <w:r>
+        <w:t xml:space="preserve"> </w:t>
+      </w:r>
+      <w:r>
+        <w:t xml:space="preserve">of</w:t>
+      </w:r>
+      <w:r>
+        <w:t xml:space="preserve"> </w:t>
+      </w:r>
+      <w:r>
+        <w:t xml:space="preserve">informatics</w:t>
+      </w:r>
+      <w:r>
+        <w:t xml:space="preserve"> </w:t>
+      </w:r>
+      <w:r>
+        <w:t xml:space="preserve">unsustainable.</w:t>
+      </w:r>
+      <w:r>
+        <w:t xml:space="preserve"> </w:t>
+      </w:r>
+      <w:r>
+        <w:t xml:space="preserve">To</w:t>
+      </w:r>
+      <w:r>
+        <w:t xml:space="preserve"> </w:t>
+      </w:r>
+      <w:r>
+        <w:t xml:space="preserve">address</w:t>
+      </w:r>
+      <w:r>
+        <w:t xml:space="preserve"> </w:t>
+      </w:r>
+      <w:r>
+        <w:t xml:space="preserve">this</w:t>
+      </w:r>
+      <w:r>
+        <w:t xml:space="preserve"> </w:t>
+      </w:r>
+      <w:r>
+        <w:t xml:space="preserve">failure,</w:t>
+      </w:r>
+      <w:r>
+        <w:t xml:space="preserve"> </w:t>
+      </w:r>
+      <w:r>
+        <w:t xml:space="preserve">we</w:t>
+      </w:r>
+      <w:r>
+        <w:t xml:space="preserve"> </w:t>
+      </w:r>
+      <w:r>
+        <w:t xml:space="preserve">employ</w:t>
+      </w:r>
+      <w:r>
+        <w:t xml:space="preserve"> </w:t>
+      </w:r>
+      <w:r>
+        <w:t xml:space="preserve">a</w:t>
+      </w:r>
+      <w:r>
+        <w:t xml:space="preserve"> </w:t>
+      </w:r>
+      <w:r>
+        <w:t xml:space="preserve">Design</w:t>
+      </w:r>
+      <w:r>
+        <w:t xml:space="preserve"> </w:t>
+      </w:r>
+      <w:r>
+        <w:t xml:space="preserve">Science</w:t>
+      </w:r>
+      <w:r>
+        <w:t xml:space="preserve"> </w:t>
+      </w:r>
+      <w:r>
+        <w:t xml:space="preserve">Research</w:t>
+      </w:r>
+      <w:r>
+        <w:t xml:space="preserve"> </w:t>
+      </w:r>
+      <w:r>
+        <w:t xml:space="preserve">(DSR)</w:t>
+      </w:r>
+      <w:r>
+        <w:t xml:space="preserve"> </w:t>
+      </w:r>
+      <w:r>
+        <w:t xml:space="preserve">approach,</w:t>
+      </w:r>
+      <w:r>
+        <w:t xml:space="preserve"> </w:t>
+      </w:r>
+      <w:r>
+        <w:t xml:space="preserve">synthesizing</w:t>
+      </w:r>
+      <w:r>
+        <w:t xml:space="preserve"> </w:t>
+      </w:r>
+      <w:r>
+        <w:t xml:space="preserve">evidence</w:t>
+      </w:r>
+      <w:r>
+        <w:t xml:space="preserve"> </w:t>
+      </w:r>
+      <w:r>
+        <w:t xml:space="preserve">from</w:t>
+      </w:r>
+      <w:r>
+        <w:t xml:space="preserve"> </w:t>
+      </w:r>
+      <w:r>
+        <w:t xml:space="preserve">healthcare</w:t>
+      </w:r>
+      <w:r>
+        <w:t xml:space="preserve"> </w:t>
+      </w:r>
+      <w:r>
+        <w:t xml:space="preserve">informatics,</w:t>
+      </w:r>
+      <w:r>
+        <w:t xml:space="preserve"> </w:t>
+      </w:r>
+      <w:r>
+        <w:t xml:space="preserve">knowledge</w:t>
+      </w:r>
+      <w:r>
+        <w:t xml:space="preserve"> </w:t>
+      </w:r>
+      <w:r>
+        <w:t xml:space="preserve">management,</w:t>
+      </w:r>
+      <w:r>
+        <w:t xml:space="preserve"> </w:t>
+      </w:r>
+      <w:r>
+        <w:t xml:space="preserve">and</w:t>
+      </w:r>
+      <w:r>
+        <w:t xml:space="preserve"> </w:t>
+      </w:r>
+      <w:r>
+        <w:t xml:space="preserve">natural</w:t>
+      </w:r>
+      <w:r>
+        <w:t xml:space="preserve"> </w:t>
+      </w:r>
+      <w:r>
+        <w:t xml:space="preserve">language</w:t>
+      </w:r>
+      <w:r>
+        <w:t xml:space="preserve"> </w:t>
+      </w:r>
+      <w:r>
+        <w:t xml:space="preserve">processing</w:t>
+      </w:r>
+      <w:r>
+        <w:t xml:space="preserve"> </w:t>
+      </w:r>
+      <w:r>
+        <w:t xml:space="preserve">(2024-2026</w:t>
+      </w:r>
+      <w:r>
+        <w:t xml:space="preserve"> </w:t>
+      </w:r>
+      <w:r>
+        <w:t xml:space="preserve">workforce</w:t>
+      </w:r>
+      <w:r>
+        <w:t xml:space="preserve"> </w:t>
+      </w:r>
+      <w:r>
+        <w:t xml:space="preserve">and</w:t>
+      </w:r>
+      <w:r>
+        <w:t xml:space="preserve"> </w:t>
+      </w:r>
+      <w:r>
+        <w:t xml:space="preserve">NL2SQL</w:t>
+      </w:r>
+      <w:r>
+        <w:t xml:space="preserve"> </w:t>
+      </w:r>
+      <w:r>
+        <w:t xml:space="preserve">literature)</w:t>
+      </w:r>
+      <w:r>
+        <w:t xml:space="preserve"> </w:t>
+      </w:r>
+      <w:r>
+        <w:t xml:space="preserve">to</w:t>
+      </w:r>
+      <w:r>
+        <w:t xml:space="preserve"> </w:t>
+      </w:r>
+      <w:r>
+        <w:t xml:space="preserve">develop</w:t>
+      </w:r>
+      <w:r>
+        <w:t xml:space="preserve"> </w:t>
+      </w:r>
+      <w:r>
+        <w:t xml:space="preserve">a</w:t>
+      </w:r>
+      <w:r>
+        <w:t xml:space="preserve"> </w:t>
+      </w:r>
+      <w:r>
+        <w:t xml:space="preserve">socio-technical</w:t>
+      </w:r>
+      <w:r>
+        <w:t xml:space="preserve"> </w:t>
+      </w:r>
+      <w:r>
+        <w:t xml:space="preserve">framework</w:t>
+      </w:r>
+      <w:r>
+        <w:t xml:space="preserve"> </w:t>
+      </w:r>
+      <w:r>
+        <w:t xml:space="preserve">called</w:t>
+      </w:r>
+      <w:r>
+        <w:t xml:space="preserve"> </w:t>
+      </w:r>
+      <w:r>
+        <w:t xml:space="preserve">Human-in-the-Loop</w:t>
+      </w:r>
+      <w:r>
+        <w:t xml:space="preserve"> </w:t>
+      </w:r>
+      <w:r>
+        <w:t xml:space="preserve">Knowledge</w:t>
+      </w:r>
+      <w:r>
+        <w:t xml:space="preserve"> </w:t>
+      </w:r>
+      <w:r>
+        <w:t xml:space="preserve">Governance</w:t>
+      </w:r>
+      <w:r>
+        <w:t xml:space="preserve"> </w:t>
+      </w:r>
+      <w:r>
+        <w:t xml:space="preserve">(HITL-KG).</w:t>
       </w:r>
     </w:p>
     <w:p>
@@ -88,19 +1030,505 @@
         <w:pStyle w:val="Abstract"/>
       </w:pPr>
       <w:r>
-        <w:t xml:space="preserve">HITL-KG is designed to shift the locus of organizational knowledge from volatile human memory to durable semantic artifacts called</w:t>
-      </w:r>
-      <w:r>
-        <w:t xml:space="preserve"> </w:t>
-      </w:r>
-      <w:r>
-        <w:t xml:space="preserve">“Validated Query Triples,”</w:t>
-      </w:r>
-      <w:r>
-        <w:t xml:space="preserve"> </w:t>
-      </w:r>
-      <w:r>
-        <w:t xml:space="preserve">each comprising a natural language intent, executable SQL, and rationale metadata. By embedding knowledge capture into the daily workflow of query generation, the framework aims to convert the ephemeral act of analytics into permanent institutional assets. The accompanying Three-Pillar Assessment Rubric provides a structured self-assessment tool that enables organizations to identify compounding vulnerabilities across analytics maturity, workforce agility, and technical enablement.</w:t>
+        <w:t xml:space="preserve">HITL-KG</w:t>
+      </w:r>
+      <w:r>
+        <w:t xml:space="preserve"> </w:t>
+      </w:r>
+      <w:r>
+        <w:t xml:space="preserve">is</w:t>
+      </w:r>
+      <w:r>
+        <w:t xml:space="preserve"> </w:t>
+      </w:r>
+      <w:r>
+        <w:t xml:space="preserve">designed</w:t>
+      </w:r>
+      <w:r>
+        <w:t xml:space="preserve"> </w:t>
+      </w:r>
+      <w:r>
+        <w:t xml:space="preserve">to</w:t>
+      </w:r>
+      <w:r>
+        <w:t xml:space="preserve"> </w:t>
+      </w:r>
+      <w:r>
+        <w:t xml:space="preserve">shift</w:t>
+      </w:r>
+      <w:r>
+        <w:t xml:space="preserve"> </w:t>
+      </w:r>
+      <w:r>
+        <w:t xml:space="preserve">the</w:t>
+      </w:r>
+      <w:r>
+        <w:t xml:space="preserve"> </w:t>
+      </w:r>
+      <w:r>
+        <w:t xml:space="preserve">locus</w:t>
+      </w:r>
+      <w:r>
+        <w:t xml:space="preserve"> </w:t>
+      </w:r>
+      <w:r>
+        <w:t xml:space="preserve">of</w:t>
+      </w:r>
+      <w:r>
+        <w:t xml:space="preserve"> </w:t>
+      </w:r>
+      <w:r>
+        <w:t xml:space="preserve">organizational</w:t>
+      </w:r>
+      <w:r>
+        <w:t xml:space="preserve"> </w:t>
+      </w:r>
+      <w:r>
+        <w:t xml:space="preserve">knowledge</w:t>
+      </w:r>
+      <w:r>
+        <w:t xml:space="preserve"> </w:t>
+      </w:r>
+      <w:r>
+        <w:t xml:space="preserve">from</w:t>
+      </w:r>
+      <w:r>
+        <w:t xml:space="preserve"> </w:t>
+      </w:r>
+      <w:r>
+        <w:t xml:space="preserve">volatile</w:t>
+      </w:r>
+      <w:r>
+        <w:t xml:space="preserve"> </w:t>
+      </w:r>
+      <w:r>
+        <w:t xml:space="preserve">human</w:t>
+      </w:r>
+      <w:r>
+        <w:t xml:space="preserve"> </w:t>
+      </w:r>
+      <w:r>
+        <w:t xml:space="preserve">memory</w:t>
+      </w:r>
+      <w:r>
+        <w:t xml:space="preserve"> </w:t>
+      </w:r>
+      <w:r>
+        <w:t xml:space="preserve">to</w:t>
+      </w:r>
+      <w:r>
+        <w:t xml:space="preserve"> </w:t>
+      </w:r>
+      <w:r>
+        <w:t xml:space="preserve">durable</w:t>
+      </w:r>
+      <w:r>
+        <w:t xml:space="preserve"> </w:t>
+      </w:r>
+      <w:r>
+        <w:t xml:space="preserve">semantic</w:t>
+      </w:r>
+      <w:r>
+        <w:t xml:space="preserve"> </w:t>
+      </w:r>
+      <w:r>
+        <w:t xml:space="preserve">artifacts</w:t>
+      </w:r>
+      <w:r>
+        <w:t xml:space="preserve"> </w:t>
+      </w:r>
+      <w:r>
+        <w:t xml:space="preserve">called</w:t>
+      </w:r>
+      <w:r>
+        <w:t xml:space="preserve"> </w:t>
+      </w:r>
+      <w:r>
+        <w:t xml:space="preserve">“</w:t>
+      </w:r>
+      <w:r>
+        <w:t xml:space="preserve">Validated</w:t>
+      </w:r>
+      <w:r>
+        <w:t xml:space="preserve"> </w:t>
+      </w:r>
+      <w:r>
+        <w:t xml:space="preserve">Query</w:t>
+      </w:r>
+      <w:r>
+        <w:t xml:space="preserve"> </w:t>
+      </w:r>
+      <w:r>
+        <w:t xml:space="preserve">Triples,</w:t>
+      </w:r>
+      <w:r>
+        <w:t xml:space="preserve">”</w:t>
+      </w:r>
+      <w:r>
+        <w:t xml:space="preserve"> </w:t>
+      </w:r>
+      <w:r>
+        <w:t xml:space="preserve">each</w:t>
+      </w:r>
+      <w:r>
+        <w:t xml:space="preserve"> </w:t>
+      </w:r>
+      <w:r>
+        <w:t xml:space="preserve">comprising</w:t>
+      </w:r>
+      <w:r>
+        <w:t xml:space="preserve"> </w:t>
+      </w:r>
+      <w:r>
+        <w:t xml:space="preserve">a</w:t>
+      </w:r>
+      <w:r>
+        <w:t xml:space="preserve"> </w:t>
+      </w:r>
+      <w:r>
+        <w:t xml:space="preserve">natural</w:t>
+      </w:r>
+      <w:r>
+        <w:t xml:space="preserve"> </w:t>
+      </w:r>
+      <w:r>
+        <w:t xml:space="preserve">language</w:t>
+      </w:r>
+      <w:r>
+        <w:t xml:space="preserve"> </w:t>
+      </w:r>
+      <w:r>
+        <w:t xml:space="preserve">intent,</w:t>
+      </w:r>
+      <w:r>
+        <w:t xml:space="preserve"> </w:t>
+      </w:r>
+      <w:r>
+        <w:t xml:space="preserve">executable</w:t>
+      </w:r>
+      <w:r>
+        <w:t xml:space="preserve"> </w:t>
+      </w:r>
+      <w:r>
+        <w:t xml:space="preserve">SQL,</w:t>
+      </w:r>
+      <w:r>
+        <w:t xml:space="preserve"> </w:t>
+      </w:r>
+      <w:r>
+        <w:t xml:space="preserve">and</w:t>
+      </w:r>
+      <w:r>
+        <w:t xml:space="preserve"> </w:t>
+      </w:r>
+      <w:r>
+        <w:t xml:space="preserve">rationale</w:t>
+      </w:r>
+      <w:r>
+        <w:t xml:space="preserve"> </w:t>
+      </w:r>
+      <w:r>
+        <w:t xml:space="preserve">metadata.</w:t>
+      </w:r>
+      <w:r>
+        <w:t xml:space="preserve"> </w:t>
+      </w:r>
+      <w:r>
+        <w:t xml:space="preserve">By</w:t>
+      </w:r>
+      <w:r>
+        <w:t xml:space="preserve"> </w:t>
+      </w:r>
+      <w:r>
+        <w:t xml:space="preserve">embedding</w:t>
+      </w:r>
+      <w:r>
+        <w:t xml:space="preserve"> </w:t>
+      </w:r>
+      <w:r>
+        <w:t xml:space="preserve">knowledge</w:t>
+      </w:r>
+      <w:r>
+        <w:t xml:space="preserve"> </w:t>
+      </w:r>
+      <w:r>
+        <w:t xml:space="preserve">capture</w:t>
+      </w:r>
+      <w:r>
+        <w:t xml:space="preserve"> </w:t>
+      </w:r>
+      <w:r>
+        <w:t xml:space="preserve">into</w:t>
+      </w:r>
+      <w:r>
+        <w:t xml:space="preserve"> </w:t>
+      </w:r>
+      <w:r>
+        <w:t xml:space="preserve">the</w:t>
+      </w:r>
+      <w:r>
+        <w:t xml:space="preserve"> </w:t>
+      </w:r>
+      <w:r>
+        <w:t xml:space="preserve">daily</w:t>
+      </w:r>
+      <w:r>
+        <w:t xml:space="preserve"> </w:t>
+      </w:r>
+      <w:r>
+        <w:t xml:space="preserve">workflow</w:t>
+      </w:r>
+      <w:r>
+        <w:t xml:space="preserve"> </w:t>
+      </w:r>
+      <w:r>
+        <w:t xml:space="preserve">of</w:t>
+      </w:r>
+      <w:r>
+        <w:t xml:space="preserve"> </w:t>
+      </w:r>
+      <w:r>
+        <w:t xml:space="preserve">query</w:t>
+      </w:r>
+      <w:r>
+        <w:t xml:space="preserve"> </w:t>
+      </w:r>
+      <w:r>
+        <w:t xml:space="preserve">generation,</w:t>
+      </w:r>
+      <w:r>
+        <w:t xml:space="preserve"> </w:t>
+      </w:r>
+      <w:r>
+        <w:t xml:space="preserve">the</w:t>
+      </w:r>
+      <w:r>
+        <w:t xml:space="preserve"> </w:t>
+      </w:r>
+      <w:r>
+        <w:t xml:space="preserve">framework</w:t>
+      </w:r>
+      <w:r>
+        <w:t xml:space="preserve"> </w:t>
+      </w:r>
+      <w:r>
+        <w:t xml:space="preserve">aims</w:t>
+      </w:r>
+      <w:r>
+        <w:t xml:space="preserve"> </w:t>
+      </w:r>
+      <w:r>
+        <w:t xml:space="preserve">to</w:t>
+      </w:r>
+      <w:r>
+        <w:t xml:space="preserve"> </w:t>
+      </w:r>
+      <w:r>
+        <w:t xml:space="preserve">convert</w:t>
+      </w:r>
+      <w:r>
+        <w:t xml:space="preserve"> </w:t>
+      </w:r>
+      <w:r>
+        <w:t xml:space="preserve">the</w:t>
+      </w:r>
+      <w:r>
+        <w:t xml:space="preserve"> </w:t>
+      </w:r>
+      <w:r>
+        <w:t xml:space="preserve">ephemeral</w:t>
+      </w:r>
+      <w:r>
+        <w:t xml:space="preserve"> </w:t>
+      </w:r>
+      <w:r>
+        <w:t xml:space="preserve">act</w:t>
+      </w:r>
+      <w:r>
+        <w:t xml:space="preserve"> </w:t>
+      </w:r>
+      <w:r>
+        <w:t xml:space="preserve">of</w:t>
+      </w:r>
+      <w:r>
+        <w:t xml:space="preserve"> </w:t>
+      </w:r>
+      <w:r>
+        <w:t xml:space="preserve">analytics</w:t>
+      </w:r>
+      <w:r>
+        <w:t xml:space="preserve"> </w:t>
+      </w:r>
+      <w:r>
+        <w:t xml:space="preserve">into</w:t>
+      </w:r>
+      <w:r>
+        <w:t xml:space="preserve"> </w:t>
+      </w:r>
+      <w:r>
+        <w:t xml:space="preserve">permanent</w:t>
+      </w:r>
+      <w:r>
+        <w:t xml:space="preserve"> </w:t>
+      </w:r>
+      <w:r>
+        <w:t xml:space="preserve">institutional</w:t>
+      </w:r>
+      <w:r>
+        <w:t xml:space="preserve"> </w:t>
+      </w:r>
+      <w:r>
+        <w:t xml:space="preserve">assets.</w:t>
+      </w:r>
+      <w:r>
+        <w:t xml:space="preserve"> </w:t>
+      </w:r>
+      <w:r>
+        <w:t xml:space="preserve">The</w:t>
+      </w:r>
+      <w:r>
+        <w:t xml:space="preserve"> </w:t>
+      </w:r>
+      <w:r>
+        <w:t xml:space="preserve">accompanying</w:t>
+      </w:r>
+      <w:r>
+        <w:t xml:space="preserve"> </w:t>
+      </w:r>
+      <w:r>
+        <w:t xml:space="preserve">Three-Pillar</w:t>
+      </w:r>
+      <w:r>
+        <w:t xml:space="preserve"> </w:t>
+      </w:r>
+      <w:r>
+        <w:t xml:space="preserve">Assessment</w:t>
+      </w:r>
+      <w:r>
+        <w:t xml:space="preserve"> </w:t>
+      </w:r>
+      <w:r>
+        <w:t xml:space="preserve">Rubric</w:t>
+      </w:r>
+      <w:r>
+        <w:t xml:space="preserve"> </w:t>
+      </w:r>
+      <w:r>
+        <w:t xml:space="preserve">provides</w:t>
+      </w:r>
+      <w:r>
+        <w:t xml:space="preserve"> </w:t>
+      </w:r>
+      <w:r>
+        <w:t xml:space="preserve">a</w:t>
+      </w:r>
+      <w:r>
+        <w:t xml:space="preserve"> </w:t>
+      </w:r>
+      <w:r>
+        <w:t xml:space="preserve">structured</w:t>
+      </w:r>
+      <w:r>
+        <w:t xml:space="preserve"> </w:t>
+      </w:r>
+      <w:r>
+        <w:t xml:space="preserve">self-assessment</w:t>
+      </w:r>
+      <w:r>
+        <w:t xml:space="preserve"> </w:t>
+      </w:r>
+      <w:r>
+        <w:t xml:space="preserve">tool</w:t>
+      </w:r>
+      <w:r>
+        <w:t xml:space="preserve"> </w:t>
+      </w:r>
+      <w:r>
+        <w:t xml:space="preserve">that</w:t>
+      </w:r>
+      <w:r>
+        <w:t xml:space="preserve"> </w:t>
+      </w:r>
+      <w:r>
+        <w:t xml:space="preserve">enables</w:t>
+      </w:r>
+      <w:r>
+        <w:t xml:space="preserve"> </w:t>
+      </w:r>
+      <w:r>
+        <w:t xml:space="preserve">organizations</w:t>
+      </w:r>
+      <w:r>
+        <w:t xml:space="preserve"> </w:t>
+      </w:r>
+      <w:r>
+        <w:t xml:space="preserve">to</w:t>
+      </w:r>
+      <w:r>
+        <w:t xml:space="preserve"> </w:t>
+      </w:r>
+      <w:r>
+        <w:t xml:space="preserve">identify</w:t>
+      </w:r>
+      <w:r>
+        <w:t xml:space="preserve"> </w:t>
+      </w:r>
+      <w:r>
+        <w:t xml:space="preserve">compounding</w:t>
+      </w:r>
+      <w:r>
+        <w:t xml:space="preserve"> </w:t>
+      </w:r>
+      <w:r>
+        <w:t xml:space="preserve">vulnerabilities</w:t>
+      </w:r>
+      <w:r>
+        <w:t xml:space="preserve"> </w:t>
+      </w:r>
+      <w:r>
+        <w:t xml:space="preserve">across</w:t>
+      </w:r>
+      <w:r>
+        <w:t xml:space="preserve"> </w:t>
+      </w:r>
+      <w:r>
+        <w:t xml:space="preserve">analytics</w:t>
+      </w:r>
+      <w:r>
+        <w:t xml:space="preserve"> </w:t>
+      </w:r>
+      <w:r>
+        <w:t xml:space="preserve">maturity,</w:t>
+      </w:r>
+      <w:r>
+        <w:t xml:space="preserve"> </w:t>
+      </w:r>
+      <w:r>
+        <w:t xml:space="preserve">workforce</w:t>
+      </w:r>
+      <w:r>
+        <w:t xml:space="preserve"> </w:t>
+      </w:r>
+      <w:r>
+        <w:t xml:space="preserve">agility,</w:t>
+      </w:r>
+      <w:r>
+        <w:t xml:space="preserve"> </w:t>
+      </w:r>
+      <w:r>
+        <w:t xml:space="preserve">and</w:t>
+      </w:r>
+      <w:r>
+        <w:t xml:space="preserve"> </w:t>
+      </w:r>
+      <w:r>
+        <w:t xml:space="preserve">technical</w:t>
+      </w:r>
+      <w:r>
+        <w:t xml:space="preserve"> </w:t>
+      </w:r>
+      <w:r>
+        <w:t xml:space="preserve">enablement.</w:t>
       </w:r>
     </w:p>
     <w:p>
@@ -108,40 +1536,490 @@
         <w:pStyle w:val="Abstract"/>
       </w:pPr>
       <w:r>
-        <w:t xml:space="preserve">A critical objection, the</w:t>
-      </w:r>
-      <w:r>
-        <w:t xml:space="preserve"> </w:t>
-      </w:r>
-      <w:r>
-        <w:t xml:space="preserve">“Validator Paradox”</w:t>
-      </w:r>
-      <w:r>
-        <w:t xml:space="preserve"> </w:t>
-      </w:r>
-      <w:r>
-        <w:t xml:space="preserve">(who validates the AI when experts leave?), is resolved by reframing validation through Lean</w:t>
-      </w:r>
-      <w:r>
-        <w:t xml:space="preserve"> </w:t>
-      </w:r>
-      <w:r>
-        <w:t xml:space="preserve">“Standard Work”</w:t>
-      </w:r>
-      <w:r>
-        <w:t xml:space="preserve">: each validated query establishes the current known standard rather than eternal truth, functioning as a</w:t>
-      </w:r>
-      <w:r>
-        <w:t xml:space="preserve"> </w:t>
-      </w:r>
-      <w:r>
-        <w:t xml:space="preserve">“knowledge ratchet”</w:t>
-      </w:r>
-      <w:r>
-        <w:t xml:space="preserve"> </w:t>
-      </w:r>
-      <w:r>
-        <w:t xml:space="preserve">that prevents regression. By decoupling analytical capability from individual tenure, healthcare systems can ensure that analytics maturity advances even as the workforce evolves. This paper proposes and theoretically motivates the framework; empirical validation is deferred to a companion study.</w:t>
+        <w:t xml:space="preserve">A</w:t>
+      </w:r>
+      <w:r>
+        <w:t xml:space="preserve"> </w:t>
+      </w:r>
+      <w:r>
+        <w:t xml:space="preserve">critical</w:t>
+      </w:r>
+      <w:r>
+        <w:t xml:space="preserve"> </w:t>
+      </w:r>
+      <w:r>
+        <w:t xml:space="preserve">objection,</w:t>
+      </w:r>
+      <w:r>
+        <w:t xml:space="preserve"> </w:t>
+      </w:r>
+      <w:r>
+        <w:t xml:space="preserve">the</w:t>
+      </w:r>
+      <w:r>
+        <w:t xml:space="preserve"> </w:t>
+      </w:r>
+      <w:r>
+        <w:t xml:space="preserve">“</w:t>
+      </w:r>
+      <w:r>
+        <w:t xml:space="preserve">Validator</w:t>
+      </w:r>
+      <w:r>
+        <w:t xml:space="preserve"> </w:t>
+      </w:r>
+      <w:r>
+        <w:t xml:space="preserve">Paradox</w:t>
+      </w:r>
+      <w:r>
+        <w:t xml:space="preserve">”</w:t>
+      </w:r>
+      <w:r>
+        <w:t xml:space="preserve"> </w:t>
+      </w:r>
+      <w:r>
+        <w:t xml:space="preserve">(who</w:t>
+      </w:r>
+      <w:r>
+        <w:t xml:space="preserve"> </w:t>
+      </w:r>
+      <w:r>
+        <w:t xml:space="preserve">validates</w:t>
+      </w:r>
+      <w:r>
+        <w:t xml:space="preserve"> </w:t>
+      </w:r>
+      <w:r>
+        <w:t xml:space="preserve">the</w:t>
+      </w:r>
+      <w:r>
+        <w:t xml:space="preserve"> </w:t>
+      </w:r>
+      <w:r>
+        <w:t xml:space="preserve">AI</w:t>
+      </w:r>
+      <w:r>
+        <w:t xml:space="preserve"> </w:t>
+      </w:r>
+      <w:r>
+        <w:t xml:space="preserve">when</w:t>
+      </w:r>
+      <w:r>
+        <w:t xml:space="preserve"> </w:t>
+      </w:r>
+      <w:r>
+        <w:t xml:space="preserve">experts</w:t>
+      </w:r>
+      <w:r>
+        <w:t xml:space="preserve"> </w:t>
+      </w:r>
+      <w:r>
+        <w:t xml:space="preserve">leave?),</w:t>
+      </w:r>
+      <w:r>
+        <w:t xml:space="preserve"> </w:t>
+      </w:r>
+      <w:r>
+        <w:t xml:space="preserve">is</w:t>
+      </w:r>
+      <w:r>
+        <w:t xml:space="preserve"> </w:t>
+      </w:r>
+      <w:r>
+        <w:t xml:space="preserve">resolved</w:t>
+      </w:r>
+      <w:r>
+        <w:t xml:space="preserve"> </w:t>
+      </w:r>
+      <w:r>
+        <w:t xml:space="preserve">by</w:t>
+      </w:r>
+      <w:r>
+        <w:t xml:space="preserve"> </w:t>
+      </w:r>
+      <w:r>
+        <w:t xml:space="preserve">reframing</w:t>
+      </w:r>
+      <w:r>
+        <w:t xml:space="preserve"> </w:t>
+      </w:r>
+      <w:r>
+        <w:t xml:space="preserve">validation</w:t>
+      </w:r>
+      <w:r>
+        <w:t xml:space="preserve"> </w:t>
+      </w:r>
+      <w:r>
+        <w:t xml:space="preserve">through</w:t>
+      </w:r>
+      <w:r>
+        <w:t xml:space="preserve"> </w:t>
+      </w:r>
+      <w:r>
+        <w:t xml:space="preserve">Lean</w:t>
+      </w:r>
+      <w:r>
+        <w:t xml:space="preserve"> </w:t>
+      </w:r>
+      <w:r>
+        <w:t xml:space="preserve">“</w:t>
+      </w:r>
+      <w:r>
+        <w:t xml:space="preserve">Standard</w:t>
+      </w:r>
+      <w:r>
+        <w:t xml:space="preserve"> </w:t>
+      </w:r>
+      <w:r>
+        <w:t xml:space="preserve">Work</w:t>
+      </w:r>
+      <w:r>
+        <w:t xml:space="preserve">”</w:t>
+      </w:r>
+      <w:r>
+        <w:t xml:space="preserve">:</w:t>
+      </w:r>
+      <w:r>
+        <w:t xml:space="preserve"> </w:t>
+      </w:r>
+      <w:r>
+        <w:t xml:space="preserve">each</w:t>
+      </w:r>
+      <w:r>
+        <w:t xml:space="preserve"> </w:t>
+      </w:r>
+      <w:r>
+        <w:t xml:space="preserve">validated</w:t>
+      </w:r>
+      <w:r>
+        <w:t xml:space="preserve"> </w:t>
+      </w:r>
+      <w:r>
+        <w:t xml:space="preserve">query</w:t>
+      </w:r>
+      <w:r>
+        <w:t xml:space="preserve"> </w:t>
+      </w:r>
+      <w:r>
+        <w:t xml:space="preserve">establishes</w:t>
+      </w:r>
+      <w:r>
+        <w:t xml:space="preserve"> </w:t>
+      </w:r>
+      <w:r>
+        <w:t xml:space="preserve">the</w:t>
+      </w:r>
+      <w:r>
+        <w:t xml:space="preserve"> </w:t>
+      </w:r>
+      <w:r>
+        <w:t xml:space="preserve">current</w:t>
+      </w:r>
+      <w:r>
+        <w:t xml:space="preserve"> </w:t>
+      </w:r>
+      <w:r>
+        <w:t xml:space="preserve">known</w:t>
+      </w:r>
+      <w:r>
+        <w:t xml:space="preserve"> </w:t>
+      </w:r>
+      <w:r>
+        <w:t xml:space="preserve">standard</w:t>
+      </w:r>
+      <w:r>
+        <w:t xml:space="preserve"> </w:t>
+      </w:r>
+      <w:r>
+        <w:t xml:space="preserve">rather</w:t>
+      </w:r>
+      <w:r>
+        <w:t xml:space="preserve"> </w:t>
+      </w:r>
+      <w:r>
+        <w:t xml:space="preserve">than</w:t>
+      </w:r>
+      <w:r>
+        <w:t xml:space="preserve"> </w:t>
+      </w:r>
+      <w:r>
+        <w:t xml:space="preserve">eternal</w:t>
+      </w:r>
+      <w:r>
+        <w:t xml:space="preserve"> </w:t>
+      </w:r>
+      <w:r>
+        <w:t xml:space="preserve">truth,</w:t>
+      </w:r>
+      <w:r>
+        <w:t xml:space="preserve"> </w:t>
+      </w:r>
+      <w:r>
+        <w:t xml:space="preserve">functioning</w:t>
+      </w:r>
+      <w:r>
+        <w:t xml:space="preserve"> </w:t>
+      </w:r>
+      <w:r>
+        <w:t xml:space="preserve">as</w:t>
+      </w:r>
+      <w:r>
+        <w:t xml:space="preserve"> </w:t>
+      </w:r>
+      <w:r>
+        <w:t xml:space="preserve">a</w:t>
+      </w:r>
+      <w:r>
+        <w:t xml:space="preserve"> </w:t>
+      </w:r>
+      <w:r>
+        <w:t xml:space="preserve">“</w:t>
+      </w:r>
+      <w:r>
+        <w:t xml:space="preserve">knowledge</w:t>
+      </w:r>
+      <w:r>
+        <w:t xml:space="preserve"> </w:t>
+      </w:r>
+      <w:r>
+        <w:t xml:space="preserve">ratchet</w:t>
+      </w:r>
+      <w:r>
+        <w:t xml:space="preserve">”</w:t>
+      </w:r>
+      <w:r>
+        <w:t xml:space="preserve"> </w:t>
+      </w:r>
+      <w:r>
+        <w:t xml:space="preserve">that</w:t>
+      </w:r>
+      <w:r>
+        <w:t xml:space="preserve"> </w:t>
+      </w:r>
+      <w:r>
+        <w:t xml:space="preserve">prevents</w:t>
+      </w:r>
+      <w:r>
+        <w:t xml:space="preserve"> </w:t>
+      </w:r>
+      <w:r>
+        <w:t xml:space="preserve">regression.</w:t>
+      </w:r>
+      <w:r>
+        <w:t xml:space="preserve"> </w:t>
+      </w:r>
+      <w:r>
+        <w:t xml:space="preserve">By</w:t>
+      </w:r>
+      <w:r>
+        <w:t xml:space="preserve"> </w:t>
+      </w:r>
+      <w:r>
+        <w:t xml:space="preserve">decoupling</w:t>
+      </w:r>
+      <w:r>
+        <w:t xml:space="preserve"> </w:t>
+      </w:r>
+      <w:r>
+        <w:t xml:space="preserve">analytical</w:t>
+      </w:r>
+      <w:r>
+        <w:t xml:space="preserve"> </w:t>
+      </w:r>
+      <w:r>
+        <w:t xml:space="preserve">capability</w:t>
+      </w:r>
+      <w:r>
+        <w:t xml:space="preserve"> </w:t>
+      </w:r>
+      <w:r>
+        <w:t xml:space="preserve">from</w:t>
+      </w:r>
+      <w:r>
+        <w:t xml:space="preserve"> </w:t>
+      </w:r>
+      <w:r>
+        <w:t xml:space="preserve">individual</w:t>
+      </w:r>
+      <w:r>
+        <w:t xml:space="preserve"> </w:t>
+      </w:r>
+      <w:r>
+        <w:t xml:space="preserve">tenure,</w:t>
+      </w:r>
+      <w:r>
+        <w:t xml:space="preserve"> </w:t>
+      </w:r>
+      <w:r>
+        <w:t xml:space="preserve">healthcare</w:t>
+      </w:r>
+      <w:r>
+        <w:t xml:space="preserve"> </w:t>
+      </w:r>
+      <w:r>
+        <w:t xml:space="preserve">systems</w:t>
+      </w:r>
+      <w:r>
+        <w:t xml:space="preserve"> </w:t>
+      </w:r>
+      <w:r>
+        <w:t xml:space="preserve">can</w:t>
+      </w:r>
+      <w:r>
+        <w:t xml:space="preserve"> </w:t>
+      </w:r>
+      <w:r>
+        <w:t xml:space="preserve">ensure</w:t>
+      </w:r>
+      <w:r>
+        <w:t xml:space="preserve"> </w:t>
+      </w:r>
+      <w:r>
+        <w:t xml:space="preserve">that</w:t>
+      </w:r>
+      <w:r>
+        <w:t xml:space="preserve"> </w:t>
+      </w:r>
+      <w:r>
+        <w:t xml:space="preserve">analytics</w:t>
+      </w:r>
+      <w:r>
+        <w:t xml:space="preserve"> </w:t>
+      </w:r>
+      <w:r>
+        <w:t xml:space="preserve">maturity</w:t>
+      </w:r>
+      <w:r>
+        <w:t xml:space="preserve"> </w:t>
+      </w:r>
+      <w:r>
+        <w:t xml:space="preserve">advances</w:t>
+      </w:r>
+      <w:r>
+        <w:t xml:space="preserve"> </w:t>
+      </w:r>
+      <w:r>
+        <w:t xml:space="preserve">even</w:t>
+      </w:r>
+      <w:r>
+        <w:t xml:space="preserve"> </w:t>
+      </w:r>
+      <w:r>
+        <w:t xml:space="preserve">as</w:t>
+      </w:r>
+      <w:r>
+        <w:t xml:space="preserve"> </w:t>
+      </w:r>
+      <w:r>
+        <w:t xml:space="preserve">the</w:t>
+      </w:r>
+      <w:r>
+        <w:t xml:space="preserve"> </w:t>
+      </w:r>
+      <w:r>
+        <w:t xml:space="preserve">workforce</w:t>
+      </w:r>
+      <w:r>
+        <w:t xml:space="preserve"> </w:t>
+      </w:r>
+      <w:r>
+        <w:t xml:space="preserve">evolves.</w:t>
+      </w:r>
+      <w:r>
+        <w:t xml:space="preserve"> </w:t>
+      </w:r>
+      <w:r>
+        <w:t xml:space="preserve">This</w:t>
+      </w:r>
+      <w:r>
+        <w:t xml:space="preserve"> </w:t>
+      </w:r>
+      <w:r>
+        <w:t xml:space="preserve">paper</w:t>
+      </w:r>
+      <w:r>
+        <w:t xml:space="preserve"> </w:t>
+      </w:r>
+      <w:r>
+        <w:t xml:space="preserve">proposes</w:t>
+      </w:r>
+      <w:r>
+        <w:t xml:space="preserve"> </w:t>
+      </w:r>
+      <w:r>
+        <w:t xml:space="preserve">and</w:t>
+      </w:r>
+      <w:r>
+        <w:t xml:space="preserve"> </w:t>
+      </w:r>
+      <w:r>
+        <w:t xml:space="preserve">theoretically</w:t>
+      </w:r>
+      <w:r>
+        <w:t xml:space="preserve"> </w:t>
+      </w:r>
+      <w:r>
+        <w:t xml:space="preserve">motivates</w:t>
+      </w:r>
+      <w:r>
+        <w:t xml:space="preserve"> </w:t>
+      </w:r>
+      <w:r>
+        <w:t xml:space="preserve">the</w:t>
+      </w:r>
+      <w:r>
+        <w:t xml:space="preserve"> </w:t>
+      </w:r>
+      <w:r>
+        <w:t xml:space="preserve">framework;</w:t>
+      </w:r>
+      <w:r>
+        <w:t xml:space="preserve"> </w:t>
+      </w:r>
+      <w:r>
+        <w:t xml:space="preserve">empirical</w:t>
+      </w:r>
+      <w:r>
+        <w:t xml:space="preserve"> </w:t>
+      </w:r>
+      <w:r>
+        <w:t xml:space="preserve">validation</w:t>
+      </w:r>
+      <w:r>
+        <w:t xml:space="preserve"> </w:t>
+      </w:r>
+      <w:r>
+        <w:t xml:space="preserve">is</w:t>
+      </w:r>
+      <w:r>
+        <w:t xml:space="preserve"> </w:t>
+      </w:r>
+      <w:r>
+        <w:t xml:space="preserve">deferred</w:t>
+      </w:r>
+      <w:r>
+        <w:t xml:space="preserve"> </w:t>
+      </w:r>
+      <w:r>
+        <w:t xml:space="preserve">to</w:t>
+      </w:r>
+      <w:r>
+        <w:t xml:space="preserve"> </w:t>
+      </w:r>
+      <w:r>
+        <w:t xml:space="preserve">a</w:t>
+      </w:r>
+      <w:r>
+        <w:t xml:space="preserve"> </w:t>
+      </w:r>
+      <w:r>
+        <w:t xml:space="preserve">companion</w:t>
+      </w:r>
+      <w:r>
+        <w:t xml:space="preserve"> </w:t>
+      </w:r>
+      <w:r>
+        <w:t xml:space="preserve">study.</w:t>
       </w:r>
     </w:p>
     <w:sdt>
@@ -170,7 +2048,7 @@
         </w:p>
       </w:sdtContent>
     </w:sdt>
-    <w:bookmarkStart w:id="9" w:name="Xa772df4b8f827734714eb2cb65812cb56df5f7d"/>
+    <w:bookmarkStart w:id="20" w:name="Xa772df4b8f827734714eb2cb65812cb56df5f7d"/>
     <w:p>
       <w:pPr>
         <w:pStyle w:val="Heading1"/>
@@ -199,7 +2077,13 @@
         <w:t xml:space="preserve"> </w:t>
       </w:r>
       <w:r>
-        <w:t xml:space="preserve">“Triple Threat”</w:t>
+        <w:t xml:space="preserve">“</w:t>
+      </w:r>
+      <w:r>
+        <w:t xml:space="preserve">Triple Threat</w:t>
+      </w:r>
+      <w:r>
+        <w:t xml:space="preserve">”</w:t>
       </w:r>
       <w:r>
         <w:t xml:space="preserve"> </w:t>
@@ -295,7 +2179,13 @@
         <w:t xml:space="preserve"> </w:t>
       </w:r>
       <w:r>
-        <w:t xml:space="preserve">“Institutional Amnesia”</w:t>
+        <w:t xml:space="preserve">“</w:t>
+      </w:r>
+      <w:r>
+        <w:t xml:space="preserve">Institutional Amnesia</w:t>
+      </w:r>
+      <w:r>
+        <w:t xml:space="preserve">”</w:t>
       </w:r>
       <w:hyperlink w:anchor="ref-hong2025">
         <w:r>
@@ -378,7 +2268,13 @@
         <w:t xml:space="preserve"> </w:t>
       </w:r>
       <w:r>
-        <w:t xml:space="preserve">“data”</w:t>
+        <w:t xml:space="preserve">“</w:t>
+      </w:r>
+      <w:r>
+        <w:t xml:space="preserve">data</w:t>
+      </w:r>
+      <w:r>
+        <w:t xml:space="preserve">”</w:t>
       </w:r>
       <w:r>
         <w:t xml:space="preserve"> </w:t>
@@ -402,7 +2298,13 @@
         <w:t xml:space="preserve"> </w:t>
       </w:r>
       <w:r>
-        <w:t xml:space="preserve">“exclusion code 99”</w:t>
+        <w:t xml:space="preserve">“</w:t>
+      </w:r>
+      <w:r>
+        <w:t xml:space="preserve">exclusion code 99</w:t>
+      </w:r>
+      <w:r>
+        <w:t xml:space="preserve">”</w:t>
       </w:r>
       <w:r>
         <w:t xml:space="preserve"> </w:t>
@@ -414,7 +2316,13 @@
         <w:t xml:space="preserve"> </w:t>
       </w:r>
       <w:r>
-        <w:t xml:space="preserve">“hospice transfer”</w:t>
+        <w:t xml:space="preserve">“</w:t>
+      </w:r>
+      <w:r>
+        <w:t xml:space="preserve">hospice transfer</w:t>
+      </w:r>
+      <w:r>
+        <w:t xml:space="preserve">”</w:t>
       </w:r>
       <w:r>
         <w:t xml:space="preserve"> </w:t>
@@ -473,7 +2381,13 @@
         <w:t xml:space="preserve"> </w:t>
       </w:r>
       <w:r>
-        <w:t xml:space="preserve">“Great Resignation,”</w:t>
+        <w:t xml:space="preserve">“</w:t>
+      </w:r>
+      <w:r>
+        <w:t xml:space="preserve">Great Resignation,</w:t>
+      </w:r>
+      <w:r>
+        <w:t xml:space="preserve">”</w:t>
       </w:r>
       <w:r>
         <w:t xml:space="preserve"> </w:t>
@@ -482,7 +2396,13 @@
         <w:t xml:space="preserve">where the rate of knowledge loss (</w:t>
       </w:r>
       <w:r>
-        <w:t xml:space="preserve">“organizational forgetting”</w:t>
+        <w:t xml:space="preserve">“</w:t>
+      </w:r>
+      <w:r>
+        <w:t xml:space="preserve">organizational forgetting</w:t>
+      </w:r>
+      <w:r>
+        <w:t xml:space="preserve">”</w:t>
       </w:r>
       <w:r>
         <w:t xml:space="preserve">) often exceeds the rate of knowledge capture</w:t>
@@ -632,8 +2552,8 @@
         <w:t xml:space="preserve">.</w:t>
       </w:r>
     </w:p>
-    <w:bookmarkEnd w:id="9"/>
-    <w:bookmarkStart w:id="12" w:name="Xd1e5d85c386cb0a54481a328e393ff51b6e18a9"/>
+    <w:bookmarkEnd w:id="20"/>
+    <w:bookmarkStart w:id="23" w:name="Xd1e5d85c386cb0a54481a328e393ff51b6e18a9"/>
     <w:p>
       <w:pPr>
         <w:pStyle w:val="Heading1"/>
@@ -814,6 +2734,7 @@
       <w:tblPr>
         <w:tblStyle w:val="Table"/>
         <w:tblW w:type="pct" w:w="5000"/>
+        <w:jc w:val="left"/>
         <w:tblLayout w:type="fixed"/>
         <w:tblLook w:firstRow="1" w:lastRow="0" w:firstColumn="0" w:lastColumn="0" w:noHBand="0" w:noVBand="0" w:val="0020"/>
         <w:tblCaption w:val="Framework alignment with established models. "/>
@@ -1063,7 +2984,7 @@
         <w:t xml:space="preserve">.</w:t>
       </w:r>
     </w:p>
-    <w:bookmarkStart w:id="10" w:name="the-broken-cycle-socialization-failure"/>
+    <w:bookmarkStart w:id="21" w:name="the-broken-cycle-socialization-failure"/>
     <w:p>
       <w:pPr>
         <w:pStyle w:val="Heading2"/>
@@ -1140,7 +3061,13 @@
         <w:t xml:space="preserve"> </w:t>
       </w:r>
       <w:r>
-        <w:t xml:space="preserve">“apprenticeship window”</w:t>
+        <w:t xml:space="preserve">“</w:t>
+      </w:r>
+      <w:r>
+        <w:t xml:space="preserve">apprenticeship window</w:t>
+      </w:r>
+      <w:r>
+        <w:t xml:space="preserve">”</w:t>
       </w:r>
       <w:r>
         <w:t xml:space="preserve"> </w:t>
@@ -1259,8 +3186,8 @@
         <w:t xml:space="preserve">. Socialization is no longer a viable strategy for resilience.</w:t>
       </w:r>
     </w:p>
-    <w:bookmarkEnd w:id="10"/>
-    <w:bookmarkStart w:id="11" w:name="Xf458f350ef8764fcb7ec571ecbc945d28921a42"/>
+    <w:bookmarkEnd w:id="21"/>
+    <w:bookmarkStart w:id="22" w:name="Xf458f350ef8764fcb7ec571ecbc945d28921a42"/>
     <w:p>
       <w:pPr>
         <w:pStyle w:val="Heading2"/>
@@ -1415,7 +3342,13 @@
         <w:t xml:space="preserve"> </w:t>
       </w:r>
       <w:r>
-        <w:t xml:space="preserve">“Hypertension readmissions excluding planned transfers”</w:t>
+        <w:t xml:space="preserve">“</w:t>
+      </w:r>
+      <w:r>
+        <w:t xml:space="preserve">Hypertension readmissions excluding planned transfers</w:t>
+      </w:r>
+      <w:r>
+        <w:t xml:space="preserve">”</w:t>
       </w:r>
       <w:r>
         <w:t xml:space="preserve">).</w:t>
@@ -1462,7 +3395,13 @@
         <w:t xml:space="preserve"> </w:t>
       </w:r>
       <w:r>
-        <w:t xml:space="preserve">“why”</w:t>
+        <w:t xml:space="preserve">“</w:t>
+      </w:r>
+      <w:r>
+        <w:t xml:space="preserve">why</w:t>
+      </w:r>
+      <w:r>
+        <w:t xml:space="preserve">”</w:t>
       </w:r>
       <w:r>
         <w:t xml:space="preserve"> </w:t>
@@ -1474,7 +3413,13 @@
         <w:t xml:space="preserve"> </w:t>
       </w:r>
       <w:r>
-        <w:t xml:space="preserve">“Excluding status 02 per CMS 2025 rule”</w:t>
+        <w:t xml:space="preserve">“</w:t>
+      </w:r>
+      <w:r>
+        <w:t xml:space="preserve">Excluding status 02 per CMS 2025 rule</w:t>
+      </w:r>
+      <w:r>
+        <w:t xml:space="preserve">”</w:t>
       </w:r>
       <w:r>
         <w:t xml:space="preserve">).</w:t>
@@ -1513,9 +3458,9 @@
         <w:t xml:space="preserve">.</w:t>
       </w:r>
     </w:p>
-    <w:bookmarkEnd w:id="11"/>
-    <w:bookmarkEnd w:id="12"/>
-    <w:bookmarkStart w:id="22" w:name="human-in-the-loop-knowledge-governance"/>
+    <w:bookmarkEnd w:id="22"/>
+    <w:bookmarkEnd w:id="23"/>
+    <w:bookmarkStart w:id="33" w:name="human-in-the-loop-knowledge-governance"/>
     <w:p>
       <w:pPr>
         <w:pStyle w:val="Heading1"/>
@@ -1572,7 +3517,7 @@
         <w:t xml:space="preserve">with the Validated Query Cycle as its core operational process. This framing reflects that the system serves as a governance mechanism, not just a productivity tool.</w:t>
       </w:r>
     </w:p>
-    <w:bookmarkStart w:id="19" w:name="the-hitl-kg-architecture"/>
+    <w:bookmarkStart w:id="30" w:name="the-hitl-kg-architecture"/>
     <w:p>
       <w:pPr>
         <w:pStyle w:val="Heading2"/>
@@ -1614,7 +3559,13 @@
         <w:t xml:space="preserve"> </w:t>
       </w:r>
       <w:r>
-        <w:t xml:space="preserve">“laundering”</w:t>
+        <w:t xml:space="preserve">“</w:t>
+      </w:r>
+      <w:r>
+        <w:t xml:space="preserve">laundering</w:t>
+      </w:r>
+      <w:r>
+        <w:t xml:space="preserve">”</w:t>
       </w:r>
       <w:r>
         <w:t xml:space="preserve"> </w:t>
@@ -1632,18 +3583,18 @@
           <wp:inline>
             <wp:extent cx="4613700" cy="4609211"/>
             <wp:effectExtent b="0" l="0" r="0" t="0"/>
-            <wp:docPr descr="Human-in-the-Loop Knowledge Governance (HITL-KG) Architecture. A Clinical User submits a natural language query (step 1) to a Conversational AI with NLP Engine and SQL Generation, which generates SQL and queries the Healthcare Data Warehouse (steps 2-3). The system then presents its logic to an Expert Validation decision point (step 4), which either confirms and delivers insights back to the user (steps 5-6) or loops back for correction. On confirmation, the validated query triple is stored in Organizational Memory (step 7, dashed line), which informs future queries alongside a Knowledge Base of ontologies and best practices." title="" id="14" name="Picture"/>
+            <wp:docPr descr="Human-in-the-Loop Knowledge Governance (HITL-KG) Architecture. A Clinical User submits a natural language query (step 1) to a Conversational AI with NLP Engine and SQL Generation, which generates SQL and queries the Healthcare Data Warehouse (steps 2-3). The system then presents its logic to an Expert Validation decision point (step 4), which either confirms and delivers insights back to the user (steps 5-6) or loops back for correction. On confirmation, the validated query triple is stored in Organizational Memory (step 7, dashed line), which informs future queries alongside a Knowledge Base of ontologies and best practices." title="" id="25" name="Picture"/>
             <a:graphic>
               <a:graphicData uri="http://schemas.openxmlformats.org/drawingml/2006/picture">
                 <pic:pic>
                   <pic:nvPicPr>
-                    <pic:cNvPr descr="figures/architecture.mmd.png" id="15" name="Picture"/>
+                    <pic:cNvPr descr="figures/architecture.mmd.png" id="26" name="Picture"/>
                     <pic:cNvPicPr>
                       <a:picLocks noChangeArrowheads="1" noChangeAspect="1"/>
                     </pic:cNvPicPr>
                   </pic:nvPicPr>
                   <pic:blipFill>
-                    <a:blip r:embed="rId13"/>
+                    <a:blip r:embed="rId24"/>
                     <a:stretch>
                       <a:fillRect/>
                     </a:stretch>
@@ -1695,18 +3646,18 @@
           <wp:inline>
             <wp:extent cx="3381271" cy="6099048"/>
             <wp:effectExtent b="0" l="0" r="0" t="0"/>
-            <wp:docPr descr="Flowchart of the six-step Validated Query Cycle for Human-in-the-Loop Knowledge Governance. Step 1 (Query): analyst asks a natural language question. Step 2 (Generation): system generates candidate SQL. Step 3 (Validation): AI explains SQL logic and results; analyst confirms intent. If incorrect, the cycle loops back to Generation. If correct, Step 4 (Storage): validated triple is stored in organizational memory. Step 5 (Retrieval): future queries match against validated triples. Step 6 (Persistence): knowledge survives staff turnover, and new analysts reuse validated queries. Dashed arrows connect the cycle to three outcome pillars: Storage advances Analytics Maturity, Persistence stabilizes Workforce Agility, and Retrieval increases Technical Enablement." title="" id="17" name="Picture"/>
+            <wp:docPr descr="Flowchart of the six-step Validated Query Cycle for Human-in-the-Loop Knowledge Governance. Step 1 (Query): analyst asks a natural language question. Step 2 (Generation): system generates candidate SQL. Step 3 (Validation): AI explains SQL logic and results; analyst confirms intent. If incorrect, the cycle loops back to Generation. If correct, Step 4 (Storage): validated triple is stored in organizational memory. Step 5 (Retrieval): future queries match against validated triples. Step 6 (Persistence): knowledge survives staff turnover, and new analysts reuse validated queries. Dashed arrows connect the cycle to three outcome pillars: Storage advances Analytics Maturity, Persistence stabilizes Workforce Agility, and Retrieval increases Technical Enablement." title="" id="28" name="Picture"/>
             <a:graphic>
               <a:graphicData uri="http://schemas.openxmlformats.org/drawingml/2006/picture">
                 <pic:pic>
                   <pic:nvPicPr>
-                    <pic:cNvPr descr="figures/knowledge-cycle.mmd.png" id="18" name="Picture"/>
+                    <pic:cNvPr descr="figures/knowledge-cycle.mmd.png" id="29" name="Picture"/>
                     <pic:cNvPicPr>
                       <a:picLocks noChangeArrowheads="1" noChangeAspect="1"/>
                     </pic:cNvPicPr>
                   </pic:nvPicPr>
                   <pic:blipFill>
-                    <a:blip r:embed="rId16"/>
+                    <a:blip r:embed="rId27"/>
                     <a:stretch>
                       <a:fillRect/>
                     </a:stretch>
@@ -1741,8 +3692,8 @@
         <w:t xml:space="preserve">Flowchart of the six-step Validated Query Cycle for Human-in-the-Loop Knowledge Governance. Step 1 (Query): analyst asks a natural language question. Step 2 (Generation): system generates candidate SQL. Step 3 (Validation): AI explains SQL logic and results; analyst confirms intent. If incorrect, the cycle loops back to Generation. If correct, Step 4 (Storage): validated triple is stored in organizational memory. Step 5 (Retrieval): future queries match against validated triples. Step 6 (Persistence): knowledge survives staff turnover, and new analysts reuse validated queries. Dashed arrows connect the cycle to three outcome pillars: Storage advances Analytics Maturity, Persistence stabilizes Workforce Agility, and Retrieval increases Technical Enablement.</w:t>
       </w:r>
     </w:p>
-    <w:bookmarkEnd w:id="19"/>
-    <w:bookmarkStart w:id="20" w:name="the-process-of-externalization"/>
+    <w:bookmarkEnd w:id="30"/>
+    <w:bookmarkStart w:id="31" w:name="the-process-of-externalization"/>
     <w:p>
       <w:pPr>
         <w:pStyle w:val="Heading2"/>
@@ -1875,7 +3826,13 @@
         <w:t xml:space="preserve"> </w:t>
       </w:r>
       <w:r>
-        <w:t xml:space="preserve">“Human-in-the-Loop”</w:t>
+        <w:t xml:space="preserve">“</w:t>
+      </w:r>
+      <w:r>
+        <w:t xml:space="preserve">Human-in-the-Loop</w:t>
+      </w:r>
+      <w:r>
+        <w:t xml:space="preserve">”</w:t>
       </w:r>
       <w:r>
         <w:t xml:space="preserve"> </w:t>
@@ -2005,8 +3962,8 @@
         <w:t xml:space="preserve">.</w:t>
       </w:r>
     </w:p>
-    <w:bookmarkEnd w:id="20"/>
-    <w:bookmarkStart w:id="21" w:name="comparison-with-existing-approaches"/>
+    <w:bookmarkEnd w:id="31"/>
+    <w:bookmarkStart w:id="32" w:name="comparison-with-existing-approaches"/>
     <w:p>
       <w:pPr>
         <w:pStyle w:val="Heading2"/>
@@ -2053,7 +4010,13 @@
         <w:t xml:space="preserve"> </w:t>
       </w:r>
       <w:r>
-        <w:t xml:space="preserve">“schema rot”</w:t>
+        <w:t xml:space="preserve">“</w:t>
+      </w:r>
+      <w:r>
+        <w:t xml:space="preserve">schema rot</w:t>
+      </w:r>
+      <w:r>
+        <w:t xml:space="preserve">”</w:t>
       </w:r>
       <w:r>
         <w:t xml:space="preserve"> </w:t>
@@ -2208,9 +4171,9 @@
         <w:t xml:space="preserve">. HITL-KG occupies the middle ground, using AI as the generation engine while preserving human judgment as the validation gate.</w:t>
       </w:r>
     </w:p>
-    <w:bookmarkEnd w:id="21"/>
-    <w:bookmarkEnd w:id="22"/>
-    <w:bookmarkStart w:id="26" w:name="the-evidence-base-three-pillars"/>
+    <w:bookmarkEnd w:id="32"/>
+    <w:bookmarkEnd w:id="33"/>
+    <w:bookmarkStart w:id="37" w:name="the-evidence-base-three-pillars"/>
     <w:p>
       <w:pPr>
         <w:pStyle w:val="Heading1"/>
@@ -2244,7 +4207,7 @@
         <w:t xml:space="preserve">The HITL-KG framework is supported by three pillars of empirical evidence synthesized from over 130 sources.</w:t>
       </w:r>
     </w:p>
-    <w:bookmarkStart w:id="23" w:name="pillar-1-analytics-maturity-evidence"/>
+    <w:bookmarkStart w:id="34" w:name="pillar-1-analytics-maturity-evidence"/>
     <w:p>
       <w:pPr>
         <w:pStyle w:val="Heading2"/>
@@ -2324,7 +4287,13 @@
         <w:t xml:space="preserve"> </w:t>
       </w:r>
       <w:r>
-        <w:t xml:space="preserve">“low-maturity trap”</w:t>
+        <w:t xml:space="preserve">“</w:t>
+      </w:r>
+      <w:r>
+        <w:t xml:space="preserve">low-maturity trap</w:t>
+      </w:r>
+      <w:r>
+        <w:t xml:space="preserve">”</w:t>
       </w:r>
       <w:r>
         <w:t xml:space="preserve"> </w:t>
@@ -2404,8 +4373,8 @@
         <w:t xml:space="preserve">. The low-maturity trap thus compounds over time: each year of delayed investment widens the gap between what the organization could know and what it actually knows.</w:t>
       </w:r>
     </w:p>
-    <w:bookmarkEnd w:id="23"/>
-    <w:bookmarkStart w:id="24" w:name="pillar-2-workforce-agility-evidence"/>
+    <w:bookmarkEnd w:id="34"/>
+    <w:bookmarkStart w:id="35" w:name="pillar-2-workforce-agility-evidence"/>
     <w:p>
       <w:pPr>
         <w:pStyle w:val="Heading2"/>
@@ -2512,7 +4481,13 @@
         <w:t xml:space="preserve"> </w:t>
       </w:r>
       <w:r>
-        <w:t xml:space="preserve">“revolving door”</w:t>
+        <w:t xml:space="preserve">“</w:t>
+      </w:r>
+      <w:r>
+        <w:t xml:space="preserve">revolving door</w:t>
+      </w:r>
+      <w:r>
+        <w:t xml:space="preserve">”</w:t>
       </w:r>
       <w:r>
         <w:t xml:space="preserve"> </w:t>
@@ -2524,7 +4499,13 @@
         <w:t xml:space="preserve"> </w:t>
       </w:r>
       <w:r>
-        <w:t xml:space="preserve">“Collective Knowledge Structures”</w:t>
+        <w:t xml:space="preserve">“</w:t>
+      </w:r>
+      <w:r>
+        <w:t xml:space="preserve">Collective Knowledge Structures</w:t>
+      </w:r>
+      <w:r>
+        <w:t xml:space="preserve">”</w:t>
       </w:r>
       <w:r>
         <w:t xml:space="preserve"> </w:t>
@@ -2565,8 +4546,8 @@
         <w:t xml:space="preserve">. That this two-decade-old benchmark remains a primary reference point is itself evidence of the crisis: the field has lacked the stability even to systematically track its own attrition over the intervening decades.</w:t>
       </w:r>
     </w:p>
-    <w:bookmarkEnd w:id="24"/>
-    <w:bookmarkStart w:id="25" w:name="pillar-3-technical-enablement-evidence"/>
+    <w:bookmarkEnd w:id="35"/>
+    <w:bookmarkStart w:id="36" w:name="pillar-3-technical-enablement-evidence"/>
     <w:p>
       <w:pPr>
         <w:pStyle w:val="Heading2"/>
@@ -2738,9 +4719,9 @@
         <w:t xml:space="preserve">. The technical barrier thus becomes, paradoxically, a governance opportunity: the very difficulty of making NL2SQL work correctly compels organizations to surface and formalize the tacit knowledge that would otherwise remain trapped in departing experts.</w:t>
       </w:r>
     </w:p>
-    <w:bookmarkEnd w:id="25"/>
-    <w:bookmarkEnd w:id="26"/>
-    <w:bookmarkStart w:id="29" w:name="organizational-self-assessment"/>
+    <w:bookmarkEnd w:id="36"/>
+    <w:bookmarkEnd w:id="37"/>
+    <w:bookmarkStart w:id="40" w:name="organizational-self-assessment"/>
     <w:p>
       <w:pPr>
         <w:pStyle w:val="Heading1"/>
@@ -2782,7 +4763,7 @@
         <w:t xml:space="preserve">(Table 2) that enables healthcare organizations to evaluate their current position across each pillar and identify compounding vulnerabilities.</w:t>
       </w:r>
     </w:p>
-    <w:bookmarkStart w:id="27" w:name="why-assessment-not-just-maturity"/>
+    <w:bookmarkStart w:id="38" w:name="why-assessment-not-just-maturity"/>
     <w:p>
       <w:pPr>
         <w:pStyle w:val="Heading2"/>
@@ -2872,8 +4853,8 @@
         <w:t xml:space="preserve">. The Three-Pillar Assessment addresses this gap by organizing evidence-based indicators around the specific domains where institutional amnesia operates, measuring not just where an organization stands but how vulnerable it is to the compounding effects identified in Section 1.</w:t>
       </w:r>
     </w:p>
-    <w:bookmarkEnd w:id="27"/>
-    <w:bookmarkStart w:id="28" w:name="the-three-pillar-rubric"/>
+    <w:bookmarkEnd w:id="38"/>
+    <w:bookmarkStart w:id="39" w:name="the-three-pillar-rubric"/>
     <w:p>
       <w:pPr>
         <w:pStyle w:val="Heading2"/>
@@ -2902,7 +4883,13 @@
         <w:t xml:space="preserve"> </w:t>
       </w:r>
       <w:r>
-        <w:t xml:space="preserve">“Low Strength”</w:t>
+        <w:t xml:space="preserve">“</w:t>
+      </w:r>
+      <w:r>
+        <w:t xml:space="preserve">Low Strength</w:t>
+      </w:r>
+      <w:r>
+        <w:t xml:space="preserve">”</w:t>
       </w:r>
       <w:r>
         <w:t xml:space="preserve"> </w:t>
@@ -2927,6 +4914,7 @@
       <w:tblPr>
         <w:tblStyle w:val="Table"/>
         <w:tblW w:type="pct" w:w="5000"/>
+        <w:jc w:val="left"/>
         <w:tblLayout w:type="fixed"/>
         <w:tblLook w:firstRow="1" w:lastRow="0" w:firstColumn="0" w:lastColumn="0" w:noHBand="0" w:noVBand="0" w:val="0020"/>
       </w:tblPr>
@@ -3268,6 +5256,7 @@
       <w:tblPr>
         <w:tblStyle w:val="Table"/>
         <w:tblW w:type="pct" w:w="5000"/>
+        <w:jc w:val="left"/>
         <w:tblLayout w:type="fixed"/>
         <w:tblLook w:firstRow="1" w:lastRow="0" w:firstColumn="0" w:lastColumn="0" w:noHBand="0" w:noVBand="0" w:val="0020"/>
       </w:tblPr>
@@ -3605,6 +5594,7 @@
       <w:tblPr>
         <w:tblStyle w:val="Table"/>
         <w:tblW w:type="pct" w:w="5000"/>
+        <w:jc w:val="left"/>
         <w:tblLayout w:type="fixed"/>
         <w:tblLook w:firstRow="1" w:lastRow="0" w:firstColumn="0" w:lastColumn="0" w:noHBand="0" w:noVBand="0" w:val="0020"/>
         <w:tblCaption w:val="Three-Pillar Organizational Assessment Rubric. "/>
@@ -3942,7 +5932,13 @@
         <w:t xml:space="preserve"> </w:t>
       </w:r>
       <w:r>
-        <w:t xml:space="preserve">“Schema Coupling”</w:t>
+        <w:t xml:space="preserve">“</w:t>
+      </w:r>
+      <w:r>
+        <w:t xml:space="preserve">Schema Coupling</w:t>
+      </w:r>
+      <w:r>
+        <w:t xml:space="preserve">”</w:t>
       </w:r>
       <w:r>
         <w:t xml:space="preserve"> </w:t>
@@ -4011,9 +6007,9 @@
         <w:t xml:space="preserve">The rubric complements rather than replaces AMAM. Where AMAM measures the sophistication of analytical capabilities at a point in time, the Three-Pillar Assessment reveals how vulnerable those capabilities are to the compounding effects of turnover, low maturity, and technical barriers. Used together, they provide a two-dimensional view of analytics health.</w:t>
       </w:r>
     </w:p>
-    <w:bookmarkEnd w:id="28"/>
-    <w:bookmarkEnd w:id="29"/>
-    <w:bookmarkStart w:id="30" w:name="the-validator-paradox-and-standard-work"/>
+    <w:bookmarkEnd w:id="39"/>
+    <w:bookmarkEnd w:id="40"/>
+    <w:bookmarkStart w:id="41" w:name="the-validator-paradox-and-standard-work"/>
     <w:p>
       <w:pPr>
         <w:pStyle w:val="Heading1"/>
@@ -4066,7 +6062,13 @@
         <w:t xml:space="preserve"> </w:t>
       </w:r>
       <w:r>
-        <w:t xml:space="preserve">“Standard Work”</w:t>
+        <w:t xml:space="preserve">“</w:t>
+      </w:r>
+      <w:r>
+        <w:t xml:space="preserve">Standard Work</w:t>
+      </w:r>
+      <w:r>
+        <w:t xml:space="preserve">”</w:t>
       </w:r>
       <w:hyperlink w:anchor="ref-alukal2006">
         <w:r>
@@ -4166,7 +6168,13 @@
         <w:t xml:space="preserve"> </w:t>
       </w:r>
       <w:r>
-        <w:t xml:space="preserve">“S.M.A.R.T.”</w:t>
+        <w:t xml:space="preserve">“</w:t>
+      </w:r>
+      <w:r>
+        <w:t xml:space="preserve">S.M.A.R.T.</w:t>
+      </w:r>
+      <w:r>
+        <w:t xml:space="preserve">”</w:t>
       </w:r>
       <w:r>
         <w:t xml:space="preserve"> </w:t>
@@ -4259,7 +6267,13 @@
         <w:t xml:space="preserve"> </w:t>
       </w:r>
       <w:r>
-        <w:t xml:space="preserve">“provisional”</w:t>
+        <w:t xml:space="preserve">“</w:t>
+      </w:r>
+      <w:r>
+        <w:t xml:space="preserve">provisional</w:t>
+      </w:r>
+      <w:r>
+        <w:t xml:space="preserve">”</w:t>
       </w:r>
       <w:r>
         <w:t xml:space="preserve"> </w:t>
@@ -4319,7 +6333,13 @@
         <w:t xml:space="preserve"> </w:t>
       </w:r>
       <w:r>
-        <w:t xml:space="preserve">“Golden Queries,”</w:t>
+        <w:t xml:space="preserve">“</w:t>
+      </w:r>
+      <w:r>
+        <w:t xml:space="preserve">Golden Queries,</w:t>
+      </w:r>
+      <w:r>
+        <w:t xml:space="preserve">”</w:t>
       </w:r>
       <w:r>
         <w:t xml:space="preserve"> </w:t>
@@ -4343,8 +6363,8 @@
         <w:t xml:space="preserve">while preserving analytical agility.</w:t>
       </w:r>
     </w:p>
-    <w:bookmarkEnd w:id="30"/>
-    <w:bookmarkStart w:id="31" w:name="safety-as-cognitive-forcing"/>
+    <w:bookmarkEnd w:id="41"/>
+    <w:bookmarkStart w:id="42" w:name="safety-as-cognitive-forcing"/>
     <w:p>
       <w:pPr>
         <w:pStyle w:val="Heading1"/>
@@ -4386,7 +6406,13 @@
         <w:t xml:space="preserve"> </w:t>
       </w:r>
       <w:r>
-        <w:t xml:space="preserve">“laundering hallucinations”</w:t>
+        <w:t xml:space="preserve">“</w:t>
+      </w:r>
+      <w:r>
+        <w:t xml:space="preserve">laundering hallucinations</w:t>
+      </w:r>
+      <w:r>
+        <w:t xml:space="preserve">”</w:t>
       </w:r>
       <w:r>
         <w:t xml:space="preserve">: a plausible-sounding but factually incorrect query result that enters the decision pipeline undetected and influences clinical or operational choices. Because large language models generate fluent, confident output regardless of correctness, the absence of a structured validation step means that errors arrive dressed in the language of expertise, making them harder to catch than obviously malformed output.</w:t>
@@ -4461,7 +6487,13 @@
         <w:t xml:space="preserve"> </w:t>
       </w:r>
       <w:r>
-        <w:t xml:space="preserve">“call-out”</w:t>
+        <w:t xml:space="preserve">“</w:t>
+      </w:r>
+      <w:r>
+        <w:t xml:space="preserve">call-out</w:t>
+      </w:r>
+      <w:r>
+        <w:t xml:space="preserve">”</w:t>
       </w:r>
       <w:r>
         <w:t xml:space="preserve"> </w:t>
@@ -4470,8 +6502,8 @@
         <w:t xml:space="preserve">that interrupts the default path of uncritical acceptance. In this framing, the friction introduced by validation is not a cost; it is the mechanism of safety itself.</w:t>
       </w:r>
     </w:p>
-    <w:bookmarkEnd w:id="31"/>
-    <w:bookmarkStart w:id="32" w:name="Xf414813cd0afe621d2dc19456f0dc09d0fd73a3"/>
+    <w:bookmarkEnd w:id="42"/>
+    <w:bookmarkStart w:id="43" w:name="Xf414813cd0afe621d2dc19456f0dc09d0fd73a3"/>
     <w:p>
       <w:pPr>
         <w:pStyle w:val="Heading1"/>
@@ -4554,7 +6586,13 @@
         <w:t xml:space="preserve"> </w:t>
       </w:r>
       <w:r>
-        <w:t xml:space="preserve">“messy”</w:t>
+        <w:t xml:space="preserve">“</w:t>
+      </w:r>
+      <w:r>
+        <w:t xml:space="preserve">messy</w:t>
+      </w:r>
+      <w:r>
+        <w:t xml:space="preserve">”</w:t>
       </w:r>
       <w:r>
         <w:t xml:space="preserve"> </w:t>
@@ -4622,8 +6660,8 @@
         <w:t xml:space="preserve">standards.</w:t>
       </w:r>
     </w:p>
-    <w:bookmarkEnd w:id="32"/>
-    <w:bookmarkStart w:id="33" w:name="limitations"/>
+    <w:bookmarkEnd w:id="43"/>
+    <w:bookmarkStart w:id="44" w:name="limitations"/>
     <w:p>
       <w:pPr>
         <w:pStyle w:val="Heading1"/>
@@ -4649,8 +6687,8 @@
         <w:t xml:space="preserve">This work is a narrative, design science informed framework rather than a systematic review or multi-site empirical evaluation. The literature base is concentrated on English-language sources and recent (2024-2026) workforce and NL2SQL studies, so findings may not capture all regional, specialty-specific, or technological contexts. The HITL-KG architecture and the proposed Three-Pillar Assessment Rubric are conceptual artifacts that require future implementation and validation in diverse health systems before their effectiveness and generalizability can be fully established.</w:t>
       </w:r>
     </w:p>
-    <w:bookmarkEnd w:id="33"/>
-    <w:bookmarkStart w:id="34" w:name="implications-and-future-research"/>
+    <w:bookmarkEnd w:id="44"/>
+    <w:bookmarkStart w:id="45" w:name="implications-and-future-research"/>
     <w:p>
       <w:pPr>
         <w:pStyle w:val="Heading1"/>
@@ -4697,8 +6735,8 @@
         <w:t xml:space="preserve">Future research should empirically validate and refine the HITL-KG framework and the proposed Three-Pillar Assessment Rubric. Priority questions include: how pillar scores correlate with observed continuity of analytics performance during leadership and staff turnover; whether HITL-KG mediated natural language to SQL workflows reduce error rates, recovery time, and rework compared to baseline tooling; and which governance patterns most effectively balance safety, transparency, and equity when human validators operate at scale. Prospective multi-site implementation studies, controlled user experiments, and qualitative implementation research across diverse health systems will be needed to test these claims and adapt the framework to varying organizational, regulatory, and data environments.</w:t>
       </w:r>
     </w:p>
-    <w:bookmarkEnd w:id="34"/>
-    <w:bookmarkStart w:id="35" w:name="acknowledgments"/>
+    <w:bookmarkEnd w:id="45"/>
+    <w:bookmarkStart w:id="46" w:name="acknowledgments"/>
     <w:p>
       <w:pPr>
         <w:pStyle w:val="Heading1"/>
@@ -4724,8 +6762,8 @@
         <w:t xml:space="preserve">The author (S.T.H.) takes full responsibility for the final content, conducted the research, and verified all claims and citations. Gemini CLI (Gemini 3, Google) and Claude Code (Claude Opus 4, Anthropic) assisted with manuscript editing, refinement, and literature search. Figures were generated using the Mermaid graph language.</w:t>
       </w:r>
     </w:p>
-    <w:bookmarkEnd w:id="35"/>
-    <w:bookmarkStart w:id="36" w:name="author-contributions"/>
+    <w:bookmarkEnd w:id="46"/>
+    <w:bookmarkStart w:id="47" w:name="author-contributions"/>
     <w:p>
       <w:pPr>
         <w:pStyle w:val="Heading1"/>
@@ -4751,8 +6789,8 @@
         <w:t xml:space="preserve">S.T.H.: Conceptualization, Investigation, Methodology, Writing (Original Draft), Writing (Review and Editing), Visualization.</w:t>
       </w:r>
     </w:p>
-    <w:bookmarkEnd w:id="36"/>
-    <w:bookmarkStart w:id="37" w:name="conflicts-of-interest"/>
+    <w:bookmarkEnd w:id="47"/>
+    <w:bookmarkStart w:id="48" w:name="conflicts-of-interest"/>
     <w:p>
       <w:pPr>
         <w:pStyle w:val="Heading1"/>
@@ -4778,8 +6816,8 @@
         <w:t xml:space="preserve">The author declares the following competing interests: Samuel T Harrold is a contract product advisor at Yuimedi, Inc., which develops healthcare analytics software including conversational AI platforms relevant to this review’s subject matter. The author is also employed as a Data Scientist at Indiana University Health. This paper presents an analytical framework derived from published literature and does not evaluate or recommend specific commercial products, including those of the author’s affiliated organizations. The views expressed are the author’s own and do not represent the official positions of Indiana University Health or Yuimedi, Inc.</w:t>
       </w:r>
     </w:p>
-    <w:bookmarkEnd w:id="37"/>
-    <w:bookmarkStart w:id="38" w:name="data-availability"/>
+    <w:bookmarkEnd w:id="48"/>
+    <w:bookmarkStart w:id="49" w:name="data-availability"/>
     <w:p>
       <w:pPr>
         <w:pStyle w:val="Heading1"/>
@@ -4805,8 +6843,8 @@
         <w:t xml:space="preserve">This is a narrative review synthesizing existing literature. No primary datasets were generated or analyzed. All data cited are from publicly available peer-reviewed publications, industry reports, and academic theses, referenced in the bibliography. The manuscript source, build pipeline, and literature review tool are available at https://doi.org/10.5281/zenodo.18264359</w:t>
       </w:r>
     </w:p>
-    <w:bookmarkEnd w:id="38"/>
-    <w:bookmarkStart w:id="39" w:name="funding"/>
+    <w:bookmarkEnd w:id="49"/>
+    <w:bookmarkStart w:id="50" w:name="funding"/>
     <w:p>
       <w:pPr>
         <w:pStyle w:val="Heading1"/>
@@ -4832,8 +6870,8 @@
         <w:t xml:space="preserve">Yuimedi provided funding for the author’s time writing and researching this manuscript.</w:t>
       </w:r>
     </w:p>
-    <w:bookmarkEnd w:id="39"/>
-    <w:bookmarkStart w:id="40" w:name="abbreviations"/>
+    <w:bookmarkEnd w:id="50"/>
+    <w:bookmarkStart w:id="51" w:name="abbreviations"/>
     <w:p>
       <w:pPr>
         <w:pStyle w:val="Heading1"/>
@@ -4937,8 +6975,8 @@
         <w:t xml:space="preserve">SQL: Structured Query Language</w:t>
       </w:r>
     </w:p>
-    <w:bookmarkEnd w:id="40"/>
-    <w:bookmarkStart w:id="187" w:name="references"/>
+    <w:bookmarkEnd w:id="51"/>
+    <w:bookmarkStart w:id="198" w:name="references"/>
     <w:p>
       <w:pPr>
         <w:pStyle w:val="Heading1"/>
@@ -4956,8 +6994,8 @@
         <w:t xml:space="preserve">References</w:t>
       </w:r>
     </w:p>
-    <w:bookmarkStart w:id="186" w:name="refs"/>
-    <w:bookmarkStart w:id="42" w:name="ref-himss2024"/>
+    <w:bookmarkStart w:id="197" w:name="refs"/>
+    <w:bookmarkStart w:id="53" w:name="ref-himss2024"/>
     <w:p>
       <w:pPr>
         <w:pStyle w:val="Bibliography"/>
@@ -4999,7 +7037,7 @@
       <w:r>
         <w:t xml:space="preserve"> </w:t>
       </w:r>
-      <w:hyperlink r:id="rId41">
+      <w:hyperlink r:id="rId52">
         <w:r>
           <w:rPr>
             <w:rStyle w:val="Hyperlink"/>
@@ -5008,8 +7046,8 @@
         </w:r>
       </w:hyperlink>
     </w:p>
-    <w:bookmarkEnd w:id="42"/>
-    <w:bookmarkStart w:id="44" w:name="ref-gal2019"/>
+    <w:bookmarkEnd w:id="53"/>
+    <w:bookmarkStart w:id="55" w:name="ref-gal2019"/>
     <w:p>
       <w:pPr>
         <w:pStyle w:val="Bibliography"/>
@@ -5024,7 +7062,7 @@
         <w:t xml:space="preserve">	</w:t>
       </w:r>
       <w:r>
-        <w:t xml:space="preserve">Gal MS, Rubinfeld DL.</w:t>
+        <w:t xml:space="preserve">Michal S. Gal, Daniel L. Rubinfeld.</w:t>
       </w:r>
       <w:r>
         <w:t xml:space="preserve"> </w:t>
@@ -5051,7 +7089,7 @@
       <w:r>
         <w:t xml:space="preserve"> </w:t>
       </w:r>
-      <w:hyperlink r:id="rId43">
+      <w:hyperlink r:id="rId54">
         <w:r>
           <w:rPr>
             <w:rStyle w:val="Hyperlink"/>
@@ -5060,8 +7098,8 @@
         </w:r>
       </w:hyperlink>
     </w:p>
-    <w:bookmarkEnd w:id="44"/>
-    <w:bookmarkStart w:id="45" w:name="ref-zhang2024"/>
+    <w:bookmarkEnd w:id="55"/>
+    <w:bookmarkStart w:id="56" w:name="ref-zhang2024"/>
     <w:p>
       <w:pPr>
         <w:pStyle w:val="Bibliography"/>
@@ -5076,7 +7114,7 @@
         <w:t xml:space="preserve">	</w:t>
       </w:r>
       <w:r>
-        <w:t xml:space="preserve">Zhang Y, Callaghan-Koru JA, Koru G.</w:t>
+        <w:t xml:space="preserve">Yue Zhang, Jennifer A Callaghan-Koru, G"unes Koru.</w:t>
       </w:r>
       <w:r>
         <w:t xml:space="preserve"> </w:t>
@@ -5101,8 +7139,8 @@
         <w:t xml:space="preserve">. 2024;7(2):ooae042.</w:t>
       </w:r>
     </w:p>
-    <w:bookmarkEnd w:id="45"/>
-    <w:bookmarkStart w:id="47" w:name="ref-hong2025"/>
+    <w:bookmarkEnd w:id="56"/>
+    <w:bookmarkStart w:id="58" w:name="ref-hong2025"/>
     <w:p>
       <w:pPr>
         <w:pStyle w:val="Bibliography"/>
@@ -5117,7 +7155,7 @@
         <w:t xml:space="preserve">	</w:t>
       </w:r>
       <w:r>
-        <w:t xml:space="preserve">Hong JH. When does employee turnover matter? Organizational memory in federal IT.</w:t>
+        <w:t xml:space="preserve">J. H. Hong. When does employee turnover matter? Organizational memory in federal IT.</w:t>
       </w:r>
       <w:r>
         <w:t xml:space="preserve"> </w:t>
@@ -5135,7 +7173,7 @@
       <w:r>
         <w:t xml:space="preserve"> </w:t>
       </w:r>
-      <w:hyperlink r:id="rId46">
+      <w:hyperlink r:id="rId57">
         <w:r>
           <w:rPr>
             <w:rStyle w:val="Hyperlink"/>
@@ -5144,8 +7182,8 @@
         </w:r>
       </w:hyperlink>
     </w:p>
-    <w:bookmarkEnd w:id="47"/>
-    <w:bookmarkStart w:id="49" w:name="ref-wittkieffer2024"/>
+    <w:bookmarkEnd w:id="58"/>
+    <w:bookmarkStart w:id="60" w:name="ref-wittkieffer2024"/>
     <w:p>
       <w:pPr>
         <w:pStyle w:val="Bibliography"/>
@@ -5178,7 +7216,7 @@
       <w:r>
         <w:t xml:space="preserve"> </w:t>
       </w:r>
-      <w:hyperlink r:id="rId48">
+      <w:hyperlink r:id="rId59">
         <w:r>
           <w:rPr>
             <w:rStyle w:val="Hyperlink"/>
@@ -5187,8 +7225,8 @@
         </w:r>
       </w:hyperlink>
     </w:p>
-    <w:bookmarkEnd w:id="49"/>
-    <w:bookmarkStart w:id="51" w:name="ref-himssworkforce2024"/>
+    <w:bookmarkEnd w:id="60"/>
+    <w:bookmarkStart w:id="62" w:name="ref-himssworkforce2024"/>
     <w:p>
       <w:pPr>
         <w:pStyle w:val="Bibliography"/>
@@ -5221,7 +7259,7 @@
       <w:r>
         <w:t xml:space="preserve"> </w:t>
       </w:r>
-      <w:hyperlink r:id="rId50">
+      <w:hyperlink r:id="rId61">
         <w:r>
           <w:rPr>
             <w:rStyle w:val="Hyperlink"/>
@@ -5230,8 +7268,8 @@
         </w:r>
       </w:hyperlink>
     </w:p>
-    <w:bookmarkEnd w:id="51"/>
-    <w:bookmarkStart w:id="53" w:name="ref-rajamani2025"/>
+    <w:bookmarkEnd w:id="62"/>
+    <w:bookmarkStart w:id="64" w:name="ref-rajamani2025"/>
     <w:p>
       <w:pPr>
         <w:pStyle w:val="Bibliography"/>
@@ -5246,7 +7284,7 @@
         <w:t xml:space="preserve">	</w:t>
       </w:r>
       <w:r>
-        <w:t xml:space="preserve">Rajamani L S.</w:t>
+        <w:t xml:space="preserve">Leider Rajamani S.</w:t>
       </w:r>
       <w:r>
         <w:t xml:space="preserve"> </w:t>
@@ -5270,7 +7308,7 @@
       <w:r>
         <w:t xml:space="preserve">. Published online 2025. doi:</w:t>
       </w:r>
-      <w:hyperlink r:id="rId52">
+      <w:hyperlink r:id="rId63">
         <w:r>
           <w:rPr>
             <w:rStyle w:val="Hyperlink"/>
@@ -5279,8 +7317,8 @@
         </w:r>
       </w:hyperlink>
     </w:p>
-    <w:bookmarkEnd w:id="53"/>
-    <w:bookmarkStart w:id="55" w:name="ref-american2023"/>
+    <w:bookmarkEnd w:id="64"/>
+    <w:bookmarkStart w:id="66" w:name="ref-american2023"/>
     <w:p>
       <w:pPr>
         <w:pStyle w:val="Bibliography"/>
@@ -5322,7 +7360,7 @@
       <w:r>
         <w:t xml:space="preserve"> </w:t>
       </w:r>
-      <w:hyperlink r:id="rId54">
+      <w:hyperlink r:id="rId65">
         <w:r>
           <w:rPr>
             <w:rStyle w:val="Hyperlink"/>
@@ -5331,8 +7369,8 @@
         </w:r>
       </w:hyperlink>
     </w:p>
-    <w:bookmarkEnd w:id="55"/>
-    <w:bookmarkStart w:id="57" w:name="ref-wang2018"/>
+    <w:bookmarkEnd w:id="66"/>
+    <w:bookmarkStart w:id="68" w:name="ref-wang2018"/>
     <w:p>
       <w:pPr>
         <w:pStyle w:val="Bibliography"/>
@@ -5347,7 +7385,7 @@
         <w:t xml:space="preserve">	</w:t>
       </w:r>
       <w:r>
-        <w:t xml:space="preserve">Wang K Y., Byrd TA.</w:t>
+        <w:t xml:space="preserve">Kung Wang Y., T. A. Byrd.</w:t>
       </w:r>
       <w:r>
         <w:t xml:space="preserve"> </w:t>
@@ -5371,7 +7409,7 @@
       <w:r>
         <w:t xml:space="preserve">. 2018;126:3-13. doi:</w:t>
       </w:r>
-      <w:hyperlink r:id="rId56">
+      <w:hyperlink r:id="rId67">
         <w:r>
           <w:rPr>
             <w:rStyle w:val="Hyperlink"/>
@@ -5380,8 +7418,8 @@
         </w:r>
       </w:hyperlink>
     </w:p>
-    <w:bookmarkEnd w:id="57"/>
-    <w:bookmarkStart w:id="59" w:name="ref-wang2020"/>
+    <w:bookmarkEnd w:id="68"/>
+    <w:bookmarkStart w:id="70" w:name="ref-wang2020"/>
     <w:p>
       <w:pPr>
         <w:pStyle w:val="Bibliography"/>
@@ -5396,7 +7434,7 @@
         <w:t xml:space="preserve">	</w:t>
       </w:r>
       <w:r>
-        <w:t xml:space="preserve">Wang S P.</w:t>
+        <w:t xml:space="preserve">Shi Wang P.</w:t>
       </w:r>
       <w:r>
         <w:t xml:space="preserve"> </w:t>
@@ -5420,7 +7458,7 @@
       <w:r>
         <w:t xml:space="preserve">. 2020. doi:</w:t>
       </w:r>
-      <w:hyperlink r:id="rId58">
+      <w:hyperlink r:id="rId69">
         <w:r>
           <w:rPr>
             <w:rStyle w:val="Hyperlink"/>
@@ -5429,8 +7467,8 @@
         </w:r>
       </w:hyperlink>
     </w:p>
-    <w:bookmarkEnd w:id="59"/>
-    <w:bookmarkStart w:id="61" w:name="ref-rao2006"/>
+    <w:bookmarkEnd w:id="70"/>
+    <w:bookmarkStart w:id="72" w:name="ref-rao2006"/>
     <w:p>
       <w:pPr>
         <w:pStyle w:val="Bibliography"/>
@@ -5445,7 +7483,7 @@
         <w:t xml:space="preserve">	</w:t>
       </w:r>
       <w:r>
-        <w:t xml:space="preserve">Rao RD, Argote L. Organizational learning and forgetting: The effects of turnover and structure.</w:t>
+        <w:t xml:space="preserve">R. D. Rao, L. Argote. Organizational learning and forgetting: The effects of turnover and structure.</w:t>
       </w:r>
       <w:r>
         <w:t xml:space="preserve"> </w:t>
@@ -5463,7 +7501,7 @@
       <w:r>
         <w:t xml:space="preserve"> </w:t>
       </w:r>
-      <w:hyperlink r:id="rId60">
+      <w:hyperlink r:id="rId71">
         <w:r>
           <w:rPr>
             <w:rStyle w:val="Hyperlink"/>
@@ -5472,8 +7510,8 @@
         </w:r>
       </w:hyperlink>
     </w:p>
-    <w:bookmarkEnd w:id="61"/>
-    <w:bookmarkStart w:id="63" w:name="ref-mayo2016"/>
+    <w:bookmarkEnd w:id="72"/>
+    <w:bookmarkStart w:id="74" w:name="ref-mayo2016"/>
     <w:p>
       <w:pPr>
         <w:pStyle w:val="Bibliography"/>
@@ -5488,7 +7526,7 @@
         <w:t xml:space="preserve">	</w:t>
       </w:r>
       <w:r>
-        <w:t xml:space="preserve">Mayo D C. S.</w:t>
+        <w:t xml:space="preserve">Deasy Mayo C. S.</w:t>
       </w:r>
       <w:r>
         <w:t xml:space="preserve"> </w:t>
@@ -5509,7 +7547,7 @@
       <w:r>
         <w:t xml:space="preserve">. Published online 2016. doi:</w:t>
       </w:r>
-      <w:hyperlink r:id="rId62">
+      <w:hyperlink r:id="rId73">
         <w:r>
           <w:rPr>
             <w:rStyle w:val="Hyperlink"/>
@@ -5518,8 +7556,8 @@
         </w:r>
       </w:hyperlink>
     </w:p>
-    <w:bookmarkEnd w:id="63"/>
-    <w:bookmarkStart w:id="65" w:name="ref-ledikwe2013"/>
+    <w:bookmarkEnd w:id="74"/>
+    <w:bookmarkStart w:id="76" w:name="ref-ledikwe2013"/>
     <w:p>
       <w:pPr>
         <w:pStyle w:val="Bibliography"/>
@@ -5534,7 +7572,7 @@
         <w:t xml:space="preserve">	</w:t>
       </w:r>
       <w:r>
-        <w:t xml:space="preserve">Ledikwe R J. H.</w:t>
+        <w:t xml:space="preserve">Reason Ledikwe J. H.</w:t>
       </w:r>
       <w:r>
         <w:t xml:space="preserve"> </w:t>
@@ -5558,7 +7596,7 @@
       <w:r>
         <w:t xml:space="preserve">. Published online 2013. doi:</w:t>
       </w:r>
-      <w:hyperlink r:id="rId64">
+      <w:hyperlink r:id="rId75">
         <w:r>
           <w:rPr>
             <w:rStyle w:val="Hyperlink"/>
@@ -5567,8 +7605,8 @@
         </w:r>
       </w:hyperlink>
     </w:p>
-    <w:bookmarkEnd w:id="65"/>
-    <w:bookmarkStart w:id="67" w:name="ref-mantas2010"/>
+    <w:bookmarkEnd w:id="76"/>
+    <w:bookmarkStart w:id="78" w:name="ref-mantas2010"/>
     <w:p>
       <w:pPr>
         <w:pStyle w:val="Bibliography"/>
@@ -5583,7 +7621,7 @@
         <w:t xml:space="preserve">	</w:t>
       </w:r>
       <w:r>
-        <w:t xml:space="preserve">Mantas A J.</w:t>
+        <w:t xml:space="preserve">Ammenwerth Mantas J.</w:t>
       </w:r>
       <w:r>
         <w:t xml:space="preserve"> </w:t>
@@ -5607,7 +7645,7 @@
       <w:r>
         <w:t xml:space="preserve">. Published online 2010. doi:</w:t>
       </w:r>
-      <w:hyperlink r:id="rId66">
+      <w:hyperlink r:id="rId77">
         <w:r>
           <w:rPr>
             <w:rStyle w:val="Hyperlink"/>
@@ -5616,8 +7654,8 @@
         </w:r>
       </w:hyperlink>
     </w:p>
-    <w:bookmarkEnd w:id="67"/>
-    <w:bookmarkStart w:id="69" w:name="ref-ang2004"/>
+    <w:bookmarkEnd w:id="78"/>
+    <w:bookmarkStart w:id="80" w:name="ref-ang2004"/>
     <w:p>
       <w:pPr>
         <w:pStyle w:val="Bibliography"/>
@@ -5632,7 +7670,7 @@
         <w:t xml:space="preserve">	</w:t>
       </w:r>
       <w:r>
-        <w:t xml:space="preserve">Ang &amp;S S.</w:t>
+        <w:t xml:space="preserve">&amp; Slaughter Ang S.</w:t>
       </w:r>
       <w:r>
         <w:t xml:space="preserve"> </w:t>
@@ -5712,7 +7750,7 @@
       <w:r>
         <w:t xml:space="preserve">. Published online 2004. doi:</w:t>
       </w:r>
-      <w:hyperlink r:id="rId68">
+      <w:hyperlink r:id="rId79">
         <w:r>
           <w:rPr>
             <w:rStyle w:val="Hyperlink"/>
@@ -5721,8 +7759,8 @@
         </w:r>
       </w:hyperlink>
     </w:p>
-    <w:bookmarkEnd w:id="69"/>
-    <w:bookmarkStart w:id="71" w:name="ref-farnese2019"/>
+    <w:bookmarkEnd w:id="80"/>
+    <w:bookmarkStart w:id="82" w:name="ref-farnese2019"/>
     <w:p>
       <w:pPr>
         <w:pStyle w:val="Bibliography"/>
@@ -5737,7 +7775,7 @@
         <w:t xml:space="preserve">	</w:t>
       </w:r>
       <w:r>
-        <w:t xml:space="preserve">Farnese B M. L.</w:t>
+        <w:t xml:space="preserve">Barbieri Farnese M. L.</w:t>
       </w:r>
       <w:r>
         <w:t xml:space="preserve"> </w:t>
@@ -5773,7 +7811,7 @@
       <w:r>
         <w:t xml:space="preserve">. Published online 2019. doi:</w:t>
       </w:r>
-      <w:hyperlink r:id="rId70">
+      <w:hyperlink r:id="rId81">
         <w:r>
           <w:rPr>
             <w:rStyle w:val="Hyperlink"/>
@@ -5782,8 +7820,8 @@
         </w:r>
       </w:hyperlink>
     </w:p>
-    <w:bookmarkEnd w:id="71"/>
-    <w:bookmarkStart w:id="73" w:name="ref-tyndall2010"/>
+    <w:bookmarkEnd w:id="82"/>
+    <w:bookmarkStart w:id="84" w:name="ref-tyndall2010"/>
     <w:p>
       <w:pPr>
         <w:pStyle w:val="Bibliography"/>
@@ -5798,7 +7836,7 @@
         <w:t xml:space="preserve">	</w:t>
       </w:r>
       <w:r>
-        <w:t xml:space="preserve">Tyndall J.</w:t>
+        <w:t xml:space="preserve">J Tyndall.</w:t>
       </w:r>
       <w:r>
         <w:t xml:space="preserve"> </w:t>
@@ -5818,7 +7856,7 @@
       <w:r>
         <w:t xml:space="preserve"> </w:t>
       </w:r>
-      <w:hyperlink r:id="rId72">
+      <w:hyperlink r:id="rId83">
         <w:r>
           <w:rPr>
             <w:rStyle w:val="Hyperlink"/>
@@ -5827,8 +7865,8 @@
         </w:r>
       </w:hyperlink>
     </w:p>
-    <w:bookmarkEnd w:id="73"/>
-    <w:bookmarkStart w:id="75" w:name="ref-foos2006"/>
+    <w:bookmarkEnd w:id="84"/>
+    <w:bookmarkStart w:id="86" w:name="ref-foos2006"/>
     <w:p>
       <w:pPr>
         <w:pStyle w:val="Bibliography"/>
@@ -5843,7 +7881,7 @@
         <w:t xml:space="preserve">	</w:t>
       </w:r>
       <w:r>
-        <w:t xml:space="preserve">Foos S T.</w:t>
+        <w:t xml:space="preserve">Schum Foos T.</w:t>
       </w:r>
       <w:r>
         <w:t xml:space="preserve"> </w:t>
@@ -5867,7 +7905,7 @@
       <w:r>
         <w:t xml:space="preserve">. Published online 2006. doi:</w:t>
       </w:r>
-      <w:hyperlink r:id="rId74">
+      <w:hyperlink r:id="rId85">
         <w:r>
           <w:rPr>
             <w:rStyle w:val="Hyperlink"/>
@@ -5876,8 +7914,8 @@
         </w:r>
       </w:hyperlink>
     </w:p>
-    <w:bookmarkEnd w:id="75"/>
-    <w:bookmarkStart w:id="77" w:name="ref-nsi2025"/>
+    <w:bookmarkEnd w:id="86"/>
+    <w:bookmarkStart w:id="88" w:name="ref-nsi2025"/>
     <w:p>
       <w:pPr>
         <w:pStyle w:val="Bibliography"/>
@@ -5910,7 +7948,7 @@
       <w:r>
         <w:t xml:space="preserve"> </w:t>
       </w:r>
-      <w:hyperlink r:id="rId76">
+      <w:hyperlink r:id="rId87">
         <w:r>
           <w:rPr>
             <w:rStyle w:val="Hyperlink"/>
@@ -5919,8 +7957,8 @@
         </w:r>
       </w:hyperlink>
     </w:p>
-    <w:bookmarkEnd w:id="77"/>
-    <w:bookmarkStart w:id="79" w:name="ref-konrad2022"/>
+    <w:bookmarkEnd w:id="88"/>
+    <w:bookmarkStart w:id="90" w:name="ref-konrad2022"/>
     <w:p>
       <w:pPr>
         <w:pStyle w:val="Bibliography"/>
@@ -5935,7 +7973,7 @@
         <w:t xml:space="preserve">	</w:t>
       </w:r>
       <w:r>
-        <w:t xml:space="preserve">Konrad &amp;S I.</w:t>
+        <w:t xml:space="preserve">&amp; Saidizand Konrad I.</w:t>
       </w:r>
       <w:r>
         <w:t xml:space="preserve"> </w:t>
@@ -5981,7 +8019,7 @@
       <w:r>
         <w:t xml:space="preserve"> </w:t>
       </w:r>
-      <w:hyperlink r:id="rId78">
+      <w:hyperlink r:id="rId89">
         <w:r>
           <w:rPr>
             <w:rStyle w:val="Hyperlink"/>
@@ -5990,8 +8028,8 @@
         </w:r>
       </w:hyperlink>
     </w:p>
-    <w:bookmarkEnd w:id="79"/>
-    <w:bookmarkStart w:id="81" w:name="ref-wu2024"/>
+    <w:bookmarkEnd w:id="90"/>
+    <w:bookmarkStart w:id="92" w:name="ref-wu2024"/>
     <w:p>
       <w:pPr>
         <w:pStyle w:val="Bibliography"/>
@@ -6006,7 +8044,7 @@
         <w:t xml:space="preserve">	</w:t>
       </w:r>
       <w:r>
-        <w:t xml:space="preserve">Wu L F., Li L.</w:t>
+        <w:t xml:space="preserve">Lao Wu F., L. Li.</w:t>
       </w:r>
       <w:r>
         <w:t xml:space="preserve"> </w:t>
@@ -6030,7 +8068,7 @@
       <w:r>
         <w:t xml:space="preserve">. 2024;11:e2097. doi:</w:t>
       </w:r>
-      <w:hyperlink r:id="rId80">
+      <w:hyperlink r:id="rId91">
         <w:r>
           <w:rPr>
             <w:rStyle w:val="Hyperlink"/>
@@ -6039,8 +8077,8 @@
         </w:r>
       </w:hyperlink>
     </w:p>
-    <w:bookmarkEnd w:id="81"/>
-    <w:bookmarkStart w:id="83" w:name="ref-ren2024"/>
+    <w:bookmarkEnd w:id="92"/>
+    <w:bookmarkStart w:id="94" w:name="ref-ren2024"/>
     <w:p>
       <w:pPr>
         <w:pStyle w:val="Bibliography"/>
@@ -6055,7 +8093,7 @@
         <w:t xml:space="preserve">	</w:t>
       </w:r>
       <w:r>
-        <w:t xml:space="preserve">Ren W L.</w:t>
+        <w:t xml:space="preserve">Wang Ren L.</w:t>
       </w:r>
       <w:r>
         <w:t xml:space="preserve"> </w:t>
@@ -6079,7 +8117,7 @@
       <w:r>
         <w:t xml:space="preserve">. Published online 2024. doi:</w:t>
       </w:r>
-      <w:hyperlink r:id="rId82">
+      <w:hyperlink r:id="rId93">
         <w:r>
           <w:rPr>
             <w:rStyle w:val="Hyperlink"/>
@@ -6088,8 +8126,8 @@
         </w:r>
       </w:hyperlink>
     </w:p>
-    <w:bookmarkEnd w:id="83"/>
-    <w:bookmarkStart w:id="85" w:name="ref-massingham2018"/>
+    <w:bookmarkEnd w:id="94"/>
+    <w:bookmarkStart w:id="96" w:name="ref-massingham2018"/>
     <w:p>
       <w:pPr>
         <w:pStyle w:val="Bibliography"/>
@@ -6104,7 +8142,7 @@
         <w:t xml:space="preserve">	</w:t>
       </w:r>
       <w:r>
-        <w:t xml:space="preserve">Massingham PR.</w:t>
+        <w:t xml:space="preserve">P. R Massingham.</w:t>
       </w:r>
       <w:r>
         <w:t xml:space="preserve"> </w:t>
@@ -6128,7 +8166,7 @@
       <w:r>
         <w:t xml:space="preserve">. Published online 2018. doi:</w:t>
       </w:r>
-      <w:hyperlink r:id="rId84">
+      <w:hyperlink r:id="rId95">
         <w:r>
           <w:rPr>
             <w:rStyle w:val="Hyperlink"/>
@@ -6137,8 +8175,8 @@
         </w:r>
       </w:hyperlink>
     </w:p>
-    <w:bookmarkEnd w:id="85"/>
-    <w:bookmarkStart w:id="87" w:name="ref-zhang2025"/>
+    <w:bookmarkEnd w:id="96"/>
+    <w:bookmarkStart w:id="98" w:name="ref-zhang2025"/>
     <w:p>
       <w:pPr>
         <w:pStyle w:val="Bibliography"/>
@@ -6153,7 +8191,7 @@
         <w:t xml:space="preserve">	</w:t>
       </w:r>
       <w:r>
-        <w:t xml:space="preserve">Zhang D W.</w:t>
+        <w:t xml:space="preserve">Daim Zhang W.</w:t>
       </w:r>
       <w:r>
         <w:t xml:space="preserve"> </w:t>
@@ -6195,7 +8233,7 @@
       <w:r>
         <w:t xml:space="preserve">. Published online 2025. doi:</w:t>
       </w:r>
-      <w:hyperlink r:id="rId86">
+      <w:hyperlink r:id="rId97">
         <w:r>
           <w:rPr>
             <w:rStyle w:val="Hyperlink"/>
@@ -6204,8 +8242,8 @@
         </w:r>
       </w:hyperlink>
     </w:p>
-    <w:bookmarkEnd w:id="87"/>
-    <w:bookmarkStart w:id="89" w:name="ref-goffin2011"/>
+    <w:bookmarkEnd w:id="98"/>
+    <w:bookmarkStart w:id="100" w:name="ref-goffin2011"/>
     <w:p>
       <w:pPr>
         <w:pStyle w:val="Bibliography"/>
@@ -6220,7 +8258,7 @@
         <w:t xml:space="preserve">	</w:t>
       </w:r>
       <w:r>
-        <w:t xml:space="preserve">Goffin &amp;K K.</w:t>
+        <w:t xml:space="preserve">&amp; Koners Goffin K.</w:t>
       </w:r>
       <w:r>
         <w:t xml:space="preserve"> </w:t>
@@ -6244,7 +8282,7 @@
       <w:r>
         <w:t xml:space="preserve">. Published online 2011. doi:</w:t>
       </w:r>
-      <w:hyperlink r:id="rId88">
+      <w:hyperlink r:id="rId99">
         <w:r>
           <w:rPr>
             <w:rStyle w:val="Hyperlink"/>
@@ -6253,8 +8291,8 @@
         </w:r>
       </w:hyperlink>
     </w:p>
-    <w:bookmarkEnd w:id="89"/>
-    <w:bookmarkStart w:id="91" w:name="ref-moore2018"/>
+    <w:bookmarkEnd w:id="100"/>
+    <w:bookmarkStart w:id="102" w:name="ref-moore2018"/>
     <w:p>
       <w:pPr>
         <w:pStyle w:val="Bibliography"/>
@@ -6269,7 +8307,7 @@
         <w:t xml:space="preserve">	</w:t>
       </w:r>
       <w:r>
-        <w:t xml:space="preserve">Moore D et al.</w:t>
+        <w:t xml:space="preserve">D. Moore, others.</w:t>
       </w:r>
       <w:r>
         <w:t xml:space="preserve"> </w:t>
@@ -6296,7 +8334,7 @@
       <w:r>
         <w:t xml:space="preserve"> </w:t>
       </w:r>
-      <w:hyperlink r:id="rId90">
+      <w:hyperlink r:id="rId101">
         <w:r>
           <w:rPr>
             <w:rStyle w:val="Hyperlink"/>
@@ -6305,8 +8343,8 @@
         </w:r>
       </w:hyperlink>
     </w:p>
-    <w:bookmarkEnd w:id="91"/>
-    <w:bookmarkStart w:id="93" w:name="ref-foss2007"/>
+    <w:bookmarkEnd w:id="102"/>
+    <w:bookmarkStart w:id="104" w:name="ref-foss2007"/>
     <w:p>
       <w:pPr>
         <w:pStyle w:val="Bibliography"/>
@@ -6321,7 +8359,7 @@
         <w:t xml:space="preserve">	</w:t>
       </w:r>
       <w:r>
-        <w:t xml:space="preserve">Foss NJ.</w:t>
+        <w:t xml:space="preserve">Nicolai J. Foss.</w:t>
       </w:r>
       <w:r>
         <w:t xml:space="preserve"> </w:t>
@@ -6345,7 +8383,7 @@
       <w:r>
         <w:t xml:space="preserve">. 2007;14(1):29-52. doi:</w:t>
       </w:r>
-      <w:hyperlink r:id="rId92">
+      <w:hyperlink r:id="rId103">
         <w:r>
           <w:rPr>
             <w:rStyle w:val="Hyperlink"/>
@@ -6354,8 +8392,8 @@
         </w:r>
       </w:hyperlink>
     </w:p>
-    <w:bookmarkEnd w:id="93"/>
-    <w:bookmarkStart w:id="95" w:name="ref-lee2023"/>
+    <w:bookmarkEnd w:id="104"/>
+    <w:bookmarkStart w:id="106" w:name="ref-lee2023"/>
     <w:p>
       <w:pPr>
         <w:pStyle w:val="Bibliography"/>
@@ -6370,7 +8408,7 @@
         <w:t xml:space="preserve">	</w:t>
       </w:r>
       <w:r>
-        <w:t xml:space="preserve">Lee et al G.</w:t>
+        <w:t xml:space="preserve">et al Lee G.</w:t>
       </w:r>
       <w:r>
         <w:t xml:space="preserve"> </w:t>
@@ -6397,7 +8435,7 @@
       <w:r>
         <w:t xml:space="preserve"> </w:t>
       </w:r>
-      <w:hyperlink r:id="rId94">
+      <w:hyperlink r:id="rId105">
         <w:r>
           <w:rPr>
             <w:rStyle w:val="Hyperlink"/>
@@ -6406,8 +8444,8 @@
         </w:r>
       </w:hyperlink>
     </w:p>
-    <w:bookmarkEnd w:id="95"/>
-    <w:bookmarkStart w:id="97" w:name="ref-ziletti2024"/>
+    <w:bookmarkEnd w:id="106"/>
+    <w:bookmarkStart w:id="108" w:name="ref-ziletti2024"/>
     <w:p>
       <w:pPr>
         <w:pStyle w:val="Bibliography"/>
@@ -6422,7 +8460,7 @@
         <w:t xml:space="preserve">	</w:t>
       </w:r>
       <w:r>
-        <w:t xml:space="preserve">Ziletti &amp;D A.</w:t>
+        <w:t xml:space="preserve">&amp; D’Ambrosi Ziletti A.</w:t>
       </w:r>
       <w:r>
         <w:t xml:space="preserve"> </w:t>
@@ -6491,7 +8529,7 @@
       <w:r>
         <w:t xml:space="preserve"> </w:t>
       </w:r>
-      <w:hyperlink r:id="rId96">
+      <w:hyperlink r:id="rId107">
         <w:r>
           <w:rPr>
             <w:rStyle w:val="Hyperlink"/>
@@ -6500,8 +8538,8 @@
         </w:r>
       </w:hyperlink>
     </w:p>
-    <w:bookmarkEnd w:id="97"/>
-    <w:bookmarkStart w:id="99" w:name="ref-bravorocca2023"/>
+    <w:bookmarkEnd w:id="108"/>
+    <w:bookmarkStart w:id="110" w:name="ref-bravorocca2023"/>
     <w:p>
       <w:pPr>
         <w:pStyle w:val="Bibliography"/>
@@ -6516,7 +8554,7 @@
         <w:t xml:space="preserve">	</w:t>
       </w:r>
       <w:r>
-        <w:t xml:space="preserve">Bravo Rocca GJ.</w:t>
+        <w:t xml:space="preserve">G. J. Bravo Rocca.</w:t>
       </w:r>
       <w:r>
         <w:t xml:space="preserve"> </w:t>
@@ -6540,7 +8578,7 @@
       <w:r>
         <w:t xml:space="preserve"> </w:t>
       </w:r>
-      <w:hyperlink r:id="rId98">
+      <w:hyperlink r:id="rId109">
         <w:r>
           <w:rPr>
             <w:rStyle w:val="Hyperlink"/>
@@ -6549,8 +8587,8 @@
         </w:r>
       </w:hyperlink>
     </w:p>
-    <w:bookmarkEnd w:id="99"/>
-    <w:bookmarkStart w:id="101" w:name="ref-mosqueirarey2023"/>
+    <w:bookmarkEnd w:id="110"/>
+    <w:bookmarkStart w:id="112" w:name="ref-mosqueirarey2023"/>
     <w:p>
       <w:pPr>
         <w:pStyle w:val="Bibliography"/>
@@ -6565,10 +8603,7 @@
         <w:t xml:space="preserve">	</w:t>
       </w:r>
       <w:r>
-        <w:t xml:space="preserve">Mosqueira-Rey E et al.</w:t>
-      </w:r>
-      <w:r>
-        <w:t xml:space="preserve"> Human-in-the-loop machine learning: A state of the art.</w:t>
+        <w:t xml:space="preserve">E. Mosqueira-Rey, others. Human-in-the-loop machine learning: A state of the art.</w:t>
       </w:r>
       <w:r>
         <w:t xml:space="preserve"> </w:t>
@@ -6586,7 +8621,7 @@
       <w:r>
         <w:t xml:space="preserve"> </w:t>
       </w:r>
-      <w:hyperlink r:id="rId100">
+      <w:hyperlink r:id="rId111">
         <w:r>
           <w:rPr>
             <w:rStyle w:val="Hyperlink"/>
@@ -6595,8 +8630,8 @@
         </w:r>
       </w:hyperlink>
     </w:p>
-    <w:bookmarkEnd w:id="101"/>
-    <w:bookmarkStart w:id="103" w:name="ref-benbya2004"/>
+    <w:bookmarkEnd w:id="112"/>
+    <w:bookmarkStart w:id="114" w:name="ref-benbya2004"/>
     <w:p>
       <w:pPr>
         <w:pStyle w:val="Bibliography"/>
@@ -6611,7 +8646,7 @@
         <w:t xml:space="preserve">	</w:t>
       </w:r>
       <w:r>
-        <w:t xml:space="preserve">Benbya P H.</w:t>
+        <w:t xml:space="preserve">Passiante Benbya H.</w:t>
       </w:r>
       <w:r>
         <w:t xml:space="preserve"> </w:t>
@@ -6635,7 +8670,7 @@
       <w:r>
         <w:t xml:space="preserve">. Published online 2004. doi:</w:t>
       </w:r>
-      <w:hyperlink r:id="rId102">
+      <w:hyperlink r:id="rId113">
         <w:r>
           <w:rPr>
             <w:rStyle w:val="Hyperlink"/>
@@ -6644,8 +8679,8 @@
         </w:r>
       </w:hyperlink>
     </w:p>
-    <w:bookmarkEnd w:id="103"/>
-    <w:bookmarkStart w:id="105" w:name="ref-whittaker2008"/>
+    <w:bookmarkEnd w:id="114"/>
+    <w:bookmarkStart w:id="116" w:name="ref-whittaker2008"/>
     <w:p>
       <w:pPr>
         <w:pStyle w:val="Bibliography"/>
@@ -6660,7 +8695,7 @@
         <w:t xml:space="preserve">	</w:t>
       </w:r>
       <w:r>
-        <w:t xml:space="preserve">Whittaker S, Hyland P, Wiley M. Design and evaluation of systems to support interaction capture and retrieval.</w:t>
+        <w:t xml:space="preserve">S. Whittaker, P. Hyland, M. Wiley. Design and evaluation of systems to support interaction capture and retrieval.</w:t>
       </w:r>
       <w:r>
         <w:t xml:space="preserve"> </w:t>
@@ -6678,7 +8713,7 @@
       <w:r>
         <w:t xml:space="preserve"> </w:t>
       </w:r>
-      <w:hyperlink r:id="rId104">
+      <w:hyperlink r:id="rId115">
         <w:r>
           <w:rPr>
             <w:rStyle w:val="Hyperlink"/>
@@ -6687,8 +8722,8 @@
         </w:r>
       </w:hyperlink>
     </w:p>
-    <w:bookmarkEnd w:id="105"/>
-    <w:bookmarkStart w:id="107" w:name="ref-mannapur2025"/>
+    <w:bookmarkEnd w:id="116"/>
+    <w:bookmarkStart w:id="118" w:name="ref-mannapur2025"/>
     <w:p>
       <w:pPr>
         <w:pStyle w:val="Bibliography"/>
@@ -6703,7 +8738,7 @@
         <w:t xml:space="preserve">	</w:t>
       </w:r>
       <w:r>
-        <w:t xml:space="preserve">Mannapur S. Understanding data drift and concept drift in machine learning systems.</w:t>
+        <w:t xml:space="preserve">S. Mannapur. Understanding data drift and concept drift in machine learning systems.</w:t>
       </w:r>
       <w:r>
         <w:t xml:space="preserve"> </w:t>
@@ -6721,7 +8756,7 @@
       <w:r>
         <w:t xml:space="preserve"> </w:t>
       </w:r>
-      <w:hyperlink r:id="rId106">
+      <w:hyperlink r:id="rId117">
         <w:r>
           <w:rPr>
             <w:rStyle w:val="Hyperlink"/>
@@ -6730,8 +8765,8 @@
         </w:r>
       </w:hyperlink>
     </w:p>
-    <w:bookmarkEnd w:id="107"/>
-    <w:bookmarkStart w:id="109" w:name="ref-battula2025"/>
+    <w:bookmarkEnd w:id="118"/>
+    <w:bookmarkStart w:id="120" w:name="ref-battula2025"/>
     <w:p>
       <w:pPr>
         <w:pStyle w:val="Bibliography"/>
@@ -6746,7 +8781,7 @@
         <w:t xml:space="preserve">	</w:t>
       </w:r>
       <w:r>
-        <w:t xml:space="preserve">Battula SKY.</w:t>
+        <w:t xml:space="preserve">Sai Kiran Yadav Battula.</w:t>
       </w:r>
       <w:r>
         <w:t xml:space="preserve"> </w:t>
@@ -6770,7 +8805,7 @@
       <w:r>
         <w:t xml:space="preserve">. 2025;6(4):218-226. doi:</w:t>
       </w:r>
-      <w:hyperlink r:id="rId108">
+      <w:hyperlink r:id="rId119">
         <w:r>
           <w:rPr>
             <w:rStyle w:val="Hyperlink"/>
@@ -6779,8 +8814,8 @@
         </w:r>
       </w:hyperlink>
     </w:p>
-    <w:bookmarkEnd w:id="109"/>
-    <w:bookmarkStart w:id="111" w:name="ref-himss2024news"/>
+    <w:bookmarkEnd w:id="120"/>
+    <w:bookmarkStart w:id="122" w:name="ref-himss2024news"/>
     <w:p>
       <w:pPr>
         <w:pStyle w:val="Bibliography"/>
@@ -6809,7 +8844,7 @@
       <w:r>
         <w:t xml:space="preserve"> </w:t>
       </w:r>
-      <w:hyperlink r:id="rId110">
+      <w:hyperlink r:id="rId121">
         <w:r>
           <w:rPr>
             <w:rStyle w:val="Hyperlink"/>
@@ -6818,8 +8853,8 @@
         </w:r>
       </w:hyperlink>
     </w:p>
-    <w:bookmarkEnd w:id="111"/>
-    <w:bookmarkStart w:id="113" w:name="ref-health2020"/>
+    <w:bookmarkEnd w:id="122"/>
+    <w:bookmarkStart w:id="124" w:name="ref-health2020"/>
     <w:p>
       <w:pPr>
         <w:pStyle w:val="Bibliography"/>
@@ -6848,7 +8883,7 @@
       <w:r>
         <w:t xml:space="preserve"> </w:t>
       </w:r>
-      <w:hyperlink r:id="rId112">
+      <w:hyperlink r:id="rId123">
         <w:r>
           <w:rPr>
             <w:rStyle w:val="Hyperlink"/>
@@ -6857,8 +8892,8 @@
         </w:r>
       </w:hyperlink>
     </w:p>
-    <w:bookmarkEnd w:id="113"/>
-    <w:bookmarkStart w:id="115" w:name="ref-snowdon2024"/>
+    <w:bookmarkEnd w:id="124"/>
+    <w:bookmarkStart w:id="126" w:name="ref-snowdon2024"/>
     <w:p>
       <w:pPr>
         <w:pStyle w:val="Bibliography"/>
@@ -6873,7 +8908,7 @@
         <w:t xml:space="preserve">	</w:t>
       </w:r>
       <w:r>
-        <w:t xml:space="preserve">Snowdon H A., Wright A.</w:t>
+        <w:t xml:space="preserve">Hussein Snowdon A., A. Wright.</w:t>
       </w:r>
       <w:r>
         <w:t xml:space="preserve"> </w:t>
@@ -6909,7 +8944,7 @@
       <w:r>
         <w:t xml:space="preserve">. 2024;26:e56316. doi:</w:t>
       </w:r>
-      <w:hyperlink r:id="rId114">
+      <w:hyperlink r:id="rId125">
         <w:r>
           <w:rPr>
             <w:rStyle w:val="Hyperlink"/>
@@ -6918,8 +8953,8 @@
         </w:r>
       </w:hyperlink>
     </w:p>
-    <w:bookmarkEnd w:id="115"/>
-    <w:bookmarkStart w:id="117" w:name="ref-yang2021"/>
+    <w:bookmarkEnd w:id="126"/>
+    <w:bookmarkStart w:id="128" w:name="ref-yang2021"/>
     <w:p>
       <w:pPr>
         <w:pStyle w:val="Bibliography"/>
@@ -6934,7 +8969,7 @@
         <w:t xml:space="preserve">	</w:t>
       </w:r>
       <w:r>
-        <w:t xml:space="preserve">Yang DX, Khera R, Miccio JA, Jairam V, et al.</w:t>
+        <w:t xml:space="preserve">David X Yang, Rohan Khera, Joseph A Miccio, Vikram Jairam, others.</w:t>
       </w:r>
       <w:r>
         <w:t xml:space="preserve"> </w:t>
@@ -6961,7 +8996,7 @@
       <w:r>
         <w:t xml:space="preserve"> </w:t>
       </w:r>
-      <w:hyperlink r:id="rId116">
+      <w:hyperlink r:id="rId127">
         <w:r>
           <w:rPr>
             <w:rStyle w:val="Hyperlink"/>
@@ -6970,8 +9005,8 @@
         </w:r>
       </w:hyperlink>
     </w:p>
-    <w:bookmarkEnd w:id="117"/>
-    <w:bookmarkStart w:id="119" w:name="ref-latrella2024"/>
+    <w:bookmarkEnd w:id="128"/>
+    <w:bookmarkStart w:id="130" w:name="ref-latrella2024"/>
     <w:p>
       <w:pPr>
         <w:pStyle w:val="Bibliography"/>
@@ -6986,7 +9021,7 @@
         <w:t xml:space="preserve">	</w:t>
       </w:r>
       <w:r>
-        <w:t xml:space="preserve">Latrella &amp;B M.</w:t>
+        <w:t xml:space="preserve">&amp; Baldasare Latrella M.</w:t>
       </w:r>
       <w:r>
         <w:t xml:space="preserve"> </w:t>
@@ -7010,7 +9045,7 @@
       <w:r>
         <w:t xml:space="preserve">. Published online 2024. doi:</w:t>
       </w:r>
-      <w:hyperlink r:id="rId118">
+      <w:hyperlink r:id="rId129">
         <w:r>
           <w:rPr>
             <w:rStyle w:val="Hyperlink"/>
@@ -7019,8 +9054,8 @@
         </w:r>
       </w:hyperlink>
     </w:p>
-    <w:bookmarkEnd w:id="119"/>
-    <w:bookmarkStart w:id="121" w:name="ref-nashid2023"/>
+    <w:bookmarkEnd w:id="130"/>
+    <w:bookmarkStart w:id="132" w:name="ref-nashid2023"/>
     <w:p>
       <w:pPr>
         <w:pStyle w:val="Bibliography"/>
@@ -7035,7 +9070,7 @@
         <w:t xml:space="preserve">	</w:t>
       </w:r>
       <w:r>
-        <w:t xml:space="preserve">Nashid P S., Hossain MI.</w:t>
+        <w:t xml:space="preserve">Papia Nashid S., M. I. Hossain.</w:t>
       </w:r>
       <w:r>
         <w:t xml:space="preserve"> </w:t>
@@ -7059,7 +9094,7 @@
       <w:r>
         <w:t xml:space="preserve">. 2023;1(1):1-8. doi:</w:t>
       </w:r>
-      <w:hyperlink r:id="rId120">
+      <w:hyperlink r:id="rId131">
         <w:r>
           <w:rPr>
             <w:rStyle w:val="Hyperlink"/>
@@ -7068,8 +9103,8 @@
         </w:r>
       </w:hyperlink>
     </w:p>
-    <w:bookmarkEnd w:id="121"/>
-    <w:bookmarkStart w:id="123" w:name="ref-shahbaz2019"/>
+    <w:bookmarkEnd w:id="132"/>
+    <w:bookmarkStart w:id="134" w:name="ref-shahbaz2019"/>
     <w:p>
       <w:pPr>
         <w:pStyle w:val="Bibliography"/>
@@ -7084,7 +9119,7 @@
         <w:t xml:space="preserve">	</w:t>
       </w:r>
       <w:r>
-        <w:t xml:space="preserve">Shahbaz G M.</w:t>
+        <w:t xml:space="preserve">Gao Shahbaz M.</w:t>
       </w:r>
       <w:r>
         <w:t xml:space="preserve"> </w:t>
@@ -7108,7 +9143,7 @@
       <w:r>
         <w:t xml:space="preserve">. Published online 2019. doi:</w:t>
       </w:r>
-      <w:hyperlink r:id="rId122">
+      <w:hyperlink r:id="rId133">
         <w:r>
           <w:rPr>
             <w:rStyle w:val="Hyperlink"/>
@@ -7117,8 +9152,8 @@
         </w:r>
       </w:hyperlink>
     </w:p>
-    <w:bookmarkEnd w:id="123"/>
-    <w:bookmarkStart w:id="125" w:name="ref-kamble2019"/>
+    <w:bookmarkEnd w:id="134"/>
+    <w:bookmarkStart w:id="136" w:name="ref-kamble2019"/>
     <w:p>
       <w:pPr>
         <w:pStyle w:val="Bibliography"/>
@@ -7133,7 +9168,7 @@
         <w:t xml:space="preserve">	</w:t>
       </w:r>
       <w:r>
-        <w:t xml:space="preserve">Kamble G S. S.</w:t>
+        <w:t xml:space="preserve">Gunasekaran Kamble S. S.</w:t>
       </w:r>
       <w:r>
         <w:t xml:space="preserve"> </w:t>
@@ -7157,7 +9192,7 @@
       <w:r>
         <w:t xml:space="preserve">. Published online 2019. doi:</w:t>
       </w:r>
-      <w:hyperlink r:id="rId124">
+      <w:hyperlink r:id="rId135">
         <w:r>
           <w:rPr>
             <w:rStyle w:val="Hyperlink"/>
@@ -7166,8 +9201,8 @@
         </w:r>
       </w:hyperlink>
     </w:p>
-    <w:bookmarkEnd w:id="125"/>
-    <w:bookmarkStart w:id="127" w:name="ref-wynendaele2025"/>
+    <w:bookmarkEnd w:id="136"/>
+    <w:bookmarkStart w:id="138" w:name="ref-wynendaele2025"/>
     <w:p>
       <w:pPr>
         <w:pStyle w:val="Bibliography"/>
@@ -7182,7 +9217,7 @@
         <w:t xml:space="preserve">	</w:t>
       </w:r>
       <w:r>
-        <w:t xml:space="preserve">Wynendaele H, Clays E, Peeters E, et al.</w:t>
+        <w:t xml:space="preserve">Heidi Wynendaele, Els Clays, Evelien Peeters, others.</w:t>
       </w:r>
       <w:r>
         <w:t xml:space="preserve"> </w:t>
@@ -7206,7 +9241,7 @@
       <w:r>
         <w:t xml:space="preserve">. Published online 2025. doi:</w:t>
       </w:r>
-      <w:hyperlink r:id="rId126">
+      <w:hyperlink r:id="rId137">
         <w:r>
           <w:rPr>
             <w:rStyle w:val="Hyperlink"/>
@@ -7215,8 +9250,8 @@
         </w:r>
       </w:hyperlink>
     </w:p>
-    <w:bookmarkEnd w:id="127"/>
-    <w:bookmarkStart w:id="129" w:name="ref-hackney2024"/>
+    <w:bookmarkEnd w:id="138"/>
+    <w:bookmarkStart w:id="140" w:name="ref-hackney2024"/>
     <w:p>
       <w:pPr>
         <w:pStyle w:val="Bibliography"/>
@@ -7231,7 +9266,7 @@
         <w:t xml:space="preserve">	</w:t>
       </w:r>
       <w:r>
-        <w:t xml:space="preserve">Hackney A.</w:t>
+        <w:t xml:space="preserve">A. Hackney.</w:t>
       </w:r>
       <w:r>
         <w:t xml:space="preserve"> </w:t>
@@ -7249,7 +9284,7 @@
       <w:r>
         <w:t xml:space="preserve"> </w:t>
       </w:r>
-      <w:hyperlink r:id="rId128">
+      <w:hyperlink r:id="rId139">
         <w:r>
           <w:rPr>
             <w:rStyle w:val="Hyperlink"/>
@@ -7258,8 +9293,8 @@
         </w:r>
       </w:hyperlink>
     </w:p>
-    <w:bookmarkEnd w:id="129"/>
-    <w:bookmarkStart w:id="131" w:name="ref-blaskovic2025"/>
+    <w:bookmarkEnd w:id="140"/>
+    <w:bookmarkStart w:id="142" w:name="ref-blaskovic2025"/>
     <w:p>
       <w:pPr>
         <w:pStyle w:val="Bibliography"/>
@@ -7274,7 +9309,7 @@
         <w:t xml:space="preserve">	</w:t>
       </w:r>
       <w:r>
-        <w:t xml:space="preserve">Blaskovic L, Tankovic N, Lorencin I, et al.</w:t>
+        <w:t xml:space="preserve">Luka Blaskovic, Nikola Tankovic, Ivan Lorencin, others.</w:t>
       </w:r>
       <w:r>
         <w:t xml:space="preserve"> </w:t>
@@ -7298,7 +9333,7 @@
       <w:r>
         <w:t xml:space="preserve">. 2025;9(10):256. doi:</w:t>
       </w:r>
-      <w:hyperlink r:id="rId130">
+      <w:hyperlink r:id="rId141">
         <w:r>
           <w:rPr>
             <w:rStyle w:val="Hyperlink"/>
@@ -7307,8 +9342,8 @@
         </w:r>
       </w:hyperlink>
     </w:p>
-    <w:bookmarkEnd w:id="131"/>
-    <w:bookmarkStart w:id="133" w:name="ref-marshan2024"/>
+    <w:bookmarkEnd w:id="142"/>
+    <w:bookmarkStart w:id="144" w:name="ref-marshan2024"/>
     <w:p>
       <w:pPr>
         <w:pStyle w:val="Bibliography"/>
@@ -7323,7 +9358,7 @@
         <w:t xml:space="preserve">	</w:t>
       </w:r>
       <w:r>
-        <w:t xml:space="preserve">Marshan A A.</w:t>
+        <w:t xml:space="preserve">Almutairi Marshan A.</w:t>
       </w:r>
       <w:r>
         <w:t xml:space="preserve"> </w:t>
@@ -7347,7 +9382,7 @@
       <w:r>
         <w:t xml:space="preserve">. Published online 2024. doi:</w:t>
       </w:r>
-      <w:hyperlink r:id="rId132">
+      <w:hyperlink r:id="rId143">
         <w:r>
           <w:rPr>
             <w:rStyle w:val="Hyperlink"/>
@@ -7356,8 +9391,8 @@
         </w:r>
       </w:hyperlink>
     </w:p>
-    <w:bookmarkEnd w:id="133"/>
-    <w:bookmarkStart w:id="135" w:name="ref-chen2026graph"/>
+    <w:bookmarkEnd w:id="144"/>
+    <w:bookmarkStart w:id="146" w:name="ref-chen2026graph"/>
     <w:p>
       <w:pPr>
         <w:pStyle w:val="Bibliography"/>
@@ -7372,7 +9407,7 @@
         <w:t xml:space="preserve">	</w:t>
       </w:r>
       <w:r>
-        <w:t xml:space="preserve">Chen Q, Peng J, Song B, Zhou Y, Ji R.</w:t>
+        <w:t xml:space="preserve">Qi Chen, Jian Peng, Bin Song, Yun Zhou, Rongrong Ji.</w:t>
       </w:r>
       <w:r>
         <w:t xml:space="preserve"> </w:t>
@@ -7396,7 +9431,7 @@
       <w:r>
         <w:t xml:space="preserve">. Published online 2026. doi:</w:t>
       </w:r>
-      <w:hyperlink r:id="rId134">
+      <w:hyperlink r:id="rId145">
         <w:r>
           <w:rPr>
             <w:rStyle w:val="Hyperlink"/>
@@ -7405,8 +9440,8 @@
         </w:r>
       </w:hyperlink>
     </w:p>
-    <w:bookmarkEnd w:id="135"/>
-    <w:bookmarkStart w:id="137" w:name="ref-tarbell2024"/>
+    <w:bookmarkEnd w:id="146"/>
+    <w:bookmarkStart w:id="148" w:name="ref-tarbell2024"/>
     <w:p>
       <w:pPr>
         <w:pStyle w:val="Bibliography"/>
@@ -7421,7 +9456,7 @@
         <w:t xml:space="preserve">	</w:t>
       </w:r>
       <w:r>
-        <w:t xml:space="preserve">Tarbell R, Choo KKR, Dietrich G, et al.</w:t>
+        <w:t xml:space="preserve">R. Tarbell, K. K. R. Choo, G. Dietrich, others.</w:t>
       </w:r>
       <w:r>
         <w:t xml:space="preserve"> </w:t>
@@ -7448,7 +9483,7 @@
       <w:r>
         <w:t xml:space="preserve"> </w:t>
       </w:r>
-      <w:hyperlink r:id="rId136">
+      <w:hyperlink r:id="rId147">
         <w:r>
           <w:rPr>
             <w:rStyle w:val="Hyperlink"/>
@@ -7457,8 +9492,8 @@
         </w:r>
       </w:hyperlink>
     </w:p>
-    <w:bookmarkEnd w:id="137"/>
-    <w:bookmarkStart w:id="139" w:name="ref-yuan2019"/>
+    <w:bookmarkEnd w:id="148"/>
+    <w:bookmarkStart w:id="150" w:name="ref-yuan2019"/>
     <w:p>
       <w:pPr>
         <w:pStyle w:val="Bibliography"/>
@@ -7473,7 +9508,7 @@
         <w:t xml:space="preserve">	</w:t>
       </w:r>
       <w:r>
-        <w:t xml:space="preserve">Yuan C, Ryan PB, Ta C, Guo Y, Li Z, et al.</w:t>
+        <w:t xml:space="preserve">Chi Yuan, Patrick B. Ryan, Casey Ta, Yixuan Guo, Ziran Li, others.</w:t>
       </w:r>
       <w:r>
         <w:t xml:space="preserve"> </w:t>
@@ -7497,7 +9532,7 @@
       <w:r>
         <w:t xml:space="preserve">. 2019;26(4):294-305. doi:</w:t>
       </w:r>
-      <w:hyperlink r:id="rId138">
+      <w:hyperlink r:id="rId149">
         <w:r>
           <w:rPr>
             <w:rStyle w:val="Hyperlink"/>
@@ -7506,8 +9541,8 @@
         </w:r>
       </w:hyperlink>
     </w:p>
-    <w:bookmarkEnd w:id="139"/>
-    <w:bookmarkStart w:id="141" w:name="ref-nittala2024"/>
+    <w:bookmarkEnd w:id="150"/>
+    <w:bookmarkStart w:id="152" w:name="ref-nittala2024"/>
     <w:p>
       <w:pPr>
         <w:pStyle w:val="Bibliography"/>
@@ -7522,7 +9557,7 @@
         <w:t xml:space="preserve">	</w:t>
       </w:r>
       <w:r>
-        <w:t xml:space="preserve">Nittala EP.</w:t>
+        <w:t xml:space="preserve">E. P. Nittala.</w:t>
       </w:r>
       <w:r>
         <w:t xml:space="preserve"> </w:t>
@@ -7549,7 +9584,7 @@
       <w:r>
         <w:t xml:space="preserve"> </w:t>
       </w:r>
-      <w:hyperlink r:id="rId140">
+      <w:hyperlink r:id="rId151">
         <w:r>
           <w:rPr>
             <w:rStyle w:val="Hyperlink"/>
@@ -7558,8 +9593,8 @@
         </w:r>
       </w:hyperlink>
     </w:p>
-    <w:bookmarkEnd w:id="141"/>
-    <w:bookmarkStart w:id="143" w:name="ref-anthropic2025"/>
+    <w:bookmarkEnd w:id="152"/>
+    <w:bookmarkStart w:id="154" w:name="ref-anthropic2025"/>
     <w:p>
       <w:pPr>
         <w:pStyle w:val="Bibliography"/>
@@ -7594,7 +9629,7 @@
       <w:r>
         <w:t xml:space="preserve"> </w:t>
       </w:r>
-      <w:hyperlink r:id="rId142">
+      <w:hyperlink r:id="rId153">
         <w:r>
           <w:rPr>
             <w:rStyle w:val="Hyperlink"/>
@@ -7603,8 +9638,8 @@
         </w:r>
       </w:hyperlink>
     </w:p>
-    <w:bookmarkEnd w:id="143"/>
-    <w:bookmarkStart w:id="145" w:name="ref-hendrix1978"/>
+    <w:bookmarkEnd w:id="154"/>
+    <w:bookmarkStart w:id="156" w:name="ref-hendrix1978"/>
     <w:p>
       <w:pPr>
         <w:pStyle w:val="Bibliography"/>
@@ -7619,7 +9654,7 @@
         <w:t xml:space="preserve">	</w:t>
       </w:r>
       <w:r>
-        <w:t xml:space="preserve">Hendrix S G. G.</w:t>
+        <w:t xml:space="preserve">Sacerdoti Hendrix G. G.</w:t>
       </w:r>
       <w:r>
         <w:t xml:space="preserve"> </w:t>
@@ -7657,7 +9692,7 @@
       <w:r>
         <w:t xml:space="preserve">. Published online 1978. doi:</w:t>
       </w:r>
-      <w:hyperlink r:id="rId144">
+      <w:hyperlink r:id="rId155">
         <w:r>
           <w:rPr>
             <w:rStyle w:val="Hyperlink"/>
@@ -7666,8 +9701,8 @@
         </w:r>
       </w:hyperlink>
     </w:p>
-    <w:bookmarkEnd w:id="145"/>
-    <w:bookmarkStart w:id="147" w:name="ref-ogunwole2023"/>
+    <w:bookmarkEnd w:id="156"/>
+    <w:bookmarkStart w:id="158" w:name="ref-ogunwole2023"/>
     <w:p>
       <w:pPr>
         <w:pStyle w:val="Bibliography"/>
@@ -7682,7 +9717,7 @@
         <w:t xml:space="preserve">	</w:t>
       </w:r>
       <w:r>
-        <w:t xml:space="preserve">Ogunwole &amp;O O.</w:t>
+        <w:t xml:space="preserve">&amp; Onukwulu Ogunwole O.</w:t>
       </w:r>
       <w:r>
         <w:t xml:space="preserve"> </w:t>
@@ -7709,7 +9744,7 @@
       <w:r>
         <w:t xml:space="preserve"> </w:t>
       </w:r>
-      <w:hyperlink r:id="rId146">
+      <w:hyperlink r:id="rId157">
         <w:r>
           <w:rPr>
             <w:rStyle w:val="Hyperlink"/>
@@ -7718,8 +9753,8 @@
         </w:r>
       </w:hyperlink>
     </w:p>
-    <w:bookmarkEnd w:id="147"/>
-    <w:bookmarkStart w:id="149" w:name="ref-arora2025"/>
+    <w:bookmarkEnd w:id="158"/>
+    <w:bookmarkStart w:id="160" w:name="ref-arora2025"/>
     <w:p>
       <w:pPr>
         <w:pStyle w:val="Bibliography"/>
@@ -7734,7 +9769,7 @@
         <w:t xml:space="preserve">	</w:t>
       </w:r>
       <w:r>
-        <w:t xml:space="preserve">Arora A.</w:t>
+        <w:t xml:space="preserve">A Arora.</w:t>
       </w:r>
       <w:r>
         <w:t xml:space="preserve"> </w:t>
@@ -7761,7 +9796,7 @@
       <w:r>
         <w:t xml:space="preserve"> </w:t>
       </w:r>
-      <w:hyperlink r:id="rId148">
+      <w:hyperlink r:id="rId159">
         <w:r>
           <w:rPr>
             <w:rStyle w:val="Hyperlink"/>
@@ -7770,8 +9805,8 @@
         </w:r>
       </w:hyperlink>
     </w:p>
-    <w:bookmarkEnd w:id="149"/>
-    <w:bookmarkStart w:id="151" w:name="ref-ignatowicz2023"/>
+    <w:bookmarkEnd w:id="160"/>
+    <w:bookmarkStart w:id="162" w:name="ref-ignatowicz2023"/>
     <w:p>
       <w:pPr>
         <w:pStyle w:val="Bibliography"/>
@@ -7786,7 +9821,7 @@
         <w:t xml:space="preserve">	</w:t>
       </w:r>
       <w:r>
-        <w:t xml:space="preserve">Ignatowicz A, Tarrant C, Mannion R, El-Sawy D, et al.</w:t>
+        <w:t xml:space="preserve">Agnieszka Ignatowicz, Carolyn Tarrant, Russell Mannion, Dalia El-Sawy, others.</w:t>
       </w:r>
       <w:r>
         <w:t xml:space="preserve"> </w:t>
@@ -7810,7 +9845,7 @@
       <w:r>
         <w:t xml:space="preserve">. 2023;23:242. doi:</w:t>
       </w:r>
-      <w:hyperlink r:id="rId150">
+      <w:hyperlink r:id="rId161">
         <w:r>
           <w:rPr>
             <w:rStyle w:val="Hyperlink"/>
@@ -7819,8 +9854,8 @@
         </w:r>
       </w:hyperlink>
     </w:p>
-    <w:bookmarkEnd w:id="151"/>
-    <w:bookmarkStart w:id="153" w:name="ref-ratliff2025"/>
+    <w:bookmarkEnd w:id="162"/>
+    <w:bookmarkStart w:id="164" w:name="ref-ratliff2025"/>
     <w:p>
       <w:pPr>
         <w:pStyle w:val="Bibliography"/>
@@ -7835,7 +9870,7 @@
         <w:t xml:space="preserve">	</w:t>
       </w:r>
       <w:r>
-        <w:t xml:space="preserve">Ratliff HC, Lee KA, Buchbinder M, Kelly LA, et al.</w:t>
+        <w:t xml:space="preserve">Hope C. Ratliff, Kirsten A. Lee, Mara Buchbinder, Lesly A. Kelly, others.</w:t>
       </w:r>
       <w:r>
         <w:t xml:space="preserve"> </w:t>
@@ -7862,7 +9897,7 @@
       <w:r>
         <w:t xml:space="preserve"> </w:t>
       </w:r>
-      <w:hyperlink r:id="rId152">
+      <w:hyperlink r:id="rId163">
         <w:r>
           <w:rPr>
             <w:rStyle w:val="Hyperlink"/>
@@ -7871,8 +9906,8 @@
         </w:r>
       </w:hyperlink>
     </w:p>
-    <w:bookmarkEnd w:id="153"/>
-    <w:bookmarkStart w:id="155" w:name="ref-valiaiev2025"/>
+    <w:bookmarkEnd w:id="164"/>
+    <w:bookmarkStart w:id="166" w:name="ref-valiaiev2025"/>
     <w:p>
       <w:pPr>
         <w:pStyle w:val="Bibliography"/>
@@ -7887,7 +9922,7 @@
         <w:t xml:space="preserve">	</w:t>
       </w:r>
       <w:r>
-        <w:t xml:space="preserve">Valiaiev D.</w:t>
+        <w:t xml:space="preserve">D. Valiaiev.</w:t>
       </w:r>
       <w:r>
         <w:t xml:space="preserve"> </w:t>
@@ -7905,7 +9940,7 @@
       <w:r>
         <w:t xml:space="preserve"> </w:t>
       </w:r>
-      <w:hyperlink r:id="rId154">
+      <w:hyperlink r:id="rId165">
         <w:r>
           <w:rPr>
             <w:rStyle w:val="Hyperlink"/>
@@ -7914,8 +9949,8 @@
         </w:r>
       </w:hyperlink>
     </w:p>
-    <w:bookmarkEnd w:id="155"/>
-    <w:bookmarkStart w:id="157" w:name="ref-betha2023"/>
+    <w:bookmarkEnd w:id="166"/>
+    <w:bookmarkStart w:id="168" w:name="ref-betha2023"/>
     <w:p>
       <w:pPr>
         <w:pStyle w:val="Bibliography"/>
@@ -7930,7 +9965,7 @@
         <w:t xml:space="preserve">	</w:t>
       </w:r>
       <w:r>
-        <w:t xml:space="preserve">Betha R.</w:t>
+        <w:t xml:space="preserve">R. Betha.</w:t>
       </w:r>
       <w:r>
         <w:t xml:space="preserve"> </w:t>
@@ -7957,7 +9992,7 @@
       <w:r>
         <w:t xml:space="preserve"> </w:t>
       </w:r>
-      <w:hyperlink r:id="rId156">
+      <w:hyperlink r:id="rId167">
         <w:r>
           <w:rPr>
             <w:rStyle w:val="Hyperlink"/>
@@ -7966,8 +10001,8 @@
         </w:r>
       </w:hyperlink>
     </w:p>
-    <w:bookmarkEnd w:id="157"/>
-    <w:bookmarkStart w:id="159" w:name="ref-kottam2025"/>
+    <w:bookmarkEnd w:id="168"/>
+    <w:bookmarkStart w:id="170" w:name="ref-kottam2025"/>
     <w:p>
       <w:pPr>
         <w:pStyle w:val="Bibliography"/>
@@ -7982,7 +10017,7 @@
         <w:t xml:space="preserve">	</w:t>
       </w:r>
       <w:r>
-        <w:t xml:space="preserve">Kottam S, Annem S, Sun Y.</w:t>
+        <w:t xml:space="preserve">Saikiran Kottam, Sridhar Annem, Yingcheng Sun.</w:t>
       </w:r>
       <w:r>
         <w:t xml:space="preserve"> </w:t>
@@ -8006,7 +10041,7 @@
       <w:r>
         <w:t xml:space="preserve">. 2025. doi:</w:t>
       </w:r>
-      <w:hyperlink r:id="rId158">
+      <w:hyperlink r:id="rId169">
         <w:r>
           <w:rPr>
             <w:rStyle w:val="Hyperlink"/>
@@ -8015,8 +10050,8 @@
         </w:r>
       </w:hyperlink>
     </w:p>
-    <w:bookmarkEnd w:id="159"/>
-    <w:bookmarkStart w:id="161" w:name="ref-alukal2006"/>
+    <w:bookmarkEnd w:id="170"/>
+    <w:bookmarkStart w:id="172" w:name="ref-alukal2006"/>
     <w:p>
       <w:pPr>
         <w:pStyle w:val="Bibliography"/>
@@ -8031,7 +10066,7 @@
         <w:t xml:space="preserve">	</w:t>
       </w:r>
       <w:r>
-        <w:t xml:space="preserve">Alukal VG, Manos A.</w:t>
+        <w:t xml:space="preserve">V. G. Alukal, A. Manos.</w:t>
       </w:r>
       <w:r>
         <w:t xml:space="preserve"> </w:t>
@@ -8049,7 +10084,7 @@
       <w:r>
         <w:t xml:space="preserve"> </w:t>
       </w:r>
-      <w:hyperlink r:id="rId160">
+      <w:hyperlink r:id="rId171">
         <w:r>
           <w:rPr>
             <w:rStyle w:val="Hyperlink"/>
@@ -8058,8 +10093,8 @@
         </w:r>
       </w:hyperlink>
     </w:p>
-    <w:bookmarkEnd w:id="161"/>
-    <w:bookmarkStart w:id="163" w:name="ref-himss2025ucdavis"/>
+    <w:bookmarkEnd w:id="172"/>
+    <w:bookmarkStart w:id="174" w:name="ref-himss2025ucdavis"/>
     <w:p>
       <w:pPr>
         <w:pStyle w:val="Bibliography"/>
@@ -8088,7 +10123,7 @@
       <w:r>
         <w:t xml:space="preserve"> </w:t>
       </w:r>
-      <w:hyperlink r:id="rId162">
+      <w:hyperlink r:id="rId173">
         <w:r>
           <w:rPr>
             <w:rStyle w:val="Hyperlink"/>
@@ -8097,8 +10132,8 @@
         </w:r>
       </w:hyperlink>
     </w:p>
-    <w:bookmarkEnd w:id="163"/>
-    <w:bookmarkStart w:id="165" w:name="ref-kumar2025caos"/>
+    <w:bookmarkEnd w:id="174"/>
+    <w:bookmarkStart w:id="176" w:name="ref-kumar2025caos"/>
     <w:p>
       <w:pPr>
         <w:pStyle w:val="Bibliography"/>
@@ -8113,7 +10148,7 @@
         <w:t xml:space="preserve">	</w:t>
       </w:r>
       <w:r>
-        <w:t xml:space="preserve">Kumar R, Sporn K, Waisberg E, Ong J, Paladugu P, et al.</w:t>
+        <w:t xml:space="preserve">Rahul Kumar, Konrad Sporn, Ethan Waisberg, Joshua Ong, Phani Paladugu, others.</w:t>
       </w:r>
       <w:r>
         <w:t xml:space="preserve"> </w:t>
@@ -8137,7 +10172,7 @@
       <w:r>
         <w:t xml:space="preserve">. Published online 2025. doi:</w:t>
       </w:r>
-      <w:hyperlink r:id="rId164">
+      <w:hyperlink r:id="rId175">
         <w:r>
           <w:rPr>
             <w:rStyle w:val="Hyperlink"/>
@@ -8146,8 +10181,8 @@
         </w:r>
       </w:hyperlink>
     </w:p>
-    <w:bookmarkEnd w:id="165"/>
-    <w:bookmarkStart w:id="167" w:name="ref-labkoff2024"/>
+    <w:bookmarkEnd w:id="176"/>
+    <w:bookmarkStart w:id="178" w:name="ref-labkoff2024"/>
     <w:p>
       <w:pPr>
         <w:pStyle w:val="Bibliography"/>
@@ -8162,7 +10197,7 @@
         <w:t xml:space="preserve">	</w:t>
       </w:r>
       <w:r>
-        <w:t xml:space="preserve">Labkoff S, Oladimeji B, Kannry J, et al.</w:t>
+        <w:t xml:space="preserve">Steven Labkoff, Bola Oladimeji, Joseph Kannry, others.</w:t>
       </w:r>
       <w:r>
         <w:t xml:space="preserve"> </w:t>
@@ -8186,7 +10221,7 @@
       <w:r>
         <w:t xml:space="preserve">. 2024;31(11):2730. doi:</w:t>
       </w:r>
-      <w:hyperlink r:id="rId166">
+      <w:hyperlink r:id="rId177">
         <w:r>
           <w:rPr>
             <w:rStyle w:val="Hyperlink"/>
@@ -8195,8 +10230,8 @@
         </w:r>
       </w:hyperlink>
     </w:p>
-    <w:bookmarkEnd w:id="167"/>
-    <w:bookmarkStart w:id="169" w:name="ref-loshin2010"/>
+    <w:bookmarkEnd w:id="178"/>
+    <w:bookmarkStart w:id="180" w:name="ref-loshin2010"/>
     <w:p>
       <w:pPr>
         <w:pStyle w:val="Bibliography"/>
@@ -8211,7 +10246,7 @@
         <w:t xml:space="preserve">	</w:t>
       </w:r>
       <w:r>
-        <w:t xml:space="preserve">Loshin D.</w:t>
+        <w:t xml:space="preserve">David Loshin.</w:t>
       </w:r>
       <w:r>
         <w:t xml:space="preserve"> </w:t>
@@ -8229,7 +10264,7 @@
       <w:r>
         <w:t xml:space="preserve"> </w:t>
       </w:r>
-      <w:hyperlink r:id="rId168">
+      <w:hyperlink r:id="rId179">
         <w:r>
           <w:rPr>
             <w:rStyle w:val="Hyperlink"/>
@@ -8238,8 +10273,8 @@
         </w:r>
       </w:hyperlink>
     </w:p>
-    <w:bookmarkEnd w:id="169"/>
-    <w:bookmarkStart w:id="171" w:name="ref-kalyanasundaram2025"/>
+    <w:bookmarkEnd w:id="180"/>
+    <w:bookmarkStart w:id="182" w:name="ref-kalyanasundaram2025"/>
     <w:p>
       <w:pPr>
         <w:pStyle w:val="Bibliography"/>
@@ -8254,7 +10289,7 @@
         <w:t xml:space="preserve">	</w:t>
       </w:r>
       <w:r>
-        <w:t xml:space="preserve">Kalyanasundaram S.</w:t>
+        <w:t xml:space="preserve">S. Kalyanasundaram.</w:t>
       </w:r>
       <w:r>
         <w:t xml:space="preserve"> </w:t>
@@ -8281,7 +10316,7 @@
       <w:r>
         <w:t xml:space="preserve"> </w:t>
       </w:r>
-      <w:hyperlink r:id="rId170">
+      <w:hyperlink r:id="rId181">
         <w:r>
           <w:rPr>
             <w:rStyle w:val="Hyperlink"/>
@@ -8290,8 +10325,8 @@
         </w:r>
       </w:hyperlink>
     </w:p>
-    <w:bookmarkEnd w:id="171"/>
-    <w:bookmarkStart w:id="173" w:name="ref-zimmermann2017"/>
+    <w:bookmarkEnd w:id="182"/>
+    <w:bookmarkStart w:id="184" w:name="ref-zimmermann2017"/>
     <w:p>
       <w:pPr>
         <w:pStyle w:val="Bibliography"/>
@@ -8306,7 +10341,7 @@
         <w:t xml:space="preserve">	</w:t>
       </w:r>
       <w:r>
-        <w:t xml:space="preserve">Zimmermann S, Rentrop C.</w:t>
+        <w:t xml:space="preserve">Stephan Zimmermann, Christopher Rentrop.</w:t>
       </w:r>
       <w:r>
         <w:t xml:space="preserve"> </w:t>
@@ -8330,7 +10365,7 @@
       <w:r>
         <w:t xml:space="preserve">. 2017;31(1):79-96. doi:</w:t>
       </w:r>
-      <w:hyperlink r:id="rId172">
+      <w:hyperlink r:id="rId183">
         <w:r>
           <w:rPr>
             <w:rStyle w:val="Hyperlink"/>
@@ -8339,8 +10374,8 @@
         </w:r>
       </w:hyperlink>
     </w:p>
-    <w:bookmarkEnd w:id="173"/>
-    <w:bookmarkStart w:id="175" w:name="ref-ipeirotis2025"/>
+    <w:bookmarkEnd w:id="184"/>
+    <w:bookmarkStart w:id="186" w:name="ref-ipeirotis2025"/>
     <w:p>
       <w:pPr>
         <w:pStyle w:val="Bibliography"/>
@@ -8355,7 +10390,7 @@
         <w:t xml:space="preserve">	</w:t>
       </w:r>
       <w:r>
-        <w:t xml:space="preserve">Ipeirotis &amp;Z P.</w:t>
+        <w:t xml:space="preserve">&amp; Zheng Ipeirotis P.</w:t>
       </w:r>
       <w:r>
         <w:t xml:space="preserve"> </w:t>
@@ -8379,7 +10414,7 @@
       <w:r>
         <w:t xml:space="preserve"> </w:t>
       </w:r>
-      <w:hyperlink r:id="rId174">
+      <w:hyperlink r:id="rId185">
         <w:r>
           <w:rPr>
             <w:rStyle w:val="Hyperlink"/>
@@ -8388,8 +10423,8 @@
         </w:r>
       </w:hyperlink>
     </w:p>
-    <w:bookmarkEnd w:id="175"/>
-    <w:bookmarkStart w:id="177" w:name="ref-ibm2022"/>
+    <w:bookmarkEnd w:id="186"/>
+    <w:bookmarkStart w:id="188" w:name="ref-ibm2022"/>
     <w:p>
       <w:pPr>
         <w:pStyle w:val="Bibliography"/>
@@ -8445,7 +10480,7 @@
       <w:r>
         <w:t xml:space="preserve"> </w:t>
       </w:r>
-      <w:hyperlink r:id="rId176">
+      <w:hyperlink r:id="rId187">
         <w:r>
           <w:rPr>
             <w:rStyle w:val="Hyperlink"/>
@@ -8454,8 +10489,8 @@
         </w:r>
       </w:hyperlink>
     </w:p>
-    <w:bookmarkEnd w:id="177"/>
-    <w:bookmarkStart w:id="179" w:name="ref-strickland2019"/>
+    <w:bookmarkEnd w:id="188"/>
+    <w:bookmarkStart w:id="190" w:name="ref-strickland2019"/>
     <w:p>
       <w:pPr>
         <w:pStyle w:val="Bibliography"/>
@@ -8470,7 +10505,7 @@
         <w:t xml:space="preserve">	</w:t>
       </w:r>
       <w:r>
-        <w:t xml:space="preserve">Strickland E.</w:t>
+        <w:t xml:space="preserve">E. Strickland.</w:t>
       </w:r>
       <w:r>
         <w:t xml:space="preserve"> </w:t>
@@ -8494,7 +10529,7 @@
       <w:r>
         <w:t xml:space="preserve">. 2019;56(4):24-31. doi:</w:t>
       </w:r>
-      <w:hyperlink r:id="rId178">
+      <w:hyperlink r:id="rId189">
         <w:r>
           <w:rPr>
             <w:rStyle w:val="Hyperlink"/>
@@ -8503,8 +10538,8 @@
         </w:r>
       </w:hyperlink>
     </w:p>
-    <w:bookmarkEnd w:id="179"/>
-    <w:bookmarkStart w:id="181" w:name="ref-lavito2021"/>
+    <w:bookmarkEnd w:id="190"/>
+    <w:bookmarkStart w:id="192" w:name="ref-lavito2021"/>
     <w:p>
       <w:pPr>
         <w:pStyle w:val="Bibliography"/>
@@ -8519,7 +10554,7 @@
         <w:t xml:space="preserve">	</w:t>
       </w:r>
       <w:r>
-        <w:t xml:space="preserve">LaVito A.</w:t>
+        <w:t xml:space="preserve">A LaVito.</w:t>
       </w:r>
       <w:r>
         <w:t xml:space="preserve"> </w:t>
@@ -8546,7 +10581,7 @@
       <w:r>
         <w:t xml:space="preserve"> </w:t>
       </w:r>
-      <w:hyperlink r:id="rId180">
+      <w:hyperlink r:id="rId191">
         <w:r>
           <w:rPr>
             <w:rStyle w:val="Hyperlink"/>
@@ -8555,8 +10590,8 @@
         </w:r>
       </w:hyperlink>
     </w:p>
-    <w:bookmarkEnd w:id="181"/>
-    <w:bookmarkStart w:id="183" w:name="ref-acchiardo2021"/>
+    <w:bookmarkEnd w:id="192"/>
+    <w:bookmarkStart w:id="194" w:name="ref-acchiardo2021"/>
     <w:p>
       <w:pPr>
         <w:pStyle w:val="Bibliography"/>
@@ -8571,7 +10606,7 @@
         <w:t xml:space="preserve">	</w:t>
       </w:r>
       <w:r>
-        <w:t xml:space="preserve">Acchiardo JM, Gunderman RB.</w:t>
+        <w:t xml:space="preserve">J. M. Acchiardo, R. B. Gunderman.</w:t>
       </w:r>
       <w:r>
         <w:t xml:space="preserve"> </w:t>
@@ -8595,7 +10630,7 @@
       <w:r>
         <w:t xml:space="preserve">. 2021;28(7):1036-1037. doi:</w:t>
       </w:r>
-      <w:hyperlink r:id="rId182">
+      <w:hyperlink r:id="rId193">
         <w:r>
           <w:rPr>
             <w:rStyle w:val="Hyperlink"/>
@@ -8604,8 +10639,8 @@
         </w:r>
       </w:hyperlink>
     </w:p>
-    <w:bookmarkEnd w:id="183"/>
-    <w:bookmarkStart w:id="185" w:name="ref-yang2020"/>
+    <w:bookmarkEnd w:id="194"/>
+    <w:bookmarkStart w:id="196" w:name="ref-yang2020"/>
     <w:p>
       <w:pPr>
         <w:pStyle w:val="Bibliography"/>
@@ -8620,7 +10655,7 @@
         <w:t xml:space="preserve">	</w:t>
       </w:r>
       <w:r>
-        <w:t xml:space="preserve">Yang J, Chesbrough H, Hurmelinna-Laukkanen P.</w:t>
+        <w:t xml:space="preserve">J. Yang, H. Chesbrough, P. Hurmelinna-Laukkanen.</w:t>
       </w:r>
       <w:r>
         <w:t xml:space="preserve"> </w:t>
@@ -8638,7 +10673,7 @@
       <w:r>
         <w:t xml:space="preserve"> </w:t>
       </w:r>
-      <w:hyperlink r:id="rId184">
+      <w:hyperlink r:id="rId195">
         <w:r>
           <w:rPr>
             <w:rStyle w:val="Hyperlink"/>
@@ -8647,9 +10682,9 @@
         </w:r>
       </w:hyperlink>
     </w:p>
-    <w:bookmarkEnd w:id="185"/>
-    <w:bookmarkEnd w:id="186"/>
-    <w:bookmarkEnd w:id="187"/>
+    <w:bookmarkEnd w:id="196"/>
+    <w:bookmarkEnd w:id="197"/>
+    <w:bookmarkEnd w:id="198"/>
     <w:sectPr>
       <w:footnotePr>
         <w:numRestart w:val="eachSect"/>
@@ -8692,7 +10727,7 @@
       <w:lvlText w:val=" "/>
       <w:lvlJc w:val="left"/>
       <w:pPr>
-        <w:ind w:left="720" w:hanging="360"/>
+        <w:ind w:left="720" w:hanging="480"/>
       </w:pPr>
     </w:lvl>
     <w:lvl w:ilvl="1">
@@ -8700,7 +10735,7 @@
       <w:lvlText w:val=" "/>
       <w:lvlJc w:val="left"/>
       <w:pPr>
-        <w:ind w:left="1440" w:hanging="360"/>
+        <w:ind w:left="1440" w:hanging="480"/>
       </w:pPr>
     </w:lvl>
     <w:lvl w:ilvl="2">
@@ -8708,7 +10743,7 @@
       <w:lvlText w:val=" "/>
       <w:lvlJc w:val="left"/>
       <w:pPr>
-        <w:ind w:left="2160" w:hanging="360"/>
+        <w:ind w:left="2160" w:hanging="480"/>
       </w:pPr>
     </w:lvl>
     <w:lvl w:ilvl="3">
@@ -8716,7 +10751,7 @@
       <w:lvlText w:val=" "/>
       <w:lvlJc w:val="left"/>
       <w:pPr>
-        <w:ind w:left="2880" w:hanging="360"/>
+        <w:ind w:left="2880" w:hanging="480"/>
       </w:pPr>
     </w:lvl>
     <w:lvl w:ilvl="4">
@@ -8724,7 +10759,7 @@
       <w:lvlText w:val=" "/>
       <w:lvlJc w:val="left"/>
       <w:pPr>
-        <w:ind w:left="3600" w:hanging="360"/>
+        <w:ind w:left="3600" w:hanging="480"/>
       </w:pPr>
     </w:lvl>
     <w:lvl w:ilvl="5">
@@ -8732,7 +10767,7 @@
       <w:lvlText w:val=" "/>
       <w:lvlJc w:val="left"/>
       <w:pPr>
-        <w:ind w:left="4320" w:hanging="360"/>
+        <w:ind w:left="4320" w:hanging="480"/>
       </w:pPr>
     </w:lvl>
     <w:lvl w:ilvl="6">
@@ -8740,7 +10775,7 @@
       <w:lvlText w:val=" "/>
       <w:lvlJc w:val="left"/>
       <w:pPr>
-        <w:ind w:left="5040" w:hanging="360"/>
+        <w:ind w:left="5040" w:hanging="480"/>
       </w:pPr>
     </w:lvl>
     <w:lvl w:ilvl="7">
@@ -8748,7 +10783,7 @@
       <w:lvlText w:val=" "/>
       <w:lvlJc w:val="left"/>
       <w:pPr>
-        <w:ind w:left="5760" w:hanging="360"/>
+        <w:ind w:left="5760" w:hanging="480"/>
       </w:pPr>
     </w:lvl>
     <w:lvl w:ilvl="8">
@@ -8756,7 +10791,7 @@
       <w:lvlText w:val=" "/>
       <w:lvlJc w:val="left"/>
       <w:pPr>
-        <w:ind w:left="6480" w:hanging="360"/>
+        <w:ind w:left="6480" w:hanging="480"/>
       </w:pPr>
     </w:lvl>
   </w:abstractNum>
@@ -8769,7 +10804,7 @@
       <w:lvlText w:val="%1."/>
       <w:lvlJc w:val="left"/>
       <w:pPr>
-        <w:ind w:left="720" w:hanging="360"/>
+        <w:ind w:left="720" w:hanging="480"/>
       </w:pPr>
     </w:lvl>
     <w:lvl w:ilvl="1">
@@ -8778,7 +10813,7 @@
       <w:lvlText w:val="%2."/>
       <w:lvlJc w:val="left"/>
       <w:pPr>
-        <w:ind w:left="1440" w:hanging="360"/>
+        <w:ind w:left="1440" w:hanging="480"/>
       </w:pPr>
     </w:lvl>
     <w:lvl w:ilvl="2">
@@ -8787,7 +10822,7 @@
       <w:lvlText w:val="%3."/>
       <w:lvlJc w:val="left"/>
       <w:pPr>
-        <w:ind w:left="2160" w:hanging="360"/>
+        <w:ind w:left="2160" w:hanging="480"/>
       </w:pPr>
     </w:lvl>
     <w:lvl w:ilvl="3">
@@ -8796,7 +10831,7 @@
       <w:lvlText w:val="%4."/>
       <w:lvlJc w:val="left"/>
       <w:pPr>
-        <w:ind w:left="2880" w:hanging="360"/>
+        <w:ind w:left="2880" w:hanging="480"/>
       </w:pPr>
     </w:lvl>
     <w:lvl w:ilvl="4">
@@ -8805,7 +10840,7 @@
       <w:lvlText w:val="%5."/>
       <w:lvlJc w:val="left"/>
       <w:pPr>
-        <w:ind w:left="3600" w:hanging="360"/>
+        <w:ind w:left="3600" w:hanging="480"/>
       </w:pPr>
     </w:lvl>
     <w:lvl w:ilvl="5">
@@ -8814,7 +10849,7 @@
       <w:lvlText w:val="%6."/>
       <w:lvlJc w:val="left"/>
       <w:pPr>
-        <w:ind w:left="4320" w:hanging="360"/>
+        <w:ind w:left="4320" w:hanging="480"/>
       </w:pPr>
     </w:lvl>
     <w:lvl w:ilvl="6">
@@ -8823,7 +10858,7 @@
       <w:lvlText w:val="%7."/>
       <w:lvlJc w:val="left"/>
       <w:pPr>
-        <w:ind w:left="5040" w:hanging="360"/>
+        <w:ind w:left="5040" w:hanging="480"/>
       </w:pPr>
     </w:lvl>
     <w:lvl w:ilvl="7">
@@ -8832,7 +10867,7 @@
       <w:lvlText w:val="%8."/>
       <w:lvlJc w:val="left"/>
       <w:pPr>
-        <w:ind w:left="5760" w:hanging="360"/>
+        <w:ind w:left="5760" w:hanging="480"/>
       </w:pPr>
     </w:lvl>
     <w:lvl w:ilvl="8">
@@ -8841,7 +10876,7 @@
       <w:lvlText w:val="%9."/>
       <w:lvlJc w:val="left"/>
       <w:pPr>
-        <w:ind w:left="6480" w:hanging="360"/>
+        <w:ind w:left="6480" w:hanging="480"/>
       </w:pPr>
     </w:lvl>
   </w:abstractNum>

--- a/paper.docx
+++ b/paper.docx
@@ -7,7 +7,85 @@
         <w:pStyle w:val="Title"/>
       </w:pPr>
       <w:r>
-        <w:t xml:space="preserve">Healthcare Analytics Challenges: A Three-Pillar Framework Connecting Analytics Maturity, Workforce Agility, and Technical Enablement</w:t>
+        <w:t xml:space="preserve">Healthcare</w:t>
+      </w:r>
+      <w:r>
+        <w:t xml:space="preserve"> </w:t>
+      </w:r>
+      <w:r>
+        <w:t xml:space="preserve">Analytics</w:t>
+      </w:r>
+      <w:r>
+        <w:t xml:space="preserve"> </w:t>
+      </w:r>
+      <w:r>
+        <w:t xml:space="preserve">Challenges:</w:t>
+      </w:r>
+      <w:r>
+        <w:t xml:space="preserve"> </w:t>
+      </w:r>
+      <w:r>
+        <w:t xml:space="preserve">A</w:t>
+      </w:r>
+      <w:r>
+        <w:t xml:space="preserve"> </w:t>
+      </w:r>
+      <w:r>
+        <w:t xml:space="preserve">Three-Pillar</w:t>
+      </w:r>
+      <w:r>
+        <w:t xml:space="preserve"> </w:t>
+      </w:r>
+      <w:r>
+        <w:t xml:space="preserve">Framework</w:t>
+      </w:r>
+      <w:r>
+        <w:t xml:space="preserve"> </w:t>
+      </w:r>
+      <w:r>
+        <w:t xml:space="preserve">Connecting</w:t>
+      </w:r>
+      <w:r>
+        <w:t xml:space="preserve"> </w:t>
+      </w:r>
+      <w:r>
+        <w:t xml:space="preserve">Analytics</w:t>
+      </w:r>
+      <w:r>
+        <w:t xml:space="preserve"> </w:t>
+      </w:r>
+      <w:r>
+        <w:t xml:space="preserve">Maturity,</w:t>
+      </w:r>
+      <w:r>
+        <w:t xml:space="preserve"> </w:t>
+      </w:r>
+      <w:r>
+        <w:t xml:space="preserve">Workforce</w:t>
+      </w:r>
+      <w:r>
+        <w:t xml:space="preserve"> </w:t>
+      </w:r>
+      <w:r>
+        <w:t xml:space="preserve">Agility,</w:t>
+      </w:r>
+      <w:r>
+        <w:t xml:space="preserve"> </w:t>
+      </w:r>
+      <w:r>
+        <w:t xml:space="preserve">and</w:t>
+      </w:r>
+      <w:r>
+        <w:t xml:space="preserve"> </w:t>
+      </w:r>
+      <w:r>
+        <w:t xml:space="preserve">Technical</w:t>
+      </w:r>
+      <w:r>
+        <w:t xml:space="preserve"> </w:t>
+      </w:r>
+      <w:r>
+        <w:t xml:space="preserve">Enablement</w:t>
       </w:r>
     </w:p>
     <w:p>
@@ -15,7 +93,31 @@
         <w:pStyle w:val="Author"/>
       </w:pPr>
       <w:r>
-        <w:t xml:space="preserve">Samuel T Harrold, Yuimedi, Inc.</w:t>
+        <w:t xml:space="preserve">Samuel</w:t>
+      </w:r>
+      <w:r>
+        <w:t xml:space="preserve"> </w:t>
+      </w:r>
+      <w:r>
+        <w:t xml:space="preserve">T</w:t>
+      </w:r>
+      <w:r>
+        <w:t xml:space="preserve"> </w:t>
+      </w:r>
+      <w:r>
+        <w:t xml:space="preserve">Harrold,</w:t>
+      </w:r>
+      <w:r>
+        <w:t xml:space="preserve"> </w:t>
+      </w:r>
+      <w:r>
+        <w:t xml:space="preserve">Yuimedi,</w:t>
+      </w:r>
+      <w:r>
+        <w:t xml:space="preserve"> </w:t>
+      </w:r>
+      <w:r>
+        <w:t xml:space="preserve">Inc.</w:t>
       </w:r>
     </w:p>
     <w:p>
@@ -23,7 +125,13 @@
         <w:pStyle w:val="Date"/>
       </w:pPr>
       <w:r>
-        <w:t xml:space="preserve">March 2026</w:t>
+        <w:t xml:space="preserve">March</w:t>
+      </w:r>
+      <w:r>
+        <w:t xml:space="preserve"> </w:t>
+      </w:r>
+      <w:r>
+        <w:t xml:space="preserve">2026</w:t>
       </w:r>
     </w:p>
     <w:p>
@@ -39,31 +147,451 @@
         <w:pStyle w:val="Abstract"/>
       </w:pPr>
       <w:r>
-        <w:t xml:space="preserve">Healthcare organizations face a</w:t>
-      </w:r>
-      <w:r>
-        <w:t xml:space="preserve"> </w:t>
-      </w:r>
-      <w:r>
-        <w:t xml:space="preserve">“Triple Threat”</w:t>
-      </w:r>
-      <w:r>
-        <w:t xml:space="preserve"> </w:t>
-      </w:r>
-      <w:r>
-        <w:t xml:space="preserve">of low analytics maturity, high workforce instability, and semantic technical barriers that together produce a crisis of</w:t>
-      </w:r>
-      <w:r>
-        <w:t xml:space="preserve"> </w:t>
-      </w:r>
-      <w:r>
-        <w:t xml:space="preserve">“Institutional Amnesia.”</w:t>
-      </w:r>
-      <w:r>
-        <w:t xml:space="preserve"> </w:t>
-      </w:r>
-      <w:r>
-        <w:t xml:space="preserve">High leadership turnover, persistent digital health workforce shortages, and widespread intent to leave among informatics specialists systematically erase the tacit knowledge required to navigate complex clinical data schemas, trapping organizations in a cycle of low maturity where the rate of knowledge loss exceeds the rate of knowledge capture.</w:t>
+        <w:t xml:space="preserve">Healthcare</w:t>
+      </w:r>
+      <w:r>
+        <w:t xml:space="preserve"> </w:t>
+      </w:r>
+      <w:r>
+        <w:t xml:space="preserve">organizations</w:t>
+      </w:r>
+      <w:r>
+        <w:t xml:space="preserve"> </w:t>
+      </w:r>
+      <w:r>
+        <w:t xml:space="preserve">face</w:t>
+      </w:r>
+      <w:r>
+        <w:t xml:space="preserve"> </w:t>
+      </w:r>
+      <w:r>
+        <w:t xml:space="preserve">a</w:t>
+      </w:r>
+      <w:r>
+        <w:t xml:space="preserve"> </w:t>
+      </w:r>
+      <w:r>
+        <w:t xml:space="preserve">“</w:t>
+      </w:r>
+      <w:r>
+        <w:t xml:space="preserve">Triple</w:t>
+      </w:r>
+      <w:r>
+        <w:t xml:space="preserve"> </w:t>
+      </w:r>
+      <w:r>
+        <w:t xml:space="preserve">Threat</w:t>
+      </w:r>
+      <w:r>
+        <w:t xml:space="preserve">”</w:t>
+      </w:r>
+      <w:r>
+        <w:t xml:space="preserve"> </w:t>
+      </w:r>
+      <w:r>
+        <w:t xml:space="preserve">of</w:t>
+      </w:r>
+      <w:r>
+        <w:t xml:space="preserve"> </w:t>
+      </w:r>
+      <w:r>
+        <w:t xml:space="preserve">low</w:t>
+      </w:r>
+      <w:r>
+        <w:t xml:space="preserve"> </w:t>
+      </w:r>
+      <w:r>
+        <w:t xml:space="preserve">analytics</w:t>
+      </w:r>
+      <w:r>
+        <w:t xml:space="preserve"> </w:t>
+      </w:r>
+      <w:r>
+        <w:t xml:space="preserve">maturity,</w:t>
+      </w:r>
+      <w:r>
+        <w:t xml:space="preserve"> </w:t>
+      </w:r>
+      <w:r>
+        <w:t xml:space="preserve">high</w:t>
+      </w:r>
+      <w:r>
+        <w:t xml:space="preserve"> </w:t>
+      </w:r>
+      <w:r>
+        <w:t xml:space="preserve">workforce</w:t>
+      </w:r>
+      <w:r>
+        <w:t xml:space="preserve"> </w:t>
+      </w:r>
+      <w:r>
+        <w:t xml:space="preserve">instability,</w:t>
+      </w:r>
+      <w:r>
+        <w:t xml:space="preserve"> </w:t>
+      </w:r>
+      <w:r>
+        <w:t xml:space="preserve">and</w:t>
+      </w:r>
+      <w:r>
+        <w:t xml:space="preserve"> </w:t>
+      </w:r>
+      <w:r>
+        <w:t xml:space="preserve">semantic</w:t>
+      </w:r>
+      <w:r>
+        <w:t xml:space="preserve"> </w:t>
+      </w:r>
+      <w:r>
+        <w:t xml:space="preserve">technical</w:t>
+      </w:r>
+      <w:r>
+        <w:t xml:space="preserve"> </w:t>
+      </w:r>
+      <w:r>
+        <w:t xml:space="preserve">barriers</w:t>
+      </w:r>
+      <w:r>
+        <w:t xml:space="preserve"> </w:t>
+      </w:r>
+      <w:r>
+        <w:t xml:space="preserve">that</w:t>
+      </w:r>
+      <w:r>
+        <w:t xml:space="preserve"> </w:t>
+      </w:r>
+      <w:r>
+        <w:t xml:space="preserve">together</w:t>
+      </w:r>
+      <w:r>
+        <w:t xml:space="preserve"> </w:t>
+      </w:r>
+      <w:r>
+        <w:t xml:space="preserve">produce</w:t>
+      </w:r>
+      <w:r>
+        <w:t xml:space="preserve"> </w:t>
+      </w:r>
+      <w:r>
+        <w:t xml:space="preserve">a</w:t>
+      </w:r>
+      <w:r>
+        <w:t xml:space="preserve"> </w:t>
+      </w:r>
+      <w:r>
+        <w:t xml:space="preserve">crisis</w:t>
+      </w:r>
+      <w:r>
+        <w:t xml:space="preserve"> </w:t>
+      </w:r>
+      <w:r>
+        <w:t xml:space="preserve">of</w:t>
+      </w:r>
+      <w:r>
+        <w:t xml:space="preserve"> </w:t>
+      </w:r>
+      <w:r>
+        <w:t xml:space="preserve">“</w:t>
+      </w:r>
+      <w:r>
+        <w:t xml:space="preserve">Institutional</w:t>
+      </w:r>
+      <w:r>
+        <w:t xml:space="preserve"> </w:t>
+      </w:r>
+      <w:r>
+        <w:t xml:space="preserve">Amnesia.</w:t>
+      </w:r>
+      <w:r>
+        <w:t xml:space="preserve">”</w:t>
+      </w:r>
+      <w:r>
+        <w:t xml:space="preserve"> </w:t>
+      </w:r>
+      <w:r>
+        <w:t xml:space="preserve">High</w:t>
+      </w:r>
+      <w:r>
+        <w:t xml:space="preserve"> </w:t>
+      </w:r>
+      <w:r>
+        <w:t xml:space="preserve">leadership</w:t>
+      </w:r>
+      <w:r>
+        <w:t xml:space="preserve"> </w:t>
+      </w:r>
+      <w:r>
+        <w:t xml:space="preserve">turnover,</w:t>
+      </w:r>
+      <w:r>
+        <w:t xml:space="preserve"> </w:t>
+      </w:r>
+      <w:r>
+        <w:t xml:space="preserve">persistent</w:t>
+      </w:r>
+      <w:r>
+        <w:t xml:space="preserve"> </w:t>
+      </w:r>
+      <w:r>
+        <w:t xml:space="preserve">digital</w:t>
+      </w:r>
+      <w:r>
+        <w:t xml:space="preserve"> </w:t>
+      </w:r>
+      <w:r>
+        <w:t xml:space="preserve">health</w:t>
+      </w:r>
+      <w:r>
+        <w:t xml:space="preserve"> </w:t>
+      </w:r>
+      <w:r>
+        <w:t xml:space="preserve">workforce</w:t>
+      </w:r>
+      <w:r>
+        <w:t xml:space="preserve"> </w:t>
+      </w:r>
+      <w:r>
+        <w:t xml:space="preserve">shortages,</w:t>
+      </w:r>
+      <w:r>
+        <w:t xml:space="preserve"> </w:t>
+      </w:r>
+      <w:r>
+        <w:t xml:space="preserve">and</w:t>
+      </w:r>
+      <w:r>
+        <w:t xml:space="preserve"> </w:t>
+      </w:r>
+      <w:r>
+        <w:t xml:space="preserve">widespread</w:t>
+      </w:r>
+      <w:r>
+        <w:t xml:space="preserve"> </w:t>
+      </w:r>
+      <w:r>
+        <w:t xml:space="preserve">intent</w:t>
+      </w:r>
+      <w:r>
+        <w:t xml:space="preserve"> </w:t>
+      </w:r>
+      <w:r>
+        <w:t xml:space="preserve">to</w:t>
+      </w:r>
+      <w:r>
+        <w:t xml:space="preserve"> </w:t>
+      </w:r>
+      <w:r>
+        <w:t xml:space="preserve">leave</w:t>
+      </w:r>
+      <w:r>
+        <w:t xml:space="preserve"> </w:t>
+      </w:r>
+      <w:r>
+        <w:t xml:space="preserve">among</w:t>
+      </w:r>
+      <w:r>
+        <w:t xml:space="preserve"> </w:t>
+      </w:r>
+      <w:r>
+        <w:t xml:space="preserve">informatics</w:t>
+      </w:r>
+      <w:r>
+        <w:t xml:space="preserve"> </w:t>
+      </w:r>
+      <w:r>
+        <w:t xml:space="preserve">specialists</w:t>
+      </w:r>
+      <w:r>
+        <w:t xml:space="preserve"> </w:t>
+      </w:r>
+      <w:r>
+        <w:t xml:space="preserve">systematically</w:t>
+      </w:r>
+      <w:r>
+        <w:t xml:space="preserve"> </w:t>
+      </w:r>
+      <w:r>
+        <w:t xml:space="preserve">erase</w:t>
+      </w:r>
+      <w:r>
+        <w:t xml:space="preserve"> </w:t>
+      </w:r>
+      <w:r>
+        <w:t xml:space="preserve">the</w:t>
+      </w:r>
+      <w:r>
+        <w:t xml:space="preserve"> </w:t>
+      </w:r>
+      <w:r>
+        <w:t xml:space="preserve">tacit</w:t>
+      </w:r>
+      <w:r>
+        <w:t xml:space="preserve"> </w:t>
+      </w:r>
+      <w:r>
+        <w:t xml:space="preserve">knowledge</w:t>
+      </w:r>
+      <w:r>
+        <w:t xml:space="preserve"> </w:t>
+      </w:r>
+      <w:r>
+        <w:t xml:space="preserve">required</w:t>
+      </w:r>
+      <w:r>
+        <w:t xml:space="preserve"> </w:t>
+      </w:r>
+      <w:r>
+        <w:t xml:space="preserve">to</w:t>
+      </w:r>
+      <w:r>
+        <w:t xml:space="preserve"> </w:t>
+      </w:r>
+      <w:r>
+        <w:t xml:space="preserve">navigate</w:t>
+      </w:r>
+      <w:r>
+        <w:t xml:space="preserve"> </w:t>
+      </w:r>
+      <w:r>
+        <w:t xml:space="preserve">complex</w:t>
+      </w:r>
+      <w:r>
+        <w:t xml:space="preserve"> </w:t>
+      </w:r>
+      <w:r>
+        <w:t xml:space="preserve">clinical</w:t>
+      </w:r>
+      <w:r>
+        <w:t xml:space="preserve"> </w:t>
+      </w:r>
+      <w:r>
+        <w:t xml:space="preserve">data</w:t>
+      </w:r>
+      <w:r>
+        <w:t xml:space="preserve"> </w:t>
+      </w:r>
+      <w:r>
+        <w:t xml:space="preserve">schemas,</w:t>
+      </w:r>
+      <w:r>
+        <w:t xml:space="preserve"> </w:t>
+      </w:r>
+      <w:r>
+        <w:t xml:space="preserve">trapping</w:t>
+      </w:r>
+      <w:r>
+        <w:t xml:space="preserve"> </w:t>
+      </w:r>
+      <w:r>
+        <w:t xml:space="preserve">organizations</w:t>
+      </w:r>
+      <w:r>
+        <w:t xml:space="preserve"> </w:t>
+      </w:r>
+      <w:r>
+        <w:t xml:space="preserve">in</w:t>
+      </w:r>
+      <w:r>
+        <w:t xml:space="preserve"> </w:t>
+      </w:r>
+      <w:r>
+        <w:t xml:space="preserve">a</w:t>
+      </w:r>
+      <w:r>
+        <w:t xml:space="preserve"> </w:t>
+      </w:r>
+      <w:r>
+        <w:t xml:space="preserve">cycle</w:t>
+      </w:r>
+      <w:r>
+        <w:t xml:space="preserve"> </w:t>
+      </w:r>
+      <w:r>
+        <w:t xml:space="preserve">of</w:t>
+      </w:r>
+      <w:r>
+        <w:t xml:space="preserve"> </w:t>
+      </w:r>
+      <w:r>
+        <w:t xml:space="preserve">low</w:t>
+      </w:r>
+      <w:r>
+        <w:t xml:space="preserve"> </w:t>
+      </w:r>
+      <w:r>
+        <w:t xml:space="preserve">maturity</w:t>
+      </w:r>
+      <w:r>
+        <w:t xml:space="preserve"> </w:t>
+      </w:r>
+      <w:r>
+        <w:t xml:space="preserve">where</w:t>
+      </w:r>
+      <w:r>
+        <w:t xml:space="preserve"> </w:t>
+      </w:r>
+      <w:r>
+        <w:t xml:space="preserve">the</w:t>
+      </w:r>
+      <w:r>
+        <w:t xml:space="preserve"> </w:t>
+      </w:r>
+      <w:r>
+        <w:t xml:space="preserve">rate</w:t>
+      </w:r>
+      <w:r>
+        <w:t xml:space="preserve"> </w:t>
+      </w:r>
+      <w:r>
+        <w:t xml:space="preserve">of</w:t>
+      </w:r>
+      <w:r>
+        <w:t xml:space="preserve"> </w:t>
+      </w:r>
+      <w:r>
+        <w:t xml:space="preserve">knowledge</w:t>
+      </w:r>
+      <w:r>
+        <w:t xml:space="preserve"> </w:t>
+      </w:r>
+      <w:r>
+        <w:t xml:space="preserve">loss</w:t>
+      </w:r>
+      <w:r>
+        <w:t xml:space="preserve"> </w:t>
+      </w:r>
+      <w:r>
+        <w:t xml:space="preserve">exceeds</w:t>
+      </w:r>
+      <w:r>
+        <w:t xml:space="preserve"> </w:t>
+      </w:r>
+      <w:r>
+        <w:t xml:space="preserve">the</w:t>
+      </w:r>
+      <w:r>
+        <w:t xml:space="preserve"> </w:t>
+      </w:r>
+      <w:r>
+        <w:t xml:space="preserve">rate</w:t>
+      </w:r>
+      <w:r>
+        <w:t xml:space="preserve"> </w:t>
+      </w:r>
+      <w:r>
+        <w:t xml:space="preserve">of</w:t>
+      </w:r>
+      <w:r>
+        <w:t xml:space="preserve"> </w:t>
+      </w:r>
+      <w:r>
+        <w:t xml:space="preserve">knowledge</w:t>
+      </w:r>
+      <w:r>
+        <w:t xml:space="preserve"> </w:t>
+      </w:r>
+      <w:r>
+        <w:t xml:space="preserve">capture.</w:t>
       </w:r>
     </w:p>
     <w:p>
@@ -71,16 +599,430 @@
         <w:pStyle w:val="Abstract"/>
       </w:pPr>
       <w:r>
-        <w:t xml:space="preserve">Viewed through Nonaka’s SECI model of knowledge creation, the root cause is a</w:t>
-      </w:r>
-      <w:r>
-        <w:t xml:space="preserve"> </w:t>
-      </w:r>
-      <w:r>
-        <w:t xml:space="preserve">“Socialization Failure”</w:t>
-      </w:r>
-      <w:r>
-        <w:t xml:space="preserve">: high turnover fractures the social networks required for mentorship, rendering the traditional apprenticeship model of informatics unsustainable. To address this failure, we employ a Design Science Research (DSR) approach, synthesizing evidence from healthcare informatics, knowledge management, and natural language processing (2024-2026 workforce and NL2SQL literature) to develop a socio-technical framework called Human-in-the-Loop Knowledge Governance (HITL-KG).</w:t>
+        <w:t xml:space="preserve">Viewed</w:t>
+      </w:r>
+      <w:r>
+        <w:t xml:space="preserve"> </w:t>
+      </w:r>
+      <w:r>
+        <w:t xml:space="preserve">through</w:t>
+      </w:r>
+      <w:r>
+        <w:t xml:space="preserve"> </w:t>
+      </w:r>
+      <w:r>
+        <w:t xml:space="preserve">Nonaka’s</w:t>
+      </w:r>
+      <w:r>
+        <w:t xml:space="preserve"> </w:t>
+      </w:r>
+      <w:r>
+        <w:t xml:space="preserve">SECI</w:t>
+      </w:r>
+      <w:r>
+        <w:t xml:space="preserve"> </w:t>
+      </w:r>
+      <w:r>
+        <w:t xml:space="preserve">model</w:t>
+      </w:r>
+      <w:r>
+        <w:t xml:space="preserve"> </w:t>
+      </w:r>
+      <w:r>
+        <w:t xml:space="preserve">of</w:t>
+      </w:r>
+      <w:r>
+        <w:t xml:space="preserve"> </w:t>
+      </w:r>
+      <w:r>
+        <w:t xml:space="preserve">knowledge</w:t>
+      </w:r>
+      <w:r>
+        <w:t xml:space="preserve"> </w:t>
+      </w:r>
+      <w:r>
+        <w:t xml:space="preserve">creation,</w:t>
+      </w:r>
+      <w:r>
+        <w:t xml:space="preserve"> </w:t>
+      </w:r>
+      <w:r>
+        <w:t xml:space="preserve">the</w:t>
+      </w:r>
+      <w:r>
+        <w:t xml:space="preserve"> </w:t>
+      </w:r>
+      <w:r>
+        <w:t xml:space="preserve">root</w:t>
+      </w:r>
+      <w:r>
+        <w:t xml:space="preserve"> </w:t>
+      </w:r>
+      <w:r>
+        <w:t xml:space="preserve">cause</w:t>
+      </w:r>
+      <w:r>
+        <w:t xml:space="preserve"> </w:t>
+      </w:r>
+      <w:r>
+        <w:t xml:space="preserve">is</w:t>
+      </w:r>
+      <w:r>
+        <w:t xml:space="preserve"> </w:t>
+      </w:r>
+      <w:r>
+        <w:t xml:space="preserve">a</w:t>
+      </w:r>
+      <w:r>
+        <w:t xml:space="preserve"> </w:t>
+      </w:r>
+      <w:r>
+        <w:t xml:space="preserve">“</w:t>
+      </w:r>
+      <w:r>
+        <w:t xml:space="preserve">Socialization</w:t>
+      </w:r>
+      <w:r>
+        <w:t xml:space="preserve"> </w:t>
+      </w:r>
+      <w:r>
+        <w:t xml:space="preserve">Failure</w:t>
+      </w:r>
+      <w:r>
+        <w:t xml:space="preserve">”</w:t>
+      </w:r>
+      <w:r>
+        <w:t xml:space="preserve">:</w:t>
+      </w:r>
+      <w:r>
+        <w:t xml:space="preserve"> </w:t>
+      </w:r>
+      <w:r>
+        <w:t xml:space="preserve">high</w:t>
+      </w:r>
+      <w:r>
+        <w:t xml:space="preserve"> </w:t>
+      </w:r>
+      <w:r>
+        <w:t xml:space="preserve">turnover</w:t>
+      </w:r>
+      <w:r>
+        <w:t xml:space="preserve"> </w:t>
+      </w:r>
+      <w:r>
+        <w:t xml:space="preserve">fractures</w:t>
+      </w:r>
+      <w:r>
+        <w:t xml:space="preserve"> </w:t>
+      </w:r>
+      <w:r>
+        <w:t xml:space="preserve">the</w:t>
+      </w:r>
+      <w:r>
+        <w:t xml:space="preserve"> </w:t>
+      </w:r>
+      <w:r>
+        <w:t xml:space="preserve">social</w:t>
+      </w:r>
+      <w:r>
+        <w:t xml:space="preserve"> </w:t>
+      </w:r>
+      <w:r>
+        <w:t xml:space="preserve">networks</w:t>
+      </w:r>
+      <w:r>
+        <w:t xml:space="preserve"> </w:t>
+      </w:r>
+      <w:r>
+        <w:t xml:space="preserve">required</w:t>
+      </w:r>
+      <w:r>
+        <w:t xml:space="preserve"> </w:t>
+      </w:r>
+      <w:r>
+        <w:t xml:space="preserve">for</w:t>
+      </w:r>
+      <w:r>
+        <w:t xml:space="preserve"> </w:t>
+      </w:r>
+      <w:r>
+        <w:t xml:space="preserve">mentorship,</w:t>
+      </w:r>
+      <w:r>
+        <w:t xml:space="preserve"> </w:t>
+      </w:r>
+      <w:r>
+        <w:t xml:space="preserve">rendering</w:t>
+      </w:r>
+      <w:r>
+        <w:t xml:space="preserve"> </w:t>
+      </w:r>
+      <w:r>
+        <w:t xml:space="preserve">the</w:t>
+      </w:r>
+      <w:r>
+        <w:t xml:space="preserve"> </w:t>
+      </w:r>
+      <w:r>
+        <w:t xml:space="preserve">traditional</w:t>
+      </w:r>
+      <w:r>
+        <w:t xml:space="preserve"> </w:t>
+      </w:r>
+      <w:r>
+        <w:t xml:space="preserve">apprenticeship</w:t>
+      </w:r>
+      <w:r>
+        <w:t xml:space="preserve"> </w:t>
+      </w:r>
+      <w:r>
+        <w:t xml:space="preserve">model</w:t>
+      </w:r>
+      <w:r>
+        <w:t xml:space="preserve"> </w:t>
+      </w:r>
+      <w:r>
+        <w:t xml:space="preserve">of</w:t>
+      </w:r>
+      <w:r>
+        <w:t xml:space="preserve"> </w:t>
+      </w:r>
+      <w:r>
+        <w:t xml:space="preserve">informatics</w:t>
+      </w:r>
+      <w:r>
+        <w:t xml:space="preserve"> </w:t>
+      </w:r>
+      <w:r>
+        <w:t xml:space="preserve">unsustainable.</w:t>
+      </w:r>
+      <w:r>
+        <w:t xml:space="preserve"> </w:t>
+      </w:r>
+      <w:r>
+        <w:t xml:space="preserve">To</w:t>
+      </w:r>
+      <w:r>
+        <w:t xml:space="preserve"> </w:t>
+      </w:r>
+      <w:r>
+        <w:t xml:space="preserve">address</w:t>
+      </w:r>
+      <w:r>
+        <w:t xml:space="preserve"> </w:t>
+      </w:r>
+      <w:r>
+        <w:t xml:space="preserve">this</w:t>
+      </w:r>
+      <w:r>
+        <w:t xml:space="preserve"> </w:t>
+      </w:r>
+      <w:r>
+        <w:t xml:space="preserve">failure,</w:t>
+      </w:r>
+      <w:r>
+        <w:t xml:space="preserve"> </w:t>
+      </w:r>
+      <w:r>
+        <w:t xml:space="preserve">we</w:t>
+      </w:r>
+      <w:r>
+        <w:t xml:space="preserve"> </w:t>
+      </w:r>
+      <w:r>
+        <w:t xml:space="preserve">employ</w:t>
+      </w:r>
+      <w:r>
+        <w:t xml:space="preserve"> </w:t>
+      </w:r>
+      <w:r>
+        <w:t xml:space="preserve">a</w:t>
+      </w:r>
+      <w:r>
+        <w:t xml:space="preserve"> </w:t>
+      </w:r>
+      <w:r>
+        <w:t xml:space="preserve">Design</w:t>
+      </w:r>
+      <w:r>
+        <w:t xml:space="preserve"> </w:t>
+      </w:r>
+      <w:r>
+        <w:t xml:space="preserve">Science</w:t>
+      </w:r>
+      <w:r>
+        <w:t xml:space="preserve"> </w:t>
+      </w:r>
+      <w:r>
+        <w:t xml:space="preserve">Research</w:t>
+      </w:r>
+      <w:r>
+        <w:t xml:space="preserve"> </w:t>
+      </w:r>
+      <w:r>
+        <w:t xml:space="preserve">(DSR)</w:t>
+      </w:r>
+      <w:r>
+        <w:t xml:space="preserve"> </w:t>
+      </w:r>
+      <w:r>
+        <w:t xml:space="preserve">approach,</w:t>
+      </w:r>
+      <w:r>
+        <w:t xml:space="preserve"> </w:t>
+      </w:r>
+      <w:r>
+        <w:t xml:space="preserve">synthesizing</w:t>
+      </w:r>
+      <w:r>
+        <w:t xml:space="preserve"> </w:t>
+      </w:r>
+      <w:r>
+        <w:t xml:space="preserve">evidence</w:t>
+      </w:r>
+      <w:r>
+        <w:t xml:space="preserve"> </w:t>
+      </w:r>
+      <w:r>
+        <w:t xml:space="preserve">from</w:t>
+      </w:r>
+      <w:r>
+        <w:t xml:space="preserve"> </w:t>
+      </w:r>
+      <w:r>
+        <w:t xml:space="preserve">healthcare</w:t>
+      </w:r>
+      <w:r>
+        <w:t xml:space="preserve"> </w:t>
+      </w:r>
+      <w:r>
+        <w:t xml:space="preserve">informatics,</w:t>
+      </w:r>
+      <w:r>
+        <w:t xml:space="preserve"> </w:t>
+      </w:r>
+      <w:r>
+        <w:t xml:space="preserve">knowledge</w:t>
+      </w:r>
+      <w:r>
+        <w:t xml:space="preserve"> </w:t>
+      </w:r>
+      <w:r>
+        <w:t xml:space="preserve">management,</w:t>
+      </w:r>
+      <w:r>
+        <w:t xml:space="preserve"> </w:t>
+      </w:r>
+      <w:r>
+        <w:t xml:space="preserve">and</w:t>
+      </w:r>
+      <w:r>
+        <w:t xml:space="preserve"> </w:t>
+      </w:r>
+      <w:r>
+        <w:t xml:space="preserve">natural</w:t>
+      </w:r>
+      <w:r>
+        <w:t xml:space="preserve"> </w:t>
+      </w:r>
+      <w:r>
+        <w:t xml:space="preserve">language</w:t>
+      </w:r>
+      <w:r>
+        <w:t xml:space="preserve"> </w:t>
+      </w:r>
+      <w:r>
+        <w:t xml:space="preserve">processing</w:t>
+      </w:r>
+      <w:r>
+        <w:t xml:space="preserve"> </w:t>
+      </w:r>
+      <w:r>
+        <w:t xml:space="preserve">(2024-2026</w:t>
+      </w:r>
+      <w:r>
+        <w:t xml:space="preserve"> </w:t>
+      </w:r>
+      <w:r>
+        <w:t xml:space="preserve">workforce</w:t>
+      </w:r>
+      <w:r>
+        <w:t xml:space="preserve"> </w:t>
+      </w:r>
+      <w:r>
+        <w:t xml:space="preserve">and</w:t>
+      </w:r>
+      <w:r>
+        <w:t xml:space="preserve"> </w:t>
+      </w:r>
+      <w:r>
+        <w:t xml:space="preserve">NL2SQL</w:t>
+      </w:r>
+      <w:r>
+        <w:t xml:space="preserve"> </w:t>
+      </w:r>
+      <w:r>
+        <w:t xml:space="preserve">literature)</w:t>
+      </w:r>
+      <w:r>
+        <w:t xml:space="preserve"> </w:t>
+      </w:r>
+      <w:r>
+        <w:t xml:space="preserve">to</w:t>
+      </w:r>
+      <w:r>
+        <w:t xml:space="preserve"> </w:t>
+      </w:r>
+      <w:r>
+        <w:t xml:space="preserve">develop</w:t>
+      </w:r>
+      <w:r>
+        <w:t xml:space="preserve"> </w:t>
+      </w:r>
+      <w:r>
+        <w:t xml:space="preserve">a</w:t>
+      </w:r>
+      <w:r>
+        <w:t xml:space="preserve"> </w:t>
+      </w:r>
+      <w:r>
+        <w:t xml:space="preserve">socio-technical</w:t>
+      </w:r>
+      <w:r>
+        <w:t xml:space="preserve"> </w:t>
+      </w:r>
+      <w:r>
+        <w:t xml:space="preserve">framework</w:t>
+      </w:r>
+      <w:r>
+        <w:t xml:space="preserve"> </w:t>
+      </w:r>
+      <w:r>
+        <w:t xml:space="preserve">called</w:t>
+      </w:r>
+      <w:r>
+        <w:t xml:space="preserve"> </w:t>
+      </w:r>
+      <w:r>
+        <w:t xml:space="preserve">Human-in-the-Loop</w:t>
+      </w:r>
+      <w:r>
+        <w:t xml:space="preserve"> </w:t>
+      </w:r>
+      <w:r>
+        <w:t xml:space="preserve">Knowledge</w:t>
+      </w:r>
+      <w:r>
+        <w:t xml:space="preserve"> </w:t>
+      </w:r>
+      <w:r>
+        <w:t xml:space="preserve">Governance</w:t>
+      </w:r>
+      <w:r>
+        <w:t xml:space="preserve"> </w:t>
+      </w:r>
+      <w:r>
+        <w:t xml:space="preserve">(HITL-KG).</w:t>
       </w:r>
     </w:p>
     <w:p>
@@ -88,19 +1030,505 @@
         <w:pStyle w:val="Abstract"/>
       </w:pPr>
       <w:r>
-        <w:t xml:space="preserve">HITL-KG is designed to shift the locus of organizational knowledge from volatile human memory to durable semantic artifacts called</w:t>
-      </w:r>
-      <w:r>
-        <w:t xml:space="preserve"> </w:t>
-      </w:r>
-      <w:r>
-        <w:t xml:space="preserve">“Validated Query Triples,”</w:t>
-      </w:r>
-      <w:r>
-        <w:t xml:space="preserve"> </w:t>
-      </w:r>
-      <w:r>
-        <w:t xml:space="preserve">each comprising a natural language intent, executable SQL, and rationale metadata. By embedding knowledge capture into the daily workflow of query generation, the framework aims to convert the ephemeral act of analytics into permanent institutional assets. The accompanying Three-Pillar Assessment Rubric provides a structured self-assessment tool that enables organizations to identify compounding vulnerabilities across analytics maturity, workforce agility, and technical enablement.</w:t>
+        <w:t xml:space="preserve">HITL-KG</w:t>
+      </w:r>
+      <w:r>
+        <w:t xml:space="preserve"> </w:t>
+      </w:r>
+      <w:r>
+        <w:t xml:space="preserve">is</w:t>
+      </w:r>
+      <w:r>
+        <w:t xml:space="preserve"> </w:t>
+      </w:r>
+      <w:r>
+        <w:t xml:space="preserve">designed</w:t>
+      </w:r>
+      <w:r>
+        <w:t xml:space="preserve"> </w:t>
+      </w:r>
+      <w:r>
+        <w:t xml:space="preserve">to</w:t>
+      </w:r>
+      <w:r>
+        <w:t xml:space="preserve"> </w:t>
+      </w:r>
+      <w:r>
+        <w:t xml:space="preserve">shift</w:t>
+      </w:r>
+      <w:r>
+        <w:t xml:space="preserve"> </w:t>
+      </w:r>
+      <w:r>
+        <w:t xml:space="preserve">the</w:t>
+      </w:r>
+      <w:r>
+        <w:t xml:space="preserve"> </w:t>
+      </w:r>
+      <w:r>
+        <w:t xml:space="preserve">locus</w:t>
+      </w:r>
+      <w:r>
+        <w:t xml:space="preserve"> </w:t>
+      </w:r>
+      <w:r>
+        <w:t xml:space="preserve">of</w:t>
+      </w:r>
+      <w:r>
+        <w:t xml:space="preserve"> </w:t>
+      </w:r>
+      <w:r>
+        <w:t xml:space="preserve">organizational</w:t>
+      </w:r>
+      <w:r>
+        <w:t xml:space="preserve"> </w:t>
+      </w:r>
+      <w:r>
+        <w:t xml:space="preserve">knowledge</w:t>
+      </w:r>
+      <w:r>
+        <w:t xml:space="preserve"> </w:t>
+      </w:r>
+      <w:r>
+        <w:t xml:space="preserve">from</w:t>
+      </w:r>
+      <w:r>
+        <w:t xml:space="preserve"> </w:t>
+      </w:r>
+      <w:r>
+        <w:t xml:space="preserve">volatile</w:t>
+      </w:r>
+      <w:r>
+        <w:t xml:space="preserve"> </w:t>
+      </w:r>
+      <w:r>
+        <w:t xml:space="preserve">human</w:t>
+      </w:r>
+      <w:r>
+        <w:t xml:space="preserve"> </w:t>
+      </w:r>
+      <w:r>
+        <w:t xml:space="preserve">memory</w:t>
+      </w:r>
+      <w:r>
+        <w:t xml:space="preserve"> </w:t>
+      </w:r>
+      <w:r>
+        <w:t xml:space="preserve">to</w:t>
+      </w:r>
+      <w:r>
+        <w:t xml:space="preserve"> </w:t>
+      </w:r>
+      <w:r>
+        <w:t xml:space="preserve">durable</w:t>
+      </w:r>
+      <w:r>
+        <w:t xml:space="preserve"> </w:t>
+      </w:r>
+      <w:r>
+        <w:t xml:space="preserve">semantic</w:t>
+      </w:r>
+      <w:r>
+        <w:t xml:space="preserve"> </w:t>
+      </w:r>
+      <w:r>
+        <w:t xml:space="preserve">artifacts</w:t>
+      </w:r>
+      <w:r>
+        <w:t xml:space="preserve"> </w:t>
+      </w:r>
+      <w:r>
+        <w:t xml:space="preserve">called</w:t>
+      </w:r>
+      <w:r>
+        <w:t xml:space="preserve"> </w:t>
+      </w:r>
+      <w:r>
+        <w:t xml:space="preserve">“</w:t>
+      </w:r>
+      <w:r>
+        <w:t xml:space="preserve">Validated</w:t>
+      </w:r>
+      <w:r>
+        <w:t xml:space="preserve"> </w:t>
+      </w:r>
+      <w:r>
+        <w:t xml:space="preserve">Query</w:t>
+      </w:r>
+      <w:r>
+        <w:t xml:space="preserve"> </w:t>
+      </w:r>
+      <w:r>
+        <w:t xml:space="preserve">Triples,</w:t>
+      </w:r>
+      <w:r>
+        <w:t xml:space="preserve">”</w:t>
+      </w:r>
+      <w:r>
+        <w:t xml:space="preserve"> </w:t>
+      </w:r>
+      <w:r>
+        <w:t xml:space="preserve">each</w:t>
+      </w:r>
+      <w:r>
+        <w:t xml:space="preserve"> </w:t>
+      </w:r>
+      <w:r>
+        <w:t xml:space="preserve">comprising</w:t>
+      </w:r>
+      <w:r>
+        <w:t xml:space="preserve"> </w:t>
+      </w:r>
+      <w:r>
+        <w:t xml:space="preserve">a</w:t>
+      </w:r>
+      <w:r>
+        <w:t xml:space="preserve"> </w:t>
+      </w:r>
+      <w:r>
+        <w:t xml:space="preserve">natural</w:t>
+      </w:r>
+      <w:r>
+        <w:t xml:space="preserve"> </w:t>
+      </w:r>
+      <w:r>
+        <w:t xml:space="preserve">language</w:t>
+      </w:r>
+      <w:r>
+        <w:t xml:space="preserve"> </w:t>
+      </w:r>
+      <w:r>
+        <w:t xml:space="preserve">intent,</w:t>
+      </w:r>
+      <w:r>
+        <w:t xml:space="preserve"> </w:t>
+      </w:r>
+      <w:r>
+        <w:t xml:space="preserve">executable</w:t>
+      </w:r>
+      <w:r>
+        <w:t xml:space="preserve"> </w:t>
+      </w:r>
+      <w:r>
+        <w:t xml:space="preserve">SQL,</w:t>
+      </w:r>
+      <w:r>
+        <w:t xml:space="preserve"> </w:t>
+      </w:r>
+      <w:r>
+        <w:t xml:space="preserve">and</w:t>
+      </w:r>
+      <w:r>
+        <w:t xml:space="preserve"> </w:t>
+      </w:r>
+      <w:r>
+        <w:t xml:space="preserve">rationale</w:t>
+      </w:r>
+      <w:r>
+        <w:t xml:space="preserve"> </w:t>
+      </w:r>
+      <w:r>
+        <w:t xml:space="preserve">metadata.</w:t>
+      </w:r>
+      <w:r>
+        <w:t xml:space="preserve"> </w:t>
+      </w:r>
+      <w:r>
+        <w:t xml:space="preserve">By</w:t>
+      </w:r>
+      <w:r>
+        <w:t xml:space="preserve"> </w:t>
+      </w:r>
+      <w:r>
+        <w:t xml:space="preserve">embedding</w:t>
+      </w:r>
+      <w:r>
+        <w:t xml:space="preserve"> </w:t>
+      </w:r>
+      <w:r>
+        <w:t xml:space="preserve">knowledge</w:t>
+      </w:r>
+      <w:r>
+        <w:t xml:space="preserve"> </w:t>
+      </w:r>
+      <w:r>
+        <w:t xml:space="preserve">capture</w:t>
+      </w:r>
+      <w:r>
+        <w:t xml:space="preserve"> </w:t>
+      </w:r>
+      <w:r>
+        <w:t xml:space="preserve">into</w:t>
+      </w:r>
+      <w:r>
+        <w:t xml:space="preserve"> </w:t>
+      </w:r>
+      <w:r>
+        <w:t xml:space="preserve">the</w:t>
+      </w:r>
+      <w:r>
+        <w:t xml:space="preserve"> </w:t>
+      </w:r>
+      <w:r>
+        <w:t xml:space="preserve">daily</w:t>
+      </w:r>
+      <w:r>
+        <w:t xml:space="preserve"> </w:t>
+      </w:r>
+      <w:r>
+        <w:t xml:space="preserve">workflow</w:t>
+      </w:r>
+      <w:r>
+        <w:t xml:space="preserve"> </w:t>
+      </w:r>
+      <w:r>
+        <w:t xml:space="preserve">of</w:t>
+      </w:r>
+      <w:r>
+        <w:t xml:space="preserve"> </w:t>
+      </w:r>
+      <w:r>
+        <w:t xml:space="preserve">query</w:t>
+      </w:r>
+      <w:r>
+        <w:t xml:space="preserve"> </w:t>
+      </w:r>
+      <w:r>
+        <w:t xml:space="preserve">generation,</w:t>
+      </w:r>
+      <w:r>
+        <w:t xml:space="preserve"> </w:t>
+      </w:r>
+      <w:r>
+        <w:t xml:space="preserve">the</w:t>
+      </w:r>
+      <w:r>
+        <w:t xml:space="preserve"> </w:t>
+      </w:r>
+      <w:r>
+        <w:t xml:space="preserve">framework</w:t>
+      </w:r>
+      <w:r>
+        <w:t xml:space="preserve"> </w:t>
+      </w:r>
+      <w:r>
+        <w:t xml:space="preserve">aims</w:t>
+      </w:r>
+      <w:r>
+        <w:t xml:space="preserve"> </w:t>
+      </w:r>
+      <w:r>
+        <w:t xml:space="preserve">to</w:t>
+      </w:r>
+      <w:r>
+        <w:t xml:space="preserve"> </w:t>
+      </w:r>
+      <w:r>
+        <w:t xml:space="preserve">convert</w:t>
+      </w:r>
+      <w:r>
+        <w:t xml:space="preserve"> </w:t>
+      </w:r>
+      <w:r>
+        <w:t xml:space="preserve">the</w:t>
+      </w:r>
+      <w:r>
+        <w:t xml:space="preserve"> </w:t>
+      </w:r>
+      <w:r>
+        <w:t xml:space="preserve">ephemeral</w:t>
+      </w:r>
+      <w:r>
+        <w:t xml:space="preserve"> </w:t>
+      </w:r>
+      <w:r>
+        <w:t xml:space="preserve">act</w:t>
+      </w:r>
+      <w:r>
+        <w:t xml:space="preserve"> </w:t>
+      </w:r>
+      <w:r>
+        <w:t xml:space="preserve">of</w:t>
+      </w:r>
+      <w:r>
+        <w:t xml:space="preserve"> </w:t>
+      </w:r>
+      <w:r>
+        <w:t xml:space="preserve">analytics</w:t>
+      </w:r>
+      <w:r>
+        <w:t xml:space="preserve"> </w:t>
+      </w:r>
+      <w:r>
+        <w:t xml:space="preserve">into</w:t>
+      </w:r>
+      <w:r>
+        <w:t xml:space="preserve"> </w:t>
+      </w:r>
+      <w:r>
+        <w:t xml:space="preserve">permanent</w:t>
+      </w:r>
+      <w:r>
+        <w:t xml:space="preserve"> </w:t>
+      </w:r>
+      <w:r>
+        <w:t xml:space="preserve">institutional</w:t>
+      </w:r>
+      <w:r>
+        <w:t xml:space="preserve"> </w:t>
+      </w:r>
+      <w:r>
+        <w:t xml:space="preserve">assets.</w:t>
+      </w:r>
+      <w:r>
+        <w:t xml:space="preserve"> </w:t>
+      </w:r>
+      <w:r>
+        <w:t xml:space="preserve">The</w:t>
+      </w:r>
+      <w:r>
+        <w:t xml:space="preserve"> </w:t>
+      </w:r>
+      <w:r>
+        <w:t xml:space="preserve">accompanying</w:t>
+      </w:r>
+      <w:r>
+        <w:t xml:space="preserve"> </w:t>
+      </w:r>
+      <w:r>
+        <w:t xml:space="preserve">Three-Pillar</w:t>
+      </w:r>
+      <w:r>
+        <w:t xml:space="preserve"> </w:t>
+      </w:r>
+      <w:r>
+        <w:t xml:space="preserve">Assessment</w:t>
+      </w:r>
+      <w:r>
+        <w:t xml:space="preserve"> </w:t>
+      </w:r>
+      <w:r>
+        <w:t xml:space="preserve">Rubric</w:t>
+      </w:r>
+      <w:r>
+        <w:t xml:space="preserve"> </w:t>
+      </w:r>
+      <w:r>
+        <w:t xml:space="preserve">provides</w:t>
+      </w:r>
+      <w:r>
+        <w:t xml:space="preserve"> </w:t>
+      </w:r>
+      <w:r>
+        <w:t xml:space="preserve">a</w:t>
+      </w:r>
+      <w:r>
+        <w:t xml:space="preserve"> </w:t>
+      </w:r>
+      <w:r>
+        <w:t xml:space="preserve">structured</w:t>
+      </w:r>
+      <w:r>
+        <w:t xml:space="preserve"> </w:t>
+      </w:r>
+      <w:r>
+        <w:t xml:space="preserve">self-assessment</w:t>
+      </w:r>
+      <w:r>
+        <w:t xml:space="preserve"> </w:t>
+      </w:r>
+      <w:r>
+        <w:t xml:space="preserve">tool</w:t>
+      </w:r>
+      <w:r>
+        <w:t xml:space="preserve"> </w:t>
+      </w:r>
+      <w:r>
+        <w:t xml:space="preserve">that</w:t>
+      </w:r>
+      <w:r>
+        <w:t xml:space="preserve"> </w:t>
+      </w:r>
+      <w:r>
+        <w:t xml:space="preserve">enables</w:t>
+      </w:r>
+      <w:r>
+        <w:t xml:space="preserve"> </w:t>
+      </w:r>
+      <w:r>
+        <w:t xml:space="preserve">organizations</w:t>
+      </w:r>
+      <w:r>
+        <w:t xml:space="preserve"> </w:t>
+      </w:r>
+      <w:r>
+        <w:t xml:space="preserve">to</w:t>
+      </w:r>
+      <w:r>
+        <w:t xml:space="preserve"> </w:t>
+      </w:r>
+      <w:r>
+        <w:t xml:space="preserve">identify</w:t>
+      </w:r>
+      <w:r>
+        <w:t xml:space="preserve"> </w:t>
+      </w:r>
+      <w:r>
+        <w:t xml:space="preserve">compounding</w:t>
+      </w:r>
+      <w:r>
+        <w:t xml:space="preserve"> </w:t>
+      </w:r>
+      <w:r>
+        <w:t xml:space="preserve">vulnerabilities</w:t>
+      </w:r>
+      <w:r>
+        <w:t xml:space="preserve"> </w:t>
+      </w:r>
+      <w:r>
+        <w:t xml:space="preserve">across</w:t>
+      </w:r>
+      <w:r>
+        <w:t xml:space="preserve"> </w:t>
+      </w:r>
+      <w:r>
+        <w:t xml:space="preserve">analytics</w:t>
+      </w:r>
+      <w:r>
+        <w:t xml:space="preserve"> </w:t>
+      </w:r>
+      <w:r>
+        <w:t xml:space="preserve">maturity,</w:t>
+      </w:r>
+      <w:r>
+        <w:t xml:space="preserve"> </w:t>
+      </w:r>
+      <w:r>
+        <w:t xml:space="preserve">workforce</w:t>
+      </w:r>
+      <w:r>
+        <w:t xml:space="preserve"> </w:t>
+      </w:r>
+      <w:r>
+        <w:t xml:space="preserve">agility,</w:t>
+      </w:r>
+      <w:r>
+        <w:t xml:space="preserve"> </w:t>
+      </w:r>
+      <w:r>
+        <w:t xml:space="preserve">and</w:t>
+      </w:r>
+      <w:r>
+        <w:t xml:space="preserve"> </w:t>
+      </w:r>
+      <w:r>
+        <w:t xml:space="preserve">technical</w:t>
+      </w:r>
+      <w:r>
+        <w:t xml:space="preserve"> </w:t>
+      </w:r>
+      <w:r>
+        <w:t xml:space="preserve">enablement.</w:t>
       </w:r>
     </w:p>
     <w:p>
@@ -108,40 +1536,490 @@
         <w:pStyle w:val="Abstract"/>
       </w:pPr>
       <w:r>
-        <w:t xml:space="preserve">A critical objection, the</w:t>
-      </w:r>
-      <w:r>
-        <w:t xml:space="preserve"> </w:t>
-      </w:r>
-      <w:r>
-        <w:t xml:space="preserve">“Validator Paradox”</w:t>
-      </w:r>
-      <w:r>
-        <w:t xml:space="preserve"> </w:t>
-      </w:r>
-      <w:r>
-        <w:t xml:space="preserve">(who validates the AI when experts leave?), is resolved by reframing validation through Lean</w:t>
-      </w:r>
-      <w:r>
-        <w:t xml:space="preserve"> </w:t>
-      </w:r>
-      <w:r>
-        <w:t xml:space="preserve">“Standard Work”</w:t>
-      </w:r>
-      <w:r>
-        <w:t xml:space="preserve">: each validated query establishes the current known standard rather than eternal truth, functioning as a</w:t>
-      </w:r>
-      <w:r>
-        <w:t xml:space="preserve"> </w:t>
-      </w:r>
-      <w:r>
-        <w:t xml:space="preserve">“knowledge ratchet”</w:t>
-      </w:r>
-      <w:r>
-        <w:t xml:space="preserve"> </w:t>
-      </w:r>
-      <w:r>
-        <w:t xml:space="preserve">that prevents regression. By decoupling analytical capability from individual tenure, healthcare systems can ensure that analytics maturity advances even as the workforce evolves. This paper proposes and theoretically motivates the framework; empirical validation is deferred to a companion study.</w:t>
+        <w:t xml:space="preserve">A</w:t>
+      </w:r>
+      <w:r>
+        <w:t xml:space="preserve"> </w:t>
+      </w:r>
+      <w:r>
+        <w:t xml:space="preserve">critical</w:t>
+      </w:r>
+      <w:r>
+        <w:t xml:space="preserve"> </w:t>
+      </w:r>
+      <w:r>
+        <w:t xml:space="preserve">objection,</w:t>
+      </w:r>
+      <w:r>
+        <w:t xml:space="preserve"> </w:t>
+      </w:r>
+      <w:r>
+        <w:t xml:space="preserve">the</w:t>
+      </w:r>
+      <w:r>
+        <w:t xml:space="preserve"> </w:t>
+      </w:r>
+      <w:r>
+        <w:t xml:space="preserve">“</w:t>
+      </w:r>
+      <w:r>
+        <w:t xml:space="preserve">Validator</w:t>
+      </w:r>
+      <w:r>
+        <w:t xml:space="preserve"> </w:t>
+      </w:r>
+      <w:r>
+        <w:t xml:space="preserve">Paradox</w:t>
+      </w:r>
+      <w:r>
+        <w:t xml:space="preserve">”</w:t>
+      </w:r>
+      <w:r>
+        <w:t xml:space="preserve"> </w:t>
+      </w:r>
+      <w:r>
+        <w:t xml:space="preserve">(who</w:t>
+      </w:r>
+      <w:r>
+        <w:t xml:space="preserve"> </w:t>
+      </w:r>
+      <w:r>
+        <w:t xml:space="preserve">validates</w:t>
+      </w:r>
+      <w:r>
+        <w:t xml:space="preserve"> </w:t>
+      </w:r>
+      <w:r>
+        <w:t xml:space="preserve">the</w:t>
+      </w:r>
+      <w:r>
+        <w:t xml:space="preserve"> </w:t>
+      </w:r>
+      <w:r>
+        <w:t xml:space="preserve">AI</w:t>
+      </w:r>
+      <w:r>
+        <w:t xml:space="preserve"> </w:t>
+      </w:r>
+      <w:r>
+        <w:t xml:space="preserve">when</w:t>
+      </w:r>
+      <w:r>
+        <w:t xml:space="preserve"> </w:t>
+      </w:r>
+      <w:r>
+        <w:t xml:space="preserve">experts</w:t>
+      </w:r>
+      <w:r>
+        <w:t xml:space="preserve"> </w:t>
+      </w:r>
+      <w:r>
+        <w:t xml:space="preserve">leave?),</w:t>
+      </w:r>
+      <w:r>
+        <w:t xml:space="preserve"> </w:t>
+      </w:r>
+      <w:r>
+        <w:t xml:space="preserve">is</w:t>
+      </w:r>
+      <w:r>
+        <w:t xml:space="preserve"> </w:t>
+      </w:r>
+      <w:r>
+        <w:t xml:space="preserve">resolved</w:t>
+      </w:r>
+      <w:r>
+        <w:t xml:space="preserve"> </w:t>
+      </w:r>
+      <w:r>
+        <w:t xml:space="preserve">by</w:t>
+      </w:r>
+      <w:r>
+        <w:t xml:space="preserve"> </w:t>
+      </w:r>
+      <w:r>
+        <w:t xml:space="preserve">reframing</w:t>
+      </w:r>
+      <w:r>
+        <w:t xml:space="preserve"> </w:t>
+      </w:r>
+      <w:r>
+        <w:t xml:space="preserve">validation</w:t>
+      </w:r>
+      <w:r>
+        <w:t xml:space="preserve"> </w:t>
+      </w:r>
+      <w:r>
+        <w:t xml:space="preserve">through</w:t>
+      </w:r>
+      <w:r>
+        <w:t xml:space="preserve"> </w:t>
+      </w:r>
+      <w:r>
+        <w:t xml:space="preserve">Lean</w:t>
+      </w:r>
+      <w:r>
+        <w:t xml:space="preserve"> </w:t>
+      </w:r>
+      <w:r>
+        <w:t xml:space="preserve">“</w:t>
+      </w:r>
+      <w:r>
+        <w:t xml:space="preserve">Standard</w:t>
+      </w:r>
+      <w:r>
+        <w:t xml:space="preserve"> </w:t>
+      </w:r>
+      <w:r>
+        <w:t xml:space="preserve">Work</w:t>
+      </w:r>
+      <w:r>
+        <w:t xml:space="preserve">”</w:t>
+      </w:r>
+      <w:r>
+        <w:t xml:space="preserve">:</w:t>
+      </w:r>
+      <w:r>
+        <w:t xml:space="preserve"> </w:t>
+      </w:r>
+      <w:r>
+        <w:t xml:space="preserve">each</w:t>
+      </w:r>
+      <w:r>
+        <w:t xml:space="preserve"> </w:t>
+      </w:r>
+      <w:r>
+        <w:t xml:space="preserve">validated</w:t>
+      </w:r>
+      <w:r>
+        <w:t xml:space="preserve"> </w:t>
+      </w:r>
+      <w:r>
+        <w:t xml:space="preserve">query</w:t>
+      </w:r>
+      <w:r>
+        <w:t xml:space="preserve"> </w:t>
+      </w:r>
+      <w:r>
+        <w:t xml:space="preserve">establishes</w:t>
+      </w:r>
+      <w:r>
+        <w:t xml:space="preserve"> </w:t>
+      </w:r>
+      <w:r>
+        <w:t xml:space="preserve">the</w:t>
+      </w:r>
+      <w:r>
+        <w:t xml:space="preserve"> </w:t>
+      </w:r>
+      <w:r>
+        <w:t xml:space="preserve">current</w:t>
+      </w:r>
+      <w:r>
+        <w:t xml:space="preserve"> </w:t>
+      </w:r>
+      <w:r>
+        <w:t xml:space="preserve">known</w:t>
+      </w:r>
+      <w:r>
+        <w:t xml:space="preserve"> </w:t>
+      </w:r>
+      <w:r>
+        <w:t xml:space="preserve">standard</w:t>
+      </w:r>
+      <w:r>
+        <w:t xml:space="preserve"> </w:t>
+      </w:r>
+      <w:r>
+        <w:t xml:space="preserve">rather</w:t>
+      </w:r>
+      <w:r>
+        <w:t xml:space="preserve"> </w:t>
+      </w:r>
+      <w:r>
+        <w:t xml:space="preserve">than</w:t>
+      </w:r>
+      <w:r>
+        <w:t xml:space="preserve"> </w:t>
+      </w:r>
+      <w:r>
+        <w:t xml:space="preserve">eternal</w:t>
+      </w:r>
+      <w:r>
+        <w:t xml:space="preserve"> </w:t>
+      </w:r>
+      <w:r>
+        <w:t xml:space="preserve">truth,</w:t>
+      </w:r>
+      <w:r>
+        <w:t xml:space="preserve"> </w:t>
+      </w:r>
+      <w:r>
+        <w:t xml:space="preserve">functioning</w:t>
+      </w:r>
+      <w:r>
+        <w:t xml:space="preserve"> </w:t>
+      </w:r>
+      <w:r>
+        <w:t xml:space="preserve">as</w:t>
+      </w:r>
+      <w:r>
+        <w:t xml:space="preserve"> </w:t>
+      </w:r>
+      <w:r>
+        <w:t xml:space="preserve">a</w:t>
+      </w:r>
+      <w:r>
+        <w:t xml:space="preserve"> </w:t>
+      </w:r>
+      <w:r>
+        <w:t xml:space="preserve">“</w:t>
+      </w:r>
+      <w:r>
+        <w:t xml:space="preserve">knowledge</w:t>
+      </w:r>
+      <w:r>
+        <w:t xml:space="preserve"> </w:t>
+      </w:r>
+      <w:r>
+        <w:t xml:space="preserve">ratchet</w:t>
+      </w:r>
+      <w:r>
+        <w:t xml:space="preserve">”</w:t>
+      </w:r>
+      <w:r>
+        <w:t xml:space="preserve"> </w:t>
+      </w:r>
+      <w:r>
+        <w:t xml:space="preserve">that</w:t>
+      </w:r>
+      <w:r>
+        <w:t xml:space="preserve"> </w:t>
+      </w:r>
+      <w:r>
+        <w:t xml:space="preserve">prevents</w:t>
+      </w:r>
+      <w:r>
+        <w:t xml:space="preserve"> </w:t>
+      </w:r>
+      <w:r>
+        <w:t xml:space="preserve">regression.</w:t>
+      </w:r>
+      <w:r>
+        <w:t xml:space="preserve"> </w:t>
+      </w:r>
+      <w:r>
+        <w:t xml:space="preserve">By</w:t>
+      </w:r>
+      <w:r>
+        <w:t xml:space="preserve"> </w:t>
+      </w:r>
+      <w:r>
+        <w:t xml:space="preserve">decoupling</w:t>
+      </w:r>
+      <w:r>
+        <w:t xml:space="preserve"> </w:t>
+      </w:r>
+      <w:r>
+        <w:t xml:space="preserve">analytical</w:t>
+      </w:r>
+      <w:r>
+        <w:t xml:space="preserve"> </w:t>
+      </w:r>
+      <w:r>
+        <w:t xml:space="preserve">capability</w:t>
+      </w:r>
+      <w:r>
+        <w:t xml:space="preserve"> </w:t>
+      </w:r>
+      <w:r>
+        <w:t xml:space="preserve">from</w:t>
+      </w:r>
+      <w:r>
+        <w:t xml:space="preserve"> </w:t>
+      </w:r>
+      <w:r>
+        <w:t xml:space="preserve">individual</w:t>
+      </w:r>
+      <w:r>
+        <w:t xml:space="preserve"> </w:t>
+      </w:r>
+      <w:r>
+        <w:t xml:space="preserve">tenure,</w:t>
+      </w:r>
+      <w:r>
+        <w:t xml:space="preserve"> </w:t>
+      </w:r>
+      <w:r>
+        <w:t xml:space="preserve">healthcare</w:t>
+      </w:r>
+      <w:r>
+        <w:t xml:space="preserve"> </w:t>
+      </w:r>
+      <w:r>
+        <w:t xml:space="preserve">systems</w:t>
+      </w:r>
+      <w:r>
+        <w:t xml:space="preserve"> </w:t>
+      </w:r>
+      <w:r>
+        <w:t xml:space="preserve">can</w:t>
+      </w:r>
+      <w:r>
+        <w:t xml:space="preserve"> </w:t>
+      </w:r>
+      <w:r>
+        <w:t xml:space="preserve">ensure</w:t>
+      </w:r>
+      <w:r>
+        <w:t xml:space="preserve"> </w:t>
+      </w:r>
+      <w:r>
+        <w:t xml:space="preserve">that</w:t>
+      </w:r>
+      <w:r>
+        <w:t xml:space="preserve"> </w:t>
+      </w:r>
+      <w:r>
+        <w:t xml:space="preserve">analytics</w:t>
+      </w:r>
+      <w:r>
+        <w:t xml:space="preserve"> </w:t>
+      </w:r>
+      <w:r>
+        <w:t xml:space="preserve">maturity</w:t>
+      </w:r>
+      <w:r>
+        <w:t xml:space="preserve"> </w:t>
+      </w:r>
+      <w:r>
+        <w:t xml:space="preserve">advances</w:t>
+      </w:r>
+      <w:r>
+        <w:t xml:space="preserve"> </w:t>
+      </w:r>
+      <w:r>
+        <w:t xml:space="preserve">even</w:t>
+      </w:r>
+      <w:r>
+        <w:t xml:space="preserve"> </w:t>
+      </w:r>
+      <w:r>
+        <w:t xml:space="preserve">as</w:t>
+      </w:r>
+      <w:r>
+        <w:t xml:space="preserve"> </w:t>
+      </w:r>
+      <w:r>
+        <w:t xml:space="preserve">the</w:t>
+      </w:r>
+      <w:r>
+        <w:t xml:space="preserve"> </w:t>
+      </w:r>
+      <w:r>
+        <w:t xml:space="preserve">workforce</w:t>
+      </w:r>
+      <w:r>
+        <w:t xml:space="preserve"> </w:t>
+      </w:r>
+      <w:r>
+        <w:t xml:space="preserve">evolves.</w:t>
+      </w:r>
+      <w:r>
+        <w:t xml:space="preserve"> </w:t>
+      </w:r>
+      <w:r>
+        <w:t xml:space="preserve">This</w:t>
+      </w:r>
+      <w:r>
+        <w:t xml:space="preserve"> </w:t>
+      </w:r>
+      <w:r>
+        <w:t xml:space="preserve">paper</w:t>
+      </w:r>
+      <w:r>
+        <w:t xml:space="preserve"> </w:t>
+      </w:r>
+      <w:r>
+        <w:t xml:space="preserve">proposes</w:t>
+      </w:r>
+      <w:r>
+        <w:t xml:space="preserve"> </w:t>
+      </w:r>
+      <w:r>
+        <w:t xml:space="preserve">and</w:t>
+      </w:r>
+      <w:r>
+        <w:t xml:space="preserve"> </w:t>
+      </w:r>
+      <w:r>
+        <w:t xml:space="preserve">theoretically</w:t>
+      </w:r>
+      <w:r>
+        <w:t xml:space="preserve"> </w:t>
+      </w:r>
+      <w:r>
+        <w:t xml:space="preserve">motivates</w:t>
+      </w:r>
+      <w:r>
+        <w:t xml:space="preserve"> </w:t>
+      </w:r>
+      <w:r>
+        <w:t xml:space="preserve">the</w:t>
+      </w:r>
+      <w:r>
+        <w:t xml:space="preserve"> </w:t>
+      </w:r>
+      <w:r>
+        <w:t xml:space="preserve">framework;</w:t>
+      </w:r>
+      <w:r>
+        <w:t xml:space="preserve"> </w:t>
+      </w:r>
+      <w:r>
+        <w:t xml:space="preserve">empirical</w:t>
+      </w:r>
+      <w:r>
+        <w:t xml:space="preserve"> </w:t>
+      </w:r>
+      <w:r>
+        <w:t xml:space="preserve">validation</w:t>
+      </w:r>
+      <w:r>
+        <w:t xml:space="preserve"> </w:t>
+      </w:r>
+      <w:r>
+        <w:t xml:space="preserve">is</w:t>
+      </w:r>
+      <w:r>
+        <w:t xml:space="preserve"> </w:t>
+      </w:r>
+      <w:r>
+        <w:t xml:space="preserve">deferred</w:t>
+      </w:r>
+      <w:r>
+        <w:t xml:space="preserve"> </w:t>
+      </w:r>
+      <w:r>
+        <w:t xml:space="preserve">to</w:t>
+      </w:r>
+      <w:r>
+        <w:t xml:space="preserve"> </w:t>
+      </w:r>
+      <w:r>
+        <w:t xml:space="preserve">a</w:t>
+      </w:r>
+      <w:r>
+        <w:t xml:space="preserve"> </w:t>
+      </w:r>
+      <w:r>
+        <w:t xml:space="preserve">companion</w:t>
+      </w:r>
+      <w:r>
+        <w:t xml:space="preserve"> </w:t>
+      </w:r>
+      <w:r>
+        <w:t xml:space="preserve">study.</w:t>
       </w:r>
     </w:p>
     <w:sdt>
@@ -170,7 +2048,7 @@
         </w:p>
       </w:sdtContent>
     </w:sdt>
-    <w:bookmarkStart w:id="9" w:name="Xa772df4b8f827734714eb2cb65812cb56df5f7d"/>
+    <w:bookmarkStart w:id="20" w:name="Xa772df4b8f827734714eb2cb65812cb56df5f7d"/>
     <w:p>
       <w:pPr>
         <w:pStyle w:val="Heading1"/>
@@ -190,7 +2068,13 @@
         <w:t xml:space="preserve"> </w:t>
       </w:r>
       <w:r>
-        <w:t xml:space="preserve">“Triple Threat”</w:t>
+        <w:t xml:space="preserve">“</w:t>
+      </w:r>
+      <w:r>
+        <w:t xml:space="preserve">Triple Threat</w:t>
+      </w:r>
+      <w:r>
+        <w:t xml:space="preserve">”</w:t>
       </w:r>
       <w:r>
         <w:t xml:space="preserve"> </w:t>
@@ -298,7 +2182,13 @@
         <w:t xml:space="preserve"> </w:t>
       </w:r>
       <w:r>
-        <w:t xml:space="preserve">“Institutional Amnesia”</w:t>
+        <w:t xml:space="preserve">“</w:t>
+      </w:r>
+      <w:r>
+        <w:t xml:space="preserve">Institutional Amnesia</w:t>
+      </w:r>
+      <w:r>
+        <w:t xml:space="preserve">”</w:t>
       </w:r>
       <w:r>
         <w:t xml:space="preserve"> </w:t>
@@ -413,7 +2303,13 @@
         <w:t xml:space="preserve"> </w:t>
       </w:r>
       <w:r>
-        <w:t xml:space="preserve">“data”</w:t>
+        <w:t xml:space="preserve">“</w:t>
+      </w:r>
+      <w:r>
+        <w:t xml:space="preserve">data</w:t>
+      </w:r>
+      <w:r>
+        <w:t xml:space="preserve">”</w:t>
       </w:r>
       <w:r>
         <w:t xml:space="preserve"> </w:t>
@@ -445,7 +2341,13 @@
         <w:t xml:space="preserve"> </w:t>
       </w:r>
       <w:r>
-        <w:t xml:space="preserve">“exclusion code 99”</w:t>
+        <w:t xml:space="preserve">“</w:t>
+      </w:r>
+      <w:r>
+        <w:t xml:space="preserve">exclusion code 99</w:t>
+      </w:r>
+      <w:r>
+        <w:t xml:space="preserve">”</w:t>
       </w:r>
       <w:r>
         <w:t xml:space="preserve"> </w:t>
@@ -457,7 +2359,13 @@
         <w:t xml:space="preserve"> </w:t>
       </w:r>
       <w:r>
-        <w:t xml:space="preserve">“hospice transfer”</w:t>
+        <w:t xml:space="preserve">“</w:t>
+      </w:r>
+      <w:r>
+        <w:t xml:space="preserve">hospice transfer</w:t>
+      </w:r>
+      <w:r>
+        <w:t xml:space="preserve">”</w:t>
       </w:r>
       <w:r>
         <w:t xml:space="preserve"> </w:t>
@@ -528,7 +2436,13 @@
         <w:t xml:space="preserve"> </w:t>
       </w:r>
       <w:r>
-        <w:t xml:space="preserve">“Great Resignation,”</w:t>
+        <w:t xml:space="preserve">“</w:t>
+      </w:r>
+      <w:r>
+        <w:t xml:space="preserve">Great Resignation,</w:t>
+      </w:r>
+      <w:r>
+        <w:t xml:space="preserve">”</w:t>
       </w:r>
       <w:r>
         <w:t xml:space="preserve"> </w:t>
@@ -537,7 +2451,13 @@
         <w:t xml:space="preserve">where the rate of knowledge loss (</w:t>
       </w:r>
       <w:r>
-        <w:t xml:space="preserve">“organizational forgetting”</w:t>
+        <w:t xml:space="preserve">“</w:t>
+      </w:r>
+      <w:r>
+        <w:t xml:space="preserve">organizational forgetting</w:t>
+      </w:r>
+      <w:r>
+        <w:t xml:space="preserve">”</w:t>
       </w:r>
       <w:r>
         <w:t xml:space="preserve">) often exceeds the rate of knowledge capture</w:t>
@@ -715,8 +2635,8 @@
         <w:t xml:space="preserve">.</w:t>
       </w:r>
     </w:p>
-    <w:bookmarkEnd w:id="9"/>
-    <w:bookmarkStart w:id="12" w:name="Xd1e5d85c386cb0a54481a328e393ff51b6e18a9"/>
+    <w:bookmarkEnd w:id="20"/>
+    <w:bookmarkStart w:id="23" w:name="Xd1e5d85c386cb0a54481a328e393ff51b6e18a9"/>
     <w:p>
       <w:pPr>
         <w:pStyle w:val="Heading1"/>
@@ -912,6 +2832,7 @@
       <w:tblPr>
         <w:tblStyle w:val="Table"/>
         <w:tblW w:type="pct" w:w="5000"/>
+        <w:jc w:val="left"/>
         <w:tblLayout w:type="fixed"/>
         <w:tblLook w:firstRow="1" w:lastRow="0" w:firstColumn="0" w:lastColumn="0" w:noHBand="0" w:noVBand="0" w:val="0020"/>
         <w:tblCaption w:val="Framework alignment with established models. "/>
@@ -1165,7 +3086,7 @@
         <w:t xml:space="preserve">.</w:t>
       </w:r>
     </w:p>
-    <w:bookmarkStart w:id="10" w:name="the-broken-cycle-socialization-failure"/>
+    <w:bookmarkStart w:id="21" w:name="the-broken-cycle-socialization-failure"/>
     <w:p>
       <w:pPr>
         <w:pStyle w:val="Heading2"/>
@@ -1249,7 +3170,13 @@
         <w:t xml:space="preserve"> </w:t>
       </w:r>
       <w:r>
-        <w:t xml:space="preserve">“apprenticeship window”</w:t>
+        <w:t xml:space="preserve">“</w:t>
+      </w:r>
+      <w:r>
+        <w:t xml:space="preserve">apprenticeship window</w:t>
+      </w:r>
+      <w:r>
+        <w:t xml:space="preserve">”</w:t>
       </w:r>
       <w:r>
         <w:t xml:space="preserve"> </w:t>
@@ -1368,8 +3295,8 @@
         <w:t xml:space="preserve">. Socialization is no longer a viable strategy for resilience.</w:t>
       </w:r>
     </w:p>
-    <w:bookmarkEnd w:id="10"/>
-    <w:bookmarkStart w:id="11" w:name="Xf458f350ef8764fcb7ec571ecbc945d28921a42"/>
+    <w:bookmarkEnd w:id="21"/>
+    <w:bookmarkStart w:id="22" w:name="Xf458f350ef8764fcb7ec571ecbc945d28921a42"/>
     <w:p>
       <w:pPr>
         <w:pStyle w:val="Heading2"/>
@@ -1547,7 +3474,13 @@
         <w:t xml:space="preserve"> </w:t>
       </w:r>
       <w:r>
-        <w:t xml:space="preserve">“Hypertension readmissions excluding planned transfers”</w:t>
+        <w:t xml:space="preserve">“</w:t>
+      </w:r>
+      <w:r>
+        <w:t xml:space="preserve">Hypertension readmissions excluding planned transfers</w:t>
+      </w:r>
+      <w:r>
+        <w:t xml:space="preserve">”</w:t>
       </w:r>
       <w:r>
         <w:t xml:space="preserve">).</w:t>
@@ -1594,7 +3527,13 @@
         <w:t xml:space="preserve"> </w:t>
       </w:r>
       <w:r>
-        <w:t xml:space="preserve">“why”</w:t>
+        <w:t xml:space="preserve">“</w:t>
+      </w:r>
+      <w:r>
+        <w:t xml:space="preserve">why</w:t>
+      </w:r>
+      <w:r>
+        <w:t xml:space="preserve">”</w:t>
       </w:r>
       <w:r>
         <w:t xml:space="preserve"> </w:t>
@@ -1606,7 +3545,13 @@
         <w:t xml:space="preserve"> </w:t>
       </w:r>
       <w:r>
-        <w:t xml:space="preserve">“Excluding status 02 per Centers for Medicare and Medicaid Services (CMS) 2025 rule”</w:t>
+        <w:t xml:space="preserve">“</w:t>
+      </w:r>
+      <w:r>
+        <w:t xml:space="preserve">Excluding status 02 per Centers for Medicare and Medicaid Services (CMS) 2025 rule</w:t>
+      </w:r>
+      <w:r>
+        <w:t xml:space="preserve">”</w:t>
       </w:r>
       <w:r>
         <w:t xml:space="preserve">).</w:t>
@@ -1653,9 +3598,9 @@
         <w:t xml:space="preserve">.</w:t>
       </w:r>
     </w:p>
-    <w:bookmarkEnd w:id="11"/>
-    <w:bookmarkEnd w:id="12"/>
-    <w:bookmarkStart w:id="22" w:name="human-in-the-loop-knowledge-governance"/>
+    <w:bookmarkEnd w:id="22"/>
+    <w:bookmarkEnd w:id="23"/>
+    <w:bookmarkStart w:id="33" w:name="human-in-the-loop-knowledge-governance"/>
     <w:p>
       <w:pPr>
         <w:pStyle w:val="Heading1"/>
@@ -1711,7 +3656,7 @@
         <w:t xml:space="preserve">with the Validated Query Cycle as its core operational process. This framing reflects that the system serves as a governance mechanism, not just a productivity tool.</w:t>
       </w:r>
     </w:p>
-    <w:bookmarkStart w:id="19" w:name="the-hitl-kg-architecture"/>
+    <w:bookmarkStart w:id="30" w:name="the-hitl-kg-architecture"/>
     <w:p>
       <w:pPr>
         <w:pStyle w:val="Heading2"/>
@@ -1744,7 +3689,13 @@
         <w:t xml:space="preserve"> </w:t>
       </w:r>
       <w:r>
-        <w:t xml:space="preserve">“laundering”</w:t>
+        <w:t xml:space="preserve">“</w:t>
+      </w:r>
+      <w:r>
+        <w:t xml:space="preserve">laundering</w:t>
+      </w:r>
+      <w:r>
+        <w:t xml:space="preserve">”</w:t>
       </w:r>
       <w:r>
         <w:t xml:space="preserve"> </w:t>
@@ -1762,18 +3713,18 @@
           <wp:inline>
             <wp:extent cx="4613700" cy="5263754"/>
             <wp:effectExtent b="0" l="0" r="0" t="0"/>
-            <wp:docPr descr="Human-in-the-Loop Knowledge Governance (HITL-KG) Architecture. A Clinical User submits a natural language query (step 1) to a Conversational AI with NLP Engine and SQL Generation, which generates SQL and queries the Healthcare Data Warehouse (steps 2-3). The system then presents its logic to an Expert Validation decision point (step 4), which either confirms and delivers insights back to the user (steps 5-6) or loops back for correction. On confirmation, the validated query triple is stored in Organizational Memory (step 7, dashed line), which both informs future queries and curates the Knowledge Base of ontologies and best practices (step 8), closing a continuous-learning loop so that best practices evolve as new knowledge is validated rather than remaining static." title="" id="14" name="Picture"/>
+            <wp:docPr descr="Human-in-the-Loop Knowledge Governance (HITL-KG) Architecture. A Clinical User submits a natural language query (step 1) to a Conversational AI with NLP Engine and SQL Generation, which generates SQL and queries the Healthcare Data Warehouse (steps 2-3). The system then presents its logic to an Expert Validation decision point (step 4), which either confirms and delivers insights back to the user (steps 5-6) or loops back for correction. On confirmation, the validated query triple is stored in Organizational Memory (step 7, dashed line), which both informs future queries and curates the Knowledge Base of ontologies and best practices (step 8), closing a continuous-learning loop so that best practices evolve as new knowledge is validated rather than remaining static." title="" id="25" name="Picture"/>
             <a:graphic>
               <a:graphicData uri="http://schemas.openxmlformats.org/drawingml/2006/picture">
                 <pic:pic>
                   <pic:nvPicPr>
-                    <pic:cNvPr descr="figures/architecture.mmd.png" id="15" name="Picture"/>
+                    <pic:cNvPr descr="figures/architecture.mmd.png" id="26" name="Picture"/>
                     <pic:cNvPicPr>
                       <a:picLocks noChangeArrowheads="1" noChangeAspect="1"/>
                     </pic:cNvPicPr>
                   </pic:nvPicPr>
                   <pic:blipFill>
-                    <a:blip r:embed="rId13"/>
+                    <a:blip r:embed="rId24"/>
                     <a:stretch>
                       <a:fillRect/>
                     </a:stretch>
@@ -1825,18 +3776,18 @@
           <wp:inline>
             <wp:extent cx="3381271" cy="6099048"/>
             <wp:effectExtent b="0" l="0" r="0" t="0"/>
-            <wp:docPr descr="Flowchart of the six-step Validated Query Cycle for Human-in-the-Loop Knowledge Governance. Step 1 (Query): analyst asks a natural language question. Step 2 (Generation): system generates candidate SQL. Step 3 (Validation): AI explains SQL logic and results; analyst confirms intent. If incorrect, the cycle loops back to Generation. If correct, Step 4 (Storage): validated triple is stored in organizational memory. Step 5 (Retrieval): future queries match against validated triples. Step 6 (Persistence): knowledge survives staff turnover, and new analysts reuse validated queries. Dashed arrows connect the cycle to three outcome pillars: Storage advances Analytics Maturity, Persistence stabilizes Workforce Agility, and Retrieval increases Technical Enablement." title="" id="17" name="Picture"/>
+            <wp:docPr descr="Flowchart of the six-step Validated Query Cycle for Human-in-the-Loop Knowledge Governance. Step 1 (Query): analyst asks a natural language question. Step 2 (Generation): system generates candidate SQL. Step 3 (Validation): AI explains SQL logic and results; analyst confirms intent. If incorrect, the cycle loops back to Generation. If correct, Step 4 (Storage): validated triple is stored in organizational memory. Step 5 (Retrieval): future queries match against validated triples. Step 6 (Persistence): knowledge survives staff turnover, and new analysts reuse validated queries. Dashed arrows connect the cycle to three outcome pillars: Storage advances Analytics Maturity, Persistence stabilizes Workforce Agility, and Retrieval increases Technical Enablement." title="" id="28" name="Picture"/>
             <a:graphic>
               <a:graphicData uri="http://schemas.openxmlformats.org/drawingml/2006/picture">
                 <pic:pic>
                   <pic:nvPicPr>
-                    <pic:cNvPr descr="figures/knowledge-cycle.mmd.png" id="18" name="Picture"/>
+                    <pic:cNvPr descr="figures/knowledge-cycle.mmd.png" id="29" name="Picture"/>
                     <pic:cNvPicPr>
                       <a:picLocks noChangeArrowheads="1" noChangeAspect="1"/>
                     </pic:cNvPicPr>
                   </pic:nvPicPr>
                   <pic:blipFill>
-                    <a:blip r:embed="rId16"/>
+                    <a:blip r:embed="rId27"/>
                     <a:stretch>
                       <a:fillRect/>
                     </a:stretch>
@@ -1871,8 +3822,8 @@
         <w:t xml:space="preserve">Flowchart of the six-step Validated Query Cycle for Human-in-the-Loop Knowledge Governance. Step 1 (Query): analyst asks a natural language question. Step 2 (Generation): system generates candidate SQL. Step 3 (Validation): AI explains SQL logic and results; analyst confirms intent. If incorrect, the cycle loops back to Generation. If correct, Step 4 (Storage): validated triple is stored in organizational memory. Step 5 (Retrieval): future queries match against validated triples. Step 6 (Persistence): knowledge survives staff turnover, and new analysts reuse validated queries. Dashed arrows connect the cycle to three outcome pillars: Storage advances Analytics Maturity, Persistence stabilizes Workforce Agility, and Retrieval increases Technical Enablement.</w:t>
       </w:r>
     </w:p>
-    <w:bookmarkEnd w:id="19"/>
-    <w:bookmarkStart w:id="20" w:name="the-process-of-externalization"/>
+    <w:bookmarkEnd w:id="30"/>
+    <w:bookmarkStart w:id="31" w:name="the-process-of-externalization"/>
     <w:p>
       <w:pPr>
         <w:pStyle w:val="Heading2"/>
@@ -1996,8 +3947,8 @@
         <w:t xml:space="preserve">. Multimedia Appendix 1 details each step alongside worked examples.</w:t>
       </w:r>
     </w:p>
-    <w:bookmarkEnd w:id="20"/>
-    <w:bookmarkStart w:id="21" w:name="comparison-with-existing-approaches"/>
+    <w:bookmarkEnd w:id="31"/>
+    <w:bookmarkStart w:id="32" w:name="comparison-with-existing-approaches"/>
     <w:p>
       <w:pPr>
         <w:pStyle w:val="Heading2"/>
@@ -2035,7 +3986,13 @@
         <w:t xml:space="preserve"> </w:t>
       </w:r>
       <w:r>
-        <w:t xml:space="preserve">“schema rot”</w:t>
+        <w:t xml:space="preserve">“</w:t>
+      </w:r>
+      <w:r>
+        <w:t xml:space="preserve">schema rot</w:t>
+      </w:r>
+      <w:r>
+        <w:t xml:space="preserve">”</w:t>
       </w:r>
       <w:r>
         <w:t xml:space="preserve"> </w:t>
@@ -2251,9 +4208,9 @@
         <w:t xml:space="preserve">. HITL-KG occupies the middle ground: AI generates, humans validate.</w:t>
       </w:r>
     </w:p>
-    <w:bookmarkEnd w:id="21"/>
-    <w:bookmarkEnd w:id="22"/>
-    <w:bookmarkStart w:id="26" w:name="the-evidence-base-three-pillars"/>
+    <w:bookmarkEnd w:id="32"/>
+    <w:bookmarkEnd w:id="33"/>
+    <w:bookmarkStart w:id="37" w:name="the-evidence-base-three-pillars"/>
     <w:p>
       <w:pPr>
         <w:pStyle w:val="Heading1"/>
@@ -2278,7 +4235,7 @@
         <w:t xml:space="preserve">The HITL-KG framework is supported by three pillars of empirical evidence synthesized from over 130 sources.</w:t>
       </w:r>
     </w:p>
-    <w:bookmarkStart w:id="23" w:name="pillar-1-analytics-maturity-evidence"/>
+    <w:bookmarkStart w:id="34" w:name="pillar-1-analytics-maturity-evidence"/>
     <w:p>
       <w:pPr>
         <w:pStyle w:val="Heading2"/>
@@ -2461,7 +4418,13 @@
         <w:t xml:space="preserve"> </w:t>
       </w:r>
       <w:r>
-        <w:t xml:space="preserve">“low-maturity trap”</w:t>
+        <w:t xml:space="preserve">“</w:t>
+      </w:r>
+      <w:r>
+        <w:t xml:space="preserve">low-maturity trap</w:t>
+      </w:r>
+      <w:r>
+        <w:t xml:space="preserve">”</w:t>
       </w:r>
       <w:r>
         <w:t xml:space="preserve"> </w:t>
@@ -2569,8 +4532,8 @@
         <w:t xml:space="preserve">. The low-maturity trap thus compounds over time: each year of delayed investment widens the gap between what the organization could know and what it actually knows.</w:t>
       </w:r>
     </w:p>
-    <w:bookmarkEnd w:id="23"/>
-    <w:bookmarkStart w:id="24" w:name="pillar-2-workforce-agility-evidence"/>
+    <w:bookmarkEnd w:id="34"/>
+    <w:bookmarkStart w:id="35" w:name="pillar-2-workforce-agility-evidence"/>
     <w:p>
       <w:pPr>
         <w:pStyle w:val="Heading2"/>
@@ -2733,7 +4696,13 @@
         <w:t xml:space="preserve"> </w:t>
       </w:r>
       <w:r>
-        <w:t xml:space="preserve">“revolving door”</w:t>
+        <w:t xml:space="preserve">“</w:t>
+      </w:r>
+      <w:r>
+        <w:t xml:space="preserve">revolving door</w:t>
+      </w:r>
+      <w:r>
+        <w:t xml:space="preserve">”</w:t>
       </w:r>
       <w:r>
         <w:t xml:space="preserve"> </w:t>
@@ -2745,7 +4714,13 @@
         <w:t xml:space="preserve"> </w:t>
       </w:r>
       <w:r>
-        <w:t xml:space="preserve">“Collective Knowledge Structures”</w:t>
+        <w:t xml:space="preserve">“</w:t>
+      </w:r>
+      <w:r>
+        <w:t xml:space="preserve">Collective Knowledge Structures</w:t>
+      </w:r>
+      <w:r>
+        <w:t xml:space="preserve">”</w:t>
       </w:r>
       <w:r>
         <w:t xml:space="preserve"> </w:t>
@@ -2782,8 +4757,8 @@
         <w:t xml:space="preserve">The workforce crisis operates at multiple reinforcing levels, as detailed in the Theoretical Grounding section: leadership churn, operational shortages, and foundational attrition collectively prevent the sustained mentorship that Socialization requires. This multi-level instability ensures that the temporal overlap between experienced practitioners and newcomers rarely materializes.</w:t>
       </w:r>
     </w:p>
-    <w:bookmarkEnd w:id="24"/>
-    <w:bookmarkStart w:id="25" w:name="pillar-3-technical-enablement-evidence"/>
+    <w:bookmarkEnd w:id="35"/>
+    <w:bookmarkStart w:id="36" w:name="pillar-3-technical-enablement-evidence"/>
     <w:p>
       <w:pPr>
         <w:pStyle w:val="Heading2"/>
@@ -3051,9 +5026,9 @@
         <w:t xml:space="preserve">. The technical barrier thus becomes, paradoxically, a governance opportunity: the very difficulty of making NL2SQL work correctly compels organizations to surface and formalize the tacit knowledge that would otherwise remain trapped in departing experts.</w:t>
       </w:r>
     </w:p>
-    <w:bookmarkEnd w:id="25"/>
-    <w:bookmarkEnd w:id="26"/>
-    <w:bookmarkStart w:id="32" w:name="organizational-self-assessment"/>
+    <w:bookmarkEnd w:id="36"/>
+    <w:bookmarkEnd w:id="37"/>
+    <w:bookmarkStart w:id="43" w:name="organizational-self-assessment"/>
     <w:p>
       <w:pPr>
         <w:pStyle w:val="Heading1"/>
@@ -3086,7 +5061,7 @@
         <w:t xml:space="preserve">(Table 2) that enables healthcare organizations to evaluate their current position across each pillar and identify compounding vulnerabilities.</w:t>
       </w:r>
     </w:p>
-    <w:bookmarkStart w:id="27" w:name="why-assessment-not-just-maturity"/>
+    <w:bookmarkStart w:id="38" w:name="why-assessment-not-just-maturity"/>
     <w:p>
       <w:pPr>
         <w:pStyle w:val="Heading2"/>
@@ -3187,8 +5162,8 @@
         <w:t xml:space="preserve">. The Three-Pillar Assessment addresses this gap by organizing evidence-based indicators around the specific domains where institutional amnesia operates, measuring not just where an organization stands but how vulnerable it is to the compounding effects identified in Section 1.</w:t>
       </w:r>
     </w:p>
-    <w:bookmarkEnd w:id="27"/>
-    <w:bookmarkStart w:id="31" w:name="the-three-pillar-rubric"/>
+    <w:bookmarkEnd w:id="38"/>
+    <w:bookmarkStart w:id="42" w:name="the-three-pillar-rubric"/>
     <w:p>
       <w:pPr>
         <w:pStyle w:val="Heading2"/>
@@ -3208,7 +5183,13 @@
         <w:t xml:space="preserve"> </w:t>
       </w:r>
       <w:r>
-        <w:t xml:space="preserve">“Low Strength”</w:t>
+        <w:t xml:space="preserve">“</w:t>
+      </w:r>
+      <w:r>
+        <w:t xml:space="preserve">Low Strength</w:t>
+      </w:r>
+      <w:r>
+        <w:t xml:space="preserve">”</w:t>
       </w:r>
       <w:r>
         <w:t xml:space="preserve"> </w:t>
@@ -3217,7 +5198,7 @@
         <w:t xml:space="preserve">across multiple pillars face the self-reinforcing degradation cycle that the framework identifies as the central threat.</w:t>
       </w:r>
     </w:p>
-    <w:bookmarkStart w:id="28" w:name="pillar-1-analytics-maturity"/>
+    <w:bookmarkStart w:id="39" w:name="pillar-1-analytics-maturity"/>
     <w:p>
       <w:pPr>
         <w:pStyle w:val="Heading3"/>
@@ -3230,6 +5211,7 @@
       <w:tblPr>
         <w:tblStyle w:val="Table"/>
         <w:tblW w:type="pct" w:w="5000"/>
+        <w:jc w:val="left"/>
         <w:tblLayout w:type="fixed"/>
         <w:tblLook w:firstRow="1" w:lastRow="0" w:firstColumn="0" w:lastColumn="0" w:noHBand="0" w:noVBand="0" w:val="0020"/>
       </w:tblPr>
@@ -3558,8 +5540,8 @@
         </w:tc>
       </w:tr>
     </w:tbl>
-    <w:bookmarkEnd w:id="28"/>
-    <w:bookmarkStart w:id="29" w:name="pillar-2-workforce-agility"/>
+    <w:bookmarkEnd w:id="39"/>
+    <w:bookmarkStart w:id="40" w:name="pillar-2-workforce-agility"/>
     <w:p>
       <w:pPr>
         <w:pStyle w:val="Heading3"/>
@@ -3572,6 +5554,7 @@
       <w:tblPr>
         <w:tblStyle w:val="Table"/>
         <w:tblW w:type="pct" w:w="5000"/>
+        <w:jc w:val="left"/>
         <w:tblLayout w:type="fixed"/>
         <w:tblLook w:firstRow="1" w:lastRow="0" w:firstColumn="0" w:lastColumn="0" w:noHBand="0" w:noVBand="0" w:val="0020"/>
       </w:tblPr>
@@ -3889,8 +5872,8 @@
         </w:tc>
       </w:tr>
     </w:tbl>
-    <w:bookmarkEnd w:id="29"/>
-    <w:bookmarkStart w:id="30" w:name="pillar-3-technical-enablement"/>
+    <w:bookmarkEnd w:id="40"/>
+    <w:bookmarkStart w:id="41" w:name="pillar-3-technical-enablement"/>
     <w:p>
       <w:pPr>
         <w:pStyle w:val="Heading3"/>
@@ -3914,6 +5897,7 @@
       <w:tblPr>
         <w:tblStyle w:val="Table"/>
         <w:tblW w:type="pct" w:w="5000"/>
+        <w:jc w:val="left"/>
         <w:tblLayout w:type="fixed"/>
         <w:tblLook w:firstRow="1" w:lastRow="0" w:firstColumn="0" w:lastColumn="0" w:noHBand="0" w:noVBand="0" w:val="0020"/>
         <w:tblCaption w:val="Three-Pillar Organizational Assessment Rubric. "/>
@@ -4254,7 +6238,13 @@
         <w:t xml:space="preserve"> </w:t>
       </w:r>
       <w:r>
-        <w:t xml:space="preserve">“Schema Coupling”</w:t>
+        <w:t xml:space="preserve">“</w:t>
+      </w:r>
+      <w:r>
+        <w:t xml:space="preserve">Schema Coupling</w:t>
+      </w:r>
+      <w:r>
+        <w:t xml:space="preserve">”</w:t>
       </w:r>
       <w:r>
         <w:t xml:space="preserve"> </w:t>
@@ -4335,10 +6325,10 @@
         <w:t xml:space="preserve">The rubric complements rather than replaces AMAM. Where AMAM measures the sophistication of analytical capabilities at a point in time, the Three-Pillar Assessment reveals how vulnerable those capabilities are to the compounding effects of turnover, low maturity, and technical barriers. Used together, they provide a two-dimensional view of analytics health.</w:t>
       </w:r>
     </w:p>
-    <w:bookmarkEnd w:id="30"/>
-    <w:bookmarkEnd w:id="31"/>
-    <w:bookmarkEnd w:id="32"/>
-    <w:bookmarkStart w:id="33" w:name="the-validator-paradox-and-standard-work"/>
+    <w:bookmarkEnd w:id="41"/>
+    <w:bookmarkEnd w:id="42"/>
+    <w:bookmarkEnd w:id="43"/>
+    <w:bookmarkStart w:id="44" w:name="the-validator-paradox-and-standard-work"/>
     <w:p>
       <w:pPr>
         <w:pStyle w:val="Heading1"/>
@@ -4382,7 +6372,13 @@
         <w:t xml:space="preserve"> </w:t>
       </w:r>
       <w:r>
-        <w:t xml:space="preserve">“Standard Work”</w:t>
+        <w:t xml:space="preserve">“</w:t>
+      </w:r>
+      <w:r>
+        <w:t xml:space="preserve">Standard Work</w:t>
+      </w:r>
+      <w:r>
+        <w:t xml:space="preserve">”</w:t>
       </w:r>
       <w:r>
         <w:t xml:space="preserve"> </w:t>
@@ -4506,7 +6502,13 @@
         <w:t xml:space="preserve"> </w:t>
       </w:r>
       <w:r>
-        <w:t xml:space="preserve">“S.M.A.R.T.”</w:t>
+        <w:t xml:space="preserve">“</w:t>
+      </w:r>
+      <w:r>
+        <w:t xml:space="preserve">S.M.A.R.T.</w:t>
+      </w:r>
+      <w:r>
+        <w:t xml:space="preserve">”</w:t>
       </w:r>
       <w:r>
         <w:t xml:space="preserve"> </w:t>
@@ -4611,7 +6613,13 @@
         <w:t xml:space="preserve"> </w:t>
       </w:r>
       <w:r>
-        <w:t xml:space="preserve">“provisional”</w:t>
+        <w:t xml:space="preserve">“</w:t>
+      </w:r>
+      <w:r>
+        <w:t xml:space="preserve">provisional</w:t>
+      </w:r>
+      <w:r>
+        <w:t xml:space="preserve">”</w:t>
       </w:r>
       <w:r>
         <w:t xml:space="preserve"> </w:t>
@@ -4675,7 +6683,13 @@
         <w:t xml:space="preserve"> </w:t>
       </w:r>
       <w:r>
-        <w:t xml:space="preserve">“Golden Queries,”</w:t>
+        <w:t xml:space="preserve">“</w:t>
+      </w:r>
+      <w:r>
+        <w:t xml:space="preserve">Golden Queries,</w:t>
+      </w:r>
+      <w:r>
+        <w:t xml:space="preserve">”</w:t>
       </w:r>
       <w:r>
         <w:t xml:space="preserve"> </w:t>
@@ -4707,8 +6721,8 @@
         <w:t xml:space="preserve">while preserving analytical agility.</w:t>
       </w:r>
     </w:p>
-    <w:bookmarkEnd w:id="33"/>
-    <w:bookmarkStart w:id="34" w:name="safety-as-cognitive-forcing"/>
+    <w:bookmarkEnd w:id="44"/>
+    <w:bookmarkStart w:id="45" w:name="safety-as-cognitive-forcing"/>
     <w:p>
       <w:pPr>
         <w:pStyle w:val="Heading1"/>
@@ -4741,7 +6755,13 @@
         <w:t xml:space="preserve"> </w:t>
       </w:r>
       <w:r>
-        <w:t xml:space="preserve">“laundering hallucinations”</w:t>
+        <w:t xml:space="preserve">“</w:t>
+      </w:r>
+      <w:r>
+        <w:t xml:space="preserve">laundering hallucinations</w:t>
+      </w:r>
+      <w:r>
+        <w:t xml:space="preserve">”</w:t>
       </w:r>
       <w:r>
         <w:t xml:space="preserve">: a plausible-sounding but factually incorrect query result that enters the decision pipeline undetected and influences clinical or operational choices. Because large language models generate fluent, confident output regardless of correctness, the absence of a structured validation step means that errors arrive dressed in the language of expertise, making them harder to catch than obviously malformed output.</w:t>
@@ -4900,7 +6920,13 @@
         <w:t xml:space="preserve"> </w:t>
       </w:r>
       <w:r>
-        <w:t xml:space="preserve">“call-out”</w:t>
+        <w:t xml:space="preserve">“</w:t>
+      </w:r>
+      <w:r>
+        <w:t xml:space="preserve">call-out</w:t>
+      </w:r>
+      <w:r>
+        <w:t xml:space="preserve">”</w:t>
       </w:r>
       <w:r>
         <w:t xml:space="preserve"> </w:t>
@@ -4909,8 +6935,8 @@
         <w:t xml:space="preserve">that interrupts uncritical acceptance, so the friction of validation is not a cost but the mechanism of safety itself.</w:t>
       </w:r>
     </w:p>
-    <w:bookmarkEnd w:id="34"/>
-    <w:bookmarkStart w:id="35" w:name="Xf414813cd0afe621d2dc19456f0dc09d0fd73a3"/>
+    <w:bookmarkEnd w:id="45"/>
+    <w:bookmarkStart w:id="46" w:name="Xf414813cd0afe621d2dc19456f0dc09d0fd73a3"/>
     <w:p>
       <w:pPr>
         <w:pStyle w:val="Heading1"/>
@@ -4992,7 +7018,13 @@
         <w:t xml:space="preserve"> </w:t>
       </w:r>
       <w:r>
-        <w:t xml:space="preserve">“messy”</w:t>
+        <w:t xml:space="preserve">“</w:t>
+      </w:r>
+      <w:r>
+        <w:t xml:space="preserve">messy</w:t>
+      </w:r>
+      <w:r>
+        <w:t xml:space="preserve">”</w:t>
       </w:r>
       <w:r>
         <w:t xml:space="preserve"> </w:t>
@@ -5064,8 +7096,8 @@
         <w:t xml:space="preserve">standards.</w:t>
       </w:r>
     </w:p>
-    <w:bookmarkEnd w:id="35"/>
-    <w:bookmarkStart w:id="36" w:name="limitations"/>
+    <w:bookmarkEnd w:id="46"/>
+    <w:bookmarkStart w:id="47" w:name="limitations"/>
     <w:p>
       <w:pPr>
         <w:pStyle w:val="Heading1"/>
@@ -5110,8 +7142,8 @@
         <w:t xml:space="preserve">. This complementarity also bounds the framework. Where data models and business rules change continually, no approach is self-maintaining; precisely because retained expertise cannot manually keep pace with constant change, knowledge must be externalized into curated artifacts, yet the validated query library must itself be actively maintained, a burden the Continuous Analytic Integration mechanism mitigates but does not remove.</w:t>
       </w:r>
     </w:p>
-    <w:bookmarkEnd w:id="36"/>
-    <w:bookmarkStart w:id="37" w:name="implications-and-future-research"/>
+    <w:bookmarkEnd w:id="47"/>
+    <w:bookmarkStart w:id="48" w:name="implications-and-future-research"/>
     <w:p>
       <w:pPr>
         <w:pStyle w:val="Heading1"/>
@@ -5149,8 +7181,8 @@
         <w:t xml:space="preserve">Future research should empirically validate and refine the HITL-KG framework and the proposed Three-Pillar Assessment Rubric. Priority questions include: how pillar scores correlate with observed continuity of analytics performance during leadership and staff turnover; whether HITL-KG mediated natural language to SQL workflows reduce error rates, recovery time, and rework compared to baseline tooling; and which governance patterns most effectively balance safety, transparency, and equity when human validators operate at scale. Prospective multi-site implementation studies, controlled user experiments, and qualitative implementation research across diverse health systems will be needed to test these claims and adapt the framework to varying organizational, regulatory, and data environments.</w:t>
       </w:r>
     </w:p>
-    <w:bookmarkEnd w:id="37"/>
-    <w:bookmarkStart w:id="38" w:name="acknowledgments"/>
+    <w:bookmarkEnd w:id="48"/>
+    <w:bookmarkStart w:id="49" w:name="acknowledgments"/>
     <w:p>
       <w:pPr>
         <w:pStyle w:val="Heading1"/>
@@ -5167,8 +7199,8 @@
         <w:t xml:space="preserve">The author (S.T.H.) is the sole author and takes full responsibility for the manuscript’s content. Generative AI disclosure: generative AI was used to assist this work, specifically Gemini CLI (Gemini 3, Google) and Claude Code (Claude Opus 4, Anthropic) for manuscript editing, language refinement, and literature search. Generative AI was not used to generate research findings, data, or conclusions; the author conducted the research and verified all claims, citations, and AI-assisted text. Figures were generated using the Mermaid graph language.</w:t>
       </w:r>
     </w:p>
-    <w:bookmarkEnd w:id="38"/>
-    <w:bookmarkStart w:id="39" w:name="author-contributions"/>
+    <w:bookmarkEnd w:id="49"/>
+    <w:bookmarkStart w:id="50" w:name="author-contributions"/>
     <w:p>
       <w:pPr>
         <w:pStyle w:val="Heading1"/>
@@ -5185,8 +7217,8 @@
         <w:t xml:space="preserve">S.T.H.: Conceptualization, Investigation, Methodology, Writing (Original Draft), Writing (Review and Editing), Visualization.</w:t>
       </w:r>
     </w:p>
-    <w:bookmarkEnd w:id="39"/>
-    <w:bookmarkStart w:id="40" w:name="conflicts-of-interest"/>
+    <w:bookmarkEnd w:id="50"/>
+    <w:bookmarkStart w:id="51" w:name="conflicts-of-interest"/>
     <w:p>
       <w:pPr>
         <w:pStyle w:val="Heading1"/>
@@ -5203,8 +7235,8 @@
         <w:t xml:space="preserve">The author declares the following competing interests: Samuel T Harrold is a contract product advisor at Yuimedi, Inc., which develops healthcare analytics software including conversational AI platforms relevant to this review’s subject matter. The author is also employed as a Data Scientist at Indiana University Health. This paper presents an analytical framework derived from published literature and does not evaluate or recommend specific commercial products, including those of the author’s affiliated organizations. The views expressed are the author’s own and do not represent the official positions of Indiana University Health or Yuimedi, Inc.</w:t>
       </w:r>
     </w:p>
-    <w:bookmarkEnd w:id="40"/>
-    <w:bookmarkStart w:id="41" w:name="data-availability"/>
+    <w:bookmarkEnd w:id="51"/>
+    <w:bookmarkStart w:id="52" w:name="data-availability"/>
     <w:p>
       <w:pPr>
         <w:pStyle w:val="Heading1"/>
@@ -5221,8 +7253,8 @@
         <w:t xml:space="preserve">This is a narrative review synthesizing existing literature. No primary datasets were generated or analyzed. All data cited are from publicly available peer-reviewed publications, industry reports, and academic theses, referenced in the bibliography. The manuscript source, build pipeline, and literature review tool are available at https://doi.org/10.5281/zenodo.18264359</w:t>
       </w:r>
     </w:p>
-    <w:bookmarkEnd w:id="41"/>
-    <w:bookmarkStart w:id="42" w:name="funding"/>
+    <w:bookmarkEnd w:id="52"/>
+    <w:bookmarkStart w:id="53" w:name="funding"/>
     <w:p>
       <w:pPr>
         <w:pStyle w:val="Heading1"/>
@@ -5239,8 +7271,8 @@
         <w:t xml:space="preserve">Yuimedi, Inc. provided financial support for the author’s time researching and writing this manuscript.</w:t>
       </w:r>
     </w:p>
-    <w:bookmarkEnd w:id="42"/>
-    <w:bookmarkStart w:id="43" w:name="abbreviations"/>
+    <w:bookmarkEnd w:id="53"/>
+    <w:bookmarkStart w:id="54" w:name="abbreviations"/>
     <w:p>
       <w:pPr>
         <w:pStyle w:val="Heading1"/>
@@ -5383,8 +7415,8 @@
         <w:t xml:space="preserve">SQL: Structured Query Language</w:t>
       </w:r>
     </w:p>
-    <w:bookmarkEnd w:id="43"/>
-    <w:bookmarkStart w:id="217" w:name="references"/>
+    <w:bookmarkEnd w:id="54"/>
+    <w:bookmarkStart w:id="228" w:name="references"/>
     <w:p>
       <w:pPr>
         <w:pStyle w:val="Heading1"/>
@@ -5393,8 +7425,8 @@
         <w:t xml:space="preserve">References</w:t>
       </w:r>
     </w:p>
-    <w:bookmarkStart w:id="216" w:name="refs"/>
-    <w:bookmarkStart w:id="45" w:name="ref-himss2024"/>
+    <w:bookmarkStart w:id="227" w:name="refs"/>
+    <w:bookmarkStart w:id="56" w:name="ref-himss2024"/>
     <w:p>
       <w:pPr>
         <w:pStyle w:val="Bibliography"/>
@@ -5436,7 +7468,7 @@
       <w:r>
         <w:t xml:space="preserve"> </w:t>
       </w:r>
-      <w:hyperlink r:id="rId44">
+      <w:hyperlink r:id="rId55">
         <w:r>
           <w:rPr>
             <w:rStyle w:val="Hyperlink"/>
@@ -5445,8 +7477,8 @@
         </w:r>
       </w:hyperlink>
     </w:p>
-    <w:bookmarkEnd w:id="45"/>
-    <w:bookmarkStart w:id="47" w:name="ref-gal2019"/>
+    <w:bookmarkEnd w:id="56"/>
+    <w:bookmarkStart w:id="58" w:name="ref-gal2019"/>
     <w:p>
       <w:pPr>
         <w:pStyle w:val="Bibliography"/>
@@ -5461,7 +7493,7 @@
         <w:t xml:space="preserve">	</w:t>
       </w:r>
       <w:r>
-        <w:t xml:space="preserve">Gal MS, Rubinfeld DL.</w:t>
+        <w:t xml:space="preserve">Michal S. Gal, Daniel L. Rubinfeld.</w:t>
       </w:r>
       <w:r>
         <w:t xml:space="preserve"> </w:t>
@@ -5488,7 +7520,7 @@
       <w:r>
         <w:t xml:space="preserve"> </w:t>
       </w:r>
-      <w:hyperlink r:id="rId46">
+      <w:hyperlink r:id="rId57">
         <w:r>
           <w:rPr>
             <w:rStyle w:val="Hyperlink"/>
@@ -5497,8 +7529,8 @@
         </w:r>
       </w:hyperlink>
     </w:p>
-    <w:bookmarkEnd w:id="47"/>
-    <w:bookmarkStart w:id="48" w:name="ref-zhang2024"/>
+    <w:bookmarkEnd w:id="58"/>
+    <w:bookmarkStart w:id="59" w:name="ref-zhang2024"/>
     <w:p>
       <w:pPr>
         <w:pStyle w:val="Bibliography"/>
@@ -5513,7 +7545,7 @@
         <w:t xml:space="preserve">	</w:t>
       </w:r>
       <w:r>
-        <w:t xml:space="preserve">Zhang Y, Callaghan-Koru JA, Koru G.</w:t>
+        <w:t xml:space="preserve">Yue Zhang, Jennifer A Callaghan-Koru, G"unes Koru.</w:t>
       </w:r>
       <w:r>
         <w:t xml:space="preserve"> </w:t>
@@ -5538,8 +7570,8 @@
         <w:t xml:space="preserve">. 2024;7(2):ooae042.</w:t>
       </w:r>
     </w:p>
-    <w:bookmarkEnd w:id="48"/>
-    <w:bookmarkStart w:id="50" w:name="ref-hong2025"/>
+    <w:bookmarkEnd w:id="59"/>
+    <w:bookmarkStart w:id="61" w:name="ref-hong2025"/>
     <w:p>
       <w:pPr>
         <w:pStyle w:val="Bibliography"/>
@@ -5554,7 +7586,7 @@
         <w:t xml:space="preserve">	</w:t>
       </w:r>
       <w:r>
-        <w:t xml:space="preserve">Hong JH. When does employee turnover matter? Organizational memory in federal IT.</w:t>
+        <w:t xml:space="preserve">J. H. Hong. When does employee turnover matter? Organizational memory in federal IT.</w:t>
       </w:r>
       <w:r>
         <w:t xml:space="preserve"> </w:t>
@@ -5572,7 +7604,7 @@
       <w:r>
         <w:t xml:space="preserve"> </w:t>
       </w:r>
-      <w:hyperlink r:id="rId49">
+      <w:hyperlink r:id="rId60">
         <w:r>
           <w:rPr>
             <w:rStyle w:val="Hyperlink"/>
@@ -5581,8 +7613,8 @@
         </w:r>
       </w:hyperlink>
     </w:p>
-    <w:bookmarkEnd w:id="50"/>
-    <w:bookmarkStart w:id="52" w:name="ref-wittkieffer2024"/>
+    <w:bookmarkEnd w:id="61"/>
+    <w:bookmarkStart w:id="63" w:name="ref-wittkieffer2024"/>
     <w:p>
       <w:pPr>
         <w:pStyle w:val="Bibliography"/>
@@ -5615,7 +7647,7 @@
       <w:r>
         <w:t xml:space="preserve"> </w:t>
       </w:r>
-      <w:hyperlink r:id="rId51">
+      <w:hyperlink r:id="rId62">
         <w:r>
           <w:rPr>
             <w:rStyle w:val="Hyperlink"/>
@@ -5624,8 +7656,8 @@
         </w:r>
       </w:hyperlink>
     </w:p>
-    <w:bookmarkEnd w:id="52"/>
-    <w:bookmarkStart w:id="54" w:name="ref-himssworkforce2024"/>
+    <w:bookmarkEnd w:id="63"/>
+    <w:bookmarkStart w:id="65" w:name="ref-himssworkforce2024"/>
     <w:p>
       <w:pPr>
         <w:pStyle w:val="Bibliography"/>
@@ -5658,7 +7690,7 @@
       <w:r>
         <w:t xml:space="preserve"> </w:t>
       </w:r>
-      <w:hyperlink r:id="rId53">
+      <w:hyperlink r:id="rId64">
         <w:r>
           <w:rPr>
             <w:rStyle w:val="Hyperlink"/>
@@ -5667,8 +7699,8 @@
         </w:r>
       </w:hyperlink>
     </w:p>
-    <w:bookmarkEnd w:id="54"/>
-    <w:bookmarkStart w:id="56" w:name="ref-rajamani2025"/>
+    <w:bookmarkEnd w:id="65"/>
+    <w:bookmarkStart w:id="67" w:name="ref-rajamani2025"/>
     <w:p>
       <w:pPr>
         <w:pStyle w:val="Bibliography"/>
@@ -5683,7 +7715,7 @@
         <w:t xml:space="preserve">	</w:t>
       </w:r>
       <w:r>
-        <w:t xml:space="preserve">Rajamani L S.</w:t>
+        <w:t xml:space="preserve">Leider Rajamani S.</w:t>
       </w:r>
       <w:r>
         <w:t xml:space="preserve"> </w:t>
@@ -5707,7 +7739,7 @@
       <w:r>
         <w:t xml:space="preserve">. Published online 2025. doi:</w:t>
       </w:r>
-      <w:hyperlink r:id="rId55">
+      <w:hyperlink r:id="rId66">
         <w:r>
           <w:rPr>
             <w:rStyle w:val="Hyperlink"/>
@@ -5716,8 +7748,8 @@
         </w:r>
       </w:hyperlink>
     </w:p>
-    <w:bookmarkEnd w:id="56"/>
-    <w:bookmarkStart w:id="58" w:name="ref-american2023"/>
+    <w:bookmarkEnd w:id="67"/>
+    <w:bookmarkStart w:id="69" w:name="ref-american2023"/>
     <w:p>
       <w:pPr>
         <w:pStyle w:val="Bibliography"/>
@@ -5759,7 +7791,7 @@
       <w:r>
         <w:t xml:space="preserve"> </w:t>
       </w:r>
-      <w:hyperlink r:id="rId57">
+      <w:hyperlink r:id="rId68">
         <w:r>
           <w:rPr>
             <w:rStyle w:val="Hyperlink"/>
@@ -5768,8 +7800,8 @@
         </w:r>
       </w:hyperlink>
     </w:p>
-    <w:bookmarkEnd w:id="58"/>
-    <w:bookmarkStart w:id="60" w:name="ref-wang2018"/>
+    <w:bookmarkEnd w:id="69"/>
+    <w:bookmarkStart w:id="71" w:name="ref-wang2018"/>
     <w:p>
       <w:pPr>
         <w:pStyle w:val="Bibliography"/>
@@ -5784,7 +7816,7 @@
         <w:t xml:space="preserve">	</w:t>
       </w:r>
       <w:r>
-        <w:t xml:space="preserve">Wang K Y., Byrd TA.</w:t>
+        <w:t xml:space="preserve">Kung Wang Y., T. A. Byrd.</w:t>
       </w:r>
       <w:r>
         <w:t xml:space="preserve"> </w:t>
@@ -5808,7 +7840,7 @@
       <w:r>
         <w:t xml:space="preserve">. 2018;126:3-13. doi:</w:t>
       </w:r>
-      <w:hyperlink r:id="rId59">
+      <w:hyperlink r:id="rId70">
         <w:r>
           <w:rPr>
             <w:rStyle w:val="Hyperlink"/>
@@ -5817,8 +7849,8 @@
         </w:r>
       </w:hyperlink>
     </w:p>
-    <w:bookmarkEnd w:id="60"/>
-    <w:bookmarkStart w:id="62" w:name="ref-wang2020"/>
+    <w:bookmarkEnd w:id="71"/>
+    <w:bookmarkStart w:id="73" w:name="ref-wang2020"/>
     <w:p>
       <w:pPr>
         <w:pStyle w:val="Bibliography"/>
@@ -5833,7 +7865,7 @@
         <w:t xml:space="preserve">	</w:t>
       </w:r>
       <w:r>
-        <w:t xml:space="preserve">Wang S P.</w:t>
+        <w:t xml:space="preserve">Shi Wang P.</w:t>
       </w:r>
       <w:r>
         <w:t xml:space="preserve"> </w:t>
@@ -5857,7 +7889,7 @@
       <w:r>
         <w:t xml:space="preserve">. 2020. doi:</w:t>
       </w:r>
-      <w:hyperlink r:id="rId61">
+      <w:hyperlink r:id="rId72">
         <w:r>
           <w:rPr>
             <w:rStyle w:val="Hyperlink"/>
@@ -5866,8 +7898,8 @@
         </w:r>
       </w:hyperlink>
     </w:p>
-    <w:bookmarkEnd w:id="62"/>
-    <w:bookmarkStart w:id="64" w:name="ref-rao2006"/>
+    <w:bookmarkEnd w:id="73"/>
+    <w:bookmarkStart w:id="75" w:name="ref-rao2006"/>
     <w:p>
       <w:pPr>
         <w:pStyle w:val="Bibliography"/>
@@ -5882,7 +7914,7 @@
         <w:t xml:space="preserve">	</w:t>
       </w:r>
       <w:r>
-        <w:t xml:space="preserve">Rao RD, Argote L. Organizational learning and forgetting: The effects of turnover and structure.</w:t>
+        <w:t xml:space="preserve">R. D. Rao, L. Argote. Organizational learning and forgetting: The effects of turnover and structure.</w:t>
       </w:r>
       <w:r>
         <w:t xml:space="preserve"> </w:t>
@@ -5900,7 +7932,7 @@
       <w:r>
         <w:t xml:space="preserve"> </w:t>
       </w:r>
-      <w:hyperlink r:id="rId63">
+      <w:hyperlink r:id="rId74">
         <w:r>
           <w:rPr>
             <w:rStyle w:val="Hyperlink"/>
@@ -5909,8 +7941,8 @@
         </w:r>
       </w:hyperlink>
     </w:p>
-    <w:bookmarkEnd w:id="64"/>
-    <w:bookmarkStart w:id="66" w:name="ref-mayo2016"/>
+    <w:bookmarkEnd w:id="75"/>
+    <w:bookmarkStart w:id="77" w:name="ref-mayo2016"/>
     <w:p>
       <w:pPr>
         <w:pStyle w:val="Bibliography"/>
@@ -5925,7 +7957,7 @@
         <w:t xml:space="preserve">	</w:t>
       </w:r>
       <w:r>
-        <w:t xml:space="preserve">Mayo D C. S.</w:t>
+        <w:t xml:space="preserve">Deasy Mayo C. S.</w:t>
       </w:r>
       <w:r>
         <w:t xml:space="preserve"> </w:t>
@@ -5946,7 +7978,7 @@
       <w:r>
         <w:t xml:space="preserve">. Published online 2016. doi:</w:t>
       </w:r>
-      <w:hyperlink r:id="rId65">
+      <w:hyperlink r:id="rId76">
         <w:r>
           <w:rPr>
             <w:rStyle w:val="Hyperlink"/>
@@ -5955,8 +7987,8 @@
         </w:r>
       </w:hyperlink>
     </w:p>
-    <w:bookmarkEnd w:id="66"/>
-    <w:bookmarkStart w:id="68" w:name="ref-ledikwe2013"/>
+    <w:bookmarkEnd w:id="77"/>
+    <w:bookmarkStart w:id="79" w:name="ref-ledikwe2013"/>
     <w:p>
       <w:pPr>
         <w:pStyle w:val="Bibliography"/>
@@ -5971,7 +8003,7 @@
         <w:t xml:space="preserve">	</w:t>
       </w:r>
       <w:r>
-        <w:t xml:space="preserve">Ledikwe R J. H.</w:t>
+        <w:t xml:space="preserve">Reason Ledikwe J. H.</w:t>
       </w:r>
       <w:r>
         <w:t xml:space="preserve"> </w:t>
@@ -5995,7 +8027,7 @@
       <w:r>
         <w:t xml:space="preserve">. Published online 2013. doi:</w:t>
       </w:r>
-      <w:hyperlink r:id="rId67">
+      <w:hyperlink r:id="rId78">
         <w:r>
           <w:rPr>
             <w:rStyle w:val="Hyperlink"/>
@@ -6004,8 +8036,8 @@
         </w:r>
       </w:hyperlink>
     </w:p>
-    <w:bookmarkEnd w:id="68"/>
-    <w:bookmarkStart w:id="70" w:name="ref-mantas2010"/>
+    <w:bookmarkEnd w:id="79"/>
+    <w:bookmarkStart w:id="81" w:name="ref-mantas2010"/>
     <w:p>
       <w:pPr>
         <w:pStyle w:val="Bibliography"/>
@@ -6020,7 +8052,7 @@
         <w:t xml:space="preserve">	</w:t>
       </w:r>
       <w:r>
-        <w:t xml:space="preserve">Mantas A J.</w:t>
+        <w:t xml:space="preserve">Ammenwerth Mantas J.</w:t>
       </w:r>
       <w:r>
         <w:t xml:space="preserve"> </w:t>
@@ -6044,7 +8076,7 @@
       <w:r>
         <w:t xml:space="preserve">. Published online 2010. doi:</w:t>
       </w:r>
-      <w:hyperlink r:id="rId69">
+      <w:hyperlink r:id="rId80">
         <w:r>
           <w:rPr>
             <w:rStyle w:val="Hyperlink"/>
@@ -6053,8 +8085,8 @@
         </w:r>
       </w:hyperlink>
     </w:p>
-    <w:bookmarkEnd w:id="70"/>
-    <w:bookmarkStart w:id="72" w:name="ref-ang2004"/>
+    <w:bookmarkEnd w:id="81"/>
+    <w:bookmarkStart w:id="83" w:name="ref-ang2004"/>
     <w:p>
       <w:pPr>
         <w:pStyle w:val="Bibliography"/>
@@ -6069,7 +8101,7 @@
         <w:t xml:space="preserve">	</w:t>
       </w:r>
       <w:r>
-        <w:t xml:space="preserve">Ang S, Slaughter S.</w:t>
+        <w:t xml:space="preserve">S. Ang, S. Slaughter.</w:t>
       </w:r>
       <w:r>
         <w:t xml:space="preserve"> </w:t>
@@ -6149,7 +8181,7 @@
       <w:r>
         <w:t xml:space="preserve">. 2004;35(3):11-27. doi:</w:t>
       </w:r>
-      <w:hyperlink r:id="rId71">
+      <w:hyperlink r:id="rId82">
         <w:r>
           <w:rPr>
             <w:rStyle w:val="Hyperlink"/>
@@ -6158,8 +8190,8 @@
         </w:r>
       </w:hyperlink>
     </w:p>
-    <w:bookmarkEnd w:id="72"/>
-    <w:bookmarkStart w:id="74" w:name="ref-farnese2019"/>
+    <w:bookmarkEnd w:id="83"/>
+    <w:bookmarkStart w:id="85" w:name="ref-farnese2019"/>
     <w:p>
       <w:pPr>
         <w:pStyle w:val="Bibliography"/>
@@ -6174,7 +8206,7 @@
         <w:t xml:space="preserve">	</w:t>
       </w:r>
       <w:r>
-        <w:t xml:space="preserve">Farnese B M. L.</w:t>
+        <w:t xml:space="preserve">Barbieri Farnese M. L.</w:t>
       </w:r>
       <w:r>
         <w:t xml:space="preserve"> </w:t>
@@ -6210,7 +8242,7 @@
       <w:r>
         <w:t xml:space="preserve">. Published online 2019. doi:</w:t>
       </w:r>
-      <w:hyperlink r:id="rId73">
+      <w:hyperlink r:id="rId84">
         <w:r>
           <w:rPr>
             <w:rStyle w:val="Hyperlink"/>
@@ -6219,8 +8251,8 @@
         </w:r>
       </w:hyperlink>
     </w:p>
-    <w:bookmarkEnd w:id="74"/>
-    <w:bookmarkStart w:id="76" w:name="ref-tyndall2010"/>
+    <w:bookmarkEnd w:id="85"/>
+    <w:bookmarkStart w:id="87" w:name="ref-tyndall2010"/>
     <w:p>
       <w:pPr>
         <w:pStyle w:val="Bibliography"/>
@@ -6235,7 +8267,7 @@
         <w:t xml:space="preserve">	</w:t>
       </w:r>
       <w:r>
-        <w:t xml:space="preserve">Tyndall J.</w:t>
+        <w:t xml:space="preserve">J Tyndall.</w:t>
       </w:r>
       <w:r>
         <w:t xml:space="preserve"> </w:t>
@@ -6255,7 +8287,7 @@
       <w:r>
         <w:t xml:space="preserve"> </w:t>
       </w:r>
-      <w:hyperlink r:id="rId75">
+      <w:hyperlink r:id="rId86">
         <w:r>
           <w:rPr>
             <w:rStyle w:val="Hyperlink"/>
@@ -6264,8 +8296,8 @@
         </w:r>
       </w:hyperlink>
     </w:p>
-    <w:bookmarkEnd w:id="76"/>
-    <w:bookmarkStart w:id="78" w:name="ref-foos2006"/>
+    <w:bookmarkEnd w:id="87"/>
+    <w:bookmarkStart w:id="89" w:name="ref-foos2006"/>
     <w:p>
       <w:pPr>
         <w:pStyle w:val="Bibliography"/>
@@ -6280,7 +8312,7 @@
         <w:t xml:space="preserve">	</w:t>
       </w:r>
       <w:r>
-        <w:t xml:space="preserve">Foos S T.</w:t>
+        <w:t xml:space="preserve">Schum Foos T.</w:t>
       </w:r>
       <w:r>
         <w:t xml:space="preserve"> </w:t>
@@ -6304,7 +8336,7 @@
       <w:r>
         <w:t xml:space="preserve">. Published online 2006. doi:</w:t>
       </w:r>
-      <w:hyperlink r:id="rId77">
+      <w:hyperlink r:id="rId88">
         <w:r>
           <w:rPr>
             <w:rStyle w:val="Hyperlink"/>
@@ -6313,8 +8345,8 @@
         </w:r>
       </w:hyperlink>
     </w:p>
-    <w:bookmarkEnd w:id="78"/>
-    <w:bookmarkStart w:id="80" w:name="ref-nsi2025"/>
+    <w:bookmarkEnd w:id="89"/>
+    <w:bookmarkStart w:id="91" w:name="ref-nsi2025"/>
     <w:p>
       <w:pPr>
         <w:pStyle w:val="Bibliography"/>
@@ -6347,7 +8379,7 @@
       <w:r>
         <w:t xml:space="preserve"> </w:t>
       </w:r>
-      <w:hyperlink r:id="rId79">
+      <w:hyperlink r:id="rId90">
         <w:r>
           <w:rPr>
             <w:rStyle w:val="Hyperlink"/>
@@ -6356,8 +8388,8 @@
         </w:r>
       </w:hyperlink>
     </w:p>
-    <w:bookmarkEnd w:id="80"/>
-    <w:bookmarkStart w:id="82" w:name="ref-konrad2022"/>
+    <w:bookmarkEnd w:id="91"/>
+    <w:bookmarkStart w:id="93" w:name="ref-konrad2022"/>
     <w:p>
       <w:pPr>
         <w:pStyle w:val="Bibliography"/>
@@ -6372,7 +8404,7 @@
         <w:t xml:space="preserve">	</w:t>
       </w:r>
       <w:r>
-        <w:t xml:space="preserve">Konrad &amp;S I.</w:t>
+        <w:t xml:space="preserve">&amp; Saidizand Konrad I.</w:t>
       </w:r>
       <w:r>
         <w:t xml:space="preserve"> </w:t>
@@ -6418,7 +8450,7 @@
       <w:r>
         <w:t xml:space="preserve"> </w:t>
       </w:r>
-      <w:hyperlink r:id="rId81">
+      <w:hyperlink r:id="rId92">
         <w:r>
           <w:rPr>
             <w:rStyle w:val="Hyperlink"/>
@@ -6427,8 +8459,8 @@
         </w:r>
       </w:hyperlink>
     </w:p>
-    <w:bookmarkEnd w:id="82"/>
-    <w:bookmarkStart w:id="84" w:name="ref-wu2024"/>
+    <w:bookmarkEnd w:id="93"/>
+    <w:bookmarkStart w:id="95" w:name="ref-wu2024"/>
     <w:p>
       <w:pPr>
         <w:pStyle w:val="Bibliography"/>
@@ -6443,7 +8475,7 @@
         <w:t xml:space="preserve">	</w:t>
       </w:r>
       <w:r>
-        <w:t xml:space="preserve">Wu L F., Li L.</w:t>
+        <w:t xml:space="preserve">Lao Wu F., L. Li.</w:t>
       </w:r>
       <w:r>
         <w:t xml:space="preserve"> </w:t>
@@ -6467,7 +8499,7 @@
       <w:r>
         <w:t xml:space="preserve">. 2024;11:e2097. doi:</w:t>
       </w:r>
-      <w:hyperlink r:id="rId83">
+      <w:hyperlink r:id="rId94">
         <w:r>
           <w:rPr>
             <w:rStyle w:val="Hyperlink"/>
@@ -6476,8 +8508,8 @@
         </w:r>
       </w:hyperlink>
     </w:p>
-    <w:bookmarkEnd w:id="84"/>
-    <w:bookmarkStart w:id="86" w:name="ref-ren2024"/>
+    <w:bookmarkEnd w:id="95"/>
+    <w:bookmarkStart w:id="97" w:name="ref-ren2024"/>
     <w:p>
       <w:pPr>
         <w:pStyle w:val="Bibliography"/>
@@ -6492,7 +8524,7 @@
         <w:t xml:space="preserve">	</w:t>
       </w:r>
       <w:r>
-        <w:t xml:space="preserve">Ren W L.</w:t>
+        <w:t xml:space="preserve">Wang Ren L.</w:t>
       </w:r>
       <w:r>
         <w:t xml:space="preserve"> </w:t>
@@ -6516,7 +8548,7 @@
       <w:r>
         <w:t xml:space="preserve">. Published online 2024. doi:</w:t>
       </w:r>
-      <w:hyperlink r:id="rId85">
+      <w:hyperlink r:id="rId96">
         <w:r>
           <w:rPr>
             <w:rStyle w:val="Hyperlink"/>
@@ -6525,8 +8557,8 @@
         </w:r>
       </w:hyperlink>
     </w:p>
-    <w:bookmarkEnd w:id="86"/>
-    <w:bookmarkStart w:id="88" w:name="ref-massingham2018"/>
+    <w:bookmarkEnd w:id="97"/>
+    <w:bookmarkStart w:id="99" w:name="ref-massingham2018"/>
     <w:p>
       <w:pPr>
         <w:pStyle w:val="Bibliography"/>
@@ -6541,7 +8573,7 @@
         <w:t xml:space="preserve">	</w:t>
       </w:r>
       <w:r>
-        <w:t xml:space="preserve">Massingham PR.</w:t>
+        <w:t xml:space="preserve">P. R Massingham.</w:t>
       </w:r>
       <w:r>
         <w:t xml:space="preserve"> </w:t>
@@ -6565,7 +8597,7 @@
       <w:r>
         <w:t xml:space="preserve">. Published online 2018. doi:</w:t>
       </w:r>
-      <w:hyperlink r:id="rId87">
+      <w:hyperlink r:id="rId98">
         <w:r>
           <w:rPr>
             <w:rStyle w:val="Hyperlink"/>
@@ -6574,8 +8606,8 @@
         </w:r>
       </w:hyperlink>
     </w:p>
-    <w:bookmarkEnd w:id="88"/>
-    <w:bookmarkStart w:id="90" w:name="ref-zhang2025"/>
+    <w:bookmarkEnd w:id="99"/>
+    <w:bookmarkStart w:id="101" w:name="ref-zhang2025"/>
     <w:p>
       <w:pPr>
         <w:pStyle w:val="Bibliography"/>
@@ -6590,7 +8622,7 @@
         <w:t xml:space="preserve">	</w:t>
       </w:r>
       <w:r>
-        <w:t xml:space="preserve">Zhang D W.</w:t>
+        <w:t xml:space="preserve">Daim Zhang W.</w:t>
       </w:r>
       <w:r>
         <w:t xml:space="preserve"> </w:t>
@@ -6632,7 +8664,7 @@
       <w:r>
         <w:t xml:space="preserve">. Published online 2025. doi:</w:t>
       </w:r>
-      <w:hyperlink r:id="rId89">
+      <w:hyperlink r:id="rId100">
         <w:r>
           <w:rPr>
             <w:rStyle w:val="Hyperlink"/>
@@ -6641,8 +8673,8 @@
         </w:r>
       </w:hyperlink>
     </w:p>
-    <w:bookmarkEnd w:id="90"/>
-    <w:bookmarkStart w:id="92" w:name="ref-goffin2011"/>
+    <w:bookmarkEnd w:id="101"/>
+    <w:bookmarkStart w:id="103" w:name="ref-goffin2011"/>
     <w:p>
       <w:pPr>
         <w:pStyle w:val="Bibliography"/>
@@ -6657,7 +8689,7 @@
         <w:t xml:space="preserve">	</w:t>
       </w:r>
       <w:r>
-        <w:t xml:space="preserve">Goffin &amp;K K.</w:t>
+        <w:t xml:space="preserve">&amp; Koners Goffin K.</w:t>
       </w:r>
       <w:r>
         <w:t xml:space="preserve"> </w:t>
@@ -6681,7 +8713,7 @@
       <w:r>
         <w:t xml:space="preserve">. Published online 2011. doi:</w:t>
       </w:r>
-      <w:hyperlink r:id="rId91">
+      <w:hyperlink r:id="rId102">
         <w:r>
           <w:rPr>
             <w:rStyle w:val="Hyperlink"/>
@@ -6690,8 +8722,8 @@
         </w:r>
       </w:hyperlink>
     </w:p>
-    <w:bookmarkEnd w:id="92"/>
-    <w:bookmarkStart w:id="94" w:name="ref-moore2018"/>
+    <w:bookmarkEnd w:id="103"/>
+    <w:bookmarkStart w:id="105" w:name="ref-moore2018"/>
     <w:p>
       <w:pPr>
         <w:pStyle w:val="Bibliography"/>
@@ -6706,7 +8738,7 @@
         <w:t xml:space="preserve">	</w:t>
       </w:r>
       <w:r>
-        <w:t xml:space="preserve">Moore D et al.</w:t>
+        <w:t xml:space="preserve">D. Moore, others.</w:t>
       </w:r>
       <w:r>
         <w:t xml:space="preserve"> </w:t>
@@ -6733,7 +8765,7 @@
       <w:r>
         <w:t xml:space="preserve"> </w:t>
       </w:r>
-      <w:hyperlink r:id="rId93">
+      <w:hyperlink r:id="rId104">
         <w:r>
           <w:rPr>
             <w:rStyle w:val="Hyperlink"/>
@@ -6742,8 +8774,8 @@
         </w:r>
       </w:hyperlink>
     </w:p>
-    <w:bookmarkEnd w:id="94"/>
-    <w:bookmarkStart w:id="96" w:name="ref-foss2007"/>
+    <w:bookmarkEnd w:id="105"/>
+    <w:bookmarkStart w:id="107" w:name="ref-foss2007"/>
     <w:p>
       <w:pPr>
         <w:pStyle w:val="Bibliography"/>
@@ -6758,7 +8790,7 @@
         <w:t xml:space="preserve">	</w:t>
       </w:r>
       <w:r>
-        <w:t xml:space="preserve">Foss NJ.</w:t>
+        <w:t xml:space="preserve">Nicolai J. Foss.</w:t>
       </w:r>
       <w:r>
         <w:t xml:space="preserve"> </w:t>
@@ -6782,7 +8814,7 @@
       <w:r>
         <w:t xml:space="preserve">. 2007;14(1):29-52. doi:</w:t>
       </w:r>
-      <w:hyperlink r:id="rId95">
+      <w:hyperlink r:id="rId106">
         <w:r>
           <w:rPr>
             <w:rStyle w:val="Hyperlink"/>
@@ -6791,8 +8823,8 @@
         </w:r>
       </w:hyperlink>
     </w:p>
-    <w:bookmarkEnd w:id="96"/>
-    <w:bookmarkStart w:id="98" w:name="ref-lee2023"/>
+    <w:bookmarkEnd w:id="107"/>
+    <w:bookmarkStart w:id="109" w:name="ref-lee2023"/>
     <w:p>
       <w:pPr>
         <w:pStyle w:val="Bibliography"/>
@@ -6807,7 +8839,7 @@
         <w:t xml:space="preserve">	</w:t>
       </w:r>
       <w:r>
-        <w:t xml:space="preserve">Lee et al G.</w:t>
+        <w:t xml:space="preserve">et al Lee G.</w:t>
       </w:r>
       <w:r>
         <w:t xml:space="preserve"> </w:t>
@@ -6834,7 +8866,7 @@
       <w:r>
         <w:t xml:space="preserve"> </w:t>
       </w:r>
-      <w:hyperlink r:id="rId97">
+      <w:hyperlink r:id="rId108">
         <w:r>
           <w:rPr>
             <w:rStyle w:val="Hyperlink"/>
@@ -6843,8 +8875,8 @@
         </w:r>
       </w:hyperlink>
     </w:p>
-    <w:bookmarkEnd w:id="98"/>
-    <w:bookmarkStart w:id="100" w:name="ref-bravorocca2023"/>
+    <w:bookmarkEnd w:id="109"/>
+    <w:bookmarkStart w:id="111" w:name="ref-bravorocca2023"/>
     <w:p>
       <w:pPr>
         <w:pStyle w:val="Bibliography"/>
@@ -6859,7 +8891,7 @@
         <w:t xml:space="preserve">	</w:t>
       </w:r>
       <w:r>
-        <w:t xml:space="preserve">Bravo Rocca GJ.</w:t>
+        <w:t xml:space="preserve">G. J. Bravo Rocca.</w:t>
       </w:r>
       <w:r>
         <w:t xml:space="preserve"> </w:t>
@@ -6883,7 +8915,7 @@
       <w:r>
         <w:t xml:space="preserve"> </w:t>
       </w:r>
-      <w:hyperlink r:id="rId99">
+      <w:hyperlink r:id="rId110">
         <w:r>
           <w:rPr>
             <w:rStyle w:val="Hyperlink"/>
@@ -6892,8 +8924,8 @@
         </w:r>
       </w:hyperlink>
     </w:p>
-    <w:bookmarkEnd w:id="100"/>
-    <w:bookmarkStart w:id="102" w:name="ref-mosqueirarey2023"/>
+    <w:bookmarkEnd w:id="111"/>
+    <w:bookmarkStart w:id="113" w:name="ref-mosqueirarey2023"/>
     <w:p>
       <w:pPr>
         <w:pStyle w:val="Bibliography"/>
@@ -6908,10 +8940,7 @@
         <w:t xml:space="preserve">	</w:t>
       </w:r>
       <w:r>
-        <w:t xml:space="preserve">Mosqueira-Rey E et al.</w:t>
-      </w:r>
-      <w:r>
-        <w:t xml:space="preserve"> Human-in-the-loop machine learning: A state of the art.</w:t>
+        <w:t xml:space="preserve">E. Mosqueira-Rey, others. Human-in-the-loop machine learning: A state of the art.</w:t>
       </w:r>
       <w:r>
         <w:t xml:space="preserve"> </w:t>
@@ -6929,7 +8958,7 @@
       <w:r>
         <w:t xml:space="preserve"> </w:t>
       </w:r>
-      <w:hyperlink r:id="rId101">
+      <w:hyperlink r:id="rId112">
         <w:r>
           <w:rPr>
             <w:rStyle w:val="Hyperlink"/>
@@ -6938,8 +8967,8 @@
         </w:r>
       </w:hyperlink>
     </w:p>
-    <w:bookmarkEnd w:id="102"/>
-    <w:bookmarkStart w:id="104" w:name="ref-benbya2004"/>
+    <w:bookmarkEnd w:id="113"/>
+    <w:bookmarkStart w:id="115" w:name="ref-benbya2004"/>
     <w:p>
       <w:pPr>
         <w:pStyle w:val="Bibliography"/>
@@ -6954,7 +8983,7 @@
         <w:t xml:space="preserve">	</w:t>
       </w:r>
       <w:r>
-        <w:t xml:space="preserve">Benbya P H.</w:t>
+        <w:t xml:space="preserve">Passiante Benbya H.</w:t>
       </w:r>
       <w:r>
         <w:t xml:space="preserve"> </w:t>
@@ -6978,7 +9007,7 @@
       <w:r>
         <w:t xml:space="preserve">. Published online 2004. doi:</w:t>
       </w:r>
-      <w:hyperlink r:id="rId103">
+      <w:hyperlink r:id="rId114">
         <w:r>
           <w:rPr>
             <w:rStyle w:val="Hyperlink"/>
@@ -6987,8 +9016,8 @@
         </w:r>
       </w:hyperlink>
     </w:p>
-    <w:bookmarkEnd w:id="104"/>
-    <w:bookmarkStart w:id="106" w:name="ref-whittaker2008"/>
+    <w:bookmarkEnd w:id="115"/>
+    <w:bookmarkStart w:id="117" w:name="ref-whittaker2008"/>
     <w:p>
       <w:pPr>
         <w:pStyle w:val="Bibliography"/>
@@ -7003,7 +9032,7 @@
         <w:t xml:space="preserve">	</w:t>
       </w:r>
       <w:r>
-        <w:t xml:space="preserve">Whittaker S, Hyland P, Wiley M. Design and evaluation of systems to support interaction capture and retrieval.</w:t>
+        <w:t xml:space="preserve">S. Whittaker, P. Hyland, M. Wiley. Design and evaluation of systems to support interaction capture and retrieval.</w:t>
       </w:r>
       <w:r>
         <w:t xml:space="preserve"> </w:t>
@@ -7021,7 +9050,7 @@
       <w:r>
         <w:t xml:space="preserve"> </w:t>
       </w:r>
-      <w:hyperlink r:id="rId105">
+      <w:hyperlink r:id="rId116">
         <w:r>
           <w:rPr>
             <w:rStyle w:val="Hyperlink"/>
@@ -7030,8 +9059,8 @@
         </w:r>
       </w:hyperlink>
     </w:p>
-    <w:bookmarkEnd w:id="106"/>
-    <w:bookmarkStart w:id="108" w:name="ref-mannapur2025"/>
+    <w:bookmarkEnd w:id="117"/>
+    <w:bookmarkStart w:id="119" w:name="ref-mannapur2025"/>
     <w:p>
       <w:pPr>
         <w:pStyle w:val="Bibliography"/>
@@ -7046,7 +9075,7 @@
         <w:t xml:space="preserve">	</w:t>
       </w:r>
       <w:r>
-        <w:t xml:space="preserve">Mannapur S. Understanding data drift and concept drift in machine learning systems.</w:t>
+        <w:t xml:space="preserve">S. Mannapur. Understanding data drift and concept drift in machine learning systems.</w:t>
       </w:r>
       <w:r>
         <w:t xml:space="preserve"> </w:t>
@@ -7064,7 +9093,7 @@
       <w:r>
         <w:t xml:space="preserve"> </w:t>
       </w:r>
-      <w:hyperlink r:id="rId107">
+      <w:hyperlink r:id="rId118">
         <w:r>
           <w:rPr>
             <w:rStyle w:val="Hyperlink"/>
@@ -7073,8 +9102,8 @@
         </w:r>
       </w:hyperlink>
     </w:p>
-    <w:bookmarkEnd w:id="108"/>
-    <w:bookmarkStart w:id="110" w:name="ref-battula2025"/>
+    <w:bookmarkEnd w:id="119"/>
+    <w:bookmarkStart w:id="121" w:name="ref-battula2025"/>
     <w:p>
       <w:pPr>
         <w:pStyle w:val="Bibliography"/>
@@ -7089,7 +9118,7 @@
         <w:t xml:space="preserve">	</w:t>
       </w:r>
       <w:r>
-        <w:t xml:space="preserve">Battula SKY.</w:t>
+        <w:t xml:space="preserve">Sai Kiran Yadav Battula.</w:t>
       </w:r>
       <w:r>
         <w:t xml:space="preserve"> </w:t>
@@ -7113,7 +9142,7 @@
       <w:r>
         <w:t xml:space="preserve">. 2025;6(4):218-226. doi:</w:t>
       </w:r>
-      <w:hyperlink r:id="rId109">
+      <w:hyperlink r:id="rId120">
         <w:r>
           <w:rPr>
             <w:rStyle w:val="Hyperlink"/>
@@ -7122,8 +9151,8 @@
         </w:r>
       </w:hyperlink>
     </w:p>
-    <w:bookmarkEnd w:id="110"/>
-    <w:bookmarkStart w:id="112" w:name="ref-jindal2019"/>
+    <w:bookmarkEnd w:id="121"/>
+    <w:bookmarkStart w:id="123" w:name="ref-jindal2019"/>
     <w:p>
       <w:pPr>
         <w:pStyle w:val="Bibliography"/>
@@ -7138,7 +9167,7 @@
         <w:t xml:space="preserve">	</w:t>
       </w:r>
       <w:r>
-        <w:t xml:space="preserve">Jindal A, Patel H, Roy A, et al.</w:t>
+        <w:t xml:space="preserve">A. Jindal, H. Patel, A. Roy, S. Qiao, Z. Yin, R. Sen, S. Krishnan.</w:t>
       </w:r>
       <w:r>
         <w:t xml:space="preserve"> </w:t>
@@ -7162,7 +9191,7 @@
       <w:r>
         <w:t xml:space="preserve">. 2019:416-427. doi:</w:t>
       </w:r>
-      <w:hyperlink r:id="rId111">
+      <w:hyperlink r:id="rId122">
         <w:r>
           <w:rPr>
             <w:rStyle w:val="Hyperlink"/>
@@ -7171,8 +9200,8 @@
         </w:r>
       </w:hyperlink>
     </w:p>
-    <w:bookmarkEnd w:id="112"/>
-    <w:bookmarkStart w:id="114" w:name="ref-kul2018"/>
+    <w:bookmarkEnd w:id="123"/>
+    <w:bookmarkStart w:id="125" w:name="ref-kul2018"/>
     <w:p>
       <w:pPr>
         <w:pStyle w:val="Bibliography"/>
@@ -7187,7 +9216,7 @@
         <w:t xml:space="preserve">	</w:t>
       </w:r>
       <w:r>
-        <w:t xml:space="preserve">Kul G, Luong DTA, Xie T, Chandola V, Kennedy O, Upadhyaya S.</w:t>
+        <w:t xml:space="preserve">G. Kul, D. T. A. Luong, T. Xie, V. Chandola, O. Kennedy, S. Upadhyaya.</w:t>
       </w:r>
       <w:r>
         <w:t xml:space="preserve"> </w:t>
@@ -7211,7 +9240,7 @@
       <w:r>
         <w:t xml:space="preserve">. 2018;30(12):2408-2420. doi:</w:t>
       </w:r>
-      <w:hyperlink r:id="rId113">
+      <w:hyperlink r:id="rId124">
         <w:r>
           <w:rPr>
             <w:rStyle w:val="Hyperlink"/>
@@ -7220,8 +9249,8 @@
         </w:r>
       </w:hyperlink>
     </w:p>
-    <w:bookmarkEnd w:id="114"/>
-    <w:bookmarkStart w:id="116" w:name="ref-ziletti2024"/>
+    <w:bookmarkEnd w:id="125"/>
+    <w:bookmarkStart w:id="127" w:name="ref-ziletti2024"/>
     <w:p>
       <w:pPr>
         <w:pStyle w:val="Bibliography"/>
@@ -7236,7 +9265,7 @@
         <w:t xml:space="preserve">	</w:t>
       </w:r>
       <w:r>
-        <w:t xml:space="preserve">Ziletti &amp;D A.</w:t>
+        <w:t xml:space="preserve">&amp; D’Ambrosi Ziletti A.</w:t>
       </w:r>
       <w:r>
         <w:t xml:space="preserve"> </w:t>
@@ -7305,7 +9334,7 @@
       <w:r>
         <w:t xml:space="preserve"> </w:t>
       </w:r>
-      <w:hyperlink r:id="rId115">
+      <w:hyperlink r:id="rId126">
         <w:r>
           <w:rPr>
             <w:rStyle w:val="Hyperlink"/>
@@ -7314,8 +9343,8 @@
         </w:r>
       </w:hyperlink>
     </w:p>
-    <w:bookmarkEnd w:id="116"/>
-    <w:bookmarkStart w:id="117" w:name="ref-davenport2007"/>
+    <w:bookmarkEnd w:id="127"/>
+    <w:bookmarkStart w:id="128" w:name="ref-davenport2007"/>
     <w:p>
       <w:pPr>
         <w:pStyle w:val="Bibliography"/>
@@ -7330,7 +9359,7 @@
         <w:t xml:space="preserve">	</w:t>
       </w:r>
       <w:r>
-        <w:t xml:space="preserve">Davenport TH, Harris JG.</w:t>
+        <w:t xml:space="preserve">T. H. Davenport, J. G. Harris.</w:t>
       </w:r>
       <w:r>
         <w:t xml:space="preserve"> </w:t>
@@ -7346,8 +9375,8 @@
         <w:t xml:space="preserve">. Harvard Business School Press; 2007.</w:t>
       </w:r>
     </w:p>
-    <w:bookmarkEnd w:id="117"/>
-    <w:bookmarkStart w:id="119" w:name="ref-grossman2018"/>
+    <w:bookmarkEnd w:id="128"/>
+    <w:bookmarkStart w:id="130" w:name="ref-grossman2018"/>
     <w:p>
       <w:pPr>
         <w:pStyle w:val="Bibliography"/>
@@ -7362,7 +9391,7 @@
         <w:t xml:space="preserve">	</w:t>
       </w:r>
       <w:r>
-        <w:t xml:space="preserve">Grossman RL.</w:t>
+        <w:t xml:space="preserve">R. L. Grossman.</w:t>
       </w:r>
       <w:r>
         <w:t xml:space="preserve"> </w:t>
@@ -7386,7 +9415,7 @@
       <w:r>
         <w:t xml:space="preserve">. 2018;38(1):45-51. doi:</w:t>
       </w:r>
-      <w:hyperlink r:id="rId118">
+      <w:hyperlink r:id="rId129">
         <w:r>
           <w:rPr>
             <w:rStyle w:val="Hyperlink"/>
@@ -7395,8 +9424,8 @@
         </w:r>
       </w:hyperlink>
     </w:p>
-    <w:bookmarkEnd w:id="119"/>
-    <w:bookmarkStart w:id="121" w:name="ref-langer2025"/>
+    <w:bookmarkEnd w:id="130"/>
+    <w:bookmarkStart w:id="132" w:name="ref-langer2025"/>
     <w:p>
       <w:pPr>
         <w:pStyle w:val="Bibliography"/>
@@ -7411,7 +9440,7 @@
         <w:t xml:space="preserve">	</w:t>
       </w:r>
       <w:r>
-        <w:t xml:space="preserve">Langer B.</w:t>
+        <w:t xml:space="preserve">B. Langer.</w:t>
       </w:r>
       <w:r>
         <w:t xml:space="preserve"> </w:t>
@@ -7435,7 +9464,7 @@
       <w:r>
         <w:t xml:space="preserve">. 2025;77(2):205-227. doi:</w:t>
       </w:r>
-      <w:hyperlink r:id="rId120">
+      <w:hyperlink r:id="rId131">
         <w:r>
           <w:rPr>
             <w:rStyle w:val="Hyperlink"/>
@@ -7444,8 +9473,8 @@
         </w:r>
       </w:hyperlink>
     </w:p>
-    <w:bookmarkEnd w:id="121"/>
-    <w:bookmarkStart w:id="123" w:name="ref-himss2024news"/>
+    <w:bookmarkEnd w:id="132"/>
+    <w:bookmarkStart w:id="134" w:name="ref-himss2024news"/>
     <w:p>
       <w:pPr>
         <w:pStyle w:val="Bibliography"/>
@@ -7474,7 +9503,7 @@
       <w:r>
         <w:t xml:space="preserve"> </w:t>
       </w:r>
-      <w:hyperlink r:id="rId122">
+      <w:hyperlink r:id="rId133">
         <w:r>
           <w:rPr>
             <w:rStyle w:val="Hyperlink"/>
@@ -7483,8 +9512,8 @@
         </w:r>
       </w:hyperlink>
     </w:p>
-    <w:bookmarkEnd w:id="123"/>
-    <w:bookmarkStart w:id="125" w:name="ref-halbesleben2013"/>
+    <w:bookmarkEnd w:id="134"/>
+    <w:bookmarkStart w:id="136" w:name="ref-halbesleben2013"/>
     <w:p>
       <w:pPr>
         <w:pStyle w:val="Bibliography"/>
@@ -7499,7 +9528,7 @@
         <w:t xml:space="preserve">	</w:t>
       </w:r>
       <w:r>
-        <w:t xml:space="preserve">Halbesleben JRB, Whitman MV.</w:t>
+        <w:t xml:space="preserve">J. R. B. Halbesleben, M. V. Whitman.</w:t>
       </w:r>
       <w:r>
         <w:t xml:space="preserve"> </w:t>
@@ -7523,7 +9552,7 @@
       <w:r>
         <w:t xml:space="preserve">. 2013;48(3):913-930. doi:</w:t>
       </w:r>
-      <w:hyperlink r:id="rId124">
+      <w:hyperlink r:id="rId135">
         <w:r>
           <w:rPr>
             <w:rStyle w:val="Hyperlink"/>
@@ -7532,8 +9561,8 @@
         </w:r>
       </w:hyperlink>
     </w:p>
-    <w:bookmarkEnd w:id="125"/>
-    <w:bookmarkStart w:id="127" w:name="ref-tomaskovic1994"/>
+    <w:bookmarkEnd w:id="136"/>
+    <w:bookmarkStart w:id="138" w:name="ref-tomaskovic1994"/>
     <w:p>
       <w:pPr>
         <w:pStyle w:val="Bibliography"/>
@@ -7548,7 +9577,7 @@
         <w:t xml:space="preserve">	</w:t>
       </w:r>
       <w:r>
-        <w:t xml:space="preserve">Tomaskovic-Devey D, Leiter J, Thompson S.</w:t>
+        <w:t xml:space="preserve">D. Tomaskovic-Devey, J. Leiter, S. Thompson.</w:t>
       </w:r>
       <w:r>
         <w:t xml:space="preserve"> </w:t>
@@ -7572,7 +9601,7 @@
       <w:r>
         <w:t xml:space="preserve">. 1994;39(3):439-457. doi:</w:t>
       </w:r>
-      <w:hyperlink r:id="rId126">
+      <w:hyperlink r:id="rId137">
         <w:r>
           <w:rPr>
             <w:rStyle w:val="Hyperlink"/>
@@ -7581,8 +9610,8 @@
         </w:r>
       </w:hyperlink>
     </w:p>
-    <w:bookmarkEnd w:id="127"/>
-    <w:bookmarkStart w:id="129" w:name="ref-health2020"/>
+    <w:bookmarkEnd w:id="138"/>
+    <w:bookmarkStart w:id="140" w:name="ref-health2020"/>
     <w:p>
       <w:pPr>
         <w:pStyle w:val="Bibliography"/>
@@ -7611,7 +9640,7 @@
       <w:r>
         <w:t xml:space="preserve"> </w:t>
       </w:r>
-      <w:hyperlink r:id="rId128">
+      <w:hyperlink r:id="rId139">
         <w:r>
           <w:rPr>
             <w:rStyle w:val="Hyperlink"/>
@@ -7620,8 +9649,8 @@
         </w:r>
       </w:hyperlink>
     </w:p>
-    <w:bookmarkEnd w:id="129"/>
-    <w:bookmarkStart w:id="131" w:name="ref-snowdon2024"/>
+    <w:bookmarkEnd w:id="140"/>
+    <w:bookmarkStart w:id="142" w:name="ref-snowdon2024"/>
     <w:p>
       <w:pPr>
         <w:pStyle w:val="Bibliography"/>
@@ -7636,7 +9665,7 @@
         <w:t xml:space="preserve">	</w:t>
       </w:r>
       <w:r>
-        <w:t xml:space="preserve">Snowdon H A., Wright A.</w:t>
+        <w:t xml:space="preserve">Hussein Snowdon A., A. Wright.</w:t>
       </w:r>
       <w:r>
         <w:t xml:space="preserve"> </w:t>
@@ -7672,7 +9701,7 @@
       <w:r>
         <w:t xml:space="preserve">. 2024;26:e56316. doi:</w:t>
       </w:r>
-      <w:hyperlink r:id="rId130">
+      <w:hyperlink r:id="rId141">
         <w:r>
           <w:rPr>
             <w:rStyle w:val="Hyperlink"/>
@@ -7681,8 +9710,8 @@
         </w:r>
       </w:hyperlink>
     </w:p>
-    <w:bookmarkEnd w:id="131"/>
-    <w:bookmarkStart w:id="133" w:name="ref-yang2021"/>
+    <w:bookmarkEnd w:id="142"/>
+    <w:bookmarkStart w:id="144" w:name="ref-yang2021"/>
     <w:p>
       <w:pPr>
         <w:pStyle w:val="Bibliography"/>
@@ -7697,7 +9726,7 @@
         <w:t xml:space="preserve">	</w:t>
       </w:r>
       <w:r>
-        <w:t xml:space="preserve">Yang DX, Khera R, Miccio JA, Jairam V, et al.</w:t>
+        <w:t xml:space="preserve">David X Yang, Rohan Khera, Joseph A Miccio, Vikram Jairam, others.</w:t>
       </w:r>
       <w:r>
         <w:t xml:space="preserve"> </w:t>
@@ -7724,7 +9753,7 @@
       <w:r>
         <w:t xml:space="preserve"> </w:t>
       </w:r>
-      <w:hyperlink r:id="rId132">
+      <w:hyperlink r:id="rId143">
         <w:r>
           <w:rPr>
             <w:rStyle w:val="Hyperlink"/>
@@ -7733,8 +9762,8 @@
         </w:r>
       </w:hyperlink>
     </w:p>
-    <w:bookmarkEnd w:id="133"/>
-    <w:bookmarkStart w:id="135" w:name="ref-latrella2024"/>
+    <w:bookmarkEnd w:id="144"/>
+    <w:bookmarkStart w:id="146" w:name="ref-latrella2024"/>
     <w:p>
       <w:pPr>
         <w:pStyle w:val="Bibliography"/>
@@ -7749,7 +9778,7 @@
         <w:t xml:space="preserve">	</w:t>
       </w:r>
       <w:r>
-        <w:t xml:space="preserve">Latrella &amp;B M.</w:t>
+        <w:t xml:space="preserve">&amp; Baldasare Latrella M.</w:t>
       </w:r>
       <w:r>
         <w:t xml:space="preserve"> </w:t>
@@ -7773,7 +9802,7 @@
       <w:r>
         <w:t xml:space="preserve">. Published online 2024. doi:</w:t>
       </w:r>
-      <w:hyperlink r:id="rId134">
+      <w:hyperlink r:id="rId145">
         <w:r>
           <w:rPr>
             <w:rStyle w:val="Hyperlink"/>
@@ -7782,8 +9811,8 @@
         </w:r>
       </w:hyperlink>
     </w:p>
-    <w:bookmarkEnd w:id="135"/>
-    <w:bookmarkStart w:id="137" w:name="ref-nashid2023"/>
+    <w:bookmarkEnd w:id="146"/>
+    <w:bookmarkStart w:id="148" w:name="ref-nashid2023"/>
     <w:p>
       <w:pPr>
         <w:pStyle w:val="Bibliography"/>
@@ -7798,7 +9827,7 @@
         <w:t xml:space="preserve">	</w:t>
       </w:r>
       <w:r>
-        <w:t xml:space="preserve">Nashid P S., Hossain MI.</w:t>
+        <w:t xml:space="preserve">Papia Nashid S., M. I. Hossain.</w:t>
       </w:r>
       <w:r>
         <w:t xml:space="preserve"> </w:t>
@@ -7822,7 +9851,7 @@
       <w:r>
         <w:t xml:space="preserve">. 2023;1(1):1-8. doi:</w:t>
       </w:r>
-      <w:hyperlink r:id="rId136">
+      <w:hyperlink r:id="rId147">
         <w:r>
           <w:rPr>
             <w:rStyle w:val="Hyperlink"/>
@@ -7831,8 +9860,8 @@
         </w:r>
       </w:hyperlink>
     </w:p>
-    <w:bookmarkEnd w:id="137"/>
-    <w:bookmarkStart w:id="139" w:name="ref-shahbaz2019"/>
+    <w:bookmarkEnd w:id="148"/>
+    <w:bookmarkStart w:id="150" w:name="ref-shahbaz2019"/>
     <w:p>
       <w:pPr>
         <w:pStyle w:val="Bibliography"/>
@@ -7847,7 +9876,7 @@
         <w:t xml:space="preserve">	</w:t>
       </w:r>
       <w:r>
-        <w:t xml:space="preserve">Shahbaz G M.</w:t>
+        <w:t xml:space="preserve">Gao Shahbaz M.</w:t>
       </w:r>
       <w:r>
         <w:t xml:space="preserve"> </w:t>
@@ -7871,7 +9900,7 @@
       <w:r>
         <w:t xml:space="preserve">. Published online 2019. doi:</w:t>
       </w:r>
-      <w:hyperlink r:id="rId138">
+      <w:hyperlink r:id="rId149">
         <w:r>
           <w:rPr>
             <w:rStyle w:val="Hyperlink"/>
@@ -7880,8 +9909,8 @@
         </w:r>
       </w:hyperlink>
     </w:p>
-    <w:bookmarkEnd w:id="139"/>
-    <w:bookmarkStart w:id="141" w:name="ref-kamble2019"/>
+    <w:bookmarkEnd w:id="150"/>
+    <w:bookmarkStart w:id="152" w:name="ref-kamble2019"/>
     <w:p>
       <w:pPr>
         <w:pStyle w:val="Bibliography"/>
@@ -7896,7 +9925,7 @@
         <w:t xml:space="preserve">	</w:t>
       </w:r>
       <w:r>
-        <w:t xml:space="preserve">Kamble G S. S.</w:t>
+        <w:t xml:space="preserve">Gunasekaran Kamble S. S.</w:t>
       </w:r>
       <w:r>
         <w:t xml:space="preserve"> </w:t>
@@ -7920,7 +9949,7 @@
       <w:r>
         <w:t xml:space="preserve">. Published online 2019. doi:</w:t>
       </w:r>
-      <w:hyperlink r:id="rId140">
+      <w:hyperlink r:id="rId151">
         <w:r>
           <w:rPr>
             <w:rStyle w:val="Hyperlink"/>
@@ -7929,8 +9958,8 @@
         </w:r>
       </w:hyperlink>
     </w:p>
-    <w:bookmarkEnd w:id="141"/>
-    <w:bookmarkStart w:id="143" w:name="ref-breu2002"/>
+    <w:bookmarkEnd w:id="152"/>
+    <w:bookmarkStart w:id="154" w:name="ref-breu2002"/>
     <w:p>
       <w:pPr>
         <w:pStyle w:val="Bibliography"/>
@@ -7945,7 +9974,7 @@
         <w:t xml:space="preserve">	</w:t>
       </w:r>
       <w:r>
-        <w:t xml:space="preserve">Breu K, Hemingway CJ, Strathern M, Bridger D.</w:t>
+        <w:t xml:space="preserve">K. Breu, C. J. Hemingway, M. Strathern, D. Bridger.</w:t>
       </w:r>
       <w:r>
         <w:t xml:space="preserve"> </w:t>
@@ -7969,7 +9998,7 @@
       <w:r>
         <w:t xml:space="preserve">. 2002;17(1):21-31. doi:</w:t>
       </w:r>
-      <w:hyperlink r:id="rId142">
+      <w:hyperlink r:id="rId153">
         <w:r>
           <w:rPr>
             <w:rStyle w:val="Hyperlink"/>
@@ -7978,8 +10007,8 @@
         </w:r>
       </w:hyperlink>
     </w:p>
-    <w:bookmarkEnd w:id="143"/>
-    <w:bookmarkStart w:id="145" w:name="ref-tessarini2021"/>
+    <w:bookmarkEnd w:id="154"/>
+    <w:bookmarkStart w:id="156" w:name="ref-tessarini2021"/>
     <w:p>
       <w:pPr>
         <w:pStyle w:val="Bibliography"/>
@@ -7994,7 +10023,7 @@
         <w:t xml:space="preserve">	</w:t>
       </w:r>
       <w:r>
-        <w:t xml:space="preserve">Tessarini Junior G, Saltorato P.</w:t>
+        <w:t xml:space="preserve">G. Tessarini Junior, P. Saltorato.</w:t>
       </w:r>
       <w:r>
         <w:t xml:space="preserve"> </w:t>
@@ -8018,7 +10047,7 @@
       <w:r>
         <w:t xml:space="preserve">. 2021;31(81):155-167. doi:</w:t>
       </w:r>
-      <w:hyperlink r:id="rId144">
+      <w:hyperlink r:id="rId155">
         <w:r>
           <w:rPr>
             <w:rStyle w:val="Hyperlink"/>
@@ -8027,8 +10056,8 @@
         </w:r>
       </w:hyperlink>
     </w:p>
-    <w:bookmarkEnd w:id="145"/>
-    <w:bookmarkStart w:id="147" w:name="ref-wynendaele2025"/>
+    <w:bookmarkEnd w:id="156"/>
+    <w:bookmarkStart w:id="158" w:name="ref-wynendaele2025"/>
     <w:p>
       <w:pPr>
         <w:pStyle w:val="Bibliography"/>
@@ -8043,7 +10072,7 @@
         <w:t xml:space="preserve">	</w:t>
       </w:r>
       <w:r>
-        <w:t xml:space="preserve">Wynendaele H, Clays E, Peeters E, et al.</w:t>
+        <w:t xml:space="preserve">Heidi Wynendaele, Els Clays, Evelien Peeters, others.</w:t>
       </w:r>
       <w:r>
         <w:t xml:space="preserve"> </w:t>
@@ -8067,7 +10096,7 @@
       <w:r>
         <w:t xml:space="preserve">. Published online 2025. doi:</w:t>
       </w:r>
-      <w:hyperlink r:id="rId146">
+      <w:hyperlink r:id="rId157">
         <w:r>
           <w:rPr>
             <w:rStyle w:val="Hyperlink"/>
@@ -8076,8 +10105,8 @@
         </w:r>
       </w:hyperlink>
     </w:p>
-    <w:bookmarkEnd w:id="147"/>
-    <w:bookmarkStart w:id="149" w:name="ref-hackney2024"/>
+    <w:bookmarkEnd w:id="158"/>
+    <w:bookmarkStart w:id="160" w:name="ref-hackney2024"/>
     <w:p>
       <w:pPr>
         <w:pStyle w:val="Bibliography"/>
@@ -8092,7 +10121,7 @@
         <w:t xml:space="preserve">	</w:t>
       </w:r>
       <w:r>
-        <w:t xml:space="preserve">Hackney A.</w:t>
+        <w:t xml:space="preserve">A. Hackney.</w:t>
       </w:r>
       <w:r>
         <w:t xml:space="preserve"> </w:t>
@@ -8110,7 +10139,7 @@
       <w:r>
         <w:t xml:space="preserve"> </w:t>
       </w:r>
-      <w:hyperlink r:id="rId148">
+      <w:hyperlink r:id="rId159">
         <w:r>
           <w:rPr>
             <w:rStyle w:val="Hyperlink"/>
@@ -8119,8 +10148,8 @@
         </w:r>
       </w:hyperlink>
     </w:p>
-    <w:bookmarkEnd w:id="149"/>
-    <w:bookmarkStart w:id="151" w:name="ref-alpar2016"/>
+    <w:bookmarkEnd w:id="160"/>
+    <w:bookmarkStart w:id="162" w:name="ref-alpar2016"/>
     <w:p>
       <w:pPr>
         <w:pStyle w:val="Bibliography"/>
@@ -8135,7 +10164,7 @@
         <w:t xml:space="preserve">	</w:t>
       </w:r>
       <w:r>
-        <w:t xml:space="preserve">Alpar P, Schulz M.</w:t>
+        <w:t xml:space="preserve">P. Alpar, M. Schulz.</w:t>
       </w:r>
       <w:r>
         <w:t xml:space="preserve"> </w:t>
@@ -8159,7 +10188,7 @@
       <w:r>
         <w:t xml:space="preserve">. 2016;58(2):151-155. doi:</w:t>
       </w:r>
-      <w:hyperlink r:id="rId150">
+      <w:hyperlink r:id="rId161">
         <w:r>
           <w:rPr>
             <w:rStyle w:val="Hyperlink"/>
@@ -8168,8 +10197,8 @@
         </w:r>
       </w:hyperlink>
     </w:p>
-    <w:bookmarkEnd w:id="151"/>
-    <w:bookmarkStart w:id="153" w:name="ref-banihani2020"/>
+    <w:bookmarkEnd w:id="162"/>
+    <w:bookmarkStart w:id="164" w:name="ref-banihani2020"/>
     <w:p>
       <w:pPr>
         <w:pStyle w:val="Bibliography"/>
@@ -8184,7 +10213,7 @@
         <w:t xml:space="preserve">	</w:t>
       </w:r>
       <w:r>
-        <w:t xml:space="preserve">Bani-Hani I, Tona O, Carlsson S.</w:t>
+        <w:t xml:space="preserve">I. Bani-Hani, O. Tona, S. Carlsson.</w:t>
       </w:r>
       <w:r>
         <w:t xml:space="preserve"> </w:t>
@@ -8208,7 +10237,7 @@
       <w:r>
         <w:t xml:space="preserve">. 2020. doi:</w:t>
       </w:r>
-      <w:hyperlink r:id="rId152">
+      <w:hyperlink r:id="rId163">
         <w:r>
           <w:rPr>
             <w:rStyle w:val="Hyperlink"/>
@@ -8217,8 +10246,8 @@
         </w:r>
       </w:hyperlink>
     </w:p>
-    <w:bookmarkEnd w:id="153"/>
-    <w:bookmarkStart w:id="155" w:name="ref-blaskovic2025"/>
+    <w:bookmarkEnd w:id="164"/>
+    <w:bookmarkStart w:id="166" w:name="ref-blaskovic2025"/>
     <w:p>
       <w:pPr>
         <w:pStyle w:val="Bibliography"/>
@@ -8233,7 +10262,7 @@
         <w:t xml:space="preserve">	</w:t>
       </w:r>
       <w:r>
-        <w:t xml:space="preserve">Blaskovic L, Tankovic N, Lorencin I, et al.</w:t>
+        <w:t xml:space="preserve">Luka Blaskovic, Nikola Tankovic, Ivan Lorencin, others.</w:t>
       </w:r>
       <w:r>
         <w:t xml:space="preserve"> </w:t>
@@ -8257,7 +10286,7 @@
       <w:r>
         <w:t xml:space="preserve">. 2025;9(10):256. doi:</w:t>
       </w:r>
-      <w:hyperlink r:id="rId154">
+      <w:hyperlink r:id="rId165">
         <w:r>
           <w:rPr>
             <w:rStyle w:val="Hyperlink"/>
@@ -8266,8 +10295,8 @@
         </w:r>
       </w:hyperlink>
     </w:p>
-    <w:bookmarkEnd w:id="155"/>
-    <w:bookmarkStart w:id="157" w:name="ref-marshan2024"/>
+    <w:bookmarkEnd w:id="166"/>
+    <w:bookmarkStart w:id="168" w:name="ref-marshan2024"/>
     <w:p>
       <w:pPr>
         <w:pStyle w:val="Bibliography"/>
@@ -8282,7 +10311,7 @@
         <w:t xml:space="preserve">	</w:t>
       </w:r>
       <w:r>
-        <w:t xml:space="preserve">Marshan A A.</w:t>
+        <w:t xml:space="preserve">Almutairi Marshan A.</w:t>
       </w:r>
       <w:r>
         <w:t xml:space="preserve"> </w:t>
@@ -8306,7 +10335,7 @@
       <w:r>
         <w:t xml:space="preserve">. Published online 2024. doi:</w:t>
       </w:r>
-      <w:hyperlink r:id="rId156">
+      <w:hyperlink r:id="rId167">
         <w:r>
           <w:rPr>
             <w:rStyle w:val="Hyperlink"/>
@@ -8315,8 +10344,8 @@
         </w:r>
       </w:hyperlink>
     </w:p>
-    <w:bookmarkEnd w:id="157"/>
-    <w:bookmarkStart w:id="159" w:name="ref-chen2026graph"/>
+    <w:bookmarkEnd w:id="168"/>
+    <w:bookmarkStart w:id="170" w:name="ref-chen2026graph"/>
     <w:p>
       <w:pPr>
         <w:pStyle w:val="Bibliography"/>
@@ -8331,7 +10360,7 @@
         <w:t xml:space="preserve">	</w:t>
       </w:r>
       <w:r>
-        <w:t xml:space="preserve">Chen Q, Peng J, Song B, Zhou Y, Ji R.</w:t>
+        <w:t xml:space="preserve">Qi Chen, Jian Peng, Bin Song, Yun Zhou, Rongrong Ji.</w:t>
       </w:r>
       <w:r>
         <w:t xml:space="preserve"> </w:t>
@@ -8355,7 +10384,7 @@
       <w:r>
         <w:t xml:space="preserve">. Published online 2026. doi:</w:t>
       </w:r>
-      <w:hyperlink r:id="rId158">
+      <w:hyperlink r:id="rId169">
         <w:r>
           <w:rPr>
             <w:rStyle w:val="Hyperlink"/>
@@ -8364,8 +10393,8 @@
         </w:r>
       </w:hyperlink>
     </w:p>
-    <w:bookmarkEnd w:id="159"/>
-    <w:bookmarkStart w:id="161" w:name="ref-tarbell2024"/>
+    <w:bookmarkEnd w:id="170"/>
+    <w:bookmarkStart w:id="172" w:name="ref-tarbell2024"/>
     <w:p>
       <w:pPr>
         <w:pStyle w:val="Bibliography"/>
@@ -8380,7 +10409,7 @@
         <w:t xml:space="preserve">	</w:t>
       </w:r>
       <w:r>
-        <w:t xml:space="preserve">Tarbell R, Choo KKR, Dietrich G, et al.</w:t>
+        <w:t xml:space="preserve">R. Tarbell, K. K. R. Choo, G. Dietrich, others.</w:t>
       </w:r>
       <w:r>
         <w:t xml:space="preserve"> </w:t>
@@ -8407,7 +10436,7 @@
       <w:r>
         <w:t xml:space="preserve"> </w:t>
       </w:r>
-      <w:hyperlink r:id="rId160">
+      <w:hyperlink r:id="rId171">
         <w:r>
           <w:rPr>
             <w:rStyle w:val="Hyperlink"/>
@@ -8416,8 +10445,8 @@
         </w:r>
       </w:hyperlink>
     </w:p>
-    <w:bookmarkEnd w:id="161"/>
-    <w:bookmarkStart w:id="163" w:name="ref-yuan2019"/>
+    <w:bookmarkEnd w:id="172"/>
+    <w:bookmarkStart w:id="174" w:name="ref-yuan2019"/>
     <w:p>
       <w:pPr>
         <w:pStyle w:val="Bibliography"/>
@@ -8432,7 +10461,7 @@
         <w:t xml:space="preserve">	</w:t>
       </w:r>
       <w:r>
-        <w:t xml:space="preserve">Yuan C, Ryan PB, Ta C, Guo Y, Li Z, et al.</w:t>
+        <w:t xml:space="preserve">Chi Yuan, Patrick B. Ryan, Casey Ta, Yixuan Guo, Ziran Li, others.</w:t>
       </w:r>
       <w:r>
         <w:t xml:space="preserve"> </w:t>
@@ -8456,7 +10485,7 @@
       <w:r>
         <w:t xml:space="preserve">. 2019;26(4):294-305. doi:</w:t>
       </w:r>
-      <w:hyperlink r:id="rId162">
+      <w:hyperlink r:id="rId173">
         <w:r>
           <w:rPr>
             <w:rStyle w:val="Hyperlink"/>
@@ -8465,8 +10494,8 @@
         </w:r>
       </w:hyperlink>
     </w:p>
-    <w:bookmarkEnd w:id="163"/>
-    <w:bookmarkStart w:id="165" w:name="ref-nittala2024"/>
+    <w:bookmarkEnd w:id="174"/>
+    <w:bookmarkStart w:id="176" w:name="ref-nittala2024"/>
     <w:p>
       <w:pPr>
         <w:pStyle w:val="Bibliography"/>
@@ -8481,7 +10510,7 @@
         <w:t xml:space="preserve">	</w:t>
       </w:r>
       <w:r>
-        <w:t xml:space="preserve">Nittala EP.</w:t>
+        <w:t xml:space="preserve">E. P. Nittala.</w:t>
       </w:r>
       <w:r>
         <w:t xml:space="preserve"> </w:t>
@@ -8508,7 +10537,7 @@
       <w:r>
         <w:t xml:space="preserve"> </w:t>
       </w:r>
-      <w:hyperlink r:id="rId164">
+      <w:hyperlink r:id="rId175">
         <w:r>
           <w:rPr>
             <w:rStyle w:val="Hyperlink"/>
@@ -8517,8 +10546,8 @@
         </w:r>
       </w:hyperlink>
     </w:p>
-    <w:bookmarkEnd w:id="165"/>
-    <w:bookmarkStart w:id="167" w:name="ref-anthropic2025"/>
+    <w:bookmarkEnd w:id="176"/>
+    <w:bookmarkStart w:id="178" w:name="ref-anthropic2025"/>
     <w:p>
       <w:pPr>
         <w:pStyle w:val="Bibliography"/>
@@ -8553,7 +10582,7 @@
       <w:r>
         <w:t xml:space="preserve"> </w:t>
       </w:r>
-      <w:hyperlink r:id="rId166">
+      <w:hyperlink r:id="rId177">
         <w:r>
           <w:rPr>
             <w:rStyle w:val="Hyperlink"/>
@@ -8562,8 +10591,8 @@
         </w:r>
       </w:hyperlink>
     </w:p>
-    <w:bookmarkEnd w:id="167"/>
-    <w:bookmarkStart w:id="169" w:name="ref-hendrix1978"/>
+    <w:bookmarkEnd w:id="178"/>
+    <w:bookmarkStart w:id="180" w:name="ref-hendrix1978"/>
     <w:p>
       <w:pPr>
         <w:pStyle w:val="Bibliography"/>
@@ -8578,7 +10607,7 @@
         <w:t xml:space="preserve">	</w:t>
       </w:r>
       <w:r>
-        <w:t xml:space="preserve">Hendrix S G. G.</w:t>
+        <w:t xml:space="preserve">Sacerdoti Hendrix G. G.</w:t>
       </w:r>
       <w:r>
         <w:t xml:space="preserve"> </w:t>
@@ -8616,7 +10645,7 @@
       <w:r>
         <w:t xml:space="preserve">. Published online 1978. doi:</w:t>
       </w:r>
-      <w:hyperlink r:id="rId168">
+      <w:hyperlink r:id="rId179">
         <w:r>
           <w:rPr>
             <w:rStyle w:val="Hyperlink"/>
@@ -8625,8 +10654,8 @@
         </w:r>
       </w:hyperlink>
     </w:p>
-    <w:bookmarkEnd w:id="169"/>
-    <w:bookmarkStart w:id="171" w:name="ref-ogunwole2023"/>
+    <w:bookmarkEnd w:id="180"/>
+    <w:bookmarkStart w:id="182" w:name="ref-ogunwole2023"/>
     <w:p>
       <w:pPr>
         <w:pStyle w:val="Bibliography"/>
@@ -8641,7 +10670,7 @@
         <w:t xml:space="preserve">	</w:t>
       </w:r>
       <w:r>
-        <w:t xml:space="preserve">Ogunwole &amp;O O.</w:t>
+        <w:t xml:space="preserve">&amp; Onukwulu Ogunwole O.</w:t>
       </w:r>
       <w:r>
         <w:t xml:space="preserve"> </w:t>
@@ -8668,7 +10697,7 @@
       <w:r>
         <w:t xml:space="preserve"> </w:t>
       </w:r>
-      <w:hyperlink r:id="rId170">
+      <w:hyperlink r:id="rId181">
         <w:r>
           <w:rPr>
             <w:rStyle w:val="Hyperlink"/>
@@ -8677,8 +10706,8 @@
         </w:r>
       </w:hyperlink>
     </w:p>
-    <w:bookmarkEnd w:id="171"/>
-    <w:bookmarkStart w:id="173" w:name="ref-arora2025"/>
+    <w:bookmarkEnd w:id="182"/>
+    <w:bookmarkStart w:id="184" w:name="ref-arora2025"/>
     <w:p>
       <w:pPr>
         <w:pStyle w:val="Bibliography"/>
@@ -8693,7 +10722,7 @@
         <w:t xml:space="preserve">	</w:t>
       </w:r>
       <w:r>
-        <w:t xml:space="preserve">Arora A.</w:t>
+        <w:t xml:space="preserve">A Arora.</w:t>
       </w:r>
       <w:r>
         <w:t xml:space="preserve"> </w:t>
@@ -8720,7 +10749,7 @@
       <w:r>
         <w:t xml:space="preserve"> </w:t>
       </w:r>
-      <w:hyperlink r:id="rId172">
+      <w:hyperlink r:id="rId183">
         <w:r>
           <w:rPr>
             <w:rStyle w:val="Hyperlink"/>
@@ -8729,8 +10758,8 @@
         </w:r>
       </w:hyperlink>
     </w:p>
-    <w:bookmarkEnd w:id="173"/>
-    <w:bookmarkStart w:id="175" w:name="ref-ignatowicz2023"/>
+    <w:bookmarkEnd w:id="184"/>
+    <w:bookmarkStart w:id="186" w:name="ref-ignatowicz2023"/>
     <w:p>
       <w:pPr>
         <w:pStyle w:val="Bibliography"/>
@@ -8745,7 +10774,7 @@
         <w:t xml:space="preserve">	</w:t>
       </w:r>
       <w:r>
-        <w:t xml:space="preserve">Ignatowicz A, Tarrant C, Mannion R, El-Sawy D, et al.</w:t>
+        <w:t xml:space="preserve">Agnieszka Ignatowicz, Carolyn Tarrant, Russell Mannion, Dalia El-Sawy, others.</w:t>
       </w:r>
       <w:r>
         <w:t xml:space="preserve"> </w:t>
@@ -8769,7 +10798,7 @@
       <w:r>
         <w:t xml:space="preserve">. 2023;23:242. doi:</w:t>
       </w:r>
-      <w:hyperlink r:id="rId174">
+      <w:hyperlink r:id="rId185">
         <w:r>
           <w:rPr>
             <w:rStyle w:val="Hyperlink"/>
@@ -8778,8 +10807,8 @@
         </w:r>
       </w:hyperlink>
     </w:p>
-    <w:bookmarkEnd w:id="175"/>
-    <w:bookmarkStart w:id="177" w:name="ref-ratliff2025"/>
+    <w:bookmarkEnd w:id="186"/>
+    <w:bookmarkStart w:id="188" w:name="ref-ratliff2025"/>
     <w:p>
       <w:pPr>
         <w:pStyle w:val="Bibliography"/>
@@ -8794,7 +10823,7 @@
         <w:t xml:space="preserve">	</w:t>
       </w:r>
       <w:r>
-        <w:t xml:space="preserve">Ratliff HC, Lee KA, Buchbinder M, Kelly LA, et al.</w:t>
+        <w:t xml:space="preserve">Hope C. Ratliff, Kirsten A. Lee, Mara Buchbinder, Lesly A. Kelly, others.</w:t>
       </w:r>
       <w:r>
         <w:t xml:space="preserve"> </w:t>
@@ -8821,7 +10850,7 @@
       <w:r>
         <w:t xml:space="preserve"> </w:t>
       </w:r>
-      <w:hyperlink r:id="rId176">
+      <w:hyperlink r:id="rId187">
         <w:r>
           <w:rPr>
             <w:rStyle w:val="Hyperlink"/>
@@ -8830,8 +10859,8 @@
         </w:r>
       </w:hyperlink>
     </w:p>
-    <w:bookmarkEnd w:id="177"/>
-    <w:bookmarkStart w:id="179" w:name="ref-valiaiev2025"/>
+    <w:bookmarkEnd w:id="188"/>
+    <w:bookmarkStart w:id="190" w:name="ref-valiaiev2025"/>
     <w:p>
       <w:pPr>
         <w:pStyle w:val="Bibliography"/>
@@ -8846,7 +10875,7 @@
         <w:t xml:space="preserve">	</w:t>
       </w:r>
       <w:r>
-        <w:t xml:space="preserve">Valiaiev D.</w:t>
+        <w:t xml:space="preserve">D. Valiaiev.</w:t>
       </w:r>
       <w:r>
         <w:t xml:space="preserve"> </w:t>
@@ -8864,7 +10893,7 @@
       <w:r>
         <w:t xml:space="preserve"> </w:t>
       </w:r>
-      <w:hyperlink r:id="rId178">
+      <w:hyperlink r:id="rId189">
         <w:r>
           <w:rPr>
             <w:rStyle w:val="Hyperlink"/>
@@ -8873,8 +10902,8 @@
         </w:r>
       </w:hyperlink>
     </w:p>
-    <w:bookmarkEnd w:id="179"/>
-    <w:bookmarkStart w:id="181" w:name="ref-betha2023"/>
+    <w:bookmarkEnd w:id="190"/>
+    <w:bookmarkStart w:id="192" w:name="ref-betha2023"/>
     <w:p>
       <w:pPr>
         <w:pStyle w:val="Bibliography"/>
@@ -8889,7 +10918,7 @@
         <w:t xml:space="preserve">	</w:t>
       </w:r>
       <w:r>
-        <w:t xml:space="preserve">Betha R.</w:t>
+        <w:t xml:space="preserve">R. Betha.</w:t>
       </w:r>
       <w:r>
         <w:t xml:space="preserve"> </w:t>
@@ -8916,7 +10945,7 @@
       <w:r>
         <w:t xml:space="preserve"> </w:t>
       </w:r>
-      <w:hyperlink r:id="rId180">
+      <w:hyperlink r:id="rId191">
         <w:r>
           <w:rPr>
             <w:rStyle w:val="Hyperlink"/>
@@ -8925,8 +10954,8 @@
         </w:r>
       </w:hyperlink>
     </w:p>
-    <w:bookmarkEnd w:id="181"/>
-    <w:bookmarkStart w:id="183" w:name="ref-kottam2025"/>
+    <w:bookmarkEnd w:id="192"/>
+    <w:bookmarkStart w:id="194" w:name="ref-kottam2025"/>
     <w:p>
       <w:pPr>
         <w:pStyle w:val="Bibliography"/>
@@ -8941,7 +10970,7 @@
         <w:t xml:space="preserve">	</w:t>
       </w:r>
       <w:r>
-        <w:t xml:space="preserve">Kottam S, Annem S, Sun Y.</w:t>
+        <w:t xml:space="preserve">Saikiran Kottam, Sridhar Annem, Yingcheng Sun.</w:t>
       </w:r>
       <w:r>
         <w:t xml:space="preserve"> </w:t>
@@ -8965,7 +10994,7 @@
       <w:r>
         <w:t xml:space="preserve">. 2025. doi:</w:t>
       </w:r>
-      <w:hyperlink r:id="rId182">
+      <w:hyperlink r:id="rId193">
         <w:r>
           <w:rPr>
             <w:rStyle w:val="Hyperlink"/>
@@ -8974,8 +11003,8 @@
         </w:r>
       </w:hyperlink>
     </w:p>
-    <w:bookmarkEnd w:id="183"/>
-    <w:bookmarkStart w:id="185" w:name="ref-alukal2006"/>
+    <w:bookmarkEnd w:id="194"/>
+    <w:bookmarkStart w:id="196" w:name="ref-alukal2006"/>
     <w:p>
       <w:pPr>
         <w:pStyle w:val="Bibliography"/>
@@ -8990,7 +11019,7 @@
         <w:t xml:space="preserve">	</w:t>
       </w:r>
       <w:r>
-        <w:t xml:space="preserve">Alukal VG, Manos A.</w:t>
+        <w:t xml:space="preserve">V. G. Alukal, A. Manos.</w:t>
       </w:r>
       <w:r>
         <w:t xml:space="preserve"> </w:t>
@@ -9008,7 +11037,7 @@
       <w:r>
         <w:t xml:space="preserve"> </w:t>
       </w:r>
-      <w:hyperlink r:id="rId184">
+      <w:hyperlink r:id="rId195">
         <w:r>
           <w:rPr>
             <w:rStyle w:val="Hyperlink"/>
@@ -9017,8 +11046,8 @@
         </w:r>
       </w:hyperlink>
     </w:p>
-    <w:bookmarkEnd w:id="185"/>
-    <w:bookmarkStart w:id="187" w:name="ref-himss2025ucdavis"/>
+    <w:bookmarkEnd w:id="196"/>
+    <w:bookmarkStart w:id="198" w:name="ref-himss2025ucdavis"/>
     <w:p>
       <w:pPr>
         <w:pStyle w:val="Bibliography"/>
@@ -9047,7 +11076,7 @@
       <w:r>
         <w:t xml:space="preserve"> </w:t>
       </w:r>
-      <w:hyperlink r:id="rId186">
+      <w:hyperlink r:id="rId197">
         <w:r>
           <w:rPr>
             <w:rStyle w:val="Hyperlink"/>
@@ -9056,8 +11085,8 @@
         </w:r>
       </w:hyperlink>
     </w:p>
-    <w:bookmarkEnd w:id="187"/>
-    <w:bookmarkStart w:id="189" w:name="ref-kumar2025caos"/>
+    <w:bookmarkEnd w:id="198"/>
+    <w:bookmarkStart w:id="200" w:name="ref-kumar2025caos"/>
     <w:p>
       <w:pPr>
         <w:pStyle w:val="Bibliography"/>
@@ -9072,7 +11101,7 @@
         <w:t xml:space="preserve">	</w:t>
       </w:r>
       <w:r>
-        <w:t xml:space="preserve">Kumar R, Sporn K, Waisberg E, Ong J, Paladugu P, et al.</w:t>
+        <w:t xml:space="preserve">Rahul Kumar, Konrad Sporn, Ethan Waisberg, Joshua Ong, Phani Paladugu, others.</w:t>
       </w:r>
       <w:r>
         <w:t xml:space="preserve"> </w:t>
@@ -9096,7 +11125,7 @@
       <w:r>
         <w:t xml:space="preserve">. Published online 2025. doi:</w:t>
       </w:r>
-      <w:hyperlink r:id="rId188">
+      <w:hyperlink r:id="rId199">
         <w:r>
           <w:rPr>
             <w:rStyle w:val="Hyperlink"/>
@@ -9105,8 +11134,8 @@
         </w:r>
       </w:hyperlink>
     </w:p>
-    <w:bookmarkEnd w:id="189"/>
-    <w:bookmarkStart w:id="191" w:name="ref-labkoff2024"/>
+    <w:bookmarkEnd w:id="200"/>
+    <w:bookmarkStart w:id="202" w:name="ref-labkoff2024"/>
     <w:p>
       <w:pPr>
         <w:pStyle w:val="Bibliography"/>
@@ -9121,7 +11150,7 @@
         <w:t xml:space="preserve">	</w:t>
       </w:r>
       <w:r>
-        <w:t xml:space="preserve">Labkoff S, Oladimeji B, Kannry J, et al.</w:t>
+        <w:t xml:space="preserve">Steven Labkoff, Bola Oladimeji, Joseph Kannry, others.</w:t>
       </w:r>
       <w:r>
         <w:t xml:space="preserve"> </w:t>
@@ -9145,7 +11174,7 @@
       <w:r>
         <w:t xml:space="preserve">. 2024;31(11):2730. doi:</w:t>
       </w:r>
-      <w:hyperlink r:id="rId190">
+      <w:hyperlink r:id="rId201">
         <w:r>
           <w:rPr>
             <w:rStyle w:val="Hyperlink"/>
@@ -9154,8 +11183,8 @@
         </w:r>
       </w:hyperlink>
     </w:p>
-    <w:bookmarkEnd w:id="191"/>
-    <w:bookmarkStart w:id="193" w:name="ref-loshin2010"/>
+    <w:bookmarkEnd w:id="202"/>
+    <w:bookmarkStart w:id="204" w:name="ref-loshin2010"/>
     <w:p>
       <w:pPr>
         <w:pStyle w:val="Bibliography"/>
@@ -9170,7 +11199,7 @@
         <w:t xml:space="preserve">	</w:t>
       </w:r>
       <w:r>
-        <w:t xml:space="preserve">Loshin D.</w:t>
+        <w:t xml:space="preserve">David Loshin.</w:t>
       </w:r>
       <w:r>
         <w:t xml:space="preserve"> </w:t>
@@ -9188,7 +11217,7 @@
       <w:r>
         <w:t xml:space="preserve"> </w:t>
       </w:r>
-      <w:hyperlink r:id="rId192">
+      <w:hyperlink r:id="rId203">
         <w:r>
           <w:rPr>
             <w:rStyle w:val="Hyperlink"/>
@@ -9197,8 +11226,8 @@
         </w:r>
       </w:hyperlink>
     </w:p>
-    <w:bookmarkEnd w:id="193"/>
-    <w:bookmarkStart w:id="195" w:name="ref-kalyanasundaram2025"/>
+    <w:bookmarkEnd w:id="204"/>
+    <w:bookmarkStart w:id="206" w:name="ref-kalyanasundaram2025"/>
     <w:p>
       <w:pPr>
         <w:pStyle w:val="Bibliography"/>
@@ -9213,7 +11242,7 @@
         <w:t xml:space="preserve">	</w:t>
       </w:r>
       <w:r>
-        <w:t xml:space="preserve">Kalyanasundaram S.</w:t>
+        <w:t xml:space="preserve">S. Kalyanasundaram.</w:t>
       </w:r>
       <w:r>
         <w:t xml:space="preserve"> </w:t>
@@ -9240,7 +11269,7 @@
       <w:r>
         <w:t xml:space="preserve"> </w:t>
       </w:r>
-      <w:hyperlink r:id="rId194">
+      <w:hyperlink r:id="rId205">
         <w:r>
           <w:rPr>
             <w:rStyle w:val="Hyperlink"/>
@@ -9249,8 +11278,8 @@
         </w:r>
       </w:hyperlink>
     </w:p>
-    <w:bookmarkEnd w:id="195"/>
-    <w:bookmarkStart w:id="197" w:name="ref-zimmermann2017"/>
+    <w:bookmarkEnd w:id="206"/>
+    <w:bookmarkStart w:id="208" w:name="ref-zimmermann2017"/>
     <w:p>
       <w:pPr>
         <w:pStyle w:val="Bibliography"/>
@@ -9265,7 +11294,7 @@
         <w:t xml:space="preserve">	</w:t>
       </w:r>
       <w:r>
-        <w:t xml:space="preserve">Zimmermann S, Rentrop C.</w:t>
+        <w:t xml:space="preserve">Stephan Zimmermann, Christopher Rentrop.</w:t>
       </w:r>
       <w:r>
         <w:t xml:space="preserve"> </w:t>
@@ -9289,7 +11318,7 @@
       <w:r>
         <w:t xml:space="preserve">. 2017;31(1):79-96. doi:</w:t>
       </w:r>
-      <w:hyperlink r:id="rId196">
+      <w:hyperlink r:id="rId207">
         <w:r>
           <w:rPr>
             <w:rStyle w:val="Hyperlink"/>
@@ -9298,8 +11327,8 @@
         </w:r>
       </w:hyperlink>
     </w:p>
-    <w:bookmarkEnd w:id="197"/>
-    <w:bookmarkStart w:id="199" w:name="ref-ipeirotis2025"/>
+    <w:bookmarkEnd w:id="208"/>
+    <w:bookmarkStart w:id="210" w:name="ref-ipeirotis2025"/>
     <w:p>
       <w:pPr>
         <w:pStyle w:val="Bibliography"/>
@@ -9314,7 +11343,7 @@
         <w:t xml:space="preserve">	</w:t>
       </w:r>
       <w:r>
-        <w:t xml:space="preserve">Ipeirotis &amp;Z P.</w:t>
+        <w:t xml:space="preserve">&amp; Zheng Ipeirotis P.</w:t>
       </w:r>
       <w:r>
         <w:t xml:space="preserve"> </w:t>
@@ -9338,7 +11367,7 @@
       <w:r>
         <w:t xml:space="preserve"> </w:t>
       </w:r>
-      <w:hyperlink r:id="rId198">
+      <w:hyperlink r:id="rId209">
         <w:r>
           <w:rPr>
             <w:rStyle w:val="Hyperlink"/>
@@ -9347,8 +11376,8 @@
         </w:r>
       </w:hyperlink>
     </w:p>
-    <w:bookmarkEnd w:id="199"/>
-    <w:bookmarkStart w:id="201" w:name="ref-gartlehner2025"/>
+    <w:bookmarkEnd w:id="210"/>
+    <w:bookmarkStart w:id="212" w:name="ref-gartlehner2025"/>
     <w:p>
       <w:pPr>
         <w:pStyle w:val="Bibliography"/>
@@ -9363,7 +11392,7 @@
         <w:t xml:space="preserve">	</w:t>
       </w:r>
       <w:r>
-        <w:t xml:space="preserve">Gartlehner G, Kugley S, Crotty K, et al.</w:t>
+        <w:t xml:space="preserve">G. Gartlehner, S. Kugley, K. Crotty, M. Viswanathan, A. Dobrescu, B. Nussbaumer-Streit, G. Booth, J. R. Treadwell.</w:t>
       </w:r>
       <w:r>
         <w:t xml:space="preserve"> </w:t>
@@ -9387,7 +11416,7 @@
       <w:r>
         <w:t xml:space="preserve">. 2025;178(12):1763-1771. doi:</w:t>
       </w:r>
-      <w:hyperlink r:id="rId200">
+      <w:hyperlink r:id="rId211">
         <w:r>
           <w:rPr>
             <w:rStyle w:val="Hyperlink"/>
@@ -9396,8 +11425,8 @@
         </w:r>
       </w:hyperlink>
     </w:p>
-    <w:bookmarkEnd w:id="201"/>
-    <w:bookmarkStart w:id="203" w:name="ref-benzarti2026"/>
+    <w:bookmarkEnd w:id="212"/>
+    <w:bookmarkStart w:id="214" w:name="ref-benzarti2026"/>
     <w:p>
       <w:pPr>
         <w:pStyle w:val="Bibliography"/>
@@ -9412,7 +11441,7 @@
         <w:t xml:space="preserve">	</w:t>
       </w:r>
       <w:r>
-        <w:t xml:space="preserve">Benzarti S, Berrabah C.</w:t>
+        <w:t xml:space="preserve">S. Benzarti, C. Berrabah.</w:t>
       </w:r>
       <w:r>
         <w:t xml:space="preserve"> </w:t>
@@ -9436,7 +11465,7 @@
       <w:r>
         <w:t xml:space="preserve">. Springer; 2026:151-164. doi:</w:t>
       </w:r>
-      <w:hyperlink r:id="rId202">
+      <w:hyperlink r:id="rId213">
         <w:r>
           <w:rPr>
             <w:rStyle w:val="Hyperlink"/>
@@ -9445,8 +11474,8 @@
         </w:r>
       </w:hyperlink>
     </w:p>
-    <w:bookmarkEnd w:id="203"/>
-    <w:bookmarkStart w:id="205" w:name="ref-ning2024"/>
+    <w:bookmarkEnd w:id="214"/>
+    <w:bookmarkStart w:id="216" w:name="ref-ning2024"/>
     <w:p>
       <w:pPr>
         <w:pStyle w:val="Bibliography"/>
@@ -9461,7 +11490,7 @@
         <w:t xml:space="preserve">	</w:t>
       </w:r>
       <w:r>
-        <w:t xml:space="preserve">Ning Z, Tian Y, Zhang Z, Zhang T, Li TJ.</w:t>
+        <w:t xml:space="preserve">Z. Ning, Y. Tian, Z. Zhang, T. Zhang, T. J. Li.</w:t>
       </w:r>
       <w:r>
         <w:t xml:space="preserve"> </w:t>
@@ -9485,7 +11514,7 @@
       <w:r>
         <w:t xml:space="preserve">. 2024;14(4):1-32. doi:</w:t>
       </w:r>
-      <w:hyperlink r:id="rId204">
+      <w:hyperlink r:id="rId215">
         <w:r>
           <w:rPr>
             <w:rStyle w:val="Hyperlink"/>
@@ -9494,8 +11523,8 @@
         </w:r>
       </w:hyperlink>
     </w:p>
-    <w:bookmarkEnd w:id="205"/>
-    <w:bookmarkStart w:id="207" w:name="ref-ibm2022"/>
+    <w:bookmarkEnd w:id="216"/>
+    <w:bookmarkStart w:id="218" w:name="ref-ibm2022"/>
     <w:p>
       <w:pPr>
         <w:pStyle w:val="Bibliography"/>
@@ -9551,7 +11580,7 @@
       <w:r>
         <w:t xml:space="preserve"> </w:t>
       </w:r>
-      <w:hyperlink r:id="rId206">
+      <w:hyperlink r:id="rId217">
         <w:r>
           <w:rPr>
             <w:rStyle w:val="Hyperlink"/>
@@ -9560,8 +11589,8 @@
         </w:r>
       </w:hyperlink>
     </w:p>
-    <w:bookmarkEnd w:id="207"/>
-    <w:bookmarkStart w:id="209" w:name="ref-strickland2019"/>
+    <w:bookmarkEnd w:id="218"/>
+    <w:bookmarkStart w:id="220" w:name="ref-strickland2019"/>
     <w:p>
       <w:pPr>
         <w:pStyle w:val="Bibliography"/>
@@ -9576,7 +11605,7 @@
         <w:t xml:space="preserve">	</w:t>
       </w:r>
       <w:r>
-        <w:t xml:space="preserve">Strickland E.</w:t>
+        <w:t xml:space="preserve">E. Strickland.</w:t>
       </w:r>
       <w:r>
         <w:t xml:space="preserve"> </w:t>
@@ -9600,7 +11629,7 @@
       <w:r>
         <w:t xml:space="preserve">. 2019;56(4):24-31. doi:</w:t>
       </w:r>
-      <w:hyperlink r:id="rId208">
+      <w:hyperlink r:id="rId219">
         <w:r>
           <w:rPr>
             <w:rStyle w:val="Hyperlink"/>
@@ -9609,8 +11638,8 @@
         </w:r>
       </w:hyperlink>
     </w:p>
-    <w:bookmarkEnd w:id="209"/>
-    <w:bookmarkStart w:id="211" w:name="ref-lavito2021"/>
+    <w:bookmarkEnd w:id="220"/>
+    <w:bookmarkStart w:id="222" w:name="ref-lavito2021"/>
     <w:p>
       <w:pPr>
         <w:pStyle w:val="Bibliography"/>
@@ -9625,7 +11654,7 @@
         <w:t xml:space="preserve">	</w:t>
       </w:r>
       <w:r>
-        <w:t xml:space="preserve">LaVito A.</w:t>
+        <w:t xml:space="preserve">A LaVito.</w:t>
       </w:r>
       <w:r>
         <w:t xml:space="preserve"> </w:t>
@@ -9652,7 +11681,7 @@
       <w:r>
         <w:t xml:space="preserve"> </w:t>
       </w:r>
-      <w:hyperlink r:id="rId210">
+      <w:hyperlink r:id="rId221">
         <w:r>
           <w:rPr>
             <w:rStyle w:val="Hyperlink"/>
@@ -9661,8 +11690,8 @@
         </w:r>
       </w:hyperlink>
     </w:p>
-    <w:bookmarkEnd w:id="211"/>
-    <w:bookmarkStart w:id="213" w:name="ref-acchiardo2021"/>
+    <w:bookmarkEnd w:id="222"/>
+    <w:bookmarkStart w:id="224" w:name="ref-acchiardo2021"/>
     <w:p>
       <w:pPr>
         <w:pStyle w:val="Bibliography"/>
@@ -9677,7 +11706,7 @@
         <w:t xml:space="preserve">	</w:t>
       </w:r>
       <w:r>
-        <w:t xml:space="preserve">Acchiardo JM, Gunderman RB.</w:t>
+        <w:t xml:space="preserve">J. M. Acchiardo, R. B. Gunderman.</w:t>
       </w:r>
       <w:r>
         <w:t xml:space="preserve"> </w:t>
@@ -9701,7 +11730,7 @@
       <w:r>
         <w:t xml:space="preserve">. 2021;28(7):1036-1037. doi:</w:t>
       </w:r>
-      <w:hyperlink r:id="rId212">
+      <w:hyperlink r:id="rId223">
         <w:r>
           <w:rPr>
             <w:rStyle w:val="Hyperlink"/>
@@ -9710,8 +11739,8 @@
         </w:r>
       </w:hyperlink>
     </w:p>
-    <w:bookmarkEnd w:id="213"/>
-    <w:bookmarkStart w:id="215" w:name="ref-yang2020"/>
+    <w:bookmarkEnd w:id="224"/>
+    <w:bookmarkStart w:id="226" w:name="ref-yang2020"/>
     <w:p>
       <w:pPr>
         <w:pStyle w:val="Bibliography"/>
@@ -9726,7 +11755,7 @@
         <w:t xml:space="preserve">	</w:t>
       </w:r>
       <w:r>
-        <w:t xml:space="preserve">Yang J, Chesbrough H, Hurmelinna-Laukkanen P.</w:t>
+        <w:t xml:space="preserve">J. Yang, H. Chesbrough, P. Hurmelinna-Laukkanen.</w:t>
       </w:r>
       <w:r>
         <w:t xml:space="preserve"> </w:t>
@@ -9744,7 +11773,7 @@
       <w:r>
         <w:t xml:space="preserve"> </w:t>
       </w:r>
-      <w:hyperlink r:id="rId214">
+      <w:hyperlink r:id="rId225">
         <w:r>
           <w:rPr>
             <w:rStyle w:val="Hyperlink"/>
@@ -9753,9 +11782,9 @@
         </w:r>
       </w:hyperlink>
     </w:p>
-    <w:bookmarkEnd w:id="215"/>
-    <w:bookmarkEnd w:id="216"/>
-    <w:bookmarkEnd w:id="217"/>
+    <w:bookmarkEnd w:id="226"/>
+    <w:bookmarkEnd w:id="227"/>
+    <w:bookmarkEnd w:id="228"/>
     <w:sectPr>
       <w:footnotePr>
         <w:numRestart w:val="eachSect"/>
@@ -9798,7 +11827,7 @@
       <w:lvlText w:val=" "/>
       <w:lvlJc w:val="left"/>
       <w:pPr>
-        <w:ind w:left="720" w:hanging="360"/>
+        <w:ind w:left="720" w:hanging="480"/>
       </w:pPr>
     </w:lvl>
     <w:lvl w:ilvl="1">
@@ -9806,7 +11835,7 @@
       <w:lvlText w:val=" "/>
       <w:lvlJc w:val="left"/>
       <w:pPr>
-        <w:ind w:left="1440" w:hanging="360"/>
+        <w:ind w:left="1440" w:hanging="480"/>
       </w:pPr>
     </w:lvl>
     <w:lvl w:ilvl="2">
@@ -9814,7 +11843,7 @@
       <w:lvlText w:val=" "/>
       <w:lvlJc w:val="left"/>
       <w:pPr>
-        <w:ind w:left="2160" w:hanging="360"/>
+        <w:ind w:left="2160" w:hanging="480"/>
       </w:pPr>
     </w:lvl>
     <w:lvl w:ilvl="3">
@@ -9822,7 +11851,7 @@
       <w:lvlText w:val=" "/>
       <w:lvlJc w:val="left"/>
       <w:pPr>
-        <w:ind w:left="2880" w:hanging="360"/>
+        <w:ind w:left="2880" w:hanging="480"/>
       </w:pPr>
     </w:lvl>
     <w:lvl w:ilvl="4">
@@ -9830,7 +11859,7 @@
       <w:lvlText w:val=" "/>
       <w:lvlJc w:val="left"/>
       <w:pPr>
-        <w:ind w:left="3600" w:hanging="360"/>
+        <w:ind w:left="3600" w:hanging="480"/>
       </w:pPr>
     </w:lvl>
     <w:lvl w:ilvl="5">
@@ -9838,7 +11867,7 @@
       <w:lvlText w:val=" "/>
       <w:lvlJc w:val="left"/>
       <w:pPr>
-        <w:ind w:left="4320" w:hanging="360"/>
+        <w:ind w:left="4320" w:hanging="480"/>
       </w:pPr>
     </w:lvl>
     <w:lvl w:ilvl="6">
@@ -9846,7 +11875,7 @@
       <w:lvlText w:val=" "/>
       <w:lvlJc w:val="left"/>
       <w:pPr>
-        <w:ind w:left="5040" w:hanging="360"/>
+        <w:ind w:left="5040" w:hanging="480"/>
       </w:pPr>
     </w:lvl>
     <w:lvl w:ilvl="7">
@@ -9854,7 +11883,7 @@
       <w:lvlText w:val=" "/>
       <w:lvlJc w:val="left"/>
       <w:pPr>
-        <w:ind w:left="5760" w:hanging="360"/>
+        <w:ind w:left="5760" w:hanging="480"/>
       </w:pPr>
     </w:lvl>
     <w:lvl w:ilvl="8">
@@ -9862,7 +11891,7 @@
       <w:lvlText w:val=" "/>
       <w:lvlJc w:val="left"/>
       <w:pPr>
-        <w:ind w:left="6480" w:hanging="360"/>
+        <w:ind w:left="6480" w:hanging="480"/>
       </w:pPr>
     </w:lvl>
   </w:abstractNum>
@@ -9875,7 +11904,7 @@
       <w:lvlText w:val="%1."/>
       <w:lvlJc w:val="left"/>
       <w:pPr>
-        <w:ind w:left="720" w:hanging="360"/>
+        <w:ind w:left="720" w:hanging="480"/>
       </w:pPr>
     </w:lvl>
     <w:lvl w:ilvl="1">
@@ -9884,7 +11913,7 @@
       <w:lvlText w:val="%2."/>
       <w:lvlJc w:val="left"/>
       <w:pPr>
-        <w:ind w:left="1440" w:hanging="360"/>
+        <w:ind w:left="1440" w:hanging="480"/>
       </w:pPr>
     </w:lvl>
     <w:lvl w:ilvl="2">
@@ -9893,7 +11922,7 @@
       <w:lvlText w:val="%3."/>
       <w:lvlJc w:val="left"/>
       <w:pPr>
-        <w:ind w:left="2160" w:hanging="360"/>
+        <w:ind w:left="2160" w:hanging="480"/>
       </w:pPr>
     </w:lvl>
     <w:lvl w:ilvl="3">
@@ -9902,7 +11931,7 @@
       <w:lvlText w:val="%4."/>
       <w:lvlJc w:val="left"/>
       <w:pPr>
-        <w:ind w:left="2880" w:hanging="360"/>
+        <w:ind w:left="2880" w:hanging="480"/>
       </w:pPr>
     </w:lvl>
     <w:lvl w:ilvl="4">
@@ -9911,7 +11940,7 @@
       <w:lvlText w:val="%5."/>
       <w:lvlJc w:val="left"/>
       <w:pPr>
-        <w:ind w:left="3600" w:hanging="360"/>
+        <w:ind w:left="3600" w:hanging="480"/>
       </w:pPr>
     </w:lvl>
     <w:lvl w:ilvl="5">
@@ -9920,7 +11949,7 @@
       <w:lvlText w:val="%6."/>
       <w:lvlJc w:val="left"/>
       <w:pPr>
-        <w:ind w:left="4320" w:hanging="360"/>
+        <w:ind w:left="4320" w:hanging="480"/>
       </w:pPr>
     </w:lvl>
     <w:lvl w:ilvl="6">
@@ -9929,7 +11958,7 @@
       <w:lvlText w:val="%7."/>
       <w:lvlJc w:val="left"/>
       <w:pPr>
-        <w:ind w:left="5040" w:hanging="360"/>
+        <w:ind w:left="5040" w:hanging="480"/>
       </w:pPr>
     </w:lvl>
     <w:lvl w:ilvl="7">
@@ -9938,7 +11967,7 @@
       <w:lvlText w:val="%8."/>
       <w:lvlJc w:val="left"/>
       <w:pPr>
-        <w:ind w:left="5760" w:hanging="360"/>
+        <w:ind w:left="5760" w:hanging="480"/>
       </w:pPr>
     </w:lvl>
     <w:lvl w:ilvl="8">
@@ -9947,7 +11976,7 @@
       <w:lvlText w:val="%9."/>
       <w:lvlJc w:val="left"/>
       <w:pPr>
-        <w:ind w:left="6480" w:hanging="360"/>
+        <w:ind w:left="6480" w:hanging="480"/>
       </w:pPr>
     </w:lvl>
   </w:abstractNum>

--- a/paper.docx
+++ b/paper.docx
@@ -7737,7 +7737,7 @@
         <w:t xml:space="preserve">Journal of Public Health Management and Practice</w:t>
       </w:r>
       <w:r>
-        <w:t xml:space="preserve">. Published online 2025. doi:</w:t>
+        <w:t xml:space="preserve">. 2025;26(6):522-524. doi:</w:t>
       </w:r>
       <w:hyperlink r:id="rId66">
         <w:r>
@@ -7976,7 +7976,7 @@
         <w:t xml:space="preserve">International Journal of Radiation Oncology, Biology, Physics</w:t>
       </w:r>
       <w:r>
-        <w:t xml:space="preserve">. Published online 2016. doi:</w:t>
+        <w:t xml:space="preserve">. 2016;95(4):1210-1217. doi:</w:t>
       </w:r>
       <w:hyperlink r:id="rId76">
         <w:r>
@@ -8025,7 +8025,7 @@
         <w:t xml:space="preserve">Human Resources for Health</w:t>
       </w:r>
       <w:r>
-        <w:t xml:space="preserve">. Published online 2013. doi:</w:t>
+        <w:t xml:space="preserve">. 2013;11(1). doi:</w:t>
       </w:r>
       <w:hyperlink r:id="rId78">
         <w:r>
@@ -8074,7 +8074,7 @@
         <w:t xml:space="preserve">Methods of Information in Medicine</w:t>
       </w:r>
       <w:r>
-        <w:t xml:space="preserve">. Published online 2010. doi:</w:t>
+        <w:t xml:space="preserve">. 2010;49(02):105-120. doi:</w:t>
       </w:r>
       <w:hyperlink r:id="rId80">
         <w:r>
@@ -8240,7 +8240,7 @@
         <w:t xml:space="preserve">Frontiers in Psychology</w:t>
       </w:r>
       <w:r>
-        <w:t xml:space="preserve">. Published online 2019. doi:</w:t>
+        <w:t xml:space="preserve">. 2019;10. doi:</w:t>
       </w:r>
       <w:hyperlink r:id="rId84">
         <w:r>
@@ -8334,7 +8334,7 @@
         <w:t xml:space="preserve">Journal of Knowledge Management</w:t>
       </w:r>
       <w:r>
-        <w:t xml:space="preserve">. Published online 2006. doi:</w:t>
+        <w:t xml:space="preserve">. 2006;10(1):6-18. doi:</w:t>
       </w:r>
       <w:hyperlink r:id="rId88">
         <w:r>
@@ -8546,7 +8546,7 @@
         <w:t xml:space="preserve">Journal of Nursing Management</w:t>
       </w:r>
       <w:r>
-        <w:t xml:space="preserve">. Published online 2024. doi:</w:t>
+        <w:t xml:space="preserve">. 2024;2024(1). doi:</w:t>
       </w:r>
       <w:hyperlink r:id="rId96">
         <w:r>
@@ -8595,7 +8595,7 @@
         <w:t xml:space="preserve">Journal of Knowledge Management</w:t>
       </w:r>
       <w:r>
-        <w:t xml:space="preserve">. Published online 2018. doi:</w:t>
+        <w:t xml:space="preserve">. 2018;22(4):721-758. doi:</w:t>
       </w:r>
       <w:hyperlink r:id="rId98">
         <w:r>
@@ -8662,7 +8662,7 @@
         <w:t xml:space="preserve">Journal of Knowledge Management</w:t>
       </w:r>
       <w:r>
-        <w:t xml:space="preserve">. Published online 2025. doi:</w:t>
+        <w:t xml:space="preserve">. 2025;28(11):320-347. doi:</w:t>
       </w:r>
       <w:hyperlink r:id="rId100">
         <w:r>
@@ -8711,7 +8711,7 @@
         <w:t xml:space="preserve">Journal of Product Innovation Management</w:t>
       </w:r>
       <w:r>
-        <w:t xml:space="preserve">. Published online 2011. doi:</w:t>
+        <w:t xml:space="preserve">. 2011;28(2):300-318. doi:</w:t>
       </w:r>
       <w:hyperlink r:id="rId102">
         <w:r>
@@ -9005,7 +9005,7 @@
         <w:t xml:space="preserve">International Journal of Information Management</w:t>
       </w:r>
       <w:r>
-        <w:t xml:space="preserve">. Published online 2004. doi:</w:t>
+        <w:t xml:space="preserve">. 2004;24(3):201-220. doi:</w:t>
       </w:r>
       <w:hyperlink r:id="rId114">
         <w:r>
@@ -9898,7 +9898,7 @@
         <w:t xml:space="preserve">Journal of Big Data</w:t>
       </w:r>
       <w:r>
-        <w:t xml:space="preserve">. Published online 2019. doi:</w:t>
+        <w:t xml:space="preserve">. 2019;6(1). doi:</w:t>
       </w:r>
       <w:hyperlink r:id="rId149">
         <w:r>
@@ -9947,7 +9947,7 @@
         <w:t xml:space="preserve">International Journal of Healthcare Management</w:t>
       </w:r>
       <w:r>
-        <w:t xml:space="preserve">. Published online 2019. doi:</w:t>
+        <w:t xml:space="preserve">. 2019;12(3):226-240. doi:</w:t>
       </w:r>
       <w:hyperlink r:id="rId151">
         <w:r>
@@ -10094,7 +10094,7 @@
         <w:t xml:space="preserve">BMC Health Services Research</w:t>
       </w:r>
       <w:r>
-        <w:t xml:space="preserve">. Published online 2025. doi:</w:t>
+        <w:t xml:space="preserve">. 2025;25(1). doi:</w:t>
       </w:r>
       <w:hyperlink r:id="rId157">
         <w:r>
@@ -10333,7 +10333,7 @@
         <w:t xml:space="preserve">Frontiers in Big Data</w:t>
       </w:r>
       <w:r>
-        <w:t xml:space="preserve">. Published online 2024. doi:</w:t>
+        <w:t xml:space="preserve">. 2024;7. doi:</w:t>
       </w:r>
       <w:hyperlink r:id="rId167">
         <w:r>
@@ -10382,7 +10382,7 @@
         <w:t xml:space="preserve">Pattern Recognition</w:t>
       </w:r>
       <w:r>
-        <w:t xml:space="preserve">. Published online 2026. doi:</w:t>
+        <w:t xml:space="preserve">. 2026;164:111601. doi:</w:t>
       </w:r>
       <w:hyperlink r:id="rId169">
         <w:r>
@@ -10643,7 +10643,7 @@
         <w:t xml:space="preserve">Transactions on Database Systems</w:t>
       </w:r>
       <w:r>
-        <w:t xml:space="preserve">. Published online 1978. doi:</w:t>
+        <w:t xml:space="preserve">. 1978;3(2):105-147. doi:</w:t>
       </w:r>
       <w:hyperlink r:id="rId179">
         <w:r>

--- a/paper.docx
+++ b/paper.docx
@@ -125,7 +125,7 @@
         <w:pStyle w:val="Date"/>
       </w:pPr>
       <w:r>
-        <w:t xml:space="preserve">March</w:t>
+        <w:t xml:space="preserve">June</w:t>
       </w:r>
       <w:r>
         <w:t xml:space="preserve"> </w:t>
@@ -1626,7 +1626,7 @@
         <w:t xml:space="preserve"> </w:t>
       </w:r>
       <w:r>
-        <w:t xml:space="preserve">resolved</w:t>
+        <w:t xml:space="preserve">addressed</w:t>
       </w:r>
       <w:r>
         <w:t xml:space="preserve"> </w:t>
@@ -2093,7 +2093,7 @@
         <w:t xml:space="preserve">Low Analytics Maturity</w:t>
       </w:r>
       <w:r>
-        <w:t xml:space="preserve">, where despite decades of investment, only 39 organizations globally have reached the top tiers of the Healthcare Information and Management Systems Society (HIMSS) Analytics Maturity Assessment Model (AMAM), 26 at Stage 6 and 13 at Stage 7</w:t>
+        <w:t xml:space="preserve">, where despite decades of investment, as of late 2024 only 39 organizations globally had reached the top tiers of the Healthcare Information and Management Systems Society (HIMSS) Analytics Maturity Assessment Model (AMAM), 26 at Stage 6 and 13 at Stage 7</w:t>
       </w:r>
       <w:r>
         <w:t xml:space="preserve"> </w:t>
@@ -2216,7 +2216,7 @@
         <w:pStyle w:val="BodyText"/>
       </w:pPr>
       <w:r>
-        <w:t xml:space="preserve">While technical barriers and maturity models are well-documented, the workforce dimension has shifted from a management concern to an existential threat. Modern longitudinal data on analytics staff is fragmented, but the available signals are alarming. As of 2024, 53% of healthcare CIOs have held their roles for less than three years</w:t>
+        <w:t xml:space="preserve">While technical barriers and maturity models are well-documented, the workforce dimension has shifted from a management concern to an existential threat. Modern longitudinal data on analytics staff is fragmented, but the available signals are alarming. As of 2024, 53% of healthcare chief information officers (CIOs) have held their roles for less than three years</w:t>
       </w:r>
       <w:r>
         <w:t xml:space="preserve"> </w:t>
@@ -2670,7 +2670,7 @@
         <w:t xml:space="preserve">]</w:t>
       </w:r>
       <w:r>
-        <w:t xml:space="preserve">, informed by a narrative review of the literature across healthcare analytics maturity, workforce turnover dynamics, and natural language processing, with grey literature assessed using the AACODS checklist</w:t>
+        <w:t xml:space="preserve">, informed by a narrative review of the literature across healthcare analytics maturity, workforce turnover dynamics, and natural language processing, with grey literature assessed using the AACODS (Authority, Accuracy, Coverage, Objectivity, Date, Significance) checklist</w:t>
       </w:r>
       <w:r>
         <w:t xml:space="preserve"> </w:t>
@@ -3052,7 +3052,7 @@
         <w:pStyle w:val="BodyText"/>
       </w:pPr>
       <w:r>
-        <w:t xml:space="preserve">HIMSS AMAM provides organizational benchmarks but does not address workforce knowledge retention. The DIKW hierarchy explains progression from raw data to actionable insight but does not account for institutional memory loss. The three-pillar framework synthesizes these perspectives, positioning workforce dynamics as the critical enabler connecting data access (analytics maturity) with organizational wisdom (knowledge preservation)</w:t>
+        <w:t xml:space="preserve">HIMSS AMAM provides organizational benchmarks but does not address workforce knowledge retention. The Data, Information, Knowledge, Wisdom (DIKW) hierarchy explains progression from raw data to actionable insight but does not account for institutional memory loss. The three-pillar framework synthesizes these perspectives, positioning workforce dynamics as the critical enabler connecting data access (analytics maturity) with organizational wisdom (knowledge preservation)</w:t>
       </w:r>
       <w:r>
         <w:t xml:space="preserve"> </w:t>
@@ -3764,7 +3764,7 @@
         <w:pStyle w:val="BodyText"/>
       </w:pPr>
       <w:r>
-        <w:t xml:space="preserve">The corresponding six step Validated Query Cycle is summarized in Figure 2, which shows how queries move from initial clinical intent through expert validation into durable organizational memory.</w:t>
+        <w:t xml:space="preserve">The corresponding six-step Validated Query Cycle is summarized in Figure 2, which shows how queries move from initial clinical intent through expert validation into durable organizational memory.</w:t>
       </w:r>
     </w:p>
     <w:p>
@@ -4107,7 +4107,7 @@
         <w:t xml:space="preserve">]</w:t>
       </w:r>
       <w:r>
-        <w:t xml:space="preserve">. Such documentation might suffice for a small, stable query set, but real workloads are neither: more than half of queries recur at large providers</w:t>
+        <w:t xml:space="preserve">. Such documentation might suffice for a small, stable query set, but real workloads are neither: more than half of analytical queries recur in large production workloads</w:t>
       </w:r>
       <w:r>
         <w:t xml:space="preserve"> </w:t>
@@ -4232,7 +4232,7 @@
         <w:pStyle w:val="BodyText"/>
       </w:pPr>
       <w:r>
-        <w:t xml:space="preserve">The HITL-KG framework is supported by three pillars of empirical evidence synthesized from over 130 sources.</w:t>
+        <w:t xml:space="preserve">The HITL-KG framework is supported by three pillars of empirical evidence synthesized from the literature cited throughout this article.</w:t>
       </w:r>
     </w:p>
     <w:bookmarkStart w:id="34" w:name="pillar-1-analytics-maturity-evidence"/>
@@ -4392,7 +4392,7 @@
         <w:t xml:space="preserve">]</w:t>
       </w:r>
       <w:r>
-        <w:t xml:space="preserve">. However, maturity is not merely an IT metric; it is a clinical safety predictor. Electronic Medical Record Adoption Model (EMRAM) levels 6-7 correlate with 3.25 times higher odds of better Leapfrog Safety Grades</w:t>
+        <w:t xml:space="preserve">. However, maturity is not merely an IT metric; it is a clinical safety predictor. In HIMSS’s companion Electronic Medical Record Adoption Model (EMRAM), which measures the EMR adoption underlying analytics capability, levels 6-7 correlate with 3.25 times higher odds of better Leapfrog Safety Grades</w:t>
       </w:r>
       <w:r>
         <w:t xml:space="preserve"> </w:t>
@@ -4588,7 +4588,7 @@
         <w:t xml:space="preserve">]</w:t>
       </w:r>
       <w:r>
-        <w:t xml:space="preserve">. The cost of turnover in informatics is higher than standard IT. Knowledge loss can cost up to three times annual salary</w:t>
+        <w:t xml:space="preserve">. In healthcare analytics, the evidence below documents the instability that systematically erodes this capacity. The cost of turnover in informatics is higher than standard IT. Knowledge loss can cost up to three times annual salary</w:t>
       </w:r>
       <w:r>
         <w:t xml:space="preserve"> </w:t>
@@ -5159,7 +5159,7 @@
         <w:t xml:space="preserve">]</w:t>
       </w:r>
       <w:r>
-        <w:t xml:space="preserve">. The Three-Pillar Assessment addresses this gap by organizing evidence-based indicators around the specific domains where institutional amnesia operates, measuring not just where an organization stands but how vulnerable it is to the compounding effects identified in Section 1.</w:t>
+        <w:t xml:space="preserve">. The Three-Pillar Assessment addresses this gap by organizing evidence-based indicators around the specific domains where institutional amnesia operates, measuring not just where an organization stands but how vulnerable it is to the compounding effects identified at the outset of this article.</w:t>
       </w:r>
     </w:p>
     <w:bookmarkEnd w:id="38"/>
@@ -5177,7 +5177,7 @@
         <w:pStyle w:val="FirstParagraph"/>
       </w:pPr>
       <w:r>
-        <w:t xml:space="preserve">Each indicator is scored as Low, Medium, or High Strength using evidence-based anchors from the literature reviewed in Section 4. Organizations scoring predominantly</w:t>
+        <w:t xml:space="preserve">Each indicator is scored as Low, Medium, or High Strength using evidence-based anchors from the literature reviewed in the preceding Evidence Base section. Organizations scoring predominantly</w:t>
       </w:r>
       <w:r>
         <w:t xml:space="preserve"> </w:t>
@@ -6458,7 +6458,7 @@
         <w:pStyle w:val="BodyText"/>
       </w:pPr>
       <w:r>
-        <w:t xml:space="preserve">This mechanism functions as a</w:t>
+        <w:t xml:space="preserve">This mechanism functions as what we term a</w:t>
       </w:r>
       <w:r>
         <w:t xml:space="preserve"> </w:t>
@@ -6469,6 +6469,9 @@
           <w:iCs/>
         </w:rPr>
         <w:t xml:space="preserve">Knowledge Ratchet</w:t>
+      </w:r>
+      <w:r>
+        <w:t xml:space="preserve">, consistent with findings on collective knowledge structures</w:t>
       </w:r>
       <w:r>
         <w:t xml:space="preserve"> </w:t>

--- a/paper.docx
+++ b/paper.docx
@@ -2093,7 +2093,7 @@
         <w:t xml:space="preserve">Low Analytics Maturity</w:t>
       </w:r>
       <w:r>
-        <w:t xml:space="preserve">, where despite decades of investment, as of late 2024 only 39 organizations globally had reached the top tiers of the Healthcare Information and Management Systems Society (HIMSS) Analytics Maturity Assessment Model (AMAM), 26 at Stage 6 and 13 at Stage 7</w:t>
+        <w:t xml:space="preserve">, where despite decades of investment, as of late 2024 only 39 organizations globally had reached the top tiers of the Healthcare Information and Management Systems Society (HIMSS) Adoption Model for Analytics Maturity (AMAM), 26 at Stage 6 and 13 at Stage 7</w:t>
       </w:r>
       <w:r>
         <w:t xml:space="preserve"> </w:t>
@@ -7199,7 +7199,7 @@
         <w:pStyle w:val="FirstParagraph"/>
       </w:pPr>
       <w:r>
-        <w:t xml:space="preserve">The author (S.T.H.) is the sole author and takes full responsibility for the manuscript’s content. Generative AI disclosure: generative AI was used to assist this work, specifically Gemini CLI (Gemini 3, Google) and Claude Code (Claude Opus 4, Anthropic) for manuscript editing, language refinement, and literature search. Generative AI was not used to generate research findings, data, or conclusions; the author conducted the research and verified all claims, citations, and AI-assisted text. Figures were generated using the Mermaid graph language.</w:t>
+        <w:t xml:space="preserve">The author (S.T.H.) is the sole author and takes full responsibility for the manuscript’s content. Generative AI disclosure: generative AI was used to assist this work, specifically Gemini CLI (Gemini 3, Google) and Claude Code (Claude 5, Anthropic) for manuscript editing, language refinement, and literature search. Generative AI was not used to generate research findings, data, or conclusions; the author conducted the research and verified all claims, citations, and AI-assisted text. Figures were generated using the Mermaid graph language.</w:t>
       </w:r>
     </w:p>
     <w:bookmarkEnd w:id="49"/>
@@ -7307,7 +7307,7 @@
         <w:t xml:space="preserve"> </w:t>
       </w:r>
       <w:r>
-        <w:t xml:space="preserve">AMAM: Analytics Maturity Assessment Model</w:t>
+        <w:t xml:space="preserve">AMAM: Adoption Model for Analytics Maturity</w:t>
       </w:r>
       <w:r>
         <w:t xml:space="preserve"> </w:t>

--- a/paper.docx
+++ b/paper.docx
@@ -7,7 +7,85 @@
         <w:pStyle w:val="Title"/>
       </w:pPr>
       <w:r>
-        <w:t xml:space="preserve">Healthcare Analytics Challenges: A Three-Pillar Framework Connecting Analytics Maturity, Workforce Agility, and Technical Enablement</w:t>
+        <w:t xml:space="preserve">Healthcare</w:t>
+      </w:r>
+      <w:r>
+        <w:t xml:space="preserve"> </w:t>
+      </w:r>
+      <w:r>
+        <w:t xml:space="preserve">Analytics</w:t>
+      </w:r>
+      <w:r>
+        <w:t xml:space="preserve"> </w:t>
+      </w:r>
+      <w:r>
+        <w:t xml:space="preserve">Challenges:</w:t>
+      </w:r>
+      <w:r>
+        <w:t xml:space="preserve"> </w:t>
+      </w:r>
+      <w:r>
+        <w:t xml:space="preserve">A</w:t>
+      </w:r>
+      <w:r>
+        <w:t xml:space="preserve"> </w:t>
+      </w:r>
+      <w:r>
+        <w:t xml:space="preserve">Three-Pillar</w:t>
+      </w:r>
+      <w:r>
+        <w:t xml:space="preserve"> </w:t>
+      </w:r>
+      <w:r>
+        <w:t xml:space="preserve">Framework</w:t>
+      </w:r>
+      <w:r>
+        <w:t xml:space="preserve"> </w:t>
+      </w:r>
+      <w:r>
+        <w:t xml:space="preserve">Connecting</w:t>
+      </w:r>
+      <w:r>
+        <w:t xml:space="preserve"> </w:t>
+      </w:r>
+      <w:r>
+        <w:t xml:space="preserve">Analytics</w:t>
+      </w:r>
+      <w:r>
+        <w:t xml:space="preserve"> </w:t>
+      </w:r>
+      <w:r>
+        <w:t xml:space="preserve">Maturity,</w:t>
+      </w:r>
+      <w:r>
+        <w:t xml:space="preserve"> </w:t>
+      </w:r>
+      <w:r>
+        <w:t xml:space="preserve">Workforce</w:t>
+      </w:r>
+      <w:r>
+        <w:t xml:space="preserve"> </w:t>
+      </w:r>
+      <w:r>
+        <w:t xml:space="preserve">Agility,</w:t>
+      </w:r>
+      <w:r>
+        <w:t xml:space="preserve"> </w:t>
+      </w:r>
+      <w:r>
+        <w:t xml:space="preserve">and</w:t>
+      </w:r>
+      <w:r>
+        <w:t xml:space="preserve"> </w:t>
+      </w:r>
+      <w:r>
+        <w:t xml:space="preserve">Technical</w:t>
+      </w:r>
+      <w:r>
+        <w:t xml:space="preserve"> </w:t>
+      </w:r>
+      <w:r>
+        <w:t xml:space="preserve">Enablement</w:t>
       </w:r>
     </w:p>
     <w:p>
@@ -15,7 +93,31 @@
         <w:pStyle w:val="Author"/>
       </w:pPr>
       <w:r>
-        <w:t xml:space="preserve">Samuel T Harrold, Yuimedi, Inc.</w:t>
+        <w:t xml:space="preserve">Samuel</w:t>
+      </w:r>
+      <w:r>
+        <w:t xml:space="preserve"> </w:t>
+      </w:r>
+      <w:r>
+        <w:t xml:space="preserve">T</w:t>
+      </w:r>
+      <w:r>
+        <w:t xml:space="preserve"> </w:t>
+      </w:r>
+      <w:r>
+        <w:t xml:space="preserve">Harrold,</w:t>
+      </w:r>
+      <w:r>
+        <w:t xml:space="preserve"> </w:t>
+      </w:r>
+      <w:r>
+        <w:t xml:space="preserve">Yuimedi,</w:t>
+      </w:r>
+      <w:r>
+        <w:t xml:space="preserve"> </w:t>
+      </w:r>
+      <w:r>
+        <w:t xml:space="preserve">Inc.</w:t>
       </w:r>
     </w:p>
     <w:p>
@@ -23,7 +125,13 @@
         <w:pStyle w:val="Date"/>
       </w:pPr>
       <w:r>
-        <w:t xml:space="preserve">June 2026</w:t>
+        <w:t xml:space="preserve">June</w:t>
+      </w:r>
+      <w:r>
+        <w:t xml:space="preserve"> </w:t>
+      </w:r>
+      <w:r>
+        <w:t xml:space="preserve">2026</w:t>
       </w:r>
     </w:p>
     <w:p>
@@ -39,31 +147,451 @@
         <w:pStyle w:val="Abstract"/>
       </w:pPr>
       <w:r>
-        <w:t xml:space="preserve">Healthcare organizations face a</w:t>
-      </w:r>
-      <w:r>
-        <w:t xml:space="preserve"> </w:t>
-      </w:r>
-      <w:r>
-        <w:t xml:space="preserve">“Triple Threat”</w:t>
-      </w:r>
-      <w:r>
-        <w:t xml:space="preserve"> </w:t>
-      </w:r>
-      <w:r>
-        <w:t xml:space="preserve">of low analytics maturity, high workforce instability, and semantic technical barriers that together produce a crisis of</w:t>
-      </w:r>
-      <w:r>
-        <w:t xml:space="preserve"> </w:t>
-      </w:r>
-      <w:r>
-        <w:t xml:space="preserve">“Institutional Amnesia.”</w:t>
-      </w:r>
-      <w:r>
-        <w:t xml:space="preserve"> </w:t>
-      </w:r>
-      <w:r>
-        <w:t xml:space="preserve">High leadership turnover, persistent digital health workforce shortages, and widespread intent to leave among informatics specialists systematically erase the tacit knowledge required to navigate complex clinical data schemas, trapping organizations in a cycle of low maturity where the rate of knowledge loss exceeds the rate of knowledge capture.</w:t>
+        <w:t xml:space="preserve">Healthcare</w:t>
+      </w:r>
+      <w:r>
+        <w:t xml:space="preserve"> </w:t>
+      </w:r>
+      <w:r>
+        <w:t xml:space="preserve">organizations</w:t>
+      </w:r>
+      <w:r>
+        <w:t xml:space="preserve"> </w:t>
+      </w:r>
+      <w:r>
+        <w:t xml:space="preserve">face</w:t>
+      </w:r>
+      <w:r>
+        <w:t xml:space="preserve"> </w:t>
+      </w:r>
+      <w:r>
+        <w:t xml:space="preserve">a</w:t>
+      </w:r>
+      <w:r>
+        <w:t xml:space="preserve"> </w:t>
+      </w:r>
+      <w:r>
+        <w:t xml:space="preserve">“</w:t>
+      </w:r>
+      <w:r>
+        <w:t xml:space="preserve">Triple</w:t>
+      </w:r>
+      <w:r>
+        <w:t xml:space="preserve"> </w:t>
+      </w:r>
+      <w:r>
+        <w:t xml:space="preserve">Threat</w:t>
+      </w:r>
+      <w:r>
+        <w:t xml:space="preserve">”</w:t>
+      </w:r>
+      <w:r>
+        <w:t xml:space="preserve"> </w:t>
+      </w:r>
+      <w:r>
+        <w:t xml:space="preserve">of</w:t>
+      </w:r>
+      <w:r>
+        <w:t xml:space="preserve"> </w:t>
+      </w:r>
+      <w:r>
+        <w:t xml:space="preserve">low</w:t>
+      </w:r>
+      <w:r>
+        <w:t xml:space="preserve"> </w:t>
+      </w:r>
+      <w:r>
+        <w:t xml:space="preserve">analytics</w:t>
+      </w:r>
+      <w:r>
+        <w:t xml:space="preserve"> </w:t>
+      </w:r>
+      <w:r>
+        <w:t xml:space="preserve">maturity,</w:t>
+      </w:r>
+      <w:r>
+        <w:t xml:space="preserve"> </w:t>
+      </w:r>
+      <w:r>
+        <w:t xml:space="preserve">high</w:t>
+      </w:r>
+      <w:r>
+        <w:t xml:space="preserve"> </w:t>
+      </w:r>
+      <w:r>
+        <w:t xml:space="preserve">workforce</w:t>
+      </w:r>
+      <w:r>
+        <w:t xml:space="preserve"> </w:t>
+      </w:r>
+      <w:r>
+        <w:t xml:space="preserve">instability,</w:t>
+      </w:r>
+      <w:r>
+        <w:t xml:space="preserve"> </w:t>
+      </w:r>
+      <w:r>
+        <w:t xml:space="preserve">and</w:t>
+      </w:r>
+      <w:r>
+        <w:t xml:space="preserve"> </w:t>
+      </w:r>
+      <w:r>
+        <w:t xml:space="preserve">semantic</w:t>
+      </w:r>
+      <w:r>
+        <w:t xml:space="preserve"> </w:t>
+      </w:r>
+      <w:r>
+        <w:t xml:space="preserve">technical</w:t>
+      </w:r>
+      <w:r>
+        <w:t xml:space="preserve"> </w:t>
+      </w:r>
+      <w:r>
+        <w:t xml:space="preserve">barriers</w:t>
+      </w:r>
+      <w:r>
+        <w:t xml:space="preserve"> </w:t>
+      </w:r>
+      <w:r>
+        <w:t xml:space="preserve">that</w:t>
+      </w:r>
+      <w:r>
+        <w:t xml:space="preserve"> </w:t>
+      </w:r>
+      <w:r>
+        <w:t xml:space="preserve">together</w:t>
+      </w:r>
+      <w:r>
+        <w:t xml:space="preserve"> </w:t>
+      </w:r>
+      <w:r>
+        <w:t xml:space="preserve">produce</w:t>
+      </w:r>
+      <w:r>
+        <w:t xml:space="preserve"> </w:t>
+      </w:r>
+      <w:r>
+        <w:t xml:space="preserve">a</w:t>
+      </w:r>
+      <w:r>
+        <w:t xml:space="preserve"> </w:t>
+      </w:r>
+      <w:r>
+        <w:t xml:space="preserve">crisis</w:t>
+      </w:r>
+      <w:r>
+        <w:t xml:space="preserve"> </w:t>
+      </w:r>
+      <w:r>
+        <w:t xml:space="preserve">of</w:t>
+      </w:r>
+      <w:r>
+        <w:t xml:space="preserve"> </w:t>
+      </w:r>
+      <w:r>
+        <w:t xml:space="preserve">“</w:t>
+      </w:r>
+      <w:r>
+        <w:t xml:space="preserve">Institutional</w:t>
+      </w:r>
+      <w:r>
+        <w:t xml:space="preserve"> </w:t>
+      </w:r>
+      <w:r>
+        <w:t xml:space="preserve">Amnesia.</w:t>
+      </w:r>
+      <w:r>
+        <w:t xml:space="preserve">”</w:t>
+      </w:r>
+      <w:r>
+        <w:t xml:space="preserve"> </w:t>
+      </w:r>
+      <w:r>
+        <w:t xml:space="preserve">High</w:t>
+      </w:r>
+      <w:r>
+        <w:t xml:space="preserve"> </w:t>
+      </w:r>
+      <w:r>
+        <w:t xml:space="preserve">leadership</w:t>
+      </w:r>
+      <w:r>
+        <w:t xml:space="preserve"> </w:t>
+      </w:r>
+      <w:r>
+        <w:t xml:space="preserve">turnover,</w:t>
+      </w:r>
+      <w:r>
+        <w:t xml:space="preserve"> </w:t>
+      </w:r>
+      <w:r>
+        <w:t xml:space="preserve">persistent</w:t>
+      </w:r>
+      <w:r>
+        <w:t xml:space="preserve"> </w:t>
+      </w:r>
+      <w:r>
+        <w:t xml:space="preserve">digital</w:t>
+      </w:r>
+      <w:r>
+        <w:t xml:space="preserve"> </w:t>
+      </w:r>
+      <w:r>
+        <w:t xml:space="preserve">health</w:t>
+      </w:r>
+      <w:r>
+        <w:t xml:space="preserve"> </w:t>
+      </w:r>
+      <w:r>
+        <w:t xml:space="preserve">workforce</w:t>
+      </w:r>
+      <w:r>
+        <w:t xml:space="preserve"> </w:t>
+      </w:r>
+      <w:r>
+        <w:t xml:space="preserve">shortages,</w:t>
+      </w:r>
+      <w:r>
+        <w:t xml:space="preserve"> </w:t>
+      </w:r>
+      <w:r>
+        <w:t xml:space="preserve">and</w:t>
+      </w:r>
+      <w:r>
+        <w:t xml:space="preserve"> </w:t>
+      </w:r>
+      <w:r>
+        <w:t xml:space="preserve">widespread</w:t>
+      </w:r>
+      <w:r>
+        <w:t xml:space="preserve"> </w:t>
+      </w:r>
+      <w:r>
+        <w:t xml:space="preserve">intent</w:t>
+      </w:r>
+      <w:r>
+        <w:t xml:space="preserve"> </w:t>
+      </w:r>
+      <w:r>
+        <w:t xml:space="preserve">to</w:t>
+      </w:r>
+      <w:r>
+        <w:t xml:space="preserve"> </w:t>
+      </w:r>
+      <w:r>
+        <w:t xml:space="preserve">leave</w:t>
+      </w:r>
+      <w:r>
+        <w:t xml:space="preserve"> </w:t>
+      </w:r>
+      <w:r>
+        <w:t xml:space="preserve">among</w:t>
+      </w:r>
+      <w:r>
+        <w:t xml:space="preserve"> </w:t>
+      </w:r>
+      <w:r>
+        <w:t xml:space="preserve">informatics</w:t>
+      </w:r>
+      <w:r>
+        <w:t xml:space="preserve"> </w:t>
+      </w:r>
+      <w:r>
+        <w:t xml:space="preserve">specialists</w:t>
+      </w:r>
+      <w:r>
+        <w:t xml:space="preserve"> </w:t>
+      </w:r>
+      <w:r>
+        <w:t xml:space="preserve">systematically</w:t>
+      </w:r>
+      <w:r>
+        <w:t xml:space="preserve"> </w:t>
+      </w:r>
+      <w:r>
+        <w:t xml:space="preserve">erase</w:t>
+      </w:r>
+      <w:r>
+        <w:t xml:space="preserve"> </w:t>
+      </w:r>
+      <w:r>
+        <w:t xml:space="preserve">the</w:t>
+      </w:r>
+      <w:r>
+        <w:t xml:space="preserve"> </w:t>
+      </w:r>
+      <w:r>
+        <w:t xml:space="preserve">tacit</w:t>
+      </w:r>
+      <w:r>
+        <w:t xml:space="preserve"> </w:t>
+      </w:r>
+      <w:r>
+        <w:t xml:space="preserve">knowledge</w:t>
+      </w:r>
+      <w:r>
+        <w:t xml:space="preserve"> </w:t>
+      </w:r>
+      <w:r>
+        <w:t xml:space="preserve">required</w:t>
+      </w:r>
+      <w:r>
+        <w:t xml:space="preserve"> </w:t>
+      </w:r>
+      <w:r>
+        <w:t xml:space="preserve">to</w:t>
+      </w:r>
+      <w:r>
+        <w:t xml:space="preserve"> </w:t>
+      </w:r>
+      <w:r>
+        <w:t xml:space="preserve">navigate</w:t>
+      </w:r>
+      <w:r>
+        <w:t xml:space="preserve"> </w:t>
+      </w:r>
+      <w:r>
+        <w:t xml:space="preserve">complex</w:t>
+      </w:r>
+      <w:r>
+        <w:t xml:space="preserve"> </w:t>
+      </w:r>
+      <w:r>
+        <w:t xml:space="preserve">clinical</w:t>
+      </w:r>
+      <w:r>
+        <w:t xml:space="preserve"> </w:t>
+      </w:r>
+      <w:r>
+        <w:t xml:space="preserve">data</w:t>
+      </w:r>
+      <w:r>
+        <w:t xml:space="preserve"> </w:t>
+      </w:r>
+      <w:r>
+        <w:t xml:space="preserve">schemas,</w:t>
+      </w:r>
+      <w:r>
+        <w:t xml:space="preserve"> </w:t>
+      </w:r>
+      <w:r>
+        <w:t xml:space="preserve">trapping</w:t>
+      </w:r>
+      <w:r>
+        <w:t xml:space="preserve"> </w:t>
+      </w:r>
+      <w:r>
+        <w:t xml:space="preserve">organizations</w:t>
+      </w:r>
+      <w:r>
+        <w:t xml:space="preserve"> </w:t>
+      </w:r>
+      <w:r>
+        <w:t xml:space="preserve">in</w:t>
+      </w:r>
+      <w:r>
+        <w:t xml:space="preserve"> </w:t>
+      </w:r>
+      <w:r>
+        <w:t xml:space="preserve">a</w:t>
+      </w:r>
+      <w:r>
+        <w:t xml:space="preserve"> </w:t>
+      </w:r>
+      <w:r>
+        <w:t xml:space="preserve">cycle</w:t>
+      </w:r>
+      <w:r>
+        <w:t xml:space="preserve"> </w:t>
+      </w:r>
+      <w:r>
+        <w:t xml:space="preserve">of</w:t>
+      </w:r>
+      <w:r>
+        <w:t xml:space="preserve"> </w:t>
+      </w:r>
+      <w:r>
+        <w:t xml:space="preserve">low</w:t>
+      </w:r>
+      <w:r>
+        <w:t xml:space="preserve"> </w:t>
+      </w:r>
+      <w:r>
+        <w:t xml:space="preserve">maturity</w:t>
+      </w:r>
+      <w:r>
+        <w:t xml:space="preserve"> </w:t>
+      </w:r>
+      <w:r>
+        <w:t xml:space="preserve">where</w:t>
+      </w:r>
+      <w:r>
+        <w:t xml:space="preserve"> </w:t>
+      </w:r>
+      <w:r>
+        <w:t xml:space="preserve">the</w:t>
+      </w:r>
+      <w:r>
+        <w:t xml:space="preserve"> </w:t>
+      </w:r>
+      <w:r>
+        <w:t xml:space="preserve">rate</w:t>
+      </w:r>
+      <w:r>
+        <w:t xml:space="preserve"> </w:t>
+      </w:r>
+      <w:r>
+        <w:t xml:space="preserve">of</w:t>
+      </w:r>
+      <w:r>
+        <w:t xml:space="preserve"> </w:t>
+      </w:r>
+      <w:r>
+        <w:t xml:space="preserve">knowledge</w:t>
+      </w:r>
+      <w:r>
+        <w:t xml:space="preserve"> </w:t>
+      </w:r>
+      <w:r>
+        <w:t xml:space="preserve">loss</w:t>
+      </w:r>
+      <w:r>
+        <w:t xml:space="preserve"> </w:t>
+      </w:r>
+      <w:r>
+        <w:t xml:space="preserve">exceeds</w:t>
+      </w:r>
+      <w:r>
+        <w:t xml:space="preserve"> </w:t>
+      </w:r>
+      <w:r>
+        <w:t xml:space="preserve">the</w:t>
+      </w:r>
+      <w:r>
+        <w:t xml:space="preserve"> </w:t>
+      </w:r>
+      <w:r>
+        <w:t xml:space="preserve">rate</w:t>
+      </w:r>
+      <w:r>
+        <w:t xml:space="preserve"> </w:t>
+      </w:r>
+      <w:r>
+        <w:t xml:space="preserve">of</w:t>
+      </w:r>
+      <w:r>
+        <w:t xml:space="preserve"> </w:t>
+      </w:r>
+      <w:r>
+        <w:t xml:space="preserve">knowledge</w:t>
+      </w:r>
+      <w:r>
+        <w:t xml:space="preserve"> </w:t>
+      </w:r>
+      <w:r>
+        <w:t xml:space="preserve">capture.</w:t>
       </w:r>
     </w:p>
     <w:p>
@@ -71,16 +599,430 @@
         <w:pStyle w:val="Abstract"/>
       </w:pPr>
       <w:r>
-        <w:t xml:space="preserve">Viewed through Nonaka’s SECI model of knowledge creation, the root cause is a</w:t>
-      </w:r>
-      <w:r>
-        <w:t xml:space="preserve"> </w:t>
-      </w:r>
-      <w:r>
-        <w:t xml:space="preserve">“Socialization Failure”</w:t>
-      </w:r>
-      <w:r>
-        <w:t xml:space="preserve">: high turnover fractures the social networks required for mentorship, rendering the traditional apprenticeship model of informatics unsustainable. To address this failure, we employ a Design Science Research (DSR) approach, synthesizing evidence from healthcare informatics, knowledge management, and natural language processing (2024-2026 workforce and NL2SQL literature) to develop a socio-technical framework called Human-in-the-Loop Knowledge Governance (HITL-KG).</w:t>
+        <w:t xml:space="preserve">Viewed</w:t>
+      </w:r>
+      <w:r>
+        <w:t xml:space="preserve"> </w:t>
+      </w:r>
+      <w:r>
+        <w:t xml:space="preserve">through</w:t>
+      </w:r>
+      <w:r>
+        <w:t xml:space="preserve"> </w:t>
+      </w:r>
+      <w:r>
+        <w:t xml:space="preserve">Nonaka’s</w:t>
+      </w:r>
+      <w:r>
+        <w:t xml:space="preserve"> </w:t>
+      </w:r>
+      <w:r>
+        <w:t xml:space="preserve">SECI</w:t>
+      </w:r>
+      <w:r>
+        <w:t xml:space="preserve"> </w:t>
+      </w:r>
+      <w:r>
+        <w:t xml:space="preserve">model</w:t>
+      </w:r>
+      <w:r>
+        <w:t xml:space="preserve"> </w:t>
+      </w:r>
+      <w:r>
+        <w:t xml:space="preserve">of</w:t>
+      </w:r>
+      <w:r>
+        <w:t xml:space="preserve"> </w:t>
+      </w:r>
+      <w:r>
+        <w:t xml:space="preserve">knowledge</w:t>
+      </w:r>
+      <w:r>
+        <w:t xml:space="preserve"> </w:t>
+      </w:r>
+      <w:r>
+        <w:t xml:space="preserve">creation,</w:t>
+      </w:r>
+      <w:r>
+        <w:t xml:space="preserve"> </w:t>
+      </w:r>
+      <w:r>
+        <w:t xml:space="preserve">the</w:t>
+      </w:r>
+      <w:r>
+        <w:t xml:space="preserve"> </w:t>
+      </w:r>
+      <w:r>
+        <w:t xml:space="preserve">root</w:t>
+      </w:r>
+      <w:r>
+        <w:t xml:space="preserve"> </w:t>
+      </w:r>
+      <w:r>
+        <w:t xml:space="preserve">cause</w:t>
+      </w:r>
+      <w:r>
+        <w:t xml:space="preserve"> </w:t>
+      </w:r>
+      <w:r>
+        <w:t xml:space="preserve">is</w:t>
+      </w:r>
+      <w:r>
+        <w:t xml:space="preserve"> </w:t>
+      </w:r>
+      <w:r>
+        <w:t xml:space="preserve">a</w:t>
+      </w:r>
+      <w:r>
+        <w:t xml:space="preserve"> </w:t>
+      </w:r>
+      <w:r>
+        <w:t xml:space="preserve">“</w:t>
+      </w:r>
+      <w:r>
+        <w:t xml:space="preserve">Socialization</w:t>
+      </w:r>
+      <w:r>
+        <w:t xml:space="preserve"> </w:t>
+      </w:r>
+      <w:r>
+        <w:t xml:space="preserve">Failure</w:t>
+      </w:r>
+      <w:r>
+        <w:t xml:space="preserve">”</w:t>
+      </w:r>
+      <w:r>
+        <w:t xml:space="preserve">:</w:t>
+      </w:r>
+      <w:r>
+        <w:t xml:space="preserve"> </w:t>
+      </w:r>
+      <w:r>
+        <w:t xml:space="preserve">high</w:t>
+      </w:r>
+      <w:r>
+        <w:t xml:space="preserve"> </w:t>
+      </w:r>
+      <w:r>
+        <w:t xml:space="preserve">turnover</w:t>
+      </w:r>
+      <w:r>
+        <w:t xml:space="preserve"> </w:t>
+      </w:r>
+      <w:r>
+        <w:t xml:space="preserve">fractures</w:t>
+      </w:r>
+      <w:r>
+        <w:t xml:space="preserve"> </w:t>
+      </w:r>
+      <w:r>
+        <w:t xml:space="preserve">the</w:t>
+      </w:r>
+      <w:r>
+        <w:t xml:space="preserve"> </w:t>
+      </w:r>
+      <w:r>
+        <w:t xml:space="preserve">social</w:t>
+      </w:r>
+      <w:r>
+        <w:t xml:space="preserve"> </w:t>
+      </w:r>
+      <w:r>
+        <w:t xml:space="preserve">networks</w:t>
+      </w:r>
+      <w:r>
+        <w:t xml:space="preserve"> </w:t>
+      </w:r>
+      <w:r>
+        <w:t xml:space="preserve">required</w:t>
+      </w:r>
+      <w:r>
+        <w:t xml:space="preserve"> </w:t>
+      </w:r>
+      <w:r>
+        <w:t xml:space="preserve">for</w:t>
+      </w:r>
+      <w:r>
+        <w:t xml:space="preserve"> </w:t>
+      </w:r>
+      <w:r>
+        <w:t xml:space="preserve">mentorship,</w:t>
+      </w:r>
+      <w:r>
+        <w:t xml:space="preserve"> </w:t>
+      </w:r>
+      <w:r>
+        <w:t xml:space="preserve">rendering</w:t>
+      </w:r>
+      <w:r>
+        <w:t xml:space="preserve"> </w:t>
+      </w:r>
+      <w:r>
+        <w:t xml:space="preserve">the</w:t>
+      </w:r>
+      <w:r>
+        <w:t xml:space="preserve"> </w:t>
+      </w:r>
+      <w:r>
+        <w:t xml:space="preserve">traditional</w:t>
+      </w:r>
+      <w:r>
+        <w:t xml:space="preserve"> </w:t>
+      </w:r>
+      <w:r>
+        <w:t xml:space="preserve">apprenticeship</w:t>
+      </w:r>
+      <w:r>
+        <w:t xml:space="preserve"> </w:t>
+      </w:r>
+      <w:r>
+        <w:t xml:space="preserve">model</w:t>
+      </w:r>
+      <w:r>
+        <w:t xml:space="preserve"> </w:t>
+      </w:r>
+      <w:r>
+        <w:t xml:space="preserve">of</w:t>
+      </w:r>
+      <w:r>
+        <w:t xml:space="preserve"> </w:t>
+      </w:r>
+      <w:r>
+        <w:t xml:space="preserve">informatics</w:t>
+      </w:r>
+      <w:r>
+        <w:t xml:space="preserve"> </w:t>
+      </w:r>
+      <w:r>
+        <w:t xml:space="preserve">unsustainable.</w:t>
+      </w:r>
+      <w:r>
+        <w:t xml:space="preserve"> </w:t>
+      </w:r>
+      <w:r>
+        <w:t xml:space="preserve">To</w:t>
+      </w:r>
+      <w:r>
+        <w:t xml:space="preserve"> </w:t>
+      </w:r>
+      <w:r>
+        <w:t xml:space="preserve">address</w:t>
+      </w:r>
+      <w:r>
+        <w:t xml:space="preserve"> </w:t>
+      </w:r>
+      <w:r>
+        <w:t xml:space="preserve">this</w:t>
+      </w:r>
+      <w:r>
+        <w:t xml:space="preserve"> </w:t>
+      </w:r>
+      <w:r>
+        <w:t xml:space="preserve">failure,</w:t>
+      </w:r>
+      <w:r>
+        <w:t xml:space="preserve"> </w:t>
+      </w:r>
+      <w:r>
+        <w:t xml:space="preserve">we</w:t>
+      </w:r>
+      <w:r>
+        <w:t xml:space="preserve"> </w:t>
+      </w:r>
+      <w:r>
+        <w:t xml:space="preserve">employ</w:t>
+      </w:r>
+      <w:r>
+        <w:t xml:space="preserve"> </w:t>
+      </w:r>
+      <w:r>
+        <w:t xml:space="preserve">a</w:t>
+      </w:r>
+      <w:r>
+        <w:t xml:space="preserve"> </w:t>
+      </w:r>
+      <w:r>
+        <w:t xml:space="preserve">Design</w:t>
+      </w:r>
+      <w:r>
+        <w:t xml:space="preserve"> </w:t>
+      </w:r>
+      <w:r>
+        <w:t xml:space="preserve">Science</w:t>
+      </w:r>
+      <w:r>
+        <w:t xml:space="preserve"> </w:t>
+      </w:r>
+      <w:r>
+        <w:t xml:space="preserve">Research</w:t>
+      </w:r>
+      <w:r>
+        <w:t xml:space="preserve"> </w:t>
+      </w:r>
+      <w:r>
+        <w:t xml:space="preserve">(DSR)</w:t>
+      </w:r>
+      <w:r>
+        <w:t xml:space="preserve"> </w:t>
+      </w:r>
+      <w:r>
+        <w:t xml:space="preserve">approach,</w:t>
+      </w:r>
+      <w:r>
+        <w:t xml:space="preserve"> </w:t>
+      </w:r>
+      <w:r>
+        <w:t xml:space="preserve">synthesizing</w:t>
+      </w:r>
+      <w:r>
+        <w:t xml:space="preserve"> </w:t>
+      </w:r>
+      <w:r>
+        <w:t xml:space="preserve">evidence</w:t>
+      </w:r>
+      <w:r>
+        <w:t xml:space="preserve"> </w:t>
+      </w:r>
+      <w:r>
+        <w:t xml:space="preserve">from</w:t>
+      </w:r>
+      <w:r>
+        <w:t xml:space="preserve"> </w:t>
+      </w:r>
+      <w:r>
+        <w:t xml:space="preserve">healthcare</w:t>
+      </w:r>
+      <w:r>
+        <w:t xml:space="preserve"> </w:t>
+      </w:r>
+      <w:r>
+        <w:t xml:space="preserve">informatics,</w:t>
+      </w:r>
+      <w:r>
+        <w:t xml:space="preserve"> </w:t>
+      </w:r>
+      <w:r>
+        <w:t xml:space="preserve">knowledge</w:t>
+      </w:r>
+      <w:r>
+        <w:t xml:space="preserve"> </w:t>
+      </w:r>
+      <w:r>
+        <w:t xml:space="preserve">management,</w:t>
+      </w:r>
+      <w:r>
+        <w:t xml:space="preserve"> </w:t>
+      </w:r>
+      <w:r>
+        <w:t xml:space="preserve">and</w:t>
+      </w:r>
+      <w:r>
+        <w:t xml:space="preserve"> </w:t>
+      </w:r>
+      <w:r>
+        <w:t xml:space="preserve">natural</w:t>
+      </w:r>
+      <w:r>
+        <w:t xml:space="preserve"> </w:t>
+      </w:r>
+      <w:r>
+        <w:t xml:space="preserve">language</w:t>
+      </w:r>
+      <w:r>
+        <w:t xml:space="preserve"> </w:t>
+      </w:r>
+      <w:r>
+        <w:t xml:space="preserve">processing</w:t>
+      </w:r>
+      <w:r>
+        <w:t xml:space="preserve"> </w:t>
+      </w:r>
+      <w:r>
+        <w:t xml:space="preserve">(2024-2026</w:t>
+      </w:r>
+      <w:r>
+        <w:t xml:space="preserve"> </w:t>
+      </w:r>
+      <w:r>
+        <w:t xml:space="preserve">workforce</w:t>
+      </w:r>
+      <w:r>
+        <w:t xml:space="preserve"> </w:t>
+      </w:r>
+      <w:r>
+        <w:t xml:space="preserve">and</w:t>
+      </w:r>
+      <w:r>
+        <w:t xml:space="preserve"> </w:t>
+      </w:r>
+      <w:r>
+        <w:t xml:space="preserve">NL2SQL</w:t>
+      </w:r>
+      <w:r>
+        <w:t xml:space="preserve"> </w:t>
+      </w:r>
+      <w:r>
+        <w:t xml:space="preserve">literature)</w:t>
+      </w:r>
+      <w:r>
+        <w:t xml:space="preserve"> </w:t>
+      </w:r>
+      <w:r>
+        <w:t xml:space="preserve">to</w:t>
+      </w:r>
+      <w:r>
+        <w:t xml:space="preserve"> </w:t>
+      </w:r>
+      <w:r>
+        <w:t xml:space="preserve">develop</w:t>
+      </w:r>
+      <w:r>
+        <w:t xml:space="preserve"> </w:t>
+      </w:r>
+      <w:r>
+        <w:t xml:space="preserve">a</w:t>
+      </w:r>
+      <w:r>
+        <w:t xml:space="preserve"> </w:t>
+      </w:r>
+      <w:r>
+        <w:t xml:space="preserve">socio-technical</w:t>
+      </w:r>
+      <w:r>
+        <w:t xml:space="preserve"> </w:t>
+      </w:r>
+      <w:r>
+        <w:t xml:space="preserve">framework</w:t>
+      </w:r>
+      <w:r>
+        <w:t xml:space="preserve"> </w:t>
+      </w:r>
+      <w:r>
+        <w:t xml:space="preserve">called</w:t>
+      </w:r>
+      <w:r>
+        <w:t xml:space="preserve"> </w:t>
+      </w:r>
+      <w:r>
+        <w:t xml:space="preserve">Human-in-the-Loop</w:t>
+      </w:r>
+      <w:r>
+        <w:t xml:space="preserve"> </w:t>
+      </w:r>
+      <w:r>
+        <w:t xml:space="preserve">Knowledge</w:t>
+      </w:r>
+      <w:r>
+        <w:t xml:space="preserve"> </w:t>
+      </w:r>
+      <w:r>
+        <w:t xml:space="preserve">Governance</w:t>
+      </w:r>
+      <w:r>
+        <w:t xml:space="preserve"> </w:t>
+      </w:r>
+      <w:r>
+        <w:t xml:space="preserve">(HITL-KG).</w:t>
       </w:r>
     </w:p>
     <w:p>
@@ -88,19 +1030,505 @@
         <w:pStyle w:val="Abstract"/>
       </w:pPr>
       <w:r>
-        <w:t xml:space="preserve">HITL-KG is designed to shift the locus of organizational knowledge from volatile human memory to durable semantic artifacts called</w:t>
-      </w:r>
-      <w:r>
-        <w:t xml:space="preserve"> </w:t>
-      </w:r>
-      <w:r>
-        <w:t xml:space="preserve">“Validated Query Triples,”</w:t>
-      </w:r>
-      <w:r>
-        <w:t xml:space="preserve"> </w:t>
-      </w:r>
-      <w:r>
-        <w:t xml:space="preserve">each comprising a natural language intent, executable SQL, and rationale metadata. By embedding knowledge capture into the daily workflow of query generation, the framework aims to convert the ephemeral act of analytics into permanent institutional assets. The accompanying Three-Pillar Assessment Rubric provides a structured self-assessment tool that enables organizations to identify compounding vulnerabilities across analytics maturity, workforce agility, and technical enablement.</w:t>
+        <w:t xml:space="preserve">HITL-KG</w:t>
+      </w:r>
+      <w:r>
+        <w:t xml:space="preserve"> </w:t>
+      </w:r>
+      <w:r>
+        <w:t xml:space="preserve">is</w:t>
+      </w:r>
+      <w:r>
+        <w:t xml:space="preserve"> </w:t>
+      </w:r>
+      <w:r>
+        <w:t xml:space="preserve">designed</w:t>
+      </w:r>
+      <w:r>
+        <w:t xml:space="preserve"> </w:t>
+      </w:r>
+      <w:r>
+        <w:t xml:space="preserve">to</w:t>
+      </w:r>
+      <w:r>
+        <w:t xml:space="preserve"> </w:t>
+      </w:r>
+      <w:r>
+        <w:t xml:space="preserve">shift</w:t>
+      </w:r>
+      <w:r>
+        <w:t xml:space="preserve"> </w:t>
+      </w:r>
+      <w:r>
+        <w:t xml:space="preserve">the</w:t>
+      </w:r>
+      <w:r>
+        <w:t xml:space="preserve"> </w:t>
+      </w:r>
+      <w:r>
+        <w:t xml:space="preserve">locus</w:t>
+      </w:r>
+      <w:r>
+        <w:t xml:space="preserve"> </w:t>
+      </w:r>
+      <w:r>
+        <w:t xml:space="preserve">of</w:t>
+      </w:r>
+      <w:r>
+        <w:t xml:space="preserve"> </w:t>
+      </w:r>
+      <w:r>
+        <w:t xml:space="preserve">organizational</w:t>
+      </w:r>
+      <w:r>
+        <w:t xml:space="preserve"> </w:t>
+      </w:r>
+      <w:r>
+        <w:t xml:space="preserve">knowledge</w:t>
+      </w:r>
+      <w:r>
+        <w:t xml:space="preserve"> </w:t>
+      </w:r>
+      <w:r>
+        <w:t xml:space="preserve">from</w:t>
+      </w:r>
+      <w:r>
+        <w:t xml:space="preserve"> </w:t>
+      </w:r>
+      <w:r>
+        <w:t xml:space="preserve">volatile</w:t>
+      </w:r>
+      <w:r>
+        <w:t xml:space="preserve"> </w:t>
+      </w:r>
+      <w:r>
+        <w:t xml:space="preserve">human</w:t>
+      </w:r>
+      <w:r>
+        <w:t xml:space="preserve"> </w:t>
+      </w:r>
+      <w:r>
+        <w:t xml:space="preserve">memory</w:t>
+      </w:r>
+      <w:r>
+        <w:t xml:space="preserve"> </w:t>
+      </w:r>
+      <w:r>
+        <w:t xml:space="preserve">to</w:t>
+      </w:r>
+      <w:r>
+        <w:t xml:space="preserve"> </w:t>
+      </w:r>
+      <w:r>
+        <w:t xml:space="preserve">durable</w:t>
+      </w:r>
+      <w:r>
+        <w:t xml:space="preserve"> </w:t>
+      </w:r>
+      <w:r>
+        <w:t xml:space="preserve">semantic</w:t>
+      </w:r>
+      <w:r>
+        <w:t xml:space="preserve"> </w:t>
+      </w:r>
+      <w:r>
+        <w:t xml:space="preserve">artifacts</w:t>
+      </w:r>
+      <w:r>
+        <w:t xml:space="preserve"> </w:t>
+      </w:r>
+      <w:r>
+        <w:t xml:space="preserve">called</w:t>
+      </w:r>
+      <w:r>
+        <w:t xml:space="preserve"> </w:t>
+      </w:r>
+      <w:r>
+        <w:t xml:space="preserve">“</w:t>
+      </w:r>
+      <w:r>
+        <w:t xml:space="preserve">Validated</w:t>
+      </w:r>
+      <w:r>
+        <w:t xml:space="preserve"> </w:t>
+      </w:r>
+      <w:r>
+        <w:t xml:space="preserve">Query</w:t>
+      </w:r>
+      <w:r>
+        <w:t xml:space="preserve"> </w:t>
+      </w:r>
+      <w:r>
+        <w:t xml:space="preserve">Triples,</w:t>
+      </w:r>
+      <w:r>
+        <w:t xml:space="preserve">”</w:t>
+      </w:r>
+      <w:r>
+        <w:t xml:space="preserve"> </w:t>
+      </w:r>
+      <w:r>
+        <w:t xml:space="preserve">each</w:t>
+      </w:r>
+      <w:r>
+        <w:t xml:space="preserve"> </w:t>
+      </w:r>
+      <w:r>
+        <w:t xml:space="preserve">comprising</w:t>
+      </w:r>
+      <w:r>
+        <w:t xml:space="preserve"> </w:t>
+      </w:r>
+      <w:r>
+        <w:t xml:space="preserve">a</w:t>
+      </w:r>
+      <w:r>
+        <w:t xml:space="preserve"> </w:t>
+      </w:r>
+      <w:r>
+        <w:t xml:space="preserve">natural</w:t>
+      </w:r>
+      <w:r>
+        <w:t xml:space="preserve"> </w:t>
+      </w:r>
+      <w:r>
+        <w:t xml:space="preserve">language</w:t>
+      </w:r>
+      <w:r>
+        <w:t xml:space="preserve"> </w:t>
+      </w:r>
+      <w:r>
+        <w:t xml:space="preserve">intent,</w:t>
+      </w:r>
+      <w:r>
+        <w:t xml:space="preserve"> </w:t>
+      </w:r>
+      <w:r>
+        <w:t xml:space="preserve">executable</w:t>
+      </w:r>
+      <w:r>
+        <w:t xml:space="preserve"> </w:t>
+      </w:r>
+      <w:r>
+        <w:t xml:space="preserve">SQL,</w:t>
+      </w:r>
+      <w:r>
+        <w:t xml:space="preserve"> </w:t>
+      </w:r>
+      <w:r>
+        <w:t xml:space="preserve">and</w:t>
+      </w:r>
+      <w:r>
+        <w:t xml:space="preserve"> </w:t>
+      </w:r>
+      <w:r>
+        <w:t xml:space="preserve">rationale</w:t>
+      </w:r>
+      <w:r>
+        <w:t xml:space="preserve"> </w:t>
+      </w:r>
+      <w:r>
+        <w:t xml:space="preserve">metadata.</w:t>
+      </w:r>
+      <w:r>
+        <w:t xml:space="preserve"> </w:t>
+      </w:r>
+      <w:r>
+        <w:t xml:space="preserve">By</w:t>
+      </w:r>
+      <w:r>
+        <w:t xml:space="preserve"> </w:t>
+      </w:r>
+      <w:r>
+        <w:t xml:space="preserve">embedding</w:t>
+      </w:r>
+      <w:r>
+        <w:t xml:space="preserve"> </w:t>
+      </w:r>
+      <w:r>
+        <w:t xml:space="preserve">knowledge</w:t>
+      </w:r>
+      <w:r>
+        <w:t xml:space="preserve"> </w:t>
+      </w:r>
+      <w:r>
+        <w:t xml:space="preserve">capture</w:t>
+      </w:r>
+      <w:r>
+        <w:t xml:space="preserve"> </w:t>
+      </w:r>
+      <w:r>
+        <w:t xml:space="preserve">into</w:t>
+      </w:r>
+      <w:r>
+        <w:t xml:space="preserve"> </w:t>
+      </w:r>
+      <w:r>
+        <w:t xml:space="preserve">the</w:t>
+      </w:r>
+      <w:r>
+        <w:t xml:space="preserve"> </w:t>
+      </w:r>
+      <w:r>
+        <w:t xml:space="preserve">daily</w:t>
+      </w:r>
+      <w:r>
+        <w:t xml:space="preserve"> </w:t>
+      </w:r>
+      <w:r>
+        <w:t xml:space="preserve">workflow</w:t>
+      </w:r>
+      <w:r>
+        <w:t xml:space="preserve"> </w:t>
+      </w:r>
+      <w:r>
+        <w:t xml:space="preserve">of</w:t>
+      </w:r>
+      <w:r>
+        <w:t xml:space="preserve"> </w:t>
+      </w:r>
+      <w:r>
+        <w:t xml:space="preserve">query</w:t>
+      </w:r>
+      <w:r>
+        <w:t xml:space="preserve"> </w:t>
+      </w:r>
+      <w:r>
+        <w:t xml:space="preserve">generation,</w:t>
+      </w:r>
+      <w:r>
+        <w:t xml:space="preserve"> </w:t>
+      </w:r>
+      <w:r>
+        <w:t xml:space="preserve">the</w:t>
+      </w:r>
+      <w:r>
+        <w:t xml:space="preserve"> </w:t>
+      </w:r>
+      <w:r>
+        <w:t xml:space="preserve">framework</w:t>
+      </w:r>
+      <w:r>
+        <w:t xml:space="preserve"> </w:t>
+      </w:r>
+      <w:r>
+        <w:t xml:space="preserve">aims</w:t>
+      </w:r>
+      <w:r>
+        <w:t xml:space="preserve"> </w:t>
+      </w:r>
+      <w:r>
+        <w:t xml:space="preserve">to</w:t>
+      </w:r>
+      <w:r>
+        <w:t xml:space="preserve"> </w:t>
+      </w:r>
+      <w:r>
+        <w:t xml:space="preserve">convert</w:t>
+      </w:r>
+      <w:r>
+        <w:t xml:space="preserve"> </w:t>
+      </w:r>
+      <w:r>
+        <w:t xml:space="preserve">the</w:t>
+      </w:r>
+      <w:r>
+        <w:t xml:space="preserve"> </w:t>
+      </w:r>
+      <w:r>
+        <w:t xml:space="preserve">ephemeral</w:t>
+      </w:r>
+      <w:r>
+        <w:t xml:space="preserve"> </w:t>
+      </w:r>
+      <w:r>
+        <w:t xml:space="preserve">act</w:t>
+      </w:r>
+      <w:r>
+        <w:t xml:space="preserve"> </w:t>
+      </w:r>
+      <w:r>
+        <w:t xml:space="preserve">of</w:t>
+      </w:r>
+      <w:r>
+        <w:t xml:space="preserve"> </w:t>
+      </w:r>
+      <w:r>
+        <w:t xml:space="preserve">analytics</w:t>
+      </w:r>
+      <w:r>
+        <w:t xml:space="preserve"> </w:t>
+      </w:r>
+      <w:r>
+        <w:t xml:space="preserve">into</w:t>
+      </w:r>
+      <w:r>
+        <w:t xml:space="preserve"> </w:t>
+      </w:r>
+      <w:r>
+        <w:t xml:space="preserve">permanent</w:t>
+      </w:r>
+      <w:r>
+        <w:t xml:space="preserve"> </w:t>
+      </w:r>
+      <w:r>
+        <w:t xml:space="preserve">institutional</w:t>
+      </w:r>
+      <w:r>
+        <w:t xml:space="preserve"> </w:t>
+      </w:r>
+      <w:r>
+        <w:t xml:space="preserve">assets.</w:t>
+      </w:r>
+      <w:r>
+        <w:t xml:space="preserve"> </w:t>
+      </w:r>
+      <w:r>
+        <w:t xml:space="preserve">The</w:t>
+      </w:r>
+      <w:r>
+        <w:t xml:space="preserve"> </w:t>
+      </w:r>
+      <w:r>
+        <w:t xml:space="preserve">accompanying</w:t>
+      </w:r>
+      <w:r>
+        <w:t xml:space="preserve"> </w:t>
+      </w:r>
+      <w:r>
+        <w:t xml:space="preserve">Three-Pillar</w:t>
+      </w:r>
+      <w:r>
+        <w:t xml:space="preserve"> </w:t>
+      </w:r>
+      <w:r>
+        <w:t xml:space="preserve">Assessment</w:t>
+      </w:r>
+      <w:r>
+        <w:t xml:space="preserve"> </w:t>
+      </w:r>
+      <w:r>
+        <w:t xml:space="preserve">Rubric</w:t>
+      </w:r>
+      <w:r>
+        <w:t xml:space="preserve"> </w:t>
+      </w:r>
+      <w:r>
+        <w:t xml:space="preserve">provides</w:t>
+      </w:r>
+      <w:r>
+        <w:t xml:space="preserve"> </w:t>
+      </w:r>
+      <w:r>
+        <w:t xml:space="preserve">a</w:t>
+      </w:r>
+      <w:r>
+        <w:t xml:space="preserve"> </w:t>
+      </w:r>
+      <w:r>
+        <w:t xml:space="preserve">structured</w:t>
+      </w:r>
+      <w:r>
+        <w:t xml:space="preserve"> </w:t>
+      </w:r>
+      <w:r>
+        <w:t xml:space="preserve">self-assessment</w:t>
+      </w:r>
+      <w:r>
+        <w:t xml:space="preserve"> </w:t>
+      </w:r>
+      <w:r>
+        <w:t xml:space="preserve">tool</w:t>
+      </w:r>
+      <w:r>
+        <w:t xml:space="preserve"> </w:t>
+      </w:r>
+      <w:r>
+        <w:t xml:space="preserve">that</w:t>
+      </w:r>
+      <w:r>
+        <w:t xml:space="preserve"> </w:t>
+      </w:r>
+      <w:r>
+        <w:t xml:space="preserve">enables</w:t>
+      </w:r>
+      <w:r>
+        <w:t xml:space="preserve"> </w:t>
+      </w:r>
+      <w:r>
+        <w:t xml:space="preserve">organizations</w:t>
+      </w:r>
+      <w:r>
+        <w:t xml:space="preserve"> </w:t>
+      </w:r>
+      <w:r>
+        <w:t xml:space="preserve">to</w:t>
+      </w:r>
+      <w:r>
+        <w:t xml:space="preserve"> </w:t>
+      </w:r>
+      <w:r>
+        <w:t xml:space="preserve">identify</w:t>
+      </w:r>
+      <w:r>
+        <w:t xml:space="preserve"> </w:t>
+      </w:r>
+      <w:r>
+        <w:t xml:space="preserve">compounding</w:t>
+      </w:r>
+      <w:r>
+        <w:t xml:space="preserve"> </w:t>
+      </w:r>
+      <w:r>
+        <w:t xml:space="preserve">vulnerabilities</w:t>
+      </w:r>
+      <w:r>
+        <w:t xml:space="preserve"> </w:t>
+      </w:r>
+      <w:r>
+        <w:t xml:space="preserve">across</w:t>
+      </w:r>
+      <w:r>
+        <w:t xml:space="preserve"> </w:t>
+      </w:r>
+      <w:r>
+        <w:t xml:space="preserve">analytics</w:t>
+      </w:r>
+      <w:r>
+        <w:t xml:space="preserve"> </w:t>
+      </w:r>
+      <w:r>
+        <w:t xml:space="preserve">maturity,</w:t>
+      </w:r>
+      <w:r>
+        <w:t xml:space="preserve"> </w:t>
+      </w:r>
+      <w:r>
+        <w:t xml:space="preserve">workforce</w:t>
+      </w:r>
+      <w:r>
+        <w:t xml:space="preserve"> </w:t>
+      </w:r>
+      <w:r>
+        <w:t xml:space="preserve">agility,</w:t>
+      </w:r>
+      <w:r>
+        <w:t xml:space="preserve"> </w:t>
+      </w:r>
+      <w:r>
+        <w:t xml:space="preserve">and</w:t>
+      </w:r>
+      <w:r>
+        <w:t xml:space="preserve"> </w:t>
+      </w:r>
+      <w:r>
+        <w:t xml:space="preserve">technical</w:t>
+      </w:r>
+      <w:r>
+        <w:t xml:space="preserve"> </w:t>
+      </w:r>
+      <w:r>
+        <w:t xml:space="preserve">enablement.</w:t>
       </w:r>
     </w:p>
     <w:p>
@@ -108,40 +1536,490 @@
         <w:pStyle w:val="Abstract"/>
       </w:pPr>
       <w:r>
-        <w:t xml:space="preserve">A critical objection, the</w:t>
-      </w:r>
-      <w:r>
-        <w:t xml:space="preserve"> </w:t>
-      </w:r>
-      <w:r>
-        <w:t xml:space="preserve">“Validator Paradox”</w:t>
-      </w:r>
-      <w:r>
-        <w:t xml:space="preserve"> </w:t>
-      </w:r>
-      <w:r>
-        <w:t xml:space="preserve">(who validates the AI when experts leave?), is addressed by reframing validation through Lean</w:t>
-      </w:r>
-      <w:r>
-        <w:t xml:space="preserve"> </w:t>
-      </w:r>
-      <w:r>
-        <w:t xml:space="preserve">“Standard Work”</w:t>
-      </w:r>
-      <w:r>
-        <w:t xml:space="preserve">: each validated query establishes the current known standard rather than eternal truth, functioning as a</w:t>
-      </w:r>
-      <w:r>
-        <w:t xml:space="preserve"> </w:t>
-      </w:r>
-      <w:r>
-        <w:t xml:space="preserve">“knowledge ratchet”</w:t>
-      </w:r>
-      <w:r>
-        <w:t xml:space="preserve"> </w:t>
-      </w:r>
-      <w:r>
-        <w:t xml:space="preserve">that prevents regression. By decoupling analytical capability from individual tenure, healthcare systems can ensure that analytics maturity advances even as the workforce evolves. This paper proposes and theoretically motivates the framework; empirical validation is deferred to a companion study.</w:t>
+        <w:t xml:space="preserve">A</w:t>
+      </w:r>
+      <w:r>
+        <w:t xml:space="preserve"> </w:t>
+      </w:r>
+      <w:r>
+        <w:t xml:space="preserve">critical</w:t>
+      </w:r>
+      <w:r>
+        <w:t xml:space="preserve"> </w:t>
+      </w:r>
+      <w:r>
+        <w:t xml:space="preserve">objection,</w:t>
+      </w:r>
+      <w:r>
+        <w:t xml:space="preserve"> </w:t>
+      </w:r>
+      <w:r>
+        <w:t xml:space="preserve">the</w:t>
+      </w:r>
+      <w:r>
+        <w:t xml:space="preserve"> </w:t>
+      </w:r>
+      <w:r>
+        <w:t xml:space="preserve">“</w:t>
+      </w:r>
+      <w:r>
+        <w:t xml:space="preserve">Validator</w:t>
+      </w:r>
+      <w:r>
+        <w:t xml:space="preserve"> </w:t>
+      </w:r>
+      <w:r>
+        <w:t xml:space="preserve">Paradox</w:t>
+      </w:r>
+      <w:r>
+        <w:t xml:space="preserve">”</w:t>
+      </w:r>
+      <w:r>
+        <w:t xml:space="preserve"> </w:t>
+      </w:r>
+      <w:r>
+        <w:t xml:space="preserve">(who</w:t>
+      </w:r>
+      <w:r>
+        <w:t xml:space="preserve"> </w:t>
+      </w:r>
+      <w:r>
+        <w:t xml:space="preserve">validates</w:t>
+      </w:r>
+      <w:r>
+        <w:t xml:space="preserve"> </w:t>
+      </w:r>
+      <w:r>
+        <w:t xml:space="preserve">the</w:t>
+      </w:r>
+      <w:r>
+        <w:t xml:space="preserve"> </w:t>
+      </w:r>
+      <w:r>
+        <w:t xml:space="preserve">AI</w:t>
+      </w:r>
+      <w:r>
+        <w:t xml:space="preserve"> </w:t>
+      </w:r>
+      <w:r>
+        <w:t xml:space="preserve">when</w:t>
+      </w:r>
+      <w:r>
+        <w:t xml:space="preserve"> </w:t>
+      </w:r>
+      <w:r>
+        <w:t xml:space="preserve">experts</w:t>
+      </w:r>
+      <w:r>
+        <w:t xml:space="preserve"> </w:t>
+      </w:r>
+      <w:r>
+        <w:t xml:space="preserve">leave?),</w:t>
+      </w:r>
+      <w:r>
+        <w:t xml:space="preserve"> </w:t>
+      </w:r>
+      <w:r>
+        <w:t xml:space="preserve">is</w:t>
+      </w:r>
+      <w:r>
+        <w:t xml:space="preserve"> </w:t>
+      </w:r>
+      <w:r>
+        <w:t xml:space="preserve">addressed</w:t>
+      </w:r>
+      <w:r>
+        <w:t xml:space="preserve"> </w:t>
+      </w:r>
+      <w:r>
+        <w:t xml:space="preserve">by</w:t>
+      </w:r>
+      <w:r>
+        <w:t xml:space="preserve"> </w:t>
+      </w:r>
+      <w:r>
+        <w:t xml:space="preserve">reframing</w:t>
+      </w:r>
+      <w:r>
+        <w:t xml:space="preserve"> </w:t>
+      </w:r>
+      <w:r>
+        <w:t xml:space="preserve">validation</w:t>
+      </w:r>
+      <w:r>
+        <w:t xml:space="preserve"> </w:t>
+      </w:r>
+      <w:r>
+        <w:t xml:space="preserve">through</w:t>
+      </w:r>
+      <w:r>
+        <w:t xml:space="preserve"> </w:t>
+      </w:r>
+      <w:r>
+        <w:t xml:space="preserve">Lean</w:t>
+      </w:r>
+      <w:r>
+        <w:t xml:space="preserve"> </w:t>
+      </w:r>
+      <w:r>
+        <w:t xml:space="preserve">“</w:t>
+      </w:r>
+      <w:r>
+        <w:t xml:space="preserve">Standard</w:t>
+      </w:r>
+      <w:r>
+        <w:t xml:space="preserve"> </w:t>
+      </w:r>
+      <w:r>
+        <w:t xml:space="preserve">Work</w:t>
+      </w:r>
+      <w:r>
+        <w:t xml:space="preserve">”</w:t>
+      </w:r>
+      <w:r>
+        <w:t xml:space="preserve">:</w:t>
+      </w:r>
+      <w:r>
+        <w:t xml:space="preserve"> </w:t>
+      </w:r>
+      <w:r>
+        <w:t xml:space="preserve">each</w:t>
+      </w:r>
+      <w:r>
+        <w:t xml:space="preserve"> </w:t>
+      </w:r>
+      <w:r>
+        <w:t xml:space="preserve">validated</w:t>
+      </w:r>
+      <w:r>
+        <w:t xml:space="preserve"> </w:t>
+      </w:r>
+      <w:r>
+        <w:t xml:space="preserve">query</w:t>
+      </w:r>
+      <w:r>
+        <w:t xml:space="preserve"> </w:t>
+      </w:r>
+      <w:r>
+        <w:t xml:space="preserve">establishes</w:t>
+      </w:r>
+      <w:r>
+        <w:t xml:space="preserve"> </w:t>
+      </w:r>
+      <w:r>
+        <w:t xml:space="preserve">the</w:t>
+      </w:r>
+      <w:r>
+        <w:t xml:space="preserve"> </w:t>
+      </w:r>
+      <w:r>
+        <w:t xml:space="preserve">current</w:t>
+      </w:r>
+      <w:r>
+        <w:t xml:space="preserve"> </w:t>
+      </w:r>
+      <w:r>
+        <w:t xml:space="preserve">known</w:t>
+      </w:r>
+      <w:r>
+        <w:t xml:space="preserve"> </w:t>
+      </w:r>
+      <w:r>
+        <w:t xml:space="preserve">standard</w:t>
+      </w:r>
+      <w:r>
+        <w:t xml:space="preserve"> </w:t>
+      </w:r>
+      <w:r>
+        <w:t xml:space="preserve">rather</w:t>
+      </w:r>
+      <w:r>
+        <w:t xml:space="preserve"> </w:t>
+      </w:r>
+      <w:r>
+        <w:t xml:space="preserve">than</w:t>
+      </w:r>
+      <w:r>
+        <w:t xml:space="preserve"> </w:t>
+      </w:r>
+      <w:r>
+        <w:t xml:space="preserve">eternal</w:t>
+      </w:r>
+      <w:r>
+        <w:t xml:space="preserve"> </w:t>
+      </w:r>
+      <w:r>
+        <w:t xml:space="preserve">truth,</w:t>
+      </w:r>
+      <w:r>
+        <w:t xml:space="preserve"> </w:t>
+      </w:r>
+      <w:r>
+        <w:t xml:space="preserve">functioning</w:t>
+      </w:r>
+      <w:r>
+        <w:t xml:space="preserve"> </w:t>
+      </w:r>
+      <w:r>
+        <w:t xml:space="preserve">as</w:t>
+      </w:r>
+      <w:r>
+        <w:t xml:space="preserve"> </w:t>
+      </w:r>
+      <w:r>
+        <w:t xml:space="preserve">a</w:t>
+      </w:r>
+      <w:r>
+        <w:t xml:space="preserve"> </w:t>
+      </w:r>
+      <w:r>
+        <w:t xml:space="preserve">“</w:t>
+      </w:r>
+      <w:r>
+        <w:t xml:space="preserve">knowledge</w:t>
+      </w:r>
+      <w:r>
+        <w:t xml:space="preserve"> </w:t>
+      </w:r>
+      <w:r>
+        <w:t xml:space="preserve">ratchet</w:t>
+      </w:r>
+      <w:r>
+        <w:t xml:space="preserve">”</w:t>
+      </w:r>
+      <w:r>
+        <w:t xml:space="preserve"> </w:t>
+      </w:r>
+      <w:r>
+        <w:t xml:space="preserve">that</w:t>
+      </w:r>
+      <w:r>
+        <w:t xml:space="preserve"> </w:t>
+      </w:r>
+      <w:r>
+        <w:t xml:space="preserve">prevents</w:t>
+      </w:r>
+      <w:r>
+        <w:t xml:space="preserve"> </w:t>
+      </w:r>
+      <w:r>
+        <w:t xml:space="preserve">regression.</w:t>
+      </w:r>
+      <w:r>
+        <w:t xml:space="preserve"> </w:t>
+      </w:r>
+      <w:r>
+        <w:t xml:space="preserve">By</w:t>
+      </w:r>
+      <w:r>
+        <w:t xml:space="preserve"> </w:t>
+      </w:r>
+      <w:r>
+        <w:t xml:space="preserve">decoupling</w:t>
+      </w:r>
+      <w:r>
+        <w:t xml:space="preserve"> </w:t>
+      </w:r>
+      <w:r>
+        <w:t xml:space="preserve">analytical</w:t>
+      </w:r>
+      <w:r>
+        <w:t xml:space="preserve"> </w:t>
+      </w:r>
+      <w:r>
+        <w:t xml:space="preserve">capability</w:t>
+      </w:r>
+      <w:r>
+        <w:t xml:space="preserve"> </w:t>
+      </w:r>
+      <w:r>
+        <w:t xml:space="preserve">from</w:t>
+      </w:r>
+      <w:r>
+        <w:t xml:space="preserve"> </w:t>
+      </w:r>
+      <w:r>
+        <w:t xml:space="preserve">individual</w:t>
+      </w:r>
+      <w:r>
+        <w:t xml:space="preserve"> </w:t>
+      </w:r>
+      <w:r>
+        <w:t xml:space="preserve">tenure,</w:t>
+      </w:r>
+      <w:r>
+        <w:t xml:space="preserve"> </w:t>
+      </w:r>
+      <w:r>
+        <w:t xml:space="preserve">healthcare</w:t>
+      </w:r>
+      <w:r>
+        <w:t xml:space="preserve"> </w:t>
+      </w:r>
+      <w:r>
+        <w:t xml:space="preserve">systems</w:t>
+      </w:r>
+      <w:r>
+        <w:t xml:space="preserve"> </w:t>
+      </w:r>
+      <w:r>
+        <w:t xml:space="preserve">can</w:t>
+      </w:r>
+      <w:r>
+        <w:t xml:space="preserve"> </w:t>
+      </w:r>
+      <w:r>
+        <w:t xml:space="preserve">ensure</w:t>
+      </w:r>
+      <w:r>
+        <w:t xml:space="preserve"> </w:t>
+      </w:r>
+      <w:r>
+        <w:t xml:space="preserve">that</w:t>
+      </w:r>
+      <w:r>
+        <w:t xml:space="preserve"> </w:t>
+      </w:r>
+      <w:r>
+        <w:t xml:space="preserve">analytics</w:t>
+      </w:r>
+      <w:r>
+        <w:t xml:space="preserve"> </w:t>
+      </w:r>
+      <w:r>
+        <w:t xml:space="preserve">maturity</w:t>
+      </w:r>
+      <w:r>
+        <w:t xml:space="preserve"> </w:t>
+      </w:r>
+      <w:r>
+        <w:t xml:space="preserve">advances</w:t>
+      </w:r>
+      <w:r>
+        <w:t xml:space="preserve"> </w:t>
+      </w:r>
+      <w:r>
+        <w:t xml:space="preserve">even</w:t>
+      </w:r>
+      <w:r>
+        <w:t xml:space="preserve"> </w:t>
+      </w:r>
+      <w:r>
+        <w:t xml:space="preserve">as</w:t>
+      </w:r>
+      <w:r>
+        <w:t xml:space="preserve"> </w:t>
+      </w:r>
+      <w:r>
+        <w:t xml:space="preserve">the</w:t>
+      </w:r>
+      <w:r>
+        <w:t xml:space="preserve"> </w:t>
+      </w:r>
+      <w:r>
+        <w:t xml:space="preserve">workforce</w:t>
+      </w:r>
+      <w:r>
+        <w:t xml:space="preserve"> </w:t>
+      </w:r>
+      <w:r>
+        <w:t xml:space="preserve">evolves.</w:t>
+      </w:r>
+      <w:r>
+        <w:t xml:space="preserve"> </w:t>
+      </w:r>
+      <w:r>
+        <w:t xml:space="preserve">This</w:t>
+      </w:r>
+      <w:r>
+        <w:t xml:space="preserve"> </w:t>
+      </w:r>
+      <w:r>
+        <w:t xml:space="preserve">paper</w:t>
+      </w:r>
+      <w:r>
+        <w:t xml:space="preserve"> </w:t>
+      </w:r>
+      <w:r>
+        <w:t xml:space="preserve">proposes</w:t>
+      </w:r>
+      <w:r>
+        <w:t xml:space="preserve"> </w:t>
+      </w:r>
+      <w:r>
+        <w:t xml:space="preserve">and</w:t>
+      </w:r>
+      <w:r>
+        <w:t xml:space="preserve"> </w:t>
+      </w:r>
+      <w:r>
+        <w:t xml:space="preserve">theoretically</w:t>
+      </w:r>
+      <w:r>
+        <w:t xml:space="preserve"> </w:t>
+      </w:r>
+      <w:r>
+        <w:t xml:space="preserve">motivates</w:t>
+      </w:r>
+      <w:r>
+        <w:t xml:space="preserve"> </w:t>
+      </w:r>
+      <w:r>
+        <w:t xml:space="preserve">the</w:t>
+      </w:r>
+      <w:r>
+        <w:t xml:space="preserve"> </w:t>
+      </w:r>
+      <w:r>
+        <w:t xml:space="preserve">framework;</w:t>
+      </w:r>
+      <w:r>
+        <w:t xml:space="preserve"> </w:t>
+      </w:r>
+      <w:r>
+        <w:t xml:space="preserve">empirical</w:t>
+      </w:r>
+      <w:r>
+        <w:t xml:space="preserve"> </w:t>
+      </w:r>
+      <w:r>
+        <w:t xml:space="preserve">validation</w:t>
+      </w:r>
+      <w:r>
+        <w:t xml:space="preserve"> </w:t>
+      </w:r>
+      <w:r>
+        <w:t xml:space="preserve">is</w:t>
+      </w:r>
+      <w:r>
+        <w:t xml:space="preserve"> </w:t>
+      </w:r>
+      <w:r>
+        <w:t xml:space="preserve">deferred</w:t>
+      </w:r>
+      <w:r>
+        <w:t xml:space="preserve"> </w:t>
+      </w:r>
+      <w:r>
+        <w:t xml:space="preserve">to</w:t>
+      </w:r>
+      <w:r>
+        <w:t xml:space="preserve"> </w:t>
+      </w:r>
+      <w:r>
+        <w:t xml:space="preserve">a</w:t>
+      </w:r>
+      <w:r>
+        <w:t xml:space="preserve"> </w:t>
+      </w:r>
+      <w:r>
+        <w:t xml:space="preserve">companion</w:t>
+      </w:r>
+      <w:r>
+        <w:t xml:space="preserve"> </w:t>
+      </w:r>
+      <w:r>
+        <w:t xml:space="preserve">study.</w:t>
       </w:r>
     </w:p>
     <w:sdt>
@@ -170,7 +2048,7 @@
         </w:p>
       </w:sdtContent>
     </w:sdt>
-    <w:bookmarkStart w:id="9" w:name="Xa772df4b8f827734714eb2cb65812cb56df5f7d"/>
+    <w:bookmarkStart w:id="20" w:name="Xa772df4b8f827734714eb2cb65812cb56df5f7d"/>
     <w:p>
       <w:pPr>
         <w:pStyle w:val="Heading1"/>
@@ -190,7 +2068,13 @@
         <w:t xml:space="preserve"> </w:t>
       </w:r>
       <w:r>
-        <w:t xml:space="preserve">“Triple Threat”</w:t>
+        <w:t xml:space="preserve">“</w:t>
+      </w:r>
+      <w:r>
+        <w:t xml:space="preserve">Triple Threat</w:t>
+      </w:r>
+      <w:r>
+        <w:t xml:space="preserve">”</w:t>
       </w:r>
       <w:r>
         <w:t xml:space="preserve"> </w:t>
@@ -298,7 +2182,13 @@
         <w:t xml:space="preserve"> </w:t>
       </w:r>
       <w:r>
-        <w:t xml:space="preserve">“Institutional Amnesia”</w:t>
+        <w:t xml:space="preserve">“</w:t>
+      </w:r>
+      <w:r>
+        <w:t xml:space="preserve">Institutional Amnesia</w:t>
+      </w:r>
+      <w:r>
+        <w:t xml:space="preserve">”</w:t>
       </w:r>
       <w:r>
         <w:t xml:space="preserve"> </w:t>
@@ -413,7 +2303,13 @@
         <w:t xml:space="preserve"> </w:t>
       </w:r>
       <w:r>
-        <w:t xml:space="preserve">“data”</w:t>
+        <w:t xml:space="preserve">“</w:t>
+      </w:r>
+      <w:r>
+        <w:t xml:space="preserve">data</w:t>
+      </w:r>
+      <w:r>
+        <w:t xml:space="preserve">”</w:t>
       </w:r>
       <w:r>
         <w:t xml:space="preserve"> </w:t>
@@ -445,7 +2341,13 @@
         <w:t xml:space="preserve"> </w:t>
       </w:r>
       <w:r>
-        <w:t xml:space="preserve">“exclusion code 99”</w:t>
+        <w:t xml:space="preserve">“</w:t>
+      </w:r>
+      <w:r>
+        <w:t xml:space="preserve">exclusion code 99</w:t>
+      </w:r>
+      <w:r>
+        <w:t xml:space="preserve">”</w:t>
       </w:r>
       <w:r>
         <w:t xml:space="preserve"> </w:t>
@@ -457,7 +2359,13 @@
         <w:t xml:space="preserve"> </w:t>
       </w:r>
       <w:r>
-        <w:t xml:space="preserve">“hospice transfer”</w:t>
+        <w:t xml:space="preserve">“</w:t>
+      </w:r>
+      <w:r>
+        <w:t xml:space="preserve">hospice transfer</w:t>
+      </w:r>
+      <w:r>
+        <w:t xml:space="preserve">”</w:t>
       </w:r>
       <w:r>
         <w:t xml:space="preserve"> </w:t>
@@ -528,7 +2436,13 @@
         <w:t xml:space="preserve"> </w:t>
       </w:r>
       <w:r>
-        <w:t xml:space="preserve">“Great Resignation,”</w:t>
+        <w:t xml:space="preserve">“</w:t>
+      </w:r>
+      <w:r>
+        <w:t xml:space="preserve">Great Resignation,</w:t>
+      </w:r>
+      <w:r>
+        <w:t xml:space="preserve">”</w:t>
       </w:r>
       <w:r>
         <w:t xml:space="preserve"> </w:t>
@@ -537,7 +2451,13 @@
         <w:t xml:space="preserve">where the rate of knowledge loss (</w:t>
       </w:r>
       <w:r>
-        <w:t xml:space="preserve">“organizational forgetting”</w:t>
+        <w:t xml:space="preserve">“</w:t>
+      </w:r>
+      <w:r>
+        <w:t xml:space="preserve">organizational forgetting</w:t>
+      </w:r>
+      <w:r>
+        <w:t xml:space="preserve">”</w:t>
       </w:r>
       <w:r>
         <w:t xml:space="preserve">) often exceeds the rate of knowledge capture</w:t>
@@ -715,8 +2635,8 @@
         <w:t xml:space="preserve">.</w:t>
       </w:r>
     </w:p>
-    <w:bookmarkEnd w:id="9"/>
-    <w:bookmarkStart w:id="12" w:name="Xd1e5d85c386cb0a54481a328e393ff51b6e18a9"/>
+    <w:bookmarkEnd w:id="20"/>
+    <w:bookmarkStart w:id="23" w:name="Xd1e5d85c386cb0a54481a328e393ff51b6e18a9"/>
     <w:p>
       <w:pPr>
         <w:pStyle w:val="Heading1"/>
@@ -912,6 +2832,7 @@
       <w:tblPr>
         <w:tblStyle w:val="Table"/>
         <w:tblW w:type="pct" w:w="5000"/>
+        <w:jc w:val="left"/>
         <w:tblLayout w:type="fixed"/>
         <w:tblLook w:firstRow="1" w:lastRow="0" w:firstColumn="0" w:lastColumn="0" w:noHBand="0" w:noVBand="0" w:val="0020"/>
         <w:tblCaption w:val="Framework alignment with established models. "/>
@@ -1165,7 +3086,7 @@
         <w:t xml:space="preserve">.</w:t>
       </w:r>
     </w:p>
-    <w:bookmarkStart w:id="10" w:name="the-broken-cycle-socialization-failure"/>
+    <w:bookmarkStart w:id="21" w:name="the-broken-cycle-socialization-failure"/>
     <w:p>
       <w:pPr>
         <w:pStyle w:val="Heading2"/>
@@ -1249,7 +3170,13 @@
         <w:t xml:space="preserve"> </w:t>
       </w:r>
       <w:r>
-        <w:t xml:space="preserve">“apprenticeship window”</w:t>
+        <w:t xml:space="preserve">“</w:t>
+      </w:r>
+      <w:r>
+        <w:t xml:space="preserve">apprenticeship window</w:t>
+      </w:r>
+      <w:r>
+        <w:t xml:space="preserve">”</w:t>
       </w:r>
       <w:r>
         <w:t xml:space="preserve"> </w:t>
@@ -1368,8 +3295,8 @@
         <w:t xml:space="preserve">. Socialization is no longer a viable strategy for resilience.</w:t>
       </w:r>
     </w:p>
-    <w:bookmarkEnd w:id="10"/>
-    <w:bookmarkStart w:id="11" w:name="Xf458f350ef8764fcb7ec571ecbc945d28921a42"/>
+    <w:bookmarkEnd w:id="21"/>
+    <w:bookmarkStart w:id="22" w:name="Xf458f350ef8764fcb7ec571ecbc945d28921a42"/>
     <w:p>
       <w:pPr>
         <w:pStyle w:val="Heading2"/>
@@ -1547,7 +3474,13 @@
         <w:t xml:space="preserve"> </w:t>
       </w:r>
       <w:r>
-        <w:t xml:space="preserve">“Hypertension readmissions excluding planned transfers”</w:t>
+        <w:t xml:space="preserve">“</w:t>
+      </w:r>
+      <w:r>
+        <w:t xml:space="preserve">Hypertension readmissions excluding planned transfers</w:t>
+      </w:r>
+      <w:r>
+        <w:t xml:space="preserve">”</w:t>
       </w:r>
       <w:r>
         <w:t xml:space="preserve">).</w:t>
@@ -1594,7 +3527,13 @@
         <w:t xml:space="preserve"> </w:t>
       </w:r>
       <w:r>
-        <w:t xml:space="preserve">“why”</w:t>
+        <w:t xml:space="preserve">“</w:t>
+      </w:r>
+      <w:r>
+        <w:t xml:space="preserve">why</w:t>
+      </w:r>
+      <w:r>
+        <w:t xml:space="preserve">”</w:t>
       </w:r>
       <w:r>
         <w:t xml:space="preserve"> </w:t>
@@ -1606,7 +3545,13 @@
         <w:t xml:space="preserve"> </w:t>
       </w:r>
       <w:r>
-        <w:t xml:space="preserve">“Excluding status 02 per Centers for Medicare and Medicaid Services (CMS) 2025 rule”</w:t>
+        <w:t xml:space="preserve">“</w:t>
+      </w:r>
+      <w:r>
+        <w:t xml:space="preserve">Excluding status 02 per Centers for Medicare and Medicaid Services (CMS) 2025 rule</w:t>
+      </w:r>
+      <w:r>
+        <w:t xml:space="preserve">”</w:t>
       </w:r>
       <w:r>
         <w:t xml:space="preserve">).</w:t>
@@ -1653,9 +3598,9 @@
         <w:t xml:space="preserve">.</w:t>
       </w:r>
     </w:p>
-    <w:bookmarkEnd w:id="11"/>
-    <w:bookmarkEnd w:id="12"/>
-    <w:bookmarkStart w:id="22" w:name="human-in-the-loop-knowledge-governance"/>
+    <w:bookmarkEnd w:id="22"/>
+    <w:bookmarkEnd w:id="23"/>
+    <w:bookmarkStart w:id="33" w:name="human-in-the-loop-knowledge-governance"/>
     <w:p>
       <w:pPr>
         <w:pStyle w:val="Heading1"/>
@@ -1711,7 +3656,7 @@
         <w:t xml:space="preserve">with the Validated Query Cycle as its core operational process. This framing reflects that the system serves as a governance mechanism, not just a productivity tool.</w:t>
       </w:r>
     </w:p>
-    <w:bookmarkStart w:id="19" w:name="the-hitl-kg-architecture"/>
+    <w:bookmarkStart w:id="30" w:name="the-hitl-kg-architecture"/>
     <w:p>
       <w:pPr>
         <w:pStyle w:val="Heading2"/>
@@ -1744,7 +3689,13 @@
         <w:t xml:space="preserve"> </w:t>
       </w:r>
       <w:r>
-        <w:t xml:space="preserve">“laundering”</w:t>
+        <w:t xml:space="preserve">“</w:t>
+      </w:r>
+      <w:r>
+        <w:t xml:space="preserve">laundering</w:t>
+      </w:r>
+      <w:r>
+        <w:t xml:space="preserve">”</w:t>
       </w:r>
       <w:r>
         <w:t xml:space="preserve"> </w:t>
@@ -1762,18 +3713,18 @@
           <wp:inline>
             <wp:extent cx="4613700" cy="5263754"/>
             <wp:effectExtent b="0" l="0" r="0" t="0"/>
-            <wp:docPr descr="Human-in-the-Loop Knowledge Governance (HITL-KG) Architecture. A Clinical User submits a natural language query (step 1) to a Conversational AI with NLP Engine and SQL Generation, which generates SQL and queries the Healthcare Data Warehouse (steps 2-3). The system then presents its logic to an Expert Validation decision point (step 4), which either confirms and delivers insights back to the user (steps 5-6) or loops back for correction. On confirmation, the validated query triple is stored in Organizational Memory (step 7, dashed line), which both informs future queries and curates the Knowledge Base of ontologies and best practices (step 8), closing a continuous-learning loop so that best practices evolve as new knowledge is validated rather than remaining static." title="" id="14" name="Picture"/>
+            <wp:docPr descr="Human-in-the-Loop Knowledge Governance (HITL-KG) Architecture. A Clinical User submits a natural language query (step 1) to a Conversational AI with NLP Engine and SQL Generation, which generates SQL and queries the Healthcare Data Warehouse (steps 2-3). The system then presents its logic to an Expert Validation decision point (step 4), which either confirms and delivers insights back to the user (steps 5-6) or loops back for correction. On confirmation, the validated query triple is stored in Organizational Memory (step 7, dashed line), which both informs future queries and curates the Knowledge Base of ontologies and best practices (step 8), closing a continuous-learning loop so that best practices evolve as new knowledge is validated rather than remaining static." title="" id="25" name="Picture"/>
             <a:graphic>
               <a:graphicData uri="http://schemas.openxmlformats.org/drawingml/2006/picture">
                 <pic:pic>
                   <pic:nvPicPr>
-                    <pic:cNvPr descr="figures/architecture.mmd.png" id="15" name="Picture"/>
+                    <pic:cNvPr descr="figures/architecture.mmd.png" id="26" name="Picture"/>
                     <pic:cNvPicPr>
                       <a:picLocks noChangeArrowheads="1" noChangeAspect="1"/>
                     </pic:cNvPicPr>
                   </pic:nvPicPr>
                   <pic:blipFill>
-                    <a:blip r:embed="rId13"/>
+                    <a:blip r:embed="rId24"/>
                     <a:stretch>
                       <a:fillRect/>
                     </a:stretch>
@@ -1825,18 +3776,18 @@
           <wp:inline>
             <wp:extent cx="3381271" cy="6099048"/>
             <wp:effectExtent b="0" l="0" r="0" t="0"/>
-            <wp:docPr descr="Flowchart of the six-step Validated Query Cycle for Human-in-the-Loop Knowledge Governance. Step 1 (Query): analyst asks a natural language question. Step 2 (Generation): system generates candidate SQL. Step 3 (Validation): AI explains SQL logic and results; analyst confirms intent. If incorrect, the cycle loops back to Generation. If correct, Step 4 (Storage): validated triple is stored in organizational memory. Step 5 (Retrieval): future queries match against validated triples. Step 6 (Persistence): knowledge survives staff turnover, and new analysts reuse validated queries. Dashed arrows connect the cycle to three outcome pillars: Storage advances Analytics Maturity, Persistence stabilizes Workforce Agility, and Retrieval increases Technical Enablement." title="" id="17" name="Picture"/>
+            <wp:docPr descr="Flowchart of the six-step Validated Query Cycle for Human-in-the-Loop Knowledge Governance. Step 1 (Query): analyst asks a natural language question. Step 2 (Generation): system generates candidate SQL. Step 3 (Validation): AI explains SQL logic and results; analyst confirms intent. If incorrect, the cycle loops back to Generation. If correct, Step 4 (Storage): validated triple is stored in organizational memory. Step 5 (Retrieval): future queries match against validated triples. Step 6 (Persistence): knowledge survives staff turnover, and new analysts reuse validated queries. Dashed arrows connect the cycle to three outcome pillars: Storage advances Analytics Maturity, Persistence stabilizes Workforce Agility, and Retrieval increases Technical Enablement." title="" id="28" name="Picture"/>
             <a:graphic>
               <a:graphicData uri="http://schemas.openxmlformats.org/drawingml/2006/picture">
                 <pic:pic>
                   <pic:nvPicPr>
-                    <pic:cNvPr descr="figures/knowledge-cycle.mmd.png" id="18" name="Picture"/>
+                    <pic:cNvPr descr="figures/knowledge-cycle.mmd.png" id="29" name="Picture"/>
                     <pic:cNvPicPr>
                       <a:picLocks noChangeArrowheads="1" noChangeAspect="1"/>
                     </pic:cNvPicPr>
                   </pic:nvPicPr>
                   <pic:blipFill>
-                    <a:blip r:embed="rId16"/>
+                    <a:blip r:embed="rId27"/>
                     <a:stretch>
                       <a:fillRect/>
                     </a:stretch>
@@ -1871,8 +3822,8 @@
         <w:t xml:space="preserve">Flowchart of the six-step Validated Query Cycle for Human-in-the-Loop Knowledge Governance. Step 1 (Query): analyst asks a natural language question. Step 2 (Generation): system generates candidate SQL. Step 3 (Validation): AI explains SQL logic and results; analyst confirms intent. If incorrect, the cycle loops back to Generation. If correct, Step 4 (Storage): validated triple is stored in organizational memory. Step 5 (Retrieval): future queries match against validated triples. Step 6 (Persistence): knowledge survives staff turnover, and new analysts reuse validated queries. Dashed arrows connect the cycle to three outcome pillars: Storage advances Analytics Maturity, Persistence stabilizes Workforce Agility, and Retrieval increases Technical Enablement.</w:t>
       </w:r>
     </w:p>
-    <w:bookmarkEnd w:id="19"/>
-    <w:bookmarkStart w:id="20" w:name="the-process-of-externalization"/>
+    <w:bookmarkEnd w:id="30"/>
+    <w:bookmarkStart w:id="31" w:name="the-process-of-externalization"/>
     <w:p>
       <w:pPr>
         <w:pStyle w:val="Heading2"/>
@@ -1996,8 +3947,8 @@
         <w:t xml:space="preserve">. Multimedia Appendix 1 details each step alongside worked examples.</w:t>
       </w:r>
     </w:p>
-    <w:bookmarkEnd w:id="20"/>
-    <w:bookmarkStart w:id="21" w:name="comparison-with-existing-approaches"/>
+    <w:bookmarkEnd w:id="31"/>
+    <w:bookmarkStart w:id="32" w:name="comparison-with-existing-approaches"/>
     <w:p>
       <w:pPr>
         <w:pStyle w:val="Heading2"/>
@@ -2035,7 +3986,13 @@
         <w:t xml:space="preserve"> </w:t>
       </w:r>
       <w:r>
-        <w:t xml:space="preserve">“schema rot”</w:t>
+        <w:t xml:space="preserve">“</w:t>
+      </w:r>
+      <w:r>
+        <w:t xml:space="preserve">schema rot</w:t>
+      </w:r>
+      <w:r>
+        <w:t xml:space="preserve">”</w:t>
       </w:r>
       <w:r>
         <w:t xml:space="preserve"> </w:t>
@@ -2251,9 +4208,9 @@
         <w:t xml:space="preserve">. HITL-KG occupies the middle ground: AI generates, humans validate.</w:t>
       </w:r>
     </w:p>
-    <w:bookmarkEnd w:id="21"/>
-    <w:bookmarkEnd w:id="22"/>
-    <w:bookmarkStart w:id="26" w:name="the-evidence-base-three-pillars"/>
+    <w:bookmarkEnd w:id="32"/>
+    <w:bookmarkEnd w:id="33"/>
+    <w:bookmarkStart w:id="37" w:name="the-evidence-base-three-pillars"/>
     <w:p>
       <w:pPr>
         <w:pStyle w:val="Heading1"/>
@@ -2278,7 +4235,7 @@
         <w:t xml:space="preserve">The HITL-KG framework is supported by three pillars of empirical evidence synthesized from the literature cited throughout this article.</w:t>
       </w:r>
     </w:p>
-    <w:bookmarkStart w:id="23" w:name="pillar-1-analytics-maturity-evidence"/>
+    <w:bookmarkStart w:id="34" w:name="pillar-1-analytics-maturity-evidence"/>
     <w:p>
       <w:pPr>
         <w:pStyle w:val="Heading2"/>
@@ -2461,7 +4418,13 @@
         <w:t xml:space="preserve"> </w:t>
       </w:r>
       <w:r>
-        <w:t xml:space="preserve">“low-maturity trap”</w:t>
+        <w:t xml:space="preserve">“</w:t>
+      </w:r>
+      <w:r>
+        <w:t xml:space="preserve">low-maturity trap</w:t>
+      </w:r>
+      <w:r>
+        <w:t xml:space="preserve">”</w:t>
       </w:r>
       <w:r>
         <w:t xml:space="preserve"> </w:t>
@@ -2569,8 +4532,8 @@
         <w:t xml:space="preserve">. The low-maturity trap thus compounds over time: each year of delayed investment widens the gap between what the organization could know and what it actually knows.</w:t>
       </w:r>
     </w:p>
-    <w:bookmarkEnd w:id="23"/>
-    <w:bookmarkStart w:id="24" w:name="pillar-2-workforce-agility-evidence"/>
+    <w:bookmarkEnd w:id="34"/>
+    <w:bookmarkStart w:id="35" w:name="pillar-2-workforce-agility-evidence"/>
     <w:p>
       <w:pPr>
         <w:pStyle w:val="Heading2"/>
@@ -2733,7 +4696,13 @@
         <w:t xml:space="preserve"> </w:t>
       </w:r>
       <w:r>
-        <w:t xml:space="preserve">“revolving door”</w:t>
+        <w:t xml:space="preserve">“</w:t>
+      </w:r>
+      <w:r>
+        <w:t xml:space="preserve">revolving door</w:t>
+      </w:r>
+      <w:r>
+        <w:t xml:space="preserve">”</w:t>
       </w:r>
       <w:r>
         <w:t xml:space="preserve"> </w:t>
@@ -2745,7 +4714,13 @@
         <w:t xml:space="preserve"> </w:t>
       </w:r>
       <w:r>
-        <w:t xml:space="preserve">“Collective Knowledge Structures”</w:t>
+        <w:t xml:space="preserve">“</w:t>
+      </w:r>
+      <w:r>
+        <w:t xml:space="preserve">Collective Knowledge Structures</w:t>
+      </w:r>
+      <w:r>
+        <w:t xml:space="preserve">”</w:t>
       </w:r>
       <w:r>
         <w:t xml:space="preserve"> </w:t>
@@ -2782,8 +4757,8 @@
         <w:t xml:space="preserve">The workforce crisis operates at multiple reinforcing levels, as detailed in the Theoretical Grounding section: leadership churn, operational shortages, and foundational attrition collectively prevent the sustained mentorship that Socialization requires. This multi-level instability ensures that the temporal overlap between experienced practitioners and newcomers rarely materializes.</w:t>
       </w:r>
     </w:p>
-    <w:bookmarkEnd w:id="24"/>
-    <w:bookmarkStart w:id="25" w:name="pillar-3-technical-enablement-evidence"/>
+    <w:bookmarkEnd w:id="35"/>
+    <w:bookmarkStart w:id="36" w:name="pillar-3-technical-enablement-evidence"/>
     <w:p>
       <w:pPr>
         <w:pStyle w:val="Heading2"/>
@@ -3051,9 +5026,9 @@
         <w:t xml:space="preserve">. The technical barrier thus becomes, paradoxically, a governance opportunity: the very difficulty of making NL2SQL work correctly compels organizations to surface and formalize the tacit knowledge that would otherwise remain trapped in departing experts.</w:t>
       </w:r>
     </w:p>
-    <w:bookmarkEnd w:id="25"/>
-    <w:bookmarkEnd w:id="26"/>
-    <w:bookmarkStart w:id="32" w:name="organizational-self-assessment"/>
+    <w:bookmarkEnd w:id="36"/>
+    <w:bookmarkEnd w:id="37"/>
+    <w:bookmarkStart w:id="43" w:name="organizational-self-assessment"/>
     <w:p>
       <w:pPr>
         <w:pStyle w:val="Heading1"/>
@@ -3086,7 +5061,7 @@
         <w:t xml:space="preserve">(Table 2) that enables healthcare organizations to evaluate their current position across each pillar and identify compounding vulnerabilities.</w:t>
       </w:r>
     </w:p>
-    <w:bookmarkStart w:id="27" w:name="why-assessment-not-just-maturity"/>
+    <w:bookmarkStart w:id="38" w:name="why-assessment-not-just-maturity"/>
     <w:p>
       <w:pPr>
         <w:pStyle w:val="Heading2"/>
@@ -3187,8 +5162,8 @@
         <w:t xml:space="preserve">. The Three-Pillar Assessment addresses this gap by organizing evidence-based indicators around the specific domains where institutional amnesia operates, measuring not just where an organization stands but how vulnerable it is to the compounding effects identified at the outset of this article.</w:t>
       </w:r>
     </w:p>
-    <w:bookmarkEnd w:id="27"/>
-    <w:bookmarkStart w:id="31" w:name="the-three-pillar-rubric"/>
+    <w:bookmarkEnd w:id="38"/>
+    <w:bookmarkStart w:id="42" w:name="the-three-pillar-rubric"/>
     <w:p>
       <w:pPr>
         <w:pStyle w:val="Heading2"/>
@@ -3208,7 +5183,13 @@
         <w:t xml:space="preserve"> </w:t>
       </w:r>
       <w:r>
-        <w:t xml:space="preserve">“Low Strength”</w:t>
+        <w:t xml:space="preserve">“</w:t>
+      </w:r>
+      <w:r>
+        <w:t xml:space="preserve">Low Strength</w:t>
+      </w:r>
+      <w:r>
+        <w:t xml:space="preserve">”</w:t>
       </w:r>
       <w:r>
         <w:t xml:space="preserve"> </w:t>
@@ -3217,7 +5198,7 @@
         <w:t xml:space="preserve">across multiple pillars face the self-reinforcing degradation cycle that the framework identifies as the central threat.</w:t>
       </w:r>
     </w:p>
-    <w:bookmarkStart w:id="28" w:name="pillar-1-analytics-maturity"/>
+    <w:bookmarkStart w:id="39" w:name="pillar-1-analytics-maturity"/>
     <w:p>
       <w:pPr>
         <w:pStyle w:val="Heading3"/>
@@ -3230,6 +5211,7 @@
       <w:tblPr>
         <w:tblStyle w:val="Table"/>
         <w:tblW w:type="pct" w:w="5000"/>
+        <w:jc w:val="left"/>
         <w:tblLayout w:type="fixed"/>
         <w:tblLook w:firstRow="1" w:lastRow="0" w:firstColumn="0" w:lastColumn="0" w:noHBand="0" w:noVBand="0" w:val="0020"/>
       </w:tblPr>
@@ -3558,8 +5540,8 @@
         </w:tc>
       </w:tr>
     </w:tbl>
-    <w:bookmarkEnd w:id="28"/>
-    <w:bookmarkStart w:id="29" w:name="pillar-2-workforce-agility"/>
+    <w:bookmarkEnd w:id="39"/>
+    <w:bookmarkStart w:id="40" w:name="pillar-2-workforce-agility"/>
     <w:p>
       <w:pPr>
         <w:pStyle w:val="Heading3"/>
@@ -3572,6 +5554,7 @@
       <w:tblPr>
         <w:tblStyle w:val="Table"/>
         <w:tblW w:type="pct" w:w="5000"/>
+        <w:jc w:val="left"/>
         <w:tblLayout w:type="fixed"/>
         <w:tblLook w:firstRow="1" w:lastRow="0" w:firstColumn="0" w:lastColumn="0" w:noHBand="0" w:noVBand="0" w:val="0020"/>
       </w:tblPr>
@@ -3889,8 +5872,8 @@
         </w:tc>
       </w:tr>
     </w:tbl>
-    <w:bookmarkEnd w:id="29"/>
-    <w:bookmarkStart w:id="30" w:name="pillar-3-technical-enablement"/>
+    <w:bookmarkEnd w:id="40"/>
+    <w:bookmarkStart w:id="41" w:name="pillar-3-technical-enablement"/>
     <w:p>
       <w:pPr>
         <w:pStyle w:val="Heading3"/>
@@ -3914,6 +5897,7 @@
       <w:tblPr>
         <w:tblStyle w:val="Table"/>
         <w:tblW w:type="pct" w:w="5000"/>
+        <w:jc w:val="left"/>
         <w:tblLayout w:type="fixed"/>
         <w:tblLook w:firstRow="1" w:lastRow="0" w:firstColumn="0" w:lastColumn="0" w:noHBand="0" w:noVBand="0" w:val="0020"/>
         <w:tblCaption w:val="Three-Pillar Organizational Assessment Rubric. "/>
@@ -4254,7 +6238,13 @@
         <w:t xml:space="preserve"> </w:t>
       </w:r>
       <w:r>
-        <w:t xml:space="preserve">“Schema Coupling”</w:t>
+        <w:t xml:space="preserve">“</w:t>
+      </w:r>
+      <w:r>
+        <w:t xml:space="preserve">Schema Coupling</w:t>
+      </w:r>
+      <w:r>
+        <w:t xml:space="preserve">”</w:t>
       </w:r>
       <w:r>
         <w:t xml:space="preserve"> </w:t>
@@ -4335,10 +6325,10 @@
         <w:t xml:space="preserve">The rubric complements rather than replaces AMAM. Where AMAM measures the sophistication of analytical capabilities at a point in time, the Three-Pillar Assessment reveals how vulnerable those capabilities are to the compounding effects of turnover, low maturity, and technical barriers. Used together, they provide a two-dimensional view of analytics health.</w:t>
       </w:r>
     </w:p>
-    <w:bookmarkEnd w:id="30"/>
-    <w:bookmarkEnd w:id="31"/>
-    <w:bookmarkEnd w:id="32"/>
-    <w:bookmarkStart w:id="33" w:name="the-validator-paradox-and-standard-work"/>
+    <w:bookmarkEnd w:id="41"/>
+    <w:bookmarkEnd w:id="42"/>
+    <w:bookmarkEnd w:id="43"/>
+    <w:bookmarkStart w:id="44" w:name="the-validator-paradox-and-standard-work"/>
     <w:p>
       <w:pPr>
         <w:pStyle w:val="Heading1"/>
@@ -4382,7 +6372,13 @@
         <w:t xml:space="preserve"> </w:t>
       </w:r>
       <w:r>
-        <w:t xml:space="preserve">“Standard Work”</w:t>
+        <w:t xml:space="preserve">“</w:t>
+      </w:r>
+      <w:r>
+        <w:t xml:space="preserve">Standard Work</w:t>
+      </w:r>
+      <w:r>
+        <w:t xml:space="preserve">”</w:t>
       </w:r>
       <w:r>
         <w:t xml:space="preserve"> </w:t>
@@ -4509,7 +6505,13 @@
         <w:t xml:space="preserve"> </w:t>
       </w:r>
       <w:r>
-        <w:t xml:space="preserve">“S.M.A.R.T.”</w:t>
+        <w:t xml:space="preserve">“</w:t>
+      </w:r>
+      <w:r>
+        <w:t xml:space="preserve">S.M.A.R.T.</w:t>
+      </w:r>
+      <w:r>
+        <w:t xml:space="preserve">”</w:t>
       </w:r>
       <w:r>
         <w:t xml:space="preserve"> </w:t>
@@ -4614,7 +6616,13 @@
         <w:t xml:space="preserve"> </w:t>
       </w:r>
       <w:r>
-        <w:t xml:space="preserve">“provisional”</w:t>
+        <w:t xml:space="preserve">“</w:t>
+      </w:r>
+      <w:r>
+        <w:t xml:space="preserve">provisional</w:t>
+      </w:r>
+      <w:r>
+        <w:t xml:space="preserve">”</w:t>
       </w:r>
       <w:r>
         <w:t xml:space="preserve"> </w:t>
@@ -4678,7 +6686,13 @@
         <w:t xml:space="preserve"> </w:t>
       </w:r>
       <w:r>
-        <w:t xml:space="preserve">“Golden Queries,”</w:t>
+        <w:t xml:space="preserve">“</w:t>
+      </w:r>
+      <w:r>
+        <w:t xml:space="preserve">Golden Queries,</w:t>
+      </w:r>
+      <w:r>
+        <w:t xml:space="preserve">”</w:t>
       </w:r>
       <w:r>
         <w:t xml:space="preserve"> </w:t>
@@ -4710,8 +6724,8 @@
         <w:t xml:space="preserve">while preserving analytical agility.</w:t>
       </w:r>
     </w:p>
-    <w:bookmarkEnd w:id="33"/>
-    <w:bookmarkStart w:id="34" w:name="safety-as-cognitive-forcing"/>
+    <w:bookmarkEnd w:id="44"/>
+    <w:bookmarkStart w:id="45" w:name="safety-as-cognitive-forcing"/>
     <w:p>
       <w:pPr>
         <w:pStyle w:val="Heading1"/>
@@ -4744,7 +6758,13 @@
         <w:t xml:space="preserve"> </w:t>
       </w:r>
       <w:r>
-        <w:t xml:space="preserve">“laundering hallucinations”</w:t>
+        <w:t xml:space="preserve">“</w:t>
+      </w:r>
+      <w:r>
+        <w:t xml:space="preserve">laundering hallucinations</w:t>
+      </w:r>
+      <w:r>
+        <w:t xml:space="preserve">”</w:t>
       </w:r>
       <w:r>
         <w:t xml:space="preserve">: a plausible-sounding but factually incorrect query result that enters the decision pipeline undetected and influences clinical or operational choices. Because large language models generate fluent, confident output regardless of correctness, the absence of a structured validation step means that errors arrive dressed in the language of expertise, making them harder to catch than obviously malformed output.</w:t>
@@ -4903,7 +6923,13 @@
         <w:t xml:space="preserve"> </w:t>
       </w:r>
       <w:r>
-        <w:t xml:space="preserve">“call-out”</w:t>
+        <w:t xml:space="preserve">“</w:t>
+      </w:r>
+      <w:r>
+        <w:t xml:space="preserve">call-out</w:t>
+      </w:r>
+      <w:r>
+        <w:t xml:space="preserve">”</w:t>
       </w:r>
       <w:r>
         <w:t xml:space="preserve"> </w:t>
@@ -4912,8 +6938,8 @@
         <w:t xml:space="preserve">that interrupts uncritical acceptance, so the friction of validation is not a cost but the mechanism of safety itself.</w:t>
       </w:r>
     </w:p>
-    <w:bookmarkEnd w:id="34"/>
-    <w:bookmarkStart w:id="35" w:name="Xf414813cd0afe621d2dc19456f0dc09d0fd73a3"/>
+    <w:bookmarkEnd w:id="45"/>
+    <w:bookmarkStart w:id="46" w:name="Xf414813cd0afe621d2dc19456f0dc09d0fd73a3"/>
     <w:p>
       <w:pPr>
         <w:pStyle w:val="Heading1"/>
@@ -4995,7 +7021,13 @@
         <w:t xml:space="preserve"> </w:t>
       </w:r>
       <w:r>
-        <w:t xml:space="preserve">“messy”</w:t>
+        <w:t xml:space="preserve">“</w:t>
+      </w:r>
+      <w:r>
+        <w:t xml:space="preserve">messy</w:t>
+      </w:r>
+      <w:r>
+        <w:t xml:space="preserve">”</w:t>
       </w:r>
       <w:r>
         <w:t xml:space="preserve"> </w:t>
@@ -5067,8 +7099,8 @@
         <w:t xml:space="preserve">standards.</w:t>
       </w:r>
     </w:p>
-    <w:bookmarkEnd w:id="35"/>
-    <w:bookmarkStart w:id="36" w:name="limitations"/>
+    <w:bookmarkEnd w:id="46"/>
+    <w:bookmarkStart w:id="47" w:name="limitations"/>
     <w:p>
       <w:pPr>
         <w:pStyle w:val="Heading1"/>
@@ -5113,8 +7145,8 @@
         <w:t xml:space="preserve">. This complementarity also bounds the framework. Where data models and business rules change continually, no approach is self-maintaining; precisely because retained expertise cannot manually keep pace with constant change, knowledge must be externalized into curated artifacts, yet the validated query library must itself be actively maintained, a burden the Continuous Analytic Integration mechanism mitigates but does not remove.</w:t>
       </w:r>
     </w:p>
-    <w:bookmarkEnd w:id="36"/>
-    <w:bookmarkStart w:id="37" w:name="implications-and-future-research"/>
+    <w:bookmarkEnd w:id="47"/>
+    <w:bookmarkStart w:id="48" w:name="implications-and-future-research"/>
     <w:p>
       <w:pPr>
         <w:pStyle w:val="Heading1"/>
@@ -5152,8 +7184,8 @@
         <w:t xml:space="preserve">Future research should empirically validate and refine the HITL-KG framework and the proposed Three-Pillar Assessment Rubric. Priority questions include: how pillar scores correlate with observed continuity of analytics performance during leadership and staff turnover; whether HITL-KG mediated natural language to SQL workflows reduce error rates, recovery time, and rework compared to baseline tooling; and which governance patterns most effectively balance safety, transparency, and equity when human validators operate at scale. Prospective multi-site implementation studies, controlled user experiments, and qualitative implementation research across diverse health systems will be needed to test these claims and adapt the framework to varying organizational, regulatory, and data environments.</w:t>
       </w:r>
     </w:p>
-    <w:bookmarkEnd w:id="37"/>
-    <w:bookmarkStart w:id="38" w:name="acknowledgments"/>
+    <w:bookmarkEnd w:id="48"/>
+    <w:bookmarkStart w:id="49" w:name="acknowledgments"/>
     <w:p>
       <w:pPr>
         <w:pStyle w:val="Heading1"/>
@@ -5170,8 +7202,8 @@
         <w:t xml:space="preserve">The author (S.T.H.) is the sole author and takes full responsibility for the manuscript’s content. Generative AI disclosure: generative AI was used to assist this work, specifically Gemini CLI (Gemini 3, Google) and Claude Code (Claude 5, Anthropic) for manuscript editing, language refinement, and literature search. Generative AI was not used to generate research findings, data, or conclusions; the author conducted the research and verified all claims, citations, and AI-assisted text. Figures were generated using the Mermaid graph language.</w:t>
       </w:r>
     </w:p>
-    <w:bookmarkEnd w:id="38"/>
-    <w:bookmarkStart w:id="39" w:name="author-contributions"/>
+    <w:bookmarkEnd w:id="49"/>
+    <w:bookmarkStart w:id="50" w:name="author-contributions"/>
     <w:p>
       <w:pPr>
         <w:pStyle w:val="Heading1"/>
@@ -5188,8 +7220,8 @@
         <w:t xml:space="preserve">S.T.H.: Conceptualization, Investigation, Methodology, Writing (Original Draft), Writing (Review and Editing), Visualization.</w:t>
       </w:r>
     </w:p>
-    <w:bookmarkEnd w:id="39"/>
-    <w:bookmarkStart w:id="40" w:name="conflicts-of-interest"/>
+    <w:bookmarkEnd w:id="50"/>
+    <w:bookmarkStart w:id="51" w:name="conflicts-of-interest"/>
     <w:p>
       <w:pPr>
         <w:pStyle w:val="Heading1"/>
@@ -5206,8 +7238,8 @@
         <w:t xml:space="preserve">The author declares the following competing interests: Samuel T Harrold is a contract product advisor at Yuimedi, Inc., which develops healthcare analytics software including conversational AI platforms relevant to this review’s subject matter. The author is also employed as a Data Scientist at Indiana University Health. This paper presents an analytical framework derived from published literature and does not evaluate or recommend specific commercial products, including those of the author’s affiliated organizations. The views expressed are the author’s own and do not represent the official positions of Indiana University Health or Yuimedi, Inc.</w:t>
       </w:r>
     </w:p>
-    <w:bookmarkEnd w:id="40"/>
-    <w:bookmarkStart w:id="41" w:name="data-availability"/>
+    <w:bookmarkEnd w:id="51"/>
+    <w:bookmarkStart w:id="52" w:name="data-availability"/>
     <w:p>
       <w:pPr>
         <w:pStyle w:val="Heading1"/>
@@ -5224,8 +7256,8 @@
         <w:t xml:space="preserve">This is a narrative review synthesizing existing literature. No primary datasets were generated or analyzed. All data cited are from publicly available peer-reviewed publications, industry reports, and academic theses, referenced in the bibliography. The manuscript source, build pipeline, and literature review tool are available at https://doi.org/10.5281/zenodo.18264359</w:t>
       </w:r>
     </w:p>
-    <w:bookmarkEnd w:id="41"/>
-    <w:bookmarkStart w:id="42" w:name="funding"/>
+    <w:bookmarkEnd w:id="52"/>
+    <w:bookmarkStart w:id="53" w:name="funding"/>
     <w:p>
       <w:pPr>
         <w:pStyle w:val="Heading1"/>
@@ -5242,8 +7274,8 @@
         <w:t xml:space="preserve">Yuimedi, Inc. provided financial support for the author’s time researching and writing this manuscript.</w:t>
       </w:r>
     </w:p>
-    <w:bookmarkEnd w:id="42"/>
-    <w:bookmarkStart w:id="43" w:name="abbreviations"/>
+    <w:bookmarkEnd w:id="53"/>
+    <w:bookmarkStart w:id="54" w:name="abbreviations"/>
     <w:p>
       <w:pPr>
         <w:pStyle w:val="Heading1"/>
@@ -5386,8 +7418,8 @@
         <w:t xml:space="preserve">SQL: Structured Query Language</w:t>
       </w:r>
     </w:p>
-    <w:bookmarkEnd w:id="43"/>
-    <w:bookmarkStart w:id="217" w:name="references"/>
+    <w:bookmarkEnd w:id="54"/>
+    <w:bookmarkStart w:id="228" w:name="references"/>
     <w:p>
       <w:pPr>
         <w:pStyle w:val="Heading1"/>
@@ -5396,8 +7428,8 @@
         <w:t xml:space="preserve">References</w:t>
       </w:r>
     </w:p>
-    <w:bookmarkStart w:id="216" w:name="refs"/>
-    <w:bookmarkStart w:id="45" w:name="ref-himss2024"/>
+    <w:bookmarkStart w:id="227" w:name="refs"/>
+    <w:bookmarkStart w:id="56" w:name="ref-himss2024"/>
     <w:p>
       <w:pPr>
         <w:pStyle w:val="Bibliography"/>
@@ -5439,7 +7471,7 @@
       <w:r>
         <w:t xml:space="preserve"> </w:t>
       </w:r>
-      <w:hyperlink r:id="rId44">
+      <w:hyperlink r:id="rId55">
         <w:r>
           <w:rPr>
             <w:rStyle w:val="Hyperlink"/>
@@ -5448,8 +7480,8 @@
         </w:r>
       </w:hyperlink>
     </w:p>
-    <w:bookmarkEnd w:id="45"/>
-    <w:bookmarkStart w:id="47" w:name="ref-gal2019"/>
+    <w:bookmarkEnd w:id="56"/>
+    <w:bookmarkStart w:id="58" w:name="ref-gal2019"/>
     <w:p>
       <w:pPr>
         <w:pStyle w:val="Bibliography"/>
@@ -5464,7 +7496,7 @@
         <w:t xml:space="preserve">	</w:t>
       </w:r>
       <w:r>
-        <w:t xml:space="preserve">Gal MS, Rubinfeld DL.</w:t>
+        <w:t xml:space="preserve">Michal S. Gal, Daniel L. Rubinfeld.</w:t>
       </w:r>
       <w:r>
         <w:t xml:space="preserve"> </w:t>
@@ -5491,7 +7523,7 @@
       <w:r>
         <w:t xml:space="preserve"> </w:t>
       </w:r>
-      <w:hyperlink r:id="rId46">
+      <w:hyperlink r:id="rId57">
         <w:r>
           <w:rPr>
             <w:rStyle w:val="Hyperlink"/>
@@ -5500,8 +7532,8 @@
         </w:r>
       </w:hyperlink>
     </w:p>
-    <w:bookmarkEnd w:id="47"/>
-    <w:bookmarkStart w:id="48" w:name="ref-zhang2024"/>
+    <w:bookmarkEnd w:id="58"/>
+    <w:bookmarkStart w:id="59" w:name="ref-zhang2024"/>
     <w:p>
       <w:pPr>
         <w:pStyle w:val="Bibliography"/>
@@ -5516,7 +7548,7 @@
         <w:t xml:space="preserve">	</w:t>
       </w:r>
       <w:r>
-        <w:t xml:space="preserve">Zhang Y, Callaghan-Koru JA, Koru G.</w:t>
+        <w:t xml:space="preserve">Yue Zhang, Jennifer A Callaghan-Koru, G"unes Koru.</w:t>
       </w:r>
       <w:r>
         <w:t xml:space="preserve"> </w:t>
@@ -5541,8 +7573,8 @@
         <w:t xml:space="preserve">. 2024;7(2):ooae042.</w:t>
       </w:r>
     </w:p>
-    <w:bookmarkEnd w:id="48"/>
-    <w:bookmarkStart w:id="50" w:name="ref-hong2025"/>
+    <w:bookmarkEnd w:id="59"/>
+    <w:bookmarkStart w:id="61" w:name="ref-hong2025"/>
     <w:p>
       <w:pPr>
         <w:pStyle w:val="Bibliography"/>
@@ -5557,7 +7589,7 @@
         <w:t xml:space="preserve">	</w:t>
       </w:r>
       <w:r>
-        <w:t xml:space="preserve">Hong JH. When does employee turnover matter? Organizational memory in federal IT.</w:t>
+        <w:t xml:space="preserve">J. H. Hong. When does employee turnover matter? Organizational memory in federal IT.</w:t>
       </w:r>
       <w:r>
         <w:t xml:space="preserve"> </w:t>
@@ -5575,7 +7607,7 @@
       <w:r>
         <w:t xml:space="preserve"> </w:t>
       </w:r>
-      <w:hyperlink r:id="rId49">
+      <w:hyperlink r:id="rId60">
         <w:r>
           <w:rPr>
             <w:rStyle w:val="Hyperlink"/>
@@ -5584,8 +7616,8 @@
         </w:r>
       </w:hyperlink>
     </w:p>
-    <w:bookmarkEnd w:id="50"/>
-    <w:bookmarkStart w:id="52" w:name="ref-wittkieffer2024"/>
+    <w:bookmarkEnd w:id="61"/>
+    <w:bookmarkStart w:id="63" w:name="ref-wittkieffer2024"/>
     <w:p>
       <w:pPr>
         <w:pStyle w:val="Bibliography"/>
@@ -5618,7 +7650,7 @@
       <w:r>
         <w:t xml:space="preserve"> </w:t>
       </w:r>
-      <w:hyperlink r:id="rId51">
+      <w:hyperlink r:id="rId62">
         <w:r>
           <w:rPr>
             <w:rStyle w:val="Hyperlink"/>
@@ -5627,8 +7659,8 @@
         </w:r>
       </w:hyperlink>
     </w:p>
-    <w:bookmarkEnd w:id="52"/>
-    <w:bookmarkStart w:id="54" w:name="ref-himssworkforce2024"/>
+    <w:bookmarkEnd w:id="63"/>
+    <w:bookmarkStart w:id="65" w:name="ref-himssworkforce2024"/>
     <w:p>
       <w:pPr>
         <w:pStyle w:val="Bibliography"/>
@@ -5661,7 +7693,7 @@
       <w:r>
         <w:t xml:space="preserve"> </w:t>
       </w:r>
-      <w:hyperlink r:id="rId53">
+      <w:hyperlink r:id="rId64">
         <w:r>
           <w:rPr>
             <w:rStyle w:val="Hyperlink"/>
@@ -5670,8 +7702,8 @@
         </w:r>
       </w:hyperlink>
     </w:p>
-    <w:bookmarkEnd w:id="54"/>
-    <w:bookmarkStart w:id="56" w:name="ref-rajamani2025"/>
+    <w:bookmarkEnd w:id="65"/>
+    <w:bookmarkStart w:id="67" w:name="ref-rajamani2025"/>
     <w:p>
       <w:pPr>
         <w:pStyle w:val="Bibliography"/>
@@ -5686,7 +7718,7 @@
         <w:t xml:space="preserve">	</w:t>
       </w:r>
       <w:r>
-        <w:t xml:space="preserve">Rajamani L S.</w:t>
+        <w:t xml:space="preserve">Leider Rajamani S.</w:t>
       </w:r>
       <w:r>
         <w:t xml:space="preserve"> </w:t>
@@ -5710,7 +7742,7 @@
       <w:r>
         <w:t xml:space="preserve">. 2025;26(6):522-524. doi:</w:t>
       </w:r>
-      <w:hyperlink r:id="rId55">
+      <w:hyperlink r:id="rId66">
         <w:r>
           <w:rPr>
             <w:rStyle w:val="Hyperlink"/>
@@ -5719,8 +7751,8 @@
         </w:r>
       </w:hyperlink>
     </w:p>
-    <w:bookmarkEnd w:id="56"/>
-    <w:bookmarkStart w:id="58" w:name="ref-american2023"/>
+    <w:bookmarkEnd w:id="67"/>
+    <w:bookmarkStart w:id="69" w:name="ref-american2023"/>
     <w:p>
       <w:pPr>
         <w:pStyle w:val="Bibliography"/>
@@ -5762,7 +7794,7 @@
       <w:r>
         <w:t xml:space="preserve"> </w:t>
       </w:r>
-      <w:hyperlink r:id="rId57">
+      <w:hyperlink r:id="rId68">
         <w:r>
           <w:rPr>
             <w:rStyle w:val="Hyperlink"/>
@@ -5771,8 +7803,8 @@
         </w:r>
       </w:hyperlink>
     </w:p>
-    <w:bookmarkEnd w:id="58"/>
-    <w:bookmarkStart w:id="60" w:name="ref-wang2018"/>
+    <w:bookmarkEnd w:id="69"/>
+    <w:bookmarkStart w:id="71" w:name="ref-wang2018"/>
     <w:p>
       <w:pPr>
         <w:pStyle w:val="Bibliography"/>
@@ -5787,7 +7819,7 @@
         <w:t xml:space="preserve">	</w:t>
       </w:r>
       <w:r>
-        <w:t xml:space="preserve">Wang K Y., Byrd TA.</w:t>
+        <w:t xml:space="preserve">Kung Wang Y., T. A. Byrd.</w:t>
       </w:r>
       <w:r>
         <w:t xml:space="preserve"> </w:t>
@@ -5811,7 +7843,7 @@
       <w:r>
         <w:t xml:space="preserve">. 2018;126:3-13. doi:</w:t>
       </w:r>
-      <w:hyperlink r:id="rId59">
+      <w:hyperlink r:id="rId70">
         <w:r>
           <w:rPr>
             <w:rStyle w:val="Hyperlink"/>
@@ -5820,8 +7852,8 @@
         </w:r>
       </w:hyperlink>
     </w:p>
-    <w:bookmarkEnd w:id="60"/>
-    <w:bookmarkStart w:id="62" w:name="ref-wang2020"/>
+    <w:bookmarkEnd w:id="71"/>
+    <w:bookmarkStart w:id="73" w:name="ref-wang2020"/>
     <w:p>
       <w:pPr>
         <w:pStyle w:val="Bibliography"/>
@@ -5836,7 +7868,7 @@
         <w:t xml:space="preserve">	</w:t>
       </w:r>
       <w:r>
-        <w:t xml:space="preserve">Wang S P.</w:t>
+        <w:t xml:space="preserve">Shi Wang P.</w:t>
       </w:r>
       <w:r>
         <w:t xml:space="preserve"> </w:t>
@@ -5860,7 +7892,7 @@
       <w:r>
         <w:t xml:space="preserve">. 2020. doi:</w:t>
       </w:r>
-      <w:hyperlink r:id="rId61">
+      <w:hyperlink r:id="rId72">
         <w:r>
           <w:rPr>
             <w:rStyle w:val="Hyperlink"/>
@@ -5869,8 +7901,8 @@
         </w:r>
       </w:hyperlink>
     </w:p>
-    <w:bookmarkEnd w:id="62"/>
-    <w:bookmarkStart w:id="64" w:name="ref-rao2006"/>
+    <w:bookmarkEnd w:id="73"/>
+    <w:bookmarkStart w:id="75" w:name="ref-rao2006"/>
     <w:p>
       <w:pPr>
         <w:pStyle w:val="Bibliography"/>
@@ -5885,7 +7917,7 @@
         <w:t xml:space="preserve">	</w:t>
       </w:r>
       <w:r>
-        <w:t xml:space="preserve">Rao RD, Argote L. Organizational learning and forgetting: The effects of turnover and structure.</w:t>
+        <w:t xml:space="preserve">R. D. Rao, L. Argote. Organizational learning and forgetting: The effects of turnover and structure.</w:t>
       </w:r>
       <w:r>
         <w:t xml:space="preserve"> </w:t>
@@ -5903,7 +7935,7 @@
       <w:r>
         <w:t xml:space="preserve"> </w:t>
       </w:r>
-      <w:hyperlink r:id="rId63">
+      <w:hyperlink r:id="rId74">
         <w:r>
           <w:rPr>
             <w:rStyle w:val="Hyperlink"/>
@@ -5912,8 +7944,8 @@
         </w:r>
       </w:hyperlink>
     </w:p>
-    <w:bookmarkEnd w:id="64"/>
-    <w:bookmarkStart w:id="66" w:name="ref-mayo2016"/>
+    <w:bookmarkEnd w:id="75"/>
+    <w:bookmarkStart w:id="77" w:name="ref-mayo2016"/>
     <w:p>
       <w:pPr>
         <w:pStyle w:val="Bibliography"/>
@@ -5928,7 +7960,7 @@
         <w:t xml:space="preserve">	</w:t>
       </w:r>
       <w:r>
-        <w:t xml:space="preserve">Mayo D C. S.</w:t>
+        <w:t xml:space="preserve">Deasy Mayo C. S.</w:t>
       </w:r>
       <w:r>
         <w:t xml:space="preserve"> </w:t>
@@ -5949,7 +7981,7 @@
       <w:r>
         <w:t xml:space="preserve">. 2016;95(4):1210-1217. doi:</w:t>
       </w:r>
-      <w:hyperlink r:id="rId65">
+      <w:hyperlink r:id="rId76">
         <w:r>
           <w:rPr>
             <w:rStyle w:val="Hyperlink"/>
@@ -5958,8 +7990,8 @@
         </w:r>
       </w:hyperlink>
     </w:p>
-    <w:bookmarkEnd w:id="66"/>
-    <w:bookmarkStart w:id="68" w:name="ref-ledikwe2013"/>
+    <w:bookmarkEnd w:id="77"/>
+    <w:bookmarkStart w:id="79" w:name="ref-ledikwe2013"/>
     <w:p>
       <w:pPr>
         <w:pStyle w:val="Bibliography"/>
@@ -5974,7 +8006,7 @@
         <w:t xml:space="preserve">	</w:t>
       </w:r>
       <w:r>
-        <w:t xml:space="preserve">Ledikwe R J. H.</w:t>
+        <w:t xml:space="preserve">Reason Ledikwe J. H.</w:t>
       </w:r>
       <w:r>
         <w:t xml:space="preserve"> </w:t>
@@ -5998,7 +8030,7 @@
       <w:r>
         <w:t xml:space="preserve">. 2013;11(1). doi:</w:t>
       </w:r>
-      <w:hyperlink r:id="rId67">
+      <w:hyperlink r:id="rId78">
         <w:r>
           <w:rPr>
             <w:rStyle w:val="Hyperlink"/>
@@ -6007,8 +8039,8 @@
         </w:r>
       </w:hyperlink>
     </w:p>
-    <w:bookmarkEnd w:id="68"/>
-    <w:bookmarkStart w:id="70" w:name="ref-mantas2010"/>
+    <w:bookmarkEnd w:id="79"/>
+    <w:bookmarkStart w:id="81" w:name="ref-mantas2010"/>
     <w:p>
       <w:pPr>
         <w:pStyle w:val="Bibliography"/>
@@ -6023,7 +8055,7 @@
         <w:t xml:space="preserve">	</w:t>
       </w:r>
       <w:r>
-        <w:t xml:space="preserve">Mantas A J.</w:t>
+        <w:t xml:space="preserve">Ammenwerth Mantas J.</w:t>
       </w:r>
       <w:r>
         <w:t xml:space="preserve"> </w:t>
@@ -6047,7 +8079,7 @@
       <w:r>
         <w:t xml:space="preserve">. 2010;49(02):105-120. doi:</w:t>
       </w:r>
-      <w:hyperlink r:id="rId69">
+      <w:hyperlink r:id="rId80">
         <w:r>
           <w:rPr>
             <w:rStyle w:val="Hyperlink"/>
@@ -6056,8 +8088,8 @@
         </w:r>
       </w:hyperlink>
     </w:p>
-    <w:bookmarkEnd w:id="70"/>
-    <w:bookmarkStart w:id="72" w:name="ref-ang2004"/>
+    <w:bookmarkEnd w:id="81"/>
+    <w:bookmarkStart w:id="83" w:name="ref-ang2004"/>
     <w:p>
       <w:pPr>
         <w:pStyle w:val="Bibliography"/>
@@ -6072,7 +8104,7 @@
         <w:t xml:space="preserve">	</w:t>
       </w:r>
       <w:r>
-        <w:t xml:space="preserve">Ang S, Slaughter S.</w:t>
+        <w:t xml:space="preserve">S. Ang, S. Slaughter.</w:t>
       </w:r>
       <w:r>
         <w:t xml:space="preserve"> </w:t>
@@ -6152,7 +8184,7 @@
       <w:r>
         <w:t xml:space="preserve">. 2004;35(3):11-27. doi:</w:t>
       </w:r>
-      <w:hyperlink r:id="rId71">
+      <w:hyperlink r:id="rId82">
         <w:r>
           <w:rPr>
             <w:rStyle w:val="Hyperlink"/>
@@ -6161,8 +8193,8 @@
         </w:r>
       </w:hyperlink>
     </w:p>
-    <w:bookmarkEnd w:id="72"/>
-    <w:bookmarkStart w:id="74" w:name="ref-farnese2019"/>
+    <w:bookmarkEnd w:id="83"/>
+    <w:bookmarkStart w:id="85" w:name="ref-farnese2019"/>
     <w:p>
       <w:pPr>
         <w:pStyle w:val="Bibliography"/>
@@ -6177,7 +8209,7 @@
         <w:t xml:space="preserve">	</w:t>
       </w:r>
       <w:r>
-        <w:t xml:space="preserve">Farnese B M. L.</w:t>
+        <w:t xml:space="preserve">Barbieri Farnese M. L.</w:t>
       </w:r>
       <w:r>
         <w:t xml:space="preserve"> </w:t>
@@ -6213,7 +8245,7 @@
       <w:r>
         <w:t xml:space="preserve">. 2019;10. doi:</w:t>
       </w:r>
-      <w:hyperlink r:id="rId73">
+      <w:hyperlink r:id="rId84">
         <w:r>
           <w:rPr>
             <w:rStyle w:val="Hyperlink"/>
@@ -6222,8 +8254,8 @@
         </w:r>
       </w:hyperlink>
     </w:p>
-    <w:bookmarkEnd w:id="74"/>
-    <w:bookmarkStart w:id="76" w:name="ref-tyndall2010"/>
+    <w:bookmarkEnd w:id="85"/>
+    <w:bookmarkStart w:id="87" w:name="ref-tyndall2010"/>
     <w:p>
       <w:pPr>
         <w:pStyle w:val="Bibliography"/>
@@ -6238,7 +8270,7 @@
         <w:t xml:space="preserve">	</w:t>
       </w:r>
       <w:r>
-        <w:t xml:space="preserve">Tyndall J.</w:t>
+        <w:t xml:space="preserve">J Tyndall.</w:t>
       </w:r>
       <w:r>
         <w:t xml:space="preserve"> </w:t>
@@ -6258,7 +8290,7 @@
       <w:r>
         <w:t xml:space="preserve"> </w:t>
       </w:r>
-      <w:hyperlink r:id="rId75">
+      <w:hyperlink r:id="rId86">
         <w:r>
           <w:rPr>
             <w:rStyle w:val="Hyperlink"/>
@@ -6267,8 +8299,8 @@
         </w:r>
       </w:hyperlink>
     </w:p>
-    <w:bookmarkEnd w:id="76"/>
-    <w:bookmarkStart w:id="78" w:name="ref-foos2006"/>
+    <w:bookmarkEnd w:id="87"/>
+    <w:bookmarkStart w:id="89" w:name="ref-foos2006"/>
     <w:p>
       <w:pPr>
         <w:pStyle w:val="Bibliography"/>
@@ -6283,7 +8315,7 @@
         <w:t xml:space="preserve">	</w:t>
       </w:r>
       <w:r>
-        <w:t xml:space="preserve">Foos S T.</w:t>
+        <w:t xml:space="preserve">Schum Foos T.</w:t>
       </w:r>
       <w:r>
         <w:t xml:space="preserve"> </w:t>
@@ -6307,7 +8339,7 @@
       <w:r>
         <w:t xml:space="preserve">. 2006;10(1):6-18. doi:</w:t>
       </w:r>
-      <w:hyperlink r:id="rId77">
+      <w:hyperlink r:id="rId88">
         <w:r>
           <w:rPr>
             <w:rStyle w:val="Hyperlink"/>
@@ -6316,8 +8348,8 @@
         </w:r>
       </w:hyperlink>
     </w:p>
-    <w:bookmarkEnd w:id="78"/>
-    <w:bookmarkStart w:id="80" w:name="ref-nsi2025"/>
+    <w:bookmarkEnd w:id="89"/>
+    <w:bookmarkStart w:id="91" w:name="ref-nsi2025"/>
     <w:p>
       <w:pPr>
         <w:pStyle w:val="Bibliography"/>
@@ -6350,7 +8382,7 @@
       <w:r>
         <w:t xml:space="preserve"> </w:t>
       </w:r>
-      <w:hyperlink r:id="rId79">
+      <w:hyperlink r:id="rId90">
         <w:r>
           <w:rPr>
             <w:rStyle w:val="Hyperlink"/>
@@ -6359,8 +8391,8 @@
         </w:r>
       </w:hyperlink>
     </w:p>
-    <w:bookmarkEnd w:id="80"/>
-    <w:bookmarkStart w:id="82" w:name="ref-konrad2022"/>
+    <w:bookmarkEnd w:id="91"/>
+    <w:bookmarkStart w:id="93" w:name="ref-konrad2022"/>
     <w:p>
       <w:pPr>
         <w:pStyle w:val="Bibliography"/>
@@ -6375,7 +8407,7 @@
         <w:t xml:space="preserve">	</w:t>
       </w:r>
       <w:r>
-        <w:t xml:space="preserve">Konrad &amp;S I.</w:t>
+        <w:t xml:space="preserve">&amp; Saidizand Konrad I.</w:t>
       </w:r>
       <w:r>
         <w:t xml:space="preserve"> </w:t>
@@ -6421,7 +8453,7 @@
       <w:r>
         <w:t xml:space="preserve"> </w:t>
       </w:r>
-      <w:hyperlink r:id="rId81">
+      <w:hyperlink r:id="rId92">
         <w:r>
           <w:rPr>
             <w:rStyle w:val="Hyperlink"/>
@@ -6430,8 +8462,8 @@
         </w:r>
       </w:hyperlink>
     </w:p>
-    <w:bookmarkEnd w:id="82"/>
-    <w:bookmarkStart w:id="84" w:name="ref-wu2024"/>
+    <w:bookmarkEnd w:id="93"/>
+    <w:bookmarkStart w:id="95" w:name="ref-wu2024"/>
     <w:p>
       <w:pPr>
         <w:pStyle w:val="Bibliography"/>
@@ -6446,7 +8478,7 @@
         <w:t xml:space="preserve">	</w:t>
       </w:r>
       <w:r>
-        <w:t xml:space="preserve">Wu L F., Li L.</w:t>
+        <w:t xml:space="preserve">Lao Wu F., L. Li.</w:t>
       </w:r>
       <w:r>
         <w:t xml:space="preserve"> </w:t>
@@ -6470,7 +8502,7 @@
       <w:r>
         <w:t xml:space="preserve">. 2024;11:e2097. doi:</w:t>
       </w:r>
-      <w:hyperlink r:id="rId83">
+      <w:hyperlink r:id="rId94">
         <w:r>
           <w:rPr>
             <w:rStyle w:val="Hyperlink"/>
@@ -6479,8 +8511,8 @@
         </w:r>
       </w:hyperlink>
     </w:p>
-    <w:bookmarkEnd w:id="84"/>
-    <w:bookmarkStart w:id="86" w:name="ref-ren2024"/>
+    <w:bookmarkEnd w:id="95"/>
+    <w:bookmarkStart w:id="97" w:name="ref-ren2024"/>
     <w:p>
       <w:pPr>
         <w:pStyle w:val="Bibliography"/>
@@ -6495,7 +8527,7 @@
         <w:t xml:space="preserve">	</w:t>
       </w:r>
       <w:r>
-        <w:t xml:space="preserve">Ren W L.</w:t>
+        <w:t xml:space="preserve">Wang Ren L.</w:t>
       </w:r>
       <w:r>
         <w:t xml:space="preserve"> </w:t>
@@ -6519,7 +8551,7 @@
       <w:r>
         <w:t xml:space="preserve">. 2024;2024(1). doi:</w:t>
       </w:r>
-      <w:hyperlink r:id="rId85">
+      <w:hyperlink r:id="rId96">
         <w:r>
           <w:rPr>
             <w:rStyle w:val="Hyperlink"/>
@@ -6528,8 +8560,8 @@
         </w:r>
       </w:hyperlink>
     </w:p>
-    <w:bookmarkEnd w:id="86"/>
-    <w:bookmarkStart w:id="88" w:name="ref-massingham2018"/>
+    <w:bookmarkEnd w:id="97"/>
+    <w:bookmarkStart w:id="99" w:name="ref-massingham2018"/>
     <w:p>
       <w:pPr>
         <w:pStyle w:val="Bibliography"/>
@@ -6544,7 +8576,7 @@
         <w:t xml:space="preserve">	</w:t>
       </w:r>
       <w:r>
-        <w:t xml:space="preserve">Massingham PR.</w:t>
+        <w:t xml:space="preserve">P. R Massingham.</w:t>
       </w:r>
       <w:r>
         <w:t xml:space="preserve"> </w:t>
@@ -6568,7 +8600,7 @@
       <w:r>
         <w:t xml:space="preserve">. 2018;22(4):721-758. doi:</w:t>
       </w:r>
-      <w:hyperlink r:id="rId87">
+      <w:hyperlink r:id="rId98">
         <w:r>
           <w:rPr>
             <w:rStyle w:val="Hyperlink"/>
@@ -6577,8 +8609,8 @@
         </w:r>
       </w:hyperlink>
     </w:p>
-    <w:bookmarkEnd w:id="88"/>
-    <w:bookmarkStart w:id="90" w:name="ref-zhang2025"/>
+    <w:bookmarkEnd w:id="99"/>
+    <w:bookmarkStart w:id="101" w:name="ref-zhang2025"/>
     <w:p>
       <w:pPr>
         <w:pStyle w:val="Bibliography"/>
@@ -6593,7 +8625,7 @@
         <w:t xml:space="preserve">	</w:t>
       </w:r>
       <w:r>
-        <w:t xml:space="preserve">Zhang D W.</w:t>
+        <w:t xml:space="preserve">Daim Zhang W.</w:t>
       </w:r>
       <w:r>
         <w:t xml:space="preserve"> </w:t>
@@ -6635,7 +8667,7 @@
       <w:r>
         <w:t xml:space="preserve">. 2025;28(11):320-347. doi:</w:t>
       </w:r>
-      <w:hyperlink r:id="rId89">
+      <w:hyperlink r:id="rId100">
         <w:r>
           <w:rPr>
             <w:rStyle w:val="Hyperlink"/>
@@ -6644,8 +8676,8 @@
         </w:r>
       </w:hyperlink>
     </w:p>
-    <w:bookmarkEnd w:id="90"/>
-    <w:bookmarkStart w:id="92" w:name="ref-goffin2011"/>
+    <w:bookmarkEnd w:id="101"/>
+    <w:bookmarkStart w:id="103" w:name="ref-goffin2011"/>
     <w:p>
       <w:pPr>
         <w:pStyle w:val="Bibliography"/>
@@ -6660,7 +8692,7 @@
         <w:t xml:space="preserve">	</w:t>
       </w:r>
       <w:r>
-        <w:t xml:space="preserve">Goffin &amp;K K.</w:t>
+        <w:t xml:space="preserve">&amp; Koners Goffin K.</w:t>
       </w:r>
       <w:r>
         <w:t xml:space="preserve"> </w:t>
@@ -6684,7 +8716,7 @@
       <w:r>
         <w:t xml:space="preserve">. 2011;28(2):300-318. doi:</w:t>
       </w:r>
-      <w:hyperlink r:id="rId91">
+      <w:hyperlink r:id="rId102">
         <w:r>
           <w:rPr>
             <w:rStyle w:val="Hyperlink"/>
@@ -6693,8 +8725,8 @@
         </w:r>
       </w:hyperlink>
     </w:p>
-    <w:bookmarkEnd w:id="92"/>
-    <w:bookmarkStart w:id="94" w:name="ref-moore2018"/>
+    <w:bookmarkEnd w:id="103"/>
+    <w:bookmarkStart w:id="105" w:name="ref-moore2018"/>
     <w:p>
       <w:pPr>
         <w:pStyle w:val="Bibliography"/>
@@ -6709,7 +8741,7 @@
         <w:t xml:space="preserve">	</w:t>
       </w:r>
       <w:r>
-        <w:t xml:space="preserve">Moore D et al.</w:t>
+        <w:t xml:space="preserve">D. Moore, others.</w:t>
       </w:r>
       <w:r>
         <w:t xml:space="preserve"> </w:t>
@@ -6736,7 +8768,7 @@
       <w:r>
         <w:t xml:space="preserve"> </w:t>
       </w:r>
-      <w:hyperlink r:id="rId93">
+      <w:hyperlink r:id="rId104">
         <w:r>
           <w:rPr>
             <w:rStyle w:val="Hyperlink"/>
@@ -6745,8 +8777,8 @@
         </w:r>
       </w:hyperlink>
     </w:p>
-    <w:bookmarkEnd w:id="94"/>
-    <w:bookmarkStart w:id="96" w:name="ref-foss2007"/>
+    <w:bookmarkEnd w:id="105"/>
+    <w:bookmarkStart w:id="107" w:name="ref-foss2007"/>
     <w:p>
       <w:pPr>
         <w:pStyle w:val="Bibliography"/>
@@ -6761,7 +8793,7 @@
         <w:t xml:space="preserve">	</w:t>
       </w:r>
       <w:r>
-        <w:t xml:space="preserve">Foss NJ.</w:t>
+        <w:t xml:space="preserve">Nicolai J. Foss.</w:t>
       </w:r>
       <w:r>
         <w:t xml:space="preserve"> </w:t>
@@ -6785,7 +8817,7 @@
       <w:r>
         <w:t xml:space="preserve">. 2007;14(1):29-52. doi:</w:t>
       </w:r>
-      <w:hyperlink r:id="rId95">
+      <w:hyperlink r:id="rId106">
         <w:r>
           <w:rPr>
             <w:rStyle w:val="Hyperlink"/>
@@ -6794,8 +8826,8 @@
         </w:r>
       </w:hyperlink>
     </w:p>
-    <w:bookmarkEnd w:id="96"/>
-    <w:bookmarkStart w:id="98" w:name="ref-lee2023"/>
+    <w:bookmarkEnd w:id="107"/>
+    <w:bookmarkStart w:id="109" w:name="ref-lee2023"/>
     <w:p>
       <w:pPr>
         <w:pStyle w:val="Bibliography"/>
@@ -6810,7 +8842,7 @@
         <w:t xml:space="preserve">	</w:t>
       </w:r>
       <w:r>
-        <w:t xml:space="preserve">Lee et al G.</w:t>
+        <w:t xml:space="preserve">et al Lee G.</w:t>
       </w:r>
       <w:r>
         <w:t xml:space="preserve"> </w:t>
@@ -6837,7 +8869,7 @@
       <w:r>
         <w:t xml:space="preserve"> </w:t>
       </w:r>
-      <w:hyperlink r:id="rId97">
+      <w:hyperlink r:id="rId108">
         <w:r>
           <w:rPr>
             <w:rStyle w:val="Hyperlink"/>
@@ -6846,8 +8878,8 @@
         </w:r>
       </w:hyperlink>
     </w:p>
-    <w:bookmarkEnd w:id="98"/>
-    <w:bookmarkStart w:id="100" w:name="ref-bravorocca2023"/>
+    <w:bookmarkEnd w:id="109"/>
+    <w:bookmarkStart w:id="111" w:name="ref-bravorocca2023"/>
     <w:p>
       <w:pPr>
         <w:pStyle w:val="Bibliography"/>
@@ -6862,7 +8894,7 @@
         <w:t xml:space="preserve">	</w:t>
       </w:r>
       <w:r>
-        <w:t xml:space="preserve">Bravo Rocca GJ.</w:t>
+        <w:t xml:space="preserve">G. J. Bravo Rocca.</w:t>
       </w:r>
       <w:r>
         <w:t xml:space="preserve"> </w:t>
@@ -6886,7 +8918,7 @@
       <w:r>
         <w:t xml:space="preserve"> </w:t>
       </w:r>
-      <w:hyperlink r:id="rId99">
+      <w:hyperlink r:id="rId110">
         <w:r>
           <w:rPr>
             <w:rStyle w:val="Hyperlink"/>
@@ -6895,8 +8927,8 @@
         </w:r>
       </w:hyperlink>
     </w:p>
-    <w:bookmarkEnd w:id="100"/>
-    <w:bookmarkStart w:id="102" w:name="ref-mosqueirarey2023"/>
+    <w:bookmarkEnd w:id="111"/>
+    <w:bookmarkStart w:id="113" w:name="ref-mosqueirarey2023"/>
     <w:p>
       <w:pPr>
         <w:pStyle w:val="Bibliography"/>
@@ -6911,10 +8943,7 @@
         <w:t xml:space="preserve">	</w:t>
       </w:r>
       <w:r>
-        <w:t xml:space="preserve">Mosqueira-Rey E et al.</w:t>
-      </w:r>
-      <w:r>
-        <w:t xml:space="preserve"> Human-in-the-loop machine learning: A state of the art.</w:t>
+        <w:t xml:space="preserve">E. Mosqueira-Rey, others. Human-in-the-loop machine learning: A state of the art.</w:t>
       </w:r>
       <w:r>
         <w:t xml:space="preserve"> </w:t>
@@ -6932,7 +8961,7 @@
       <w:r>
         <w:t xml:space="preserve"> </w:t>
       </w:r>
-      <w:hyperlink r:id="rId101">
+      <w:hyperlink r:id="rId112">
         <w:r>
           <w:rPr>
             <w:rStyle w:val="Hyperlink"/>
@@ -6941,8 +8970,8 @@
         </w:r>
       </w:hyperlink>
     </w:p>
-    <w:bookmarkEnd w:id="102"/>
-    <w:bookmarkStart w:id="104" w:name="ref-benbya2004"/>
+    <w:bookmarkEnd w:id="113"/>
+    <w:bookmarkStart w:id="115" w:name="ref-benbya2004"/>
     <w:p>
       <w:pPr>
         <w:pStyle w:val="Bibliography"/>
@@ -6957,7 +8986,7 @@
         <w:t xml:space="preserve">	</w:t>
       </w:r>
       <w:r>
-        <w:t xml:space="preserve">Benbya P H.</w:t>
+        <w:t xml:space="preserve">Passiante Benbya H.</w:t>
       </w:r>
       <w:r>
         <w:t xml:space="preserve"> </w:t>
@@ -6981,7 +9010,7 @@
       <w:r>
         <w:t xml:space="preserve">. 2004;24(3):201-220. doi:</w:t>
       </w:r>
-      <w:hyperlink r:id="rId103">
+      <w:hyperlink r:id="rId114">
         <w:r>
           <w:rPr>
             <w:rStyle w:val="Hyperlink"/>
@@ -6990,8 +9019,8 @@
         </w:r>
       </w:hyperlink>
     </w:p>
-    <w:bookmarkEnd w:id="104"/>
-    <w:bookmarkStart w:id="106" w:name="ref-whittaker2008"/>
+    <w:bookmarkEnd w:id="115"/>
+    <w:bookmarkStart w:id="117" w:name="ref-whittaker2008"/>
     <w:p>
       <w:pPr>
         <w:pStyle w:val="Bibliography"/>
@@ -7006,7 +9035,7 @@
         <w:t xml:space="preserve">	</w:t>
       </w:r>
       <w:r>
-        <w:t xml:space="preserve">Whittaker S, Hyland P, Wiley M. Design and evaluation of systems to support interaction capture and retrieval.</w:t>
+        <w:t xml:space="preserve">S. Whittaker, P. Hyland, M. Wiley. Design and evaluation of systems to support interaction capture and retrieval.</w:t>
       </w:r>
       <w:r>
         <w:t xml:space="preserve"> </w:t>
@@ -7024,7 +9053,7 @@
       <w:r>
         <w:t xml:space="preserve"> </w:t>
       </w:r>
-      <w:hyperlink r:id="rId105">
+      <w:hyperlink r:id="rId116">
         <w:r>
           <w:rPr>
             <w:rStyle w:val="Hyperlink"/>
@@ -7033,8 +9062,8 @@
         </w:r>
       </w:hyperlink>
     </w:p>
-    <w:bookmarkEnd w:id="106"/>
-    <w:bookmarkStart w:id="108" w:name="ref-mannapur2025"/>
+    <w:bookmarkEnd w:id="117"/>
+    <w:bookmarkStart w:id="119" w:name="ref-mannapur2025"/>
     <w:p>
       <w:pPr>
         <w:pStyle w:val="Bibliography"/>
@@ -7049,7 +9078,7 @@
         <w:t xml:space="preserve">	</w:t>
       </w:r>
       <w:r>
-        <w:t xml:space="preserve">Mannapur S. Understanding data drift and concept drift in machine learning systems.</w:t>
+        <w:t xml:space="preserve">S. Mannapur. Understanding data drift and concept drift in machine learning systems.</w:t>
       </w:r>
       <w:r>
         <w:t xml:space="preserve"> </w:t>
@@ -7067,7 +9096,7 @@
       <w:r>
         <w:t xml:space="preserve"> </w:t>
       </w:r>
-      <w:hyperlink r:id="rId107">
+      <w:hyperlink r:id="rId118">
         <w:r>
           <w:rPr>
             <w:rStyle w:val="Hyperlink"/>
@@ -7076,8 +9105,8 @@
         </w:r>
       </w:hyperlink>
     </w:p>
-    <w:bookmarkEnd w:id="108"/>
-    <w:bookmarkStart w:id="110" w:name="ref-battula2025"/>
+    <w:bookmarkEnd w:id="119"/>
+    <w:bookmarkStart w:id="121" w:name="ref-battula2025"/>
     <w:p>
       <w:pPr>
         <w:pStyle w:val="Bibliography"/>
@@ -7092,7 +9121,7 @@
         <w:t xml:space="preserve">	</w:t>
       </w:r>
       <w:r>
-        <w:t xml:space="preserve">Battula SKY.</w:t>
+        <w:t xml:space="preserve">Sai Kiran Yadav Battula.</w:t>
       </w:r>
       <w:r>
         <w:t xml:space="preserve"> </w:t>
@@ -7116,7 +9145,7 @@
       <w:r>
         <w:t xml:space="preserve">. 2025;6(4):218-226. doi:</w:t>
       </w:r>
-      <w:hyperlink r:id="rId109">
+      <w:hyperlink r:id="rId120">
         <w:r>
           <w:rPr>
             <w:rStyle w:val="Hyperlink"/>
@@ -7125,8 +9154,8 @@
         </w:r>
       </w:hyperlink>
     </w:p>
-    <w:bookmarkEnd w:id="110"/>
-    <w:bookmarkStart w:id="112" w:name="ref-jindal2019"/>
+    <w:bookmarkEnd w:id="121"/>
+    <w:bookmarkStart w:id="123" w:name="ref-jindal2019"/>
     <w:p>
       <w:pPr>
         <w:pStyle w:val="Bibliography"/>
@@ -7141,7 +9170,7 @@
         <w:t xml:space="preserve">	</w:t>
       </w:r>
       <w:r>
-        <w:t xml:space="preserve">Jindal A, Patel H, Roy A, et al.</w:t>
+        <w:t xml:space="preserve">A. Jindal, H. Patel, A. Roy, S. Qiao, Z. Yin, R. Sen, S. Krishnan.</w:t>
       </w:r>
       <w:r>
         <w:t xml:space="preserve"> </w:t>
@@ -7165,7 +9194,7 @@
       <w:r>
         <w:t xml:space="preserve">. 2019:416-427. doi:</w:t>
       </w:r>
-      <w:hyperlink r:id="rId111">
+      <w:hyperlink r:id="rId122">
         <w:r>
           <w:rPr>
             <w:rStyle w:val="Hyperlink"/>
@@ -7174,8 +9203,8 @@
         </w:r>
       </w:hyperlink>
     </w:p>
-    <w:bookmarkEnd w:id="112"/>
-    <w:bookmarkStart w:id="114" w:name="ref-kul2018"/>
+    <w:bookmarkEnd w:id="123"/>
+    <w:bookmarkStart w:id="125" w:name="ref-kul2018"/>
     <w:p>
       <w:pPr>
         <w:pStyle w:val="Bibliography"/>
@@ -7190,7 +9219,7 @@
         <w:t xml:space="preserve">	</w:t>
       </w:r>
       <w:r>
-        <w:t xml:space="preserve">Kul G, Luong DTA, Xie T, Chandola V, Kennedy O, Upadhyaya S.</w:t>
+        <w:t xml:space="preserve">G. Kul, D. T. A. Luong, T. Xie, V. Chandola, O. Kennedy, S. Upadhyaya.</w:t>
       </w:r>
       <w:r>
         <w:t xml:space="preserve"> </w:t>
@@ -7214,7 +9243,7 @@
       <w:r>
         <w:t xml:space="preserve">. 2018;30(12):2408-2420. doi:</w:t>
       </w:r>
-      <w:hyperlink r:id="rId113">
+      <w:hyperlink r:id="rId124">
         <w:r>
           <w:rPr>
             <w:rStyle w:val="Hyperlink"/>
@@ -7223,8 +9252,8 @@
         </w:r>
       </w:hyperlink>
     </w:p>
-    <w:bookmarkEnd w:id="114"/>
-    <w:bookmarkStart w:id="116" w:name="ref-ziletti2024"/>
+    <w:bookmarkEnd w:id="125"/>
+    <w:bookmarkStart w:id="127" w:name="ref-ziletti2024"/>
     <w:p>
       <w:pPr>
         <w:pStyle w:val="Bibliography"/>
@@ -7239,7 +9268,7 @@
         <w:t xml:space="preserve">	</w:t>
       </w:r>
       <w:r>
-        <w:t xml:space="preserve">Ziletti &amp;D A.</w:t>
+        <w:t xml:space="preserve">&amp; D’Ambrosi Ziletti A.</w:t>
       </w:r>
       <w:r>
         <w:t xml:space="preserve"> </w:t>
@@ -7308,7 +9337,7 @@
       <w:r>
         <w:t xml:space="preserve"> </w:t>
       </w:r>
-      <w:hyperlink r:id="rId115">
+      <w:hyperlink r:id="rId126">
         <w:r>
           <w:rPr>
             <w:rStyle w:val="Hyperlink"/>
@@ -7317,8 +9346,8 @@
         </w:r>
       </w:hyperlink>
     </w:p>
-    <w:bookmarkEnd w:id="116"/>
-    <w:bookmarkStart w:id="117" w:name="ref-davenport2007"/>
+    <w:bookmarkEnd w:id="127"/>
+    <w:bookmarkStart w:id="128" w:name="ref-davenport2007"/>
     <w:p>
       <w:pPr>
         <w:pStyle w:val="Bibliography"/>
@@ -7333,7 +9362,7 @@
         <w:t xml:space="preserve">	</w:t>
       </w:r>
       <w:r>
-        <w:t xml:space="preserve">Davenport TH, Harris JG.</w:t>
+        <w:t xml:space="preserve">T. H. Davenport, J. G. Harris.</w:t>
       </w:r>
       <w:r>
         <w:t xml:space="preserve"> </w:t>
@@ -7349,8 +9378,8 @@
         <w:t xml:space="preserve">. Harvard Business School Press; 2007.</w:t>
       </w:r>
     </w:p>
-    <w:bookmarkEnd w:id="117"/>
-    <w:bookmarkStart w:id="119" w:name="ref-grossman2018"/>
+    <w:bookmarkEnd w:id="128"/>
+    <w:bookmarkStart w:id="130" w:name="ref-grossman2018"/>
     <w:p>
       <w:pPr>
         <w:pStyle w:val="Bibliography"/>
@@ -7365,7 +9394,7 @@
         <w:t xml:space="preserve">	</w:t>
       </w:r>
       <w:r>
-        <w:t xml:space="preserve">Grossman RL.</w:t>
+        <w:t xml:space="preserve">R. L. Grossman.</w:t>
       </w:r>
       <w:r>
         <w:t xml:space="preserve"> </w:t>
@@ -7389,7 +9418,7 @@
       <w:r>
         <w:t xml:space="preserve">. 2018;38(1):45-51. doi:</w:t>
       </w:r>
-      <w:hyperlink r:id="rId118">
+      <w:hyperlink r:id="rId129">
         <w:r>
           <w:rPr>
             <w:rStyle w:val="Hyperlink"/>
@@ -7398,8 +9427,8 @@
         </w:r>
       </w:hyperlink>
     </w:p>
-    <w:bookmarkEnd w:id="119"/>
-    <w:bookmarkStart w:id="121" w:name="ref-langer2025"/>
+    <w:bookmarkEnd w:id="130"/>
+    <w:bookmarkStart w:id="132" w:name="ref-langer2025"/>
     <w:p>
       <w:pPr>
         <w:pStyle w:val="Bibliography"/>
@@ -7414,7 +9443,7 @@
         <w:t xml:space="preserve">	</w:t>
       </w:r>
       <w:r>
-        <w:t xml:space="preserve">Langer B.</w:t>
+        <w:t xml:space="preserve">B. Langer.</w:t>
       </w:r>
       <w:r>
         <w:t xml:space="preserve"> </w:t>
@@ -7438,7 +9467,7 @@
       <w:r>
         <w:t xml:space="preserve">. 2025;77(2):205-227. doi:</w:t>
       </w:r>
-      <w:hyperlink r:id="rId120">
+      <w:hyperlink r:id="rId131">
         <w:r>
           <w:rPr>
             <w:rStyle w:val="Hyperlink"/>
@@ -7447,8 +9476,8 @@
         </w:r>
       </w:hyperlink>
     </w:p>
-    <w:bookmarkEnd w:id="121"/>
-    <w:bookmarkStart w:id="123" w:name="ref-himss2024news"/>
+    <w:bookmarkEnd w:id="132"/>
+    <w:bookmarkStart w:id="134" w:name="ref-himss2024news"/>
     <w:p>
       <w:pPr>
         <w:pStyle w:val="Bibliography"/>
@@ -7477,7 +9506,7 @@
       <w:r>
         <w:t xml:space="preserve"> </w:t>
       </w:r>
-      <w:hyperlink r:id="rId122">
+      <w:hyperlink r:id="rId133">
         <w:r>
           <w:rPr>
             <w:rStyle w:val="Hyperlink"/>
@@ -7486,8 +9515,8 @@
         </w:r>
       </w:hyperlink>
     </w:p>
-    <w:bookmarkEnd w:id="123"/>
-    <w:bookmarkStart w:id="125" w:name="ref-halbesleben2013"/>
+    <w:bookmarkEnd w:id="134"/>
+    <w:bookmarkStart w:id="136" w:name="ref-halbesleben2013"/>
     <w:p>
       <w:pPr>
         <w:pStyle w:val="Bibliography"/>
@@ -7502,7 +9531,7 @@
         <w:t xml:space="preserve">	</w:t>
       </w:r>
       <w:r>
-        <w:t xml:space="preserve">Halbesleben JRB, Whitman MV.</w:t>
+        <w:t xml:space="preserve">J. R. B. Halbesleben, M. V. Whitman.</w:t>
       </w:r>
       <w:r>
         <w:t xml:space="preserve"> </w:t>
@@ -7526,7 +9555,7 @@
       <w:r>
         <w:t xml:space="preserve">. 2013;48(3):913-930. doi:</w:t>
       </w:r>
-      <w:hyperlink r:id="rId124">
+      <w:hyperlink r:id="rId135">
         <w:r>
           <w:rPr>
             <w:rStyle w:val="Hyperlink"/>
@@ -7535,8 +9564,8 @@
         </w:r>
       </w:hyperlink>
     </w:p>
-    <w:bookmarkEnd w:id="125"/>
-    <w:bookmarkStart w:id="127" w:name="ref-tomaskovic1994"/>
+    <w:bookmarkEnd w:id="136"/>
+    <w:bookmarkStart w:id="138" w:name="ref-tomaskovic1994"/>
     <w:p>
       <w:pPr>
         <w:pStyle w:val="Bibliography"/>
@@ -7551,7 +9580,7 @@
         <w:t xml:space="preserve">	</w:t>
       </w:r>
       <w:r>
-        <w:t xml:space="preserve">Tomaskovic-Devey D, Leiter J, Thompson S.</w:t>
+        <w:t xml:space="preserve">D. Tomaskovic-Devey, J. Leiter, S. Thompson.</w:t>
       </w:r>
       <w:r>
         <w:t xml:space="preserve"> </w:t>
@@ -7575,7 +9604,7 @@
       <w:r>
         <w:t xml:space="preserve">. 1994;39(3):439-457. doi:</w:t>
       </w:r>
-      <w:hyperlink r:id="rId126">
+      <w:hyperlink r:id="rId137">
         <w:r>
           <w:rPr>
             <w:rStyle w:val="Hyperlink"/>
@@ -7584,8 +9613,8 @@
         </w:r>
       </w:hyperlink>
     </w:p>
-    <w:bookmarkEnd w:id="127"/>
-    <w:bookmarkStart w:id="129" w:name="ref-health2020"/>
+    <w:bookmarkEnd w:id="138"/>
+    <w:bookmarkStart w:id="140" w:name="ref-health2020"/>
     <w:p>
       <w:pPr>
         <w:pStyle w:val="Bibliography"/>
@@ -7614,7 +9643,7 @@
       <w:r>
         <w:t xml:space="preserve"> </w:t>
       </w:r>
-      <w:hyperlink r:id="rId128">
+      <w:hyperlink r:id="rId139">
         <w:r>
           <w:rPr>
             <w:rStyle w:val="Hyperlink"/>
@@ -7623,8 +9652,8 @@
         </w:r>
       </w:hyperlink>
     </w:p>
-    <w:bookmarkEnd w:id="129"/>
-    <w:bookmarkStart w:id="131" w:name="ref-snowdon2024"/>
+    <w:bookmarkEnd w:id="140"/>
+    <w:bookmarkStart w:id="142" w:name="ref-snowdon2024"/>
     <w:p>
       <w:pPr>
         <w:pStyle w:val="Bibliography"/>
@@ -7639,7 +9668,7 @@
         <w:t xml:space="preserve">	</w:t>
       </w:r>
       <w:r>
-        <w:t xml:space="preserve">Snowdon H A., Wright A.</w:t>
+        <w:t xml:space="preserve">Hussein Snowdon A., A. Wright.</w:t>
       </w:r>
       <w:r>
         <w:t xml:space="preserve"> </w:t>
@@ -7675,7 +9704,7 @@
       <w:r>
         <w:t xml:space="preserve">. 2024;26:e56316. doi:</w:t>
       </w:r>
-      <w:hyperlink r:id="rId130">
+      <w:hyperlink r:id="rId141">
         <w:r>
           <w:rPr>
             <w:rStyle w:val="Hyperlink"/>
@@ -7684,8 +9713,8 @@
         </w:r>
       </w:hyperlink>
     </w:p>
-    <w:bookmarkEnd w:id="131"/>
-    <w:bookmarkStart w:id="133" w:name="ref-yang2021"/>
+    <w:bookmarkEnd w:id="142"/>
+    <w:bookmarkStart w:id="144" w:name="ref-yang2021"/>
     <w:p>
       <w:pPr>
         <w:pStyle w:val="Bibliography"/>
@@ -7700,7 +9729,7 @@
         <w:t xml:space="preserve">	</w:t>
       </w:r>
       <w:r>
-        <w:t xml:space="preserve">Yang DX, Khera R, Miccio JA, Jairam V, et al.</w:t>
+        <w:t xml:space="preserve">David X Yang, Rohan Khera, Joseph A Miccio, Vikram Jairam, others.</w:t>
       </w:r>
       <w:r>
         <w:t xml:space="preserve"> </w:t>
@@ -7727,7 +9756,7 @@
       <w:r>
         <w:t xml:space="preserve"> </w:t>
       </w:r>
-      <w:hyperlink r:id="rId132">
+      <w:hyperlink r:id="rId143">
         <w:r>
           <w:rPr>
             <w:rStyle w:val="Hyperlink"/>
@@ -7736,8 +9765,8 @@
         </w:r>
       </w:hyperlink>
     </w:p>
-    <w:bookmarkEnd w:id="133"/>
-    <w:bookmarkStart w:id="135" w:name="ref-latrella2024"/>
+    <w:bookmarkEnd w:id="144"/>
+    <w:bookmarkStart w:id="146" w:name="ref-latrella2024"/>
     <w:p>
       <w:pPr>
         <w:pStyle w:val="Bibliography"/>
@@ -7752,7 +9781,7 @@
         <w:t xml:space="preserve">	</w:t>
       </w:r>
       <w:r>
-        <w:t xml:space="preserve">Latrella &amp;B M.</w:t>
+        <w:t xml:space="preserve">&amp; Baldasare Latrella M.</w:t>
       </w:r>
       <w:r>
         <w:t xml:space="preserve"> </w:t>
@@ -7776,7 +9805,7 @@
       <w:r>
         <w:t xml:space="preserve">. Published online 2024. doi:</w:t>
       </w:r>
-      <w:hyperlink r:id="rId134">
+      <w:hyperlink r:id="rId145">
         <w:r>
           <w:rPr>
             <w:rStyle w:val="Hyperlink"/>
@@ -7785,8 +9814,8 @@
         </w:r>
       </w:hyperlink>
     </w:p>
-    <w:bookmarkEnd w:id="135"/>
-    <w:bookmarkStart w:id="137" w:name="ref-nashid2023"/>
+    <w:bookmarkEnd w:id="146"/>
+    <w:bookmarkStart w:id="148" w:name="ref-nashid2023"/>
     <w:p>
       <w:pPr>
         <w:pStyle w:val="Bibliography"/>
@@ -7801,7 +9830,7 @@
         <w:t xml:space="preserve">	</w:t>
       </w:r>
       <w:r>
-        <w:t xml:space="preserve">Nashid P S., Hossain MI.</w:t>
+        <w:t xml:space="preserve">Papia Nashid S., M. I. Hossain.</w:t>
       </w:r>
       <w:r>
         <w:t xml:space="preserve"> </w:t>
@@ -7825,7 +9854,7 @@
       <w:r>
         <w:t xml:space="preserve">. 2023;1(1):1-8. doi:</w:t>
       </w:r>
-      <w:hyperlink r:id="rId136">
+      <w:hyperlink r:id="rId147">
         <w:r>
           <w:rPr>
             <w:rStyle w:val="Hyperlink"/>
@@ -7834,8 +9863,8 @@
         </w:r>
       </w:hyperlink>
     </w:p>
-    <w:bookmarkEnd w:id="137"/>
-    <w:bookmarkStart w:id="139" w:name="ref-shahbaz2019"/>
+    <w:bookmarkEnd w:id="148"/>
+    <w:bookmarkStart w:id="150" w:name="ref-shahbaz2019"/>
     <w:p>
       <w:pPr>
         <w:pStyle w:val="Bibliography"/>
@@ -7850,7 +9879,7 @@
         <w:t xml:space="preserve">	</w:t>
       </w:r>
       <w:r>
-        <w:t xml:space="preserve">Shahbaz G M.</w:t>
+        <w:t xml:space="preserve">Gao Shahbaz M.</w:t>
       </w:r>
       <w:r>
         <w:t xml:space="preserve"> </w:t>
@@ -7874,7 +9903,7 @@
       <w:r>
         <w:t xml:space="preserve">. 2019;6(1). doi:</w:t>
       </w:r>
-      <w:hyperlink r:id="rId138">
+      <w:hyperlink r:id="rId149">
         <w:r>
           <w:rPr>
             <w:rStyle w:val="Hyperlink"/>
@@ -7883,8 +9912,8 @@
         </w:r>
       </w:hyperlink>
     </w:p>
-    <w:bookmarkEnd w:id="139"/>
-    <w:bookmarkStart w:id="141" w:name="ref-kamble2019"/>
+    <w:bookmarkEnd w:id="150"/>
+    <w:bookmarkStart w:id="152" w:name="ref-kamble2019"/>
     <w:p>
       <w:pPr>
         <w:pStyle w:val="Bibliography"/>
@@ -7899,7 +9928,7 @@
         <w:t xml:space="preserve">	</w:t>
       </w:r>
       <w:r>
-        <w:t xml:space="preserve">Kamble G S. S.</w:t>
+        <w:t xml:space="preserve">Gunasekaran Kamble S. S.</w:t>
       </w:r>
       <w:r>
         <w:t xml:space="preserve"> </w:t>
@@ -7923,7 +9952,7 @@
       <w:r>
         <w:t xml:space="preserve">. 2019;12(3):226-240. doi:</w:t>
       </w:r>
-      <w:hyperlink r:id="rId140">
+      <w:hyperlink r:id="rId151">
         <w:r>
           <w:rPr>
             <w:rStyle w:val="Hyperlink"/>
@@ -7932,8 +9961,8 @@
         </w:r>
       </w:hyperlink>
     </w:p>
-    <w:bookmarkEnd w:id="141"/>
-    <w:bookmarkStart w:id="143" w:name="ref-breu2002"/>
+    <w:bookmarkEnd w:id="152"/>
+    <w:bookmarkStart w:id="154" w:name="ref-breu2002"/>
     <w:p>
       <w:pPr>
         <w:pStyle w:val="Bibliography"/>
@@ -7948,7 +9977,7 @@
         <w:t xml:space="preserve">	</w:t>
       </w:r>
       <w:r>
-        <w:t xml:space="preserve">Breu K, Hemingway CJ, Strathern M, Bridger D.</w:t>
+        <w:t xml:space="preserve">K. Breu, C. J. Hemingway, M. Strathern, D. Bridger.</w:t>
       </w:r>
       <w:r>
         <w:t xml:space="preserve"> </w:t>
@@ -7972,7 +10001,7 @@
       <w:r>
         <w:t xml:space="preserve">. 2002;17(1):21-31. doi:</w:t>
       </w:r>
-      <w:hyperlink r:id="rId142">
+      <w:hyperlink r:id="rId153">
         <w:r>
           <w:rPr>
             <w:rStyle w:val="Hyperlink"/>
@@ -7981,8 +10010,8 @@
         </w:r>
       </w:hyperlink>
     </w:p>
-    <w:bookmarkEnd w:id="143"/>
-    <w:bookmarkStart w:id="145" w:name="ref-tessarini2021"/>
+    <w:bookmarkEnd w:id="154"/>
+    <w:bookmarkStart w:id="156" w:name="ref-tessarini2021"/>
     <w:p>
       <w:pPr>
         <w:pStyle w:val="Bibliography"/>
@@ -7997,7 +10026,7 @@
         <w:t xml:space="preserve">	</w:t>
       </w:r>
       <w:r>
-        <w:t xml:space="preserve">Tessarini Junior G, Saltorato P.</w:t>
+        <w:t xml:space="preserve">G. Tessarini Junior, P. Saltorato.</w:t>
       </w:r>
       <w:r>
         <w:t xml:space="preserve"> </w:t>
@@ -8021,7 +10050,7 @@
       <w:r>
         <w:t xml:space="preserve">. 2021;31(81):155-167. doi:</w:t>
       </w:r>
-      <w:hyperlink r:id="rId144">
+      <w:hyperlink r:id="rId155">
         <w:r>
           <w:rPr>
             <w:rStyle w:val="Hyperlink"/>
@@ -8030,8 +10059,8 @@
         </w:r>
       </w:hyperlink>
     </w:p>
-    <w:bookmarkEnd w:id="145"/>
-    <w:bookmarkStart w:id="147" w:name="ref-wynendaele2025"/>
+    <w:bookmarkEnd w:id="156"/>
+    <w:bookmarkStart w:id="158" w:name="ref-wynendaele2025"/>
     <w:p>
       <w:pPr>
         <w:pStyle w:val="Bibliography"/>
@@ -8046,7 +10075,7 @@
         <w:t xml:space="preserve">	</w:t>
       </w:r>
       <w:r>
-        <w:t xml:space="preserve">Wynendaele H, Clays E, Peeters E, et al.</w:t>
+        <w:t xml:space="preserve">Heidi Wynendaele, Els Clays, Evelien Peeters, others.</w:t>
       </w:r>
       <w:r>
         <w:t xml:space="preserve"> </w:t>
@@ -8070,7 +10099,7 @@
       <w:r>
         <w:t xml:space="preserve">. 2025;25(1). doi:</w:t>
       </w:r>
-      <w:hyperlink r:id="rId146">
+      <w:hyperlink r:id="rId157">
         <w:r>
           <w:rPr>
             <w:rStyle w:val="Hyperlink"/>
@@ -8079,8 +10108,8 @@
         </w:r>
       </w:hyperlink>
     </w:p>
-    <w:bookmarkEnd w:id="147"/>
-    <w:bookmarkStart w:id="149" w:name="ref-hackney2024"/>
+    <w:bookmarkEnd w:id="158"/>
+    <w:bookmarkStart w:id="160" w:name="ref-hackney2024"/>
     <w:p>
       <w:pPr>
         <w:pStyle w:val="Bibliography"/>
@@ -8095,7 +10124,7 @@
         <w:t xml:space="preserve">	</w:t>
       </w:r>
       <w:r>
-        <w:t xml:space="preserve">Hackney A.</w:t>
+        <w:t xml:space="preserve">A. Hackney.</w:t>
       </w:r>
       <w:r>
         <w:t xml:space="preserve"> </w:t>
@@ -8113,7 +10142,7 @@
       <w:r>
         <w:t xml:space="preserve"> </w:t>
       </w:r>
-      <w:hyperlink r:id="rId148">
+      <w:hyperlink r:id="rId159">
         <w:r>
           <w:rPr>
             <w:rStyle w:val="Hyperlink"/>
@@ -8122,8 +10151,8 @@
         </w:r>
       </w:hyperlink>
     </w:p>
-    <w:bookmarkEnd w:id="149"/>
-    <w:bookmarkStart w:id="151" w:name="ref-alpar2016"/>
+    <w:bookmarkEnd w:id="160"/>
+    <w:bookmarkStart w:id="162" w:name="ref-alpar2016"/>
     <w:p>
       <w:pPr>
         <w:pStyle w:val="Bibliography"/>
@@ -8138,7 +10167,7 @@
         <w:t xml:space="preserve">	</w:t>
       </w:r>
       <w:r>
-        <w:t xml:space="preserve">Alpar P, Schulz M.</w:t>
+        <w:t xml:space="preserve">P. Alpar, M. Schulz.</w:t>
       </w:r>
       <w:r>
         <w:t xml:space="preserve"> </w:t>
@@ -8162,7 +10191,7 @@
       <w:r>
         <w:t xml:space="preserve">. 2016;58(2):151-155. doi:</w:t>
       </w:r>
-      <w:hyperlink r:id="rId150">
+      <w:hyperlink r:id="rId161">
         <w:r>
           <w:rPr>
             <w:rStyle w:val="Hyperlink"/>
@@ -8171,8 +10200,8 @@
         </w:r>
       </w:hyperlink>
     </w:p>
-    <w:bookmarkEnd w:id="151"/>
-    <w:bookmarkStart w:id="153" w:name="ref-banihani2020"/>
+    <w:bookmarkEnd w:id="162"/>
+    <w:bookmarkStart w:id="164" w:name="ref-banihani2020"/>
     <w:p>
       <w:pPr>
         <w:pStyle w:val="Bibliography"/>
@@ -8187,7 +10216,7 @@
         <w:t xml:space="preserve">	</w:t>
       </w:r>
       <w:r>
-        <w:t xml:space="preserve">Bani-Hani I, Tona O, Carlsson S.</w:t>
+        <w:t xml:space="preserve">I. Bani-Hani, O. Tona, S. Carlsson.</w:t>
       </w:r>
       <w:r>
         <w:t xml:space="preserve"> </w:t>
@@ -8211,7 +10240,7 @@
       <w:r>
         <w:t xml:space="preserve">. 2020. doi:</w:t>
       </w:r>
-      <w:hyperlink r:id="rId152">
+      <w:hyperlink r:id="rId163">
         <w:r>
           <w:rPr>
             <w:rStyle w:val="Hyperlink"/>
@@ -8220,8 +10249,8 @@
         </w:r>
       </w:hyperlink>
     </w:p>
-    <w:bookmarkEnd w:id="153"/>
-    <w:bookmarkStart w:id="155" w:name="ref-blaskovic2025"/>
+    <w:bookmarkEnd w:id="164"/>
+    <w:bookmarkStart w:id="166" w:name="ref-blaskovic2025"/>
     <w:p>
       <w:pPr>
         <w:pStyle w:val="Bibliography"/>
@@ -8236,7 +10265,7 @@
         <w:t xml:space="preserve">	</w:t>
       </w:r>
       <w:r>
-        <w:t xml:space="preserve">Blaskovic L, Tankovic N, Lorencin I, et al.</w:t>
+        <w:t xml:space="preserve">Luka Blaskovic, Nikola Tankovic, Ivan Lorencin, others.</w:t>
       </w:r>
       <w:r>
         <w:t xml:space="preserve"> </w:t>
@@ -8260,7 +10289,7 @@
       <w:r>
         <w:t xml:space="preserve">. 2025;9(10):256. doi:</w:t>
       </w:r>
-      <w:hyperlink r:id="rId154">
+      <w:hyperlink r:id="rId165">
         <w:r>
           <w:rPr>
             <w:rStyle w:val="Hyperlink"/>
@@ -8269,8 +10298,8 @@
         </w:r>
       </w:hyperlink>
     </w:p>
-    <w:bookmarkEnd w:id="155"/>
-    <w:bookmarkStart w:id="157" w:name="ref-marshan2024"/>
+    <w:bookmarkEnd w:id="166"/>
+    <w:bookmarkStart w:id="168" w:name="ref-marshan2024"/>
     <w:p>
       <w:pPr>
         <w:pStyle w:val="Bibliography"/>
@@ -8285,7 +10314,7 @@
         <w:t xml:space="preserve">	</w:t>
       </w:r>
       <w:r>
-        <w:t xml:space="preserve">Marshan A A.</w:t>
+        <w:t xml:space="preserve">Almutairi Marshan A.</w:t>
       </w:r>
       <w:r>
         <w:t xml:space="preserve"> </w:t>
@@ -8309,7 +10338,7 @@
       <w:r>
         <w:t xml:space="preserve">. 2024;7. doi:</w:t>
       </w:r>
-      <w:hyperlink r:id="rId156">
+      <w:hyperlink r:id="rId167">
         <w:r>
           <w:rPr>
             <w:rStyle w:val="Hyperlink"/>
@@ -8318,8 +10347,8 @@
         </w:r>
       </w:hyperlink>
     </w:p>
-    <w:bookmarkEnd w:id="157"/>
-    <w:bookmarkStart w:id="159" w:name="ref-chen2026graph"/>
+    <w:bookmarkEnd w:id="168"/>
+    <w:bookmarkStart w:id="170" w:name="ref-chen2026graph"/>
     <w:p>
       <w:pPr>
         <w:pStyle w:val="Bibliography"/>
@@ -8334,7 +10363,7 @@
         <w:t xml:space="preserve">	</w:t>
       </w:r>
       <w:r>
-        <w:t xml:space="preserve">Chen Q, Peng J, Song B, Zhou Y, Ji R.</w:t>
+        <w:t xml:space="preserve">Qi Chen, Jian Peng, Bin Song, Yun Zhou, Rongrong Ji.</w:t>
       </w:r>
       <w:r>
         <w:t xml:space="preserve"> </w:t>
@@ -8358,7 +10387,7 @@
       <w:r>
         <w:t xml:space="preserve">. 2026;164:111601. doi:</w:t>
       </w:r>
-      <w:hyperlink r:id="rId158">
+      <w:hyperlink r:id="rId169">
         <w:r>
           <w:rPr>
             <w:rStyle w:val="Hyperlink"/>
@@ -8367,8 +10396,8 @@
         </w:r>
       </w:hyperlink>
     </w:p>
-    <w:bookmarkEnd w:id="159"/>
-    <w:bookmarkStart w:id="161" w:name="ref-tarbell2024"/>
+    <w:bookmarkEnd w:id="170"/>
+    <w:bookmarkStart w:id="172" w:name="ref-tarbell2024"/>
     <w:p>
       <w:pPr>
         <w:pStyle w:val="Bibliography"/>
@@ -8383,7 +10412,7 @@
         <w:t xml:space="preserve">	</w:t>
       </w:r>
       <w:r>
-        <w:t xml:space="preserve">Tarbell R, Choo KKR, Dietrich G, et al.</w:t>
+        <w:t xml:space="preserve">R. Tarbell, K. K. R. Choo, G. Dietrich, others.</w:t>
       </w:r>
       <w:r>
         <w:t xml:space="preserve"> </w:t>
@@ -8410,7 +10439,7 @@
       <w:r>
         <w:t xml:space="preserve"> </w:t>
       </w:r>
-      <w:hyperlink r:id="rId160">
+      <w:hyperlink r:id="rId171">
         <w:r>
           <w:rPr>
             <w:rStyle w:val="Hyperlink"/>
@@ -8419,8 +10448,8 @@
         </w:r>
       </w:hyperlink>
     </w:p>
-    <w:bookmarkEnd w:id="161"/>
-    <w:bookmarkStart w:id="163" w:name="ref-yuan2019"/>
+    <w:bookmarkEnd w:id="172"/>
+    <w:bookmarkStart w:id="174" w:name="ref-yuan2019"/>
     <w:p>
       <w:pPr>
         <w:pStyle w:val="Bibliography"/>
@@ -8435,7 +10464,7 @@
         <w:t xml:space="preserve">	</w:t>
       </w:r>
       <w:r>
-        <w:t xml:space="preserve">Yuan C, Ryan PB, Ta C, Guo Y, Li Z, et al.</w:t>
+        <w:t xml:space="preserve">Chi Yuan, Patrick B. Ryan, Casey Ta, Yixuan Guo, Ziran Li, others.</w:t>
       </w:r>
       <w:r>
         <w:t xml:space="preserve"> </w:t>
@@ -8459,7 +10488,7 @@
       <w:r>
         <w:t xml:space="preserve">. 2019;26(4):294-305. doi:</w:t>
       </w:r>
-      <w:hyperlink r:id="rId162">
+      <w:hyperlink r:id="rId173">
         <w:r>
           <w:rPr>
             <w:rStyle w:val="Hyperlink"/>
@@ -8468,8 +10497,8 @@
         </w:r>
       </w:hyperlink>
     </w:p>
-    <w:bookmarkEnd w:id="163"/>
-    <w:bookmarkStart w:id="165" w:name="ref-nittala2024"/>
+    <w:bookmarkEnd w:id="174"/>
+    <w:bookmarkStart w:id="176" w:name="ref-nittala2024"/>
     <w:p>
       <w:pPr>
         <w:pStyle w:val="Bibliography"/>
@@ -8484,7 +10513,7 @@
         <w:t xml:space="preserve">	</w:t>
       </w:r>
       <w:r>
-        <w:t xml:space="preserve">Nittala EP.</w:t>
+        <w:t xml:space="preserve">E. P. Nittala.</w:t>
       </w:r>
       <w:r>
         <w:t xml:space="preserve"> </w:t>
@@ -8511,7 +10540,7 @@
       <w:r>
         <w:t xml:space="preserve"> </w:t>
       </w:r>
-      <w:hyperlink r:id="rId164">
+      <w:hyperlink r:id="rId175">
         <w:r>
           <w:rPr>
             <w:rStyle w:val="Hyperlink"/>
@@ -8520,8 +10549,8 @@
         </w:r>
       </w:hyperlink>
     </w:p>
-    <w:bookmarkEnd w:id="165"/>
-    <w:bookmarkStart w:id="167" w:name="ref-anthropic2025"/>
+    <w:bookmarkEnd w:id="176"/>
+    <w:bookmarkStart w:id="178" w:name="ref-anthropic2025"/>
     <w:p>
       <w:pPr>
         <w:pStyle w:val="Bibliography"/>
@@ -8556,7 +10585,7 @@
       <w:r>
         <w:t xml:space="preserve"> </w:t>
       </w:r>
-      <w:hyperlink r:id="rId166">
+      <w:hyperlink r:id="rId177">
         <w:r>
           <w:rPr>
             <w:rStyle w:val="Hyperlink"/>
@@ -8565,8 +10594,8 @@
         </w:r>
       </w:hyperlink>
     </w:p>
-    <w:bookmarkEnd w:id="167"/>
-    <w:bookmarkStart w:id="169" w:name="ref-hendrix1978"/>
+    <w:bookmarkEnd w:id="178"/>
+    <w:bookmarkStart w:id="180" w:name="ref-hendrix1978"/>
     <w:p>
       <w:pPr>
         <w:pStyle w:val="Bibliography"/>
@@ -8581,7 +10610,7 @@
         <w:t xml:space="preserve">	</w:t>
       </w:r>
       <w:r>
-        <w:t xml:space="preserve">Hendrix S G. G.</w:t>
+        <w:t xml:space="preserve">Sacerdoti Hendrix G. G.</w:t>
       </w:r>
       <w:r>
         <w:t xml:space="preserve"> </w:t>
@@ -8619,7 +10648,7 @@
       <w:r>
         <w:t xml:space="preserve">. 1978;3(2):105-147. doi:</w:t>
       </w:r>
-      <w:hyperlink r:id="rId168">
+      <w:hyperlink r:id="rId179">
         <w:r>
           <w:rPr>
             <w:rStyle w:val="Hyperlink"/>
@@ -8628,8 +10657,8 @@
         </w:r>
       </w:hyperlink>
     </w:p>
-    <w:bookmarkEnd w:id="169"/>
-    <w:bookmarkStart w:id="171" w:name="ref-ogunwole2023"/>
+    <w:bookmarkEnd w:id="180"/>
+    <w:bookmarkStart w:id="182" w:name="ref-ogunwole2023"/>
     <w:p>
       <w:pPr>
         <w:pStyle w:val="Bibliography"/>
@@ -8644,7 +10673,7 @@
         <w:t xml:space="preserve">	</w:t>
       </w:r>
       <w:r>
-        <w:t xml:space="preserve">Ogunwole &amp;O O.</w:t>
+        <w:t xml:space="preserve">&amp; Onukwulu Ogunwole O.</w:t>
       </w:r>
       <w:r>
         <w:t xml:space="preserve"> </w:t>
@@ -8671,7 +10700,7 @@
       <w:r>
         <w:t xml:space="preserve"> </w:t>
       </w:r>
-      <w:hyperlink r:id="rId170">
+      <w:hyperlink r:id="rId181">
         <w:r>
           <w:rPr>
             <w:rStyle w:val="Hyperlink"/>
@@ -8680,8 +10709,8 @@
         </w:r>
       </w:hyperlink>
     </w:p>
-    <w:bookmarkEnd w:id="171"/>
-    <w:bookmarkStart w:id="173" w:name="ref-arora2025"/>
+    <w:bookmarkEnd w:id="182"/>
+    <w:bookmarkStart w:id="184" w:name="ref-arora2025"/>
     <w:p>
       <w:pPr>
         <w:pStyle w:val="Bibliography"/>
@@ -8696,7 +10725,7 @@
         <w:t xml:space="preserve">	</w:t>
       </w:r>
       <w:r>
-        <w:t xml:space="preserve">Arora A.</w:t>
+        <w:t xml:space="preserve">A Arora.</w:t>
       </w:r>
       <w:r>
         <w:t xml:space="preserve"> </w:t>
@@ -8723,7 +10752,7 @@
       <w:r>
         <w:t xml:space="preserve"> </w:t>
       </w:r>
-      <w:hyperlink r:id="rId172">
+      <w:hyperlink r:id="rId183">
         <w:r>
           <w:rPr>
             <w:rStyle w:val="Hyperlink"/>
@@ -8732,8 +10761,8 @@
         </w:r>
       </w:hyperlink>
     </w:p>
-    <w:bookmarkEnd w:id="173"/>
-    <w:bookmarkStart w:id="175" w:name="ref-ignatowicz2023"/>
+    <w:bookmarkEnd w:id="184"/>
+    <w:bookmarkStart w:id="186" w:name="ref-ignatowicz2023"/>
     <w:p>
       <w:pPr>
         <w:pStyle w:val="Bibliography"/>
@@ -8748,7 +10777,7 @@
         <w:t xml:space="preserve">	</w:t>
       </w:r>
       <w:r>
-        <w:t xml:space="preserve">Ignatowicz A, Tarrant C, Mannion R, El-Sawy D, et al.</w:t>
+        <w:t xml:space="preserve">Agnieszka Ignatowicz, Carolyn Tarrant, Russell Mannion, Dalia El-Sawy, others.</w:t>
       </w:r>
       <w:r>
         <w:t xml:space="preserve"> </w:t>
@@ -8772,7 +10801,7 @@
       <w:r>
         <w:t xml:space="preserve">. 2023;23:242. doi:</w:t>
       </w:r>
-      <w:hyperlink r:id="rId174">
+      <w:hyperlink r:id="rId185">
         <w:r>
           <w:rPr>
             <w:rStyle w:val="Hyperlink"/>
@@ -8781,8 +10810,8 @@
         </w:r>
       </w:hyperlink>
     </w:p>
-    <w:bookmarkEnd w:id="175"/>
-    <w:bookmarkStart w:id="177" w:name="ref-ratliff2025"/>
+    <w:bookmarkEnd w:id="186"/>
+    <w:bookmarkStart w:id="188" w:name="ref-ratliff2025"/>
     <w:p>
       <w:pPr>
         <w:pStyle w:val="Bibliography"/>
@@ -8797,7 +10826,7 @@
         <w:t xml:space="preserve">	</w:t>
       </w:r>
       <w:r>
-        <w:t xml:space="preserve">Ratliff HC, Lee KA, Buchbinder M, Kelly LA, et al.</w:t>
+        <w:t xml:space="preserve">Hope C. Ratliff, Kirsten A. Lee, Mara Buchbinder, Lesly A. Kelly, others.</w:t>
       </w:r>
       <w:r>
         <w:t xml:space="preserve"> </w:t>
@@ -8824,7 +10853,7 @@
       <w:r>
         <w:t xml:space="preserve"> </w:t>
       </w:r>
-      <w:hyperlink r:id="rId176">
+      <w:hyperlink r:id="rId187">
         <w:r>
           <w:rPr>
             <w:rStyle w:val="Hyperlink"/>
@@ -8833,8 +10862,8 @@
         </w:r>
       </w:hyperlink>
     </w:p>
-    <w:bookmarkEnd w:id="177"/>
-    <w:bookmarkStart w:id="179" w:name="ref-valiaiev2025"/>
+    <w:bookmarkEnd w:id="188"/>
+    <w:bookmarkStart w:id="190" w:name="ref-valiaiev2025"/>
     <w:p>
       <w:pPr>
         <w:pStyle w:val="Bibliography"/>
@@ -8849,7 +10878,7 @@
         <w:t xml:space="preserve">	</w:t>
       </w:r>
       <w:r>
-        <w:t xml:space="preserve">Valiaiev D.</w:t>
+        <w:t xml:space="preserve">D. Valiaiev.</w:t>
       </w:r>
       <w:r>
         <w:t xml:space="preserve"> </w:t>
@@ -8867,7 +10896,7 @@
       <w:r>
         <w:t xml:space="preserve"> </w:t>
       </w:r>
-      <w:hyperlink r:id="rId178">
+      <w:hyperlink r:id="rId189">
         <w:r>
           <w:rPr>
             <w:rStyle w:val="Hyperlink"/>
@@ -8876,8 +10905,8 @@
         </w:r>
       </w:hyperlink>
     </w:p>
-    <w:bookmarkEnd w:id="179"/>
-    <w:bookmarkStart w:id="181" w:name="ref-betha2023"/>
+    <w:bookmarkEnd w:id="190"/>
+    <w:bookmarkStart w:id="192" w:name="ref-betha2023"/>
     <w:p>
       <w:pPr>
         <w:pStyle w:val="Bibliography"/>
@@ -8892,7 +10921,7 @@
         <w:t xml:space="preserve">	</w:t>
       </w:r>
       <w:r>
-        <w:t xml:space="preserve">Betha R.</w:t>
+        <w:t xml:space="preserve">R. Betha.</w:t>
       </w:r>
       <w:r>
         <w:t xml:space="preserve"> </w:t>
@@ -8919,7 +10948,7 @@
       <w:r>
         <w:t xml:space="preserve"> </w:t>
       </w:r>
-      <w:hyperlink r:id="rId180">
+      <w:hyperlink r:id="rId191">
         <w:r>
           <w:rPr>
             <w:rStyle w:val="Hyperlink"/>
@@ -8928,8 +10957,8 @@
         </w:r>
       </w:hyperlink>
     </w:p>
-    <w:bookmarkEnd w:id="181"/>
-    <w:bookmarkStart w:id="183" w:name="ref-kottam2025"/>
+    <w:bookmarkEnd w:id="192"/>
+    <w:bookmarkStart w:id="194" w:name="ref-kottam2025"/>
     <w:p>
       <w:pPr>
         <w:pStyle w:val="Bibliography"/>
@@ -8944,7 +10973,7 @@
         <w:t xml:space="preserve">	</w:t>
       </w:r>
       <w:r>
-        <w:t xml:space="preserve">Kottam S, Annem S, Sun Y.</w:t>
+        <w:t xml:space="preserve">Saikiran Kottam, Sridhar Annem, Yingcheng Sun.</w:t>
       </w:r>
       <w:r>
         <w:t xml:space="preserve"> </w:t>
@@ -8968,7 +10997,7 @@
       <w:r>
         <w:t xml:space="preserve">. 2025. doi:</w:t>
       </w:r>
-      <w:hyperlink r:id="rId182">
+      <w:hyperlink r:id="rId193">
         <w:r>
           <w:rPr>
             <w:rStyle w:val="Hyperlink"/>
@@ -8977,8 +11006,8 @@
         </w:r>
       </w:hyperlink>
     </w:p>
-    <w:bookmarkEnd w:id="183"/>
-    <w:bookmarkStart w:id="185" w:name="ref-alukal2006"/>
+    <w:bookmarkEnd w:id="194"/>
+    <w:bookmarkStart w:id="196" w:name="ref-alukal2006"/>
     <w:p>
       <w:pPr>
         <w:pStyle w:val="Bibliography"/>
@@ -8993,7 +11022,7 @@
         <w:t xml:space="preserve">	</w:t>
       </w:r>
       <w:r>
-        <w:t xml:space="preserve">Alukal VG, Manos A.</w:t>
+        <w:t xml:space="preserve">V. G. Alukal, A. Manos.</w:t>
       </w:r>
       <w:r>
         <w:t xml:space="preserve"> </w:t>
@@ -9011,7 +11040,7 @@
       <w:r>
         <w:t xml:space="preserve"> </w:t>
       </w:r>
-      <w:hyperlink r:id="rId184">
+      <w:hyperlink r:id="rId195">
         <w:r>
           <w:rPr>
             <w:rStyle w:val="Hyperlink"/>
@@ -9020,8 +11049,8 @@
         </w:r>
       </w:hyperlink>
     </w:p>
-    <w:bookmarkEnd w:id="185"/>
-    <w:bookmarkStart w:id="187" w:name="ref-himss2025ucdavis"/>
+    <w:bookmarkEnd w:id="196"/>
+    <w:bookmarkStart w:id="198" w:name="ref-himss2025ucdavis"/>
     <w:p>
       <w:pPr>
         <w:pStyle w:val="Bibliography"/>
@@ -9050,7 +11079,7 @@
       <w:r>
         <w:t xml:space="preserve"> </w:t>
       </w:r>
-      <w:hyperlink r:id="rId186">
+      <w:hyperlink r:id="rId197">
         <w:r>
           <w:rPr>
             <w:rStyle w:val="Hyperlink"/>
@@ -9059,8 +11088,8 @@
         </w:r>
       </w:hyperlink>
     </w:p>
-    <w:bookmarkEnd w:id="187"/>
-    <w:bookmarkStart w:id="189" w:name="ref-kumar2025caos"/>
+    <w:bookmarkEnd w:id="198"/>
+    <w:bookmarkStart w:id="200" w:name="ref-kumar2025caos"/>
     <w:p>
       <w:pPr>
         <w:pStyle w:val="Bibliography"/>
@@ -9075,7 +11104,7 @@
         <w:t xml:space="preserve">	</w:t>
       </w:r>
       <w:r>
-        <w:t xml:space="preserve">Kumar R, Sporn K, Waisberg E, Ong J, Paladugu P, et al.</w:t>
+        <w:t xml:space="preserve">Rahul Kumar, Konrad Sporn, Ethan Waisberg, Joshua Ong, Phani Paladugu, others.</w:t>
       </w:r>
       <w:r>
         <w:t xml:space="preserve"> </w:t>
@@ -9099,7 +11128,7 @@
       <w:r>
         <w:t xml:space="preserve">. Published online 2025. doi:</w:t>
       </w:r>
-      <w:hyperlink r:id="rId188">
+      <w:hyperlink r:id="rId199">
         <w:r>
           <w:rPr>
             <w:rStyle w:val="Hyperlink"/>
@@ -9108,8 +11137,8 @@
         </w:r>
       </w:hyperlink>
     </w:p>
-    <w:bookmarkEnd w:id="189"/>
-    <w:bookmarkStart w:id="191" w:name="ref-labkoff2024"/>
+    <w:bookmarkEnd w:id="200"/>
+    <w:bookmarkStart w:id="202" w:name="ref-labkoff2024"/>
     <w:p>
       <w:pPr>
         <w:pStyle w:val="Bibliography"/>
@@ -9124,7 +11153,7 @@
         <w:t xml:space="preserve">	</w:t>
       </w:r>
       <w:r>
-        <w:t xml:space="preserve">Labkoff S, Oladimeji B, Kannry J, et al.</w:t>
+        <w:t xml:space="preserve">Steven Labkoff, Bola Oladimeji, Joseph Kannry, others.</w:t>
       </w:r>
       <w:r>
         <w:t xml:space="preserve"> </w:t>
@@ -9148,7 +11177,7 @@
       <w:r>
         <w:t xml:space="preserve">. 2024;31(11):2730. doi:</w:t>
       </w:r>
-      <w:hyperlink r:id="rId190">
+      <w:hyperlink r:id="rId201">
         <w:r>
           <w:rPr>
             <w:rStyle w:val="Hyperlink"/>
@@ -9157,8 +11186,8 @@
         </w:r>
       </w:hyperlink>
     </w:p>
-    <w:bookmarkEnd w:id="191"/>
-    <w:bookmarkStart w:id="193" w:name="ref-loshin2010"/>
+    <w:bookmarkEnd w:id="202"/>
+    <w:bookmarkStart w:id="204" w:name="ref-loshin2010"/>
     <w:p>
       <w:pPr>
         <w:pStyle w:val="Bibliography"/>
@@ -9173,7 +11202,7 @@
         <w:t xml:space="preserve">	</w:t>
       </w:r>
       <w:r>
-        <w:t xml:space="preserve">Loshin D.</w:t>
+        <w:t xml:space="preserve">David Loshin.</w:t>
       </w:r>
       <w:r>
         <w:t xml:space="preserve"> </w:t>
@@ -9191,7 +11220,7 @@
       <w:r>
         <w:t xml:space="preserve"> </w:t>
       </w:r>
-      <w:hyperlink r:id="rId192">
+      <w:hyperlink r:id="rId203">
         <w:r>
           <w:rPr>
             <w:rStyle w:val="Hyperlink"/>
@@ -9200,8 +11229,8 @@
         </w:r>
       </w:hyperlink>
     </w:p>
-    <w:bookmarkEnd w:id="193"/>
-    <w:bookmarkStart w:id="195" w:name="ref-kalyanasundaram2025"/>
+    <w:bookmarkEnd w:id="204"/>
+    <w:bookmarkStart w:id="206" w:name="ref-kalyanasundaram2025"/>
     <w:p>
       <w:pPr>
         <w:pStyle w:val="Bibliography"/>
@@ -9216,7 +11245,7 @@
         <w:t xml:space="preserve">	</w:t>
       </w:r>
       <w:r>
-        <w:t xml:space="preserve">Kalyanasundaram S.</w:t>
+        <w:t xml:space="preserve">S. Kalyanasundaram.</w:t>
       </w:r>
       <w:r>
         <w:t xml:space="preserve"> </w:t>
@@ -9243,7 +11272,7 @@
       <w:r>
         <w:t xml:space="preserve"> </w:t>
       </w:r>
-      <w:hyperlink r:id="rId194">
+      <w:hyperlink r:id="rId205">
         <w:r>
           <w:rPr>
             <w:rStyle w:val="Hyperlink"/>
@@ -9252,8 +11281,8 @@
         </w:r>
       </w:hyperlink>
     </w:p>
-    <w:bookmarkEnd w:id="195"/>
-    <w:bookmarkStart w:id="197" w:name="ref-zimmermann2017"/>
+    <w:bookmarkEnd w:id="206"/>
+    <w:bookmarkStart w:id="208" w:name="ref-zimmermann2017"/>
     <w:p>
       <w:pPr>
         <w:pStyle w:val="Bibliography"/>
@@ -9268,7 +11297,7 @@
         <w:t xml:space="preserve">	</w:t>
       </w:r>
       <w:r>
-        <w:t xml:space="preserve">Zimmermann S, Rentrop C.</w:t>
+        <w:t xml:space="preserve">Stephan Zimmermann, Christopher Rentrop.</w:t>
       </w:r>
       <w:r>
         <w:t xml:space="preserve"> </w:t>
@@ -9292,7 +11321,7 @@
       <w:r>
         <w:t xml:space="preserve">. 2017;31(1):79-96. doi:</w:t>
       </w:r>
-      <w:hyperlink r:id="rId196">
+      <w:hyperlink r:id="rId207">
         <w:r>
           <w:rPr>
             <w:rStyle w:val="Hyperlink"/>
@@ -9301,8 +11330,8 @@
         </w:r>
       </w:hyperlink>
     </w:p>
-    <w:bookmarkEnd w:id="197"/>
-    <w:bookmarkStart w:id="199" w:name="ref-ipeirotis2025"/>
+    <w:bookmarkEnd w:id="208"/>
+    <w:bookmarkStart w:id="210" w:name="ref-ipeirotis2025"/>
     <w:p>
       <w:pPr>
         <w:pStyle w:val="Bibliography"/>
@@ -9317,7 +11346,7 @@
         <w:t xml:space="preserve">	</w:t>
       </w:r>
       <w:r>
-        <w:t xml:space="preserve">Ipeirotis &amp;Z P.</w:t>
+        <w:t xml:space="preserve">&amp; Zheng Ipeirotis P.</w:t>
       </w:r>
       <w:r>
         <w:t xml:space="preserve"> </w:t>
@@ -9341,7 +11370,7 @@
       <w:r>
         <w:t xml:space="preserve"> </w:t>
       </w:r>
-      <w:hyperlink r:id="rId198">
+      <w:hyperlink r:id="rId209">
         <w:r>
           <w:rPr>
             <w:rStyle w:val="Hyperlink"/>
@@ -9350,8 +11379,8 @@
         </w:r>
       </w:hyperlink>
     </w:p>
-    <w:bookmarkEnd w:id="199"/>
-    <w:bookmarkStart w:id="201" w:name="ref-gartlehner2025"/>
+    <w:bookmarkEnd w:id="210"/>
+    <w:bookmarkStart w:id="212" w:name="ref-gartlehner2025"/>
     <w:p>
       <w:pPr>
         <w:pStyle w:val="Bibliography"/>
@@ -9366,7 +11395,7 @@
         <w:t xml:space="preserve">	</w:t>
       </w:r>
       <w:r>
-        <w:t xml:space="preserve">Gartlehner G, Kugley S, Crotty K, et al.</w:t>
+        <w:t xml:space="preserve">G. Gartlehner, S. Kugley, K. Crotty, M. Viswanathan, A. Dobrescu, B. Nussbaumer-Streit, G. Booth, J. R. Treadwell.</w:t>
       </w:r>
       <w:r>
         <w:t xml:space="preserve"> </w:t>
@@ -9390,7 +11419,7 @@
       <w:r>
         <w:t xml:space="preserve">. 2025;178(12):1763-1771. doi:</w:t>
       </w:r>
-      <w:hyperlink r:id="rId200">
+      <w:hyperlink r:id="rId211">
         <w:r>
           <w:rPr>
             <w:rStyle w:val="Hyperlink"/>
@@ -9399,8 +11428,8 @@
         </w:r>
       </w:hyperlink>
     </w:p>
-    <w:bookmarkEnd w:id="201"/>
-    <w:bookmarkStart w:id="203" w:name="ref-benzarti2026"/>
+    <w:bookmarkEnd w:id="212"/>
+    <w:bookmarkStart w:id="214" w:name="ref-benzarti2026"/>
     <w:p>
       <w:pPr>
         <w:pStyle w:val="Bibliography"/>
@@ -9415,7 +11444,7 @@
         <w:t xml:space="preserve">	</w:t>
       </w:r>
       <w:r>
-        <w:t xml:space="preserve">Benzarti S, Berrabah C.</w:t>
+        <w:t xml:space="preserve">S. Benzarti, C. Berrabah.</w:t>
       </w:r>
       <w:r>
         <w:t xml:space="preserve"> </w:t>
@@ -9439,7 +11468,7 @@
       <w:r>
         <w:t xml:space="preserve">. Springer; 2026:151-164. doi:</w:t>
       </w:r>
-      <w:hyperlink r:id="rId202">
+      <w:hyperlink r:id="rId213">
         <w:r>
           <w:rPr>
             <w:rStyle w:val="Hyperlink"/>
@@ -9448,8 +11477,8 @@
         </w:r>
       </w:hyperlink>
     </w:p>
-    <w:bookmarkEnd w:id="203"/>
-    <w:bookmarkStart w:id="205" w:name="ref-ning2024"/>
+    <w:bookmarkEnd w:id="214"/>
+    <w:bookmarkStart w:id="216" w:name="ref-ning2024"/>
     <w:p>
       <w:pPr>
         <w:pStyle w:val="Bibliography"/>
@@ -9464,7 +11493,7 @@
         <w:t xml:space="preserve">	</w:t>
       </w:r>
       <w:r>
-        <w:t xml:space="preserve">Ning Z, Tian Y, Zhang Z, Zhang T, Li TJ.</w:t>
+        <w:t xml:space="preserve">Z. Ning, Y. Tian, Z. Zhang, T. Zhang, T. J. Li.</w:t>
       </w:r>
       <w:r>
         <w:t xml:space="preserve"> </w:t>
@@ -9488,7 +11517,7 @@
       <w:r>
         <w:t xml:space="preserve">. 2024;14(4):1-32. doi:</w:t>
       </w:r>
-      <w:hyperlink r:id="rId204">
+      <w:hyperlink r:id="rId215">
         <w:r>
           <w:rPr>
             <w:rStyle w:val="Hyperlink"/>
@@ -9497,8 +11526,8 @@
         </w:r>
       </w:hyperlink>
     </w:p>
-    <w:bookmarkEnd w:id="205"/>
-    <w:bookmarkStart w:id="207" w:name="ref-ibm2022"/>
+    <w:bookmarkEnd w:id="216"/>
+    <w:bookmarkStart w:id="218" w:name="ref-ibm2022"/>
     <w:p>
       <w:pPr>
         <w:pStyle w:val="Bibliography"/>
@@ -9554,7 +11583,7 @@
       <w:r>
         <w:t xml:space="preserve"> </w:t>
       </w:r>
-      <w:hyperlink r:id="rId206">
+      <w:hyperlink r:id="rId217">
         <w:r>
           <w:rPr>
             <w:rStyle w:val="Hyperlink"/>
@@ -9563,8 +11592,8 @@
         </w:r>
       </w:hyperlink>
     </w:p>
-    <w:bookmarkEnd w:id="207"/>
-    <w:bookmarkStart w:id="209" w:name="ref-strickland2019"/>
+    <w:bookmarkEnd w:id="218"/>
+    <w:bookmarkStart w:id="220" w:name="ref-strickland2019"/>
     <w:p>
       <w:pPr>
         <w:pStyle w:val="Bibliography"/>
@@ -9579,7 +11608,7 @@
         <w:t xml:space="preserve">	</w:t>
       </w:r>
       <w:r>
-        <w:t xml:space="preserve">Strickland E.</w:t>
+        <w:t xml:space="preserve">E. Strickland.</w:t>
       </w:r>
       <w:r>
         <w:t xml:space="preserve"> </w:t>
@@ -9603,7 +11632,7 @@
       <w:r>
         <w:t xml:space="preserve">. 2019;56(4):24-31. doi:</w:t>
       </w:r>
-      <w:hyperlink r:id="rId208">
+      <w:hyperlink r:id="rId219">
         <w:r>
           <w:rPr>
             <w:rStyle w:val="Hyperlink"/>
@@ -9612,8 +11641,8 @@
         </w:r>
       </w:hyperlink>
     </w:p>
-    <w:bookmarkEnd w:id="209"/>
-    <w:bookmarkStart w:id="211" w:name="ref-lavito2021"/>
+    <w:bookmarkEnd w:id="220"/>
+    <w:bookmarkStart w:id="222" w:name="ref-lavito2021"/>
     <w:p>
       <w:pPr>
         <w:pStyle w:val="Bibliography"/>
@@ -9628,7 +11657,7 @@
         <w:t xml:space="preserve">	</w:t>
       </w:r>
       <w:r>
-        <w:t xml:space="preserve">LaVito A.</w:t>
+        <w:t xml:space="preserve">A LaVito.</w:t>
       </w:r>
       <w:r>
         <w:t xml:space="preserve"> </w:t>
@@ -9655,7 +11684,7 @@
       <w:r>
         <w:t xml:space="preserve"> </w:t>
       </w:r>
-      <w:hyperlink r:id="rId210">
+      <w:hyperlink r:id="rId221">
         <w:r>
           <w:rPr>
             <w:rStyle w:val="Hyperlink"/>
@@ -9664,8 +11693,8 @@
         </w:r>
       </w:hyperlink>
     </w:p>
-    <w:bookmarkEnd w:id="211"/>
-    <w:bookmarkStart w:id="213" w:name="ref-acchiardo2021"/>
+    <w:bookmarkEnd w:id="222"/>
+    <w:bookmarkStart w:id="224" w:name="ref-acchiardo2021"/>
     <w:p>
       <w:pPr>
         <w:pStyle w:val="Bibliography"/>
@@ -9680,7 +11709,7 @@
         <w:t xml:space="preserve">	</w:t>
       </w:r>
       <w:r>
-        <w:t xml:space="preserve">Acchiardo JM, Gunderman RB.</w:t>
+        <w:t xml:space="preserve">J. M. Acchiardo, R. B. Gunderman.</w:t>
       </w:r>
       <w:r>
         <w:t xml:space="preserve"> </w:t>
@@ -9704,7 +11733,7 @@
       <w:r>
         <w:t xml:space="preserve">. 2021;28(7):1036-1037. doi:</w:t>
       </w:r>
-      <w:hyperlink r:id="rId212">
+      <w:hyperlink r:id="rId223">
         <w:r>
           <w:rPr>
             <w:rStyle w:val="Hyperlink"/>
@@ -9713,8 +11742,8 @@
         </w:r>
       </w:hyperlink>
     </w:p>
-    <w:bookmarkEnd w:id="213"/>
-    <w:bookmarkStart w:id="215" w:name="ref-yang2020"/>
+    <w:bookmarkEnd w:id="224"/>
+    <w:bookmarkStart w:id="226" w:name="ref-yang2020"/>
     <w:p>
       <w:pPr>
         <w:pStyle w:val="Bibliography"/>
@@ -9729,7 +11758,7 @@
         <w:t xml:space="preserve">	</w:t>
       </w:r>
       <w:r>
-        <w:t xml:space="preserve">Yang J, Chesbrough H, Hurmelinna-Laukkanen P.</w:t>
+        <w:t xml:space="preserve">J. Yang, H. Chesbrough, P. Hurmelinna-Laukkanen.</w:t>
       </w:r>
       <w:r>
         <w:t xml:space="preserve"> </w:t>
@@ -9747,7 +11776,7 @@
       <w:r>
         <w:t xml:space="preserve"> </w:t>
       </w:r>
-      <w:hyperlink r:id="rId214">
+      <w:hyperlink r:id="rId225">
         <w:r>
           <w:rPr>
             <w:rStyle w:val="Hyperlink"/>
@@ -9756,9 +11785,9 @@
         </w:r>
       </w:hyperlink>
     </w:p>
-    <w:bookmarkEnd w:id="215"/>
-    <w:bookmarkEnd w:id="216"/>
-    <w:bookmarkEnd w:id="217"/>
+    <w:bookmarkEnd w:id="226"/>
+    <w:bookmarkEnd w:id="227"/>
+    <w:bookmarkEnd w:id="228"/>
     <w:sectPr>
       <w:footnotePr>
         <w:numRestart w:val="eachSect"/>
@@ -9801,7 +11830,7 @@
       <w:lvlText w:val=" "/>
       <w:lvlJc w:val="left"/>
       <w:pPr>
-        <w:ind w:left="720" w:hanging="360"/>
+        <w:ind w:left="720" w:hanging="480"/>
       </w:pPr>
     </w:lvl>
     <w:lvl w:ilvl="1">
@@ -9809,7 +11838,7 @@
       <w:lvlText w:val=" "/>
       <w:lvlJc w:val="left"/>
       <w:pPr>
-        <w:ind w:left="1440" w:hanging="360"/>
+        <w:ind w:left="1440" w:hanging="480"/>
       </w:pPr>
     </w:lvl>
     <w:lvl w:ilvl="2">
@@ -9817,7 +11846,7 @@
       <w:lvlText w:val=" "/>
       <w:lvlJc w:val="left"/>
       <w:pPr>
-        <w:ind w:left="2160" w:hanging="360"/>
+        <w:ind w:left="2160" w:hanging="480"/>
       </w:pPr>
     </w:lvl>
     <w:lvl w:ilvl="3">
@@ -9825,7 +11854,7 @@
       <w:lvlText w:val=" "/>
       <w:lvlJc w:val="left"/>
       <w:pPr>
-        <w:ind w:left="2880" w:hanging="360"/>
+        <w:ind w:left="2880" w:hanging="480"/>
       </w:pPr>
     </w:lvl>
     <w:lvl w:ilvl="4">
@@ -9833,7 +11862,7 @@
       <w:lvlText w:val=" "/>
       <w:lvlJc w:val="left"/>
       <w:pPr>
-        <w:ind w:left="3600" w:hanging="360"/>
+        <w:ind w:left="3600" w:hanging="480"/>
       </w:pPr>
     </w:lvl>
     <w:lvl w:ilvl="5">
@@ -9841,7 +11870,7 @@
       <w:lvlText w:val=" "/>
       <w:lvlJc w:val="left"/>
       <w:pPr>
-        <w:ind w:left="4320" w:hanging="360"/>
+        <w:ind w:left="4320" w:hanging="480"/>
       </w:pPr>
     </w:lvl>
     <w:lvl w:ilvl="6">
@@ -9849,7 +11878,7 @@
       <w:lvlText w:val=" "/>
       <w:lvlJc w:val="left"/>
       <w:pPr>
-        <w:ind w:left="5040" w:hanging="360"/>
+        <w:ind w:left="5040" w:hanging="480"/>
       </w:pPr>
     </w:lvl>
     <w:lvl w:ilvl="7">
@@ -9857,7 +11886,7 @@
       <w:lvlText w:val=" "/>
       <w:lvlJc w:val="left"/>
       <w:pPr>
-        <w:ind w:left="5760" w:hanging="360"/>
+        <w:ind w:left="5760" w:hanging="480"/>
       </w:pPr>
     </w:lvl>
     <w:lvl w:ilvl="8">
@@ -9865,7 +11894,7 @@
       <w:lvlText w:val=" "/>
       <w:lvlJc w:val="left"/>
       <w:pPr>
-        <w:ind w:left="6480" w:hanging="360"/>
+        <w:ind w:left="6480" w:hanging="480"/>
       </w:pPr>
     </w:lvl>
   </w:abstractNum>
@@ -9878,7 +11907,7 @@
       <w:lvlText w:val="%1."/>
       <w:lvlJc w:val="left"/>
       <w:pPr>
-        <w:ind w:left="720" w:hanging="360"/>
+        <w:ind w:left="720" w:hanging="480"/>
       </w:pPr>
     </w:lvl>
     <w:lvl w:ilvl="1">
@@ -9887,7 +11916,7 @@
       <w:lvlText w:val="%2."/>
       <w:lvlJc w:val="left"/>
       <w:pPr>
-        <w:ind w:left="1440" w:hanging="360"/>
+        <w:ind w:left="1440" w:hanging="480"/>
       </w:pPr>
     </w:lvl>
     <w:lvl w:ilvl="2">
@@ -9896,7 +11925,7 @@
       <w:lvlText w:val="%3."/>
       <w:lvlJc w:val="left"/>
       <w:pPr>
-        <w:ind w:left="2160" w:hanging="360"/>
+        <w:ind w:left="2160" w:hanging="480"/>
       </w:pPr>
     </w:lvl>
     <w:lvl w:ilvl="3">
@@ -9905,7 +11934,7 @@
       <w:lvlText w:val="%4."/>
       <w:lvlJc w:val="left"/>
       <w:pPr>
-        <w:ind w:left="2880" w:hanging="360"/>
+        <w:ind w:left="2880" w:hanging="480"/>
       </w:pPr>
     </w:lvl>
     <w:lvl w:ilvl="4">
@@ -9914,7 +11943,7 @@
       <w:lvlText w:val="%5."/>
       <w:lvlJc w:val="left"/>
       <w:pPr>
-        <w:ind w:left="3600" w:hanging="360"/>
+        <w:ind w:left="3600" w:hanging="480"/>
       </w:pPr>
     </w:lvl>
     <w:lvl w:ilvl="5">
@@ -9923,7 +11952,7 @@
       <w:lvlText w:val="%6."/>
       <w:lvlJc w:val="left"/>
       <w:pPr>
-        <w:ind w:left="4320" w:hanging="360"/>
+        <w:ind w:left="4320" w:hanging="480"/>
       </w:pPr>
     </w:lvl>
     <w:lvl w:ilvl="6">
@@ -9932,7 +11961,7 @@
       <w:lvlText w:val="%7."/>
       <w:lvlJc w:val="left"/>
       <w:pPr>
-        <w:ind w:left="5040" w:hanging="360"/>
+        <w:ind w:left="5040" w:hanging="480"/>
       </w:pPr>
     </w:lvl>
     <w:lvl w:ilvl="7">
@@ -9941,7 +11970,7 @@
       <w:lvlText w:val="%8."/>
       <w:lvlJc w:val="left"/>
       <w:pPr>
-        <w:ind w:left="5760" w:hanging="360"/>
+        <w:ind w:left="5760" w:hanging="480"/>
       </w:pPr>
     </w:lvl>
     <w:lvl w:ilvl="8">
@@ -9950,7 +11979,7 @@
       <w:lvlText w:val="%9."/>
       <w:lvlJc w:val="left"/>
       <w:pPr>
-        <w:ind w:left="6480" w:hanging="360"/>
+        <w:ind w:left="6480" w:hanging="480"/>
       </w:pPr>
     </w:lvl>
   </w:abstractNum>

--- a/paper.docx
+++ b/paper.docx
@@ -7,7 +7,85 @@
         <w:pStyle w:val="Title"/>
       </w:pPr>
       <w:r>
-        <w:t xml:space="preserve">Healthcare Analytics Challenges: A Three-Pillar Framework Connecting Analytics Maturity, Workforce Agility, and Technical Enablement</w:t>
+        <w:t xml:space="preserve">Healthcare</w:t>
+      </w:r>
+      <w:r>
+        <w:t xml:space="preserve"> </w:t>
+      </w:r>
+      <w:r>
+        <w:t xml:space="preserve">Analytics</w:t>
+      </w:r>
+      <w:r>
+        <w:t xml:space="preserve"> </w:t>
+      </w:r>
+      <w:r>
+        <w:t xml:space="preserve">Challenges:</w:t>
+      </w:r>
+      <w:r>
+        <w:t xml:space="preserve"> </w:t>
+      </w:r>
+      <w:r>
+        <w:t xml:space="preserve">A</w:t>
+      </w:r>
+      <w:r>
+        <w:t xml:space="preserve"> </w:t>
+      </w:r>
+      <w:r>
+        <w:t xml:space="preserve">Three-Pillar</w:t>
+      </w:r>
+      <w:r>
+        <w:t xml:space="preserve"> </w:t>
+      </w:r>
+      <w:r>
+        <w:t xml:space="preserve">Framework</w:t>
+      </w:r>
+      <w:r>
+        <w:t xml:space="preserve"> </w:t>
+      </w:r>
+      <w:r>
+        <w:t xml:space="preserve">Connecting</w:t>
+      </w:r>
+      <w:r>
+        <w:t xml:space="preserve"> </w:t>
+      </w:r>
+      <w:r>
+        <w:t xml:space="preserve">Analytics</w:t>
+      </w:r>
+      <w:r>
+        <w:t xml:space="preserve"> </w:t>
+      </w:r>
+      <w:r>
+        <w:t xml:space="preserve">Maturity,</w:t>
+      </w:r>
+      <w:r>
+        <w:t xml:space="preserve"> </w:t>
+      </w:r>
+      <w:r>
+        <w:t xml:space="preserve">Workforce</w:t>
+      </w:r>
+      <w:r>
+        <w:t xml:space="preserve"> </w:t>
+      </w:r>
+      <w:r>
+        <w:t xml:space="preserve">Agility,</w:t>
+      </w:r>
+      <w:r>
+        <w:t xml:space="preserve"> </w:t>
+      </w:r>
+      <w:r>
+        <w:t xml:space="preserve">and</w:t>
+      </w:r>
+      <w:r>
+        <w:t xml:space="preserve"> </w:t>
+      </w:r>
+      <w:r>
+        <w:t xml:space="preserve">Technical</w:t>
+      </w:r>
+      <w:r>
+        <w:t xml:space="preserve"> </w:t>
+      </w:r>
+      <w:r>
+        <w:t xml:space="preserve">Enablement</w:t>
       </w:r>
     </w:p>
     <w:p>
@@ -15,7 +93,31 @@
         <w:pStyle w:val="Author"/>
       </w:pPr>
       <w:r>
-        <w:t xml:space="preserve">Samuel T Harrold, Yuimedi, Inc.</w:t>
+        <w:t xml:space="preserve">Samuel</w:t>
+      </w:r>
+      <w:r>
+        <w:t xml:space="preserve"> </w:t>
+      </w:r>
+      <w:r>
+        <w:t xml:space="preserve">T</w:t>
+      </w:r>
+      <w:r>
+        <w:t xml:space="preserve"> </w:t>
+      </w:r>
+      <w:r>
+        <w:t xml:space="preserve">Harrold,</w:t>
+      </w:r>
+      <w:r>
+        <w:t xml:space="preserve"> </w:t>
+      </w:r>
+      <w:r>
+        <w:t xml:space="preserve">Yuimedi,</w:t>
+      </w:r>
+      <w:r>
+        <w:t xml:space="preserve"> </w:t>
+      </w:r>
+      <w:r>
+        <w:t xml:space="preserve">Inc.</w:t>
       </w:r>
     </w:p>
     <w:p>
@@ -23,7 +125,13 @@
         <w:pStyle w:val="Date"/>
       </w:pPr>
       <w:r>
-        <w:t xml:space="preserve">June 2026</w:t>
+        <w:t xml:space="preserve">June</w:t>
+      </w:r>
+      <w:r>
+        <w:t xml:space="preserve"> </w:t>
+      </w:r>
+      <w:r>
+        <w:t xml:space="preserve">2026</w:t>
       </w:r>
     </w:p>
     <w:p>
@@ -39,31 +147,451 @@
         <w:pStyle w:val="Abstract"/>
       </w:pPr>
       <w:r>
-        <w:t xml:space="preserve">Healthcare organizations face a</w:t>
-      </w:r>
-      <w:r>
-        <w:t xml:space="preserve"> </w:t>
-      </w:r>
-      <w:r>
-        <w:t xml:space="preserve">“Triple Threat”</w:t>
-      </w:r>
-      <w:r>
-        <w:t xml:space="preserve"> </w:t>
-      </w:r>
-      <w:r>
-        <w:t xml:space="preserve">of low analytics maturity, high workforce instability, and semantic technical barriers that together produce a crisis of</w:t>
-      </w:r>
-      <w:r>
-        <w:t xml:space="preserve"> </w:t>
-      </w:r>
-      <w:r>
-        <w:t xml:space="preserve">“Institutional Amnesia.”</w:t>
-      </w:r>
-      <w:r>
-        <w:t xml:space="preserve"> </w:t>
-      </w:r>
-      <w:r>
-        <w:t xml:space="preserve">High leadership turnover, persistent digital health workforce shortages, and widespread intent to leave among informatics specialists systematically erase the tacit knowledge required to navigate complex clinical data schemas, trapping organizations in a cycle of low maturity where the rate of knowledge loss exceeds the rate of knowledge capture.</w:t>
+        <w:t xml:space="preserve">Healthcare</w:t>
+      </w:r>
+      <w:r>
+        <w:t xml:space="preserve"> </w:t>
+      </w:r>
+      <w:r>
+        <w:t xml:space="preserve">organizations</w:t>
+      </w:r>
+      <w:r>
+        <w:t xml:space="preserve"> </w:t>
+      </w:r>
+      <w:r>
+        <w:t xml:space="preserve">face</w:t>
+      </w:r>
+      <w:r>
+        <w:t xml:space="preserve"> </w:t>
+      </w:r>
+      <w:r>
+        <w:t xml:space="preserve">a</w:t>
+      </w:r>
+      <w:r>
+        <w:t xml:space="preserve"> </w:t>
+      </w:r>
+      <w:r>
+        <w:t xml:space="preserve">“</w:t>
+      </w:r>
+      <w:r>
+        <w:t xml:space="preserve">Triple</w:t>
+      </w:r>
+      <w:r>
+        <w:t xml:space="preserve"> </w:t>
+      </w:r>
+      <w:r>
+        <w:t xml:space="preserve">Threat</w:t>
+      </w:r>
+      <w:r>
+        <w:t xml:space="preserve">”</w:t>
+      </w:r>
+      <w:r>
+        <w:t xml:space="preserve"> </w:t>
+      </w:r>
+      <w:r>
+        <w:t xml:space="preserve">of</w:t>
+      </w:r>
+      <w:r>
+        <w:t xml:space="preserve"> </w:t>
+      </w:r>
+      <w:r>
+        <w:t xml:space="preserve">low</w:t>
+      </w:r>
+      <w:r>
+        <w:t xml:space="preserve"> </w:t>
+      </w:r>
+      <w:r>
+        <w:t xml:space="preserve">analytics</w:t>
+      </w:r>
+      <w:r>
+        <w:t xml:space="preserve"> </w:t>
+      </w:r>
+      <w:r>
+        <w:t xml:space="preserve">maturity,</w:t>
+      </w:r>
+      <w:r>
+        <w:t xml:space="preserve"> </w:t>
+      </w:r>
+      <w:r>
+        <w:t xml:space="preserve">high</w:t>
+      </w:r>
+      <w:r>
+        <w:t xml:space="preserve"> </w:t>
+      </w:r>
+      <w:r>
+        <w:t xml:space="preserve">workforce</w:t>
+      </w:r>
+      <w:r>
+        <w:t xml:space="preserve"> </w:t>
+      </w:r>
+      <w:r>
+        <w:t xml:space="preserve">instability,</w:t>
+      </w:r>
+      <w:r>
+        <w:t xml:space="preserve"> </w:t>
+      </w:r>
+      <w:r>
+        <w:t xml:space="preserve">and</w:t>
+      </w:r>
+      <w:r>
+        <w:t xml:space="preserve"> </w:t>
+      </w:r>
+      <w:r>
+        <w:t xml:space="preserve">semantic</w:t>
+      </w:r>
+      <w:r>
+        <w:t xml:space="preserve"> </w:t>
+      </w:r>
+      <w:r>
+        <w:t xml:space="preserve">technical</w:t>
+      </w:r>
+      <w:r>
+        <w:t xml:space="preserve"> </w:t>
+      </w:r>
+      <w:r>
+        <w:t xml:space="preserve">barriers</w:t>
+      </w:r>
+      <w:r>
+        <w:t xml:space="preserve"> </w:t>
+      </w:r>
+      <w:r>
+        <w:t xml:space="preserve">that</w:t>
+      </w:r>
+      <w:r>
+        <w:t xml:space="preserve"> </w:t>
+      </w:r>
+      <w:r>
+        <w:t xml:space="preserve">together</w:t>
+      </w:r>
+      <w:r>
+        <w:t xml:space="preserve"> </w:t>
+      </w:r>
+      <w:r>
+        <w:t xml:space="preserve">produce</w:t>
+      </w:r>
+      <w:r>
+        <w:t xml:space="preserve"> </w:t>
+      </w:r>
+      <w:r>
+        <w:t xml:space="preserve">a</w:t>
+      </w:r>
+      <w:r>
+        <w:t xml:space="preserve"> </w:t>
+      </w:r>
+      <w:r>
+        <w:t xml:space="preserve">crisis</w:t>
+      </w:r>
+      <w:r>
+        <w:t xml:space="preserve"> </w:t>
+      </w:r>
+      <w:r>
+        <w:t xml:space="preserve">of</w:t>
+      </w:r>
+      <w:r>
+        <w:t xml:space="preserve"> </w:t>
+      </w:r>
+      <w:r>
+        <w:t xml:space="preserve">“</w:t>
+      </w:r>
+      <w:r>
+        <w:t xml:space="preserve">Institutional</w:t>
+      </w:r>
+      <w:r>
+        <w:t xml:space="preserve"> </w:t>
+      </w:r>
+      <w:r>
+        <w:t xml:space="preserve">Amnesia.</w:t>
+      </w:r>
+      <w:r>
+        <w:t xml:space="preserve">”</w:t>
+      </w:r>
+      <w:r>
+        <w:t xml:space="preserve"> </w:t>
+      </w:r>
+      <w:r>
+        <w:t xml:space="preserve">High</w:t>
+      </w:r>
+      <w:r>
+        <w:t xml:space="preserve"> </w:t>
+      </w:r>
+      <w:r>
+        <w:t xml:space="preserve">leadership</w:t>
+      </w:r>
+      <w:r>
+        <w:t xml:space="preserve"> </w:t>
+      </w:r>
+      <w:r>
+        <w:t xml:space="preserve">turnover,</w:t>
+      </w:r>
+      <w:r>
+        <w:t xml:space="preserve"> </w:t>
+      </w:r>
+      <w:r>
+        <w:t xml:space="preserve">persistent</w:t>
+      </w:r>
+      <w:r>
+        <w:t xml:space="preserve"> </w:t>
+      </w:r>
+      <w:r>
+        <w:t xml:space="preserve">digital</w:t>
+      </w:r>
+      <w:r>
+        <w:t xml:space="preserve"> </w:t>
+      </w:r>
+      <w:r>
+        <w:t xml:space="preserve">health</w:t>
+      </w:r>
+      <w:r>
+        <w:t xml:space="preserve"> </w:t>
+      </w:r>
+      <w:r>
+        <w:t xml:space="preserve">workforce</w:t>
+      </w:r>
+      <w:r>
+        <w:t xml:space="preserve"> </w:t>
+      </w:r>
+      <w:r>
+        <w:t xml:space="preserve">shortages,</w:t>
+      </w:r>
+      <w:r>
+        <w:t xml:space="preserve"> </w:t>
+      </w:r>
+      <w:r>
+        <w:t xml:space="preserve">and</w:t>
+      </w:r>
+      <w:r>
+        <w:t xml:space="preserve"> </w:t>
+      </w:r>
+      <w:r>
+        <w:t xml:space="preserve">widespread</w:t>
+      </w:r>
+      <w:r>
+        <w:t xml:space="preserve"> </w:t>
+      </w:r>
+      <w:r>
+        <w:t xml:space="preserve">intent</w:t>
+      </w:r>
+      <w:r>
+        <w:t xml:space="preserve"> </w:t>
+      </w:r>
+      <w:r>
+        <w:t xml:space="preserve">to</w:t>
+      </w:r>
+      <w:r>
+        <w:t xml:space="preserve"> </w:t>
+      </w:r>
+      <w:r>
+        <w:t xml:space="preserve">leave</w:t>
+      </w:r>
+      <w:r>
+        <w:t xml:space="preserve"> </w:t>
+      </w:r>
+      <w:r>
+        <w:t xml:space="preserve">among</w:t>
+      </w:r>
+      <w:r>
+        <w:t xml:space="preserve"> </w:t>
+      </w:r>
+      <w:r>
+        <w:t xml:space="preserve">informatics</w:t>
+      </w:r>
+      <w:r>
+        <w:t xml:space="preserve"> </w:t>
+      </w:r>
+      <w:r>
+        <w:t xml:space="preserve">specialists</w:t>
+      </w:r>
+      <w:r>
+        <w:t xml:space="preserve"> </w:t>
+      </w:r>
+      <w:r>
+        <w:t xml:space="preserve">systematically</w:t>
+      </w:r>
+      <w:r>
+        <w:t xml:space="preserve"> </w:t>
+      </w:r>
+      <w:r>
+        <w:t xml:space="preserve">erase</w:t>
+      </w:r>
+      <w:r>
+        <w:t xml:space="preserve"> </w:t>
+      </w:r>
+      <w:r>
+        <w:t xml:space="preserve">the</w:t>
+      </w:r>
+      <w:r>
+        <w:t xml:space="preserve"> </w:t>
+      </w:r>
+      <w:r>
+        <w:t xml:space="preserve">tacit</w:t>
+      </w:r>
+      <w:r>
+        <w:t xml:space="preserve"> </w:t>
+      </w:r>
+      <w:r>
+        <w:t xml:space="preserve">knowledge</w:t>
+      </w:r>
+      <w:r>
+        <w:t xml:space="preserve"> </w:t>
+      </w:r>
+      <w:r>
+        <w:t xml:space="preserve">required</w:t>
+      </w:r>
+      <w:r>
+        <w:t xml:space="preserve"> </w:t>
+      </w:r>
+      <w:r>
+        <w:t xml:space="preserve">to</w:t>
+      </w:r>
+      <w:r>
+        <w:t xml:space="preserve"> </w:t>
+      </w:r>
+      <w:r>
+        <w:t xml:space="preserve">navigate</w:t>
+      </w:r>
+      <w:r>
+        <w:t xml:space="preserve"> </w:t>
+      </w:r>
+      <w:r>
+        <w:t xml:space="preserve">complex</w:t>
+      </w:r>
+      <w:r>
+        <w:t xml:space="preserve"> </w:t>
+      </w:r>
+      <w:r>
+        <w:t xml:space="preserve">clinical</w:t>
+      </w:r>
+      <w:r>
+        <w:t xml:space="preserve"> </w:t>
+      </w:r>
+      <w:r>
+        <w:t xml:space="preserve">data</w:t>
+      </w:r>
+      <w:r>
+        <w:t xml:space="preserve"> </w:t>
+      </w:r>
+      <w:r>
+        <w:t xml:space="preserve">schemas,</w:t>
+      </w:r>
+      <w:r>
+        <w:t xml:space="preserve"> </w:t>
+      </w:r>
+      <w:r>
+        <w:t xml:space="preserve">trapping</w:t>
+      </w:r>
+      <w:r>
+        <w:t xml:space="preserve"> </w:t>
+      </w:r>
+      <w:r>
+        <w:t xml:space="preserve">organizations</w:t>
+      </w:r>
+      <w:r>
+        <w:t xml:space="preserve"> </w:t>
+      </w:r>
+      <w:r>
+        <w:t xml:space="preserve">in</w:t>
+      </w:r>
+      <w:r>
+        <w:t xml:space="preserve"> </w:t>
+      </w:r>
+      <w:r>
+        <w:t xml:space="preserve">a</w:t>
+      </w:r>
+      <w:r>
+        <w:t xml:space="preserve"> </w:t>
+      </w:r>
+      <w:r>
+        <w:t xml:space="preserve">cycle</w:t>
+      </w:r>
+      <w:r>
+        <w:t xml:space="preserve"> </w:t>
+      </w:r>
+      <w:r>
+        <w:t xml:space="preserve">of</w:t>
+      </w:r>
+      <w:r>
+        <w:t xml:space="preserve"> </w:t>
+      </w:r>
+      <w:r>
+        <w:t xml:space="preserve">low</w:t>
+      </w:r>
+      <w:r>
+        <w:t xml:space="preserve"> </w:t>
+      </w:r>
+      <w:r>
+        <w:t xml:space="preserve">maturity</w:t>
+      </w:r>
+      <w:r>
+        <w:t xml:space="preserve"> </w:t>
+      </w:r>
+      <w:r>
+        <w:t xml:space="preserve">where</w:t>
+      </w:r>
+      <w:r>
+        <w:t xml:space="preserve"> </w:t>
+      </w:r>
+      <w:r>
+        <w:t xml:space="preserve">the</w:t>
+      </w:r>
+      <w:r>
+        <w:t xml:space="preserve"> </w:t>
+      </w:r>
+      <w:r>
+        <w:t xml:space="preserve">rate</w:t>
+      </w:r>
+      <w:r>
+        <w:t xml:space="preserve"> </w:t>
+      </w:r>
+      <w:r>
+        <w:t xml:space="preserve">of</w:t>
+      </w:r>
+      <w:r>
+        <w:t xml:space="preserve"> </w:t>
+      </w:r>
+      <w:r>
+        <w:t xml:space="preserve">knowledge</w:t>
+      </w:r>
+      <w:r>
+        <w:t xml:space="preserve"> </w:t>
+      </w:r>
+      <w:r>
+        <w:t xml:space="preserve">loss</w:t>
+      </w:r>
+      <w:r>
+        <w:t xml:space="preserve"> </w:t>
+      </w:r>
+      <w:r>
+        <w:t xml:space="preserve">exceeds</w:t>
+      </w:r>
+      <w:r>
+        <w:t xml:space="preserve"> </w:t>
+      </w:r>
+      <w:r>
+        <w:t xml:space="preserve">the</w:t>
+      </w:r>
+      <w:r>
+        <w:t xml:space="preserve"> </w:t>
+      </w:r>
+      <w:r>
+        <w:t xml:space="preserve">rate</w:t>
+      </w:r>
+      <w:r>
+        <w:t xml:space="preserve"> </w:t>
+      </w:r>
+      <w:r>
+        <w:t xml:space="preserve">of</w:t>
+      </w:r>
+      <w:r>
+        <w:t xml:space="preserve"> </w:t>
+      </w:r>
+      <w:r>
+        <w:t xml:space="preserve">knowledge</w:t>
+      </w:r>
+      <w:r>
+        <w:t xml:space="preserve"> </w:t>
+      </w:r>
+      <w:r>
+        <w:t xml:space="preserve">capture.</w:t>
       </w:r>
     </w:p>
     <w:p>
@@ -71,16 +599,430 @@
         <w:pStyle w:val="Abstract"/>
       </w:pPr>
       <w:r>
-        <w:t xml:space="preserve">Viewed through Nonaka’s SECI model of knowledge creation, the root cause is a</w:t>
-      </w:r>
-      <w:r>
-        <w:t xml:space="preserve"> </w:t>
-      </w:r>
-      <w:r>
-        <w:t xml:space="preserve">“Socialization Failure”</w:t>
-      </w:r>
-      <w:r>
-        <w:t xml:space="preserve">: high turnover fractures the social networks required for mentorship, rendering the traditional apprenticeship model of informatics unsustainable. To address this failure, we employ a Design Science Research (DSR) approach, synthesizing evidence from healthcare informatics, knowledge management, and natural language processing (2024-2026 workforce and NL2SQL literature) to develop a socio-technical framework called Human-in-the-Loop Knowledge Governance (HITL-KG).</w:t>
+        <w:t xml:space="preserve">Viewed</w:t>
+      </w:r>
+      <w:r>
+        <w:t xml:space="preserve"> </w:t>
+      </w:r>
+      <w:r>
+        <w:t xml:space="preserve">through</w:t>
+      </w:r>
+      <w:r>
+        <w:t xml:space="preserve"> </w:t>
+      </w:r>
+      <w:r>
+        <w:t xml:space="preserve">Nonaka’s</w:t>
+      </w:r>
+      <w:r>
+        <w:t xml:space="preserve"> </w:t>
+      </w:r>
+      <w:r>
+        <w:t xml:space="preserve">SECI</w:t>
+      </w:r>
+      <w:r>
+        <w:t xml:space="preserve"> </w:t>
+      </w:r>
+      <w:r>
+        <w:t xml:space="preserve">model</w:t>
+      </w:r>
+      <w:r>
+        <w:t xml:space="preserve"> </w:t>
+      </w:r>
+      <w:r>
+        <w:t xml:space="preserve">of</w:t>
+      </w:r>
+      <w:r>
+        <w:t xml:space="preserve"> </w:t>
+      </w:r>
+      <w:r>
+        <w:t xml:space="preserve">knowledge</w:t>
+      </w:r>
+      <w:r>
+        <w:t xml:space="preserve"> </w:t>
+      </w:r>
+      <w:r>
+        <w:t xml:space="preserve">creation,</w:t>
+      </w:r>
+      <w:r>
+        <w:t xml:space="preserve"> </w:t>
+      </w:r>
+      <w:r>
+        <w:t xml:space="preserve">the</w:t>
+      </w:r>
+      <w:r>
+        <w:t xml:space="preserve"> </w:t>
+      </w:r>
+      <w:r>
+        <w:t xml:space="preserve">root</w:t>
+      </w:r>
+      <w:r>
+        <w:t xml:space="preserve"> </w:t>
+      </w:r>
+      <w:r>
+        <w:t xml:space="preserve">cause</w:t>
+      </w:r>
+      <w:r>
+        <w:t xml:space="preserve"> </w:t>
+      </w:r>
+      <w:r>
+        <w:t xml:space="preserve">is</w:t>
+      </w:r>
+      <w:r>
+        <w:t xml:space="preserve"> </w:t>
+      </w:r>
+      <w:r>
+        <w:t xml:space="preserve">a</w:t>
+      </w:r>
+      <w:r>
+        <w:t xml:space="preserve"> </w:t>
+      </w:r>
+      <w:r>
+        <w:t xml:space="preserve">“</w:t>
+      </w:r>
+      <w:r>
+        <w:t xml:space="preserve">Socialization</w:t>
+      </w:r>
+      <w:r>
+        <w:t xml:space="preserve"> </w:t>
+      </w:r>
+      <w:r>
+        <w:t xml:space="preserve">Failure</w:t>
+      </w:r>
+      <w:r>
+        <w:t xml:space="preserve">”</w:t>
+      </w:r>
+      <w:r>
+        <w:t xml:space="preserve">:</w:t>
+      </w:r>
+      <w:r>
+        <w:t xml:space="preserve"> </w:t>
+      </w:r>
+      <w:r>
+        <w:t xml:space="preserve">high</w:t>
+      </w:r>
+      <w:r>
+        <w:t xml:space="preserve"> </w:t>
+      </w:r>
+      <w:r>
+        <w:t xml:space="preserve">turnover</w:t>
+      </w:r>
+      <w:r>
+        <w:t xml:space="preserve"> </w:t>
+      </w:r>
+      <w:r>
+        <w:t xml:space="preserve">fractures</w:t>
+      </w:r>
+      <w:r>
+        <w:t xml:space="preserve"> </w:t>
+      </w:r>
+      <w:r>
+        <w:t xml:space="preserve">the</w:t>
+      </w:r>
+      <w:r>
+        <w:t xml:space="preserve"> </w:t>
+      </w:r>
+      <w:r>
+        <w:t xml:space="preserve">social</w:t>
+      </w:r>
+      <w:r>
+        <w:t xml:space="preserve"> </w:t>
+      </w:r>
+      <w:r>
+        <w:t xml:space="preserve">networks</w:t>
+      </w:r>
+      <w:r>
+        <w:t xml:space="preserve"> </w:t>
+      </w:r>
+      <w:r>
+        <w:t xml:space="preserve">required</w:t>
+      </w:r>
+      <w:r>
+        <w:t xml:space="preserve"> </w:t>
+      </w:r>
+      <w:r>
+        <w:t xml:space="preserve">for</w:t>
+      </w:r>
+      <w:r>
+        <w:t xml:space="preserve"> </w:t>
+      </w:r>
+      <w:r>
+        <w:t xml:space="preserve">mentorship,</w:t>
+      </w:r>
+      <w:r>
+        <w:t xml:space="preserve"> </w:t>
+      </w:r>
+      <w:r>
+        <w:t xml:space="preserve">rendering</w:t>
+      </w:r>
+      <w:r>
+        <w:t xml:space="preserve"> </w:t>
+      </w:r>
+      <w:r>
+        <w:t xml:space="preserve">the</w:t>
+      </w:r>
+      <w:r>
+        <w:t xml:space="preserve"> </w:t>
+      </w:r>
+      <w:r>
+        <w:t xml:space="preserve">traditional</w:t>
+      </w:r>
+      <w:r>
+        <w:t xml:space="preserve"> </w:t>
+      </w:r>
+      <w:r>
+        <w:t xml:space="preserve">apprenticeship</w:t>
+      </w:r>
+      <w:r>
+        <w:t xml:space="preserve"> </w:t>
+      </w:r>
+      <w:r>
+        <w:t xml:space="preserve">model</w:t>
+      </w:r>
+      <w:r>
+        <w:t xml:space="preserve"> </w:t>
+      </w:r>
+      <w:r>
+        <w:t xml:space="preserve">of</w:t>
+      </w:r>
+      <w:r>
+        <w:t xml:space="preserve"> </w:t>
+      </w:r>
+      <w:r>
+        <w:t xml:space="preserve">informatics</w:t>
+      </w:r>
+      <w:r>
+        <w:t xml:space="preserve"> </w:t>
+      </w:r>
+      <w:r>
+        <w:t xml:space="preserve">unsustainable.</w:t>
+      </w:r>
+      <w:r>
+        <w:t xml:space="preserve"> </w:t>
+      </w:r>
+      <w:r>
+        <w:t xml:space="preserve">To</w:t>
+      </w:r>
+      <w:r>
+        <w:t xml:space="preserve"> </w:t>
+      </w:r>
+      <w:r>
+        <w:t xml:space="preserve">address</w:t>
+      </w:r>
+      <w:r>
+        <w:t xml:space="preserve"> </w:t>
+      </w:r>
+      <w:r>
+        <w:t xml:space="preserve">this</w:t>
+      </w:r>
+      <w:r>
+        <w:t xml:space="preserve"> </w:t>
+      </w:r>
+      <w:r>
+        <w:t xml:space="preserve">failure,</w:t>
+      </w:r>
+      <w:r>
+        <w:t xml:space="preserve"> </w:t>
+      </w:r>
+      <w:r>
+        <w:t xml:space="preserve">we</w:t>
+      </w:r>
+      <w:r>
+        <w:t xml:space="preserve"> </w:t>
+      </w:r>
+      <w:r>
+        <w:t xml:space="preserve">employ</w:t>
+      </w:r>
+      <w:r>
+        <w:t xml:space="preserve"> </w:t>
+      </w:r>
+      <w:r>
+        <w:t xml:space="preserve">a</w:t>
+      </w:r>
+      <w:r>
+        <w:t xml:space="preserve"> </w:t>
+      </w:r>
+      <w:r>
+        <w:t xml:space="preserve">Design</w:t>
+      </w:r>
+      <w:r>
+        <w:t xml:space="preserve"> </w:t>
+      </w:r>
+      <w:r>
+        <w:t xml:space="preserve">Science</w:t>
+      </w:r>
+      <w:r>
+        <w:t xml:space="preserve"> </w:t>
+      </w:r>
+      <w:r>
+        <w:t xml:space="preserve">Research</w:t>
+      </w:r>
+      <w:r>
+        <w:t xml:space="preserve"> </w:t>
+      </w:r>
+      <w:r>
+        <w:t xml:space="preserve">(DSR)</w:t>
+      </w:r>
+      <w:r>
+        <w:t xml:space="preserve"> </w:t>
+      </w:r>
+      <w:r>
+        <w:t xml:space="preserve">approach,</w:t>
+      </w:r>
+      <w:r>
+        <w:t xml:space="preserve"> </w:t>
+      </w:r>
+      <w:r>
+        <w:t xml:space="preserve">synthesizing</w:t>
+      </w:r>
+      <w:r>
+        <w:t xml:space="preserve"> </w:t>
+      </w:r>
+      <w:r>
+        <w:t xml:space="preserve">evidence</w:t>
+      </w:r>
+      <w:r>
+        <w:t xml:space="preserve"> </w:t>
+      </w:r>
+      <w:r>
+        <w:t xml:space="preserve">from</w:t>
+      </w:r>
+      <w:r>
+        <w:t xml:space="preserve"> </w:t>
+      </w:r>
+      <w:r>
+        <w:t xml:space="preserve">healthcare</w:t>
+      </w:r>
+      <w:r>
+        <w:t xml:space="preserve"> </w:t>
+      </w:r>
+      <w:r>
+        <w:t xml:space="preserve">informatics,</w:t>
+      </w:r>
+      <w:r>
+        <w:t xml:space="preserve"> </w:t>
+      </w:r>
+      <w:r>
+        <w:t xml:space="preserve">knowledge</w:t>
+      </w:r>
+      <w:r>
+        <w:t xml:space="preserve"> </w:t>
+      </w:r>
+      <w:r>
+        <w:t xml:space="preserve">management,</w:t>
+      </w:r>
+      <w:r>
+        <w:t xml:space="preserve"> </w:t>
+      </w:r>
+      <w:r>
+        <w:t xml:space="preserve">and</w:t>
+      </w:r>
+      <w:r>
+        <w:t xml:space="preserve"> </w:t>
+      </w:r>
+      <w:r>
+        <w:t xml:space="preserve">natural</w:t>
+      </w:r>
+      <w:r>
+        <w:t xml:space="preserve"> </w:t>
+      </w:r>
+      <w:r>
+        <w:t xml:space="preserve">language</w:t>
+      </w:r>
+      <w:r>
+        <w:t xml:space="preserve"> </w:t>
+      </w:r>
+      <w:r>
+        <w:t xml:space="preserve">processing</w:t>
+      </w:r>
+      <w:r>
+        <w:t xml:space="preserve"> </w:t>
+      </w:r>
+      <w:r>
+        <w:t xml:space="preserve">(2024-2026</w:t>
+      </w:r>
+      <w:r>
+        <w:t xml:space="preserve"> </w:t>
+      </w:r>
+      <w:r>
+        <w:t xml:space="preserve">workforce</w:t>
+      </w:r>
+      <w:r>
+        <w:t xml:space="preserve"> </w:t>
+      </w:r>
+      <w:r>
+        <w:t xml:space="preserve">and</w:t>
+      </w:r>
+      <w:r>
+        <w:t xml:space="preserve"> </w:t>
+      </w:r>
+      <w:r>
+        <w:t xml:space="preserve">NL2SQL</w:t>
+      </w:r>
+      <w:r>
+        <w:t xml:space="preserve"> </w:t>
+      </w:r>
+      <w:r>
+        <w:t xml:space="preserve">literature)</w:t>
+      </w:r>
+      <w:r>
+        <w:t xml:space="preserve"> </w:t>
+      </w:r>
+      <w:r>
+        <w:t xml:space="preserve">to</w:t>
+      </w:r>
+      <w:r>
+        <w:t xml:space="preserve"> </w:t>
+      </w:r>
+      <w:r>
+        <w:t xml:space="preserve">develop</w:t>
+      </w:r>
+      <w:r>
+        <w:t xml:space="preserve"> </w:t>
+      </w:r>
+      <w:r>
+        <w:t xml:space="preserve">a</w:t>
+      </w:r>
+      <w:r>
+        <w:t xml:space="preserve"> </w:t>
+      </w:r>
+      <w:r>
+        <w:t xml:space="preserve">socio-technical</w:t>
+      </w:r>
+      <w:r>
+        <w:t xml:space="preserve"> </w:t>
+      </w:r>
+      <w:r>
+        <w:t xml:space="preserve">framework</w:t>
+      </w:r>
+      <w:r>
+        <w:t xml:space="preserve"> </w:t>
+      </w:r>
+      <w:r>
+        <w:t xml:space="preserve">called</w:t>
+      </w:r>
+      <w:r>
+        <w:t xml:space="preserve"> </w:t>
+      </w:r>
+      <w:r>
+        <w:t xml:space="preserve">Human-in-the-Loop</w:t>
+      </w:r>
+      <w:r>
+        <w:t xml:space="preserve"> </w:t>
+      </w:r>
+      <w:r>
+        <w:t xml:space="preserve">Knowledge</w:t>
+      </w:r>
+      <w:r>
+        <w:t xml:space="preserve"> </w:t>
+      </w:r>
+      <w:r>
+        <w:t xml:space="preserve">Governance</w:t>
+      </w:r>
+      <w:r>
+        <w:t xml:space="preserve"> </w:t>
+      </w:r>
+      <w:r>
+        <w:t xml:space="preserve">(HITL-KG).</w:t>
       </w:r>
     </w:p>
     <w:p>
@@ -88,19 +1030,505 @@
         <w:pStyle w:val="Abstract"/>
       </w:pPr>
       <w:r>
-        <w:t xml:space="preserve">HITL-KG is designed to shift the locus of organizational knowledge from volatile human memory to durable semantic artifacts called</w:t>
-      </w:r>
-      <w:r>
-        <w:t xml:space="preserve"> </w:t>
-      </w:r>
-      <w:r>
-        <w:t xml:space="preserve">“Validated Query Triples,”</w:t>
-      </w:r>
-      <w:r>
-        <w:t xml:space="preserve"> </w:t>
-      </w:r>
-      <w:r>
-        <w:t xml:space="preserve">each comprising a natural language intent, executable SQL, and rationale metadata. By embedding knowledge capture into the daily workflow of query generation, the framework aims to convert the ephemeral act of analytics into permanent institutional assets. The accompanying Three-Pillar Assessment Rubric provides a structured self-assessment tool that enables organizations to identify compounding vulnerabilities across analytics maturity, workforce agility, and technical enablement.</w:t>
+        <w:t xml:space="preserve">HITL-KG</w:t>
+      </w:r>
+      <w:r>
+        <w:t xml:space="preserve"> </w:t>
+      </w:r>
+      <w:r>
+        <w:t xml:space="preserve">is</w:t>
+      </w:r>
+      <w:r>
+        <w:t xml:space="preserve"> </w:t>
+      </w:r>
+      <w:r>
+        <w:t xml:space="preserve">designed</w:t>
+      </w:r>
+      <w:r>
+        <w:t xml:space="preserve"> </w:t>
+      </w:r>
+      <w:r>
+        <w:t xml:space="preserve">to</w:t>
+      </w:r>
+      <w:r>
+        <w:t xml:space="preserve"> </w:t>
+      </w:r>
+      <w:r>
+        <w:t xml:space="preserve">shift</w:t>
+      </w:r>
+      <w:r>
+        <w:t xml:space="preserve"> </w:t>
+      </w:r>
+      <w:r>
+        <w:t xml:space="preserve">the</w:t>
+      </w:r>
+      <w:r>
+        <w:t xml:space="preserve"> </w:t>
+      </w:r>
+      <w:r>
+        <w:t xml:space="preserve">locus</w:t>
+      </w:r>
+      <w:r>
+        <w:t xml:space="preserve"> </w:t>
+      </w:r>
+      <w:r>
+        <w:t xml:space="preserve">of</w:t>
+      </w:r>
+      <w:r>
+        <w:t xml:space="preserve"> </w:t>
+      </w:r>
+      <w:r>
+        <w:t xml:space="preserve">organizational</w:t>
+      </w:r>
+      <w:r>
+        <w:t xml:space="preserve"> </w:t>
+      </w:r>
+      <w:r>
+        <w:t xml:space="preserve">knowledge</w:t>
+      </w:r>
+      <w:r>
+        <w:t xml:space="preserve"> </w:t>
+      </w:r>
+      <w:r>
+        <w:t xml:space="preserve">from</w:t>
+      </w:r>
+      <w:r>
+        <w:t xml:space="preserve"> </w:t>
+      </w:r>
+      <w:r>
+        <w:t xml:space="preserve">volatile</w:t>
+      </w:r>
+      <w:r>
+        <w:t xml:space="preserve"> </w:t>
+      </w:r>
+      <w:r>
+        <w:t xml:space="preserve">human</w:t>
+      </w:r>
+      <w:r>
+        <w:t xml:space="preserve"> </w:t>
+      </w:r>
+      <w:r>
+        <w:t xml:space="preserve">memory</w:t>
+      </w:r>
+      <w:r>
+        <w:t xml:space="preserve"> </w:t>
+      </w:r>
+      <w:r>
+        <w:t xml:space="preserve">to</w:t>
+      </w:r>
+      <w:r>
+        <w:t xml:space="preserve"> </w:t>
+      </w:r>
+      <w:r>
+        <w:t xml:space="preserve">durable</w:t>
+      </w:r>
+      <w:r>
+        <w:t xml:space="preserve"> </w:t>
+      </w:r>
+      <w:r>
+        <w:t xml:space="preserve">semantic</w:t>
+      </w:r>
+      <w:r>
+        <w:t xml:space="preserve"> </w:t>
+      </w:r>
+      <w:r>
+        <w:t xml:space="preserve">artifacts</w:t>
+      </w:r>
+      <w:r>
+        <w:t xml:space="preserve"> </w:t>
+      </w:r>
+      <w:r>
+        <w:t xml:space="preserve">called</w:t>
+      </w:r>
+      <w:r>
+        <w:t xml:space="preserve"> </w:t>
+      </w:r>
+      <w:r>
+        <w:t xml:space="preserve">“</w:t>
+      </w:r>
+      <w:r>
+        <w:t xml:space="preserve">Validated</w:t>
+      </w:r>
+      <w:r>
+        <w:t xml:space="preserve"> </w:t>
+      </w:r>
+      <w:r>
+        <w:t xml:space="preserve">Query</w:t>
+      </w:r>
+      <w:r>
+        <w:t xml:space="preserve"> </w:t>
+      </w:r>
+      <w:r>
+        <w:t xml:space="preserve">Triples,</w:t>
+      </w:r>
+      <w:r>
+        <w:t xml:space="preserve">”</w:t>
+      </w:r>
+      <w:r>
+        <w:t xml:space="preserve"> </w:t>
+      </w:r>
+      <w:r>
+        <w:t xml:space="preserve">each</w:t>
+      </w:r>
+      <w:r>
+        <w:t xml:space="preserve"> </w:t>
+      </w:r>
+      <w:r>
+        <w:t xml:space="preserve">comprising</w:t>
+      </w:r>
+      <w:r>
+        <w:t xml:space="preserve"> </w:t>
+      </w:r>
+      <w:r>
+        <w:t xml:space="preserve">a</w:t>
+      </w:r>
+      <w:r>
+        <w:t xml:space="preserve"> </w:t>
+      </w:r>
+      <w:r>
+        <w:t xml:space="preserve">natural</w:t>
+      </w:r>
+      <w:r>
+        <w:t xml:space="preserve"> </w:t>
+      </w:r>
+      <w:r>
+        <w:t xml:space="preserve">language</w:t>
+      </w:r>
+      <w:r>
+        <w:t xml:space="preserve"> </w:t>
+      </w:r>
+      <w:r>
+        <w:t xml:space="preserve">intent,</w:t>
+      </w:r>
+      <w:r>
+        <w:t xml:space="preserve"> </w:t>
+      </w:r>
+      <w:r>
+        <w:t xml:space="preserve">executable</w:t>
+      </w:r>
+      <w:r>
+        <w:t xml:space="preserve"> </w:t>
+      </w:r>
+      <w:r>
+        <w:t xml:space="preserve">SQL,</w:t>
+      </w:r>
+      <w:r>
+        <w:t xml:space="preserve"> </w:t>
+      </w:r>
+      <w:r>
+        <w:t xml:space="preserve">and</w:t>
+      </w:r>
+      <w:r>
+        <w:t xml:space="preserve"> </w:t>
+      </w:r>
+      <w:r>
+        <w:t xml:space="preserve">rationale</w:t>
+      </w:r>
+      <w:r>
+        <w:t xml:space="preserve"> </w:t>
+      </w:r>
+      <w:r>
+        <w:t xml:space="preserve">metadata.</w:t>
+      </w:r>
+      <w:r>
+        <w:t xml:space="preserve"> </w:t>
+      </w:r>
+      <w:r>
+        <w:t xml:space="preserve">By</w:t>
+      </w:r>
+      <w:r>
+        <w:t xml:space="preserve"> </w:t>
+      </w:r>
+      <w:r>
+        <w:t xml:space="preserve">embedding</w:t>
+      </w:r>
+      <w:r>
+        <w:t xml:space="preserve"> </w:t>
+      </w:r>
+      <w:r>
+        <w:t xml:space="preserve">knowledge</w:t>
+      </w:r>
+      <w:r>
+        <w:t xml:space="preserve"> </w:t>
+      </w:r>
+      <w:r>
+        <w:t xml:space="preserve">capture</w:t>
+      </w:r>
+      <w:r>
+        <w:t xml:space="preserve"> </w:t>
+      </w:r>
+      <w:r>
+        <w:t xml:space="preserve">into</w:t>
+      </w:r>
+      <w:r>
+        <w:t xml:space="preserve"> </w:t>
+      </w:r>
+      <w:r>
+        <w:t xml:space="preserve">the</w:t>
+      </w:r>
+      <w:r>
+        <w:t xml:space="preserve"> </w:t>
+      </w:r>
+      <w:r>
+        <w:t xml:space="preserve">daily</w:t>
+      </w:r>
+      <w:r>
+        <w:t xml:space="preserve"> </w:t>
+      </w:r>
+      <w:r>
+        <w:t xml:space="preserve">workflow</w:t>
+      </w:r>
+      <w:r>
+        <w:t xml:space="preserve"> </w:t>
+      </w:r>
+      <w:r>
+        <w:t xml:space="preserve">of</w:t>
+      </w:r>
+      <w:r>
+        <w:t xml:space="preserve"> </w:t>
+      </w:r>
+      <w:r>
+        <w:t xml:space="preserve">query</w:t>
+      </w:r>
+      <w:r>
+        <w:t xml:space="preserve"> </w:t>
+      </w:r>
+      <w:r>
+        <w:t xml:space="preserve">generation,</w:t>
+      </w:r>
+      <w:r>
+        <w:t xml:space="preserve"> </w:t>
+      </w:r>
+      <w:r>
+        <w:t xml:space="preserve">the</w:t>
+      </w:r>
+      <w:r>
+        <w:t xml:space="preserve"> </w:t>
+      </w:r>
+      <w:r>
+        <w:t xml:space="preserve">framework</w:t>
+      </w:r>
+      <w:r>
+        <w:t xml:space="preserve"> </w:t>
+      </w:r>
+      <w:r>
+        <w:t xml:space="preserve">aims</w:t>
+      </w:r>
+      <w:r>
+        <w:t xml:space="preserve"> </w:t>
+      </w:r>
+      <w:r>
+        <w:t xml:space="preserve">to</w:t>
+      </w:r>
+      <w:r>
+        <w:t xml:space="preserve"> </w:t>
+      </w:r>
+      <w:r>
+        <w:t xml:space="preserve">convert</w:t>
+      </w:r>
+      <w:r>
+        <w:t xml:space="preserve"> </w:t>
+      </w:r>
+      <w:r>
+        <w:t xml:space="preserve">the</w:t>
+      </w:r>
+      <w:r>
+        <w:t xml:space="preserve"> </w:t>
+      </w:r>
+      <w:r>
+        <w:t xml:space="preserve">ephemeral</w:t>
+      </w:r>
+      <w:r>
+        <w:t xml:space="preserve"> </w:t>
+      </w:r>
+      <w:r>
+        <w:t xml:space="preserve">act</w:t>
+      </w:r>
+      <w:r>
+        <w:t xml:space="preserve"> </w:t>
+      </w:r>
+      <w:r>
+        <w:t xml:space="preserve">of</w:t>
+      </w:r>
+      <w:r>
+        <w:t xml:space="preserve"> </w:t>
+      </w:r>
+      <w:r>
+        <w:t xml:space="preserve">analytics</w:t>
+      </w:r>
+      <w:r>
+        <w:t xml:space="preserve"> </w:t>
+      </w:r>
+      <w:r>
+        <w:t xml:space="preserve">into</w:t>
+      </w:r>
+      <w:r>
+        <w:t xml:space="preserve"> </w:t>
+      </w:r>
+      <w:r>
+        <w:t xml:space="preserve">permanent</w:t>
+      </w:r>
+      <w:r>
+        <w:t xml:space="preserve"> </w:t>
+      </w:r>
+      <w:r>
+        <w:t xml:space="preserve">institutional</w:t>
+      </w:r>
+      <w:r>
+        <w:t xml:space="preserve"> </w:t>
+      </w:r>
+      <w:r>
+        <w:t xml:space="preserve">assets.</w:t>
+      </w:r>
+      <w:r>
+        <w:t xml:space="preserve"> </w:t>
+      </w:r>
+      <w:r>
+        <w:t xml:space="preserve">The</w:t>
+      </w:r>
+      <w:r>
+        <w:t xml:space="preserve"> </w:t>
+      </w:r>
+      <w:r>
+        <w:t xml:space="preserve">accompanying</w:t>
+      </w:r>
+      <w:r>
+        <w:t xml:space="preserve"> </w:t>
+      </w:r>
+      <w:r>
+        <w:t xml:space="preserve">Three-Pillar</w:t>
+      </w:r>
+      <w:r>
+        <w:t xml:space="preserve"> </w:t>
+      </w:r>
+      <w:r>
+        <w:t xml:space="preserve">Assessment</w:t>
+      </w:r>
+      <w:r>
+        <w:t xml:space="preserve"> </w:t>
+      </w:r>
+      <w:r>
+        <w:t xml:space="preserve">Rubric</w:t>
+      </w:r>
+      <w:r>
+        <w:t xml:space="preserve"> </w:t>
+      </w:r>
+      <w:r>
+        <w:t xml:space="preserve">provides</w:t>
+      </w:r>
+      <w:r>
+        <w:t xml:space="preserve"> </w:t>
+      </w:r>
+      <w:r>
+        <w:t xml:space="preserve">a</w:t>
+      </w:r>
+      <w:r>
+        <w:t xml:space="preserve"> </w:t>
+      </w:r>
+      <w:r>
+        <w:t xml:space="preserve">structured</w:t>
+      </w:r>
+      <w:r>
+        <w:t xml:space="preserve"> </w:t>
+      </w:r>
+      <w:r>
+        <w:t xml:space="preserve">self-assessment</w:t>
+      </w:r>
+      <w:r>
+        <w:t xml:space="preserve"> </w:t>
+      </w:r>
+      <w:r>
+        <w:t xml:space="preserve">tool</w:t>
+      </w:r>
+      <w:r>
+        <w:t xml:space="preserve"> </w:t>
+      </w:r>
+      <w:r>
+        <w:t xml:space="preserve">that</w:t>
+      </w:r>
+      <w:r>
+        <w:t xml:space="preserve"> </w:t>
+      </w:r>
+      <w:r>
+        <w:t xml:space="preserve">enables</w:t>
+      </w:r>
+      <w:r>
+        <w:t xml:space="preserve"> </w:t>
+      </w:r>
+      <w:r>
+        <w:t xml:space="preserve">organizations</w:t>
+      </w:r>
+      <w:r>
+        <w:t xml:space="preserve"> </w:t>
+      </w:r>
+      <w:r>
+        <w:t xml:space="preserve">to</w:t>
+      </w:r>
+      <w:r>
+        <w:t xml:space="preserve"> </w:t>
+      </w:r>
+      <w:r>
+        <w:t xml:space="preserve">identify</w:t>
+      </w:r>
+      <w:r>
+        <w:t xml:space="preserve"> </w:t>
+      </w:r>
+      <w:r>
+        <w:t xml:space="preserve">compounding</w:t>
+      </w:r>
+      <w:r>
+        <w:t xml:space="preserve"> </w:t>
+      </w:r>
+      <w:r>
+        <w:t xml:space="preserve">vulnerabilities</w:t>
+      </w:r>
+      <w:r>
+        <w:t xml:space="preserve"> </w:t>
+      </w:r>
+      <w:r>
+        <w:t xml:space="preserve">across</w:t>
+      </w:r>
+      <w:r>
+        <w:t xml:space="preserve"> </w:t>
+      </w:r>
+      <w:r>
+        <w:t xml:space="preserve">analytics</w:t>
+      </w:r>
+      <w:r>
+        <w:t xml:space="preserve"> </w:t>
+      </w:r>
+      <w:r>
+        <w:t xml:space="preserve">maturity,</w:t>
+      </w:r>
+      <w:r>
+        <w:t xml:space="preserve"> </w:t>
+      </w:r>
+      <w:r>
+        <w:t xml:space="preserve">workforce</w:t>
+      </w:r>
+      <w:r>
+        <w:t xml:space="preserve"> </w:t>
+      </w:r>
+      <w:r>
+        <w:t xml:space="preserve">agility,</w:t>
+      </w:r>
+      <w:r>
+        <w:t xml:space="preserve"> </w:t>
+      </w:r>
+      <w:r>
+        <w:t xml:space="preserve">and</w:t>
+      </w:r>
+      <w:r>
+        <w:t xml:space="preserve"> </w:t>
+      </w:r>
+      <w:r>
+        <w:t xml:space="preserve">technical</w:t>
+      </w:r>
+      <w:r>
+        <w:t xml:space="preserve"> </w:t>
+      </w:r>
+      <w:r>
+        <w:t xml:space="preserve">enablement.</w:t>
       </w:r>
     </w:p>
     <w:p>
@@ -108,43 +1536,493 @@
         <w:pStyle w:val="Abstract"/>
       </w:pPr>
       <w:r>
-        <w:t xml:space="preserve">A critical objection, the</w:t>
-      </w:r>
-      <w:r>
-        <w:t xml:space="preserve"> </w:t>
-      </w:r>
-      <w:r>
-        <w:t xml:space="preserve">“Validator Paradox”</w:t>
-      </w:r>
-      <w:r>
-        <w:t xml:space="preserve"> </w:t>
-      </w:r>
-      <w:r>
-        <w:t xml:space="preserve">(who validates the AI when experts leave?), is addressed by reframing validation through Lean</w:t>
-      </w:r>
-      <w:r>
-        <w:t xml:space="preserve"> </w:t>
-      </w:r>
-      <w:r>
-        <w:t xml:space="preserve">“Standard Work”</w:t>
-      </w:r>
-      <w:r>
-        <w:t xml:space="preserve">: each validated query establishes the current known standard rather than eternal truth, functioning as a</w:t>
-      </w:r>
-      <w:r>
-        <w:t xml:space="preserve"> </w:t>
-      </w:r>
-      <w:r>
-        <w:t xml:space="preserve">“knowledge ratchet”</w:t>
-      </w:r>
-      <w:r>
-        <w:t xml:space="preserve"> </w:t>
-      </w:r>
-      <w:r>
-        <w:t xml:space="preserve">that prevents regression. By decoupling analytical capability from individual tenure, healthcare systems can ensure that analytics maturity advances even as the workforce evolves. This paper proposes and theoretically motivates the framework; empirical validation is deferred to a companion study.</w:t>
-      </w:r>
-    </w:p>
-    <w:bookmarkStart w:id="9" w:name="Xa772df4b8f827734714eb2cb65812cb56df5f7d"/>
+        <w:t xml:space="preserve">A</w:t>
+      </w:r>
+      <w:r>
+        <w:t xml:space="preserve"> </w:t>
+      </w:r>
+      <w:r>
+        <w:t xml:space="preserve">critical</w:t>
+      </w:r>
+      <w:r>
+        <w:t xml:space="preserve"> </w:t>
+      </w:r>
+      <w:r>
+        <w:t xml:space="preserve">objection,</w:t>
+      </w:r>
+      <w:r>
+        <w:t xml:space="preserve"> </w:t>
+      </w:r>
+      <w:r>
+        <w:t xml:space="preserve">the</w:t>
+      </w:r>
+      <w:r>
+        <w:t xml:space="preserve"> </w:t>
+      </w:r>
+      <w:r>
+        <w:t xml:space="preserve">“</w:t>
+      </w:r>
+      <w:r>
+        <w:t xml:space="preserve">Validator</w:t>
+      </w:r>
+      <w:r>
+        <w:t xml:space="preserve"> </w:t>
+      </w:r>
+      <w:r>
+        <w:t xml:space="preserve">Paradox</w:t>
+      </w:r>
+      <w:r>
+        <w:t xml:space="preserve">”</w:t>
+      </w:r>
+      <w:r>
+        <w:t xml:space="preserve"> </w:t>
+      </w:r>
+      <w:r>
+        <w:t xml:space="preserve">(who</w:t>
+      </w:r>
+      <w:r>
+        <w:t xml:space="preserve"> </w:t>
+      </w:r>
+      <w:r>
+        <w:t xml:space="preserve">validates</w:t>
+      </w:r>
+      <w:r>
+        <w:t xml:space="preserve"> </w:t>
+      </w:r>
+      <w:r>
+        <w:t xml:space="preserve">the</w:t>
+      </w:r>
+      <w:r>
+        <w:t xml:space="preserve"> </w:t>
+      </w:r>
+      <w:r>
+        <w:t xml:space="preserve">AI</w:t>
+      </w:r>
+      <w:r>
+        <w:t xml:space="preserve"> </w:t>
+      </w:r>
+      <w:r>
+        <w:t xml:space="preserve">when</w:t>
+      </w:r>
+      <w:r>
+        <w:t xml:space="preserve"> </w:t>
+      </w:r>
+      <w:r>
+        <w:t xml:space="preserve">experts</w:t>
+      </w:r>
+      <w:r>
+        <w:t xml:space="preserve"> </w:t>
+      </w:r>
+      <w:r>
+        <w:t xml:space="preserve">leave?),</w:t>
+      </w:r>
+      <w:r>
+        <w:t xml:space="preserve"> </w:t>
+      </w:r>
+      <w:r>
+        <w:t xml:space="preserve">is</w:t>
+      </w:r>
+      <w:r>
+        <w:t xml:space="preserve"> </w:t>
+      </w:r>
+      <w:r>
+        <w:t xml:space="preserve">addressed</w:t>
+      </w:r>
+      <w:r>
+        <w:t xml:space="preserve"> </w:t>
+      </w:r>
+      <w:r>
+        <w:t xml:space="preserve">by</w:t>
+      </w:r>
+      <w:r>
+        <w:t xml:space="preserve"> </w:t>
+      </w:r>
+      <w:r>
+        <w:t xml:space="preserve">reframing</w:t>
+      </w:r>
+      <w:r>
+        <w:t xml:space="preserve"> </w:t>
+      </w:r>
+      <w:r>
+        <w:t xml:space="preserve">validation</w:t>
+      </w:r>
+      <w:r>
+        <w:t xml:space="preserve"> </w:t>
+      </w:r>
+      <w:r>
+        <w:t xml:space="preserve">through</w:t>
+      </w:r>
+      <w:r>
+        <w:t xml:space="preserve"> </w:t>
+      </w:r>
+      <w:r>
+        <w:t xml:space="preserve">Lean</w:t>
+      </w:r>
+      <w:r>
+        <w:t xml:space="preserve"> </w:t>
+      </w:r>
+      <w:r>
+        <w:t xml:space="preserve">“</w:t>
+      </w:r>
+      <w:r>
+        <w:t xml:space="preserve">Standard</w:t>
+      </w:r>
+      <w:r>
+        <w:t xml:space="preserve"> </w:t>
+      </w:r>
+      <w:r>
+        <w:t xml:space="preserve">Work</w:t>
+      </w:r>
+      <w:r>
+        <w:t xml:space="preserve">”</w:t>
+      </w:r>
+      <w:r>
+        <w:t xml:space="preserve">:</w:t>
+      </w:r>
+      <w:r>
+        <w:t xml:space="preserve"> </w:t>
+      </w:r>
+      <w:r>
+        <w:t xml:space="preserve">each</w:t>
+      </w:r>
+      <w:r>
+        <w:t xml:space="preserve"> </w:t>
+      </w:r>
+      <w:r>
+        <w:t xml:space="preserve">validated</w:t>
+      </w:r>
+      <w:r>
+        <w:t xml:space="preserve"> </w:t>
+      </w:r>
+      <w:r>
+        <w:t xml:space="preserve">query</w:t>
+      </w:r>
+      <w:r>
+        <w:t xml:space="preserve"> </w:t>
+      </w:r>
+      <w:r>
+        <w:t xml:space="preserve">establishes</w:t>
+      </w:r>
+      <w:r>
+        <w:t xml:space="preserve"> </w:t>
+      </w:r>
+      <w:r>
+        <w:t xml:space="preserve">the</w:t>
+      </w:r>
+      <w:r>
+        <w:t xml:space="preserve"> </w:t>
+      </w:r>
+      <w:r>
+        <w:t xml:space="preserve">current</w:t>
+      </w:r>
+      <w:r>
+        <w:t xml:space="preserve"> </w:t>
+      </w:r>
+      <w:r>
+        <w:t xml:space="preserve">known</w:t>
+      </w:r>
+      <w:r>
+        <w:t xml:space="preserve"> </w:t>
+      </w:r>
+      <w:r>
+        <w:t xml:space="preserve">standard</w:t>
+      </w:r>
+      <w:r>
+        <w:t xml:space="preserve"> </w:t>
+      </w:r>
+      <w:r>
+        <w:t xml:space="preserve">rather</w:t>
+      </w:r>
+      <w:r>
+        <w:t xml:space="preserve"> </w:t>
+      </w:r>
+      <w:r>
+        <w:t xml:space="preserve">than</w:t>
+      </w:r>
+      <w:r>
+        <w:t xml:space="preserve"> </w:t>
+      </w:r>
+      <w:r>
+        <w:t xml:space="preserve">eternal</w:t>
+      </w:r>
+      <w:r>
+        <w:t xml:space="preserve"> </w:t>
+      </w:r>
+      <w:r>
+        <w:t xml:space="preserve">truth,</w:t>
+      </w:r>
+      <w:r>
+        <w:t xml:space="preserve"> </w:t>
+      </w:r>
+      <w:r>
+        <w:t xml:space="preserve">functioning</w:t>
+      </w:r>
+      <w:r>
+        <w:t xml:space="preserve"> </w:t>
+      </w:r>
+      <w:r>
+        <w:t xml:space="preserve">as</w:t>
+      </w:r>
+      <w:r>
+        <w:t xml:space="preserve"> </w:t>
+      </w:r>
+      <w:r>
+        <w:t xml:space="preserve">a</w:t>
+      </w:r>
+      <w:r>
+        <w:t xml:space="preserve"> </w:t>
+      </w:r>
+      <w:r>
+        <w:t xml:space="preserve">“</w:t>
+      </w:r>
+      <w:r>
+        <w:t xml:space="preserve">knowledge</w:t>
+      </w:r>
+      <w:r>
+        <w:t xml:space="preserve"> </w:t>
+      </w:r>
+      <w:r>
+        <w:t xml:space="preserve">ratchet</w:t>
+      </w:r>
+      <w:r>
+        <w:t xml:space="preserve">”</w:t>
+      </w:r>
+      <w:r>
+        <w:t xml:space="preserve"> </w:t>
+      </w:r>
+      <w:r>
+        <w:t xml:space="preserve">that</w:t>
+      </w:r>
+      <w:r>
+        <w:t xml:space="preserve"> </w:t>
+      </w:r>
+      <w:r>
+        <w:t xml:space="preserve">prevents</w:t>
+      </w:r>
+      <w:r>
+        <w:t xml:space="preserve"> </w:t>
+      </w:r>
+      <w:r>
+        <w:t xml:space="preserve">regression.</w:t>
+      </w:r>
+      <w:r>
+        <w:t xml:space="preserve"> </w:t>
+      </w:r>
+      <w:r>
+        <w:t xml:space="preserve">By</w:t>
+      </w:r>
+      <w:r>
+        <w:t xml:space="preserve"> </w:t>
+      </w:r>
+      <w:r>
+        <w:t xml:space="preserve">decoupling</w:t>
+      </w:r>
+      <w:r>
+        <w:t xml:space="preserve"> </w:t>
+      </w:r>
+      <w:r>
+        <w:t xml:space="preserve">analytical</w:t>
+      </w:r>
+      <w:r>
+        <w:t xml:space="preserve"> </w:t>
+      </w:r>
+      <w:r>
+        <w:t xml:space="preserve">capability</w:t>
+      </w:r>
+      <w:r>
+        <w:t xml:space="preserve"> </w:t>
+      </w:r>
+      <w:r>
+        <w:t xml:space="preserve">from</w:t>
+      </w:r>
+      <w:r>
+        <w:t xml:space="preserve"> </w:t>
+      </w:r>
+      <w:r>
+        <w:t xml:space="preserve">individual</w:t>
+      </w:r>
+      <w:r>
+        <w:t xml:space="preserve"> </w:t>
+      </w:r>
+      <w:r>
+        <w:t xml:space="preserve">tenure,</w:t>
+      </w:r>
+      <w:r>
+        <w:t xml:space="preserve"> </w:t>
+      </w:r>
+      <w:r>
+        <w:t xml:space="preserve">healthcare</w:t>
+      </w:r>
+      <w:r>
+        <w:t xml:space="preserve"> </w:t>
+      </w:r>
+      <w:r>
+        <w:t xml:space="preserve">systems</w:t>
+      </w:r>
+      <w:r>
+        <w:t xml:space="preserve"> </w:t>
+      </w:r>
+      <w:r>
+        <w:t xml:space="preserve">can</w:t>
+      </w:r>
+      <w:r>
+        <w:t xml:space="preserve"> </w:t>
+      </w:r>
+      <w:r>
+        <w:t xml:space="preserve">ensure</w:t>
+      </w:r>
+      <w:r>
+        <w:t xml:space="preserve"> </w:t>
+      </w:r>
+      <w:r>
+        <w:t xml:space="preserve">that</w:t>
+      </w:r>
+      <w:r>
+        <w:t xml:space="preserve"> </w:t>
+      </w:r>
+      <w:r>
+        <w:t xml:space="preserve">analytics</w:t>
+      </w:r>
+      <w:r>
+        <w:t xml:space="preserve"> </w:t>
+      </w:r>
+      <w:r>
+        <w:t xml:space="preserve">maturity</w:t>
+      </w:r>
+      <w:r>
+        <w:t xml:space="preserve"> </w:t>
+      </w:r>
+      <w:r>
+        <w:t xml:space="preserve">advances</w:t>
+      </w:r>
+      <w:r>
+        <w:t xml:space="preserve"> </w:t>
+      </w:r>
+      <w:r>
+        <w:t xml:space="preserve">even</w:t>
+      </w:r>
+      <w:r>
+        <w:t xml:space="preserve"> </w:t>
+      </w:r>
+      <w:r>
+        <w:t xml:space="preserve">as</w:t>
+      </w:r>
+      <w:r>
+        <w:t xml:space="preserve"> </w:t>
+      </w:r>
+      <w:r>
+        <w:t xml:space="preserve">the</w:t>
+      </w:r>
+      <w:r>
+        <w:t xml:space="preserve"> </w:t>
+      </w:r>
+      <w:r>
+        <w:t xml:space="preserve">workforce</w:t>
+      </w:r>
+      <w:r>
+        <w:t xml:space="preserve"> </w:t>
+      </w:r>
+      <w:r>
+        <w:t xml:space="preserve">evolves.</w:t>
+      </w:r>
+      <w:r>
+        <w:t xml:space="preserve"> </w:t>
+      </w:r>
+      <w:r>
+        <w:t xml:space="preserve">This</w:t>
+      </w:r>
+      <w:r>
+        <w:t xml:space="preserve"> </w:t>
+      </w:r>
+      <w:r>
+        <w:t xml:space="preserve">paper</w:t>
+      </w:r>
+      <w:r>
+        <w:t xml:space="preserve"> </w:t>
+      </w:r>
+      <w:r>
+        <w:t xml:space="preserve">proposes</w:t>
+      </w:r>
+      <w:r>
+        <w:t xml:space="preserve"> </w:t>
+      </w:r>
+      <w:r>
+        <w:t xml:space="preserve">and</w:t>
+      </w:r>
+      <w:r>
+        <w:t xml:space="preserve"> </w:t>
+      </w:r>
+      <w:r>
+        <w:t xml:space="preserve">theoretically</w:t>
+      </w:r>
+      <w:r>
+        <w:t xml:space="preserve"> </w:t>
+      </w:r>
+      <w:r>
+        <w:t xml:space="preserve">motivates</w:t>
+      </w:r>
+      <w:r>
+        <w:t xml:space="preserve"> </w:t>
+      </w:r>
+      <w:r>
+        <w:t xml:space="preserve">the</w:t>
+      </w:r>
+      <w:r>
+        <w:t xml:space="preserve"> </w:t>
+      </w:r>
+      <w:r>
+        <w:t xml:space="preserve">framework;</w:t>
+      </w:r>
+      <w:r>
+        <w:t xml:space="preserve"> </w:t>
+      </w:r>
+      <w:r>
+        <w:t xml:space="preserve">empirical</w:t>
+      </w:r>
+      <w:r>
+        <w:t xml:space="preserve"> </w:t>
+      </w:r>
+      <w:r>
+        <w:t xml:space="preserve">validation</w:t>
+      </w:r>
+      <w:r>
+        <w:t xml:space="preserve"> </w:t>
+      </w:r>
+      <w:r>
+        <w:t xml:space="preserve">is</w:t>
+      </w:r>
+      <w:r>
+        <w:t xml:space="preserve"> </w:t>
+      </w:r>
+      <w:r>
+        <w:t xml:space="preserve">deferred</w:t>
+      </w:r>
+      <w:r>
+        <w:t xml:space="preserve"> </w:t>
+      </w:r>
+      <w:r>
+        <w:t xml:space="preserve">to</w:t>
+      </w:r>
+      <w:r>
+        <w:t xml:space="preserve"> </w:t>
+      </w:r>
+      <w:r>
+        <w:t xml:space="preserve">a</w:t>
+      </w:r>
+      <w:r>
+        <w:t xml:space="preserve"> </w:t>
+      </w:r>
+      <w:r>
+        <w:t xml:space="preserve">companion</w:t>
+      </w:r>
+      <w:r>
+        <w:t xml:space="preserve"> </w:t>
+      </w:r>
+      <w:r>
+        <w:t xml:space="preserve">study.</w:t>
+      </w:r>
+    </w:p>
+    <w:bookmarkStart w:id="20" w:name="Xa772df4b8f827734714eb2cb65812cb56df5f7d"/>
     <w:p>
       <w:pPr>
         <w:pStyle w:val="Heading1"/>
@@ -164,7 +2042,13 @@
         <w:t xml:space="preserve"> </w:t>
       </w:r>
       <w:r>
-        <w:t xml:space="preserve">“Triple Threat”</w:t>
+        <w:t xml:space="preserve">“</w:t>
+      </w:r>
+      <w:r>
+        <w:t xml:space="preserve">Triple Threat</w:t>
+      </w:r>
+      <w:r>
+        <w:t xml:space="preserve">”</w:t>
       </w:r>
       <w:r>
         <w:t xml:space="preserve"> </w:t>
@@ -272,7 +2156,13 @@
         <w:t xml:space="preserve"> </w:t>
       </w:r>
       <w:r>
-        <w:t xml:space="preserve">“Institutional Amnesia”</w:t>
+        <w:t xml:space="preserve">“</w:t>
+      </w:r>
+      <w:r>
+        <w:t xml:space="preserve">Institutional Amnesia</w:t>
+      </w:r>
+      <w:r>
+        <w:t xml:space="preserve">”</w:t>
       </w:r>
       <w:r>
         <w:t xml:space="preserve"> </w:t>
@@ -387,7 +2277,13 @@
         <w:t xml:space="preserve"> </w:t>
       </w:r>
       <w:r>
-        <w:t xml:space="preserve">“data”</w:t>
+        <w:t xml:space="preserve">“</w:t>
+      </w:r>
+      <w:r>
+        <w:t xml:space="preserve">data</w:t>
+      </w:r>
+      <w:r>
+        <w:t xml:space="preserve">”</w:t>
       </w:r>
       <w:r>
         <w:t xml:space="preserve"> </w:t>
@@ -419,7 +2315,13 @@
         <w:t xml:space="preserve"> </w:t>
       </w:r>
       <w:r>
-        <w:t xml:space="preserve">“exclusion code 99”</w:t>
+        <w:t xml:space="preserve">“</w:t>
+      </w:r>
+      <w:r>
+        <w:t xml:space="preserve">exclusion code 99</w:t>
+      </w:r>
+      <w:r>
+        <w:t xml:space="preserve">”</w:t>
       </w:r>
       <w:r>
         <w:t xml:space="preserve"> </w:t>
@@ -431,7 +2333,13 @@
         <w:t xml:space="preserve"> </w:t>
       </w:r>
       <w:r>
-        <w:t xml:space="preserve">“hospice transfer”</w:t>
+        <w:t xml:space="preserve">“</w:t>
+      </w:r>
+      <w:r>
+        <w:t xml:space="preserve">hospice transfer</w:t>
+      </w:r>
+      <w:r>
+        <w:t xml:space="preserve">”</w:t>
       </w:r>
       <w:r>
         <w:t xml:space="preserve"> </w:t>
@@ -502,7 +2410,13 @@
         <w:t xml:space="preserve"> </w:t>
       </w:r>
       <w:r>
-        <w:t xml:space="preserve">“Great Resignation,”</w:t>
+        <w:t xml:space="preserve">“</w:t>
+      </w:r>
+      <w:r>
+        <w:t xml:space="preserve">Great Resignation,</w:t>
+      </w:r>
+      <w:r>
+        <w:t xml:space="preserve">”</w:t>
       </w:r>
       <w:r>
         <w:t xml:space="preserve"> </w:t>
@@ -511,7 +2425,13 @@
         <w:t xml:space="preserve">where the rate of knowledge loss (</w:t>
       </w:r>
       <w:r>
-        <w:t xml:space="preserve">“organizational forgetting”</w:t>
+        <w:t xml:space="preserve">“</w:t>
+      </w:r>
+      <w:r>
+        <w:t xml:space="preserve">organizational forgetting</w:t>
+      </w:r>
+      <w:r>
+        <w:t xml:space="preserve">”</w:t>
       </w:r>
       <w:r>
         <w:t xml:space="preserve">) often exceeds the rate of knowledge capture</w:t>
@@ -689,8 +2609,8 @@
         <w:t xml:space="preserve">.</w:t>
       </w:r>
     </w:p>
-    <w:bookmarkEnd w:id="9"/>
-    <w:bookmarkStart w:id="12" w:name="Xd1e5d85c386cb0a54481a328e393ff51b6e18a9"/>
+    <w:bookmarkEnd w:id="20"/>
+    <w:bookmarkStart w:id="23" w:name="Xd1e5d85c386cb0a54481a328e393ff51b6e18a9"/>
     <w:p>
       <w:pPr>
         <w:pStyle w:val="Heading1"/>
@@ -886,6 +2806,7 @@
       <w:tblPr>
         <w:tblStyle w:val="Table"/>
         <w:tblW w:type="pct" w:w="5000"/>
+        <w:jc w:val="left"/>
         <w:tblLayout w:type="fixed"/>
         <w:tblLook w:firstRow="1" w:lastRow="0" w:firstColumn="0" w:lastColumn="0" w:noHBand="0" w:noVBand="0" w:val="0020"/>
         <w:tblCaption w:val="Framework alignment with established models. "/>
@@ -1139,7 +3060,7 @@
         <w:t xml:space="preserve">.</w:t>
       </w:r>
     </w:p>
-    <w:bookmarkStart w:id="10" w:name="the-broken-cycle-socialization-failure"/>
+    <w:bookmarkStart w:id="21" w:name="the-broken-cycle-socialization-failure"/>
     <w:p>
       <w:pPr>
         <w:pStyle w:val="Heading2"/>
@@ -1223,7 +3144,13 @@
         <w:t xml:space="preserve"> </w:t>
       </w:r>
       <w:r>
-        <w:t xml:space="preserve">“apprenticeship window”</w:t>
+        <w:t xml:space="preserve">“</w:t>
+      </w:r>
+      <w:r>
+        <w:t xml:space="preserve">apprenticeship window</w:t>
+      </w:r>
+      <w:r>
+        <w:t xml:space="preserve">”</w:t>
       </w:r>
       <w:r>
         <w:t xml:space="preserve"> </w:t>
@@ -1342,8 +3269,8 @@
         <w:t xml:space="preserve">. Socialization is no longer a viable strategy for resilience.</w:t>
       </w:r>
     </w:p>
-    <w:bookmarkEnd w:id="10"/>
-    <w:bookmarkStart w:id="11" w:name="Xf458f350ef8764fcb7ec571ecbc945d28921a42"/>
+    <w:bookmarkEnd w:id="21"/>
+    <w:bookmarkStart w:id="22" w:name="Xf458f350ef8764fcb7ec571ecbc945d28921a42"/>
     <w:p>
       <w:pPr>
         <w:pStyle w:val="Heading2"/>
@@ -1521,7 +3448,13 @@
         <w:t xml:space="preserve"> </w:t>
       </w:r>
       <w:r>
-        <w:t xml:space="preserve">“Hypertension readmissions excluding planned transfers”</w:t>
+        <w:t xml:space="preserve">“</w:t>
+      </w:r>
+      <w:r>
+        <w:t xml:space="preserve">Hypertension readmissions excluding planned transfers</w:t>
+      </w:r>
+      <w:r>
+        <w:t xml:space="preserve">”</w:t>
       </w:r>
       <w:r>
         <w:t xml:space="preserve">).</w:t>
@@ -1568,7 +3501,13 @@
         <w:t xml:space="preserve"> </w:t>
       </w:r>
       <w:r>
-        <w:t xml:space="preserve">“why”</w:t>
+        <w:t xml:space="preserve">“</w:t>
+      </w:r>
+      <w:r>
+        <w:t xml:space="preserve">why</w:t>
+      </w:r>
+      <w:r>
+        <w:t xml:space="preserve">”</w:t>
       </w:r>
       <w:r>
         <w:t xml:space="preserve"> </w:t>
@@ -1580,7 +3519,13 @@
         <w:t xml:space="preserve"> </w:t>
       </w:r>
       <w:r>
-        <w:t xml:space="preserve">“Excluding status 02 per Centers for Medicare and Medicaid Services (CMS) 2025 rule”</w:t>
+        <w:t xml:space="preserve">“</w:t>
+      </w:r>
+      <w:r>
+        <w:t xml:space="preserve">Excluding status 02 per Centers for Medicare and Medicaid Services (CMS) 2025 rule</w:t>
+      </w:r>
+      <w:r>
+        <w:t xml:space="preserve">”</w:t>
       </w:r>
       <w:r>
         <w:t xml:space="preserve">).</w:t>
@@ -1627,9 +3572,9 @@
         <w:t xml:space="preserve">.</w:t>
       </w:r>
     </w:p>
-    <w:bookmarkEnd w:id="11"/>
-    <w:bookmarkEnd w:id="12"/>
-    <w:bookmarkStart w:id="22" w:name="human-in-the-loop-knowledge-governance"/>
+    <w:bookmarkEnd w:id="22"/>
+    <w:bookmarkEnd w:id="23"/>
+    <w:bookmarkStart w:id="33" w:name="human-in-the-loop-knowledge-governance"/>
     <w:p>
       <w:pPr>
         <w:pStyle w:val="Heading1"/>
@@ -1685,7 +3630,7 @@
         <w:t xml:space="preserve">with the Validated Query Cycle as its core operational process. This framing reflects that the system serves as a governance mechanism, not just a productivity tool.</w:t>
       </w:r>
     </w:p>
-    <w:bookmarkStart w:id="19" w:name="the-hitl-kg-architecture"/>
+    <w:bookmarkStart w:id="30" w:name="the-hitl-kg-architecture"/>
     <w:p>
       <w:pPr>
         <w:pStyle w:val="Heading2"/>
@@ -1718,7 +3663,13 @@
         <w:t xml:space="preserve"> </w:t>
       </w:r>
       <w:r>
-        <w:t xml:space="preserve">“laundering”</w:t>
+        <w:t xml:space="preserve">“</w:t>
+      </w:r>
+      <w:r>
+        <w:t xml:space="preserve">laundering</w:t>
+      </w:r>
+      <w:r>
+        <w:t xml:space="preserve">”</w:t>
       </w:r>
       <w:r>
         <w:t xml:space="preserve"> </w:t>
@@ -1736,18 +3687,18 @@
           <wp:inline>
             <wp:extent cx="4613700" cy="5263754"/>
             <wp:effectExtent b="0" l="0" r="0" t="0"/>
-            <wp:docPr descr="Human-in-the-Loop Knowledge Governance (HITL-KG) Architecture. A Clinical User submits a natural language query (step 1) to a Conversational AI with NLP Engine and SQL Generation, which generates SQL and queries the Healthcare Data Warehouse (steps 2-3). The system then presents its logic to an Expert Validation decision point (step 4), which either confirms and delivers insights back to the user (steps 5-6) or loops back for correction. On confirmation, the validated query triple is stored in Organizational Memory (step 7, dashed line), which both informs future queries and curates the Knowledge Base of ontologies and best practices (step 8), closing a continuous-learning loop so that best practices evolve as new knowledge is validated rather than remaining static." title="" id="14" name="Picture"/>
+            <wp:docPr descr="Human-in-the-Loop Knowledge Governance (HITL-KG) Architecture. A Clinical User submits a natural language query (step 1) to a Conversational AI with NLP Engine and SQL Generation, which generates SQL and queries the Healthcare Data Warehouse (steps 2-3). The system then presents its logic to an Expert Validation decision point (step 4), which either confirms and delivers insights back to the user (steps 5-6) or loops back for correction. On confirmation, the validated query triple is stored in Organizational Memory (step 7, dashed line), which both informs future queries and curates the Knowledge Base of ontologies and best practices (step 8), closing a continuous-learning loop so that best practices evolve as new knowledge is validated rather than remaining static." title="" id="25" name="Picture"/>
             <a:graphic>
               <a:graphicData uri="http://schemas.openxmlformats.org/drawingml/2006/picture">
                 <pic:pic>
                   <pic:nvPicPr>
-                    <pic:cNvPr descr="figures/architecture.mmd.png" id="15" name="Picture"/>
+                    <pic:cNvPr descr="figures/architecture.mmd.png" id="26" name="Picture"/>
                     <pic:cNvPicPr>
                       <a:picLocks noChangeArrowheads="1" noChangeAspect="1"/>
                     </pic:cNvPicPr>
                   </pic:nvPicPr>
                   <pic:blipFill>
-                    <a:blip r:embed="rId13"/>
+                    <a:blip r:embed="rId24"/>
                     <a:stretch>
                       <a:fillRect/>
                     </a:stretch>
@@ -1799,18 +3750,18 @@
           <wp:inline>
             <wp:extent cx="3381271" cy="6099048"/>
             <wp:effectExtent b="0" l="0" r="0" t="0"/>
-            <wp:docPr descr="Flowchart of the six-step Validated Query Cycle for Human-in-the-Loop Knowledge Governance. Step 1 (Query): analyst asks a natural language question. Step 2 (Generation): system generates candidate SQL. Step 3 (Validation): AI explains SQL logic and results; analyst confirms intent. If incorrect, the cycle loops back to Generation. If correct, Step 4 (Storage): validated triple is stored in organizational memory. Step 5 (Retrieval): future queries match against validated triples. Step 6 (Persistence): knowledge survives staff turnover, and new analysts reuse validated queries. Dashed arrows connect the cycle to three outcome pillars: Storage advances Analytics Maturity, Persistence stabilizes Workforce Agility, and Retrieval increases Technical Enablement." title="" id="17" name="Picture"/>
+            <wp:docPr descr="Flowchart of the six-step Validated Query Cycle for Human-in-the-Loop Knowledge Governance. Step 1 (Query): analyst asks a natural language question. Step 2 (Generation): system generates candidate SQL. Step 3 (Validation): AI explains SQL logic and results; analyst confirms intent. If incorrect, the cycle loops back to Generation. If correct, Step 4 (Storage): validated triple is stored in organizational memory. Step 5 (Retrieval): future queries match against validated triples. Step 6 (Persistence): knowledge survives staff turnover, and new analysts reuse validated queries. Dashed arrows connect the cycle to three outcome pillars: Storage advances Analytics Maturity, Persistence stabilizes Workforce Agility, and Retrieval increases Technical Enablement." title="" id="28" name="Picture"/>
             <a:graphic>
               <a:graphicData uri="http://schemas.openxmlformats.org/drawingml/2006/picture">
                 <pic:pic>
                   <pic:nvPicPr>
-                    <pic:cNvPr descr="figures/knowledge-cycle.mmd.png" id="18" name="Picture"/>
+                    <pic:cNvPr descr="figures/knowledge-cycle.mmd.png" id="29" name="Picture"/>
                     <pic:cNvPicPr>
                       <a:picLocks noChangeArrowheads="1" noChangeAspect="1"/>
                     </pic:cNvPicPr>
                   </pic:nvPicPr>
                   <pic:blipFill>
-                    <a:blip r:embed="rId16"/>
+                    <a:blip r:embed="rId27"/>
                     <a:stretch>
                       <a:fillRect/>
                     </a:stretch>
@@ -1845,8 +3796,8 @@
         <w:t xml:space="preserve">Flowchart of the six-step Validated Query Cycle for Human-in-the-Loop Knowledge Governance. Step 1 (Query): analyst asks a natural language question. Step 2 (Generation): system generates candidate SQL. Step 3 (Validation): AI explains SQL logic and results; analyst confirms intent. If incorrect, the cycle loops back to Generation. If correct, Step 4 (Storage): validated triple is stored in organizational memory. Step 5 (Retrieval): future queries match against validated triples. Step 6 (Persistence): knowledge survives staff turnover, and new analysts reuse validated queries. Dashed arrows connect the cycle to three outcome pillars: Storage advances Analytics Maturity, Persistence stabilizes Workforce Agility, and Retrieval increases Technical Enablement.</w:t>
       </w:r>
     </w:p>
-    <w:bookmarkEnd w:id="19"/>
-    <w:bookmarkStart w:id="20" w:name="the-process-of-externalization"/>
+    <w:bookmarkEnd w:id="30"/>
+    <w:bookmarkStart w:id="31" w:name="the-process-of-externalization"/>
     <w:p>
       <w:pPr>
         <w:pStyle w:val="Heading2"/>
@@ -1970,8 +3921,8 @@
         <w:t xml:space="preserve">. Multimedia Appendix 1 details each step alongside worked examples.</w:t>
       </w:r>
     </w:p>
-    <w:bookmarkEnd w:id="20"/>
-    <w:bookmarkStart w:id="21" w:name="comparison-with-existing-approaches"/>
+    <w:bookmarkEnd w:id="31"/>
+    <w:bookmarkStart w:id="32" w:name="comparison-with-existing-approaches"/>
     <w:p>
       <w:pPr>
         <w:pStyle w:val="Heading2"/>
@@ -2009,7 +3960,13 @@
         <w:t xml:space="preserve"> </w:t>
       </w:r>
       <w:r>
-        <w:t xml:space="preserve">“schema rot”</w:t>
+        <w:t xml:space="preserve">“</w:t>
+      </w:r>
+      <w:r>
+        <w:t xml:space="preserve">schema rot</w:t>
+      </w:r>
+      <w:r>
+        <w:t xml:space="preserve">”</w:t>
       </w:r>
       <w:r>
         <w:t xml:space="preserve"> </w:t>
@@ -2225,9 +4182,9 @@
         <w:t xml:space="preserve">. HITL-KG occupies the middle ground: AI generates, humans validate.</w:t>
       </w:r>
     </w:p>
-    <w:bookmarkEnd w:id="21"/>
-    <w:bookmarkEnd w:id="22"/>
-    <w:bookmarkStart w:id="26" w:name="the-evidence-base-three-pillars"/>
+    <w:bookmarkEnd w:id="32"/>
+    <w:bookmarkEnd w:id="33"/>
+    <w:bookmarkStart w:id="37" w:name="the-evidence-base-three-pillars"/>
     <w:p>
       <w:pPr>
         <w:pStyle w:val="Heading1"/>
@@ -2252,7 +4209,7 @@
         <w:t xml:space="preserve">The HITL-KG framework is supported by three pillars of empirical evidence synthesized from the literature cited throughout this article.</w:t>
       </w:r>
     </w:p>
-    <w:bookmarkStart w:id="23" w:name="pillar-1-analytics-maturity-evidence"/>
+    <w:bookmarkStart w:id="34" w:name="pillar-1-analytics-maturity-evidence"/>
     <w:p>
       <w:pPr>
         <w:pStyle w:val="Heading2"/>
@@ -2435,7 +4392,13 @@
         <w:t xml:space="preserve"> </w:t>
       </w:r>
       <w:r>
-        <w:t xml:space="preserve">“low-maturity trap”</w:t>
+        <w:t xml:space="preserve">“</w:t>
+      </w:r>
+      <w:r>
+        <w:t xml:space="preserve">low-maturity trap</w:t>
+      </w:r>
+      <w:r>
+        <w:t xml:space="preserve">”</w:t>
       </w:r>
       <w:r>
         <w:t xml:space="preserve"> </w:t>
@@ -2543,8 +4506,8 @@
         <w:t xml:space="preserve">. The low-maturity trap thus compounds over time: each year of delayed investment widens the gap between what the organization could know and what it actually knows.</w:t>
       </w:r>
     </w:p>
-    <w:bookmarkEnd w:id="23"/>
-    <w:bookmarkStart w:id="24" w:name="pillar-2-workforce-agility-evidence"/>
+    <w:bookmarkEnd w:id="34"/>
+    <w:bookmarkStart w:id="35" w:name="pillar-2-workforce-agility-evidence"/>
     <w:p>
       <w:pPr>
         <w:pStyle w:val="Heading2"/>
@@ -2707,7 +4670,13 @@
         <w:t xml:space="preserve"> </w:t>
       </w:r>
       <w:r>
-        <w:t xml:space="preserve">“revolving door”</w:t>
+        <w:t xml:space="preserve">“</w:t>
+      </w:r>
+      <w:r>
+        <w:t xml:space="preserve">revolving door</w:t>
+      </w:r>
+      <w:r>
+        <w:t xml:space="preserve">”</w:t>
       </w:r>
       <w:r>
         <w:t xml:space="preserve"> </w:t>
@@ -2719,7 +4688,13 @@
         <w:t xml:space="preserve"> </w:t>
       </w:r>
       <w:r>
-        <w:t xml:space="preserve">“Collective Knowledge Structures”</w:t>
+        <w:t xml:space="preserve">“</w:t>
+      </w:r>
+      <w:r>
+        <w:t xml:space="preserve">Collective Knowledge Structures</w:t>
+      </w:r>
+      <w:r>
+        <w:t xml:space="preserve">”</w:t>
       </w:r>
       <w:r>
         <w:t xml:space="preserve"> </w:t>
@@ -2756,8 +4731,8 @@
         <w:t xml:space="preserve">The workforce crisis operates at multiple reinforcing levels, as detailed in the Theoretical Grounding section: leadership churn, operational shortages, and foundational attrition collectively prevent the sustained mentorship that Socialization requires. This multi-level instability ensures that the temporal overlap between experienced practitioners and newcomers rarely materializes.</w:t>
       </w:r>
     </w:p>
-    <w:bookmarkEnd w:id="24"/>
-    <w:bookmarkStart w:id="25" w:name="pillar-3-technical-enablement-evidence"/>
+    <w:bookmarkEnd w:id="35"/>
+    <w:bookmarkStart w:id="36" w:name="pillar-3-technical-enablement-evidence"/>
     <w:p>
       <w:pPr>
         <w:pStyle w:val="Heading2"/>
@@ -3025,9 +5000,9 @@
         <w:t xml:space="preserve">. The technical barrier thus becomes, paradoxically, a governance opportunity: the very difficulty of making NL2SQL work correctly compels organizations to surface and formalize the tacit knowledge that would otherwise remain trapped in departing experts.</w:t>
       </w:r>
     </w:p>
-    <w:bookmarkEnd w:id="25"/>
-    <w:bookmarkEnd w:id="26"/>
-    <w:bookmarkStart w:id="32" w:name="organizational-self-assessment"/>
+    <w:bookmarkEnd w:id="36"/>
+    <w:bookmarkEnd w:id="37"/>
+    <w:bookmarkStart w:id="43" w:name="organizational-self-assessment"/>
     <w:p>
       <w:pPr>
         <w:pStyle w:val="Heading1"/>
@@ -3060,7 +5035,7 @@
         <w:t xml:space="preserve">(Table 2) that enables healthcare organizations to evaluate their current position across each pillar and identify compounding vulnerabilities.</w:t>
       </w:r>
     </w:p>
-    <w:bookmarkStart w:id="27" w:name="why-assessment-not-just-maturity"/>
+    <w:bookmarkStart w:id="38" w:name="why-assessment-not-just-maturity"/>
     <w:p>
       <w:pPr>
         <w:pStyle w:val="Heading2"/>
@@ -3161,8 +5136,8 @@
         <w:t xml:space="preserve">. The Three-Pillar Assessment addresses this gap by organizing evidence-based indicators around the specific domains where institutional amnesia operates, measuring not just where an organization stands but how vulnerable it is to the compounding effects identified at the outset of this article.</w:t>
       </w:r>
     </w:p>
-    <w:bookmarkEnd w:id="27"/>
-    <w:bookmarkStart w:id="31" w:name="the-three-pillar-rubric"/>
+    <w:bookmarkEnd w:id="38"/>
+    <w:bookmarkStart w:id="42" w:name="the-three-pillar-rubric"/>
     <w:p>
       <w:pPr>
         <w:pStyle w:val="Heading2"/>
@@ -3182,7 +5157,13 @@
         <w:t xml:space="preserve"> </w:t>
       </w:r>
       <w:r>
-        <w:t xml:space="preserve">“Low Strength”</w:t>
+        <w:t xml:space="preserve">“</w:t>
+      </w:r>
+      <w:r>
+        <w:t xml:space="preserve">Low Strength</w:t>
+      </w:r>
+      <w:r>
+        <w:t xml:space="preserve">”</w:t>
       </w:r>
       <w:r>
         <w:t xml:space="preserve"> </w:t>
@@ -3191,7 +5172,7 @@
         <w:t xml:space="preserve">across multiple pillars face the self-reinforcing degradation cycle that the framework identifies as the central threat.</w:t>
       </w:r>
     </w:p>
-    <w:bookmarkStart w:id="28" w:name="pillar-1-analytics-maturity"/>
+    <w:bookmarkStart w:id="39" w:name="pillar-1-analytics-maturity"/>
     <w:p>
       <w:pPr>
         <w:pStyle w:val="Heading3"/>
@@ -3204,6 +5185,7 @@
       <w:tblPr>
         <w:tblStyle w:val="Table"/>
         <w:tblW w:type="pct" w:w="5000"/>
+        <w:jc w:val="left"/>
         <w:tblLayout w:type="fixed"/>
         <w:tblLook w:firstRow="1" w:lastRow="0" w:firstColumn="0" w:lastColumn="0" w:noHBand="0" w:noVBand="0" w:val="0020"/>
       </w:tblPr>
@@ -3532,8 +5514,8 @@
         </w:tc>
       </w:tr>
     </w:tbl>
-    <w:bookmarkEnd w:id="28"/>
-    <w:bookmarkStart w:id="29" w:name="pillar-2-workforce-agility"/>
+    <w:bookmarkEnd w:id="39"/>
+    <w:bookmarkStart w:id="40" w:name="pillar-2-workforce-agility"/>
     <w:p>
       <w:pPr>
         <w:pStyle w:val="Heading3"/>
@@ -3546,6 +5528,7 @@
       <w:tblPr>
         <w:tblStyle w:val="Table"/>
         <w:tblW w:type="pct" w:w="5000"/>
+        <w:jc w:val="left"/>
         <w:tblLayout w:type="fixed"/>
         <w:tblLook w:firstRow="1" w:lastRow="0" w:firstColumn="0" w:lastColumn="0" w:noHBand="0" w:noVBand="0" w:val="0020"/>
       </w:tblPr>
@@ -3863,8 +5846,8 @@
         </w:tc>
       </w:tr>
     </w:tbl>
-    <w:bookmarkEnd w:id="29"/>
-    <w:bookmarkStart w:id="30" w:name="pillar-3-technical-enablement"/>
+    <w:bookmarkEnd w:id="40"/>
+    <w:bookmarkStart w:id="41" w:name="pillar-3-technical-enablement"/>
     <w:p>
       <w:pPr>
         <w:pStyle w:val="Heading3"/>
@@ -3888,6 +5871,7 @@
       <w:tblPr>
         <w:tblStyle w:val="Table"/>
         <w:tblW w:type="pct" w:w="5000"/>
+        <w:jc w:val="left"/>
         <w:tblLayout w:type="fixed"/>
         <w:tblLook w:firstRow="1" w:lastRow="0" w:firstColumn="0" w:lastColumn="0" w:noHBand="0" w:noVBand="0" w:val="0020"/>
         <w:tblCaption w:val="Three-Pillar Organizational Assessment Rubric. "/>
@@ -4228,7 +6212,13 @@
         <w:t xml:space="preserve"> </w:t>
       </w:r>
       <w:r>
-        <w:t xml:space="preserve">“Schema Coupling”</w:t>
+        <w:t xml:space="preserve">“</w:t>
+      </w:r>
+      <w:r>
+        <w:t xml:space="preserve">Schema Coupling</w:t>
+      </w:r>
+      <w:r>
+        <w:t xml:space="preserve">”</w:t>
       </w:r>
       <w:r>
         <w:t xml:space="preserve"> </w:t>
@@ -4309,10 +6299,10 @@
         <w:t xml:space="preserve">The rubric complements rather than replaces AMAM. Where AMAM measures the sophistication of analytical capabilities at a point in time, the Three-Pillar Assessment reveals how vulnerable those capabilities are to the compounding effects of turnover, low maturity, and technical barriers. Used together, they provide a two-dimensional view of analytics health.</w:t>
       </w:r>
     </w:p>
-    <w:bookmarkEnd w:id="30"/>
-    <w:bookmarkEnd w:id="31"/>
-    <w:bookmarkEnd w:id="32"/>
-    <w:bookmarkStart w:id="33" w:name="the-validator-paradox-and-standard-work"/>
+    <w:bookmarkEnd w:id="41"/>
+    <w:bookmarkEnd w:id="42"/>
+    <w:bookmarkEnd w:id="43"/>
+    <w:bookmarkStart w:id="44" w:name="the-validator-paradox-and-standard-work"/>
     <w:p>
       <w:pPr>
         <w:pStyle w:val="Heading1"/>
@@ -4356,7 +6346,13 @@
         <w:t xml:space="preserve"> </w:t>
       </w:r>
       <w:r>
-        <w:t xml:space="preserve">“Standard Work”</w:t>
+        <w:t xml:space="preserve">“</w:t>
+      </w:r>
+      <w:r>
+        <w:t xml:space="preserve">Standard Work</w:t>
+      </w:r>
+      <w:r>
+        <w:t xml:space="preserve">”</w:t>
       </w:r>
       <w:r>
         <w:t xml:space="preserve"> </w:t>
@@ -4483,7 +6479,13 @@
         <w:t xml:space="preserve"> </w:t>
       </w:r>
       <w:r>
-        <w:t xml:space="preserve">“S.M.A.R.T.”</w:t>
+        <w:t xml:space="preserve">“</w:t>
+      </w:r>
+      <w:r>
+        <w:t xml:space="preserve">S.M.A.R.T.</w:t>
+      </w:r>
+      <w:r>
+        <w:t xml:space="preserve">”</w:t>
       </w:r>
       <w:r>
         <w:t xml:space="preserve"> </w:t>
@@ -4588,7 +6590,13 @@
         <w:t xml:space="preserve"> </w:t>
       </w:r>
       <w:r>
-        <w:t xml:space="preserve">“provisional”</w:t>
+        <w:t xml:space="preserve">“</w:t>
+      </w:r>
+      <w:r>
+        <w:t xml:space="preserve">provisional</w:t>
+      </w:r>
+      <w:r>
+        <w:t xml:space="preserve">”</w:t>
       </w:r>
       <w:r>
         <w:t xml:space="preserve"> </w:t>
@@ -4652,7 +6660,13 @@
         <w:t xml:space="preserve"> </w:t>
       </w:r>
       <w:r>
-        <w:t xml:space="preserve">“Golden Queries,”</w:t>
+        <w:t xml:space="preserve">“</w:t>
+      </w:r>
+      <w:r>
+        <w:t xml:space="preserve">Golden Queries,</w:t>
+      </w:r>
+      <w:r>
+        <w:t xml:space="preserve">”</w:t>
       </w:r>
       <w:r>
         <w:t xml:space="preserve"> </w:t>
@@ -4684,8 +6698,8 @@
         <w:t xml:space="preserve">while preserving analytical agility.</w:t>
       </w:r>
     </w:p>
-    <w:bookmarkEnd w:id="33"/>
-    <w:bookmarkStart w:id="34" w:name="safety-as-cognitive-forcing"/>
+    <w:bookmarkEnd w:id="44"/>
+    <w:bookmarkStart w:id="45" w:name="safety-as-cognitive-forcing"/>
     <w:p>
       <w:pPr>
         <w:pStyle w:val="Heading1"/>
@@ -4718,7 +6732,13 @@
         <w:t xml:space="preserve"> </w:t>
       </w:r>
       <w:r>
-        <w:t xml:space="preserve">“laundering hallucinations”</w:t>
+        <w:t xml:space="preserve">“</w:t>
+      </w:r>
+      <w:r>
+        <w:t xml:space="preserve">laundering hallucinations</w:t>
+      </w:r>
+      <w:r>
+        <w:t xml:space="preserve">”</w:t>
       </w:r>
       <w:r>
         <w:t xml:space="preserve">: a plausible-sounding but factually incorrect query result that enters the decision pipeline undetected and influences clinical or operational choices. Because large language models generate fluent, confident output regardless of correctness, the absence of a structured validation step means that errors arrive dressed in the language of expertise, making them harder to catch than obviously malformed output.</w:t>
@@ -4877,7 +6897,13 @@
         <w:t xml:space="preserve"> </w:t>
       </w:r>
       <w:r>
-        <w:t xml:space="preserve">“call-out”</w:t>
+        <w:t xml:space="preserve">“</w:t>
+      </w:r>
+      <w:r>
+        <w:t xml:space="preserve">call-out</w:t>
+      </w:r>
+      <w:r>
+        <w:t xml:space="preserve">”</w:t>
       </w:r>
       <w:r>
         <w:t xml:space="preserve"> </w:t>
@@ -4886,8 +6912,8 @@
         <w:t xml:space="preserve">that interrupts uncritical acceptance, so the friction of validation is not a cost but the mechanism of safety itself.</w:t>
       </w:r>
     </w:p>
-    <w:bookmarkEnd w:id="34"/>
-    <w:bookmarkStart w:id="35" w:name="Xf414813cd0afe621d2dc19456f0dc09d0fd73a3"/>
+    <w:bookmarkEnd w:id="45"/>
+    <w:bookmarkStart w:id="46" w:name="Xf414813cd0afe621d2dc19456f0dc09d0fd73a3"/>
     <w:p>
       <w:pPr>
         <w:pStyle w:val="Heading1"/>
@@ -4969,7 +6995,13 @@
         <w:t xml:space="preserve"> </w:t>
       </w:r>
       <w:r>
-        <w:t xml:space="preserve">“messy”</w:t>
+        <w:t xml:space="preserve">“</w:t>
+      </w:r>
+      <w:r>
+        <w:t xml:space="preserve">messy</w:t>
+      </w:r>
+      <w:r>
+        <w:t xml:space="preserve">”</w:t>
       </w:r>
       <w:r>
         <w:t xml:space="preserve"> </w:t>
@@ -5041,8 +7073,8 @@
         <w:t xml:space="preserve">standards.</w:t>
       </w:r>
     </w:p>
-    <w:bookmarkEnd w:id="35"/>
-    <w:bookmarkStart w:id="36" w:name="limitations"/>
+    <w:bookmarkEnd w:id="46"/>
+    <w:bookmarkStart w:id="47" w:name="limitations"/>
     <w:p>
       <w:pPr>
         <w:pStyle w:val="Heading1"/>
@@ -5087,8 +7119,8 @@
         <w:t xml:space="preserve">. This complementarity also bounds the framework. Where data models and business rules change continually, no approach is self-maintaining; precisely because retained expertise cannot manually keep pace with constant change, knowledge must be externalized into curated artifacts, yet the validated query library must itself be actively maintained, a burden the Continuous Analytic Integration mechanism mitigates but does not remove.</w:t>
       </w:r>
     </w:p>
-    <w:bookmarkEnd w:id="36"/>
-    <w:bookmarkStart w:id="37" w:name="implications-and-future-research"/>
+    <w:bookmarkEnd w:id="47"/>
+    <w:bookmarkStart w:id="48" w:name="implications-and-future-research"/>
     <w:p>
       <w:pPr>
         <w:pStyle w:val="Heading1"/>
@@ -5126,8 +7158,8 @@
         <w:t xml:space="preserve">Future research should empirically validate and refine the HITL-KG framework and the proposed Three-Pillar Assessment Rubric. Priority questions include: how pillar scores correlate with observed continuity of analytics performance during leadership and staff turnover; whether HITL-KG mediated natural language to SQL workflows reduce error rates, recovery time, and rework compared to baseline tooling; and which governance patterns most effectively balance safety, transparency, and equity when human validators operate at scale. Prospective multi-site implementation studies, controlled user experiments, and qualitative implementation research across diverse health systems will be needed to test these claims and adapt the framework to varying organizational, regulatory, and data environments.</w:t>
       </w:r>
     </w:p>
-    <w:bookmarkEnd w:id="37"/>
-    <w:bookmarkStart w:id="38" w:name="acknowledgments"/>
+    <w:bookmarkEnd w:id="48"/>
+    <w:bookmarkStart w:id="49" w:name="acknowledgments"/>
     <w:p>
       <w:pPr>
         <w:pStyle w:val="Heading1"/>
@@ -5144,8 +7176,8 @@
         <w:t xml:space="preserve">The author (S.T.H.) is the sole author and takes full responsibility for the manuscript’s content. Generative AI disclosure: generative AI was used to assist this work, specifically Gemini CLI (Gemini 3, Google) and Claude Code (Claude 5, Anthropic) for manuscript editing, language refinement, and literature search. Generative AI was not used to generate research findings, data, or conclusions; the author conducted the research and verified all claims, citations, and AI-assisted text. Figures were generated using the Mermaid graph language.</w:t>
       </w:r>
     </w:p>
-    <w:bookmarkEnd w:id="38"/>
-    <w:bookmarkStart w:id="39" w:name="author-contributions"/>
+    <w:bookmarkEnd w:id="49"/>
+    <w:bookmarkStart w:id="50" w:name="author-contributions"/>
     <w:p>
       <w:pPr>
         <w:pStyle w:val="Heading1"/>
@@ -5162,8 +7194,8 @@
         <w:t xml:space="preserve">S.T.H.: Conceptualization, Investigation, Methodology, Writing (Original Draft), Writing (Review and Editing), Visualization.</w:t>
       </w:r>
     </w:p>
-    <w:bookmarkEnd w:id="39"/>
-    <w:bookmarkStart w:id="40" w:name="conflicts-of-interest"/>
+    <w:bookmarkEnd w:id="50"/>
+    <w:bookmarkStart w:id="51" w:name="conflicts-of-interest"/>
     <w:p>
       <w:pPr>
         <w:pStyle w:val="Heading1"/>
@@ -5180,8 +7212,8 @@
         <w:t xml:space="preserve">The author declares the following competing interests: Samuel T Harrold is a contract product advisor at Yuimedi, Inc., which develops healthcare analytics software including conversational AI platforms relevant to this review’s subject matter. The author is also employed as a Data Scientist at Indiana University Health. This paper presents an analytical framework derived from published literature and does not evaluate or recommend specific commercial products, including those of the author’s affiliated organizations. The views expressed are the author’s own and do not represent the official positions of Indiana University Health or Yuimedi, Inc.</w:t>
       </w:r>
     </w:p>
-    <w:bookmarkEnd w:id="40"/>
-    <w:bookmarkStart w:id="41" w:name="data-availability"/>
+    <w:bookmarkEnd w:id="51"/>
+    <w:bookmarkStart w:id="52" w:name="data-availability"/>
     <w:p>
       <w:pPr>
         <w:pStyle w:val="Heading1"/>
@@ -5198,8 +7230,8 @@
         <w:t xml:space="preserve">This is a narrative review synthesizing existing literature. No primary datasets were generated or analyzed. All data cited are from publicly available peer-reviewed publications, industry reports, and academic theses, referenced in the bibliography. The manuscript source, build pipeline, and literature review tool are available at https://doi.org/10.5281/zenodo.18264359</w:t>
       </w:r>
     </w:p>
-    <w:bookmarkEnd w:id="41"/>
-    <w:bookmarkStart w:id="42" w:name="funding"/>
+    <w:bookmarkEnd w:id="52"/>
+    <w:bookmarkStart w:id="53" w:name="funding"/>
     <w:p>
       <w:pPr>
         <w:pStyle w:val="Heading1"/>
@@ -5216,8 +7248,8 @@
         <w:t xml:space="preserve">Yuimedi, Inc. provided financial support for the author’s time researching and writing this manuscript.</w:t>
       </w:r>
     </w:p>
-    <w:bookmarkEnd w:id="42"/>
-    <w:bookmarkStart w:id="43" w:name="abbreviations"/>
+    <w:bookmarkEnd w:id="53"/>
+    <w:bookmarkStart w:id="54" w:name="abbreviations"/>
     <w:p>
       <w:pPr>
         <w:pStyle w:val="Heading1"/>
@@ -5360,8 +7392,8 @@
         <w:t xml:space="preserve">SQL: Structured Query Language</w:t>
       </w:r>
     </w:p>
-    <w:bookmarkEnd w:id="43"/>
-    <w:bookmarkStart w:id="217" w:name="references"/>
+    <w:bookmarkEnd w:id="54"/>
+    <w:bookmarkStart w:id="228" w:name="references"/>
     <w:p>
       <w:pPr>
         <w:pStyle w:val="Heading1"/>
@@ -5370,8 +7402,8 @@
         <w:t xml:space="preserve">References</w:t>
       </w:r>
     </w:p>
-    <w:bookmarkStart w:id="216" w:name="refs"/>
-    <w:bookmarkStart w:id="45" w:name="ref-himss2024"/>
+    <w:bookmarkStart w:id="227" w:name="refs"/>
+    <w:bookmarkStart w:id="56" w:name="ref-himss2024"/>
     <w:p>
       <w:pPr>
         <w:pStyle w:val="Bibliography"/>
@@ -5413,7 +7445,7 @@
       <w:r>
         <w:t xml:space="preserve"> </w:t>
       </w:r>
-      <w:hyperlink r:id="rId44">
+      <w:hyperlink r:id="rId55">
         <w:r>
           <w:rPr>
             <w:rStyle w:val="Hyperlink"/>
@@ -5422,8 +7454,8 @@
         </w:r>
       </w:hyperlink>
     </w:p>
-    <w:bookmarkEnd w:id="45"/>
-    <w:bookmarkStart w:id="47" w:name="ref-gal2019"/>
+    <w:bookmarkEnd w:id="56"/>
+    <w:bookmarkStart w:id="58" w:name="ref-gal2019"/>
     <w:p>
       <w:pPr>
         <w:pStyle w:val="Bibliography"/>
@@ -5438,7 +7470,7 @@
         <w:t xml:space="preserve">	</w:t>
       </w:r>
       <w:r>
-        <w:t xml:space="preserve">Gal MS, Rubinfeld DL.</w:t>
+        <w:t xml:space="preserve">Michal S. Gal, Daniel L. Rubinfeld.</w:t>
       </w:r>
       <w:r>
         <w:t xml:space="preserve"> </w:t>
@@ -5465,7 +7497,7 @@
       <w:r>
         <w:t xml:space="preserve"> </w:t>
       </w:r>
-      <w:hyperlink r:id="rId46">
+      <w:hyperlink r:id="rId57">
         <w:r>
           <w:rPr>
             <w:rStyle w:val="Hyperlink"/>
@@ -5474,8 +7506,8 @@
         </w:r>
       </w:hyperlink>
     </w:p>
-    <w:bookmarkEnd w:id="47"/>
-    <w:bookmarkStart w:id="48" w:name="ref-zhang2024"/>
+    <w:bookmarkEnd w:id="58"/>
+    <w:bookmarkStart w:id="59" w:name="ref-zhang2024"/>
     <w:p>
       <w:pPr>
         <w:pStyle w:val="Bibliography"/>
@@ -5490,7 +7522,7 @@
         <w:t xml:space="preserve">	</w:t>
       </w:r>
       <w:r>
-        <w:t xml:space="preserve">Zhang Y, Callaghan-Koru JA, Koru G.</w:t>
+        <w:t xml:space="preserve">Yue Zhang, Jennifer A Callaghan-Koru, G"unes Koru.</w:t>
       </w:r>
       <w:r>
         <w:t xml:space="preserve"> </w:t>
@@ -5515,8 +7547,8 @@
         <w:t xml:space="preserve">. 2024;7(2):ooae042.</w:t>
       </w:r>
     </w:p>
-    <w:bookmarkEnd w:id="48"/>
-    <w:bookmarkStart w:id="50" w:name="ref-hong2025"/>
+    <w:bookmarkEnd w:id="59"/>
+    <w:bookmarkStart w:id="61" w:name="ref-hong2025"/>
     <w:p>
       <w:pPr>
         <w:pStyle w:val="Bibliography"/>
@@ -5531,7 +7563,7 @@
         <w:t xml:space="preserve">	</w:t>
       </w:r>
       <w:r>
-        <w:t xml:space="preserve">Hong JH. When does employee turnover matter? Organizational memory in federal IT.</w:t>
+        <w:t xml:space="preserve">J. H. Hong. When does employee turnover matter? Organizational memory in federal IT.</w:t>
       </w:r>
       <w:r>
         <w:t xml:space="preserve"> </w:t>
@@ -5549,7 +7581,7 @@
       <w:r>
         <w:t xml:space="preserve"> </w:t>
       </w:r>
-      <w:hyperlink r:id="rId49">
+      <w:hyperlink r:id="rId60">
         <w:r>
           <w:rPr>
             <w:rStyle w:val="Hyperlink"/>
@@ -5558,8 +7590,8 @@
         </w:r>
       </w:hyperlink>
     </w:p>
-    <w:bookmarkEnd w:id="50"/>
-    <w:bookmarkStart w:id="52" w:name="ref-wittkieffer2024"/>
+    <w:bookmarkEnd w:id="61"/>
+    <w:bookmarkStart w:id="63" w:name="ref-wittkieffer2024"/>
     <w:p>
       <w:pPr>
         <w:pStyle w:val="Bibliography"/>
@@ -5592,7 +7624,7 @@
       <w:r>
         <w:t xml:space="preserve"> </w:t>
       </w:r>
-      <w:hyperlink r:id="rId51">
+      <w:hyperlink r:id="rId62">
         <w:r>
           <w:rPr>
             <w:rStyle w:val="Hyperlink"/>
@@ -5601,8 +7633,8 @@
         </w:r>
       </w:hyperlink>
     </w:p>
-    <w:bookmarkEnd w:id="52"/>
-    <w:bookmarkStart w:id="54" w:name="ref-himssworkforce2024"/>
+    <w:bookmarkEnd w:id="63"/>
+    <w:bookmarkStart w:id="65" w:name="ref-himssworkforce2024"/>
     <w:p>
       <w:pPr>
         <w:pStyle w:val="Bibliography"/>
@@ -5635,7 +7667,7 @@
       <w:r>
         <w:t xml:space="preserve"> </w:t>
       </w:r>
-      <w:hyperlink r:id="rId53">
+      <w:hyperlink r:id="rId64">
         <w:r>
           <w:rPr>
             <w:rStyle w:val="Hyperlink"/>
@@ -5644,8 +7676,8 @@
         </w:r>
       </w:hyperlink>
     </w:p>
-    <w:bookmarkEnd w:id="54"/>
-    <w:bookmarkStart w:id="56" w:name="ref-rajamani2025"/>
+    <w:bookmarkEnd w:id="65"/>
+    <w:bookmarkStart w:id="67" w:name="ref-rajamani2025"/>
     <w:p>
       <w:pPr>
         <w:pStyle w:val="Bibliography"/>
@@ -5660,7 +7692,7 @@
         <w:t xml:space="preserve">	</w:t>
       </w:r>
       <w:r>
-        <w:t xml:space="preserve">Rajamani L S.</w:t>
+        <w:t xml:space="preserve">Leider Rajamani S.</w:t>
       </w:r>
       <w:r>
         <w:t xml:space="preserve"> </w:t>
@@ -5684,7 +7716,7 @@
       <w:r>
         <w:t xml:space="preserve">. 2025;26(6):522-524. doi:</w:t>
       </w:r>
-      <w:hyperlink r:id="rId55">
+      <w:hyperlink r:id="rId66">
         <w:r>
           <w:rPr>
             <w:rStyle w:val="Hyperlink"/>
@@ -5693,8 +7725,8 @@
         </w:r>
       </w:hyperlink>
     </w:p>
-    <w:bookmarkEnd w:id="56"/>
-    <w:bookmarkStart w:id="58" w:name="ref-american2023"/>
+    <w:bookmarkEnd w:id="67"/>
+    <w:bookmarkStart w:id="69" w:name="ref-american2023"/>
     <w:p>
       <w:pPr>
         <w:pStyle w:val="Bibliography"/>
@@ -5736,7 +7768,7 @@
       <w:r>
         <w:t xml:space="preserve"> </w:t>
       </w:r>
-      <w:hyperlink r:id="rId57">
+      <w:hyperlink r:id="rId68">
         <w:r>
           <w:rPr>
             <w:rStyle w:val="Hyperlink"/>
@@ -5745,8 +7777,8 @@
         </w:r>
       </w:hyperlink>
     </w:p>
-    <w:bookmarkEnd w:id="58"/>
-    <w:bookmarkStart w:id="60" w:name="ref-wang2018"/>
+    <w:bookmarkEnd w:id="69"/>
+    <w:bookmarkStart w:id="71" w:name="ref-wang2018"/>
     <w:p>
       <w:pPr>
         <w:pStyle w:val="Bibliography"/>
@@ -5761,7 +7793,7 @@
         <w:t xml:space="preserve">	</w:t>
       </w:r>
       <w:r>
-        <w:t xml:space="preserve">Wang K Y., Byrd TA.</w:t>
+        <w:t xml:space="preserve">Kung Wang Y., T. A. Byrd.</w:t>
       </w:r>
       <w:r>
         <w:t xml:space="preserve"> </w:t>
@@ -5785,7 +7817,7 @@
       <w:r>
         <w:t xml:space="preserve">. 2018;126:3-13. doi:</w:t>
       </w:r>
-      <w:hyperlink r:id="rId59">
+      <w:hyperlink r:id="rId70">
         <w:r>
           <w:rPr>
             <w:rStyle w:val="Hyperlink"/>
@@ -5794,8 +7826,8 @@
         </w:r>
       </w:hyperlink>
     </w:p>
-    <w:bookmarkEnd w:id="60"/>
-    <w:bookmarkStart w:id="62" w:name="ref-wang2020"/>
+    <w:bookmarkEnd w:id="71"/>
+    <w:bookmarkStart w:id="73" w:name="ref-wang2020"/>
     <w:p>
       <w:pPr>
         <w:pStyle w:val="Bibliography"/>
@@ -5810,7 +7842,7 @@
         <w:t xml:space="preserve">	</w:t>
       </w:r>
       <w:r>
-        <w:t xml:space="preserve">Wang S P.</w:t>
+        <w:t xml:space="preserve">Shi Wang P.</w:t>
       </w:r>
       <w:r>
         <w:t xml:space="preserve"> </w:t>
@@ -5834,7 +7866,7 @@
       <w:r>
         <w:t xml:space="preserve">. 2020. doi:</w:t>
       </w:r>
-      <w:hyperlink r:id="rId61">
+      <w:hyperlink r:id="rId72">
         <w:r>
           <w:rPr>
             <w:rStyle w:val="Hyperlink"/>
@@ -5843,8 +7875,8 @@
         </w:r>
       </w:hyperlink>
     </w:p>
-    <w:bookmarkEnd w:id="62"/>
-    <w:bookmarkStart w:id="64" w:name="ref-rao2006"/>
+    <w:bookmarkEnd w:id="73"/>
+    <w:bookmarkStart w:id="75" w:name="ref-rao2006"/>
     <w:p>
       <w:pPr>
         <w:pStyle w:val="Bibliography"/>
@@ -5859,7 +7891,7 @@
         <w:t xml:space="preserve">	</w:t>
       </w:r>
       <w:r>
-        <w:t xml:space="preserve">Rao RD, Argote L. Organizational learning and forgetting: The effects of turnover and structure.</w:t>
+        <w:t xml:space="preserve">R. D. Rao, L. Argote. Organizational learning and forgetting: The effects of turnover and structure.</w:t>
       </w:r>
       <w:r>
         <w:t xml:space="preserve"> </w:t>
@@ -5877,7 +7909,7 @@
       <w:r>
         <w:t xml:space="preserve"> </w:t>
       </w:r>
-      <w:hyperlink r:id="rId63">
+      <w:hyperlink r:id="rId74">
         <w:r>
           <w:rPr>
             <w:rStyle w:val="Hyperlink"/>
@@ -5886,8 +7918,8 @@
         </w:r>
       </w:hyperlink>
     </w:p>
-    <w:bookmarkEnd w:id="64"/>
-    <w:bookmarkStart w:id="66" w:name="ref-mayo2016"/>
+    <w:bookmarkEnd w:id="75"/>
+    <w:bookmarkStart w:id="77" w:name="ref-mayo2016"/>
     <w:p>
       <w:pPr>
         <w:pStyle w:val="Bibliography"/>
@@ -5902,7 +7934,7 @@
         <w:t xml:space="preserve">	</w:t>
       </w:r>
       <w:r>
-        <w:t xml:space="preserve">Mayo D C. S.</w:t>
+        <w:t xml:space="preserve">Deasy Mayo C. S.</w:t>
       </w:r>
       <w:r>
         <w:t xml:space="preserve"> </w:t>
@@ -5923,7 +7955,7 @@
       <w:r>
         <w:t xml:space="preserve">. 2016;95(4):1210-1217. doi:</w:t>
       </w:r>
-      <w:hyperlink r:id="rId65">
+      <w:hyperlink r:id="rId76">
         <w:r>
           <w:rPr>
             <w:rStyle w:val="Hyperlink"/>
@@ -5932,8 +7964,8 @@
         </w:r>
       </w:hyperlink>
     </w:p>
-    <w:bookmarkEnd w:id="66"/>
-    <w:bookmarkStart w:id="68" w:name="ref-ledikwe2013"/>
+    <w:bookmarkEnd w:id="77"/>
+    <w:bookmarkStart w:id="79" w:name="ref-ledikwe2013"/>
     <w:p>
       <w:pPr>
         <w:pStyle w:val="Bibliography"/>
@@ -5948,7 +7980,7 @@
         <w:t xml:space="preserve">	</w:t>
       </w:r>
       <w:r>
-        <w:t xml:space="preserve">Ledikwe R J. H.</w:t>
+        <w:t xml:space="preserve">Reason Ledikwe J. H.</w:t>
       </w:r>
       <w:r>
         <w:t xml:space="preserve"> </w:t>
@@ -5972,7 +8004,7 @@
       <w:r>
         <w:t xml:space="preserve">. 2013;11(1). doi:</w:t>
       </w:r>
-      <w:hyperlink r:id="rId67">
+      <w:hyperlink r:id="rId78">
         <w:r>
           <w:rPr>
             <w:rStyle w:val="Hyperlink"/>
@@ -5981,8 +8013,8 @@
         </w:r>
       </w:hyperlink>
     </w:p>
-    <w:bookmarkEnd w:id="68"/>
-    <w:bookmarkStart w:id="70" w:name="ref-mantas2010"/>
+    <w:bookmarkEnd w:id="79"/>
+    <w:bookmarkStart w:id="81" w:name="ref-mantas2010"/>
     <w:p>
       <w:pPr>
         <w:pStyle w:val="Bibliography"/>
@@ -5997,7 +8029,7 @@
         <w:t xml:space="preserve">	</w:t>
       </w:r>
       <w:r>
-        <w:t xml:space="preserve">Mantas A J.</w:t>
+        <w:t xml:space="preserve">Ammenwerth Mantas J.</w:t>
       </w:r>
       <w:r>
         <w:t xml:space="preserve"> </w:t>
@@ -6021,7 +8053,7 @@
       <w:r>
         <w:t xml:space="preserve">. 2010;49(02):105-120. doi:</w:t>
       </w:r>
-      <w:hyperlink r:id="rId69">
+      <w:hyperlink r:id="rId80">
         <w:r>
           <w:rPr>
             <w:rStyle w:val="Hyperlink"/>
@@ -6030,8 +8062,8 @@
         </w:r>
       </w:hyperlink>
     </w:p>
-    <w:bookmarkEnd w:id="70"/>
-    <w:bookmarkStart w:id="72" w:name="ref-ang2004"/>
+    <w:bookmarkEnd w:id="81"/>
+    <w:bookmarkStart w:id="83" w:name="ref-ang2004"/>
     <w:p>
       <w:pPr>
         <w:pStyle w:val="Bibliography"/>
@@ -6046,7 +8078,7 @@
         <w:t xml:space="preserve">	</w:t>
       </w:r>
       <w:r>
-        <w:t xml:space="preserve">Ang S, Slaughter S.</w:t>
+        <w:t xml:space="preserve">S. Ang, S. Slaughter.</w:t>
       </w:r>
       <w:r>
         <w:t xml:space="preserve"> </w:t>
@@ -6126,7 +8158,7 @@
       <w:r>
         <w:t xml:space="preserve">. 2004;35(3):11-27. doi:</w:t>
       </w:r>
-      <w:hyperlink r:id="rId71">
+      <w:hyperlink r:id="rId82">
         <w:r>
           <w:rPr>
             <w:rStyle w:val="Hyperlink"/>
@@ -6135,8 +8167,8 @@
         </w:r>
       </w:hyperlink>
     </w:p>
-    <w:bookmarkEnd w:id="72"/>
-    <w:bookmarkStart w:id="74" w:name="ref-farnese2019"/>
+    <w:bookmarkEnd w:id="83"/>
+    <w:bookmarkStart w:id="85" w:name="ref-farnese2019"/>
     <w:p>
       <w:pPr>
         <w:pStyle w:val="Bibliography"/>
@@ -6151,7 +8183,7 @@
         <w:t xml:space="preserve">	</w:t>
       </w:r>
       <w:r>
-        <w:t xml:space="preserve">Farnese B M. L.</w:t>
+        <w:t xml:space="preserve">Barbieri Farnese M. L.</w:t>
       </w:r>
       <w:r>
         <w:t xml:space="preserve"> </w:t>
@@ -6187,7 +8219,7 @@
       <w:r>
         <w:t xml:space="preserve">. 2019;10. doi:</w:t>
       </w:r>
-      <w:hyperlink r:id="rId73">
+      <w:hyperlink r:id="rId84">
         <w:r>
           <w:rPr>
             <w:rStyle w:val="Hyperlink"/>
@@ -6196,8 +8228,8 @@
         </w:r>
       </w:hyperlink>
     </w:p>
-    <w:bookmarkEnd w:id="74"/>
-    <w:bookmarkStart w:id="76" w:name="ref-tyndall2010"/>
+    <w:bookmarkEnd w:id="85"/>
+    <w:bookmarkStart w:id="87" w:name="ref-tyndall2010"/>
     <w:p>
       <w:pPr>
         <w:pStyle w:val="Bibliography"/>
@@ -6212,7 +8244,7 @@
         <w:t xml:space="preserve">	</w:t>
       </w:r>
       <w:r>
-        <w:t xml:space="preserve">Tyndall J.</w:t>
+        <w:t xml:space="preserve">J Tyndall.</w:t>
       </w:r>
       <w:r>
         <w:t xml:space="preserve"> </w:t>
@@ -6232,7 +8264,7 @@
       <w:r>
         <w:t xml:space="preserve"> </w:t>
       </w:r>
-      <w:hyperlink r:id="rId75">
+      <w:hyperlink r:id="rId86">
         <w:r>
           <w:rPr>
             <w:rStyle w:val="Hyperlink"/>
@@ -6241,8 +8273,8 @@
         </w:r>
       </w:hyperlink>
     </w:p>
-    <w:bookmarkEnd w:id="76"/>
-    <w:bookmarkStart w:id="78" w:name="ref-foos2006"/>
+    <w:bookmarkEnd w:id="87"/>
+    <w:bookmarkStart w:id="89" w:name="ref-foos2006"/>
     <w:p>
       <w:pPr>
         <w:pStyle w:val="Bibliography"/>
@@ -6257,7 +8289,7 @@
         <w:t xml:space="preserve">	</w:t>
       </w:r>
       <w:r>
-        <w:t xml:space="preserve">Foos S T.</w:t>
+        <w:t xml:space="preserve">Schum Foos T.</w:t>
       </w:r>
       <w:r>
         <w:t xml:space="preserve"> </w:t>
@@ -6281,7 +8313,7 @@
       <w:r>
         <w:t xml:space="preserve">. 2006;10(1):6-18. doi:</w:t>
       </w:r>
-      <w:hyperlink r:id="rId77">
+      <w:hyperlink r:id="rId88">
         <w:r>
           <w:rPr>
             <w:rStyle w:val="Hyperlink"/>
@@ -6290,8 +8322,8 @@
         </w:r>
       </w:hyperlink>
     </w:p>
-    <w:bookmarkEnd w:id="78"/>
-    <w:bookmarkStart w:id="80" w:name="ref-nsi2025"/>
+    <w:bookmarkEnd w:id="89"/>
+    <w:bookmarkStart w:id="91" w:name="ref-nsi2025"/>
     <w:p>
       <w:pPr>
         <w:pStyle w:val="Bibliography"/>
@@ -6324,7 +8356,7 @@
       <w:r>
         <w:t xml:space="preserve"> </w:t>
       </w:r>
-      <w:hyperlink r:id="rId79">
+      <w:hyperlink r:id="rId90">
         <w:r>
           <w:rPr>
             <w:rStyle w:val="Hyperlink"/>
@@ -6333,8 +8365,8 @@
         </w:r>
       </w:hyperlink>
     </w:p>
-    <w:bookmarkEnd w:id="80"/>
-    <w:bookmarkStart w:id="82" w:name="ref-konrad2022"/>
+    <w:bookmarkEnd w:id="91"/>
+    <w:bookmarkStart w:id="93" w:name="ref-konrad2022"/>
     <w:p>
       <w:pPr>
         <w:pStyle w:val="Bibliography"/>
@@ -6349,7 +8381,7 @@
         <w:t xml:space="preserve">	</w:t>
       </w:r>
       <w:r>
-        <w:t xml:space="preserve">Konrad &amp;S I.</w:t>
+        <w:t xml:space="preserve">&amp; Saidizand Konrad I.</w:t>
       </w:r>
       <w:r>
         <w:t xml:space="preserve"> </w:t>
@@ -6395,7 +8427,7 @@
       <w:r>
         <w:t xml:space="preserve"> </w:t>
       </w:r>
-      <w:hyperlink r:id="rId81">
+      <w:hyperlink r:id="rId92">
         <w:r>
           <w:rPr>
             <w:rStyle w:val="Hyperlink"/>
@@ -6404,8 +8436,8 @@
         </w:r>
       </w:hyperlink>
     </w:p>
-    <w:bookmarkEnd w:id="82"/>
-    <w:bookmarkStart w:id="84" w:name="ref-wu2024"/>
+    <w:bookmarkEnd w:id="93"/>
+    <w:bookmarkStart w:id="95" w:name="ref-wu2024"/>
     <w:p>
       <w:pPr>
         <w:pStyle w:val="Bibliography"/>
@@ -6420,7 +8452,7 @@
         <w:t xml:space="preserve">	</w:t>
       </w:r>
       <w:r>
-        <w:t xml:space="preserve">Wu L F., Li L.</w:t>
+        <w:t xml:space="preserve">Lao Wu F., L. Li.</w:t>
       </w:r>
       <w:r>
         <w:t xml:space="preserve"> </w:t>
@@ -6444,7 +8476,7 @@
       <w:r>
         <w:t xml:space="preserve">. 2024;11:e2097. doi:</w:t>
       </w:r>
-      <w:hyperlink r:id="rId83">
+      <w:hyperlink r:id="rId94">
         <w:r>
           <w:rPr>
             <w:rStyle w:val="Hyperlink"/>
@@ -6453,8 +8485,8 @@
         </w:r>
       </w:hyperlink>
     </w:p>
-    <w:bookmarkEnd w:id="84"/>
-    <w:bookmarkStart w:id="86" w:name="ref-ren2024"/>
+    <w:bookmarkEnd w:id="95"/>
+    <w:bookmarkStart w:id="97" w:name="ref-ren2024"/>
     <w:p>
       <w:pPr>
         <w:pStyle w:val="Bibliography"/>
@@ -6469,7 +8501,7 @@
         <w:t xml:space="preserve">	</w:t>
       </w:r>
       <w:r>
-        <w:t xml:space="preserve">Ren W L.</w:t>
+        <w:t xml:space="preserve">Wang Ren L.</w:t>
       </w:r>
       <w:r>
         <w:t xml:space="preserve"> </w:t>
@@ -6493,7 +8525,7 @@
       <w:r>
         <w:t xml:space="preserve">. 2024;2024(1). doi:</w:t>
       </w:r>
-      <w:hyperlink r:id="rId85">
+      <w:hyperlink r:id="rId96">
         <w:r>
           <w:rPr>
             <w:rStyle w:val="Hyperlink"/>
@@ -6502,8 +8534,8 @@
         </w:r>
       </w:hyperlink>
     </w:p>
-    <w:bookmarkEnd w:id="86"/>
-    <w:bookmarkStart w:id="88" w:name="ref-massingham2018"/>
+    <w:bookmarkEnd w:id="97"/>
+    <w:bookmarkStart w:id="99" w:name="ref-massingham2018"/>
     <w:p>
       <w:pPr>
         <w:pStyle w:val="Bibliography"/>
@@ -6518,7 +8550,7 @@
         <w:t xml:space="preserve">	</w:t>
       </w:r>
       <w:r>
-        <w:t xml:space="preserve">Massingham PR.</w:t>
+        <w:t xml:space="preserve">P. R Massingham.</w:t>
       </w:r>
       <w:r>
         <w:t xml:space="preserve"> </w:t>
@@ -6542,7 +8574,7 @@
       <w:r>
         <w:t xml:space="preserve">. 2018;22(4):721-758. doi:</w:t>
       </w:r>
-      <w:hyperlink r:id="rId87">
+      <w:hyperlink r:id="rId98">
         <w:r>
           <w:rPr>
             <w:rStyle w:val="Hyperlink"/>
@@ -6551,8 +8583,8 @@
         </w:r>
       </w:hyperlink>
     </w:p>
-    <w:bookmarkEnd w:id="88"/>
-    <w:bookmarkStart w:id="90" w:name="ref-zhang2025"/>
+    <w:bookmarkEnd w:id="99"/>
+    <w:bookmarkStart w:id="101" w:name="ref-zhang2025"/>
     <w:p>
       <w:pPr>
         <w:pStyle w:val="Bibliography"/>
@@ -6567,7 +8599,7 @@
         <w:t xml:space="preserve">	</w:t>
       </w:r>
       <w:r>
-        <w:t xml:space="preserve">Zhang D W.</w:t>
+        <w:t xml:space="preserve">Daim Zhang W.</w:t>
       </w:r>
       <w:r>
         <w:t xml:space="preserve"> </w:t>
@@ -6609,7 +8641,7 @@
       <w:r>
         <w:t xml:space="preserve">. 2025;28(11):320-347. doi:</w:t>
       </w:r>
-      <w:hyperlink r:id="rId89">
+      <w:hyperlink r:id="rId100">
         <w:r>
           <w:rPr>
             <w:rStyle w:val="Hyperlink"/>
@@ -6618,8 +8650,8 @@
         </w:r>
       </w:hyperlink>
     </w:p>
-    <w:bookmarkEnd w:id="90"/>
-    <w:bookmarkStart w:id="92" w:name="ref-goffin2011"/>
+    <w:bookmarkEnd w:id="101"/>
+    <w:bookmarkStart w:id="103" w:name="ref-goffin2011"/>
     <w:p>
       <w:pPr>
         <w:pStyle w:val="Bibliography"/>
@@ -6634,7 +8666,7 @@
         <w:t xml:space="preserve">	</w:t>
       </w:r>
       <w:r>
-        <w:t xml:space="preserve">Goffin &amp;K K.</w:t>
+        <w:t xml:space="preserve">&amp; Koners Goffin K.</w:t>
       </w:r>
       <w:r>
         <w:t xml:space="preserve"> </w:t>
@@ -6658,7 +8690,7 @@
       <w:r>
         <w:t xml:space="preserve">. 2011;28(2):300-318. doi:</w:t>
       </w:r>
-      <w:hyperlink r:id="rId91">
+      <w:hyperlink r:id="rId102">
         <w:r>
           <w:rPr>
             <w:rStyle w:val="Hyperlink"/>
@@ -6667,8 +8699,8 @@
         </w:r>
       </w:hyperlink>
     </w:p>
-    <w:bookmarkEnd w:id="92"/>
-    <w:bookmarkStart w:id="94" w:name="ref-moore2018"/>
+    <w:bookmarkEnd w:id="103"/>
+    <w:bookmarkStart w:id="105" w:name="ref-moore2018"/>
     <w:p>
       <w:pPr>
         <w:pStyle w:val="Bibliography"/>
@@ -6683,7 +8715,7 @@
         <w:t xml:space="preserve">	</w:t>
       </w:r>
       <w:r>
-        <w:t xml:space="preserve">Moore D et al.</w:t>
+        <w:t xml:space="preserve">D. Moore, others.</w:t>
       </w:r>
       <w:r>
         <w:t xml:space="preserve"> </w:t>
@@ -6710,7 +8742,7 @@
       <w:r>
         <w:t xml:space="preserve"> </w:t>
       </w:r>
-      <w:hyperlink r:id="rId93">
+      <w:hyperlink r:id="rId104">
         <w:r>
           <w:rPr>
             <w:rStyle w:val="Hyperlink"/>
@@ -6719,8 +8751,8 @@
         </w:r>
       </w:hyperlink>
     </w:p>
-    <w:bookmarkEnd w:id="94"/>
-    <w:bookmarkStart w:id="96" w:name="ref-foss2007"/>
+    <w:bookmarkEnd w:id="105"/>
+    <w:bookmarkStart w:id="107" w:name="ref-foss2007"/>
     <w:p>
       <w:pPr>
         <w:pStyle w:val="Bibliography"/>
@@ -6735,7 +8767,7 @@
         <w:t xml:space="preserve">	</w:t>
       </w:r>
       <w:r>
-        <w:t xml:space="preserve">Foss NJ.</w:t>
+        <w:t xml:space="preserve">Nicolai J. Foss.</w:t>
       </w:r>
       <w:r>
         <w:t xml:space="preserve"> </w:t>
@@ -6759,7 +8791,7 @@
       <w:r>
         <w:t xml:space="preserve">. 2007;14(1):29-52. doi:</w:t>
       </w:r>
-      <w:hyperlink r:id="rId95">
+      <w:hyperlink r:id="rId106">
         <w:r>
           <w:rPr>
             <w:rStyle w:val="Hyperlink"/>
@@ -6768,8 +8800,8 @@
         </w:r>
       </w:hyperlink>
     </w:p>
-    <w:bookmarkEnd w:id="96"/>
-    <w:bookmarkStart w:id="98" w:name="ref-lee2023"/>
+    <w:bookmarkEnd w:id="107"/>
+    <w:bookmarkStart w:id="109" w:name="ref-lee2023"/>
     <w:p>
       <w:pPr>
         <w:pStyle w:val="Bibliography"/>
@@ -6784,7 +8816,7 @@
         <w:t xml:space="preserve">	</w:t>
       </w:r>
       <w:r>
-        <w:t xml:space="preserve">Lee et al G.</w:t>
+        <w:t xml:space="preserve">et al Lee G.</w:t>
       </w:r>
       <w:r>
         <w:t xml:space="preserve"> </w:t>
@@ -6811,7 +8843,7 @@
       <w:r>
         <w:t xml:space="preserve"> </w:t>
       </w:r>
-      <w:hyperlink r:id="rId97">
+      <w:hyperlink r:id="rId108">
         <w:r>
           <w:rPr>
             <w:rStyle w:val="Hyperlink"/>
@@ -6820,8 +8852,8 @@
         </w:r>
       </w:hyperlink>
     </w:p>
-    <w:bookmarkEnd w:id="98"/>
-    <w:bookmarkStart w:id="100" w:name="ref-bravorocca2023"/>
+    <w:bookmarkEnd w:id="109"/>
+    <w:bookmarkStart w:id="111" w:name="ref-bravorocca2023"/>
     <w:p>
       <w:pPr>
         <w:pStyle w:val="Bibliography"/>
@@ -6836,7 +8868,7 @@
         <w:t xml:space="preserve">	</w:t>
       </w:r>
       <w:r>
-        <w:t xml:space="preserve">Bravo Rocca GJ.</w:t>
+        <w:t xml:space="preserve">G. J. Bravo Rocca.</w:t>
       </w:r>
       <w:r>
         <w:t xml:space="preserve"> </w:t>
@@ -6860,7 +8892,7 @@
       <w:r>
         <w:t xml:space="preserve"> </w:t>
       </w:r>
-      <w:hyperlink r:id="rId99">
+      <w:hyperlink r:id="rId110">
         <w:r>
           <w:rPr>
             <w:rStyle w:val="Hyperlink"/>
@@ -6869,8 +8901,8 @@
         </w:r>
       </w:hyperlink>
     </w:p>
-    <w:bookmarkEnd w:id="100"/>
-    <w:bookmarkStart w:id="102" w:name="ref-mosqueirarey2023"/>
+    <w:bookmarkEnd w:id="111"/>
+    <w:bookmarkStart w:id="113" w:name="ref-mosqueirarey2023"/>
     <w:p>
       <w:pPr>
         <w:pStyle w:val="Bibliography"/>
@@ -6885,10 +8917,7 @@
         <w:t xml:space="preserve">	</w:t>
       </w:r>
       <w:r>
-        <w:t xml:space="preserve">Mosqueira-Rey E et al.</w:t>
-      </w:r>
-      <w:r>
-        <w:t xml:space="preserve"> Human-in-the-loop machine learning: A state of the art.</w:t>
+        <w:t xml:space="preserve">E. Mosqueira-Rey, others. Human-in-the-loop machine learning: A state of the art.</w:t>
       </w:r>
       <w:r>
         <w:t xml:space="preserve"> </w:t>
@@ -6906,7 +8935,7 @@
       <w:r>
         <w:t xml:space="preserve"> </w:t>
       </w:r>
-      <w:hyperlink r:id="rId101">
+      <w:hyperlink r:id="rId112">
         <w:r>
           <w:rPr>
             <w:rStyle w:val="Hyperlink"/>
@@ -6915,8 +8944,8 @@
         </w:r>
       </w:hyperlink>
     </w:p>
-    <w:bookmarkEnd w:id="102"/>
-    <w:bookmarkStart w:id="104" w:name="ref-benbya2004"/>
+    <w:bookmarkEnd w:id="113"/>
+    <w:bookmarkStart w:id="115" w:name="ref-benbya2004"/>
     <w:p>
       <w:pPr>
         <w:pStyle w:val="Bibliography"/>
@@ -6931,7 +8960,7 @@
         <w:t xml:space="preserve">	</w:t>
       </w:r>
       <w:r>
-        <w:t xml:space="preserve">Benbya P H.</w:t>
+        <w:t xml:space="preserve">Passiante Benbya H.</w:t>
       </w:r>
       <w:r>
         <w:t xml:space="preserve"> </w:t>
@@ -6955,7 +8984,7 @@
       <w:r>
         <w:t xml:space="preserve">. 2004;24(3):201-220. doi:</w:t>
       </w:r>
-      <w:hyperlink r:id="rId103">
+      <w:hyperlink r:id="rId114">
         <w:r>
           <w:rPr>
             <w:rStyle w:val="Hyperlink"/>
@@ -6964,8 +8993,8 @@
         </w:r>
       </w:hyperlink>
     </w:p>
-    <w:bookmarkEnd w:id="104"/>
-    <w:bookmarkStart w:id="106" w:name="ref-whittaker2008"/>
+    <w:bookmarkEnd w:id="115"/>
+    <w:bookmarkStart w:id="117" w:name="ref-whittaker2008"/>
     <w:p>
       <w:pPr>
         <w:pStyle w:val="Bibliography"/>
@@ -6980,7 +9009,7 @@
         <w:t xml:space="preserve">	</w:t>
       </w:r>
       <w:r>
-        <w:t xml:space="preserve">Whittaker S, Hyland P, Wiley M. Design and evaluation of systems to support interaction capture and retrieval.</w:t>
+        <w:t xml:space="preserve">S. Whittaker, P. Hyland, M. Wiley. Design and evaluation of systems to support interaction capture and retrieval.</w:t>
       </w:r>
       <w:r>
         <w:t xml:space="preserve"> </w:t>
@@ -6998,7 +9027,7 @@
       <w:r>
         <w:t xml:space="preserve"> </w:t>
       </w:r>
-      <w:hyperlink r:id="rId105">
+      <w:hyperlink r:id="rId116">
         <w:r>
           <w:rPr>
             <w:rStyle w:val="Hyperlink"/>
@@ -7007,8 +9036,8 @@
         </w:r>
       </w:hyperlink>
     </w:p>
-    <w:bookmarkEnd w:id="106"/>
-    <w:bookmarkStart w:id="108" w:name="ref-mannapur2025"/>
+    <w:bookmarkEnd w:id="117"/>
+    <w:bookmarkStart w:id="119" w:name="ref-mannapur2025"/>
     <w:p>
       <w:pPr>
         <w:pStyle w:val="Bibliography"/>
@@ -7023,7 +9052,7 @@
         <w:t xml:space="preserve">	</w:t>
       </w:r>
       <w:r>
-        <w:t xml:space="preserve">Mannapur S. Understanding data drift and concept drift in machine learning systems.</w:t>
+        <w:t xml:space="preserve">S. Mannapur. Understanding data drift and concept drift in machine learning systems.</w:t>
       </w:r>
       <w:r>
         <w:t xml:space="preserve"> </w:t>
@@ -7041,7 +9070,7 @@
       <w:r>
         <w:t xml:space="preserve"> </w:t>
       </w:r>
-      <w:hyperlink r:id="rId107">
+      <w:hyperlink r:id="rId118">
         <w:r>
           <w:rPr>
             <w:rStyle w:val="Hyperlink"/>
@@ -7050,8 +9079,8 @@
         </w:r>
       </w:hyperlink>
     </w:p>
-    <w:bookmarkEnd w:id="108"/>
-    <w:bookmarkStart w:id="110" w:name="ref-battula2025"/>
+    <w:bookmarkEnd w:id="119"/>
+    <w:bookmarkStart w:id="121" w:name="ref-battula2025"/>
     <w:p>
       <w:pPr>
         <w:pStyle w:val="Bibliography"/>
@@ -7066,7 +9095,7 @@
         <w:t xml:space="preserve">	</w:t>
       </w:r>
       <w:r>
-        <w:t xml:space="preserve">Battula SKY.</w:t>
+        <w:t xml:space="preserve">Sai Kiran Yadav Battula.</w:t>
       </w:r>
       <w:r>
         <w:t xml:space="preserve"> </w:t>
@@ -7090,7 +9119,7 @@
       <w:r>
         <w:t xml:space="preserve">. 2025;6(4):218-226. doi:</w:t>
       </w:r>
-      <w:hyperlink r:id="rId109">
+      <w:hyperlink r:id="rId120">
         <w:r>
           <w:rPr>
             <w:rStyle w:val="Hyperlink"/>
@@ -7099,8 +9128,8 @@
         </w:r>
       </w:hyperlink>
     </w:p>
-    <w:bookmarkEnd w:id="110"/>
-    <w:bookmarkStart w:id="112" w:name="ref-jindal2019"/>
+    <w:bookmarkEnd w:id="121"/>
+    <w:bookmarkStart w:id="123" w:name="ref-jindal2019"/>
     <w:p>
       <w:pPr>
         <w:pStyle w:val="Bibliography"/>
@@ -7115,7 +9144,7 @@
         <w:t xml:space="preserve">	</w:t>
       </w:r>
       <w:r>
-        <w:t xml:space="preserve">Jindal A, Patel H, Roy A, et al.</w:t>
+        <w:t xml:space="preserve">A. Jindal, H. Patel, A. Roy, S. Qiao, Z. Yin, R. Sen, S. Krishnan.</w:t>
       </w:r>
       <w:r>
         <w:t xml:space="preserve"> </w:t>
@@ -7139,7 +9168,7 @@
       <w:r>
         <w:t xml:space="preserve">. 2019:416-427. doi:</w:t>
       </w:r>
-      <w:hyperlink r:id="rId111">
+      <w:hyperlink r:id="rId122">
         <w:r>
           <w:rPr>
             <w:rStyle w:val="Hyperlink"/>
@@ -7148,8 +9177,8 @@
         </w:r>
       </w:hyperlink>
     </w:p>
-    <w:bookmarkEnd w:id="112"/>
-    <w:bookmarkStart w:id="114" w:name="ref-kul2018"/>
+    <w:bookmarkEnd w:id="123"/>
+    <w:bookmarkStart w:id="125" w:name="ref-kul2018"/>
     <w:p>
       <w:pPr>
         <w:pStyle w:val="Bibliography"/>
@@ -7164,7 +9193,7 @@
         <w:t xml:space="preserve">	</w:t>
       </w:r>
       <w:r>
-        <w:t xml:space="preserve">Kul G, Luong DTA, Xie T, Chandola V, Kennedy O, Upadhyaya S.</w:t>
+        <w:t xml:space="preserve">G. Kul, D. T. A. Luong, T. Xie, V. Chandola, O. Kennedy, S. Upadhyaya.</w:t>
       </w:r>
       <w:r>
         <w:t xml:space="preserve"> </w:t>
@@ -7188,7 +9217,7 @@
       <w:r>
         <w:t xml:space="preserve">. 2018;30(12):2408-2420. doi:</w:t>
       </w:r>
-      <w:hyperlink r:id="rId113">
+      <w:hyperlink r:id="rId124">
         <w:r>
           <w:rPr>
             <w:rStyle w:val="Hyperlink"/>
@@ -7197,8 +9226,8 @@
         </w:r>
       </w:hyperlink>
     </w:p>
-    <w:bookmarkEnd w:id="114"/>
-    <w:bookmarkStart w:id="116" w:name="ref-ziletti2024"/>
+    <w:bookmarkEnd w:id="125"/>
+    <w:bookmarkStart w:id="127" w:name="ref-ziletti2024"/>
     <w:p>
       <w:pPr>
         <w:pStyle w:val="Bibliography"/>
@@ -7213,7 +9242,7 @@
         <w:t xml:space="preserve">	</w:t>
       </w:r>
       <w:r>
-        <w:t xml:space="preserve">Ziletti &amp;D A.</w:t>
+        <w:t xml:space="preserve">&amp; D’Ambrosi Ziletti A.</w:t>
       </w:r>
       <w:r>
         <w:t xml:space="preserve"> </w:t>
@@ -7282,7 +9311,7 @@
       <w:r>
         <w:t xml:space="preserve"> </w:t>
       </w:r>
-      <w:hyperlink r:id="rId115">
+      <w:hyperlink r:id="rId126">
         <w:r>
           <w:rPr>
             <w:rStyle w:val="Hyperlink"/>
@@ -7291,8 +9320,8 @@
         </w:r>
       </w:hyperlink>
     </w:p>
-    <w:bookmarkEnd w:id="116"/>
-    <w:bookmarkStart w:id="117" w:name="ref-davenport2007"/>
+    <w:bookmarkEnd w:id="127"/>
+    <w:bookmarkStart w:id="128" w:name="ref-davenport2007"/>
     <w:p>
       <w:pPr>
         <w:pStyle w:val="Bibliography"/>
@@ -7307,7 +9336,7 @@
         <w:t xml:space="preserve">	</w:t>
       </w:r>
       <w:r>
-        <w:t xml:space="preserve">Davenport TH, Harris JG.</w:t>
+        <w:t xml:space="preserve">T. H. Davenport, J. G. Harris.</w:t>
       </w:r>
       <w:r>
         <w:t xml:space="preserve"> </w:t>
@@ -7323,8 +9352,8 @@
         <w:t xml:space="preserve">. Harvard Business School Press; 2007.</w:t>
       </w:r>
     </w:p>
-    <w:bookmarkEnd w:id="117"/>
-    <w:bookmarkStart w:id="119" w:name="ref-grossman2018"/>
+    <w:bookmarkEnd w:id="128"/>
+    <w:bookmarkStart w:id="130" w:name="ref-grossman2018"/>
     <w:p>
       <w:pPr>
         <w:pStyle w:val="Bibliography"/>
@@ -7339,7 +9368,7 @@
         <w:t xml:space="preserve">	</w:t>
       </w:r>
       <w:r>
-        <w:t xml:space="preserve">Grossman RL.</w:t>
+        <w:t xml:space="preserve">R. L. Grossman.</w:t>
       </w:r>
       <w:r>
         <w:t xml:space="preserve"> </w:t>
@@ -7363,7 +9392,7 @@
       <w:r>
         <w:t xml:space="preserve">. 2018;38(1):45-51. doi:</w:t>
       </w:r>
-      <w:hyperlink r:id="rId118">
+      <w:hyperlink r:id="rId129">
         <w:r>
           <w:rPr>
             <w:rStyle w:val="Hyperlink"/>
@@ -7372,8 +9401,8 @@
         </w:r>
       </w:hyperlink>
     </w:p>
-    <w:bookmarkEnd w:id="119"/>
-    <w:bookmarkStart w:id="121" w:name="ref-langer2025"/>
+    <w:bookmarkEnd w:id="130"/>
+    <w:bookmarkStart w:id="132" w:name="ref-langer2025"/>
     <w:p>
       <w:pPr>
         <w:pStyle w:val="Bibliography"/>
@@ -7388,7 +9417,7 @@
         <w:t xml:space="preserve">	</w:t>
       </w:r>
       <w:r>
-        <w:t xml:space="preserve">Langer B.</w:t>
+        <w:t xml:space="preserve">B. Langer.</w:t>
       </w:r>
       <w:r>
         <w:t xml:space="preserve"> </w:t>
@@ -7412,7 +9441,7 @@
       <w:r>
         <w:t xml:space="preserve">. 2025;77(2):205-227. doi:</w:t>
       </w:r>
-      <w:hyperlink r:id="rId120">
+      <w:hyperlink r:id="rId131">
         <w:r>
           <w:rPr>
             <w:rStyle w:val="Hyperlink"/>
@@ -7421,8 +9450,8 @@
         </w:r>
       </w:hyperlink>
     </w:p>
-    <w:bookmarkEnd w:id="121"/>
-    <w:bookmarkStart w:id="123" w:name="ref-himss2024news"/>
+    <w:bookmarkEnd w:id="132"/>
+    <w:bookmarkStart w:id="134" w:name="ref-himss2024news"/>
     <w:p>
       <w:pPr>
         <w:pStyle w:val="Bibliography"/>
@@ -7451,7 +9480,7 @@
       <w:r>
         <w:t xml:space="preserve"> </w:t>
       </w:r>
-      <w:hyperlink r:id="rId122">
+      <w:hyperlink r:id="rId133">
         <w:r>
           <w:rPr>
             <w:rStyle w:val="Hyperlink"/>
@@ -7460,8 +9489,8 @@
         </w:r>
       </w:hyperlink>
     </w:p>
-    <w:bookmarkEnd w:id="123"/>
-    <w:bookmarkStart w:id="125" w:name="ref-halbesleben2013"/>
+    <w:bookmarkEnd w:id="134"/>
+    <w:bookmarkStart w:id="136" w:name="ref-halbesleben2013"/>
     <w:p>
       <w:pPr>
         <w:pStyle w:val="Bibliography"/>
@@ -7476,7 +9505,7 @@
         <w:t xml:space="preserve">	</w:t>
       </w:r>
       <w:r>
-        <w:t xml:space="preserve">Halbesleben JRB, Whitman MV.</w:t>
+        <w:t xml:space="preserve">J. R. B. Halbesleben, M. V. Whitman.</w:t>
       </w:r>
       <w:r>
         <w:t xml:space="preserve"> </w:t>
@@ -7500,7 +9529,7 @@
       <w:r>
         <w:t xml:space="preserve">. 2013;48(3):913-930. doi:</w:t>
       </w:r>
-      <w:hyperlink r:id="rId124">
+      <w:hyperlink r:id="rId135">
         <w:r>
           <w:rPr>
             <w:rStyle w:val="Hyperlink"/>
@@ -7509,8 +9538,8 @@
         </w:r>
       </w:hyperlink>
     </w:p>
-    <w:bookmarkEnd w:id="125"/>
-    <w:bookmarkStart w:id="127" w:name="ref-tomaskovic1994"/>
+    <w:bookmarkEnd w:id="136"/>
+    <w:bookmarkStart w:id="138" w:name="ref-tomaskovic1994"/>
     <w:p>
       <w:pPr>
         <w:pStyle w:val="Bibliography"/>
@@ -7525,7 +9554,7 @@
         <w:t xml:space="preserve">	</w:t>
       </w:r>
       <w:r>
-        <w:t xml:space="preserve">Tomaskovic-Devey D, Leiter J, Thompson S.</w:t>
+        <w:t xml:space="preserve">D. Tomaskovic-Devey, J. Leiter, S. Thompson.</w:t>
       </w:r>
       <w:r>
         <w:t xml:space="preserve"> </w:t>
@@ -7549,7 +9578,7 @@
       <w:r>
         <w:t xml:space="preserve">. 1994;39(3):439-457. doi:</w:t>
       </w:r>
-      <w:hyperlink r:id="rId126">
+      <w:hyperlink r:id="rId137">
         <w:r>
           <w:rPr>
             <w:rStyle w:val="Hyperlink"/>
@@ -7558,8 +9587,8 @@
         </w:r>
       </w:hyperlink>
     </w:p>
-    <w:bookmarkEnd w:id="127"/>
-    <w:bookmarkStart w:id="129" w:name="ref-health2020"/>
+    <w:bookmarkEnd w:id="138"/>
+    <w:bookmarkStart w:id="140" w:name="ref-health2020"/>
     <w:p>
       <w:pPr>
         <w:pStyle w:val="Bibliography"/>
@@ -7588,7 +9617,7 @@
       <w:r>
         <w:t xml:space="preserve"> </w:t>
       </w:r>
-      <w:hyperlink r:id="rId128">
+      <w:hyperlink r:id="rId139">
         <w:r>
           <w:rPr>
             <w:rStyle w:val="Hyperlink"/>
@@ -7597,8 +9626,8 @@
         </w:r>
       </w:hyperlink>
     </w:p>
-    <w:bookmarkEnd w:id="129"/>
-    <w:bookmarkStart w:id="131" w:name="ref-snowdon2024"/>
+    <w:bookmarkEnd w:id="140"/>
+    <w:bookmarkStart w:id="142" w:name="ref-snowdon2024"/>
     <w:p>
       <w:pPr>
         <w:pStyle w:val="Bibliography"/>
@@ -7613,7 +9642,7 @@
         <w:t xml:space="preserve">	</w:t>
       </w:r>
       <w:r>
-        <w:t xml:space="preserve">Snowdon H A., Wright A.</w:t>
+        <w:t xml:space="preserve">Hussein Snowdon A., A. Wright.</w:t>
       </w:r>
       <w:r>
         <w:t xml:space="preserve"> </w:t>
@@ -7649,7 +9678,7 @@
       <w:r>
         <w:t xml:space="preserve">. 2024;26:e56316. doi:</w:t>
       </w:r>
-      <w:hyperlink r:id="rId130">
+      <w:hyperlink r:id="rId141">
         <w:r>
           <w:rPr>
             <w:rStyle w:val="Hyperlink"/>
@@ -7658,8 +9687,8 @@
         </w:r>
       </w:hyperlink>
     </w:p>
-    <w:bookmarkEnd w:id="131"/>
-    <w:bookmarkStart w:id="133" w:name="ref-yang2021"/>
+    <w:bookmarkEnd w:id="142"/>
+    <w:bookmarkStart w:id="144" w:name="ref-yang2021"/>
     <w:p>
       <w:pPr>
         <w:pStyle w:val="Bibliography"/>
@@ -7674,7 +9703,7 @@
         <w:t xml:space="preserve">	</w:t>
       </w:r>
       <w:r>
-        <w:t xml:space="preserve">Yang DX, Khera R, Miccio JA, Jairam V, et al.</w:t>
+        <w:t xml:space="preserve">David X Yang, Rohan Khera, Joseph A Miccio, Vikram Jairam, others.</w:t>
       </w:r>
       <w:r>
         <w:t xml:space="preserve"> </w:t>
@@ -7701,7 +9730,7 @@
       <w:r>
         <w:t xml:space="preserve"> </w:t>
       </w:r>
-      <w:hyperlink r:id="rId132">
+      <w:hyperlink r:id="rId143">
         <w:r>
           <w:rPr>
             <w:rStyle w:val="Hyperlink"/>
@@ -7710,8 +9739,8 @@
         </w:r>
       </w:hyperlink>
     </w:p>
-    <w:bookmarkEnd w:id="133"/>
-    <w:bookmarkStart w:id="135" w:name="ref-latrella2024"/>
+    <w:bookmarkEnd w:id="144"/>
+    <w:bookmarkStart w:id="146" w:name="ref-latrella2024"/>
     <w:p>
       <w:pPr>
         <w:pStyle w:val="Bibliography"/>
@@ -7726,7 +9755,7 @@
         <w:t xml:space="preserve">	</w:t>
       </w:r>
       <w:r>
-        <w:t xml:space="preserve">Latrella &amp;B M.</w:t>
+        <w:t xml:space="preserve">&amp; Baldasare Latrella M.</w:t>
       </w:r>
       <w:r>
         <w:t xml:space="preserve"> </w:t>
@@ -7750,7 +9779,7 @@
       <w:r>
         <w:t xml:space="preserve">. Published online 2024. doi:</w:t>
       </w:r>
-      <w:hyperlink r:id="rId134">
+      <w:hyperlink r:id="rId145">
         <w:r>
           <w:rPr>
             <w:rStyle w:val="Hyperlink"/>
@@ -7759,8 +9788,8 @@
         </w:r>
       </w:hyperlink>
     </w:p>
-    <w:bookmarkEnd w:id="135"/>
-    <w:bookmarkStart w:id="137" w:name="ref-nashid2023"/>
+    <w:bookmarkEnd w:id="146"/>
+    <w:bookmarkStart w:id="148" w:name="ref-nashid2023"/>
     <w:p>
       <w:pPr>
         <w:pStyle w:val="Bibliography"/>
@@ -7775,7 +9804,7 @@
         <w:t xml:space="preserve">	</w:t>
       </w:r>
       <w:r>
-        <w:t xml:space="preserve">Nashid P S., Hossain MI.</w:t>
+        <w:t xml:space="preserve">Papia Nashid S., M. I. Hossain.</w:t>
       </w:r>
       <w:r>
         <w:t xml:space="preserve"> </w:t>
@@ -7799,7 +9828,7 @@
       <w:r>
         <w:t xml:space="preserve">. 2023;1(1):1-8. doi:</w:t>
       </w:r>
-      <w:hyperlink r:id="rId136">
+      <w:hyperlink r:id="rId147">
         <w:r>
           <w:rPr>
             <w:rStyle w:val="Hyperlink"/>
@@ -7808,8 +9837,8 @@
         </w:r>
       </w:hyperlink>
     </w:p>
-    <w:bookmarkEnd w:id="137"/>
-    <w:bookmarkStart w:id="139" w:name="ref-shahbaz2019"/>
+    <w:bookmarkEnd w:id="148"/>
+    <w:bookmarkStart w:id="150" w:name="ref-shahbaz2019"/>
     <w:p>
       <w:pPr>
         <w:pStyle w:val="Bibliography"/>
@@ -7824,7 +9853,7 @@
         <w:t xml:space="preserve">	</w:t>
       </w:r>
       <w:r>
-        <w:t xml:space="preserve">Shahbaz G M.</w:t>
+        <w:t xml:space="preserve">Gao Shahbaz M.</w:t>
       </w:r>
       <w:r>
         <w:t xml:space="preserve"> </w:t>
@@ -7848,7 +9877,7 @@
       <w:r>
         <w:t xml:space="preserve">. 2019;6(1). doi:</w:t>
       </w:r>
-      <w:hyperlink r:id="rId138">
+      <w:hyperlink r:id="rId149">
         <w:r>
           <w:rPr>
             <w:rStyle w:val="Hyperlink"/>
@@ -7857,8 +9886,8 @@
         </w:r>
       </w:hyperlink>
     </w:p>
-    <w:bookmarkEnd w:id="139"/>
-    <w:bookmarkStart w:id="141" w:name="ref-kamble2019"/>
+    <w:bookmarkEnd w:id="150"/>
+    <w:bookmarkStart w:id="152" w:name="ref-kamble2019"/>
     <w:p>
       <w:pPr>
         <w:pStyle w:val="Bibliography"/>
@@ -7873,7 +9902,7 @@
         <w:t xml:space="preserve">	</w:t>
       </w:r>
       <w:r>
-        <w:t xml:space="preserve">Kamble G S. S.</w:t>
+        <w:t xml:space="preserve">Gunasekaran Kamble S. S.</w:t>
       </w:r>
       <w:r>
         <w:t xml:space="preserve"> </w:t>
@@ -7897,7 +9926,7 @@
       <w:r>
         <w:t xml:space="preserve">. 2019;12(3):226-240. doi:</w:t>
       </w:r>
-      <w:hyperlink r:id="rId140">
+      <w:hyperlink r:id="rId151">
         <w:r>
           <w:rPr>
             <w:rStyle w:val="Hyperlink"/>
@@ -7906,8 +9935,8 @@
         </w:r>
       </w:hyperlink>
     </w:p>
-    <w:bookmarkEnd w:id="141"/>
-    <w:bookmarkStart w:id="143" w:name="ref-breu2002"/>
+    <w:bookmarkEnd w:id="152"/>
+    <w:bookmarkStart w:id="154" w:name="ref-breu2002"/>
     <w:p>
       <w:pPr>
         <w:pStyle w:val="Bibliography"/>
@@ -7922,7 +9951,7 @@
         <w:t xml:space="preserve">	</w:t>
       </w:r>
       <w:r>
-        <w:t xml:space="preserve">Breu K, Hemingway CJ, Strathern M, Bridger D.</w:t>
+        <w:t xml:space="preserve">K. Breu, C. J. Hemingway, M. Strathern, D. Bridger.</w:t>
       </w:r>
       <w:r>
         <w:t xml:space="preserve"> </w:t>
@@ -7946,7 +9975,7 @@
       <w:r>
         <w:t xml:space="preserve">. 2002;17(1):21-31. doi:</w:t>
       </w:r>
-      <w:hyperlink r:id="rId142">
+      <w:hyperlink r:id="rId153">
         <w:r>
           <w:rPr>
             <w:rStyle w:val="Hyperlink"/>
@@ -7955,8 +9984,8 @@
         </w:r>
       </w:hyperlink>
     </w:p>
-    <w:bookmarkEnd w:id="143"/>
-    <w:bookmarkStart w:id="145" w:name="ref-tessarini2021"/>
+    <w:bookmarkEnd w:id="154"/>
+    <w:bookmarkStart w:id="156" w:name="ref-tessarini2021"/>
     <w:p>
       <w:pPr>
         <w:pStyle w:val="Bibliography"/>
@@ -7971,7 +10000,7 @@
         <w:t xml:space="preserve">	</w:t>
       </w:r>
       <w:r>
-        <w:t xml:space="preserve">Tessarini Junior G, Saltorato P.</w:t>
+        <w:t xml:space="preserve">G. Tessarini Junior, P. Saltorato.</w:t>
       </w:r>
       <w:r>
         <w:t xml:space="preserve"> </w:t>
@@ -7995,7 +10024,7 @@
       <w:r>
         <w:t xml:space="preserve">. 2021;31(81):155-167. doi:</w:t>
       </w:r>
-      <w:hyperlink r:id="rId144">
+      <w:hyperlink r:id="rId155">
         <w:r>
           <w:rPr>
             <w:rStyle w:val="Hyperlink"/>
@@ -8004,8 +10033,8 @@
         </w:r>
       </w:hyperlink>
     </w:p>
-    <w:bookmarkEnd w:id="145"/>
-    <w:bookmarkStart w:id="147" w:name="ref-wynendaele2025"/>
+    <w:bookmarkEnd w:id="156"/>
+    <w:bookmarkStart w:id="158" w:name="ref-wynendaele2025"/>
     <w:p>
       <w:pPr>
         <w:pStyle w:val="Bibliography"/>
@@ -8020,7 +10049,7 @@
         <w:t xml:space="preserve">	</w:t>
       </w:r>
       <w:r>
-        <w:t xml:space="preserve">Wynendaele H, Clays E, Peeters E, et al.</w:t>
+        <w:t xml:space="preserve">Heidi Wynendaele, Els Clays, Evelien Peeters, others.</w:t>
       </w:r>
       <w:r>
         <w:t xml:space="preserve"> </w:t>
@@ -8044,7 +10073,7 @@
       <w:r>
         <w:t xml:space="preserve">. 2025;25(1). doi:</w:t>
       </w:r>
-      <w:hyperlink r:id="rId146">
+      <w:hyperlink r:id="rId157">
         <w:r>
           <w:rPr>
             <w:rStyle w:val="Hyperlink"/>
@@ -8053,8 +10082,8 @@
         </w:r>
       </w:hyperlink>
     </w:p>
-    <w:bookmarkEnd w:id="147"/>
-    <w:bookmarkStart w:id="149" w:name="ref-hackney2024"/>
+    <w:bookmarkEnd w:id="158"/>
+    <w:bookmarkStart w:id="160" w:name="ref-hackney2024"/>
     <w:p>
       <w:pPr>
         <w:pStyle w:val="Bibliography"/>
@@ -8069,7 +10098,7 @@
         <w:t xml:space="preserve">	</w:t>
       </w:r>
       <w:r>
-        <w:t xml:space="preserve">Hackney A.</w:t>
+        <w:t xml:space="preserve">A. Hackney.</w:t>
       </w:r>
       <w:r>
         <w:t xml:space="preserve"> </w:t>
@@ -8087,7 +10116,7 @@
       <w:r>
         <w:t xml:space="preserve"> </w:t>
       </w:r>
-      <w:hyperlink r:id="rId148">
+      <w:hyperlink r:id="rId159">
         <w:r>
           <w:rPr>
             <w:rStyle w:val="Hyperlink"/>
@@ -8096,8 +10125,8 @@
         </w:r>
       </w:hyperlink>
     </w:p>
-    <w:bookmarkEnd w:id="149"/>
-    <w:bookmarkStart w:id="151" w:name="ref-alpar2016"/>
+    <w:bookmarkEnd w:id="160"/>
+    <w:bookmarkStart w:id="162" w:name="ref-alpar2016"/>
     <w:p>
       <w:pPr>
         <w:pStyle w:val="Bibliography"/>
@@ -8112,7 +10141,7 @@
         <w:t xml:space="preserve">	</w:t>
       </w:r>
       <w:r>
-        <w:t xml:space="preserve">Alpar P, Schulz M.</w:t>
+        <w:t xml:space="preserve">P. Alpar, M. Schulz.</w:t>
       </w:r>
       <w:r>
         <w:t xml:space="preserve"> </w:t>
@@ -8136,7 +10165,7 @@
       <w:r>
         <w:t xml:space="preserve">. 2016;58(2):151-155. doi:</w:t>
       </w:r>
-      <w:hyperlink r:id="rId150">
+      <w:hyperlink r:id="rId161">
         <w:r>
           <w:rPr>
             <w:rStyle w:val="Hyperlink"/>
@@ -8145,8 +10174,8 @@
         </w:r>
       </w:hyperlink>
     </w:p>
-    <w:bookmarkEnd w:id="151"/>
-    <w:bookmarkStart w:id="153" w:name="ref-banihani2020"/>
+    <w:bookmarkEnd w:id="162"/>
+    <w:bookmarkStart w:id="164" w:name="ref-banihani2020"/>
     <w:p>
       <w:pPr>
         <w:pStyle w:val="Bibliography"/>
@@ -8161,7 +10190,7 @@
         <w:t xml:space="preserve">	</w:t>
       </w:r>
       <w:r>
-        <w:t xml:space="preserve">Bani-Hani I, Tona O, Carlsson S.</w:t>
+        <w:t xml:space="preserve">I. Bani-Hani, O. Tona, S. Carlsson.</w:t>
       </w:r>
       <w:r>
         <w:t xml:space="preserve"> </w:t>
@@ -8185,7 +10214,7 @@
       <w:r>
         <w:t xml:space="preserve">. 2020. doi:</w:t>
       </w:r>
-      <w:hyperlink r:id="rId152">
+      <w:hyperlink r:id="rId163">
         <w:r>
           <w:rPr>
             <w:rStyle w:val="Hyperlink"/>
@@ -8194,8 +10223,8 @@
         </w:r>
       </w:hyperlink>
     </w:p>
-    <w:bookmarkEnd w:id="153"/>
-    <w:bookmarkStart w:id="155" w:name="ref-blaskovic2025"/>
+    <w:bookmarkEnd w:id="164"/>
+    <w:bookmarkStart w:id="166" w:name="ref-blaskovic2025"/>
     <w:p>
       <w:pPr>
         <w:pStyle w:val="Bibliography"/>
@@ -8210,7 +10239,7 @@
         <w:t xml:space="preserve">	</w:t>
       </w:r>
       <w:r>
-        <w:t xml:space="preserve">Blaskovic L, Tankovic N, Lorencin I, et al.</w:t>
+        <w:t xml:space="preserve">Luka Blaskovic, Nikola Tankovic, Ivan Lorencin, others.</w:t>
       </w:r>
       <w:r>
         <w:t xml:space="preserve"> </w:t>
@@ -8234,7 +10263,7 @@
       <w:r>
         <w:t xml:space="preserve">. 2025;9(10):256. doi:</w:t>
       </w:r>
-      <w:hyperlink r:id="rId154">
+      <w:hyperlink r:id="rId165">
         <w:r>
           <w:rPr>
             <w:rStyle w:val="Hyperlink"/>
@@ -8243,8 +10272,8 @@
         </w:r>
       </w:hyperlink>
     </w:p>
-    <w:bookmarkEnd w:id="155"/>
-    <w:bookmarkStart w:id="157" w:name="ref-marshan2024"/>
+    <w:bookmarkEnd w:id="166"/>
+    <w:bookmarkStart w:id="168" w:name="ref-marshan2024"/>
     <w:p>
       <w:pPr>
         <w:pStyle w:val="Bibliography"/>
@@ -8259,7 +10288,7 @@
         <w:t xml:space="preserve">	</w:t>
       </w:r>
       <w:r>
-        <w:t xml:space="preserve">Marshan A A.</w:t>
+        <w:t xml:space="preserve">Almutairi Marshan A.</w:t>
       </w:r>
       <w:r>
         <w:t xml:space="preserve"> </w:t>
@@ -8283,7 +10312,7 @@
       <w:r>
         <w:t xml:space="preserve">. 2024;7. doi:</w:t>
       </w:r>
-      <w:hyperlink r:id="rId156">
+      <w:hyperlink r:id="rId167">
         <w:r>
           <w:rPr>
             <w:rStyle w:val="Hyperlink"/>
@@ -8292,8 +10321,8 @@
         </w:r>
       </w:hyperlink>
     </w:p>
-    <w:bookmarkEnd w:id="157"/>
-    <w:bookmarkStart w:id="159" w:name="ref-chen2026graph"/>
+    <w:bookmarkEnd w:id="168"/>
+    <w:bookmarkStart w:id="170" w:name="ref-chen2026graph"/>
     <w:p>
       <w:pPr>
         <w:pStyle w:val="Bibliography"/>
@@ -8308,7 +10337,7 @@
         <w:t xml:space="preserve">	</w:t>
       </w:r>
       <w:r>
-        <w:t xml:space="preserve">Chen Q, Peng J, Song B, Zhou Y, Ji R.</w:t>
+        <w:t xml:space="preserve">Qi Chen, Jian Peng, Bin Song, Yun Zhou, Rongrong Ji.</w:t>
       </w:r>
       <w:r>
         <w:t xml:space="preserve"> </w:t>
@@ -8332,7 +10361,7 @@
       <w:r>
         <w:t xml:space="preserve">. 2026;164:111601. doi:</w:t>
       </w:r>
-      <w:hyperlink r:id="rId158">
+      <w:hyperlink r:id="rId169">
         <w:r>
           <w:rPr>
             <w:rStyle w:val="Hyperlink"/>
@@ -8341,8 +10370,8 @@
         </w:r>
       </w:hyperlink>
     </w:p>
-    <w:bookmarkEnd w:id="159"/>
-    <w:bookmarkStart w:id="161" w:name="ref-tarbell2024"/>
+    <w:bookmarkEnd w:id="170"/>
+    <w:bookmarkStart w:id="172" w:name="ref-tarbell2024"/>
     <w:p>
       <w:pPr>
         <w:pStyle w:val="Bibliography"/>
@@ -8357,7 +10386,7 @@
         <w:t xml:space="preserve">	</w:t>
       </w:r>
       <w:r>
-        <w:t xml:space="preserve">Tarbell R, Choo KKR, Dietrich G, et al.</w:t>
+        <w:t xml:space="preserve">R. Tarbell, K. K. R. Choo, G. Dietrich, others.</w:t>
       </w:r>
       <w:r>
         <w:t xml:space="preserve"> </w:t>
@@ -8384,7 +10413,7 @@
       <w:r>
         <w:t xml:space="preserve"> </w:t>
       </w:r>
-      <w:hyperlink r:id="rId160">
+      <w:hyperlink r:id="rId171">
         <w:r>
           <w:rPr>
             <w:rStyle w:val="Hyperlink"/>
@@ -8393,8 +10422,8 @@
         </w:r>
       </w:hyperlink>
     </w:p>
-    <w:bookmarkEnd w:id="161"/>
-    <w:bookmarkStart w:id="163" w:name="ref-yuan2019"/>
+    <w:bookmarkEnd w:id="172"/>
+    <w:bookmarkStart w:id="174" w:name="ref-yuan2019"/>
     <w:p>
       <w:pPr>
         <w:pStyle w:val="Bibliography"/>
@@ -8409,7 +10438,7 @@
         <w:t xml:space="preserve">	</w:t>
       </w:r>
       <w:r>
-        <w:t xml:space="preserve">Yuan C, Ryan PB, Ta C, Guo Y, Li Z, et al.</w:t>
+        <w:t xml:space="preserve">Chi Yuan, Patrick B. Ryan, Casey Ta, Yixuan Guo, Ziran Li, others.</w:t>
       </w:r>
       <w:r>
         <w:t xml:space="preserve"> </w:t>
@@ -8433,7 +10462,7 @@
       <w:r>
         <w:t xml:space="preserve">. 2019;26(4):294-305. doi:</w:t>
       </w:r>
-      <w:hyperlink r:id="rId162">
+      <w:hyperlink r:id="rId173">
         <w:r>
           <w:rPr>
             <w:rStyle w:val="Hyperlink"/>
@@ -8442,8 +10471,8 @@
         </w:r>
       </w:hyperlink>
     </w:p>
-    <w:bookmarkEnd w:id="163"/>
-    <w:bookmarkStart w:id="165" w:name="ref-nittala2024"/>
+    <w:bookmarkEnd w:id="174"/>
+    <w:bookmarkStart w:id="176" w:name="ref-nittala2024"/>
     <w:p>
       <w:pPr>
         <w:pStyle w:val="Bibliography"/>
@@ -8458,7 +10487,7 @@
         <w:t xml:space="preserve">	</w:t>
       </w:r>
       <w:r>
-        <w:t xml:space="preserve">Nittala EP.</w:t>
+        <w:t xml:space="preserve">E. P. Nittala.</w:t>
       </w:r>
       <w:r>
         <w:t xml:space="preserve"> </w:t>
@@ -8485,7 +10514,7 @@
       <w:r>
         <w:t xml:space="preserve"> </w:t>
       </w:r>
-      <w:hyperlink r:id="rId164">
+      <w:hyperlink r:id="rId175">
         <w:r>
           <w:rPr>
             <w:rStyle w:val="Hyperlink"/>
@@ -8494,8 +10523,8 @@
         </w:r>
       </w:hyperlink>
     </w:p>
-    <w:bookmarkEnd w:id="165"/>
-    <w:bookmarkStart w:id="167" w:name="ref-anthropic2025"/>
+    <w:bookmarkEnd w:id="176"/>
+    <w:bookmarkStart w:id="178" w:name="ref-anthropic2025"/>
     <w:p>
       <w:pPr>
         <w:pStyle w:val="Bibliography"/>
@@ -8530,7 +10559,7 @@
       <w:r>
         <w:t xml:space="preserve"> </w:t>
       </w:r>
-      <w:hyperlink r:id="rId166">
+      <w:hyperlink r:id="rId177">
         <w:r>
           <w:rPr>
             <w:rStyle w:val="Hyperlink"/>
@@ -8539,8 +10568,8 @@
         </w:r>
       </w:hyperlink>
     </w:p>
-    <w:bookmarkEnd w:id="167"/>
-    <w:bookmarkStart w:id="169" w:name="ref-hendrix1978"/>
+    <w:bookmarkEnd w:id="178"/>
+    <w:bookmarkStart w:id="180" w:name="ref-hendrix1978"/>
     <w:p>
       <w:pPr>
         <w:pStyle w:val="Bibliography"/>
@@ -8555,7 +10584,7 @@
         <w:t xml:space="preserve">	</w:t>
       </w:r>
       <w:r>
-        <w:t xml:space="preserve">Hendrix S G. G.</w:t>
+        <w:t xml:space="preserve">Sacerdoti Hendrix G. G.</w:t>
       </w:r>
       <w:r>
         <w:t xml:space="preserve"> </w:t>
@@ -8593,7 +10622,7 @@
       <w:r>
         <w:t xml:space="preserve">. 1978;3(2):105-147. doi:</w:t>
       </w:r>
-      <w:hyperlink r:id="rId168">
+      <w:hyperlink r:id="rId179">
         <w:r>
           <w:rPr>
             <w:rStyle w:val="Hyperlink"/>
@@ -8602,8 +10631,8 @@
         </w:r>
       </w:hyperlink>
     </w:p>
-    <w:bookmarkEnd w:id="169"/>
-    <w:bookmarkStart w:id="171" w:name="ref-ogunwole2023"/>
+    <w:bookmarkEnd w:id="180"/>
+    <w:bookmarkStart w:id="182" w:name="ref-ogunwole2023"/>
     <w:p>
       <w:pPr>
         <w:pStyle w:val="Bibliography"/>
@@ -8618,7 +10647,7 @@
         <w:t xml:space="preserve">	</w:t>
       </w:r>
       <w:r>
-        <w:t xml:space="preserve">Ogunwole &amp;O O.</w:t>
+        <w:t xml:space="preserve">&amp; Onukwulu Ogunwole O.</w:t>
       </w:r>
       <w:r>
         <w:t xml:space="preserve"> </w:t>
@@ -8645,7 +10674,7 @@
       <w:r>
         <w:t xml:space="preserve"> </w:t>
       </w:r>
-      <w:hyperlink r:id="rId170">
+      <w:hyperlink r:id="rId181">
         <w:r>
           <w:rPr>
             <w:rStyle w:val="Hyperlink"/>
@@ -8654,8 +10683,8 @@
         </w:r>
       </w:hyperlink>
     </w:p>
-    <w:bookmarkEnd w:id="171"/>
-    <w:bookmarkStart w:id="173" w:name="ref-arora2025"/>
+    <w:bookmarkEnd w:id="182"/>
+    <w:bookmarkStart w:id="184" w:name="ref-arora2025"/>
     <w:p>
       <w:pPr>
         <w:pStyle w:val="Bibliography"/>
@@ -8670,7 +10699,7 @@
         <w:t xml:space="preserve">	</w:t>
       </w:r>
       <w:r>
-        <w:t xml:space="preserve">Arora A.</w:t>
+        <w:t xml:space="preserve">A Arora.</w:t>
       </w:r>
       <w:r>
         <w:t xml:space="preserve"> </w:t>
@@ -8697,7 +10726,7 @@
       <w:r>
         <w:t xml:space="preserve"> </w:t>
       </w:r>
-      <w:hyperlink r:id="rId172">
+      <w:hyperlink r:id="rId183">
         <w:r>
           <w:rPr>
             <w:rStyle w:val="Hyperlink"/>
@@ -8706,8 +10735,8 @@
         </w:r>
       </w:hyperlink>
     </w:p>
-    <w:bookmarkEnd w:id="173"/>
-    <w:bookmarkStart w:id="175" w:name="ref-ignatowicz2023"/>
+    <w:bookmarkEnd w:id="184"/>
+    <w:bookmarkStart w:id="186" w:name="ref-ignatowicz2023"/>
     <w:p>
       <w:pPr>
         <w:pStyle w:val="Bibliography"/>
@@ -8722,7 +10751,7 @@
         <w:t xml:space="preserve">	</w:t>
       </w:r>
       <w:r>
-        <w:t xml:space="preserve">Ignatowicz A, Tarrant C, Mannion R, El-Sawy D, et al.</w:t>
+        <w:t xml:space="preserve">Agnieszka Ignatowicz, Carolyn Tarrant, Russell Mannion, Dalia El-Sawy, others.</w:t>
       </w:r>
       <w:r>
         <w:t xml:space="preserve"> </w:t>
@@ -8746,7 +10775,7 @@
       <w:r>
         <w:t xml:space="preserve">. 2023;23:242. doi:</w:t>
       </w:r>
-      <w:hyperlink r:id="rId174">
+      <w:hyperlink r:id="rId185">
         <w:r>
           <w:rPr>
             <w:rStyle w:val="Hyperlink"/>
@@ -8755,8 +10784,8 @@
         </w:r>
       </w:hyperlink>
     </w:p>
-    <w:bookmarkEnd w:id="175"/>
-    <w:bookmarkStart w:id="177" w:name="ref-ratliff2025"/>
+    <w:bookmarkEnd w:id="186"/>
+    <w:bookmarkStart w:id="188" w:name="ref-ratliff2025"/>
     <w:p>
       <w:pPr>
         <w:pStyle w:val="Bibliography"/>
@@ -8771,7 +10800,7 @@
         <w:t xml:space="preserve">	</w:t>
       </w:r>
       <w:r>
-        <w:t xml:space="preserve">Ratliff HC, Lee KA, Buchbinder M, Kelly LA, et al.</w:t>
+        <w:t xml:space="preserve">Hope C. Ratliff, Kirsten A. Lee, Mara Buchbinder, Lesly A. Kelly, others.</w:t>
       </w:r>
       <w:r>
         <w:t xml:space="preserve"> </w:t>
@@ -8798,7 +10827,7 @@
       <w:r>
         <w:t xml:space="preserve"> </w:t>
       </w:r>
-      <w:hyperlink r:id="rId176">
+      <w:hyperlink r:id="rId187">
         <w:r>
           <w:rPr>
             <w:rStyle w:val="Hyperlink"/>
@@ -8807,8 +10836,8 @@
         </w:r>
       </w:hyperlink>
     </w:p>
-    <w:bookmarkEnd w:id="177"/>
-    <w:bookmarkStart w:id="179" w:name="ref-valiaiev2025"/>
+    <w:bookmarkEnd w:id="188"/>
+    <w:bookmarkStart w:id="190" w:name="ref-valiaiev2025"/>
     <w:p>
       <w:pPr>
         <w:pStyle w:val="Bibliography"/>
@@ -8823,7 +10852,7 @@
         <w:t xml:space="preserve">	</w:t>
       </w:r>
       <w:r>
-        <w:t xml:space="preserve">Valiaiev D.</w:t>
+        <w:t xml:space="preserve">D. Valiaiev.</w:t>
       </w:r>
       <w:r>
         <w:t xml:space="preserve"> </w:t>
@@ -8841,7 +10870,7 @@
       <w:r>
         <w:t xml:space="preserve"> </w:t>
       </w:r>
-      <w:hyperlink r:id="rId178">
+      <w:hyperlink r:id="rId189">
         <w:r>
           <w:rPr>
             <w:rStyle w:val="Hyperlink"/>
@@ -8850,8 +10879,8 @@
         </w:r>
       </w:hyperlink>
     </w:p>
-    <w:bookmarkEnd w:id="179"/>
-    <w:bookmarkStart w:id="181" w:name="ref-betha2023"/>
+    <w:bookmarkEnd w:id="190"/>
+    <w:bookmarkStart w:id="192" w:name="ref-betha2023"/>
     <w:p>
       <w:pPr>
         <w:pStyle w:val="Bibliography"/>
@@ -8866,7 +10895,7 @@
         <w:t xml:space="preserve">	</w:t>
       </w:r>
       <w:r>
-        <w:t xml:space="preserve">Betha R.</w:t>
+        <w:t xml:space="preserve">R. Betha.</w:t>
       </w:r>
       <w:r>
         <w:t xml:space="preserve"> </w:t>
@@ -8893,7 +10922,7 @@
       <w:r>
         <w:t xml:space="preserve"> </w:t>
       </w:r>
-      <w:hyperlink r:id="rId180">
+      <w:hyperlink r:id="rId191">
         <w:r>
           <w:rPr>
             <w:rStyle w:val="Hyperlink"/>
@@ -8902,8 +10931,8 @@
         </w:r>
       </w:hyperlink>
     </w:p>
-    <w:bookmarkEnd w:id="181"/>
-    <w:bookmarkStart w:id="183" w:name="ref-kottam2025"/>
+    <w:bookmarkEnd w:id="192"/>
+    <w:bookmarkStart w:id="194" w:name="ref-kottam2025"/>
     <w:p>
       <w:pPr>
         <w:pStyle w:val="Bibliography"/>
@@ -8918,7 +10947,7 @@
         <w:t xml:space="preserve">	</w:t>
       </w:r>
       <w:r>
-        <w:t xml:space="preserve">Kottam S, Annem S, Sun Y.</w:t>
+        <w:t xml:space="preserve">Saikiran Kottam, Sridhar Annem, Yingcheng Sun.</w:t>
       </w:r>
       <w:r>
         <w:t xml:space="preserve"> </w:t>
@@ -8942,7 +10971,7 @@
       <w:r>
         <w:t xml:space="preserve">. 2025. doi:</w:t>
       </w:r>
-      <w:hyperlink r:id="rId182">
+      <w:hyperlink r:id="rId193">
         <w:r>
           <w:rPr>
             <w:rStyle w:val="Hyperlink"/>
@@ -8951,8 +10980,8 @@
         </w:r>
       </w:hyperlink>
     </w:p>
-    <w:bookmarkEnd w:id="183"/>
-    <w:bookmarkStart w:id="185" w:name="ref-alukal2006"/>
+    <w:bookmarkEnd w:id="194"/>
+    <w:bookmarkStart w:id="196" w:name="ref-alukal2006"/>
     <w:p>
       <w:pPr>
         <w:pStyle w:val="Bibliography"/>
@@ -8967,7 +10996,7 @@
         <w:t xml:space="preserve">	</w:t>
       </w:r>
       <w:r>
-        <w:t xml:space="preserve">Alukal VG, Manos A.</w:t>
+        <w:t xml:space="preserve">V. G. Alukal, A. Manos.</w:t>
       </w:r>
       <w:r>
         <w:t xml:space="preserve"> </w:t>
@@ -8985,7 +11014,7 @@
       <w:r>
         <w:t xml:space="preserve"> </w:t>
       </w:r>
-      <w:hyperlink r:id="rId184">
+      <w:hyperlink r:id="rId195">
         <w:r>
           <w:rPr>
             <w:rStyle w:val="Hyperlink"/>
@@ -8994,8 +11023,8 @@
         </w:r>
       </w:hyperlink>
     </w:p>
-    <w:bookmarkEnd w:id="185"/>
-    <w:bookmarkStart w:id="187" w:name="ref-himss2025ucdavis"/>
+    <w:bookmarkEnd w:id="196"/>
+    <w:bookmarkStart w:id="198" w:name="ref-himss2025ucdavis"/>
     <w:p>
       <w:pPr>
         <w:pStyle w:val="Bibliography"/>
@@ -9024,7 +11053,7 @@
       <w:r>
         <w:t xml:space="preserve"> </w:t>
       </w:r>
-      <w:hyperlink r:id="rId186">
+      <w:hyperlink r:id="rId197">
         <w:r>
           <w:rPr>
             <w:rStyle w:val="Hyperlink"/>
@@ -9033,8 +11062,8 @@
         </w:r>
       </w:hyperlink>
     </w:p>
-    <w:bookmarkEnd w:id="187"/>
-    <w:bookmarkStart w:id="189" w:name="ref-kumar2025caos"/>
+    <w:bookmarkEnd w:id="198"/>
+    <w:bookmarkStart w:id="200" w:name="ref-kumar2025caos"/>
     <w:p>
       <w:pPr>
         <w:pStyle w:val="Bibliography"/>
@@ -9049,7 +11078,7 @@
         <w:t xml:space="preserve">	</w:t>
       </w:r>
       <w:r>
-        <w:t xml:space="preserve">Kumar R, Sporn K, Waisberg E, Ong J, Paladugu P, et al.</w:t>
+        <w:t xml:space="preserve">Rahul Kumar, Konrad Sporn, Ethan Waisberg, Joshua Ong, Phani Paladugu, others.</w:t>
       </w:r>
       <w:r>
         <w:t xml:space="preserve"> </w:t>
@@ -9073,7 +11102,7 @@
       <w:r>
         <w:t xml:space="preserve">. Published online 2025. doi:</w:t>
       </w:r>
-      <w:hyperlink r:id="rId188">
+      <w:hyperlink r:id="rId199">
         <w:r>
           <w:rPr>
             <w:rStyle w:val="Hyperlink"/>
@@ -9082,8 +11111,8 @@
         </w:r>
       </w:hyperlink>
     </w:p>
-    <w:bookmarkEnd w:id="189"/>
-    <w:bookmarkStart w:id="191" w:name="ref-labkoff2024"/>
+    <w:bookmarkEnd w:id="200"/>
+    <w:bookmarkStart w:id="202" w:name="ref-labkoff2024"/>
     <w:p>
       <w:pPr>
         <w:pStyle w:val="Bibliography"/>
@@ -9098,7 +11127,7 @@
         <w:t xml:space="preserve">	</w:t>
       </w:r>
       <w:r>
-        <w:t xml:space="preserve">Labkoff S, Oladimeji B, Kannry J, et al.</w:t>
+        <w:t xml:space="preserve">Steven Labkoff, Bola Oladimeji, Joseph Kannry, others.</w:t>
       </w:r>
       <w:r>
         <w:t xml:space="preserve"> </w:t>
@@ -9122,7 +11151,7 @@
       <w:r>
         <w:t xml:space="preserve">. 2024;31(11):2730. doi:</w:t>
       </w:r>
-      <w:hyperlink r:id="rId190">
+      <w:hyperlink r:id="rId201">
         <w:r>
           <w:rPr>
             <w:rStyle w:val="Hyperlink"/>
@@ -9131,8 +11160,8 @@
         </w:r>
       </w:hyperlink>
     </w:p>
-    <w:bookmarkEnd w:id="191"/>
-    <w:bookmarkStart w:id="193" w:name="ref-loshin2010"/>
+    <w:bookmarkEnd w:id="202"/>
+    <w:bookmarkStart w:id="204" w:name="ref-loshin2010"/>
     <w:p>
       <w:pPr>
         <w:pStyle w:val="Bibliography"/>
@@ -9147,7 +11176,7 @@
         <w:t xml:space="preserve">	</w:t>
       </w:r>
       <w:r>
-        <w:t xml:space="preserve">Loshin D.</w:t>
+        <w:t xml:space="preserve">David Loshin.</w:t>
       </w:r>
       <w:r>
         <w:t xml:space="preserve"> </w:t>
@@ -9165,7 +11194,7 @@
       <w:r>
         <w:t xml:space="preserve"> </w:t>
       </w:r>
-      <w:hyperlink r:id="rId192">
+      <w:hyperlink r:id="rId203">
         <w:r>
           <w:rPr>
             <w:rStyle w:val="Hyperlink"/>
@@ -9174,8 +11203,8 @@
         </w:r>
       </w:hyperlink>
     </w:p>
-    <w:bookmarkEnd w:id="193"/>
-    <w:bookmarkStart w:id="195" w:name="ref-kalyanasundaram2025"/>
+    <w:bookmarkEnd w:id="204"/>
+    <w:bookmarkStart w:id="206" w:name="ref-kalyanasundaram2025"/>
     <w:p>
       <w:pPr>
         <w:pStyle w:val="Bibliography"/>
@@ -9190,7 +11219,7 @@
         <w:t xml:space="preserve">	</w:t>
       </w:r>
       <w:r>
-        <w:t xml:space="preserve">Kalyanasundaram S.</w:t>
+        <w:t xml:space="preserve">S. Kalyanasundaram.</w:t>
       </w:r>
       <w:r>
         <w:t xml:space="preserve"> </w:t>
@@ -9217,7 +11246,7 @@
       <w:r>
         <w:t xml:space="preserve"> </w:t>
       </w:r>
-      <w:hyperlink r:id="rId194">
+      <w:hyperlink r:id="rId205">
         <w:r>
           <w:rPr>
             <w:rStyle w:val="Hyperlink"/>
@@ -9226,8 +11255,8 @@
         </w:r>
       </w:hyperlink>
     </w:p>
-    <w:bookmarkEnd w:id="195"/>
-    <w:bookmarkStart w:id="197" w:name="ref-zimmermann2017"/>
+    <w:bookmarkEnd w:id="206"/>
+    <w:bookmarkStart w:id="208" w:name="ref-zimmermann2017"/>
     <w:p>
       <w:pPr>
         <w:pStyle w:val="Bibliography"/>
@@ -9242,7 +11271,7 @@
         <w:t xml:space="preserve">	</w:t>
       </w:r>
       <w:r>
-        <w:t xml:space="preserve">Zimmermann S, Rentrop C.</w:t>
+        <w:t xml:space="preserve">Stephan Zimmermann, Christopher Rentrop.</w:t>
       </w:r>
       <w:r>
         <w:t xml:space="preserve"> </w:t>
@@ -9266,7 +11295,7 @@
       <w:r>
         <w:t xml:space="preserve">. 2017;31(1):79-96. doi:</w:t>
       </w:r>
-      <w:hyperlink r:id="rId196">
+      <w:hyperlink r:id="rId207">
         <w:r>
           <w:rPr>
             <w:rStyle w:val="Hyperlink"/>
@@ -9275,8 +11304,8 @@
         </w:r>
       </w:hyperlink>
     </w:p>
-    <w:bookmarkEnd w:id="197"/>
-    <w:bookmarkStart w:id="199" w:name="ref-ipeirotis2025"/>
+    <w:bookmarkEnd w:id="208"/>
+    <w:bookmarkStart w:id="210" w:name="ref-ipeirotis2025"/>
     <w:p>
       <w:pPr>
         <w:pStyle w:val="Bibliography"/>
@@ -9291,7 +11320,7 @@
         <w:t xml:space="preserve">	</w:t>
       </w:r>
       <w:r>
-        <w:t xml:space="preserve">Ipeirotis &amp;Z P.</w:t>
+        <w:t xml:space="preserve">&amp; Zheng Ipeirotis P.</w:t>
       </w:r>
       <w:r>
         <w:t xml:space="preserve"> </w:t>
@@ -9315,7 +11344,7 @@
       <w:r>
         <w:t xml:space="preserve"> </w:t>
       </w:r>
-      <w:hyperlink r:id="rId198">
+      <w:hyperlink r:id="rId209">
         <w:r>
           <w:rPr>
             <w:rStyle w:val="Hyperlink"/>
@@ -9324,8 +11353,8 @@
         </w:r>
       </w:hyperlink>
     </w:p>
-    <w:bookmarkEnd w:id="199"/>
-    <w:bookmarkStart w:id="201" w:name="ref-gartlehner2025"/>
+    <w:bookmarkEnd w:id="210"/>
+    <w:bookmarkStart w:id="212" w:name="ref-gartlehner2025"/>
     <w:p>
       <w:pPr>
         <w:pStyle w:val="Bibliography"/>
@@ -9340,7 +11369,7 @@
         <w:t xml:space="preserve">	</w:t>
       </w:r>
       <w:r>
-        <w:t xml:space="preserve">Gartlehner G, Kugley S, Crotty K, et al.</w:t>
+        <w:t xml:space="preserve">G. Gartlehner, S. Kugley, K. Crotty, M. Viswanathan, A. Dobrescu, B. Nussbaumer-Streit, G. Booth, J. R. Treadwell.</w:t>
       </w:r>
       <w:r>
         <w:t xml:space="preserve"> </w:t>
@@ -9364,7 +11393,7 @@
       <w:r>
         <w:t xml:space="preserve">. 2025;178(12):1763-1771. doi:</w:t>
       </w:r>
-      <w:hyperlink r:id="rId200">
+      <w:hyperlink r:id="rId211">
         <w:r>
           <w:rPr>
             <w:rStyle w:val="Hyperlink"/>
@@ -9373,8 +11402,8 @@
         </w:r>
       </w:hyperlink>
     </w:p>
-    <w:bookmarkEnd w:id="201"/>
-    <w:bookmarkStart w:id="203" w:name="ref-benzarti2026"/>
+    <w:bookmarkEnd w:id="212"/>
+    <w:bookmarkStart w:id="214" w:name="ref-benzarti2026"/>
     <w:p>
       <w:pPr>
         <w:pStyle w:val="Bibliography"/>
@@ -9389,7 +11418,7 @@
         <w:t xml:space="preserve">	</w:t>
       </w:r>
       <w:r>
-        <w:t xml:space="preserve">Benzarti S, Berrabah C.</w:t>
+        <w:t xml:space="preserve">S. Benzarti, C. Berrabah.</w:t>
       </w:r>
       <w:r>
         <w:t xml:space="preserve"> </w:t>
@@ -9413,7 +11442,7 @@
       <w:r>
         <w:t xml:space="preserve">. Springer; 2026:151-164. doi:</w:t>
       </w:r>
-      <w:hyperlink r:id="rId202">
+      <w:hyperlink r:id="rId213">
         <w:r>
           <w:rPr>
             <w:rStyle w:val="Hyperlink"/>
@@ -9422,8 +11451,8 @@
         </w:r>
       </w:hyperlink>
     </w:p>
-    <w:bookmarkEnd w:id="203"/>
-    <w:bookmarkStart w:id="205" w:name="ref-ning2024"/>
+    <w:bookmarkEnd w:id="214"/>
+    <w:bookmarkStart w:id="216" w:name="ref-ning2024"/>
     <w:p>
       <w:pPr>
         <w:pStyle w:val="Bibliography"/>
@@ -9438,7 +11467,7 @@
         <w:t xml:space="preserve">	</w:t>
       </w:r>
       <w:r>
-        <w:t xml:space="preserve">Ning Z, Tian Y, Zhang Z, Zhang T, Li TJ.</w:t>
+        <w:t xml:space="preserve">Z. Ning, Y. Tian, Z. Zhang, T. Zhang, T. J. Li.</w:t>
       </w:r>
       <w:r>
         <w:t xml:space="preserve"> </w:t>
@@ -9462,7 +11491,7 @@
       <w:r>
         <w:t xml:space="preserve">. 2024;14(4):1-32. doi:</w:t>
       </w:r>
-      <w:hyperlink r:id="rId204">
+      <w:hyperlink r:id="rId215">
         <w:r>
           <w:rPr>
             <w:rStyle w:val="Hyperlink"/>
@@ -9471,8 +11500,8 @@
         </w:r>
       </w:hyperlink>
     </w:p>
-    <w:bookmarkEnd w:id="205"/>
-    <w:bookmarkStart w:id="207" w:name="ref-ibm2022"/>
+    <w:bookmarkEnd w:id="216"/>
+    <w:bookmarkStart w:id="218" w:name="ref-ibm2022"/>
     <w:p>
       <w:pPr>
         <w:pStyle w:val="Bibliography"/>
@@ -9528,7 +11557,7 @@
       <w:r>
         <w:t xml:space="preserve"> </w:t>
       </w:r>
-      <w:hyperlink r:id="rId206">
+      <w:hyperlink r:id="rId217">
         <w:r>
           <w:rPr>
             <w:rStyle w:val="Hyperlink"/>
@@ -9537,8 +11566,8 @@
         </w:r>
       </w:hyperlink>
     </w:p>
-    <w:bookmarkEnd w:id="207"/>
-    <w:bookmarkStart w:id="209" w:name="ref-strickland2019"/>
+    <w:bookmarkEnd w:id="218"/>
+    <w:bookmarkStart w:id="220" w:name="ref-strickland2019"/>
     <w:p>
       <w:pPr>
         <w:pStyle w:val="Bibliography"/>
@@ -9553,7 +11582,7 @@
         <w:t xml:space="preserve">	</w:t>
       </w:r>
       <w:r>
-        <w:t xml:space="preserve">Strickland E.</w:t>
+        <w:t xml:space="preserve">E. Strickland.</w:t>
       </w:r>
       <w:r>
         <w:t xml:space="preserve"> </w:t>
@@ -9577,7 +11606,7 @@
       <w:r>
         <w:t xml:space="preserve">. 2019;56(4):24-31. doi:</w:t>
       </w:r>
-      <w:hyperlink r:id="rId208">
+      <w:hyperlink r:id="rId219">
         <w:r>
           <w:rPr>
             <w:rStyle w:val="Hyperlink"/>
@@ -9586,8 +11615,8 @@
         </w:r>
       </w:hyperlink>
     </w:p>
-    <w:bookmarkEnd w:id="209"/>
-    <w:bookmarkStart w:id="211" w:name="ref-lavito2021"/>
+    <w:bookmarkEnd w:id="220"/>
+    <w:bookmarkStart w:id="222" w:name="ref-lavito2021"/>
     <w:p>
       <w:pPr>
         <w:pStyle w:val="Bibliography"/>
@@ -9602,7 +11631,7 @@
         <w:t xml:space="preserve">	</w:t>
       </w:r>
       <w:r>
-        <w:t xml:space="preserve">LaVito A.</w:t>
+        <w:t xml:space="preserve">A LaVito.</w:t>
       </w:r>
       <w:r>
         <w:t xml:space="preserve"> </w:t>
@@ -9629,7 +11658,7 @@
       <w:r>
         <w:t xml:space="preserve"> </w:t>
       </w:r>
-      <w:hyperlink r:id="rId210">
+      <w:hyperlink r:id="rId221">
         <w:r>
           <w:rPr>
             <w:rStyle w:val="Hyperlink"/>
@@ -9638,8 +11667,8 @@
         </w:r>
       </w:hyperlink>
     </w:p>
-    <w:bookmarkEnd w:id="211"/>
-    <w:bookmarkStart w:id="213" w:name="ref-acchiardo2021"/>
+    <w:bookmarkEnd w:id="222"/>
+    <w:bookmarkStart w:id="224" w:name="ref-acchiardo2021"/>
     <w:p>
       <w:pPr>
         <w:pStyle w:val="Bibliography"/>
@@ -9654,7 +11683,7 @@
         <w:t xml:space="preserve">	</w:t>
       </w:r>
       <w:r>
-        <w:t xml:space="preserve">Acchiardo JM, Gunderman RB.</w:t>
+        <w:t xml:space="preserve">J. M. Acchiardo, R. B. Gunderman.</w:t>
       </w:r>
       <w:r>
         <w:t xml:space="preserve"> </w:t>
@@ -9678,7 +11707,7 @@
       <w:r>
         <w:t xml:space="preserve">. 2021;28(7):1036-1037. doi:</w:t>
       </w:r>
-      <w:hyperlink r:id="rId212">
+      <w:hyperlink r:id="rId223">
         <w:r>
           <w:rPr>
             <w:rStyle w:val="Hyperlink"/>
@@ -9687,8 +11716,8 @@
         </w:r>
       </w:hyperlink>
     </w:p>
-    <w:bookmarkEnd w:id="213"/>
-    <w:bookmarkStart w:id="215" w:name="ref-yang2020"/>
+    <w:bookmarkEnd w:id="224"/>
+    <w:bookmarkStart w:id="226" w:name="ref-yang2020"/>
     <w:p>
       <w:pPr>
         <w:pStyle w:val="Bibliography"/>
@@ -9703,7 +11732,7 @@
         <w:t xml:space="preserve">	</w:t>
       </w:r>
       <w:r>
-        <w:t xml:space="preserve">Yang J, Chesbrough H, Hurmelinna-Laukkanen P.</w:t>
+        <w:t xml:space="preserve">J. Yang, H. Chesbrough, P. Hurmelinna-Laukkanen.</w:t>
       </w:r>
       <w:r>
         <w:t xml:space="preserve"> </w:t>
@@ -9721,7 +11750,7 @@
       <w:r>
         <w:t xml:space="preserve"> </w:t>
       </w:r>
-      <w:hyperlink r:id="rId214">
+      <w:hyperlink r:id="rId225">
         <w:r>
           <w:rPr>
             <w:rStyle w:val="Hyperlink"/>
@@ -9730,9 +11759,9 @@
         </w:r>
       </w:hyperlink>
     </w:p>
-    <w:bookmarkEnd w:id="215"/>
-    <w:bookmarkEnd w:id="216"/>
-    <w:bookmarkEnd w:id="217"/>
+    <w:bookmarkEnd w:id="226"/>
+    <w:bookmarkEnd w:id="227"/>
+    <w:bookmarkEnd w:id="228"/>
     <w:sectPr>
       <w:footnotePr>
         <w:numRestart w:val="eachSect"/>
@@ -9775,7 +11804,7 @@
       <w:lvlText w:val=" "/>
       <w:lvlJc w:val="left"/>
       <w:pPr>
-        <w:ind w:left="720" w:hanging="360"/>
+        <w:ind w:left="720" w:hanging="480"/>
       </w:pPr>
     </w:lvl>
     <w:lvl w:ilvl="1">
@@ -9783,7 +11812,7 @@
       <w:lvlText w:val=" "/>
       <w:lvlJc w:val="left"/>
       <w:pPr>
-        <w:ind w:left="1440" w:hanging="360"/>
+        <w:ind w:left="1440" w:hanging="480"/>
       </w:pPr>
     </w:lvl>
     <w:lvl w:ilvl="2">
@@ -9791,7 +11820,7 @@
       <w:lvlText w:val=" "/>
       <w:lvlJc w:val="left"/>
       <w:pPr>
-        <w:ind w:left="2160" w:hanging="360"/>
+        <w:ind w:left="2160" w:hanging="480"/>
       </w:pPr>
     </w:lvl>
     <w:lvl w:ilvl="3">
@@ -9799,7 +11828,7 @@
       <w:lvlText w:val=" "/>
       <w:lvlJc w:val="left"/>
       <w:pPr>
-        <w:ind w:left="2880" w:hanging="360"/>
+        <w:ind w:left="2880" w:hanging="480"/>
       </w:pPr>
     </w:lvl>
     <w:lvl w:ilvl="4">
@@ -9807,7 +11836,7 @@
       <w:lvlText w:val=" "/>
       <w:lvlJc w:val="left"/>
       <w:pPr>
-        <w:ind w:left="3600" w:hanging="360"/>
+        <w:ind w:left="3600" w:hanging="480"/>
       </w:pPr>
     </w:lvl>
     <w:lvl w:ilvl="5">
@@ -9815,7 +11844,7 @@
       <w:lvlText w:val=" "/>
       <w:lvlJc w:val="left"/>
       <w:pPr>
-        <w:ind w:left="4320" w:hanging="360"/>
+        <w:ind w:left="4320" w:hanging="480"/>
       </w:pPr>
     </w:lvl>
     <w:lvl w:ilvl="6">
@@ -9823,7 +11852,7 @@
       <w:lvlText w:val=" "/>
       <w:lvlJc w:val="left"/>
       <w:pPr>
-        <w:ind w:left="5040" w:hanging="360"/>
+        <w:ind w:left="5040" w:hanging="480"/>
       </w:pPr>
     </w:lvl>
     <w:lvl w:ilvl="7">
@@ -9831,7 +11860,7 @@
       <w:lvlText w:val=" "/>
       <w:lvlJc w:val="left"/>
       <w:pPr>
-        <w:ind w:left="5760" w:hanging="360"/>
+        <w:ind w:left="5760" w:hanging="480"/>
       </w:pPr>
     </w:lvl>
     <w:lvl w:ilvl="8">
@@ -9839,7 +11868,7 @@
       <w:lvlText w:val=" "/>
       <w:lvlJc w:val="left"/>
       <w:pPr>
-        <w:ind w:left="6480" w:hanging="360"/>
+        <w:ind w:left="6480" w:hanging="480"/>
       </w:pPr>
     </w:lvl>
   </w:abstractNum>
@@ -9852,7 +11881,7 @@
       <w:lvlText w:val="%1."/>
       <w:lvlJc w:val="left"/>
       <w:pPr>
-        <w:ind w:left="720" w:hanging="360"/>
+        <w:ind w:left="720" w:hanging="480"/>
       </w:pPr>
     </w:lvl>
     <w:lvl w:ilvl="1">
@@ -9861,7 +11890,7 @@
       <w:lvlText w:val="%2."/>
       <w:lvlJc w:val="left"/>
       <w:pPr>
-        <w:ind w:left="1440" w:hanging="360"/>
+        <w:ind w:left="1440" w:hanging="480"/>
       </w:pPr>
     </w:lvl>
     <w:lvl w:ilvl="2">
@@ -9870,7 +11899,7 @@
       <w:lvlText w:val="%3."/>
       <w:lvlJc w:val="left"/>
       <w:pPr>
-        <w:ind w:left="2160" w:hanging="360"/>
+        <w:ind w:left="2160" w:hanging="480"/>
       </w:pPr>
     </w:lvl>
     <w:lvl w:ilvl="3">
@@ -9879,7 +11908,7 @@
       <w:lvlText w:val="%4."/>
       <w:lvlJc w:val="left"/>
       <w:pPr>
-        <w:ind w:left="2880" w:hanging="360"/>
+        <w:ind w:left="2880" w:hanging="480"/>
       </w:pPr>
     </w:lvl>
     <w:lvl w:ilvl="4">
@@ -9888,7 +11917,7 @@
       <w:lvlText w:val="%5."/>
       <w:lvlJc w:val="left"/>
       <w:pPr>
-        <w:ind w:left="3600" w:hanging="360"/>
+        <w:ind w:left="3600" w:hanging="480"/>
       </w:pPr>
     </w:lvl>
     <w:lvl w:ilvl="5">
@@ -9897,7 +11926,7 @@
       <w:lvlText w:val="%6."/>
       <w:lvlJc w:val="left"/>
       <w:pPr>
-        <w:ind w:left="4320" w:hanging="360"/>
+        <w:ind w:left="4320" w:hanging="480"/>
       </w:pPr>
     </w:lvl>
     <w:lvl w:ilvl="6">
@@ -9906,7 +11935,7 @@
       <w:lvlText w:val="%7."/>
       <w:lvlJc w:val="left"/>
       <w:pPr>
-        <w:ind w:left="5040" w:hanging="360"/>
+        <w:ind w:left="5040" w:hanging="480"/>
       </w:pPr>
     </w:lvl>
     <w:lvl w:ilvl="7">
@@ -9915,7 +11944,7 @@
       <w:lvlText w:val="%8."/>
       <w:lvlJc w:val="left"/>
       <w:pPr>
-        <w:ind w:left="5760" w:hanging="360"/>
+        <w:ind w:left="5760" w:hanging="480"/>
       </w:pPr>
     </w:lvl>
     <w:lvl w:ilvl="8">
@@ -9924,7 +11953,7 @@
       <w:lvlText w:val="%9."/>
       <w:lvlJc w:val="left"/>
       <w:pPr>
-        <w:ind w:left="6480" w:hanging="360"/>
+        <w:ind w:left="6480" w:hanging="480"/>
       </w:pPr>
     </w:lvl>
   </w:abstractNum>

--- a/paper.docx
+++ b/paper.docx
@@ -8051,7 +8051,7 @@
         <w:t xml:space="preserve">Methods of Information in Medicine</w:t>
       </w:r>
       <w:r>
-        <w:t xml:space="preserve">. 2010;49(02):105-120. doi:</w:t>
+        <w:t xml:space="preserve">. 2010;49(2):105-120. doi:</w:t>
       </w:r>
       <w:hyperlink r:id="rId80">
         <w:r>

--- a/paper.docx
+++ b/paper.docx
@@ -2221,7 +2221,7 @@
         <w:t xml:space="preserve">]</w:t>
       </w:r>
       <w:r>
-        <w:t xml:space="preserve">, creating a strategic vacuum at the top. At the operational level, the situation is equally precarious: 79% of provider organizations report persistent shortages in digital health roles</w:t>
+        <w:t xml:space="preserve">, creating a strategic vacuum at the top. At the operational level, the situation is equally precarious: global nurse turnover runs at 16% to 18% annually</w:t>
       </w:r>
       <w:r>
         <w:t xml:space="preserve"> </w:t>
@@ -2229,7 +2229,7 @@
       <w:r>
         <w:t xml:space="preserve">[</w:t>
       </w:r>
-      <w:hyperlink w:anchor="ref-himssworkforce2024">
+      <w:hyperlink w:anchor="ref-ren2024">
         <w:r>
           <w:rPr>
             <w:rStyle w:val="Hyperlink"/>
@@ -2238,6 +2238,17 @@
         </w:r>
       </w:hyperlink>
       <w:r>
+        <w:t xml:space="preserve">,</w:t>
+      </w:r>
+      <w:hyperlink w:anchor="ref-wu2024">
+        <w:r>
+          <w:rPr>
+            <w:rStyle w:val="Hyperlink"/>
+          </w:rPr>
+          <w:t xml:space="preserve">8</w:t>
+        </w:r>
+      </w:hyperlink>
+      <w:r>
         <w:t xml:space="preserve">]</w:t>
       </w:r>
       <w:r>
@@ -2254,7 +2265,7 @@
           <w:rPr>
             <w:rStyle w:val="Hyperlink"/>
           </w:rPr>
-          <w:t xml:space="preserve">8</w:t>
+          <w:t xml:space="preserve">9</w:t>
         </w:r>
       </w:hyperlink>
       <w:r>
@@ -2313,7 +2324,7 @@
           <w:rPr>
             <w:rStyle w:val="Hyperlink"/>
           </w:rPr>
-          <w:t xml:space="preserve">9</w:t>
+          <w:t xml:space="preserve">10</w:t>
         </w:r>
       </w:hyperlink>
       <w:r>
@@ -2388,7 +2399,7 @@
           <w:rPr>
             <w:rStyle w:val="Hyperlink"/>
           </w:rPr>
-          <w:t xml:space="preserve">10</w:t>
+          <w:t xml:space="preserve">11</w:t>
         </w:r>
       </w:hyperlink>
       <w:r>
@@ -2408,7 +2419,7 @@
           <w:rPr>
             <w:rStyle w:val="Hyperlink"/>
           </w:rPr>
-          <w:t xml:space="preserve">11</w:t>
+          <w:t xml:space="preserve">12</w:t>
         </w:r>
       </w:hyperlink>
       <w:r>
@@ -2458,7 +2469,7 @@
           <w:rPr>
             <w:rStyle w:val="Hyperlink"/>
           </w:rPr>
-          <w:t xml:space="preserve">12</w:t>
+          <w:t xml:space="preserve">13</w:t>
         </w:r>
       </w:hyperlink>
       <w:r>
@@ -2496,7 +2507,7 @@
           <w:rPr>
             <w:rStyle w:val="Hyperlink"/>
           </w:rPr>
-          <w:t xml:space="preserve">13</w:t>
+          <w:t xml:space="preserve">14</w:t>
         </w:r>
       </w:hyperlink>
       <w:r>
@@ -2516,7 +2527,7 @@
           <w:rPr>
             <w:rStyle w:val="Hyperlink"/>
           </w:rPr>
-          <w:t xml:space="preserve">14</w:t>
+          <w:t xml:space="preserve">15</w:t>
         </w:r>
       </w:hyperlink>
       <w:r>
@@ -2527,7 +2538,7 @@
           <w:rPr>
             <w:rStyle w:val="Hyperlink"/>
           </w:rPr>
-          <w:t xml:space="preserve">15</w:t>
+          <w:t xml:space="preserve">16</w:t>
         </w:r>
       </w:hyperlink>
       <w:r>
@@ -2547,7 +2558,7 @@
           <w:rPr>
             <w:rStyle w:val="Hyperlink"/>
           </w:rPr>
-          <w:t xml:space="preserve">16</w:t>
+          <w:t xml:space="preserve">17</w:t>
         </w:r>
       </w:hyperlink>
       <w:r>
@@ -2648,7 +2659,7 @@
           <w:rPr>
             <w:rStyle w:val="Hyperlink"/>
           </w:rPr>
-          <w:t xml:space="preserve">17</w:t>
+          <w:t xml:space="preserve">18</w:t>
         </w:r>
       </w:hyperlink>
       <w:r>
@@ -2668,7 +2679,7 @@
           <w:rPr>
             <w:rStyle w:val="Hyperlink"/>
           </w:rPr>
-          <w:t xml:space="preserve">18</w:t>
+          <w:t xml:space="preserve">19</w:t>
         </w:r>
       </w:hyperlink>
       <w:r>
@@ -2784,7 +2795,7 @@
           <w:rPr>
             <w:rStyle w:val="Hyperlink"/>
           </w:rPr>
-          <w:t xml:space="preserve">17</w:t>
+          <w:t xml:space="preserve">18</w:t>
         </w:r>
       </w:hyperlink>
       <w:r>
@@ -3050,7 +3061,7 @@
           <w:rPr>
             <w:rStyle w:val="Hyperlink"/>
           </w:rPr>
-          <w:t xml:space="preserve">12</w:t>
+          <w:t xml:space="preserve">13</w:t>
         </w:r>
       </w:hyperlink>
       <w:r>
@@ -3061,7 +3072,7 @@
           <w:rPr>
             <w:rStyle w:val="Hyperlink"/>
           </w:rPr>
-          <w:t xml:space="preserve">17</w:t>
+          <w:t xml:space="preserve">18</w:t>
         </w:r>
       </w:hyperlink>
       <w:r>
@@ -3114,7 +3125,7 @@
           <w:rPr>
             <w:rStyle w:val="Hyperlink"/>
           </w:rPr>
-          <w:t xml:space="preserve">17</w:t>
+          <w:t xml:space="preserve">18</w:t>
         </w:r>
       </w:hyperlink>
       <w:r>
@@ -3134,7 +3145,7 @@
           <w:rPr>
             <w:rStyle w:val="Hyperlink"/>
           </w:rPr>
-          <w:t xml:space="preserve">19</w:t>
+          <w:t xml:space="preserve">20</w:t>
         </w:r>
       </w:hyperlink>
       <w:r>
@@ -3180,7 +3191,7 @@
           <w:rPr>
             <w:rStyle w:val="Hyperlink"/>
           </w:rPr>
-          <w:t xml:space="preserve">20</w:t>
+          <w:t xml:space="preserve">21</w:t>
         </w:r>
       </w:hyperlink>
       <w:r>
@@ -3200,7 +3211,7 @@
           <w:rPr>
             <w:rStyle w:val="Hyperlink"/>
           </w:rPr>
-          <w:t xml:space="preserve">14</w:t>
+          <w:t xml:space="preserve">15</w:t>
         </w:r>
       </w:hyperlink>
       <w:r>
@@ -3223,43 +3234,43 @@
       <w:r>
         <w:t xml:space="preserve">[</w:t>
       </w:r>
+      <w:hyperlink w:anchor="ref-ren2024">
+        <w:r>
+          <w:rPr>
+            <w:rStyle w:val="Hyperlink"/>
+          </w:rPr>
+          <w:t xml:space="preserve">7</w:t>
+        </w:r>
+      </w:hyperlink>
+      <w:r>
+        <w:t xml:space="preserve">,</w:t>
+      </w:r>
       <w:hyperlink w:anchor="ref-wu2024">
         <w:r>
           <w:rPr>
             <w:rStyle w:val="Hyperlink"/>
           </w:rPr>
-          <w:t xml:space="preserve">21</w:t>
-        </w:r>
-      </w:hyperlink>
-      <w:r>
-        <w:t xml:space="preserve">,</w:t>
-      </w:r>
-      <w:hyperlink w:anchor="ref-ren2024">
+          <w:t xml:space="preserve">8</w:t>
+        </w:r>
+      </w:hyperlink>
+      <w:r>
+        <w:t xml:space="preserve">]</w:t>
+      </w:r>
+      <w:r>
+        <w:t xml:space="preserve">. The resulting knowledge loss is compounding: each departure removes a node from the organization’s informal knowledge network, making subsequent Socialization attempts less effective because fewer experienced practitioners remain to serve as mentors</w:t>
+      </w:r>
+      <w:r>
+        <w:t xml:space="preserve"> </w:t>
+      </w:r>
+      <w:r>
+        <w:t xml:space="preserve">[</w:t>
+      </w:r>
+      <w:hyperlink w:anchor="ref-massingham2018">
         <w:r>
           <w:rPr>
             <w:rStyle w:val="Hyperlink"/>
           </w:rPr>
           <w:t xml:space="preserve">22</w:t>
-        </w:r>
-      </w:hyperlink>
-      <w:r>
-        <w:t xml:space="preserve">]</w:t>
-      </w:r>
-      <w:r>
-        <w:t xml:space="preserve">. The resulting knowledge loss is compounding: each departure removes a node from the organization’s informal knowledge network, making subsequent Socialization attempts less effective because fewer experienced practitioners remain to serve as mentors</w:t>
-      </w:r>
-      <w:r>
-        <w:t xml:space="preserve"> </w:t>
-      </w:r>
-      <w:r>
-        <w:t xml:space="preserve">[</w:t>
-      </w:r>
-      <w:hyperlink w:anchor="ref-massingham2018">
-        <w:r>
-          <w:rPr>
-            <w:rStyle w:val="Hyperlink"/>
-          </w:rPr>
-          <w:t xml:space="preserve">23</w:t>
         </w:r>
       </w:hyperlink>
       <w:r>
@@ -3310,6 +3321,26 @@
           <w:rPr>
             <w:rStyle w:val="Hyperlink"/>
           </w:rPr>
+          <w:t xml:space="preserve">23</w:t>
+        </w:r>
+      </w:hyperlink>
+      <w:r>
+        <w:t xml:space="preserve">]</w:t>
+      </w:r>
+      <w:r>
+        <w:t xml:space="preserve">. However, traditional Externalization (writing wikis, maintaining data dictionaries, composing runbooks) suffers from two critical weaknesses. First, it is passive: it requires overworked staff to interrupt their workflow and perform a separate documentation task</w:t>
+      </w:r>
+      <w:r>
+        <w:t xml:space="preserve"> </w:t>
+      </w:r>
+      <w:r>
+        <w:t xml:space="preserve">[</w:t>
+      </w:r>
+      <w:hyperlink w:anchor="ref-goffin2011">
+        <w:r>
+          <w:rPr>
+            <w:rStyle w:val="Hyperlink"/>
+          </w:rPr>
           <w:t xml:space="preserve">24</w:t>
         </w:r>
       </w:hyperlink>
@@ -3317,7 +3348,7 @@
         <w:t xml:space="preserve">]</w:t>
       </w:r>
       <w:r>
-        <w:t xml:space="preserve">. However, traditional Externalization (writing wikis, maintaining data dictionaries, composing runbooks) suffers from two critical weaknesses. First, it is passive: it requires overworked staff to interrupt their workflow and perform a separate documentation task</w:t>
+        <w:t xml:space="preserve">. In a high-burnout environment where organizations face persistent attrition and talent shortages</w:t>
       </w:r>
       <w:r>
         <w:t xml:space="preserve"> </w:t>
@@ -3325,7 +3356,7 @@
       <w:r>
         <w:t xml:space="preserve">[</w:t>
       </w:r>
-      <w:hyperlink w:anchor="ref-goffin2011">
+      <w:hyperlink w:anchor="ref-himssworkforce2024">
         <w:r>
           <w:rPr>
             <w:rStyle w:val="Hyperlink"/>
@@ -3337,7 +3368,7 @@
         <w:t xml:space="preserve">]</w:t>
       </w:r>
       <w:r>
-        <w:t xml:space="preserve">. In a high-burnout environment where provider organizations report persistent shortages in digital health roles</w:t>
+        <w:t xml:space="preserve">, this discretionary documentation is the first casualty. Second, it is low-fidelity: the act of writing down tacit knowledge inevitably loses nuance, context, and the conditional logic that makes institutional knowledge valuable</w:t>
       </w:r>
       <w:r>
         <w:t xml:space="preserve"> </w:t>
@@ -3345,32 +3376,12 @@
       <w:r>
         <w:t xml:space="preserve">[</w:t>
       </w:r>
-      <w:hyperlink w:anchor="ref-himssworkforce2024">
-        <w:r>
-          <w:rPr>
-            <w:rStyle w:val="Hyperlink"/>
-          </w:rPr>
-          <w:t xml:space="preserve">7</w:t>
-        </w:r>
-      </w:hyperlink>
-      <w:r>
-        <w:t xml:space="preserve">]</w:t>
-      </w:r>
-      <w:r>
-        <w:t xml:space="preserve">, this discretionary documentation is the first casualty. Second, it is low-fidelity: the act of writing down tacit knowledge inevitably loses nuance, context, and the conditional logic that makes institutional knowledge valuable</w:t>
-      </w:r>
-      <w:r>
-        <w:t xml:space="preserve"> </w:t>
-      </w:r>
-      <w:r>
-        <w:t xml:space="preserve">[</w:t>
-      </w:r>
       <w:hyperlink w:anchor="ref-foos2006">
         <w:r>
           <w:rPr>
             <w:rStyle w:val="Hyperlink"/>
           </w:rPr>
-          <w:t xml:space="preserve">19</w:t>
+          <w:t xml:space="preserve">20</w:t>
         </w:r>
       </w:hyperlink>
       <w:r>
@@ -4052,7 +4063,7 @@
           <w:rPr>
             <w:rStyle w:val="Hyperlink"/>
           </w:rPr>
-          <w:t xml:space="preserve">13</w:t>
+          <w:t xml:space="preserve">14</w:t>
         </w:r>
       </w:hyperlink>
       <w:r>
@@ -4063,7 +4074,7 @@
           <w:rPr>
             <w:rStyle w:val="Hyperlink"/>
           </w:rPr>
-          <w:t xml:space="preserve">25</w:t>
+          <w:t xml:space="preserve">24</w:t>
         </w:r>
       </w:hyperlink>
       <w:r>
@@ -4575,7 +4586,7 @@
           <w:rPr>
             <w:rStyle w:val="Hyperlink"/>
           </w:rPr>
-          <w:t xml:space="preserve">23</w:t>
+          <w:t xml:space="preserve">22</w:t>
         </w:r>
       </w:hyperlink>
       <w:r>
@@ -4626,7 +4637,7 @@
           <w:rPr>
             <w:rStyle w:val="Hyperlink"/>
           </w:rPr>
-          <w:t xml:space="preserve">20</w:t>
+          <w:t xml:space="preserve">21</w:t>
         </w:r>
       </w:hyperlink>
       <w:r>
@@ -4646,7 +4657,7 @@
           <w:rPr>
             <w:rStyle w:val="Hyperlink"/>
           </w:rPr>
-          <w:t xml:space="preserve">14</w:t>
+          <w:t xml:space="preserve">15</w:t>
         </w:r>
       </w:hyperlink>
       <w:r>
@@ -4702,7 +4713,7 @@
           <w:rPr>
             <w:rStyle w:val="Hyperlink"/>
           </w:rPr>
-          <w:t xml:space="preserve">12</w:t>
+          <w:t xml:space="preserve">13</w:t>
         </w:r>
       </w:hyperlink>
       <w:r>
@@ -5042,7 +5053,7 @@
           <w:rPr>
             <w:rStyle w:val="Hyperlink"/>
           </w:rPr>
-          <w:t xml:space="preserve">10</w:t>
+          <w:t xml:space="preserve">11</w:t>
         </w:r>
       </w:hyperlink>
       <w:r>
@@ -5637,7 +5648,7 @@
                 <w:rPr>
                   <w:rStyle w:val="Hyperlink"/>
                 </w:rPr>
-                <w:t xml:space="preserve">20</w:t>
+                <w:t xml:space="preserve">21</w:t>
               </w:r>
             </w:hyperlink>
             <w:r>
@@ -5794,7 +5805,7 @@
                 <w:rPr>
                   <w:rStyle w:val="Hyperlink"/>
                 </w:rPr>
-                <w:t xml:space="preserve">23</w:t>
+                <w:t xml:space="preserve">22</w:t>
               </w:r>
             </w:hyperlink>
             <w:r>
@@ -6427,7 +6438,7 @@
           <w:rPr>
             <w:rStyle w:val="Hyperlink"/>
           </w:rPr>
-          <w:t xml:space="preserve">12</w:t>
+          <w:t xml:space="preserve">13</w:t>
         </w:r>
       </w:hyperlink>
       <w:r>
@@ -7067,7 +7078,7 @@
           <w:rPr>
             <w:rStyle w:val="Hyperlink"/>
           </w:rPr>
-          <w:t xml:space="preserve">14</w:t>
+          <w:t xml:space="preserve">15</w:t>
         </w:r>
       </w:hyperlink>
       <w:r>
@@ -7636,7 +7647,7 @@
       </w:hyperlink>
     </w:p>
     <w:bookmarkEnd w:id="66"/>
-    <w:bookmarkStart w:id="68" w:name="ref-himssworkforce2024"/>
+    <w:bookmarkStart w:id="68" w:name="ref-ren2024"/>
     <w:p>
       <w:pPr>
         <w:pStyle w:val="Bibliography"/>
@@ -7651,6 +7662,943 @@
         <w:t xml:space="preserve">	</w:t>
       </w:r>
       <w:r>
+        <w:t xml:space="preserve">Hui Ren, Pan Li, Yingchun Xue, Wenhao Xin, Xin Yin, Hongyan Li.</w:t>
+      </w:r>
+      <w:r>
+        <w:t xml:space="preserve"> </w:t>
+      </w:r>
+      <w:r>
+        <w:t xml:space="preserve">Global prevalence of nurse turnover rates: A meta-analysis of 21 studies from 14 countries</w:t>
+      </w:r>
+      <w:r>
+        <w:t xml:space="preserve">.</w:t>
+      </w:r>
+      <w:r>
+        <w:t xml:space="preserve"> </w:t>
+      </w:r>
+      <w:r>
+        <w:rPr>
+          <w:i/>
+          <w:iCs/>
+        </w:rPr>
+        <w:t xml:space="preserve">Journal of Nursing Management</w:t>
+      </w:r>
+      <w:r>
+        <w:t xml:space="preserve">. 2024;2024(1). doi:</w:t>
+      </w:r>
+      <w:hyperlink r:id="rId67">
+        <w:r>
+          <w:rPr>
+            <w:rStyle w:val="Hyperlink"/>
+          </w:rPr>
+          <w:t xml:space="preserve">10.1155/2024/5063998</w:t>
+        </w:r>
+      </w:hyperlink>
+    </w:p>
+    <w:bookmarkEnd w:id="68"/>
+    <w:bookmarkStart w:id="70" w:name="ref-wu2024"/>
+    <w:p>
+      <w:pPr>
+        <w:pStyle w:val="Bibliography"/>
+      </w:pPr>
+      <w:r>
+        <w:t xml:space="preserve">8.</w:t>
+      </w:r>
+      <w:r>
+        <w:t xml:space="preserve"> </w:t>
+      </w:r>
+      <w:r>
+        <w:t xml:space="preserve">	</w:t>
+      </w:r>
+      <w:r>
+        <w:t xml:space="preserve">Lao Wu F., L. Li.</w:t>
+      </w:r>
+      <w:r>
+        <w:t xml:space="preserve"> </w:t>
+      </w:r>
+      <w:r>
+        <w:t xml:space="preserve">Worldwide prevalence and associated factors of nursing staff turnover: A systematic review and meta-analysis</w:t>
+      </w:r>
+      <w:r>
+        <w:t xml:space="preserve">.</w:t>
+      </w:r>
+      <w:r>
+        <w:t xml:space="preserve"> </w:t>
+      </w:r>
+      <w:r>
+        <w:rPr>
+          <w:i/>
+          <w:iCs/>
+        </w:rPr>
+        <w:t xml:space="preserve">Nursing Open</w:t>
+      </w:r>
+      <w:r>
+        <w:t xml:space="preserve">. 2024;11:e2097. doi:</w:t>
+      </w:r>
+      <w:hyperlink r:id="rId69">
+        <w:r>
+          <w:rPr>
+            <w:rStyle w:val="Hyperlink"/>
+          </w:rPr>
+          <w:t xml:space="preserve">10.1002/nop2.2097</w:t>
+        </w:r>
+      </w:hyperlink>
+    </w:p>
+    <w:bookmarkEnd w:id="70"/>
+    <w:bookmarkStart w:id="72" w:name="ref-rajamani2025"/>
+    <w:p>
+      <w:pPr>
+        <w:pStyle w:val="Bibliography"/>
+      </w:pPr>
+      <w:r>
+        <w:t xml:space="preserve">9.</w:t>
+      </w:r>
+      <w:r>
+        <w:t xml:space="preserve"> </w:t>
+      </w:r>
+      <w:r>
+        <w:t xml:space="preserve">	</w:t>
+      </w:r>
+      <w:r>
+        <w:t xml:space="preserve">Sripriya Rajamani, Jonathon P. Leider, Divya Rupini Gunashekar, Brian E. Dixon.</w:t>
+      </w:r>
+      <w:r>
+        <w:t xml:space="preserve"> </w:t>
+      </w:r>
+      <w:r>
+        <w:t xml:space="preserve">Public health informatics specialists in state and local public health workforce: Insights from public health workforce interests and needs survey</w:t>
+      </w:r>
+      <w:r>
+        <w:t xml:space="preserve">.</w:t>
+      </w:r>
+      <w:r>
+        <w:t xml:space="preserve"> </w:t>
+      </w:r>
+      <w:r>
+        <w:rPr>
+          <w:i/>
+          <w:iCs/>
+        </w:rPr>
+        <w:t xml:space="preserve">Journal of the American Medical Informatics Association</w:t>
+      </w:r>
+      <w:r>
+        <w:t xml:space="preserve">. 2025;32(4):748-754. doi:</w:t>
+      </w:r>
+      <w:hyperlink r:id="rId71">
+        <w:r>
+          <w:rPr>
+            <w:rStyle w:val="Hyperlink"/>
+          </w:rPr>
+          <w:t xml:space="preserve">10.1093/jamia/ocaf019</w:t>
+        </w:r>
+      </w:hyperlink>
+    </w:p>
+    <w:bookmarkEnd w:id="72"/>
+    <w:bookmarkStart w:id="74" w:name="ref-gitelman2013"/>
+    <w:p>
+      <w:pPr>
+        <w:pStyle w:val="Bibliography"/>
+      </w:pPr>
+      <w:r>
+        <w:t xml:space="preserve">10.</w:t>
+      </w:r>
+      <w:r>
+        <w:t xml:space="preserve"> </w:t>
+      </w:r>
+      <w:r>
+        <w:t xml:space="preserve">	</w:t>
+      </w:r>
+      <w:r>
+        <w:t xml:space="preserve">, ed.Lisa Gitelman.</w:t>
+      </w:r>
+      <w:r>
+        <w:t xml:space="preserve"> </w:t>
+      </w:r>
+      <w:r>
+        <w:rPr>
+          <w:i/>
+          <w:iCs/>
+        </w:rPr>
+        <w:t xml:space="preserve">"Raw Data" Is an Oxymoron</w:t>
+      </w:r>
+      <w:r>
+        <w:t xml:space="preserve">. MIT Press; 2013. doi:</w:t>
+      </w:r>
+      <w:hyperlink r:id="rId73">
+        <w:r>
+          <w:rPr>
+            <w:rStyle w:val="Hyperlink"/>
+          </w:rPr>
+          <w:t xml:space="preserve">10.7551/mitpress/9302.001.0001</w:t>
+        </w:r>
+      </w:hyperlink>
+    </w:p>
+    <w:bookmarkEnd w:id="74"/>
+    <w:bookmarkStart w:id="76" w:name="ref-wang2018"/>
+    <w:p>
+      <w:pPr>
+        <w:pStyle w:val="Bibliography"/>
+      </w:pPr>
+      <w:r>
+        <w:t xml:space="preserve">11.</w:t>
+      </w:r>
+      <w:r>
+        <w:t xml:space="preserve"> </w:t>
+      </w:r>
+      <w:r>
+        <w:t xml:space="preserve">	</w:t>
+      </w:r>
+      <w:r>
+        <w:t xml:space="preserve">Kung Wang Y., T. A. Byrd.</w:t>
+      </w:r>
+      <w:r>
+        <w:t xml:space="preserve"> </w:t>
+      </w:r>
+      <w:r>
+        <w:t xml:space="preserve">Big data analytics: Understanding its capabilities and potential benefits for healthcare organizations</w:t>
+      </w:r>
+      <w:r>
+        <w:t xml:space="preserve">.</w:t>
+      </w:r>
+      <w:r>
+        <w:t xml:space="preserve"> </w:t>
+      </w:r>
+      <w:r>
+        <w:rPr>
+          <w:i/>
+          <w:iCs/>
+        </w:rPr>
+        <w:t xml:space="preserve">Technological Forecasting and Social Change</w:t>
+      </w:r>
+      <w:r>
+        <w:t xml:space="preserve">. 2018;126:3-13. doi:</w:t>
+      </w:r>
+      <w:hyperlink r:id="rId75">
+        <w:r>
+          <w:rPr>
+            <w:rStyle w:val="Hyperlink"/>
+          </w:rPr>
+          <w:t xml:space="preserve">10.1016/j.techfore.2015.12.019</w:t>
+        </w:r>
+      </w:hyperlink>
+    </w:p>
+    <w:bookmarkEnd w:id="76"/>
+    <w:bookmarkStart w:id="78" w:name="ref-wang2020"/>
+    <w:p>
+      <w:pPr>
+        <w:pStyle w:val="Bibliography"/>
+      </w:pPr>
+      <w:r>
+        <w:t xml:space="preserve">12.</w:t>
+      </w:r>
+      <w:r>
+        <w:t xml:space="preserve"> </w:t>
+      </w:r>
+      <w:r>
+        <w:t xml:space="preserve">	</w:t>
+      </w:r>
+      <w:r>
+        <w:t xml:space="preserve">Shi Wang P.</w:t>
+      </w:r>
+      <w:r>
+        <w:t xml:space="preserve"> </w:t>
+      </w:r>
+      <w:r>
+        <w:t xml:space="preserve">Text-to-SQL generation for question answering on electronic medical records</w:t>
+      </w:r>
+      <w:r>
+        <w:t xml:space="preserve">. In:</w:t>
+      </w:r>
+      <w:r>
+        <w:t xml:space="preserve"> </w:t>
+      </w:r>
+      <w:r>
+        <w:rPr>
+          <w:i/>
+          <w:iCs/>
+        </w:rPr>
+        <w:t xml:space="preserve">Proceedings of the Web Conference 2020</w:t>
+      </w:r>
+      <w:r>
+        <w:t xml:space="preserve">. 2020. doi:</w:t>
+      </w:r>
+      <w:hyperlink r:id="rId77">
+        <w:r>
+          <w:rPr>
+            <w:rStyle w:val="Hyperlink"/>
+          </w:rPr>
+          <w:t xml:space="preserve">10.1145/3366423.3380120</w:t>
+        </w:r>
+      </w:hyperlink>
+    </w:p>
+    <w:bookmarkEnd w:id="78"/>
+    <w:bookmarkStart w:id="80" w:name="ref-rao2006"/>
+    <w:p>
+      <w:pPr>
+        <w:pStyle w:val="Bibliography"/>
+      </w:pPr>
+      <w:r>
+        <w:t xml:space="preserve">13.</w:t>
+      </w:r>
+      <w:r>
+        <w:t xml:space="preserve"> </w:t>
+      </w:r>
+      <w:r>
+        <w:t xml:space="preserve">	</w:t>
+      </w:r>
+      <w:r>
+        <w:t xml:space="preserve">R. D. Rao, L. Argote. Organizational learning and forgetting: The effects of turnover and structure.</w:t>
+      </w:r>
+      <w:r>
+        <w:t xml:space="preserve"> </w:t>
+      </w:r>
+      <w:r>
+        <w:rPr>
+          <w:i/>
+          <w:iCs/>
+        </w:rPr>
+        <w:t xml:space="preserve">European Management Review</w:t>
+      </w:r>
+      <w:r>
+        <w:t xml:space="preserve">. 2006;3(2):77-85. doi:</w:t>
+      </w:r>
+      <w:hyperlink r:id="rId79">
+        <w:r>
+          <w:rPr>
+            <w:rStyle w:val="Hyperlink"/>
+          </w:rPr>
+          <w:t xml:space="preserve">10.1057/palgrave.emr.1500057</w:t>
+        </w:r>
+      </w:hyperlink>
+    </w:p>
+    <w:bookmarkEnd w:id="80"/>
+    <w:bookmarkStart w:id="82" w:name="ref-mayo2016"/>
+    <w:p>
+      <w:pPr>
+        <w:pStyle w:val="Bibliography"/>
+      </w:pPr>
+      <w:r>
+        <w:t xml:space="preserve">14.</w:t>
+      </w:r>
+      <w:r>
+        <w:t xml:space="preserve"> </w:t>
+      </w:r>
+      <w:r>
+        <w:t xml:space="preserve">	</w:t>
+      </w:r>
+      <w:r>
+        <w:t xml:space="preserve">Charles S. Mayo, Joseph O. Deasy, Bhishamjit S. Chera, John Freymann, Justin S. Kirby, Patricia H. Hardenberg.</w:t>
+      </w:r>
+      <w:r>
+        <w:t xml:space="preserve"> </w:t>
+      </w:r>
+      <w:r>
+        <w:t xml:space="preserve">How can we effect culture change toward data-driven medicine?</w:t>
+      </w:r>
+      <w:r>
+        <w:t xml:space="preserve"> </w:t>
+      </w:r>
+      <w:r>
+        <w:rPr>
+          <w:i/>
+          <w:iCs/>
+        </w:rPr>
+        <w:t xml:space="preserve">International Journal of Radiation Oncology, Biology, Physics</w:t>
+      </w:r>
+      <w:r>
+        <w:t xml:space="preserve">. 2016;95(3):916-921. doi:</w:t>
+      </w:r>
+      <w:hyperlink r:id="rId81">
+        <w:r>
+          <w:rPr>
+            <w:rStyle w:val="Hyperlink"/>
+          </w:rPr>
+          <w:t xml:space="preserve">10.1016/j.ijrobp.2015.12.355</w:t>
+        </w:r>
+      </w:hyperlink>
+    </w:p>
+    <w:bookmarkEnd w:id="82"/>
+    <w:bookmarkStart w:id="84" w:name="ref-ledikwe2013"/>
+    <w:p>
+      <w:pPr>
+        <w:pStyle w:val="Bibliography"/>
+      </w:pPr>
+      <w:r>
+        <w:t xml:space="preserve">15.</w:t>
+      </w:r>
+      <w:r>
+        <w:t xml:space="preserve"> </w:t>
+      </w:r>
+      <w:r>
+        <w:t xml:space="preserve">	</w:t>
+      </w:r>
+      <w:r>
+        <w:t xml:space="preserve">Reason Ledikwe J. H.</w:t>
+      </w:r>
+      <w:r>
+        <w:t xml:space="preserve"> </w:t>
+      </w:r>
+      <w:r>
+        <w:t xml:space="preserve">Establishing a health information workforce: Innovation for low- and middle-income countries</w:t>
+      </w:r>
+      <w:r>
+        <w:t xml:space="preserve">.</w:t>
+      </w:r>
+      <w:r>
+        <w:t xml:space="preserve"> </w:t>
+      </w:r>
+      <w:r>
+        <w:rPr>
+          <w:i/>
+          <w:iCs/>
+        </w:rPr>
+        <w:t xml:space="preserve">Human Resources for Health</w:t>
+      </w:r>
+      <w:r>
+        <w:t xml:space="preserve">. 2013;11(1). doi:</w:t>
+      </w:r>
+      <w:hyperlink r:id="rId83">
+        <w:r>
+          <w:rPr>
+            <w:rStyle w:val="Hyperlink"/>
+          </w:rPr>
+          <w:t xml:space="preserve">10.1186/1478-4491-11-35</w:t>
+        </w:r>
+      </w:hyperlink>
+    </w:p>
+    <w:bookmarkEnd w:id="84"/>
+    <w:bookmarkStart w:id="86" w:name="ref-mantas2010"/>
+    <w:p>
+      <w:pPr>
+        <w:pStyle w:val="Bibliography"/>
+      </w:pPr>
+      <w:r>
+        <w:t xml:space="preserve">16.</w:t>
+      </w:r>
+      <w:r>
+        <w:t xml:space="preserve"> </w:t>
+      </w:r>
+      <w:r>
+        <w:t xml:space="preserve">	</w:t>
+      </w:r>
+      <w:r>
+        <w:t xml:space="preserve">Ammenwerth Mantas J.</w:t>
+      </w:r>
+      <w:r>
+        <w:t xml:space="preserve"> </w:t>
+      </w:r>
+      <w:r>
+        <w:t xml:space="preserve">Recommendations of the International Medical Informatics Association (IMIA) on education in biomedical and health informatics: First revision</w:t>
+      </w:r>
+      <w:r>
+        <w:t xml:space="preserve">.</w:t>
+      </w:r>
+      <w:r>
+        <w:t xml:space="preserve"> </w:t>
+      </w:r>
+      <w:r>
+        <w:rPr>
+          <w:i/>
+          <w:iCs/>
+        </w:rPr>
+        <w:t xml:space="preserve">Methods of Information in Medicine</w:t>
+      </w:r>
+      <w:r>
+        <w:t xml:space="preserve">. 2010;49(2):105-120. doi:</w:t>
+      </w:r>
+      <w:hyperlink r:id="rId85">
+        <w:r>
+          <w:rPr>
+            <w:rStyle w:val="Hyperlink"/>
+          </w:rPr>
+          <w:t xml:space="preserve">10.3414/ME5119</w:t>
+        </w:r>
+      </w:hyperlink>
+    </w:p>
+    <w:bookmarkEnd w:id="86"/>
+    <w:bookmarkStart w:id="88" w:name="ref-ang2004"/>
+    <w:p>
+      <w:pPr>
+        <w:pStyle w:val="Bibliography"/>
+      </w:pPr>
+      <w:r>
+        <w:t xml:space="preserve">17.</w:t>
+      </w:r>
+      <w:r>
+        <w:t xml:space="preserve"> </w:t>
+      </w:r>
+      <w:r>
+        <w:t xml:space="preserve">	</w:t>
+      </w:r>
+      <w:r>
+        <w:t xml:space="preserve">S. Ang, S. Slaughter.</w:t>
+      </w:r>
+      <w:r>
+        <w:t xml:space="preserve"> </w:t>
+      </w:r>
+      <w:r>
+        <w:t xml:space="preserve">Turnover of information technology professionals: The effects of internal labor market strategies</w:t>
+      </w:r>
+      <w:r>
+        <w:t xml:space="preserve">.</w:t>
+      </w:r>
+      <w:r>
+        <w:t xml:space="preserve"> </w:t>
+      </w:r>
+      <w:r>
+        <w:rPr>
+          <w:i/>
+          <w:iCs/>
+        </w:rPr>
+        <w:t xml:space="preserve">ACM</w:t>
+      </w:r>
+      <w:r>
+        <w:rPr>
+          <w:i/>
+          <w:iCs/>
+        </w:rPr>
+        <w:t xml:space="preserve"> </w:t>
+      </w:r>
+      <w:r>
+        <w:rPr>
+          <w:i/>
+          <w:iCs/>
+        </w:rPr>
+        <w:t xml:space="preserve">SIGMIS</w:t>
+      </w:r>
+      <w:r>
+        <w:rPr>
+          <w:i/>
+          <w:iCs/>
+        </w:rPr>
+        <w:t xml:space="preserve"> </w:t>
+      </w:r>
+      <w:r>
+        <w:rPr>
+          <w:i/>
+          <w:iCs/>
+        </w:rPr>
+        <w:t xml:space="preserve">Database: The</w:t>
+      </w:r>
+      <w:r>
+        <w:rPr>
+          <w:i/>
+          <w:iCs/>
+        </w:rPr>
+        <w:t xml:space="preserve"> </w:t>
+      </w:r>
+      <w:r>
+        <w:rPr>
+          <w:i/>
+          <w:iCs/>
+        </w:rPr>
+        <w:t xml:space="preserve">DATABASE</w:t>
+      </w:r>
+      <w:r>
+        <w:rPr>
+          <w:i/>
+          <w:iCs/>
+        </w:rPr>
+        <w:t xml:space="preserve"> </w:t>
+      </w:r>
+      <w:r>
+        <w:rPr>
+          <w:i/>
+          <w:iCs/>
+        </w:rPr>
+        <w:t xml:space="preserve">for Advances in Information Systems</w:t>
+      </w:r>
+      <w:r>
+        <w:t xml:space="preserve">. 2004;35(3):11-27. doi:</w:t>
+      </w:r>
+      <w:hyperlink r:id="rId87">
+        <w:r>
+          <w:rPr>
+            <w:rStyle w:val="Hyperlink"/>
+          </w:rPr>
+          <w:t xml:space="preserve">10.1145/1017114.1017118</w:t>
+        </w:r>
+      </w:hyperlink>
+    </w:p>
+    <w:bookmarkEnd w:id="88"/>
+    <w:bookmarkStart w:id="90" w:name="ref-farnese2019"/>
+    <w:p>
+      <w:pPr>
+        <w:pStyle w:val="Bibliography"/>
+      </w:pPr>
+      <w:r>
+        <w:t xml:space="preserve">18.</w:t>
+      </w:r>
+      <w:r>
+        <w:t xml:space="preserve"> </w:t>
+      </w:r>
+      <w:r>
+        <w:t xml:space="preserve">	</w:t>
+      </w:r>
+      <w:r>
+        <w:t xml:space="preserve">Barbieri Farnese M. L.</w:t>
+      </w:r>
+      <w:r>
+        <w:t xml:space="preserve"> </w:t>
+      </w:r>
+      <w:r>
+        <w:t xml:space="preserve">Managing knowledge in organizations: A Nonaka’s</w:t>
+      </w:r>
+      <w:r>
+        <w:t xml:space="preserve"> </w:t>
+      </w:r>
+      <w:r>
+        <w:t xml:space="preserve">SECI</w:t>
+      </w:r>
+      <w:r>
+        <w:t xml:space="preserve"> </w:t>
+      </w:r>
+      <w:r>
+        <w:t xml:space="preserve">model operationalization</w:t>
+      </w:r>
+      <w:r>
+        <w:t xml:space="preserve">.</w:t>
+      </w:r>
+      <w:r>
+        <w:t xml:space="preserve"> </w:t>
+      </w:r>
+      <w:r>
+        <w:rPr>
+          <w:i/>
+          <w:iCs/>
+        </w:rPr>
+        <w:t xml:space="preserve">Frontiers in Psychology</w:t>
+      </w:r>
+      <w:r>
+        <w:t xml:space="preserve">. 2019;10. doi:</w:t>
+      </w:r>
+      <w:hyperlink r:id="rId89">
+        <w:r>
+          <w:rPr>
+            <w:rStyle w:val="Hyperlink"/>
+          </w:rPr>
+          <w:t xml:space="preserve">10.3389/fpsyg.2019.02730</w:t>
+        </w:r>
+      </w:hyperlink>
+    </w:p>
+    <w:bookmarkEnd w:id="90"/>
+    <w:bookmarkStart w:id="92" w:name="ref-tyndall2010"/>
+    <w:p>
+      <w:pPr>
+        <w:pStyle w:val="Bibliography"/>
+      </w:pPr>
+      <w:r>
+        <w:t xml:space="preserve">19.</w:t>
+      </w:r>
+      <w:r>
+        <w:t xml:space="preserve"> </w:t>
+      </w:r>
+      <w:r>
+        <w:t xml:space="preserve">	</w:t>
+      </w:r>
+      <w:r>
+        <w:t xml:space="preserve">J Tyndall.</w:t>
+      </w:r>
+      <w:r>
+        <w:t xml:space="preserve"> </w:t>
+      </w:r>
+      <w:r>
+        <w:t xml:space="preserve">AACODS</w:t>
+      </w:r>
+      <w:r>
+        <w:t xml:space="preserve"> </w:t>
+      </w:r>
+      <w:r>
+        <w:t xml:space="preserve">Checklist. Flinders University</w:t>
+      </w:r>
+      <w:r>
+        <w:t xml:space="preserve">. Published online 2010.</w:t>
+      </w:r>
+      <w:r>
+        <w:t xml:space="preserve"> </w:t>
+      </w:r>
+      <w:hyperlink r:id="rId91">
+        <w:r>
+          <w:rPr>
+            <w:rStyle w:val="Hyperlink"/>
+          </w:rPr>
+          <w:t xml:space="preserve">https://fac.flinders.edu.au/dspace/api/core/bitstreams/e94a96eb-0334-4300-8880-c836d4d9a676/content</w:t>
+        </w:r>
+      </w:hyperlink>
+    </w:p>
+    <w:bookmarkEnd w:id="92"/>
+    <w:bookmarkStart w:id="94" w:name="ref-foos2006"/>
+    <w:p>
+      <w:pPr>
+        <w:pStyle w:val="Bibliography"/>
+      </w:pPr>
+      <w:r>
+        <w:t xml:space="preserve">20.</w:t>
+      </w:r>
+      <w:r>
+        <w:t xml:space="preserve"> </w:t>
+      </w:r>
+      <w:r>
+        <w:t xml:space="preserve">	</w:t>
+      </w:r>
+      <w:r>
+        <w:t xml:space="preserve">Ted Foos, Gary Schum, Sandra Rothenberg.</w:t>
+      </w:r>
+      <w:r>
+        <w:t xml:space="preserve"> </w:t>
+      </w:r>
+      <w:r>
+        <w:t xml:space="preserve">Tacit knowledge transfer and the knowledge disconnect</w:t>
+      </w:r>
+      <w:r>
+        <w:t xml:space="preserve">.</w:t>
+      </w:r>
+      <w:r>
+        <w:t xml:space="preserve"> </w:t>
+      </w:r>
+      <w:r>
+        <w:rPr>
+          <w:i/>
+          <w:iCs/>
+        </w:rPr>
+        <w:t xml:space="preserve">Journal of Knowledge Management</w:t>
+      </w:r>
+      <w:r>
+        <w:t xml:space="preserve">. 2006;10(1):6-18. doi:</w:t>
+      </w:r>
+      <w:hyperlink r:id="rId93">
+        <w:r>
+          <w:rPr>
+            <w:rStyle w:val="Hyperlink"/>
+          </w:rPr>
+          <w:t xml:space="preserve">10.1108/13673270610650067</w:t>
+        </w:r>
+      </w:hyperlink>
+    </w:p>
+    <w:bookmarkEnd w:id="94"/>
+    <w:bookmarkStart w:id="96" w:name="ref-nsi2025"/>
+    <w:p>
+      <w:pPr>
+        <w:pStyle w:val="Bibliography"/>
+      </w:pPr>
+      <w:r>
+        <w:t xml:space="preserve">21.</w:t>
+      </w:r>
+      <w:r>
+        <w:t xml:space="preserve"> </w:t>
+      </w:r>
+      <w:r>
+        <w:t xml:space="preserve">	</w:t>
+      </w:r>
+      <w:r>
+        <w:t xml:space="preserve">NSI Nursing Solutions.</w:t>
+      </w:r>
+      <w:r>
+        <w:t xml:space="preserve"> </w:t>
+      </w:r>
+      <w:r>
+        <w:rPr>
+          <w:i/>
+          <w:iCs/>
+        </w:rPr>
+        <w:t xml:space="preserve">2025 National Health Care Retention &amp; RN Staffing Report</w:t>
+      </w:r>
+      <w:r>
+        <w:t xml:space="preserve">. NSI Nursing Solutions; 2024.</w:t>
+      </w:r>
+      <w:r>
+        <w:t xml:space="preserve"> </w:t>
+      </w:r>
+      <w:hyperlink r:id="rId95">
+        <w:r>
+          <w:rPr>
+            <w:rStyle w:val="Hyperlink"/>
+          </w:rPr>
+          <w:t xml:space="preserve">https://www.nsinursingsolutions.com/documents/library/nsi_national_health_care_retention_report.pdf</w:t>
+        </w:r>
+      </w:hyperlink>
+    </w:p>
+    <w:bookmarkEnd w:id="96"/>
+    <w:bookmarkStart w:id="98" w:name="ref-massingham2018"/>
+    <w:p>
+      <w:pPr>
+        <w:pStyle w:val="Bibliography"/>
+      </w:pPr>
+      <w:r>
+        <w:t xml:space="preserve">22.</w:t>
+      </w:r>
+      <w:r>
+        <w:t xml:space="preserve"> </w:t>
+      </w:r>
+      <w:r>
+        <w:t xml:space="preserve">	</w:t>
+      </w:r>
+      <w:r>
+        <w:t xml:space="preserve">P. R Massingham.</w:t>
+      </w:r>
+      <w:r>
+        <w:t xml:space="preserve"> </w:t>
+      </w:r>
+      <w:r>
+        <w:t xml:space="preserve">Measuring the impact of knowledge loss: A longitudinal study</w:t>
+      </w:r>
+      <w:r>
+        <w:t xml:space="preserve">.</w:t>
+      </w:r>
+      <w:r>
+        <w:t xml:space="preserve"> </w:t>
+      </w:r>
+      <w:r>
+        <w:rPr>
+          <w:i/>
+          <w:iCs/>
+        </w:rPr>
+        <w:t xml:space="preserve">Journal of Knowledge Management</w:t>
+      </w:r>
+      <w:r>
+        <w:t xml:space="preserve">. 2018;22(4):721-758. doi:</w:t>
+      </w:r>
+      <w:hyperlink r:id="rId97">
+        <w:r>
+          <w:rPr>
+            <w:rStyle w:val="Hyperlink"/>
+          </w:rPr>
+          <w:t xml:space="preserve">10.1108/JKM-08-2016-0338</w:t>
+        </w:r>
+      </w:hyperlink>
+    </w:p>
+    <w:bookmarkEnd w:id="98"/>
+    <w:bookmarkStart w:id="100" w:name="ref-zhang2025"/>
+    <w:p>
+      <w:pPr>
+        <w:pStyle w:val="Bibliography"/>
+      </w:pPr>
+      <w:r>
+        <w:t xml:space="preserve">23.</w:t>
+      </w:r>
+      <w:r>
+        <w:t xml:space="preserve"> </w:t>
+      </w:r>
+      <w:r>
+        <w:t xml:space="preserve">	</w:t>
+      </w:r>
+      <w:r>
+        <w:t xml:space="preserve">Wenyao Zhang, Wei Zhang, Tugrul Daim, Haydar Yalçın.</w:t>
+      </w:r>
+      <w:r>
+        <w:t xml:space="preserve"> </w:t>
+      </w:r>
+      <w:r>
+        <w:t xml:space="preserve">AI</w:t>
+      </w:r>
+      <w:r>
+        <w:t xml:space="preserve"> </w:t>
+      </w:r>
+      <w:r>
+        <w:t xml:space="preserve">challenges conventional knowledge management: Light the way for reframing</w:t>
+      </w:r>
+      <w:r>
+        <w:t xml:space="preserve"> </w:t>
+      </w:r>
+      <w:r>
+        <w:t xml:space="preserve">SECI</w:t>
+      </w:r>
+      <w:r>
+        <w:t xml:space="preserve"> </w:t>
+      </w:r>
+      <w:r>
+        <w:t xml:space="preserve">model and Ba theory</w:t>
+      </w:r>
+      <w:r>
+        <w:t xml:space="preserve">.</w:t>
+      </w:r>
+      <w:r>
+        <w:t xml:space="preserve"> </w:t>
+      </w:r>
+      <w:r>
+        <w:rPr>
+          <w:i/>
+          <w:iCs/>
+        </w:rPr>
+        <w:t xml:space="preserve">Journal of Knowledge Management</w:t>
+      </w:r>
+      <w:r>
+        <w:t xml:space="preserve">. 2025;29(5):1618-1654. doi:</w:t>
+      </w:r>
+      <w:hyperlink r:id="rId99">
+        <w:r>
+          <w:rPr>
+            <w:rStyle w:val="Hyperlink"/>
+          </w:rPr>
+          <w:t xml:space="preserve">10.1108/JKM-02-2024-0203</w:t>
+        </w:r>
+      </w:hyperlink>
+    </w:p>
+    <w:bookmarkEnd w:id="100"/>
+    <w:bookmarkStart w:id="102" w:name="ref-goffin2011"/>
+    <w:p>
+      <w:pPr>
+        <w:pStyle w:val="Bibliography"/>
+      </w:pPr>
+      <w:r>
+        <w:t xml:space="preserve">24.</w:t>
+      </w:r>
+      <w:r>
+        <w:t xml:space="preserve"> </w:t>
+      </w:r>
+      <w:r>
+        <w:t xml:space="preserve">	</w:t>
+      </w:r>
+      <w:r>
+        <w:t xml:space="preserve">Keith Goffin, Ursula Koners.</w:t>
+      </w:r>
+      <w:r>
+        <w:t xml:space="preserve"> </w:t>
+      </w:r>
+      <w:r>
+        <w:t xml:space="preserve">Tacit knowledge, lessons learnt, and new product development</w:t>
+      </w:r>
+      <w:r>
+        <w:t xml:space="preserve">.</w:t>
+      </w:r>
+      <w:r>
+        <w:t xml:space="preserve"> </w:t>
+      </w:r>
+      <w:r>
+        <w:rPr>
+          <w:i/>
+          <w:iCs/>
+        </w:rPr>
+        <w:t xml:space="preserve">Journal of Product Innovation Management</w:t>
+      </w:r>
+      <w:r>
+        <w:t xml:space="preserve">. 2011;28(2):300-318. doi:</w:t>
+      </w:r>
+      <w:hyperlink r:id="rId101">
+        <w:r>
+          <w:rPr>
+            <w:rStyle w:val="Hyperlink"/>
+          </w:rPr>
+          <w:t xml:space="preserve">10.1111/j.1540-5885.2010.00798.x</w:t>
+        </w:r>
+      </w:hyperlink>
+    </w:p>
+    <w:bookmarkEnd w:id="102"/>
+    <w:bookmarkStart w:id="104" w:name="ref-himssworkforce2024"/>
+    <w:p>
+      <w:pPr>
+        <w:pStyle w:val="Bibliography"/>
+      </w:pPr>
+      <w:r>
+        <w:t xml:space="preserve">25.</w:t>
+      </w:r>
+      <w:r>
+        <w:t xml:space="preserve"> </w:t>
+      </w:r>
+      <w:r>
+        <w:t xml:space="preserve">	</w:t>
+      </w:r>
+      <w:r>
         <w:t xml:space="preserve">HIMSS.</w:t>
       </w:r>
       <w:r>
@@ -7661,957 +8609,20 @@
           <w:i/>
           <w:iCs/>
         </w:rPr>
-        <w:t xml:space="preserve">The Future of Workforce</w:t>
-      </w:r>
-      <w:r>
-        <w:t xml:space="preserve">. Healthcare Information; Management Systems Society; 2024.</w:t>
-      </w:r>
-      <w:r>
-        <w:t xml:space="preserve"> </w:t>
-      </w:r>
-      <w:hyperlink r:id="rId67">
+        <w:t xml:space="preserve">The Future of Workforce: HIMSS25 Europe Outcomes Report</w:t>
+      </w:r>
+      <w:r>
+        <w:t xml:space="preserve">. Healthcare Information; Management Systems Society; 2025.</w:t>
+      </w:r>
+      <w:r>
+        <w:t xml:space="preserve"> </w:t>
+      </w:r>
+      <w:hyperlink r:id="rId103">
         <w:r>
           <w:rPr>
             <w:rStyle w:val="Hyperlink"/>
           </w:rPr>
           <w:t xml:space="preserve">https://www.himss.org/resources/the-future-of-workforce/</w:t>
-        </w:r>
-      </w:hyperlink>
-    </w:p>
-    <w:bookmarkEnd w:id="68"/>
-    <w:bookmarkStart w:id="70" w:name="ref-rajamani2025"/>
-    <w:p>
-      <w:pPr>
-        <w:pStyle w:val="Bibliography"/>
-      </w:pPr>
-      <w:r>
-        <w:t xml:space="preserve">8.</w:t>
-      </w:r>
-      <w:r>
-        <w:t xml:space="preserve"> </w:t>
-      </w:r>
-      <w:r>
-        <w:t xml:space="preserve">	</w:t>
-      </w:r>
-      <w:r>
-        <w:t xml:space="preserve">Sripriya Rajamani, Jonathon P. Leider, Divya Rupini Gunashekar, Brian E. Dixon.</w:t>
-      </w:r>
-      <w:r>
-        <w:t xml:space="preserve"> </w:t>
-      </w:r>
-      <w:r>
-        <w:t xml:space="preserve">Public health informatics specialists in state and local public health workforce: Insights from public health workforce interests and needs survey</w:t>
-      </w:r>
-      <w:r>
-        <w:t xml:space="preserve">.</w:t>
-      </w:r>
-      <w:r>
-        <w:t xml:space="preserve"> </w:t>
-      </w:r>
-      <w:r>
-        <w:rPr>
-          <w:i/>
-          <w:iCs/>
-        </w:rPr>
-        <w:t xml:space="preserve">Journal of the American Medical Informatics Association</w:t>
-      </w:r>
-      <w:r>
-        <w:t xml:space="preserve">. 2025;32(4):748-754. doi:</w:t>
-      </w:r>
-      <w:hyperlink r:id="rId69">
-        <w:r>
-          <w:rPr>
-            <w:rStyle w:val="Hyperlink"/>
-          </w:rPr>
-          <w:t xml:space="preserve">10.1093/jamia/ocaf019</w:t>
-        </w:r>
-      </w:hyperlink>
-    </w:p>
-    <w:bookmarkEnd w:id="70"/>
-    <w:bookmarkStart w:id="72" w:name="ref-gitelman2013"/>
-    <w:p>
-      <w:pPr>
-        <w:pStyle w:val="Bibliography"/>
-      </w:pPr>
-      <w:r>
-        <w:t xml:space="preserve">9.</w:t>
-      </w:r>
-      <w:r>
-        <w:t xml:space="preserve"> </w:t>
-      </w:r>
-      <w:r>
-        <w:t xml:space="preserve">	</w:t>
-      </w:r>
-      <w:r>
-        <w:t xml:space="preserve">, ed.Lisa Gitelman.</w:t>
-      </w:r>
-      <w:r>
-        <w:t xml:space="preserve"> </w:t>
-      </w:r>
-      <w:r>
-        <w:rPr>
-          <w:i/>
-          <w:iCs/>
-        </w:rPr>
-        <w:t xml:space="preserve">"Raw Data" Is an Oxymoron</w:t>
-      </w:r>
-      <w:r>
-        <w:t xml:space="preserve">. MIT Press; 2013. doi:</w:t>
-      </w:r>
-      <w:hyperlink r:id="rId71">
-        <w:r>
-          <w:rPr>
-            <w:rStyle w:val="Hyperlink"/>
-          </w:rPr>
-          <w:t xml:space="preserve">10.7551/mitpress/9302.001.0001</w:t>
-        </w:r>
-      </w:hyperlink>
-    </w:p>
-    <w:bookmarkEnd w:id="72"/>
-    <w:bookmarkStart w:id="74" w:name="ref-wang2018"/>
-    <w:p>
-      <w:pPr>
-        <w:pStyle w:val="Bibliography"/>
-      </w:pPr>
-      <w:r>
-        <w:t xml:space="preserve">10.</w:t>
-      </w:r>
-      <w:r>
-        <w:t xml:space="preserve"> </w:t>
-      </w:r>
-      <w:r>
-        <w:t xml:space="preserve">	</w:t>
-      </w:r>
-      <w:r>
-        <w:t xml:space="preserve">Kung Wang Y., T. A. Byrd.</w:t>
-      </w:r>
-      <w:r>
-        <w:t xml:space="preserve"> </w:t>
-      </w:r>
-      <w:r>
-        <w:t xml:space="preserve">Big data analytics: Understanding its capabilities and potential benefits for healthcare organizations</w:t>
-      </w:r>
-      <w:r>
-        <w:t xml:space="preserve">.</w:t>
-      </w:r>
-      <w:r>
-        <w:t xml:space="preserve"> </w:t>
-      </w:r>
-      <w:r>
-        <w:rPr>
-          <w:i/>
-          <w:iCs/>
-        </w:rPr>
-        <w:t xml:space="preserve">Technological Forecasting and Social Change</w:t>
-      </w:r>
-      <w:r>
-        <w:t xml:space="preserve">. 2018;126:3-13. doi:</w:t>
-      </w:r>
-      <w:hyperlink r:id="rId73">
-        <w:r>
-          <w:rPr>
-            <w:rStyle w:val="Hyperlink"/>
-          </w:rPr>
-          <w:t xml:space="preserve">10.1016/j.techfore.2015.12.019</w:t>
-        </w:r>
-      </w:hyperlink>
-    </w:p>
-    <w:bookmarkEnd w:id="74"/>
-    <w:bookmarkStart w:id="76" w:name="ref-wang2020"/>
-    <w:p>
-      <w:pPr>
-        <w:pStyle w:val="Bibliography"/>
-      </w:pPr>
-      <w:r>
-        <w:t xml:space="preserve">11.</w:t>
-      </w:r>
-      <w:r>
-        <w:t xml:space="preserve"> </w:t>
-      </w:r>
-      <w:r>
-        <w:t xml:space="preserve">	</w:t>
-      </w:r>
-      <w:r>
-        <w:t xml:space="preserve">Shi Wang P.</w:t>
-      </w:r>
-      <w:r>
-        <w:t xml:space="preserve"> </w:t>
-      </w:r>
-      <w:r>
-        <w:t xml:space="preserve">Text-to-SQL generation for question answering on electronic medical records</w:t>
-      </w:r>
-      <w:r>
-        <w:t xml:space="preserve">. In:</w:t>
-      </w:r>
-      <w:r>
-        <w:t xml:space="preserve"> </w:t>
-      </w:r>
-      <w:r>
-        <w:rPr>
-          <w:i/>
-          <w:iCs/>
-        </w:rPr>
-        <w:t xml:space="preserve">Proceedings of the Web Conference 2020</w:t>
-      </w:r>
-      <w:r>
-        <w:t xml:space="preserve">. 2020. doi:</w:t>
-      </w:r>
-      <w:hyperlink r:id="rId75">
-        <w:r>
-          <w:rPr>
-            <w:rStyle w:val="Hyperlink"/>
-          </w:rPr>
-          <w:t xml:space="preserve">10.1145/3366423.3380120</w:t>
-        </w:r>
-      </w:hyperlink>
-    </w:p>
-    <w:bookmarkEnd w:id="76"/>
-    <w:bookmarkStart w:id="78" w:name="ref-rao2006"/>
-    <w:p>
-      <w:pPr>
-        <w:pStyle w:val="Bibliography"/>
-      </w:pPr>
-      <w:r>
-        <w:t xml:space="preserve">12.</w:t>
-      </w:r>
-      <w:r>
-        <w:t xml:space="preserve"> </w:t>
-      </w:r>
-      <w:r>
-        <w:t xml:space="preserve">	</w:t>
-      </w:r>
-      <w:r>
-        <w:t xml:space="preserve">R. D. Rao, L. Argote. Organizational learning and forgetting: The effects of turnover and structure.</w:t>
-      </w:r>
-      <w:r>
-        <w:t xml:space="preserve"> </w:t>
-      </w:r>
-      <w:r>
-        <w:rPr>
-          <w:i/>
-          <w:iCs/>
-        </w:rPr>
-        <w:t xml:space="preserve">European Management Review</w:t>
-      </w:r>
-      <w:r>
-        <w:t xml:space="preserve">. 2006;3(2):77-85. doi:</w:t>
-      </w:r>
-      <w:hyperlink r:id="rId77">
-        <w:r>
-          <w:rPr>
-            <w:rStyle w:val="Hyperlink"/>
-          </w:rPr>
-          <w:t xml:space="preserve">10.1057/palgrave.emr.1500057</w:t>
-        </w:r>
-      </w:hyperlink>
-    </w:p>
-    <w:bookmarkEnd w:id="78"/>
-    <w:bookmarkStart w:id="80" w:name="ref-mayo2016"/>
-    <w:p>
-      <w:pPr>
-        <w:pStyle w:val="Bibliography"/>
-      </w:pPr>
-      <w:r>
-        <w:t xml:space="preserve">13.</w:t>
-      </w:r>
-      <w:r>
-        <w:t xml:space="preserve"> </w:t>
-      </w:r>
-      <w:r>
-        <w:t xml:space="preserve">	</w:t>
-      </w:r>
-      <w:r>
-        <w:t xml:space="preserve">Charles S. Mayo, Joseph O. Deasy, Bhishamjit S. Chera, John Freymann, Justin S. Kirby, Patricia H. Hardenberg.</w:t>
-      </w:r>
-      <w:r>
-        <w:t xml:space="preserve"> </w:t>
-      </w:r>
-      <w:r>
-        <w:t xml:space="preserve">How can we effect culture change toward data-driven medicine?</w:t>
-      </w:r>
-      <w:r>
-        <w:t xml:space="preserve"> </w:t>
-      </w:r>
-      <w:r>
-        <w:rPr>
-          <w:i/>
-          <w:iCs/>
-        </w:rPr>
-        <w:t xml:space="preserve">International Journal of Radiation Oncology, Biology, Physics</w:t>
-      </w:r>
-      <w:r>
-        <w:t xml:space="preserve">. 2016;95(3):916-921. doi:</w:t>
-      </w:r>
-      <w:hyperlink r:id="rId79">
-        <w:r>
-          <w:rPr>
-            <w:rStyle w:val="Hyperlink"/>
-          </w:rPr>
-          <w:t xml:space="preserve">10.1016/j.ijrobp.2015.12.355</w:t>
-        </w:r>
-      </w:hyperlink>
-    </w:p>
-    <w:bookmarkEnd w:id="80"/>
-    <w:bookmarkStart w:id="82" w:name="ref-ledikwe2013"/>
-    <w:p>
-      <w:pPr>
-        <w:pStyle w:val="Bibliography"/>
-      </w:pPr>
-      <w:r>
-        <w:t xml:space="preserve">14.</w:t>
-      </w:r>
-      <w:r>
-        <w:t xml:space="preserve"> </w:t>
-      </w:r>
-      <w:r>
-        <w:t xml:space="preserve">	</w:t>
-      </w:r>
-      <w:r>
-        <w:t xml:space="preserve">Reason Ledikwe J. H.</w:t>
-      </w:r>
-      <w:r>
-        <w:t xml:space="preserve"> </w:t>
-      </w:r>
-      <w:r>
-        <w:t xml:space="preserve">Establishing a health information workforce: Innovation for low- and middle-income countries</w:t>
-      </w:r>
-      <w:r>
-        <w:t xml:space="preserve">.</w:t>
-      </w:r>
-      <w:r>
-        <w:t xml:space="preserve"> </w:t>
-      </w:r>
-      <w:r>
-        <w:rPr>
-          <w:i/>
-          <w:iCs/>
-        </w:rPr>
-        <w:t xml:space="preserve">Human Resources for Health</w:t>
-      </w:r>
-      <w:r>
-        <w:t xml:space="preserve">. 2013;11(1). doi:</w:t>
-      </w:r>
-      <w:hyperlink r:id="rId81">
-        <w:r>
-          <w:rPr>
-            <w:rStyle w:val="Hyperlink"/>
-          </w:rPr>
-          <w:t xml:space="preserve">10.1186/1478-4491-11-35</w:t>
-        </w:r>
-      </w:hyperlink>
-    </w:p>
-    <w:bookmarkEnd w:id="82"/>
-    <w:bookmarkStart w:id="84" w:name="ref-mantas2010"/>
-    <w:p>
-      <w:pPr>
-        <w:pStyle w:val="Bibliography"/>
-      </w:pPr>
-      <w:r>
-        <w:t xml:space="preserve">15.</w:t>
-      </w:r>
-      <w:r>
-        <w:t xml:space="preserve"> </w:t>
-      </w:r>
-      <w:r>
-        <w:t xml:space="preserve">	</w:t>
-      </w:r>
-      <w:r>
-        <w:t xml:space="preserve">Ammenwerth Mantas J.</w:t>
-      </w:r>
-      <w:r>
-        <w:t xml:space="preserve"> </w:t>
-      </w:r>
-      <w:r>
-        <w:t xml:space="preserve">Recommendations of the International Medical Informatics Association (IMIA) on education in biomedical and health informatics: First revision</w:t>
-      </w:r>
-      <w:r>
-        <w:t xml:space="preserve">.</w:t>
-      </w:r>
-      <w:r>
-        <w:t xml:space="preserve"> </w:t>
-      </w:r>
-      <w:r>
-        <w:rPr>
-          <w:i/>
-          <w:iCs/>
-        </w:rPr>
-        <w:t xml:space="preserve">Methods of Information in Medicine</w:t>
-      </w:r>
-      <w:r>
-        <w:t xml:space="preserve">. 2010;49(2):105-120. doi:</w:t>
-      </w:r>
-      <w:hyperlink r:id="rId83">
-        <w:r>
-          <w:rPr>
-            <w:rStyle w:val="Hyperlink"/>
-          </w:rPr>
-          <w:t xml:space="preserve">10.3414/ME5119</w:t>
-        </w:r>
-      </w:hyperlink>
-    </w:p>
-    <w:bookmarkEnd w:id="84"/>
-    <w:bookmarkStart w:id="86" w:name="ref-ang2004"/>
-    <w:p>
-      <w:pPr>
-        <w:pStyle w:val="Bibliography"/>
-      </w:pPr>
-      <w:r>
-        <w:t xml:space="preserve">16.</w:t>
-      </w:r>
-      <w:r>
-        <w:t xml:space="preserve"> </w:t>
-      </w:r>
-      <w:r>
-        <w:t xml:space="preserve">	</w:t>
-      </w:r>
-      <w:r>
-        <w:t xml:space="preserve">S. Ang, S. Slaughter.</w:t>
-      </w:r>
-      <w:r>
-        <w:t xml:space="preserve"> </w:t>
-      </w:r>
-      <w:r>
-        <w:t xml:space="preserve">Turnover of information technology professionals: The effects of internal labor market strategies</w:t>
-      </w:r>
-      <w:r>
-        <w:t xml:space="preserve">.</w:t>
-      </w:r>
-      <w:r>
-        <w:t xml:space="preserve"> </w:t>
-      </w:r>
-      <w:r>
-        <w:rPr>
-          <w:i/>
-          <w:iCs/>
-        </w:rPr>
-        <w:t xml:space="preserve">ACM</w:t>
-      </w:r>
-      <w:r>
-        <w:rPr>
-          <w:i/>
-          <w:iCs/>
-        </w:rPr>
-        <w:t xml:space="preserve"> </w:t>
-      </w:r>
-      <w:r>
-        <w:rPr>
-          <w:i/>
-          <w:iCs/>
-        </w:rPr>
-        <w:t xml:space="preserve">SIGMIS</w:t>
-      </w:r>
-      <w:r>
-        <w:rPr>
-          <w:i/>
-          <w:iCs/>
-        </w:rPr>
-        <w:t xml:space="preserve"> </w:t>
-      </w:r>
-      <w:r>
-        <w:rPr>
-          <w:i/>
-          <w:iCs/>
-        </w:rPr>
-        <w:t xml:space="preserve">Database: The</w:t>
-      </w:r>
-      <w:r>
-        <w:rPr>
-          <w:i/>
-          <w:iCs/>
-        </w:rPr>
-        <w:t xml:space="preserve"> </w:t>
-      </w:r>
-      <w:r>
-        <w:rPr>
-          <w:i/>
-          <w:iCs/>
-        </w:rPr>
-        <w:t xml:space="preserve">DATABASE</w:t>
-      </w:r>
-      <w:r>
-        <w:rPr>
-          <w:i/>
-          <w:iCs/>
-        </w:rPr>
-        <w:t xml:space="preserve"> </w:t>
-      </w:r>
-      <w:r>
-        <w:rPr>
-          <w:i/>
-          <w:iCs/>
-        </w:rPr>
-        <w:t xml:space="preserve">for Advances in Information Systems</w:t>
-      </w:r>
-      <w:r>
-        <w:t xml:space="preserve">. 2004;35(3):11-27. doi:</w:t>
-      </w:r>
-      <w:hyperlink r:id="rId85">
-        <w:r>
-          <w:rPr>
-            <w:rStyle w:val="Hyperlink"/>
-          </w:rPr>
-          <w:t xml:space="preserve">10.1145/1017114.1017118</w:t>
-        </w:r>
-      </w:hyperlink>
-    </w:p>
-    <w:bookmarkEnd w:id="86"/>
-    <w:bookmarkStart w:id="88" w:name="ref-farnese2019"/>
-    <w:p>
-      <w:pPr>
-        <w:pStyle w:val="Bibliography"/>
-      </w:pPr>
-      <w:r>
-        <w:t xml:space="preserve">17.</w:t>
-      </w:r>
-      <w:r>
-        <w:t xml:space="preserve"> </w:t>
-      </w:r>
-      <w:r>
-        <w:t xml:space="preserve">	</w:t>
-      </w:r>
-      <w:r>
-        <w:t xml:space="preserve">Barbieri Farnese M. L.</w:t>
-      </w:r>
-      <w:r>
-        <w:t xml:space="preserve"> </w:t>
-      </w:r>
-      <w:r>
-        <w:t xml:space="preserve">Managing knowledge in organizations: A Nonaka’s</w:t>
-      </w:r>
-      <w:r>
-        <w:t xml:space="preserve"> </w:t>
-      </w:r>
-      <w:r>
-        <w:t xml:space="preserve">SECI</w:t>
-      </w:r>
-      <w:r>
-        <w:t xml:space="preserve"> </w:t>
-      </w:r>
-      <w:r>
-        <w:t xml:space="preserve">model operationalization</w:t>
-      </w:r>
-      <w:r>
-        <w:t xml:space="preserve">.</w:t>
-      </w:r>
-      <w:r>
-        <w:t xml:space="preserve"> </w:t>
-      </w:r>
-      <w:r>
-        <w:rPr>
-          <w:i/>
-          <w:iCs/>
-        </w:rPr>
-        <w:t xml:space="preserve">Frontiers in Psychology</w:t>
-      </w:r>
-      <w:r>
-        <w:t xml:space="preserve">. 2019;10. doi:</w:t>
-      </w:r>
-      <w:hyperlink r:id="rId87">
-        <w:r>
-          <w:rPr>
-            <w:rStyle w:val="Hyperlink"/>
-          </w:rPr>
-          <w:t xml:space="preserve">10.3389/fpsyg.2019.02730</w:t>
-        </w:r>
-      </w:hyperlink>
-    </w:p>
-    <w:bookmarkEnd w:id="88"/>
-    <w:bookmarkStart w:id="90" w:name="ref-tyndall2010"/>
-    <w:p>
-      <w:pPr>
-        <w:pStyle w:val="Bibliography"/>
-      </w:pPr>
-      <w:r>
-        <w:t xml:space="preserve">18.</w:t>
-      </w:r>
-      <w:r>
-        <w:t xml:space="preserve"> </w:t>
-      </w:r>
-      <w:r>
-        <w:t xml:space="preserve">	</w:t>
-      </w:r>
-      <w:r>
-        <w:t xml:space="preserve">J Tyndall.</w:t>
-      </w:r>
-      <w:r>
-        <w:t xml:space="preserve"> </w:t>
-      </w:r>
-      <w:r>
-        <w:t xml:space="preserve">AACODS</w:t>
-      </w:r>
-      <w:r>
-        <w:t xml:space="preserve"> </w:t>
-      </w:r>
-      <w:r>
-        <w:t xml:space="preserve">Checklist. Flinders University</w:t>
-      </w:r>
-      <w:r>
-        <w:t xml:space="preserve">. Published online 2010.</w:t>
-      </w:r>
-      <w:r>
-        <w:t xml:space="preserve"> </w:t>
-      </w:r>
-      <w:hyperlink r:id="rId89">
-        <w:r>
-          <w:rPr>
-            <w:rStyle w:val="Hyperlink"/>
-          </w:rPr>
-          <w:t xml:space="preserve">https://fac.flinders.edu.au/dspace/api/core/bitstreams/e94a96eb-0334-4300-8880-c836d4d9a676/content</w:t>
-        </w:r>
-      </w:hyperlink>
-    </w:p>
-    <w:bookmarkEnd w:id="90"/>
-    <w:bookmarkStart w:id="92" w:name="ref-foos2006"/>
-    <w:p>
-      <w:pPr>
-        <w:pStyle w:val="Bibliography"/>
-      </w:pPr>
-      <w:r>
-        <w:t xml:space="preserve">19.</w:t>
-      </w:r>
-      <w:r>
-        <w:t xml:space="preserve"> </w:t>
-      </w:r>
-      <w:r>
-        <w:t xml:space="preserve">	</w:t>
-      </w:r>
-      <w:r>
-        <w:t xml:space="preserve">Ted Foos, Gary Schum, Sandra Rothenberg.</w:t>
-      </w:r>
-      <w:r>
-        <w:t xml:space="preserve"> </w:t>
-      </w:r>
-      <w:r>
-        <w:t xml:space="preserve">Tacit knowledge transfer and the knowledge disconnect</w:t>
-      </w:r>
-      <w:r>
-        <w:t xml:space="preserve">.</w:t>
-      </w:r>
-      <w:r>
-        <w:t xml:space="preserve"> </w:t>
-      </w:r>
-      <w:r>
-        <w:rPr>
-          <w:i/>
-          <w:iCs/>
-        </w:rPr>
-        <w:t xml:space="preserve">Journal of Knowledge Management</w:t>
-      </w:r>
-      <w:r>
-        <w:t xml:space="preserve">. 2006;10(1):6-18. doi:</w:t>
-      </w:r>
-      <w:hyperlink r:id="rId91">
-        <w:r>
-          <w:rPr>
-            <w:rStyle w:val="Hyperlink"/>
-          </w:rPr>
-          <w:t xml:space="preserve">10.1108/13673270610650067</w:t>
-        </w:r>
-      </w:hyperlink>
-    </w:p>
-    <w:bookmarkEnd w:id="92"/>
-    <w:bookmarkStart w:id="94" w:name="ref-nsi2025"/>
-    <w:p>
-      <w:pPr>
-        <w:pStyle w:val="Bibliography"/>
-      </w:pPr>
-      <w:r>
-        <w:t xml:space="preserve">20.</w:t>
-      </w:r>
-      <w:r>
-        <w:t xml:space="preserve"> </w:t>
-      </w:r>
-      <w:r>
-        <w:t xml:space="preserve">	</w:t>
-      </w:r>
-      <w:r>
-        <w:t xml:space="preserve">NSI Nursing Solutions.</w:t>
-      </w:r>
-      <w:r>
-        <w:t xml:space="preserve"> </w:t>
-      </w:r>
-      <w:r>
-        <w:rPr>
-          <w:i/>
-          <w:iCs/>
-        </w:rPr>
-        <w:t xml:space="preserve">2025 National Health Care Retention &amp; RN Staffing Report</w:t>
-      </w:r>
-      <w:r>
-        <w:t xml:space="preserve">. NSI Nursing Solutions; 2024.</w:t>
-      </w:r>
-      <w:r>
-        <w:t xml:space="preserve"> </w:t>
-      </w:r>
-      <w:hyperlink r:id="rId93">
-        <w:r>
-          <w:rPr>
-            <w:rStyle w:val="Hyperlink"/>
-          </w:rPr>
-          <w:t xml:space="preserve">https://www.nsinursingsolutions.com/documents/library/nsi_national_health_care_retention_report.pdf</w:t>
-        </w:r>
-      </w:hyperlink>
-    </w:p>
-    <w:bookmarkEnd w:id="94"/>
-    <w:bookmarkStart w:id="96" w:name="ref-wu2024"/>
-    <w:p>
-      <w:pPr>
-        <w:pStyle w:val="Bibliography"/>
-      </w:pPr>
-      <w:r>
-        <w:t xml:space="preserve">21.</w:t>
-      </w:r>
-      <w:r>
-        <w:t xml:space="preserve"> </w:t>
-      </w:r>
-      <w:r>
-        <w:t xml:space="preserve">	</w:t>
-      </w:r>
-      <w:r>
-        <w:t xml:space="preserve">Lao Wu F., L. Li.</w:t>
-      </w:r>
-      <w:r>
-        <w:t xml:space="preserve"> </w:t>
-      </w:r>
-      <w:r>
-        <w:t xml:space="preserve">Worldwide prevalence and associated factors of nursing staff turnover: A systematic review and meta-analysis</w:t>
-      </w:r>
-      <w:r>
-        <w:t xml:space="preserve">.</w:t>
-      </w:r>
-      <w:r>
-        <w:t xml:space="preserve"> </w:t>
-      </w:r>
-      <w:r>
-        <w:rPr>
-          <w:i/>
-          <w:iCs/>
-        </w:rPr>
-        <w:t xml:space="preserve">Nursing Open</w:t>
-      </w:r>
-      <w:r>
-        <w:t xml:space="preserve">. 2024;11:e2097. doi:</w:t>
-      </w:r>
-      <w:hyperlink r:id="rId95">
-        <w:r>
-          <w:rPr>
-            <w:rStyle w:val="Hyperlink"/>
-          </w:rPr>
-          <w:t xml:space="preserve">10.1002/nop2.2097</w:t>
-        </w:r>
-      </w:hyperlink>
-    </w:p>
-    <w:bookmarkEnd w:id="96"/>
-    <w:bookmarkStart w:id="98" w:name="ref-ren2024"/>
-    <w:p>
-      <w:pPr>
-        <w:pStyle w:val="Bibliography"/>
-      </w:pPr>
-      <w:r>
-        <w:t xml:space="preserve">22.</w:t>
-      </w:r>
-      <w:r>
-        <w:t xml:space="preserve"> </w:t>
-      </w:r>
-      <w:r>
-        <w:t xml:space="preserve">	</w:t>
-      </w:r>
-      <w:r>
-        <w:t xml:space="preserve">Hui Ren, Pan Li, Yingchun Xue, Wenhao Xin, Xin Yin, Hongyan Li.</w:t>
-      </w:r>
-      <w:r>
-        <w:t xml:space="preserve"> </w:t>
-      </w:r>
-      <w:r>
-        <w:t xml:space="preserve">Global prevalence of nurse turnover rates: A meta-analysis of 21 studies from 14 countries</w:t>
-      </w:r>
-      <w:r>
-        <w:t xml:space="preserve">.</w:t>
-      </w:r>
-      <w:r>
-        <w:t xml:space="preserve"> </w:t>
-      </w:r>
-      <w:r>
-        <w:rPr>
-          <w:i/>
-          <w:iCs/>
-        </w:rPr>
-        <w:t xml:space="preserve">Journal of Nursing Management</w:t>
-      </w:r>
-      <w:r>
-        <w:t xml:space="preserve">. 2024;2024(1). doi:</w:t>
-      </w:r>
-      <w:hyperlink r:id="rId97">
-        <w:r>
-          <w:rPr>
-            <w:rStyle w:val="Hyperlink"/>
-          </w:rPr>
-          <w:t xml:space="preserve">10.1155/2024/5063998</w:t>
-        </w:r>
-      </w:hyperlink>
-    </w:p>
-    <w:bookmarkEnd w:id="98"/>
-    <w:bookmarkStart w:id="100" w:name="ref-massingham2018"/>
-    <w:p>
-      <w:pPr>
-        <w:pStyle w:val="Bibliography"/>
-      </w:pPr>
-      <w:r>
-        <w:t xml:space="preserve">23.</w:t>
-      </w:r>
-      <w:r>
-        <w:t xml:space="preserve"> </w:t>
-      </w:r>
-      <w:r>
-        <w:t xml:space="preserve">	</w:t>
-      </w:r>
-      <w:r>
-        <w:t xml:space="preserve">P. R Massingham.</w:t>
-      </w:r>
-      <w:r>
-        <w:t xml:space="preserve"> </w:t>
-      </w:r>
-      <w:r>
-        <w:t xml:space="preserve">Measuring the impact of knowledge loss: A longitudinal study</w:t>
-      </w:r>
-      <w:r>
-        <w:t xml:space="preserve">.</w:t>
-      </w:r>
-      <w:r>
-        <w:t xml:space="preserve"> </w:t>
-      </w:r>
-      <w:r>
-        <w:rPr>
-          <w:i/>
-          <w:iCs/>
-        </w:rPr>
-        <w:t xml:space="preserve">Journal of Knowledge Management</w:t>
-      </w:r>
-      <w:r>
-        <w:t xml:space="preserve">. 2018;22(4):721-758. doi:</w:t>
-      </w:r>
-      <w:hyperlink r:id="rId99">
-        <w:r>
-          <w:rPr>
-            <w:rStyle w:val="Hyperlink"/>
-          </w:rPr>
-          <w:t xml:space="preserve">10.1108/JKM-08-2016-0338</w:t>
-        </w:r>
-      </w:hyperlink>
-    </w:p>
-    <w:bookmarkEnd w:id="100"/>
-    <w:bookmarkStart w:id="102" w:name="ref-zhang2025"/>
-    <w:p>
-      <w:pPr>
-        <w:pStyle w:val="Bibliography"/>
-      </w:pPr>
-      <w:r>
-        <w:t xml:space="preserve">24.</w:t>
-      </w:r>
-      <w:r>
-        <w:t xml:space="preserve"> </w:t>
-      </w:r>
-      <w:r>
-        <w:t xml:space="preserve">	</w:t>
-      </w:r>
-      <w:r>
-        <w:t xml:space="preserve">Wenyao Zhang, Wei Zhang, Tugrul Daim, Haydar Yalçın.</w:t>
-      </w:r>
-      <w:r>
-        <w:t xml:space="preserve"> </w:t>
-      </w:r>
-      <w:r>
-        <w:t xml:space="preserve">AI</w:t>
-      </w:r>
-      <w:r>
-        <w:t xml:space="preserve"> </w:t>
-      </w:r>
-      <w:r>
-        <w:t xml:space="preserve">challenges conventional knowledge management: Light the way for reframing</w:t>
-      </w:r>
-      <w:r>
-        <w:t xml:space="preserve"> </w:t>
-      </w:r>
-      <w:r>
-        <w:t xml:space="preserve">SECI</w:t>
-      </w:r>
-      <w:r>
-        <w:t xml:space="preserve"> </w:t>
-      </w:r>
-      <w:r>
-        <w:t xml:space="preserve">model and Ba theory</w:t>
-      </w:r>
-      <w:r>
-        <w:t xml:space="preserve">.</w:t>
-      </w:r>
-      <w:r>
-        <w:t xml:space="preserve"> </w:t>
-      </w:r>
-      <w:r>
-        <w:rPr>
-          <w:i/>
-          <w:iCs/>
-        </w:rPr>
-        <w:t xml:space="preserve">Journal of Knowledge Management</w:t>
-      </w:r>
-      <w:r>
-        <w:t xml:space="preserve">. 2025;29(5):1618-1654. doi:</w:t>
-      </w:r>
-      <w:hyperlink r:id="rId101">
-        <w:r>
-          <w:rPr>
-            <w:rStyle w:val="Hyperlink"/>
-          </w:rPr>
-          <w:t xml:space="preserve">10.1108/JKM-02-2024-0203</w:t>
-        </w:r>
-      </w:hyperlink>
-    </w:p>
-    <w:bookmarkEnd w:id="102"/>
-    <w:bookmarkStart w:id="104" w:name="ref-goffin2011"/>
-    <w:p>
-      <w:pPr>
-        <w:pStyle w:val="Bibliography"/>
-      </w:pPr>
-      <w:r>
-        <w:t xml:space="preserve">25.</w:t>
-      </w:r>
-      <w:r>
-        <w:t xml:space="preserve"> </w:t>
-      </w:r>
-      <w:r>
-        <w:t xml:space="preserve">	</w:t>
-      </w:r>
-      <w:r>
-        <w:t xml:space="preserve">Keith Goffin, Ursula Koners.</w:t>
-      </w:r>
-      <w:r>
-        <w:t xml:space="preserve"> </w:t>
-      </w:r>
-      <w:r>
-        <w:t xml:space="preserve">Tacit knowledge, lessons learnt, and new product development</w:t>
-      </w:r>
-      <w:r>
-        <w:t xml:space="preserve">.</w:t>
-      </w:r>
-      <w:r>
-        <w:t xml:space="preserve"> </w:t>
-      </w:r>
-      <w:r>
-        <w:rPr>
-          <w:i/>
-          <w:iCs/>
-        </w:rPr>
-        <w:t xml:space="preserve">Journal of Product Innovation Management</w:t>
-      </w:r>
-      <w:r>
-        <w:t xml:space="preserve">. 2011;28(2):300-318. doi:</w:t>
-      </w:r>
-      <w:hyperlink r:id="rId103">
-        <w:r>
-          <w:rPr>
-            <w:rStyle w:val="Hyperlink"/>
-          </w:rPr>
-          <w:t xml:space="preserve">10.1111/j.1540-5885.2010.00798.x</w:t>
         </w:r>
       </w:hyperlink>
     </w:p>

--- a/paper.docx
+++ b/paper.docx
@@ -2280,20 +2280,92 @@
         <w:pStyle w:val="BodyText"/>
       </w:pPr>
       <w:r>
-        <w:t xml:space="preserve">This turnover creates a phenomenon we define as</w:t>
-      </w:r>
-      <w:r>
-        <w:t xml:space="preserve"> </w:t>
-      </w:r>
-      <w:r>
-        <w:rPr>
-          <w:i/>
-          <w:iCs/>
-        </w:rPr>
-        <w:t xml:space="preserve">Institutional Amnesia</w:t>
-      </w:r>
-      <w:r>
-        <w:t xml:space="preserve">: the systematic erasure of the tacit knowledge required to interpret complex health data. In healthcare,</w:t>
+        <w:t xml:space="preserve">This turnover creates what public administration scholars term</w:t>
+      </w:r>
+      <w:r>
+        <w:t xml:space="preserve"> </w:t>
+      </w:r>
+      <w:r>
+        <w:rPr>
+          <w:i/>
+          <w:iCs/>
+        </w:rPr>
+        <w:t xml:space="preserve">institutional amnesia</w:t>
+      </w:r>
+      <w:r>
+        <w:t xml:space="preserve"> </w:t>
+      </w:r>
+      <w:r>
+        <w:t xml:space="preserve">[</w:t>
+      </w:r>
+      <w:hyperlink w:anchor="ref-pollitt2000">
+        <w:r>
+          <w:rPr>
+            <w:rStyle w:val="Hyperlink"/>
+          </w:rPr>
+          <w:t xml:space="preserve">10</w:t>
+        </w:r>
+      </w:hyperlink>
+      <w:r>
+        <w:t xml:space="preserve">,</w:t>
+      </w:r>
+      <w:hyperlink w:anchor="ref-stark2019">
+        <w:r>
+          <w:rPr>
+            <w:rStyle w:val="Hyperlink"/>
+          </w:rPr>
+          <w:t xml:space="preserve">11</w:t>
+        </w:r>
+      </w:hyperlink>
+      <w:r>
+        <w:t xml:space="preserve">]</w:t>
+      </w:r>
+      <w:r>
+        <w:t xml:space="preserve"> </w:t>
+      </w:r>
+      <w:r>
+        <w:t xml:space="preserve">and organization science studies as</w:t>
+      </w:r>
+      <w:r>
+        <w:t xml:space="preserve"> </w:t>
+      </w:r>
+      <w:r>
+        <w:rPr>
+          <w:i/>
+          <w:iCs/>
+        </w:rPr>
+        <w:t xml:space="preserve">organizational forgetting</w:t>
+      </w:r>
+      <w:r>
+        <w:t xml:space="preserve"> </w:t>
+      </w:r>
+      <w:r>
+        <w:t xml:space="preserve">[</w:t>
+      </w:r>
+      <w:hyperlink w:anchor="ref-deholan2004">
+        <w:r>
+          <w:rPr>
+            <w:rStyle w:val="Hyperlink"/>
+          </w:rPr>
+          <w:t xml:space="preserve">12</w:t>
+        </w:r>
+      </w:hyperlink>
+      <w:r>
+        <w:t xml:space="preserve">,</w:t>
+      </w:r>
+      <w:hyperlink w:anchor="ref-rao2006">
+        <w:r>
+          <w:rPr>
+            <w:rStyle w:val="Hyperlink"/>
+          </w:rPr>
+          <w:t xml:space="preserve">13</w:t>
+        </w:r>
+      </w:hyperlink>
+      <w:r>
+        <w:t xml:space="preserve">]</w:t>
+      </w:r>
+      <w:r>
+        <w:t xml:space="preserve">: in healthcare analytics, the systematic erasure of the tacit knowledge required to interpret complex health data. In healthcare,</w:t>
       </w:r>
       <w:r>
         <w:t xml:space="preserve"> </w:t>
@@ -2324,7 +2396,7 @@
           <w:rPr>
             <w:rStyle w:val="Hyperlink"/>
           </w:rPr>
-          <w:t xml:space="preserve">10</w:t>
+          <w:t xml:space="preserve">14</w:t>
         </w:r>
       </w:hyperlink>
       <w:r>
@@ -2408,7 +2480,7 @@
           <w:rPr>
             <w:rStyle w:val="Hyperlink"/>
           </w:rPr>
-          <w:t xml:space="preserve">11</w:t>
+          <w:t xml:space="preserve">15</w:t>
         </w:r>
       </w:hyperlink>
       <w:r>
@@ -2458,7 +2530,7 @@
           <w:rPr>
             <w:rStyle w:val="Hyperlink"/>
           </w:rPr>
-          <w:t xml:space="preserve">12</w:t>
+          <w:t xml:space="preserve">13</w:t>
         </w:r>
       </w:hyperlink>
       <w:r>
@@ -2496,7 +2568,7 @@
           <w:rPr>
             <w:rStyle w:val="Hyperlink"/>
           </w:rPr>
-          <w:t xml:space="preserve">13</w:t>
+          <w:t xml:space="preserve">16</w:t>
         </w:r>
       </w:hyperlink>
       <w:r>
@@ -2516,7 +2588,7 @@
           <w:rPr>
             <w:rStyle w:val="Hyperlink"/>
           </w:rPr>
-          <w:t xml:space="preserve">14</w:t>
+          <w:t xml:space="preserve">17</w:t>
         </w:r>
       </w:hyperlink>
       <w:r>
@@ -2527,7 +2599,7 @@
           <w:rPr>
             <w:rStyle w:val="Hyperlink"/>
           </w:rPr>
-          <w:t xml:space="preserve">15</w:t>
+          <w:t xml:space="preserve">18</w:t>
         </w:r>
       </w:hyperlink>
       <w:r>
@@ -2547,7 +2619,7 @@
           <w:rPr>
             <w:rStyle w:val="Hyperlink"/>
           </w:rPr>
-          <w:t xml:space="preserve">16</w:t>
+          <w:t xml:space="preserve">19</w:t>
         </w:r>
       </w:hyperlink>
       <w:r>
@@ -2648,7 +2720,7 @@
           <w:rPr>
             <w:rStyle w:val="Hyperlink"/>
           </w:rPr>
-          <w:t xml:space="preserve">17</w:t>
+          <w:t xml:space="preserve">20</w:t>
         </w:r>
       </w:hyperlink>
       <w:r>
@@ -2668,7 +2740,7 @@
           <w:rPr>
             <w:rStyle w:val="Hyperlink"/>
           </w:rPr>
-          <w:t xml:space="preserve">18</w:t>
+          <w:t xml:space="preserve">21</w:t>
         </w:r>
       </w:hyperlink>
       <w:r>
@@ -2784,7 +2856,7 @@
           <w:rPr>
             <w:rStyle w:val="Hyperlink"/>
           </w:rPr>
-          <w:t xml:space="preserve">17</w:t>
+          <w:t xml:space="preserve">20</w:t>
         </w:r>
       </w:hyperlink>
       <w:r>
@@ -3050,7 +3122,7 @@
           <w:rPr>
             <w:rStyle w:val="Hyperlink"/>
           </w:rPr>
-          <w:t xml:space="preserve">12</w:t>
+          <w:t xml:space="preserve">13</w:t>
         </w:r>
       </w:hyperlink>
       <w:r>
@@ -3061,6 +3133,145 @@
           <w:rPr>
             <w:rStyle w:val="Hyperlink"/>
           </w:rPr>
+          <w:t xml:space="preserve">20</w:t>
+        </w:r>
+      </w:hyperlink>
+      <w:r>
+        <w:t xml:space="preserve">]</w:t>
+      </w:r>
+      <w:r>
+        <w:t xml:space="preserve">.</w:t>
+      </w:r>
+    </w:p>
+    <w:bookmarkStart w:id="21" w:name="the-broken-cycle-socialization-failure"/>
+    <w:p>
+      <w:pPr>
+        <w:pStyle w:val="Heading2"/>
+      </w:pPr>
+      <w:r>
+        <w:t xml:space="preserve">The Broken Cycle: Socialization Failure</w:t>
+      </w:r>
+    </w:p>
+    <w:p>
+      <w:pPr>
+        <w:pStyle w:val="FirstParagraph"/>
+      </w:pPr>
+      <w:r>
+        <w:t xml:space="preserve">In Nonaka’s model,</w:t>
+      </w:r>
+      <w:r>
+        <w:t xml:space="preserve"> </w:t>
+      </w:r>
+      <w:r>
+        <w:rPr>
+          <w:i/>
+          <w:iCs/>
+        </w:rPr>
+        <w:t xml:space="preserve">Socialization</w:t>
+      </w:r>
+      <w:r>
+        <w:t xml:space="preserve"> </w:t>
+      </w:r>
+      <w:r>
+        <w:t xml:space="preserve">is the foundational conversion mode: the primary channel through which newcomers absorb tacit context that formal training cannot convey</w:t>
+      </w:r>
+      <w:r>
+        <w:t xml:space="preserve"> </w:t>
+      </w:r>
+      <w:r>
+        <w:t xml:space="preserve">[</w:t>
+      </w:r>
+      <w:hyperlink w:anchor="ref-farnese2019">
+        <w:r>
+          <w:rPr>
+            <w:rStyle w:val="Hyperlink"/>
+          </w:rPr>
+          <w:t xml:space="preserve">20</w:t>
+        </w:r>
+      </w:hyperlink>
+      <w:r>
+        <w:t xml:space="preserve">]</w:t>
+      </w:r>
+      <w:r>
+        <w:t xml:space="preserve">. Socialization depends on two preconditions: sustained interaction and sufficient temporal overlap between knowledge holders and receivers</w:t>
+      </w:r>
+      <w:r>
+        <w:t xml:space="preserve"> </w:t>
+      </w:r>
+      <w:r>
+        <w:t xml:space="preserve">[</w:t>
+      </w:r>
+      <w:hyperlink w:anchor="ref-foos2006">
+        <w:r>
+          <w:rPr>
+            <w:rStyle w:val="Hyperlink"/>
+          </w:rPr>
+          <w:t xml:space="preserve">22</w:t>
+        </w:r>
+      </w:hyperlink>
+      <w:r>
+        <w:t xml:space="preserve">]</w:t>
+      </w:r>
+      <w:r>
+        <w:t xml:space="preserve">. It is, in effect, an apprenticeship model requiring years of shared practice.</w:t>
+      </w:r>
+    </w:p>
+    <w:p>
+      <w:pPr>
+        <w:pStyle w:val="BodyText"/>
+      </w:pPr>
+      <w:r>
+        <w:t xml:space="preserve">In the current healthcare environment, this mechanism has collapsed. The leadership and operational turnover documented above reveals an</w:t>
+      </w:r>
+      <w:r>
+        <w:t xml:space="preserve"> </w:t>
+      </w:r>
+      <w:r>
+        <w:t xml:space="preserve">“</w:t>
+      </w:r>
+      <w:r>
+        <w:t xml:space="preserve">apprenticeship window</w:t>
+      </w:r>
+      <w:r>
+        <w:t xml:space="preserve">”</w:t>
+      </w:r>
+      <w:r>
+        <w:t xml:space="preserve"> </w:t>
+      </w:r>
+      <w:r>
+        <w:t xml:space="preserve">shorter than the knowledge transfer cycle it must support: 30% of new employees depart within their first year</w:t>
+      </w:r>
+      <w:r>
+        <w:t xml:space="preserve"> </w:t>
+      </w:r>
+      <w:r>
+        <w:t xml:space="preserve">[</w:t>
+      </w:r>
+      <w:hyperlink w:anchor="ref-nsi2025">
+        <w:r>
+          <w:rPr>
+            <w:rStyle w:val="Hyperlink"/>
+          </w:rPr>
+          <w:t xml:space="preserve">23</w:t>
+        </w:r>
+      </w:hyperlink>
+      <w:r>
+        <w:t xml:space="preserve">]</w:t>
+      </w:r>
+      <w:r>
+        <w:t xml:space="preserve">, while specialized informatics roles require 18 to 24 months to reach fluency</w:t>
+      </w:r>
+      <w:r>
+        <w:t xml:space="preserve"> </w:t>
+      </w:r>
+      <w:r>
+        <w:t xml:space="preserve">[</w:t>
+      </w:r>
+      <w:hyperlink w:anchor="ref-ledikwe2013">
+        <w:r>
+          <w:rPr>
+            <w:rStyle w:val="Hyperlink"/>
+          </w:rPr>
           <w:t xml:space="preserve">17</w:t>
         </w:r>
       </w:hyperlink>
@@ -3068,40 +3279,15 @@
         <w:t xml:space="preserve">]</w:t>
       </w:r>
       <w:r>
-        <w:t xml:space="preserve">.</w:t>
-      </w:r>
-    </w:p>
-    <w:bookmarkStart w:id="21" w:name="the-broken-cycle-socialization-failure"/>
-    <w:p>
-      <w:pPr>
-        <w:pStyle w:val="Heading2"/>
-      </w:pPr>
-      <w:r>
-        <w:t xml:space="preserve">The Broken Cycle: Socialization Failure</w:t>
-      </w:r>
-    </w:p>
-    <w:p>
-      <w:pPr>
-        <w:pStyle w:val="FirstParagraph"/>
-      </w:pPr>
-      <w:r>
-        <w:t xml:space="preserve">In Nonaka’s model,</w:t>
-      </w:r>
-      <w:r>
-        <w:t xml:space="preserve"> </w:t>
-      </w:r>
-      <w:r>
-        <w:rPr>
-          <w:i/>
-          <w:iCs/>
-        </w:rPr>
-        <w:t xml:space="preserve">Socialization</w:t>
-      </w:r>
-      <w:r>
-        <w:t xml:space="preserve"> </w:t>
-      </w:r>
-      <w:r>
-        <w:t xml:space="preserve">is the foundational conversion mode: the primary channel through which newcomers absorb tacit context that formal training cannot convey</w:t>
+        <w:t xml:space="preserve">. The arithmetic is unforgiving: by the time a new analyst has absorbed enough tacit context to be productive, their mentor may already be gone, and the new analyst is themselves halfway through an average tenure.</w:t>
+      </w:r>
+    </w:p>
+    <w:p>
+      <w:pPr>
+        <w:pStyle w:val="BodyText"/>
+      </w:pPr>
+      <w:r>
+        <w:t xml:space="preserve">High turnover rates fracture the social networks required for mentorship</w:t>
       </w:r>
       <w:r>
         <w:t xml:space="preserve"> </w:t>
@@ -3109,19 +3295,30 @@
       <w:r>
         <w:t xml:space="preserve">[</w:t>
       </w:r>
-      <w:hyperlink w:anchor="ref-farnese2019">
-        <w:r>
-          <w:rPr>
-            <w:rStyle w:val="Hyperlink"/>
-          </w:rPr>
-          <w:t xml:space="preserve">17</w:t>
+      <w:hyperlink w:anchor="ref-ren2024">
+        <w:r>
+          <w:rPr>
+            <w:rStyle w:val="Hyperlink"/>
+          </w:rPr>
+          <w:t xml:space="preserve">7</w:t>
+        </w:r>
+      </w:hyperlink>
+      <w:r>
+        <w:t xml:space="preserve">,</w:t>
+      </w:r>
+      <w:hyperlink w:anchor="ref-wu2024">
+        <w:r>
+          <w:rPr>
+            <w:rStyle w:val="Hyperlink"/>
+          </w:rPr>
+          <w:t xml:space="preserve">8</w:t>
         </w:r>
       </w:hyperlink>
       <w:r>
         <w:t xml:space="preserve">]</w:t>
       </w:r>
       <w:r>
-        <w:t xml:space="preserve">. Socialization depends on two preconditions: sustained interaction and sufficient temporal overlap between knowledge holders and receivers</w:t>
+        <w:t xml:space="preserve">. The resulting knowledge loss is compounding: each departure removes a node from the organization’s informal knowledge network, making subsequent Socialization attempts less effective because fewer experienced practitioners remain to serve as mentors</w:t>
       </w:r>
       <w:r>
         <w:t xml:space="preserve"> </w:t>
@@ -3129,137 +3326,12 @@
       <w:r>
         <w:t xml:space="preserve">[</w:t>
       </w:r>
-      <w:hyperlink w:anchor="ref-foos2006">
-        <w:r>
-          <w:rPr>
-            <w:rStyle w:val="Hyperlink"/>
-          </w:rPr>
-          <w:t xml:space="preserve">19</w:t>
-        </w:r>
-      </w:hyperlink>
-      <w:r>
-        <w:t xml:space="preserve">]</w:t>
-      </w:r>
-      <w:r>
-        <w:t xml:space="preserve">. It is, in effect, an apprenticeship model requiring years of shared practice.</w:t>
-      </w:r>
-    </w:p>
-    <w:p>
-      <w:pPr>
-        <w:pStyle w:val="BodyText"/>
-      </w:pPr>
-      <w:r>
-        <w:t xml:space="preserve">In the current healthcare environment, this mechanism has collapsed. The leadership and operational turnover documented above reveals an</w:t>
-      </w:r>
-      <w:r>
-        <w:t xml:space="preserve"> </w:t>
-      </w:r>
-      <w:r>
-        <w:t xml:space="preserve">“</w:t>
-      </w:r>
-      <w:r>
-        <w:t xml:space="preserve">apprenticeship window</w:t>
-      </w:r>
-      <w:r>
-        <w:t xml:space="preserve">”</w:t>
-      </w:r>
-      <w:r>
-        <w:t xml:space="preserve"> </w:t>
-      </w:r>
-      <w:r>
-        <w:t xml:space="preserve">shorter than the knowledge transfer cycle it must support: 30% of new employees depart within their first year</w:t>
-      </w:r>
-      <w:r>
-        <w:t xml:space="preserve"> </w:t>
-      </w:r>
-      <w:r>
-        <w:t xml:space="preserve">[</w:t>
-      </w:r>
-      <w:hyperlink w:anchor="ref-nsi2025">
-        <w:r>
-          <w:rPr>
-            <w:rStyle w:val="Hyperlink"/>
-          </w:rPr>
-          <w:t xml:space="preserve">20</w:t>
-        </w:r>
-      </w:hyperlink>
-      <w:r>
-        <w:t xml:space="preserve">]</w:t>
-      </w:r>
-      <w:r>
-        <w:t xml:space="preserve">, while specialized informatics roles require 18 to 24 months to reach fluency</w:t>
-      </w:r>
-      <w:r>
-        <w:t xml:space="preserve"> </w:t>
-      </w:r>
-      <w:r>
-        <w:t xml:space="preserve">[</w:t>
-      </w:r>
-      <w:hyperlink w:anchor="ref-ledikwe2013">
-        <w:r>
-          <w:rPr>
-            <w:rStyle w:val="Hyperlink"/>
-          </w:rPr>
-          <w:t xml:space="preserve">14</w:t>
-        </w:r>
-      </w:hyperlink>
-      <w:r>
-        <w:t xml:space="preserve">]</w:t>
-      </w:r>
-      <w:r>
-        <w:t xml:space="preserve">. The arithmetic is unforgiving: by the time a new analyst has absorbed enough tacit context to be productive, their mentor may already be gone, and the new analyst is themselves halfway through an average tenure.</w:t>
-      </w:r>
-    </w:p>
-    <w:p>
-      <w:pPr>
-        <w:pStyle w:val="BodyText"/>
-      </w:pPr>
-      <w:r>
-        <w:t xml:space="preserve">High turnover rates fracture the social networks required for mentorship</w:t>
-      </w:r>
-      <w:r>
-        <w:t xml:space="preserve"> </w:t>
-      </w:r>
-      <w:r>
-        <w:t xml:space="preserve">[</w:t>
-      </w:r>
-      <w:hyperlink w:anchor="ref-ren2024">
-        <w:r>
-          <w:rPr>
-            <w:rStyle w:val="Hyperlink"/>
-          </w:rPr>
-          <w:t xml:space="preserve">7</w:t>
-        </w:r>
-      </w:hyperlink>
-      <w:r>
-        <w:t xml:space="preserve">,</w:t>
-      </w:r>
-      <w:hyperlink w:anchor="ref-wu2024">
-        <w:r>
-          <w:rPr>
-            <w:rStyle w:val="Hyperlink"/>
-          </w:rPr>
-          <w:t xml:space="preserve">8</w:t>
-        </w:r>
-      </w:hyperlink>
-      <w:r>
-        <w:t xml:space="preserve">]</w:t>
-      </w:r>
-      <w:r>
-        <w:t xml:space="preserve">. The resulting knowledge loss is compounding: each departure removes a node from the organization’s informal knowledge network, making subsequent Socialization attempts less effective because fewer experienced practitioners remain to serve as mentors</w:t>
-      </w:r>
-      <w:r>
-        <w:t xml:space="preserve"> </w:t>
-      </w:r>
-      <w:r>
-        <w:t xml:space="preserve">[</w:t>
-      </w:r>
       <w:hyperlink w:anchor="ref-massingham2018">
         <w:r>
           <w:rPr>
             <w:rStyle w:val="Hyperlink"/>
           </w:rPr>
-          <w:t xml:space="preserve">21</w:t>
+          <w:t xml:space="preserve">24</w:t>
         </w:r>
       </w:hyperlink>
       <w:r>
@@ -3310,6 +3382,66 @@
           <w:rPr>
             <w:rStyle w:val="Hyperlink"/>
           </w:rPr>
+          <w:t xml:space="preserve">25</w:t>
+        </w:r>
+      </w:hyperlink>
+      <w:r>
+        <w:t xml:space="preserve">]</w:t>
+      </w:r>
+      <w:r>
+        <w:t xml:space="preserve">. However, traditional Externalization (writing wikis, maintaining data dictionaries, composing runbooks) suffers from two critical weaknesses. First, it is passive: it requires overworked staff to interrupt their workflow and perform a separate documentation task</w:t>
+      </w:r>
+      <w:r>
+        <w:t xml:space="preserve"> </w:t>
+      </w:r>
+      <w:r>
+        <w:t xml:space="preserve">[</w:t>
+      </w:r>
+      <w:hyperlink w:anchor="ref-goffin2011">
+        <w:r>
+          <w:rPr>
+            <w:rStyle w:val="Hyperlink"/>
+          </w:rPr>
+          <w:t xml:space="preserve">26</w:t>
+        </w:r>
+      </w:hyperlink>
+      <w:r>
+        <w:t xml:space="preserve">]</w:t>
+      </w:r>
+      <w:r>
+        <w:t xml:space="preserve">. In a high-burnout environment where organizations face persistent attrition and talent shortages</w:t>
+      </w:r>
+      <w:r>
+        <w:t xml:space="preserve"> </w:t>
+      </w:r>
+      <w:r>
+        <w:t xml:space="preserve">[</w:t>
+      </w:r>
+      <w:hyperlink w:anchor="ref-himssworkforce2024">
+        <w:r>
+          <w:rPr>
+            <w:rStyle w:val="Hyperlink"/>
+          </w:rPr>
+          <w:t xml:space="preserve">27</w:t>
+        </w:r>
+      </w:hyperlink>
+      <w:r>
+        <w:t xml:space="preserve">]</w:t>
+      </w:r>
+      <w:r>
+        <w:t xml:space="preserve">, this discretionary documentation is the first casualty. Second, it is low-fidelity: the act of writing down tacit knowledge inevitably loses nuance, context, and the conditional logic that makes institutional knowledge valuable</w:t>
+      </w:r>
+      <w:r>
+        <w:t xml:space="preserve"> </w:t>
+      </w:r>
+      <w:r>
+        <w:t xml:space="preserve">[</w:t>
+      </w:r>
+      <w:hyperlink w:anchor="ref-foos2006">
+        <w:r>
+          <w:rPr>
+            <w:rStyle w:val="Hyperlink"/>
+          </w:rPr>
           <w:t xml:space="preserve">22</w:t>
         </w:r>
       </w:hyperlink>
@@ -3317,7 +3449,179 @@
         <w:t xml:space="preserve">]</w:t>
       </w:r>
       <w:r>
-        <w:t xml:space="preserve">. However, traditional Externalization (writing wikis, maintaining data dictionaries, composing runbooks) suffers from two critical weaknesses. First, it is passive: it requires overworked staff to interrupt their workflow and perform a separate documentation task</w:t>
+        <w:t xml:space="preserve">. The result is documentation that exists but does not adequately capture what the departing expert actually knew.</w:t>
+      </w:r>
+    </w:p>
+    <w:p>
+      <w:pPr>
+        <w:pStyle w:val="BodyText"/>
+      </w:pPr>
+      <w:r>
+        <w:t xml:space="preserve">We propose a form of</w:t>
+      </w:r>
+      <w:r>
+        <w:t xml:space="preserve"> </w:t>
+      </w:r>
+      <w:r>
+        <w:rPr>
+          <w:i/>
+          <w:iCs/>
+        </w:rPr>
+        <w:t xml:space="preserve">active</w:t>
+      </w:r>
+      <w:r>
+        <w:t xml:space="preserve"> </w:t>
+      </w:r>
+      <w:r>
+        <w:t xml:space="preserve">Externalization: one that captures tacit knowledge as a byproduct of the daily workflow of analytics rather than as a separate documentation burden. The mechanism is a new socio-technical artifact: the</w:t>
+      </w:r>
+      <w:r>
+        <w:t xml:space="preserve"> </w:t>
+      </w:r>
+      <w:r>
+        <w:rPr>
+          <w:i/>
+          <w:iCs/>
+        </w:rPr>
+        <w:t xml:space="preserve">Validated Query Triple</w:t>
+      </w:r>
+      <w:r>
+        <w:t xml:space="preserve"> </w:t>
+      </w:r>
+      <w:r>
+        <w:t xml:space="preserve">(see Multimedia Appendix 1 for worked examples).</w:t>
+      </w:r>
+      <w:r>
+        <w:t xml:space="preserve"> </w:t>
+      </w:r>
+      <w:r>
+        <w:t xml:space="preserve">This artifact consists of:</w:t>
+      </w:r>
+      <w:r>
+        <w:t xml:space="preserve"> </w:t>
+      </w:r>
+      <w:r>
+        <w:t xml:space="preserve">1.</w:t>
+      </w:r>
+      <w:r>
+        <w:t xml:space="preserve"> </w:t>
+      </w:r>
+      <w:r>
+        <w:rPr>
+          <w:i/>
+          <w:iCs/>
+        </w:rPr>
+        <w:t xml:space="preserve">Natural Language Intent</w:t>
+      </w:r>
+      <w:r>
+        <w:t xml:space="preserve">: The clinical business question (e.g.,</w:t>
+      </w:r>
+      <w:r>
+        <w:t xml:space="preserve"> </w:t>
+      </w:r>
+      <w:r>
+        <w:t xml:space="preserve">“</w:t>
+      </w:r>
+      <w:r>
+        <w:t xml:space="preserve">Hypertension readmissions excluding planned transfers</w:t>
+      </w:r>
+      <w:r>
+        <w:t xml:space="preserve">”</w:t>
+      </w:r>
+      <w:r>
+        <w:t xml:space="preserve">).</w:t>
+      </w:r>
+      <w:r>
+        <w:t xml:space="preserve"> </w:t>
+      </w:r>
+      <w:r>
+        <w:t xml:space="preserve">2.</w:t>
+      </w:r>
+      <w:r>
+        <w:t xml:space="preserve"> </w:t>
+      </w:r>
+      <w:r>
+        <w:rPr>
+          <w:i/>
+          <w:iCs/>
+        </w:rPr>
+        <w:t xml:space="preserve">Executable SQL</w:t>
+      </w:r>
+      <w:r>
+        <w:t xml:space="preserve">: The technical implementation.</w:t>
+      </w:r>
+      <w:r>
+        <w:t xml:space="preserve"> </w:t>
+      </w:r>
+      <w:r>
+        <w:t xml:space="preserve">3.</w:t>
+      </w:r>
+      <w:r>
+        <w:t xml:space="preserve"> </w:t>
+      </w:r>
+      <w:r>
+        <w:rPr>
+          <w:i/>
+          <w:iCs/>
+        </w:rPr>
+        <w:t xml:space="preserve">Rationale Metadata</w:t>
+      </w:r>
+      <w:r>
+        <w:t xml:space="preserve">: The</w:t>
+      </w:r>
+      <w:r>
+        <w:t xml:space="preserve"> </w:t>
+      </w:r>
+      <w:r>
+        <w:t xml:space="preserve">“</w:t>
+      </w:r>
+      <w:r>
+        <w:t xml:space="preserve">why</w:t>
+      </w:r>
+      <w:r>
+        <w:t xml:space="preserve">”</w:t>
+      </w:r>
+      <w:r>
+        <w:t xml:space="preserve"> </w:t>
+      </w:r>
+      <w:r>
+        <w:t xml:space="preserve">behind the logic (e.g.,</w:t>
+      </w:r>
+      <w:r>
+        <w:t xml:space="preserve"> </w:t>
+      </w:r>
+      <w:r>
+        <w:t xml:space="preserve">“</w:t>
+      </w:r>
+      <w:r>
+        <w:t xml:space="preserve">Excluding status 02 per Centers for Medicare and Medicaid Services (CMS) 2025 rule</w:t>
+      </w:r>
+      <w:r>
+        <w:t xml:space="preserve">”</w:t>
+      </w:r>
+      <w:r>
+        <w:t xml:space="preserve">).</w:t>
+      </w:r>
+    </w:p>
+    <w:p>
+      <w:pPr>
+        <w:pStyle w:val="BodyText"/>
+      </w:pPr>
+      <w:r>
+        <w:t xml:space="preserve">By capturing these three components</w:t>
+      </w:r>
+      <w:r>
+        <w:t xml:space="preserve"> </w:t>
+      </w:r>
+      <w:r>
+        <w:rPr>
+          <w:i/>
+          <w:iCs/>
+        </w:rPr>
+        <w:t xml:space="preserve">during the act of analytics</w:t>
+      </w:r>
+      <w:r>
+        <w:t xml:space="preserve">, we transform the ephemeral work of query generation into a permanent institutional asset</w:t>
       </w:r>
       <w:r>
         <w:t xml:space="preserve"> </w:t>
@@ -3325,244 +3629,12 @@
       <w:r>
         <w:t xml:space="preserve">[</w:t>
       </w:r>
-      <w:hyperlink w:anchor="ref-goffin2011">
-        <w:r>
-          <w:rPr>
-            <w:rStyle w:val="Hyperlink"/>
-          </w:rPr>
-          <w:t xml:space="preserve">23</w:t>
-        </w:r>
-      </w:hyperlink>
-      <w:r>
-        <w:t xml:space="preserve">]</w:t>
-      </w:r>
-      <w:r>
-        <w:t xml:space="preserve">. In a high-burnout environment where organizations face persistent attrition and talent shortages</w:t>
-      </w:r>
-      <w:r>
-        <w:t xml:space="preserve"> </w:t>
-      </w:r>
-      <w:r>
-        <w:t xml:space="preserve">[</w:t>
-      </w:r>
-      <w:hyperlink w:anchor="ref-himssworkforce2024">
-        <w:r>
-          <w:rPr>
-            <w:rStyle w:val="Hyperlink"/>
-          </w:rPr>
-          <w:t xml:space="preserve">24</w:t>
-        </w:r>
-      </w:hyperlink>
-      <w:r>
-        <w:t xml:space="preserve">]</w:t>
-      </w:r>
-      <w:r>
-        <w:t xml:space="preserve">, this discretionary documentation is the first casualty. Second, it is low-fidelity: the act of writing down tacit knowledge inevitably loses nuance, context, and the conditional logic that makes institutional knowledge valuable</w:t>
-      </w:r>
-      <w:r>
-        <w:t xml:space="preserve"> </w:t>
-      </w:r>
-      <w:r>
-        <w:t xml:space="preserve">[</w:t>
-      </w:r>
-      <w:hyperlink w:anchor="ref-foos2006">
-        <w:r>
-          <w:rPr>
-            <w:rStyle w:val="Hyperlink"/>
-          </w:rPr>
-          <w:t xml:space="preserve">19</w:t>
-        </w:r>
-      </w:hyperlink>
-      <w:r>
-        <w:t xml:space="preserve">]</w:t>
-      </w:r>
-      <w:r>
-        <w:t xml:space="preserve">. The result is documentation that exists but does not adequately capture what the departing expert actually knew.</w:t>
-      </w:r>
-    </w:p>
-    <w:p>
-      <w:pPr>
-        <w:pStyle w:val="BodyText"/>
-      </w:pPr>
-      <w:r>
-        <w:t xml:space="preserve">We propose a form of</w:t>
-      </w:r>
-      <w:r>
-        <w:t xml:space="preserve"> </w:t>
-      </w:r>
-      <w:r>
-        <w:rPr>
-          <w:i/>
-          <w:iCs/>
-        </w:rPr>
-        <w:t xml:space="preserve">active</w:t>
-      </w:r>
-      <w:r>
-        <w:t xml:space="preserve"> </w:t>
-      </w:r>
-      <w:r>
-        <w:t xml:space="preserve">Externalization: one that captures tacit knowledge as a byproduct of the daily workflow of analytics rather than as a separate documentation burden. The mechanism is a new socio-technical artifact: the</w:t>
-      </w:r>
-      <w:r>
-        <w:t xml:space="preserve"> </w:t>
-      </w:r>
-      <w:r>
-        <w:rPr>
-          <w:i/>
-          <w:iCs/>
-        </w:rPr>
-        <w:t xml:space="preserve">Validated Query Triple</w:t>
-      </w:r>
-      <w:r>
-        <w:t xml:space="preserve"> </w:t>
-      </w:r>
-      <w:r>
-        <w:t xml:space="preserve">(see Multimedia Appendix 1 for worked examples).</w:t>
-      </w:r>
-      <w:r>
-        <w:t xml:space="preserve"> </w:t>
-      </w:r>
-      <w:r>
-        <w:t xml:space="preserve">This artifact consists of:</w:t>
-      </w:r>
-      <w:r>
-        <w:t xml:space="preserve"> </w:t>
-      </w:r>
-      <w:r>
-        <w:t xml:space="preserve">1.</w:t>
-      </w:r>
-      <w:r>
-        <w:t xml:space="preserve"> </w:t>
-      </w:r>
-      <w:r>
-        <w:rPr>
-          <w:i/>
-          <w:iCs/>
-        </w:rPr>
-        <w:t xml:space="preserve">Natural Language Intent</w:t>
-      </w:r>
-      <w:r>
-        <w:t xml:space="preserve">: The clinical business question (e.g.,</w:t>
-      </w:r>
-      <w:r>
-        <w:t xml:space="preserve"> </w:t>
-      </w:r>
-      <w:r>
-        <w:t xml:space="preserve">“</w:t>
-      </w:r>
-      <w:r>
-        <w:t xml:space="preserve">Hypertension readmissions excluding planned transfers</w:t>
-      </w:r>
-      <w:r>
-        <w:t xml:space="preserve">”</w:t>
-      </w:r>
-      <w:r>
-        <w:t xml:space="preserve">).</w:t>
-      </w:r>
-      <w:r>
-        <w:t xml:space="preserve"> </w:t>
-      </w:r>
-      <w:r>
-        <w:t xml:space="preserve">2.</w:t>
-      </w:r>
-      <w:r>
-        <w:t xml:space="preserve"> </w:t>
-      </w:r>
-      <w:r>
-        <w:rPr>
-          <w:i/>
-          <w:iCs/>
-        </w:rPr>
-        <w:t xml:space="preserve">Executable SQL</w:t>
-      </w:r>
-      <w:r>
-        <w:t xml:space="preserve">: The technical implementation.</w:t>
-      </w:r>
-      <w:r>
-        <w:t xml:space="preserve"> </w:t>
-      </w:r>
-      <w:r>
-        <w:t xml:space="preserve">3.</w:t>
-      </w:r>
-      <w:r>
-        <w:t xml:space="preserve"> </w:t>
-      </w:r>
-      <w:r>
-        <w:rPr>
-          <w:i/>
-          <w:iCs/>
-        </w:rPr>
-        <w:t xml:space="preserve">Rationale Metadata</w:t>
-      </w:r>
-      <w:r>
-        <w:t xml:space="preserve">: The</w:t>
-      </w:r>
-      <w:r>
-        <w:t xml:space="preserve"> </w:t>
-      </w:r>
-      <w:r>
-        <w:t xml:space="preserve">“</w:t>
-      </w:r>
-      <w:r>
-        <w:t xml:space="preserve">why</w:t>
-      </w:r>
-      <w:r>
-        <w:t xml:space="preserve">”</w:t>
-      </w:r>
-      <w:r>
-        <w:t xml:space="preserve"> </w:t>
-      </w:r>
-      <w:r>
-        <w:t xml:space="preserve">behind the logic (e.g.,</w:t>
-      </w:r>
-      <w:r>
-        <w:t xml:space="preserve"> </w:t>
-      </w:r>
-      <w:r>
-        <w:t xml:space="preserve">“</w:t>
-      </w:r>
-      <w:r>
-        <w:t xml:space="preserve">Excluding status 02 per Centers for Medicare and Medicaid Services (CMS) 2025 rule</w:t>
-      </w:r>
-      <w:r>
-        <w:t xml:space="preserve">”</w:t>
-      </w:r>
-      <w:r>
-        <w:t xml:space="preserve">).</w:t>
-      </w:r>
-    </w:p>
-    <w:p>
-      <w:pPr>
-        <w:pStyle w:val="BodyText"/>
-      </w:pPr>
-      <w:r>
-        <w:t xml:space="preserve">By capturing these three components</w:t>
-      </w:r>
-      <w:r>
-        <w:t xml:space="preserve"> </w:t>
-      </w:r>
-      <w:r>
-        <w:rPr>
-          <w:i/>
-          <w:iCs/>
-        </w:rPr>
-        <w:t xml:space="preserve">during the act of analytics</w:t>
-      </w:r>
-      <w:r>
-        <w:t xml:space="preserve">, we transform the ephemeral work of query generation into a permanent institutional asset</w:t>
-      </w:r>
-      <w:r>
-        <w:t xml:space="preserve"> </w:t>
-      </w:r>
-      <w:r>
-        <w:t xml:space="preserve">[</w:t>
-      </w:r>
       <w:hyperlink w:anchor="ref-moore2018">
         <w:r>
           <w:rPr>
             <w:rStyle w:val="Hyperlink"/>
           </w:rPr>
-          <w:t xml:space="preserve">25</w:t>
+          <w:t xml:space="preserve">28</w:t>
         </w:r>
       </w:hyperlink>
       <w:r>
@@ -3617,7 +3689,7 @@
           <w:rPr>
             <w:rStyle w:val="Hyperlink"/>
           </w:rPr>
-          <w:t xml:space="preserve">26</w:t>
+          <w:t xml:space="preserve">29</w:t>
         </w:r>
       </w:hyperlink>
       <w:r>
@@ -3824,7 +3896,7 @@
           <w:rPr>
             <w:rStyle w:val="Hyperlink"/>
           </w:rPr>
-          <w:t xml:space="preserve">27</w:t>
+          <w:t xml:space="preserve">30</w:t>
         </w:r>
       </w:hyperlink>
       <w:r>
@@ -3860,7 +3932,7 @@
           <w:rPr>
             <w:rStyle w:val="Hyperlink"/>
           </w:rPr>
-          <w:t xml:space="preserve">28</w:t>
+          <w:t xml:space="preserve">31</w:t>
         </w:r>
       </w:hyperlink>
       <w:r>
@@ -3871,7 +3943,7 @@
           <w:rPr>
             <w:rStyle w:val="Hyperlink"/>
           </w:rPr>
-          <w:t xml:space="preserve">29</w:t>
+          <w:t xml:space="preserve">32</w:t>
         </w:r>
       </w:hyperlink>
       <w:r>
@@ -3891,7 +3963,7 @@
           <w:rPr>
             <w:rStyle w:val="Hyperlink"/>
           </w:rPr>
-          <w:t xml:space="preserve">30</w:t>
+          <w:t xml:space="preserve">33</w:t>
         </w:r>
       </w:hyperlink>
       <w:r>
@@ -3911,7 +3983,7 @@
           <w:rPr>
             <w:rStyle w:val="Hyperlink"/>
           </w:rPr>
-          <w:t xml:space="preserve">31</w:t>
+          <w:t xml:space="preserve">34</w:t>
         </w:r>
       </w:hyperlink>
       <w:r>
@@ -3985,7 +4057,7 @@
           <w:rPr>
             <w:rStyle w:val="Hyperlink"/>
           </w:rPr>
-          <w:t xml:space="preserve">32</w:t>
+          <w:t xml:space="preserve">35</w:t>
         </w:r>
       </w:hyperlink>
       <w:r>
@@ -4052,7 +4124,7 @@
           <w:rPr>
             <w:rStyle w:val="Hyperlink"/>
           </w:rPr>
-          <w:t xml:space="preserve">13</w:t>
+          <w:t xml:space="preserve">16</w:t>
         </w:r>
       </w:hyperlink>
       <w:r>
@@ -4063,7 +4135,7 @@
           <w:rPr>
             <w:rStyle w:val="Hyperlink"/>
           </w:rPr>
-          <w:t xml:space="preserve">23</w:t>
+          <w:t xml:space="preserve">26</w:t>
         </w:r>
       </w:hyperlink>
       <w:r>
@@ -4083,7 +4155,7 @@
           <w:rPr>
             <w:rStyle w:val="Hyperlink"/>
           </w:rPr>
-          <w:t xml:space="preserve">33</w:t>
+          <w:t xml:space="preserve">36</w:t>
         </w:r>
       </w:hyperlink>
       <w:r>
@@ -4103,7 +4175,7 @@
           <w:rPr>
             <w:rStyle w:val="Hyperlink"/>
           </w:rPr>
-          <w:t xml:space="preserve">34</w:t>
+          <w:t xml:space="preserve">37</w:t>
         </w:r>
       </w:hyperlink>
       <w:r>
@@ -4123,7 +4195,7 @@
           <w:rPr>
             <w:rStyle w:val="Hyperlink"/>
           </w:rPr>
-          <w:t xml:space="preserve">25</w:t>
+          <w:t xml:space="preserve">28</w:t>
         </w:r>
       </w:hyperlink>
       <w:r>
@@ -4161,7 +4233,7 @@
           <w:rPr>
             <w:rStyle w:val="Hyperlink"/>
           </w:rPr>
-          <w:t xml:space="preserve">35</w:t>
+          <w:t xml:space="preserve">38</w:t>
         </w:r>
       </w:hyperlink>
       <w:r>
@@ -4235,7 +4307,7 @@
           <w:rPr>
             <w:rStyle w:val="Hyperlink"/>
           </w:rPr>
-          <w:t xml:space="preserve">36</w:t>
+          <w:t xml:space="preserve">39</w:t>
         </w:r>
       </w:hyperlink>
       <w:r>
@@ -4255,7 +4327,7 @@
           <w:rPr>
             <w:rStyle w:val="Hyperlink"/>
           </w:rPr>
-          <w:t xml:space="preserve">37</w:t>
+          <w:t xml:space="preserve">40</w:t>
         </w:r>
       </w:hyperlink>
       <w:r>
@@ -4266,7 +4338,7 @@
           <w:rPr>
             <w:rStyle w:val="Hyperlink"/>
           </w:rPr>
-          <w:t xml:space="preserve">38</w:t>
+          <w:t xml:space="preserve">41</w:t>
         </w:r>
       </w:hyperlink>
       <w:r>
@@ -4317,7 +4389,7 @@
           <w:rPr>
             <w:rStyle w:val="Hyperlink"/>
           </w:rPr>
-          <w:t xml:space="preserve">39</w:t>
+          <w:t xml:space="preserve">42</w:t>
         </w:r>
       </w:hyperlink>
       <w:r>
@@ -4328,7 +4400,7 @@
           <w:rPr>
             <w:rStyle w:val="Hyperlink"/>
           </w:rPr>
-          <w:t xml:space="preserve">40</w:t>
+          <w:t xml:space="preserve">43</w:t>
         </w:r>
       </w:hyperlink>
       <w:r>
@@ -4348,7 +4420,7 @@
           <w:rPr>
             <w:rStyle w:val="Hyperlink"/>
           </w:rPr>
-          <w:t xml:space="preserve">41</w:t>
+          <w:t xml:space="preserve">44</w:t>
         </w:r>
       </w:hyperlink>
       <w:r>
@@ -4368,7 +4440,7 @@
           <w:rPr>
             <w:rStyle w:val="Hyperlink"/>
           </w:rPr>
-          <w:t xml:space="preserve">42</w:t>
+          <w:t xml:space="preserve">45</w:t>
         </w:r>
       </w:hyperlink>
       <w:r>
@@ -4406,7 +4478,7 @@
           <w:rPr>
             <w:rStyle w:val="Hyperlink"/>
           </w:rPr>
-          <w:t xml:space="preserve">43</w:t>
+          <w:t xml:space="preserve">46</w:t>
         </w:r>
       </w:hyperlink>
       <w:r>
@@ -4434,7 +4506,7 @@
           <w:rPr>
             <w:rStyle w:val="Hyperlink"/>
           </w:rPr>
-          <w:t xml:space="preserve">44</w:t>
+          <w:t xml:space="preserve">47</w:t>
         </w:r>
       </w:hyperlink>
       <w:r>
@@ -4485,7 +4557,7 @@
           <w:rPr>
             <w:rStyle w:val="Hyperlink"/>
           </w:rPr>
-          <w:t xml:space="preserve">45</w:t>
+          <w:t xml:space="preserve">48</w:t>
         </w:r>
       </w:hyperlink>
       <w:r>
@@ -4496,7 +4568,7 @@
           <w:rPr>
             <w:rStyle w:val="Hyperlink"/>
           </w:rPr>
-          <w:t xml:space="preserve">46</w:t>
+          <w:t xml:space="preserve">49</w:t>
         </w:r>
       </w:hyperlink>
       <w:r>
@@ -4544,7 +4616,7 @@
           <w:rPr>
             <w:rStyle w:val="Hyperlink"/>
           </w:rPr>
-          <w:t xml:space="preserve">47</w:t>
+          <w:t xml:space="preserve">50</w:t>
         </w:r>
       </w:hyperlink>
       <w:r>
@@ -4555,7 +4627,7 @@
           <w:rPr>
             <w:rStyle w:val="Hyperlink"/>
           </w:rPr>
-          <w:t xml:space="preserve">48</w:t>
+          <w:t xml:space="preserve">51</w:t>
         </w:r>
       </w:hyperlink>
       <w:r>
@@ -4575,7 +4647,7 @@
           <w:rPr>
             <w:rStyle w:val="Hyperlink"/>
           </w:rPr>
-          <w:t xml:space="preserve">21</w:t>
+          <w:t xml:space="preserve">24</w:t>
         </w:r>
       </w:hyperlink>
       <w:r>
@@ -4586,7 +4658,7 @@
           <w:rPr>
             <w:rStyle w:val="Hyperlink"/>
           </w:rPr>
-          <w:t xml:space="preserve">49</w:t>
+          <w:t xml:space="preserve">52</w:t>
         </w:r>
       </w:hyperlink>
       <w:r>
@@ -4606,7 +4678,7 @@
           <w:rPr>
             <w:rStyle w:val="Hyperlink"/>
           </w:rPr>
-          <w:t xml:space="preserve">50</w:t>
+          <w:t xml:space="preserve">53</w:t>
         </w:r>
       </w:hyperlink>
       <w:r>
@@ -4626,7 +4698,7 @@
           <w:rPr>
             <w:rStyle w:val="Hyperlink"/>
           </w:rPr>
-          <w:t xml:space="preserve">20</w:t>
+          <w:t xml:space="preserve">23</w:t>
         </w:r>
       </w:hyperlink>
       <w:r>
@@ -4646,7 +4718,7 @@
           <w:rPr>
             <w:rStyle w:val="Hyperlink"/>
           </w:rPr>
-          <w:t xml:space="preserve">14</w:t>
+          <w:t xml:space="preserve">17</w:t>
         </w:r>
       </w:hyperlink>
       <w:r>
@@ -4702,7 +4774,7 @@
           <w:rPr>
             <w:rStyle w:val="Hyperlink"/>
           </w:rPr>
-          <w:t xml:space="preserve">12</w:t>
+          <w:t xml:space="preserve">13</w:t>
         </w:r>
       </w:hyperlink>
       <w:r>
@@ -4758,7 +4830,7 @@
           <w:rPr>
             <w:rStyle w:val="Hyperlink"/>
           </w:rPr>
-          <w:t xml:space="preserve">51</w:t>
+          <w:t xml:space="preserve">54</w:t>
         </w:r>
       </w:hyperlink>
       <w:r>
@@ -4769,7 +4841,7 @@
           <w:rPr>
             <w:rStyle w:val="Hyperlink"/>
           </w:rPr>
-          <w:t xml:space="preserve">52</w:t>
+          <w:t xml:space="preserve">55</w:t>
         </w:r>
       </w:hyperlink>
       <w:r>
@@ -4789,7 +4861,7 @@
           <w:rPr>
             <w:rStyle w:val="Hyperlink"/>
           </w:rPr>
-          <w:t xml:space="preserve">53</w:t>
+          <w:t xml:space="preserve">56</w:t>
         </w:r>
       </w:hyperlink>
       <w:r>
@@ -4809,7 +4881,7 @@
           <w:rPr>
             <w:rStyle w:val="Hyperlink"/>
           </w:rPr>
-          <w:t xml:space="preserve">54</w:t>
+          <w:t xml:space="preserve">57</w:t>
         </w:r>
       </w:hyperlink>
       <w:r>
@@ -4829,7 +4901,7 @@
           <w:rPr>
             <w:rStyle w:val="Hyperlink"/>
           </w:rPr>
-          <w:t xml:space="preserve">55</w:t>
+          <w:t xml:space="preserve">58</w:t>
         </w:r>
       </w:hyperlink>
       <w:r>
@@ -4849,7 +4921,7 @@
           <w:rPr>
             <w:rStyle w:val="Hyperlink"/>
           </w:rPr>
-          <w:t xml:space="preserve">35</w:t>
+          <w:t xml:space="preserve">38</w:t>
         </w:r>
       </w:hyperlink>
       <w:r>
@@ -4869,7 +4941,7 @@
           <w:rPr>
             <w:rStyle w:val="Hyperlink"/>
           </w:rPr>
-          <w:t xml:space="preserve">56</w:t>
+          <w:t xml:space="preserve">59</w:t>
         </w:r>
       </w:hyperlink>
       <w:r>
@@ -4889,7 +4961,7 @@
           <w:rPr>
             <w:rStyle w:val="Hyperlink"/>
           </w:rPr>
-          <w:t xml:space="preserve">57</w:t>
+          <w:t xml:space="preserve">60</w:t>
         </w:r>
       </w:hyperlink>
       <w:r>
@@ -4948,7 +5020,7 @@
           <w:rPr>
             <w:rStyle w:val="Hyperlink"/>
           </w:rPr>
-          <w:t xml:space="preserve">58</w:t>
+          <w:t xml:space="preserve">61</w:t>
         </w:r>
       </w:hyperlink>
       <w:r>
@@ -4959,7 +5031,7 @@
           <w:rPr>
             <w:rStyle w:val="Hyperlink"/>
           </w:rPr>
-          <w:t xml:space="preserve">61</w:t>
+          <w:t xml:space="preserve">64</w:t>
         </w:r>
       </w:hyperlink>
       <w:r>
@@ -5064,7 +5136,7 @@
           <w:rPr>
             <w:rStyle w:val="Hyperlink"/>
           </w:rPr>
-          <w:t xml:space="preserve">62</w:t>
+          <w:t xml:space="preserve">65</w:t>
         </w:r>
       </w:hyperlink>
       <w:r>
@@ -5084,7 +5156,7 @@
           <w:rPr>
             <w:rStyle w:val="Hyperlink"/>
           </w:rPr>
-          <w:t xml:space="preserve">63</w:t>
+          <w:t xml:space="preserve">66</w:t>
         </w:r>
       </w:hyperlink>
       <w:r>
@@ -5367,7 +5439,7 @@
                 <w:rPr>
                   <w:rStyle w:val="Hyperlink"/>
                 </w:rPr>
-                <w:t xml:space="preserve">41</w:t>
+                <w:t xml:space="preserve">44</w:t>
               </w:r>
             </w:hyperlink>
             <w:r>
@@ -5378,7 +5450,7 @@
                 <w:rPr>
                   <w:rStyle w:val="Hyperlink"/>
                 </w:rPr>
-                <w:t xml:space="preserve">45</w:t>
+                <w:t xml:space="preserve">48</w:t>
               </w:r>
             </w:hyperlink>
             <w:r>
@@ -5451,7 +5523,7 @@
                 <w:rPr>
                   <w:rStyle w:val="Hyperlink"/>
                 </w:rPr>
-                <w:t xml:space="preserve">35</w:t>
+                <w:t xml:space="preserve">38</w:t>
               </w:r>
             </w:hyperlink>
             <w:r>
@@ -5462,7 +5534,7 @@
                 <w:rPr>
                   <w:rStyle w:val="Hyperlink"/>
                 </w:rPr>
-                <w:t xml:space="preserve">57</w:t>
+                <w:t xml:space="preserve">60</w:t>
               </w:r>
             </w:hyperlink>
             <w:r>
@@ -5626,7 +5698,7 @@
                 <w:rPr>
                   <w:rStyle w:val="Hyperlink"/>
                 </w:rPr>
-                <w:t xml:space="preserve">20</w:t>
+                <w:t xml:space="preserve">23</w:t>
               </w:r>
             </w:hyperlink>
             <w:r>
@@ -5637,7 +5709,7 @@
                 <w:rPr>
                   <w:rStyle w:val="Hyperlink"/>
                 </w:rPr>
-                <w:t xml:space="preserve">50</w:t>
+                <w:t xml:space="preserve">53</w:t>
               </w:r>
             </w:hyperlink>
             <w:r>
@@ -5783,7 +5855,7 @@
                 <w:rPr>
                   <w:rStyle w:val="Hyperlink"/>
                 </w:rPr>
-                <w:t xml:space="preserve">21</w:t>
+                <w:t xml:space="preserve">24</w:t>
               </w:r>
             </w:hyperlink>
             <w:r>
@@ -5794,7 +5866,7 @@
                 <w:rPr>
                   <w:rStyle w:val="Hyperlink"/>
                 </w:rPr>
-                <w:t xml:space="preserve">26</w:t>
+                <w:t xml:space="preserve">29</w:t>
               </w:r>
             </w:hyperlink>
             <w:r>
@@ -5970,7 +6042,7 @@
                 <w:rPr>
                   <w:rStyle w:val="Hyperlink"/>
                 </w:rPr>
-                <w:t xml:space="preserve">45</w:t>
+                <w:t xml:space="preserve">48</w:t>
               </w:r>
             </w:hyperlink>
             <w:r>
@@ -5981,7 +6053,7 @@
                 <w:rPr>
                   <w:rStyle w:val="Hyperlink"/>
                 </w:rPr>
-                <w:t xml:space="preserve">57</w:t>
+                <w:t xml:space="preserve">60</w:t>
               </w:r>
             </w:hyperlink>
             <w:r>
@@ -6138,7 +6210,7 @@
                 <w:rPr>
                   <w:rStyle w:val="Hyperlink"/>
                 </w:rPr>
-                <w:t xml:space="preserve">32</w:t>
+                <w:t xml:space="preserve">35</w:t>
               </w:r>
             </w:hyperlink>
             <w:r>
@@ -6149,7 +6221,7 @@
                 <w:rPr>
                   <w:rStyle w:val="Hyperlink"/>
                 </w:rPr>
-                <w:t xml:space="preserve">64</w:t>
+                <w:t xml:space="preserve">67</w:t>
               </w:r>
             </w:hyperlink>
             <w:r>
@@ -6208,7 +6280,7 @@
           <w:rPr>
             <w:rStyle w:val="Hyperlink"/>
           </w:rPr>
-          <w:t xml:space="preserve">65</w:t>
+          <w:t xml:space="preserve">68</w:t>
         </w:r>
       </w:hyperlink>
       <w:r>
@@ -6228,7 +6300,7 @@
           <w:rPr>
             <w:rStyle w:val="Hyperlink"/>
           </w:rPr>
-          <w:t xml:space="preserve">66</w:t>
+          <w:t xml:space="preserve">69</w:t>
         </w:r>
       </w:hyperlink>
       <w:r>
@@ -6239,7 +6311,7 @@
           <w:rPr>
             <w:rStyle w:val="Hyperlink"/>
           </w:rPr>
-          <w:t xml:space="preserve">67</w:t>
+          <w:t xml:space="preserve">70</w:t>
         </w:r>
       </w:hyperlink>
       <w:r>
@@ -6323,7 +6395,7 @@
           <w:rPr>
             <w:rStyle w:val="Hyperlink"/>
           </w:rPr>
-          <w:t xml:space="preserve">68</w:t>
+          <w:t xml:space="preserve">71</w:t>
         </w:r>
       </w:hyperlink>
       <w:r>
@@ -6372,7 +6444,7 @@
           <w:rPr>
             <w:rStyle w:val="Hyperlink"/>
           </w:rPr>
-          <w:t xml:space="preserve">68</w:t>
+          <w:t xml:space="preserve">71</w:t>
         </w:r>
       </w:hyperlink>
       <w:r>
@@ -6416,7 +6488,7 @@
           <w:rPr>
             <w:rStyle w:val="Hyperlink"/>
           </w:rPr>
-          <w:t xml:space="preserve">12</w:t>
+          <w:t xml:space="preserve">13</w:t>
         </w:r>
       </w:hyperlink>
       <w:r>
@@ -6462,7 +6534,7 @@
           <w:rPr>
             <w:rStyle w:val="Hyperlink"/>
           </w:rPr>
-          <w:t xml:space="preserve">69</w:t>
+          <w:t xml:space="preserve">72</w:t>
         </w:r>
       </w:hyperlink>
       <w:r>
@@ -6498,7 +6570,7 @@
           <w:rPr>
             <w:rStyle w:val="Hyperlink"/>
           </w:rPr>
-          <w:t xml:space="preserve">70</w:t>
+          <w:t xml:space="preserve">73</w:t>
         </w:r>
       </w:hyperlink>
       <w:r>
@@ -6509,7 +6581,7 @@
           <w:rPr>
             <w:rStyle w:val="Hyperlink"/>
           </w:rPr>
-          <w:t xml:space="preserve">71</w:t>
+          <w:t xml:space="preserve">74</w:t>
         </w:r>
       </w:hyperlink>
       <w:r>
@@ -6594,7 +6666,7 @@
           <w:rPr>
             <w:rStyle w:val="Hyperlink"/>
           </w:rPr>
-          <w:t xml:space="preserve">72</w:t>
+          <w:t xml:space="preserve">75</w:t>
         </w:r>
       </w:hyperlink>
       <w:r>
@@ -6632,7 +6704,7 @@
           <w:rPr>
             <w:rStyle w:val="Hyperlink"/>
           </w:rPr>
-          <w:t xml:space="preserve">73</w:t>
+          <w:t xml:space="preserve">76</w:t>
         </w:r>
       </w:hyperlink>
       <w:r>
@@ -6719,7 +6791,7 @@
           <w:rPr>
             <w:rStyle w:val="Hyperlink"/>
           </w:rPr>
-          <w:t xml:space="preserve">35</w:t>
+          <w:t xml:space="preserve">38</w:t>
         </w:r>
       </w:hyperlink>
       <w:r>
@@ -6755,7 +6827,7 @@
           <w:rPr>
             <w:rStyle w:val="Hyperlink"/>
           </w:rPr>
-          <w:t xml:space="preserve">74</w:t>
+          <w:t xml:space="preserve">77</w:t>
         </w:r>
       </w:hyperlink>
       <w:r>
@@ -6783,7 +6855,7 @@
           <w:rPr>
             <w:rStyle w:val="Hyperlink"/>
           </w:rPr>
-          <w:t xml:space="preserve">75</w:t>
+          <w:t xml:space="preserve">78</w:t>
         </w:r>
       </w:hyperlink>
       <w:r>
@@ -6803,7 +6875,7 @@
           <w:rPr>
             <w:rStyle w:val="Hyperlink"/>
           </w:rPr>
-          <w:t xml:space="preserve">76</w:t>
+          <w:t xml:space="preserve">79</w:t>
         </w:r>
       </w:hyperlink>
       <w:r>
@@ -6823,7 +6895,7 @@
           <w:rPr>
             <w:rStyle w:val="Hyperlink"/>
           </w:rPr>
-          <w:t xml:space="preserve">77</w:t>
+          <w:t xml:space="preserve">80</w:t>
         </w:r>
       </w:hyperlink>
       <w:r>
@@ -6887,7 +6959,7 @@
           <w:rPr>
             <w:rStyle w:val="Hyperlink"/>
           </w:rPr>
-          <w:t xml:space="preserve">78</w:t>
+          <w:t xml:space="preserve">81</w:t>
         </w:r>
       </w:hyperlink>
       <w:r>
@@ -6898,7 +6970,7 @@
           <w:rPr>
             <w:rStyle w:val="Hyperlink"/>
           </w:rPr>
-          <w:t xml:space="preserve">79</w:t>
+          <w:t xml:space="preserve">82</w:t>
         </w:r>
       </w:hyperlink>
       <w:r>
@@ -6918,7 +6990,7 @@
           <w:rPr>
             <w:rStyle w:val="Hyperlink"/>
           </w:rPr>
-          <w:t xml:space="preserve">80</w:t>
+          <w:t xml:space="preserve">83</w:t>
         </w:r>
       </w:hyperlink>
       <w:r>
@@ -6929,7 +7001,7 @@
           <w:rPr>
             <w:rStyle w:val="Hyperlink"/>
           </w:rPr>
-          <w:t xml:space="preserve">81</w:t>
+          <w:t xml:space="preserve">84</w:t>
         </w:r>
       </w:hyperlink>
       <w:r>
@@ -6978,7 +7050,7 @@
           <w:rPr>
             <w:rStyle w:val="Hyperlink"/>
           </w:rPr>
-          <w:t xml:space="preserve">79</w:t>
+          <w:t xml:space="preserve">82</w:t>
         </w:r>
       </w:hyperlink>
       <w:r>
@@ -7056,7 +7128,7 @@
           <w:rPr>
             <w:rStyle w:val="Hyperlink"/>
           </w:rPr>
-          <w:t xml:space="preserve">14</w:t>
+          <w:t xml:space="preserve">17</w:t>
         </w:r>
       </w:hyperlink>
       <w:r>
@@ -7340,7 +7412,7 @@
       </w:r>
     </w:p>
     <w:bookmarkEnd w:id="54"/>
-    <w:bookmarkStart w:id="217" w:name="references"/>
+    <w:bookmarkStart w:id="223" w:name="references"/>
     <w:p>
       <w:pPr>
         <w:pStyle w:val="Heading1"/>
@@ -7349,7 +7421,7 @@
         <w:t xml:space="preserve">References</w:t>
       </w:r>
     </w:p>
-    <w:bookmarkStart w:id="216" w:name="refs"/>
+    <w:bookmarkStart w:id="222" w:name="refs"/>
     <w:bookmarkStart w:id="56" w:name="ref-himss2024"/>
     <w:p>
       <w:pPr>
@@ -7772,7 +7844,7 @@
       </w:hyperlink>
     </w:p>
     <w:bookmarkEnd w:id="72"/>
-    <w:bookmarkStart w:id="74" w:name="ref-gitelman2013"/>
+    <w:bookmarkStart w:id="74" w:name="ref-pollitt2000"/>
     <w:p>
       <w:pPr>
         <w:pStyle w:val="Bibliography"/>
@@ -7787,6 +7859,190 @@
         <w:t xml:space="preserve">	</w:t>
       </w:r>
       <w:r>
+        <w:t xml:space="preserve">Christopher Pollitt.</w:t>
+      </w:r>
+      <w:r>
+        <w:t xml:space="preserve"> </w:t>
+      </w:r>
+      <w:r>
+        <w:t xml:space="preserve">Institutional Amnesia: A Paradox of the ’Information Age’?</w:t>
+      </w:r>
+      <w:r>
+        <w:t xml:space="preserve"> </w:t>
+      </w:r>
+      <w:r>
+        <w:rPr>
+          <w:i/>
+          <w:iCs/>
+        </w:rPr>
+        <w:t xml:space="preserve">Prometheus</w:t>
+      </w:r>
+      <w:r>
+        <w:t xml:space="preserve">. 2000;18(1):5-16. doi:</w:t>
+      </w:r>
+      <w:hyperlink r:id="rId73">
+        <w:r>
+          <w:rPr>
+            <w:rStyle w:val="Hyperlink"/>
+          </w:rPr>
+          <w:t xml:space="preserve">10.1080/08109020050000627</w:t>
+        </w:r>
+      </w:hyperlink>
+    </w:p>
+    <w:bookmarkEnd w:id="74"/>
+    <w:bookmarkStart w:id="76" w:name="ref-stark2019"/>
+    <w:p>
+      <w:pPr>
+        <w:pStyle w:val="Bibliography"/>
+      </w:pPr>
+      <w:r>
+        <w:t xml:space="preserve">11.</w:t>
+      </w:r>
+      <w:r>
+        <w:t xml:space="preserve"> </w:t>
+      </w:r>
+      <w:r>
+        <w:t xml:space="preserve">	</w:t>
+      </w:r>
+      <w:r>
+        <w:t xml:space="preserve">Alastair Stark, Brian Head.</w:t>
+      </w:r>
+      <w:r>
+        <w:t xml:space="preserve"> </w:t>
+      </w:r>
+      <w:r>
+        <w:t xml:space="preserve">Institutional amnesia and public policy</w:t>
+      </w:r>
+      <w:r>
+        <w:t xml:space="preserve">.</w:t>
+      </w:r>
+      <w:r>
+        <w:t xml:space="preserve"> </w:t>
+      </w:r>
+      <w:r>
+        <w:rPr>
+          <w:i/>
+          <w:iCs/>
+        </w:rPr>
+        <w:t xml:space="preserve">Journal of European Public Policy</w:t>
+      </w:r>
+      <w:r>
+        <w:t xml:space="preserve">. 2019;26(10):1521-1539. doi:</w:t>
+      </w:r>
+      <w:hyperlink r:id="rId75">
+        <w:r>
+          <w:rPr>
+            <w:rStyle w:val="Hyperlink"/>
+          </w:rPr>
+          <w:t xml:space="preserve">10.1080/13501763.2018.1535612</w:t>
+        </w:r>
+      </w:hyperlink>
+    </w:p>
+    <w:bookmarkEnd w:id="76"/>
+    <w:bookmarkStart w:id="78" w:name="ref-deholan2004"/>
+    <w:p>
+      <w:pPr>
+        <w:pStyle w:val="Bibliography"/>
+      </w:pPr>
+      <w:r>
+        <w:t xml:space="preserve">12.</w:t>
+      </w:r>
+      <w:r>
+        <w:t xml:space="preserve"> </w:t>
+      </w:r>
+      <w:r>
+        <w:t xml:space="preserve">	</w:t>
+      </w:r>
+      <w:r>
+        <w:t xml:space="preserve">Pablo Martin de Holan, Nelson Phillips.</w:t>
+      </w:r>
+      <w:r>
+        <w:t xml:space="preserve"> </w:t>
+      </w:r>
+      <w:r>
+        <w:t xml:space="preserve">Remembrance of Things Past? The Dynamics of Organizational Forgetting</w:t>
+      </w:r>
+      <w:r>
+        <w:t xml:space="preserve">.</w:t>
+      </w:r>
+      <w:r>
+        <w:t xml:space="preserve"> </w:t>
+      </w:r>
+      <w:r>
+        <w:rPr>
+          <w:i/>
+          <w:iCs/>
+        </w:rPr>
+        <w:t xml:space="preserve">Management Science</w:t>
+      </w:r>
+      <w:r>
+        <w:t xml:space="preserve">. 2004;50(11):1603-1613. doi:</w:t>
+      </w:r>
+      <w:hyperlink r:id="rId77">
+        <w:r>
+          <w:rPr>
+            <w:rStyle w:val="Hyperlink"/>
+          </w:rPr>
+          <w:t xml:space="preserve">10.1287/mnsc.1040.0273</w:t>
+        </w:r>
+      </w:hyperlink>
+    </w:p>
+    <w:bookmarkEnd w:id="78"/>
+    <w:bookmarkStart w:id="80" w:name="ref-rao2006"/>
+    <w:p>
+      <w:pPr>
+        <w:pStyle w:val="Bibliography"/>
+      </w:pPr>
+      <w:r>
+        <w:t xml:space="preserve">13.</w:t>
+      </w:r>
+      <w:r>
+        <w:t xml:space="preserve"> </w:t>
+      </w:r>
+      <w:r>
+        <w:t xml:space="preserve">	</w:t>
+      </w:r>
+      <w:r>
+        <w:t xml:space="preserve">R. D. Rao, L. Argote. Organizational learning and forgetting: The effects of turnover and structure.</w:t>
+      </w:r>
+      <w:r>
+        <w:t xml:space="preserve"> </w:t>
+      </w:r>
+      <w:r>
+        <w:rPr>
+          <w:i/>
+          <w:iCs/>
+        </w:rPr>
+        <w:t xml:space="preserve">European Management Review</w:t>
+      </w:r>
+      <w:r>
+        <w:t xml:space="preserve">. 2006;3(2):77-85. doi:</w:t>
+      </w:r>
+      <w:hyperlink r:id="rId79">
+        <w:r>
+          <w:rPr>
+            <w:rStyle w:val="Hyperlink"/>
+          </w:rPr>
+          <w:t xml:space="preserve">10.1057/palgrave.emr.1500057</w:t>
+        </w:r>
+      </w:hyperlink>
+    </w:p>
+    <w:bookmarkEnd w:id="80"/>
+    <w:bookmarkStart w:id="82" w:name="ref-gitelman2013"/>
+    <w:p>
+      <w:pPr>
+        <w:pStyle w:val="Bibliography"/>
+      </w:pPr>
+      <w:r>
+        <w:t xml:space="preserve">14.</w:t>
+      </w:r>
+      <w:r>
+        <w:t xml:space="preserve"> </w:t>
+      </w:r>
+      <w:r>
+        <w:t xml:space="preserve">	</w:t>
+      </w:r>
+      <w:r>
         <w:t xml:space="preserve">, ed.Lisa Gitelman.</w:t>
       </w:r>
       <w:r>
@@ -7802,7 +8058,7 @@
       <w:r>
         <w:t xml:space="preserve">. MIT Press; 2013. doi:</w:t>
       </w:r>
-      <w:hyperlink r:id="rId73">
+      <w:hyperlink r:id="rId81">
         <w:r>
           <w:rPr>
             <w:rStyle w:val="Hyperlink"/>
@@ -7811,14 +8067,14 @@
         </w:r>
       </w:hyperlink>
     </w:p>
-    <w:bookmarkEnd w:id="74"/>
-    <w:bookmarkStart w:id="76" w:name="ref-wang2020"/>
+    <w:bookmarkEnd w:id="82"/>
+    <w:bookmarkStart w:id="84" w:name="ref-wang2020"/>
     <w:p>
       <w:pPr>
         <w:pStyle w:val="Bibliography"/>
       </w:pPr>
       <w:r>
-        <w:t xml:space="preserve">11.</w:t>
+        <w:t xml:space="preserve">15.</w:t>
       </w:r>
       <w:r>
         <w:t xml:space="preserve"> </w:t>
@@ -7851,7 +8107,7 @@
       <w:r>
         <w:t xml:space="preserve">. 2020. doi:</w:t>
       </w:r>
-      <w:hyperlink r:id="rId75">
+      <w:hyperlink r:id="rId83">
         <w:r>
           <w:rPr>
             <w:rStyle w:val="Hyperlink"/>
@@ -7860,14 +8116,14 @@
         </w:r>
       </w:hyperlink>
     </w:p>
-    <w:bookmarkEnd w:id="76"/>
-    <w:bookmarkStart w:id="78" w:name="ref-rao2006"/>
+    <w:bookmarkEnd w:id="84"/>
+    <w:bookmarkStart w:id="86" w:name="ref-mayo2016"/>
     <w:p>
       <w:pPr>
         <w:pStyle w:val="Bibliography"/>
       </w:pPr>
       <w:r>
-        <w:t xml:space="preserve">12.</w:t>
+        <w:t xml:space="preserve">16.</w:t>
       </w:r>
       <w:r>
         <w:t xml:space="preserve"> </w:t>
@@ -7876,38 +8132,44 @@
         <w:t xml:space="preserve">	</w:t>
       </w:r>
       <w:r>
-        <w:t xml:space="preserve">R. D. Rao, L. Argote. Organizational learning and forgetting: The effects of turnover and structure.</w:t>
-      </w:r>
-      <w:r>
-        <w:t xml:space="preserve"> </w:t>
-      </w:r>
-      <w:r>
-        <w:rPr>
-          <w:i/>
-          <w:iCs/>
-        </w:rPr>
-        <w:t xml:space="preserve">European Management Review</w:t>
-      </w:r>
-      <w:r>
-        <w:t xml:space="preserve">. 2006;3(2):77-85. doi:</w:t>
-      </w:r>
-      <w:hyperlink r:id="rId77">
-        <w:r>
-          <w:rPr>
-            <w:rStyle w:val="Hyperlink"/>
-          </w:rPr>
-          <w:t xml:space="preserve">10.1057/palgrave.emr.1500057</w:t>
-        </w:r>
-      </w:hyperlink>
-    </w:p>
-    <w:bookmarkEnd w:id="78"/>
-    <w:bookmarkStart w:id="80" w:name="ref-mayo2016"/>
+        <w:t xml:space="preserve">Charles S. Mayo, Joseph O. Deasy, Bhishamjit S. Chera, John Freymann, Justin S. Kirby, Patricia H. Hardenberg.</w:t>
+      </w:r>
+      <w:r>
+        <w:t xml:space="preserve"> </w:t>
+      </w:r>
+      <w:r>
+        <w:t xml:space="preserve">How can we effect culture change toward data-driven medicine?</w:t>
+      </w:r>
+      <w:r>
+        <w:t xml:space="preserve"> </w:t>
+      </w:r>
+      <w:r>
+        <w:rPr>
+          <w:i/>
+          <w:iCs/>
+        </w:rPr>
+        <w:t xml:space="preserve">International Journal of Radiation Oncology, Biology, Physics</w:t>
+      </w:r>
+      <w:r>
+        <w:t xml:space="preserve">. 2016;95(3):916-921. doi:</w:t>
+      </w:r>
+      <w:hyperlink r:id="rId85">
+        <w:r>
+          <w:rPr>
+            <w:rStyle w:val="Hyperlink"/>
+          </w:rPr>
+          <w:t xml:space="preserve">10.1016/j.ijrobp.2015.12.355</w:t>
+        </w:r>
+      </w:hyperlink>
+    </w:p>
+    <w:bookmarkEnd w:id="86"/>
+    <w:bookmarkStart w:id="88" w:name="ref-ledikwe2013"/>
     <w:p>
       <w:pPr>
         <w:pStyle w:val="Bibliography"/>
       </w:pPr>
       <w:r>
-        <w:t xml:space="preserve">13.</w:t>
+        <w:t xml:space="preserve">17.</w:t>
       </w:r>
       <w:r>
         <w:t xml:space="preserve"> </w:t>
@@ -7916,44 +8178,47 @@
         <w:t xml:space="preserve">	</w:t>
       </w:r>
       <w:r>
-        <w:t xml:space="preserve">Charles S. Mayo, Joseph O. Deasy, Bhishamjit S. Chera, John Freymann, Justin S. Kirby, Patricia H. Hardenberg.</w:t>
-      </w:r>
-      <w:r>
-        <w:t xml:space="preserve"> </w:t>
-      </w:r>
-      <w:r>
-        <w:t xml:space="preserve">How can we effect culture change toward data-driven medicine?</w:t>
-      </w:r>
-      <w:r>
-        <w:t xml:space="preserve"> </w:t>
-      </w:r>
-      <w:r>
-        <w:rPr>
-          <w:i/>
-          <w:iCs/>
-        </w:rPr>
-        <w:t xml:space="preserve">International Journal of Radiation Oncology, Biology, Physics</w:t>
-      </w:r>
-      <w:r>
-        <w:t xml:space="preserve">. 2016;95(3):916-921. doi:</w:t>
-      </w:r>
-      <w:hyperlink r:id="rId79">
-        <w:r>
-          <w:rPr>
-            <w:rStyle w:val="Hyperlink"/>
-          </w:rPr>
-          <w:t xml:space="preserve">10.1016/j.ijrobp.2015.12.355</w:t>
-        </w:r>
-      </w:hyperlink>
-    </w:p>
-    <w:bookmarkEnd w:id="80"/>
-    <w:bookmarkStart w:id="82" w:name="ref-ledikwe2013"/>
+        <w:t xml:space="preserve">Reason Ledikwe J. H.</w:t>
+      </w:r>
+      <w:r>
+        <w:t xml:space="preserve"> </w:t>
+      </w:r>
+      <w:r>
+        <w:t xml:space="preserve">Establishing a health information workforce: Innovation for low- and middle-income countries</w:t>
+      </w:r>
+      <w:r>
+        <w:t xml:space="preserve">.</w:t>
+      </w:r>
+      <w:r>
+        <w:t xml:space="preserve"> </w:t>
+      </w:r>
+      <w:r>
+        <w:rPr>
+          <w:i/>
+          <w:iCs/>
+        </w:rPr>
+        <w:t xml:space="preserve">Human Resources for Health</w:t>
+      </w:r>
+      <w:r>
+        <w:t xml:space="preserve">. 2013;11(1). doi:</w:t>
+      </w:r>
+      <w:hyperlink r:id="rId87">
+        <w:r>
+          <w:rPr>
+            <w:rStyle w:val="Hyperlink"/>
+          </w:rPr>
+          <w:t xml:space="preserve">10.1186/1478-4491-11-35</w:t>
+        </w:r>
+      </w:hyperlink>
+    </w:p>
+    <w:bookmarkEnd w:id="88"/>
+    <w:bookmarkStart w:id="90" w:name="ref-mantas2010"/>
     <w:p>
       <w:pPr>
         <w:pStyle w:val="Bibliography"/>
       </w:pPr>
       <w:r>
-        <w:t xml:space="preserve">14.</w:t>
+        <w:t xml:space="preserve">18.</w:t>
       </w:r>
       <w:r>
         <w:t xml:space="preserve"> </w:t>
@@ -7962,13 +8227,13 @@
         <w:t xml:space="preserve">	</w:t>
       </w:r>
       <w:r>
-        <w:t xml:space="preserve">Reason Ledikwe J. H.</w:t>
-      </w:r>
-      <w:r>
-        <w:t xml:space="preserve"> </w:t>
-      </w:r>
-      <w:r>
-        <w:t xml:space="preserve">Establishing a health information workforce: Innovation for low- and middle-income countries</w:t>
+        <w:t xml:space="preserve">Ammenwerth Mantas J.</w:t>
+      </w:r>
+      <w:r>
+        <w:t xml:space="preserve"> </w:t>
+      </w:r>
+      <w:r>
+        <w:t xml:space="preserve">Recommendations of the International Medical Informatics Association (IMIA) on education in biomedical and health informatics: First revision</w:t>
       </w:r>
       <w:r>
         <w:t xml:space="preserve">.</w:t>
@@ -7981,28 +8246,28 @@
           <w:i/>
           <w:iCs/>
         </w:rPr>
-        <w:t xml:space="preserve">Human Resources for Health</w:t>
-      </w:r>
-      <w:r>
-        <w:t xml:space="preserve">. 2013;11(1). doi:</w:t>
-      </w:r>
-      <w:hyperlink r:id="rId81">
-        <w:r>
-          <w:rPr>
-            <w:rStyle w:val="Hyperlink"/>
-          </w:rPr>
-          <w:t xml:space="preserve">10.1186/1478-4491-11-35</w:t>
-        </w:r>
-      </w:hyperlink>
-    </w:p>
-    <w:bookmarkEnd w:id="82"/>
-    <w:bookmarkStart w:id="84" w:name="ref-mantas2010"/>
+        <w:t xml:space="preserve">Methods of Information in Medicine</w:t>
+      </w:r>
+      <w:r>
+        <w:t xml:space="preserve">. 2010;49(2):105-120. doi:</w:t>
+      </w:r>
+      <w:hyperlink r:id="rId89">
+        <w:r>
+          <w:rPr>
+            <w:rStyle w:val="Hyperlink"/>
+          </w:rPr>
+          <w:t xml:space="preserve">10.3414/ME5119</w:t>
+        </w:r>
+      </w:hyperlink>
+    </w:p>
+    <w:bookmarkEnd w:id="90"/>
+    <w:bookmarkStart w:id="92" w:name="ref-ang2004"/>
     <w:p>
       <w:pPr>
         <w:pStyle w:val="Bibliography"/>
       </w:pPr>
       <w:r>
-        <w:t xml:space="preserve">15.</w:t>
+        <w:t xml:space="preserve">19.</w:t>
       </w:r>
       <w:r>
         <w:t xml:space="preserve"> </w:t>
@@ -8011,13 +8276,13 @@
         <w:t xml:space="preserve">	</w:t>
       </w:r>
       <w:r>
-        <w:t xml:space="preserve">Ammenwerth Mantas J.</w:t>
-      </w:r>
-      <w:r>
-        <w:t xml:space="preserve"> </w:t>
-      </w:r>
-      <w:r>
-        <w:t xml:space="preserve">Recommendations of the International Medical Informatics Association (IMIA) on education in biomedical and health informatics: First revision</w:t>
+        <w:t xml:space="preserve">S. Ang, S. Slaughter.</w:t>
+      </w:r>
+      <w:r>
+        <w:t xml:space="preserve"> </w:t>
+      </w:r>
+      <w:r>
+        <w:t xml:space="preserve">Turnover of information technology professionals: The effects of internal labor market strategies</w:t>
       </w:r>
       <w:r>
         <w:t xml:space="preserve">.</w:t>
@@ -8030,28 +8295,84 @@
           <w:i/>
           <w:iCs/>
         </w:rPr>
-        <w:t xml:space="preserve">Methods of Information in Medicine</w:t>
-      </w:r>
-      <w:r>
-        <w:t xml:space="preserve">. 2010;49(2):105-120. doi:</w:t>
-      </w:r>
-      <w:hyperlink r:id="rId83">
-        <w:r>
-          <w:rPr>
-            <w:rStyle w:val="Hyperlink"/>
-          </w:rPr>
-          <w:t xml:space="preserve">10.3414/ME5119</w:t>
-        </w:r>
-      </w:hyperlink>
-    </w:p>
-    <w:bookmarkEnd w:id="84"/>
-    <w:bookmarkStart w:id="86" w:name="ref-ang2004"/>
+        <w:t xml:space="preserve">ACM</w:t>
+      </w:r>
+      <w:r>
+        <w:rPr>
+          <w:i/>
+          <w:iCs/>
+        </w:rPr>
+        <w:t xml:space="preserve"> </w:t>
+      </w:r>
+      <w:r>
+        <w:rPr>
+          <w:i/>
+          <w:iCs/>
+        </w:rPr>
+        <w:t xml:space="preserve">SIGMIS</w:t>
+      </w:r>
+      <w:r>
+        <w:rPr>
+          <w:i/>
+          <w:iCs/>
+        </w:rPr>
+        <w:t xml:space="preserve"> </w:t>
+      </w:r>
+      <w:r>
+        <w:rPr>
+          <w:i/>
+          <w:iCs/>
+        </w:rPr>
+        <w:t xml:space="preserve">Database: The</w:t>
+      </w:r>
+      <w:r>
+        <w:rPr>
+          <w:i/>
+          <w:iCs/>
+        </w:rPr>
+        <w:t xml:space="preserve"> </w:t>
+      </w:r>
+      <w:r>
+        <w:rPr>
+          <w:i/>
+          <w:iCs/>
+        </w:rPr>
+        <w:t xml:space="preserve">DATABASE</w:t>
+      </w:r>
+      <w:r>
+        <w:rPr>
+          <w:i/>
+          <w:iCs/>
+        </w:rPr>
+        <w:t xml:space="preserve"> </w:t>
+      </w:r>
+      <w:r>
+        <w:rPr>
+          <w:i/>
+          <w:iCs/>
+        </w:rPr>
+        <w:t xml:space="preserve">for Advances in Information Systems</w:t>
+      </w:r>
+      <w:r>
+        <w:t xml:space="preserve">. 2004;35(3):11-27. doi:</w:t>
+      </w:r>
+      <w:hyperlink r:id="rId91">
+        <w:r>
+          <w:rPr>
+            <w:rStyle w:val="Hyperlink"/>
+          </w:rPr>
+          <w:t xml:space="preserve">10.1145/1017114.1017118</w:t>
+        </w:r>
+      </w:hyperlink>
+    </w:p>
+    <w:bookmarkEnd w:id="92"/>
+    <w:bookmarkStart w:id="94" w:name="ref-farnese2019"/>
     <w:p>
       <w:pPr>
         <w:pStyle w:val="Bibliography"/>
       </w:pPr>
       <w:r>
-        <w:t xml:space="preserve">16.</w:t>
+        <w:t xml:space="preserve">20.</w:t>
       </w:r>
       <w:r>
         <w:t xml:space="preserve"> </w:t>
@@ -8060,13 +8381,25 @@
         <w:t xml:space="preserve">	</w:t>
       </w:r>
       <w:r>
-        <w:t xml:space="preserve">S. Ang, S. Slaughter.</w:t>
-      </w:r>
-      <w:r>
-        <w:t xml:space="preserve"> </w:t>
-      </w:r>
-      <w:r>
-        <w:t xml:space="preserve">Turnover of information technology professionals: The effects of internal labor market strategies</w:t>
+        <w:t xml:space="preserve">Barbieri Farnese M. L.</w:t>
+      </w:r>
+      <w:r>
+        <w:t xml:space="preserve"> </w:t>
+      </w:r>
+      <w:r>
+        <w:t xml:space="preserve">Managing knowledge in organizations: A Nonaka’s</w:t>
+      </w:r>
+      <w:r>
+        <w:t xml:space="preserve"> </w:t>
+      </w:r>
+      <w:r>
+        <w:t xml:space="preserve">SECI</w:t>
+      </w:r>
+      <w:r>
+        <w:t xml:space="preserve"> </w:t>
+      </w:r>
+      <w:r>
+        <w:t xml:space="preserve">model operationalization</w:t>
       </w:r>
       <w:r>
         <w:t xml:space="preserve">.</w:t>
@@ -8079,6 +8412,2077 @@
           <w:i/>
           <w:iCs/>
         </w:rPr>
+        <w:t xml:space="preserve">Frontiers in Psychology</w:t>
+      </w:r>
+      <w:r>
+        <w:t xml:space="preserve">. 2019;10. doi:</w:t>
+      </w:r>
+      <w:hyperlink r:id="rId93">
+        <w:r>
+          <w:rPr>
+            <w:rStyle w:val="Hyperlink"/>
+          </w:rPr>
+          <w:t xml:space="preserve">10.3389/fpsyg.2019.02730</w:t>
+        </w:r>
+      </w:hyperlink>
+    </w:p>
+    <w:bookmarkEnd w:id="94"/>
+    <w:bookmarkStart w:id="96" w:name="ref-tyndall2010"/>
+    <w:p>
+      <w:pPr>
+        <w:pStyle w:val="Bibliography"/>
+      </w:pPr>
+      <w:r>
+        <w:t xml:space="preserve">21.</w:t>
+      </w:r>
+      <w:r>
+        <w:t xml:space="preserve"> </w:t>
+      </w:r>
+      <w:r>
+        <w:t xml:space="preserve">	</w:t>
+      </w:r>
+      <w:r>
+        <w:t xml:space="preserve">J Tyndall.</w:t>
+      </w:r>
+      <w:r>
+        <w:t xml:space="preserve"> </w:t>
+      </w:r>
+      <w:r>
+        <w:t xml:space="preserve">AACODS</w:t>
+      </w:r>
+      <w:r>
+        <w:t xml:space="preserve"> </w:t>
+      </w:r>
+      <w:r>
+        <w:t xml:space="preserve">Checklist. Flinders University</w:t>
+      </w:r>
+      <w:r>
+        <w:t xml:space="preserve">. Published online 2010.</w:t>
+      </w:r>
+      <w:r>
+        <w:t xml:space="preserve"> </w:t>
+      </w:r>
+      <w:hyperlink r:id="rId95">
+        <w:r>
+          <w:rPr>
+            <w:rStyle w:val="Hyperlink"/>
+          </w:rPr>
+          <w:t xml:space="preserve">https://fac.flinders.edu.au/dspace/api/core/bitstreams/e94a96eb-0334-4300-8880-c836d4d9a676/content</w:t>
+        </w:r>
+      </w:hyperlink>
+    </w:p>
+    <w:bookmarkEnd w:id="96"/>
+    <w:bookmarkStart w:id="98" w:name="ref-foos2006"/>
+    <w:p>
+      <w:pPr>
+        <w:pStyle w:val="Bibliography"/>
+      </w:pPr>
+      <w:r>
+        <w:t xml:space="preserve">22.</w:t>
+      </w:r>
+      <w:r>
+        <w:t xml:space="preserve"> </w:t>
+      </w:r>
+      <w:r>
+        <w:t xml:space="preserve">	</w:t>
+      </w:r>
+      <w:r>
+        <w:t xml:space="preserve">Ted Foos, Gary Schum, Sandra Rothenberg.</w:t>
+      </w:r>
+      <w:r>
+        <w:t xml:space="preserve"> </w:t>
+      </w:r>
+      <w:r>
+        <w:t xml:space="preserve">Tacit knowledge transfer and the knowledge disconnect</w:t>
+      </w:r>
+      <w:r>
+        <w:t xml:space="preserve">.</w:t>
+      </w:r>
+      <w:r>
+        <w:t xml:space="preserve"> </w:t>
+      </w:r>
+      <w:r>
+        <w:rPr>
+          <w:i/>
+          <w:iCs/>
+        </w:rPr>
+        <w:t xml:space="preserve">Journal of Knowledge Management</w:t>
+      </w:r>
+      <w:r>
+        <w:t xml:space="preserve">. 2006;10(1):6-18. doi:</w:t>
+      </w:r>
+      <w:hyperlink r:id="rId97">
+        <w:r>
+          <w:rPr>
+            <w:rStyle w:val="Hyperlink"/>
+          </w:rPr>
+          <w:t xml:space="preserve">10.1108/13673270610650067</w:t>
+        </w:r>
+      </w:hyperlink>
+    </w:p>
+    <w:bookmarkEnd w:id="98"/>
+    <w:bookmarkStart w:id="100" w:name="ref-nsi2025"/>
+    <w:p>
+      <w:pPr>
+        <w:pStyle w:val="Bibliography"/>
+      </w:pPr>
+      <w:r>
+        <w:t xml:space="preserve">23.</w:t>
+      </w:r>
+      <w:r>
+        <w:t xml:space="preserve"> </w:t>
+      </w:r>
+      <w:r>
+        <w:t xml:space="preserve">	</w:t>
+      </w:r>
+      <w:r>
+        <w:t xml:space="preserve">NSI Nursing Solutions.</w:t>
+      </w:r>
+      <w:r>
+        <w:t xml:space="preserve"> </w:t>
+      </w:r>
+      <w:r>
+        <w:rPr>
+          <w:i/>
+          <w:iCs/>
+        </w:rPr>
+        <w:t xml:space="preserve">2025 National Health Care Retention &amp; RN Staffing Report</w:t>
+      </w:r>
+      <w:r>
+        <w:t xml:space="preserve">. NSI Nursing Solutions; 2024.</w:t>
+      </w:r>
+      <w:r>
+        <w:t xml:space="preserve"> </w:t>
+      </w:r>
+      <w:hyperlink r:id="rId99">
+        <w:r>
+          <w:rPr>
+            <w:rStyle w:val="Hyperlink"/>
+          </w:rPr>
+          <w:t xml:space="preserve">https://www.nsinursingsolutions.com/documents/library/nsi_national_health_care_retention_report.pdf</w:t>
+        </w:r>
+      </w:hyperlink>
+    </w:p>
+    <w:bookmarkEnd w:id="100"/>
+    <w:bookmarkStart w:id="102" w:name="ref-massingham2018"/>
+    <w:p>
+      <w:pPr>
+        <w:pStyle w:val="Bibliography"/>
+      </w:pPr>
+      <w:r>
+        <w:t xml:space="preserve">24.</w:t>
+      </w:r>
+      <w:r>
+        <w:t xml:space="preserve"> </w:t>
+      </w:r>
+      <w:r>
+        <w:t xml:space="preserve">	</w:t>
+      </w:r>
+      <w:r>
+        <w:t xml:space="preserve">P. R Massingham.</w:t>
+      </w:r>
+      <w:r>
+        <w:t xml:space="preserve"> </w:t>
+      </w:r>
+      <w:r>
+        <w:t xml:space="preserve">Measuring the impact of knowledge loss: A longitudinal study</w:t>
+      </w:r>
+      <w:r>
+        <w:t xml:space="preserve">.</w:t>
+      </w:r>
+      <w:r>
+        <w:t xml:space="preserve"> </w:t>
+      </w:r>
+      <w:r>
+        <w:rPr>
+          <w:i/>
+          <w:iCs/>
+        </w:rPr>
+        <w:t xml:space="preserve">Journal of Knowledge Management</w:t>
+      </w:r>
+      <w:r>
+        <w:t xml:space="preserve">. 2018;22(4):721-758. doi:</w:t>
+      </w:r>
+      <w:hyperlink r:id="rId101">
+        <w:r>
+          <w:rPr>
+            <w:rStyle w:val="Hyperlink"/>
+          </w:rPr>
+          <w:t xml:space="preserve">10.1108/JKM-08-2016-0338</w:t>
+        </w:r>
+      </w:hyperlink>
+    </w:p>
+    <w:bookmarkEnd w:id="102"/>
+    <w:bookmarkStart w:id="104" w:name="ref-zhang2025"/>
+    <w:p>
+      <w:pPr>
+        <w:pStyle w:val="Bibliography"/>
+      </w:pPr>
+      <w:r>
+        <w:t xml:space="preserve">25.</w:t>
+      </w:r>
+      <w:r>
+        <w:t xml:space="preserve"> </w:t>
+      </w:r>
+      <w:r>
+        <w:t xml:space="preserve">	</w:t>
+      </w:r>
+      <w:r>
+        <w:t xml:space="preserve">Wenyao Zhang, Wei Zhang, Tugrul Daim, Haydar Yalçın.</w:t>
+      </w:r>
+      <w:r>
+        <w:t xml:space="preserve"> </w:t>
+      </w:r>
+      <w:r>
+        <w:t xml:space="preserve">AI</w:t>
+      </w:r>
+      <w:r>
+        <w:t xml:space="preserve"> </w:t>
+      </w:r>
+      <w:r>
+        <w:t xml:space="preserve">challenges conventional knowledge management: Light the way for reframing</w:t>
+      </w:r>
+      <w:r>
+        <w:t xml:space="preserve"> </w:t>
+      </w:r>
+      <w:r>
+        <w:t xml:space="preserve">SECI</w:t>
+      </w:r>
+      <w:r>
+        <w:t xml:space="preserve"> </w:t>
+      </w:r>
+      <w:r>
+        <w:t xml:space="preserve">model and Ba theory</w:t>
+      </w:r>
+      <w:r>
+        <w:t xml:space="preserve">.</w:t>
+      </w:r>
+      <w:r>
+        <w:t xml:space="preserve"> </w:t>
+      </w:r>
+      <w:r>
+        <w:rPr>
+          <w:i/>
+          <w:iCs/>
+        </w:rPr>
+        <w:t xml:space="preserve">Journal of Knowledge Management</w:t>
+      </w:r>
+      <w:r>
+        <w:t xml:space="preserve">. 2025;29(5):1618-1654. doi:</w:t>
+      </w:r>
+      <w:hyperlink r:id="rId103">
+        <w:r>
+          <w:rPr>
+            <w:rStyle w:val="Hyperlink"/>
+          </w:rPr>
+          <w:t xml:space="preserve">10.1108/JKM-02-2024-0203</w:t>
+        </w:r>
+      </w:hyperlink>
+    </w:p>
+    <w:bookmarkEnd w:id="104"/>
+    <w:bookmarkStart w:id="106" w:name="ref-goffin2011"/>
+    <w:p>
+      <w:pPr>
+        <w:pStyle w:val="Bibliography"/>
+      </w:pPr>
+      <w:r>
+        <w:t xml:space="preserve">26.</w:t>
+      </w:r>
+      <w:r>
+        <w:t xml:space="preserve"> </w:t>
+      </w:r>
+      <w:r>
+        <w:t xml:space="preserve">	</w:t>
+      </w:r>
+      <w:r>
+        <w:t xml:space="preserve">Keith Goffin, Ursula Koners.</w:t>
+      </w:r>
+      <w:r>
+        <w:t xml:space="preserve"> </w:t>
+      </w:r>
+      <w:r>
+        <w:t xml:space="preserve">Tacit knowledge, lessons learnt, and new product development</w:t>
+      </w:r>
+      <w:r>
+        <w:t xml:space="preserve">.</w:t>
+      </w:r>
+      <w:r>
+        <w:t xml:space="preserve"> </w:t>
+      </w:r>
+      <w:r>
+        <w:rPr>
+          <w:i/>
+          <w:iCs/>
+        </w:rPr>
+        <w:t xml:space="preserve">Journal of Product Innovation Management</w:t>
+      </w:r>
+      <w:r>
+        <w:t xml:space="preserve">. 2011;28(2):300-318. doi:</w:t>
+      </w:r>
+      <w:hyperlink r:id="rId105">
+        <w:r>
+          <w:rPr>
+            <w:rStyle w:val="Hyperlink"/>
+          </w:rPr>
+          <w:t xml:space="preserve">10.1111/j.1540-5885.2010.00798.x</w:t>
+        </w:r>
+      </w:hyperlink>
+    </w:p>
+    <w:bookmarkEnd w:id="106"/>
+    <w:bookmarkStart w:id="108" w:name="ref-himssworkforce2024"/>
+    <w:p>
+      <w:pPr>
+        <w:pStyle w:val="Bibliography"/>
+      </w:pPr>
+      <w:r>
+        <w:t xml:space="preserve">27.</w:t>
+      </w:r>
+      <w:r>
+        <w:t xml:space="preserve"> </w:t>
+      </w:r>
+      <w:r>
+        <w:t xml:space="preserve">	</w:t>
+      </w:r>
+      <w:r>
+        <w:t xml:space="preserve">HIMSS.</w:t>
+      </w:r>
+      <w:r>
+        <w:t xml:space="preserve"> </w:t>
+      </w:r>
+      <w:r>
+        <w:rPr>
+          <w:i/>
+          <w:iCs/>
+        </w:rPr>
+        <w:t xml:space="preserve">The Future of Workforce: HIMSS25 Europe Outcomes Report</w:t>
+      </w:r>
+      <w:r>
+        <w:t xml:space="preserve">. Healthcare Information; Management Systems Society; 2025.</w:t>
+      </w:r>
+      <w:r>
+        <w:t xml:space="preserve"> </w:t>
+      </w:r>
+      <w:hyperlink r:id="rId107">
+        <w:r>
+          <w:rPr>
+            <w:rStyle w:val="Hyperlink"/>
+          </w:rPr>
+          <w:t xml:space="preserve">https://www.himss.org/resources/the-future-of-workforce/</w:t>
+        </w:r>
+      </w:hyperlink>
+    </w:p>
+    <w:bookmarkEnd w:id="108"/>
+    <w:bookmarkStart w:id="110" w:name="ref-moore2018"/>
+    <w:p>
+      <w:pPr>
+        <w:pStyle w:val="Bibliography"/>
+      </w:pPr>
+      <w:r>
+        <w:t xml:space="preserve">28.</w:t>
+      </w:r>
+      <w:r>
+        <w:t xml:space="preserve"> </w:t>
+      </w:r>
+      <w:r>
+        <w:t xml:space="preserve">	</w:t>
+      </w:r>
+      <w:r>
+        <w:t xml:space="preserve">D. Moore, others.</w:t>
+      </w:r>
+      <w:r>
+        <w:t xml:space="preserve"> </w:t>
+      </w:r>
+      <w:r>
+        <w:t xml:space="preserve">ActiveNavigator: Toward real-time knowledge capture and feedback in active learning spaces</w:t>
+      </w:r>
+      <w:r>
+        <w:t xml:space="preserve">.</w:t>
+      </w:r>
+      <w:r>
+        <w:t xml:space="preserve"> </w:t>
+      </w:r>
+      <w:r>
+        <w:rPr>
+          <w:i/>
+          <w:iCs/>
+        </w:rPr>
+        <w:t xml:space="preserve">International Journal of Engineering Education</w:t>
+      </w:r>
+      <w:r>
+        <w:t xml:space="preserve">. 2018;34(2):1-12.</w:t>
+      </w:r>
+      <w:r>
+        <w:t xml:space="preserve"> </w:t>
+      </w:r>
+      <w:hyperlink r:id="rId109">
+        <w:r>
+          <w:rPr>
+            <w:rStyle w:val="Hyperlink"/>
+          </w:rPr>
+          <w:t xml:space="preserve">https://wendyju.com/publications/18_ijee3593.pdf</w:t>
+        </w:r>
+      </w:hyperlink>
+    </w:p>
+    <w:bookmarkEnd w:id="110"/>
+    <w:bookmarkStart w:id="112" w:name="ref-foss2007"/>
+    <w:p>
+      <w:pPr>
+        <w:pStyle w:val="Bibliography"/>
+      </w:pPr>
+      <w:r>
+        <w:t xml:space="preserve">29.</w:t>
+      </w:r>
+      <w:r>
+        <w:t xml:space="preserve"> </w:t>
+      </w:r>
+      <w:r>
+        <w:t xml:space="preserve">	</w:t>
+      </w:r>
+      <w:r>
+        <w:t xml:space="preserve">Nicolai J. Foss.</w:t>
+      </w:r>
+      <w:r>
+        <w:t xml:space="preserve"> </w:t>
+      </w:r>
+      <w:r>
+        <w:t xml:space="preserve">The emerging knowledge governance approach: Challenges and characteristics</w:t>
+      </w:r>
+      <w:r>
+        <w:t xml:space="preserve">.</w:t>
+      </w:r>
+      <w:r>
+        <w:t xml:space="preserve"> </w:t>
+      </w:r>
+      <w:r>
+        <w:rPr>
+          <w:i/>
+          <w:iCs/>
+        </w:rPr>
+        <w:t xml:space="preserve">Organization</w:t>
+      </w:r>
+      <w:r>
+        <w:t xml:space="preserve">. 2007;14(1):29-52. doi:</w:t>
+      </w:r>
+      <w:hyperlink r:id="rId111">
+        <w:r>
+          <w:rPr>
+            <w:rStyle w:val="Hyperlink"/>
+          </w:rPr>
+          <w:t xml:space="preserve">10.1177/1350508407071859</w:t>
+        </w:r>
+      </w:hyperlink>
+    </w:p>
+    <w:bookmarkEnd w:id="112"/>
+    <w:bookmarkStart w:id="114" w:name="ref-lee2023"/>
+    <w:p>
+      <w:pPr>
+        <w:pStyle w:val="Bibliography"/>
+      </w:pPr>
+      <w:r>
+        <w:t xml:space="preserve">30.</w:t>
+      </w:r>
+      <w:r>
+        <w:t xml:space="preserve"> </w:t>
+      </w:r>
+      <w:r>
+        <w:t xml:space="preserve">	</w:t>
+      </w:r>
+      <w:r>
+        <w:t xml:space="preserve">et al Lee G.</w:t>
+      </w:r>
+      <w:r>
+        <w:t xml:space="preserve"> </w:t>
+      </w:r>
+      <w:r>
+        <w:t xml:space="preserve">EHRSQL: A practical text-to-SQL benchmark for electronic health records</w:t>
+      </w:r>
+      <w:r>
+        <w:t xml:space="preserve">. In:</w:t>
+      </w:r>
+      <w:r>
+        <w:t xml:space="preserve"> </w:t>
+      </w:r>
+      <w:r>
+        <w:rPr>
+          <w:i/>
+          <w:iCs/>
+        </w:rPr>
+        <w:t xml:space="preserve">Proceedings of NeurIPS 2022</w:t>
+      </w:r>
+      <w:r>
+        <w:t xml:space="preserve">. 2023.</w:t>
+      </w:r>
+      <w:r>
+        <w:t xml:space="preserve"> </w:t>
+      </w:r>
+      <w:hyperlink r:id="rId113">
+        <w:r>
+          <w:rPr>
+            <w:rStyle w:val="Hyperlink"/>
+          </w:rPr>
+          <w:t xml:space="preserve">https://arxiv.org/abs/2301.07695</w:t>
+        </w:r>
+      </w:hyperlink>
+    </w:p>
+    <w:bookmarkEnd w:id="114"/>
+    <w:bookmarkStart w:id="116" w:name="ref-bravorocca2023"/>
+    <w:p>
+      <w:pPr>
+        <w:pStyle w:val="Bibliography"/>
+      </w:pPr>
+      <w:r>
+        <w:t xml:space="preserve">31.</w:t>
+      </w:r>
+      <w:r>
+        <w:t xml:space="preserve"> </w:t>
+      </w:r>
+      <w:r>
+        <w:t xml:space="preserve">	</w:t>
+      </w:r>
+      <w:r>
+        <w:t xml:space="preserve">Gusseppe Bravo Rocca.</w:t>
+      </w:r>
+      <w:r>
+        <w:t xml:space="preserve"> </w:t>
+      </w:r>
+      <w:r>
+        <w:rPr>
+          <w:i/>
+          <w:iCs/>
+        </w:rPr>
+        <w:t xml:space="preserve">Human-on-the-Loop Continual Learning: Data, Knowledge and Agents for Model Adaptation</w:t>
+      </w:r>
+      <w:r>
+        <w:t xml:space="preserve">. PhD thesis. Universitat Polit</w:t>
+      </w:r>
+      <w:r>
+        <w:t xml:space="preserve">è</w:t>
+      </w:r>
+      <w:r>
+        <w:t xml:space="preserve">cnica de Catalunya; 2023.</w:t>
+      </w:r>
+      <w:r>
+        <w:t xml:space="preserve"> </w:t>
+      </w:r>
+      <w:hyperlink r:id="rId115">
+        <w:r>
+          <w:rPr>
+            <w:rStyle w:val="Hyperlink"/>
+          </w:rPr>
+          <w:t xml:space="preserve">https://www.tdx.cat/bitstream/handle/10803/695722/TGJBR1de1.pdf?sequence=1</w:t>
+        </w:r>
+      </w:hyperlink>
+    </w:p>
+    <w:bookmarkEnd w:id="116"/>
+    <w:bookmarkStart w:id="118" w:name="ref-mosqueirarey2023"/>
+    <w:p>
+      <w:pPr>
+        <w:pStyle w:val="Bibliography"/>
+      </w:pPr>
+      <w:r>
+        <w:t xml:space="preserve">32.</w:t>
+      </w:r>
+      <w:r>
+        <w:t xml:space="preserve"> </w:t>
+      </w:r>
+      <w:r>
+        <w:t xml:space="preserve">	</w:t>
+      </w:r>
+      <w:r>
+        <w:t xml:space="preserve">Eduardo Mosqueira-Rey, Elena Hernández-Pereira, David Alonso-Ríos, José Bobes-Bascarán, Ángel Fernández-Leal. Human-in-the-loop machine learning: A state of the art.</w:t>
+      </w:r>
+      <w:r>
+        <w:t xml:space="preserve"> </w:t>
+      </w:r>
+      <w:r>
+        <w:rPr>
+          <w:i/>
+          <w:iCs/>
+        </w:rPr>
+        <w:t xml:space="preserve">Artificial Intelligence Review</w:t>
+      </w:r>
+      <w:r>
+        <w:t xml:space="preserve">. 2023;56:3005-3054. doi:</w:t>
+      </w:r>
+      <w:hyperlink r:id="rId117">
+        <w:r>
+          <w:rPr>
+            <w:rStyle w:val="Hyperlink"/>
+          </w:rPr>
+          <w:t xml:space="preserve">10.1007/s10462-022-10246-w</w:t>
+        </w:r>
+      </w:hyperlink>
+    </w:p>
+    <w:bookmarkEnd w:id="118"/>
+    <w:bookmarkStart w:id="120" w:name="ref-benbya2004"/>
+    <w:p>
+      <w:pPr>
+        <w:pStyle w:val="Bibliography"/>
+      </w:pPr>
+      <w:r>
+        <w:t xml:space="preserve">33.</w:t>
+      </w:r>
+      <w:r>
+        <w:t xml:space="preserve"> </w:t>
+      </w:r>
+      <w:r>
+        <w:t xml:space="preserve">	</w:t>
+      </w:r>
+      <w:r>
+        <w:t xml:space="preserve">Passiante Benbya H.</w:t>
+      </w:r>
+      <w:r>
+        <w:t xml:space="preserve"> </w:t>
+      </w:r>
+      <w:r>
+        <w:t xml:space="preserve">Corporate portal: A tool for knowledge management synchronization</w:t>
+      </w:r>
+      <w:r>
+        <w:t xml:space="preserve">.</w:t>
+      </w:r>
+      <w:r>
+        <w:t xml:space="preserve"> </w:t>
+      </w:r>
+      <w:r>
+        <w:rPr>
+          <w:i/>
+          <w:iCs/>
+        </w:rPr>
+        <w:t xml:space="preserve">International Journal of Information Management</w:t>
+      </w:r>
+      <w:r>
+        <w:t xml:space="preserve">. 2004;24(3):201-220. doi:</w:t>
+      </w:r>
+      <w:hyperlink r:id="rId119">
+        <w:r>
+          <w:rPr>
+            <w:rStyle w:val="Hyperlink"/>
+          </w:rPr>
+          <w:t xml:space="preserve">10.1016/j.ijinfomgt.2003.12.012</w:t>
+        </w:r>
+      </w:hyperlink>
+    </w:p>
+    <w:bookmarkEnd w:id="120"/>
+    <w:bookmarkStart w:id="122" w:name="ref-whittaker2008"/>
+    <w:p>
+      <w:pPr>
+        <w:pStyle w:val="Bibliography"/>
+      </w:pPr>
+      <w:r>
+        <w:t xml:space="preserve">34.</w:t>
+      </w:r>
+      <w:r>
+        <w:t xml:space="preserve"> </w:t>
+      </w:r>
+      <w:r>
+        <w:t xml:space="preserve">	</w:t>
+      </w:r>
+      <w:r>
+        <w:t xml:space="preserve">Steve Whittaker, Simon Tucker, Kumutha Swampillai, Rachel Laban. Design and evaluation of systems to support interaction capture and retrieval.</w:t>
+      </w:r>
+      <w:r>
+        <w:t xml:space="preserve"> </w:t>
+      </w:r>
+      <w:r>
+        <w:rPr>
+          <w:i/>
+          <w:iCs/>
+        </w:rPr>
+        <w:t xml:space="preserve">Personal and Ubiquitous Computing</w:t>
+      </w:r>
+      <w:r>
+        <w:t xml:space="preserve">. 2008;12(3):197-221. doi:</w:t>
+      </w:r>
+      <w:hyperlink r:id="rId121">
+        <w:r>
+          <w:rPr>
+            <w:rStyle w:val="Hyperlink"/>
+          </w:rPr>
+          <w:t xml:space="preserve">10.1007/s00779-007-0146-3</w:t>
+        </w:r>
+      </w:hyperlink>
+    </w:p>
+    <w:bookmarkEnd w:id="122"/>
+    <w:bookmarkStart w:id="124" w:name="ref-battula2025"/>
+    <w:p>
+      <w:pPr>
+        <w:pStyle w:val="Bibliography"/>
+      </w:pPr>
+      <w:r>
+        <w:t xml:space="preserve">35.</w:t>
+      </w:r>
+      <w:r>
+        <w:t xml:space="preserve"> </w:t>
+      </w:r>
+      <w:r>
+        <w:t xml:space="preserve">	</w:t>
+      </w:r>
+      <w:r>
+        <w:t xml:space="preserve">Sai Kiran Yadav Battula.</w:t>
+      </w:r>
+      <w:r>
+        <w:t xml:space="preserve"> </w:t>
+      </w:r>
+      <w:r>
+        <w:t xml:space="preserve">Adaptive Data Quality Management for Multi-Cloud Healthcare Warehouses: FHIR-Aware Semantics and Unsupervised Thresholding</w:t>
+      </w:r>
+      <w:r>
+        <w:t xml:space="preserve">.</w:t>
+      </w:r>
+      <w:r>
+        <w:t xml:space="preserve"> </w:t>
+      </w:r>
+      <w:r>
+        <w:rPr>
+          <w:i/>
+          <w:iCs/>
+        </w:rPr>
+        <w:t xml:space="preserve">International Journal of Artificial Intelligence, Data Science, and Machine Learning</w:t>
+      </w:r>
+      <w:r>
+        <w:t xml:space="preserve">. 2025;6(4):218-226. doi:</w:t>
+      </w:r>
+      <w:hyperlink r:id="rId123">
+        <w:r>
+          <w:rPr>
+            <w:rStyle w:val="Hyperlink"/>
+          </w:rPr>
+          <w:t xml:space="preserve">10.63282/3050-9262.IJAIDSML-V6I4P130</w:t>
+        </w:r>
+      </w:hyperlink>
+    </w:p>
+    <w:bookmarkEnd w:id="124"/>
+    <w:bookmarkStart w:id="126" w:name="ref-jindal2019"/>
+    <w:p>
+      <w:pPr>
+        <w:pStyle w:val="Bibliography"/>
+      </w:pPr>
+      <w:r>
+        <w:t xml:space="preserve">36.</w:t>
+      </w:r>
+      <w:r>
+        <w:t xml:space="preserve"> </w:t>
+      </w:r>
+      <w:r>
+        <w:t xml:space="preserve">	</w:t>
+      </w:r>
+      <w:r>
+        <w:t xml:space="preserve">A. Jindal, H. Patel, A. Roy, S. Qiao, Z. Yin, R. Sen, S. Krishnan.</w:t>
+      </w:r>
+      <w:r>
+        <w:t xml:space="preserve"> </w:t>
+      </w:r>
+      <w:r>
+        <w:t xml:space="preserve">Peregrine: Workload Optimization for Cloud Query Engines</w:t>
+      </w:r>
+      <w:r>
+        <w:t xml:space="preserve">. In:</w:t>
+      </w:r>
+      <w:r>
+        <w:t xml:space="preserve"> </w:t>
+      </w:r>
+      <w:r>
+        <w:rPr>
+          <w:i/>
+          <w:iCs/>
+        </w:rPr>
+        <w:t xml:space="preserve">Proceedings of the ACM Symposium on Cloud Computing (SoCC)</w:t>
+      </w:r>
+      <w:r>
+        <w:t xml:space="preserve">. 2019:416-427. doi:</w:t>
+      </w:r>
+      <w:hyperlink r:id="rId125">
+        <w:r>
+          <w:rPr>
+            <w:rStyle w:val="Hyperlink"/>
+          </w:rPr>
+          <w:t xml:space="preserve">10.1145/3357223.3362726</w:t>
+        </w:r>
+      </w:hyperlink>
+    </w:p>
+    <w:bookmarkEnd w:id="126"/>
+    <w:bookmarkStart w:id="128" w:name="ref-kul2018"/>
+    <w:p>
+      <w:pPr>
+        <w:pStyle w:val="Bibliography"/>
+      </w:pPr>
+      <w:r>
+        <w:t xml:space="preserve">37.</w:t>
+      </w:r>
+      <w:r>
+        <w:t xml:space="preserve"> </w:t>
+      </w:r>
+      <w:r>
+        <w:t xml:space="preserve">	</w:t>
+      </w:r>
+      <w:r>
+        <w:t xml:space="preserve">G. Kul, D. T. A. Luong, T. Xie, V. Chandola, O. Kennedy, S. Upadhyaya.</w:t>
+      </w:r>
+      <w:r>
+        <w:t xml:space="preserve"> </w:t>
+      </w:r>
+      <w:r>
+        <w:t xml:space="preserve">Similarity Metrics for SQL Query Clustering</w:t>
+      </w:r>
+      <w:r>
+        <w:t xml:space="preserve">.</w:t>
+      </w:r>
+      <w:r>
+        <w:t xml:space="preserve"> </w:t>
+      </w:r>
+      <w:r>
+        <w:rPr>
+          <w:i/>
+          <w:iCs/>
+        </w:rPr>
+        <w:t xml:space="preserve">IEEE Transactions on Knowledge and Data Engineering</w:t>
+      </w:r>
+      <w:r>
+        <w:t xml:space="preserve">. 2018;30(12):2408-2420. doi:</w:t>
+      </w:r>
+      <w:hyperlink r:id="rId127">
+        <w:r>
+          <w:rPr>
+            <w:rStyle w:val="Hyperlink"/>
+          </w:rPr>
+          <w:t xml:space="preserve">10.1109/TKDE.2018.2831214</w:t>
+        </w:r>
+      </w:hyperlink>
+    </w:p>
+    <w:bookmarkEnd w:id="128"/>
+    <w:bookmarkStart w:id="130" w:name="ref-ziletti2024"/>
+    <w:p>
+      <w:pPr>
+        <w:pStyle w:val="Bibliography"/>
+      </w:pPr>
+      <w:r>
+        <w:t xml:space="preserve">38.</w:t>
+      </w:r>
+      <w:r>
+        <w:t xml:space="preserve"> </w:t>
+      </w:r>
+      <w:r>
+        <w:t xml:space="preserve">	</w:t>
+      </w:r>
+      <w:r>
+        <w:t xml:space="preserve">&amp; D’Ambrosi Ziletti A.</w:t>
+      </w:r>
+      <w:r>
+        <w:t xml:space="preserve"> </w:t>
+      </w:r>
+      <w:r>
+        <w:t xml:space="preserve">Retrieval augmented text-to-SQL generation for epidemiological question answering using electronic health records</w:t>
+      </w:r>
+      <w:r>
+        <w:t xml:space="preserve">.</w:t>
+      </w:r>
+      <w:r>
+        <w:t xml:space="preserve"> </w:t>
+      </w:r>
+      <w:r>
+        <w:rPr>
+          <w:i/>
+          <w:iCs/>
+        </w:rPr>
+        <w:t xml:space="preserve">NAACL</w:t>
+      </w:r>
+      <w:r>
+        <w:rPr>
+          <w:i/>
+          <w:iCs/>
+        </w:rPr>
+        <w:t xml:space="preserve"> </w:t>
+      </w:r>
+      <w:r>
+        <w:rPr>
+          <w:i/>
+          <w:iCs/>
+        </w:rPr>
+        <w:t xml:space="preserve">2024 Clinical</w:t>
+      </w:r>
+      <w:r>
+        <w:rPr>
+          <w:i/>
+          <w:iCs/>
+        </w:rPr>
+        <w:t xml:space="preserve"> </w:t>
+      </w:r>
+      <w:r>
+        <w:rPr>
+          <w:i/>
+          <w:iCs/>
+        </w:rPr>
+        <w:t xml:space="preserve">NLP</w:t>
+      </w:r>
+      <w:r>
+        <w:rPr>
+          <w:i/>
+          <w:iCs/>
+        </w:rPr>
+        <w:t xml:space="preserve"> </w:t>
+      </w:r>
+      <w:r>
+        <w:rPr>
+          <w:i/>
+          <w:iCs/>
+        </w:rPr>
+        <w:t xml:space="preserve">Workshop</w:t>
+      </w:r>
+      <w:r>
+        <w:t xml:space="preserve">. Published online 2024.</w:t>
+      </w:r>
+      <w:r>
+        <w:t xml:space="preserve"> </w:t>
+      </w:r>
+      <w:hyperlink r:id="rId129">
+        <w:r>
+          <w:rPr>
+            <w:rStyle w:val="Hyperlink"/>
+          </w:rPr>
+          <w:t xml:space="preserve">https://arxiv.org/abs/2403.09226</w:t>
+        </w:r>
+      </w:hyperlink>
+    </w:p>
+    <w:bookmarkEnd w:id="130"/>
+    <w:bookmarkStart w:id="131" w:name="ref-davenport2007"/>
+    <w:p>
+      <w:pPr>
+        <w:pStyle w:val="Bibliography"/>
+      </w:pPr>
+      <w:r>
+        <w:t xml:space="preserve">39.</w:t>
+      </w:r>
+      <w:r>
+        <w:t xml:space="preserve"> </w:t>
+      </w:r>
+      <w:r>
+        <w:t xml:space="preserve">	</w:t>
+      </w:r>
+      <w:r>
+        <w:t xml:space="preserve">T. H. Davenport, J. G. Harris.</w:t>
+      </w:r>
+      <w:r>
+        <w:t xml:space="preserve"> </w:t>
+      </w:r>
+      <w:r>
+        <w:rPr>
+          <w:i/>
+          <w:iCs/>
+        </w:rPr>
+        <w:t xml:space="preserve">Competing on Analytics: The New Science of Winning</w:t>
+      </w:r>
+      <w:r>
+        <w:t xml:space="preserve">. Harvard Business School Press; 2007.</w:t>
+      </w:r>
+    </w:p>
+    <w:bookmarkEnd w:id="131"/>
+    <w:bookmarkStart w:id="133" w:name="ref-grossman2018"/>
+    <w:p>
+      <w:pPr>
+        <w:pStyle w:val="Bibliography"/>
+      </w:pPr>
+      <w:r>
+        <w:t xml:space="preserve">40.</w:t>
+      </w:r>
+      <w:r>
+        <w:t xml:space="preserve"> </w:t>
+      </w:r>
+      <w:r>
+        <w:t xml:space="preserve">	</w:t>
+      </w:r>
+      <w:r>
+        <w:t xml:space="preserve">R. L. Grossman.</w:t>
+      </w:r>
+      <w:r>
+        <w:t xml:space="preserve"> </w:t>
+      </w:r>
+      <w:r>
+        <w:t xml:space="preserve">A framework for evaluating the analytic maturity of an organization</w:t>
+      </w:r>
+      <w:r>
+        <w:t xml:space="preserve">.</w:t>
+      </w:r>
+      <w:r>
+        <w:t xml:space="preserve"> </w:t>
+      </w:r>
+      <w:r>
+        <w:rPr>
+          <w:i/>
+          <w:iCs/>
+        </w:rPr>
+        <w:t xml:space="preserve">International Journal of Information Management</w:t>
+      </w:r>
+      <w:r>
+        <w:t xml:space="preserve">. 2018;38(1):45-51. doi:</w:t>
+      </w:r>
+      <w:hyperlink r:id="rId132">
+        <w:r>
+          <w:rPr>
+            <w:rStyle w:val="Hyperlink"/>
+          </w:rPr>
+          <w:t xml:space="preserve">10.1016/j.ijinfomgt.2017.08.005</w:t>
+        </w:r>
+      </w:hyperlink>
+    </w:p>
+    <w:bookmarkEnd w:id="133"/>
+    <w:bookmarkStart w:id="135" w:name="ref-langer2025"/>
+    <w:p>
+      <w:pPr>
+        <w:pStyle w:val="Bibliography"/>
+      </w:pPr>
+      <w:r>
+        <w:t xml:space="preserve">41.</w:t>
+      </w:r>
+      <w:r>
+        <w:t xml:space="preserve"> </w:t>
+      </w:r>
+      <w:r>
+        <w:t xml:space="preserve">	</w:t>
+      </w:r>
+      <w:r>
+        <w:t xml:space="preserve">B. Langer.</w:t>
+      </w:r>
+      <w:r>
+        <w:t xml:space="preserve"> </w:t>
+      </w:r>
+      <w:r>
+        <w:t xml:space="preserve">Understanding Data &amp; Analytics Maturity: A Systematic Review of Maturity Model Composition</w:t>
+      </w:r>
+      <w:r>
+        <w:t xml:space="preserve">.</w:t>
+      </w:r>
+      <w:r>
+        <w:t xml:space="preserve"> </w:t>
+      </w:r>
+      <w:r>
+        <w:rPr>
+          <w:i/>
+          <w:iCs/>
+        </w:rPr>
+        <w:t xml:space="preserve">Schmalenbach Journal of Business Research</w:t>
+      </w:r>
+      <w:r>
+        <w:t xml:space="preserve">. 2025;77(2):205-227. doi:</w:t>
+      </w:r>
+      <w:hyperlink r:id="rId134">
+        <w:r>
+          <w:rPr>
+            <w:rStyle w:val="Hyperlink"/>
+          </w:rPr>
+          <w:t xml:space="preserve">10.1007/s41471-024-00205-2</w:t>
+        </w:r>
+      </w:hyperlink>
+    </w:p>
+    <w:bookmarkEnd w:id="135"/>
+    <w:bookmarkStart w:id="137" w:name="ref-halbesleben2013"/>
+    <w:p>
+      <w:pPr>
+        <w:pStyle w:val="Bibliography"/>
+      </w:pPr>
+      <w:r>
+        <w:t xml:space="preserve">42.</w:t>
+      </w:r>
+      <w:r>
+        <w:t xml:space="preserve"> </w:t>
+      </w:r>
+      <w:r>
+        <w:t xml:space="preserve">	</w:t>
+      </w:r>
+      <w:r>
+        <w:t xml:space="preserve">J. R. B. Halbesleben, M. V. Whitman.</w:t>
+      </w:r>
+      <w:r>
+        <w:t xml:space="preserve"> </w:t>
+      </w:r>
+      <w:r>
+        <w:t xml:space="preserve">Evaluating Survey Quality in Health Services Research: A Decision Framework for Assessing Nonresponse Bias</w:t>
+      </w:r>
+      <w:r>
+        <w:t xml:space="preserve">.</w:t>
+      </w:r>
+      <w:r>
+        <w:t xml:space="preserve"> </w:t>
+      </w:r>
+      <w:r>
+        <w:rPr>
+          <w:i/>
+          <w:iCs/>
+        </w:rPr>
+        <w:t xml:space="preserve">Health Services Research</w:t>
+      </w:r>
+      <w:r>
+        <w:t xml:space="preserve">. 2013;48(3):913-930. doi:</w:t>
+      </w:r>
+      <w:hyperlink r:id="rId136">
+        <w:r>
+          <w:rPr>
+            <w:rStyle w:val="Hyperlink"/>
+          </w:rPr>
+          <w:t xml:space="preserve">10.1111/1475-6773.12002</w:t>
+        </w:r>
+      </w:hyperlink>
+    </w:p>
+    <w:bookmarkEnd w:id="137"/>
+    <w:bookmarkStart w:id="139" w:name="ref-tomaskovic1994"/>
+    <w:p>
+      <w:pPr>
+        <w:pStyle w:val="Bibliography"/>
+      </w:pPr>
+      <w:r>
+        <w:t xml:space="preserve">43.</w:t>
+      </w:r>
+      <w:r>
+        <w:t xml:space="preserve"> </w:t>
+      </w:r>
+      <w:r>
+        <w:t xml:space="preserve">	</w:t>
+      </w:r>
+      <w:r>
+        <w:t xml:space="preserve">D. Tomaskovic-Devey, J. Leiter, S. Thompson.</w:t>
+      </w:r>
+      <w:r>
+        <w:t xml:space="preserve"> </w:t>
+      </w:r>
+      <w:r>
+        <w:t xml:space="preserve">Organizational Survey Nonresponse</w:t>
+      </w:r>
+      <w:r>
+        <w:t xml:space="preserve">.</w:t>
+      </w:r>
+      <w:r>
+        <w:t xml:space="preserve"> </w:t>
+      </w:r>
+      <w:r>
+        <w:rPr>
+          <w:i/>
+          <w:iCs/>
+        </w:rPr>
+        <w:t xml:space="preserve">Administrative Science Quarterly</w:t>
+      </w:r>
+      <w:r>
+        <w:t xml:space="preserve">. 1994;39(3):439-457. doi:</w:t>
+      </w:r>
+      <w:hyperlink r:id="rId138">
+        <w:r>
+          <w:rPr>
+            <w:rStyle w:val="Hyperlink"/>
+          </w:rPr>
+          <w:t xml:space="preserve">10.2307/2393298</w:t>
+        </w:r>
+      </w:hyperlink>
+    </w:p>
+    <w:bookmarkEnd w:id="139"/>
+    <w:bookmarkStart w:id="141" w:name="ref-health2020"/>
+    <w:p>
+      <w:pPr>
+        <w:pStyle w:val="Bibliography"/>
+      </w:pPr>
+      <w:r>
+        <w:t xml:space="preserve">44.</w:t>
+      </w:r>
+      <w:r>
+        <w:t xml:space="preserve"> </w:t>
+      </w:r>
+      <w:r>
+        <w:t xml:space="preserve">	</w:t>
+      </w:r>
+      <w:r>
+        <w:t xml:space="preserve">Health Catalyst.</w:t>
+      </w:r>
+      <w:r>
+        <w:t xml:space="preserve"> </w:t>
+      </w:r>
+      <w:r>
+        <w:t xml:space="preserve">The healthcare analytics adoption model: A roadmap to analytic maturity</w:t>
+      </w:r>
+      <w:r>
+        <w:t xml:space="preserve">. Published online 2020.</w:t>
+      </w:r>
+      <w:r>
+        <w:t xml:space="preserve"> </w:t>
+      </w:r>
+      <w:hyperlink r:id="rId140">
+        <w:r>
+          <w:rPr>
+            <w:rStyle w:val="Hyperlink"/>
+          </w:rPr>
+          <w:t xml:space="preserve">https://www.healthcatalyst.com/learn/insights/healthcare-analytics-adoption-model-roadmap-analytic-maturity</w:t>
+        </w:r>
+      </w:hyperlink>
+    </w:p>
+    <w:bookmarkEnd w:id="141"/>
+    <w:bookmarkStart w:id="143" w:name="ref-snowdon2024"/>
+    <w:p>
+      <w:pPr>
+        <w:pStyle w:val="Bibliography"/>
+      </w:pPr>
+      <w:r>
+        <w:t xml:space="preserve">45.</w:t>
+      </w:r>
+      <w:r>
+        <w:t xml:space="preserve"> </w:t>
+      </w:r>
+      <w:r>
+        <w:t xml:space="preserve">	</w:t>
+      </w:r>
+      <w:r>
+        <w:t xml:space="preserve">Hussein Snowdon A., A. Wright.</w:t>
+      </w:r>
+      <w:r>
+        <w:t xml:space="preserve"> </w:t>
+      </w:r>
+      <w:r>
+        <w:t xml:space="preserve">Digital maturity as a predictor of quality and safety outcomes in</w:t>
+      </w:r>
+      <w:r>
+        <w:t xml:space="preserve"> </w:t>
+      </w:r>
+      <w:r>
+        <w:t xml:space="preserve">US</w:t>
+      </w:r>
+      <w:r>
+        <w:t xml:space="preserve"> </w:t>
+      </w:r>
+      <w:r>
+        <w:t xml:space="preserve">hospitals: Cross-sectional observational study</w:t>
+      </w:r>
+      <w:r>
+        <w:t xml:space="preserve">.</w:t>
+      </w:r>
+      <w:r>
+        <w:t xml:space="preserve"> </w:t>
+      </w:r>
+      <w:r>
+        <w:rPr>
+          <w:i/>
+          <w:iCs/>
+        </w:rPr>
+        <w:t xml:space="preserve">Journal of Medical Internet Research</w:t>
+      </w:r>
+      <w:r>
+        <w:t xml:space="preserve">. 2024;26:e56316. doi:</w:t>
+      </w:r>
+      <w:hyperlink r:id="rId142">
+        <w:r>
+          <w:rPr>
+            <w:rStyle w:val="Hyperlink"/>
+          </w:rPr>
+          <w:t xml:space="preserve">10.2196/56316</w:t>
+        </w:r>
+      </w:hyperlink>
+    </w:p>
+    <w:bookmarkEnd w:id="143"/>
+    <w:bookmarkStart w:id="145" w:name="ref-yang2021"/>
+    <w:p>
+      <w:pPr>
+        <w:pStyle w:val="Bibliography"/>
+      </w:pPr>
+      <w:r>
+        <w:t xml:space="preserve">46.</w:t>
+      </w:r>
+      <w:r>
+        <w:t xml:space="preserve"> </w:t>
+      </w:r>
+      <w:r>
+        <w:t xml:space="preserve">	</w:t>
+      </w:r>
+      <w:r>
+        <w:t xml:space="preserve">David X Yang, Rohan Khera, Joseph A Miccio, Vikram Jairam, others.</w:t>
+      </w:r>
+      <w:r>
+        <w:t xml:space="preserve"> </w:t>
+      </w:r>
+      <w:r>
+        <w:t xml:space="preserve">Prevalence of missing data in the national cancer database and association with overall survival</w:t>
+      </w:r>
+      <w:r>
+        <w:t xml:space="preserve">.</w:t>
+      </w:r>
+      <w:r>
+        <w:t xml:space="preserve"> </w:t>
+      </w:r>
+      <w:r>
+        <w:rPr>
+          <w:i/>
+          <w:iCs/>
+        </w:rPr>
+        <w:t xml:space="preserve">JAMA Network Open</w:t>
+      </w:r>
+      <w:r>
+        <w:t xml:space="preserve">. 2021;4(3):e211793. doi:</w:t>
+      </w:r>
+      <w:hyperlink r:id="rId144">
+        <w:r>
+          <w:rPr>
+            <w:rStyle w:val="Hyperlink"/>
+          </w:rPr>
+          <w:t xml:space="preserve">10.1001/jamanetworkopen.2021.1793</w:t>
+        </w:r>
+      </w:hyperlink>
+    </w:p>
+    <w:bookmarkEnd w:id="145"/>
+    <w:bookmarkStart w:id="147" w:name="ref-latrella2024"/>
+    <w:p>
+      <w:pPr>
+        <w:pStyle w:val="Bibliography"/>
+      </w:pPr>
+      <w:r>
+        <w:t xml:space="preserve">47.</w:t>
+      </w:r>
+      <w:r>
+        <w:t xml:space="preserve"> </w:t>
+      </w:r>
+      <w:r>
+        <w:t xml:space="preserve">	</w:t>
+      </w:r>
+      <w:r>
+        <w:t xml:space="preserve">&amp; Baldasare Latrella M.</w:t>
+      </w:r>
+      <w:r>
+        <w:t xml:space="preserve"> </w:t>
+      </w:r>
+      <w:r>
+        <w:t xml:space="preserve">Improving patient outcomes while reducing readmissions with data analytics</w:t>
+      </w:r>
+      <w:r>
+        <w:t xml:space="preserve">.</w:t>
+      </w:r>
+      <w:r>
+        <w:t xml:space="preserve"> </w:t>
+      </w:r>
+      <w:r>
+        <w:rPr>
+          <w:i/>
+          <w:iCs/>
+        </w:rPr>
+        <w:t xml:space="preserve">Management in Healthcare</w:t>
+      </w:r>
+      <w:r>
+        <w:t xml:space="preserve">. 2024;8(3):212. doi:</w:t>
+      </w:r>
+      <w:hyperlink r:id="rId146">
+        <w:r>
+          <w:rPr>
+            <w:rStyle w:val="Hyperlink"/>
+          </w:rPr>
+          <w:t xml:space="preserve">10.69554/RITW9729</w:t>
+        </w:r>
+      </w:hyperlink>
+    </w:p>
+    <w:bookmarkEnd w:id="147"/>
+    <w:bookmarkStart w:id="149" w:name="ref-shahbaz2019"/>
+    <w:p>
+      <w:pPr>
+        <w:pStyle w:val="Bibliography"/>
+      </w:pPr>
+      <w:r>
+        <w:t xml:space="preserve">48.</w:t>
+      </w:r>
+      <w:r>
+        <w:t xml:space="preserve"> </w:t>
+      </w:r>
+      <w:r>
+        <w:t xml:space="preserve">	</w:t>
+      </w:r>
+      <w:r>
+        <w:t xml:space="preserve">Gao Shahbaz M.</w:t>
+      </w:r>
+      <w:r>
+        <w:t xml:space="preserve"> </w:t>
+      </w:r>
+      <w:r>
+        <w:t xml:space="preserve">Investigating the adoption of big data analytics in healthcare: The moderating role of resistance to change</w:t>
+      </w:r>
+      <w:r>
+        <w:t xml:space="preserve">.</w:t>
+      </w:r>
+      <w:r>
+        <w:t xml:space="preserve"> </w:t>
+      </w:r>
+      <w:r>
+        <w:rPr>
+          <w:i/>
+          <w:iCs/>
+        </w:rPr>
+        <w:t xml:space="preserve">Journal of Big Data</w:t>
+      </w:r>
+      <w:r>
+        <w:t xml:space="preserve">. 2019;6(1). doi:</w:t>
+      </w:r>
+      <w:hyperlink r:id="rId148">
+        <w:r>
+          <w:rPr>
+            <w:rStyle w:val="Hyperlink"/>
+          </w:rPr>
+          <w:t xml:space="preserve">10.1186/s40537-019-0170-y</w:t>
+        </w:r>
+      </w:hyperlink>
+    </w:p>
+    <w:bookmarkEnd w:id="149"/>
+    <w:bookmarkStart w:id="151" w:name="ref-kamble2019"/>
+    <w:p>
+      <w:pPr>
+        <w:pStyle w:val="Bibliography"/>
+      </w:pPr>
+      <w:r>
+        <w:t xml:space="preserve">49.</w:t>
+      </w:r>
+      <w:r>
+        <w:t xml:space="preserve"> </w:t>
+      </w:r>
+      <w:r>
+        <w:t xml:space="preserve">	</w:t>
+      </w:r>
+      <w:r>
+        <w:t xml:space="preserve">Sachin S. Kamble, Angappa Gunasekaran, Milind Goswami, Jaswant Manda.</w:t>
+      </w:r>
+      <w:r>
+        <w:t xml:space="preserve"> </w:t>
+      </w:r>
+      <w:r>
+        <w:t xml:space="preserve">A systematic perspective on the applications of big data analytics in healthcare management</w:t>
+      </w:r>
+      <w:r>
+        <w:t xml:space="preserve">.</w:t>
+      </w:r>
+      <w:r>
+        <w:t xml:space="preserve"> </w:t>
+      </w:r>
+      <w:r>
+        <w:rPr>
+          <w:i/>
+          <w:iCs/>
+        </w:rPr>
+        <w:t xml:space="preserve">International Journal of Healthcare Management</w:t>
+      </w:r>
+      <w:r>
+        <w:t xml:space="preserve">. 2019;12(3):226-240. doi:</w:t>
+      </w:r>
+      <w:hyperlink r:id="rId150">
+        <w:r>
+          <w:rPr>
+            <w:rStyle w:val="Hyperlink"/>
+          </w:rPr>
+          <w:t xml:space="preserve">10.1080/20479700.2018.1531606</w:t>
+        </w:r>
+      </w:hyperlink>
+    </w:p>
+    <w:bookmarkEnd w:id="151"/>
+    <w:bookmarkStart w:id="153" w:name="ref-breu2002"/>
+    <w:p>
+      <w:pPr>
+        <w:pStyle w:val="Bibliography"/>
+      </w:pPr>
+      <w:r>
+        <w:t xml:space="preserve">50.</w:t>
+      </w:r>
+      <w:r>
+        <w:t xml:space="preserve"> </w:t>
+      </w:r>
+      <w:r>
+        <w:t xml:space="preserve">	</w:t>
+      </w:r>
+      <w:r>
+        <w:t xml:space="preserve">K. Breu, C. J. Hemingway, M. Strathern, D. Bridger.</w:t>
+      </w:r>
+      <w:r>
+        <w:t xml:space="preserve"> </w:t>
+      </w:r>
+      <w:r>
+        <w:t xml:space="preserve">Workforce Agility: The New Employee Strategy for the Knowledge Economy</w:t>
+      </w:r>
+      <w:r>
+        <w:t xml:space="preserve">.</w:t>
+      </w:r>
+      <w:r>
+        <w:t xml:space="preserve"> </w:t>
+      </w:r>
+      <w:r>
+        <w:rPr>
+          <w:i/>
+          <w:iCs/>
+        </w:rPr>
+        <w:t xml:space="preserve">Journal of Information Technology</w:t>
+      </w:r>
+      <w:r>
+        <w:t xml:space="preserve">. 2002;17(1):21-31. doi:</w:t>
+      </w:r>
+      <w:hyperlink r:id="rId152">
+        <w:r>
+          <w:rPr>
+            <w:rStyle w:val="Hyperlink"/>
+          </w:rPr>
+          <w:t xml:space="preserve">10.1080/02683960110132070</w:t>
+        </w:r>
+      </w:hyperlink>
+    </w:p>
+    <w:bookmarkEnd w:id="153"/>
+    <w:bookmarkStart w:id="155" w:name="ref-tessarini2021"/>
+    <w:p>
+      <w:pPr>
+        <w:pStyle w:val="Bibliography"/>
+      </w:pPr>
+      <w:r>
+        <w:t xml:space="preserve">51.</w:t>
+      </w:r>
+      <w:r>
+        <w:t xml:space="preserve"> </w:t>
+      </w:r>
+      <w:r>
+        <w:t xml:space="preserve">	</w:t>
+      </w:r>
+      <w:r>
+        <w:t xml:space="preserve">G. Tessarini Junior, P. Saltorato.</w:t>
+      </w:r>
+      <w:r>
+        <w:t xml:space="preserve"> </w:t>
+      </w:r>
+      <w:r>
+        <w:t xml:space="preserve">Workforce agility: a systematic literature review and a research agenda proposal</w:t>
+      </w:r>
+      <w:r>
+        <w:t xml:space="preserve">.</w:t>
+      </w:r>
+      <w:r>
+        <w:t xml:space="preserve"> </w:t>
+      </w:r>
+      <w:r>
+        <w:rPr>
+          <w:i/>
+          <w:iCs/>
+        </w:rPr>
+        <w:t xml:space="preserve">Innovar</w:t>
+      </w:r>
+      <w:r>
+        <w:t xml:space="preserve">. 2021;31(81):155-167. doi:</w:t>
+      </w:r>
+      <w:hyperlink r:id="rId154">
+        <w:r>
+          <w:rPr>
+            <w:rStyle w:val="Hyperlink"/>
+          </w:rPr>
+          <w:t xml:space="preserve">10.15446/innovar.v31n81.95582</w:t>
+        </w:r>
+      </w:hyperlink>
+    </w:p>
+    <w:bookmarkEnd w:id="155"/>
+    <w:bookmarkStart w:id="157" w:name="ref-wynendaele2025"/>
+    <w:p>
+      <w:pPr>
+        <w:pStyle w:val="Bibliography"/>
+      </w:pPr>
+      <w:r>
+        <w:t xml:space="preserve">52.</w:t>
+      </w:r>
+      <w:r>
+        <w:t xml:space="preserve"> </w:t>
+      </w:r>
+      <w:r>
+        <w:t xml:space="preserve">	</w:t>
+      </w:r>
+      <w:r>
+        <w:t xml:space="preserve">Herlinde Wynendaele, Els Clays, Ellen Peeters, Yannai DeJonghe, Ann Van Hecke, Jeroen Trybou.</w:t>
+      </w:r>
+      <w:r>
+        <w:t xml:space="preserve"> </w:t>
+      </w:r>
+      <w:r>
+        <w:t xml:space="preserve">Understanding turnover in healthcare and welfare sectors of high-income countries: an umbrella review</w:t>
+      </w:r>
+      <w:r>
+        <w:t xml:space="preserve">.</w:t>
+      </w:r>
+      <w:r>
+        <w:t xml:space="preserve"> </w:t>
+      </w:r>
+      <w:r>
+        <w:rPr>
+          <w:i/>
+          <w:iCs/>
+        </w:rPr>
+        <w:t xml:space="preserve">BMC Health Services Research</w:t>
+      </w:r>
+      <w:r>
+        <w:t xml:space="preserve">. 2025;25(1). doi:</w:t>
+      </w:r>
+      <w:hyperlink r:id="rId156">
+        <w:r>
+          <w:rPr>
+            <w:rStyle w:val="Hyperlink"/>
+          </w:rPr>
+          <w:t xml:space="preserve">10.1186/s12913-025-12966-5</w:t>
+        </w:r>
+      </w:hyperlink>
+    </w:p>
+    <w:bookmarkEnd w:id="157"/>
+    <w:bookmarkStart w:id="159" w:name="ref-hackney2024"/>
+    <w:p>
+      <w:pPr>
+        <w:pStyle w:val="Bibliography"/>
+      </w:pPr>
+      <w:r>
+        <w:t xml:space="preserve">53.</w:t>
+      </w:r>
+      <w:r>
+        <w:t xml:space="preserve"> </w:t>
+      </w:r>
+      <w:r>
+        <w:t xml:space="preserve">	</w:t>
+      </w:r>
+      <w:r>
+        <w:t xml:space="preserve">A. Hackney.</w:t>
+      </w:r>
+      <w:r>
+        <w:t xml:space="preserve"> </w:t>
+      </w:r>
+      <w:r>
+        <w:rPr>
+          <w:i/>
+          <w:iCs/>
+        </w:rPr>
+        <w:t xml:space="preserve">Onboarding New Hires in the Clinical Informatics and Practice Support (CIPS) Department With the Tiered Skills Acquisition Model (TSAM): A Program Evaluation</w:t>
+      </w:r>
+      <w:r>
+        <w:t xml:space="preserve">. PhD thesis. ProQuest Dissertations; 2024.</w:t>
+      </w:r>
+      <w:r>
+        <w:t xml:space="preserve"> </w:t>
+      </w:r>
+      <w:hyperlink r:id="rId158">
+        <w:r>
+          <w:rPr>
+            <w:rStyle w:val="Hyperlink"/>
+          </w:rPr>
+          <w:t xml:space="preserve">https://search.proquest.com/openview/9a3a9ef301c01ff0129d07f685b8643f/1</w:t>
+        </w:r>
+      </w:hyperlink>
+    </w:p>
+    <w:bookmarkEnd w:id="159"/>
+    <w:bookmarkStart w:id="161" w:name="ref-alpar2016"/>
+    <w:p>
+      <w:pPr>
+        <w:pStyle w:val="Bibliography"/>
+      </w:pPr>
+      <w:r>
+        <w:t xml:space="preserve">54.</w:t>
+      </w:r>
+      <w:r>
+        <w:t xml:space="preserve"> </w:t>
+      </w:r>
+      <w:r>
+        <w:t xml:space="preserve">	</w:t>
+      </w:r>
+      <w:r>
+        <w:t xml:space="preserve">P. Alpar, M. Schulz.</w:t>
+      </w:r>
+      <w:r>
+        <w:t xml:space="preserve"> </w:t>
+      </w:r>
+      <w:r>
+        <w:t xml:space="preserve">Self-Service Business Intelligence</w:t>
+      </w:r>
+      <w:r>
+        <w:t xml:space="preserve">.</w:t>
+      </w:r>
+      <w:r>
+        <w:t xml:space="preserve"> </w:t>
+      </w:r>
+      <w:r>
+        <w:rPr>
+          <w:i/>
+          <w:iCs/>
+        </w:rPr>
+        <w:t xml:space="preserve">Business and Information Systems Engineering</w:t>
+      </w:r>
+      <w:r>
+        <w:t xml:space="preserve">. 2016;58(2):151-155. doi:</w:t>
+      </w:r>
+      <w:hyperlink r:id="rId160">
+        <w:r>
+          <w:rPr>
+            <w:rStyle w:val="Hyperlink"/>
+          </w:rPr>
+          <w:t xml:space="preserve">10.1007/s12599-016-0424-6</w:t>
+        </w:r>
+      </w:hyperlink>
+    </w:p>
+    <w:bookmarkEnd w:id="161"/>
+    <w:bookmarkStart w:id="163" w:name="ref-banihani2020"/>
+    <w:p>
+      <w:pPr>
+        <w:pStyle w:val="Bibliography"/>
+      </w:pPr>
+      <w:r>
+        <w:t xml:space="preserve">55.</w:t>
+      </w:r>
+      <w:r>
+        <w:t xml:space="preserve"> </w:t>
+      </w:r>
+      <w:r>
+        <w:t xml:space="preserve">	</w:t>
+      </w:r>
+      <w:r>
+        <w:t xml:space="preserve">I. Bani-Hani, O. Tona, S. Carlsson.</w:t>
+      </w:r>
+      <w:r>
+        <w:t xml:space="preserve"> </w:t>
+      </w:r>
+      <w:r>
+        <w:t xml:space="preserve">Patterns of Resource Integration in the Self-service Approach to Business Analytics</w:t>
+      </w:r>
+      <w:r>
+        <w:t xml:space="preserve">. In:</w:t>
+      </w:r>
+      <w:r>
+        <w:t xml:space="preserve"> </w:t>
+      </w:r>
+      <w:r>
+        <w:rPr>
+          <w:i/>
+          <w:iCs/>
+        </w:rPr>
+        <w:t xml:space="preserve">Proceedings of the 53rd Hawaii International Conference on System Sciences (HICSS)</w:t>
+      </w:r>
+      <w:r>
+        <w:t xml:space="preserve">. 2020. doi:</w:t>
+      </w:r>
+      <w:hyperlink r:id="rId162">
+        <w:r>
+          <w:rPr>
+            <w:rStyle w:val="Hyperlink"/>
+          </w:rPr>
+          <w:t xml:space="preserve">10.24251/HICSS.2020.659</w:t>
+        </w:r>
+      </w:hyperlink>
+    </w:p>
+    <w:bookmarkEnd w:id="163"/>
+    <w:bookmarkStart w:id="165" w:name="ref-blaskovic2025"/>
+    <w:p>
+      <w:pPr>
+        <w:pStyle w:val="Bibliography"/>
+      </w:pPr>
+      <w:r>
+        <w:t xml:space="preserve">56.</w:t>
+      </w:r>
+      <w:r>
+        <w:t xml:space="preserve"> </w:t>
+      </w:r>
+      <w:r>
+        <w:t xml:space="preserve">	</w:t>
+      </w:r>
+      <w:r>
+        <w:t xml:space="preserve">Luka Blašković, Nikola Tanković, Ivan Lorencin, Sandi Baressi Šegota.</w:t>
+      </w:r>
+      <w:r>
+        <w:t xml:space="preserve"> </w:t>
+      </w:r>
+      <w:r>
+        <w:t xml:space="preserve">Robust Clinical Querying with Local LLMs: Lexical Challenges in NL2SQL and Retrieval-Augmented QA on EHRs</w:t>
+      </w:r>
+      <w:r>
+        <w:t xml:space="preserve">.</w:t>
+      </w:r>
+      <w:r>
+        <w:t xml:space="preserve"> </w:t>
+      </w:r>
+      <w:r>
+        <w:rPr>
+          <w:i/>
+          <w:iCs/>
+        </w:rPr>
+        <w:t xml:space="preserve">Big Data and Cognitive Computing</w:t>
+      </w:r>
+      <w:r>
+        <w:t xml:space="preserve">. 2025;9(10):256. doi:</w:t>
+      </w:r>
+      <w:hyperlink r:id="rId164">
+        <w:r>
+          <w:rPr>
+            <w:rStyle w:val="Hyperlink"/>
+          </w:rPr>
+          <w:t xml:space="preserve">10.3390/bdcc9100256</w:t>
+        </w:r>
+      </w:hyperlink>
+    </w:p>
+    <w:bookmarkEnd w:id="165"/>
+    <w:bookmarkStart w:id="167" w:name="ref-marshan2024"/>
+    <w:p>
+      <w:pPr>
+        <w:pStyle w:val="Bibliography"/>
+      </w:pPr>
+      <w:r>
+        <w:t xml:space="preserve">57.</w:t>
+      </w:r>
+      <w:r>
+        <w:t xml:space="preserve"> </w:t>
+      </w:r>
+      <w:r>
+        <w:t xml:space="preserve">	</w:t>
+      </w:r>
+      <w:r>
+        <w:t xml:space="preserve">Almutairi Marshan A.</w:t>
+      </w:r>
+      <w:r>
+        <w:t xml:space="preserve"> </w:t>
+      </w:r>
+      <w:r>
+        <w:t xml:space="preserve">MedT5SQL: a transformers-based large language model for text-to-SQL conversion in the healthcare domain</w:t>
+      </w:r>
+      <w:r>
+        <w:t xml:space="preserve">.</w:t>
+      </w:r>
+      <w:r>
+        <w:t xml:space="preserve"> </w:t>
+      </w:r>
+      <w:r>
+        <w:rPr>
+          <w:i/>
+          <w:iCs/>
+        </w:rPr>
+        <w:t xml:space="preserve">Frontiers in Big Data</w:t>
+      </w:r>
+      <w:r>
+        <w:t xml:space="preserve">. 2024;7. doi:</w:t>
+      </w:r>
+      <w:hyperlink r:id="rId166">
+        <w:r>
+          <w:rPr>
+            <w:rStyle w:val="Hyperlink"/>
+          </w:rPr>
+          <w:t xml:space="preserve">10.3389/fdata.2024.1371680</w:t>
+        </w:r>
+      </w:hyperlink>
+    </w:p>
+    <w:bookmarkEnd w:id="167"/>
+    <w:bookmarkStart w:id="169" w:name="ref-chen2026graph"/>
+    <w:p>
+      <w:pPr>
+        <w:pStyle w:val="Bibliography"/>
+      </w:pPr>
+      <w:r>
+        <w:t xml:space="preserve">58.</w:t>
+      </w:r>
+      <w:r>
+        <w:t xml:space="preserve"> </w:t>
+      </w:r>
+      <w:r>
+        <w:t xml:space="preserve">	</w:t>
+      </w:r>
+      <w:r>
+        <w:t xml:space="preserve">Qian Chen, Jun Peng, Baiyang Song, Yiyi Zhou, Rongrong Ji.</w:t>
+      </w:r>
+      <w:r>
+        <w:t xml:space="preserve"> </w:t>
+      </w:r>
+      <w:r>
+        <w:t xml:space="preserve">Graph-empowered Text-to-SQL generation on Electronic Medical Records</w:t>
+      </w:r>
+      <w:r>
+        <w:t xml:space="preserve">.</w:t>
+      </w:r>
+      <w:r>
+        <w:t xml:space="preserve"> </w:t>
+      </w:r>
+      <w:r>
+        <w:rPr>
+          <w:i/>
+          <w:iCs/>
+        </w:rPr>
+        <w:t xml:space="preserve">Pattern Recognition</w:t>
+      </w:r>
+      <w:r>
+        <w:t xml:space="preserve">. 2026;169:111800. doi:</w:t>
+      </w:r>
+      <w:hyperlink r:id="rId168">
+        <w:r>
+          <w:rPr>
+            <w:rStyle w:val="Hyperlink"/>
+          </w:rPr>
+          <w:t xml:space="preserve">10.1016/j.patcog.2025.111800</w:t>
+        </w:r>
+      </w:hyperlink>
+    </w:p>
+    <w:bookmarkEnd w:id="169"/>
+    <w:bookmarkStart w:id="171" w:name="ref-tarbell2024"/>
+    <w:p>
+      <w:pPr>
+        <w:pStyle w:val="Bibliography"/>
+      </w:pPr>
+      <w:r>
+        <w:t xml:space="preserve">59.</w:t>
+      </w:r>
+      <w:r>
+        <w:t xml:space="preserve"> </w:t>
+      </w:r>
+      <w:r>
+        <w:t xml:space="preserve">	</w:t>
+      </w:r>
+      <w:r>
+        <w:t xml:space="preserve">R. Tarbell, K. K. R. Choo, G. Dietrich, others.</w:t>
+      </w:r>
+      <w:r>
+        <w:t xml:space="preserve"> </w:t>
+      </w:r>
+      <w:r>
+        <w:t xml:space="preserve">Towards understanding the generalization of medical text-to-SQL models and datasets</w:t>
+      </w:r>
+      <w:r>
+        <w:t xml:space="preserve">. In:</w:t>
+      </w:r>
+      <w:r>
+        <w:t xml:space="preserve"> </w:t>
+      </w:r>
+      <w:r>
+        <w:rPr>
+          <w:i/>
+          <w:iCs/>
+        </w:rPr>
+        <w:t xml:space="preserve">AMIA Annual Symposium Proceedings</w:t>
+      </w:r>
+      <w:r>
+        <w:t xml:space="preserve">. 2024.</w:t>
+      </w:r>
+      <w:r>
+        <w:t xml:space="preserve"> </w:t>
+      </w:r>
+      <w:hyperlink r:id="rId170">
+        <w:r>
+          <w:rPr>
+            <w:rStyle w:val="Hyperlink"/>
+          </w:rPr>
+          <w:t xml:space="preserve">https://pmc.ncbi.nlm.nih.gov/articles/PMC10785918/</w:t>
+        </w:r>
+      </w:hyperlink>
+    </w:p>
+    <w:bookmarkEnd w:id="171"/>
+    <w:bookmarkStart w:id="173" w:name="ref-yuan2019"/>
+    <w:p>
+      <w:pPr>
+        <w:pStyle w:val="Bibliography"/>
+      </w:pPr>
+      <w:r>
+        <w:t xml:space="preserve">60.</w:t>
+      </w:r>
+      <w:r>
+        <w:t xml:space="preserve"> </w:t>
+      </w:r>
+      <w:r>
+        <w:t xml:space="preserve">	</w:t>
+      </w:r>
+      <w:r>
+        <w:t xml:space="preserve">Chi Yuan, Patrick B. Ryan, Casey Ta, Yixuan Guo, Ziran Li, Jill Hardin, Rupa Makadia, Peng Jin, Ning Shang, Tian Kang, Chunhua Weng.</w:t>
+      </w:r>
+      <w:r>
+        <w:t xml:space="preserve"> </w:t>
+      </w:r>
+      <w:r>
+        <w:t xml:space="preserve">Criteria2Query: a natural language interface to clinical databases for cohort definition</w:t>
+      </w:r>
+      <w:r>
+        <w:t xml:space="preserve">.</w:t>
+      </w:r>
+      <w:r>
+        <w:t xml:space="preserve"> </w:t>
+      </w:r>
+      <w:r>
+        <w:rPr>
+          <w:i/>
+          <w:iCs/>
+        </w:rPr>
+        <w:t xml:space="preserve">Journal of the American Medical Informatics Association</w:t>
+      </w:r>
+      <w:r>
+        <w:t xml:space="preserve">. 2019;26(4):294-305. doi:</w:t>
+      </w:r>
+      <w:hyperlink r:id="rId172">
+        <w:r>
+          <w:rPr>
+            <w:rStyle w:val="Hyperlink"/>
+          </w:rPr>
+          <w:t xml:space="preserve">10.1093/jamia/ocy178</w:t>
+        </w:r>
+      </w:hyperlink>
+    </w:p>
+    <w:bookmarkEnd w:id="173"/>
+    <w:bookmarkStart w:id="175" w:name="ref-anthropic2025"/>
+    <w:p>
+      <w:pPr>
+        <w:pStyle w:val="Bibliography"/>
+      </w:pPr>
+      <w:r>
+        <w:t xml:space="preserve">61.</w:t>
+      </w:r>
+      <w:r>
+        <w:t xml:space="preserve"> </w:t>
+      </w:r>
+      <w:r>
+        <w:t xml:space="preserve">	</w:t>
+      </w:r>
+      <w:r>
+        <w:t xml:space="preserve">Anthropic.</w:t>
+      </w:r>
+      <w:r>
+        <w:t xml:space="preserve"> </w:t>
+      </w:r>
+      <w:r>
+        <w:t xml:space="preserve">Code modernization playbook: A practical guide to modernizing legacy systems with</w:t>
+      </w:r>
+      <w:r>
+        <w:t xml:space="preserve"> </w:t>
+      </w:r>
+      <w:r>
+        <w:t xml:space="preserve">AI</w:t>
+      </w:r>
+      <w:r>
+        <w:t xml:space="preserve">. Published online 2025.</w:t>
+      </w:r>
+      <w:r>
+        <w:t xml:space="preserve"> </w:t>
+      </w:r>
+      <w:hyperlink r:id="rId174">
+        <w:r>
+          <w:rPr>
+            <w:rStyle w:val="Hyperlink"/>
+          </w:rPr>
+          <w:t xml:space="preserve">https://resources.anthropic.com/code-modernization-playbook</w:t>
+        </w:r>
+      </w:hyperlink>
+    </w:p>
+    <w:bookmarkEnd w:id="175"/>
+    <w:bookmarkStart w:id="177" w:name="ref-hendrix1978"/>
+    <w:p>
+      <w:pPr>
+        <w:pStyle w:val="Bibliography"/>
+      </w:pPr>
+      <w:r>
+        <w:t xml:space="preserve">62.</w:t>
+      </w:r>
+      <w:r>
+        <w:t xml:space="preserve"> </w:t>
+      </w:r>
+      <w:r>
+        <w:t xml:space="preserve">	</w:t>
+      </w:r>
+      <w:r>
+        <w:t xml:space="preserve">Gary G. Hendrix, Earl D. Sacerdoti, Daniel Sagalowicz, Jonathan Slocum.</w:t>
+      </w:r>
+      <w:r>
+        <w:t xml:space="preserve"> </w:t>
+      </w:r>
+      <w:r>
+        <w:t xml:space="preserve">Developing a natural language interface to complex data</w:t>
+      </w:r>
+      <w:r>
+        <w:t xml:space="preserve">.</w:t>
+      </w:r>
+      <w:r>
+        <w:t xml:space="preserve"> </w:t>
+      </w:r>
+      <w:r>
+        <w:rPr>
+          <w:i/>
+          <w:iCs/>
+        </w:rPr>
         <w:t xml:space="preserve">ACM</w:t>
       </w:r>
       <w:r>
@@ -8093,70 +10497,28 @@
           <w:i/>
           <w:iCs/>
         </w:rPr>
-        <w:t xml:space="preserve">SIGMIS</w:t>
-      </w:r>
-      <w:r>
-        <w:rPr>
-          <w:i/>
-          <w:iCs/>
-        </w:rPr>
-        <w:t xml:space="preserve"> </w:t>
-      </w:r>
-      <w:r>
-        <w:rPr>
-          <w:i/>
-          <w:iCs/>
-        </w:rPr>
-        <w:t xml:space="preserve">Database: The</w:t>
-      </w:r>
-      <w:r>
-        <w:rPr>
-          <w:i/>
-          <w:iCs/>
-        </w:rPr>
-        <w:t xml:space="preserve"> </w:t>
-      </w:r>
-      <w:r>
-        <w:rPr>
-          <w:i/>
-          <w:iCs/>
-        </w:rPr>
-        <w:t xml:space="preserve">DATABASE</w:t>
-      </w:r>
-      <w:r>
-        <w:rPr>
-          <w:i/>
-          <w:iCs/>
-        </w:rPr>
-        <w:t xml:space="preserve"> </w:t>
-      </w:r>
-      <w:r>
-        <w:rPr>
-          <w:i/>
-          <w:iCs/>
-        </w:rPr>
-        <w:t xml:space="preserve">for Advances in Information Systems</w:t>
-      </w:r>
-      <w:r>
-        <w:t xml:space="preserve">. 2004;35(3):11-27. doi:</w:t>
-      </w:r>
-      <w:hyperlink r:id="rId85">
-        <w:r>
-          <w:rPr>
-            <w:rStyle w:val="Hyperlink"/>
-          </w:rPr>
-          <w:t xml:space="preserve">10.1145/1017114.1017118</w:t>
-        </w:r>
-      </w:hyperlink>
-    </w:p>
-    <w:bookmarkEnd w:id="86"/>
-    <w:bookmarkStart w:id="88" w:name="ref-farnese2019"/>
+        <w:t xml:space="preserve">Transactions on Database Systems</w:t>
+      </w:r>
+      <w:r>
+        <w:t xml:space="preserve">. 1978;3(2):105-147. doi:</w:t>
+      </w:r>
+      <w:hyperlink r:id="rId176">
+        <w:r>
+          <w:rPr>
+            <w:rStyle w:val="Hyperlink"/>
+          </w:rPr>
+          <w:t xml:space="preserve">10.1145/320251.320253</w:t>
+        </w:r>
+      </w:hyperlink>
+    </w:p>
+    <w:bookmarkEnd w:id="177"/>
+    <w:bookmarkStart w:id="179" w:name="ref-ogunwole2023"/>
     <w:p>
       <w:pPr>
         <w:pStyle w:val="Bibliography"/>
       </w:pPr>
       <w:r>
-        <w:t xml:space="preserve">17.</w:t>
+        <w:t xml:space="preserve">63.</w:t>
       </w:r>
       <w:r>
         <w:t xml:space="preserve"> </w:t>
@@ -8165,25 +10527,13 @@
         <w:t xml:space="preserve">	</w:t>
       </w:r>
       <w:r>
-        <w:t xml:space="preserve">Barbieri Farnese M. L.</w:t>
-      </w:r>
-      <w:r>
-        <w:t xml:space="preserve"> </w:t>
-      </w:r>
-      <w:r>
-        <w:t xml:space="preserve">Managing knowledge in organizations: A Nonaka’s</w:t>
-      </w:r>
-      <w:r>
-        <w:t xml:space="preserve"> </w:t>
-      </w:r>
-      <w:r>
-        <w:t xml:space="preserve">SECI</w:t>
-      </w:r>
-      <w:r>
-        <w:t xml:space="preserve"> </w:t>
-      </w:r>
-      <w:r>
-        <w:t xml:space="preserve">model operationalization</w:t>
+        <w:t xml:space="preserve">&amp; Onukwulu Ogunwole O.</w:t>
+      </w:r>
+      <w:r>
+        <w:t xml:space="preserve"> </w:t>
+      </w:r>
+      <w:r>
+        <w:t xml:space="preserve">Modernizing legacy systems: A scalable approach to next-generation data architectures and seamless integration</w:t>
       </w:r>
       <w:r>
         <w:t xml:space="preserve">.</w:t>
@@ -8196,28 +10546,31 @@
           <w:i/>
           <w:iCs/>
         </w:rPr>
-        <w:t xml:space="preserve">Frontiers in Psychology</w:t>
-      </w:r>
-      <w:r>
-        <w:t xml:space="preserve">. 2019;10. doi:</w:t>
-      </w:r>
-      <w:hyperlink r:id="rId87">
-        <w:r>
-          <w:rPr>
-            <w:rStyle w:val="Hyperlink"/>
-          </w:rPr>
-          <w:t xml:space="preserve">10.3389/fpsyg.2019.02730</w:t>
-        </w:r>
-      </w:hyperlink>
-    </w:p>
-    <w:bookmarkEnd w:id="88"/>
-    <w:bookmarkStart w:id="90" w:name="ref-tyndall2010"/>
+        <w:t xml:space="preserve">International Journal of Multidisciplinary Research</w:t>
+      </w:r>
+      <w:r>
+        <w:t xml:space="preserve">. Published online 2023.</w:t>
+      </w:r>
+      <w:r>
+        <w:t xml:space="preserve"> </w:t>
+      </w:r>
+      <w:hyperlink r:id="rId178">
+        <w:r>
+          <w:rPr>
+            <w:rStyle w:val="Hyperlink"/>
+          </w:rPr>
+          <w:t xml:space="preserve">https://www.allmultidisciplinaryjournal.com/uploads/archives/20250306182550_MGE-2025-2-018.1.pdf</w:t>
+        </w:r>
+      </w:hyperlink>
+    </w:p>
+    <w:bookmarkEnd w:id="179"/>
+    <w:bookmarkStart w:id="181" w:name="ref-arora2025"/>
     <w:p>
       <w:pPr>
         <w:pStyle w:val="Bibliography"/>
       </w:pPr>
       <w:r>
-        <w:t xml:space="preserve">18.</w:t>
+        <w:t xml:space="preserve">64.</w:t>
       </w:r>
       <w:r>
         <w:t xml:space="preserve"> </w:t>
@@ -8226,43 +10579,47 @@
         <w:t xml:space="preserve">	</w:t>
       </w:r>
       <w:r>
-        <w:t xml:space="preserve">J Tyndall.</w:t>
-      </w:r>
-      <w:r>
-        <w:t xml:space="preserve"> </w:t>
-      </w:r>
-      <w:r>
-        <w:t xml:space="preserve">AACODS</w:t>
-      </w:r>
-      <w:r>
-        <w:t xml:space="preserve"> </w:t>
-      </w:r>
-      <w:r>
-        <w:t xml:space="preserve">Checklist. Flinders University</w:t>
-      </w:r>
-      <w:r>
-        <w:t xml:space="preserve">. Published online 2010.</w:t>
-      </w:r>
-      <w:r>
-        <w:t xml:space="preserve"> </w:t>
-      </w:r>
-      <w:hyperlink r:id="rId89">
-        <w:r>
-          <w:rPr>
-            <w:rStyle w:val="Hyperlink"/>
-          </w:rPr>
-          <w:t xml:space="preserve">https://fac.flinders.edu.au/dspace/api/core/bitstreams/e94a96eb-0334-4300-8880-c836d4d9a676/content</w:t>
-        </w:r>
-      </w:hyperlink>
-    </w:p>
-    <w:bookmarkEnd w:id="90"/>
-    <w:bookmarkStart w:id="92" w:name="ref-foos2006"/>
+        <w:t xml:space="preserve">A Arora.</w:t>
+      </w:r>
+      <w:r>
+        <w:t xml:space="preserve"> </w:t>
+      </w:r>
+      <w:r>
+        <w:t xml:space="preserve">Challenges of Integrating Artificial Intelligence in Legacy Systems and Potential Solutions for Seamless Integration</w:t>
+      </w:r>
+      <w:r>
+        <w:t xml:space="preserve">.</w:t>
+      </w:r>
+      <w:r>
+        <w:t xml:space="preserve"> </w:t>
+      </w:r>
+      <w:r>
+        <w:rPr>
+          <w:i/>
+          <w:iCs/>
+        </w:rPr>
+        <w:t xml:space="preserve">SSRN</w:t>
+      </w:r>
+      <w:r>
+        <w:t xml:space="preserve">. Published online 2025. doi:</w:t>
+      </w:r>
+      <w:hyperlink r:id="rId180">
+        <w:r>
+          <w:rPr>
+            <w:rStyle w:val="Hyperlink"/>
+          </w:rPr>
+          <w:t xml:space="preserve">10.2139/ssrn.5268176</w:t>
+        </w:r>
+      </w:hyperlink>
+    </w:p>
+    <w:bookmarkEnd w:id="181"/>
+    <w:bookmarkStart w:id="183" w:name="ref-ignatowicz2023"/>
     <w:p>
       <w:pPr>
         <w:pStyle w:val="Bibliography"/>
       </w:pPr>
       <w:r>
-        <w:t xml:space="preserve">19.</w:t>
+        <w:t xml:space="preserve">65.</w:t>
       </w:r>
       <w:r>
         <w:t xml:space="preserve"> </w:t>
@@ -8271,13 +10628,13 @@
         <w:t xml:space="preserve">	</w:t>
       </w:r>
       <w:r>
-        <w:t xml:space="preserve">Ted Foos, Gary Schum, Sandra Rothenberg.</w:t>
-      </w:r>
-      <w:r>
-        <w:t xml:space="preserve"> </w:t>
-      </w:r>
-      <w:r>
-        <w:t xml:space="preserve">Tacit knowledge transfer and the knowledge disconnect</w:t>
+        <w:t xml:space="preserve">Agnieszka Ignatowicz, Carolyn Tarrant, Russell Mannion, Dalia El-Sawy, others.</w:t>
+      </w:r>
+      <w:r>
+        <w:t xml:space="preserve"> </w:t>
+      </w:r>
+      <w:r>
+        <w:t xml:space="preserve">Organizational resilience in healthcare: a review and descriptive narrative synthesis of approaches to resilience measurement and assessment in empirical studies</w:t>
       </w:r>
       <w:r>
         <w:t xml:space="preserve">.</w:t>
@@ -8290,28 +10647,28 @@
           <w:i/>
           <w:iCs/>
         </w:rPr>
-        <w:t xml:space="preserve">Journal of Knowledge Management</w:t>
-      </w:r>
-      <w:r>
-        <w:t xml:space="preserve">. 2006;10(1):6-18. doi:</w:t>
-      </w:r>
-      <w:hyperlink r:id="rId91">
-        <w:r>
-          <w:rPr>
-            <w:rStyle w:val="Hyperlink"/>
-          </w:rPr>
-          <w:t xml:space="preserve">10.1108/13673270610650067</w:t>
-        </w:r>
-      </w:hyperlink>
-    </w:p>
-    <w:bookmarkEnd w:id="92"/>
-    <w:bookmarkStart w:id="94" w:name="ref-nsi2025"/>
+        <w:t xml:space="preserve">BMC Health Services Research</w:t>
+      </w:r>
+      <w:r>
+        <w:t xml:space="preserve">. 2023;23:376. doi:</w:t>
+      </w:r>
+      <w:hyperlink r:id="rId182">
+        <w:r>
+          <w:rPr>
+            <w:rStyle w:val="Hyperlink"/>
+          </w:rPr>
+          <w:t xml:space="preserve">10.1186/s12913-023-09242-9</w:t>
+        </w:r>
+      </w:hyperlink>
+    </w:p>
+    <w:bookmarkEnd w:id="183"/>
+    <w:bookmarkStart w:id="185" w:name="ref-ratliff2025"/>
     <w:p>
       <w:pPr>
         <w:pStyle w:val="Bibliography"/>
       </w:pPr>
       <w:r>
-        <w:t xml:space="preserve">20.</w:t>
+        <w:t xml:space="preserve">66.</w:t>
       </w:r>
       <w:r>
         <w:t xml:space="preserve"> </w:t>
@@ -8320,41 +10677,47 @@
         <w:t xml:space="preserve">	</w:t>
       </w:r>
       <w:r>
-        <w:t xml:space="preserve">NSI Nursing Solutions.</w:t>
-      </w:r>
-      <w:r>
-        <w:t xml:space="preserve"> </w:t>
-      </w:r>
-      <w:r>
-        <w:rPr>
-          <w:i/>
-          <w:iCs/>
-        </w:rPr>
-        <w:t xml:space="preserve">2025 National Health Care Retention &amp; RN Staffing Report</w:t>
-      </w:r>
-      <w:r>
-        <w:t xml:space="preserve">. NSI Nursing Solutions; 2024.</w:t>
-      </w:r>
-      <w:r>
-        <w:t xml:space="preserve"> </w:t>
-      </w:r>
-      <w:hyperlink r:id="rId93">
-        <w:r>
-          <w:rPr>
-            <w:rStyle w:val="Hyperlink"/>
-          </w:rPr>
-          <w:t xml:space="preserve">https://www.nsinursingsolutions.com/documents/library/nsi_national_health_care_retention_report.pdf</w:t>
-        </w:r>
-      </w:hyperlink>
-    </w:p>
-    <w:bookmarkEnd w:id="94"/>
-    <w:bookmarkStart w:id="96" w:name="ref-massingham2018"/>
+        <w:t xml:space="preserve">Hannah C. Ratliff, Kathryn A. Lee, Mara Buchbinder, Lesly A. Kelly, Olga Yakusheva, Deena Kelly Costa.</w:t>
+      </w:r>
+      <w:r>
+        <w:t xml:space="preserve"> </w:t>
+      </w:r>
+      <w:r>
+        <w:t xml:space="preserve">Organizational resilience in healthcare: a scoping review</w:t>
+      </w:r>
+      <w:r>
+        <w:t xml:space="preserve">.</w:t>
+      </w:r>
+      <w:r>
+        <w:t xml:space="preserve"> </w:t>
+      </w:r>
+      <w:r>
+        <w:rPr>
+          <w:i/>
+          <w:iCs/>
+        </w:rPr>
+        <w:t xml:space="preserve">Journal of Healthcare Management</w:t>
+      </w:r>
+      <w:r>
+        <w:t xml:space="preserve">. 2025;70(3):165-188. doi:</w:t>
+      </w:r>
+      <w:hyperlink r:id="rId184">
+        <w:r>
+          <w:rPr>
+            <w:rStyle w:val="Hyperlink"/>
+          </w:rPr>
+          <w:t xml:space="preserve">10.1097/JHM-D-24-00084</w:t>
+        </w:r>
+      </w:hyperlink>
+    </w:p>
+    <w:bookmarkEnd w:id="185"/>
+    <w:bookmarkStart w:id="187" w:name="ref-mannapur2025"/>
     <w:p>
       <w:pPr>
         <w:pStyle w:val="Bibliography"/>
       </w:pPr>
       <w:r>
-        <w:t xml:space="preserve">21.</w:t>
+        <w:t xml:space="preserve">67.</w:t>
       </w:r>
       <w:r>
         <w:t xml:space="preserve"> </w:t>
@@ -8363,13 +10726,96 @@
         <w:t xml:space="preserve">	</w:t>
       </w:r>
       <w:r>
-        <w:t xml:space="preserve">P. R Massingham.</w:t>
-      </w:r>
-      <w:r>
-        <w:t xml:space="preserve"> </w:t>
-      </w:r>
-      <w:r>
-        <w:t xml:space="preserve">Measuring the impact of knowledge loss: A longitudinal study</w:t>
+        <w:t xml:space="preserve">Sandeep Bharadwaj Mannapur. Understanding data drift and concept drift in machine learning systems.</w:t>
+      </w:r>
+      <w:r>
+        <w:t xml:space="preserve"> </w:t>
+      </w:r>
+      <w:r>
+        <w:rPr>
+          <w:i/>
+          <w:iCs/>
+        </w:rPr>
+        <w:t xml:space="preserve">International Journal of Scientific Research in Computer Science, Engineering and Information Technology</w:t>
+      </w:r>
+      <w:r>
+        <w:t xml:space="preserve">. 2025;11(1):318-330. doi:</w:t>
+      </w:r>
+      <w:hyperlink r:id="rId186">
+        <w:r>
+          <w:rPr>
+            <w:rStyle w:val="Hyperlink"/>
+          </w:rPr>
+          <w:t xml:space="preserve">10.32628/CSEIT25111239</w:t>
+        </w:r>
+      </w:hyperlink>
+    </w:p>
+    <w:bookmarkEnd w:id="187"/>
+    <w:bookmarkStart w:id="189" w:name="ref-valiaiev2025"/>
+    <w:p>
+      <w:pPr>
+        <w:pStyle w:val="Bibliography"/>
+      </w:pPr>
+      <w:r>
+        <w:t xml:space="preserve">68.</w:t>
+      </w:r>
+      <w:r>
+        <w:t xml:space="preserve"> </w:t>
+      </w:r>
+      <w:r>
+        <w:t xml:space="preserve">	</w:t>
+      </w:r>
+      <w:r>
+        <w:t xml:space="preserve">D. Valiaiev.</w:t>
+      </w:r>
+      <w:r>
+        <w:t xml:space="preserve"> </w:t>
+      </w:r>
+      <w:r>
+        <w:rPr>
+          <w:i/>
+          <w:iCs/>
+        </w:rPr>
+        <w:t xml:space="preserve">Implementing DataOps: A Scalable Framework for Modern Data Warehousing</w:t>
+      </w:r>
+      <w:r>
+        <w:t xml:space="preserve">. PhD thesis. ProQuest Dissertations; 2025.</w:t>
+      </w:r>
+      <w:r>
+        <w:t xml:space="preserve"> </w:t>
+      </w:r>
+      <w:hyperlink r:id="rId188">
+        <w:r>
+          <w:rPr>
+            <w:rStyle w:val="Hyperlink"/>
+          </w:rPr>
+          <w:t xml:space="preserve">https://search.proquest.com/openview/aa9acce88c488cbb8c6b3c8339062319/1</w:t>
+        </w:r>
+      </w:hyperlink>
+    </w:p>
+    <w:bookmarkEnd w:id="189"/>
+    <w:bookmarkStart w:id="191" w:name="ref-betha2023"/>
+    <w:p>
+      <w:pPr>
+        <w:pStyle w:val="Bibliography"/>
+      </w:pPr>
+      <w:r>
+        <w:t xml:space="preserve">69.</w:t>
+      </w:r>
+      <w:r>
+        <w:t xml:space="preserve"> </w:t>
+      </w:r>
+      <w:r>
+        <w:t xml:space="preserve">	</w:t>
+      </w:r>
+      <w:r>
+        <w:t xml:space="preserve">R. Betha.</w:t>
+      </w:r>
+      <w:r>
+        <w:t xml:space="preserve"> </w:t>
+      </w:r>
+      <w:r>
+        <w:t xml:space="preserve">Data Observability and Data Quality Automation: Building Self-Healing Data Pipelines</w:t>
       </w:r>
       <w:r>
         <w:t xml:space="preserve">.</w:t>
@@ -8382,28 +10828,31 @@
           <w:i/>
           <w:iCs/>
         </w:rPr>
-        <w:t xml:space="preserve">Journal of Knowledge Management</w:t>
-      </w:r>
-      <w:r>
-        <w:t xml:space="preserve">. 2018;22(4):721-758. doi:</w:t>
-      </w:r>
-      <w:hyperlink r:id="rId95">
-        <w:r>
-          <w:rPr>
-            <w:rStyle w:val="Hyperlink"/>
-          </w:rPr>
-          <w:t xml:space="preserve">10.1108/JKM-08-2016-0338</w:t>
-        </w:r>
-      </w:hyperlink>
-    </w:p>
-    <w:bookmarkEnd w:id="96"/>
-    <w:bookmarkStart w:id="98" w:name="ref-zhang2025"/>
+        <w:t xml:space="preserve">International Journal of Artificial Intelligence and Data Research</w:t>
+      </w:r>
+      <w:r>
+        <w:t xml:space="preserve">. Published online 2023.</w:t>
+      </w:r>
+      <w:r>
+        <w:t xml:space="preserve"> </w:t>
+      </w:r>
+      <w:hyperlink r:id="rId190">
+        <w:r>
+          <w:rPr>
+            <w:rStyle w:val="Hyperlink"/>
+          </w:rPr>
+          <w:t xml:space="preserve">https://www.ijaidr.com/papers/2023/1/1299.pdf</w:t>
+        </w:r>
+      </w:hyperlink>
+    </w:p>
+    <w:bookmarkEnd w:id="191"/>
+    <w:bookmarkStart w:id="193" w:name="ref-kottam2025"/>
     <w:p>
       <w:pPr>
         <w:pStyle w:val="Bibliography"/>
       </w:pPr>
       <w:r>
-        <w:t xml:space="preserve">22.</w:t>
+        <w:t xml:space="preserve">70.</w:t>
       </w:r>
       <w:r>
         <w:t xml:space="preserve"> </w:t>
@@ -8412,31 +10861,144 @@
         <w:t xml:space="preserve">	</w:t>
       </w:r>
       <w:r>
-        <w:t xml:space="preserve">Wenyao Zhang, Wei Zhang, Tugrul Daim, Haydar Yalçın.</w:t>
-      </w:r>
-      <w:r>
-        <w:t xml:space="preserve"> </w:t>
-      </w:r>
-      <w:r>
-        <w:t xml:space="preserve">AI</w:t>
-      </w:r>
-      <w:r>
-        <w:t xml:space="preserve"> </w:t>
-      </w:r>
-      <w:r>
-        <w:t xml:space="preserve">challenges conventional knowledge management: Light the way for reframing</w:t>
-      </w:r>
-      <w:r>
-        <w:t xml:space="preserve"> </w:t>
-      </w:r>
-      <w:r>
-        <w:t xml:space="preserve">SECI</w:t>
-      </w:r>
-      <w:r>
-        <w:t xml:space="preserve"> </w:t>
-      </w:r>
-      <w:r>
-        <w:t xml:space="preserve">model and Ba theory</w:t>
+        <w:t xml:space="preserve">Supriya Kottam, Sony Annem, Yingcheng Sun.</w:t>
+      </w:r>
+      <w:r>
+        <w:t xml:space="preserve"> </w:t>
+      </w:r>
+      <w:r>
+        <w:t xml:space="preserve">Error-Aware Text-to-SQL Generation for Clinical Trial Eligibility Criteria Querying in EHR Databases</w:t>
+      </w:r>
+      <w:r>
+        <w:t xml:space="preserve">. In:</w:t>
+      </w:r>
+      <w:r>
+        <w:t xml:space="preserve"> </w:t>
+      </w:r>
+      <w:r>
+        <w:rPr>
+          <w:i/>
+          <w:iCs/>
+        </w:rPr>
+        <w:t xml:space="preserve">2025 IEEE International Conference on Big Data (BigData)</w:t>
+      </w:r>
+      <w:r>
+        <w:t xml:space="preserve">. 2025:3265-3274. doi:</w:t>
+      </w:r>
+      <w:hyperlink r:id="rId192">
+        <w:r>
+          <w:rPr>
+            <w:rStyle w:val="Hyperlink"/>
+          </w:rPr>
+          <w:t xml:space="preserve">10.1109/BigData66926.2025.11402102</w:t>
+        </w:r>
+      </w:hyperlink>
+    </w:p>
+    <w:bookmarkEnd w:id="193"/>
+    <w:bookmarkStart w:id="195" w:name="ref-alukal2006"/>
+    <w:p>
+      <w:pPr>
+        <w:pStyle w:val="Bibliography"/>
+      </w:pPr>
+      <w:r>
+        <w:t xml:space="preserve">71.</w:t>
+      </w:r>
+      <w:r>
+        <w:t xml:space="preserve"> </w:t>
+      </w:r>
+      <w:r>
+        <w:t xml:space="preserve">	</w:t>
+      </w:r>
+      <w:r>
+        <w:t xml:space="preserve">V. G. Alukal, A. Manos.</w:t>
+      </w:r>
+      <w:r>
+        <w:t xml:space="preserve"> </w:t>
+      </w:r>
+      <w:r>
+        <w:rPr>
+          <w:i/>
+          <w:iCs/>
+        </w:rPr>
+        <w:t xml:space="preserve">Lean Kaizen: A Simplified Approach to Process Improvements</w:t>
+      </w:r>
+      <w:r>
+        <w:t xml:space="preserve">. ASQ Quality Press; 2006.</w:t>
+      </w:r>
+      <w:r>
+        <w:t xml:space="preserve"> </w:t>
+      </w:r>
+      <w:hyperlink r:id="rId194">
+        <w:r>
+          <w:rPr>
+            <w:rStyle w:val="Hyperlink"/>
+          </w:rPr>
+          <w:t xml:space="preserve">https://books.google.com/books?id=9uqiEAAAQBAJ</w:t>
+        </w:r>
+      </w:hyperlink>
+    </w:p>
+    <w:bookmarkEnd w:id="195"/>
+    <w:bookmarkStart w:id="197" w:name="ref-himss2025ucdavis"/>
+    <w:p>
+      <w:pPr>
+        <w:pStyle w:val="Bibliography"/>
+      </w:pPr>
+      <w:r>
+        <w:t xml:space="preserve">72.</w:t>
+      </w:r>
+      <w:r>
+        <w:t xml:space="preserve"> </w:t>
+      </w:r>
+      <w:r>
+        <w:t xml:space="preserve">	</w:t>
+      </w:r>
+      <w:r>
+        <w:t xml:space="preserve">HIMSS.</w:t>
+      </w:r>
+      <w:r>
+        <w:t xml:space="preserve"> </w:t>
+      </w:r>
+      <w:r>
+        <w:t xml:space="preserve">UC Davis Health: From Stage 0 to AI Heroes</w:t>
+      </w:r>
+      <w:r>
+        <w:t xml:space="preserve">. Published online 2025.</w:t>
+      </w:r>
+      <w:r>
+        <w:t xml:space="preserve"> </w:t>
+      </w:r>
+      <w:hyperlink r:id="rId196">
+        <w:r>
+          <w:rPr>
+            <w:rStyle w:val="Hyperlink"/>
+          </w:rPr>
+          <w:t xml:space="preserve">https://pages.himss.org/LP-HA-Case-Study-UC-Davis.html</w:t>
+        </w:r>
+      </w:hyperlink>
+    </w:p>
+    <w:bookmarkEnd w:id="197"/>
+    <w:bookmarkStart w:id="199" w:name="ref-kumar2025caos"/>
+    <w:p>
+      <w:pPr>
+        <w:pStyle w:val="Bibliography"/>
+      </w:pPr>
+      <w:r>
+        <w:t xml:space="preserve">73.</w:t>
+      </w:r>
+      <w:r>
+        <w:t xml:space="preserve"> </w:t>
+      </w:r>
+      <w:r>
+        <w:t xml:space="preserve">	</w:t>
+      </w:r>
+      <w:r>
+        <w:t xml:space="preserve">Rahul Kumar, Kyle Sporn, Ethan Waisberg, Joshua Ong, Phani Paladugu, others.</w:t>
+      </w:r>
+      <w:r>
+        <w:t xml:space="preserve"> </w:t>
+      </w:r>
+      <w:r>
+        <w:t xml:space="preserve">Navigating healthcare AI governance: the comprehensive algorithmic oversight and stewardship framework for risk and equity</w:t>
       </w:r>
       <w:r>
         <w:t xml:space="preserve">.</w:t>
@@ -8449,28 +11011,28 @@
           <w:i/>
           <w:iCs/>
         </w:rPr>
-        <w:t xml:space="preserve">Journal of Knowledge Management</w:t>
-      </w:r>
-      <w:r>
-        <w:t xml:space="preserve">. 2025;29(5):1618-1654. doi:</w:t>
-      </w:r>
-      <w:hyperlink r:id="rId97">
-        <w:r>
-          <w:rPr>
-            <w:rStyle w:val="Hyperlink"/>
-          </w:rPr>
-          <w:t xml:space="preserve">10.1108/JKM-02-2024-0203</w:t>
-        </w:r>
-      </w:hyperlink>
-    </w:p>
-    <w:bookmarkEnd w:id="98"/>
-    <w:bookmarkStart w:id="100" w:name="ref-goffin2011"/>
+        <w:t xml:space="preserve">Health Care Analysis</w:t>
+      </w:r>
+      <w:r>
+        <w:t xml:space="preserve">. Published online 2025. doi:</w:t>
+      </w:r>
+      <w:hyperlink r:id="rId198">
+        <w:r>
+          <w:rPr>
+            <w:rStyle w:val="Hyperlink"/>
+          </w:rPr>
+          <w:t xml:space="preserve">10.1007/s10728-025-00537-y</w:t>
+        </w:r>
+      </w:hyperlink>
+    </w:p>
+    <w:bookmarkEnd w:id="199"/>
+    <w:bookmarkStart w:id="201" w:name="ref-labkoff2024"/>
     <w:p>
       <w:pPr>
         <w:pStyle w:val="Bibliography"/>
       </w:pPr>
       <w:r>
-        <w:t xml:space="preserve">23.</w:t>
+        <w:t xml:space="preserve">74.</w:t>
       </w:r>
       <w:r>
         <w:t xml:space="preserve"> </w:t>
@@ -8479,13 +11041,13 @@
         <w:t xml:space="preserve">	</w:t>
       </w:r>
       <w:r>
-        <w:t xml:space="preserve">Keith Goffin, Ursula Koners.</w:t>
-      </w:r>
-      <w:r>
-        <w:t xml:space="preserve"> </w:t>
-      </w:r>
-      <w:r>
-        <w:t xml:space="preserve">Tacit knowledge, lessons learnt, and new product development</w:t>
+        <w:t xml:space="preserve">Steven Labkoff, Bilikis Oladimeji, Joseph Kannry, others.</w:t>
+      </w:r>
+      <w:r>
+        <w:t xml:space="preserve"> </w:t>
+      </w:r>
+      <w:r>
+        <w:t xml:space="preserve">Toward a responsible future: recommendations for AI-enabled clinical decision support</w:t>
       </w:r>
       <w:r>
         <w:t xml:space="preserve">.</w:t>
@@ -8498,28 +11060,28 @@
           <w:i/>
           <w:iCs/>
         </w:rPr>
-        <w:t xml:space="preserve">Journal of Product Innovation Management</w:t>
-      </w:r>
-      <w:r>
-        <w:t xml:space="preserve">. 2011;28(2):300-318. doi:</w:t>
-      </w:r>
-      <w:hyperlink r:id="rId99">
-        <w:r>
-          <w:rPr>
-            <w:rStyle w:val="Hyperlink"/>
-          </w:rPr>
-          <w:t xml:space="preserve">10.1111/j.1540-5885.2010.00798.x</w:t>
-        </w:r>
-      </w:hyperlink>
-    </w:p>
-    <w:bookmarkEnd w:id="100"/>
-    <w:bookmarkStart w:id="102" w:name="ref-himssworkforce2024"/>
+        <w:t xml:space="preserve">Journal of the American Medical Informatics Association</w:t>
+      </w:r>
+      <w:r>
+        <w:t xml:space="preserve">. 2024;31(11):2730-2739. doi:</w:t>
+      </w:r>
+      <w:hyperlink r:id="rId200">
+        <w:r>
+          <w:rPr>
+            <w:rStyle w:val="Hyperlink"/>
+          </w:rPr>
+          <w:t xml:space="preserve">10.1093/jamia/ocae209</w:t>
+        </w:r>
+      </w:hyperlink>
+    </w:p>
+    <w:bookmarkEnd w:id="201"/>
+    <w:bookmarkStart w:id="203" w:name="ref-loshin2010"/>
     <w:p>
       <w:pPr>
         <w:pStyle w:val="Bibliography"/>
       </w:pPr>
       <w:r>
-        <w:t xml:space="preserve">24.</w:t>
+        <w:t xml:space="preserve">75.</w:t>
       </w:r>
       <w:r>
         <w:t xml:space="preserve"> </w:t>
@@ -8528,41 +11090,41 @@
         <w:t xml:space="preserve">	</w:t>
       </w:r>
       <w:r>
-        <w:t xml:space="preserve">HIMSS.</w:t>
-      </w:r>
-      <w:r>
-        <w:t xml:space="preserve"> </w:t>
-      </w:r>
-      <w:r>
-        <w:rPr>
-          <w:i/>
-          <w:iCs/>
-        </w:rPr>
-        <w:t xml:space="preserve">The Future of Workforce: HIMSS25 Europe Outcomes Report</w:t>
-      </w:r>
-      <w:r>
-        <w:t xml:space="preserve">. Healthcare Information; Management Systems Society; 2025.</w:t>
-      </w:r>
-      <w:r>
-        <w:t xml:space="preserve"> </w:t>
-      </w:r>
-      <w:hyperlink r:id="rId101">
-        <w:r>
-          <w:rPr>
-            <w:rStyle w:val="Hyperlink"/>
-          </w:rPr>
-          <w:t xml:space="preserve">https://www.himss.org/resources/the-future-of-workforce/</w:t>
-        </w:r>
-      </w:hyperlink>
-    </w:p>
-    <w:bookmarkEnd w:id="102"/>
-    <w:bookmarkStart w:id="104" w:name="ref-moore2018"/>
+        <w:t xml:space="preserve">David Loshin.</w:t>
+      </w:r>
+      <w:r>
+        <w:t xml:space="preserve"> </w:t>
+      </w:r>
+      <w:r>
+        <w:rPr>
+          <w:i/>
+          <w:iCs/>
+        </w:rPr>
+        <w:t xml:space="preserve">Master Data Management</w:t>
+      </w:r>
+      <w:r>
+        <w:t xml:space="preserve">. Morgan Kaufmann; 2009.</w:t>
+      </w:r>
+      <w:r>
+        <w:t xml:space="preserve"> </w:t>
+      </w:r>
+      <w:hyperlink r:id="rId202">
+        <w:r>
+          <w:rPr>
+            <w:rStyle w:val="Hyperlink"/>
+          </w:rPr>
+          <w:t xml:space="preserve">https://books.google.com/books?id=dJtmVz3nrOUC</w:t>
+        </w:r>
+      </w:hyperlink>
+    </w:p>
+    <w:bookmarkEnd w:id="203"/>
+    <w:bookmarkStart w:id="205" w:name="ref-zimmermann2017"/>
     <w:p>
       <w:pPr>
         <w:pStyle w:val="Bibliography"/>
       </w:pPr>
       <w:r>
-        <w:t xml:space="preserve">25.</w:t>
+        <w:t xml:space="preserve">76.</w:t>
       </w:r>
       <w:r>
         <w:t xml:space="preserve"> </w:t>
@@ -8571,13 +11133,13 @@
         <w:t xml:space="preserve">	</w:t>
       </w:r>
       <w:r>
-        <w:t xml:space="preserve">D. Moore, others.</w:t>
-      </w:r>
-      <w:r>
-        <w:t xml:space="preserve"> </w:t>
-      </w:r>
-      <w:r>
-        <w:t xml:space="preserve">ActiveNavigator: Toward real-time knowledge capture and feedback in active learning spaces</w:t>
+        <w:t xml:space="preserve">Stephan Zimmermann, Christopher Rentrop, Carsten Felden.</w:t>
+      </w:r>
+      <w:r>
+        <w:t xml:space="preserve"> </w:t>
+      </w:r>
+      <w:r>
+        <w:t xml:space="preserve">A Multiple Case Study on the Nature and Management of Shadow Information Technology</w:t>
       </w:r>
       <w:r>
         <w:t xml:space="preserve">.</w:t>
@@ -8590,31 +11152,28 @@
           <w:i/>
           <w:iCs/>
         </w:rPr>
-        <w:t xml:space="preserve">International Journal of Engineering Education</w:t>
-      </w:r>
-      <w:r>
-        <w:t xml:space="preserve">. 2018;34(2):1-12.</w:t>
-      </w:r>
-      <w:r>
-        <w:t xml:space="preserve"> </w:t>
-      </w:r>
-      <w:hyperlink r:id="rId103">
-        <w:r>
-          <w:rPr>
-            <w:rStyle w:val="Hyperlink"/>
-          </w:rPr>
-          <w:t xml:space="preserve">https://wendyju.com/publications/18_ijee3593.pdf</w:t>
-        </w:r>
-      </w:hyperlink>
-    </w:p>
-    <w:bookmarkEnd w:id="104"/>
-    <w:bookmarkStart w:id="106" w:name="ref-foss2007"/>
+        <w:t xml:space="preserve">Journal of Information Systems</w:t>
+      </w:r>
+      <w:r>
+        <w:t xml:space="preserve">. 2017;31(1):79-101. doi:</w:t>
+      </w:r>
+      <w:hyperlink r:id="rId204">
+        <w:r>
+          <w:rPr>
+            <w:rStyle w:val="Hyperlink"/>
+          </w:rPr>
+          <w:t xml:space="preserve">10.2308/isys-51579</w:t>
+        </w:r>
+      </w:hyperlink>
+    </w:p>
+    <w:bookmarkEnd w:id="205"/>
+    <w:bookmarkStart w:id="207" w:name="ref-ipeirotis2025"/>
     <w:p>
       <w:pPr>
         <w:pStyle w:val="Bibliography"/>
       </w:pPr>
       <w:r>
-        <w:t xml:space="preserve">26.</w:t>
+        <w:t xml:space="preserve">77.</w:t>
       </w:r>
       <w:r>
         <w:t xml:space="preserve"> </w:t>
@@ -8623,13 +11182,62 @@
         <w:t xml:space="preserve">	</w:t>
       </w:r>
       <w:r>
-        <w:t xml:space="preserve">Nicolai J. Foss.</w:t>
-      </w:r>
-      <w:r>
-        <w:t xml:space="preserve"> </w:t>
-      </w:r>
-      <w:r>
-        <w:t xml:space="preserve">The emerging knowledge governance approach: Challenges and characteristics</w:t>
+        <w:t xml:space="preserve">&amp; Zheng Ipeirotis P.</w:t>
+      </w:r>
+      <w:r>
+        <w:t xml:space="preserve"> </w:t>
+      </w:r>
+      <w:r>
+        <w:t xml:space="preserve">Natural Language Interfaces for Databases: What Do Users Think?</w:t>
+      </w:r>
+      <w:r>
+        <w:t xml:space="preserve"> </w:t>
+      </w:r>
+      <w:r>
+        <w:rPr>
+          <w:i/>
+          <w:iCs/>
+        </w:rPr>
+        <w:t xml:space="preserve">arXiv preprint arXiv:251114718</w:t>
+      </w:r>
+      <w:r>
+        <w:t xml:space="preserve">. Published online 2025.</w:t>
+      </w:r>
+      <w:r>
+        <w:t xml:space="preserve"> </w:t>
+      </w:r>
+      <w:hyperlink r:id="rId206">
+        <w:r>
+          <w:rPr>
+            <w:rStyle w:val="Hyperlink"/>
+          </w:rPr>
+          <w:t xml:space="preserve">https://arxiv.org/abs/2511.14718</w:t>
+        </w:r>
+      </w:hyperlink>
+    </w:p>
+    <w:bookmarkEnd w:id="207"/>
+    <w:bookmarkStart w:id="209" w:name="ref-gartlehner2025"/>
+    <w:p>
+      <w:pPr>
+        <w:pStyle w:val="Bibliography"/>
+      </w:pPr>
+      <w:r>
+        <w:t xml:space="preserve">78.</w:t>
+      </w:r>
+      <w:r>
+        <w:t xml:space="preserve"> </w:t>
+      </w:r>
+      <w:r>
+        <w:t xml:space="preserve">	</w:t>
+      </w:r>
+      <w:r>
+        <w:t xml:space="preserve">G. Gartlehner, S. Kugley, K. Crotty, M. Viswanathan, A. Dobrescu, B. Nussbaumer-Streit, G. Booth, J. R. Treadwell.</w:t>
+      </w:r>
+      <w:r>
+        <w:t xml:space="preserve"> </w:t>
+      </w:r>
+      <w:r>
+        <w:t xml:space="preserve">Artificial Intelligence-Assisted Data Extraction With a Large Language Model: A Study Within Reviews</w:t>
       </w:r>
       <w:r>
         <w:t xml:space="preserve">.</w:t>
@@ -8642,28 +11250,28 @@
           <w:i/>
           <w:iCs/>
         </w:rPr>
-        <w:t xml:space="preserve">Organization</w:t>
-      </w:r>
-      <w:r>
-        <w:t xml:space="preserve">. 2007;14(1):29-52. doi:</w:t>
-      </w:r>
-      <w:hyperlink r:id="rId105">
-        <w:r>
-          <w:rPr>
-            <w:rStyle w:val="Hyperlink"/>
-          </w:rPr>
-          <w:t xml:space="preserve">10.1177/1350508407071859</w:t>
-        </w:r>
-      </w:hyperlink>
-    </w:p>
-    <w:bookmarkEnd w:id="106"/>
-    <w:bookmarkStart w:id="108" w:name="ref-lee2023"/>
+        <w:t xml:space="preserve">Annals of Internal Medicine</w:t>
+      </w:r>
+      <w:r>
+        <w:t xml:space="preserve">. 2025;178(12):1763-1771. doi:</w:t>
+      </w:r>
+      <w:hyperlink r:id="rId208">
+        <w:r>
+          <w:rPr>
+            <w:rStyle w:val="Hyperlink"/>
+          </w:rPr>
+          <w:t xml:space="preserve">10.7326/ANNALS-25-00739</w:t>
+        </w:r>
+      </w:hyperlink>
+    </w:p>
+    <w:bookmarkEnd w:id="209"/>
+    <w:bookmarkStart w:id="211" w:name="ref-benzarti2026"/>
     <w:p>
       <w:pPr>
         <w:pStyle w:val="Bibliography"/>
       </w:pPr>
       <w:r>
-        <w:t xml:space="preserve">27.</w:t>
+        <w:t xml:space="preserve">79.</w:t>
       </w:r>
       <w:r>
         <w:t xml:space="preserve"> </w:t>
@@ -8672,13 +11280,13 @@
         <w:t xml:space="preserve">	</w:t>
       </w:r>
       <w:r>
-        <w:t xml:space="preserve">et al Lee G.</w:t>
-      </w:r>
-      <w:r>
-        <w:t xml:space="preserve"> </w:t>
-      </w:r>
-      <w:r>
-        <w:t xml:space="preserve">EHRSQL: A practical text-to-SQL benchmark for electronic health records</w:t>
+        <w:t xml:space="preserve">S. Benzarti, C. Berrabah.</w:t>
+      </w:r>
+      <w:r>
+        <w:t xml:space="preserve"> </w:t>
+      </w:r>
+      <w:r>
+        <w:t xml:space="preserve">Generative AI for Intelligent Data Extraction: A Case Study in Automated Excel-to-SQL with Human Oversight</w:t>
       </w:r>
       <w:r>
         <w:t xml:space="preserve">. In:</w:t>
@@ -8691,31 +11299,28 @@
           <w:i/>
           <w:iCs/>
         </w:rPr>
-        <w:t xml:space="preserve">Proceedings of NeurIPS 2022</w:t>
-      </w:r>
-      <w:r>
-        <w:t xml:space="preserve">. 2023.</w:t>
-      </w:r>
-      <w:r>
-        <w:t xml:space="preserve"> </w:t>
-      </w:r>
-      <w:hyperlink r:id="rId107">
-        <w:r>
-          <w:rPr>
-            <w:rStyle w:val="Hyperlink"/>
-          </w:rPr>
-          <w:t xml:space="preserve">https://arxiv.org/abs/2301.07695</w:t>
-        </w:r>
-      </w:hyperlink>
-    </w:p>
-    <w:bookmarkEnd w:id="108"/>
-    <w:bookmarkStart w:id="110" w:name="ref-bravorocca2023"/>
+        <w:t xml:space="preserve">Lecture Notes of the Institute for Computer Sciences, Social Informatics and Telecommunications Engineering (LNICST)</w:t>
+      </w:r>
+      <w:r>
+        <w:t xml:space="preserve">. Springer; 2026:151-164. doi:</w:t>
+      </w:r>
+      <w:hyperlink r:id="rId210">
+        <w:r>
+          <w:rPr>
+            <w:rStyle w:val="Hyperlink"/>
+          </w:rPr>
+          <w:t xml:space="preserve">10.1007/978-3-032-16638-8_11</w:t>
+        </w:r>
+      </w:hyperlink>
+    </w:p>
+    <w:bookmarkEnd w:id="211"/>
+    <w:bookmarkStart w:id="213" w:name="ref-ning2024"/>
     <w:p>
       <w:pPr>
         <w:pStyle w:val="Bibliography"/>
       </w:pPr>
       <w:r>
-        <w:t xml:space="preserve">28.</w:t>
+        <w:t xml:space="preserve">80.</w:t>
       </w:r>
       <w:r>
         <w:t xml:space="preserve"> </w:t>
@@ -8724,47 +11329,47 @@
         <w:t xml:space="preserve">	</w:t>
       </w:r>
       <w:r>
-        <w:t xml:space="preserve">Gusseppe Bravo Rocca.</w:t>
-      </w:r>
-      <w:r>
-        <w:t xml:space="preserve"> </w:t>
-      </w:r>
-      <w:r>
-        <w:rPr>
-          <w:i/>
-          <w:iCs/>
-        </w:rPr>
-        <w:t xml:space="preserve">Human-on-the-Loop Continual Learning: Data, Knowledge and Agents for Model Adaptation</w:t>
-      </w:r>
-      <w:r>
-        <w:t xml:space="preserve">. PhD thesis. Universitat Polit</w:t>
-      </w:r>
-      <w:r>
-        <w:t xml:space="preserve">è</w:t>
-      </w:r>
-      <w:r>
-        <w:t xml:space="preserve">cnica de Catalunya; 2023.</w:t>
-      </w:r>
-      <w:r>
-        <w:t xml:space="preserve"> </w:t>
-      </w:r>
-      <w:hyperlink r:id="rId109">
-        <w:r>
-          <w:rPr>
-            <w:rStyle w:val="Hyperlink"/>
-          </w:rPr>
-          <w:t xml:space="preserve">https://www.tdx.cat/bitstream/handle/10803/695722/TGJBR1de1.pdf?sequence=1</w:t>
-        </w:r>
-      </w:hyperlink>
-    </w:p>
-    <w:bookmarkEnd w:id="110"/>
-    <w:bookmarkStart w:id="112" w:name="ref-mosqueirarey2023"/>
+        <w:t xml:space="preserve">Zheng Ning, Yuan Tian, Zheng Zhang, Tianyi Zhang, Toby Jia-Jun Li.</w:t>
+      </w:r>
+      <w:r>
+        <w:t xml:space="preserve"> </w:t>
+      </w:r>
+      <w:r>
+        <w:t xml:space="preserve">Insights into Natural Language Database Query Errors: From Attention Misalignment to User Handling Strategies</w:t>
+      </w:r>
+      <w:r>
+        <w:t xml:space="preserve">.</w:t>
+      </w:r>
+      <w:r>
+        <w:t xml:space="preserve"> </w:t>
+      </w:r>
+      <w:r>
+        <w:rPr>
+          <w:i/>
+          <w:iCs/>
+        </w:rPr>
+        <w:t xml:space="preserve">ACM Transactions on Interactive Intelligent Systems</w:t>
+      </w:r>
+      <w:r>
+        <w:t xml:space="preserve">. 2024;14(4):25:1-25:32. doi:</w:t>
+      </w:r>
+      <w:hyperlink r:id="rId212">
+        <w:r>
+          <w:rPr>
+            <w:rStyle w:val="Hyperlink"/>
+          </w:rPr>
+          <w:t xml:space="preserve">10.1145/3650114</w:t>
+        </w:r>
+      </w:hyperlink>
+    </w:p>
+    <w:bookmarkEnd w:id="213"/>
+    <w:bookmarkStart w:id="215" w:name="ref-ibm2022"/>
     <w:p>
       <w:pPr>
         <w:pStyle w:val="Bibliography"/>
       </w:pPr>
       <w:r>
-        <w:t xml:space="preserve">29.</w:t>
+        <w:t xml:space="preserve">81.</w:t>
       </w:r>
       <w:r>
         <w:t xml:space="preserve"> </w:t>
@@ -8773,38 +11378,64 @@
         <w:t xml:space="preserve">	</w:t>
       </w:r>
       <w:r>
-        <w:t xml:space="preserve">Eduardo Mosqueira-Rey, Elena Hernández-Pereira, David Alonso-Ríos, José Bobes-Bascarán, Ángel Fernández-Leal. Human-in-the-loop machine learning: A state of the art.</w:t>
-      </w:r>
-      <w:r>
-        <w:t xml:space="preserve"> </w:t>
-      </w:r>
-      <w:r>
-        <w:rPr>
-          <w:i/>
-          <w:iCs/>
-        </w:rPr>
-        <w:t xml:space="preserve">Artificial Intelligence Review</w:t>
-      </w:r>
-      <w:r>
-        <w:t xml:space="preserve">. 2023;56:3005-3054. doi:</w:t>
-      </w:r>
-      <w:hyperlink r:id="rId111">
-        <w:r>
-          <w:rPr>
-            <w:rStyle w:val="Hyperlink"/>
-          </w:rPr>
-          <w:t xml:space="preserve">10.1007/s10462-022-10246-w</w:t>
-        </w:r>
-      </w:hyperlink>
-    </w:p>
-    <w:bookmarkEnd w:id="112"/>
-    <w:bookmarkStart w:id="114" w:name="ref-benbya2004"/>
+        <w:t xml:space="preserve">IBM.</w:t>
+      </w:r>
+      <w:r>
+        <w:t xml:space="preserve"> </w:t>
+      </w:r>
+      <w:r>
+        <w:t xml:space="preserve">Francisco Partners to Acquire IBM’s Healthcare Data and Analytics Assets</w:t>
+      </w:r>
+      <w:r>
+        <w:t xml:space="preserve">.</w:t>
+      </w:r>
+      <w:r>
+        <w:t xml:space="preserve"> </w:t>
+      </w:r>
+      <w:r>
+        <w:rPr>
+          <w:i/>
+          <w:iCs/>
+        </w:rPr>
+        <w:t xml:space="preserve">IBM</w:t>
+      </w:r>
+      <w:r>
+        <w:rPr>
+          <w:i/>
+          <w:iCs/>
+        </w:rPr>
+        <w:t xml:space="preserve"> </w:t>
+      </w:r>
+      <w:r>
+        <w:rPr>
+          <w:i/>
+          <w:iCs/>
+        </w:rPr>
+        <w:t xml:space="preserve">Newsroom</w:t>
+      </w:r>
+      <w:r>
+        <w:t xml:space="preserve">. Published online 2022.</w:t>
+      </w:r>
+      <w:r>
+        <w:t xml:space="preserve"> </w:t>
+      </w:r>
+      <w:hyperlink r:id="rId214">
+        <w:r>
+          <w:rPr>
+            <w:rStyle w:val="Hyperlink"/>
+          </w:rPr>
+          <w:t xml:space="preserve">https://newsroom.ibm.com/2022-01-21-Francisco-Partners-to-Acquire-IBMs-Healthcare-Data-and-Analytics-Assets</w:t>
+        </w:r>
+      </w:hyperlink>
+    </w:p>
+    <w:bookmarkEnd w:id="215"/>
+    <w:bookmarkStart w:id="217" w:name="ref-strickland2019"/>
     <w:p>
       <w:pPr>
         <w:pStyle w:val="Bibliography"/>
       </w:pPr>
       <w:r>
-        <w:t xml:space="preserve">30.</w:t>
+        <w:t xml:space="preserve">82.</w:t>
       </w:r>
       <w:r>
         <w:t xml:space="preserve"> </w:t>
@@ -8813,13 +11444,13 @@
         <w:t xml:space="preserve">	</w:t>
       </w:r>
       <w:r>
-        <w:t xml:space="preserve">Passiante Benbya H.</w:t>
-      </w:r>
-      <w:r>
-        <w:t xml:space="preserve"> </w:t>
-      </w:r>
-      <w:r>
-        <w:t xml:space="preserve">Corporate portal: A tool for knowledge management synchronization</w:t>
+        <w:t xml:space="preserve">E. Strickland.</w:t>
+      </w:r>
+      <w:r>
+        <w:t xml:space="preserve"> </w:t>
+      </w:r>
+      <w:r>
+        <w:t xml:space="preserve">IBM Watson, heal thyself: How IBM overpromised and underdelivered on AI health care</w:t>
       </w:r>
       <w:r>
         <w:t xml:space="preserve">.</w:t>
@@ -8832,28 +11463,28 @@
           <w:i/>
           <w:iCs/>
         </w:rPr>
-        <w:t xml:space="preserve">International Journal of Information Management</w:t>
-      </w:r>
-      <w:r>
-        <w:t xml:space="preserve">. 2004;24(3):201-220. doi:</w:t>
-      </w:r>
-      <w:hyperlink r:id="rId113">
-        <w:r>
-          <w:rPr>
-            <w:rStyle w:val="Hyperlink"/>
-          </w:rPr>
-          <w:t xml:space="preserve">10.1016/j.ijinfomgt.2003.12.012</w:t>
-        </w:r>
-      </w:hyperlink>
-    </w:p>
-    <w:bookmarkEnd w:id="114"/>
-    <w:bookmarkStart w:id="116" w:name="ref-whittaker2008"/>
+        <w:t xml:space="preserve">IEEE Spectrum</w:t>
+      </w:r>
+      <w:r>
+        <w:t xml:space="preserve">. 2019;56(4):24-31. doi:</w:t>
+      </w:r>
+      <w:hyperlink r:id="rId216">
+        <w:r>
+          <w:rPr>
+            <w:rStyle w:val="Hyperlink"/>
+          </w:rPr>
+          <w:t xml:space="preserve">10.1109/MSPEC.2019.8678513</w:t>
+        </w:r>
+      </w:hyperlink>
+    </w:p>
+    <w:bookmarkEnd w:id="217"/>
+    <w:bookmarkStart w:id="219" w:name="ref-lavito2021"/>
     <w:p>
       <w:pPr>
         <w:pStyle w:val="Bibliography"/>
       </w:pPr>
       <w:r>
-        <w:t xml:space="preserve">31.</w:t>
+        <w:t xml:space="preserve">83.</w:t>
       </w:r>
       <w:r>
         <w:t xml:space="preserve"> </w:t>
@@ -8862,38 +11493,50 @@
         <w:t xml:space="preserve">	</w:t>
       </w:r>
       <w:r>
-        <w:t xml:space="preserve">Steve Whittaker, Simon Tucker, Kumutha Swampillai, Rachel Laban. Design and evaluation of systems to support interaction capture and retrieval.</w:t>
-      </w:r>
-      <w:r>
-        <w:t xml:space="preserve"> </w:t>
-      </w:r>
-      <w:r>
-        <w:rPr>
-          <w:i/>
-          <w:iCs/>
-        </w:rPr>
-        <w:t xml:space="preserve">Personal and Ubiquitous Computing</w:t>
-      </w:r>
-      <w:r>
-        <w:t xml:space="preserve">. 2008;12(3):197-221. doi:</w:t>
-      </w:r>
-      <w:hyperlink r:id="rId115">
-        <w:r>
-          <w:rPr>
-            <w:rStyle w:val="Hyperlink"/>
-          </w:rPr>
-          <w:t xml:space="preserve">10.1007/s00779-007-0146-3</w:t>
-        </w:r>
-      </w:hyperlink>
-    </w:p>
-    <w:bookmarkEnd w:id="116"/>
-    <w:bookmarkStart w:id="118" w:name="ref-battula2025"/>
+        <w:t xml:space="preserve">Hugh Son.</w:t>
+      </w:r>
+      <w:r>
+        <w:t xml:space="preserve"> </w:t>
+      </w:r>
+      <w:r>
+        <w:t xml:space="preserve">Haven, the Amazon-Berkshire-JPMorgan venture to disrupt health care, is disbanding after 3 years</w:t>
+      </w:r>
+      <w:r>
+        <w:t xml:space="preserve">.</w:t>
+      </w:r>
+      <w:r>
+        <w:t xml:space="preserve"> </w:t>
+      </w:r>
+      <w:r>
+        <w:rPr>
+          <w:i/>
+          <w:iCs/>
+        </w:rPr>
+        <w:t xml:space="preserve">CNBC</w:t>
+      </w:r>
+      <w:r>
+        <w:t xml:space="preserve">. Published online 2021.</w:t>
+      </w:r>
+      <w:r>
+        <w:t xml:space="preserve"> </w:t>
+      </w:r>
+      <w:hyperlink r:id="rId218">
+        <w:r>
+          <w:rPr>
+            <w:rStyle w:val="Hyperlink"/>
+          </w:rPr>
+          <w:t xml:space="preserve">https://www.cnbc.com/2021/01/04/haven-the-amazon-berkshire-jpmorgan-venture-to-disrupt-healthcare-is-disbanding-after-3-years.html</w:t>
+        </w:r>
+      </w:hyperlink>
+    </w:p>
+    <w:bookmarkEnd w:id="219"/>
+    <w:bookmarkStart w:id="221" w:name="ref-acchiardo2021"/>
     <w:p>
       <w:pPr>
         <w:pStyle w:val="Bibliography"/>
       </w:pPr>
       <w:r>
-        <w:t xml:space="preserve">32.</w:t>
+        <w:t xml:space="preserve">84.</w:t>
       </w:r>
       <w:r>
         <w:t xml:space="preserve"> </w:t>
@@ -8902,13 +11545,13 @@
         <w:t xml:space="preserve">	</w:t>
       </w:r>
       <w:r>
-        <w:t xml:space="preserve">Sai Kiran Yadav Battula.</w:t>
-      </w:r>
-      <w:r>
-        <w:t xml:space="preserve"> </w:t>
-      </w:r>
-      <w:r>
-        <w:t xml:space="preserve">Adaptive Data Quality Management for Multi-Cloud Healthcare Warehouses: FHIR-Aware Semantics and Unsupervised Thresholding</w:t>
+        <w:t xml:space="preserve">J. M. Acchiardo, R. B. Gunderman.</w:t>
+      </w:r>
+      <w:r>
+        <w:t xml:space="preserve"> </w:t>
+      </w:r>
+      <w:r>
+        <w:t xml:space="preserve">The Failure of Haven Healthcare: Lessons for Radiology Learners</w:t>
       </w:r>
       <w:r>
         <w:t xml:space="preserve">.</w:t>
@@ -8921,2439 +11564,12 @@
           <w:i/>
           <w:iCs/>
         </w:rPr>
-        <w:t xml:space="preserve">International Journal of Artificial Intelligence, Data Science, and Machine Learning</w:t>
-      </w:r>
-      <w:r>
-        <w:t xml:space="preserve">. 2025;6(4):218-226. doi:</w:t>
-      </w:r>
-      <w:hyperlink r:id="rId117">
-        <w:r>
-          <w:rPr>
-            <w:rStyle w:val="Hyperlink"/>
-          </w:rPr>
-          <w:t xml:space="preserve">10.63282/3050-9262.IJAIDSML-V6I4P130</w:t>
-        </w:r>
-      </w:hyperlink>
-    </w:p>
-    <w:bookmarkEnd w:id="118"/>
-    <w:bookmarkStart w:id="120" w:name="ref-jindal2019"/>
-    <w:p>
-      <w:pPr>
-        <w:pStyle w:val="Bibliography"/>
-      </w:pPr>
-      <w:r>
-        <w:t xml:space="preserve">33.</w:t>
-      </w:r>
-      <w:r>
-        <w:t xml:space="preserve"> </w:t>
-      </w:r>
-      <w:r>
-        <w:t xml:space="preserve">	</w:t>
-      </w:r>
-      <w:r>
-        <w:t xml:space="preserve">A. Jindal, H. Patel, A. Roy, S. Qiao, Z. Yin, R. Sen, S. Krishnan.</w:t>
-      </w:r>
-      <w:r>
-        <w:t xml:space="preserve"> </w:t>
-      </w:r>
-      <w:r>
-        <w:t xml:space="preserve">Peregrine: Workload Optimization for Cloud Query Engines</w:t>
-      </w:r>
-      <w:r>
-        <w:t xml:space="preserve">. In:</w:t>
-      </w:r>
-      <w:r>
-        <w:t xml:space="preserve"> </w:t>
-      </w:r>
-      <w:r>
-        <w:rPr>
-          <w:i/>
-          <w:iCs/>
-        </w:rPr>
-        <w:t xml:space="preserve">Proceedings of the ACM Symposium on Cloud Computing (SoCC)</w:t>
-      </w:r>
-      <w:r>
-        <w:t xml:space="preserve">. 2019:416-427. doi:</w:t>
-      </w:r>
-      <w:hyperlink r:id="rId119">
-        <w:r>
-          <w:rPr>
-            <w:rStyle w:val="Hyperlink"/>
-          </w:rPr>
-          <w:t xml:space="preserve">10.1145/3357223.3362726</w:t>
-        </w:r>
-      </w:hyperlink>
-    </w:p>
-    <w:bookmarkEnd w:id="120"/>
-    <w:bookmarkStart w:id="122" w:name="ref-kul2018"/>
-    <w:p>
-      <w:pPr>
-        <w:pStyle w:val="Bibliography"/>
-      </w:pPr>
-      <w:r>
-        <w:t xml:space="preserve">34.</w:t>
-      </w:r>
-      <w:r>
-        <w:t xml:space="preserve"> </w:t>
-      </w:r>
-      <w:r>
-        <w:t xml:space="preserve">	</w:t>
-      </w:r>
-      <w:r>
-        <w:t xml:space="preserve">G. Kul, D. T. A. Luong, T. Xie, V. Chandola, O. Kennedy, S. Upadhyaya.</w:t>
-      </w:r>
-      <w:r>
-        <w:t xml:space="preserve"> </w:t>
-      </w:r>
-      <w:r>
-        <w:t xml:space="preserve">Similarity Metrics for SQL Query Clustering</w:t>
-      </w:r>
-      <w:r>
-        <w:t xml:space="preserve">.</w:t>
-      </w:r>
-      <w:r>
-        <w:t xml:space="preserve"> </w:t>
-      </w:r>
-      <w:r>
-        <w:rPr>
-          <w:i/>
-          <w:iCs/>
-        </w:rPr>
-        <w:t xml:space="preserve">IEEE Transactions on Knowledge and Data Engineering</w:t>
-      </w:r>
-      <w:r>
-        <w:t xml:space="preserve">. 2018;30(12):2408-2420. doi:</w:t>
-      </w:r>
-      <w:hyperlink r:id="rId121">
-        <w:r>
-          <w:rPr>
-            <w:rStyle w:val="Hyperlink"/>
-          </w:rPr>
-          <w:t xml:space="preserve">10.1109/TKDE.2018.2831214</w:t>
-        </w:r>
-      </w:hyperlink>
-    </w:p>
-    <w:bookmarkEnd w:id="122"/>
-    <w:bookmarkStart w:id="124" w:name="ref-ziletti2024"/>
-    <w:p>
-      <w:pPr>
-        <w:pStyle w:val="Bibliography"/>
-      </w:pPr>
-      <w:r>
-        <w:t xml:space="preserve">35.</w:t>
-      </w:r>
-      <w:r>
-        <w:t xml:space="preserve"> </w:t>
-      </w:r>
-      <w:r>
-        <w:t xml:space="preserve">	</w:t>
-      </w:r>
-      <w:r>
-        <w:t xml:space="preserve">&amp; D’Ambrosi Ziletti A.</w:t>
-      </w:r>
-      <w:r>
-        <w:t xml:space="preserve"> </w:t>
-      </w:r>
-      <w:r>
-        <w:t xml:space="preserve">Retrieval augmented text-to-SQL generation for epidemiological question answering using electronic health records</w:t>
-      </w:r>
-      <w:r>
-        <w:t xml:space="preserve">.</w:t>
-      </w:r>
-      <w:r>
-        <w:t xml:space="preserve"> </w:t>
-      </w:r>
-      <w:r>
-        <w:rPr>
-          <w:i/>
-          <w:iCs/>
-        </w:rPr>
-        <w:t xml:space="preserve">NAACL</w:t>
-      </w:r>
-      <w:r>
-        <w:rPr>
-          <w:i/>
-          <w:iCs/>
-        </w:rPr>
-        <w:t xml:space="preserve"> </w:t>
-      </w:r>
-      <w:r>
-        <w:rPr>
-          <w:i/>
-          <w:iCs/>
-        </w:rPr>
-        <w:t xml:space="preserve">2024 Clinical</w:t>
-      </w:r>
-      <w:r>
-        <w:rPr>
-          <w:i/>
-          <w:iCs/>
-        </w:rPr>
-        <w:t xml:space="preserve"> </w:t>
-      </w:r>
-      <w:r>
-        <w:rPr>
-          <w:i/>
-          <w:iCs/>
-        </w:rPr>
-        <w:t xml:space="preserve">NLP</w:t>
-      </w:r>
-      <w:r>
-        <w:rPr>
-          <w:i/>
-          <w:iCs/>
-        </w:rPr>
-        <w:t xml:space="preserve"> </w:t>
-      </w:r>
-      <w:r>
-        <w:rPr>
-          <w:i/>
-          <w:iCs/>
-        </w:rPr>
-        <w:t xml:space="preserve">Workshop</w:t>
-      </w:r>
-      <w:r>
-        <w:t xml:space="preserve">. Published online 2024.</w:t>
-      </w:r>
-      <w:r>
-        <w:t xml:space="preserve"> </w:t>
-      </w:r>
-      <w:hyperlink r:id="rId123">
-        <w:r>
-          <w:rPr>
-            <w:rStyle w:val="Hyperlink"/>
-          </w:rPr>
-          <w:t xml:space="preserve">https://arxiv.org/abs/2403.09226</w:t>
-        </w:r>
-      </w:hyperlink>
-    </w:p>
-    <w:bookmarkEnd w:id="124"/>
-    <w:bookmarkStart w:id="125" w:name="ref-davenport2007"/>
-    <w:p>
-      <w:pPr>
-        <w:pStyle w:val="Bibliography"/>
-      </w:pPr>
-      <w:r>
-        <w:t xml:space="preserve">36.</w:t>
-      </w:r>
-      <w:r>
-        <w:t xml:space="preserve"> </w:t>
-      </w:r>
-      <w:r>
-        <w:t xml:space="preserve">	</w:t>
-      </w:r>
-      <w:r>
-        <w:t xml:space="preserve">T. H. Davenport, J. G. Harris.</w:t>
-      </w:r>
-      <w:r>
-        <w:t xml:space="preserve"> </w:t>
-      </w:r>
-      <w:r>
-        <w:rPr>
-          <w:i/>
-          <w:iCs/>
-        </w:rPr>
-        <w:t xml:space="preserve">Competing on Analytics: The New Science of Winning</w:t>
-      </w:r>
-      <w:r>
-        <w:t xml:space="preserve">. Harvard Business School Press; 2007.</w:t>
-      </w:r>
-    </w:p>
-    <w:bookmarkEnd w:id="125"/>
-    <w:bookmarkStart w:id="127" w:name="ref-grossman2018"/>
-    <w:p>
-      <w:pPr>
-        <w:pStyle w:val="Bibliography"/>
-      </w:pPr>
-      <w:r>
-        <w:t xml:space="preserve">37.</w:t>
-      </w:r>
-      <w:r>
-        <w:t xml:space="preserve"> </w:t>
-      </w:r>
-      <w:r>
-        <w:t xml:space="preserve">	</w:t>
-      </w:r>
-      <w:r>
-        <w:t xml:space="preserve">R. L. Grossman.</w:t>
-      </w:r>
-      <w:r>
-        <w:t xml:space="preserve"> </w:t>
-      </w:r>
-      <w:r>
-        <w:t xml:space="preserve">A framework for evaluating the analytic maturity of an organization</w:t>
-      </w:r>
-      <w:r>
-        <w:t xml:space="preserve">.</w:t>
-      </w:r>
-      <w:r>
-        <w:t xml:space="preserve"> </w:t>
-      </w:r>
-      <w:r>
-        <w:rPr>
-          <w:i/>
-          <w:iCs/>
-        </w:rPr>
-        <w:t xml:space="preserve">International Journal of Information Management</w:t>
-      </w:r>
-      <w:r>
-        <w:t xml:space="preserve">. 2018;38(1):45-51. doi:</w:t>
-      </w:r>
-      <w:hyperlink r:id="rId126">
-        <w:r>
-          <w:rPr>
-            <w:rStyle w:val="Hyperlink"/>
-          </w:rPr>
-          <w:t xml:space="preserve">10.1016/j.ijinfomgt.2017.08.005</w:t>
-        </w:r>
-      </w:hyperlink>
-    </w:p>
-    <w:bookmarkEnd w:id="127"/>
-    <w:bookmarkStart w:id="129" w:name="ref-langer2025"/>
-    <w:p>
-      <w:pPr>
-        <w:pStyle w:val="Bibliography"/>
-      </w:pPr>
-      <w:r>
-        <w:t xml:space="preserve">38.</w:t>
-      </w:r>
-      <w:r>
-        <w:t xml:space="preserve"> </w:t>
-      </w:r>
-      <w:r>
-        <w:t xml:space="preserve">	</w:t>
-      </w:r>
-      <w:r>
-        <w:t xml:space="preserve">B. Langer.</w:t>
-      </w:r>
-      <w:r>
-        <w:t xml:space="preserve"> </w:t>
-      </w:r>
-      <w:r>
-        <w:t xml:space="preserve">Understanding Data &amp; Analytics Maturity: A Systematic Review of Maturity Model Composition</w:t>
-      </w:r>
-      <w:r>
-        <w:t xml:space="preserve">.</w:t>
-      </w:r>
-      <w:r>
-        <w:t xml:space="preserve"> </w:t>
-      </w:r>
-      <w:r>
-        <w:rPr>
-          <w:i/>
-          <w:iCs/>
-        </w:rPr>
-        <w:t xml:space="preserve">Schmalenbach Journal of Business Research</w:t>
-      </w:r>
-      <w:r>
-        <w:t xml:space="preserve">. 2025;77(2):205-227. doi:</w:t>
-      </w:r>
-      <w:hyperlink r:id="rId128">
-        <w:r>
-          <w:rPr>
-            <w:rStyle w:val="Hyperlink"/>
-          </w:rPr>
-          <w:t xml:space="preserve">10.1007/s41471-024-00205-2</w:t>
-        </w:r>
-      </w:hyperlink>
-    </w:p>
-    <w:bookmarkEnd w:id="129"/>
-    <w:bookmarkStart w:id="131" w:name="ref-halbesleben2013"/>
-    <w:p>
-      <w:pPr>
-        <w:pStyle w:val="Bibliography"/>
-      </w:pPr>
-      <w:r>
-        <w:t xml:space="preserve">39.</w:t>
-      </w:r>
-      <w:r>
-        <w:t xml:space="preserve"> </w:t>
-      </w:r>
-      <w:r>
-        <w:t xml:space="preserve">	</w:t>
-      </w:r>
-      <w:r>
-        <w:t xml:space="preserve">J. R. B. Halbesleben, M. V. Whitman.</w:t>
-      </w:r>
-      <w:r>
-        <w:t xml:space="preserve"> </w:t>
-      </w:r>
-      <w:r>
-        <w:t xml:space="preserve">Evaluating Survey Quality in Health Services Research: A Decision Framework for Assessing Nonresponse Bias</w:t>
-      </w:r>
-      <w:r>
-        <w:t xml:space="preserve">.</w:t>
-      </w:r>
-      <w:r>
-        <w:t xml:space="preserve"> </w:t>
-      </w:r>
-      <w:r>
-        <w:rPr>
-          <w:i/>
-          <w:iCs/>
-        </w:rPr>
-        <w:t xml:space="preserve">Health Services Research</w:t>
-      </w:r>
-      <w:r>
-        <w:t xml:space="preserve">. 2013;48(3):913-930. doi:</w:t>
-      </w:r>
-      <w:hyperlink r:id="rId130">
-        <w:r>
-          <w:rPr>
-            <w:rStyle w:val="Hyperlink"/>
-          </w:rPr>
-          <w:t xml:space="preserve">10.1111/1475-6773.12002</w:t>
-        </w:r>
-      </w:hyperlink>
-    </w:p>
-    <w:bookmarkEnd w:id="131"/>
-    <w:bookmarkStart w:id="133" w:name="ref-tomaskovic1994"/>
-    <w:p>
-      <w:pPr>
-        <w:pStyle w:val="Bibliography"/>
-      </w:pPr>
-      <w:r>
-        <w:t xml:space="preserve">40.</w:t>
-      </w:r>
-      <w:r>
-        <w:t xml:space="preserve"> </w:t>
-      </w:r>
-      <w:r>
-        <w:t xml:space="preserve">	</w:t>
-      </w:r>
-      <w:r>
-        <w:t xml:space="preserve">D. Tomaskovic-Devey, J. Leiter, S. Thompson.</w:t>
-      </w:r>
-      <w:r>
-        <w:t xml:space="preserve"> </w:t>
-      </w:r>
-      <w:r>
-        <w:t xml:space="preserve">Organizational Survey Nonresponse</w:t>
-      </w:r>
-      <w:r>
-        <w:t xml:space="preserve">.</w:t>
-      </w:r>
-      <w:r>
-        <w:t xml:space="preserve"> </w:t>
-      </w:r>
-      <w:r>
-        <w:rPr>
-          <w:i/>
-          <w:iCs/>
-        </w:rPr>
-        <w:t xml:space="preserve">Administrative Science Quarterly</w:t>
-      </w:r>
-      <w:r>
-        <w:t xml:space="preserve">. 1994;39(3):439-457. doi:</w:t>
-      </w:r>
-      <w:hyperlink r:id="rId132">
-        <w:r>
-          <w:rPr>
-            <w:rStyle w:val="Hyperlink"/>
-          </w:rPr>
-          <w:t xml:space="preserve">10.2307/2393298</w:t>
-        </w:r>
-      </w:hyperlink>
-    </w:p>
-    <w:bookmarkEnd w:id="133"/>
-    <w:bookmarkStart w:id="135" w:name="ref-health2020"/>
-    <w:p>
-      <w:pPr>
-        <w:pStyle w:val="Bibliography"/>
-      </w:pPr>
-      <w:r>
-        <w:t xml:space="preserve">41.</w:t>
-      </w:r>
-      <w:r>
-        <w:t xml:space="preserve"> </w:t>
-      </w:r>
-      <w:r>
-        <w:t xml:space="preserve">	</w:t>
-      </w:r>
-      <w:r>
-        <w:t xml:space="preserve">Health Catalyst.</w:t>
-      </w:r>
-      <w:r>
-        <w:t xml:space="preserve"> </w:t>
-      </w:r>
-      <w:r>
-        <w:t xml:space="preserve">The healthcare analytics adoption model: A roadmap to analytic maturity</w:t>
-      </w:r>
-      <w:r>
-        <w:t xml:space="preserve">. Published online 2020.</w:t>
-      </w:r>
-      <w:r>
-        <w:t xml:space="preserve"> </w:t>
-      </w:r>
-      <w:hyperlink r:id="rId134">
-        <w:r>
-          <w:rPr>
-            <w:rStyle w:val="Hyperlink"/>
-          </w:rPr>
-          <w:t xml:space="preserve">https://www.healthcatalyst.com/learn/insights/healthcare-analytics-adoption-model-roadmap-analytic-maturity</w:t>
-        </w:r>
-      </w:hyperlink>
-    </w:p>
-    <w:bookmarkEnd w:id="135"/>
-    <w:bookmarkStart w:id="137" w:name="ref-snowdon2024"/>
-    <w:p>
-      <w:pPr>
-        <w:pStyle w:val="Bibliography"/>
-      </w:pPr>
-      <w:r>
-        <w:t xml:space="preserve">42.</w:t>
-      </w:r>
-      <w:r>
-        <w:t xml:space="preserve"> </w:t>
-      </w:r>
-      <w:r>
-        <w:t xml:space="preserve">	</w:t>
-      </w:r>
-      <w:r>
-        <w:t xml:space="preserve">Hussein Snowdon A., A. Wright.</w:t>
-      </w:r>
-      <w:r>
-        <w:t xml:space="preserve"> </w:t>
-      </w:r>
-      <w:r>
-        <w:t xml:space="preserve">Digital maturity as a predictor of quality and safety outcomes in</w:t>
-      </w:r>
-      <w:r>
-        <w:t xml:space="preserve"> </w:t>
-      </w:r>
-      <w:r>
-        <w:t xml:space="preserve">US</w:t>
-      </w:r>
-      <w:r>
-        <w:t xml:space="preserve"> </w:t>
-      </w:r>
-      <w:r>
-        <w:t xml:space="preserve">hospitals: Cross-sectional observational study</w:t>
-      </w:r>
-      <w:r>
-        <w:t xml:space="preserve">.</w:t>
-      </w:r>
-      <w:r>
-        <w:t xml:space="preserve"> </w:t>
-      </w:r>
-      <w:r>
-        <w:rPr>
-          <w:i/>
-          <w:iCs/>
-        </w:rPr>
-        <w:t xml:space="preserve">Journal of Medical Internet Research</w:t>
-      </w:r>
-      <w:r>
-        <w:t xml:space="preserve">. 2024;26:e56316. doi:</w:t>
-      </w:r>
-      <w:hyperlink r:id="rId136">
-        <w:r>
-          <w:rPr>
-            <w:rStyle w:val="Hyperlink"/>
-          </w:rPr>
-          <w:t xml:space="preserve">10.2196/56316</w:t>
-        </w:r>
-      </w:hyperlink>
-    </w:p>
-    <w:bookmarkEnd w:id="137"/>
-    <w:bookmarkStart w:id="139" w:name="ref-yang2021"/>
-    <w:p>
-      <w:pPr>
-        <w:pStyle w:val="Bibliography"/>
-      </w:pPr>
-      <w:r>
-        <w:t xml:space="preserve">43.</w:t>
-      </w:r>
-      <w:r>
-        <w:t xml:space="preserve"> </w:t>
-      </w:r>
-      <w:r>
-        <w:t xml:space="preserve">	</w:t>
-      </w:r>
-      <w:r>
-        <w:t xml:space="preserve">David X Yang, Rohan Khera, Joseph A Miccio, Vikram Jairam, others.</w:t>
-      </w:r>
-      <w:r>
-        <w:t xml:space="preserve"> </w:t>
-      </w:r>
-      <w:r>
-        <w:t xml:space="preserve">Prevalence of missing data in the national cancer database and association with overall survival</w:t>
-      </w:r>
-      <w:r>
-        <w:t xml:space="preserve">.</w:t>
-      </w:r>
-      <w:r>
-        <w:t xml:space="preserve"> </w:t>
-      </w:r>
-      <w:r>
-        <w:rPr>
-          <w:i/>
-          <w:iCs/>
-        </w:rPr>
-        <w:t xml:space="preserve">JAMA Network Open</w:t>
-      </w:r>
-      <w:r>
-        <w:t xml:space="preserve">. 2021;4(3):e211793. doi:</w:t>
-      </w:r>
-      <w:hyperlink r:id="rId138">
-        <w:r>
-          <w:rPr>
-            <w:rStyle w:val="Hyperlink"/>
-          </w:rPr>
-          <w:t xml:space="preserve">10.1001/jamanetworkopen.2021.1793</w:t>
-        </w:r>
-      </w:hyperlink>
-    </w:p>
-    <w:bookmarkEnd w:id="139"/>
-    <w:bookmarkStart w:id="141" w:name="ref-latrella2024"/>
-    <w:p>
-      <w:pPr>
-        <w:pStyle w:val="Bibliography"/>
-      </w:pPr>
-      <w:r>
-        <w:t xml:space="preserve">44.</w:t>
-      </w:r>
-      <w:r>
-        <w:t xml:space="preserve"> </w:t>
-      </w:r>
-      <w:r>
-        <w:t xml:space="preserve">	</w:t>
-      </w:r>
-      <w:r>
-        <w:t xml:space="preserve">&amp; Baldasare Latrella M.</w:t>
-      </w:r>
-      <w:r>
-        <w:t xml:space="preserve"> </w:t>
-      </w:r>
-      <w:r>
-        <w:t xml:space="preserve">Improving patient outcomes while reducing readmissions with data analytics</w:t>
-      </w:r>
-      <w:r>
-        <w:t xml:space="preserve">.</w:t>
-      </w:r>
-      <w:r>
-        <w:t xml:space="preserve"> </w:t>
-      </w:r>
-      <w:r>
-        <w:rPr>
-          <w:i/>
-          <w:iCs/>
-        </w:rPr>
-        <w:t xml:space="preserve">Management in Healthcare</w:t>
-      </w:r>
-      <w:r>
-        <w:t xml:space="preserve">. 2024;8(3):212. doi:</w:t>
-      </w:r>
-      <w:hyperlink r:id="rId140">
-        <w:r>
-          <w:rPr>
-            <w:rStyle w:val="Hyperlink"/>
-          </w:rPr>
-          <w:t xml:space="preserve">10.69554/RITW9729</w:t>
-        </w:r>
-      </w:hyperlink>
-    </w:p>
-    <w:bookmarkEnd w:id="141"/>
-    <w:bookmarkStart w:id="143" w:name="ref-shahbaz2019"/>
-    <w:p>
-      <w:pPr>
-        <w:pStyle w:val="Bibliography"/>
-      </w:pPr>
-      <w:r>
-        <w:t xml:space="preserve">45.</w:t>
-      </w:r>
-      <w:r>
-        <w:t xml:space="preserve"> </w:t>
-      </w:r>
-      <w:r>
-        <w:t xml:space="preserve">	</w:t>
-      </w:r>
-      <w:r>
-        <w:t xml:space="preserve">Gao Shahbaz M.</w:t>
-      </w:r>
-      <w:r>
-        <w:t xml:space="preserve"> </w:t>
-      </w:r>
-      <w:r>
-        <w:t xml:space="preserve">Investigating the adoption of big data analytics in healthcare: The moderating role of resistance to change</w:t>
-      </w:r>
-      <w:r>
-        <w:t xml:space="preserve">.</w:t>
-      </w:r>
-      <w:r>
-        <w:t xml:space="preserve"> </w:t>
-      </w:r>
-      <w:r>
-        <w:rPr>
-          <w:i/>
-          <w:iCs/>
-        </w:rPr>
-        <w:t xml:space="preserve">Journal of Big Data</w:t>
-      </w:r>
-      <w:r>
-        <w:t xml:space="preserve">. 2019;6(1). doi:</w:t>
-      </w:r>
-      <w:hyperlink r:id="rId142">
-        <w:r>
-          <w:rPr>
-            <w:rStyle w:val="Hyperlink"/>
-          </w:rPr>
-          <w:t xml:space="preserve">10.1186/s40537-019-0170-y</w:t>
-        </w:r>
-      </w:hyperlink>
-    </w:p>
-    <w:bookmarkEnd w:id="143"/>
-    <w:bookmarkStart w:id="145" w:name="ref-kamble2019"/>
-    <w:p>
-      <w:pPr>
-        <w:pStyle w:val="Bibliography"/>
-      </w:pPr>
-      <w:r>
-        <w:t xml:space="preserve">46.</w:t>
-      </w:r>
-      <w:r>
-        <w:t xml:space="preserve"> </w:t>
-      </w:r>
-      <w:r>
-        <w:t xml:space="preserve">	</w:t>
-      </w:r>
-      <w:r>
-        <w:t xml:space="preserve">Sachin S. Kamble, Angappa Gunasekaran, Milind Goswami, Jaswant Manda.</w:t>
-      </w:r>
-      <w:r>
-        <w:t xml:space="preserve"> </w:t>
-      </w:r>
-      <w:r>
-        <w:t xml:space="preserve">A systematic perspective on the applications of big data analytics in healthcare management</w:t>
-      </w:r>
-      <w:r>
-        <w:t xml:space="preserve">.</w:t>
-      </w:r>
-      <w:r>
-        <w:t xml:space="preserve"> </w:t>
-      </w:r>
-      <w:r>
-        <w:rPr>
-          <w:i/>
-          <w:iCs/>
-        </w:rPr>
-        <w:t xml:space="preserve">International Journal of Healthcare Management</w:t>
-      </w:r>
-      <w:r>
-        <w:t xml:space="preserve">. 2019;12(3):226-240. doi:</w:t>
-      </w:r>
-      <w:hyperlink r:id="rId144">
-        <w:r>
-          <w:rPr>
-            <w:rStyle w:val="Hyperlink"/>
-          </w:rPr>
-          <w:t xml:space="preserve">10.1080/20479700.2018.1531606</w:t>
-        </w:r>
-      </w:hyperlink>
-    </w:p>
-    <w:bookmarkEnd w:id="145"/>
-    <w:bookmarkStart w:id="147" w:name="ref-breu2002"/>
-    <w:p>
-      <w:pPr>
-        <w:pStyle w:val="Bibliography"/>
-      </w:pPr>
-      <w:r>
-        <w:t xml:space="preserve">47.</w:t>
-      </w:r>
-      <w:r>
-        <w:t xml:space="preserve"> </w:t>
-      </w:r>
-      <w:r>
-        <w:t xml:space="preserve">	</w:t>
-      </w:r>
-      <w:r>
-        <w:t xml:space="preserve">K. Breu, C. J. Hemingway, M. Strathern, D. Bridger.</w:t>
-      </w:r>
-      <w:r>
-        <w:t xml:space="preserve"> </w:t>
-      </w:r>
-      <w:r>
-        <w:t xml:space="preserve">Workforce Agility: The New Employee Strategy for the Knowledge Economy</w:t>
-      </w:r>
-      <w:r>
-        <w:t xml:space="preserve">.</w:t>
-      </w:r>
-      <w:r>
-        <w:t xml:space="preserve"> </w:t>
-      </w:r>
-      <w:r>
-        <w:rPr>
-          <w:i/>
-          <w:iCs/>
-        </w:rPr>
-        <w:t xml:space="preserve">Journal of Information Technology</w:t>
-      </w:r>
-      <w:r>
-        <w:t xml:space="preserve">. 2002;17(1):21-31. doi:</w:t>
-      </w:r>
-      <w:hyperlink r:id="rId146">
-        <w:r>
-          <w:rPr>
-            <w:rStyle w:val="Hyperlink"/>
-          </w:rPr>
-          <w:t xml:space="preserve">10.1080/02683960110132070</w:t>
-        </w:r>
-      </w:hyperlink>
-    </w:p>
-    <w:bookmarkEnd w:id="147"/>
-    <w:bookmarkStart w:id="149" w:name="ref-tessarini2021"/>
-    <w:p>
-      <w:pPr>
-        <w:pStyle w:val="Bibliography"/>
-      </w:pPr>
-      <w:r>
-        <w:t xml:space="preserve">48.</w:t>
-      </w:r>
-      <w:r>
-        <w:t xml:space="preserve"> </w:t>
-      </w:r>
-      <w:r>
-        <w:t xml:space="preserve">	</w:t>
-      </w:r>
-      <w:r>
-        <w:t xml:space="preserve">G. Tessarini Junior, P. Saltorato.</w:t>
-      </w:r>
-      <w:r>
-        <w:t xml:space="preserve"> </w:t>
-      </w:r>
-      <w:r>
-        <w:t xml:space="preserve">Workforce agility: a systematic literature review and a research agenda proposal</w:t>
-      </w:r>
-      <w:r>
-        <w:t xml:space="preserve">.</w:t>
-      </w:r>
-      <w:r>
-        <w:t xml:space="preserve"> </w:t>
-      </w:r>
-      <w:r>
-        <w:rPr>
-          <w:i/>
-          <w:iCs/>
-        </w:rPr>
-        <w:t xml:space="preserve">Innovar</w:t>
-      </w:r>
-      <w:r>
-        <w:t xml:space="preserve">. 2021;31(81):155-167. doi:</w:t>
-      </w:r>
-      <w:hyperlink r:id="rId148">
-        <w:r>
-          <w:rPr>
-            <w:rStyle w:val="Hyperlink"/>
-          </w:rPr>
-          <w:t xml:space="preserve">10.15446/innovar.v31n81.95582</w:t>
-        </w:r>
-      </w:hyperlink>
-    </w:p>
-    <w:bookmarkEnd w:id="149"/>
-    <w:bookmarkStart w:id="151" w:name="ref-wynendaele2025"/>
-    <w:p>
-      <w:pPr>
-        <w:pStyle w:val="Bibliography"/>
-      </w:pPr>
-      <w:r>
-        <w:t xml:space="preserve">49.</w:t>
-      </w:r>
-      <w:r>
-        <w:t xml:space="preserve"> </w:t>
-      </w:r>
-      <w:r>
-        <w:t xml:space="preserve">	</w:t>
-      </w:r>
-      <w:r>
-        <w:t xml:space="preserve">Herlinde Wynendaele, Els Clays, Ellen Peeters, Yannai DeJonghe, Ann Van Hecke, Jeroen Trybou.</w:t>
-      </w:r>
-      <w:r>
-        <w:t xml:space="preserve"> </w:t>
-      </w:r>
-      <w:r>
-        <w:t xml:space="preserve">Understanding turnover in healthcare and welfare sectors of high-income countries: an umbrella review</w:t>
-      </w:r>
-      <w:r>
-        <w:t xml:space="preserve">.</w:t>
-      </w:r>
-      <w:r>
-        <w:t xml:space="preserve"> </w:t>
-      </w:r>
-      <w:r>
-        <w:rPr>
-          <w:i/>
-          <w:iCs/>
-        </w:rPr>
-        <w:t xml:space="preserve">BMC Health Services Research</w:t>
-      </w:r>
-      <w:r>
-        <w:t xml:space="preserve">. 2025;25(1). doi:</w:t>
-      </w:r>
-      <w:hyperlink r:id="rId150">
-        <w:r>
-          <w:rPr>
-            <w:rStyle w:val="Hyperlink"/>
-          </w:rPr>
-          <w:t xml:space="preserve">10.1186/s12913-025-12966-5</w:t>
-        </w:r>
-      </w:hyperlink>
-    </w:p>
-    <w:bookmarkEnd w:id="151"/>
-    <w:bookmarkStart w:id="153" w:name="ref-hackney2024"/>
-    <w:p>
-      <w:pPr>
-        <w:pStyle w:val="Bibliography"/>
-      </w:pPr>
-      <w:r>
-        <w:t xml:space="preserve">50.</w:t>
-      </w:r>
-      <w:r>
-        <w:t xml:space="preserve"> </w:t>
-      </w:r>
-      <w:r>
-        <w:t xml:space="preserve">	</w:t>
-      </w:r>
-      <w:r>
-        <w:t xml:space="preserve">A. Hackney.</w:t>
-      </w:r>
-      <w:r>
-        <w:t xml:space="preserve"> </w:t>
-      </w:r>
-      <w:r>
-        <w:rPr>
-          <w:i/>
-          <w:iCs/>
-        </w:rPr>
-        <w:t xml:space="preserve">Onboarding New Hires in the Clinical Informatics and Practice Support (CIPS) Department With the Tiered Skills Acquisition Model (TSAM): A Program Evaluation</w:t>
-      </w:r>
-      <w:r>
-        <w:t xml:space="preserve">. PhD thesis. ProQuest Dissertations; 2024.</w:t>
-      </w:r>
-      <w:r>
-        <w:t xml:space="preserve"> </w:t>
-      </w:r>
-      <w:hyperlink r:id="rId152">
-        <w:r>
-          <w:rPr>
-            <w:rStyle w:val="Hyperlink"/>
-          </w:rPr>
-          <w:t xml:space="preserve">https://search.proquest.com/openview/9a3a9ef301c01ff0129d07f685b8643f/1</w:t>
-        </w:r>
-      </w:hyperlink>
-    </w:p>
-    <w:bookmarkEnd w:id="153"/>
-    <w:bookmarkStart w:id="155" w:name="ref-alpar2016"/>
-    <w:p>
-      <w:pPr>
-        <w:pStyle w:val="Bibliography"/>
-      </w:pPr>
-      <w:r>
-        <w:t xml:space="preserve">51.</w:t>
-      </w:r>
-      <w:r>
-        <w:t xml:space="preserve"> </w:t>
-      </w:r>
-      <w:r>
-        <w:t xml:space="preserve">	</w:t>
-      </w:r>
-      <w:r>
-        <w:t xml:space="preserve">P. Alpar, M. Schulz.</w:t>
-      </w:r>
-      <w:r>
-        <w:t xml:space="preserve"> </w:t>
-      </w:r>
-      <w:r>
-        <w:t xml:space="preserve">Self-Service Business Intelligence</w:t>
-      </w:r>
-      <w:r>
-        <w:t xml:space="preserve">.</w:t>
-      </w:r>
-      <w:r>
-        <w:t xml:space="preserve"> </w:t>
-      </w:r>
-      <w:r>
-        <w:rPr>
-          <w:i/>
-          <w:iCs/>
-        </w:rPr>
-        <w:t xml:space="preserve">Business and Information Systems Engineering</w:t>
-      </w:r>
-      <w:r>
-        <w:t xml:space="preserve">. 2016;58(2):151-155. doi:</w:t>
-      </w:r>
-      <w:hyperlink r:id="rId154">
-        <w:r>
-          <w:rPr>
-            <w:rStyle w:val="Hyperlink"/>
-          </w:rPr>
-          <w:t xml:space="preserve">10.1007/s12599-016-0424-6</w:t>
-        </w:r>
-      </w:hyperlink>
-    </w:p>
-    <w:bookmarkEnd w:id="155"/>
-    <w:bookmarkStart w:id="157" w:name="ref-banihani2020"/>
-    <w:p>
-      <w:pPr>
-        <w:pStyle w:val="Bibliography"/>
-      </w:pPr>
-      <w:r>
-        <w:t xml:space="preserve">52.</w:t>
-      </w:r>
-      <w:r>
-        <w:t xml:space="preserve"> </w:t>
-      </w:r>
-      <w:r>
-        <w:t xml:space="preserve">	</w:t>
-      </w:r>
-      <w:r>
-        <w:t xml:space="preserve">I. Bani-Hani, O. Tona, S. Carlsson.</w:t>
-      </w:r>
-      <w:r>
-        <w:t xml:space="preserve"> </w:t>
-      </w:r>
-      <w:r>
-        <w:t xml:space="preserve">Patterns of Resource Integration in the Self-service Approach to Business Analytics</w:t>
-      </w:r>
-      <w:r>
-        <w:t xml:space="preserve">. In:</w:t>
-      </w:r>
-      <w:r>
-        <w:t xml:space="preserve"> </w:t>
-      </w:r>
-      <w:r>
-        <w:rPr>
-          <w:i/>
-          <w:iCs/>
-        </w:rPr>
-        <w:t xml:space="preserve">Proceedings of the 53rd Hawaii International Conference on System Sciences (HICSS)</w:t>
-      </w:r>
-      <w:r>
-        <w:t xml:space="preserve">. 2020. doi:</w:t>
-      </w:r>
-      <w:hyperlink r:id="rId156">
-        <w:r>
-          <w:rPr>
-            <w:rStyle w:val="Hyperlink"/>
-          </w:rPr>
-          <w:t xml:space="preserve">10.24251/HICSS.2020.659</w:t>
-        </w:r>
-      </w:hyperlink>
-    </w:p>
-    <w:bookmarkEnd w:id="157"/>
-    <w:bookmarkStart w:id="159" w:name="ref-blaskovic2025"/>
-    <w:p>
-      <w:pPr>
-        <w:pStyle w:val="Bibliography"/>
-      </w:pPr>
-      <w:r>
-        <w:t xml:space="preserve">53.</w:t>
-      </w:r>
-      <w:r>
-        <w:t xml:space="preserve"> </w:t>
-      </w:r>
-      <w:r>
-        <w:t xml:space="preserve">	</w:t>
-      </w:r>
-      <w:r>
-        <w:t xml:space="preserve">Luka Blašković, Nikola Tanković, Ivan Lorencin, Sandi Baressi Šegota.</w:t>
-      </w:r>
-      <w:r>
-        <w:t xml:space="preserve"> </w:t>
-      </w:r>
-      <w:r>
-        <w:t xml:space="preserve">Robust Clinical Querying with Local LLMs: Lexical Challenges in NL2SQL and Retrieval-Augmented QA on EHRs</w:t>
-      </w:r>
-      <w:r>
-        <w:t xml:space="preserve">.</w:t>
-      </w:r>
-      <w:r>
-        <w:t xml:space="preserve"> </w:t>
-      </w:r>
-      <w:r>
-        <w:rPr>
-          <w:i/>
-          <w:iCs/>
-        </w:rPr>
-        <w:t xml:space="preserve">Big Data and Cognitive Computing</w:t>
-      </w:r>
-      <w:r>
-        <w:t xml:space="preserve">. 2025;9(10):256. doi:</w:t>
-      </w:r>
-      <w:hyperlink r:id="rId158">
-        <w:r>
-          <w:rPr>
-            <w:rStyle w:val="Hyperlink"/>
-          </w:rPr>
-          <w:t xml:space="preserve">10.3390/bdcc9100256</w:t>
-        </w:r>
-      </w:hyperlink>
-    </w:p>
-    <w:bookmarkEnd w:id="159"/>
-    <w:bookmarkStart w:id="161" w:name="ref-marshan2024"/>
-    <w:p>
-      <w:pPr>
-        <w:pStyle w:val="Bibliography"/>
-      </w:pPr>
-      <w:r>
-        <w:t xml:space="preserve">54.</w:t>
-      </w:r>
-      <w:r>
-        <w:t xml:space="preserve"> </w:t>
-      </w:r>
-      <w:r>
-        <w:t xml:space="preserve">	</w:t>
-      </w:r>
-      <w:r>
-        <w:t xml:space="preserve">Almutairi Marshan A.</w:t>
-      </w:r>
-      <w:r>
-        <w:t xml:space="preserve"> </w:t>
-      </w:r>
-      <w:r>
-        <w:t xml:space="preserve">MedT5SQL: a transformers-based large language model for text-to-SQL conversion in the healthcare domain</w:t>
-      </w:r>
-      <w:r>
-        <w:t xml:space="preserve">.</w:t>
-      </w:r>
-      <w:r>
-        <w:t xml:space="preserve"> </w:t>
-      </w:r>
-      <w:r>
-        <w:rPr>
-          <w:i/>
-          <w:iCs/>
-        </w:rPr>
-        <w:t xml:space="preserve">Frontiers in Big Data</w:t>
-      </w:r>
-      <w:r>
-        <w:t xml:space="preserve">. 2024;7. doi:</w:t>
-      </w:r>
-      <w:hyperlink r:id="rId160">
-        <w:r>
-          <w:rPr>
-            <w:rStyle w:val="Hyperlink"/>
-          </w:rPr>
-          <w:t xml:space="preserve">10.3389/fdata.2024.1371680</w:t>
-        </w:r>
-      </w:hyperlink>
-    </w:p>
-    <w:bookmarkEnd w:id="161"/>
-    <w:bookmarkStart w:id="163" w:name="ref-chen2026graph"/>
-    <w:p>
-      <w:pPr>
-        <w:pStyle w:val="Bibliography"/>
-      </w:pPr>
-      <w:r>
-        <w:t xml:space="preserve">55.</w:t>
-      </w:r>
-      <w:r>
-        <w:t xml:space="preserve"> </w:t>
-      </w:r>
-      <w:r>
-        <w:t xml:space="preserve">	</w:t>
-      </w:r>
-      <w:r>
-        <w:t xml:space="preserve">Qian Chen, Jun Peng, Baiyang Song, Yiyi Zhou, Rongrong Ji.</w:t>
-      </w:r>
-      <w:r>
-        <w:t xml:space="preserve"> </w:t>
-      </w:r>
-      <w:r>
-        <w:t xml:space="preserve">Graph-empowered Text-to-SQL generation on Electronic Medical Records</w:t>
-      </w:r>
-      <w:r>
-        <w:t xml:space="preserve">.</w:t>
-      </w:r>
-      <w:r>
-        <w:t xml:space="preserve"> </w:t>
-      </w:r>
-      <w:r>
-        <w:rPr>
-          <w:i/>
-          <w:iCs/>
-        </w:rPr>
-        <w:t xml:space="preserve">Pattern Recognition</w:t>
-      </w:r>
-      <w:r>
-        <w:t xml:space="preserve">. 2026;169:111800. doi:</w:t>
-      </w:r>
-      <w:hyperlink r:id="rId162">
-        <w:r>
-          <w:rPr>
-            <w:rStyle w:val="Hyperlink"/>
-          </w:rPr>
-          <w:t xml:space="preserve">10.1016/j.patcog.2025.111800</w:t>
-        </w:r>
-      </w:hyperlink>
-    </w:p>
-    <w:bookmarkEnd w:id="163"/>
-    <w:bookmarkStart w:id="165" w:name="ref-tarbell2024"/>
-    <w:p>
-      <w:pPr>
-        <w:pStyle w:val="Bibliography"/>
-      </w:pPr>
-      <w:r>
-        <w:t xml:space="preserve">56.</w:t>
-      </w:r>
-      <w:r>
-        <w:t xml:space="preserve"> </w:t>
-      </w:r>
-      <w:r>
-        <w:t xml:space="preserve">	</w:t>
-      </w:r>
-      <w:r>
-        <w:t xml:space="preserve">R. Tarbell, K. K. R. Choo, G. Dietrich, others.</w:t>
-      </w:r>
-      <w:r>
-        <w:t xml:space="preserve"> </w:t>
-      </w:r>
-      <w:r>
-        <w:t xml:space="preserve">Towards understanding the generalization of medical text-to-SQL models and datasets</w:t>
-      </w:r>
-      <w:r>
-        <w:t xml:space="preserve">. In:</w:t>
-      </w:r>
-      <w:r>
-        <w:t xml:space="preserve"> </w:t>
-      </w:r>
-      <w:r>
-        <w:rPr>
-          <w:i/>
-          <w:iCs/>
-        </w:rPr>
-        <w:t xml:space="preserve">AMIA Annual Symposium Proceedings</w:t>
-      </w:r>
-      <w:r>
-        <w:t xml:space="preserve">. 2024.</w:t>
-      </w:r>
-      <w:r>
-        <w:t xml:space="preserve"> </w:t>
-      </w:r>
-      <w:hyperlink r:id="rId164">
-        <w:r>
-          <w:rPr>
-            <w:rStyle w:val="Hyperlink"/>
-          </w:rPr>
-          <w:t xml:space="preserve">https://pmc.ncbi.nlm.nih.gov/articles/PMC10785918/</w:t>
-        </w:r>
-      </w:hyperlink>
-    </w:p>
-    <w:bookmarkEnd w:id="165"/>
-    <w:bookmarkStart w:id="167" w:name="ref-yuan2019"/>
-    <w:p>
-      <w:pPr>
-        <w:pStyle w:val="Bibliography"/>
-      </w:pPr>
-      <w:r>
-        <w:t xml:space="preserve">57.</w:t>
-      </w:r>
-      <w:r>
-        <w:t xml:space="preserve"> </w:t>
-      </w:r>
-      <w:r>
-        <w:t xml:space="preserve">	</w:t>
-      </w:r>
-      <w:r>
-        <w:t xml:space="preserve">Chi Yuan, Patrick B. Ryan, Casey Ta, Yixuan Guo, Ziran Li, Jill Hardin, Rupa Makadia, Peng Jin, Ning Shang, Tian Kang, Chunhua Weng.</w:t>
-      </w:r>
-      <w:r>
-        <w:t xml:space="preserve"> </w:t>
-      </w:r>
-      <w:r>
-        <w:t xml:space="preserve">Criteria2Query: a natural language interface to clinical databases for cohort definition</w:t>
-      </w:r>
-      <w:r>
-        <w:t xml:space="preserve">.</w:t>
-      </w:r>
-      <w:r>
-        <w:t xml:space="preserve"> </w:t>
-      </w:r>
-      <w:r>
-        <w:rPr>
-          <w:i/>
-          <w:iCs/>
-        </w:rPr>
-        <w:t xml:space="preserve">Journal of the American Medical Informatics Association</w:t>
-      </w:r>
-      <w:r>
-        <w:t xml:space="preserve">. 2019;26(4):294-305. doi:</w:t>
-      </w:r>
-      <w:hyperlink r:id="rId166">
-        <w:r>
-          <w:rPr>
-            <w:rStyle w:val="Hyperlink"/>
-          </w:rPr>
-          <w:t xml:space="preserve">10.1093/jamia/ocy178</w:t>
-        </w:r>
-      </w:hyperlink>
-    </w:p>
-    <w:bookmarkEnd w:id="167"/>
-    <w:bookmarkStart w:id="169" w:name="ref-anthropic2025"/>
-    <w:p>
-      <w:pPr>
-        <w:pStyle w:val="Bibliography"/>
-      </w:pPr>
-      <w:r>
-        <w:t xml:space="preserve">58.</w:t>
-      </w:r>
-      <w:r>
-        <w:t xml:space="preserve"> </w:t>
-      </w:r>
-      <w:r>
-        <w:t xml:space="preserve">	</w:t>
-      </w:r>
-      <w:r>
-        <w:t xml:space="preserve">Anthropic.</w:t>
-      </w:r>
-      <w:r>
-        <w:t xml:space="preserve"> </w:t>
-      </w:r>
-      <w:r>
-        <w:t xml:space="preserve">Code modernization playbook: A practical guide to modernizing legacy systems with</w:t>
-      </w:r>
-      <w:r>
-        <w:t xml:space="preserve"> </w:t>
-      </w:r>
-      <w:r>
-        <w:t xml:space="preserve">AI</w:t>
-      </w:r>
-      <w:r>
-        <w:t xml:space="preserve">. Published online 2025.</w:t>
-      </w:r>
-      <w:r>
-        <w:t xml:space="preserve"> </w:t>
-      </w:r>
-      <w:hyperlink r:id="rId168">
-        <w:r>
-          <w:rPr>
-            <w:rStyle w:val="Hyperlink"/>
-          </w:rPr>
-          <w:t xml:space="preserve">https://resources.anthropic.com/code-modernization-playbook</w:t>
-        </w:r>
-      </w:hyperlink>
-    </w:p>
-    <w:bookmarkEnd w:id="169"/>
-    <w:bookmarkStart w:id="171" w:name="ref-hendrix1978"/>
-    <w:p>
-      <w:pPr>
-        <w:pStyle w:val="Bibliography"/>
-      </w:pPr>
-      <w:r>
-        <w:t xml:space="preserve">59.</w:t>
-      </w:r>
-      <w:r>
-        <w:t xml:space="preserve"> </w:t>
-      </w:r>
-      <w:r>
-        <w:t xml:space="preserve">	</w:t>
-      </w:r>
-      <w:r>
-        <w:t xml:space="preserve">Gary G. Hendrix, Earl D. Sacerdoti, Daniel Sagalowicz, Jonathan Slocum.</w:t>
-      </w:r>
-      <w:r>
-        <w:t xml:space="preserve"> </w:t>
-      </w:r>
-      <w:r>
-        <w:t xml:space="preserve">Developing a natural language interface to complex data</w:t>
-      </w:r>
-      <w:r>
-        <w:t xml:space="preserve">.</w:t>
-      </w:r>
-      <w:r>
-        <w:t xml:space="preserve"> </w:t>
-      </w:r>
-      <w:r>
-        <w:rPr>
-          <w:i/>
-          <w:iCs/>
-        </w:rPr>
-        <w:t xml:space="preserve">ACM</w:t>
-      </w:r>
-      <w:r>
-        <w:rPr>
-          <w:i/>
-          <w:iCs/>
-        </w:rPr>
-        <w:t xml:space="preserve"> </w:t>
-      </w:r>
-      <w:r>
-        <w:rPr>
-          <w:i/>
-          <w:iCs/>
-        </w:rPr>
-        <w:t xml:space="preserve">Transactions on Database Systems</w:t>
-      </w:r>
-      <w:r>
-        <w:t xml:space="preserve">. 1978;3(2):105-147. doi:</w:t>
-      </w:r>
-      <w:hyperlink r:id="rId170">
-        <w:r>
-          <w:rPr>
-            <w:rStyle w:val="Hyperlink"/>
-          </w:rPr>
-          <w:t xml:space="preserve">10.1145/320251.320253</w:t>
-        </w:r>
-      </w:hyperlink>
-    </w:p>
-    <w:bookmarkEnd w:id="171"/>
-    <w:bookmarkStart w:id="173" w:name="ref-ogunwole2023"/>
-    <w:p>
-      <w:pPr>
-        <w:pStyle w:val="Bibliography"/>
-      </w:pPr>
-      <w:r>
-        <w:t xml:space="preserve">60.</w:t>
-      </w:r>
-      <w:r>
-        <w:t xml:space="preserve"> </w:t>
-      </w:r>
-      <w:r>
-        <w:t xml:space="preserve">	</w:t>
-      </w:r>
-      <w:r>
-        <w:t xml:space="preserve">&amp; Onukwulu Ogunwole O.</w:t>
-      </w:r>
-      <w:r>
-        <w:t xml:space="preserve"> </w:t>
-      </w:r>
-      <w:r>
-        <w:t xml:space="preserve">Modernizing legacy systems: A scalable approach to next-generation data architectures and seamless integration</w:t>
-      </w:r>
-      <w:r>
-        <w:t xml:space="preserve">.</w:t>
-      </w:r>
-      <w:r>
-        <w:t xml:space="preserve"> </w:t>
-      </w:r>
-      <w:r>
-        <w:rPr>
-          <w:i/>
-          <w:iCs/>
-        </w:rPr>
-        <w:t xml:space="preserve">International Journal of Multidisciplinary Research</w:t>
-      </w:r>
-      <w:r>
-        <w:t xml:space="preserve">. Published online 2023.</w:t>
-      </w:r>
-      <w:r>
-        <w:t xml:space="preserve"> </w:t>
-      </w:r>
-      <w:hyperlink r:id="rId172">
-        <w:r>
-          <w:rPr>
-            <w:rStyle w:val="Hyperlink"/>
-          </w:rPr>
-          <w:t xml:space="preserve">https://www.allmultidisciplinaryjournal.com/uploads/archives/20250306182550_MGE-2025-2-018.1.pdf</w:t>
-        </w:r>
-      </w:hyperlink>
-    </w:p>
-    <w:bookmarkEnd w:id="173"/>
-    <w:bookmarkStart w:id="175" w:name="ref-arora2025"/>
-    <w:p>
-      <w:pPr>
-        <w:pStyle w:val="Bibliography"/>
-      </w:pPr>
-      <w:r>
-        <w:t xml:space="preserve">61.</w:t>
-      </w:r>
-      <w:r>
-        <w:t xml:space="preserve"> </w:t>
-      </w:r>
-      <w:r>
-        <w:t xml:space="preserve">	</w:t>
-      </w:r>
-      <w:r>
-        <w:t xml:space="preserve">A Arora.</w:t>
-      </w:r>
-      <w:r>
-        <w:t xml:space="preserve"> </w:t>
-      </w:r>
-      <w:r>
-        <w:t xml:space="preserve">Challenges of Integrating Artificial Intelligence in Legacy Systems and Potential Solutions for Seamless Integration</w:t>
-      </w:r>
-      <w:r>
-        <w:t xml:space="preserve">.</w:t>
-      </w:r>
-      <w:r>
-        <w:t xml:space="preserve"> </w:t>
-      </w:r>
-      <w:r>
-        <w:rPr>
-          <w:i/>
-          <w:iCs/>
-        </w:rPr>
-        <w:t xml:space="preserve">SSRN</w:t>
-      </w:r>
-      <w:r>
-        <w:t xml:space="preserve">. Published online 2025. doi:</w:t>
-      </w:r>
-      <w:hyperlink r:id="rId174">
-        <w:r>
-          <w:rPr>
-            <w:rStyle w:val="Hyperlink"/>
-          </w:rPr>
-          <w:t xml:space="preserve">10.2139/ssrn.5268176</w:t>
-        </w:r>
-      </w:hyperlink>
-    </w:p>
-    <w:bookmarkEnd w:id="175"/>
-    <w:bookmarkStart w:id="177" w:name="ref-ignatowicz2023"/>
-    <w:p>
-      <w:pPr>
-        <w:pStyle w:val="Bibliography"/>
-      </w:pPr>
-      <w:r>
-        <w:t xml:space="preserve">62.</w:t>
-      </w:r>
-      <w:r>
-        <w:t xml:space="preserve"> </w:t>
-      </w:r>
-      <w:r>
-        <w:t xml:space="preserve">	</w:t>
-      </w:r>
-      <w:r>
-        <w:t xml:space="preserve">Agnieszka Ignatowicz, Carolyn Tarrant, Russell Mannion, Dalia El-Sawy, others.</w:t>
-      </w:r>
-      <w:r>
-        <w:t xml:space="preserve"> </w:t>
-      </w:r>
-      <w:r>
-        <w:t xml:space="preserve">Organizational resilience in healthcare: a review and descriptive narrative synthesis of approaches to resilience measurement and assessment in empirical studies</w:t>
-      </w:r>
-      <w:r>
-        <w:t xml:space="preserve">.</w:t>
-      </w:r>
-      <w:r>
-        <w:t xml:space="preserve"> </w:t>
-      </w:r>
-      <w:r>
-        <w:rPr>
-          <w:i/>
-          <w:iCs/>
-        </w:rPr>
-        <w:t xml:space="preserve">BMC Health Services Research</w:t>
-      </w:r>
-      <w:r>
-        <w:t xml:space="preserve">. 2023;23:376. doi:</w:t>
-      </w:r>
-      <w:hyperlink r:id="rId176">
-        <w:r>
-          <w:rPr>
-            <w:rStyle w:val="Hyperlink"/>
-          </w:rPr>
-          <w:t xml:space="preserve">10.1186/s12913-023-09242-9</w:t>
-        </w:r>
-      </w:hyperlink>
-    </w:p>
-    <w:bookmarkEnd w:id="177"/>
-    <w:bookmarkStart w:id="179" w:name="ref-ratliff2025"/>
-    <w:p>
-      <w:pPr>
-        <w:pStyle w:val="Bibliography"/>
-      </w:pPr>
-      <w:r>
-        <w:t xml:space="preserve">63.</w:t>
-      </w:r>
-      <w:r>
-        <w:t xml:space="preserve"> </w:t>
-      </w:r>
-      <w:r>
-        <w:t xml:space="preserve">	</w:t>
-      </w:r>
-      <w:r>
-        <w:t xml:space="preserve">Hannah C. Ratliff, Kathryn A. Lee, Mara Buchbinder, Lesly A. Kelly, Olga Yakusheva, Deena Kelly Costa.</w:t>
-      </w:r>
-      <w:r>
-        <w:t xml:space="preserve"> </w:t>
-      </w:r>
-      <w:r>
-        <w:t xml:space="preserve">Organizational resilience in healthcare: a scoping review</w:t>
-      </w:r>
-      <w:r>
-        <w:t xml:space="preserve">.</w:t>
-      </w:r>
-      <w:r>
-        <w:t xml:space="preserve"> </w:t>
-      </w:r>
-      <w:r>
-        <w:rPr>
-          <w:i/>
-          <w:iCs/>
-        </w:rPr>
-        <w:t xml:space="preserve">Journal of Healthcare Management</w:t>
-      </w:r>
-      <w:r>
-        <w:t xml:space="preserve">. 2025;70(3):165-188. doi:</w:t>
-      </w:r>
-      <w:hyperlink r:id="rId178">
-        <w:r>
-          <w:rPr>
-            <w:rStyle w:val="Hyperlink"/>
-          </w:rPr>
-          <w:t xml:space="preserve">10.1097/JHM-D-24-00084</w:t>
-        </w:r>
-      </w:hyperlink>
-    </w:p>
-    <w:bookmarkEnd w:id="179"/>
-    <w:bookmarkStart w:id="181" w:name="ref-mannapur2025"/>
-    <w:p>
-      <w:pPr>
-        <w:pStyle w:val="Bibliography"/>
-      </w:pPr>
-      <w:r>
-        <w:t xml:space="preserve">64.</w:t>
-      </w:r>
-      <w:r>
-        <w:t xml:space="preserve"> </w:t>
-      </w:r>
-      <w:r>
-        <w:t xml:space="preserve">	</w:t>
-      </w:r>
-      <w:r>
-        <w:t xml:space="preserve">Sandeep Bharadwaj Mannapur. Understanding data drift and concept drift in machine learning systems.</w:t>
-      </w:r>
-      <w:r>
-        <w:t xml:space="preserve"> </w:t>
-      </w:r>
-      <w:r>
-        <w:rPr>
-          <w:i/>
-          <w:iCs/>
-        </w:rPr>
-        <w:t xml:space="preserve">International Journal of Scientific Research in Computer Science, Engineering and Information Technology</w:t>
-      </w:r>
-      <w:r>
-        <w:t xml:space="preserve">. 2025;11(1):318-330. doi:</w:t>
-      </w:r>
-      <w:hyperlink r:id="rId180">
-        <w:r>
-          <w:rPr>
-            <w:rStyle w:val="Hyperlink"/>
-          </w:rPr>
-          <w:t xml:space="preserve">10.32628/CSEIT25111239</w:t>
-        </w:r>
-      </w:hyperlink>
-    </w:p>
-    <w:bookmarkEnd w:id="181"/>
-    <w:bookmarkStart w:id="183" w:name="ref-valiaiev2025"/>
-    <w:p>
-      <w:pPr>
-        <w:pStyle w:val="Bibliography"/>
-      </w:pPr>
-      <w:r>
-        <w:t xml:space="preserve">65.</w:t>
-      </w:r>
-      <w:r>
-        <w:t xml:space="preserve"> </w:t>
-      </w:r>
-      <w:r>
-        <w:t xml:space="preserve">	</w:t>
-      </w:r>
-      <w:r>
-        <w:t xml:space="preserve">D. Valiaiev.</w:t>
-      </w:r>
-      <w:r>
-        <w:t xml:space="preserve"> </w:t>
-      </w:r>
-      <w:r>
-        <w:rPr>
-          <w:i/>
-          <w:iCs/>
-        </w:rPr>
-        <w:t xml:space="preserve">Implementing DataOps: A Scalable Framework for Modern Data Warehousing</w:t>
-      </w:r>
-      <w:r>
-        <w:t xml:space="preserve">. PhD thesis. ProQuest Dissertations; 2025.</w:t>
-      </w:r>
-      <w:r>
-        <w:t xml:space="preserve"> </w:t>
-      </w:r>
-      <w:hyperlink r:id="rId182">
-        <w:r>
-          <w:rPr>
-            <w:rStyle w:val="Hyperlink"/>
-          </w:rPr>
-          <w:t xml:space="preserve">https://search.proquest.com/openview/aa9acce88c488cbb8c6b3c8339062319/1</w:t>
-        </w:r>
-      </w:hyperlink>
-    </w:p>
-    <w:bookmarkEnd w:id="183"/>
-    <w:bookmarkStart w:id="185" w:name="ref-betha2023"/>
-    <w:p>
-      <w:pPr>
-        <w:pStyle w:val="Bibliography"/>
-      </w:pPr>
-      <w:r>
-        <w:t xml:space="preserve">66.</w:t>
-      </w:r>
-      <w:r>
-        <w:t xml:space="preserve"> </w:t>
-      </w:r>
-      <w:r>
-        <w:t xml:space="preserve">	</w:t>
-      </w:r>
-      <w:r>
-        <w:t xml:space="preserve">R. Betha.</w:t>
-      </w:r>
-      <w:r>
-        <w:t xml:space="preserve"> </w:t>
-      </w:r>
-      <w:r>
-        <w:t xml:space="preserve">Data Observability and Data Quality Automation: Building Self-Healing Data Pipelines</w:t>
-      </w:r>
-      <w:r>
-        <w:t xml:space="preserve">.</w:t>
-      </w:r>
-      <w:r>
-        <w:t xml:space="preserve"> </w:t>
-      </w:r>
-      <w:r>
-        <w:rPr>
-          <w:i/>
-          <w:iCs/>
-        </w:rPr>
-        <w:t xml:space="preserve">International Journal of Artificial Intelligence and Data Research</w:t>
-      </w:r>
-      <w:r>
-        <w:t xml:space="preserve">. Published online 2023.</w:t>
-      </w:r>
-      <w:r>
-        <w:t xml:space="preserve"> </w:t>
-      </w:r>
-      <w:hyperlink r:id="rId184">
-        <w:r>
-          <w:rPr>
-            <w:rStyle w:val="Hyperlink"/>
-          </w:rPr>
-          <w:t xml:space="preserve">https://www.ijaidr.com/papers/2023/1/1299.pdf</w:t>
-        </w:r>
-      </w:hyperlink>
-    </w:p>
-    <w:bookmarkEnd w:id="185"/>
-    <w:bookmarkStart w:id="187" w:name="ref-kottam2025"/>
-    <w:p>
-      <w:pPr>
-        <w:pStyle w:val="Bibliography"/>
-      </w:pPr>
-      <w:r>
-        <w:t xml:space="preserve">67.</w:t>
-      </w:r>
-      <w:r>
-        <w:t xml:space="preserve"> </w:t>
-      </w:r>
-      <w:r>
-        <w:t xml:space="preserve">	</w:t>
-      </w:r>
-      <w:r>
-        <w:t xml:space="preserve">Supriya Kottam, Sony Annem, Yingcheng Sun.</w:t>
-      </w:r>
-      <w:r>
-        <w:t xml:space="preserve"> </w:t>
-      </w:r>
-      <w:r>
-        <w:t xml:space="preserve">Error-Aware Text-to-SQL Generation for Clinical Trial Eligibility Criteria Querying in EHR Databases</w:t>
-      </w:r>
-      <w:r>
-        <w:t xml:space="preserve">. In:</w:t>
-      </w:r>
-      <w:r>
-        <w:t xml:space="preserve"> </w:t>
-      </w:r>
-      <w:r>
-        <w:rPr>
-          <w:i/>
-          <w:iCs/>
-        </w:rPr>
-        <w:t xml:space="preserve">2025 IEEE International Conference on Big Data (BigData)</w:t>
-      </w:r>
-      <w:r>
-        <w:t xml:space="preserve">. 2025:3265-3274. doi:</w:t>
-      </w:r>
-      <w:hyperlink r:id="rId186">
-        <w:r>
-          <w:rPr>
-            <w:rStyle w:val="Hyperlink"/>
-          </w:rPr>
-          <w:t xml:space="preserve">10.1109/BigData66926.2025.11402102</w:t>
-        </w:r>
-      </w:hyperlink>
-    </w:p>
-    <w:bookmarkEnd w:id="187"/>
-    <w:bookmarkStart w:id="189" w:name="ref-alukal2006"/>
-    <w:p>
-      <w:pPr>
-        <w:pStyle w:val="Bibliography"/>
-      </w:pPr>
-      <w:r>
-        <w:t xml:space="preserve">68.</w:t>
-      </w:r>
-      <w:r>
-        <w:t xml:space="preserve"> </w:t>
-      </w:r>
-      <w:r>
-        <w:t xml:space="preserve">	</w:t>
-      </w:r>
-      <w:r>
-        <w:t xml:space="preserve">V. G. Alukal, A. Manos.</w:t>
-      </w:r>
-      <w:r>
-        <w:t xml:space="preserve"> </w:t>
-      </w:r>
-      <w:r>
-        <w:rPr>
-          <w:i/>
-          <w:iCs/>
-        </w:rPr>
-        <w:t xml:space="preserve">Lean Kaizen: A Simplified Approach to Process Improvements</w:t>
-      </w:r>
-      <w:r>
-        <w:t xml:space="preserve">. ASQ Quality Press; 2006.</w:t>
-      </w:r>
-      <w:r>
-        <w:t xml:space="preserve"> </w:t>
-      </w:r>
-      <w:hyperlink r:id="rId188">
-        <w:r>
-          <w:rPr>
-            <w:rStyle w:val="Hyperlink"/>
-          </w:rPr>
-          <w:t xml:space="preserve">https://books.google.com/books?id=9uqiEAAAQBAJ</w:t>
-        </w:r>
-      </w:hyperlink>
-    </w:p>
-    <w:bookmarkEnd w:id="189"/>
-    <w:bookmarkStart w:id="191" w:name="ref-himss2025ucdavis"/>
-    <w:p>
-      <w:pPr>
-        <w:pStyle w:val="Bibliography"/>
-      </w:pPr>
-      <w:r>
-        <w:t xml:space="preserve">69.</w:t>
-      </w:r>
-      <w:r>
-        <w:t xml:space="preserve"> </w:t>
-      </w:r>
-      <w:r>
-        <w:t xml:space="preserve">	</w:t>
-      </w:r>
-      <w:r>
-        <w:t xml:space="preserve">HIMSS.</w:t>
-      </w:r>
-      <w:r>
-        <w:t xml:space="preserve"> </w:t>
-      </w:r>
-      <w:r>
-        <w:t xml:space="preserve">UC Davis Health: From Stage 0 to AI Heroes</w:t>
-      </w:r>
-      <w:r>
-        <w:t xml:space="preserve">. Published online 2025.</w:t>
-      </w:r>
-      <w:r>
-        <w:t xml:space="preserve"> </w:t>
-      </w:r>
-      <w:hyperlink r:id="rId190">
-        <w:r>
-          <w:rPr>
-            <w:rStyle w:val="Hyperlink"/>
-          </w:rPr>
-          <w:t xml:space="preserve">https://pages.himss.org/LP-HA-Case-Study-UC-Davis.html</w:t>
-        </w:r>
-      </w:hyperlink>
-    </w:p>
-    <w:bookmarkEnd w:id="191"/>
-    <w:bookmarkStart w:id="193" w:name="ref-kumar2025caos"/>
-    <w:p>
-      <w:pPr>
-        <w:pStyle w:val="Bibliography"/>
-      </w:pPr>
-      <w:r>
-        <w:t xml:space="preserve">70.</w:t>
-      </w:r>
-      <w:r>
-        <w:t xml:space="preserve"> </w:t>
-      </w:r>
-      <w:r>
-        <w:t xml:space="preserve">	</w:t>
-      </w:r>
-      <w:r>
-        <w:t xml:space="preserve">Rahul Kumar, Kyle Sporn, Ethan Waisberg, Joshua Ong, Phani Paladugu, others.</w:t>
-      </w:r>
-      <w:r>
-        <w:t xml:space="preserve"> </w:t>
-      </w:r>
-      <w:r>
-        <w:t xml:space="preserve">Navigating healthcare AI governance: the comprehensive algorithmic oversight and stewardship framework for risk and equity</w:t>
-      </w:r>
-      <w:r>
-        <w:t xml:space="preserve">.</w:t>
-      </w:r>
-      <w:r>
-        <w:t xml:space="preserve"> </w:t>
-      </w:r>
-      <w:r>
-        <w:rPr>
-          <w:i/>
-          <w:iCs/>
-        </w:rPr>
-        <w:t xml:space="preserve">Health Care Analysis</w:t>
-      </w:r>
-      <w:r>
-        <w:t xml:space="preserve">. Published online 2025. doi:</w:t>
-      </w:r>
-      <w:hyperlink r:id="rId192">
-        <w:r>
-          <w:rPr>
-            <w:rStyle w:val="Hyperlink"/>
-          </w:rPr>
-          <w:t xml:space="preserve">10.1007/s10728-025-00537-y</w:t>
-        </w:r>
-      </w:hyperlink>
-    </w:p>
-    <w:bookmarkEnd w:id="193"/>
-    <w:bookmarkStart w:id="195" w:name="ref-labkoff2024"/>
-    <w:p>
-      <w:pPr>
-        <w:pStyle w:val="Bibliography"/>
-      </w:pPr>
-      <w:r>
-        <w:t xml:space="preserve">71.</w:t>
-      </w:r>
-      <w:r>
-        <w:t xml:space="preserve"> </w:t>
-      </w:r>
-      <w:r>
-        <w:t xml:space="preserve">	</w:t>
-      </w:r>
-      <w:r>
-        <w:t xml:space="preserve">Steven Labkoff, Bilikis Oladimeji, Joseph Kannry, others.</w:t>
-      </w:r>
-      <w:r>
-        <w:t xml:space="preserve"> </w:t>
-      </w:r>
-      <w:r>
-        <w:t xml:space="preserve">Toward a responsible future: recommendations for AI-enabled clinical decision support</w:t>
-      </w:r>
-      <w:r>
-        <w:t xml:space="preserve">.</w:t>
-      </w:r>
-      <w:r>
-        <w:t xml:space="preserve"> </w:t>
-      </w:r>
-      <w:r>
-        <w:rPr>
-          <w:i/>
-          <w:iCs/>
-        </w:rPr>
-        <w:t xml:space="preserve">Journal of the American Medical Informatics Association</w:t>
-      </w:r>
-      <w:r>
-        <w:t xml:space="preserve">. 2024;31(11):2730-2739. doi:</w:t>
-      </w:r>
-      <w:hyperlink r:id="rId194">
-        <w:r>
-          <w:rPr>
-            <w:rStyle w:val="Hyperlink"/>
-          </w:rPr>
-          <w:t xml:space="preserve">10.1093/jamia/ocae209</w:t>
-        </w:r>
-      </w:hyperlink>
-    </w:p>
-    <w:bookmarkEnd w:id="195"/>
-    <w:bookmarkStart w:id="197" w:name="ref-loshin2010"/>
-    <w:p>
-      <w:pPr>
-        <w:pStyle w:val="Bibliography"/>
-      </w:pPr>
-      <w:r>
-        <w:t xml:space="preserve">72.</w:t>
-      </w:r>
-      <w:r>
-        <w:t xml:space="preserve"> </w:t>
-      </w:r>
-      <w:r>
-        <w:t xml:space="preserve">	</w:t>
-      </w:r>
-      <w:r>
-        <w:t xml:space="preserve">David Loshin.</w:t>
-      </w:r>
-      <w:r>
-        <w:t xml:space="preserve"> </w:t>
-      </w:r>
-      <w:r>
-        <w:rPr>
-          <w:i/>
-          <w:iCs/>
-        </w:rPr>
-        <w:t xml:space="preserve">Master Data Management</w:t>
-      </w:r>
-      <w:r>
-        <w:t xml:space="preserve">. Morgan Kaufmann; 2009.</w:t>
-      </w:r>
-      <w:r>
-        <w:t xml:space="preserve"> </w:t>
-      </w:r>
-      <w:hyperlink r:id="rId196">
-        <w:r>
-          <w:rPr>
-            <w:rStyle w:val="Hyperlink"/>
-          </w:rPr>
-          <w:t xml:space="preserve">https://books.google.com/books?id=dJtmVz3nrOUC</w:t>
-        </w:r>
-      </w:hyperlink>
-    </w:p>
-    <w:bookmarkEnd w:id="197"/>
-    <w:bookmarkStart w:id="199" w:name="ref-zimmermann2017"/>
-    <w:p>
-      <w:pPr>
-        <w:pStyle w:val="Bibliography"/>
-      </w:pPr>
-      <w:r>
-        <w:t xml:space="preserve">73.</w:t>
-      </w:r>
-      <w:r>
-        <w:t xml:space="preserve"> </w:t>
-      </w:r>
-      <w:r>
-        <w:t xml:space="preserve">	</w:t>
-      </w:r>
-      <w:r>
-        <w:t xml:space="preserve">Stephan Zimmermann, Christopher Rentrop, Carsten Felden.</w:t>
-      </w:r>
-      <w:r>
-        <w:t xml:space="preserve"> </w:t>
-      </w:r>
-      <w:r>
-        <w:t xml:space="preserve">A Multiple Case Study on the Nature and Management of Shadow Information Technology</w:t>
-      </w:r>
-      <w:r>
-        <w:t xml:space="preserve">.</w:t>
-      </w:r>
-      <w:r>
-        <w:t xml:space="preserve"> </w:t>
-      </w:r>
-      <w:r>
-        <w:rPr>
-          <w:i/>
-          <w:iCs/>
-        </w:rPr>
-        <w:t xml:space="preserve">Journal of Information Systems</w:t>
-      </w:r>
-      <w:r>
-        <w:t xml:space="preserve">. 2017;31(1):79-101. doi:</w:t>
-      </w:r>
-      <w:hyperlink r:id="rId198">
-        <w:r>
-          <w:rPr>
-            <w:rStyle w:val="Hyperlink"/>
-          </w:rPr>
-          <w:t xml:space="preserve">10.2308/isys-51579</w:t>
-        </w:r>
-      </w:hyperlink>
-    </w:p>
-    <w:bookmarkEnd w:id="199"/>
-    <w:bookmarkStart w:id="201" w:name="ref-ipeirotis2025"/>
-    <w:p>
-      <w:pPr>
-        <w:pStyle w:val="Bibliography"/>
-      </w:pPr>
-      <w:r>
-        <w:t xml:space="preserve">74.</w:t>
-      </w:r>
-      <w:r>
-        <w:t xml:space="preserve"> </w:t>
-      </w:r>
-      <w:r>
-        <w:t xml:space="preserve">	</w:t>
-      </w:r>
-      <w:r>
-        <w:t xml:space="preserve">&amp; Zheng Ipeirotis P.</w:t>
-      </w:r>
-      <w:r>
-        <w:t xml:space="preserve"> </w:t>
-      </w:r>
-      <w:r>
-        <w:t xml:space="preserve">Natural Language Interfaces for Databases: What Do Users Think?</w:t>
-      </w:r>
-      <w:r>
-        <w:t xml:space="preserve"> </w:t>
-      </w:r>
-      <w:r>
-        <w:rPr>
-          <w:i/>
-          <w:iCs/>
-        </w:rPr>
-        <w:t xml:space="preserve">arXiv preprint arXiv:251114718</w:t>
-      </w:r>
-      <w:r>
-        <w:t xml:space="preserve">. Published online 2025.</w:t>
-      </w:r>
-      <w:r>
-        <w:t xml:space="preserve"> </w:t>
-      </w:r>
-      <w:hyperlink r:id="rId200">
-        <w:r>
-          <w:rPr>
-            <w:rStyle w:val="Hyperlink"/>
-          </w:rPr>
-          <w:t xml:space="preserve">https://arxiv.org/abs/2511.14718</w:t>
-        </w:r>
-      </w:hyperlink>
-    </w:p>
-    <w:bookmarkEnd w:id="201"/>
-    <w:bookmarkStart w:id="203" w:name="ref-gartlehner2025"/>
-    <w:p>
-      <w:pPr>
-        <w:pStyle w:val="Bibliography"/>
-      </w:pPr>
-      <w:r>
-        <w:t xml:space="preserve">75.</w:t>
-      </w:r>
-      <w:r>
-        <w:t xml:space="preserve"> </w:t>
-      </w:r>
-      <w:r>
-        <w:t xml:space="preserve">	</w:t>
-      </w:r>
-      <w:r>
-        <w:t xml:space="preserve">G. Gartlehner, S. Kugley, K. Crotty, M. Viswanathan, A. Dobrescu, B. Nussbaumer-Streit, G. Booth, J. R. Treadwell.</w:t>
-      </w:r>
-      <w:r>
-        <w:t xml:space="preserve"> </w:t>
-      </w:r>
-      <w:r>
-        <w:t xml:space="preserve">Artificial Intelligence-Assisted Data Extraction With a Large Language Model: A Study Within Reviews</w:t>
-      </w:r>
-      <w:r>
-        <w:t xml:space="preserve">.</w:t>
-      </w:r>
-      <w:r>
-        <w:t xml:space="preserve"> </w:t>
-      </w:r>
-      <w:r>
-        <w:rPr>
-          <w:i/>
-          <w:iCs/>
-        </w:rPr>
-        <w:t xml:space="preserve">Annals of Internal Medicine</w:t>
-      </w:r>
-      <w:r>
-        <w:t xml:space="preserve">. 2025;178(12):1763-1771. doi:</w:t>
-      </w:r>
-      <w:hyperlink r:id="rId202">
-        <w:r>
-          <w:rPr>
-            <w:rStyle w:val="Hyperlink"/>
-          </w:rPr>
-          <w:t xml:space="preserve">10.7326/ANNALS-25-00739</w:t>
-        </w:r>
-      </w:hyperlink>
-    </w:p>
-    <w:bookmarkEnd w:id="203"/>
-    <w:bookmarkStart w:id="205" w:name="ref-benzarti2026"/>
-    <w:p>
-      <w:pPr>
-        <w:pStyle w:val="Bibliography"/>
-      </w:pPr>
-      <w:r>
-        <w:t xml:space="preserve">76.</w:t>
-      </w:r>
-      <w:r>
-        <w:t xml:space="preserve"> </w:t>
-      </w:r>
-      <w:r>
-        <w:t xml:space="preserve">	</w:t>
-      </w:r>
-      <w:r>
-        <w:t xml:space="preserve">S. Benzarti, C. Berrabah.</w:t>
-      </w:r>
-      <w:r>
-        <w:t xml:space="preserve"> </w:t>
-      </w:r>
-      <w:r>
-        <w:t xml:space="preserve">Generative AI for Intelligent Data Extraction: A Case Study in Automated Excel-to-SQL with Human Oversight</w:t>
-      </w:r>
-      <w:r>
-        <w:t xml:space="preserve">. In:</w:t>
-      </w:r>
-      <w:r>
-        <w:t xml:space="preserve"> </w:t>
-      </w:r>
-      <w:r>
-        <w:rPr>
-          <w:i/>
-          <w:iCs/>
-        </w:rPr>
-        <w:t xml:space="preserve">Lecture Notes of the Institute for Computer Sciences, Social Informatics and Telecommunications Engineering (LNICST)</w:t>
-      </w:r>
-      <w:r>
-        <w:t xml:space="preserve">. Springer; 2026:151-164. doi:</w:t>
-      </w:r>
-      <w:hyperlink r:id="rId204">
-        <w:r>
-          <w:rPr>
-            <w:rStyle w:val="Hyperlink"/>
-          </w:rPr>
-          <w:t xml:space="preserve">10.1007/978-3-032-16638-8_11</w:t>
-        </w:r>
-      </w:hyperlink>
-    </w:p>
-    <w:bookmarkEnd w:id="205"/>
-    <w:bookmarkStart w:id="207" w:name="ref-ning2024"/>
-    <w:p>
-      <w:pPr>
-        <w:pStyle w:val="Bibliography"/>
-      </w:pPr>
-      <w:r>
-        <w:t xml:space="preserve">77.</w:t>
-      </w:r>
-      <w:r>
-        <w:t xml:space="preserve"> </w:t>
-      </w:r>
-      <w:r>
-        <w:t xml:space="preserve">	</w:t>
-      </w:r>
-      <w:r>
-        <w:t xml:space="preserve">Zheng Ning, Yuan Tian, Zheng Zhang, Tianyi Zhang, Toby Jia-Jun Li.</w:t>
-      </w:r>
-      <w:r>
-        <w:t xml:space="preserve"> </w:t>
-      </w:r>
-      <w:r>
-        <w:t xml:space="preserve">Insights into Natural Language Database Query Errors: From Attention Misalignment to User Handling Strategies</w:t>
-      </w:r>
-      <w:r>
-        <w:t xml:space="preserve">.</w:t>
-      </w:r>
-      <w:r>
-        <w:t xml:space="preserve"> </w:t>
-      </w:r>
-      <w:r>
-        <w:rPr>
-          <w:i/>
-          <w:iCs/>
-        </w:rPr>
-        <w:t xml:space="preserve">ACM Transactions on Interactive Intelligent Systems</w:t>
-      </w:r>
-      <w:r>
-        <w:t xml:space="preserve">. 2024;14(4):25:1-25:32. doi:</w:t>
-      </w:r>
-      <w:hyperlink r:id="rId206">
-        <w:r>
-          <w:rPr>
-            <w:rStyle w:val="Hyperlink"/>
-          </w:rPr>
-          <w:t xml:space="preserve">10.1145/3650114</w:t>
-        </w:r>
-      </w:hyperlink>
-    </w:p>
-    <w:bookmarkEnd w:id="207"/>
-    <w:bookmarkStart w:id="209" w:name="ref-ibm2022"/>
-    <w:p>
-      <w:pPr>
-        <w:pStyle w:val="Bibliography"/>
-      </w:pPr>
-      <w:r>
-        <w:t xml:space="preserve">78.</w:t>
-      </w:r>
-      <w:r>
-        <w:t xml:space="preserve"> </w:t>
-      </w:r>
-      <w:r>
-        <w:t xml:space="preserve">	</w:t>
-      </w:r>
-      <w:r>
-        <w:t xml:space="preserve">IBM.</w:t>
-      </w:r>
-      <w:r>
-        <w:t xml:space="preserve"> </w:t>
-      </w:r>
-      <w:r>
-        <w:t xml:space="preserve">Francisco Partners to Acquire IBM’s Healthcare Data and Analytics Assets</w:t>
-      </w:r>
-      <w:r>
-        <w:t xml:space="preserve">.</w:t>
-      </w:r>
-      <w:r>
-        <w:t xml:space="preserve"> </w:t>
-      </w:r>
-      <w:r>
-        <w:rPr>
-          <w:i/>
-          <w:iCs/>
-        </w:rPr>
-        <w:t xml:space="preserve">IBM</w:t>
-      </w:r>
-      <w:r>
-        <w:rPr>
-          <w:i/>
-          <w:iCs/>
-        </w:rPr>
-        <w:t xml:space="preserve"> </w:t>
-      </w:r>
-      <w:r>
-        <w:rPr>
-          <w:i/>
-          <w:iCs/>
-        </w:rPr>
-        <w:t xml:space="preserve">Newsroom</w:t>
-      </w:r>
-      <w:r>
-        <w:t xml:space="preserve">. Published online 2022.</w:t>
-      </w:r>
-      <w:r>
-        <w:t xml:space="preserve"> </w:t>
-      </w:r>
-      <w:hyperlink r:id="rId208">
-        <w:r>
-          <w:rPr>
-            <w:rStyle w:val="Hyperlink"/>
-          </w:rPr>
-          <w:t xml:space="preserve">https://newsroom.ibm.com/2022-01-21-Francisco-Partners-to-Acquire-IBMs-Healthcare-Data-and-Analytics-Assets</w:t>
-        </w:r>
-      </w:hyperlink>
-    </w:p>
-    <w:bookmarkEnd w:id="209"/>
-    <w:bookmarkStart w:id="211" w:name="ref-strickland2019"/>
-    <w:p>
-      <w:pPr>
-        <w:pStyle w:val="Bibliography"/>
-      </w:pPr>
-      <w:r>
-        <w:t xml:space="preserve">79.</w:t>
-      </w:r>
-      <w:r>
-        <w:t xml:space="preserve"> </w:t>
-      </w:r>
-      <w:r>
-        <w:t xml:space="preserve">	</w:t>
-      </w:r>
-      <w:r>
-        <w:t xml:space="preserve">E. Strickland.</w:t>
-      </w:r>
-      <w:r>
-        <w:t xml:space="preserve"> </w:t>
-      </w:r>
-      <w:r>
-        <w:t xml:space="preserve">IBM Watson, heal thyself: How IBM overpromised and underdelivered on AI health care</w:t>
-      </w:r>
-      <w:r>
-        <w:t xml:space="preserve">.</w:t>
-      </w:r>
-      <w:r>
-        <w:t xml:space="preserve"> </w:t>
-      </w:r>
-      <w:r>
-        <w:rPr>
-          <w:i/>
-          <w:iCs/>
-        </w:rPr>
-        <w:t xml:space="preserve">IEEE Spectrum</w:t>
-      </w:r>
-      <w:r>
-        <w:t xml:space="preserve">. 2019;56(4):24-31. doi:</w:t>
-      </w:r>
-      <w:hyperlink r:id="rId210">
-        <w:r>
-          <w:rPr>
-            <w:rStyle w:val="Hyperlink"/>
-          </w:rPr>
-          <w:t xml:space="preserve">10.1109/MSPEC.2019.8678513</w:t>
-        </w:r>
-      </w:hyperlink>
-    </w:p>
-    <w:bookmarkEnd w:id="211"/>
-    <w:bookmarkStart w:id="213" w:name="ref-lavito2021"/>
-    <w:p>
-      <w:pPr>
-        <w:pStyle w:val="Bibliography"/>
-      </w:pPr>
-      <w:r>
-        <w:t xml:space="preserve">80.</w:t>
-      </w:r>
-      <w:r>
-        <w:t xml:space="preserve"> </w:t>
-      </w:r>
-      <w:r>
-        <w:t xml:space="preserve">	</w:t>
-      </w:r>
-      <w:r>
-        <w:t xml:space="preserve">Hugh Son.</w:t>
-      </w:r>
-      <w:r>
-        <w:t xml:space="preserve"> </w:t>
-      </w:r>
-      <w:r>
-        <w:t xml:space="preserve">Haven, the Amazon-Berkshire-JPMorgan venture to disrupt health care, is disbanding after 3 years</w:t>
-      </w:r>
-      <w:r>
-        <w:t xml:space="preserve">.</w:t>
-      </w:r>
-      <w:r>
-        <w:t xml:space="preserve"> </w:t>
-      </w:r>
-      <w:r>
-        <w:rPr>
-          <w:i/>
-          <w:iCs/>
-        </w:rPr>
-        <w:t xml:space="preserve">CNBC</w:t>
-      </w:r>
-      <w:r>
-        <w:t xml:space="preserve">. Published online 2021.</w:t>
-      </w:r>
-      <w:r>
-        <w:t xml:space="preserve"> </w:t>
-      </w:r>
-      <w:hyperlink r:id="rId212">
-        <w:r>
-          <w:rPr>
-            <w:rStyle w:val="Hyperlink"/>
-          </w:rPr>
-          <w:t xml:space="preserve">https://www.cnbc.com/2021/01/04/haven-the-amazon-berkshire-jpmorgan-venture-to-disrupt-healthcare-is-disbanding-after-3-years.html</w:t>
-        </w:r>
-      </w:hyperlink>
-    </w:p>
-    <w:bookmarkEnd w:id="213"/>
-    <w:bookmarkStart w:id="215" w:name="ref-acchiardo2021"/>
-    <w:p>
-      <w:pPr>
-        <w:pStyle w:val="Bibliography"/>
-      </w:pPr>
-      <w:r>
-        <w:t xml:space="preserve">81.</w:t>
-      </w:r>
-      <w:r>
-        <w:t xml:space="preserve"> </w:t>
-      </w:r>
-      <w:r>
-        <w:t xml:space="preserve">	</w:t>
-      </w:r>
-      <w:r>
-        <w:t xml:space="preserve">J. M. Acchiardo, R. B. Gunderman.</w:t>
-      </w:r>
-      <w:r>
-        <w:t xml:space="preserve"> </w:t>
-      </w:r>
-      <w:r>
-        <w:t xml:space="preserve">The Failure of Haven Healthcare: Lessons for Radiology Learners</w:t>
-      </w:r>
-      <w:r>
-        <w:t xml:space="preserve">.</w:t>
-      </w:r>
-      <w:r>
-        <w:t xml:space="preserve"> </w:t>
-      </w:r>
-      <w:r>
-        <w:rPr>
-          <w:i/>
-          <w:iCs/>
-        </w:rPr>
         <w:t xml:space="preserve">Academic Radiology</w:t>
       </w:r>
       <w:r>
         <w:t xml:space="preserve">. 2021;28(7):1029-1031. doi:</w:t>
       </w:r>
-      <w:hyperlink r:id="rId214">
+      <w:hyperlink r:id="rId220">
         <w:r>
           <w:rPr>
             <w:rStyle w:val="Hyperlink"/>
@@ -11362,9 +11578,9 @@
         </w:r>
       </w:hyperlink>
     </w:p>
-    <w:bookmarkEnd w:id="215"/>
-    <w:bookmarkEnd w:id="216"/>
-    <w:bookmarkEnd w:id="217"/>
+    <w:bookmarkEnd w:id="221"/>
+    <w:bookmarkEnd w:id="222"/>
+    <w:bookmarkEnd w:id="223"/>
     <w:sectPr>
       <w:footnotePr>
         <w:numRestart w:val="eachSect"/>

--- a/paper.docx
+++ b/paper.docx
@@ -7,7 +7,85 @@
         <w:pStyle w:val="Title"/>
       </w:pPr>
       <w:r>
-        <w:t xml:space="preserve">Healthcare Analytics Challenges: A Three-Pillar Framework Connecting Analytics Maturity, Workforce Agility, and Technical Enablement</w:t>
+        <w:t xml:space="preserve">Healthcare</w:t>
+      </w:r>
+      <w:r>
+        <w:t xml:space="preserve"> </w:t>
+      </w:r>
+      <w:r>
+        <w:t xml:space="preserve">Analytics</w:t>
+      </w:r>
+      <w:r>
+        <w:t xml:space="preserve"> </w:t>
+      </w:r>
+      <w:r>
+        <w:t xml:space="preserve">Challenges:</w:t>
+      </w:r>
+      <w:r>
+        <w:t xml:space="preserve"> </w:t>
+      </w:r>
+      <w:r>
+        <w:t xml:space="preserve">A</w:t>
+      </w:r>
+      <w:r>
+        <w:t xml:space="preserve"> </w:t>
+      </w:r>
+      <w:r>
+        <w:t xml:space="preserve">Three-Pillar</w:t>
+      </w:r>
+      <w:r>
+        <w:t xml:space="preserve"> </w:t>
+      </w:r>
+      <w:r>
+        <w:t xml:space="preserve">Framework</w:t>
+      </w:r>
+      <w:r>
+        <w:t xml:space="preserve"> </w:t>
+      </w:r>
+      <w:r>
+        <w:t xml:space="preserve">Connecting</w:t>
+      </w:r>
+      <w:r>
+        <w:t xml:space="preserve"> </w:t>
+      </w:r>
+      <w:r>
+        <w:t xml:space="preserve">Analytics</w:t>
+      </w:r>
+      <w:r>
+        <w:t xml:space="preserve"> </w:t>
+      </w:r>
+      <w:r>
+        <w:t xml:space="preserve">Maturity,</w:t>
+      </w:r>
+      <w:r>
+        <w:t xml:space="preserve"> </w:t>
+      </w:r>
+      <w:r>
+        <w:t xml:space="preserve">Workforce</w:t>
+      </w:r>
+      <w:r>
+        <w:t xml:space="preserve"> </w:t>
+      </w:r>
+      <w:r>
+        <w:t xml:space="preserve">Agility,</w:t>
+      </w:r>
+      <w:r>
+        <w:t xml:space="preserve"> </w:t>
+      </w:r>
+      <w:r>
+        <w:t xml:space="preserve">and</w:t>
+      </w:r>
+      <w:r>
+        <w:t xml:space="preserve"> </w:t>
+      </w:r>
+      <w:r>
+        <w:t xml:space="preserve">Technical</w:t>
+      </w:r>
+      <w:r>
+        <w:t xml:space="preserve"> </w:t>
+      </w:r>
+      <w:r>
+        <w:t xml:space="preserve">Enablement</w:t>
       </w:r>
     </w:p>
     <w:p>
@@ -15,7 +93,31 @@
         <w:pStyle w:val="Author"/>
       </w:pPr>
       <w:r>
-        <w:t xml:space="preserve">Samuel T Harrold, Yuimedi, Inc.</w:t>
+        <w:t xml:space="preserve">Samuel</w:t>
+      </w:r>
+      <w:r>
+        <w:t xml:space="preserve"> </w:t>
+      </w:r>
+      <w:r>
+        <w:t xml:space="preserve">T</w:t>
+      </w:r>
+      <w:r>
+        <w:t xml:space="preserve"> </w:t>
+      </w:r>
+      <w:r>
+        <w:t xml:space="preserve">Harrold,</w:t>
+      </w:r>
+      <w:r>
+        <w:t xml:space="preserve"> </w:t>
+      </w:r>
+      <w:r>
+        <w:t xml:space="preserve">Yuimedi,</w:t>
+      </w:r>
+      <w:r>
+        <w:t xml:space="preserve"> </w:t>
+      </w:r>
+      <w:r>
+        <w:t xml:space="preserve">Inc.</w:t>
       </w:r>
     </w:p>
     <w:p>
@@ -23,7 +125,13 @@
         <w:pStyle w:val="Date"/>
       </w:pPr>
       <w:r>
-        <w:t xml:space="preserve">June 2026</w:t>
+        <w:t xml:space="preserve">June</w:t>
+      </w:r>
+      <w:r>
+        <w:t xml:space="preserve"> </w:t>
+      </w:r>
+      <w:r>
+        <w:t xml:space="preserve">2026</w:t>
       </w:r>
     </w:p>
     <w:p>
@@ -39,31 +147,373 @@
         <w:pStyle w:val="Abstract"/>
       </w:pPr>
       <w:r>
-        <w:t xml:space="preserve">Healthcare organizations face a</w:t>
-      </w:r>
-      <w:r>
-        <w:t xml:space="preserve"> </w:t>
-      </w:r>
-      <w:r>
-        <w:t xml:space="preserve">“Triple Threat”</w:t>
-      </w:r>
-      <w:r>
-        <w:t xml:space="preserve"> </w:t>
-      </w:r>
-      <w:r>
-        <w:t xml:space="preserve">of low analytics maturity, high workforce instability, and semantic technical barriers that together produce a crisis of</w:t>
-      </w:r>
-      <w:r>
-        <w:t xml:space="preserve"> </w:t>
-      </w:r>
-      <w:r>
-        <w:t xml:space="preserve">“Institutional Amnesia.”</w:t>
-      </w:r>
-      <w:r>
-        <w:t xml:space="preserve"> </w:t>
-      </w:r>
-      <w:r>
-        <w:t xml:space="preserve">Leadership turnover, workforce shortages, and widespread intent to leave among informatics specialists systematically erase the tacit knowledge required to navigate complex clinical data schemas, trapping organizations in a cycle where knowledge loss outpaces knowledge capture.</w:t>
+        <w:t xml:space="preserve">Healthcare</w:t>
+      </w:r>
+      <w:r>
+        <w:t xml:space="preserve"> </w:t>
+      </w:r>
+      <w:r>
+        <w:t xml:space="preserve">organizations</w:t>
+      </w:r>
+      <w:r>
+        <w:t xml:space="preserve"> </w:t>
+      </w:r>
+      <w:r>
+        <w:t xml:space="preserve">face</w:t>
+      </w:r>
+      <w:r>
+        <w:t xml:space="preserve"> </w:t>
+      </w:r>
+      <w:r>
+        <w:t xml:space="preserve">a</w:t>
+      </w:r>
+      <w:r>
+        <w:t xml:space="preserve"> </w:t>
+      </w:r>
+      <w:r>
+        <w:t xml:space="preserve">“</w:t>
+      </w:r>
+      <w:r>
+        <w:t xml:space="preserve">Triple</w:t>
+      </w:r>
+      <w:r>
+        <w:t xml:space="preserve"> </w:t>
+      </w:r>
+      <w:r>
+        <w:t xml:space="preserve">Threat</w:t>
+      </w:r>
+      <w:r>
+        <w:t xml:space="preserve">”</w:t>
+      </w:r>
+      <w:r>
+        <w:t xml:space="preserve"> </w:t>
+      </w:r>
+      <w:r>
+        <w:t xml:space="preserve">of</w:t>
+      </w:r>
+      <w:r>
+        <w:t xml:space="preserve"> </w:t>
+      </w:r>
+      <w:r>
+        <w:t xml:space="preserve">low</w:t>
+      </w:r>
+      <w:r>
+        <w:t xml:space="preserve"> </w:t>
+      </w:r>
+      <w:r>
+        <w:t xml:space="preserve">analytics</w:t>
+      </w:r>
+      <w:r>
+        <w:t xml:space="preserve"> </w:t>
+      </w:r>
+      <w:r>
+        <w:t xml:space="preserve">maturity,</w:t>
+      </w:r>
+      <w:r>
+        <w:t xml:space="preserve"> </w:t>
+      </w:r>
+      <w:r>
+        <w:t xml:space="preserve">high</w:t>
+      </w:r>
+      <w:r>
+        <w:t xml:space="preserve"> </w:t>
+      </w:r>
+      <w:r>
+        <w:t xml:space="preserve">workforce</w:t>
+      </w:r>
+      <w:r>
+        <w:t xml:space="preserve"> </w:t>
+      </w:r>
+      <w:r>
+        <w:t xml:space="preserve">instability,</w:t>
+      </w:r>
+      <w:r>
+        <w:t xml:space="preserve"> </w:t>
+      </w:r>
+      <w:r>
+        <w:t xml:space="preserve">and</w:t>
+      </w:r>
+      <w:r>
+        <w:t xml:space="preserve"> </w:t>
+      </w:r>
+      <w:r>
+        <w:t xml:space="preserve">semantic</w:t>
+      </w:r>
+      <w:r>
+        <w:t xml:space="preserve"> </w:t>
+      </w:r>
+      <w:r>
+        <w:t xml:space="preserve">technical</w:t>
+      </w:r>
+      <w:r>
+        <w:t xml:space="preserve"> </w:t>
+      </w:r>
+      <w:r>
+        <w:t xml:space="preserve">barriers</w:t>
+      </w:r>
+      <w:r>
+        <w:t xml:space="preserve"> </w:t>
+      </w:r>
+      <w:r>
+        <w:t xml:space="preserve">that</w:t>
+      </w:r>
+      <w:r>
+        <w:t xml:space="preserve"> </w:t>
+      </w:r>
+      <w:r>
+        <w:t xml:space="preserve">together</w:t>
+      </w:r>
+      <w:r>
+        <w:t xml:space="preserve"> </w:t>
+      </w:r>
+      <w:r>
+        <w:t xml:space="preserve">produce</w:t>
+      </w:r>
+      <w:r>
+        <w:t xml:space="preserve"> </w:t>
+      </w:r>
+      <w:r>
+        <w:t xml:space="preserve">a</w:t>
+      </w:r>
+      <w:r>
+        <w:t xml:space="preserve"> </w:t>
+      </w:r>
+      <w:r>
+        <w:t xml:space="preserve">crisis</w:t>
+      </w:r>
+      <w:r>
+        <w:t xml:space="preserve"> </w:t>
+      </w:r>
+      <w:r>
+        <w:t xml:space="preserve">of</w:t>
+      </w:r>
+      <w:r>
+        <w:t xml:space="preserve"> </w:t>
+      </w:r>
+      <w:r>
+        <w:t xml:space="preserve">“</w:t>
+      </w:r>
+      <w:r>
+        <w:t xml:space="preserve">Institutional</w:t>
+      </w:r>
+      <w:r>
+        <w:t xml:space="preserve"> </w:t>
+      </w:r>
+      <w:r>
+        <w:t xml:space="preserve">Amnesia.</w:t>
+      </w:r>
+      <w:r>
+        <w:t xml:space="preserve">”</w:t>
+      </w:r>
+      <w:r>
+        <w:t xml:space="preserve"> </w:t>
+      </w:r>
+      <w:r>
+        <w:t xml:space="preserve">Leadership</w:t>
+      </w:r>
+      <w:r>
+        <w:t xml:space="preserve"> </w:t>
+      </w:r>
+      <w:r>
+        <w:t xml:space="preserve">turnover,</w:t>
+      </w:r>
+      <w:r>
+        <w:t xml:space="preserve"> </w:t>
+      </w:r>
+      <w:r>
+        <w:t xml:space="preserve">workforce</w:t>
+      </w:r>
+      <w:r>
+        <w:t xml:space="preserve"> </w:t>
+      </w:r>
+      <w:r>
+        <w:t xml:space="preserve">shortages,</w:t>
+      </w:r>
+      <w:r>
+        <w:t xml:space="preserve"> </w:t>
+      </w:r>
+      <w:r>
+        <w:t xml:space="preserve">and</w:t>
+      </w:r>
+      <w:r>
+        <w:t xml:space="preserve"> </w:t>
+      </w:r>
+      <w:r>
+        <w:t xml:space="preserve">widespread</w:t>
+      </w:r>
+      <w:r>
+        <w:t xml:space="preserve"> </w:t>
+      </w:r>
+      <w:r>
+        <w:t xml:space="preserve">intent</w:t>
+      </w:r>
+      <w:r>
+        <w:t xml:space="preserve"> </w:t>
+      </w:r>
+      <w:r>
+        <w:t xml:space="preserve">to</w:t>
+      </w:r>
+      <w:r>
+        <w:t xml:space="preserve"> </w:t>
+      </w:r>
+      <w:r>
+        <w:t xml:space="preserve">leave</w:t>
+      </w:r>
+      <w:r>
+        <w:t xml:space="preserve"> </w:t>
+      </w:r>
+      <w:r>
+        <w:t xml:space="preserve">among</w:t>
+      </w:r>
+      <w:r>
+        <w:t xml:space="preserve"> </w:t>
+      </w:r>
+      <w:r>
+        <w:t xml:space="preserve">informatics</w:t>
+      </w:r>
+      <w:r>
+        <w:t xml:space="preserve"> </w:t>
+      </w:r>
+      <w:r>
+        <w:t xml:space="preserve">specialists</w:t>
+      </w:r>
+      <w:r>
+        <w:t xml:space="preserve"> </w:t>
+      </w:r>
+      <w:r>
+        <w:t xml:space="preserve">systematically</w:t>
+      </w:r>
+      <w:r>
+        <w:t xml:space="preserve"> </w:t>
+      </w:r>
+      <w:r>
+        <w:t xml:space="preserve">erase</w:t>
+      </w:r>
+      <w:r>
+        <w:t xml:space="preserve"> </w:t>
+      </w:r>
+      <w:r>
+        <w:t xml:space="preserve">the</w:t>
+      </w:r>
+      <w:r>
+        <w:t xml:space="preserve"> </w:t>
+      </w:r>
+      <w:r>
+        <w:t xml:space="preserve">tacit</w:t>
+      </w:r>
+      <w:r>
+        <w:t xml:space="preserve"> </w:t>
+      </w:r>
+      <w:r>
+        <w:t xml:space="preserve">knowledge</w:t>
+      </w:r>
+      <w:r>
+        <w:t xml:space="preserve"> </w:t>
+      </w:r>
+      <w:r>
+        <w:t xml:space="preserve">required</w:t>
+      </w:r>
+      <w:r>
+        <w:t xml:space="preserve"> </w:t>
+      </w:r>
+      <w:r>
+        <w:t xml:space="preserve">to</w:t>
+      </w:r>
+      <w:r>
+        <w:t xml:space="preserve"> </w:t>
+      </w:r>
+      <w:r>
+        <w:t xml:space="preserve">navigate</w:t>
+      </w:r>
+      <w:r>
+        <w:t xml:space="preserve"> </w:t>
+      </w:r>
+      <w:r>
+        <w:t xml:space="preserve">complex</w:t>
+      </w:r>
+      <w:r>
+        <w:t xml:space="preserve"> </w:t>
+      </w:r>
+      <w:r>
+        <w:t xml:space="preserve">clinical</w:t>
+      </w:r>
+      <w:r>
+        <w:t xml:space="preserve"> </w:t>
+      </w:r>
+      <w:r>
+        <w:t xml:space="preserve">data</w:t>
+      </w:r>
+      <w:r>
+        <w:t xml:space="preserve"> </w:t>
+      </w:r>
+      <w:r>
+        <w:t xml:space="preserve">schemas,</w:t>
+      </w:r>
+      <w:r>
+        <w:t xml:space="preserve"> </w:t>
+      </w:r>
+      <w:r>
+        <w:t xml:space="preserve">trapping</w:t>
+      </w:r>
+      <w:r>
+        <w:t xml:space="preserve"> </w:t>
+      </w:r>
+      <w:r>
+        <w:t xml:space="preserve">organizations</w:t>
+      </w:r>
+      <w:r>
+        <w:t xml:space="preserve"> </w:t>
+      </w:r>
+      <w:r>
+        <w:t xml:space="preserve">in</w:t>
+      </w:r>
+      <w:r>
+        <w:t xml:space="preserve"> </w:t>
+      </w:r>
+      <w:r>
+        <w:t xml:space="preserve">a</w:t>
+      </w:r>
+      <w:r>
+        <w:t xml:space="preserve"> </w:t>
+      </w:r>
+      <w:r>
+        <w:t xml:space="preserve">cycle</w:t>
+      </w:r>
+      <w:r>
+        <w:t xml:space="preserve"> </w:t>
+      </w:r>
+      <w:r>
+        <w:t xml:space="preserve">where</w:t>
+      </w:r>
+      <w:r>
+        <w:t xml:space="preserve"> </w:t>
+      </w:r>
+      <w:r>
+        <w:t xml:space="preserve">knowledge</w:t>
+      </w:r>
+      <w:r>
+        <w:t xml:space="preserve"> </w:t>
+      </w:r>
+      <w:r>
+        <w:t xml:space="preserve">loss</w:t>
+      </w:r>
+      <w:r>
+        <w:t xml:space="preserve"> </w:t>
+      </w:r>
+      <w:r>
+        <w:t xml:space="preserve">outpaces</w:t>
+      </w:r>
+      <w:r>
+        <w:t xml:space="preserve"> </w:t>
+      </w:r>
+      <w:r>
+        <w:t xml:space="preserve">knowledge</w:t>
+      </w:r>
+      <w:r>
+        <w:t xml:space="preserve"> </w:t>
+      </w:r>
+      <w:r>
+        <w:t xml:space="preserve">capture.</w:t>
       </w:r>
     </w:p>
     <w:p>
@@ -71,16 +521,394 @@
         <w:pStyle w:val="Abstract"/>
       </w:pPr>
       <w:r>
-        <w:t xml:space="preserve">Viewed through Nonaka’s SECI model of knowledge creation, the root cause is a</w:t>
-      </w:r>
-      <w:r>
-        <w:t xml:space="preserve"> </w:t>
-      </w:r>
-      <w:r>
-        <w:t xml:space="preserve">“Socialization Failure”</w:t>
-      </w:r>
-      <w:r>
-        <w:t xml:space="preserve">: high turnover fractures the social networks required for mentorship, rendering the traditional apprenticeship model of informatics unsustainable. To address this failure, we employ a Design Science Research (DSR) approach, synthesizing evidence from healthcare informatics, knowledge management, and natural language processing to develop a socio-technical framework: Human-in-the-Loop Knowledge Governance (HITL-KG).</w:t>
+        <w:t xml:space="preserve">Viewed</w:t>
+      </w:r>
+      <w:r>
+        <w:t xml:space="preserve"> </w:t>
+      </w:r>
+      <w:r>
+        <w:t xml:space="preserve">through</w:t>
+      </w:r>
+      <w:r>
+        <w:t xml:space="preserve"> </w:t>
+      </w:r>
+      <w:r>
+        <w:t xml:space="preserve">Nonaka’s</w:t>
+      </w:r>
+      <w:r>
+        <w:t xml:space="preserve"> </w:t>
+      </w:r>
+      <w:r>
+        <w:t xml:space="preserve">SECI</w:t>
+      </w:r>
+      <w:r>
+        <w:t xml:space="preserve"> </w:t>
+      </w:r>
+      <w:r>
+        <w:t xml:space="preserve">model</w:t>
+      </w:r>
+      <w:r>
+        <w:t xml:space="preserve"> </w:t>
+      </w:r>
+      <w:r>
+        <w:t xml:space="preserve">of</w:t>
+      </w:r>
+      <w:r>
+        <w:t xml:space="preserve"> </w:t>
+      </w:r>
+      <w:r>
+        <w:t xml:space="preserve">knowledge</w:t>
+      </w:r>
+      <w:r>
+        <w:t xml:space="preserve"> </w:t>
+      </w:r>
+      <w:r>
+        <w:t xml:space="preserve">creation,</w:t>
+      </w:r>
+      <w:r>
+        <w:t xml:space="preserve"> </w:t>
+      </w:r>
+      <w:r>
+        <w:t xml:space="preserve">the</w:t>
+      </w:r>
+      <w:r>
+        <w:t xml:space="preserve"> </w:t>
+      </w:r>
+      <w:r>
+        <w:t xml:space="preserve">root</w:t>
+      </w:r>
+      <w:r>
+        <w:t xml:space="preserve"> </w:t>
+      </w:r>
+      <w:r>
+        <w:t xml:space="preserve">cause</w:t>
+      </w:r>
+      <w:r>
+        <w:t xml:space="preserve"> </w:t>
+      </w:r>
+      <w:r>
+        <w:t xml:space="preserve">is</w:t>
+      </w:r>
+      <w:r>
+        <w:t xml:space="preserve"> </w:t>
+      </w:r>
+      <w:r>
+        <w:t xml:space="preserve">a</w:t>
+      </w:r>
+      <w:r>
+        <w:t xml:space="preserve"> </w:t>
+      </w:r>
+      <w:r>
+        <w:t xml:space="preserve">“</w:t>
+      </w:r>
+      <w:r>
+        <w:t xml:space="preserve">Socialization</w:t>
+      </w:r>
+      <w:r>
+        <w:t xml:space="preserve"> </w:t>
+      </w:r>
+      <w:r>
+        <w:t xml:space="preserve">Failure</w:t>
+      </w:r>
+      <w:r>
+        <w:t xml:space="preserve">”</w:t>
+      </w:r>
+      <w:r>
+        <w:t xml:space="preserve">:</w:t>
+      </w:r>
+      <w:r>
+        <w:t xml:space="preserve"> </w:t>
+      </w:r>
+      <w:r>
+        <w:t xml:space="preserve">high</w:t>
+      </w:r>
+      <w:r>
+        <w:t xml:space="preserve"> </w:t>
+      </w:r>
+      <w:r>
+        <w:t xml:space="preserve">turnover</w:t>
+      </w:r>
+      <w:r>
+        <w:t xml:space="preserve"> </w:t>
+      </w:r>
+      <w:r>
+        <w:t xml:space="preserve">fractures</w:t>
+      </w:r>
+      <w:r>
+        <w:t xml:space="preserve"> </w:t>
+      </w:r>
+      <w:r>
+        <w:t xml:space="preserve">the</w:t>
+      </w:r>
+      <w:r>
+        <w:t xml:space="preserve"> </w:t>
+      </w:r>
+      <w:r>
+        <w:t xml:space="preserve">social</w:t>
+      </w:r>
+      <w:r>
+        <w:t xml:space="preserve"> </w:t>
+      </w:r>
+      <w:r>
+        <w:t xml:space="preserve">networks</w:t>
+      </w:r>
+      <w:r>
+        <w:t xml:space="preserve"> </w:t>
+      </w:r>
+      <w:r>
+        <w:t xml:space="preserve">required</w:t>
+      </w:r>
+      <w:r>
+        <w:t xml:space="preserve"> </w:t>
+      </w:r>
+      <w:r>
+        <w:t xml:space="preserve">for</w:t>
+      </w:r>
+      <w:r>
+        <w:t xml:space="preserve"> </w:t>
+      </w:r>
+      <w:r>
+        <w:t xml:space="preserve">mentorship,</w:t>
+      </w:r>
+      <w:r>
+        <w:t xml:space="preserve"> </w:t>
+      </w:r>
+      <w:r>
+        <w:t xml:space="preserve">rendering</w:t>
+      </w:r>
+      <w:r>
+        <w:t xml:space="preserve"> </w:t>
+      </w:r>
+      <w:r>
+        <w:t xml:space="preserve">the</w:t>
+      </w:r>
+      <w:r>
+        <w:t xml:space="preserve"> </w:t>
+      </w:r>
+      <w:r>
+        <w:t xml:space="preserve">traditional</w:t>
+      </w:r>
+      <w:r>
+        <w:t xml:space="preserve"> </w:t>
+      </w:r>
+      <w:r>
+        <w:t xml:space="preserve">apprenticeship</w:t>
+      </w:r>
+      <w:r>
+        <w:t xml:space="preserve"> </w:t>
+      </w:r>
+      <w:r>
+        <w:t xml:space="preserve">model</w:t>
+      </w:r>
+      <w:r>
+        <w:t xml:space="preserve"> </w:t>
+      </w:r>
+      <w:r>
+        <w:t xml:space="preserve">of</w:t>
+      </w:r>
+      <w:r>
+        <w:t xml:space="preserve"> </w:t>
+      </w:r>
+      <w:r>
+        <w:t xml:space="preserve">informatics</w:t>
+      </w:r>
+      <w:r>
+        <w:t xml:space="preserve"> </w:t>
+      </w:r>
+      <w:r>
+        <w:t xml:space="preserve">unsustainable.</w:t>
+      </w:r>
+      <w:r>
+        <w:t xml:space="preserve"> </w:t>
+      </w:r>
+      <w:r>
+        <w:t xml:space="preserve">To</w:t>
+      </w:r>
+      <w:r>
+        <w:t xml:space="preserve"> </w:t>
+      </w:r>
+      <w:r>
+        <w:t xml:space="preserve">address</w:t>
+      </w:r>
+      <w:r>
+        <w:t xml:space="preserve"> </w:t>
+      </w:r>
+      <w:r>
+        <w:t xml:space="preserve">this</w:t>
+      </w:r>
+      <w:r>
+        <w:t xml:space="preserve"> </w:t>
+      </w:r>
+      <w:r>
+        <w:t xml:space="preserve">failure,</w:t>
+      </w:r>
+      <w:r>
+        <w:t xml:space="preserve"> </w:t>
+      </w:r>
+      <w:r>
+        <w:t xml:space="preserve">we</w:t>
+      </w:r>
+      <w:r>
+        <w:t xml:space="preserve"> </w:t>
+      </w:r>
+      <w:r>
+        <w:t xml:space="preserve">employ</w:t>
+      </w:r>
+      <w:r>
+        <w:t xml:space="preserve"> </w:t>
+      </w:r>
+      <w:r>
+        <w:t xml:space="preserve">a</w:t>
+      </w:r>
+      <w:r>
+        <w:t xml:space="preserve"> </w:t>
+      </w:r>
+      <w:r>
+        <w:t xml:space="preserve">Design</w:t>
+      </w:r>
+      <w:r>
+        <w:t xml:space="preserve"> </w:t>
+      </w:r>
+      <w:r>
+        <w:t xml:space="preserve">Science</w:t>
+      </w:r>
+      <w:r>
+        <w:t xml:space="preserve"> </w:t>
+      </w:r>
+      <w:r>
+        <w:t xml:space="preserve">Research</w:t>
+      </w:r>
+      <w:r>
+        <w:t xml:space="preserve"> </w:t>
+      </w:r>
+      <w:r>
+        <w:t xml:space="preserve">(DSR)</w:t>
+      </w:r>
+      <w:r>
+        <w:t xml:space="preserve"> </w:t>
+      </w:r>
+      <w:r>
+        <w:t xml:space="preserve">approach,</w:t>
+      </w:r>
+      <w:r>
+        <w:t xml:space="preserve"> </w:t>
+      </w:r>
+      <w:r>
+        <w:t xml:space="preserve">synthesizing</w:t>
+      </w:r>
+      <w:r>
+        <w:t xml:space="preserve"> </w:t>
+      </w:r>
+      <w:r>
+        <w:t xml:space="preserve">evidence</w:t>
+      </w:r>
+      <w:r>
+        <w:t xml:space="preserve"> </w:t>
+      </w:r>
+      <w:r>
+        <w:t xml:space="preserve">from</w:t>
+      </w:r>
+      <w:r>
+        <w:t xml:space="preserve"> </w:t>
+      </w:r>
+      <w:r>
+        <w:t xml:space="preserve">healthcare</w:t>
+      </w:r>
+      <w:r>
+        <w:t xml:space="preserve"> </w:t>
+      </w:r>
+      <w:r>
+        <w:t xml:space="preserve">informatics,</w:t>
+      </w:r>
+      <w:r>
+        <w:t xml:space="preserve"> </w:t>
+      </w:r>
+      <w:r>
+        <w:t xml:space="preserve">knowledge</w:t>
+      </w:r>
+      <w:r>
+        <w:t xml:space="preserve"> </w:t>
+      </w:r>
+      <w:r>
+        <w:t xml:space="preserve">management,</w:t>
+      </w:r>
+      <w:r>
+        <w:t xml:space="preserve"> </w:t>
+      </w:r>
+      <w:r>
+        <w:t xml:space="preserve">and</w:t>
+      </w:r>
+      <w:r>
+        <w:t xml:space="preserve"> </w:t>
+      </w:r>
+      <w:r>
+        <w:t xml:space="preserve">natural</w:t>
+      </w:r>
+      <w:r>
+        <w:t xml:space="preserve"> </w:t>
+      </w:r>
+      <w:r>
+        <w:t xml:space="preserve">language</w:t>
+      </w:r>
+      <w:r>
+        <w:t xml:space="preserve"> </w:t>
+      </w:r>
+      <w:r>
+        <w:t xml:space="preserve">processing</w:t>
+      </w:r>
+      <w:r>
+        <w:t xml:space="preserve"> </w:t>
+      </w:r>
+      <w:r>
+        <w:t xml:space="preserve">to</w:t>
+      </w:r>
+      <w:r>
+        <w:t xml:space="preserve"> </w:t>
+      </w:r>
+      <w:r>
+        <w:t xml:space="preserve">develop</w:t>
+      </w:r>
+      <w:r>
+        <w:t xml:space="preserve"> </w:t>
+      </w:r>
+      <w:r>
+        <w:t xml:space="preserve">a</w:t>
+      </w:r>
+      <w:r>
+        <w:t xml:space="preserve"> </w:t>
+      </w:r>
+      <w:r>
+        <w:t xml:space="preserve">socio-technical</w:t>
+      </w:r>
+      <w:r>
+        <w:t xml:space="preserve"> </w:t>
+      </w:r>
+      <w:r>
+        <w:t xml:space="preserve">framework:</w:t>
+      </w:r>
+      <w:r>
+        <w:t xml:space="preserve"> </w:t>
+      </w:r>
+      <w:r>
+        <w:t xml:space="preserve">Human-in-the-Loop</w:t>
+      </w:r>
+      <w:r>
+        <w:t xml:space="preserve"> </w:t>
+      </w:r>
+      <w:r>
+        <w:t xml:space="preserve">Knowledge</w:t>
+      </w:r>
+      <w:r>
+        <w:t xml:space="preserve"> </w:t>
+      </w:r>
+      <w:r>
+        <w:t xml:space="preserve">Governance</w:t>
+      </w:r>
+      <w:r>
+        <w:t xml:space="preserve"> </w:t>
+      </w:r>
+      <w:r>
+        <w:t xml:space="preserve">(HITL-KG).</w:t>
       </w:r>
     </w:p>
     <w:p>
@@ -88,19 +916,439 @@
         <w:pStyle w:val="Abstract"/>
       </w:pPr>
       <w:r>
-        <w:t xml:space="preserve">HITL-KG is designed to shift the locus of organizational knowledge from volatile human memory to durable semantic artifacts called</w:t>
-      </w:r>
-      <w:r>
-        <w:t xml:space="preserve"> </w:t>
-      </w:r>
-      <w:r>
-        <w:t xml:space="preserve">“Validated Query Triples,”</w:t>
-      </w:r>
-      <w:r>
-        <w:t xml:space="preserve"> </w:t>
-      </w:r>
-      <w:r>
-        <w:t xml:space="preserve">each comprising a natural language intent, executable SQL, and rationale metadata. By embedding knowledge capture into the daily query workflow, the framework aims to convert ephemeral analytics into permanent institutional assets. The accompanying Three-Pillar Assessment Rubric enables organizations to identify compounding vulnerabilities across analytics maturity, workforce agility, and technical enablement.</w:t>
+        <w:t xml:space="preserve">HITL-KG</w:t>
+      </w:r>
+      <w:r>
+        <w:t xml:space="preserve"> </w:t>
+      </w:r>
+      <w:r>
+        <w:t xml:space="preserve">is</w:t>
+      </w:r>
+      <w:r>
+        <w:t xml:space="preserve"> </w:t>
+      </w:r>
+      <w:r>
+        <w:t xml:space="preserve">designed</w:t>
+      </w:r>
+      <w:r>
+        <w:t xml:space="preserve"> </w:t>
+      </w:r>
+      <w:r>
+        <w:t xml:space="preserve">to</w:t>
+      </w:r>
+      <w:r>
+        <w:t xml:space="preserve"> </w:t>
+      </w:r>
+      <w:r>
+        <w:t xml:space="preserve">shift</w:t>
+      </w:r>
+      <w:r>
+        <w:t xml:space="preserve"> </w:t>
+      </w:r>
+      <w:r>
+        <w:t xml:space="preserve">the</w:t>
+      </w:r>
+      <w:r>
+        <w:t xml:space="preserve"> </w:t>
+      </w:r>
+      <w:r>
+        <w:t xml:space="preserve">locus</w:t>
+      </w:r>
+      <w:r>
+        <w:t xml:space="preserve"> </w:t>
+      </w:r>
+      <w:r>
+        <w:t xml:space="preserve">of</w:t>
+      </w:r>
+      <w:r>
+        <w:t xml:space="preserve"> </w:t>
+      </w:r>
+      <w:r>
+        <w:t xml:space="preserve">organizational</w:t>
+      </w:r>
+      <w:r>
+        <w:t xml:space="preserve"> </w:t>
+      </w:r>
+      <w:r>
+        <w:t xml:space="preserve">knowledge</w:t>
+      </w:r>
+      <w:r>
+        <w:t xml:space="preserve"> </w:t>
+      </w:r>
+      <w:r>
+        <w:t xml:space="preserve">from</w:t>
+      </w:r>
+      <w:r>
+        <w:t xml:space="preserve"> </w:t>
+      </w:r>
+      <w:r>
+        <w:t xml:space="preserve">volatile</w:t>
+      </w:r>
+      <w:r>
+        <w:t xml:space="preserve"> </w:t>
+      </w:r>
+      <w:r>
+        <w:t xml:space="preserve">human</w:t>
+      </w:r>
+      <w:r>
+        <w:t xml:space="preserve"> </w:t>
+      </w:r>
+      <w:r>
+        <w:t xml:space="preserve">memory</w:t>
+      </w:r>
+      <w:r>
+        <w:t xml:space="preserve"> </w:t>
+      </w:r>
+      <w:r>
+        <w:t xml:space="preserve">to</w:t>
+      </w:r>
+      <w:r>
+        <w:t xml:space="preserve"> </w:t>
+      </w:r>
+      <w:r>
+        <w:t xml:space="preserve">durable</w:t>
+      </w:r>
+      <w:r>
+        <w:t xml:space="preserve"> </w:t>
+      </w:r>
+      <w:r>
+        <w:t xml:space="preserve">semantic</w:t>
+      </w:r>
+      <w:r>
+        <w:t xml:space="preserve"> </w:t>
+      </w:r>
+      <w:r>
+        <w:t xml:space="preserve">artifacts</w:t>
+      </w:r>
+      <w:r>
+        <w:t xml:space="preserve"> </w:t>
+      </w:r>
+      <w:r>
+        <w:t xml:space="preserve">called</w:t>
+      </w:r>
+      <w:r>
+        <w:t xml:space="preserve"> </w:t>
+      </w:r>
+      <w:r>
+        <w:t xml:space="preserve">“</w:t>
+      </w:r>
+      <w:r>
+        <w:t xml:space="preserve">Validated</w:t>
+      </w:r>
+      <w:r>
+        <w:t xml:space="preserve"> </w:t>
+      </w:r>
+      <w:r>
+        <w:t xml:space="preserve">Query</w:t>
+      </w:r>
+      <w:r>
+        <w:t xml:space="preserve"> </w:t>
+      </w:r>
+      <w:r>
+        <w:t xml:space="preserve">Triples,</w:t>
+      </w:r>
+      <w:r>
+        <w:t xml:space="preserve">”</w:t>
+      </w:r>
+      <w:r>
+        <w:t xml:space="preserve"> </w:t>
+      </w:r>
+      <w:r>
+        <w:t xml:space="preserve">each</w:t>
+      </w:r>
+      <w:r>
+        <w:t xml:space="preserve"> </w:t>
+      </w:r>
+      <w:r>
+        <w:t xml:space="preserve">comprising</w:t>
+      </w:r>
+      <w:r>
+        <w:t xml:space="preserve"> </w:t>
+      </w:r>
+      <w:r>
+        <w:t xml:space="preserve">a</w:t>
+      </w:r>
+      <w:r>
+        <w:t xml:space="preserve"> </w:t>
+      </w:r>
+      <w:r>
+        <w:t xml:space="preserve">natural</w:t>
+      </w:r>
+      <w:r>
+        <w:t xml:space="preserve"> </w:t>
+      </w:r>
+      <w:r>
+        <w:t xml:space="preserve">language</w:t>
+      </w:r>
+      <w:r>
+        <w:t xml:space="preserve"> </w:t>
+      </w:r>
+      <w:r>
+        <w:t xml:space="preserve">intent,</w:t>
+      </w:r>
+      <w:r>
+        <w:t xml:space="preserve"> </w:t>
+      </w:r>
+      <w:r>
+        <w:t xml:space="preserve">executable</w:t>
+      </w:r>
+      <w:r>
+        <w:t xml:space="preserve"> </w:t>
+      </w:r>
+      <w:r>
+        <w:t xml:space="preserve">SQL,</w:t>
+      </w:r>
+      <w:r>
+        <w:t xml:space="preserve"> </w:t>
+      </w:r>
+      <w:r>
+        <w:t xml:space="preserve">and</w:t>
+      </w:r>
+      <w:r>
+        <w:t xml:space="preserve"> </w:t>
+      </w:r>
+      <w:r>
+        <w:t xml:space="preserve">rationale</w:t>
+      </w:r>
+      <w:r>
+        <w:t xml:space="preserve"> </w:t>
+      </w:r>
+      <w:r>
+        <w:t xml:space="preserve">metadata.</w:t>
+      </w:r>
+      <w:r>
+        <w:t xml:space="preserve"> </w:t>
+      </w:r>
+      <w:r>
+        <w:t xml:space="preserve">By</w:t>
+      </w:r>
+      <w:r>
+        <w:t xml:space="preserve"> </w:t>
+      </w:r>
+      <w:r>
+        <w:t xml:space="preserve">embedding</w:t>
+      </w:r>
+      <w:r>
+        <w:t xml:space="preserve"> </w:t>
+      </w:r>
+      <w:r>
+        <w:t xml:space="preserve">knowledge</w:t>
+      </w:r>
+      <w:r>
+        <w:t xml:space="preserve"> </w:t>
+      </w:r>
+      <w:r>
+        <w:t xml:space="preserve">capture</w:t>
+      </w:r>
+      <w:r>
+        <w:t xml:space="preserve"> </w:t>
+      </w:r>
+      <w:r>
+        <w:t xml:space="preserve">into</w:t>
+      </w:r>
+      <w:r>
+        <w:t xml:space="preserve"> </w:t>
+      </w:r>
+      <w:r>
+        <w:t xml:space="preserve">the</w:t>
+      </w:r>
+      <w:r>
+        <w:t xml:space="preserve"> </w:t>
+      </w:r>
+      <w:r>
+        <w:t xml:space="preserve">daily</w:t>
+      </w:r>
+      <w:r>
+        <w:t xml:space="preserve"> </w:t>
+      </w:r>
+      <w:r>
+        <w:t xml:space="preserve">query</w:t>
+      </w:r>
+      <w:r>
+        <w:t xml:space="preserve"> </w:t>
+      </w:r>
+      <w:r>
+        <w:t xml:space="preserve">workflow,</w:t>
+      </w:r>
+      <w:r>
+        <w:t xml:space="preserve"> </w:t>
+      </w:r>
+      <w:r>
+        <w:t xml:space="preserve">the</w:t>
+      </w:r>
+      <w:r>
+        <w:t xml:space="preserve"> </w:t>
+      </w:r>
+      <w:r>
+        <w:t xml:space="preserve">framework</w:t>
+      </w:r>
+      <w:r>
+        <w:t xml:space="preserve"> </w:t>
+      </w:r>
+      <w:r>
+        <w:t xml:space="preserve">aims</w:t>
+      </w:r>
+      <w:r>
+        <w:t xml:space="preserve"> </w:t>
+      </w:r>
+      <w:r>
+        <w:t xml:space="preserve">to</w:t>
+      </w:r>
+      <w:r>
+        <w:t xml:space="preserve"> </w:t>
+      </w:r>
+      <w:r>
+        <w:t xml:space="preserve">convert</w:t>
+      </w:r>
+      <w:r>
+        <w:t xml:space="preserve"> </w:t>
+      </w:r>
+      <w:r>
+        <w:t xml:space="preserve">ephemeral</w:t>
+      </w:r>
+      <w:r>
+        <w:t xml:space="preserve"> </w:t>
+      </w:r>
+      <w:r>
+        <w:t xml:space="preserve">analytics</w:t>
+      </w:r>
+      <w:r>
+        <w:t xml:space="preserve"> </w:t>
+      </w:r>
+      <w:r>
+        <w:t xml:space="preserve">into</w:t>
+      </w:r>
+      <w:r>
+        <w:t xml:space="preserve"> </w:t>
+      </w:r>
+      <w:r>
+        <w:t xml:space="preserve">permanent</w:t>
+      </w:r>
+      <w:r>
+        <w:t xml:space="preserve"> </w:t>
+      </w:r>
+      <w:r>
+        <w:t xml:space="preserve">institutional</w:t>
+      </w:r>
+      <w:r>
+        <w:t xml:space="preserve"> </w:t>
+      </w:r>
+      <w:r>
+        <w:t xml:space="preserve">assets.</w:t>
+      </w:r>
+      <w:r>
+        <w:t xml:space="preserve"> </w:t>
+      </w:r>
+      <w:r>
+        <w:t xml:space="preserve">The</w:t>
+      </w:r>
+      <w:r>
+        <w:t xml:space="preserve"> </w:t>
+      </w:r>
+      <w:r>
+        <w:t xml:space="preserve">accompanying</w:t>
+      </w:r>
+      <w:r>
+        <w:t xml:space="preserve"> </w:t>
+      </w:r>
+      <w:r>
+        <w:t xml:space="preserve">Three-Pillar</w:t>
+      </w:r>
+      <w:r>
+        <w:t xml:space="preserve"> </w:t>
+      </w:r>
+      <w:r>
+        <w:t xml:space="preserve">Assessment</w:t>
+      </w:r>
+      <w:r>
+        <w:t xml:space="preserve"> </w:t>
+      </w:r>
+      <w:r>
+        <w:t xml:space="preserve">Rubric</w:t>
+      </w:r>
+      <w:r>
+        <w:t xml:space="preserve"> </w:t>
+      </w:r>
+      <w:r>
+        <w:t xml:space="preserve">enables</w:t>
+      </w:r>
+      <w:r>
+        <w:t xml:space="preserve"> </w:t>
+      </w:r>
+      <w:r>
+        <w:t xml:space="preserve">organizations</w:t>
+      </w:r>
+      <w:r>
+        <w:t xml:space="preserve"> </w:t>
+      </w:r>
+      <w:r>
+        <w:t xml:space="preserve">to</w:t>
+      </w:r>
+      <w:r>
+        <w:t xml:space="preserve"> </w:t>
+      </w:r>
+      <w:r>
+        <w:t xml:space="preserve">identify</w:t>
+      </w:r>
+      <w:r>
+        <w:t xml:space="preserve"> </w:t>
+      </w:r>
+      <w:r>
+        <w:t xml:space="preserve">compounding</w:t>
+      </w:r>
+      <w:r>
+        <w:t xml:space="preserve"> </w:t>
+      </w:r>
+      <w:r>
+        <w:t xml:space="preserve">vulnerabilities</w:t>
+      </w:r>
+      <w:r>
+        <w:t xml:space="preserve"> </w:t>
+      </w:r>
+      <w:r>
+        <w:t xml:space="preserve">across</w:t>
+      </w:r>
+      <w:r>
+        <w:t xml:space="preserve"> </w:t>
+      </w:r>
+      <w:r>
+        <w:t xml:space="preserve">analytics</w:t>
+      </w:r>
+      <w:r>
+        <w:t xml:space="preserve"> </w:t>
+      </w:r>
+      <w:r>
+        <w:t xml:space="preserve">maturity,</w:t>
+      </w:r>
+      <w:r>
+        <w:t xml:space="preserve"> </w:t>
+      </w:r>
+      <w:r>
+        <w:t xml:space="preserve">workforce</w:t>
+      </w:r>
+      <w:r>
+        <w:t xml:space="preserve"> </w:t>
+      </w:r>
+      <w:r>
+        <w:t xml:space="preserve">agility,</w:t>
+      </w:r>
+      <w:r>
+        <w:t xml:space="preserve"> </w:t>
+      </w:r>
+      <w:r>
+        <w:t xml:space="preserve">and</w:t>
+      </w:r>
+      <w:r>
+        <w:t xml:space="preserve"> </w:t>
+      </w:r>
+      <w:r>
+        <w:t xml:space="preserve">technical</w:t>
+      </w:r>
+      <w:r>
+        <w:t xml:space="preserve"> </w:t>
+      </w:r>
+      <w:r>
+        <w:t xml:space="preserve">enablement.</w:t>
       </w:r>
     </w:p>
     <w:p>
@@ -114,37 +1362,439 @@
         <w:t xml:space="preserve"> </w:t>
       </w:r>
       <w:r>
-        <w:t xml:space="preserve">“Validator Paradox”</w:t>
-      </w:r>
-      <w:r>
-        <w:t xml:space="preserve"> </w:t>
-      </w:r>
-      <w:r>
-        <w:t xml:space="preserve">(who validates the AI when experts leave?) is addressed by reframing validation through Lean</w:t>
-      </w:r>
-      <w:r>
-        <w:t xml:space="preserve"> </w:t>
-      </w:r>
-      <w:r>
-        <w:t xml:space="preserve">“Standard Work”</w:t>
-      </w:r>
-      <w:r>
-        <w:t xml:space="preserve">: each validated query establishes the current known standard rather than eternal truth, functioning as a</w:t>
-      </w:r>
-      <w:r>
-        <w:t xml:space="preserve"> </w:t>
-      </w:r>
-      <w:r>
-        <w:t xml:space="preserve">“knowledge ratchet”</w:t>
-      </w:r>
-      <w:r>
-        <w:t xml:space="preserve"> </w:t>
-      </w:r>
-      <w:r>
-        <w:t xml:space="preserve">that prevents regression. Decoupling analytical capability from individual tenure lets analytics maturity advance even as the workforce evolves. This paper proposes and theoretically motivates the framework; empirical validation is deferred to a companion study.</w:t>
-      </w:r>
-    </w:p>
-    <w:bookmarkStart w:id="9" w:name="Xa772df4b8f827734714eb2cb65812cb56df5f7d"/>
+        <w:t xml:space="preserve">“</w:t>
+      </w:r>
+      <w:r>
+        <w:t xml:space="preserve">Validator</w:t>
+      </w:r>
+      <w:r>
+        <w:t xml:space="preserve"> </w:t>
+      </w:r>
+      <w:r>
+        <w:t xml:space="preserve">Paradox</w:t>
+      </w:r>
+      <w:r>
+        <w:t xml:space="preserve">”</w:t>
+      </w:r>
+      <w:r>
+        <w:t xml:space="preserve"> </w:t>
+      </w:r>
+      <w:r>
+        <w:t xml:space="preserve">(who</w:t>
+      </w:r>
+      <w:r>
+        <w:t xml:space="preserve"> </w:t>
+      </w:r>
+      <w:r>
+        <w:t xml:space="preserve">validates</w:t>
+      </w:r>
+      <w:r>
+        <w:t xml:space="preserve"> </w:t>
+      </w:r>
+      <w:r>
+        <w:t xml:space="preserve">the</w:t>
+      </w:r>
+      <w:r>
+        <w:t xml:space="preserve"> </w:t>
+      </w:r>
+      <w:r>
+        <w:t xml:space="preserve">AI</w:t>
+      </w:r>
+      <w:r>
+        <w:t xml:space="preserve"> </w:t>
+      </w:r>
+      <w:r>
+        <w:t xml:space="preserve">when</w:t>
+      </w:r>
+      <w:r>
+        <w:t xml:space="preserve"> </w:t>
+      </w:r>
+      <w:r>
+        <w:t xml:space="preserve">experts</w:t>
+      </w:r>
+      <w:r>
+        <w:t xml:space="preserve"> </w:t>
+      </w:r>
+      <w:r>
+        <w:t xml:space="preserve">leave?)</w:t>
+      </w:r>
+      <w:r>
+        <w:t xml:space="preserve"> </w:t>
+      </w:r>
+      <w:r>
+        <w:t xml:space="preserve">is</w:t>
+      </w:r>
+      <w:r>
+        <w:t xml:space="preserve"> </w:t>
+      </w:r>
+      <w:r>
+        <w:t xml:space="preserve">addressed</w:t>
+      </w:r>
+      <w:r>
+        <w:t xml:space="preserve"> </w:t>
+      </w:r>
+      <w:r>
+        <w:t xml:space="preserve">by</w:t>
+      </w:r>
+      <w:r>
+        <w:t xml:space="preserve"> </w:t>
+      </w:r>
+      <w:r>
+        <w:t xml:space="preserve">reframing</w:t>
+      </w:r>
+      <w:r>
+        <w:t xml:space="preserve"> </w:t>
+      </w:r>
+      <w:r>
+        <w:t xml:space="preserve">validation</w:t>
+      </w:r>
+      <w:r>
+        <w:t xml:space="preserve"> </w:t>
+      </w:r>
+      <w:r>
+        <w:t xml:space="preserve">through</w:t>
+      </w:r>
+      <w:r>
+        <w:t xml:space="preserve"> </w:t>
+      </w:r>
+      <w:r>
+        <w:t xml:space="preserve">Lean</w:t>
+      </w:r>
+      <w:r>
+        <w:t xml:space="preserve"> </w:t>
+      </w:r>
+      <w:r>
+        <w:t xml:space="preserve">“</w:t>
+      </w:r>
+      <w:r>
+        <w:t xml:space="preserve">Standard</w:t>
+      </w:r>
+      <w:r>
+        <w:t xml:space="preserve"> </w:t>
+      </w:r>
+      <w:r>
+        <w:t xml:space="preserve">Work</w:t>
+      </w:r>
+      <w:r>
+        <w:t xml:space="preserve">”</w:t>
+      </w:r>
+      <w:r>
+        <w:t xml:space="preserve">:</w:t>
+      </w:r>
+      <w:r>
+        <w:t xml:space="preserve"> </w:t>
+      </w:r>
+      <w:r>
+        <w:t xml:space="preserve">each</w:t>
+      </w:r>
+      <w:r>
+        <w:t xml:space="preserve"> </w:t>
+      </w:r>
+      <w:r>
+        <w:t xml:space="preserve">validated</w:t>
+      </w:r>
+      <w:r>
+        <w:t xml:space="preserve"> </w:t>
+      </w:r>
+      <w:r>
+        <w:t xml:space="preserve">query</w:t>
+      </w:r>
+      <w:r>
+        <w:t xml:space="preserve"> </w:t>
+      </w:r>
+      <w:r>
+        <w:t xml:space="preserve">establishes</w:t>
+      </w:r>
+      <w:r>
+        <w:t xml:space="preserve"> </w:t>
+      </w:r>
+      <w:r>
+        <w:t xml:space="preserve">the</w:t>
+      </w:r>
+      <w:r>
+        <w:t xml:space="preserve"> </w:t>
+      </w:r>
+      <w:r>
+        <w:t xml:space="preserve">current</w:t>
+      </w:r>
+      <w:r>
+        <w:t xml:space="preserve"> </w:t>
+      </w:r>
+      <w:r>
+        <w:t xml:space="preserve">known</w:t>
+      </w:r>
+      <w:r>
+        <w:t xml:space="preserve"> </w:t>
+      </w:r>
+      <w:r>
+        <w:t xml:space="preserve">standard</w:t>
+      </w:r>
+      <w:r>
+        <w:t xml:space="preserve"> </w:t>
+      </w:r>
+      <w:r>
+        <w:t xml:space="preserve">rather</w:t>
+      </w:r>
+      <w:r>
+        <w:t xml:space="preserve"> </w:t>
+      </w:r>
+      <w:r>
+        <w:t xml:space="preserve">than</w:t>
+      </w:r>
+      <w:r>
+        <w:t xml:space="preserve"> </w:t>
+      </w:r>
+      <w:r>
+        <w:t xml:space="preserve">eternal</w:t>
+      </w:r>
+      <w:r>
+        <w:t xml:space="preserve"> </w:t>
+      </w:r>
+      <w:r>
+        <w:t xml:space="preserve">truth,</w:t>
+      </w:r>
+      <w:r>
+        <w:t xml:space="preserve"> </w:t>
+      </w:r>
+      <w:r>
+        <w:t xml:space="preserve">functioning</w:t>
+      </w:r>
+      <w:r>
+        <w:t xml:space="preserve"> </w:t>
+      </w:r>
+      <w:r>
+        <w:t xml:space="preserve">as</w:t>
+      </w:r>
+      <w:r>
+        <w:t xml:space="preserve"> </w:t>
+      </w:r>
+      <w:r>
+        <w:t xml:space="preserve">a</w:t>
+      </w:r>
+      <w:r>
+        <w:t xml:space="preserve"> </w:t>
+      </w:r>
+      <w:r>
+        <w:t xml:space="preserve">“</w:t>
+      </w:r>
+      <w:r>
+        <w:t xml:space="preserve">knowledge</w:t>
+      </w:r>
+      <w:r>
+        <w:t xml:space="preserve"> </w:t>
+      </w:r>
+      <w:r>
+        <w:t xml:space="preserve">ratchet</w:t>
+      </w:r>
+      <w:r>
+        <w:t xml:space="preserve">”</w:t>
+      </w:r>
+      <w:r>
+        <w:t xml:space="preserve"> </w:t>
+      </w:r>
+      <w:r>
+        <w:t xml:space="preserve">that</w:t>
+      </w:r>
+      <w:r>
+        <w:t xml:space="preserve"> </w:t>
+      </w:r>
+      <w:r>
+        <w:t xml:space="preserve">prevents</w:t>
+      </w:r>
+      <w:r>
+        <w:t xml:space="preserve"> </w:t>
+      </w:r>
+      <w:r>
+        <w:t xml:space="preserve">regression.</w:t>
+      </w:r>
+      <w:r>
+        <w:t xml:space="preserve"> </w:t>
+      </w:r>
+      <w:r>
+        <w:t xml:space="preserve">Decoupling</w:t>
+      </w:r>
+      <w:r>
+        <w:t xml:space="preserve"> </w:t>
+      </w:r>
+      <w:r>
+        <w:t xml:space="preserve">analytical</w:t>
+      </w:r>
+      <w:r>
+        <w:t xml:space="preserve"> </w:t>
+      </w:r>
+      <w:r>
+        <w:t xml:space="preserve">capability</w:t>
+      </w:r>
+      <w:r>
+        <w:t xml:space="preserve"> </w:t>
+      </w:r>
+      <w:r>
+        <w:t xml:space="preserve">from</w:t>
+      </w:r>
+      <w:r>
+        <w:t xml:space="preserve"> </w:t>
+      </w:r>
+      <w:r>
+        <w:t xml:space="preserve">individual</w:t>
+      </w:r>
+      <w:r>
+        <w:t xml:space="preserve"> </w:t>
+      </w:r>
+      <w:r>
+        <w:t xml:space="preserve">tenure</w:t>
+      </w:r>
+      <w:r>
+        <w:t xml:space="preserve"> </w:t>
+      </w:r>
+      <w:r>
+        <w:t xml:space="preserve">lets</w:t>
+      </w:r>
+      <w:r>
+        <w:t xml:space="preserve"> </w:t>
+      </w:r>
+      <w:r>
+        <w:t xml:space="preserve">analytics</w:t>
+      </w:r>
+      <w:r>
+        <w:t xml:space="preserve"> </w:t>
+      </w:r>
+      <w:r>
+        <w:t xml:space="preserve">maturity</w:t>
+      </w:r>
+      <w:r>
+        <w:t xml:space="preserve"> </w:t>
+      </w:r>
+      <w:r>
+        <w:t xml:space="preserve">advance</w:t>
+      </w:r>
+      <w:r>
+        <w:t xml:space="preserve"> </w:t>
+      </w:r>
+      <w:r>
+        <w:t xml:space="preserve">even</w:t>
+      </w:r>
+      <w:r>
+        <w:t xml:space="preserve"> </w:t>
+      </w:r>
+      <w:r>
+        <w:t xml:space="preserve">as</w:t>
+      </w:r>
+      <w:r>
+        <w:t xml:space="preserve"> </w:t>
+      </w:r>
+      <w:r>
+        <w:t xml:space="preserve">the</w:t>
+      </w:r>
+      <w:r>
+        <w:t xml:space="preserve"> </w:t>
+      </w:r>
+      <w:r>
+        <w:t xml:space="preserve">workforce</w:t>
+      </w:r>
+      <w:r>
+        <w:t xml:space="preserve"> </w:t>
+      </w:r>
+      <w:r>
+        <w:t xml:space="preserve">evolves.</w:t>
+      </w:r>
+      <w:r>
+        <w:t xml:space="preserve"> </w:t>
+      </w:r>
+      <w:r>
+        <w:t xml:space="preserve">This</w:t>
+      </w:r>
+      <w:r>
+        <w:t xml:space="preserve"> </w:t>
+      </w:r>
+      <w:r>
+        <w:t xml:space="preserve">paper</w:t>
+      </w:r>
+      <w:r>
+        <w:t xml:space="preserve"> </w:t>
+      </w:r>
+      <w:r>
+        <w:t xml:space="preserve">proposes</w:t>
+      </w:r>
+      <w:r>
+        <w:t xml:space="preserve"> </w:t>
+      </w:r>
+      <w:r>
+        <w:t xml:space="preserve">and</w:t>
+      </w:r>
+      <w:r>
+        <w:t xml:space="preserve"> </w:t>
+      </w:r>
+      <w:r>
+        <w:t xml:space="preserve">theoretically</w:t>
+      </w:r>
+      <w:r>
+        <w:t xml:space="preserve"> </w:t>
+      </w:r>
+      <w:r>
+        <w:t xml:space="preserve">motivates</w:t>
+      </w:r>
+      <w:r>
+        <w:t xml:space="preserve"> </w:t>
+      </w:r>
+      <w:r>
+        <w:t xml:space="preserve">the</w:t>
+      </w:r>
+      <w:r>
+        <w:t xml:space="preserve"> </w:t>
+      </w:r>
+      <w:r>
+        <w:t xml:space="preserve">framework;</w:t>
+      </w:r>
+      <w:r>
+        <w:t xml:space="preserve"> </w:t>
+      </w:r>
+      <w:r>
+        <w:t xml:space="preserve">empirical</w:t>
+      </w:r>
+      <w:r>
+        <w:t xml:space="preserve"> </w:t>
+      </w:r>
+      <w:r>
+        <w:t xml:space="preserve">validation</w:t>
+      </w:r>
+      <w:r>
+        <w:t xml:space="preserve"> </w:t>
+      </w:r>
+      <w:r>
+        <w:t xml:space="preserve">is</w:t>
+      </w:r>
+      <w:r>
+        <w:t xml:space="preserve"> </w:t>
+      </w:r>
+      <w:r>
+        <w:t xml:space="preserve">deferred</w:t>
+      </w:r>
+      <w:r>
+        <w:t xml:space="preserve"> </w:t>
+      </w:r>
+      <w:r>
+        <w:t xml:space="preserve">to</w:t>
+      </w:r>
+      <w:r>
+        <w:t xml:space="preserve"> </w:t>
+      </w:r>
+      <w:r>
+        <w:t xml:space="preserve">a</w:t>
+      </w:r>
+      <w:r>
+        <w:t xml:space="preserve"> </w:t>
+      </w:r>
+      <w:r>
+        <w:t xml:space="preserve">companion</w:t>
+      </w:r>
+      <w:r>
+        <w:t xml:space="preserve"> </w:t>
+      </w:r>
+      <w:r>
+        <w:t xml:space="preserve">study.</w:t>
+      </w:r>
+    </w:p>
+    <w:bookmarkStart w:id="20" w:name="Xa772df4b8f827734714eb2cb65812cb56df5f7d"/>
     <w:p>
       <w:pPr>
         <w:pStyle w:val="Heading1"/>
@@ -164,7 +1814,13 @@
         <w:t xml:space="preserve"> </w:t>
       </w:r>
       <w:r>
-        <w:t xml:space="preserve">“Triple Threat”</w:t>
+        <w:t xml:space="preserve">“</w:t>
+      </w:r>
+      <w:r>
+        <w:t xml:space="preserve">Triple Threat</w:t>
+      </w:r>
+      <w:r>
+        <w:t xml:space="preserve">”</w:t>
       </w:r>
       <w:r>
         <w:t xml:space="preserve"> </w:t>
@@ -283,7 +1939,13 @@
         <w:t xml:space="preserve"> </w:t>
       </w:r>
       <w:r>
-        <w:t xml:space="preserve">“Institutional Amnesia”</w:t>
+        <w:t xml:space="preserve">“</w:t>
+      </w:r>
+      <w:r>
+        <w:t xml:space="preserve">Institutional Amnesia</w:t>
+      </w:r>
+      <w:r>
+        <w:t xml:space="preserve">”</w:t>
       </w:r>
       <w:r>
         <w:t xml:space="preserve"> </w:t>
@@ -481,7 +2143,13 @@
         <w:t xml:space="preserve"> </w:t>
       </w:r>
       <w:r>
-        <w:t xml:space="preserve">“data”</w:t>
+        <w:t xml:space="preserve">“</w:t>
+      </w:r>
+      <w:r>
+        <w:t xml:space="preserve">data</w:t>
+      </w:r>
+      <w:r>
+        <w:t xml:space="preserve">”</w:t>
       </w:r>
       <w:r>
         <w:t xml:space="preserve"> </w:t>
@@ -513,7 +2181,13 @@
         <w:t xml:space="preserve"> </w:t>
       </w:r>
       <w:r>
-        <w:t xml:space="preserve">“exclusion code 99”</w:t>
+        <w:t xml:space="preserve">“</w:t>
+      </w:r>
+      <w:r>
+        <w:t xml:space="preserve">exclusion code 99</w:t>
+      </w:r>
+      <w:r>
+        <w:t xml:space="preserve">”</w:t>
       </w:r>
       <w:r>
         <w:t xml:space="preserve"> </w:t>
@@ -525,7 +2199,13 @@
         <w:t xml:space="preserve"> </w:t>
       </w:r>
       <w:r>
-        <w:t xml:space="preserve">“hospice transfer”</w:t>
+        <w:t xml:space="preserve">“</w:t>
+      </w:r>
+      <w:r>
+        <w:t xml:space="preserve">hospice transfer</w:t>
+      </w:r>
+      <w:r>
+        <w:t xml:space="preserve">”</w:t>
       </w:r>
       <w:r>
         <w:t xml:space="preserve"> </w:t>
@@ -585,7 +2265,13 @@
         <w:t xml:space="preserve"> </w:t>
       </w:r>
       <w:r>
-        <w:t xml:space="preserve">“Great Resignation,”</w:t>
+        <w:t xml:space="preserve">“</w:t>
+      </w:r>
+      <w:r>
+        <w:t xml:space="preserve">Great Resignation,</w:t>
+      </w:r>
+      <w:r>
+        <w:t xml:space="preserve">”</w:t>
       </w:r>
       <w:r>
         <w:t xml:space="preserve"> </w:t>
@@ -766,8 +2452,8 @@
         <w:t xml:space="preserve">.</w:t>
       </w:r>
     </w:p>
-    <w:bookmarkEnd w:id="9"/>
-    <w:bookmarkStart w:id="12" w:name="Xd1e5d85c386cb0a54481a328e393ff51b6e18a9"/>
+    <w:bookmarkEnd w:id="20"/>
+    <w:bookmarkStart w:id="23" w:name="Xd1e5d85c386cb0a54481a328e393ff51b6e18a9"/>
     <w:p>
       <w:pPr>
         <w:pStyle w:val="Heading1"/>
@@ -963,6 +2649,7 @@
       <w:tblPr>
         <w:tblStyle w:val="Table"/>
         <w:tblW w:type="pct" w:w="5000"/>
+        <w:jc w:val="left"/>
         <w:tblLayout w:type="fixed"/>
         <w:tblLook w:firstRow="1" w:lastRow="0" w:firstColumn="0" w:lastColumn="0" w:noHBand="0" w:noVBand="0" w:val="0020"/>
         <w:tblCaption w:val="Table 1. Framework alignment with established models. "/>
@@ -1216,7 +2903,7 @@
         <w:t xml:space="preserve">.</w:t>
       </w:r>
     </w:p>
-    <w:bookmarkStart w:id="10" w:name="the-broken-cycle-socialization-failure"/>
+    <w:bookmarkStart w:id="21" w:name="the-broken-cycle-socialization-failure"/>
     <w:p>
       <w:pPr>
         <w:pStyle w:val="Heading2"/>
@@ -1300,7 +2987,13 @@
         <w:t xml:space="preserve"> </w:t>
       </w:r>
       <w:r>
-        <w:t xml:space="preserve">“apprenticeship window”</w:t>
+        <w:t xml:space="preserve">“</w:t>
+      </w:r>
+      <w:r>
+        <w:t xml:space="preserve">apprenticeship window</w:t>
+      </w:r>
+      <w:r>
+        <w:t xml:space="preserve">”</w:t>
       </w:r>
       <w:r>
         <w:t xml:space="preserve"> </w:t>
@@ -1408,8 +3101,8 @@
         <w:t xml:space="preserve">. Socialization is no longer a viable strategy for resilience.</w:t>
       </w:r>
     </w:p>
-    <w:bookmarkEnd w:id="10"/>
-    <w:bookmarkStart w:id="11" w:name="Xf458f350ef8764fcb7ec571ecbc945d28921a42"/>
+    <w:bookmarkEnd w:id="21"/>
+    <w:bookmarkStart w:id="22" w:name="Xf458f350ef8764fcb7ec571ecbc945d28921a42"/>
     <w:p>
       <w:pPr>
         <w:pStyle w:val="Heading2"/>
@@ -1587,7 +3280,13 @@
         <w:t xml:space="preserve"> </w:t>
       </w:r>
       <w:r>
-        <w:t xml:space="preserve">“Hypertension readmissions excluding planned transfers”</w:t>
+        <w:t xml:space="preserve">“</w:t>
+      </w:r>
+      <w:r>
+        <w:t xml:space="preserve">Hypertension readmissions excluding planned transfers</w:t>
+      </w:r>
+      <w:r>
+        <w:t xml:space="preserve">”</w:t>
       </w:r>
       <w:r>
         <w:t xml:space="preserve">).</w:t>
@@ -1634,7 +3333,13 @@
         <w:t xml:space="preserve"> </w:t>
       </w:r>
       <w:r>
-        <w:t xml:space="preserve">“why”</w:t>
+        <w:t xml:space="preserve">“</w:t>
+      </w:r>
+      <w:r>
+        <w:t xml:space="preserve">why</w:t>
+      </w:r>
+      <w:r>
+        <w:t xml:space="preserve">”</w:t>
       </w:r>
       <w:r>
         <w:t xml:space="preserve"> </w:t>
@@ -1646,7 +3351,13 @@
         <w:t xml:space="preserve"> </w:t>
       </w:r>
       <w:r>
-        <w:t xml:space="preserve">“Excluding status 02 per Centers for Medicare and Medicaid Services (CMS) 2025 rule”</w:t>
+        <w:t xml:space="preserve">“</w:t>
+      </w:r>
+      <w:r>
+        <w:t xml:space="preserve">Excluding status 02 per Centers for Medicare and Medicaid Services (CMS) 2025 rule</w:t>
+      </w:r>
+      <w:r>
+        <w:t xml:space="preserve">”</w:t>
       </w:r>
       <w:r>
         <w:t xml:space="preserve">).</w:t>
@@ -1693,9 +3404,9 @@
         <w:t xml:space="preserve">.</w:t>
       </w:r>
     </w:p>
-    <w:bookmarkEnd w:id="11"/>
-    <w:bookmarkEnd w:id="12"/>
-    <w:bookmarkStart w:id="22" w:name="human-in-the-loop-knowledge-governance"/>
+    <w:bookmarkEnd w:id="22"/>
+    <w:bookmarkEnd w:id="23"/>
+    <w:bookmarkStart w:id="33" w:name="human-in-the-loop-knowledge-governance"/>
     <w:p>
       <w:pPr>
         <w:pStyle w:val="Heading1"/>
@@ -1751,7 +3462,7 @@
         <w:t xml:space="preserve">with the Validated Query Cycle as its core operational process. This framing reflects that the system serves as a governance mechanism, not just a productivity tool.</w:t>
       </w:r>
     </w:p>
-    <w:bookmarkStart w:id="19" w:name="the-hitl-kg-architecture"/>
+    <w:bookmarkStart w:id="30" w:name="the-hitl-kg-architecture"/>
     <w:p>
       <w:pPr>
         <w:pStyle w:val="Heading2"/>
@@ -1790,18 +3501,18 @@
           <wp:inline>
             <wp:extent cx="4613700" cy="5263754"/>
             <wp:effectExtent b="0" l="0" r="0" t="0"/>
-            <wp:docPr descr="Figure 1. Human-in-the-Loop Knowledge Governance (HITL-KG) architecture." title="" id="14" name="Picture"/>
+            <wp:docPr descr="Figure 1. Human-in-the-Loop Knowledge Governance (HITL-KG) architecture." title="" id="25" name="Picture"/>
             <a:graphic>
               <a:graphicData uri="http://schemas.openxmlformats.org/drawingml/2006/picture">
                 <pic:pic>
                   <pic:nvPicPr>
-                    <pic:cNvPr descr="figures/architecture.mmd.png" id="15" name="Picture"/>
+                    <pic:cNvPr descr="figures/architecture.mmd.png" id="26" name="Picture"/>
                     <pic:cNvPicPr>
                       <a:picLocks noChangeArrowheads="1" noChangeAspect="1"/>
                     </pic:cNvPicPr>
                   </pic:nvPicPr>
                   <pic:blipFill>
-                    <a:blip r:embed="rId13"/>
+                    <a:blip r:embed="rId24"/>
                     <a:stretch>
                       <a:fillRect/>
                     </a:stretch>
@@ -1861,18 +3572,18 @@
           <wp:inline>
             <wp:extent cx="3381271" cy="6099048"/>
             <wp:effectExtent b="0" l="0" r="0" t="0"/>
-            <wp:docPr descr="Figure 2. The six-step Validated Query Cycle and its mapping to the three pillars." title="" id="17" name="Picture"/>
+            <wp:docPr descr="Figure 2. The six-step Validated Query Cycle and its mapping to the three pillars." title="" id="28" name="Picture"/>
             <a:graphic>
               <a:graphicData uri="http://schemas.openxmlformats.org/drawingml/2006/picture">
                 <pic:pic>
                   <pic:nvPicPr>
-                    <pic:cNvPr descr="figures/knowledge-cycle.mmd.png" id="18" name="Picture"/>
+                    <pic:cNvPr descr="figures/knowledge-cycle.mmd.png" id="29" name="Picture"/>
                     <pic:cNvPicPr>
                       <a:picLocks noChangeArrowheads="1" noChangeAspect="1"/>
                     </pic:cNvPicPr>
                   </pic:nvPicPr>
                   <pic:blipFill>
-                    <a:blip r:embed="rId16"/>
+                    <a:blip r:embed="rId27"/>
                     <a:stretch>
                       <a:fillRect/>
                     </a:stretch>
@@ -1915,8 +3626,8 @@
         <w:t xml:space="preserve">A natural language question (step 1) yields candidate SQL (step 2) that the analyst validates against the system’s explained logic (step 3), looping back if incorrect. Validated triples are stored in organizational memory (step 4), matched by future queries (step 5), and persist across staff turnover (step 6). Dashed arrows mark the pillar outcomes: storage advances analytics maturity, persistence stabilizes workforce agility, and retrieval increases technical enablement.</w:t>
       </w:r>
     </w:p>
-    <w:bookmarkEnd w:id="19"/>
-    <w:bookmarkStart w:id="20" w:name="the-process-of-externalization"/>
+    <w:bookmarkEnd w:id="30"/>
+    <w:bookmarkStart w:id="31" w:name="the-process-of-externalization"/>
     <w:p>
       <w:pPr>
         <w:pStyle w:val="Heading2"/>
@@ -2040,8 +3751,8 @@
         <w:t xml:space="preserve">. Multimedia Appendix 1 details each step alongside worked examples.</w:t>
       </w:r>
     </w:p>
-    <w:bookmarkEnd w:id="20"/>
-    <w:bookmarkStart w:id="21" w:name="comparison-with-existing-approaches"/>
+    <w:bookmarkEnd w:id="31"/>
+    <w:bookmarkStart w:id="32" w:name="comparison-with-existing-approaches"/>
     <w:p>
       <w:pPr>
         <w:pStyle w:val="Heading2"/>
@@ -2079,7 +3790,13 @@
         <w:t xml:space="preserve"> </w:t>
       </w:r>
       <w:r>
-        <w:t xml:space="preserve">“schema rot”</w:t>
+        <w:t xml:space="preserve">“</w:t>
+      </w:r>
+      <w:r>
+        <w:t xml:space="preserve">schema rot</w:t>
+      </w:r>
+      <w:r>
+        <w:t xml:space="preserve">”</w:t>
       </w:r>
       <w:r>
         <w:t xml:space="preserve"> </w:t>
@@ -2284,9 +4001,9 @@
         <w:t xml:space="preserve">. HITL-KG occupies the middle ground: AI generates, humans validate.</w:t>
       </w:r>
     </w:p>
-    <w:bookmarkEnd w:id="21"/>
-    <w:bookmarkEnd w:id="22"/>
-    <w:bookmarkStart w:id="26" w:name="the-evidence-base-three-pillars"/>
+    <w:bookmarkEnd w:id="32"/>
+    <w:bookmarkEnd w:id="33"/>
+    <w:bookmarkStart w:id="37" w:name="the-evidence-base-three-pillars"/>
     <w:p>
       <w:pPr>
         <w:pStyle w:val="Heading1"/>
@@ -2311,7 +4028,7 @@
         <w:t xml:space="preserve">The HITL-KG framework is supported by three pillars of empirical evidence synthesized from the literature cited throughout this article.</w:t>
       </w:r>
     </w:p>
-    <w:bookmarkStart w:id="23" w:name="pillar-1-analytics-maturity-evidence"/>
+    <w:bookmarkStart w:id="34" w:name="pillar-1-analytics-maturity-evidence"/>
     <w:p>
       <w:pPr>
         <w:pStyle w:val="Heading2"/>
@@ -2494,7 +4211,13 @@
         <w:t xml:space="preserve"> </w:t>
       </w:r>
       <w:r>
-        <w:t xml:space="preserve">“low-maturity trap”</w:t>
+        <w:t xml:space="preserve">“</w:t>
+      </w:r>
+      <w:r>
+        <w:t xml:space="preserve">low-maturity trap</w:t>
+      </w:r>
+      <w:r>
+        <w:t xml:space="preserve">”</w:t>
       </w:r>
       <w:r>
         <w:t xml:space="preserve"> </w:t>
@@ -2613,8 +4336,8 @@
         <w:t xml:space="preserve">. The trap thus compounds: each year of delayed investment widens the gap between what the organization could know and what it does know.</w:t>
       </w:r>
     </w:p>
-    <w:bookmarkEnd w:id="23"/>
-    <w:bookmarkStart w:id="24" w:name="pillar-2-workforce-agility-evidence"/>
+    <w:bookmarkEnd w:id="34"/>
+    <w:bookmarkStart w:id="35" w:name="pillar-2-workforce-agility-evidence"/>
     <w:p>
       <w:pPr>
         <w:pStyle w:val="Heading2"/>
@@ -2766,7 +4489,13 @@
         <w:t xml:space="preserve"> </w:t>
       </w:r>
       <w:r>
-        <w:t xml:space="preserve">“revolving door”</w:t>
+        <w:t xml:space="preserve">“</w:t>
+      </w:r>
+      <w:r>
+        <w:t xml:space="preserve">revolving door</w:t>
+      </w:r>
+      <w:r>
+        <w:t xml:space="preserve">”</w:t>
       </w:r>
       <w:r>
         <w:t xml:space="preserve"> </w:t>
@@ -2778,7 +4507,13 @@
         <w:t xml:space="preserve"> </w:t>
       </w:r>
       <w:r>
-        <w:t xml:space="preserve">“Collective Knowledge Structures”</w:t>
+        <w:t xml:space="preserve">“</w:t>
+      </w:r>
+      <w:r>
+        <w:t xml:space="preserve">Collective Knowledge Structures</w:t>
+      </w:r>
+      <w:r>
+        <w:t xml:space="preserve">”</w:t>
       </w:r>
       <w:r>
         <w:t xml:space="preserve"> </w:t>
@@ -2815,8 +4550,8 @@
         <w:t xml:space="preserve">The workforce crisis operates at multiple reinforcing levels, as detailed in the Theoretical Grounding section: leadership churn, operational shortages, and foundational attrition collectively prevent the sustained mentorship that Socialization requires. This multi-level instability ensures that the temporal overlap between experienced practitioners and newcomers rarely materializes.</w:t>
       </w:r>
     </w:p>
-    <w:bookmarkEnd w:id="24"/>
-    <w:bookmarkStart w:id="25" w:name="pillar-3-technical-enablement-evidence"/>
+    <w:bookmarkEnd w:id="35"/>
+    <w:bookmarkStart w:id="36" w:name="pillar-3-technical-enablement-evidence"/>
     <w:p>
       <w:pPr>
         <w:pStyle w:val="Heading2"/>
@@ -3064,9 +4799,9 @@
         <w:t xml:space="preserve">. The very difficulty of making NL2SQL work correctly thus becomes a governance opportunity: it compels organizations to surface and formalize tacit knowledge that would otherwise depart with its experts.</w:t>
       </w:r>
     </w:p>
-    <w:bookmarkEnd w:id="25"/>
-    <w:bookmarkEnd w:id="26"/>
-    <w:bookmarkStart w:id="29" w:name="organizational-self-assessment"/>
+    <w:bookmarkEnd w:id="36"/>
+    <w:bookmarkEnd w:id="37"/>
+    <w:bookmarkStart w:id="40" w:name="organizational-self-assessment"/>
     <w:p>
       <w:pPr>
         <w:pStyle w:val="Heading1"/>
@@ -3099,7 +4834,7 @@
         <w:t xml:space="preserve">(Table 2) that enables healthcare organizations to evaluate their current position across each pillar and identify compounding vulnerabilities.</w:t>
       </w:r>
     </w:p>
-    <w:bookmarkStart w:id="27" w:name="why-assessment-not-just-maturity"/>
+    <w:bookmarkStart w:id="38" w:name="why-assessment-not-just-maturity"/>
     <w:p>
       <w:pPr>
         <w:pStyle w:val="Heading2"/>
@@ -3189,8 +4924,8 @@
         <w:t xml:space="preserve">. The Three-Pillar Assessment addresses this gap by organizing evidence-based indicators around the domains where institutional amnesia operates, measuring not just where an organization stands but how vulnerable it is.</w:t>
       </w:r>
     </w:p>
-    <w:bookmarkEnd w:id="27"/>
-    <w:bookmarkStart w:id="28" w:name="the-three-pillar-rubric"/>
+    <w:bookmarkEnd w:id="38"/>
+    <w:bookmarkStart w:id="39" w:name="the-three-pillar-rubric"/>
     <w:p>
       <w:pPr>
         <w:pStyle w:val="Heading2"/>
@@ -3210,7 +4945,13 @@
         <w:t xml:space="preserve"> </w:t>
       </w:r>
       <w:r>
-        <w:t xml:space="preserve">“Low Strength”</w:t>
+        <w:t xml:space="preserve">“</w:t>
+      </w:r>
+      <w:r>
+        <w:t xml:space="preserve">Low Strength</w:t>
+      </w:r>
+      <w:r>
+        <w:t xml:space="preserve">”</w:t>
       </w:r>
       <w:r>
         <w:t xml:space="preserve"> </w:t>
@@ -3234,6 +4975,7 @@
       <w:tblPr>
         <w:tblStyle w:val="Table"/>
         <w:tblW w:type="pct" w:w="5000"/>
+        <w:jc w:val="left"/>
         <w:tblLayout w:type="fixed"/>
         <w:tblLook w:firstRow="1" w:lastRow="0" w:firstColumn="0" w:lastColumn="0" w:noHBand="0" w:noVBand="0" w:val="0020"/>
         <w:tblCaption w:val="Table 2. Three-Pillar Assessment Rubric indicators (full rubric with anchors in Multimedia Appendix 2). "/>
@@ -3361,7 +5103,13 @@
         <w:t xml:space="preserve"> </w:t>
       </w:r>
       <w:r>
-        <w:t xml:space="preserve">“Schema Coupling”</w:t>
+        <w:t xml:space="preserve">“</w:t>
+      </w:r>
+      <w:r>
+        <w:t xml:space="preserve">Schema Coupling</w:t>
+      </w:r>
+      <w:r>
+        <w:t xml:space="preserve">”</w:t>
       </w:r>
       <w:r>
         <w:t xml:space="preserve"> </w:t>
@@ -3464,9 +5212,9 @@
         <w:t xml:space="preserve">The rubric complements rather than replaces AMAM. Where AMAM measures the sophistication of analytical capabilities at a point in time, the Three-Pillar Assessment reveals how vulnerable those capabilities are to the compounding effects of turnover, low maturity, and technical barriers. Used together, they provide a two-dimensional view of analytics health.</w:t>
       </w:r>
     </w:p>
-    <w:bookmarkEnd w:id="28"/>
-    <w:bookmarkEnd w:id="29"/>
-    <w:bookmarkStart w:id="30" w:name="the-validator-paradox-and-standard-work"/>
+    <w:bookmarkEnd w:id="39"/>
+    <w:bookmarkEnd w:id="40"/>
+    <w:bookmarkStart w:id="41" w:name="the-validator-paradox-and-standard-work"/>
     <w:p>
       <w:pPr>
         <w:pStyle w:val="Heading1"/>
@@ -3510,7 +5258,13 @@
         <w:t xml:space="preserve"> </w:t>
       </w:r>
       <w:r>
-        <w:t xml:space="preserve">“Standard Work”</w:t>
+        <w:t xml:space="preserve">“</w:t>
+      </w:r>
+      <w:r>
+        <w:t xml:space="preserve">Standard Work</w:t>
+      </w:r>
+      <w:r>
+        <w:t xml:space="preserve">”</w:t>
       </w:r>
       <w:r>
         <w:t xml:space="preserve"> </w:t>
@@ -3637,7 +5391,13 @@
         <w:t xml:space="preserve"> </w:t>
       </w:r>
       <w:r>
-        <w:t xml:space="preserve">“S.M.A.R.T.”</w:t>
+        <w:t xml:space="preserve">“</w:t>
+      </w:r>
+      <w:r>
+        <w:t xml:space="preserve">S.M.A.R.T.</w:t>
+      </w:r>
+      <w:r>
+        <w:t xml:space="preserve">”</w:t>
       </w:r>
       <w:r>
         <w:t xml:space="preserve"> </w:t>
@@ -3742,7 +5502,13 @@
         <w:t xml:space="preserve"> </w:t>
       </w:r>
       <w:r>
-        <w:t xml:space="preserve">“provisional”</w:t>
+        <w:t xml:space="preserve">“</w:t>
+      </w:r>
+      <w:r>
+        <w:t xml:space="preserve">provisional</w:t>
+      </w:r>
+      <w:r>
+        <w:t xml:space="preserve">”</w:t>
       </w:r>
       <w:r>
         <w:t xml:space="preserve"> </w:t>
@@ -3795,7 +5561,13 @@
         <w:t xml:space="preserve"> </w:t>
       </w:r>
       <w:r>
-        <w:t xml:space="preserve">“Golden Queries,”</w:t>
+        <w:t xml:space="preserve">“</w:t>
+      </w:r>
+      <w:r>
+        <w:t xml:space="preserve">Golden Queries,</w:t>
+      </w:r>
+      <w:r>
+        <w:t xml:space="preserve">”</w:t>
       </w:r>
       <w:r>
         <w:t xml:space="preserve"> </w:t>
@@ -3827,8 +5599,8 @@
         <w:t xml:space="preserve">while preserving analytical agility.</w:t>
       </w:r>
     </w:p>
-    <w:bookmarkEnd w:id="30"/>
-    <w:bookmarkStart w:id="31" w:name="safety-as-cognitive-forcing"/>
+    <w:bookmarkEnd w:id="41"/>
+    <w:bookmarkStart w:id="42" w:name="safety-as-cognitive-forcing"/>
     <w:p>
       <w:pPr>
         <w:pStyle w:val="Heading1"/>
@@ -3861,7 +5633,13 @@
         <w:t xml:space="preserve"> </w:t>
       </w:r>
       <w:r>
-        <w:t xml:space="preserve">“laundering hallucinations”</w:t>
+        <w:t xml:space="preserve">“</w:t>
+      </w:r>
+      <w:r>
+        <w:t xml:space="preserve">laundering hallucinations</w:t>
+      </w:r>
+      <w:r>
+        <w:t xml:space="preserve">”</w:t>
       </w:r>
       <w:r>
         <w:t xml:space="preserve">: a plausible-sounding but factually incorrect query result that enters the decision pipeline undetected and influences clinical or operational choices. Because large language models generate fluent, confident output regardless of correctness, errors arrive dressed in the language of expertise, harder to catch than obviously malformed output.</w:t>
@@ -4020,7 +5798,13 @@
         <w:t xml:space="preserve"> </w:t>
       </w:r>
       <w:r>
-        <w:t xml:space="preserve">“call-out”</w:t>
+        <w:t xml:space="preserve">“</w:t>
+      </w:r>
+      <w:r>
+        <w:t xml:space="preserve">call-out</w:t>
+      </w:r>
+      <w:r>
+        <w:t xml:space="preserve">”</w:t>
       </w:r>
       <w:r>
         <w:t xml:space="preserve"> </w:t>
@@ -4029,8 +5813,8 @@
         <w:t xml:space="preserve">that interrupts uncritical acceptance, so the friction of validation is not a cost but the mechanism of safety itself.</w:t>
       </w:r>
     </w:p>
-    <w:bookmarkEnd w:id="31"/>
-    <w:bookmarkStart w:id="32" w:name="Xf414813cd0afe621d2dc19456f0dc09d0fd73a3"/>
+    <w:bookmarkEnd w:id="42"/>
+    <w:bookmarkStart w:id="43" w:name="Xf414813cd0afe621d2dc19456f0dc09d0fd73a3"/>
     <w:p>
       <w:pPr>
         <w:pStyle w:val="Heading1"/>
@@ -4112,7 +5896,13 @@
         <w:t xml:space="preserve"> </w:t>
       </w:r>
       <w:r>
-        <w:t xml:space="preserve">“messy”</w:t>
+        <w:t xml:space="preserve">“</w:t>
+      </w:r>
+      <w:r>
+        <w:t xml:space="preserve">messy</w:t>
+      </w:r>
+      <w:r>
+        <w:t xml:space="preserve">”</w:t>
       </w:r>
       <w:r>
         <w:t xml:space="preserve"> </w:t>
@@ -4184,8 +5974,8 @@
         <w:t xml:space="preserve">standards.</w:t>
       </w:r>
     </w:p>
-    <w:bookmarkEnd w:id="32"/>
-    <w:bookmarkStart w:id="33" w:name="limitations"/>
+    <w:bookmarkEnd w:id="43"/>
+    <w:bookmarkStart w:id="44" w:name="limitations"/>
     <w:p>
       <w:pPr>
         <w:pStyle w:val="Heading1"/>
@@ -4230,8 +6020,8 @@
         <w:t xml:space="preserve">. This complementarity also bounds the framework. Where data models and business rules change continually, no approach is self-maintaining; precisely because retained expertise cannot manually keep pace with constant change, knowledge must be externalized into curated artifacts, yet the validated query library must itself be actively maintained, a burden the Continuous Analytic Integration mechanism mitigates but does not remove.</w:t>
       </w:r>
     </w:p>
-    <w:bookmarkEnd w:id="33"/>
-    <w:bookmarkStart w:id="34" w:name="implications-and-future-research"/>
+    <w:bookmarkEnd w:id="44"/>
+    <w:bookmarkStart w:id="45" w:name="implications-and-future-research"/>
     <w:p>
       <w:pPr>
         <w:pStyle w:val="Heading1"/>
@@ -4269,8 +6059,8 @@
         <w:t xml:space="preserve">Future research should empirically validate and refine the HITL-KG framework and the proposed Three-Pillar Assessment Rubric. Priority questions include: how pillar scores correlate with observed continuity of analytics performance during leadership and staff turnover; whether HITL-KG mediated natural language to SQL workflows reduce error rates, recovery time, and rework compared to baseline tooling; and which governance patterns most effectively balance safety, transparency, and equity when human validators operate at scale. Prospective multi-site implementation studies, controlled user experiments, and qualitative implementation research will be needed to test these claims across diverse organizational, regulatory, and data environments.</w:t>
       </w:r>
     </w:p>
-    <w:bookmarkEnd w:id="34"/>
-    <w:bookmarkStart w:id="35" w:name="acknowledgments"/>
+    <w:bookmarkEnd w:id="45"/>
+    <w:bookmarkStart w:id="46" w:name="acknowledgments"/>
     <w:p>
       <w:pPr>
         <w:pStyle w:val="Heading1"/>
@@ -4287,8 +6077,8 @@
         <w:t xml:space="preserve">The author (S.T.H.) is the sole author and takes full responsibility for the manuscript’s content. Generative AI disclosure: generative AI was used to assist this work, specifically Gemini CLI (Gemini 3, Google) and Claude Code (Claude 5, Anthropic) for manuscript editing, language refinement, and literature search. Generative AI was not used to generate research findings, data, or conclusions; the author conducted the research and verified all claims, citations, and AI-assisted text. Figures were generated using the Mermaid graph language.</w:t>
       </w:r>
     </w:p>
-    <w:bookmarkEnd w:id="35"/>
-    <w:bookmarkStart w:id="36" w:name="author-contributions"/>
+    <w:bookmarkEnd w:id="46"/>
+    <w:bookmarkStart w:id="47" w:name="author-contributions"/>
     <w:p>
       <w:pPr>
         <w:pStyle w:val="Heading1"/>
@@ -4305,8 +6095,8 @@
         <w:t xml:space="preserve">S.T.H.: Conceptualization, Investigation, Methodology, Writing (Original Draft), Writing (Review and Editing), Visualization.</w:t>
       </w:r>
     </w:p>
-    <w:bookmarkEnd w:id="36"/>
-    <w:bookmarkStart w:id="37" w:name="conflicts-of-interest"/>
+    <w:bookmarkEnd w:id="47"/>
+    <w:bookmarkStart w:id="48" w:name="conflicts-of-interest"/>
     <w:p>
       <w:pPr>
         <w:pStyle w:val="Heading1"/>
@@ -4323,8 +6113,8 @@
         <w:t xml:space="preserve">The author declares the following competing interests: Samuel T Harrold is a contract product advisor at Yuimedi, Inc., which develops healthcare analytics software including conversational AI platforms relevant to this review’s subject matter. The author is also employed as a Data Scientist at Indiana University Health. This paper presents an analytical framework derived from published literature and does not evaluate or recommend specific commercial products, including those of the author’s affiliated organizations. The views expressed are the author’s own and do not represent the official positions of Indiana University Health or Yuimedi, Inc.</w:t>
       </w:r>
     </w:p>
-    <w:bookmarkEnd w:id="37"/>
-    <w:bookmarkStart w:id="38" w:name="data-availability"/>
+    <w:bookmarkEnd w:id="48"/>
+    <w:bookmarkStart w:id="49" w:name="data-availability"/>
     <w:p>
       <w:pPr>
         <w:pStyle w:val="Heading1"/>
@@ -4341,8 +6131,8 @@
         <w:t xml:space="preserve">This is a narrative review synthesizing existing literature. No primary datasets were generated or analyzed. All data cited are from publicly available peer-reviewed publications, industry reports, and academic theses, referenced in the bibliography. The manuscript source, build pipeline, and literature review tool are available at https://doi.org/10.5281/zenodo.18264359</w:t>
       </w:r>
     </w:p>
-    <w:bookmarkEnd w:id="38"/>
-    <w:bookmarkStart w:id="39" w:name="funding"/>
+    <w:bookmarkEnd w:id="49"/>
+    <w:bookmarkStart w:id="50" w:name="funding"/>
     <w:p>
       <w:pPr>
         <w:pStyle w:val="Heading1"/>
@@ -4359,8 +6149,8 @@
         <w:t xml:space="preserve">Yuimedi, Inc. provided financial support for the author’s time researching and writing this manuscript.</w:t>
       </w:r>
     </w:p>
-    <w:bookmarkEnd w:id="39"/>
-    <w:bookmarkStart w:id="40" w:name="abbreviations"/>
+    <w:bookmarkEnd w:id="50"/>
+    <w:bookmarkStart w:id="51" w:name="abbreviations"/>
     <w:p>
       <w:pPr>
         <w:pStyle w:val="Heading1"/>
@@ -4503,8 +6293,8 @@
         <w:t xml:space="preserve">SQL: Structured Query Language</w:t>
       </w:r>
     </w:p>
-    <w:bookmarkEnd w:id="40"/>
-    <w:bookmarkStart w:id="209" w:name="references"/>
+    <w:bookmarkEnd w:id="51"/>
+    <w:bookmarkStart w:id="220" w:name="references"/>
     <w:p>
       <w:pPr>
         <w:pStyle w:val="Heading1"/>
@@ -4513,8 +6303,8 @@
         <w:t xml:space="preserve">References</w:t>
       </w:r>
     </w:p>
-    <w:bookmarkStart w:id="208" w:name="refs"/>
-    <w:bookmarkStart w:id="42" w:name="ref-himss2024"/>
+    <w:bookmarkStart w:id="219" w:name="refs"/>
+    <w:bookmarkStart w:id="53" w:name="ref-himss2024"/>
     <w:p>
       <w:pPr>
         <w:pStyle w:val="Bibliography"/>
@@ -4556,7 +6346,7 @@
       <w:r>
         <w:t xml:space="preserve"> </w:t>
       </w:r>
-      <w:hyperlink r:id="rId41">
+      <w:hyperlink r:id="rId52">
         <w:r>
           <w:rPr>
             <w:rStyle w:val="Hyperlink"/>
@@ -4565,8 +6355,8 @@
         </w:r>
       </w:hyperlink>
     </w:p>
-    <w:bookmarkEnd w:id="42"/>
-    <w:bookmarkStart w:id="44" w:name="ref-himss2024news"/>
+    <w:bookmarkEnd w:id="53"/>
+    <w:bookmarkStart w:id="55" w:name="ref-himss2024news"/>
     <w:p>
       <w:pPr>
         <w:pStyle w:val="Bibliography"/>
@@ -4595,7 +6385,7 @@
       <w:r>
         <w:t xml:space="preserve"> </w:t>
       </w:r>
-      <w:hyperlink r:id="rId43">
+      <w:hyperlink r:id="rId54">
         <w:r>
           <w:rPr>
             <w:rStyle w:val="Hyperlink"/>
@@ -4604,8 +6394,8 @@
         </w:r>
       </w:hyperlink>
     </w:p>
-    <w:bookmarkEnd w:id="44"/>
-    <w:bookmarkStart w:id="46" w:name="ref-gal2019"/>
+    <w:bookmarkEnd w:id="55"/>
+    <w:bookmarkStart w:id="57" w:name="ref-gal2019"/>
     <w:p>
       <w:pPr>
         <w:pStyle w:val="Bibliography"/>
@@ -4620,7 +6410,7 @@
         <w:t xml:space="preserve">	</w:t>
       </w:r>
       <w:r>
-        <w:t xml:space="preserve">Gal MS, Rubinfeld DL.</w:t>
+        <w:t xml:space="preserve">Michal S. Gal, Daniel L. Rubinfeld.</w:t>
       </w:r>
       <w:r>
         <w:t xml:space="preserve"> </w:t>
@@ -4647,7 +6437,7 @@
       <w:r>
         <w:t xml:space="preserve"> </w:t>
       </w:r>
-      <w:hyperlink r:id="rId45">
+      <w:hyperlink r:id="rId56">
         <w:r>
           <w:rPr>
             <w:rStyle w:val="Hyperlink"/>
@@ -4656,8 +6446,8 @@
         </w:r>
       </w:hyperlink>
     </w:p>
-    <w:bookmarkEnd w:id="46"/>
-    <w:bookmarkStart w:id="48" w:name="ref-zhang2024"/>
+    <w:bookmarkEnd w:id="57"/>
+    <w:bookmarkStart w:id="59" w:name="ref-zhang2024"/>
     <w:p>
       <w:pPr>
         <w:pStyle w:val="Bibliography"/>
@@ -4672,7 +6462,7 @@
         <w:t xml:space="preserve">	</w:t>
       </w:r>
       <w:r>
-        <w:t xml:space="preserve">Zhang Y, Callaghan-Koru JA, Koru G.</w:t>
+        <w:t xml:space="preserve">Yue Zhang, Jennifer A Callaghan-Koru, G"unes Koru.</w:t>
       </w:r>
       <w:r>
         <w:t xml:space="preserve"> </w:t>
@@ -4696,7 +6486,7 @@
       <w:r>
         <w:t xml:space="preserve">. 2024;7(3):ooae058. doi:</w:t>
       </w:r>
-      <w:hyperlink r:id="rId47">
+      <w:hyperlink r:id="rId58">
         <w:r>
           <w:rPr>
             <w:rStyle w:val="Hyperlink"/>
@@ -4705,8 +6495,8 @@
         </w:r>
       </w:hyperlink>
     </w:p>
-    <w:bookmarkEnd w:id="48"/>
-    <w:bookmarkStart w:id="50" w:name="ref-hong2025"/>
+    <w:bookmarkEnd w:id="59"/>
+    <w:bookmarkStart w:id="61" w:name="ref-hong2025"/>
     <w:p>
       <w:pPr>
         <w:pStyle w:val="Bibliography"/>
@@ -4721,7 +6511,7 @@
         <w:t xml:space="preserve">	</w:t>
       </w:r>
       <w:r>
-        <w:t xml:space="preserve">Hong JH. When does employee turnover matter? Analyzing the role of organizational memory in the federal IT workforce.</w:t>
+        <w:t xml:space="preserve">Ji Hyeun Hong. When does employee turnover matter? Analyzing the role of organizational memory in the federal IT workforce.</w:t>
       </w:r>
       <w:r>
         <w:t xml:space="preserve"> </w:t>
@@ -4736,7 +6526,7 @@
       <w:r>
         <w:t xml:space="preserve">. 2025;35(4):434-451. doi:</w:t>
       </w:r>
-      <w:hyperlink r:id="rId49">
+      <w:hyperlink r:id="rId60">
         <w:r>
           <w:rPr>
             <w:rStyle w:val="Hyperlink"/>
@@ -4745,8 +6535,8 @@
         </w:r>
       </w:hyperlink>
     </w:p>
-    <w:bookmarkEnd w:id="50"/>
-    <w:bookmarkStart w:id="52" w:name="ref-wittkieffer2024"/>
+    <w:bookmarkEnd w:id="61"/>
+    <w:bookmarkStart w:id="63" w:name="ref-wittkieffer2024"/>
     <w:p>
       <w:pPr>
         <w:pStyle w:val="Bibliography"/>
@@ -4779,7 +6569,7 @@
       <w:r>
         <w:t xml:space="preserve"> </w:t>
       </w:r>
-      <w:hyperlink r:id="rId51">
+      <w:hyperlink r:id="rId62">
         <w:r>
           <w:rPr>
             <w:rStyle w:val="Hyperlink"/>
@@ -4788,8 +6578,8 @@
         </w:r>
       </w:hyperlink>
     </w:p>
-    <w:bookmarkEnd w:id="52"/>
-    <w:bookmarkStart w:id="54" w:name="ref-ren2024"/>
+    <w:bookmarkEnd w:id="63"/>
+    <w:bookmarkStart w:id="65" w:name="ref-ren2024"/>
     <w:p>
       <w:pPr>
         <w:pStyle w:val="Bibliography"/>
@@ -4804,7 +6594,7 @@
         <w:t xml:space="preserve">	</w:t>
       </w:r>
       <w:r>
-        <w:t xml:space="preserve">Ren H, Li P, Xue Y, Xin W, Yin X, Li H.</w:t>
+        <w:t xml:space="preserve">Hui Ren, Pan Li, Yingchun Xue, Wenhao Xin, Xin Yin, Hongyan Li.</w:t>
       </w:r>
       <w:r>
         <w:t xml:space="preserve"> </w:t>
@@ -4828,7 +6618,7 @@
       <w:r>
         <w:t xml:space="preserve">. 2024;2024(1). doi:</w:t>
       </w:r>
-      <w:hyperlink r:id="rId53">
+      <w:hyperlink r:id="rId64">
         <w:r>
           <w:rPr>
             <w:rStyle w:val="Hyperlink"/>
@@ -4837,8 +6627,8 @@
         </w:r>
       </w:hyperlink>
     </w:p>
-    <w:bookmarkEnd w:id="54"/>
-    <w:bookmarkStart w:id="56" w:name="ref-wu2024"/>
+    <w:bookmarkEnd w:id="65"/>
+    <w:bookmarkStart w:id="67" w:name="ref-wu2024"/>
     <w:p>
       <w:pPr>
         <w:pStyle w:val="Bibliography"/>
@@ -4853,7 +6643,7 @@
         <w:t xml:space="preserve">	</w:t>
       </w:r>
       <w:r>
-        <w:t xml:space="preserve">Wu L F., Li L.</w:t>
+        <w:t xml:space="preserve">Lao Wu F., L. Li.</w:t>
       </w:r>
       <w:r>
         <w:t xml:space="preserve"> </w:t>
@@ -4877,7 +6667,7 @@
       <w:r>
         <w:t xml:space="preserve">. 2024;11:e2097. doi:</w:t>
       </w:r>
-      <w:hyperlink r:id="rId55">
+      <w:hyperlink r:id="rId66">
         <w:r>
           <w:rPr>
             <w:rStyle w:val="Hyperlink"/>
@@ -4886,8 +6676,8 @@
         </w:r>
       </w:hyperlink>
     </w:p>
-    <w:bookmarkEnd w:id="56"/>
-    <w:bookmarkStart w:id="58" w:name="ref-rajamani2025"/>
+    <w:bookmarkEnd w:id="67"/>
+    <w:bookmarkStart w:id="69" w:name="ref-rajamani2025"/>
     <w:p>
       <w:pPr>
         <w:pStyle w:val="Bibliography"/>
@@ -4902,7 +6692,7 @@
         <w:t xml:space="preserve">	</w:t>
       </w:r>
       <w:r>
-        <w:t xml:space="preserve">Rajamani S, Leider JP, Gunashekar DR, Dixon BE.</w:t>
+        <w:t xml:space="preserve">Sripriya Rajamani, Jonathon P. Leider, Divya Rupini Gunashekar, Brian E. Dixon.</w:t>
       </w:r>
       <w:r>
         <w:t xml:space="preserve"> </w:t>
@@ -4926,7 +6716,7 @@
       <w:r>
         <w:t xml:space="preserve">. 2025;32(4):748-754. doi:</w:t>
       </w:r>
-      <w:hyperlink r:id="rId57">
+      <w:hyperlink r:id="rId68">
         <w:r>
           <w:rPr>
             <w:rStyle w:val="Hyperlink"/>
@@ -4935,8 +6725,8 @@
         </w:r>
       </w:hyperlink>
     </w:p>
-    <w:bookmarkEnd w:id="58"/>
-    <w:bookmarkStart w:id="60" w:name="ref-pollitt2000"/>
+    <w:bookmarkEnd w:id="69"/>
+    <w:bookmarkStart w:id="71" w:name="ref-pollitt2000"/>
     <w:p>
       <w:pPr>
         <w:pStyle w:val="Bibliography"/>
@@ -4951,7 +6741,7 @@
         <w:t xml:space="preserve">	</w:t>
       </w:r>
       <w:r>
-        <w:t xml:space="preserve">Pollitt C.</w:t>
+        <w:t xml:space="preserve">Christopher Pollitt.</w:t>
       </w:r>
       <w:r>
         <w:t xml:space="preserve"> </w:t>
@@ -4972,7 +6762,7 @@
       <w:r>
         <w:t xml:space="preserve">. 2000;18(1):5-16. doi:</w:t>
       </w:r>
-      <w:hyperlink r:id="rId59">
+      <w:hyperlink r:id="rId70">
         <w:r>
           <w:rPr>
             <w:rStyle w:val="Hyperlink"/>
@@ -4981,8 +6771,8 @@
         </w:r>
       </w:hyperlink>
     </w:p>
-    <w:bookmarkEnd w:id="60"/>
-    <w:bookmarkStart w:id="62" w:name="ref-stark2019"/>
+    <w:bookmarkEnd w:id="71"/>
+    <w:bookmarkStart w:id="73" w:name="ref-stark2019"/>
     <w:p>
       <w:pPr>
         <w:pStyle w:val="Bibliography"/>
@@ -4997,7 +6787,7 @@
         <w:t xml:space="preserve">	</w:t>
       </w:r>
       <w:r>
-        <w:t xml:space="preserve">Stark A, Head B.</w:t>
+        <w:t xml:space="preserve">Alastair Stark, Brian Head.</w:t>
       </w:r>
       <w:r>
         <w:t xml:space="preserve"> </w:t>
@@ -5021,7 +6811,7 @@
       <w:r>
         <w:t xml:space="preserve">. 2019;26(10):1521-1539. doi:</w:t>
       </w:r>
-      <w:hyperlink r:id="rId61">
+      <w:hyperlink r:id="rId72">
         <w:r>
           <w:rPr>
             <w:rStyle w:val="Hyperlink"/>
@@ -5030,8 +6820,8 @@
         </w:r>
       </w:hyperlink>
     </w:p>
-    <w:bookmarkEnd w:id="62"/>
-    <w:bookmarkStart w:id="64" w:name="ref-deholan2004"/>
+    <w:bookmarkEnd w:id="73"/>
+    <w:bookmarkStart w:id="75" w:name="ref-deholan2004"/>
     <w:p>
       <w:pPr>
         <w:pStyle w:val="Bibliography"/>
@@ -5046,7 +6836,7 @@
         <w:t xml:space="preserve">	</w:t>
       </w:r>
       <w:r>
-        <w:t xml:space="preserve">Holan PM de, Phillips N.</w:t>
+        <w:t xml:space="preserve">Pablo Martin de Holan, Nelson Phillips.</w:t>
       </w:r>
       <w:r>
         <w:t xml:space="preserve"> </w:t>
@@ -5070,7 +6860,7 @@
       <w:r>
         <w:t xml:space="preserve">. 2004;50(11):1603-1613. doi:</w:t>
       </w:r>
-      <w:hyperlink r:id="rId63">
+      <w:hyperlink r:id="rId74">
         <w:r>
           <w:rPr>
             <w:rStyle w:val="Hyperlink"/>
@@ -5079,8 +6869,8 @@
         </w:r>
       </w:hyperlink>
     </w:p>
-    <w:bookmarkEnd w:id="64"/>
-    <w:bookmarkStart w:id="66" w:name="ref-rao2006"/>
+    <w:bookmarkEnd w:id="75"/>
+    <w:bookmarkStart w:id="77" w:name="ref-rao2006"/>
     <w:p>
       <w:pPr>
         <w:pStyle w:val="Bibliography"/>
@@ -5095,7 +6885,7 @@
         <w:t xml:space="preserve">	</w:t>
       </w:r>
       <w:r>
-        <w:t xml:space="preserve">Rao RD, Argote L. Organizational learning and forgetting: The effects of turnover and structure.</w:t>
+        <w:t xml:space="preserve">R. D. Rao, L. Argote. Organizational learning and forgetting: The effects of turnover and structure.</w:t>
       </w:r>
       <w:r>
         <w:t xml:space="preserve"> </w:t>
@@ -5110,7 +6900,7 @@
       <w:r>
         <w:t xml:space="preserve">. 2006;3(2):77-85. doi:</w:t>
       </w:r>
-      <w:hyperlink r:id="rId65">
+      <w:hyperlink r:id="rId76">
         <w:r>
           <w:rPr>
             <w:rStyle w:val="Hyperlink"/>
@@ -5119,8 +6909,8 @@
         </w:r>
       </w:hyperlink>
     </w:p>
-    <w:bookmarkEnd w:id="66"/>
-    <w:bookmarkStart w:id="68" w:name="ref-gitelman2013"/>
+    <w:bookmarkEnd w:id="77"/>
+    <w:bookmarkStart w:id="79" w:name="ref-gitelman2013"/>
     <w:p>
       <w:pPr>
         <w:pStyle w:val="Bibliography"/>
@@ -5135,7 +6925,7 @@
         <w:t xml:space="preserve">	</w:t>
       </w:r>
       <w:r>
-        <w:t xml:space="preserve">, ed.Gitelman L.</w:t>
+        <w:t xml:space="preserve">, ed.Lisa Gitelman.</w:t>
       </w:r>
       <w:r>
         <w:t xml:space="preserve"> </w:t>
@@ -5150,7 +6940,7 @@
       <w:r>
         <w:t xml:space="preserve">. MIT Press; 2013. doi:</w:t>
       </w:r>
-      <w:hyperlink r:id="rId67">
+      <w:hyperlink r:id="rId78">
         <w:r>
           <w:rPr>
             <w:rStyle w:val="Hyperlink"/>
@@ -5159,8 +6949,8 @@
         </w:r>
       </w:hyperlink>
     </w:p>
-    <w:bookmarkEnd w:id="68"/>
-    <w:bookmarkStart w:id="70" w:name="ref-wang2020"/>
+    <w:bookmarkEnd w:id="79"/>
+    <w:bookmarkStart w:id="81" w:name="ref-wang2020"/>
     <w:p>
       <w:pPr>
         <w:pStyle w:val="Bibliography"/>
@@ -5175,7 +6965,7 @@
         <w:t xml:space="preserve">	</w:t>
       </w:r>
       <w:r>
-        <w:t xml:space="preserve">Wang S P.</w:t>
+        <w:t xml:space="preserve">Shi Wang P.</w:t>
       </w:r>
       <w:r>
         <w:t xml:space="preserve"> </w:t>
@@ -5199,7 +6989,7 @@
       <w:r>
         <w:t xml:space="preserve">. 2020. doi:</w:t>
       </w:r>
-      <w:hyperlink r:id="rId69">
+      <w:hyperlink r:id="rId80">
         <w:r>
           <w:rPr>
             <w:rStyle w:val="Hyperlink"/>
@@ -5208,8 +6998,8 @@
         </w:r>
       </w:hyperlink>
     </w:p>
-    <w:bookmarkEnd w:id="70"/>
-    <w:bookmarkStart w:id="72" w:name="ref-mayo2016"/>
+    <w:bookmarkEnd w:id="81"/>
+    <w:bookmarkStart w:id="83" w:name="ref-mayo2016"/>
     <w:p>
       <w:pPr>
         <w:pStyle w:val="Bibliography"/>
@@ -5224,7 +7014,7 @@
         <w:t xml:space="preserve">	</w:t>
       </w:r>
       <w:r>
-        <w:t xml:space="preserve">Mayo CS, Deasy JO, Chera BS, Freymann J, Kirby JS, Hardenberg PH.</w:t>
+        <w:t xml:space="preserve">Charles S. Mayo, Joseph O. Deasy, Bhishamjit S. Chera, John Freymann, Justin S. Kirby, Patricia H. Hardenberg.</w:t>
       </w:r>
       <w:r>
         <w:t xml:space="preserve"> </w:t>
@@ -5245,7 +7035,7 @@
       <w:r>
         <w:t xml:space="preserve">. 2016;95(3):916-921. doi:</w:t>
       </w:r>
-      <w:hyperlink r:id="rId71">
+      <w:hyperlink r:id="rId82">
         <w:r>
           <w:rPr>
             <w:rStyle w:val="Hyperlink"/>
@@ -5254,8 +7044,8 @@
         </w:r>
       </w:hyperlink>
     </w:p>
-    <w:bookmarkEnd w:id="72"/>
-    <w:bookmarkStart w:id="74" w:name="ref-ledikwe2013"/>
+    <w:bookmarkEnd w:id="83"/>
+    <w:bookmarkStart w:id="85" w:name="ref-ledikwe2013"/>
     <w:p>
       <w:pPr>
         <w:pStyle w:val="Bibliography"/>
@@ -5270,7 +7060,7 @@
         <w:t xml:space="preserve">	</w:t>
       </w:r>
       <w:r>
-        <w:t xml:space="preserve">Ledikwe R J. H.</w:t>
+        <w:t xml:space="preserve">Reason Ledikwe J. H.</w:t>
       </w:r>
       <w:r>
         <w:t xml:space="preserve"> </w:t>
@@ -5294,7 +7084,7 @@
       <w:r>
         <w:t xml:space="preserve">. 2013;11(1). doi:</w:t>
       </w:r>
-      <w:hyperlink r:id="rId73">
+      <w:hyperlink r:id="rId84">
         <w:r>
           <w:rPr>
             <w:rStyle w:val="Hyperlink"/>
@@ -5303,8 +7093,8 @@
         </w:r>
       </w:hyperlink>
     </w:p>
-    <w:bookmarkEnd w:id="74"/>
-    <w:bookmarkStart w:id="76" w:name="ref-mantas2010"/>
+    <w:bookmarkEnd w:id="85"/>
+    <w:bookmarkStart w:id="87" w:name="ref-mantas2010"/>
     <w:p>
       <w:pPr>
         <w:pStyle w:val="Bibliography"/>
@@ -5319,7 +7109,7 @@
         <w:t xml:space="preserve">	</w:t>
       </w:r>
       <w:r>
-        <w:t xml:space="preserve">Mantas A J.</w:t>
+        <w:t xml:space="preserve">Ammenwerth Mantas J.</w:t>
       </w:r>
       <w:r>
         <w:t xml:space="preserve"> </w:t>
@@ -5343,7 +7133,7 @@
       <w:r>
         <w:t xml:space="preserve">. 2010;49(2):105-120. doi:</w:t>
       </w:r>
-      <w:hyperlink r:id="rId75">
+      <w:hyperlink r:id="rId86">
         <w:r>
           <w:rPr>
             <w:rStyle w:val="Hyperlink"/>
@@ -5352,8 +7142,8 @@
         </w:r>
       </w:hyperlink>
     </w:p>
-    <w:bookmarkEnd w:id="76"/>
-    <w:bookmarkStart w:id="78" w:name="ref-ang2004"/>
+    <w:bookmarkEnd w:id="87"/>
+    <w:bookmarkStart w:id="89" w:name="ref-ang2004"/>
     <w:p>
       <w:pPr>
         <w:pStyle w:val="Bibliography"/>
@@ -5368,7 +7158,7 @@
         <w:t xml:space="preserve">	</w:t>
       </w:r>
       <w:r>
-        <w:t xml:space="preserve">Ang S, Slaughter S.</w:t>
+        <w:t xml:space="preserve">S. Ang, S. Slaughter.</w:t>
       </w:r>
       <w:r>
         <w:t xml:space="preserve"> </w:t>
@@ -5448,7 +7238,7 @@
       <w:r>
         <w:t xml:space="preserve">. 2004;35(3):11-27. doi:</w:t>
       </w:r>
-      <w:hyperlink r:id="rId77">
+      <w:hyperlink r:id="rId88">
         <w:r>
           <w:rPr>
             <w:rStyle w:val="Hyperlink"/>
@@ -5457,8 +7247,8 @@
         </w:r>
       </w:hyperlink>
     </w:p>
-    <w:bookmarkEnd w:id="78"/>
-    <w:bookmarkStart w:id="80" w:name="ref-farnese2019"/>
+    <w:bookmarkEnd w:id="89"/>
+    <w:bookmarkStart w:id="91" w:name="ref-farnese2019"/>
     <w:p>
       <w:pPr>
         <w:pStyle w:val="Bibliography"/>
@@ -5473,7 +7263,7 @@
         <w:t xml:space="preserve">	</w:t>
       </w:r>
       <w:r>
-        <w:t xml:space="preserve">Farnese B M. L.</w:t>
+        <w:t xml:space="preserve">Barbieri Farnese M. L.</w:t>
       </w:r>
       <w:r>
         <w:t xml:space="preserve"> </w:t>
@@ -5509,7 +7299,7 @@
       <w:r>
         <w:t xml:space="preserve">. 2019;10. doi:</w:t>
       </w:r>
-      <w:hyperlink r:id="rId79">
+      <w:hyperlink r:id="rId90">
         <w:r>
           <w:rPr>
             <w:rStyle w:val="Hyperlink"/>
@@ -5518,8 +7308,8 @@
         </w:r>
       </w:hyperlink>
     </w:p>
-    <w:bookmarkEnd w:id="80"/>
-    <w:bookmarkStart w:id="82" w:name="ref-tyndall2010"/>
+    <w:bookmarkEnd w:id="91"/>
+    <w:bookmarkStart w:id="93" w:name="ref-tyndall2010"/>
     <w:p>
       <w:pPr>
         <w:pStyle w:val="Bibliography"/>
@@ -5534,7 +7324,7 @@
         <w:t xml:space="preserve">	</w:t>
       </w:r>
       <w:r>
-        <w:t xml:space="preserve">Tyndall J.</w:t>
+        <w:t xml:space="preserve">J Tyndall.</w:t>
       </w:r>
       <w:r>
         <w:t xml:space="preserve"> </w:t>
@@ -5554,7 +7344,7 @@
       <w:r>
         <w:t xml:space="preserve"> </w:t>
       </w:r>
-      <w:hyperlink r:id="rId81">
+      <w:hyperlink r:id="rId92">
         <w:r>
           <w:rPr>
             <w:rStyle w:val="Hyperlink"/>
@@ -5563,8 +7353,8 @@
         </w:r>
       </w:hyperlink>
     </w:p>
-    <w:bookmarkEnd w:id="82"/>
-    <w:bookmarkStart w:id="84" w:name="ref-foos2006"/>
+    <w:bookmarkEnd w:id="93"/>
+    <w:bookmarkStart w:id="95" w:name="ref-foos2006"/>
     <w:p>
       <w:pPr>
         <w:pStyle w:val="Bibliography"/>
@@ -5579,7 +7369,7 @@
         <w:t xml:space="preserve">	</w:t>
       </w:r>
       <w:r>
-        <w:t xml:space="preserve">Foos T, Schum G, Rothenberg S.</w:t>
+        <w:t xml:space="preserve">Ted Foos, Gary Schum, Sandra Rothenberg.</w:t>
       </w:r>
       <w:r>
         <w:t xml:space="preserve"> </w:t>
@@ -5603,7 +7393,7 @@
       <w:r>
         <w:t xml:space="preserve">. 2006;10(1):6-18. doi:</w:t>
       </w:r>
-      <w:hyperlink r:id="rId83">
+      <w:hyperlink r:id="rId94">
         <w:r>
           <w:rPr>
             <w:rStyle w:val="Hyperlink"/>
@@ -5612,8 +7402,8 @@
         </w:r>
       </w:hyperlink>
     </w:p>
-    <w:bookmarkEnd w:id="84"/>
-    <w:bookmarkStart w:id="86" w:name="ref-nsi2025"/>
+    <w:bookmarkEnd w:id="95"/>
+    <w:bookmarkStart w:id="97" w:name="ref-nsi2025"/>
     <w:p>
       <w:pPr>
         <w:pStyle w:val="Bibliography"/>
@@ -5646,7 +7436,7 @@
       <w:r>
         <w:t xml:space="preserve"> </w:t>
       </w:r>
-      <w:hyperlink r:id="rId85">
+      <w:hyperlink r:id="rId96">
         <w:r>
           <w:rPr>
             <w:rStyle w:val="Hyperlink"/>
@@ -5655,8 +7445,8 @@
         </w:r>
       </w:hyperlink>
     </w:p>
-    <w:bookmarkEnd w:id="86"/>
-    <w:bookmarkStart w:id="88" w:name="ref-massingham2018"/>
+    <w:bookmarkEnd w:id="97"/>
+    <w:bookmarkStart w:id="99" w:name="ref-massingham2018"/>
     <w:p>
       <w:pPr>
         <w:pStyle w:val="Bibliography"/>
@@ -5671,7 +7461,7 @@
         <w:t xml:space="preserve">	</w:t>
       </w:r>
       <w:r>
-        <w:t xml:space="preserve">Massingham PR.</w:t>
+        <w:t xml:space="preserve">P. R Massingham.</w:t>
       </w:r>
       <w:r>
         <w:t xml:space="preserve"> </w:t>
@@ -5695,7 +7485,7 @@
       <w:r>
         <w:t xml:space="preserve">. 2018;22(4):721-758. doi:</w:t>
       </w:r>
-      <w:hyperlink r:id="rId87">
+      <w:hyperlink r:id="rId98">
         <w:r>
           <w:rPr>
             <w:rStyle w:val="Hyperlink"/>
@@ -5704,8 +7494,8 @@
         </w:r>
       </w:hyperlink>
     </w:p>
-    <w:bookmarkEnd w:id="88"/>
-    <w:bookmarkStart w:id="90" w:name="ref-zhang2025"/>
+    <w:bookmarkEnd w:id="99"/>
+    <w:bookmarkStart w:id="101" w:name="ref-zhang2025"/>
     <w:p>
       <w:pPr>
         <w:pStyle w:val="Bibliography"/>
@@ -5720,7 +7510,7 @@
         <w:t xml:space="preserve">	</w:t>
       </w:r>
       <w:r>
-        <w:t xml:space="preserve">Zhang W, Zhang W, Daim T, Yalçın H.</w:t>
+        <w:t xml:space="preserve">Wenyao Zhang, Wei Zhang, Tugrul Daim, Haydar Yalçın.</w:t>
       </w:r>
       <w:r>
         <w:t xml:space="preserve"> </w:t>
@@ -5762,7 +7552,7 @@
       <w:r>
         <w:t xml:space="preserve">. 2025;29(5):1618-1654. doi:</w:t>
       </w:r>
-      <w:hyperlink r:id="rId89">
+      <w:hyperlink r:id="rId100">
         <w:r>
           <w:rPr>
             <w:rStyle w:val="Hyperlink"/>
@@ -5771,8 +7561,8 @@
         </w:r>
       </w:hyperlink>
     </w:p>
-    <w:bookmarkEnd w:id="90"/>
-    <w:bookmarkStart w:id="92" w:name="ref-goffin2011"/>
+    <w:bookmarkEnd w:id="101"/>
+    <w:bookmarkStart w:id="103" w:name="ref-goffin2011"/>
     <w:p>
       <w:pPr>
         <w:pStyle w:val="Bibliography"/>
@@ -5787,7 +7577,7 @@
         <w:t xml:space="preserve">	</w:t>
       </w:r>
       <w:r>
-        <w:t xml:space="preserve">Goffin K, Koners U.</w:t>
+        <w:t xml:space="preserve">Keith Goffin, Ursula Koners.</w:t>
       </w:r>
       <w:r>
         <w:t xml:space="preserve"> </w:t>
@@ -5811,7 +7601,7 @@
       <w:r>
         <w:t xml:space="preserve">. 2011;28(2):300-318. doi:</w:t>
       </w:r>
-      <w:hyperlink r:id="rId91">
+      <w:hyperlink r:id="rId102">
         <w:r>
           <w:rPr>
             <w:rStyle w:val="Hyperlink"/>
@@ -5820,8 +7610,8 @@
         </w:r>
       </w:hyperlink>
     </w:p>
-    <w:bookmarkEnd w:id="92"/>
-    <w:bookmarkStart w:id="94" w:name="ref-himssworkforce2024"/>
+    <w:bookmarkEnd w:id="103"/>
+    <w:bookmarkStart w:id="105" w:name="ref-himssworkforce2024"/>
     <w:p>
       <w:pPr>
         <w:pStyle w:val="Bibliography"/>
@@ -5854,7 +7644,7 @@
       <w:r>
         <w:t xml:space="preserve"> </w:t>
       </w:r>
-      <w:hyperlink r:id="rId93">
+      <w:hyperlink r:id="rId104">
         <w:r>
           <w:rPr>
             <w:rStyle w:val="Hyperlink"/>
@@ -5863,8 +7653,8 @@
         </w:r>
       </w:hyperlink>
     </w:p>
-    <w:bookmarkEnd w:id="94"/>
-    <w:bookmarkStart w:id="96" w:name="ref-moore2018"/>
+    <w:bookmarkEnd w:id="105"/>
+    <w:bookmarkStart w:id="107" w:name="ref-moore2018"/>
     <w:p>
       <w:pPr>
         <w:pStyle w:val="Bibliography"/>
@@ -5879,7 +7669,7 @@
         <w:t xml:space="preserve">	</w:t>
       </w:r>
       <w:r>
-        <w:t xml:space="preserve">Moore D et al.</w:t>
+        <w:t xml:space="preserve">D. Moore, others.</w:t>
       </w:r>
       <w:r>
         <w:t xml:space="preserve"> </w:t>
@@ -5906,7 +7696,7 @@
       <w:r>
         <w:t xml:space="preserve"> </w:t>
       </w:r>
-      <w:hyperlink r:id="rId95">
+      <w:hyperlink r:id="rId106">
         <w:r>
           <w:rPr>
             <w:rStyle w:val="Hyperlink"/>
@@ -5915,8 +7705,8 @@
         </w:r>
       </w:hyperlink>
     </w:p>
-    <w:bookmarkEnd w:id="96"/>
-    <w:bookmarkStart w:id="98" w:name="ref-foss2007"/>
+    <w:bookmarkEnd w:id="107"/>
+    <w:bookmarkStart w:id="109" w:name="ref-foss2007"/>
     <w:p>
       <w:pPr>
         <w:pStyle w:val="Bibliography"/>
@@ -5931,7 +7721,7 @@
         <w:t xml:space="preserve">	</w:t>
       </w:r>
       <w:r>
-        <w:t xml:space="preserve">Foss NJ.</w:t>
+        <w:t xml:space="preserve">Nicolai J. Foss.</w:t>
       </w:r>
       <w:r>
         <w:t xml:space="preserve"> </w:t>
@@ -5955,7 +7745,7 @@
       <w:r>
         <w:t xml:space="preserve">. 2007;14(1):29-52. doi:</w:t>
       </w:r>
-      <w:hyperlink r:id="rId97">
+      <w:hyperlink r:id="rId108">
         <w:r>
           <w:rPr>
             <w:rStyle w:val="Hyperlink"/>
@@ -5964,8 +7754,8 @@
         </w:r>
       </w:hyperlink>
     </w:p>
-    <w:bookmarkEnd w:id="98"/>
-    <w:bookmarkStart w:id="100" w:name="ref-lee2023"/>
+    <w:bookmarkEnd w:id="109"/>
+    <w:bookmarkStart w:id="111" w:name="ref-lee2023"/>
     <w:p>
       <w:pPr>
         <w:pStyle w:val="Bibliography"/>
@@ -5980,7 +7770,7 @@
         <w:t xml:space="preserve">	</w:t>
       </w:r>
       <w:r>
-        <w:t xml:space="preserve">Lee et al G.</w:t>
+        <w:t xml:space="preserve">et al Lee G.</w:t>
       </w:r>
       <w:r>
         <w:t xml:space="preserve"> </w:t>
@@ -6007,7 +7797,7 @@
       <w:r>
         <w:t xml:space="preserve"> </w:t>
       </w:r>
-      <w:hyperlink r:id="rId99">
+      <w:hyperlink r:id="rId110">
         <w:r>
           <w:rPr>
             <w:rStyle w:val="Hyperlink"/>
@@ -6016,8 +7806,8 @@
         </w:r>
       </w:hyperlink>
     </w:p>
-    <w:bookmarkEnd w:id="100"/>
-    <w:bookmarkStart w:id="102" w:name="ref-bravorocca2023"/>
+    <w:bookmarkEnd w:id="111"/>
+    <w:bookmarkStart w:id="113" w:name="ref-bravorocca2023"/>
     <w:p>
       <w:pPr>
         <w:pStyle w:val="Bibliography"/>
@@ -6032,7 +7822,7 @@
         <w:t xml:space="preserve">	</w:t>
       </w:r>
       <w:r>
-        <w:t xml:space="preserve">Bravo Rocca G.</w:t>
+        <w:t xml:space="preserve">Gusseppe Bravo Rocca.</w:t>
       </w:r>
       <w:r>
         <w:t xml:space="preserve"> </w:t>
@@ -6056,7 +7846,7 @@
       <w:r>
         <w:t xml:space="preserve"> </w:t>
       </w:r>
-      <w:hyperlink r:id="rId101">
+      <w:hyperlink r:id="rId112">
         <w:r>
           <w:rPr>
             <w:rStyle w:val="Hyperlink"/>
@@ -6065,8 +7855,8 @@
         </w:r>
       </w:hyperlink>
     </w:p>
-    <w:bookmarkEnd w:id="102"/>
-    <w:bookmarkStart w:id="104" w:name="ref-mosqueirarey2023"/>
+    <w:bookmarkEnd w:id="113"/>
+    <w:bookmarkStart w:id="115" w:name="ref-mosqueirarey2023"/>
     <w:p>
       <w:pPr>
         <w:pStyle w:val="Bibliography"/>
@@ -6081,7 +7871,7 @@
         <w:t xml:space="preserve">	</w:t>
       </w:r>
       <w:r>
-        <w:t xml:space="preserve">Mosqueira-Rey E, Hernández-Pereira E, Alonso-Ríos D, Bobes-Bascarán J, Fernández-Leal Á. Human-in-the-loop machine learning: A state of the art.</w:t>
+        <w:t xml:space="preserve">Eduardo Mosqueira-Rey, Elena Hernández-Pereira, David Alonso-Ríos, José Bobes-Bascarán, Ángel Fernández-Leal. Human-in-the-loop machine learning: A state of the art.</w:t>
       </w:r>
       <w:r>
         <w:t xml:space="preserve"> </w:t>
@@ -6096,7 +7886,7 @@
       <w:r>
         <w:t xml:space="preserve">. 2023;56:3005-3054. doi:</w:t>
       </w:r>
-      <w:hyperlink r:id="rId103">
+      <w:hyperlink r:id="rId114">
         <w:r>
           <w:rPr>
             <w:rStyle w:val="Hyperlink"/>
@@ -6105,8 +7895,8 @@
         </w:r>
       </w:hyperlink>
     </w:p>
-    <w:bookmarkEnd w:id="104"/>
-    <w:bookmarkStart w:id="106" w:name="ref-benbya2004"/>
+    <w:bookmarkEnd w:id="115"/>
+    <w:bookmarkStart w:id="117" w:name="ref-benbya2004"/>
     <w:p>
       <w:pPr>
         <w:pStyle w:val="Bibliography"/>
@@ -6121,7 +7911,7 @@
         <w:t xml:space="preserve">	</w:t>
       </w:r>
       <w:r>
-        <w:t xml:space="preserve">Benbya P H.</w:t>
+        <w:t xml:space="preserve">Passiante Benbya H.</w:t>
       </w:r>
       <w:r>
         <w:t xml:space="preserve"> </w:t>
@@ -6145,7 +7935,7 @@
       <w:r>
         <w:t xml:space="preserve">. 2004;24(3):201-220. doi:</w:t>
       </w:r>
-      <w:hyperlink r:id="rId105">
+      <w:hyperlink r:id="rId116">
         <w:r>
           <w:rPr>
             <w:rStyle w:val="Hyperlink"/>
@@ -6154,8 +7944,8 @@
         </w:r>
       </w:hyperlink>
     </w:p>
-    <w:bookmarkEnd w:id="106"/>
-    <w:bookmarkStart w:id="108" w:name="ref-whittaker2008"/>
+    <w:bookmarkEnd w:id="117"/>
+    <w:bookmarkStart w:id="119" w:name="ref-whittaker2008"/>
     <w:p>
       <w:pPr>
         <w:pStyle w:val="Bibliography"/>
@@ -6170,7 +7960,7 @@
         <w:t xml:space="preserve">	</w:t>
       </w:r>
       <w:r>
-        <w:t xml:space="preserve">Whittaker S, Tucker S, Swampillai K, Laban R. Design and evaluation of systems to support interaction capture and retrieval.</w:t>
+        <w:t xml:space="preserve">Steve Whittaker, Simon Tucker, Kumutha Swampillai, Rachel Laban. Design and evaluation of systems to support interaction capture and retrieval.</w:t>
       </w:r>
       <w:r>
         <w:t xml:space="preserve"> </w:t>
@@ -6185,7 +7975,7 @@
       <w:r>
         <w:t xml:space="preserve">. 2008;12(3):197-221. doi:</w:t>
       </w:r>
-      <w:hyperlink r:id="rId107">
+      <w:hyperlink r:id="rId118">
         <w:r>
           <w:rPr>
             <w:rStyle w:val="Hyperlink"/>
@@ -6194,8 +7984,8 @@
         </w:r>
       </w:hyperlink>
     </w:p>
-    <w:bookmarkEnd w:id="108"/>
-    <w:bookmarkStart w:id="110" w:name="ref-battula2025"/>
+    <w:bookmarkEnd w:id="119"/>
+    <w:bookmarkStart w:id="121" w:name="ref-battula2025"/>
     <w:p>
       <w:pPr>
         <w:pStyle w:val="Bibliography"/>
@@ -6210,7 +8000,7 @@
         <w:t xml:space="preserve">	</w:t>
       </w:r>
       <w:r>
-        <w:t xml:space="preserve">Battula SKY.</w:t>
+        <w:t xml:space="preserve">Sai Kiran Yadav Battula.</w:t>
       </w:r>
       <w:r>
         <w:t xml:space="preserve"> </w:t>
@@ -6234,7 +8024,7 @@
       <w:r>
         <w:t xml:space="preserve">. 2025;6(4):218-226. doi:</w:t>
       </w:r>
-      <w:hyperlink r:id="rId109">
+      <w:hyperlink r:id="rId120">
         <w:r>
           <w:rPr>
             <w:rStyle w:val="Hyperlink"/>
@@ -6243,8 +8033,8 @@
         </w:r>
       </w:hyperlink>
     </w:p>
-    <w:bookmarkEnd w:id="110"/>
-    <w:bookmarkStart w:id="112" w:name="ref-jindal2019"/>
+    <w:bookmarkEnd w:id="121"/>
+    <w:bookmarkStart w:id="123" w:name="ref-jindal2019"/>
     <w:p>
       <w:pPr>
         <w:pStyle w:val="Bibliography"/>
@@ -6259,7 +8049,7 @@
         <w:t xml:space="preserve">	</w:t>
       </w:r>
       <w:r>
-        <w:t xml:space="preserve">Jindal A, Patel H, Roy A, et al.</w:t>
+        <w:t xml:space="preserve">A. Jindal, H. Patel, A. Roy, S. Qiao, Z. Yin, R. Sen, S. Krishnan.</w:t>
       </w:r>
       <w:r>
         <w:t xml:space="preserve"> </w:t>
@@ -6283,7 +8073,7 @@
       <w:r>
         <w:t xml:space="preserve">. 2019:416-427. doi:</w:t>
       </w:r>
-      <w:hyperlink r:id="rId111">
+      <w:hyperlink r:id="rId122">
         <w:r>
           <w:rPr>
             <w:rStyle w:val="Hyperlink"/>
@@ -6292,8 +8082,8 @@
         </w:r>
       </w:hyperlink>
     </w:p>
-    <w:bookmarkEnd w:id="112"/>
-    <w:bookmarkStart w:id="114" w:name="ref-kul2018"/>
+    <w:bookmarkEnd w:id="123"/>
+    <w:bookmarkStart w:id="125" w:name="ref-kul2018"/>
     <w:p>
       <w:pPr>
         <w:pStyle w:val="Bibliography"/>
@@ -6308,7 +8098,7 @@
         <w:t xml:space="preserve">	</w:t>
       </w:r>
       <w:r>
-        <w:t xml:space="preserve">Kul G, Luong DTA, Xie T, Chandola V, Kennedy O, Upadhyaya S.</w:t>
+        <w:t xml:space="preserve">G. Kul, D. T. A. Luong, T. Xie, V. Chandola, O. Kennedy, S. Upadhyaya.</w:t>
       </w:r>
       <w:r>
         <w:t xml:space="preserve"> </w:t>
@@ -6332,7 +8122,7 @@
       <w:r>
         <w:t xml:space="preserve">. 2018;30(12):2408-2420. doi:</w:t>
       </w:r>
-      <w:hyperlink r:id="rId113">
+      <w:hyperlink r:id="rId124">
         <w:r>
           <w:rPr>
             <w:rStyle w:val="Hyperlink"/>
@@ -6341,8 +8131,8 @@
         </w:r>
       </w:hyperlink>
     </w:p>
-    <w:bookmarkEnd w:id="114"/>
-    <w:bookmarkStart w:id="116" w:name="ref-ziletti2024"/>
+    <w:bookmarkEnd w:id="125"/>
+    <w:bookmarkStart w:id="127" w:name="ref-ziletti2024"/>
     <w:p>
       <w:pPr>
         <w:pStyle w:val="Bibliography"/>
@@ -6357,7 +8147,7 @@
         <w:t xml:space="preserve">	</w:t>
       </w:r>
       <w:r>
-        <w:t xml:space="preserve">Ziletti &amp;D A.</w:t>
+        <w:t xml:space="preserve">&amp; D’Ambrosi Ziletti A.</w:t>
       </w:r>
       <w:r>
         <w:t xml:space="preserve"> </w:t>
@@ -6426,7 +8216,7 @@
       <w:r>
         <w:t xml:space="preserve"> </w:t>
       </w:r>
-      <w:hyperlink r:id="rId115">
+      <w:hyperlink r:id="rId126">
         <w:r>
           <w:rPr>
             <w:rStyle w:val="Hyperlink"/>
@@ -6435,8 +8225,8 @@
         </w:r>
       </w:hyperlink>
     </w:p>
-    <w:bookmarkEnd w:id="116"/>
-    <w:bookmarkStart w:id="117" w:name="ref-davenport2007"/>
+    <w:bookmarkEnd w:id="127"/>
+    <w:bookmarkStart w:id="128" w:name="ref-davenport2007"/>
     <w:p>
       <w:pPr>
         <w:pStyle w:val="Bibliography"/>
@@ -6451,7 +8241,7 @@
         <w:t xml:space="preserve">	</w:t>
       </w:r>
       <w:r>
-        <w:t xml:space="preserve">Davenport TH, Harris JG.</w:t>
+        <w:t xml:space="preserve">T. H. Davenport, J. G. Harris.</w:t>
       </w:r>
       <w:r>
         <w:t xml:space="preserve"> </w:t>
@@ -6467,8 +8257,8 @@
         <w:t xml:space="preserve">. Harvard Business School Press; 2007.</w:t>
       </w:r>
     </w:p>
-    <w:bookmarkEnd w:id="117"/>
-    <w:bookmarkStart w:id="119" w:name="ref-grossman2018"/>
+    <w:bookmarkEnd w:id="128"/>
+    <w:bookmarkStart w:id="130" w:name="ref-grossman2018"/>
     <w:p>
       <w:pPr>
         <w:pStyle w:val="Bibliography"/>
@@ -6483,7 +8273,7 @@
         <w:t xml:space="preserve">	</w:t>
       </w:r>
       <w:r>
-        <w:t xml:space="preserve">Grossman RL.</w:t>
+        <w:t xml:space="preserve">R. L. Grossman.</w:t>
       </w:r>
       <w:r>
         <w:t xml:space="preserve"> </w:t>
@@ -6507,7 +8297,7 @@
       <w:r>
         <w:t xml:space="preserve">. 2018;38(1):45-51. doi:</w:t>
       </w:r>
-      <w:hyperlink r:id="rId118">
+      <w:hyperlink r:id="rId129">
         <w:r>
           <w:rPr>
             <w:rStyle w:val="Hyperlink"/>
@@ -6516,8 +8306,8 @@
         </w:r>
       </w:hyperlink>
     </w:p>
-    <w:bookmarkEnd w:id="119"/>
-    <w:bookmarkStart w:id="121" w:name="ref-langer2025"/>
+    <w:bookmarkEnd w:id="130"/>
+    <w:bookmarkStart w:id="132" w:name="ref-langer2025"/>
     <w:p>
       <w:pPr>
         <w:pStyle w:val="Bibliography"/>
@@ -6532,7 +8322,7 @@
         <w:t xml:space="preserve">	</w:t>
       </w:r>
       <w:r>
-        <w:t xml:space="preserve">Langer B.</w:t>
+        <w:t xml:space="preserve">B. Langer.</w:t>
       </w:r>
       <w:r>
         <w:t xml:space="preserve"> </w:t>
@@ -6556,7 +8346,7 @@
       <w:r>
         <w:t xml:space="preserve">. 2025;77(2):205-227. doi:</w:t>
       </w:r>
-      <w:hyperlink r:id="rId120">
+      <w:hyperlink r:id="rId131">
         <w:r>
           <w:rPr>
             <w:rStyle w:val="Hyperlink"/>
@@ -6565,8 +8355,8 @@
         </w:r>
       </w:hyperlink>
     </w:p>
-    <w:bookmarkEnd w:id="121"/>
-    <w:bookmarkStart w:id="123" w:name="ref-halbesleben2013"/>
+    <w:bookmarkEnd w:id="132"/>
+    <w:bookmarkStart w:id="134" w:name="ref-halbesleben2013"/>
     <w:p>
       <w:pPr>
         <w:pStyle w:val="Bibliography"/>
@@ -6581,7 +8371,7 @@
         <w:t xml:space="preserve">	</w:t>
       </w:r>
       <w:r>
-        <w:t xml:space="preserve">Halbesleben JRB, Whitman MV.</w:t>
+        <w:t xml:space="preserve">J. R. B. Halbesleben, M. V. Whitman.</w:t>
       </w:r>
       <w:r>
         <w:t xml:space="preserve"> </w:t>
@@ -6605,7 +8395,7 @@
       <w:r>
         <w:t xml:space="preserve">. 2013;48(3):913-930. doi:</w:t>
       </w:r>
-      <w:hyperlink r:id="rId122">
+      <w:hyperlink r:id="rId133">
         <w:r>
           <w:rPr>
             <w:rStyle w:val="Hyperlink"/>
@@ -6614,8 +8404,8 @@
         </w:r>
       </w:hyperlink>
     </w:p>
-    <w:bookmarkEnd w:id="123"/>
-    <w:bookmarkStart w:id="125" w:name="ref-tomaskovic1994"/>
+    <w:bookmarkEnd w:id="134"/>
+    <w:bookmarkStart w:id="136" w:name="ref-tomaskovic1994"/>
     <w:p>
       <w:pPr>
         <w:pStyle w:val="Bibliography"/>
@@ -6630,7 +8420,7 @@
         <w:t xml:space="preserve">	</w:t>
       </w:r>
       <w:r>
-        <w:t xml:space="preserve">Tomaskovic-Devey D, Leiter J, Thompson S.</w:t>
+        <w:t xml:space="preserve">D. Tomaskovic-Devey, J. Leiter, S. Thompson.</w:t>
       </w:r>
       <w:r>
         <w:t xml:space="preserve"> </w:t>
@@ -6654,7 +8444,7 @@
       <w:r>
         <w:t xml:space="preserve">. 1994;39(3):439-457. doi:</w:t>
       </w:r>
-      <w:hyperlink r:id="rId124">
+      <w:hyperlink r:id="rId135">
         <w:r>
           <w:rPr>
             <w:rStyle w:val="Hyperlink"/>
@@ -6663,8 +8453,8 @@
         </w:r>
       </w:hyperlink>
     </w:p>
-    <w:bookmarkEnd w:id="125"/>
-    <w:bookmarkStart w:id="127" w:name="ref-health2020"/>
+    <w:bookmarkEnd w:id="136"/>
+    <w:bookmarkStart w:id="138" w:name="ref-health2020"/>
     <w:p>
       <w:pPr>
         <w:pStyle w:val="Bibliography"/>
@@ -6693,7 +8483,7 @@
       <w:r>
         <w:t xml:space="preserve"> </w:t>
       </w:r>
-      <w:hyperlink r:id="rId126">
+      <w:hyperlink r:id="rId137">
         <w:r>
           <w:rPr>
             <w:rStyle w:val="Hyperlink"/>
@@ -6702,8 +8492,8 @@
         </w:r>
       </w:hyperlink>
     </w:p>
-    <w:bookmarkEnd w:id="127"/>
-    <w:bookmarkStart w:id="129" w:name="ref-snowdon2024"/>
+    <w:bookmarkEnd w:id="138"/>
+    <w:bookmarkStart w:id="140" w:name="ref-snowdon2024"/>
     <w:p>
       <w:pPr>
         <w:pStyle w:val="Bibliography"/>
@@ -6718,7 +8508,7 @@
         <w:t xml:space="preserve">	</w:t>
       </w:r>
       <w:r>
-        <w:t xml:space="preserve">Snowdon H A., Wright A.</w:t>
+        <w:t xml:space="preserve">Hussein Snowdon A., A. Wright.</w:t>
       </w:r>
       <w:r>
         <w:t xml:space="preserve"> </w:t>
@@ -6754,7 +8544,7 @@
       <w:r>
         <w:t xml:space="preserve">. 2024;26:e56316. doi:</w:t>
       </w:r>
-      <w:hyperlink r:id="rId128">
+      <w:hyperlink r:id="rId139">
         <w:r>
           <w:rPr>
             <w:rStyle w:val="Hyperlink"/>
@@ -6763,8 +8553,8 @@
         </w:r>
       </w:hyperlink>
     </w:p>
-    <w:bookmarkEnd w:id="129"/>
-    <w:bookmarkStart w:id="131" w:name="ref-yang2021"/>
+    <w:bookmarkEnd w:id="140"/>
+    <w:bookmarkStart w:id="142" w:name="ref-yang2021"/>
     <w:p>
       <w:pPr>
         <w:pStyle w:val="Bibliography"/>
@@ -6779,7 +8569,7 @@
         <w:t xml:space="preserve">	</w:t>
       </w:r>
       <w:r>
-        <w:t xml:space="preserve">Yang DX, Khera R, Miccio JA, Jairam V, et al.</w:t>
+        <w:t xml:space="preserve">David X Yang, Rohan Khera, Joseph A Miccio, Vikram Jairam, others.</w:t>
       </w:r>
       <w:r>
         <w:t xml:space="preserve"> </w:t>
@@ -6803,7 +8593,7 @@
       <w:r>
         <w:t xml:space="preserve">. 2021;4(3):e211793. doi:</w:t>
       </w:r>
-      <w:hyperlink r:id="rId130">
+      <w:hyperlink r:id="rId141">
         <w:r>
           <w:rPr>
             <w:rStyle w:val="Hyperlink"/>
@@ -6812,8 +8602,8 @@
         </w:r>
       </w:hyperlink>
     </w:p>
-    <w:bookmarkEnd w:id="131"/>
-    <w:bookmarkStart w:id="133" w:name="ref-latrella2024"/>
+    <w:bookmarkEnd w:id="142"/>
+    <w:bookmarkStart w:id="144" w:name="ref-latrella2024"/>
     <w:p>
       <w:pPr>
         <w:pStyle w:val="Bibliography"/>
@@ -6828,7 +8618,7 @@
         <w:t xml:space="preserve">	</w:t>
       </w:r>
       <w:r>
-        <w:t xml:space="preserve">Latrella &amp;B M.</w:t>
+        <w:t xml:space="preserve">&amp; Baldasare Latrella M.</w:t>
       </w:r>
       <w:r>
         <w:t xml:space="preserve"> </w:t>
@@ -6852,7 +8642,7 @@
       <w:r>
         <w:t xml:space="preserve">. 2024;8(3):212. doi:</w:t>
       </w:r>
-      <w:hyperlink r:id="rId132">
+      <w:hyperlink r:id="rId143">
         <w:r>
           <w:rPr>
             <w:rStyle w:val="Hyperlink"/>
@@ -6861,8 +8651,8 @@
         </w:r>
       </w:hyperlink>
     </w:p>
-    <w:bookmarkEnd w:id="133"/>
-    <w:bookmarkStart w:id="135" w:name="ref-shahbaz2019"/>
+    <w:bookmarkEnd w:id="144"/>
+    <w:bookmarkStart w:id="146" w:name="ref-shahbaz2019"/>
     <w:p>
       <w:pPr>
         <w:pStyle w:val="Bibliography"/>
@@ -6877,7 +8667,7 @@
         <w:t xml:space="preserve">	</w:t>
       </w:r>
       <w:r>
-        <w:t xml:space="preserve">Shahbaz G M.</w:t>
+        <w:t xml:space="preserve">Gao Shahbaz M.</w:t>
       </w:r>
       <w:r>
         <w:t xml:space="preserve"> </w:t>
@@ -6901,7 +8691,7 @@
       <w:r>
         <w:t xml:space="preserve">. 2019;6(1). doi:</w:t>
       </w:r>
-      <w:hyperlink r:id="rId134">
+      <w:hyperlink r:id="rId145">
         <w:r>
           <w:rPr>
             <w:rStyle w:val="Hyperlink"/>
@@ -6910,8 +8700,8 @@
         </w:r>
       </w:hyperlink>
     </w:p>
-    <w:bookmarkEnd w:id="135"/>
-    <w:bookmarkStart w:id="137" w:name="ref-kamble2019"/>
+    <w:bookmarkEnd w:id="146"/>
+    <w:bookmarkStart w:id="148" w:name="ref-kamble2019"/>
     <w:p>
       <w:pPr>
         <w:pStyle w:val="Bibliography"/>
@@ -6926,7 +8716,7 @@
         <w:t xml:space="preserve">	</w:t>
       </w:r>
       <w:r>
-        <w:t xml:space="preserve">Kamble SS, Gunasekaran A, Goswami M, Manda J.</w:t>
+        <w:t xml:space="preserve">Sachin S. Kamble, Angappa Gunasekaran, Milind Goswami, Jaswant Manda.</w:t>
       </w:r>
       <w:r>
         <w:t xml:space="preserve"> </w:t>
@@ -6950,7 +8740,7 @@
       <w:r>
         <w:t xml:space="preserve">. 2019;12(3):226-240. doi:</w:t>
       </w:r>
-      <w:hyperlink r:id="rId136">
+      <w:hyperlink r:id="rId147">
         <w:r>
           <w:rPr>
             <w:rStyle w:val="Hyperlink"/>
@@ -6959,8 +8749,8 @@
         </w:r>
       </w:hyperlink>
     </w:p>
-    <w:bookmarkEnd w:id="137"/>
-    <w:bookmarkStart w:id="139" w:name="ref-breu2002"/>
+    <w:bookmarkEnd w:id="148"/>
+    <w:bookmarkStart w:id="150" w:name="ref-breu2002"/>
     <w:p>
       <w:pPr>
         <w:pStyle w:val="Bibliography"/>
@@ -6975,7 +8765,7 @@
         <w:t xml:space="preserve">	</w:t>
       </w:r>
       <w:r>
-        <w:t xml:space="preserve">Breu K, Hemingway CJ, Strathern M, Bridger D.</w:t>
+        <w:t xml:space="preserve">K. Breu, C. J. Hemingway, M. Strathern, D. Bridger.</w:t>
       </w:r>
       <w:r>
         <w:t xml:space="preserve"> </w:t>
@@ -6999,7 +8789,7 @@
       <w:r>
         <w:t xml:space="preserve">. 2002;17(1):21-31. doi:</w:t>
       </w:r>
-      <w:hyperlink r:id="rId138">
+      <w:hyperlink r:id="rId149">
         <w:r>
           <w:rPr>
             <w:rStyle w:val="Hyperlink"/>
@@ -7008,8 +8798,8 @@
         </w:r>
       </w:hyperlink>
     </w:p>
-    <w:bookmarkEnd w:id="139"/>
-    <w:bookmarkStart w:id="141" w:name="ref-tessarini2021"/>
+    <w:bookmarkEnd w:id="150"/>
+    <w:bookmarkStart w:id="152" w:name="ref-tessarini2021"/>
     <w:p>
       <w:pPr>
         <w:pStyle w:val="Bibliography"/>
@@ -7024,7 +8814,7 @@
         <w:t xml:space="preserve">	</w:t>
       </w:r>
       <w:r>
-        <w:t xml:space="preserve">Tessarini Junior G, Saltorato P.</w:t>
+        <w:t xml:space="preserve">G. Tessarini Junior, P. Saltorato.</w:t>
       </w:r>
       <w:r>
         <w:t xml:space="preserve"> </w:t>
@@ -7048,7 +8838,7 @@
       <w:r>
         <w:t xml:space="preserve">. 2021;31(81):155-167. doi:</w:t>
       </w:r>
-      <w:hyperlink r:id="rId140">
+      <w:hyperlink r:id="rId151">
         <w:r>
           <w:rPr>
             <w:rStyle w:val="Hyperlink"/>
@@ -7057,8 +8847,8 @@
         </w:r>
       </w:hyperlink>
     </w:p>
-    <w:bookmarkEnd w:id="141"/>
-    <w:bookmarkStart w:id="143" w:name="ref-wynendaele2025"/>
+    <w:bookmarkEnd w:id="152"/>
+    <w:bookmarkStart w:id="154" w:name="ref-wynendaele2025"/>
     <w:p>
       <w:pPr>
         <w:pStyle w:val="Bibliography"/>
@@ -7073,7 +8863,7 @@
         <w:t xml:space="preserve">	</w:t>
       </w:r>
       <w:r>
-        <w:t xml:space="preserve">Wynendaele H, Clays E, Peeters E, DeJonghe Y, Van Hecke A, Trybou J.</w:t>
+        <w:t xml:space="preserve">Herlinde Wynendaele, Els Clays, Ellen Peeters, Yannai DeJonghe, Ann Van Hecke, Jeroen Trybou.</w:t>
       </w:r>
       <w:r>
         <w:t xml:space="preserve"> </w:t>
@@ -7097,7 +8887,7 @@
       <w:r>
         <w:t xml:space="preserve">. 2025;25(1). doi:</w:t>
       </w:r>
-      <w:hyperlink r:id="rId142">
+      <w:hyperlink r:id="rId153">
         <w:r>
           <w:rPr>
             <w:rStyle w:val="Hyperlink"/>
@@ -7106,8 +8896,8 @@
         </w:r>
       </w:hyperlink>
     </w:p>
-    <w:bookmarkEnd w:id="143"/>
-    <w:bookmarkStart w:id="145" w:name="ref-hackney2024"/>
+    <w:bookmarkEnd w:id="154"/>
+    <w:bookmarkStart w:id="156" w:name="ref-hackney2024"/>
     <w:p>
       <w:pPr>
         <w:pStyle w:val="Bibliography"/>
@@ -7122,7 +8912,7 @@
         <w:t xml:space="preserve">	</w:t>
       </w:r>
       <w:r>
-        <w:t xml:space="preserve">Hackney A.</w:t>
+        <w:t xml:space="preserve">A. Hackney.</w:t>
       </w:r>
       <w:r>
         <w:t xml:space="preserve"> </w:t>
@@ -7140,7 +8930,7 @@
       <w:r>
         <w:t xml:space="preserve"> </w:t>
       </w:r>
-      <w:hyperlink r:id="rId144">
+      <w:hyperlink r:id="rId155">
         <w:r>
           <w:rPr>
             <w:rStyle w:val="Hyperlink"/>
@@ -7149,8 +8939,8 @@
         </w:r>
       </w:hyperlink>
     </w:p>
-    <w:bookmarkEnd w:id="145"/>
-    <w:bookmarkStart w:id="147" w:name="ref-alpar2016"/>
+    <w:bookmarkEnd w:id="156"/>
+    <w:bookmarkStart w:id="158" w:name="ref-alpar2016"/>
     <w:p>
       <w:pPr>
         <w:pStyle w:val="Bibliography"/>
@@ -7165,7 +8955,7 @@
         <w:t xml:space="preserve">	</w:t>
       </w:r>
       <w:r>
-        <w:t xml:space="preserve">Alpar P, Schulz M.</w:t>
+        <w:t xml:space="preserve">P. Alpar, M. Schulz.</w:t>
       </w:r>
       <w:r>
         <w:t xml:space="preserve"> </w:t>
@@ -7189,7 +8979,7 @@
       <w:r>
         <w:t xml:space="preserve">. 2016;58(2):151-155. doi:</w:t>
       </w:r>
-      <w:hyperlink r:id="rId146">
+      <w:hyperlink r:id="rId157">
         <w:r>
           <w:rPr>
             <w:rStyle w:val="Hyperlink"/>
@@ -7198,8 +8988,8 @@
         </w:r>
       </w:hyperlink>
     </w:p>
-    <w:bookmarkEnd w:id="147"/>
-    <w:bookmarkStart w:id="149" w:name="ref-banihani2020"/>
+    <w:bookmarkEnd w:id="158"/>
+    <w:bookmarkStart w:id="160" w:name="ref-banihani2020"/>
     <w:p>
       <w:pPr>
         <w:pStyle w:val="Bibliography"/>
@@ -7214,7 +9004,7 @@
         <w:t xml:space="preserve">	</w:t>
       </w:r>
       <w:r>
-        <w:t xml:space="preserve">Bani-Hani I, Tona O, Carlsson S.</w:t>
+        <w:t xml:space="preserve">I. Bani-Hani, O. Tona, S. Carlsson.</w:t>
       </w:r>
       <w:r>
         <w:t xml:space="preserve"> </w:t>
@@ -7238,7 +9028,7 @@
       <w:r>
         <w:t xml:space="preserve">. 2020. doi:</w:t>
       </w:r>
-      <w:hyperlink r:id="rId148">
+      <w:hyperlink r:id="rId159">
         <w:r>
           <w:rPr>
             <w:rStyle w:val="Hyperlink"/>
@@ -7247,8 +9037,8 @@
         </w:r>
       </w:hyperlink>
     </w:p>
-    <w:bookmarkEnd w:id="149"/>
-    <w:bookmarkStart w:id="151" w:name="ref-blaskovic2025"/>
+    <w:bookmarkEnd w:id="160"/>
+    <w:bookmarkStart w:id="162" w:name="ref-blaskovic2025"/>
     <w:p>
       <w:pPr>
         <w:pStyle w:val="Bibliography"/>
@@ -7263,7 +9053,7 @@
         <w:t xml:space="preserve">	</w:t>
       </w:r>
       <w:r>
-        <w:t xml:space="preserve">Blašković L, Tanković N, Lorencin I, Baressi Šegota S.</w:t>
+        <w:t xml:space="preserve">Luka Blašković, Nikola Tanković, Ivan Lorencin, Sandi Baressi Šegota.</w:t>
       </w:r>
       <w:r>
         <w:t xml:space="preserve"> </w:t>
@@ -7287,7 +9077,7 @@
       <w:r>
         <w:t xml:space="preserve">. 2025;9(10):256. doi:</w:t>
       </w:r>
-      <w:hyperlink r:id="rId150">
+      <w:hyperlink r:id="rId161">
         <w:r>
           <w:rPr>
             <w:rStyle w:val="Hyperlink"/>
@@ -7296,8 +9086,8 @@
         </w:r>
       </w:hyperlink>
     </w:p>
-    <w:bookmarkEnd w:id="151"/>
-    <w:bookmarkStart w:id="153" w:name="ref-marshan2024"/>
+    <w:bookmarkEnd w:id="162"/>
+    <w:bookmarkStart w:id="164" w:name="ref-marshan2024"/>
     <w:p>
       <w:pPr>
         <w:pStyle w:val="Bibliography"/>
@@ -7312,7 +9102,7 @@
         <w:t xml:space="preserve">	</w:t>
       </w:r>
       <w:r>
-        <w:t xml:space="preserve">Marshan A A.</w:t>
+        <w:t xml:space="preserve">Almutairi Marshan A.</w:t>
       </w:r>
       <w:r>
         <w:t xml:space="preserve"> </w:t>
@@ -7336,7 +9126,7 @@
       <w:r>
         <w:t xml:space="preserve">. 2024;7. doi:</w:t>
       </w:r>
-      <w:hyperlink r:id="rId152">
+      <w:hyperlink r:id="rId163">
         <w:r>
           <w:rPr>
             <w:rStyle w:val="Hyperlink"/>
@@ -7345,8 +9135,8 @@
         </w:r>
       </w:hyperlink>
     </w:p>
-    <w:bookmarkEnd w:id="153"/>
-    <w:bookmarkStart w:id="155" w:name="ref-chen2026graph"/>
+    <w:bookmarkEnd w:id="164"/>
+    <w:bookmarkStart w:id="166" w:name="ref-chen2026graph"/>
     <w:p>
       <w:pPr>
         <w:pStyle w:val="Bibliography"/>
@@ -7361,7 +9151,7 @@
         <w:t xml:space="preserve">	</w:t>
       </w:r>
       <w:r>
-        <w:t xml:space="preserve">Chen Q, Peng J, Song B, Zhou Y, Ji R.</w:t>
+        <w:t xml:space="preserve">Qian Chen, Jun Peng, Baiyang Song, Yiyi Zhou, Rongrong Ji.</w:t>
       </w:r>
       <w:r>
         <w:t xml:space="preserve"> </w:t>
@@ -7385,7 +9175,7 @@
       <w:r>
         <w:t xml:space="preserve">. 2026;169:111800. doi:</w:t>
       </w:r>
-      <w:hyperlink r:id="rId154">
+      <w:hyperlink r:id="rId165">
         <w:r>
           <w:rPr>
             <w:rStyle w:val="Hyperlink"/>
@@ -7394,8 +9184,8 @@
         </w:r>
       </w:hyperlink>
     </w:p>
-    <w:bookmarkEnd w:id="155"/>
-    <w:bookmarkStart w:id="157" w:name="ref-tarbell2024"/>
+    <w:bookmarkEnd w:id="166"/>
+    <w:bookmarkStart w:id="168" w:name="ref-tarbell2024"/>
     <w:p>
       <w:pPr>
         <w:pStyle w:val="Bibliography"/>
@@ -7410,7 +9200,7 @@
         <w:t xml:space="preserve">	</w:t>
       </w:r>
       <w:r>
-        <w:t xml:space="preserve">Tarbell R, Choo KKR, Dietrich G, et al.</w:t>
+        <w:t xml:space="preserve">R. Tarbell, K. K. R. Choo, G. Dietrich, others.</w:t>
       </w:r>
       <w:r>
         <w:t xml:space="preserve"> </w:t>
@@ -7437,7 +9227,7 @@
       <w:r>
         <w:t xml:space="preserve"> </w:t>
       </w:r>
-      <w:hyperlink r:id="rId156">
+      <w:hyperlink r:id="rId167">
         <w:r>
           <w:rPr>
             <w:rStyle w:val="Hyperlink"/>
@@ -7446,8 +9236,8 @@
         </w:r>
       </w:hyperlink>
     </w:p>
-    <w:bookmarkEnd w:id="157"/>
-    <w:bookmarkStart w:id="159" w:name="ref-yuan2019"/>
+    <w:bookmarkEnd w:id="168"/>
+    <w:bookmarkStart w:id="170" w:name="ref-yuan2019"/>
     <w:p>
       <w:pPr>
         <w:pStyle w:val="Bibliography"/>
@@ -7462,7 +9252,7 @@
         <w:t xml:space="preserve">	</w:t>
       </w:r>
       <w:r>
-        <w:t xml:space="preserve">Yuan C, Ryan PB, Ta C, et al.</w:t>
+        <w:t xml:space="preserve">Chi Yuan, Patrick B. Ryan, Casey Ta, Yixuan Guo, Ziran Li, Jill Hardin, Rupa Makadia, Peng Jin, Ning Shang, Tian Kang, Chunhua Weng.</w:t>
       </w:r>
       <w:r>
         <w:t xml:space="preserve"> </w:t>
@@ -7486,7 +9276,7 @@
       <w:r>
         <w:t xml:space="preserve">. 2019;26(4):294-305. doi:</w:t>
       </w:r>
-      <w:hyperlink r:id="rId158">
+      <w:hyperlink r:id="rId169">
         <w:r>
           <w:rPr>
             <w:rStyle w:val="Hyperlink"/>
@@ -7495,8 +9285,8 @@
         </w:r>
       </w:hyperlink>
     </w:p>
-    <w:bookmarkEnd w:id="159"/>
-    <w:bookmarkStart w:id="161" w:name="ref-anthropic2025"/>
+    <w:bookmarkEnd w:id="170"/>
+    <w:bookmarkStart w:id="172" w:name="ref-anthropic2025"/>
     <w:p>
       <w:pPr>
         <w:pStyle w:val="Bibliography"/>
@@ -7531,7 +9321,7 @@
       <w:r>
         <w:t xml:space="preserve"> </w:t>
       </w:r>
-      <w:hyperlink r:id="rId160">
+      <w:hyperlink r:id="rId171">
         <w:r>
           <w:rPr>
             <w:rStyle w:val="Hyperlink"/>
@@ -7540,8 +9330,8 @@
         </w:r>
       </w:hyperlink>
     </w:p>
-    <w:bookmarkEnd w:id="161"/>
-    <w:bookmarkStart w:id="163" w:name="ref-hendrix1978"/>
+    <w:bookmarkEnd w:id="172"/>
+    <w:bookmarkStart w:id="174" w:name="ref-hendrix1978"/>
     <w:p>
       <w:pPr>
         <w:pStyle w:val="Bibliography"/>
@@ -7556,7 +9346,7 @@
         <w:t xml:space="preserve">	</w:t>
       </w:r>
       <w:r>
-        <w:t xml:space="preserve">Hendrix GG, Sacerdoti ED, Sagalowicz D, Slocum J.</w:t>
+        <w:t xml:space="preserve">Gary G. Hendrix, Earl D. Sacerdoti, Daniel Sagalowicz, Jonathan Slocum.</w:t>
       </w:r>
       <w:r>
         <w:t xml:space="preserve"> </w:t>
@@ -7594,7 +9384,7 @@
       <w:r>
         <w:t xml:space="preserve">. 1978;3(2):105-147. doi:</w:t>
       </w:r>
-      <w:hyperlink r:id="rId162">
+      <w:hyperlink r:id="rId173">
         <w:r>
           <w:rPr>
             <w:rStyle w:val="Hyperlink"/>
@@ -7603,8 +9393,8 @@
         </w:r>
       </w:hyperlink>
     </w:p>
-    <w:bookmarkEnd w:id="163"/>
-    <w:bookmarkStart w:id="165" w:name="ref-ogunwole2023"/>
+    <w:bookmarkEnd w:id="174"/>
+    <w:bookmarkStart w:id="176" w:name="ref-ogunwole2023"/>
     <w:p>
       <w:pPr>
         <w:pStyle w:val="Bibliography"/>
@@ -7619,7 +9409,7 @@
         <w:t xml:space="preserve">	</w:t>
       </w:r>
       <w:r>
-        <w:t xml:space="preserve">Ogunwole &amp;O O.</w:t>
+        <w:t xml:space="preserve">&amp; Onukwulu Ogunwole O.</w:t>
       </w:r>
       <w:r>
         <w:t xml:space="preserve"> </w:t>
@@ -7646,7 +9436,7 @@
       <w:r>
         <w:t xml:space="preserve"> </w:t>
       </w:r>
-      <w:hyperlink r:id="rId164">
+      <w:hyperlink r:id="rId175">
         <w:r>
           <w:rPr>
             <w:rStyle w:val="Hyperlink"/>
@@ -7655,8 +9445,8 @@
         </w:r>
       </w:hyperlink>
     </w:p>
-    <w:bookmarkEnd w:id="165"/>
-    <w:bookmarkStart w:id="167" w:name="ref-arora2025"/>
+    <w:bookmarkEnd w:id="176"/>
+    <w:bookmarkStart w:id="178" w:name="ref-arora2025"/>
     <w:p>
       <w:pPr>
         <w:pStyle w:val="Bibliography"/>
@@ -7671,7 +9461,7 @@
         <w:t xml:space="preserve">	</w:t>
       </w:r>
       <w:r>
-        <w:t xml:space="preserve">Arora A.</w:t>
+        <w:t xml:space="preserve">A Arora.</w:t>
       </w:r>
       <w:r>
         <w:t xml:space="preserve"> </w:t>
@@ -7695,7 +9485,7 @@
       <w:r>
         <w:t xml:space="preserve">. Published online 2025. doi:</w:t>
       </w:r>
-      <w:hyperlink r:id="rId166">
+      <w:hyperlink r:id="rId177">
         <w:r>
           <w:rPr>
             <w:rStyle w:val="Hyperlink"/>
@@ -7704,8 +9494,8 @@
         </w:r>
       </w:hyperlink>
     </w:p>
-    <w:bookmarkEnd w:id="167"/>
-    <w:bookmarkStart w:id="169" w:name="ref-ignatowicz2023"/>
+    <w:bookmarkEnd w:id="178"/>
+    <w:bookmarkStart w:id="180" w:name="ref-ignatowicz2023"/>
     <w:p>
       <w:pPr>
         <w:pStyle w:val="Bibliography"/>
@@ -7720,7 +9510,7 @@
         <w:t xml:space="preserve">	</w:t>
       </w:r>
       <w:r>
-        <w:t xml:space="preserve">Ignatowicz A, Tarrant C, Mannion R, El-Sawy D, et al.</w:t>
+        <w:t xml:space="preserve">Agnieszka Ignatowicz, Carolyn Tarrant, Russell Mannion, Dalia El-Sawy, others.</w:t>
       </w:r>
       <w:r>
         <w:t xml:space="preserve"> </w:t>
@@ -7744,7 +9534,7 @@
       <w:r>
         <w:t xml:space="preserve">. 2023;23:376. doi:</w:t>
       </w:r>
-      <w:hyperlink r:id="rId168">
+      <w:hyperlink r:id="rId179">
         <w:r>
           <w:rPr>
             <w:rStyle w:val="Hyperlink"/>
@@ -7753,8 +9543,8 @@
         </w:r>
       </w:hyperlink>
     </w:p>
-    <w:bookmarkEnd w:id="169"/>
-    <w:bookmarkStart w:id="171" w:name="ref-ratliff2025"/>
+    <w:bookmarkEnd w:id="180"/>
+    <w:bookmarkStart w:id="182" w:name="ref-ratliff2025"/>
     <w:p>
       <w:pPr>
         <w:pStyle w:val="Bibliography"/>
@@ -7769,7 +9559,7 @@
         <w:t xml:space="preserve">	</w:t>
       </w:r>
       <w:r>
-        <w:t xml:space="preserve">Ratliff HC, Lee KA, Buchbinder M, Kelly LA, Yakusheva O, Costa DK.</w:t>
+        <w:t xml:space="preserve">Hannah C. Ratliff, Kathryn A. Lee, Mara Buchbinder, Lesly A. Kelly, Olga Yakusheva, Deena Kelly Costa.</w:t>
       </w:r>
       <w:r>
         <w:t xml:space="preserve"> </w:t>
@@ -7793,7 +9583,7 @@
       <w:r>
         <w:t xml:space="preserve">. 2025;70(3):165-188. doi:</w:t>
       </w:r>
-      <w:hyperlink r:id="rId170">
+      <w:hyperlink r:id="rId181">
         <w:r>
           <w:rPr>
             <w:rStyle w:val="Hyperlink"/>
@@ -7802,8 +9592,8 @@
         </w:r>
       </w:hyperlink>
     </w:p>
-    <w:bookmarkEnd w:id="171"/>
-    <w:bookmarkStart w:id="173" w:name="ref-valiaiev2025"/>
+    <w:bookmarkEnd w:id="182"/>
+    <w:bookmarkStart w:id="184" w:name="ref-valiaiev2025"/>
     <w:p>
       <w:pPr>
         <w:pStyle w:val="Bibliography"/>
@@ -7818,7 +9608,7 @@
         <w:t xml:space="preserve">	</w:t>
       </w:r>
       <w:r>
-        <w:t xml:space="preserve">Valiaiev D.</w:t>
+        <w:t xml:space="preserve">D. Valiaiev.</w:t>
       </w:r>
       <w:r>
         <w:t xml:space="preserve"> </w:t>
@@ -7836,7 +9626,7 @@
       <w:r>
         <w:t xml:space="preserve"> </w:t>
       </w:r>
-      <w:hyperlink r:id="rId172">
+      <w:hyperlink r:id="rId183">
         <w:r>
           <w:rPr>
             <w:rStyle w:val="Hyperlink"/>
@@ -7845,8 +9635,8 @@
         </w:r>
       </w:hyperlink>
     </w:p>
-    <w:bookmarkEnd w:id="173"/>
-    <w:bookmarkStart w:id="175" w:name="ref-mannapur2025"/>
+    <w:bookmarkEnd w:id="184"/>
+    <w:bookmarkStart w:id="186" w:name="ref-mannapur2025"/>
     <w:p>
       <w:pPr>
         <w:pStyle w:val="Bibliography"/>
@@ -7861,7 +9651,7 @@
         <w:t xml:space="preserve">	</w:t>
       </w:r>
       <w:r>
-        <w:t xml:space="preserve">Mannapur SB. Understanding data drift and concept drift in machine learning systems.</w:t>
+        <w:t xml:space="preserve">Sandeep Bharadwaj Mannapur. Understanding data drift and concept drift in machine learning systems.</w:t>
       </w:r>
       <w:r>
         <w:t xml:space="preserve"> </w:t>
@@ -7876,7 +9666,7 @@
       <w:r>
         <w:t xml:space="preserve">. 2025;11(1):318-330. doi:</w:t>
       </w:r>
-      <w:hyperlink r:id="rId174">
+      <w:hyperlink r:id="rId185">
         <w:r>
           <w:rPr>
             <w:rStyle w:val="Hyperlink"/>
@@ -7885,8 +9675,8 @@
         </w:r>
       </w:hyperlink>
     </w:p>
-    <w:bookmarkEnd w:id="175"/>
-    <w:bookmarkStart w:id="177" w:name="ref-betha2023"/>
+    <w:bookmarkEnd w:id="186"/>
+    <w:bookmarkStart w:id="188" w:name="ref-betha2023"/>
     <w:p>
       <w:pPr>
         <w:pStyle w:val="Bibliography"/>
@@ -7901,7 +9691,7 @@
         <w:t xml:space="preserve">	</w:t>
       </w:r>
       <w:r>
-        <w:t xml:space="preserve">Betha R.</w:t>
+        <w:t xml:space="preserve">R. Betha.</w:t>
       </w:r>
       <w:r>
         <w:t xml:space="preserve"> </w:t>
@@ -7928,7 +9718,7 @@
       <w:r>
         <w:t xml:space="preserve"> </w:t>
       </w:r>
-      <w:hyperlink r:id="rId176">
+      <w:hyperlink r:id="rId187">
         <w:r>
           <w:rPr>
             <w:rStyle w:val="Hyperlink"/>
@@ -7937,8 +9727,8 @@
         </w:r>
       </w:hyperlink>
     </w:p>
-    <w:bookmarkEnd w:id="177"/>
-    <w:bookmarkStart w:id="179" w:name="ref-kottam2025"/>
+    <w:bookmarkEnd w:id="188"/>
+    <w:bookmarkStart w:id="190" w:name="ref-kottam2025"/>
     <w:p>
       <w:pPr>
         <w:pStyle w:val="Bibliography"/>
@@ -7953,7 +9743,7 @@
         <w:t xml:space="preserve">	</w:t>
       </w:r>
       <w:r>
-        <w:t xml:space="preserve">Kottam S, Annem S, Sun Y.</w:t>
+        <w:t xml:space="preserve">Supriya Kottam, Sony Annem, Yingcheng Sun.</w:t>
       </w:r>
       <w:r>
         <w:t xml:space="preserve"> </w:t>
@@ -7977,7 +9767,7 @@
       <w:r>
         <w:t xml:space="preserve">. 2025:3265-3274. doi:</w:t>
       </w:r>
-      <w:hyperlink r:id="rId178">
+      <w:hyperlink r:id="rId189">
         <w:r>
           <w:rPr>
             <w:rStyle w:val="Hyperlink"/>
@@ -7986,8 +9776,8 @@
         </w:r>
       </w:hyperlink>
     </w:p>
-    <w:bookmarkEnd w:id="179"/>
-    <w:bookmarkStart w:id="181" w:name="ref-alukal2006"/>
+    <w:bookmarkEnd w:id="190"/>
+    <w:bookmarkStart w:id="192" w:name="ref-alukal2006"/>
     <w:p>
       <w:pPr>
         <w:pStyle w:val="Bibliography"/>
@@ -8002,7 +9792,7 @@
         <w:t xml:space="preserve">	</w:t>
       </w:r>
       <w:r>
-        <w:t xml:space="preserve">Alukal VG, Manos A.</w:t>
+        <w:t xml:space="preserve">V. G. Alukal, A. Manos.</w:t>
       </w:r>
       <w:r>
         <w:t xml:space="preserve"> </w:t>
@@ -8020,7 +9810,7 @@
       <w:r>
         <w:t xml:space="preserve"> </w:t>
       </w:r>
-      <w:hyperlink r:id="rId180">
+      <w:hyperlink r:id="rId191">
         <w:r>
           <w:rPr>
             <w:rStyle w:val="Hyperlink"/>
@@ -8029,8 +9819,8 @@
         </w:r>
       </w:hyperlink>
     </w:p>
-    <w:bookmarkEnd w:id="181"/>
-    <w:bookmarkStart w:id="183" w:name="ref-himss2025ucdavis"/>
+    <w:bookmarkEnd w:id="192"/>
+    <w:bookmarkStart w:id="194" w:name="ref-himss2025ucdavis"/>
     <w:p>
       <w:pPr>
         <w:pStyle w:val="Bibliography"/>
@@ -8059,7 +9849,7 @@
       <w:r>
         <w:t xml:space="preserve"> </w:t>
       </w:r>
-      <w:hyperlink r:id="rId182">
+      <w:hyperlink r:id="rId193">
         <w:r>
           <w:rPr>
             <w:rStyle w:val="Hyperlink"/>
@@ -8068,8 +9858,8 @@
         </w:r>
       </w:hyperlink>
     </w:p>
-    <w:bookmarkEnd w:id="183"/>
-    <w:bookmarkStart w:id="185" w:name="ref-kumar2025caos"/>
+    <w:bookmarkEnd w:id="194"/>
+    <w:bookmarkStart w:id="196" w:name="ref-kumar2025caos"/>
     <w:p>
       <w:pPr>
         <w:pStyle w:val="Bibliography"/>
@@ -8084,7 +9874,7 @@
         <w:t xml:space="preserve">	</w:t>
       </w:r>
       <w:r>
-        <w:t xml:space="preserve">Kumar R, Sporn K, Waisberg E, Ong J, Paladugu P, et al.</w:t>
+        <w:t xml:space="preserve">Rahul Kumar, Kyle Sporn, Ethan Waisberg, Joshua Ong, Phani Paladugu, others.</w:t>
       </w:r>
       <w:r>
         <w:t xml:space="preserve"> </w:t>
@@ -8108,7 +9898,7 @@
       <w:r>
         <w:t xml:space="preserve">. Published online 2025. doi:</w:t>
       </w:r>
-      <w:hyperlink r:id="rId184">
+      <w:hyperlink r:id="rId195">
         <w:r>
           <w:rPr>
             <w:rStyle w:val="Hyperlink"/>
@@ -8117,8 +9907,8 @@
         </w:r>
       </w:hyperlink>
     </w:p>
-    <w:bookmarkEnd w:id="185"/>
-    <w:bookmarkStart w:id="187" w:name="ref-labkoff2024"/>
+    <w:bookmarkEnd w:id="196"/>
+    <w:bookmarkStart w:id="198" w:name="ref-labkoff2024"/>
     <w:p>
       <w:pPr>
         <w:pStyle w:val="Bibliography"/>
@@ -8133,7 +9923,7 @@
         <w:t xml:space="preserve">	</w:t>
       </w:r>
       <w:r>
-        <w:t xml:space="preserve">Labkoff S, Oladimeji B, Kannry J, et al.</w:t>
+        <w:t xml:space="preserve">Steven Labkoff, Bilikis Oladimeji, Joseph Kannry, others.</w:t>
       </w:r>
       <w:r>
         <w:t xml:space="preserve"> </w:t>
@@ -8157,7 +9947,7 @@
       <w:r>
         <w:t xml:space="preserve">. 2024;31(11):2730-2739. doi:</w:t>
       </w:r>
-      <w:hyperlink r:id="rId186">
+      <w:hyperlink r:id="rId197">
         <w:r>
           <w:rPr>
             <w:rStyle w:val="Hyperlink"/>
@@ -8166,8 +9956,8 @@
         </w:r>
       </w:hyperlink>
     </w:p>
-    <w:bookmarkEnd w:id="187"/>
-    <w:bookmarkStart w:id="189" w:name="ref-loshin2010"/>
+    <w:bookmarkEnd w:id="198"/>
+    <w:bookmarkStart w:id="200" w:name="ref-loshin2010"/>
     <w:p>
       <w:pPr>
         <w:pStyle w:val="Bibliography"/>
@@ -8182,7 +9972,7 @@
         <w:t xml:space="preserve">	</w:t>
       </w:r>
       <w:r>
-        <w:t xml:space="preserve">Loshin D.</w:t>
+        <w:t xml:space="preserve">David Loshin.</w:t>
       </w:r>
       <w:r>
         <w:t xml:space="preserve"> </w:t>
@@ -8200,7 +9990,7 @@
       <w:r>
         <w:t xml:space="preserve"> </w:t>
       </w:r>
-      <w:hyperlink r:id="rId188">
+      <w:hyperlink r:id="rId199">
         <w:r>
           <w:rPr>
             <w:rStyle w:val="Hyperlink"/>
@@ -8209,8 +9999,8 @@
         </w:r>
       </w:hyperlink>
     </w:p>
-    <w:bookmarkEnd w:id="189"/>
-    <w:bookmarkStart w:id="191" w:name="ref-zimmermann2017"/>
+    <w:bookmarkEnd w:id="200"/>
+    <w:bookmarkStart w:id="202" w:name="ref-zimmermann2017"/>
     <w:p>
       <w:pPr>
         <w:pStyle w:val="Bibliography"/>
@@ -8225,7 +10015,7 @@
         <w:t xml:space="preserve">	</w:t>
       </w:r>
       <w:r>
-        <w:t xml:space="preserve">Zimmermann S, Rentrop C, Felden C.</w:t>
+        <w:t xml:space="preserve">Stephan Zimmermann, Christopher Rentrop, Carsten Felden.</w:t>
       </w:r>
       <w:r>
         <w:t xml:space="preserve"> </w:t>
@@ -8249,7 +10039,7 @@
       <w:r>
         <w:t xml:space="preserve">. 2017;31(1):79-101. doi:</w:t>
       </w:r>
-      <w:hyperlink r:id="rId190">
+      <w:hyperlink r:id="rId201">
         <w:r>
           <w:rPr>
             <w:rStyle w:val="Hyperlink"/>
@@ -8258,8 +10048,8 @@
         </w:r>
       </w:hyperlink>
     </w:p>
-    <w:bookmarkEnd w:id="191"/>
-    <w:bookmarkStart w:id="193" w:name="ref-ipeirotis2025"/>
+    <w:bookmarkEnd w:id="202"/>
+    <w:bookmarkStart w:id="204" w:name="ref-ipeirotis2025"/>
     <w:p>
       <w:pPr>
         <w:pStyle w:val="Bibliography"/>
@@ -8274,7 +10064,7 @@
         <w:t xml:space="preserve">	</w:t>
       </w:r>
       <w:r>
-        <w:t xml:space="preserve">Ipeirotis &amp;Z P.</w:t>
+        <w:t xml:space="preserve">&amp; Zheng Ipeirotis P.</w:t>
       </w:r>
       <w:r>
         <w:t xml:space="preserve"> </w:t>
@@ -8298,7 +10088,7 @@
       <w:r>
         <w:t xml:space="preserve"> </w:t>
       </w:r>
-      <w:hyperlink r:id="rId192">
+      <w:hyperlink r:id="rId203">
         <w:r>
           <w:rPr>
             <w:rStyle w:val="Hyperlink"/>
@@ -8307,8 +10097,8 @@
         </w:r>
       </w:hyperlink>
     </w:p>
-    <w:bookmarkEnd w:id="193"/>
-    <w:bookmarkStart w:id="195" w:name="ref-gartlehner2025"/>
+    <w:bookmarkEnd w:id="204"/>
+    <w:bookmarkStart w:id="206" w:name="ref-gartlehner2025"/>
     <w:p>
       <w:pPr>
         <w:pStyle w:val="Bibliography"/>
@@ -8323,7 +10113,7 @@
         <w:t xml:space="preserve">	</w:t>
       </w:r>
       <w:r>
-        <w:t xml:space="preserve">Gartlehner G, Kugley S, Crotty K, et al.</w:t>
+        <w:t xml:space="preserve">G. Gartlehner, S. Kugley, K. Crotty, M. Viswanathan, A. Dobrescu, B. Nussbaumer-Streit, G. Booth, J. R. Treadwell.</w:t>
       </w:r>
       <w:r>
         <w:t xml:space="preserve"> </w:t>
@@ -8347,7 +10137,7 @@
       <w:r>
         <w:t xml:space="preserve">. 2025;178(12):1763-1771. doi:</w:t>
       </w:r>
-      <w:hyperlink r:id="rId194">
+      <w:hyperlink r:id="rId205">
         <w:r>
           <w:rPr>
             <w:rStyle w:val="Hyperlink"/>
@@ -8356,8 +10146,8 @@
         </w:r>
       </w:hyperlink>
     </w:p>
-    <w:bookmarkEnd w:id="195"/>
-    <w:bookmarkStart w:id="197" w:name="ref-benzarti2026"/>
+    <w:bookmarkEnd w:id="206"/>
+    <w:bookmarkStart w:id="208" w:name="ref-benzarti2026"/>
     <w:p>
       <w:pPr>
         <w:pStyle w:val="Bibliography"/>
@@ -8372,7 +10162,7 @@
         <w:t xml:space="preserve">	</w:t>
       </w:r>
       <w:r>
-        <w:t xml:space="preserve">Benzarti S, Berrabah C.</w:t>
+        <w:t xml:space="preserve">S. Benzarti, C. Berrabah.</w:t>
       </w:r>
       <w:r>
         <w:t xml:space="preserve"> </w:t>
@@ -8396,7 +10186,7 @@
       <w:r>
         <w:t xml:space="preserve">. Springer; 2026:151-164. doi:</w:t>
       </w:r>
-      <w:hyperlink r:id="rId196">
+      <w:hyperlink r:id="rId207">
         <w:r>
           <w:rPr>
             <w:rStyle w:val="Hyperlink"/>
@@ -8405,8 +10195,8 @@
         </w:r>
       </w:hyperlink>
     </w:p>
-    <w:bookmarkEnd w:id="197"/>
-    <w:bookmarkStart w:id="199" w:name="ref-ning2024"/>
+    <w:bookmarkEnd w:id="208"/>
+    <w:bookmarkStart w:id="210" w:name="ref-ning2024"/>
     <w:p>
       <w:pPr>
         <w:pStyle w:val="Bibliography"/>
@@ -8421,7 +10211,7 @@
         <w:t xml:space="preserve">	</w:t>
       </w:r>
       <w:r>
-        <w:t xml:space="preserve">Ning Z, Tian Y, Zhang Z, Zhang T, Li TJJ.</w:t>
+        <w:t xml:space="preserve">Zheng Ning, Yuan Tian, Zheng Zhang, Tianyi Zhang, Toby Jia-Jun Li.</w:t>
       </w:r>
       <w:r>
         <w:t xml:space="preserve"> </w:t>
@@ -8445,7 +10235,7 @@
       <w:r>
         <w:t xml:space="preserve">. 2024;14(4):25:1-25:32. doi:</w:t>
       </w:r>
-      <w:hyperlink r:id="rId198">
+      <w:hyperlink r:id="rId209">
         <w:r>
           <w:rPr>
             <w:rStyle w:val="Hyperlink"/>
@@ -8454,8 +10244,8 @@
         </w:r>
       </w:hyperlink>
     </w:p>
-    <w:bookmarkEnd w:id="199"/>
-    <w:bookmarkStart w:id="201" w:name="ref-ibm2022"/>
+    <w:bookmarkEnd w:id="210"/>
+    <w:bookmarkStart w:id="212" w:name="ref-ibm2022"/>
     <w:p>
       <w:pPr>
         <w:pStyle w:val="Bibliography"/>
@@ -8511,7 +10301,7 @@
       <w:r>
         <w:t xml:space="preserve"> </w:t>
       </w:r>
-      <w:hyperlink r:id="rId200">
+      <w:hyperlink r:id="rId211">
         <w:r>
           <w:rPr>
             <w:rStyle w:val="Hyperlink"/>
@@ -8520,8 +10310,8 @@
         </w:r>
       </w:hyperlink>
     </w:p>
-    <w:bookmarkEnd w:id="201"/>
-    <w:bookmarkStart w:id="203" w:name="ref-strickland2019"/>
+    <w:bookmarkEnd w:id="212"/>
+    <w:bookmarkStart w:id="214" w:name="ref-strickland2019"/>
     <w:p>
       <w:pPr>
         <w:pStyle w:val="Bibliography"/>
@@ -8536,7 +10326,7 @@
         <w:t xml:space="preserve">	</w:t>
       </w:r>
       <w:r>
-        <w:t xml:space="preserve">Strickland E.</w:t>
+        <w:t xml:space="preserve">E. Strickland.</w:t>
       </w:r>
       <w:r>
         <w:t xml:space="preserve"> </w:t>
@@ -8560,7 +10350,7 @@
       <w:r>
         <w:t xml:space="preserve">. 2019;56(4):24-31. doi:</w:t>
       </w:r>
-      <w:hyperlink r:id="rId202">
+      <w:hyperlink r:id="rId213">
         <w:r>
           <w:rPr>
             <w:rStyle w:val="Hyperlink"/>
@@ -8569,8 +10359,8 @@
         </w:r>
       </w:hyperlink>
     </w:p>
-    <w:bookmarkEnd w:id="203"/>
-    <w:bookmarkStart w:id="205" w:name="ref-lavito2021"/>
+    <w:bookmarkEnd w:id="214"/>
+    <w:bookmarkStart w:id="216" w:name="ref-lavito2021"/>
     <w:p>
       <w:pPr>
         <w:pStyle w:val="Bibliography"/>
@@ -8585,7 +10375,7 @@
         <w:t xml:space="preserve">	</w:t>
       </w:r>
       <w:r>
-        <w:t xml:space="preserve">Son H.</w:t>
+        <w:t xml:space="preserve">Hugh Son.</w:t>
       </w:r>
       <w:r>
         <w:t xml:space="preserve"> </w:t>
@@ -8612,7 +10402,7 @@
       <w:r>
         <w:t xml:space="preserve"> </w:t>
       </w:r>
-      <w:hyperlink r:id="rId204">
+      <w:hyperlink r:id="rId215">
         <w:r>
           <w:rPr>
             <w:rStyle w:val="Hyperlink"/>
@@ -8621,8 +10411,8 @@
         </w:r>
       </w:hyperlink>
     </w:p>
-    <w:bookmarkEnd w:id="205"/>
-    <w:bookmarkStart w:id="207" w:name="ref-acchiardo2021"/>
+    <w:bookmarkEnd w:id="216"/>
+    <w:bookmarkStart w:id="218" w:name="ref-acchiardo2021"/>
     <w:p>
       <w:pPr>
         <w:pStyle w:val="Bibliography"/>
@@ -8637,7 +10427,7 @@
         <w:t xml:space="preserve">	</w:t>
       </w:r>
       <w:r>
-        <w:t xml:space="preserve">Acchiardo JM, Gunderman RB.</w:t>
+        <w:t xml:space="preserve">J. M. Acchiardo, R. B. Gunderman.</w:t>
       </w:r>
       <w:r>
         <w:t xml:space="preserve"> </w:t>
@@ -8661,7 +10451,7 @@
       <w:r>
         <w:t xml:space="preserve">. 2021;28(7):1029-1031. doi:</w:t>
       </w:r>
-      <w:hyperlink r:id="rId206">
+      <w:hyperlink r:id="rId217">
         <w:r>
           <w:rPr>
             <w:rStyle w:val="Hyperlink"/>
@@ -8670,9 +10460,9 @@
         </w:r>
       </w:hyperlink>
     </w:p>
-    <w:bookmarkEnd w:id="207"/>
-    <w:bookmarkEnd w:id="208"/>
-    <w:bookmarkEnd w:id="209"/>
+    <w:bookmarkEnd w:id="218"/>
+    <w:bookmarkEnd w:id="219"/>
+    <w:bookmarkEnd w:id="220"/>
     <w:sectPr>
       <w:footnotePr>
         <w:numRestart w:val="eachSect"/>
@@ -8715,7 +10505,7 @@
       <w:lvlText w:val=" "/>
       <w:lvlJc w:val="left"/>
       <w:pPr>
-        <w:ind w:left="720" w:hanging="360"/>
+        <w:ind w:left="720" w:hanging="480"/>
       </w:pPr>
     </w:lvl>
     <w:lvl w:ilvl="1">
@@ -8723,7 +10513,7 @@
       <w:lvlText w:val=" "/>
       <w:lvlJc w:val="left"/>
       <w:pPr>
-        <w:ind w:left="1440" w:hanging="360"/>
+        <w:ind w:left="1440" w:hanging="480"/>
       </w:pPr>
     </w:lvl>
     <w:lvl w:ilvl="2">
@@ -8731,7 +10521,7 @@
       <w:lvlText w:val=" "/>
       <w:lvlJc w:val="left"/>
       <w:pPr>
-        <w:ind w:left="2160" w:hanging="360"/>
+        <w:ind w:left="2160" w:hanging="480"/>
       </w:pPr>
     </w:lvl>
     <w:lvl w:ilvl="3">
@@ -8739,7 +10529,7 @@
       <w:lvlText w:val=" "/>
       <w:lvlJc w:val="left"/>
       <w:pPr>
-        <w:ind w:left="2880" w:hanging="360"/>
+        <w:ind w:left="2880" w:hanging="480"/>
       </w:pPr>
     </w:lvl>
     <w:lvl w:ilvl="4">
@@ -8747,7 +10537,7 @@
       <w:lvlText w:val=" "/>
       <w:lvlJc w:val="left"/>
       <w:pPr>
-        <w:ind w:left="3600" w:hanging="360"/>
+        <w:ind w:left="3600" w:hanging="480"/>
       </w:pPr>
     </w:lvl>
     <w:lvl w:ilvl="5">
@@ -8755,7 +10545,7 @@
       <w:lvlText w:val=" "/>
       <w:lvlJc w:val="left"/>
       <w:pPr>
-        <w:ind w:left="4320" w:hanging="360"/>
+        <w:ind w:left="4320" w:hanging="480"/>
       </w:pPr>
     </w:lvl>
     <w:lvl w:ilvl="6">
@@ -8763,7 +10553,7 @@
       <w:lvlText w:val=" "/>
       <w:lvlJc w:val="left"/>
       <w:pPr>
-        <w:ind w:left="5040" w:hanging="360"/>
+        <w:ind w:left="5040" w:hanging="480"/>
       </w:pPr>
     </w:lvl>
     <w:lvl w:ilvl="7">
@@ -8771,7 +10561,7 @@
       <w:lvlText w:val=" "/>
       <w:lvlJc w:val="left"/>
       <w:pPr>
-        <w:ind w:left="5760" w:hanging="360"/>
+        <w:ind w:left="5760" w:hanging="480"/>
       </w:pPr>
     </w:lvl>
     <w:lvl w:ilvl="8">
@@ -8779,7 +10569,7 @@
       <w:lvlText w:val=" "/>
       <w:lvlJc w:val="left"/>
       <w:pPr>
-        <w:ind w:left="6480" w:hanging="360"/>
+        <w:ind w:left="6480" w:hanging="480"/>
       </w:pPr>
     </w:lvl>
   </w:abstractNum>
@@ -8792,7 +10582,7 @@
       <w:lvlText w:val="%1."/>
       <w:lvlJc w:val="left"/>
       <w:pPr>
-        <w:ind w:left="720" w:hanging="360"/>
+        <w:ind w:left="720" w:hanging="480"/>
       </w:pPr>
     </w:lvl>
     <w:lvl w:ilvl="1">
@@ -8801,7 +10591,7 @@
       <w:lvlText w:val="%2."/>
       <w:lvlJc w:val="left"/>
       <w:pPr>
-        <w:ind w:left="1440" w:hanging="360"/>
+        <w:ind w:left="1440" w:hanging="480"/>
       </w:pPr>
     </w:lvl>
     <w:lvl w:ilvl="2">
@@ -8810,7 +10600,7 @@
       <w:lvlText w:val="%3."/>
       <w:lvlJc w:val="left"/>
       <w:pPr>
-        <w:ind w:left="2160" w:hanging="360"/>
+        <w:ind w:left="2160" w:hanging="480"/>
       </w:pPr>
     </w:lvl>
     <w:lvl w:ilvl="3">
@@ -8819,7 +10609,7 @@
       <w:lvlText w:val="%4."/>
       <w:lvlJc w:val="left"/>
       <w:pPr>
-        <w:ind w:left="2880" w:hanging="360"/>
+        <w:ind w:left="2880" w:hanging="480"/>
       </w:pPr>
     </w:lvl>
     <w:lvl w:ilvl="4">
@@ -8828,7 +10618,7 @@
       <w:lvlText w:val="%5."/>
       <w:lvlJc w:val="left"/>
       <w:pPr>
-        <w:ind w:left="3600" w:hanging="360"/>
+        <w:ind w:left="3600" w:hanging="480"/>
       </w:pPr>
     </w:lvl>
     <w:lvl w:ilvl="5">
@@ -8837,7 +10627,7 @@
       <w:lvlText w:val="%6."/>
       <w:lvlJc w:val="left"/>
       <w:pPr>
-        <w:ind w:left="4320" w:hanging="360"/>
+        <w:ind w:left="4320" w:hanging="480"/>
       </w:pPr>
     </w:lvl>
     <w:lvl w:ilvl="6">
@@ -8846,7 +10636,7 @@
       <w:lvlText w:val="%7."/>
       <w:lvlJc w:val="left"/>
       <w:pPr>
-        <w:ind w:left="5040" w:hanging="360"/>
+        <w:ind w:left="5040" w:hanging="480"/>
       </w:pPr>
     </w:lvl>
     <w:lvl w:ilvl="7">
@@ -8855,7 +10645,7 @@
       <w:lvlText w:val="%8."/>
       <w:lvlJc w:val="left"/>
       <w:pPr>
-        <w:ind w:left="5760" w:hanging="360"/>
+        <w:ind w:left="5760" w:hanging="480"/>
       </w:pPr>
     </w:lvl>
     <w:lvl w:ilvl="8">
@@ -8864,7 +10654,7 @@
       <w:lvlText w:val="%9."/>
       <w:lvlJc w:val="left"/>
       <w:pPr>
-        <w:ind w:left="6480" w:hanging="360"/>
+        <w:ind w:left="6480" w:hanging="480"/>
       </w:pPr>
     </w:lvl>
   </w:abstractNum>

--- a/paper.docx
+++ b/paper.docx
@@ -7,7 +7,85 @@
         <w:pStyle w:val="Title"/>
       </w:pPr>
       <w:r>
-        <w:t xml:space="preserve">Healthcare Analytics Challenges: A Three-Pillar Framework Connecting Analytics Maturity, Workforce Agility, and Technical Enablement</w:t>
+        <w:t xml:space="preserve">Healthcare</w:t>
+      </w:r>
+      <w:r>
+        <w:t xml:space="preserve"> </w:t>
+      </w:r>
+      <w:r>
+        <w:t xml:space="preserve">Analytics</w:t>
+      </w:r>
+      <w:r>
+        <w:t xml:space="preserve"> </w:t>
+      </w:r>
+      <w:r>
+        <w:t xml:space="preserve">Challenges:</w:t>
+      </w:r>
+      <w:r>
+        <w:t xml:space="preserve"> </w:t>
+      </w:r>
+      <w:r>
+        <w:t xml:space="preserve">A</w:t>
+      </w:r>
+      <w:r>
+        <w:t xml:space="preserve"> </w:t>
+      </w:r>
+      <w:r>
+        <w:t xml:space="preserve">Three-Pillar</w:t>
+      </w:r>
+      <w:r>
+        <w:t xml:space="preserve"> </w:t>
+      </w:r>
+      <w:r>
+        <w:t xml:space="preserve">Framework</w:t>
+      </w:r>
+      <w:r>
+        <w:t xml:space="preserve"> </w:t>
+      </w:r>
+      <w:r>
+        <w:t xml:space="preserve">Connecting</w:t>
+      </w:r>
+      <w:r>
+        <w:t xml:space="preserve"> </w:t>
+      </w:r>
+      <w:r>
+        <w:t xml:space="preserve">Analytics</w:t>
+      </w:r>
+      <w:r>
+        <w:t xml:space="preserve"> </w:t>
+      </w:r>
+      <w:r>
+        <w:t xml:space="preserve">Maturity,</w:t>
+      </w:r>
+      <w:r>
+        <w:t xml:space="preserve"> </w:t>
+      </w:r>
+      <w:r>
+        <w:t xml:space="preserve">Workforce</w:t>
+      </w:r>
+      <w:r>
+        <w:t xml:space="preserve"> </w:t>
+      </w:r>
+      <w:r>
+        <w:t xml:space="preserve">Agility,</w:t>
+      </w:r>
+      <w:r>
+        <w:t xml:space="preserve"> </w:t>
+      </w:r>
+      <w:r>
+        <w:t xml:space="preserve">and</w:t>
+      </w:r>
+      <w:r>
+        <w:t xml:space="preserve"> </w:t>
+      </w:r>
+      <w:r>
+        <w:t xml:space="preserve">Technical</w:t>
+      </w:r>
+      <w:r>
+        <w:t xml:space="preserve"> </w:t>
+      </w:r>
+      <w:r>
+        <w:t xml:space="preserve">Enablement</w:t>
       </w:r>
     </w:p>
     <w:p>
@@ -15,7 +93,31 @@
         <w:pStyle w:val="Author"/>
       </w:pPr>
       <w:r>
-        <w:t xml:space="preserve">Samuel T Harrold, Yuimedi, Inc.</w:t>
+        <w:t xml:space="preserve">Samuel</w:t>
+      </w:r>
+      <w:r>
+        <w:t xml:space="preserve"> </w:t>
+      </w:r>
+      <w:r>
+        <w:t xml:space="preserve">T</w:t>
+      </w:r>
+      <w:r>
+        <w:t xml:space="preserve"> </w:t>
+      </w:r>
+      <w:r>
+        <w:t xml:space="preserve">Harrold,</w:t>
+      </w:r>
+      <w:r>
+        <w:t xml:space="preserve"> </w:t>
+      </w:r>
+      <w:r>
+        <w:t xml:space="preserve">Yuimedi,</w:t>
+      </w:r>
+      <w:r>
+        <w:t xml:space="preserve"> </w:t>
+      </w:r>
+      <w:r>
+        <w:t xml:space="preserve">Inc.</w:t>
       </w:r>
     </w:p>
     <w:p>
@@ -23,7 +125,13 @@
         <w:pStyle w:val="Date"/>
       </w:pPr>
       <w:r>
-        <w:t xml:space="preserve">July 2026</w:t>
+        <w:t xml:space="preserve">July</w:t>
+      </w:r>
+      <w:r>
+        <w:t xml:space="preserve"> </w:t>
+      </w:r>
+      <w:r>
+        <w:t xml:space="preserve">2026</w:t>
       </w:r>
     </w:p>
     <w:p>
@@ -39,31 +147,373 @@
         <w:pStyle w:val="Abstract"/>
       </w:pPr>
       <w:r>
-        <w:t xml:space="preserve">Healthcare organizations face a</w:t>
-      </w:r>
-      <w:r>
-        <w:t xml:space="preserve"> </w:t>
-      </w:r>
-      <w:r>
-        <w:t xml:space="preserve">“Triple Threat”</w:t>
-      </w:r>
-      <w:r>
-        <w:t xml:space="preserve"> </w:t>
-      </w:r>
-      <w:r>
-        <w:t xml:space="preserve">of low analytics maturity, high workforce instability, and semantic technical barriers that together produce a crisis of</w:t>
-      </w:r>
-      <w:r>
-        <w:t xml:space="preserve"> </w:t>
-      </w:r>
-      <w:r>
-        <w:t xml:space="preserve">“Institutional Amnesia.”</w:t>
-      </w:r>
-      <w:r>
-        <w:t xml:space="preserve"> </w:t>
-      </w:r>
-      <w:r>
-        <w:t xml:space="preserve">Leadership turnover, workforce shortages, and widespread intent to leave among informatics specialists systematically erase the tacit knowledge required to navigate complex clinical data schemas, trapping organizations in a cycle where knowledge loss outpaces knowledge capture.</w:t>
+        <w:t xml:space="preserve">Healthcare</w:t>
+      </w:r>
+      <w:r>
+        <w:t xml:space="preserve"> </w:t>
+      </w:r>
+      <w:r>
+        <w:t xml:space="preserve">organizations</w:t>
+      </w:r>
+      <w:r>
+        <w:t xml:space="preserve"> </w:t>
+      </w:r>
+      <w:r>
+        <w:t xml:space="preserve">face</w:t>
+      </w:r>
+      <w:r>
+        <w:t xml:space="preserve"> </w:t>
+      </w:r>
+      <w:r>
+        <w:t xml:space="preserve">a</w:t>
+      </w:r>
+      <w:r>
+        <w:t xml:space="preserve"> </w:t>
+      </w:r>
+      <w:r>
+        <w:t xml:space="preserve">“</w:t>
+      </w:r>
+      <w:r>
+        <w:t xml:space="preserve">Triple</w:t>
+      </w:r>
+      <w:r>
+        <w:t xml:space="preserve"> </w:t>
+      </w:r>
+      <w:r>
+        <w:t xml:space="preserve">Threat</w:t>
+      </w:r>
+      <w:r>
+        <w:t xml:space="preserve">”</w:t>
+      </w:r>
+      <w:r>
+        <w:t xml:space="preserve"> </w:t>
+      </w:r>
+      <w:r>
+        <w:t xml:space="preserve">of</w:t>
+      </w:r>
+      <w:r>
+        <w:t xml:space="preserve"> </w:t>
+      </w:r>
+      <w:r>
+        <w:t xml:space="preserve">low</w:t>
+      </w:r>
+      <w:r>
+        <w:t xml:space="preserve"> </w:t>
+      </w:r>
+      <w:r>
+        <w:t xml:space="preserve">analytics</w:t>
+      </w:r>
+      <w:r>
+        <w:t xml:space="preserve"> </w:t>
+      </w:r>
+      <w:r>
+        <w:t xml:space="preserve">maturity,</w:t>
+      </w:r>
+      <w:r>
+        <w:t xml:space="preserve"> </w:t>
+      </w:r>
+      <w:r>
+        <w:t xml:space="preserve">high</w:t>
+      </w:r>
+      <w:r>
+        <w:t xml:space="preserve"> </w:t>
+      </w:r>
+      <w:r>
+        <w:t xml:space="preserve">workforce</w:t>
+      </w:r>
+      <w:r>
+        <w:t xml:space="preserve"> </w:t>
+      </w:r>
+      <w:r>
+        <w:t xml:space="preserve">instability,</w:t>
+      </w:r>
+      <w:r>
+        <w:t xml:space="preserve"> </w:t>
+      </w:r>
+      <w:r>
+        <w:t xml:space="preserve">and</w:t>
+      </w:r>
+      <w:r>
+        <w:t xml:space="preserve"> </w:t>
+      </w:r>
+      <w:r>
+        <w:t xml:space="preserve">semantic</w:t>
+      </w:r>
+      <w:r>
+        <w:t xml:space="preserve"> </w:t>
+      </w:r>
+      <w:r>
+        <w:t xml:space="preserve">technical</w:t>
+      </w:r>
+      <w:r>
+        <w:t xml:space="preserve"> </w:t>
+      </w:r>
+      <w:r>
+        <w:t xml:space="preserve">barriers</w:t>
+      </w:r>
+      <w:r>
+        <w:t xml:space="preserve"> </w:t>
+      </w:r>
+      <w:r>
+        <w:t xml:space="preserve">that</w:t>
+      </w:r>
+      <w:r>
+        <w:t xml:space="preserve"> </w:t>
+      </w:r>
+      <w:r>
+        <w:t xml:space="preserve">together</w:t>
+      </w:r>
+      <w:r>
+        <w:t xml:space="preserve"> </w:t>
+      </w:r>
+      <w:r>
+        <w:t xml:space="preserve">produce</w:t>
+      </w:r>
+      <w:r>
+        <w:t xml:space="preserve"> </w:t>
+      </w:r>
+      <w:r>
+        <w:t xml:space="preserve">a</w:t>
+      </w:r>
+      <w:r>
+        <w:t xml:space="preserve"> </w:t>
+      </w:r>
+      <w:r>
+        <w:t xml:space="preserve">crisis</w:t>
+      </w:r>
+      <w:r>
+        <w:t xml:space="preserve"> </w:t>
+      </w:r>
+      <w:r>
+        <w:t xml:space="preserve">of</w:t>
+      </w:r>
+      <w:r>
+        <w:t xml:space="preserve"> </w:t>
+      </w:r>
+      <w:r>
+        <w:t xml:space="preserve">“</w:t>
+      </w:r>
+      <w:r>
+        <w:t xml:space="preserve">Institutional</w:t>
+      </w:r>
+      <w:r>
+        <w:t xml:space="preserve"> </w:t>
+      </w:r>
+      <w:r>
+        <w:t xml:space="preserve">Amnesia.</w:t>
+      </w:r>
+      <w:r>
+        <w:t xml:space="preserve">”</w:t>
+      </w:r>
+      <w:r>
+        <w:t xml:space="preserve"> </w:t>
+      </w:r>
+      <w:r>
+        <w:t xml:space="preserve">Leadership</w:t>
+      </w:r>
+      <w:r>
+        <w:t xml:space="preserve"> </w:t>
+      </w:r>
+      <w:r>
+        <w:t xml:space="preserve">turnover,</w:t>
+      </w:r>
+      <w:r>
+        <w:t xml:space="preserve"> </w:t>
+      </w:r>
+      <w:r>
+        <w:t xml:space="preserve">workforce</w:t>
+      </w:r>
+      <w:r>
+        <w:t xml:space="preserve"> </w:t>
+      </w:r>
+      <w:r>
+        <w:t xml:space="preserve">shortages,</w:t>
+      </w:r>
+      <w:r>
+        <w:t xml:space="preserve"> </w:t>
+      </w:r>
+      <w:r>
+        <w:t xml:space="preserve">and</w:t>
+      </w:r>
+      <w:r>
+        <w:t xml:space="preserve"> </w:t>
+      </w:r>
+      <w:r>
+        <w:t xml:space="preserve">widespread</w:t>
+      </w:r>
+      <w:r>
+        <w:t xml:space="preserve"> </w:t>
+      </w:r>
+      <w:r>
+        <w:t xml:space="preserve">intent</w:t>
+      </w:r>
+      <w:r>
+        <w:t xml:space="preserve"> </w:t>
+      </w:r>
+      <w:r>
+        <w:t xml:space="preserve">to</w:t>
+      </w:r>
+      <w:r>
+        <w:t xml:space="preserve"> </w:t>
+      </w:r>
+      <w:r>
+        <w:t xml:space="preserve">leave</w:t>
+      </w:r>
+      <w:r>
+        <w:t xml:space="preserve"> </w:t>
+      </w:r>
+      <w:r>
+        <w:t xml:space="preserve">among</w:t>
+      </w:r>
+      <w:r>
+        <w:t xml:space="preserve"> </w:t>
+      </w:r>
+      <w:r>
+        <w:t xml:space="preserve">informatics</w:t>
+      </w:r>
+      <w:r>
+        <w:t xml:space="preserve"> </w:t>
+      </w:r>
+      <w:r>
+        <w:t xml:space="preserve">specialists</w:t>
+      </w:r>
+      <w:r>
+        <w:t xml:space="preserve"> </w:t>
+      </w:r>
+      <w:r>
+        <w:t xml:space="preserve">systematically</w:t>
+      </w:r>
+      <w:r>
+        <w:t xml:space="preserve"> </w:t>
+      </w:r>
+      <w:r>
+        <w:t xml:space="preserve">erase</w:t>
+      </w:r>
+      <w:r>
+        <w:t xml:space="preserve"> </w:t>
+      </w:r>
+      <w:r>
+        <w:t xml:space="preserve">the</w:t>
+      </w:r>
+      <w:r>
+        <w:t xml:space="preserve"> </w:t>
+      </w:r>
+      <w:r>
+        <w:t xml:space="preserve">tacit</w:t>
+      </w:r>
+      <w:r>
+        <w:t xml:space="preserve"> </w:t>
+      </w:r>
+      <w:r>
+        <w:t xml:space="preserve">knowledge</w:t>
+      </w:r>
+      <w:r>
+        <w:t xml:space="preserve"> </w:t>
+      </w:r>
+      <w:r>
+        <w:t xml:space="preserve">required</w:t>
+      </w:r>
+      <w:r>
+        <w:t xml:space="preserve"> </w:t>
+      </w:r>
+      <w:r>
+        <w:t xml:space="preserve">to</w:t>
+      </w:r>
+      <w:r>
+        <w:t xml:space="preserve"> </w:t>
+      </w:r>
+      <w:r>
+        <w:t xml:space="preserve">navigate</w:t>
+      </w:r>
+      <w:r>
+        <w:t xml:space="preserve"> </w:t>
+      </w:r>
+      <w:r>
+        <w:t xml:space="preserve">complex</w:t>
+      </w:r>
+      <w:r>
+        <w:t xml:space="preserve"> </w:t>
+      </w:r>
+      <w:r>
+        <w:t xml:space="preserve">clinical</w:t>
+      </w:r>
+      <w:r>
+        <w:t xml:space="preserve"> </w:t>
+      </w:r>
+      <w:r>
+        <w:t xml:space="preserve">data</w:t>
+      </w:r>
+      <w:r>
+        <w:t xml:space="preserve"> </w:t>
+      </w:r>
+      <w:r>
+        <w:t xml:space="preserve">schemas,</w:t>
+      </w:r>
+      <w:r>
+        <w:t xml:space="preserve"> </w:t>
+      </w:r>
+      <w:r>
+        <w:t xml:space="preserve">trapping</w:t>
+      </w:r>
+      <w:r>
+        <w:t xml:space="preserve"> </w:t>
+      </w:r>
+      <w:r>
+        <w:t xml:space="preserve">organizations</w:t>
+      </w:r>
+      <w:r>
+        <w:t xml:space="preserve"> </w:t>
+      </w:r>
+      <w:r>
+        <w:t xml:space="preserve">in</w:t>
+      </w:r>
+      <w:r>
+        <w:t xml:space="preserve"> </w:t>
+      </w:r>
+      <w:r>
+        <w:t xml:space="preserve">a</w:t>
+      </w:r>
+      <w:r>
+        <w:t xml:space="preserve"> </w:t>
+      </w:r>
+      <w:r>
+        <w:t xml:space="preserve">cycle</w:t>
+      </w:r>
+      <w:r>
+        <w:t xml:space="preserve"> </w:t>
+      </w:r>
+      <w:r>
+        <w:t xml:space="preserve">where</w:t>
+      </w:r>
+      <w:r>
+        <w:t xml:space="preserve"> </w:t>
+      </w:r>
+      <w:r>
+        <w:t xml:space="preserve">knowledge</w:t>
+      </w:r>
+      <w:r>
+        <w:t xml:space="preserve"> </w:t>
+      </w:r>
+      <w:r>
+        <w:t xml:space="preserve">loss</w:t>
+      </w:r>
+      <w:r>
+        <w:t xml:space="preserve"> </w:t>
+      </w:r>
+      <w:r>
+        <w:t xml:space="preserve">outpaces</w:t>
+      </w:r>
+      <w:r>
+        <w:t xml:space="preserve"> </w:t>
+      </w:r>
+      <w:r>
+        <w:t xml:space="preserve">knowledge</w:t>
+      </w:r>
+      <w:r>
+        <w:t xml:space="preserve"> </w:t>
+      </w:r>
+      <w:r>
+        <w:t xml:space="preserve">capture.</w:t>
       </w:r>
     </w:p>
     <w:p>
@@ -71,16 +521,394 @@
         <w:pStyle w:val="Abstract"/>
       </w:pPr>
       <w:r>
-        <w:t xml:space="preserve">Viewed through Nonaka’s SECI model of knowledge creation, the root cause is a</w:t>
-      </w:r>
-      <w:r>
-        <w:t xml:space="preserve"> </w:t>
-      </w:r>
-      <w:r>
-        <w:t xml:space="preserve">“Socialization Failure”</w:t>
-      </w:r>
-      <w:r>
-        <w:t xml:space="preserve">: high turnover fractures the social networks required for mentorship, rendering the traditional apprenticeship model of informatics unsustainable. To address this failure, we employ a Design Science Research (DSR) approach, synthesizing evidence from healthcare informatics, knowledge management, and natural language processing to develop a socio-technical framework: Human-in-the-Loop Knowledge Governance (HITL-KG).</w:t>
+        <w:t xml:space="preserve">Viewed</w:t>
+      </w:r>
+      <w:r>
+        <w:t xml:space="preserve"> </w:t>
+      </w:r>
+      <w:r>
+        <w:t xml:space="preserve">through</w:t>
+      </w:r>
+      <w:r>
+        <w:t xml:space="preserve"> </w:t>
+      </w:r>
+      <w:r>
+        <w:t xml:space="preserve">Nonaka’s</w:t>
+      </w:r>
+      <w:r>
+        <w:t xml:space="preserve"> </w:t>
+      </w:r>
+      <w:r>
+        <w:t xml:space="preserve">SECI</w:t>
+      </w:r>
+      <w:r>
+        <w:t xml:space="preserve"> </w:t>
+      </w:r>
+      <w:r>
+        <w:t xml:space="preserve">model</w:t>
+      </w:r>
+      <w:r>
+        <w:t xml:space="preserve"> </w:t>
+      </w:r>
+      <w:r>
+        <w:t xml:space="preserve">of</w:t>
+      </w:r>
+      <w:r>
+        <w:t xml:space="preserve"> </w:t>
+      </w:r>
+      <w:r>
+        <w:t xml:space="preserve">knowledge</w:t>
+      </w:r>
+      <w:r>
+        <w:t xml:space="preserve"> </w:t>
+      </w:r>
+      <w:r>
+        <w:t xml:space="preserve">creation,</w:t>
+      </w:r>
+      <w:r>
+        <w:t xml:space="preserve"> </w:t>
+      </w:r>
+      <w:r>
+        <w:t xml:space="preserve">the</w:t>
+      </w:r>
+      <w:r>
+        <w:t xml:space="preserve"> </w:t>
+      </w:r>
+      <w:r>
+        <w:t xml:space="preserve">root</w:t>
+      </w:r>
+      <w:r>
+        <w:t xml:space="preserve"> </w:t>
+      </w:r>
+      <w:r>
+        <w:t xml:space="preserve">cause</w:t>
+      </w:r>
+      <w:r>
+        <w:t xml:space="preserve"> </w:t>
+      </w:r>
+      <w:r>
+        <w:t xml:space="preserve">is</w:t>
+      </w:r>
+      <w:r>
+        <w:t xml:space="preserve"> </w:t>
+      </w:r>
+      <w:r>
+        <w:t xml:space="preserve">a</w:t>
+      </w:r>
+      <w:r>
+        <w:t xml:space="preserve"> </w:t>
+      </w:r>
+      <w:r>
+        <w:t xml:space="preserve">“</w:t>
+      </w:r>
+      <w:r>
+        <w:t xml:space="preserve">Socialization</w:t>
+      </w:r>
+      <w:r>
+        <w:t xml:space="preserve"> </w:t>
+      </w:r>
+      <w:r>
+        <w:t xml:space="preserve">Failure</w:t>
+      </w:r>
+      <w:r>
+        <w:t xml:space="preserve">”</w:t>
+      </w:r>
+      <w:r>
+        <w:t xml:space="preserve">:</w:t>
+      </w:r>
+      <w:r>
+        <w:t xml:space="preserve"> </w:t>
+      </w:r>
+      <w:r>
+        <w:t xml:space="preserve">high</w:t>
+      </w:r>
+      <w:r>
+        <w:t xml:space="preserve"> </w:t>
+      </w:r>
+      <w:r>
+        <w:t xml:space="preserve">turnover</w:t>
+      </w:r>
+      <w:r>
+        <w:t xml:space="preserve"> </w:t>
+      </w:r>
+      <w:r>
+        <w:t xml:space="preserve">fractures</w:t>
+      </w:r>
+      <w:r>
+        <w:t xml:space="preserve"> </w:t>
+      </w:r>
+      <w:r>
+        <w:t xml:space="preserve">the</w:t>
+      </w:r>
+      <w:r>
+        <w:t xml:space="preserve"> </w:t>
+      </w:r>
+      <w:r>
+        <w:t xml:space="preserve">social</w:t>
+      </w:r>
+      <w:r>
+        <w:t xml:space="preserve"> </w:t>
+      </w:r>
+      <w:r>
+        <w:t xml:space="preserve">networks</w:t>
+      </w:r>
+      <w:r>
+        <w:t xml:space="preserve"> </w:t>
+      </w:r>
+      <w:r>
+        <w:t xml:space="preserve">required</w:t>
+      </w:r>
+      <w:r>
+        <w:t xml:space="preserve"> </w:t>
+      </w:r>
+      <w:r>
+        <w:t xml:space="preserve">for</w:t>
+      </w:r>
+      <w:r>
+        <w:t xml:space="preserve"> </w:t>
+      </w:r>
+      <w:r>
+        <w:t xml:space="preserve">mentorship,</w:t>
+      </w:r>
+      <w:r>
+        <w:t xml:space="preserve"> </w:t>
+      </w:r>
+      <w:r>
+        <w:t xml:space="preserve">rendering</w:t>
+      </w:r>
+      <w:r>
+        <w:t xml:space="preserve"> </w:t>
+      </w:r>
+      <w:r>
+        <w:t xml:space="preserve">the</w:t>
+      </w:r>
+      <w:r>
+        <w:t xml:space="preserve"> </w:t>
+      </w:r>
+      <w:r>
+        <w:t xml:space="preserve">traditional</w:t>
+      </w:r>
+      <w:r>
+        <w:t xml:space="preserve"> </w:t>
+      </w:r>
+      <w:r>
+        <w:t xml:space="preserve">apprenticeship</w:t>
+      </w:r>
+      <w:r>
+        <w:t xml:space="preserve"> </w:t>
+      </w:r>
+      <w:r>
+        <w:t xml:space="preserve">model</w:t>
+      </w:r>
+      <w:r>
+        <w:t xml:space="preserve"> </w:t>
+      </w:r>
+      <w:r>
+        <w:t xml:space="preserve">of</w:t>
+      </w:r>
+      <w:r>
+        <w:t xml:space="preserve"> </w:t>
+      </w:r>
+      <w:r>
+        <w:t xml:space="preserve">informatics</w:t>
+      </w:r>
+      <w:r>
+        <w:t xml:space="preserve"> </w:t>
+      </w:r>
+      <w:r>
+        <w:t xml:space="preserve">unsustainable.</w:t>
+      </w:r>
+      <w:r>
+        <w:t xml:space="preserve"> </w:t>
+      </w:r>
+      <w:r>
+        <w:t xml:space="preserve">To</w:t>
+      </w:r>
+      <w:r>
+        <w:t xml:space="preserve"> </w:t>
+      </w:r>
+      <w:r>
+        <w:t xml:space="preserve">address</w:t>
+      </w:r>
+      <w:r>
+        <w:t xml:space="preserve"> </w:t>
+      </w:r>
+      <w:r>
+        <w:t xml:space="preserve">this</w:t>
+      </w:r>
+      <w:r>
+        <w:t xml:space="preserve"> </w:t>
+      </w:r>
+      <w:r>
+        <w:t xml:space="preserve">failure,</w:t>
+      </w:r>
+      <w:r>
+        <w:t xml:space="preserve"> </w:t>
+      </w:r>
+      <w:r>
+        <w:t xml:space="preserve">we</w:t>
+      </w:r>
+      <w:r>
+        <w:t xml:space="preserve"> </w:t>
+      </w:r>
+      <w:r>
+        <w:t xml:space="preserve">employ</w:t>
+      </w:r>
+      <w:r>
+        <w:t xml:space="preserve"> </w:t>
+      </w:r>
+      <w:r>
+        <w:t xml:space="preserve">a</w:t>
+      </w:r>
+      <w:r>
+        <w:t xml:space="preserve"> </w:t>
+      </w:r>
+      <w:r>
+        <w:t xml:space="preserve">Design</w:t>
+      </w:r>
+      <w:r>
+        <w:t xml:space="preserve"> </w:t>
+      </w:r>
+      <w:r>
+        <w:t xml:space="preserve">Science</w:t>
+      </w:r>
+      <w:r>
+        <w:t xml:space="preserve"> </w:t>
+      </w:r>
+      <w:r>
+        <w:t xml:space="preserve">Research</w:t>
+      </w:r>
+      <w:r>
+        <w:t xml:space="preserve"> </w:t>
+      </w:r>
+      <w:r>
+        <w:t xml:space="preserve">(DSR)</w:t>
+      </w:r>
+      <w:r>
+        <w:t xml:space="preserve"> </w:t>
+      </w:r>
+      <w:r>
+        <w:t xml:space="preserve">approach,</w:t>
+      </w:r>
+      <w:r>
+        <w:t xml:space="preserve"> </w:t>
+      </w:r>
+      <w:r>
+        <w:t xml:space="preserve">synthesizing</w:t>
+      </w:r>
+      <w:r>
+        <w:t xml:space="preserve"> </w:t>
+      </w:r>
+      <w:r>
+        <w:t xml:space="preserve">evidence</w:t>
+      </w:r>
+      <w:r>
+        <w:t xml:space="preserve"> </w:t>
+      </w:r>
+      <w:r>
+        <w:t xml:space="preserve">from</w:t>
+      </w:r>
+      <w:r>
+        <w:t xml:space="preserve"> </w:t>
+      </w:r>
+      <w:r>
+        <w:t xml:space="preserve">healthcare</w:t>
+      </w:r>
+      <w:r>
+        <w:t xml:space="preserve"> </w:t>
+      </w:r>
+      <w:r>
+        <w:t xml:space="preserve">informatics,</w:t>
+      </w:r>
+      <w:r>
+        <w:t xml:space="preserve"> </w:t>
+      </w:r>
+      <w:r>
+        <w:t xml:space="preserve">knowledge</w:t>
+      </w:r>
+      <w:r>
+        <w:t xml:space="preserve"> </w:t>
+      </w:r>
+      <w:r>
+        <w:t xml:space="preserve">management,</w:t>
+      </w:r>
+      <w:r>
+        <w:t xml:space="preserve"> </w:t>
+      </w:r>
+      <w:r>
+        <w:t xml:space="preserve">and</w:t>
+      </w:r>
+      <w:r>
+        <w:t xml:space="preserve"> </w:t>
+      </w:r>
+      <w:r>
+        <w:t xml:space="preserve">natural</w:t>
+      </w:r>
+      <w:r>
+        <w:t xml:space="preserve"> </w:t>
+      </w:r>
+      <w:r>
+        <w:t xml:space="preserve">language</w:t>
+      </w:r>
+      <w:r>
+        <w:t xml:space="preserve"> </w:t>
+      </w:r>
+      <w:r>
+        <w:t xml:space="preserve">processing</w:t>
+      </w:r>
+      <w:r>
+        <w:t xml:space="preserve"> </w:t>
+      </w:r>
+      <w:r>
+        <w:t xml:space="preserve">to</w:t>
+      </w:r>
+      <w:r>
+        <w:t xml:space="preserve"> </w:t>
+      </w:r>
+      <w:r>
+        <w:t xml:space="preserve">develop</w:t>
+      </w:r>
+      <w:r>
+        <w:t xml:space="preserve"> </w:t>
+      </w:r>
+      <w:r>
+        <w:t xml:space="preserve">a</w:t>
+      </w:r>
+      <w:r>
+        <w:t xml:space="preserve"> </w:t>
+      </w:r>
+      <w:r>
+        <w:t xml:space="preserve">socio-technical</w:t>
+      </w:r>
+      <w:r>
+        <w:t xml:space="preserve"> </w:t>
+      </w:r>
+      <w:r>
+        <w:t xml:space="preserve">framework:</w:t>
+      </w:r>
+      <w:r>
+        <w:t xml:space="preserve"> </w:t>
+      </w:r>
+      <w:r>
+        <w:t xml:space="preserve">Human-in-the-Loop</w:t>
+      </w:r>
+      <w:r>
+        <w:t xml:space="preserve"> </w:t>
+      </w:r>
+      <w:r>
+        <w:t xml:space="preserve">Knowledge</w:t>
+      </w:r>
+      <w:r>
+        <w:t xml:space="preserve"> </w:t>
+      </w:r>
+      <w:r>
+        <w:t xml:space="preserve">Governance</w:t>
+      </w:r>
+      <w:r>
+        <w:t xml:space="preserve"> </w:t>
+      </w:r>
+      <w:r>
+        <w:t xml:space="preserve">(HITL-KG).</w:t>
       </w:r>
     </w:p>
     <w:p>
@@ -88,19 +916,439 @@
         <w:pStyle w:val="Abstract"/>
       </w:pPr>
       <w:r>
-        <w:t xml:space="preserve">HITL-KG is designed to shift the locus of organizational knowledge from volatile human memory to durable semantic artifacts called</w:t>
-      </w:r>
-      <w:r>
-        <w:t xml:space="preserve"> </w:t>
-      </w:r>
-      <w:r>
-        <w:t xml:space="preserve">“Validated Query Triples,”</w:t>
-      </w:r>
-      <w:r>
-        <w:t xml:space="preserve"> </w:t>
-      </w:r>
-      <w:r>
-        <w:t xml:space="preserve">each comprising a natural language intent, executable SQL, and rationale metadata. By embedding knowledge capture into the daily query workflow, the framework aims to convert ephemeral analytics into permanent institutional assets. The accompanying Three-Pillar Assessment Rubric enables organizations to identify compounding vulnerabilities across analytics maturity, workforce agility, and technical enablement.</w:t>
+        <w:t xml:space="preserve">HITL-KG</w:t>
+      </w:r>
+      <w:r>
+        <w:t xml:space="preserve"> </w:t>
+      </w:r>
+      <w:r>
+        <w:t xml:space="preserve">is</w:t>
+      </w:r>
+      <w:r>
+        <w:t xml:space="preserve"> </w:t>
+      </w:r>
+      <w:r>
+        <w:t xml:space="preserve">designed</w:t>
+      </w:r>
+      <w:r>
+        <w:t xml:space="preserve"> </w:t>
+      </w:r>
+      <w:r>
+        <w:t xml:space="preserve">to</w:t>
+      </w:r>
+      <w:r>
+        <w:t xml:space="preserve"> </w:t>
+      </w:r>
+      <w:r>
+        <w:t xml:space="preserve">shift</w:t>
+      </w:r>
+      <w:r>
+        <w:t xml:space="preserve"> </w:t>
+      </w:r>
+      <w:r>
+        <w:t xml:space="preserve">the</w:t>
+      </w:r>
+      <w:r>
+        <w:t xml:space="preserve"> </w:t>
+      </w:r>
+      <w:r>
+        <w:t xml:space="preserve">locus</w:t>
+      </w:r>
+      <w:r>
+        <w:t xml:space="preserve"> </w:t>
+      </w:r>
+      <w:r>
+        <w:t xml:space="preserve">of</w:t>
+      </w:r>
+      <w:r>
+        <w:t xml:space="preserve"> </w:t>
+      </w:r>
+      <w:r>
+        <w:t xml:space="preserve">organizational</w:t>
+      </w:r>
+      <w:r>
+        <w:t xml:space="preserve"> </w:t>
+      </w:r>
+      <w:r>
+        <w:t xml:space="preserve">knowledge</w:t>
+      </w:r>
+      <w:r>
+        <w:t xml:space="preserve"> </w:t>
+      </w:r>
+      <w:r>
+        <w:t xml:space="preserve">from</w:t>
+      </w:r>
+      <w:r>
+        <w:t xml:space="preserve"> </w:t>
+      </w:r>
+      <w:r>
+        <w:t xml:space="preserve">volatile</w:t>
+      </w:r>
+      <w:r>
+        <w:t xml:space="preserve"> </w:t>
+      </w:r>
+      <w:r>
+        <w:t xml:space="preserve">human</w:t>
+      </w:r>
+      <w:r>
+        <w:t xml:space="preserve"> </w:t>
+      </w:r>
+      <w:r>
+        <w:t xml:space="preserve">memory</w:t>
+      </w:r>
+      <w:r>
+        <w:t xml:space="preserve"> </w:t>
+      </w:r>
+      <w:r>
+        <w:t xml:space="preserve">to</w:t>
+      </w:r>
+      <w:r>
+        <w:t xml:space="preserve"> </w:t>
+      </w:r>
+      <w:r>
+        <w:t xml:space="preserve">durable</w:t>
+      </w:r>
+      <w:r>
+        <w:t xml:space="preserve"> </w:t>
+      </w:r>
+      <w:r>
+        <w:t xml:space="preserve">semantic</w:t>
+      </w:r>
+      <w:r>
+        <w:t xml:space="preserve"> </w:t>
+      </w:r>
+      <w:r>
+        <w:t xml:space="preserve">artifacts</w:t>
+      </w:r>
+      <w:r>
+        <w:t xml:space="preserve"> </w:t>
+      </w:r>
+      <w:r>
+        <w:t xml:space="preserve">called</w:t>
+      </w:r>
+      <w:r>
+        <w:t xml:space="preserve"> </w:t>
+      </w:r>
+      <w:r>
+        <w:t xml:space="preserve">“</w:t>
+      </w:r>
+      <w:r>
+        <w:t xml:space="preserve">Validated</w:t>
+      </w:r>
+      <w:r>
+        <w:t xml:space="preserve"> </w:t>
+      </w:r>
+      <w:r>
+        <w:t xml:space="preserve">Query</w:t>
+      </w:r>
+      <w:r>
+        <w:t xml:space="preserve"> </w:t>
+      </w:r>
+      <w:r>
+        <w:t xml:space="preserve">Triples,</w:t>
+      </w:r>
+      <w:r>
+        <w:t xml:space="preserve">”</w:t>
+      </w:r>
+      <w:r>
+        <w:t xml:space="preserve"> </w:t>
+      </w:r>
+      <w:r>
+        <w:t xml:space="preserve">each</w:t>
+      </w:r>
+      <w:r>
+        <w:t xml:space="preserve"> </w:t>
+      </w:r>
+      <w:r>
+        <w:t xml:space="preserve">comprising</w:t>
+      </w:r>
+      <w:r>
+        <w:t xml:space="preserve"> </w:t>
+      </w:r>
+      <w:r>
+        <w:t xml:space="preserve">a</w:t>
+      </w:r>
+      <w:r>
+        <w:t xml:space="preserve"> </w:t>
+      </w:r>
+      <w:r>
+        <w:t xml:space="preserve">natural</w:t>
+      </w:r>
+      <w:r>
+        <w:t xml:space="preserve"> </w:t>
+      </w:r>
+      <w:r>
+        <w:t xml:space="preserve">language</w:t>
+      </w:r>
+      <w:r>
+        <w:t xml:space="preserve"> </w:t>
+      </w:r>
+      <w:r>
+        <w:t xml:space="preserve">intent,</w:t>
+      </w:r>
+      <w:r>
+        <w:t xml:space="preserve"> </w:t>
+      </w:r>
+      <w:r>
+        <w:t xml:space="preserve">executable</w:t>
+      </w:r>
+      <w:r>
+        <w:t xml:space="preserve"> </w:t>
+      </w:r>
+      <w:r>
+        <w:t xml:space="preserve">SQL,</w:t>
+      </w:r>
+      <w:r>
+        <w:t xml:space="preserve"> </w:t>
+      </w:r>
+      <w:r>
+        <w:t xml:space="preserve">and</w:t>
+      </w:r>
+      <w:r>
+        <w:t xml:space="preserve"> </w:t>
+      </w:r>
+      <w:r>
+        <w:t xml:space="preserve">rationale</w:t>
+      </w:r>
+      <w:r>
+        <w:t xml:space="preserve"> </w:t>
+      </w:r>
+      <w:r>
+        <w:t xml:space="preserve">metadata.</w:t>
+      </w:r>
+      <w:r>
+        <w:t xml:space="preserve"> </w:t>
+      </w:r>
+      <w:r>
+        <w:t xml:space="preserve">By</w:t>
+      </w:r>
+      <w:r>
+        <w:t xml:space="preserve"> </w:t>
+      </w:r>
+      <w:r>
+        <w:t xml:space="preserve">embedding</w:t>
+      </w:r>
+      <w:r>
+        <w:t xml:space="preserve"> </w:t>
+      </w:r>
+      <w:r>
+        <w:t xml:space="preserve">knowledge</w:t>
+      </w:r>
+      <w:r>
+        <w:t xml:space="preserve"> </w:t>
+      </w:r>
+      <w:r>
+        <w:t xml:space="preserve">capture</w:t>
+      </w:r>
+      <w:r>
+        <w:t xml:space="preserve"> </w:t>
+      </w:r>
+      <w:r>
+        <w:t xml:space="preserve">into</w:t>
+      </w:r>
+      <w:r>
+        <w:t xml:space="preserve"> </w:t>
+      </w:r>
+      <w:r>
+        <w:t xml:space="preserve">the</w:t>
+      </w:r>
+      <w:r>
+        <w:t xml:space="preserve"> </w:t>
+      </w:r>
+      <w:r>
+        <w:t xml:space="preserve">daily</w:t>
+      </w:r>
+      <w:r>
+        <w:t xml:space="preserve"> </w:t>
+      </w:r>
+      <w:r>
+        <w:t xml:space="preserve">query</w:t>
+      </w:r>
+      <w:r>
+        <w:t xml:space="preserve"> </w:t>
+      </w:r>
+      <w:r>
+        <w:t xml:space="preserve">workflow,</w:t>
+      </w:r>
+      <w:r>
+        <w:t xml:space="preserve"> </w:t>
+      </w:r>
+      <w:r>
+        <w:t xml:space="preserve">the</w:t>
+      </w:r>
+      <w:r>
+        <w:t xml:space="preserve"> </w:t>
+      </w:r>
+      <w:r>
+        <w:t xml:space="preserve">framework</w:t>
+      </w:r>
+      <w:r>
+        <w:t xml:space="preserve"> </w:t>
+      </w:r>
+      <w:r>
+        <w:t xml:space="preserve">aims</w:t>
+      </w:r>
+      <w:r>
+        <w:t xml:space="preserve"> </w:t>
+      </w:r>
+      <w:r>
+        <w:t xml:space="preserve">to</w:t>
+      </w:r>
+      <w:r>
+        <w:t xml:space="preserve"> </w:t>
+      </w:r>
+      <w:r>
+        <w:t xml:space="preserve">convert</w:t>
+      </w:r>
+      <w:r>
+        <w:t xml:space="preserve"> </w:t>
+      </w:r>
+      <w:r>
+        <w:t xml:space="preserve">ephemeral</w:t>
+      </w:r>
+      <w:r>
+        <w:t xml:space="preserve"> </w:t>
+      </w:r>
+      <w:r>
+        <w:t xml:space="preserve">analytics</w:t>
+      </w:r>
+      <w:r>
+        <w:t xml:space="preserve"> </w:t>
+      </w:r>
+      <w:r>
+        <w:t xml:space="preserve">into</w:t>
+      </w:r>
+      <w:r>
+        <w:t xml:space="preserve"> </w:t>
+      </w:r>
+      <w:r>
+        <w:t xml:space="preserve">permanent</w:t>
+      </w:r>
+      <w:r>
+        <w:t xml:space="preserve"> </w:t>
+      </w:r>
+      <w:r>
+        <w:t xml:space="preserve">institutional</w:t>
+      </w:r>
+      <w:r>
+        <w:t xml:space="preserve"> </w:t>
+      </w:r>
+      <w:r>
+        <w:t xml:space="preserve">assets.</w:t>
+      </w:r>
+      <w:r>
+        <w:t xml:space="preserve"> </w:t>
+      </w:r>
+      <w:r>
+        <w:t xml:space="preserve">The</w:t>
+      </w:r>
+      <w:r>
+        <w:t xml:space="preserve"> </w:t>
+      </w:r>
+      <w:r>
+        <w:t xml:space="preserve">accompanying</w:t>
+      </w:r>
+      <w:r>
+        <w:t xml:space="preserve"> </w:t>
+      </w:r>
+      <w:r>
+        <w:t xml:space="preserve">Three-Pillar</w:t>
+      </w:r>
+      <w:r>
+        <w:t xml:space="preserve"> </w:t>
+      </w:r>
+      <w:r>
+        <w:t xml:space="preserve">Assessment</w:t>
+      </w:r>
+      <w:r>
+        <w:t xml:space="preserve"> </w:t>
+      </w:r>
+      <w:r>
+        <w:t xml:space="preserve">Rubric</w:t>
+      </w:r>
+      <w:r>
+        <w:t xml:space="preserve"> </w:t>
+      </w:r>
+      <w:r>
+        <w:t xml:space="preserve">enables</w:t>
+      </w:r>
+      <w:r>
+        <w:t xml:space="preserve"> </w:t>
+      </w:r>
+      <w:r>
+        <w:t xml:space="preserve">organizations</w:t>
+      </w:r>
+      <w:r>
+        <w:t xml:space="preserve"> </w:t>
+      </w:r>
+      <w:r>
+        <w:t xml:space="preserve">to</w:t>
+      </w:r>
+      <w:r>
+        <w:t xml:space="preserve"> </w:t>
+      </w:r>
+      <w:r>
+        <w:t xml:space="preserve">identify</w:t>
+      </w:r>
+      <w:r>
+        <w:t xml:space="preserve"> </w:t>
+      </w:r>
+      <w:r>
+        <w:t xml:space="preserve">compounding</w:t>
+      </w:r>
+      <w:r>
+        <w:t xml:space="preserve"> </w:t>
+      </w:r>
+      <w:r>
+        <w:t xml:space="preserve">vulnerabilities</w:t>
+      </w:r>
+      <w:r>
+        <w:t xml:space="preserve"> </w:t>
+      </w:r>
+      <w:r>
+        <w:t xml:space="preserve">across</w:t>
+      </w:r>
+      <w:r>
+        <w:t xml:space="preserve"> </w:t>
+      </w:r>
+      <w:r>
+        <w:t xml:space="preserve">analytics</w:t>
+      </w:r>
+      <w:r>
+        <w:t xml:space="preserve"> </w:t>
+      </w:r>
+      <w:r>
+        <w:t xml:space="preserve">maturity,</w:t>
+      </w:r>
+      <w:r>
+        <w:t xml:space="preserve"> </w:t>
+      </w:r>
+      <w:r>
+        <w:t xml:space="preserve">workforce</w:t>
+      </w:r>
+      <w:r>
+        <w:t xml:space="preserve"> </w:t>
+      </w:r>
+      <w:r>
+        <w:t xml:space="preserve">agility,</w:t>
+      </w:r>
+      <w:r>
+        <w:t xml:space="preserve"> </w:t>
+      </w:r>
+      <w:r>
+        <w:t xml:space="preserve">and</w:t>
+      </w:r>
+      <w:r>
+        <w:t xml:space="preserve"> </w:t>
+      </w:r>
+      <w:r>
+        <w:t xml:space="preserve">technical</w:t>
+      </w:r>
+      <w:r>
+        <w:t xml:space="preserve"> </w:t>
+      </w:r>
+      <w:r>
+        <w:t xml:space="preserve">enablement.</w:t>
       </w:r>
     </w:p>
     <w:p>
@@ -114,37 +1362,439 @@
         <w:t xml:space="preserve"> </w:t>
       </w:r>
       <w:r>
-        <w:t xml:space="preserve">“Validator Paradox”</w:t>
-      </w:r>
-      <w:r>
-        <w:t xml:space="preserve"> </w:t>
-      </w:r>
-      <w:r>
-        <w:t xml:space="preserve">(who validates the AI when experts leave?) is addressed by reframing validation through Lean</w:t>
-      </w:r>
-      <w:r>
-        <w:t xml:space="preserve"> </w:t>
-      </w:r>
-      <w:r>
-        <w:t xml:space="preserve">“Standard Work”</w:t>
-      </w:r>
-      <w:r>
-        <w:t xml:space="preserve">: each validated query establishes the current known standard rather than eternal truth, functioning as a</w:t>
-      </w:r>
-      <w:r>
-        <w:t xml:space="preserve"> </w:t>
-      </w:r>
-      <w:r>
-        <w:t xml:space="preserve">“knowledge ratchet”</w:t>
-      </w:r>
-      <w:r>
-        <w:t xml:space="preserve"> </w:t>
-      </w:r>
-      <w:r>
-        <w:t xml:space="preserve">that prevents regression. Decoupling analytical capability from individual tenure lets analytics maturity advance even as the workforce evolves. This paper proposes and theoretically motivates the framework; empirical validation is deferred to a companion study.</w:t>
-      </w:r>
-    </w:p>
-    <w:bookmarkStart w:id="9" w:name="Xa772df4b8f827734714eb2cb65812cb56df5f7d"/>
+        <w:t xml:space="preserve">“</w:t>
+      </w:r>
+      <w:r>
+        <w:t xml:space="preserve">Validator</w:t>
+      </w:r>
+      <w:r>
+        <w:t xml:space="preserve"> </w:t>
+      </w:r>
+      <w:r>
+        <w:t xml:space="preserve">Paradox</w:t>
+      </w:r>
+      <w:r>
+        <w:t xml:space="preserve">”</w:t>
+      </w:r>
+      <w:r>
+        <w:t xml:space="preserve"> </w:t>
+      </w:r>
+      <w:r>
+        <w:t xml:space="preserve">(who</w:t>
+      </w:r>
+      <w:r>
+        <w:t xml:space="preserve"> </w:t>
+      </w:r>
+      <w:r>
+        <w:t xml:space="preserve">validates</w:t>
+      </w:r>
+      <w:r>
+        <w:t xml:space="preserve"> </w:t>
+      </w:r>
+      <w:r>
+        <w:t xml:space="preserve">the</w:t>
+      </w:r>
+      <w:r>
+        <w:t xml:space="preserve"> </w:t>
+      </w:r>
+      <w:r>
+        <w:t xml:space="preserve">AI</w:t>
+      </w:r>
+      <w:r>
+        <w:t xml:space="preserve"> </w:t>
+      </w:r>
+      <w:r>
+        <w:t xml:space="preserve">when</w:t>
+      </w:r>
+      <w:r>
+        <w:t xml:space="preserve"> </w:t>
+      </w:r>
+      <w:r>
+        <w:t xml:space="preserve">experts</w:t>
+      </w:r>
+      <w:r>
+        <w:t xml:space="preserve"> </w:t>
+      </w:r>
+      <w:r>
+        <w:t xml:space="preserve">leave?)</w:t>
+      </w:r>
+      <w:r>
+        <w:t xml:space="preserve"> </w:t>
+      </w:r>
+      <w:r>
+        <w:t xml:space="preserve">is</w:t>
+      </w:r>
+      <w:r>
+        <w:t xml:space="preserve"> </w:t>
+      </w:r>
+      <w:r>
+        <w:t xml:space="preserve">addressed</w:t>
+      </w:r>
+      <w:r>
+        <w:t xml:space="preserve"> </w:t>
+      </w:r>
+      <w:r>
+        <w:t xml:space="preserve">by</w:t>
+      </w:r>
+      <w:r>
+        <w:t xml:space="preserve"> </w:t>
+      </w:r>
+      <w:r>
+        <w:t xml:space="preserve">reframing</w:t>
+      </w:r>
+      <w:r>
+        <w:t xml:space="preserve"> </w:t>
+      </w:r>
+      <w:r>
+        <w:t xml:space="preserve">validation</w:t>
+      </w:r>
+      <w:r>
+        <w:t xml:space="preserve"> </w:t>
+      </w:r>
+      <w:r>
+        <w:t xml:space="preserve">through</w:t>
+      </w:r>
+      <w:r>
+        <w:t xml:space="preserve"> </w:t>
+      </w:r>
+      <w:r>
+        <w:t xml:space="preserve">Lean</w:t>
+      </w:r>
+      <w:r>
+        <w:t xml:space="preserve"> </w:t>
+      </w:r>
+      <w:r>
+        <w:t xml:space="preserve">“</w:t>
+      </w:r>
+      <w:r>
+        <w:t xml:space="preserve">Standard</w:t>
+      </w:r>
+      <w:r>
+        <w:t xml:space="preserve"> </w:t>
+      </w:r>
+      <w:r>
+        <w:t xml:space="preserve">Work</w:t>
+      </w:r>
+      <w:r>
+        <w:t xml:space="preserve">”</w:t>
+      </w:r>
+      <w:r>
+        <w:t xml:space="preserve">:</w:t>
+      </w:r>
+      <w:r>
+        <w:t xml:space="preserve"> </w:t>
+      </w:r>
+      <w:r>
+        <w:t xml:space="preserve">each</w:t>
+      </w:r>
+      <w:r>
+        <w:t xml:space="preserve"> </w:t>
+      </w:r>
+      <w:r>
+        <w:t xml:space="preserve">validated</w:t>
+      </w:r>
+      <w:r>
+        <w:t xml:space="preserve"> </w:t>
+      </w:r>
+      <w:r>
+        <w:t xml:space="preserve">query</w:t>
+      </w:r>
+      <w:r>
+        <w:t xml:space="preserve"> </w:t>
+      </w:r>
+      <w:r>
+        <w:t xml:space="preserve">establishes</w:t>
+      </w:r>
+      <w:r>
+        <w:t xml:space="preserve"> </w:t>
+      </w:r>
+      <w:r>
+        <w:t xml:space="preserve">the</w:t>
+      </w:r>
+      <w:r>
+        <w:t xml:space="preserve"> </w:t>
+      </w:r>
+      <w:r>
+        <w:t xml:space="preserve">current</w:t>
+      </w:r>
+      <w:r>
+        <w:t xml:space="preserve"> </w:t>
+      </w:r>
+      <w:r>
+        <w:t xml:space="preserve">known</w:t>
+      </w:r>
+      <w:r>
+        <w:t xml:space="preserve"> </w:t>
+      </w:r>
+      <w:r>
+        <w:t xml:space="preserve">standard</w:t>
+      </w:r>
+      <w:r>
+        <w:t xml:space="preserve"> </w:t>
+      </w:r>
+      <w:r>
+        <w:t xml:space="preserve">rather</w:t>
+      </w:r>
+      <w:r>
+        <w:t xml:space="preserve"> </w:t>
+      </w:r>
+      <w:r>
+        <w:t xml:space="preserve">than</w:t>
+      </w:r>
+      <w:r>
+        <w:t xml:space="preserve"> </w:t>
+      </w:r>
+      <w:r>
+        <w:t xml:space="preserve">eternal</w:t>
+      </w:r>
+      <w:r>
+        <w:t xml:space="preserve"> </w:t>
+      </w:r>
+      <w:r>
+        <w:t xml:space="preserve">truth,</w:t>
+      </w:r>
+      <w:r>
+        <w:t xml:space="preserve"> </w:t>
+      </w:r>
+      <w:r>
+        <w:t xml:space="preserve">functioning</w:t>
+      </w:r>
+      <w:r>
+        <w:t xml:space="preserve"> </w:t>
+      </w:r>
+      <w:r>
+        <w:t xml:space="preserve">as</w:t>
+      </w:r>
+      <w:r>
+        <w:t xml:space="preserve"> </w:t>
+      </w:r>
+      <w:r>
+        <w:t xml:space="preserve">a</w:t>
+      </w:r>
+      <w:r>
+        <w:t xml:space="preserve"> </w:t>
+      </w:r>
+      <w:r>
+        <w:t xml:space="preserve">“</w:t>
+      </w:r>
+      <w:r>
+        <w:t xml:space="preserve">knowledge</w:t>
+      </w:r>
+      <w:r>
+        <w:t xml:space="preserve"> </w:t>
+      </w:r>
+      <w:r>
+        <w:t xml:space="preserve">ratchet</w:t>
+      </w:r>
+      <w:r>
+        <w:t xml:space="preserve">”</w:t>
+      </w:r>
+      <w:r>
+        <w:t xml:space="preserve"> </w:t>
+      </w:r>
+      <w:r>
+        <w:t xml:space="preserve">that</w:t>
+      </w:r>
+      <w:r>
+        <w:t xml:space="preserve"> </w:t>
+      </w:r>
+      <w:r>
+        <w:t xml:space="preserve">prevents</w:t>
+      </w:r>
+      <w:r>
+        <w:t xml:space="preserve"> </w:t>
+      </w:r>
+      <w:r>
+        <w:t xml:space="preserve">regression.</w:t>
+      </w:r>
+      <w:r>
+        <w:t xml:space="preserve"> </w:t>
+      </w:r>
+      <w:r>
+        <w:t xml:space="preserve">Decoupling</w:t>
+      </w:r>
+      <w:r>
+        <w:t xml:space="preserve"> </w:t>
+      </w:r>
+      <w:r>
+        <w:t xml:space="preserve">analytical</w:t>
+      </w:r>
+      <w:r>
+        <w:t xml:space="preserve"> </w:t>
+      </w:r>
+      <w:r>
+        <w:t xml:space="preserve">capability</w:t>
+      </w:r>
+      <w:r>
+        <w:t xml:space="preserve"> </w:t>
+      </w:r>
+      <w:r>
+        <w:t xml:space="preserve">from</w:t>
+      </w:r>
+      <w:r>
+        <w:t xml:space="preserve"> </w:t>
+      </w:r>
+      <w:r>
+        <w:t xml:space="preserve">individual</w:t>
+      </w:r>
+      <w:r>
+        <w:t xml:space="preserve"> </w:t>
+      </w:r>
+      <w:r>
+        <w:t xml:space="preserve">tenure</w:t>
+      </w:r>
+      <w:r>
+        <w:t xml:space="preserve"> </w:t>
+      </w:r>
+      <w:r>
+        <w:t xml:space="preserve">lets</w:t>
+      </w:r>
+      <w:r>
+        <w:t xml:space="preserve"> </w:t>
+      </w:r>
+      <w:r>
+        <w:t xml:space="preserve">analytics</w:t>
+      </w:r>
+      <w:r>
+        <w:t xml:space="preserve"> </w:t>
+      </w:r>
+      <w:r>
+        <w:t xml:space="preserve">maturity</w:t>
+      </w:r>
+      <w:r>
+        <w:t xml:space="preserve"> </w:t>
+      </w:r>
+      <w:r>
+        <w:t xml:space="preserve">advance</w:t>
+      </w:r>
+      <w:r>
+        <w:t xml:space="preserve"> </w:t>
+      </w:r>
+      <w:r>
+        <w:t xml:space="preserve">even</w:t>
+      </w:r>
+      <w:r>
+        <w:t xml:space="preserve"> </w:t>
+      </w:r>
+      <w:r>
+        <w:t xml:space="preserve">as</w:t>
+      </w:r>
+      <w:r>
+        <w:t xml:space="preserve"> </w:t>
+      </w:r>
+      <w:r>
+        <w:t xml:space="preserve">the</w:t>
+      </w:r>
+      <w:r>
+        <w:t xml:space="preserve"> </w:t>
+      </w:r>
+      <w:r>
+        <w:t xml:space="preserve">workforce</w:t>
+      </w:r>
+      <w:r>
+        <w:t xml:space="preserve"> </w:t>
+      </w:r>
+      <w:r>
+        <w:t xml:space="preserve">evolves.</w:t>
+      </w:r>
+      <w:r>
+        <w:t xml:space="preserve"> </w:t>
+      </w:r>
+      <w:r>
+        <w:t xml:space="preserve">This</w:t>
+      </w:r>
+      <w:r>
+        <w:t xml:space="preserve"> </w:t>
+      </w:r>
+      <w:r>
+        <w:t xml:space="preserve">paper</w:t>
+      </w:r>
+      <w:r>
+        <w:t xml:space="preserve"> </w:t>
+      </w:r>
+      <w:r>
+        <w:t xml:space="preserve">proposes</w:t>
+      </w:r>
+      <w:r>
+        <w:t xml:space="preserve"> </w:t>
+      </w:r>
+      <w:r>
+        <w:t xml:space="preserve">and</w:t>
+      </w:r>
+      <w:r>
+        <w:t xml:space="preserve"> </w:t>
+      </w:r>
+      <w:r>
+        <w:t xml:space="preserve">theoretically</w:t>
+      </w:r>
+      <w:r>
+        <w:t xml:space="preserve"> </w:t>
+      </w:r>
+      <w:r>
+        <w:t xml:space="preserve">motivates</w:t>
+      </w:r>
+      <w:r>
+        <w:t xml:space="preserve"> </w:t>
+      </w:r>
+      <w:r>
+        <w:t xml:space="preserve">the</w:t>
+      </w:r>
+      <w:r>
+        <w:t xml:space="preserve"> </w:t>
+      </w:r>
+      <w:r>
+        <w:t xml:space="preserve">framework;</w:t>
+      </w:r>
+      <w:r>
+        <w:t xml:space="preserve"> </w:t>
+      </w:r>
+      <w:r>
+        <w:t xml:space="preserve">empirical</w:t>
+      </w:r>
+      <w:r>
+        <w:t xml:space="preserve"> </w:t>
+      </w:r>
+      <w:r>
+        <w:t xml:space="preserve">validation</w:t>
+      </w:r>
+      <w:r>
+        <w:t xml:space="preserve"> </w:t>
+      </w:r>
+      <w:r>
+        <w:t xml:space="preserve">is</w:t>
+      </w:r>
+      <w:r>
+        <w:t xml:space="preserve"> </w:t>
+      </w:r>
+      <w:r>
+        <w:t xml:space="preserve">deferred</w:t>
+      </w:r>
+      <w:r>
+        <w:t xml:space="preserve"> </w:t>
+      </w:r>
+      <w:r>
+        <w:t xml:space="preserve">to</w:t>
+      </w:r>
+      <w:r>
+        <w:t xml:space="preserve"> </w:t>
+      </w:r>
+      <w:r>
+        <w:t xml:space="preserve">a</w:t>
+      </w:r>
+      <w:r>
+        <w:t xml:space="preserve"> </w:t>
+      </w:r>
+      <w:r>
+        <w:t xml:space="preserve">companion</w:t>
+      </w:r>
+      <w:r>
+        <w:t xml:space="preserve"> </w:t>
+      </w:r>
+      <w:r>
+        <w:t xml:space="preserve">study.</w:t>
+      </w:r>
+    </w:p>
+    <w:bookmarkStart w:id="20" w:name="Xa772df4b8f827734714eb2cb65812cb56df5f7d"/>
     <w:p>
       <w:pPr>
         <w:pStyle w:val="Heading1"/>
@@ -164,7 +1814,13 @@
         <w:t xml:space="preserve"> </w:t>
       </w:r>
       <w:r>
-        <w:t xml:space="preserve">“Triple Threat”</w:t>
+        <w:t xml:space="preserve">“</w:t>
+      </w:r>
+      <w:r>
+        <w:t xml:space="preserve">Triple Threat</w:t>
+      </w:r>
+      <w:r>
+        <w:t xml:space="preserve">”</w:t>
       </w:r>
       <w:r>
         <w:t xml:space="preserve"> </w:t>
@@ -283,7 +1939,13 @@
         <w:t xml:space="preserve"> </w:t>
       </w:r>
       <w:r>
-        <w:t xml:space="preserve">“Institutional Amnesia”</w:t>
+        <w:t xml:space="preserve">“</w:t>
+      </w:r>
+      <w:r>
+        <w:t xml:space="preserve">Institutional Amnesia</w:t>
+      </w:r>
+      <w:r>
+        <w:t xml:space="preserve">”</w:t>
       </w:r>
       <w:r>
         <w:t xml:space="preserve"> </w:t>
@@ -481,7 +2143,13 @@
         <w:t xml:space="preserve"> </w:t>
       </w:r>
       <w:r>
-        <w:t xml:space="preserve">“data”</w:t>
+        <w:t xml:space="preserve">“</w:t>
+      </w:r>
+      <w:r>
+        <w:t xml:space="preserve">data</w:t>
+      </w:r>
+      <w:r>
+        <w:t xml:space="preserve">”</w:t>
       </w:r>
       <w:r>
         <w:t xml:space="preserve"> </w:t>
@@ -513,7 +2181,13 @@
         <w:t xml:space="preserve"> </w:t>
       </w:r>
       <w:r>
-        <w:t xml:space="preserve">“exclusion code 99”</w:t>
+        <w:t xml:space="preserve">“</w:t>
+      </w:r>
+      <w:r>
+        <w:t xml:space="preserve">exclusion code 99</w:t>
+      </w:r>
+      <w:r>
+        <w:t xml:space="preserve">”</w:t>
       </w:r>
       <w:r>
         <w:t xml:space="preserve"> </w:t>
@@ -525,7 +2199,13 @@
         <w:t xml:space="preserve"> </w:t>
       </w:r>
       <w:r>
-        <w:t xml:space="preserve">“hospice transfer”</w:t>
+        <w:t xml:space="preserve">“</w:t>
+      </w:r>
+      <w:r>
+        <w:t xml:space="preserve">hospice transfer</w:t>
+      </w:r>
+      <w:r>
+        <w:t xml:space="preserve">”</w:t>
       </w:r>
       <w:r>
         <w:t xml:space="preserve"> </w:t>
@@ -585,7 +2265,13 @@
         <w:t xml:space="preserve"> </w:t>
       </w:r>
       <w:r>
-        <w:t xml:space="preserve">“Great Resignation,”</w:t>
+        <w:t xml:space="preserve">“</w:t>
+      </w:r>
+      <w:r>
+        <w:t xml:space="preserve">Great Resignation,</w:t>
+      </w:r>
+      <w:r>
+        <w:t xml:space="preserve">”</w:t>
       </w:r>
       <w:r>
         <w:t xml:space="preserve"> </w:t>
@@ -766,8 +2452,8 @@
         <w:t xml:space="preserve">.</w:t>
       </w:r>
     </w:p>
-    <w:bookmarkEnd w:id="9"/>
-    <w:bookmarkStart w:id="12" w:name="Xd1e5d85c386cb0a54481a328e393ff51b6e18a9"/>
+    <w:bookmarkEnd w:id="20"/>
+    <w:bookmarkStart w:id="23" w:name="Xd1e5d85c386cb0a54481a328e393ff51b6e18a9"/>
     <w:p>
       <w:pPr>
         <w:pStyle w:val="Heading1"/>
@@ -963,6 +2649,7 @@
       <w:tblPr>
         <w:tblStyle w:val="Table"/>
         <w:tblW w:type="pct" w:w="5000"/>
+        <w:jc w:val="left"/>
         <w:tblLayout w:type="fixed"/>
         <w:tblLook w:firstRow="1" w:lastRow="0" w:firstColumn="0" w:lastColumn="0" w:noHBand="0" w:noVBand="0" w:val="0020"/>
         <w:tblCaption w:val="Table 1. Framework alignment with established models. "/>
@@ -1216,7 +2903,7 @@
         <w:t xml:space="preserve">.</w:t>
       </w:r>
     </w:p>
-    <w:bookmarkStart w:id="10" w:name="the-broken-cycle-socialization-failure"/>
+    <w:bookmarkStart w:id="21" w:name="the-broken-cycle-socialization-failure"/>
     <w:p>
       <w:pPr>
         <w:pStyle w:val="Heading2"/>
@@ -1300,7 +2987,13 @@
         <w:t xml:space="preserve"> </w:t>
       </w:r>
       <w:r>
-        <w:t xml:space="preserve">“apprenticeship window”</w:t>
+        <w:t xml:space="preserve">“</w:t>
+      </w:r>
+      <w:r>
+        <w:t xml:space="preserve">apprenticeship window</w:t>
+      </w:r>
+      <w:r>
+        <w:t xml:space="preserve">”</w:t>
       </w:r>
       <w:r>
         <w:t xml:space="preserve"> </w:t>
@@ -1408,8 +3101,8 @@
         <w:t xml:space="preserve">. Socialization is no longer a viable strategy for resilience.</w:t>
       </w:r>
     </w:p>
-    <w:bookmarkEnd w:id="10"/>
-    <w:bookmarkStart w:id="11" w:name="Xf458f350ef8764fcb7ec571ecbc945d28921a42"/>
+    <w:bookmarkEnd w:id="21"/>
+    <w:bookmarkStart w:id="22" w:name="Xf458f350ef8764fcb7ec571ecbc945d28921a42"/>
     <w:p>
       <w:pPr>
         <w:pStyle w:val="Heading2"/>
@@ -1587,7 +3280,13 @@
         <w:t xml:space="preserve"> </w:t>
       </w:r>
       <w:r>
-        <w:t xml:space="preserve">“Hypertension readmissions excluding planned transfers”</w:t>
+        <w:t xml:space="preserve">“</w:t>
+      </w:r>
+      <w:r>
+        <w:t xml:space="preserve">Hypertension readmissions excluding planned transfers</w:t>
+      </w:r>
+      <w:r>
+        <w:t xml:space="preserve">”</w:t>
       </w:r>
       <w:r>
         <w:t xml:space="preserve">).</w:t>
@@ -1634,7 +3333,13 @@
         <w:t xml:space="preserve"> </w:t>
       </w:r>
       <w:r>
-        <w:t xml:space="preserve">“why”</w:t>
+        <w:t xml:space="preserve">“</w:t>
+      </w:r>
+      <w:r>
+        <w:t xml:space="preserve">why</w:t>
+      </w:r>
+      <w:r>
+        <w:t xml:space="preserve">”</w:t>
       </w:r>
       <w:r>
         <w:t xml:space="preserve"> </w:t>
@@ -1646,7 +3351,13 @@
         <w:t xml:space="preserve"> </w:t>
       </w:r>
       <w:r>
-        <w:t xml:space="preserve">“Excluding status 02 per Centers for Medicare and Medicaid Services (CMS) 2025 rule”</w:t>
+        <w:t xml:space="preserve">“</w:t>
+      </w:r>
+      <w:r>
+        <w:t xml:space="preserve">Excluding status 02 per Centers for Medicare and Medicaid Services (CMS) 2025 rule</w:t>
+      </w:r>
+      <w:r>
+        <w:t xml:space="preserve">”</w:t>
       </w:r>
       <w:r>
         <w:t xml:space="preserve">).</w:t>
@@ -1693,9 +3404,9 @@
         <w:t xml:space="preserve">.</w:t>
       </w:r>
     </w:p>
-    <w:bookmarkEnd w:id="11"/>
-    <w:bookmarkEnd w:id="12"/>
-    <w:bookmarkStart w:id="22" w:name="human-in-the-loop-knowledge-governance"/>
+    <w:bookmarkEnd w:id="22"/>
+    <w:bookmarkEnd w:id="23"/>
+    <w:bookmarkStart w:id="33" w:name="human-in-the-loop-knowledge-governance"/>
     <w:p>
       <w:pPr>
         <w:pStyle w:val="Heading1"/>
@@ -1751,7 +3462,7 @@
         <w:t xml:space="preserve">with the Validated Query Cycle as its core operational process. This framing reflects that the system serves as a governance mechanism, not just a productivity tool.</w:t>
       </w:r>
     </w:p>
-    <w:bookmarkStart w:id="19" w:name="the-hitl-kg-architecture"/>
+    <w:bookmarkStart w:id="30" w:name="the-hitl-kg-architecture"/>
     <w:p>
       <w:pPr>
         <w:pStyle w:val="Heading2"/>
@@ -1790,18 +3501,18 @@
           <wp:inline>
             <wp:extent cx="4613700" cy="5263754"/>
             <wp:effectExtent b="0" l="0" r="0" t="0"/>
-            <wp:docPr descr="Figure 1. Human-in-the-Loop Knowledge Governance (HITL-KG) architecture." title="" id="14" name="Picture"/>
+            <wp:docPr descr="Figure 1. Human-in-the-Loop Knowledge Governance (HITL-KG) architecture." title="" id="25" name="Picture"/>
             <a:graphic>
               <a:graphicData uri="http://schemas.openxmlformats.org/drawingml/2006/picture">
                 <pic:pic>
                   <pic:nvPicPr>
-                    <pic:cNvPr descr="figures/architecture.mmd.png" id="15" name="Picture"/>
+                    <pic:cNvPr descr="figures/architecture.mmd.png" id="26" name="Picture"/>
                     <pic:cNvPicPr>
                       <a:picLocks noChangeArrowheads="1" noChangeAspect="1"/>
                     </pic:cNvPicPr>
                   </pic:nvPicPr>
                   <pic:blipFill>
-                    <a:blip r:embed="rId13"/>
+                    <a:blip r:embed="rId24"/>
                     <a:stretch>
                       <a:fillRect/>
                     </a:stretch>
@@ -1861,18 +3572,18 @@
           <wp:inline>
             <wp:extent cx="3381271" cy="6099048"/>
             <wp:effectExtent b="0" l="0" r="0" t="0"/>
-            <wp:docPr descr="Figure 2. The six-step Validated Query Cycle and its mapping to the three pillars." title="" id="17" name="Picture"/>
+            <wp:docPr descr="Figure 2. The six-step Validated Query Cycle and its mapping to the three pillars." title="" id="28" name="Picture"/>
             <a:graphic>
               <a:graphicData uri="http://schemas.openxmlformats.org/drawingml/2006/picture">
                 <pic:pic>
                   <pic:nvPicPr>
-                    <pic:cNvPr descr="figures/knowledge-cycle.mmd.png" id="18" name="Picture"/>
+                    <pic:cNvPr descr="figures/knowledge-cycle.mmd.png" id="29" name="Picture"/>
                     <pic:cNvPicPr>
                       <a:picLocks noChangeArrowheads="1" noChangeAspect="1"/>
                     </pic:cNvPicPr>
                   </pic:nvPicPr>
                   <pic:blipFill>
-                    <a:blip r:embed="rId16"/>
+                    <a:blip r:embed="rId27"/>
                     <a:stretch>
                       <a:fillRect/>
                     </a:stretch>
@@ -1915,8 +3626,8 @@
         <w:t xml:space="preserve">A natural language question (step 1) yields candidate SQL (step 2) that the analyst validates against the system’s explained logic (step 3), looping back if incorrect. Validated triples are stored in organizational memory (step 4), matched by future queries (step 5), and persist across staff turnover (step 6). Dashed arrows mark the pillar outcomes: storage advances analytics maturity, persistence stabilizes workforce agility, and retrieval increases technical enablement.</w:t>
       </w:r>
     </w:p>
-    <w:bookmarkEnd w:id="19"/>
-    <w:bookmarkStart w:id="20" w:name="the-process-of-externalization"/>
+    <w:bookmarkEnd w:id="30"/>
+    <w:bookmarkStart w:id="31" w:name="the-process-of-externalization"/>
     <w:p>
       <w:pPr>
         <w:pStyle w:val="Heading2"/>
@@ -2040,8 +3751,8 @@
         <w:t xml:space="preserve">. Multimedia Appendix 1 details each step alongside worked examples.</w:t>
       </w:r>
     </w:p>
-    <w:bookmarkEnd w:id="20"/>
-    <w:bookmarkStart w:id="21" w:name="comparison-with-existing-approaches"/>
+    <w:bookmarkEnd w:id="31"/>
+    <w:bookmarkStart w:id="32" w:name="comparison-with-existing-approaches"/>
     <w:p>
       <w:pPr>
         <w:pStyle w:val="Heading2"/>
@@ -2079,7 +3790,13 @@
         <w:t xml:space="preserve"> </w:t>
       </w:r>
       <w:r>
-        <w:t xml:space="preserve">“schema rot”</w:t>
+        <w:t xml:space="preserve">“</w:t>
+      </w:r>
+      <w:r>
+        <w:t xml:space="preserve">schema rot</w:t>
+      </w:r>
+      <w:r>
+        <w:t xml:space="preserve">”</w:t>
       </w:r>
       <w:r>
         <w:t xml:space="preserve"> </w:t>
@@ -2284,9 +4001,9 @@
         <w:t xml:space="preserve">. HITL-KG occupies the middle ground: AI generates, humans validate.</w:t>
       </w:r>
     </w:p>
-    <w:bookmarkEnd w:id="21"/>
-    <w:bookmarkEnd w:id="22"/>
-    <w:bookmarkStart w:id="26" w:name="the-evidence-base-three-pillars"/>
+    <w:bookmarkEnd w:id="32"/>
+    <w:bookmarkEnd w:id="33"/>
+    <w:bookmarkStart w:id="37" w:name="the-evidence-base-three-pillars"/>
     <w:p>
       <w:pPr>
         <w:pStyle w:val="Heading1"/>
@@ -2311,7 +4028,7 @@
         <w:t xml:space="preserve">The HITL-KG framework is supported by three pillars of empirical evidence synthesized from the literature cited throughout this article.</w:t>
       </w:r>
     </w:p>
-    <w:bookmarkStart w:id="23" w:name="pillar-1-analytics-maturity-evidence"/>
+    <w:bookmarkStart w:id="34" w:name="pillar-1-analytics-maturity-evidence"/>
     <w:p>
       <w:pPr>
         <w:pStyle w:val="Heading2"/>
@@ -2494,7 +4211,13 @@
         <w:t xml:space="preserve"> </w:t>
       </w:r>
       <w:r>
-        <w:t xml:space="preserve">“low-maturity trap”</w:t>
+        <w:t xml:space="preserve">“</w:t>
+      </w:r>
+      <w:r>
+        <w:t xml:space="preserve">low-maturity trap</w:t>
+      </w:r>
+      <w:r>
+        <w:t xml:space="preserve">”</w:t>
       </w:r>
       <w:r>
         <w:t xml:space="preserve"> </w:t>
@@ -2613,8 +4336,8 @@
         <w:t xml:space="preserve">. The trap thus compounds: each year of delayed investment widens the gap between what the organization could know and what it does know.</w:t>
       </w:r>
     </w:p>
-    <w:bookmarkEnd w:id="23"/>
-    <w:bookmarkStart w:id="24" w:name="pillar-2-workforce-agility-evidence"/>
+    <w:bookmarkEnd w:id="34"/>
+    <w:bookmarkStart w:id="35" w:name="pillar-2-workforce-agility-evidence"/>
     <w:p>
       <w:pPr>
         <w:pStyle w:val="Heading2"/>
@@ -2766,7 +4489,13 @@
         <w:t xml:space="preserve"> </w:t>
       </w:r>
       <w:r>
-        <w:t xml:space="preserve">“revolving door”</w:t>
+        <w:t xml:space="preserve">“</w:t>
+      </w:r>
+      <w:r>
+        <w:t xml:space="preserve">revolving door</w:t>
+      </w:r>
+      <w:r>
+        <w:t xml:space="preserve">”</w:t>
       </w:r>
       <w:r>
         <w:t xml:space="preserve"> </w:t>
@@ -2778,7 +4507,13 @@
         <w:t xml:space="preserve"> </w:t>
       </w:r>
       <w:r>
-        <w:t xml:space="preserve">“Collective Knowledge Structures”</w:t>
+        <w:t xml:space="preserve">“</w:t>
+      </w:r>
+      <w:r>
+        <w:t xml:space="preserve">Collective Knowledge Structures</w:t>
+      </w:r>
+      <w:r>
+        <w:t xml:space="preserve">”</w:t>
       </w:r>
       <w:r>
         <w:t xml:space="preserve"> </w:t>
@@ -2815,8 +4550,8 @@
         <w:t xml:space="preserve">The workforce crisis operates at multiple reinforcing levels, as detailed in the Theoretical Grounding section: leadership churn, operational shortages, and foundational attrition collectively prevent the sustained mentorship that Socialization requires. This multi-level instability ensures that the temporal overlap between experienced practitioners and newcomers rarely materializes.</w:t>
       </w:r>
     </w:p>
-    <w:bookmarkEnd w:id="24"/>
-    <w:bookmarkStart w:id="25" w:name="pillar-3-technical-enablement-evidence"/>
+    <w:bookmarkEnd w:id="35"/>
+    <w:bookmarkStart w:id="36" w:name="pillar-3-technical-enablement-evidence"/>
     <w:p>
       <w:pPr>
         <w:pStyle w:val="Heading2"/>
@@ -3064,9 +4799,9 @@
         <w:t xml:space="preserve">. The very difficulty of making NL2SQL work correctly thus becomes a governance opportunity: it compels organizations to surface and formalize tacit knowledge that would otherwise depart with its experts.</w:t>
       </w:r>
     </w:p>
-    <w:bookmarkEnd w:id="25"/>
-    <w:bookmarkEnd w:id="26"/>
-    <w:bookmarkStart w:id="29" w:name="organizational-self-assessment"/>
+    <w:bookmarkEnd w:id="36"/>
+    <w:bookmarkEnd w:id="37"/>
+    <w:bookmarkStart w:id="40" w:name="organizational-self-assessment"/>
     <w:p>
       <w:pPr>
         <w:pStyle w:val="Heading1"/>
@@ -3099,7 +4834,7 @@
         <w:t xml:space="preserve">(Table 2) that enables healthcare organizations to evaluate their current position across each pillar and identify compounding vulnerabilities.</w:t>
       </w:r>
     </w:p>
-    <w:bookmarkStart w:id="27" w:name="why-assessment-not-just-maturity"/>
+    <w:bookmarkStart w:id="38" w:name="why-assessment-not-just-maturity"/>
     <w:p>
       <w:pPr>
         <w:pStyle w:val="Heading2"/>
@@ -3189,8 +4924,8 @@
         <w:t xml:space="preserve">. The Three-Pillar Assessment addresses this gap by organizing evidence-based indicators around the domains where institutional amnesia operates, measuring not just where an organization stands but how vulnerable it is.</w:t>
       </w:r>
     </w:p>
-    <w:bookmarkEnd w:id="27"/>
-    <w:bookmarkStart w:id="28" w:name="the-three-pillar-rubric"/>
+    <w:bookmarkEnd w:id="38"/>
+    <w:bookmarkStart w:id="39" w:name="the-three-pillar-rubric"/>
     <w:p>
       <w:pPr>
         <w:pStyle w:val="Heading2"/>
@@ -3210,7 +4945,13 @@
         <w:t xml:space="preserve"> </w:t>
       </w:r>
       <w:r>
-        <w:t xml:space="preserve">“Low Strength”</w:t>
+        <w:t xml:space="preserve">“</w:t>
+      </w:r>
+      <w:r>
+        <w:t xml:space="preserve">Low Strength</w:t>
+      </w:r>
+      <w:r>
+        <w:t xml:space="preserve">”</w:t>
       </w:r>
       <w:r>
         <w:t xml:space="preserve"> </w:t>
@@ -3234,6 +4975,7 @@
       <w:tblPr>
         <w:tblStyle w:val="Table"/>
         <w:tblW w:type="pct" w:w="5000"/>
+        <w:jc w:val="left"/>
         <w:tblLayout w:type="fixed"/>
         <w:tblLook w:firstRow="1" w:lastRow="0" w:firstColumn="0" w:lastColumn="0" w:noHBand="0" w:noVBand="0" w:val="0020"/>
         <w:tblCaption w:val="Table 2. Three-Pillar Assessment Rubric indicators (full rubric with anchors in Multimedia Appendix 2). "/>
@@ -3361,7 +5103,13 @@
         <w:t xml:space="preserve"> </w:t>
       </w:r>
       <w:r>
-        <w:t xml:space="preserve">“Schema Coupling”</w:t>
+        <w:t xml:space="preserve">“</w:t>
+      </w:r>
+      <w:r>
+        <w:t xml:space="preserve">Schema Coupling</w:t>
+      </w:r>
+      <w:r>
+        <w:t xml:space="preserve">”</w:t>
       </w:r>
       <w:r>
         <w:t xml:space="preserve"> </w:t>
@@ -3464,9 +5212,9 @@
         <w:t xml:space="preserve">The rubric complements rather than replaces AMAM. Where AMAM measures the sophistication of analytical capabilities at a point in time, the Three-Pillar Assessment reveals how vulnerable those capabilities are to the compounding effects of turnover, low maturity, and technical barriers. Used together, they provide a two-dimensional view of analytics health.</w:t>
       </w:r>
     </w:p>
-    <w:bookmarkEnd w:id="28"/>
-    <w:bookmarkEnd w:id="29"/>
-    <w:bookmarkStart w:id="30" w:name="the-validator-paradox-and-standard-work"/>
+    <w:bookmarkEnd w:id="39"/>
+    <w:bookmarkEnd w:id="40"/>
+    <w:bookmarkStart w:id="41" w:name="the-validator-paradox-and-standard-work"/>
     <w:p>
       <w:pPr>
         <w:pStyle w:val="Heading1"/>
@@ -3510,7 +5258,13 @@
         <w:t xml:space="preserve"> </w:t>
       </w:r>
       <w:r>
-        <w:t xml:space="preserve">“Standard Work”</w:t>
+        <w:t xml:space="preserve">“</w:t>
+      </w:r>
+      <w:r>
+        <w:t xml:space="preserve">Standard Work</w:t>
+      </w:r>
+      <w:r>
+        <w:t xml:space="preserve">”</w:t>
       </w:r>
       <w:r>
         <w:t xml:space="preserve"> </w:t>
@@ -3637,7 +5391,13 @@
         <w:t xml:space="preserve"> </w:t>
       </w:r>
       <w:r>
-        <w:t xml:space="preserve">“S.M.A.R.T.”</w:t>
+        <w:t xml:space="preserve">“</w:t>
+      </w:r>
+      <w:r>
+        <w:t xml:space="preserve">S.M.A.R.T.</w:t>
+      </w:r>
+      <w:r>
+        <w:t xml:space="preserve">”</w:t>
       </w:r>
       <w:r>
         <w:t xml:space="preserve"> </w:t>
@@ -3742,7 +5502,13 @@
         <w:t xml:space="preserve"> </w:t>
       </w:r>
       <w:r>
-        <w:t xml:space="preserve">“provisional”</w:t>
+        <w:t xml:space="preserve">“</w:t>
+      </w:r>
+      <w:r>
+        <w:t xml:space="preserve">provisional</w:t>
+      </w:r>
+      <w:r>
+        <w:t xml:space="preserve">”</w:t>
       </w:r>
       <w:r>
         <w:t xml:space="preserve"> </w:t>
@@ -3795,7 +5561,13 @@
         <w:t xml:space="preserve"> </w:t>
       </w:r>
       <w:r>
-        <w:t xml:space="preserve">“Golden Queries,”</w:t>
+        <w:t xml:space="preserve">“</w:t>
+      </w:r>
+      <w:r>
+        <w:t xml:space="preserve">Golden Queries,</w:t>
+      </w:r>
+      <w:r>
+        <w:t xml:space="preserve">”</w:t>
       </w:r>
       <w:r>
         <w:t xml:space="preserve"> </w:t>
@@ -3827,8 +5599,8 @@
         <w:t xml:space="preserve">while preserving analytical agility.</w:t>
       </w:r>
     </w:p>
-    <w:bookmarkEnd w:id="30"/>
-    <w:bookmarkStart w:id="31" w:name="safety-as-cognitive-forcing"/>
+    <w:bookmarkEnd w:id="41"/>
+    <w:bookmarkStart w:id="42" w:name="safety-as-cognitive-forcing"/>
     <w:p>
       <w:pPr>
         <w:pStyle w:val="Heading1"/>
@@ -3861,7 +5633,13 @@
         <w:t xml:space="preserve"> </w:t>
       </w:r>
       <w:r>
-        <w:t xml:space="preserve">“laundering hallucinations”</w:t>
+        <w:t xml:space="preserve">“</w:t>
+      </w:r>
+      <w:r>
+        <w:t xml:space="preserve">laundering hallucinations</w:t>
+      </w:r>
+      <w:r>
+        <w:t xml:space="preserve">”</w:t>
       </w:r>
       <w:r>
         <w:t xml:space="preserve">: a plausible-sounding but factually incorrect query result that enters the decision pipeline undetected and influences clinical or operational choices. Because large language models generate fluent, confident output regardless of correctness, errors arrive dressed in the language of expertise, harder to catch than obviously malformed output.</w:t>
@@ -4020,7 +5798,13 @@
         <w:t xml:space="preserve"> </w:t>
       </w:r>
       <w:r>
-        <w:t xml:space="preserve">“call-out”</w:t>
+        <w:t xml:space="preserve">“</w:t>
+      </w:r>
+      <w:r>
+        <w:t xml:space="preserve">call-out</w:t>
+      </w:r>
+      <w:r>
+        <w:t xml:space="preserve">”</w:t>
       </w:r>
       <w:r>
         <w:t xml:space="preserve"> </w:t>
@@ -4029,8 +5813,8 @@
         <w:t xml:space="preserve">that interrupts uncritical acceptance, so the friction of validation is not a cost but the mechanism of safety itself.</w:t>
       </w:r>
     </w:p>
-    <w:bookmarkEnd w:id="31"/>
-    <w:bookmarkStart w:id="32" w:name="Xf414813cd0afe621d2dc19456f0dc09d0fd73a3"/>
+    <w:bookmarkEnd w:id="42"/>
+    <w:bookmarkStart w:id="43" w:name="Xf414813cd0afe621d2dc19456f0dc09d0fd73a3"/>
     <w:p>
       <w:pPr>
         <w:pStyle w:val="Heading1"/>
@@ -4112,7 +5896,13 @@
         <w:t xml:space="preserve"> </w:t>
       </w:r>
       <w:r>
-        <w:t xml:space="preserve">“messy”</w:t>
+        <w:t xml:space="preserve">“</w:t>
+      </w:r>
+      <w:r>
+        <w:t xml:space="preserve">messy</w:t>
+      </w:r>
+      <w:r>
+        <w:t xml:space="preserve">”</w:t>
       </w:r>
       <w:r>
         <w:t xml:space="preserve"> </w:t>
@@ -4184,8 +5974,8 @@
         <w:t xml:space="preserve">standards.</w:t>
       </w:r>
     </w:p>
-    <w:bookmarkEnd w:id="32"/>
-    <w:bookmarkStart w:id="33" w:name="limitations"/>
+    <w:bookmarkEnd w:id="43"/>
+    <w:bookmarkStart w:id="44" w:name="limitations"/>
     <w:p>
       <w:pPr>
         <w:pStyle w:val="Heading1"/>
@@ -4230,8 +6020,8 @@
         <w:t xml:space="preserve">. This complementarity also bounds the framework. Where data models and business rules change continually, no approach is self-maintaining; precisely because retained expertise cannot manually keep pace with constant change, knowledge must be externalized into curated artifacts, yet the validated query library must itself be actively maintained, a burden the Continuous Analytic Integration mechanism mitigates but does not remove.</w:t>
       </w:r>
     </w:p>
-    <w:bookmarkEnd w:id="33"/>
-    <w:bookmarkStart w:id="34" w:name="implications-and-future-research"/>
+    <w:bookmarkEnd w:id="44"/>
+    <w:bookmarkStart w:id="45" w:name="implications-and-future-research"/>
     <w:p>
       <w:pPr>
         <w:pStyle w:val="Heading1"/>
@@ -4269,8 +6059,8 @@
         <w:t xml:space="preserve">Future research should empirically validate and refine the HITL-KG framework and the proposed Three-Pillar Assessment Rubric. Priority questions include: how pillar scores correlate with observed continuity of analytics performance during leadership and staff turnover; whether HITL-KG mediated natural language to SQL workflows reduce error rates, recovery time, and rework compared to baseline tooling; and which governance patterns most effectively balance safety, transparency, and equity when human validators operate at scale. Prospective multi-site implementation studies, controlled user experiments, and qualitative implementation research will be needed to test these claims across diverse organizational, regulatory, and data environments.</w:t>
       </w:r>
     </w:p>
-    <w:bookmarkEnd w:id="34"/>
-    <w:bookmarkStart w:id="35" w:name="acknowledgments"/>
+    <w:bookmarkEnd w:id="45"/>
+    <w:bookmarkStart w:id="46" w:name="acknowledgments"/>
     <w:p>
       <w:pPr>
         <w:pStyle w:val="Heading1"/>
@@ -4287,8 +6077,8 @@
         <w:t xml:space="preserve">The author (S.T.H.) is the sole author and takes full responsibility for the manuscript’s content. Generative AI disclosure: generative AI was used to assist this work, specifically Gemini CLI (Gemini 3, Google) and Claude Code (Claude 5, Anthropic) for manuscript editing, language refinement, and literature search. Generative AI was not used to generate research findings, data, or conclusions; the author conducted the research and verified all claims, citations, and AI-assisted text. Figures were generated using the Mermaid graph language.</w:t>
       </w:r>
     </w:p>
-    <w:bookmarkEnd w:id="35"/>
-    <w:bookmarkStart w:id="36" w:name="author-contributions"/>
+    <w:bookmarkEnd w:id="46"/>
+    <w:bookmarkStart w:id="47" w:name="author-contributions"/>
     <w:p>
       <w:pPr>
         <w:pStyle w:val="Heading1"/>
@@ -4305,8 +6095,8 @@
         <w:t xml:space="preserve">S.T.H.: Conceptualization, Investigation, Methodology, Writing (Original Draft), Writing (Review and Editing), Visualization.</w:t>
       </w:r>
     </w:p>
-    <w:bookmarkEnd w:id="36"/>
-    <w:bookmarkStart w:id="37" w:name="conflicts-of-interest"/>
+    <w:bookmarkEnd w:id="47"/>
+    <w:bookmarkStart w:id="48" w:name="conflicts-of-interest"/>
     <w:p>
       <w:pPr>
         <w:pStyle w:val="Heading1"/>
@@ -4323,8 +6113,8 @@
         <w:t xml:space="preserve">The author declares the following competing interests: Samuel T Harrold is a contract product advisor at Yuimedi, Inc., which develops healthcare analytics software including conversational AI platforms relevant to this review’s subject matter. The author is also employed as a Data Scientist at Indiana University Health. This paper presents an analytical framework derived from published literature and does not evaluate or recommend specific commercial products, including those of the author’s affiliated organizations. The views expressed are the author’s own and do not represent the official positions of Indiana University Health or Yuimedi, Inc.</w:t>
       </w:r>
     </w:p>
-    <w:bookmarkEnd w:id="37"/>
-    <w:bookmarkStart w:id="38" w:name="data-availability"/>
+    <w:bookmarkEnd w:id="48"/>
+    <w:bookmarkStart w:id="49" w:name="data-availability"/>
     <w:p>
       <w:pPr>
         <w:pStyle w:val="Heading1"/>
@@ -4341,8 +6131,8 @@
         <w:t xml:space="preserve">This is a narrative review synthesizing existing literature. No primary datasets were generated or analyzed. All data cited are from publicly available peer-reviewed publications, industry reports, and academic theses, referenced in the bibliography. The manuscript source, build pipeline, and literature review tool are available at https://doi.org/10.5281/zenodo.18264359</w:t>
       </w:r>
     </w:p>
-    <w:bookmarkEnd w:id="38"/>
-    <w:bookmarkStart w:id="39" w:name="funding"/>
+    <w:bookmarkEnd w:id="49"/>
+    <w:bookmarkStart w:id="50" w:name="funding"/>
     <w:p>
       <w:pPr>
         <w:pStyle w:val="Heading1"/>
@@ -4359,8 +6149,8 @@
         <w:t xml:space="preserve">Yuimedi, Inc. provided financial support for the author’s time researching and writing this manuscript.</w:t>
       </w:r>
     </w:p>
-    <w:bookmarkEnd w:id="39"/>
-    <w:bookmarkStart w:id="40" w:name="abbreviations"/>
+    <w:bookmarkEnd w:id="50"/>
+    <w:bookmarkStart w:id="51" w:name="abbreviations"/>
     <w:p>
       <w:pPr>
         <w:pStyle w:val="Heading1"/>
@@ -4503,8 +6293,8 @@
         <w:t xml:space="preserve">SQL: Structured Query Language</w:t>
       </w:r>
     </w:p>
-    <w:bookmarkEnd w:id="40"/>
-    <w:bookmarkStart w:id="209" w:name="references"/>
+    <w:bookmarkEnd w:id="51"/>
+    <w:bookmarkStart w:id="220" w:name="references"/>
     <w:p>
       <w:pPr>
         <w:pStyle w:val="Heading1"/>
@@ -4513,8 +6303,8 @@
         <w:t xml:space="preserve">References</w:t>
       </w:r>
     </w:p>
-    <w:bookmarkStart w:id="208" w:name="refs"/>
-    <w:bookmarkStart w:id="42" w:name="ref-himss2024"/>
+    <w:bookmarkStart w:id="219" w:name="refs"/>
+    <w:bookmarkStart w:id="53" w:name="ref-himss2024"/>
     <w:p>
       <w:pPr>
         <w:pStyle w:val="Bibliography"/>
@@ -4556,7 +6346,7 @@
       <w:r>
         <w:t xml:space="preserve"> </w:t>
       </w:r>
-      <w:hyperlink r:id="rId41">
+      <w:hyperlink r:id="rId52">
         <w:r>
           <w:rPr>
             <w:rStyle w:val="Hyperlink"/>
@@ -4565,8 +6355,8 @@
         </w:r>
       </w:hyperlink>
     </w:p>
-    <w:bookmarkEnd w:id="42"/>
-    <w:bookmarkStart w:id="44" w:name="ref-himss2024news"/>
+    <w:bookmarkEnd w:id="53"/>
+    <w:bookmarkStart w:id="55" w:name="ref-himss2024news"/>
     <w:p>
       <w:pPr>
         <w:pStyle w:val="Bibliography"/>
@@ -4595,7 +6385,7 @@
       <w:r>
         <w:t xml:space="preserve"> </w:t>
       </w:r>
-      <w:hyperlink r:id="rId43">
+      <w:hyperlink r:id="rId54">
         <w:r>
           <w:rPr>
             <w:rStyle w:val="Hyperlink"/>
@@ -4604,8 +6394,8 @@
         </w:r>
       </w:hyperlink>
     </w:p>
-    <w:bookmarkEnd w:id="44"/>
-    <w:bookmarkStart w:id="46" w:name="ref-gal2019"/>
+    <w:bookmarkEnd w:id="55"/>
+    <w:bookmarkStart w:id="57" w:name="ref-gal2019"/>
     <w:p>
       <w:pPr>
         <w:pStyle w:val="Bibliography"/>
@@ -4620,7 +6410,7 @@
         <w:t xml:space="preserve">	</w:t>
       </w:r>
       <w:r>
-        <w:t xml:space="preserve">Gal MS, Rubinfeld DL.</w:t>
+        <w:t xml:space="preserve">Michal S. Gal, Daniel L. Rubinfeld.</w:t>
       </w:r>
       <w:r>
         <w:t xml:space="preserve"> </w:t>
@@ -4647,7 +6437,7 @@
       <w:r>
         <w:t xml:space="preserve"> </w:t>
       </w:r>
-      <w:hyperlink r:id="rId45">
+      <w:hyperlink r:id="rId56">
         <w:r>
           <w:rPr>
             <w:rStyle w:val="Hyperlink"/>
@@ -4656,8 +6446,8 @@
         </w:r>
       </w:hyperlink>
     </w:p>
-    <w:bookmarkEnd w:id="46"/>
-    <w:bookmarkStart w:id="48" w:name="ref-zhang2024"/>
+    <w:bookmarkEnd w:id="57"/>
+    <w:bookmarkStart w:id="59" w:name="ref-zhang2024"/>
     <w:p>
       <w:pPr>
         <w:pStyle w:val="Bibliography"/>
@@ -4672,7 +6462,7 @@
         <w:t xml:space="preserve">	</w:t>
       </w:r>
       <w:r>
-        <w:t xml:space="preserve">Zhang Y, Callaghan-Koru JA, Koru G.</w:t>
+        <w:t xml:space="preserve">Yue Zhang, Jennifer A Callaghan-Koru, G"unes Koru.</w:t>
       </w:r>
       <w:r>
         <w:t xml:space="preserve"> </w:t>
@@ -4696,7 +6486,7 @@
       <w:r>
         <w:t xml:space="preserve">. 2024;7(3):ooae058. doi:</w:t>
       </w:r>
-      <w:hyperlink r:id="rId47">
+      <w:hyperlink r:id="rId58">
         <w:r>
           <w:rPr>
             <w:rStyle w:val="Hyperlink"/>
@@ -4705,8 +6495,8 @@
         </w:r>
       </w:hyperlink>
     </w:p>
-    <w:bookmarkEnd w:id="48"/>
-    <w:bookmarkStart w:id="50" w:name="ref-hong2025"/>
+    <w:bookmarkEnd w:id="59"/>
+    <w:bookmarkStart w:id="61" w:name="ref-hong2025"/>
     <w:p>
       <w:pPr>
         <w:pStyle w:val="Bibliography"/>
@@ -4721,7 +6511,7 @@
         <w:t xml:space="preserve">	</w:t>
       </w:r>
       <w:r>
-        <w:t xml:space="preserve">Hong JH. When does employee turnover matter? Analyzing the role of organizational memory in the federal IT workforce.</w:t>
+        <w:t xml:space="preserve">Ji Hyeun Hong. When does employee turnover matter? Analyzing the role of organizational memory in the federal IT workforce.</w:t>
       </w:r>
       <w:r>
         <w:t xml:space="preserve"> </w:t>
@@ -4736,7 +6526,7 @@
       <w:r>
         <w:t xml:space="preserve">. 2025;35(4):434-451. doi:</w:t>
       </w:r>
-      <w:hyperlink r:id="rId49">
+      <w:hyperlink r:id="rId60">
         <w:r>
           <w:rPr>
             <w:rStyle w:val="Hyperlink"/>
@@ -4745,8 +6535,8 @@
         </w:r>
       </w:hyperlink>
     </w:p>
-    <w:bookmarkEnd w:id="50"/>
-    <w:bookmarkStart w:id="52" w:name="ref-wittkieffer2024"/>
+    <w:bookmarkEnd w:id="61"/>
+    <w:bookmarkStart w:id="63" w:name="ref-wittkieffer2024"/>
     <w:p>
       <w:pPr>
         <w:pStyle w:val="Bibliography"/>
@@ -4779,7 +6569,7 @@
       <w:r>
         <w:t xml:space="preserve"> </w:t>
       </w:r>
-      <w:hyperlink r:id="rId51">
+      <w:hyperlink r:id="rId62">
         <w:r>
           <w:rPr>
             <w:rStyle w:val="Hyperlink"/>
@@ -4788,8 +6578,8 @@
         </w:r>
       </w:hyperlink>
     </w:p>
-    <w:bookmarkEnd w:id="52"/>
-    <w:bookmarkStart w:id="54" w:name="ref-ren2024"/>
+    <w:bookmarkEnd w:id="63"/>
+    <w:bookmarkStart w:id="65" w:name="ref-ren2024"/>
     <w:p>
       <w:pPr>
         <w:pStyle w:val="Bibliography"/>
@@ -4804,7 +6594,7 @@
         <w:t xml:space="preserve">	</w:t>
       </w:r>
       <w:r>
-        <w:t xml:space="preserve">Ren H, Li P, Xue Y, Xin W, Yin X, Li H.</w:t>
+        <w:t xml:space="preserve">Hui Ren, Pan Li, Yingchun Xue, Wenhao Xin, Xin Yin, Hongyan Li.</w:t>
       </w:r>
       <w:r>
         <w:t xml:space="preserve"> </w:t>
@@ -4828,7 +6618,7 @@
       <w:r>
         <w:t xml:space="preserve">. 2024;2024(1). doi:</w:t>
       </w:r>
-      <w:hyperlink r:id="rId53">
+      <w:hyperlink r:id="rId64">
         <w:r>
           <w:rPr>
             <w:rStyle w:val="Hyperlink"/>
@@ -4837,8 +6627,8 @@
         </w:r>
       </w:hyperlink>
     </w:p>
-    <w:bookmarkEnd w:id="54"/>
-    <w:bookmarkStart w:id="56" w:name="ref-wu2024"/>
+    <w:bookmarkEnd w:id="65"/>
+    <w:bookmarkStart w:id="67" w:name="ref-wu2024"/>
     <w:p>
       <w:pPr>
         <w:pStyle w:val="Bibliography"/>
@@ -4853,7 +6643,7 @@
         <w:t xml:space="preserve">	</w:t>
       </w:r>
       <w:r>
-        <w:t xml:space="preserve">Wu L F., Li L.</w:t>
+        <w:t xml:space="preserve">Lao Wu F., L. Li.</w:t>
       </w:r>
       <w:r>
         <w:t xml:space="preserve"> </w:t>
@@ -4877,7 +6667,7 @@
       <w:r>
         <w:t xml:space="preserve">. 2024;11:e2097. doi:</w:t>
       </w:r>
-      <w:hyperlink r:id="rId55">
+      <w:hyperlink r:id="rId66">
         <w:r>
           <w:rPr>
             <w:rStyle w:val="Hyperlink"/>
@@ -4886,8 +6676,8 @@
         </w:r>
       </w:hyperlink>
     </w:p>
-    <w:bookmarkEnd w:id="56"/>
-    <w:bookmarkStart w:id="58" w:name="ref-rajamani2025"/>
+    <w:bookmarkEnd w:id="67"/>
+    <w:bookmarkStart w:id="69" w:name="ref-rajamani2025"/>
     <w:p>
       <w:pPr>
         <w:pStyle w:val="Bibliography"/>
@@ -4902,7 +6692,7 @@
         <w:t xml:space="preserve">	</w:t>
       </w:r>
       <w:r>
-        <w:t xml:space="preserve">Rajamani S, Leider JP, Gunashekar DR, Dixon BE.</w:t>
+        <w:t xml:space="preserve">Sripriya Rajamani, Jonathon P. Leider, Divya Rupini Gunashekar, Brian E. Dixon.</w:t>
       </w:r>
       <w:r>
         <w:t xml:space="preserve"> </w:t>
@@ -4926,7 +6716,7 @@
       <w:r>
         <w:t xml:space="preserve">. 2025;32(4):748-754. doi:</w:t>
       </w:r>
-      <w:hyperlink r:id="rId57">
+      <w:hyperlink r:id="rId68">
         <w:r>
           <w:rPr>
             <w:rStyle w:val="Hyperlink"/>
@@ -4935,8 +6725,8 @@
         </w:r>
       </w:hyperlink>
     </w:p>
-    <w:bookmarkEnd w:id="58"/>
-    <w:bookmarkStart w:id="60" w:name="ref-pollitt2000"/>
+    <w:bookmarkEnd w:id="69"/>
+    <w:bookmarkStart w:id="71" w:name="ref-pollitt2000"/>
     <w:p>
       <w:pPr>
         <w:pStyle w:val="Bibliography"/>
@@ -4951,7 +6741,7 @@
         <w:t xml:space="preserve">	</w:t>
       </w:r>
       <w:r>
-        <w:t xml:space="preserve">Pollitt C.</w:t>
+        <w:t xml:space="preserve">Christopher Pollitt.</w:t>
       </w:r>
       <w:r>
         <w:t xml:space="preserve"> </w:t>
@@ -4972,7 +6762,7 @@
       <w:r>
         <w:t xml:space="preserve">. 2000;18(1):5-16. doi:</w:t>
       </w:r>
-      <w:hyperlink r:id="rId59">
+      <w:hyperlink r:id="rId70">
         <w:r>
           <w:rPr>
             <w:rStyle w:val="Hyperlink"/>
@@ -4981,8 +6771,8 @@
         </w:r>
       </w:hyperlink>
     </w:p>
-    <w:bookmarkEnd w:id="60"/>
-    <w:bookmarkStart w:id="62" w:name="ref-stark2019"/>
+    <w:bookmarkEnd w:id="71"/>
+    <w:bookmarkStart w:id="73" w:name="ref-stark2019"/>
     <w:p>
       <w:pPr>
         <w:pStyle w:val="Bibliography"/>
@@ -4997,7 +6787,7 @@
         <w:t xml:space="preserve">	</w:t>
       </w:r>
       <w:r>
-        <w:t xml:space="preserve">Stark A, Head B.</w:t>
+        <w:t xml:space="preserve">Alastair Stark, Brian Head.</w:t>
       </w:r>
       <w:r>
         <w:t xml:space="preserve"> </w:t>
@@ -5021,7 +6811,7 @@
       <w:r>
         <w:t xml:space="preserve">. 2019;26(10):1521-1539. doi:</w:t>
       </w:r>
-      <w:hyperlink r:id="rId61">
+      <w:hyperlink r:id="rId72">
         <w:r>
           <w:rPr>
             <w:rStyle w:val="Hyperlink"/>
@@ -5030,8 +6820,8 @@
         </w:r>
       </w:hyperlink>
     </w:p>
-    <w:bookmarkEnd w:id="62"/>
-    <w:bookmarkStart w:id="64" w:name="ref-deholan2004"/>
+    <w:bookmarkEnd w:id="73"/>
+    <w:bookmarkStart w:id="75" w:name="ref-deholan2004"/>
     <w:p>
       <w:pPr>
         <w:pStyle w:val="Bibliography"/>
@@ -5046,7 +6836,7 @@
         <w:t xml:space="preserve">	</w:t>
       </w:r>
       <w:r>
-        <w:t xml:space="preserve">Holan PM de, Phillips N.</w:t>
+        <w:t xml:space="preserve">Pablo Martin de Holan, Nelson Phillips.</w:t>
       </w:r>
       <w:r>
         <w:t xml:space="preserve"> </w:t>
@@ -5070,7 +6860,7 @@
       <w:r>
         <w:t xml:space="preserve">. 2004;50(11):1603-1613. doi:</w:t>
       </w:r>
-      <w:hyperlink r:id="rId63">
+      <w:hyperlink r:id="rId74">
         <w:r>
           <w:rPr>
             <w:rStyle w:val="Hyperlink"/>
@@ -5079,8 +6869,8 @@
         </w:r>
       </w:hyperlink>
     </w:p>
-    <w:bookmarkEnd w:id="64"/>
-    <w:bookmarkStart w:id="66" w:name="ref-rao2006"/>
+    <w:bookmarkEnd w:id="75"/>
+    <w:bookmarkStart w:id="77" w:name="ref-rao2006"/>
     <w:p>
       <w:pPr>
         <w:pStyle w:val="Bibliography"/>
@@ -5095,7 +6885,7 @@
         <w:t xml:space="preserve">	</w:t>
       </w:r>
       <w:r>
-        <w:t xml:space="preserve">Rao RD, Argote L. Organizational learning and forgetting: The effects of turnover and structure.</w:t>
+        <w:t xml:space="preserve">R. D. Rao, L. Argote. Organizational learning and forgetting: The effects of turnover and structure.</w:t>
       </w:r>
       <w:r>
         <w:t xml:space="preserve"> </w:t>
@@ -5110,7 +6900,7 @@
       <w:r>
         <w:t xml:space="preserve">. 2006;3(2):77-85. doi:</w:t>
       </w:r>
-      <w:hyperlink r:id="rId65">
+      <w:hyperlink r:id="rId76">
         <w:r>
           <w:rPr>
             <w:rStyle w:val="Hyperlink"/>
@@ -5119,8 +6909,8 @@
         </w:r>
       </w:hyperlink>
     </w:p>
-    <w:bookmarkEnd w:id="66"/>
-    <w:bookmarkStart w:id="68" w:name="ref-gitelman2013"/>
+    <w:bookmarkEnd w:id="77"/>
+    <w:bookmarkStart w:id="79" w:name="ref-gitelman2013"/>
     <w:p>
       <w:pPr>
         <w:pStyle w:val="Bibliography"/>
@@ -5135,7 +6925,7 @@
         <w:t xml:space="preserve">	</w:t>
       </w:r>
       <w:r>
-        <w:t xml:space="preserve">, ed.Gitelman L.</w:t>
+        <w:t xml:space="preserve">, ed.Lisa Gitelman.</w:t>
       </w:r>
       <w:r>
         <w:t xml:space="preserve"> </w:t>
@@ -5150,7 +6940,7 @@
       <w:r>
         <w:t xml:space="preserve">. MIT Press; 2013. doi:</w:t>
       </w:r>
-      <w:hyperlink r:id="rId67">
+      <w:hyperlink r:id="rId78">
         <w:r>
           <w:rPr>
             <w:rStyle w:val="Hyperlink"/>
@@ -5159,8 +6949,8 @@
         </w:r>
       </w:hyperlink>
     </w:p>
-    <w:bookmarkEnd w:id="68"/>
-    <w:bookmarkStart w:id="70" w:name="ref-wang2020"/>
+    <w:bookmarkEnd w:id="79"/>
+    <w:bookmarkStart w:id="81" w:name="ref-wang2020"/>
     <w:p>
       <w:pPr>
         <w:pStyle w:val="Bibliography"/>
@@ -5175,7 +6965,7 @@
         <w:t xml:space="preserve">	</w:t>
       </w:r>
       <w:r>
-        <w:t xml:space="preserve">Wang S P.</w:t>
+        <w:t xml:space="preserve">Shi Wang P.</w:t>
       </w:r>
       <w:r>
         <w:t xml:space="preserve"> </w:t>
@@ -5199,7 +6989,7 @@
       <w:r>
         <w:t xml:space="preserve">. 2020. doi:</w:t>
       </w:r>
-      <w:hyperlink r:id="rId69">
+      <w:hyperlink r:id="rId80">
         <w:r>
           <w:rPr>
             <w:rStyle w:val="Hyperlink"/>
@@ -5208,8 +6998,8 @@
         </w:r>
       </w:hyperlink>
     </w:p>
-    <w:bookmarkEnd w:id="70"/>
-    <w:bookmarkStart w:id="72" w:name="ref-mayo2016"/>
+    <w:bookmarkEnd w:id="81"/>
+    <w:bookmarkStart w:id="83" w:name="ref-mayo2016"/>
     <w:p>
       <w:pPr>
         <w:pStyle w:val="Bibliography"/>
@@ -5224,7 +7014,7 @@
         <w:t xml:space="preserve">	</w:t>
       </w:r>
       <w:r>
-        <w:t xml:space="preserve">Mayo CS, Deasy JO, Chera BS, Freymann J, Kirby JS, Hardenberg PH.</w:t>
+        <w:t xml:space="preserve">Charles S. Mayo, Joseph O. Deasy, Bhishamjit S. Chera, John Freymann, Justin S. Kirby, Patricia H. Hardenberg.</w:t>
       </w:r>
       <w:r>
         <w:t xml:space="preserve"> </w:t>
@@ -5245,7 +7035,7 @@
       <w:r>
         <w:t xml:space="preserve">. 2016;95(3):916-921. doi:</w:t>
       </w:r>
-      <w:hyperlink r:id="rId71">
+      <w:hyperlink r:id="rId82">
         <w:r>
           <w:rPr>
             <w:rStyle w:val="Hyperlink"/>
@@ -5254,8 +7044,8 @@
         </w:r>
       </w:hyperlink>
     </w:p>
-    <w:bookmarkEnd w:id="72"/>
-    <w:bookmarkStart w:id="74" w:name="ref-ledikwe2013"/>
+    <w:bookmarkEnd w:id="83"/>
+    <w:bookmarkStart w:id="85" w:name="ref-ledikwe2013"/>
     <w:p>
       <w:pPr>
         <w:pStyle w:val="Bibliography"/>
@@ -5270,7 +7060,7 @@
         <w:t xml:space="preserve">	</w:t>
       </w:r>
       <w:r>
-        <w:t xml:space="preserve">Ledikwe R J. H.</w:t>
+        <w:t xml:space="preserve">Reason Ledikwe J. H.</w:t>
       </w:r>
       <w:r>
         <w:t xml:space="preserve"> </w:t>
@@ -5294,7 +7084,7 @@
       <w:r>
         <w:t xml:space="preserve">. 2013;11(1). doi:</w:t>
       </w:r>
-      <w:hyperlink r:id="rId73">
+      <w:hyperlink r:id="rId84">
         <w:r>
           <w:rPr>
             <w:rStyle w:val="Hyperlink"/>
@@ -5303,8 +7093,8 @@
         </w:r>
       </w:hyperlink>
     </w:p>
-    <w:bookmarkEnd w:id="74"/>
-    <w:bookmarkStart w:id="76" w:name="ref-mantas2010"/>
+    <w:bookmarkEnd w:id="85"/>
+    <w:bookmarkStart w:id="87" w:name="ref-mantas2010"/>
     <w:p>
       <w:pPr>
         <w:pStyle w:val="Bibliography"/>
@@ -5319,7 +7109,7 @@
         <w:t xml:space="preserve">	</w:t>
       </w:r>
       <w:r>
-        <w:t xml:space="preserve">Mantas A J.</w:t>
+        <w:t xml:space="preserve">Ammenwerth Mantas J.</w:t>
       </w:r>
       <w:r>
         <w:t xml:space="preserve"> </w:t>
@@ -5343,7 +7133,7 @@
       <w:r>
         <w:t xml:space="preserve">. 2010;49(2):105-120. doi:</w:t>
       </w:r>
-      <w:hyperlink r:id="rId75">
+      <w:hyperlink r:id="rId86">
         <w:r>
           <w:rPr>
             <w:rStyle w:val="Hyperlink"/>
@@ -5352,8 +7142,8 @@
         </w:r>
       </w:hyperlink>
     </w:p>
-    <w:bookmarkEnd w:id="76"/>
-    <w:bookmarkStart w:id="78" w:name="ref-ang2004"/>
+    <w:bookmarkEnd w:id="87"/>
+    <w:bookmarkStart w:id="89" w:name="ref-ang2004"/>
     <w:p>
       <w:pPr>
         <w:pStyle w:val="Bibliography"/>
@@ -5368,7 +7158,7 @@
         <w:t xml:space="preserve">	</w:t>
       </w:r>
       <w:r>
-        <w:t xml:space="preserve">Ang S, Slaughter S.</w:t>
+        <w:t xml:space="preserve">S. Ang, S. Slaughter.</w:t>
       </w:r>
       <w:r>
         <w:t xml:space="preserve"> </w:t>
@@ -5448,7 +7238,7 @@
       <w:r>
         <w:t xml:space="preserve">. 2004;35(3):11-27. doi:</w:t>
       </w:r>
-      <w:hyperlink r:id="rId77">
+      <w:hyperlink r:id="rId88">
         <w:r>
           <w:rPr>
             <w:rStyle w:val="Hyperlink"/>
@@ -5457,8 +7247,8 @@
         </w:r>
       </w:hyperlink>
     </w:p>
-    <w:bookmarkEnd w:id="78"/>
-    <w:bookmarkStart w:id="80" w:name="ref-farnese2019"/>
+    <w:bookmarkEnd w:id="89"/>
+    <w:bookmarkStart w:id="91" w:name="ref-farnese2019"/>
     <w:p>
       <w:pPr>
         <w:pStyle w:val="Bibliography"/>
@@ -5473,7 +7263,7 @@
         <w:t xml:space="preserve">	</w:t>
       </w:r>
       <w:r>
-        <w:t xml:space="preserve">Farnese B M. L.</w:t>
+        <w:t xml:space="preserve">Barbieri Farnese M. L.</w:t>
       </w:r>
       <w:r>
         <w:t xml:space="preserve"> </w:t>
@@ -5509,7 +7299,7 @@
       <w:r>
         <w:t xml:space="preserve">. 2019;10. doi:</w:t>
       </w:r>
-      <w:hyperlink r:id="rId79">
+      <w:hyperlink r:id="rId90">
         <w:r>
           <w:rPr>
             <w:rStyle w:val="Hyperlink"/>
@@ -5518,8 +7308,8 @@
         </w:r>
       </w:hyperlink>
     </w:p>
-    <w:bookmarkEnd w:id="80"/>
-    <w:bookmarkStart w:id="82" w:name="ref-tyndall2010"/>
+    <w:bookmarkEnd w:id="91"/>
+    <w:bookmarkStart w:id="93" w:name="ref-tyndall2010"/>
     <w:p>
       <w:pPr>
         <w:pStyle w:val="Bibliography"/>
@@ -5534,7 +7324,7 @@
         <w:t xml:space="preserve">	</w:t>
       </w:r>
       <w:r>
-        <w:t xml:space="preserve">Tyndall J.</w:t>
+        <w:t xml:space="preserve">J Tyndall.</w:t>
       </w:r>
       <w:r>
         <w:t xml:space="preserve"> </w:t>
@@ -5554,7 +7344,7 @@
       <w:r>
         <w:t xml:space="preserve"> </w:t>
       </w:r>
-      <w:hyperlink r:id="rId81">
+      <w:hyperlink r:id="rId92">
         <w:r>
           <w:rPr>
             <w:rStyle w:val="Hyperlink"/>
@@ -5563,8 +7353,8 @@
         </w:r>
       </w:hyperlink>
     </w:p>
-    <w:bookmarkEnd w:id="82"/>
-    <w:bookmarkStart w:id="84" w:name="ref-foos2006"/>
+    <w:bookmarkEnd w:id="93"/>
+    <w:bookmarkStart w:id="95" w:name="ref-foos2006"/>
     <w:p>
       <w:pPr>
         <w:pStyle w:val="Bibliography"/>
@@ -5579,7 +7369,7 @@
         <w:t xml:space="preserve">	</w:t>
       </w:r>
       <w:r>
-        <w:t xml:space="preserve">Foos T, Schum G, Rothenberg S.</w:t>
+        <w:t xml:space="preserve">Ted Foos, Gary Schum, Sandra Rothenberg.</w:t>
       </w:r>
       <w:r>
         <w:t xml:space="preserve"> </w:t>
@@ -5603,7 +7393,7 @@
       <w:r>
         <w:t xml:space="preserve">. 2006;10(1):6-18. doi:</w:t>
       </w:r>
-      <w:hyperlink r:id="rId83">
+      <w:hyperlink r:id="rId94">
         <w:r>
           <w:rPr>
             <w:rStyle w:val="Hyperlink"/>
@@ -5612,8 +7402,8 @@
         </w:r>
       </w:hyperlink>
     </w:p>
-    <w:bookmarkEnd w:id="84"/>
-    <w:bookmarkStart w:id="86" w:name="ref-nsi2025"/>
+    <w:bookmarkEnd w:id="95"/>
+    <w:bookmarkStart w:id="97" w:name="ref-nsi2025"/>
     <w:p>
       <w:pPr>
         <w:pStyle w:val="Bibliography"/>
@@ -5646,7 +7436,7 @@
       <w:r>
         <w:t xml:space="preserve"> </w:t>
       </w:r>
-      <w:hyperlink r:id="rId85">
+      <w:hyperlink r:id="rId96">
         <w:r>
           <w:rPr>
             <w:rStyle w:val="Hyperlink"/>
@@ -5655,8 +7445,8 @@
         </w:r>
       </w:hyperlink>
     </w:p>
-    <w:bookmarkEnd w:id="86"/>
-    <w:bookmarkStart w:id="88" w:name="ref-massingham2018"/>
+    <w:bookmarkEnd w:id="97"/>
+    <w:bookmarkStart w:id="99" w:name="ref-massingham2018"/>
     <w:p>
       <w:pPr>
         <w:pStyle w:val="Bibliography"/>
@@ -5671,7 +7461,7 @@
         <w:t xml:space="preserve">	</w:t>
       </w:r>
       <w:r>
-        <w:t xml:space="preserve">Massingham PR.</w:t>
+        <w:t xml:space="preserve">P. R Massingham.</w:t>
       </w:r>
       <w:r>
         <w:t xml:space="preserve"> </w:t>
@@ -5695,7 +7485,7 @@
       <w:r>
         <w:t xml:space="preserve">. 2018;22(4):721-758. doi:</w:t>
       </w:r>
-      <w:hyperlink r:id="rId87">
+      <w:hyperlink r:id="rId98">
         <w:r>
           <w:rPr>
             <w:rStyle w:val="Hyperlink"/>
@@ -5704,8 +7494,8 @@
         </w:r>
       </w:hyperlink>
     </w:p>
-    <w:bookmarkEnd w:id="88"/>
-    <w:bookmarkStart w:id="90" w:name="ref-zhang2025"/>
+    <w:bookmarkEnd w:id="99"/>
+    <w:bookmarkStart w:id="101" w:name="ref-zhang2025"/>
     <w:p>
       <w:pPr>
         <w:pStyle w:val="Bibliography"/>
@@ -5720,7 +7510,7 @@
         <w:t xml:space="preserve">	</w:t>
       </w:r>
       <w:r>
-        <w:t xml:space="preserve">Zhang W, Zhang W, Daim T, Yalçın H.</w:t>
+        <w:t xml:space="preserve">Wenyao Zhang, Wei Zhang, Tugrul Daim, Haydar Yalçın.</w:t>
       </w:r>
       <w:r>
         <w:t xml:space="preserve"> </w:t>
@@ -5762,7 +7552,7 @@
       <w:r>
         <w:t xml:space="preserve">. 2025;29(5):1618-1654. doi:</w:t>
       </w:r>
-      <w:hyperlink r:id="rId89">
+      <w:hyperlink r:id="rId100">
         <w:r>
           <w:rPr>
             <w:rStyle w:val="Hyperlink"/>
@@ -5771,8 +7561,8 @@
         </w:r>
       </w:hyperlink>
     </w:p>
-    <w:bookmarkEnd w:id="90"/>
-    <w:bookmarkStart w:id="92" w:name="ref-goffin2011"/>
+    <w:bookmarkEnd w:id="101"/>
+    <w:bookmarkStart w:id="103" w:name="ref-goffin2011"/>
     <w:p>
       <w:pPr>
         <w:pStyle w:val="Bibliography"/>
@@ -5787,7 +7577,7 @@
         <w:t xml:space="preserve">	</w:t>
       </w:r>
       <w:r>
-        <w:t xml:space="preserve">Goffin K, Koners U.</w:t>
+        <w:t xml:space="preserve">Keith Goffin, Ursula Koners.</w:t>
       </w:r>
       <w:r>
         <w:t xml:space="preserve"> </w:t>
@@ -5811,7 +7601,7 @@
       <w:r>
         <w:t xml:space="preserve">. 2011;28(2):300-318. doi:</w:t>
       </w:r>
-      <w:hyperlink r:id="rId91">
+      <w:hyperlink r:id="rId102">
         <w:r>
           <w:rPr>
             <w:rStyle w:val="Hyperlink"/>
@@ -5820,8 +7610,8 @@
         </w:r>
       </w:hyperlink>
     </w:p>
-    <w:bookmarkEnd w:id="92"/>
-    <w:bookmarkStart w:id="94" w:name="ref-himssworkforce2024"/>
+    <w:bookmarkEnd w:id="103"/>
+    <w:bookmarkStart w:id="105" w:name="ref-himssworkforce2024"/>
     <w:p>
       <w:pPr>
         <w:pStyle w:val="Bibliography"/>
@@ -5854,7 +7644,7 @@
       <w:r>
         <w:t xml:space="preserve"> </w:t>
       </w:r>
-      <w:hyperlink r:id="rId93">
+      <w:hyperlink r:id="rId104">
         <w:r>
           <w:rPr>
             <w:rStyle w:val="Hyperlink"/>
@@ -5863,8 +7653,8 @@
         </w:r>
       </w:hyperlink>
     </w:p>
-    <w:bookmarkEnd w:id="94"/>
-    <w:bookmarkStart w:id="96" w:name="ref-moore2018"/>
+    <w:bookmarkEnd w:id="105"/>
+    <w:bookmarkStart w:id="107" w:name="ref-moore2018"/>
     <w:p>
       <w:pPr>
         <w:pStyle w:val="Bibliography"/>
@@ -5879,7 +7669,7 @@
         <w:t xml:space="preserve">	</w:t>
       </w:r>
       <w:r>
-        <w:t xml:space="preserve">Moore D et al.</w:t>
+        <w:t xml:space="preserve">D. Moore, others.</w:t>
       </w:r>
       <w:r>
         <w:t xml:space="preserve"> </w:t>
@@ -5906,7 +7696,7 @@
       <w:r>
         <w:t xml:space="preserve"> </w:t>
       </w:r>
-      <w:hyperlink r:id="rId95">
+      <w:hyperlink r:id="rId106">
         <w:r>
           <w:rPr>
             <w:rStyle w:val="Hyperlink"/>
@@ -5915,8 +7705,8 @@
         </w:r>
       </w:hyperlink>
     </w:p>
-    <w:bookmarkEnd w:id="96"/>
-    <w:bookmarkStart w:id="98" w:name="ref-foss2007"/>
+    <w:bookmarkEnd w:id="107"/>
+    <w:bookmarkStart w:id="109" w:name="ref-foss2007"/>
     <w:p>
       <w:pPr>
         <w:pStyle w:val="Bibliography"/>
@@ -5931,7 +7721,7 @@
         <w:t xml:space="preserve">	</w:t>
       </w:r>
       <w:r>
-        <w:t xml:space="preserve">Foss NJ.</w:t>
+        <w:t xml:space="preserve">Nicolai J. Foss.</w:t>
       </w:r>
       <w:r>
         <w:t xml:space="preserve"> </w:t>
@@ -5955,7 +7745,7 @@
       <w:r>
         <w:t xml:space="preserve">. 2007;14(1):29-52. doi:</w:t>
       </w:r>
-      <w:hyperlink r:id="rId97">
+      <w:hyperlink r:id="rId108">
         <w:r>
           <w:rPr>
             <w:rStyle w:val="Hyperlink"/>
@@ -5964,8 +7754,8 @@
         </w:r>
       </w:hyperlink>
     </w:p>
-    <w:bookmarkEnd w:id="98"/>
-    <w:bookmarkStart w:id="100" w:name="ref-lee2023"/>
+    <w:bookmarkEnd w:id="109"/>
+    <w:bookmarkStart w:id="111" w:name="ref-lee2023"/>
     <w:p>
       <w:pPr>
         <w:pStyle w:val="Bibliography"/>
@@ -5980,7 +7770,7 @@
         <w:t xml:space="preserve">	</w:t>
       </w:r>
       <w:r>
-        <w:t xml:space="preserve">Lee et al G.</w:t>
+        <w:t xml:space="preserve">et al Lee G.</w:t>
       </w:r>
       <w:r>
         <w:t xml:space="preserve"> </w:t>
@@ -6007,7 +7797,7 @@
       <w:r>
         <w:t xml:space="preserve"> </w:t>
       </w:r>
-      <w:hyperlink r:id="rId99">
+      <w:hyperlink r:id="rId110">
         <w:r>
           <w:rPr>
             <w:rStyle w:val="Hyperlink"/>
@@ -6016,8 +7806,8 @@
         </w:r>
       </w:hyperlink>
     </w:p>
-    <w:bookmarkEnd w:id="100"/>
-    <w:bookmarkStart w:id="102" w:name="ref-bravorocca2023"/>
+    <w:bookmarkEnd w:id="111"/>
+    <w:bookmarkStart w:id="113" w:name="ref-bravorocca2023"/>
     <w:p>
       <w:pPr>
         <w:pStyle w:val="Bibliography"/>
@@ -6032,7 +7822,7 @@
         <w:t xml:space="preserve">	</w:t>
       </w:r>
       <w:r>
-        <w:t xml:space="preserve">Bravo Rocca G.</w:t>
+        <w:t xml:space="preserve">Gusseppe Bravo Rocca.</w:t>
       </w:r>
       <w:r>
         <w:t xml:space="preserve"> </w:t>
@@ -6056,7 +7846,7 @@
       <w:r>
         <w:t xml:space="preserve"> </w:t>
       </w:r>
-      <w:hyperlink r:id="rId101">
+      <w:hyperlink r:id="rId112">
         <w:r>
           <w:rPr>
             <w:rStyle w:val="Hyperlink"/>
@@ -6065,8 +7855,8 @@
         </w:r>
       </w:hyperlink>
     </w:p>
-    <w:bookmarkEnd w:id="102"/>
-    <w:bookmarkStart w:id="104" w:name="ref-mosqueirarey2023"/>
+    <w:bookmarkEnd w:id="113"/>
+    <w:bookmarkStart w:id="115" w:name="ref-mosqueirarey2023"/>
     <w:p>
       <w:pPr>
         <w:pStyle w:val="Bibliography"/>
@@ -6081,7 +7871,7 @@
         <w:t xml:space="preserve">	</w:t>
       </w:r>
       <w:r>
-        <w:t xml:space="preserve">Mosqueira-Rey E, Hernández-Pereira E, Alonso-Ríos D, Bobes-Bascarán J, Fernández-Leal Á. Human-in-the-loop machine learning: A state of the art.</w:t>
+        <w:t xml:space="preserve">Eduardo Mosqueira-Rey, Elena Hernández-Pereira, David Alonso-Ríos, José Bobes-Bascarán, Ángel Fernández-Leal. Human-in-the-loop machine learning: A state of the art.</w:t>
       </w:r>
       <w:r>
         <w:t xml:space="preserve"> </w:t>
@@ -6096,7 +7886,7 @@
       <w:r>
         <w:t xml:space="preserve">. 2023;56:3005-3054. doi:</w:t>
       </w:r>
-      <w:hyperlink r:id="rId103">
+      <w:hyperlink r:id="rId114">
         <w:r>
           <w:rPr>
             <w:rStyle w:val="Hyperlink"/>
@@ -6105,8 +7895,8 @@
         </w:r>
       </w:hyperlink>
     </w:p>
-    <w:bookmarkEnd w:id="104"/>
-    <w:bookmarkStart w:id="106" w:name="ref-benbya2004"/>
+    <w:bookmarkEnd w:id="115"/>
+    <w:bookmarkStart w:id="117" w:name="ref-benbya2004"/>
     <w:p>
       <w:pPr>
         <w:pStyle w:val="Bibliography"/>
@@ -6121,7 +7911,7 @@
         <w:t xml:space="preserve">	</w:t>
       </w:r>
       <w:r>
-        <w:t xml:space="preserve">Benbya P H.</w:t>
+        <w:t xml:space="preserve">Passiante Benbya H.</w:t>
       </w:r>
       <w:r>
         <w:t xml:space="preserve"> </w:t>
@@ -6145,7 +7935,7 @@
       <w:r>
         <w:t xml:space="preserve">. 2004;24(3):201-220. doi:</w:t>
       </w:r>
-      <w:hyperlink r:id="rId105">
+      <w:hyperlink r:id="rId116">
         <w:r>
           <w:rPr>
             <w:rStyle w:val="Hyperlink"/>
@@ -6154,8 +7944,8 @@
         </w:r>
       </w:hyperlink>
     </w:p>
-    <w:bookmarkEnd w:id="106"/>
-    <w:bookmarkStart w:id="108" w:name="ref-whittaker2008"/>
+    <w:bookmarkEnd w:id="117"/>
+    <w:bookmarkStart w:id="119" w:name="ref-whittaker2008"/>
     <w:p>
       <w:pPr>
         <w:pStyle w:val="Bibliography"/>
@@ -6170,7 +7960,7 @@
         <w:t xml:space="preserve">	</w:t>
       </w:r>
       <w:r>
-        <w:t xml:space="preserve">Whittaker S, Tucker S, Swampillai K, Laban R. Design and evaluation of systems to support interaction capture and retrieval.</w:t>
+        <w:t xml:space="preserve">Steve Whittaker, Simon Tucker, Kumutha Swampillai, Rachel Laban. Design and evaluation of systems to support interaction capture and retrieval.</w:t>
       </w:r>
       <w:r>
         <w:t xml:space="preserve"> </w:t>
@@ -6185,7 +7975,7 @@
       <w:r>
         <w:t xml:space="preserve">. 2008;12(3):197-221. doi:</w:t>
       </w:r>
-      <w:hyperlink r:id="rId107">
+      <w:hyperlink r:id="rId118">
         <w:r>
           <w:rPr>
             <w:rStyle w:val="Hyperlink"/>
@@ -6194,8 +7984,8 @@
         </w:r>
       </w:hyperlink>
     </w:p>
-    <w:bookmarkEnd w:id="108"/>
-    <w:bookmarkStart w:id="110" w:name="ref-battula2025"/>
+    <w:bookmarkEnd w:id="119"/>
+    <w:bookmarkStart w:id="121" w:name="ref-battula2025"/>
     <w:p>
       <w:pPr>
         <w:pStyle w:val="Bibliography"/>
@@ -6210,7 +8000,7 @@
         <w:t xml:space="preserve">	</w:t>
       </w:r>
       <w:r>
-        <w:t xml:space="preserve">Battula SKY.</w:t>
+        <w:t xml:space="preserve">Sai Kiran Yadav Battula.</w:t>
       </w:r>
       <w:r>
         <w:t xml:space="preserve"> </w:t>
@@ -6234,7 +8024,7 @@
       <w:r>
         <w:t xml:space="preserve">. 2025;6(4):218-226. doi:</w:t>
       </w:r>
-      <w:hyperlink r:id="rId109">
+      <w:hyperlink r:id="rId120">
         <w:r>
           <w:rPr>
             <w:rStyle w:val="Hyperlink"/>
@@ -6243,8 +8033,8 @@
         </w:r>
       </w:hyperlink>
     </w:p>
-    <w:bookmarkEnd w:id="110"/>
-    <w:bookmarkStart w:id="112" w:name="ref-jindal2019"/>
+    <w:bookmarkEnd w:id="121"/>
+    <w:bookmarkStart w:id="123" w:name="ref-jindal2019"/>
     <w:p>
       <w:pPr>
         <w:pStyle w:val="Bibliography"/>
@@ -6259,7 +8049,7 @@
         <w:t xml:space="preserve">	</w:t>
       </w:r>
       <w:r>
-        <w:t xml:space="preserve">Jindal A, Patel H, Roy A, et al.</w:t>
+        <w:t xml:space="preserve">A. Jindal, H. Patel, A. Roy, S. Qiao, Z. Yin, R. Sen, S. Krishnan.</w:t>
       </w:r>
       <w:r>
         <w:t xml:space="preserve"> </w:t>
@@ -6283,7 +8073,7 @@
       <w:r>
         <w:t xml:space="preserve">. 2019:416-427. doi:</w:t>
       </w:r>
-      <w:hyperlink r:id="rId111">
+      <w:hyperlink r:id="rId122">
         <w:r>
           <w:rPr>
             <w:rStyle w:val="Hyperlink"/>
@@ -6292,8 +8082,8 @@
         </w:r>
       </w:hyperlink>
     </w:p>
-    <w:bookmarkEnd w:id="112"/>
-    <w:bookmarkStart w:id="114" w:name="ref-kul2018"/>
+    <w:bookmarkEnd w:id="123"/>
+    <w:bookmarkStart w:id="125" w:name="ref-kul2018"/>
     <w:p>
       <w:pPr>
         <w:pStyle w:val="Bibliography"/>
@@ -6308,7 +8098,7 @@
         <w:t xml:space="preserve">	</w:t>
       </w:r>
       <w:r>
-        <w:t xml:space="preserve">Kul G, Luong DTA, Xie T, Chandola V, Kennedy O, Upadhyaya S.</w:t>
+        <w:t xml:space="preserve">G. Kul, D. T. A. Luong, T. Xie, V. Chandola, O. Kennedy, S. Upadhyaya.</w:t>
       </w:r>
       <w:r>
         <w:t xml:space="preserve"> </w:t>
@@ -6332,7 +8122,7 @@
       <w:r>
         <w:t xml:space="preserve">. 2018;30(12):2408-2420. doi:</w:t>
       </w:r>
-      <w:hyperlink r:id="rId113">
+      <w:hyperlink r:id="rId124">
         <w:r>
           <w:rPr>
             <w:rStyle w:val="Hyperlink"/>
@@ -6341,8 +8131,8 @@
         </w:r>
       </w:hyperlink>
     </w:p>
-    <w:bookmarkEnd w:id="114"/>
-    <w:bookmarkStart w:id="116" w:name="ref-ziletti2024"/>
+    <w:bookmarkEnd w:id="125"/>
+    <w:bookmarkStart w:id="127" w:name="ref-ziletti2024"/>
     <w:p>
       <w:pPr>
         <w:pStyle w:val="Bibliography"/>
@@ -6357,7 +8147,7 @@
         <w:t xml:space="preserve">	</w:t>
       </w:r>
       <w:r>
-        <w:t xml:space="preserve">Ziletti &amp;D A.</w:t>
+        <w:t xml:space="preserve">&amp; D’Ambrosi Ziletti A.</w:t>
       </w:r>
       <w:r>
         <w:t xml:space="preserve"> </w:t>
@@ -6426,7 +8216,7 @@
       <w:r>
         <w:t xml:space="preserve"> </w:t>
       </w:r>
-      <w:hyperlink r:id="rId115">
+      <w:hyperlink r:id="rId126">
         <w:r>
           <w:rPr>
             <w:rStyle w:val="Hyperlink"/>
@@ -6435,8 +8225,8 @@
         </w:r>
       </w:hyperlink>
     </w:p>
-    <w:bookmarkEnd w:id="116"/>
-    <w:bookmarkStart w:id="117" w:name="ref-davenport2007"/>
+    <w:bookmarkEnd w:id="127"/>
+    <w:bookmarkStart w:id="128" w:name="ref-davenport2007"/>
     <w:p>
       <w:pPr>
         <w:pStyle w:val="Bibliography"/>
@@ -6451,7 +8241,7 @@
         <w:t xml:space="preserve">	</w:t>
       </w:r>
       <w:r>
-        <w:t xml:space="preserve">Davenport TH, Harris JG.</w:t>
+        <w:t xml:space="preserve">T. H. Davenport, J. G. Harris.</w:t>
       </w:r>
       <w:r>
         <w:t xml:space="preserve"> </w:t>
@@ -6467,8 +8257,8 @@
         <w:t xml:space="preserve">. Harvard Business School Press; 2007.</w:t>
       </w:r>
     </w:p>
-    <w:bookmarkEnd w:id="117"/>
-    <w:bookmarkStart w:id="119" w:name="ref-grossman2018"/>
+    <w:bookmarkEnd w:id="128"/>
+    <w:bookmarkStart w:id="130" w:name="ref-grossman2018"/>
     <w:p>
       <w:pPr>
         <w:pStyle w:val="Bibliography"/>
@@ -6483,7 +8273,7 @@
         <w:t xml:space="preserve">	</w:t>
       </w:r>
       <w:r>
-        <w:t xml:space="preserve">Grossman RL.</w:t>
+        <w:t xml:space="preserve">R. L. Grossman.</w:t>
       </w:r>
       <w:r>
         <w:t xml:space="preserve"> </w:t>
@@ -6507,7 +8297,7 @@
       <w:r>
         <w:t xml:space="preserve">. 2018;38(1):45-51. doi:</w:t>
       </w:r>
-      <w:hyperlink r:id="rId118">
+      <w:hyperlink r:id="rId129">
         <w:r>
           <w:rPr>
             <w:rStyle w:val="Hyperlink"/>
@@ -6516,8 +8306,8 @@
         </w:r>
       </w:hyperlink>
     </w:p>
-    <w:bookmarkEnd w:id="119"/>
-    <w:bookmarkStart w:id="121" w:name="ref-langer2025"/>
+    <w:bookmarkEnd w:id="130"/>
+    <w:bookmarkStart w:id="132" w:name="ref-langer2025"/>
     <w:p>
       <w:pPr>
         <w:pStyle w:val="Bibliography"/>
@@ -6532,7 +8322,7 @@
         <w:t xml:space="preserve">	</w:t>
       </w:r>
       <w:r>
-        <w:t xml:space="preserve">Langer B.</w:t>
+        <w:t xml:space="preserve">B. Langer.</w:t>
       </w:r>
       <w:r>
         <w:t xml:space="preserve"> </w:t>
@@ -6556,7 +8346,7 @@
       <w:r>
         <w:t xml:space="preserve">. 2025;77(2):205-227. doi:</w:t>
       </w:r>
-      <w:hyperlink r:id="rId120">
+      <w:hyperlink r:id="rId131">
         <w:r>
           <w:rPr>
             <w:rStyle w:val="Hyperlink"/>
@@ -6565,8 +8355,8 @@
         </w:r>
       </w:hyperlink>
     </w:p>
-    <w:bookmarkEnd w:id="121"/>
-    <w:bookmarkStart w:id="123" w:name="ref-halbesleben2013"/>
+    <w:bookmarkEnd w:id="132"/>
+    <w:bookmarkStart w:id="134" w:name="ref-halbesleben2013"/>
     <w:p>
       <w:pPr>
         <w:pStyle w:val="Bibliography"/>
@@ -6581,7 +8371,7 @@
         <w:t xml:space="preserve">	</w:t>
       </w:r>
       <w:r>
-        <w:t xml:space="preserve">Halbesleben JRB, Whitman MV.</w:t>
+        <w:t xml:space="preserve">J. R. B. Halbesleben, M. V. Whitman.</w:t>
       </w:r>
       <w:r>
         <w:t xml:space="preserve"> </w:t>
@@ -6605,7 +8395,7 @@
       <w:r>
         <w:t xml:space="preserve">. 2013;48(3):913-930. doi:</w:t>
       </w:r>
-      <w:hyperlink r:id="rId122">
+      <w:hyperlink r:id="rId133">
         <w:r>
           <w:rPr>
             <w:rStyle w:val="Hyperlink"/>
@@ -6614,8 +8404,8 @@
         </w:r>
       </w:hyperlink>
     </w:p>
-    <w:bookmarkEnd w:id="123"/>
-    <w:bookmarkStart w:id="125" w:name="ref-tomaskovic1994"/>
+    <w:bookmarkEnd w:id="134"/>
+    <w:bookmarkStart w:id="136" w:name="ref-tomaskovic1994"/>
     <w:p>
       <w:pPr>
         <w:pStyle w:val="Bibliography"/>
@@ -6630,7 +8420,7 @@
         <w:t xml:space="preserve">	</w:t>
       </w:r>
       <w:r>
-        <w:t xml:space="preserve">Tomaskovic-Devey D, Leiter J, Thompson S.</w:t>
+        <w:t xml:space="preserve">D. Tomaskovic-Devey, J. Leiter, S. Thompson.</w:t>
       </w:r>
       <w:r>
         <w:t xml:space="preserve"> </w:t>
@@ -6654,7 +8444,7 @@
       <w:r>
         <w:t xml:space="preserve">. 1994;39(3):439-457. doi:</w:t>
       </w:r>
-      <w:hyperlink r:id="rId124">
+      <w:hyperlink r:id="rId135">
         <w:r>
           <w:rPr>
             <w:rStyle w:val="Hyperlink"/>
@@ -6663,8 +8453,8 @@
         </w:r>
       </w:hyperlink>
     </w:p>
-    <w:bookmarkEnd w:id="125"/>
-    <w:bookmarkStart w:id="127" w:name="ref-health2020"/>
+    <w:bookmarkEnd w:id="136"/>
+    <w:bookmarkStart w:id="138" w:name="ref-health2020"/>
     <w:p>
       <w:pPr>
         <w:pStyle w:val="Bibliography"/>
@@ -6693,7 +8483,7 @@
       <w:r>
         <w:t xml:space="preserve"> </w:t>
       </w:r>
-      <w:hyperlink r:id="rId126">
+      <w:hyperlink r:id="rId137">
         <w:r>
           <w:rPr>
             <w:rStyle w:val="Hyperlink"/>
@@ -6702,8 +8492,8 @@
         </w:r>
       </w:hyperlink>
     </w:p>
-    <w:bookmarkEnd w:id="127"/>
-    <w:bookmarkStart w:id="129" w:name="ref-snowdon2024"/>
+    <w:bookmarkEnd w:id="138"/>
+    <w:bookmarkStart w:id="140" w:name="ref-snowdon2024"/>
     <w:p>
       <w:pPr>
         <w:pStyle w:val="Bibliography"/>
@@ -6718,7 +8508,7 @@
         <w:t xml:space="preserve">	</w:t>
       </w:r>
       <w:r>
-        <w:t xml:space="preserve">Snowdon H A., Wright A.</w:t>
+        <w:t xml:space="preserve">Hussein Snowdon A., A. Wright.</w:t>
       </w:r>
       <w:r>
         <w:t xml:space="preserve"> </w:t>
@@ -6754,7 +8544,7 @@
       <w:r>
         <w:t xml:space="preserve">. 2024;26:e56316. doi:</w:t>
       </w:r>
-      <w:hyperlink r:id="rId128">
+      <w:hyperlink r:id="rId139">
         <w:r>
           <w:rPr>
             <w:rStyle w:val="Hyperlink"/>
@@ -6763,8 +8553,8 @@
         </w:r>
       </w:hyperlink>
     </w:p>
-    <w:bookmarkEnd w:id="129"/>
-    <w:bookmarkStart w:id="131" w:name="ref-yang2021"/>
+    <w:bookmarkEnd w:id="140"/>
+    <w:bookmarkStart w:id="142" w:name="ref-yang2021"/>
     <w:p>
       <w:pPr>
         <w:pStyle w:val="Bibliography"/>
@@ -6779,7 +8569,7 @@
         <w:t xml:space="preserve">	</w:t>
       </w:r>
       <w:r>
-        <w:t xml:space="preserve">Yang DX, Khera R, Miccio JA, Jairam V, et al.</w:t>
+        <w:t xml:space="preserve">David X Yang, Rohan Khera, Joseph A Miccio, Vikram Jairam, others.</w:t>
       </w:r>
       <w:r>
         <w:t xml:space="preserve"> </w:t>
@@ -6803,7 +8593,7 @@
       <w:r>
         <w:t xml:space="preserve">. 2021;4(3):e211793. doi:</w:t>
       </w:r>
-      <w:hyperlink r:id="rId130">
+      <w:hyperlink r:id="rId141">
         <w:r>
           <w:rPr>
             <w:rStyle w:val="Hyperlink"/>
@@ -6812,8 +8602,8 @@
         </w:r>
       </w:hyperlink>
     </w:p>
-    <w:bookmarkEnd w:id="131"/>
-    <w:bookmarkStart w:id="133" w:name="ref-latrella2024"/>
+    <w:bookmarkEnd w:id="142"/>
+    <w:bookmarkStart w:id="144" w:name="ref-latrella2024"/>
     <w:p>
       <w:pPr>
         <w:pStyle w:val="Bibliography"/>
@@ -6828,7 +8618,7 @@
         <w:t xml:space="preserve">	</w:t>
       </w:r>
       <w:r>
-        <w:t xml:space="preserve">Latrella &amp;B M.</w:t>
+        <w:t xml:space="preserve">&amp; Baldasare Latrella M.</w:t>
       </w:r>
       <w:r>
         <w:t xml:space="preserve"> </w:t>
@@ -6852,7 +8642,7 @@
       <w:r>
         <w:t xml:space="preserve">. 2024;8(3):212. doi:</w:t>
       </w:r>
-      <w:hyperlink r:id="rId132">
+      <w:hyperlink r:id="rId143">
         <w:r>
           <w:rPr>
             <w:rStyle w:val="Hyperlink"/>
@@ -6861,8 +8651,8 @@
         </w:r>
       </w:hyperlink>
     </w:p>
-    <w:bookmarkEnd w:id="133"/>
-    <w:bookmarkStart w:id="135" w:name="ref-shahbaz2019"/>
+    <w:bookmarkEnd w:id="144"/>
+    <w:bookmarkStart w:id="146" w:name="ref-shahbaz2019"/>
     <w:p>
       <w:pPr>
         <w:pStyle w:val="Bibliography"/>
@@ -6877,7 +8667,7 @@
         <w:t xml:space="preserve">	</w:t>
       </w:r>
       <w:r>
-        <w:t xml:space="preserve">Shahbaz G M.</w:t>
+        <w:t xml:space="preserve">Gao Shahbaz M.</w:t>
       </w:r>
       <w:r>
         <w:t xml:space="preserve"> </w:t>
@@ -6901,7 +8691,7 @@
       <w:r>
         <w:t xml:space="preserve">. 2019;6(1). doi:</w:t>
       </w:r>
-      <w:hyperlink r:id="rId134">
+      <w:hyperlink r:id="rId145">
         <w:r>
           <w:rPr>
             <w:rStyle w:val="Hyperlink"/>
@@ -6910,8 +8700,8 @@
         </w:r>
       </w:hyperlink>
     </w:p>
-    <w:bookmarkEnd w:id="135"/>
-    <w:bookmarkStart w:id="137" w:name="ref-kamble2019"/>
+    <w:bookmarkEnd w:id="146"/>
+    <w:bookmarkStart w:id="148" w:name="ref-kamble2019"/>
     <w:p>
       <w:pPr>
         <w:pStyle w:val="Bibliography"/>
@@ -6926,7 +8716,7 @@
         <w:t xml:space="preserve">	</w:t>
       </w:r>
       <w:r>
-        <w:t xml:space="preserve">Kamble SS, Gunasekaran A, Goswami M, Manda J.</w:t>
+        <w:t xml:space="preserve">Sachin S. Kamble, Angappa Gunasekaran, Milind Goswami, Jaswant Manda.</w:t>
       </w:r>
       <w:r>
         <w:t xml:space="preserve"> </w:t>
@@ -6950,7 +8740,7 @@
       <w:r>
         <w:t xml:space="preserve">. 2019;12(3):226-240. doi:</w:t>
       </w:r>
-      <w:hyperlink r:id="rId136">
+      <w:hyperlink r:id="rId147">
         <w:r>
           <w:rPr>
             <w:rStyle w:val="Hyperlink"/>
@@ -6959,8 +8749,8 @@
         </w:r>
       </w:hyperlink>
     </w:p>
-    <w:bookmarkEnd w:id="137"/>
-    <w:bookmarkStart w:id="139" w:name="ref-breu2002"/>
+    <w:bookmarkEnd w:id="148"/>
+    <w:bookmarkStart w:id="150" w:name="ref-breu2002"/>
     <w:p>
       <w:pPr>
         <w:pStyle w:val="Bibliography"/>
@@ -6975,7 +8765,7 @@
         <w:t xml:space="preserve">	</w:t>
       </w:r>
       <w:r>
-        <w:t xml:space="preserve">Breu K, Hemingway CJ, Strathern M, Bridger D.</w:t>
+        <w:t xml:space="preserve">K. Breu, C. J. Hemingway, M. Strathern, D. Bridger.</w:t>
       </w:r>
       <w:r>
         <w:t xml:space="preserve"> </w:t>
@@ -6999,7 +8789,7 @@
       <w:r>
         <w:t xml:space="preserve">. 2002;17(1):21-31. doi:</w:t>
       </w:r>
-      <w:hyperlink r:id="rId138">
+      <w:hyperlink r:id="rId149">
         <w:r>
           <w:rPr>
             <w:rStyle w:val="Hyperlink"/>
@@ -7008,8 +8798,8 @@
         </w:r>
       </w:hyperlink>
     </w:p>
-    <w:bookmarkEnd w:id="139"/>
-    <w:bookmarkStart w:id="141" w:name="ref-tessarini2021"/>
+    <w:bookmarkEnd w:id="150"/>
+    <w:bookmarkStart w:id="152" w:name="ref-tessarini2021"/>
     <w:p>
       <w:pPr>
         <w:pStyle w:val="Bibliography"/>
@@ -7024,7 +8814,7 @@
         <w:t xml:space="preserve">	</w:t>
       </w:r>
       <w:r>
-        <w:t xml:space="preserve">Tessarini Junior G, Saltorato P.</w:t>
+        <w:t xml:space="preserve">G. Tessarini Junior, P. Saltorato.</w:t>
       </w:r>
       <w:r>
         <w:t xml:space="preserve"> </w:t>
@@ -7048,7 +8838,7 @@
       <w:r>
         <w:t xml:space="preserve">. 2021;31(81):155-167. doi:</w:t>
       </w:r>
-      <w:hyperlink r:id="rId140">
+      <w:hyperlink r:id="rId151">
         <w:r>
           <w:rPr>
             <w:rStyle w:val="Hyperlink"/>
@@ -7057,8 +8847,8 @@
         </w:r>
       </w:hyperlink>
     </w:p>
-    <w:bookmarkEnd w:id="141"/>
-    <w:bookmarkStart w:id="143" w:name="ref-wynendaele2025"/>
+    <w:bookmarkEnd w:id="152"/>
+    <w:bookmarkStart w:id="154" w:name="ref-wynendaele2025"/>
     <w:p>
       <w:pPr>
         <w:pStyle w:val="Bibliography"/>
@@ -7073,7 +8863,7 @@
         <w:t xml:space="preserve">	</w:t>
       </w:r>
       <w:r>
-        <w:t xml:space="preserve">Wynendaele H, Clays E, Peeters E, DeJonghe Y, Van Hecke A, Trybou J.</w:t>
+        <w:t xml:space="preserve">Herlinde Wynendaele, Els Clays, Ellen Peeters, Yannai DeJonghe, Ann Van Hecke, Jeroen Trybou.</w:t>
       </w:r>
       <w:r>
         <w:t xml:space="preserve"> </w:t>
@@ -7097,7 +8887,7 @@
       <w:r>
         <w:t xml:space="preserve">. 2025;25(1). doi:</w:t>
       </w:r>
-      <w:hyperlink r:id="rId142">
+      <w:hyperlink r:id="rId153">
         <w:r>
           <w:rPr>
             <w:rStyle w:val="Hyperlink"/>
@@ -7106,8 +8896,8 @@
         </w:r>
       </w:hyperlink>
     </w:p>
-    <w:bookmarkEnd w:id="143"/>
-    <w:bookmarkStart w:id="145" w:name="ref-hackney2024"/>
+    <w:bookmarkEnd w:id="154"/>
+    <w:bookmarkStart w:id="156" w:name="ref-hackney2024"/>
     <w:p>
       <w:pPr>
         <w:pStyle w:val="Bibliography"/>
@@ -7122,7 +8912,7 @@
         <w:t xml:space="preserve">	</w:t>
       </w:r>
       <w:r>
-        <w:t xml:space="preserve">Hackney A.</w:t>
+        <w:t xml:space="preserve">A. Hackney.</w:t>
       </w:r>
       <w:r>
         <w:t xml:space="preserve"> </w:t>
@@ -7140,7 +8930,7 @@
       <w:r>
         <w:t xml:space="preserve"> </w:t>
       </w:r>
-      <w:hyperlink r:id="rId144">
+      <w:hyperlink r:id="rId155">
         <w:r>
           <w:rPr>
             <w:rStyle w:val="Hyperlink"/>
@@ -7149,8 +8939,8 @@
         </w:r>
       </w:hyperlink>
     </w:p>
-    <w:bookmarkEnd w:id="145"/>
-    <w:bookmarkStart w:id="147" w:name="ref-alpar2016"/>
+    <w:bookmarkEnd w:id="156"/>
+    <w:bookmarkStart w:id="158" w:name="ref-alpar2016"/>
     <w:p>
       <w:pPr>
         <w:pStyle w:val="Bibliography"/>
@@ -7165,7 +8955,7 @@
         <w:t xml:space="preserve">	</w:t>
       </w:r>
       <w:r>
-        <w:t xml:space="preserve">Alpar P, Schulz M.</w:t>
+        <w:t xml:space="preserve">P. Alpar, M. Schulz.</w:t>
       </w:r>
       <w:r>
         <w:t xml:space="preserve"> </w:t>
@@ -7189,7 +8979,7 @@
       <w:r>
         <w:t xml:space="preserve">. 2016;58(2):151-155. doi:</w:t>
       </w:r>
-      <w:hyperlink r:id="rId146">
+      <w:hyperlink r:id="rId157">
         <w:r>
           <w:rPr>
             <w:rStyle w:val="Hyperlink"/>
@@ -7198,8 +8988,8 @@
         </w:r>
       </w:hyperlink>
     </w:p>
-    <w:bookmarkEnd w:id="147"/>
-    <w:bookmarkStart w:id="149" w:name="ref-banihani2020"/>
+    <w:bookmarkEnd w:id="158"/>
+    <w:bookmarkStart w:id="160" w:name="ref-banihani2020"/>
     <w:p>
       <w:pPr>
         <w:pStyle w:val="Bibliography"/>
@@ -7214,7 +9004,7 @@
         <w:t xml:space="preserve">	</w:t>
       </w:r>
       <w:r>
-        <w:t xml:space="preserve">Bani-Hani I, Tona O, Carlsson S.</w:t>
+        <w:t xml:space="preserve">I. Bani-Hani, O. Tona, S. Carlsson.</w:t>
       </w:r>
       <w:r>
         <w:t xml:space="preserve"> </w:t>
@@ -7238,7 +9028,7 @@
       <w:r>
         <w:t xml:space="preserve">. 2020. doi:</w:t>
       </w:r>
-      <w:hyperlink r:id="rId148">
+      <w:hyperlink r:id="rId159">
         <w:r>
           <w:rPr>
             <w:rStyle w:val="Hyperlink"/>
@@ -7247,8 +9037,8 @@
         </w:r>
       </w:hyperlink>
     </w:p>
-    <w:bookmarkEnd w:id="149"/>
-    <w:bookmarkStart w:id="151" w:name="ref-blaskovic2025"/>
+    <w:bookmarkEnd w:id="160"/>
+    <w:bookmarkStart w:id="162" w:name="ref-blaskovic2025"/>
     <w:p>
       <w:pPr>
         <w:pStyle w:val="Bibliography"/>
@@ -7263,7 +9053,7 @@
         <w:t xml:space="preserve">	</w:t>
       </w:r>
       <w:r>
-        <w:t xml:space="preserve">Blašković L, Tanković N, Lorencin I, Baressi Šegota S.</w:t>
+        <w:t xml:space="preserve">Luka Blašković, Nikola Tanković, Ivan Lorencin, Sandi Baressi Šegota.</w:t>
       </w:r>
       <w:r>
         <w:t xml:space="preserve"> </w:t>
@@ -7287,7 +9077,7 @@
       <w:r>
         <w:t xml:space="preserve">. 2025;9(10):256. doi:</w:t>
       </w:r>
-      <w:hyperlink r:id="rId150">
+      <w:hyperlink r:id="rId161">
         <w:r>
           <w:rPr>
             <w:rStyle w:val="Hyperlink"/>
@@ -7296,8 +9086,8 @@
         </w:r>
       </w:hyperlink>
     </w:p>
-    <w:bookmarkEnd w:id="151"/>
-    <w:bookmarkStart w:id="153" w:name="ref-marshan2024"/>
+    <w:bookmarkEnd w:id="162"/>
+    <w:bookmarkStart w:id="164" w:name="ref-marshan2024"/>
     <w:p>
       <w:pPr>
         <w:pStyle w:val="Bibliography"/>
@@ -7312,7 +9102,7 @@
         <w:t xml:space="preserve">	</w:t>
       </w:r>
       <w:r>
-        <w:t xml:space="preserve">Marshan A A.</w:t>
+        <w:t xml:space="preserve">Almutairi Marshan A.</w:t>
       </w:r>
       <w:r>
         <w:t xml:space="preserve"> </w:t>
@@ -7336,7 +9126,7 @@
       <w:r>
         <w:t xml:space="preserve">. 2024;7. doi:</w:t>
       </w:r>
-      <w:hyperlink r:id="rId152">
+      <w:hyperlink r:id="rId163">
         <w:r>
           <w:rPr>
             <w:rStyle w:val="Hyperlink"/>
@@ -7345,8 +9135,8 @@
         </w:r>
       </w:hyperlink>
     </w:p>
-    <w:bookmarkEnd w:id="153"/>
-    <w:bookmarkStart w:id="155" w:name="ref-chen2026graph"/>
+    <w:bookmarkEnd w:id="164"/>
+    <w:bookmarkStart w:id="166" w:name="ref-chen2026graph"/>
     <w:p>
       <w:pPr>
         <w:pStyle w:val="Bibliography"/>
@@ -7361,7 +9151,7 @@
         <w:t xml:space="preserve">	</w:t>
       </w:r>
       <w:r>
-        <w:t xml:space="preserve">Chen Q, Peng J, Song B, Zhou Y, Ji R.</w:t>
+        <w:t xml:space="preserve">Qian Chen, Jun Peng, Baiyang Song, Yiyi Zhou, Rongrong Ji.</w:t>
       </w:r>
       <w:r>
         <w:t xml:space="preserve"> </w:t>
@@ -7385,7 +9175,7 @@
       <w:r>
         <w:t xml:space="preserve">. 2026;169:111800. doi:</w:t>
       </w:r>
-      <w:hyperlink r:id="rId154">
+      <w:hyperlink r:id="rId165">
         <w:r>
           <w:rPr>
             <w:rStyle w:val="Hyperlink"/>
@@ -7394,8 +9184,8 @@
         </w:r>
       </w:hyperlink>
     </w:p>
-    <w:bookmarkEnd w:id="155"/>
-    <w:bookmarkStart w:id="157" w:name="ref-tarbell2024"/>
+    <w:bookmarkEnd w:id="166"/>
+    <w:bookmarkStart w:id="168" w:name="ref-tarbell2024"/>
     <w:p>
       <w:pPr>
         <w:pStyle w:val="Bibliography"/>
@@ -7410,7 +9200,7 @@
         <w:t xml:space="preserve">	</w:t>
       </w:r>
       <w:r>
-        <w:t xml:space="preserve">Tarbell R, Choo KKR, Dietrich G, et al.</w:t>
+        <w:t xml:space="preserve">R. Tarbell, K. K. R. Choo, G. Dietrich, others.</w:t>
       </w:r>
       <w:r>
         <w:t xml:space="preserve"> </w:t>
@@ -7437,7 +9227,7 @@
       <w:r>
         <w:t xml:space="preserve"> </w:t>
       </w:r>
-      <w:hyperlink r:id="rId156">
+      <w:hyperlink r:id="rId167">
         <w:r>
           <w:rPr>
             <w:rStyle w:val="Hyperlink"/>
@@ -7446,8 +9236,8 @@
         </w:r>
       </w:hyperlink>
     </w:p>
-    <w:bookmarkEnd w:id="157"/>
-    <w:bookmarkStart w:id="159" w:name="ref-yuan2019"/>
+    <w:bookmarkEnd w:id="168"/>
+    <w:bookmarkStart w:id="170" w:name="ref-yuan2019"/>
     <w:p>
       <w:pPr>
         <w:pStyle w:val="Bibliography"/>
@@ -7462,7 +9252,7 @@
         <w:t xml:space="preserve">	</w:t>
       </w:r>
       <w:r>
-        <w:t xml:space="preserve">Yuan C, Ryan PB, Ta C, et al.</w:t>
+        <w:t xml:space="preserve">Chi Yuan, Patrick B. Ryan, Casey Ta, Yixuan Guo, Ziran Li, Jill Hardin, Rupa Makadia, Peng Jin, Ning Shang, Tian Kang, Chunhua Weng.</w:t>
       </w:r>
       <w:r>
         <w:t xml:space="preserve"> </w:t>
@@ -7486,7 +9276,7 @@
       <w:r>
         <w:t xml:space="preserve">. 2019;26(4):294-305. doi:</w:t>
       </w:r>
-      <w:hyperlink r:id="rId158">
+      <w:hyperlink r:id="rId169">
         <w:r>
           <w:rPr>
             <w:rStyle w:val="Hyperlink"/>
@@ -7495,8 +9285,8 @@
         </w:r>
       </w:hyperlink>
     </w:p>
-    <w:bookmarkEnd w:id="159"/>
-    <w:bookmarkStart w:id="161" w:name="ref-anthropic2025"/>
+    <w:bookmarkEnd w:id="170"/>
+    <w:bookmarkStart w:id="172" w:name="ref-anthropic2025"/>
     <w:p>
       <w:pPr>
         <w:pStyle w:val="Bibliography"/>
@@ -7531,7 +9321,7 @@
       <w:r>
         <w:t xml:space="preserve"> </w:t>
       </w:r>
-      <w:hyperlink r:id="rId160">
+      <w:hyperlink r:id="rId171">
         <w:r>
           <w:rPr>
             <w:rStyle w:val="Hyperlink"/>
@@ -7540,8 +9330,8 @@
         </w:r>
       </w:hyperlink>
     </w:p>
-    <w:bookmarkEnd w:id="161"/>
-    <w:bookmarkStart w:id="163" w:name="ref-hendrix1978"/>
+    <w:bookmarkEnd w:id="172"/>
+    <w:bookmarkStart w:id="174" w:name="ref-hendrix1978"/>
     <w:p>
       <w:pPr>
         <w:pStyle w:val="Bibliography"/>
@@ -7556,7 +9346,7 @@
         <w:t xml:space="preserve">	</w:t>
       </w:r>
       <w:r>
-        <w:t xml:space="preserve">Hendrix GG, Sacerdoti ED, Sagalowicz D, Slocum J.</w:t>
+        <w:t xml:space="preserve">Gary G. Hendrix, Earl D. Sacerdoti, Daniel Sagalowicz, Jonathan Slocum.</w:t>
       </w:r>
       <w:r>
         <w:t xml:space="preserve"> </w:t>
@@ -7594,7 +9384,7 @@
       <w:r>
         <w:t xml:space="preserve">. 1978;3(2):105-147. doi:</w:t>
       </w:r>
-      <w:hyperlink r:id="rId162">
+      <w:hyperlink r:id="rId173">
         <w:r>
           <w:rPr>
             <w:rStyle w:val="Hyperlink"/>
@@ -7603,8 +9393,8 @@
         </w:r>
       </w:hyperlink>
     </w:p>
-    <w:bookmarkEnd w:id="163"/>
-    <w:bookmarkStart w:id="165" w:name="ref-ogunwole2023"/>
+    <w:bookmarkEnd w:id="174"/>
+    <w:bookmarkStart w:id="176" w:name="ref-ogunwole2023"/>
     <w:p>
       <w:pPr>
         <w:pStyle w:val="Bibliography"/>
@@ -7619,7 +9409,7 @@
         <w:t xml:space="preserve">	</w:t>
       </w:r>
       <w:r>
-        <w:t xml:space="preserve">Ogunwole &amp;O O.</w:t>
+        <w:t xml:space="preserve">&amp; Onuk